--- a/Assignments/Assignment1/Team Report.docx
+++ b/Assignments/Assignment1/Team Report.docx
@@ -6,7 +6,9 @@
       <w:pPr>
         <w:jc w:val="center"/>
         <w:rPr>
-          <w:rFonts w:hint="default"/>
+          <w:rFonts w:hint="default" w:ascii="Times New Roman" w:hAnsi="Times New Roman" w:cs="Times New Roman"/>
+          <w:sz w:val="48"/>
+          <w:szCs w:val="48"/>
           <w:lang w:val="en-US"/>
         </w:rPr>
       </w:pPr>
@@ -144,7 +146,7 @@
           </mc:Choice>
           <mc:Fallback>
             <w:pict>
-              <v:shape id="_x0000_s1026" o:spid="_x0000_s1026" o:spt="202" type="#_x0000_t202" style="position:absolute;left:0pt;margin-left:-0.45pt;margin-top:33.2pt;height:68.15pt;width:315pt;z-index:251660288;mso-width-relative:page;mso-height-relative:page;" fillcolor="#FFFFFF [3201]" filled="t" stroked="f" coordsize="21600,21600" o:gfxdata="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">
+              <v:shape id="_x0000_s1026" o:spid="_x0000_s1026" o:spt="202" type="#_x0000_t202" style="position:absolute;left:0pt;margin-left:-0.45pt;margin-top:33.2pt;height:68.15pt;width:315pt;z-index:251660288;mso-width-relative:page;mso-height-relative:page;" fillcolor="#FFFFFF [3201]" filled="t" stroked="f" coordsize="21600,21600" o:gfxdata="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">
                 <v:fill on="t" focussize="0,0"/>
                 <v:stroke on="f" weight="0.5pt"/>
                 <v:imagedata o:title=""/>
@@ -367,115 +369,46 @@
       </w:r>
       <w:r>
         <w:rPr>
-          <w:rFonts w:hint="default"/>
-          <w:lang w:val="en-US"/>
-        </w:rPr>
-        <w:br w:type="textWrapping"/>
-      </w:r>
-      <w:r>
-        <w:rPr>
-          <w:rFonts w:hint="default"/>
-          <w:lang w:val="en-US"/>
-        </w:rPr>
-        <w:br w:type="textWrapping"/>
-      </w:r>
-      <w:r>
-        <w:rPr>
-          <w:rFonts w:hint="default"/>
-          <w:lang w:val="en-US"/>
-        </w:rPr>
-        <w:br w:type="textWrapping"/>
-      </w:r>
-      <w:r>
-        <w:rPr>
-          <w:rFonts w:hint="default"/>
-          <w:lang w:val="en-US"/>
-        </w:rPr>
-        <w:br w:type="textWrapping"/>
-      </w:r>
-      <w:r>
-        <w:rPr>
-          <w:rFonts w:hint="default"/>
-          <w:lang w:val="en-US"/>
-        </w:rPr>
-        <w:br w:type="textWrapping"/>
-      </w:r>
-      <w:r>
-        <w:rPr>
-          <w:rFonts w:hint="default"/>
-          <w:lang w:val="en-US"/>
-        </w:rPr>
-        <w:br w:type="textWrapping"/>
-      </w:r>
-      <w:r>
-        <w:rPr>
-          <w:rFonts w:hint="default"/>
-          <w:lang w:val="en-US"/>
-        </w:rPr>
-        <w:br w:type="textWrapping"/>
-      </w:r>
-      <w:r>
-        <w:rPr>
-          <w:rFonts w:hint="default"/>
-          <w:lang w:val="en-US"/>
-        </w:rPr>
-        <w:br w:type="textWrapping"/>
-      </w:r>
-      <w:r>
-        <w:rPr>
-          <w:rFonts w:hint="default"/>
-          <w:lang w:val="en-US"/>
-        </w:rPr>
-        <w:br w:type="textWrapping"/>
-      </w:r>
-    </w:p>
-    <w:p>
-      <w:pPr>
-        <w:jc w:val="center"/>
-        <w:rPr>
           <w:rFonts w:hint="default" w:ascii="Times New Roman" w:hAnsi="Times New Roman" w:cs="Times New Roman"/>
           <w:sz w:val="48"/>
           <w:szCs w:val="48"/>
           <w:lang w:val="en-US"/>
         </w:rPr>
-      </w:pPr>
-      <w:r>
-        <w:rPr>
-          <w:rFonts w:hint="default"/>
-          <w:lang w:val="en-US"/>
-        </w:rPr>
-        <w:br w:type="textWrapping"/>
-      </w:r>
-      <w:r>
+        <w:t>Smart Fleet Management (SmartFM)</w:t>
+      </w:r>
+    </w:p>
+    <w:p>
+      <w:pPr>
+        <w:ind w:left="480" w:hanging="480" w:hangingChars="100"/>
+        <w:jc w:val="center"/>
         <w:rPr>
           <w:rFonts w:hint="default" w:ascii="Times New Roman" w:hAnsi="Times New Roman" w:cs="Times New Roman"/>
           <w:sz w:val="48"/>
           <w:szCs w:val="48"/>
           <w:lang w:val="en-US"/>
         </w:rPr>
-        <w:t>Smart Fleet Management (SmartFM)</w:t>
-      </w:r>
-    </w:p>
-    <w:p>
-      <w:pPr>
-        <w:ind w:left="480" w:hanging="480" w:hangingChars="100"/>
-        <w:jc w:val="center"/>
+      </w:pPr>
+      <w:r>
         <w:rPr>
           <w:rFonts w:hint="default" w:ascii="Times New Roman" w:hAnsi="Times New Roman" w:cs="Times New Roman"/>
           <w:sz w:val="48"/>
           <w:szCs w:val="48"/>
           <w:lang w:val="en-US"/>
         </w:rPr>
-      </w:pPr>
-      <w:r>
+        <w:t>Software Requirement Specifications</w:t>
+      </w:r>
+    </w:p>
+    <w:p>
+      <w:pPr>
+        <w:ind w:left="480" w:hanging="480" w:hangingChars="100"/>
+        <w:jc w:val="left"/>
         <w:rPr>
           <w:rFonts w:hint="default" w:ascii="Times New Roman" w:hAnsi="Times New Roman" w:cs="Times New Roman"/>
           <w:sz w:val="48"/>
           <w:szCs w:val="48"/>
           <w:lang w:val="en-US"/>
         </w:rPr>
-        <w:t>Software Requirement Specifications</w:t>
-      </w:r>
+      </w:pPr>
     </w:p>
     <w:p>
       <w:pPr>
@@ -503,7 +436,6 @@
     </w:p>
     <w:p>
       <w:pPr>
-        <w:ind w:left="480" w:hanging="480" w:hangingChars="100"/>
         <w:jc w:val="left"/>
         <w:rPr>
           <w:rFonts w:hint="default" w:ascii="Times New Roman" w:hAnsi="Times New Roman" w:cs="Times New Roman"/>
@@ -515,42 +447,6 @@
     </w:p>
     <w:p>
       <w:pPr>
-        <w:ind w:left="480" w:hanging="480" w:hangingChars="100"/>
-        <w:jc w:val="left"/>
-        <w:rPr>
-          <w:rFonts w:hint="default" w:ascii="Times New Roman" w:hAnsi="Times New Roman" w:cs="Times New Roman"/>
-          <w:sz w:val="48"/>
-          <w:szCs w:val="48"/>
-          <w:lang w:val="en-US"/>
-        </w:rPr>
-      </w:pPr>
-    </w:p>
-    <w:p>
-      <w:pPr>
-        <w:ind w:left="480" w:hanging="480" w:hangingChars="100"/>
-        <w:jc w:val="left"/>
-        <w:rPr>
-          <w:rFonts w:hint="default" w:ascii="Times New Roman" w:hAnsi="Times New Roman" w:cs="Times New Roman"/>
-          <w:sz w:val="48"/>
-          <w:szCs w:val="48"/>
-          <w:lang w:val="en-US"/>
-        </w:rPr>
-      </w:pPr>
-    </w:p>
-    <w:p>
-      <w:pPr>
-        <w:ind w:left="480" w:hanging="480" w:hangingChars="100"/>
-        <w:jc w:val="left"/>
-        <w:rPr>
-          <w:rFonts w:hint="default" w:ascii="Times New Roman" w:hAnsi="Times New Roman" w:cs="Times New Roman"/>
-          <w:sz w:val="48"/>
-          <w:szCs w:val="48"/>
-          <w:lang w:val="en-US"/>
-        </w:rPr>
-      </w:pPr>
-    </w:p>
-    <w:p>
-      <w:pPr>
         <w:jc w:val="left"/>
         <w:rPr>
           <w:rFonts w:hint="default" w:ascii="Times New Roman" w:hAnsi="Times New Roman" w:cs="Times New Roman"/>
@@ -567,6 +463,45 @@
         <w:jc w:val="left"/>
         <w:rPr>
           <w:rFonts w:hint="default" w:ascii="Times New Roman" w:hAnsi="Times New Roman" w:cs="Times New Roman"/>
+          <w:b/>
+          <w:bCs/>
+          <w:sz w:val="28"/>
+          <w:szCs w:val="28"/>
+          <w:lang w:val="en-US"/>
+        </w:rPr>
+      </w:pPr>
+    </w:p>
+    <w:p>
+      <w:pPr>
+        <w:jc w:val="left"/>
+        <w:rPr>
+          <w:rFonts w:hint="default" w:ascii="Times New Roman" w:hAnsi="Times New Roman" w:cs="Times New Roman"/>
+          <w:b/>
+          <w:bCs/>
+          <w:sz w:val="28"/>
+          <w:szCs w:val="28"/>
+          <w:lang w:val="en-US"/>
+        </w:rPr>
+      </w:pPr>
+    </w:p>
+    <w:p>
+      <w:pPr>
+        <w:jc w:val="left"/>
+        <w:rPr>
+          <w:rFonts w:hint="default" w:ascii="Times New Roman" w:hAnsi="Times New Roman" w:cs="Times New Roman"/>
+          <w:b/>
+          <w:bCs/>
+          <w:sz w:val="28"/>
+          <w:szCs w:val="28"/>
+          <w:lang w:val="en-US"/>
+        </w:rPr>
+      </w:pPr>
+    </w:p>
+    <w:p>
+      <w:pPr>
+        <w:jc w:val="left"/>
+        <w:rPr>
+          <w:rFonts w:hint="default" w:ascii="Times New Roman" w:hAnsi="Times New Roman" w:cs="Times New Roman"/>
           <w:sz w:val="24"/>
           <w:szCs w:val="24"/>
           <w:lang w:val="en-US"/>
@@ -643,426 +578,760 @@
           <w:lang w:val="en-US"/>
         </w:rPr>
       </w:pPr>
+      <w:r>
+        <w:rPr>
+          <w:rFonts w:hint="default" w:ascii="Times New Roman" w:hAnsi="Times New Roman" w:cs="Times New Roman"/>
+          <w:b/>
+          <w:bCs/>
+          <w:sz w:val="28"/>
+          <w:szCs w:val="28"/>
+          <w:lang w:val="en-US"/>
+        </w:rPr>
+        <w:t>CourseID</w:t>
+      </w:r>
+      <w:r>
+        <w:rPr>
+          <w:rFonts w:hint="default" w:ascii="Times New Roman" w:hAnsi="Times New Roman" w:cs="Times New Roman"/>
+          <w:sz w:val="28"/>
+          <w:szCs w:val="28"/>
+          <w:lang w:val="en-US"/>
+        </w:rPr>
+        <w:t>: SWE30003</w:t>
+      </w:r>
+    </w:p>
+    <w:p>
+      <w:pPr>
+        <w:ind w:left="480" w:hanging="281" w:hangingChars="100"/>
+        <w:jc w:val="left"/>
+        <w:rPr>
+          <w:rFonts w:hint="default" w:ascii="Times New Roman" w:hAnsi="Times New Roman" w:cs="Times New Roman"/>
+          <w:sz w:val="28"/>
+          <w:szCs w:val="28"/>
+          <w:lang w:val="en-US"/>
+        </w:rPr>
+      </w:pPr>
+      <w:r>
+        <w:rPr>
+          <w:rFonts w:hint="default" w:ascii="Times New Roman" w:hAnsi="Times New Roman" w:cs="Times New Roman"/>
+          <w:b/>
+          <w:bCs/>
+          <w:sz w:val="28"/>
+          <w:szCs w:val="28"/>
+          <w:lang w:val="en-US"/>
+        </w:rPr>
+        <w:t>Dates</w:t>
+      </w:r>
+      <w:r>
+        <w:rPr>
+          <w:rFonts w:hint="default" w:ascii="Times New Roman" w:hAnsi="Times New Roman" w:cs="Times New Roman"/>
+          <w:sz w:val="28"/>
+          <w:szCs w:val="28"/>
+          <w:lang w:val="en-US"/>
+        </w:rPr>
+        <w:t>: Mondays, 13:00 - 16:00 p.m</w:t>
+      </w:r>
+    </w:p>
+    <w:p>
+      <w:pPr>
+        <w:ind w:left="480" w:hanging="281" w:hangingChars="100"/>
+        <w:jc w:val="left"/>
+        <w:rPr>
+          <w:rFonts w:hint="default" w:ascii="Times New Roman" w:hAnsi="Times New Roman" w:cs="Times New Roman"/>
+          <w:sz w:val="28"/>
+          <w:szCs w:val="28"/>
+          <w:lang w:val="en-US"/>
+        </w:rPr>
+      </w:pPr>
+      <w:r>
+        <w:rPr>
+          <w:rFonts w:hint="default" w:ascii="Times New Roman" w:hAnsi="Times New Roman" w:cs="Times New Roman"/>
+          <w:b/>
+          <w:bCs/>
+          <w:sz w:val="28"/>
+          <w:szCs w:val="28"/>
+          <w:lang w:val="en-US"/>
+        </w:rPr>
+        <w:t>Team Members</w:t>
+      </w:r>
+      <w:r>
+        <w:rPr>
+          <w:rFonts w:hint="default" w:ascii="Times New Roman" w:hAnsi="Times New Roman" w:cs="Times New Roman"/>
+          <w:sz w:val="28"/>
+          <w:szCs w:val="28"/>
+          <w:lang w:val="en-US"/>
+        </w:rPr>
+        <w:t>: Lu Nhat Hoang - 105234956</w:t>
+      </w:r>
+    </w:p>
+    <w:p>
+      <w:pPr>
+        <w:ind w:left="480" w:hanging="280" w:hangingChars="100"/>
+        <w:jc w:val="left"/>
+        <w:rPr>
+          <w:rFonts w:hint="default" w:ascii="Times New Roman" w:hAnsi="Times New Roman" w:cs="Times New Roman"/>
+          <w:sz w:val="28"/>
+          <w:szCs w:val="28"/>
+          <w:lang w:val="en-US"/>
+        </w:rPr>
+      </w:pPr>
+      <w:r>
+        <w:rPr>
+          <w:rFonts w:hint="default" w:ascii="Times New Roman" w:hAnsi="Times New Roman" w:cs="Times New Roman"/>
+          <w:sz w:val="28"/>
+          <w:szCs w:val="28"/>
+          <w:lang w:val="en-US"/>
+        </w:rPr>
+        <w:t xml:space="preserve">                             Duong Nguyen Dang - 1055084444</w:t>
+      </w:r>
+    </w:p>
+    <w:p>
+      <w:pPr>
+        <w:ind w:left="480" w:hanging="280" w:hangingChars="100"/>
+        <w:jc w:val="left"/>
+        <w:rPr>
+          <w:rFonts w:hint="default" w:ascii="Times New Roman" w:hAnsi="Times New Roman" w:cs="Times New Roman"/>
+          <w:sz w:val="28"/>
+          <w:szCs w:val="28"/>
+          <w:lang w:val="en-US"/>
+        </w:rPr>
+      </w:pPr>
+      <w:r>
+        <w:rPr>
+          <w:rFonts w:hint="default" w:ascii="Times New Roman" w:hAnsi="Times New Roman" w:cs="Times New Roman"/>
+          <w:sz w:val="28"/>
+          <w:szCs w:val="28"/>
+          <w:lang w:val="en-US"/>
+        </w:rPr>
+        <w:t xml:space="preserve">                             Truong Ngoc Gia Hieu - 105565520</w:t>
+      </w:r>
+    </w:p>
+    <w:p>
+      <w:pPr>
+        <w:ind w:left="480" w:hanging="281" w:hangingChars="100"/>
+        <w:jc w:val="left"/>
+        <w:rPr>
+          <w:rFonts w:hint="default" w:ascii="Times New Roman" w:hAnsi="Times New Roman" w:cs="Times New Roman"/>
+          <w:sz w:val="28"/>
+          <w:szCs w:val="28"/>
+          <w:lang w:val="en-US"/>
+        </w:rPr>
+      </w:pPr>
+      <w:r>
+        <w:rPr>
+          <w:rFonts w:hint="default" w:ascii="Times New Roman" w:hAnsi="Times New Roman" w:cs="Times New Roman"/>
+          <w:b/>
+          <w:bCs/>
+          <w:sz w:val="28"/>
+          <w:szCs w:val="28"/>
+          <w:lang w:val="en-US"/>
+        </w:rPr>
+        <w:t>Start Date</w:t>
+      </w:r>
+      <w:r>
+        <w:rPr>
+          <w:rFonts w:hint="default" w:ascii="Times New Roman" w:hAnsi="Times New Roman" w:cs="Times New Roman"/>
+          <w:sz w:val="28"/>
+          <w:szCs w:val="28"/>
+          <w:lang w:val="en-US"/>
+        </w:rPr>
+        <w:t>: June 1</w:t>
+      </w:r>
+      <w:r>
+        <w:rPr>
+          <w:rFonts w:hint="default" w:ascii="Times New Roman" w:hAnsi="Times New Roman" w:cs="Times New Roman"/>
+          <w:sz w:val="28"/>
+          <w:szCs w:val="28"/>
+          <w:vertAlign w:val="superscript"/>
+          <w:lang w:val="en-US"/>
+        </w:rPr>
+        <w:t>st</w:t>
+      </w:r>
+      <w:r>
+        <w:rPr>
+          <w:rFonts w:hint="default" w:ascii="Times New Roman" w:hAnsi="Times New Roman" w:cs="Times New Roman"/>
+          <w:sz w:val="28"/>
+          <w:szCs w:val="28"/>
+          <w:lang w:val="en-US"/>
+        </w:rPr>
+        <w:t>, 2026</w:t>
+      </w:r>
+    </w:p>
+    <w:p>
+      <w:pPr>
+        <w:ind w:left="480" w:hanging="281" w:hangingChars="100"/>
+        <w:jc w:val="left"/>
+        <w:rPr>
+          <w:rFonts w:hint="default" w:ascii="Times New Roman" w:hAnsi="Times New Roman" w:cs="Times New Roman"/>
+          <w:sz w:val="28"/>
+          <w:szCs w:val="28"/>
+          <w:lang w:val="en-US"/>
+        </w:rPr>
+      </w:pPr>
+      <w:r>
+        <w:rPr>
+          <w:rFonts w:hint="default" w:ascii="Times New Roman" w:hAnsi="Times New Roman" w:cs="Times New Roman"/>
+          <w:b/>
+          <w:bCs/>
+          <w:sz w:val="28"/>
+          <w:szCs w:val="28"/>
+          <w:lang w:val="en-US"/>
+        </w:rPr>
+        <w:t>End Date</w:t>
+      </w:r>
+      <w:r>
+        <w:rPr>
+          <w:rFonts w:hint="default" w:ascii="Times New Roman" w:hAnsi="Times New Roman" w:cs="Times New Roman"/>
+          <w:sz w:val="28"/>
+          <w:szCs w:val="28"/>
+          <w:lang w:val="en-US"/>
+        </w:rPr>
+        <w:t>: June 21</w:t>
+      </w:r>
+      <w:r>
+        <w:rPr>
+          <w:rFonts w:hint="default" w:ascii="Times New Roman" w:hAnsi="Times New Roman" w:cs="Times New Roman"/>
+          <w:sz w:val="28"/>
+          <w:szCs w:val="28"/>
+          <w:vertAlign w:val="superscript"/>
+          <w:lang w:val="en-US"/>
+        </w:rPr>
+        <w:t>st</w:t>
+      </w:r>
+      <w:r>
+        <w:rPr>
+          <w:rFonts w:hint="default" w:ascii="Times New Roman" w:hAnsi="Times New Roman" w:cs="Times New Roman"/>
+          <w:sz w:val="28"/>
+          <w:szCs w:val="28"/>
+          <w:lang w:val="en-US"/>
+        </w:rPr>
+        <w:t>, 2026</w:t>
+      </w:r>
+    </w:p>
+    <w:p>
+      <w:pPr>
+        <w:ind w:left="480" w:hanging="281" w:hangingChars="100"/>
+        <w:jc w:val="left"/>
+        <w:rPr>
+          <w:rFonts w:hint="default" w:ascii="Times New Roman" w:hAnsi="Times New Roman" w:cs="Times New Roman"/>
+          <w:sz w:val="28"/>
+          <w:szCs w:val="28"/>
+          <w:lang w:val="en-US"/>
+        </w:rPr>
+      </w:pPr>
+      <w:r>
+        <w:rPr>
+          <w:rFonts w:hint="default" w:ascii="Times New Roman" w:hAnsi="Times New Roman" w:cs="Times New Roman"/>
+          <w:b/>
+          <w:bCs/>
+          <w:sz w:val="28"/>
+          <w:szCs w:val="28"/>
+          <w:lang w:val="en-US"/>
+        </w:rPr>
+        <w:t>Submission Date</w:t>
+      </w:r>
+      <w:r>
+        <w:rPr>
+          <w:rFonts w:hint="default" w:ascii="Times New Roman" w:hAnsi="Times New Roman" w:cs="Times New Roman"/>
+          <w:sz w:val="28"/>
+          <w:szCs w:val="28"/>
+          <w:lang w:val="en-US"/>
+        </w:rPr>
+        <w:t>: June 21</w:t>
+      </w:r>
+      <w:r>
+        <w:rPr>
+          <w:rFonts w:hint="default" w:ascii="Times New Roman" w:hAnsi="Times New Roman" w:cs="Times New Roman"/>
+          <w:sz w:val="28"/>
+          <w:szCs w:val="28"/>
+          <w:vertAlign w:val="superscript"/>
+          <w:lang w:val="en-US"/>
+        </w:rPr>
+        <w:t>st</w:t>
+      </w:r>
+      <w:r>
+        <w:rPr>
+          <w:rFonts w:hint="default" w:ascii="Times New Roman" w:hAnsi="Times New Roman" w:cs="Times New Roman"/>
+          <w:sz w:val="28"/>
+          <w:szCs w:val="28"/>
+          <w:lang w:val="en-US"/>
+        </w:rPr>
+        <w:t>, 2026</w:t>
+      </w:r>
+    </w:p>
+    <w:p>
+      <w:pPr>
+        <w:ind w:left="480" w:hanging="281" w:hangingChars="100"/>
+        <w:jc w:val="left"/>
+        <w:rPr>
+          <w:rFonts w:hint="default" w:ascii="Times New Roman" w:hAnsi="Times New Roman" w:cs="Times New Roman"/>
+          <w:sz w:val="28"/>
+          <w:szCs w:val="28"/>
+          <w:lang w:val="en-US"/>
+        </w:rPr>
+      </w:pPr>
+      <w:r>
+        <w:rPr>
+          <w:rFonts w:hint="default" w:ascii="Times New Roman" w:hAnsi="Times New Roman" w:cs="Times New Roman"/>
+          <w:b/>
+          <w:bCs/>
+          <w:sz w:val="28"/>
+          <w:szCs w:val="28"/>
+          <w:lang w:val="en-US"/>
+        </w:rPr>
+        <w:t>Word Count</w:t>
+      </w:r>
+      <w:r>
+        <w:rPr>
+          <w:rFonts w:hint="default" w:ascii="Times New Roman" w:hAnsi="Times New Roman" w:cs="Times New Roman"/>
+          <w:sz w:val="28"/>
+          <w:szCs w:val="28"/>
+          <w:lang w:val="en-US"/>
+        </w:rPr>
+        <w:t>: words</w:t>
+      </w:r>
+    </w:p>
+    <w:p>
+      <w:pPr>
+        <w:pStyle w:val="7"/>
+        <w:bidi w:val="0"/>
+        <w:spacing w:line="240" w:lineRule="auto"/>
+        <w:ind w:left="0" w:leftChars="0" w:firstLine="0" w:firstLineChars="0"/>
+      </w:pPr>
+      <w:r>
+        <w:rPr>
+          <w:rFonts w:hint="default"/>
+          <w:lang w:val="en-US"/>
+        </w:rPr>
+        <w:t>Table of Contents</w:t>
+      </w:r>
+    </w:p>
+    <w:p>
+      <w:pPr>
+        <w:pStyle w:val="2"/>
+        <w:keepNext w:val="0"/>
+        <w:keepLines w:val="0"/>
+        <w:pageBreakBefore w:val="0"/>
+        <w:widowControl/>
+        <w:tabs>
+          <w:tab w:val="right" w:leader="dot" w:pos="3360"/>
+        </w:tabs>
+        <w:kinsoku/>
+        <w:wordWrap/>
+        <w:overflowPunct/>
+        <w:topLinePunct w:val="0"/>
+        <w:autoSpaceDE/>
+        <w:autoSpaceDN/>
+        <w:bidi w:val="0"/>
+        <w:adjustRightInd/>
+        <w:snapToGrid/>
+        <w:spacing w:line="240" w:lineRule="auto"/>
+        <w:jc w:val="both"/>
+        <w:textAlignment w:val="auto"/>
+        <w:rPr>
+          <w:rFonts w:hint="default"/>
+          <w:lang w:val="en-US"/>
+        </w:rPr>
+      </w:pPr>
+      <w:r>
+        <w:fldChar w:fldCharType="begin"/>
+      </w:r>
+      <w:r>
+        <w:instrText xml:space="preserve">TOC \o "1-3" \h \u </w:instrText>
+      </w:r>
+      <w:r>
+        <w:fldChar w:fldCharType="separate"/>
+      </w:r>
+      <w:r>
+        <w:fldChar w:fldCharType="begin"/>
+      </w:r>
+      <w:r>
+        <w:instrText xml:space="preserve"> HYPERLINK \l _Toc25000 </w:instrText>
+      </w:r>
+      <w:r>
+        <w:fldChar w:fldCharType="separate"/>
+      </w:r>
+      <w:r>
+        <w:rPr>
+          <w:rFonts w:hint="default"/>
+          <w:lang w:val="en-US"/>
+        </w:rPr>
+        <w:t>Part A: Introduction</w:t>
+      </w:r>
+      <w:r>
+        <w:fldChar w:fldCharType="end"/>
+      </w:r>
+      <w:r>
+        <w:rPr>
+          <w:rFonts w:hint="default"/>
+          <w:lang w:val="en-US"/>
+        </w:rPr>
+        <w:tab/>
+        <w:t>..................................................................</w:t>
+      </w:r>
+      <w:r>
+        <w:rPr>
+          <w:rFonts w:hint="default"/>
+          <w:sz w:val="25"/>
+          <w:szCs w:val="25"/>
+          <w:lang w:val="en-US"/>
+        </w:rPr>
+        <w:t>3</w:t>
+      </w:r>
+    </w:p>
+    <w:p>
+      <w:pPr>
+        <w:pStyle w:val="2"/>
+        <w:keepNext w:val="0"/>
+        <w:keepLines w:val="0"/>
+        <w:pageBreakBefore w:val="0"/>
+        <w:widowControl/>
+        <w:tabs>
+          <w:tab w:val="right" w:leader="dot" w:pos="3360"/>
+        </w:tabs>
+        <w:kinsoku/>
+        <w:wordWrap/>
+        <w:overflowPunct/>
+        <w:topLinePunct w:val="0"/>
+        <w:autoSpaceDE/>
+        <w:autoSpaceDN/>
+        <w:bidi w:val="0"/>
+        <w:adjustRightInd/>
+        <w:snapToGrid/>
+        <w:spacing w:line="240" w:lineRule="auto"/>
+        <w:jc w:val="both"/>
+        <w:textAlignment w:val="auto"/>
+        <w:rPr>
+          <w:rFonts w:hint="default"/>
+          <w:sz w:val="32"/>
+          <w:szCs w:val="32"/>
+          <w:lang w:val="en-US"/>
+        </w:rPr>
+      </w:pPr>
+      <w:r>
+        <w:fldChar w:fldCharType="begin"/>
+      </w:r>
+      <w:r>
+        <w:instrText xml:space="preserve"> HYPERLINK \l _Toc25000 </w:instrText>
+      </w:r>
+      <w:r>
+        <w:fldChar w:fldCharType="separate"/>
+      </w:r>
+      <w:r>
+        <w:rPr>
+          <w:rFonts w:hint="default"/>
+          <w:lang w:val="en-US"/>
+        </w:rPr>
+        <w:t>Part B: Project O</w:t>
+      </w:r>
+      <w:r>
+        <w:fldChar w:fldCharType="end"/>
+      </w:r>
+      <w:r>
+        <w:rPr>
+          <w:rFonts w:hint="default"/>
+          <w:lang w:val="en-US"/>
+        </w:rPr>
+        <w:t>verview..........................................................</w:t>
+      </w:r>
+      <w:r>
+        <w:rPr>
+          <w:rFonts w:hint="default"/>
+          <w:sz w:val="25"/>
+          <w:szCs w:val="25"/>
+          <w:lang w:val="en-US"/>
+        </w:rPr>
+        <w:t>3</w:t>
+      </w:r>
+    </w:p>
+    <w:p>
+      <w:pPr>
+        <w:pStyle w:val="3"/>
+        <w:keepNext/>
+        <w:keepLines/>
+        <w:pageBreakBefore w:val="0"/>
+        <w:widowControl/>
+        <w:tabs>
+          <w:tab w:val="right" w:leader="dot" w:pos="3360"/>
+        </w:tabs>
+        <w:kinsoku/>
+        <w:wordWrap/>
+        <w:overflowPunct/>
+        <w:topLinePunct w:val="0"/>
+        <w:autoSpaceDE/>
+        <w:autoSpaceDN/>
+        <w:bidi w:val="0"/>
+        <w:adjustRightInd/>
+        <w:snapToGrid/>
+        <w:spacing w:line="240" w:lineRule="auto"/>
+        <w:ind w:left="400" w:leftChars="100" w:firstLine="0" w:firstLineChars="0"/>
+        <w:jc w:val="both"/>
+        <w:textAlignment w:val="auto"/>
+        <w:rPr>
+          <w:rFonts w:hint="default"/>
+          <w:lang w:val="en-US"/>
+        </w:rPr>
+      </w:pPr>
+      <w:r>
+        <w:rPr>
+          <w:rFonts w:hint="default"/>
+          <w:lang w:val="en-US"/>
+        </w:rPr>
+        <w:t>2.1 Domain Vocabulary......................................................................</w:t>
+      </w:r>
+      <w:r>
+        <w:rPr>
+          <w:rFonts w:hint="default"/>
+          <w:sz w:val="25"/>
+          <w:szCs w:val="25"/>
+          <w:lang w:val="en-US"/>
+        </w:rPr>
+        <w:t>3</w:t>
+      </w:r>
+    </w:p>
+    <w:p>
+      <w:pPr>
+        <w:pStyle w:val="3"/>
+        <w:keepNext/>
+        <w:keepLines/>
+        <w:pageBreakBefore w:val="0"/>
+        <w:widowControl/>
+        <w:tabs>
+          <w:tab w:val="right" w:leader="dot" w:pos="3360"/>
+        </w:tabs>
+        <w:kinsoku/>
+        <w:wordWrap/>
+        <w:overflowPunct/>
+        <w:topLinePunct w:val="0"/>
+        <w:autoSpaceDE/>
+        <w:autoSpaceDN/>
+        <w:bidi w:val="0"/>
+        <w:adjustRightInd/>
+        <w:snapToGrid/>
+        <w:spacing w:line="240" w:lineRule="auto"/>
+        <w:ind w:left="400" w:leftChars="100" w:firstLine="0" w:firstLineChars="0"/>
+        <w:jc w:val="both"/>
+        <w:textAlignment w:val="auto"/>
+        <w:rPr>
+          <w:rFonts w:hint="default"/>
+          <w:lang w:val="en-US"/>
+        </w:rPr>
+      </w:pPr>
+      <w:r>
+        <w:rPr>
+          <w:rFonts w:hint="default"/>
+          <w:lang w:val="en-US"/>
+        </w:rPr>
+        <w:t>2.2 Goals...............................................................................................</w:t>
+      </w:r>
+      <w:r>
+        <w:rPr>
+          <w:rFonts w:hint="default"/>
+          <w:sz w:val="25"/>
+          <w:szCs w:val="25"/>
+          <w:lang w:val="en-US"/>
+        </w:rPr>
+        <w:t>3</w:t>
+      </w:r>
+    </w:p>
+    <w:p>
+      <w:pPr>
+        <w:pStyle w:val="3"/>
+        <w:keepNext/>
+        <w:keepLines/>
+        <w:pageBreakBefore w:val="0"/>
+        <w:widowControl/>
+        <w:tabs>
+          <w:tab w:val="right" w:leader="dot" w:pos="3360"/>
+        </w:tabs>
+        <w:kinsoku/>
+        <w:wordWrap/>
+        <w:overflowPunct/>
+        <w:topLinePunct w:val="0"/>
+        <w:autoSpaceDE/>
+        <w:autoSpaceDN/>
+        <w:bidi w:val="0"/>
+        <w:adjustRightInd/>
+        <w:snapToGrid/>
+        <w:spacing w:line="240" w:lineRule="auto"/>
+        <w:ind w:left="400" w:leftChars="100" w:firstLine="0" w:firstLineChars="0"/>
+        <w:jc w:val="both"/>
+        <w:textAlignment w:val="auto"/>
+        <w:rPr>
+          <w:rFonts w:hint="default"/>
+          <w:lang w:val="en-US"/>
+        </w:rPr>
+      </w:pPr>
+      <w:r>
+        <w:rPr>
+          <w:rFonts w:hint="default"/>
+          <w:lang w:val="en-US"/>
+        </w:rPr>
+        <w:t>2.3 Assumptions..................................................</w:t>
+      </w:r>
       <w:bookmarkStart w:id="0" w:name="_GoBack"/>
       <w:bookmarkEnd w:id="0"/>
       <w:r>
         <w:rPr>
-          <w:rFonts w:hint="default" w:ascii="Times New Roman" w:hAnsi="Times New Roman" w:cs="Times New Roman"/>
-          <w:b/>
-          <w:bCs/>
-          <w:sz w:val="28"/>
-          <w:szCs w:val="28"/>
-          <w:lang w:val="en-US"/>
-        </w:rPr>
-        <w:t>CourseID</w:t>
-      </w:r>
-      <w:r>
-        <w:rPr>
-          <w:rFonts w:hint="default" w:ascii="Times New Roman" w:hAnsi="Times New Roman" w:cs="Times New Roman"/>
-          <w:sz w:val="28"/>
-          <w:szCs w:val="28"/>
-          <w:lang w:val="en-US"/>
-        </w:rPr>
-        <w:t>: SWE30003</w:t>
-      </w:r>
-    </w:p>
-    <w:p>
-      <w:pPr>
-        <w:ind w:left="480" w:hanging="281" w:hangingChars="100"/>
-        <w:jc w:val="left"/>
-        <w:rPr>
-          <w:rFonts w:hint="default" w:ascii="Times New Roman" w:hAnsi="Times New Roman" w:cs="Times New Roman"/>
-          <w:sz w:val="28"/>
-          <w:szCs w:val="28"/>
-          <w:lang w:val="en-US"/>
-        </w:rPr>
-      </w:pPr>
-      <w:r>
-        <w:rPr>
-          <w:rFonts w:hint="default" w:ascii="Times New Roman" w:hAnsi="Times New Roman" w:cs="Times New Roman"/>
-          <w:b/>
-          <w:bCs/>
-          <w:sz w:val="28"/>
-          <w:szCs w:val="28"/>
-          <w:lang w:val="en-US"/>
-        </w:rPr>
-        <w:t>Dates</w:t>
-      </w:r>
-      <w:r>
-        <w:rPr>
-          <w:rFonts w:hint="default" w:ascii="Times New Roman" w:hAnsi="Times New Roman" w:cs="Times New Roman"/>
-          <w:sz w:val="28"/>
-          <w:szCs w:val="28"/>
-          <w:lang w:val="en-US"/>
-        </w:rPr>
-        <w:t>: Mondays, 13:00 - 16:00 p.m</w:t>
-      </w:r>
-    </w:p>
-    <w:p>
-      <w:pPr>
-        <w:ind w:left="480" w:hanging="281" w:hangingChars="100"/>
-        <w:jc w:val="left"/>
-        <w:rPr>
-          <w:rFonts w:hint="default" w:ascii="Times New Roman" w:hAnsi="Times New Roman" w:cs="Times New Roman"/>
-          <w:sz w:val="28"/>
-          <w:szCs w:val="28"/>
-          <w:lang w:val="en-US"/>
-        </w:rPr>
-      </w:pPr>
-      <w:r>
-        <w:rPr>
-          <w:rFonts w:hint="default" w:ascii="Times New Roman" w:hAnsi="Times New Roman" w:cs="Times New Roman"/>
-          <w:b/>
-          <w:bCs/>
-          <w:sz w:val="28"/>
-          <w:szCs w:val="28"/>
-          <w:lang w:val="en-US"/>
-        </w:rPr>
-        <w:t>Team Members</w:t>
-      </w:r>
-      <w:r>
-        <w:rPr>
-          <w:rFonts w:hint="default" w:ascii="Times New Roman" w:hAnsi="Times New Roman" w:cs="Times New Roman"/>
-          <w:sz w:val="28"/>
-          <w:szCs w:val="28"/>
-          <w:lang w:val="en-US"/>
-        </w:rPr>
-        <w:t>: Lu Nhat Hoang - 105234956</w:t>
-      </w:r>
-    </w:p>
-    <w:p>
-      <w:pPr>
-        <w:ind w:left="480" w:hanging="280" w:hangingChars="100"/>
-        <w:jc w:val="left"/>
-        <w:rPr>
-          <w:rFonts w:hint="default" w:ascii="Times New Roman" w:hAnsi="Times New Roman" w:cs="Times New Roman"/>
-          <w:sz w:val="28"/>
-          <w:szCs w:val="28"/>
-          <w:lang w:val="en-US"/>
-        </w:rPr>
-      </w:pPr>
-      <w:r>
-        <w:rPr>
-          <w:rFonts w:hint="default" w:ascii="Times New Roman" w:hAnsi="Times New Roman" w:cs="Times New Roman"/>
-          <w:sz w:val="28"/>
-          <w:szCs w:val="28"/>
-          <w:lang w:val="en-US"/>
-        </w:rPr>
-        <w:t xml:space="preserve">                             Duong Nguyen Dang - 1055084444</w:t>
-      </w:r>
-    </w:p>
-    <w:p>
-      <w:pPr>
-        <w:ind w:left="480" w:hanging="280" w:hangingChars="100"/>
-        <w:jc w:val="left"/>
-        <w:rPr>
-          <w:rFonts w:hint="default" w:ascii="Times New Roman" w:hAnsi="Times New Roman" w:cs="Times New Roman"/>
-          <w:sz w:val="28"/>
-          <w:szCs w:val="28"/>
-          <w:lang w:val="en-US"/>
-        </w:rPr>
-      </w:pPr>
-      <w:r>
-        <w:rPr>
-          <w:rFonts w:hint="default" w:ascii="Times New Roman" w:hAnsi="Times New Roman" w:cs="Times New Roman"/>
-          <w:sz w:val="28"/>
-          <w:szCs w:val="28"/>
-          <w:lang w:val="en-US"/>
-        </w:rPr>
-        <w:t xml:space="preserve">                             Truong Ngoc Gia Hieu - 105565520</w:t>
-      </w:r>
-    </w:p>
-    <w:p>
-      <w:pPr>
-        <w:ind w:left="480" w:hanging="281" w:hangingChars="100"/>
-        <w:jc w:val="left"/>
-        <w:rPr>
-          <w:rFonts w:hint="default" w:ascii="Times New Roman" w:hAnsi="Times New Roman" w:cs="Times New Roman"/>
-          <w:sz w:val="28"/>
-          <w:szCs w:val="28"/>
-          <w:lang w:val="en-US"/>
-        </w:rPr>
-      </w:pPr>
-      <w:r>
-        <w:rPr>
-          <w:rFonts w:hint="default" w:ascii="Times New Roman" w:hAnsi="Times New Roman" w:cs="Times New Roman"/>
-          <w:b/>
-          <w:bCs/>
-          <w:sz w:val="28"/>
-          <w:szCs w:val="28"/>
-          <w:lang w:val="en-US"/>
-        </w:rPr>
-        <w:t>Start Date</w:t>
-      </w:r>
-      <w:r>
-        <w:rPr>
-          <w:rFonts w:hint="default" w:ascii="Times New Roman" w:hAnsi="Times New Roman" w:cs="Times New Roman"/>
-          <w:sz w:val="28"/>
-          <w:szCs w:val="28"/>
-          <w:lang w:val="en-US"/>
-        </w:rPr>
-        <w:t>: June 1</w:t>
-      </w:r>
-      <w:r>
-        <w:rPr>
-          <w:rFonts w:hint="default" w:ascii="Times New Roman" w:hAnsi="Times New Roman" w:cs="Times New Roman"/>
-          <w:sz w:val="28"/>
-          <w:szCs w:val="28"/>
-          <w:vertAlign w:val="superscript"/>
-          <w:lang w:val="en-US"/>
-        </w:rPr>
-        <w:t>st</w:t>
-      </w:r>
-      <w:r>
-        <w:rPr>
-          <w:rFonts w:hint="default" w:ascii="Times New Roman" w:hAnsi="Times New Roman" w:cs="Times New Roman"/>
-          <w:sz w:val="28"/>
-          <w:szCs w:val="28"/>
-          <w:lang w:val="en-US"/>
-        </w:rPr>
-        <w:t>, 2026</w:t>
-      </w:r>
-    </w:p>
-    <w:p>
-      <w:pPr>
-        <w:ind w:left="480" w:hanging="281" w:hangingChars="100"/>
-        <w:jc w:val="left"/>
-        <w:rPr>
-          <w:rFonts w:hint="default" w:ascii="Times New Roman" w:hAnsi="Times New Roman" w:cs="Times New Roman"/>
-          <w:sz w:val="28"/>
-          <w:szCs w:val="28"/>
-          <w:lang w:val="en-US"/>
-        </w:rPr>
-      </w:pPr>
-      <w:r>
-        <w:rPr>
-          <w:rFonts w:hint="default" w:ascii="Times New Roman" w:hAnsi="Times New Roman" w:cs="Times New Roman"/>
-          <w:b/>
-          <w:bCs/>
-          <w:sz w:val="28"/>
-          <w:szCs w:val="28"/>
-          <w:lang w:val="en-US"/>
-        </w:rPr>
-        <w:t>End Date</w:t>
-      </w:r>
-      <w:r>
-        <w:rPr>
-          <w:rFonts w:hint="default" w:ascii="Times New Roman" w:hAnsi="Times New Roman" w:cs="Times New Roman"/>
-          <w:sz w:val="28"/>
-          <w:szCs w:val="28"/>
-          <w:lang w:val="en-US"/>
-        </w:rPr>
-        <w:t>: June 21</w:t>
-      </w:r>
-      <w:r>
-        <w:rPr>
-          <w:rFonts w:hint="default" w:ascii="Times New Roman" w:hAnsi="Times New Roman" w:cs="Times New Roman"/>
-          <w:sz w:val="28"/>
-          <w:szCs w:val="28"/>
-          <w:vertAlign w:val="superscript"/>
-          <w:lang w:val="en-US"/>
-        </w:rPr>
-        <w:t>st</w:t>
-      </w:r>
-      <w:r>
-        <w:rPr>
-          <w:rFonts w:hint="default" w:ascii="Times New Roman" w:hAnsi="Times New Roman" w:cs="Times New Roman"/>
-          <w:sz w:val="28"/>
-          <w:szCs w:val="28"/>
-          <w:lang w:val="en-US"/>
-        </w:rPr>
-        <w:t>, 2026</w:t>
-      </w:r>
-    </w:p>
-    <w:p>
-      <w:pPr>
-        <w:ind w:left="480" w:hanging="281" w:hangingChars="100"/>
-        <w:jc w:val="left"/>
-        <w:rPr>
-          <w:rFonts w:hint="default" w:ascii="Times New Roman" w:hAnsi="Times New Roman" w:cs="Times New Roman"/>
-          <w:sz w:val="28"/>
-          <w:szCs w:val="28"/>
-          <w:lang w:val="en-US"/>
-        </w:rPr>
-      </w:pPr>
-      <w:r>
-        <w:rPr>
-          <w:rFonts w:hint="default" w:ascii="Times New Roman" w:hAnsi="Times New Roman" w:cs="Times New Roman"/>
-          <w:b/>
-          <w:bCs/>
-          <w:sz w:val="28"/>
-          <w:szCs w:val="28"/>
-          <w:lang w:val="en-US"/>
-        </w:rPr>
-        <w:t>Submission Date</w:t>
-      </w:r>
-      <w:r>
-        <w:rPr>
-          <w:rFonts w:hint="default" w:ascii="Times New Roman" w:hAnsi="Times New Roman" w:cs="Times New Roman"/>
-          <w:sz w:val="28"/>
-          <w:szCs w:val="28"/>
-          <w:lang w:val="en-US"/>
-        </w:rPr>
-        <w:t>: June 21</w:t>
-      </w:r>
-      <w:r>
-        <w:rPr>
-          <w:rFonts w:hint="default" w:ascii="Times New Roman" w:hAnsi="Times New Roman" w:cs="Times New Roman"/>
-          <w:sz w:val="28"/>
-          <w:szCs w:val="28"/>
-          <w:vertAlign w:val="superscript"/>
-          <w:lang w:val="en-US"/>
-        </w:rPr>
-        <w:t>st</w:t>
-      </w:r>
-      <w:r>
-        <w:rPr>
-          <w:rFonts w:hint="default" w:ascii="Times New Roman" w:hAnsi="Times New Roman" w:cs="Times New Roman"/>
-          <w:sz w:val="28"/>
-          <w:szCs w:val="28"/>
-          <w:lang w:val="en-US"/>
-        </w:rPr>
-        <w:t>, 2026</w:t>
-      </w:r>
-    </w:p>
-    <w:p>
-      <w:pPr>
-        <w:ind w:left="480" w:hanging="281" w:hangingChars="100"/>
-        <w:jc w:val="left"/>
-        <w:rPr>
-          <w:rFonts w:hint="default" w:ascii="Times New Roman" w:hAnsi="Times New Roman" w:cs="Times New Roman"/>
-          <w:sz w:val="28"/>
-          <w:szCs w:val="28"/>
-          <w:lang w:val="en-US"/>
-        </w:rPr>
-      </w:pPr>
-      <w:r>
-        <w:rPr>
-          <w:rFonts w:hint="default" w:ascii="Times New Roman" w:hAnsi="Times New Roman" w:cs="Times New Roman"/>
-          <w:b/>
-          <w:bCs/>
-          <w:sz w:val="28"/>
-          <w:szCs w:val="28"/>
-          <w:lang w:val="en-US"/>
-        </w:rPr>
-        <w:t>Word Count</w:t>
-      </w:r>
-      <w:r>
-        <w:rPr>
-          <w:rFonts w:hint="default" w:ascii="Times New Roman" w:hAnsi="Times New Roman" w:cs="Times New Roman"/>
-          <w:sz w:val="28"/>
-          <w:szCs w:val="28"/>
-          <w:lang w:val="en-US"/>
-        </w:rPr>
-        <w:t>: words</w:t>
-      </w:r>
-    </w:p>
-    <w:p>
-      <w:pPr>
-        <w:ind w:left="480" w:hanging="280" w:hangingChars="100"/>
-        <w:jc w:val="left"/>
-        <w:rPr>
-          <w:rFonts w:hint="default" w:ascii="Times New Roman" w:hAnsi="Times New Roman" w:cs="Times New Roman"/>
-          <w:sz w:val="28"/>
-          <w:szCs w:val="28"/>
-          <w:lang w:val="en-US"/>
-        </w:rPr>
-      </w:pPr>
-    </w:p>
-    <w:p>
-      <w:pPr>
-        <w:ind w:left="480" w:hanging="280" w:hangingChars="100"/>
-        <w:jc w:val="left"/>
-        <w:rPr>
-          <w:rFonts w:hint="default" w:ascii="Times New Roman" w:hAnsi="Times New Roman" w:cs="Times New Roman"/>
-          <w:sz w:val="28"/>
-          <w:szCs w:val="28"/>
-          <w:lang w:val="en-US"/>
-        </w:rPr>
-      </w:pPr>
-    </w:p>
-    <w:p>
-      <w:pPr>
-        <w:ind w:left="480" w:hanging="280" w:hangingChars="100"/>
-        <w:jc w:val="left"/>
-        <w:rPr>
-          <w:rFonts w:hint="default" w:ascii="Times New Roman" w:hAnsi="Times New Roman" w:cs="Times New Roman"/>
-          <w:sz w:val="28"/>
-          <w:szCs w:val="28"/>
-          <w:lang w:val="en-US"/>
-        </w:rPr>
-      </w:pPr>
-    </w:p>
-    <w:p>
-      <w:pPr>
-        <w:ind w:left="480" w:hanging="280" w:hangingChars="100"/>
-        <w:jc w:val="left"/>
-        <w:rPr>
-          <w:rFonts w:hint="default" w:ascii="Times New Roman" w:hAnsi="Times New Roman" w:cs="Times New Roman"/>
-          <w:sz w:val="28"/>
-          <w:szCs w:val="28"/>
-          <w:lang w:val="en-US"/>
-        </w:rPr>
-      </w:pPr>
-    </w:p>
-    <w:p>
-      <w:pPr>
-        <w:ind w:left="480" w:hanging="240" w:hangingChars="100"/>
-        <w:jc w:val="left"/>
-        <w:rPr>
-          <w:rFonts w:hint="default" w:ascii="Times New Roman" w:hAnsi="Times New Roman" w:cs="Times New Roman"/>
-          <w:sz w:val="24"/>
-          <w:szCs w:val="24"/>
-          <w:lang w:val="en-US"/>
-        </w:rPr>
-      </w:pPr>
-    </w:p>
-    <w:p>
-      <w:pPr>
-        <w:ind w:left="480" w:hanging="480" w:hangingChars="100"/>
-        <w:jc w:val="left"/>
-        <w:rPr>
-          <w:rFonts w:hint="default" w:ascii="Times New Roman" w:hAnsi="Times New Roman" w:cs="Times New Roman"/>
-          <w:sz w:val="48"/>
-          <w:szCs w:val="48"/>
-          <w:lang w:val="en-US"/>
-        </w:rPr>
-      </w:pPr>
-      <w:r>
-        <w:rPr>
-          <w:rFonts w:hint="default" w:ascii="Times New Roman" w:hAnsi="Times New Roman" w:cs="Times New Roman"/>
-          <w:sz w:val="48"/>
-          <w:szCs w:val="48"/>
-          <w:lang w:val="en-US"/>
-        </w:rPr>
-        <w:br w:type="textWrapping"/>
-      </w:r>
-      <w:r>
-        <w:rPr>
-          <w:rFonts w:hint="default" w:ascii="Times New Roman" w:hAnsi="Times New Roman" w:cs="Times New Roman"/>
-          <w:sz w:val="48"/>
-          <w:szCs w:val="48"/>
-          <w:lang w:val="en-US"/>
-        </w:rPr>
-        <w:br w:type="textWrapping"/>
-      </w:r>
-      <w:r>
-        <w:rPr>
-          <w:rFonts w:hint="default" w:ascii="Times New Roman" w:hAnsi="Times New Roman" w:cs="Times New Roman"/>
-          <w:sz w:val="48"/>
-          <w:szCs w:val="48"/>
-          <w:lang w:val="en-US"/>
-        </w:rPr>
-        <w:br w:type="textWrapping"/>
-      </w:r>
-      <w:r>
-        <w:rPr>
-          <w:rFonts w:hint="default" w:ascii="Times New Roman" w:hAnsi="Times New Roman" w:cs="Times New Roman"/>
-          <w:sz w:val="48"/>
-          <w:szCs w:val="48"/>
-          <w:lang w:val="en-US"/>
-        </w:rPr>
-        <w:br w:type="textWrapping"/>
+          <w:rFonts w:hint="default"/>
+          <w:lang w:val="en-US"/>
+        </w:rPr>
+        <w:t>.................................</w:t>
+      </w:r>
+      <w:r>
+        <w:rPr>
+          <w:rFonts w:hint="default"/>
+          <w:sz w:val="25"/>
+          <w:szCs w:val="25"/>
+          <w:lang w:val="en-US"/>
+        </w:rPr>
+        <w:t>3</w:t>
+      </w:r>
+    </w:p>
+    <w:p>
+      <w:pPr>
+        <w:pStyle w:val="3"/>
+        <w:keepNext/>
+        <w:keepLines/>
+        <w:pageBreakBefore w:val="0"/>
+        <w:widowControl/>
+        <w:tabs>
+          <w:tab w:val="right" w:leader="dot" w:pos="3360"/>
+        </w:tabs>
+        <w:kinsoku/>
+        <w:wordWrap/>
+        <w:overflowPunct/>
+        <w:topLinePunct w:val="0"/>
+        <w:autoSpaceDE/>
+        <w:autoSpaceDN/>
+        <w:bidi w:val="0"/>
+        <w:adjustRightInd/>
+        <w:snapToGrid/>
+        <w:spacing w:line="240" w:lineRule="auto"/>
+        <w:ind w:left="400" w:leftChars="100" w:firstLine="0" w:firstLineChars="0"/>
+        <w:jc w:val="both"/>
+        <w:textAlignment w:val="auto"/>
+        <w:rPr>
+          <w:rFonts w:hint="default"/>
+          <w:lang w:val="en-US"/>
+        </w:rPr>
+      </w:pPr>
+      <w:r>
+        <w:rPr>
+          <w:rFonts w:hint="default"/>
+          <w:lang w:val="en-US"/>
+        </w:rPr>
+        <w:t>2.4 Scope...............................................................................................</w:t>
+      </w:r>
+      <w:r>
+        <w:rPr>
+          <w:rFonts w:hint="default"/>
+          <w:sz w:val="25"/>
+          <w:szCs w:val="25"/>
+          <w:lang w:val="en-US"/>
+        </w:rPr>
+        <w:t>3</w:t>
+      </w:r>
+    </w:p>
+    <w:p>
+      <w:pPr>
+        <w:spacing w:line="240" w:lineRule="auto"/>
+        <w:rPr>
+          <w:rFonts w:hint="default"/>
+          <w:lang w:val="en-US"/>
+        </w:rPr>
+      </w:pPr>
+    </w:p>
+    <w:p>
+      <w:pPr>
+        <w:spacing w:line="240" w:lineRule="auto"/>
+        <w:rPr>
+          <w:rFonts w:hint="default"/>
+          <w:lang w:val="en-US"/>
+        </w:rPr>
+      </w:pPr>
+    </w:p>
+    <w:p>
+      <w:pPr>
+        <w:spacing w:line="240" w:lineRule="auto"/>
+        <w:rPr>
+          <w:rFonts w:hint="default"/>
+          <w:lang w:val="en-US"/>
+        </w:rPr>
+      </w:pPr>
+    </w:p>
+    <w:p>
+      <w:pPr>
+        <w:spacing w:line="240" w:lineRule="auto"/>
+        <w:rPr>
+          <w:rFonts w:hint="default"/>
+          <w:lang w:val="en-US"/>
+        </w:rPr>
+      </w:pPr>
+    </w:p>
+    <w:p>
+      <w:pPr>
+        <w:spacing w:line="240" w:lineRule="auto"/>
+        <w:rPr>
+          <w:rFonts w:hint="default"/>
+          <w:lang w:val="en-US"/>
+        </w:rPr>
+      </w:pPr>
+    </w:p>
+    <w:p>
+      <w:pPr>
+        <w:spacing w:line="240" w:lineRule="auto"/>
+        <w:rPr>
+          <w:rFonts w:hint="default"/>
+          <w:lang w:val="en-US"/>
+        </w:rPr>
+      </w:pPr>
+    </w:p>
+    <w:p>
+      <w:pPr>
+        <w:spacing w:line="240" w:lineRule="auto"/>
+        <w:rPr>
+          <w:rFonts w:hint="default"/>
+          <w:lang w:val="en-US"/>
+        </w:rPr>
+      </w:pPr>
+    </w:p>
+    <w:p>
+      <w:pPr>
+        <w:spacing w:line="240" w:lineRule="auto"/>
+        <w:rPr>
+          <w:rFonts w:hint="default"/>
+          <w:lang w:val="en-US"/>
+        </w:rPr>
+      </w:pPr>
+    </w:p>
+    <w:p>
+      <w:pPr>
+        <w:pStyle w:val="2"/>
+        <w:keepNext w:val="0"/>
+        <w:keepLines w:val="0"/>
+        <w:pageBreakBefore w:val="0"/>
+        <w:widowControl/>
+        <w:tabs>
+          <w:tab w:val="right" w:leader="dot" w:pos="3360"/>
+        </w:tabs>
+        <w:kinsoku/>
+        <w:wordWrap/>
+        <w:overflowPunct/>
+        <w:topLinePunct w:val="0"/>
+        <w:autoSpaceDE/>
+        <w:autoSpaceDN/>
+        <w:bidi w:val="0"/>
+        <w:adjustRightInd/>
+        <w:snapToGrid/>
+        <w:spacing w:line="240" w:lineRule="auto"/>
+        <w:textAlignment w:val="auto"/>
+        <w:rPr>
+          <w:rFonts w:hint="default"/>
+          <w:lang w:val="en-US"/>
+        </w:rPr>
+      </w:pPr>
+      <w:r>
+        <w:fldChar w:fldCharType="end"/>
       </w:r>
     </w:p>
     <w:sectPr>
@@ -1088,7 +1357,7 @@
   <w:latentStyles w:count="260" w:defQFormat="0" w:defUnhideWhenUsed="1" w:defSemiHidden="1" w:defUIPriority="99" w:defLockedState="0">
     <w:lsdException w:qFormat="1" w:unhideWhenUsed="0" w:uiPriority="0" w:semiHidden="0" w:name="Normal"/>
     <w:lsdException w:qFormat="1" w:unhideWhenUsed="0" w:uiPriority="0" w:semiHidden="0" w:name="heading 1"/>
-    <w:lsdException w:qFormat="1" w:uiPriority="0" w:name="heading 2"/>
+    <w:lsdException w:qFormat="1" w:uiPriority="0" w:semiHidden="0" w:name="heading 2"/>
     <w:lsdException w:qFormat="1" w:uiPriority="0" w:name="heading 3"/>
     <w:lsdException w:qFormat="1" w:uiPriority="0" w:name="heading 4"/>
     <w:lsdException w:qFormat="1" w:uiPriority="0" w:name="heading 5"/>
@@ -1105,9 +1374,9 @@
     <w:lsdException w:unhideWhenUsed="0" w:uiPriority="0" w:semiHidden="0" w:name="index 7"/>
     <w:lsdException w:unhideWhenUsed="0" w:uiPriority="0" w:semiHidden="0" w:name="index 8"/>
     <w:lsdException w:unhideWhenUsed="0" w:uiPriority="0" w:semiHidden="0" w:name="index 9"/>
-    <w:lsdException w:unhideWhenUsed="0" w:uiPriority="0" w:semiHidden="0" w:name="toc 1"/>
-    <w:lsdException w:unhideWhenUsed="0" w:uiPriority="0" w:semiHidden="0" w:name="toc 2"/>
-    <w:lsdException w:unhideWhenUsed="0" w:uiPriority="0" w:semiHidden="0" w:name="toc 3"/>
+    <w:lsdException w:qFormat="1" w:unhideWhenUsed="0" w:uiPriority="1" w:semiHidden="0" w:name="toc 1"/>
+    <w:lsdException w:qFormat="1" w:unhideWhenUsed="0" w:uiPriority="1" w:semiHidden="0" w:name="toc 2"/>
+    <w:lsdException w:qFormat="1" w:unhideWhenUsed="0" w:uiPriority="1" w:semiHidden="0" w:name="toc 3"/>
     <w:lsdException w:unhideWhenUsed="0" w:uiPriority="0" w:semiHidden="0" w:name="toc 4"/>
     <w:lsdException w:unhideWhenUsed="0" w:uiPriority="0" w:semiHidden="0" w:name="toc 5"/>
     <w:lsdException w:unhideWhenUsed="0" w:uiPriority="0" w:semiHidden="0" w:name="toc 6"/>
@@ -1151,7 +1420,7 @@
     <w:lsdException w:qFormat="1" w:unhideWhenUsed="0" w:uiPriority="0" w:semiHidden="0" w:name="Title"/>
     <w:lsdException w:unhideWhenUsed="0" w:uiPriority="0" w:semiHidden="0" w:name="Closing"/>
     <w:lsdException w:unhideWhenUsed="0" w:uiPriority="0" w:semiHidden="0" w:name="Signature"/>
-    <w:lsdException w:qFormat="1" w:unhideWhenUsed="0" w:uiPriority="0" w:name="Default Paragraph Font"/>
+    <w:lsdException w:qFormat="1" w:unhideWhenUsed="0" w:uiPriority="0" w:semiHidden="0" w:name="Default Paragraph Font"/>
     <w:lsdException w:unhideWhenUsed="0" w:uiPriority="0" w:semiHidden="0" w:name="Body Text"/>
     <w:lsdException w:unhideWhenUsed="0" w:uiPriority="0" w:semiHidden="0" w:name="Body Text Indent"/>
     <w:lsdException w:unhideWhenUsed="0" w:uiPriority="0" w:semiHidden="0" w:name="List Continue"/>
@@ -1178,7 +1447,7 @@
     <w:lsdException w:unhideWhenUsed="0" w:uiPriority="0" w:semiHidden="0" w:name="Document Map"/>
     <w:lsdException w:unhideWhenUsed="0" w:uiPriority="0" w:semiHidden="0" w:name="Plain Text"/>
     <w:lsdException w:unhideWhenUsed="0" w:uiPriority="0" w:semiHidden="0" w:name="E-mail Signature"/>
-    <w:lsdException w:unhideWhenUsed="0" w:uiPriority="0" w:semiHidden="0" w:name="Normal (Web)"/>
+    <w:lsdException w:qFormat="1" w:unhideWhenUsed="0" w:uiPriority="0" w:semiHidden="0" w:name="Normal (Web)"/>
     <w:lsdException w:unhideWhenUsed="0" w:uiPriority="0" w:semiHidden="0" w:name="HTML Acronym"/>
     <w:lsdException w:unhideWhenUsed="0" w:uiPriority="0" w:semiHidden="0" w:name="HTML Address"/>
     <w:lsdException w:unhideWhenUsed="0" w:uiPriority="0" w:semiHidden="0" w:name="HTML Cite"/>
@@ -1340,7 +1609,8 @@
     <w:qFormat/>
     <w:uiPriority w:val="0"/>
     <w:rPr>
-      <w:rFonts w:asciiTheme="minorHAnsi" w:hAnsiTheme="minorHAnsi" w:eastAsiaTheme="minorEastAsia" w:cstheme="minorBidi"/>
+      <w:rFonts w:ascii="Times New Roman" w:hAnsi="Times New Roman" w:eastAsiaTheme="minorEastAsia" w:cstheme="minorBidi"/>
+      <w:sz w:val="40"/>
       <w:lang w:val="en-US" w:eastAsia="zh-CN" w:bidi="ar-SA"/>
     </w:rPr>
   </w:style>
@@ -1352,24 +1622,44 @@
     <w:pPr>
       <w:spacing w:before="0" w:beforeAutospacing="1" w:after="0" w:afterAutospacing="1"/>
       <w:jc w:val="left"/>
+      <w:outlineLvl w:val="0"/>
     </w:pPr>
     <w:rPr>
-      <w:rFonts w:hint="eastAsia" w:ascii="SimSun" w:hAnsi="SimSun" w:eastAsia="SimSun" w:cs="SimSun"/>
+      <w:rFonts w:hint="default" w:ascii="Times New Roman" w:hAnsi="Times New Roman" w:eastAsia="SimSun" w:cs="SimSun"/>
       <w:b/>
       <w:bCs/>
       <w:kern w:val="44"/>
-      <w:sz w:val="48"/>
+      <w:sz w:val="32"/>
       <w:szCs w:val="48"/>
       <w:lang w:val="en-US" w:eastAsia="zh-CN" w:bidi="ar"/>
     </w:rPr>
   </w:style>
-  <w:style w:type="character" w:default="1" w:styleId="3">
+  <w:style w:type="paragraph" w:styleId="3">
+    <w:name w:val="heading 2"/>
+    <w:basedOn w:val="1"/>
+    <w:next w:val="1"/>
+    <w:unhideWhenUsed/>
+    <w:qFormat/>
+    <w:uiPriority w:val="0"/>
+    <w:pPr>
+      <w:keepNext/>
+      <w:keepLines/>
+      <w:spacing w:before="260" w:after="260" w:line="416" w:lineRule="auto"/>
+      <w:outlineLvl w:val="1"/>
+    </w:pPr>
+    <w:rPr>
+      <w:b/>
+      <w:bCs/>
+      <w:sz w:val="28"/>
+      <w:szCs w:val="32"/>
+    </w:rPr>
+  </w:style>
+  <w:style w:type="character" w:default="1" w:styleId="4">
     <w:name w:val="Default Paragraph Font"/>
-    <w:semiHidden/>
     <w:qFormat/>
     <w:uiPriority w:val="0"/>
   </w:style>
-  <w:style w:type="table" w:default="1" w:styleId="4">
+  <w:style w:type="table" w:default="1" w:styleId="5">
     <w:name w:val="Normal Table"/>
     <w:semiHidden/>
     <w:qFormat/>
@@ -1383,8 +1673,9 @@
       </w:tblCellMar>
     </w:tblPr>
   </w:style>
-  <w:style w:type="paragraph" w:styleId="5">
+  <w:style w:type="paragraph" w:styleId="6">
     <w:name w:val="Normal (Web)"/>
+    <w:qFormat/>
     <w:uiPriority w:val="0"/>
     <w:pPr>
       <w:spacing w:before="0" w:beforeAutospacing="1" w:after="0" w:afterAutospacing="1"/>
@@ -1392,10 +1683,65 @@
       <w:jc w:val="left"/>
     </w:pPr>
     <w:rPr>
+      <w:rFonts w:ascii="Times New Roman" w:hAnsi="Times New Roman" w:eastAsia="SimSun" w:cs="Times New Roman"/>
       <w:kern w:val="0"/>
       <w:sz w:val="24"/>
       <w:szCs w:val="24"/>
       <w:lang w:val="en-US" w:eastAsia="zh-CN" w:bidi="ar"/>
+    </w:rPr>
+  </w:style>
+  <w:style w:type="paragraph" w:styleId="7">
+    <w:name w:val="toc 1"/>
+    <w:basedOn w:val="1"/>
+    <w:qFormat/>
+    <w:uiPriority w:val="1"/>
+    <w:pPr>
+      <w:spacing w:before="120"/>
+      <w:ind w:left="947"/>
+    </w:pPr>
+    <w:rPr>
+      <w:rFonts w:eastAsia="Times New Roman" w:cs="Times New Roman"/>
+      <w:b/>
+      <w:bCs/>
+      <w:sz w:val="36"/>
+      <w:szCs w:val="32"/>
+      <w:lang w:eastAsia="en-US"/>
+    </w:rPr>
+  </w:style>
+  <w:style w:type="paragraph" w:styleId="8">
+    <w:name w:val="toc 2"/>
+    <w:basedOn w:val="1"/>
+    <w:qFormat/>
+    <w:uiPriority w:val="1"/>
+    <w:pPr>
+      <w:spacing w:before="121"/>
+      <w:ind w:left="1656" w:hanging="490"/>
+    </w:pPr>
+    <w:rPr>
+      <w:rFonts w:ascii="Times New Roman" w:hAnsi="Times New Roman" w:eastAsia="Times New Roman" w:cs="Times New Roman"/>
+      <w:b/>
+      <w:bCs/>
+      <w:sz w:val="28"/>
+      <w:szCs w:val="28"/>
+      <w:lang w:val="en-US" w:eastAsia="en-US" w:bidi="ar-SA"/>
+    </w:rPr>
+  </w:style>
+  <w:style w:type="paragraph" w:styleId="9">
+    <w:name w:val="toc 3"/>
+    <w:basedOn w:val="1"/>
+    <w:qFormat/>
+    <w:uiPriority w:val="1"/>
+    <w:pPr>
+      <w:spacing w:before="121"/>
+      <w:ind w:left="1943" w:hanging="557"/>
+    </w:pPr>
+    <w:rPr>
+      <w:rFonts w:ascii="Times New Roman" w:hAnsi="Times New Roman" w:eastAsia="Times New Roman" w:cs="Times New Roman"/>
+      <w:b/>
+      <w:bCs/>
+      <w:sz w:val="25"/>
+      <w:szCs w:val="25"/>
+      <w:lang w:val="en-US" w:eastAsia="en-US" w:bidi="ar-SA"/>
     </w:rPr>
   </w:style>
 </w:styles>

--- a/Assignments/Assignment1/Team Report.docx
+++ b/Assignments/Assignment1/Team Report.docx
@@ -4,6 +4,7 @@
   <w:body>
     <w:p>
       <w:pPr>
+        <w:spacing w:line="240" w:lineRule="auto"/>
         <w:jc w:val="center"/>
         <w:rPr>
           <w:rFonts w:hint="default" w:ascii="Times New Roman" w:hAnsi="Times New Roman" w:cs="Times New Roman"/>
@@ -21,7 +22,7 @@
         <mc:AlternateContent>
           <mc:Choice Requires="wps">
             <w:drawing>
-              <wp:anchor distT="0" distB="0" distL="114300" distR="114300" simplePos="0" relativeHeight="251660288" behindDoc="0" locked="0" layoutInCell="1" allowOverlap="1">
+              <wp:anchor distT="0" distB="0" distL="114300" distR="114300" simplePos="0" relativeHeight="251661312" behindDoc="0" locked="0" layoutInCell="1" allowOverlap="1">
                 <wp:simplePos x="0" y="0"/>
                 <wp:positionH relativeFrom="column">
                   <wp:posOffset>-5715</wp:posOffset>
@@ -146,7 +147,7 @@
           </mc:Choice>
           <mc:Fallback>
             <w:pict>
-              <v:shape id="_x0000_s1026" o:spid="_x0000_s1026" o:spt="202" type="#_x0000_t202" style="position:absolute;left:0pt;margin-left:-0.45pt;margin-top:33.2pt;height:68.15pt;width:315pt;z-index:251660288;mso-width-relative:page;mso-height-relative:page;" fillcolor="#FFFFFF [3201]" filled="t" stroked="f" coordsize="21600,21600" o:gfxdata="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">
+              <v:shape id="_x0000_s1026" o:spid="_x0000_s1026" o:spt="202" type="#_x0000_t202" style="position:absolute;left:0pt;margin-left:-0.45pt;margin-top:33.2pt;height:68.15pt;width:315pt;z-index:251661312;mso-width-relative:page;mso-height-relative:page;" fillcolor="#FFFFFF [3201]" filled="t" stroked="f" coordsize="21600,21600" o:gfxdata="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">
                 <v:fill on="t" focussize="0,0"/>
                 <v:stroke on="f" weight="0.5pt"/>
                 <v:imagedata o:title=""/>
@@ -232,7 +233,7 @@
           <w:lang w:val="en-US"/>
         </w:rPr>
         <w:drawing>
-          <wp:anchor distT="0" distB="0" distL="114300" distR="114300" simplePos="0" relativeHeight="251659264" behindDoc="0" locked="0" layoutInCell="1" allowOverlap="1">
+          <wp:anchor distT="0" distB="0" distL="114300" distR="114300" simplePos="0" relativeHeight="251660288" behindDoc="0" locked="0" layoutInCell="1" allowOverlap="1">
             <wp:simplePos x="0" y="0"/>
             <wp:positionH relativeFrom="column">
               <wp:posOffset>4098925</wp:posOffset>
@@ -257,10 +258,10 @@
                     </pic:cNvPicPr>
                   </pic:nvPicPr>
                   <pic:blipFill>
-                    <a:blip r:embed="rId4">
+                    <a:blip r:embed="rId6">
                       <a:extLst>
                         <a:ext uri="{96DAC541-7B7A-43D3-8B79-37D633B846F1}">
-                          <asvg:svgBlip xmlns:asvg="http://schemas.microsoft.com/office/drawing/2016/SVG/main" r:embed="rId5"/>
+                          <asvg:svgBlip xmlns:asvg="http://schemas.microsoft.com/office/drawing/2016/SVG/main" r:embed="rId7"/>
                         </a:ext>
                       </a:extLst>
                     </a:blip>
@@ -285,84 +286,84 @@
       </w:r>
       <w:r>
         <w:rPr>
-          <w:rFonts w:hint="default"/>
+          <w:rFonts w:hint="default" w:ascii="Times New Roman" w:hAnsi="Times New Roman" w:cs="Times New Roman"/>
           <w:lang w:val="en-US"/>
         </w:rPr>
         <w:br w:type="textWrapping"/>
       </w:r>
       <w:r>
         <w:rPr>
-          <w:rFonts w:hint="default"/>
+          <w:rFonts w:hint="default" w:ascii="Times New Roman" w:hAnsi="Times New Roman" w:cs="Times New Roman"/>
           <w:lang w:val="en-US"/>
         </w:rPr>
         <w:br w:type="textWrapping"/>
       </w:r>
       <w:r>
         <w:rPr>
-          <w:rFonts w:hint="default"/>
+          <w:rFonts w:hint="default" w:ascii="Times New Roman" w:hAnsi="Times New Roman" w:cs="Times New Roman"/>
           <w:lang w:val="en-US"/>
         </w:rPr>
         <w:br w:type="textWrapping"/>
       </w:r>
       <w:r>
         <w:rPr>
-          <w:rFonts w:hint="default"/>
+          <w:rFonts w:hint="default" w:ascii="Times New Roman" w:hAnsi="Times New Roman" w:cs="Times New Roman"/>
           <w:lang w:val="en-US"/>
         </w:rPr>
         <w:br w:type="textWrapping"/>
       </w:r>
       <w:r>
         <w:rPr>
-          <w:rFonts w:hint="default"/>
+          <w:rFonts w:hint="default" w:ascii="Times New Roman" w:hAnsi="Times New Roman" w:cs="Times New Roman"/>
           <w:lang w:val="en-US"/>
         </w:rPr>
         <w:br w:type="textWrapping"/>
       </w:r>
       <w:r>
         <w:rPr>
-          <w:rFonts w:hint="default"/>
+          <w:rFonts w:hint="default" w:ascii="Times New Roman" w:hAnsi="Times New Roman" w:cs="Times New Roman"/>
           <w:lang w:val="en-US"/>
         </w:rPr>
         <w:br w:type="textWrapping"/>
       </w:r>
       <w:r>
         <w:rPr>
-          <w:rFonts w:hint="default"/>
+          <w:rFonts w:hint="default" w:ascii="Times New Roman" w:hAnsi="Times New Roman" w:cs="Times New Roman"/>
           <w:lang w:val="en-US"/>
         </w:rPr>
         <w:br w:type="textWrapping"/>
       </w:r>
       <w:r>
         <w:rPr>
-          <w:rFonts w:hint="default"/>
+          <w:rFonts w:hint="default" w:ascii="Times New Roman" w:hAnsi="Times New Roman" w:cs="Times New Roman"/>
           <w:lang w:val="en-US"/>
         </w:rPr>
         <w:br w:type="textWrapping"/>
       </w:r>
       <w:r>
         <w:rPr>
-          <w:rFonts w:hint="default"/>
+          <w:rFonts w:hint="default" w:ascii="Times New Roman" w:hAnsi="Times New Roman" w:cs="Times New Roman"/>
           <w:lang w:val="en-US"/>
         </w:rPr>
         <w:br w:type="textWrapping"/>
       </w:r>
       <w:r>
         <w:rPr>
-          <w:rFonts w:hint="default"/>
+          <w:rFonts w:hint="default" w:ascii="Times New Roman" w:hAnsi="Times New Roman" w:cs="Times New Roman"/>
           <w:lang w:val="en-US"/>
         </w:rPr>
         <w:br w:type="textWrapping"/>
       </w:r>
       <w:r>
         <w:rPr>
-          <w:rFonts w:hint="default"/>
+          <w:rFonts w:hint="default" w:ascii="Times New Roman" w:hAnsi="Times New Roman" w:cs="Times New Roman"/>
           <w:lang w:val="en-US"/>
         </w:rPr>
         <w:br w:type="textWrapping"/>
       </w:r>
       <w:r>
         <w:rPr>
-          <w:rFonts w:hint="default"/>
+          <w:rFonts w:hint="default" w:ascii="Times New Roman" w:hAnsi="Times New Roman" w:cs="Times New Roman"/>
           <w:lang w:val="en-US"/>
         </w:rPr>
         <w:br w:type="textWrapping"/>
@@ -379,6 +380,7 @@
     </w:p>
     <w:p>
       <w:pPr>
+        <w:spacing w:line="240" w:lineRule="auto"/>
         <w:ind w:left="480" w:hanging="480" w:hangingChars="100"/>
         <w:jc w:val="center"/>
         <w:rPr>
@@ -395,11 +397,30 @@
           <w:szCs w:val="48"/>
           <w:lang w:val="en-US"/>
         </w:rPr>
-        <w:t>Software Requirement Specifications</w:t>
-      </w:r>
-    </w:p>
-    <w:p>
-      <w:pPr>
+        <w:t>Software Requirement</w:t>
+      </w:r>
+      <w:r>
+        <w:rPr>
+          <w:rFonts w:hint="default" w:ascii="Times New Roman" w:hAnsi="Times New Roman" w:cs="Times New Roman"/>
+          <w:sz w:val="48"/>
+          <w:szCs w:val="48"/>
+          <w:lang w:val="en-US"/>
+        </w:rPr>
+        <w:t>s</w:t>
+      </w:r>
+      <w:r>
+        <w:rPr>
+          <w:rFonts w:hint="default" w:ascii="Times New Roman" w:hAnsi="Times New Roman" w:cs="Times New Roman"/>
+          <w:sz w:val="48"/>
+          <w:szCs w:val="48"/>
+          <w:lang w:val="en-US"/>
+        </w:rPr>
+        <w:t xml:space="preserve"> Specification</w:t>
+      </w:r>
+    </w:p>
+    <w:p>
+      <w:pPr>
+        <w:spacing w:line="240" w:lineRule="auto"/>
         <w:ind w:left="480" w:hanging="480" w:hangingChars="100"/>
         <w:jc w:val="left"/>
         <w:rPr>
@@ -412,6 +433,7 @@
     </w:p>
     <w:p>
       <w:pPr>
+        <w:spacing w:line="240" w:lineRule="auto"/>
         <w:ind w:left="480" w:hanging="480" w:hangingChars="100"/>
         <w:jc w:val="left"/>
         <w:rPr>
@@ -424,6 +446,7 @@
     </w:p>
     <w:p>
       <w:pPr>
+        <w:spacing w:line="240" w:lineRule="auto"/>
         <w:ind w:left="480" w:hanging="480" w:hangingChars="100"/>
         <w:jc w:val="left"/>
         <w:rPr>
@@ -436,6 +459,7 @@
     </w:p>
     <w:p>
       <w:pPr>
+        <w:spacing w:line="240" w:lineRule="auto"/>
         <w:jc w:val="left"/>
         <w:rPr>
           <w:rFonts w:hint="default" w:ascii="Times New Roman" w:hAnsi="Times New Roman" w:cs="Times New Roman"/>
@@ -447,6 +471,7 @@
     </w:p>
     <w:p>
       <w:pPr>
+        <w:spacing w:line="240" w:lineRule="auto"/>
         <w:jc w:val="left"/>
         <w:rPr>
           <w:rFonts w:hint="default" w:ascii="Times New Roman" w:hAnsi="Times New Roman" w:cs="Times New Roman"/>
@@ -460,6 +485,7 @@
     </w:p>
     <w:p>
       <w:pPr>
+        <w:spacing w:line="240" w:lineRule="auto"/>
         <w:jc w:val="left"/>
         <w:rPr>
           <w:rFonts w:hint="default" w:ascii="Times New Roman" w:hAnsi="Times New Roman" w:cs="Times New Roman"/>
@@ -473,6 +499,7 @@
     </w:p>
     <w:p>
       <w:pPr>
+        <w:spacing w:line="240" w:lineRule="auto"/>
         <w:jc w:val="left"/>
         <w:rPr>
           <w:rFonts w:hint="default" w:ascii="Times New Roman" w:hAnsi="Times New Roman" w:cs="Times New Roman"/>
@@ -486,6 +513,7 @@
     </w:p>
     <w:p>
       <w:pPr>
+        <w:spacing w:line="240" w:lineRule="auto"/>
         <w:jc w:val="left"/>
         <w:rPr>
           <w:rFonts w:hint="default" w:ascii="Times New Roman" w:hAnsi="Times New Roman" w:cs="Times New Roman"/>
@@ -499,6 +527,7 @@
     </w:p>
     <w:p>
       <w:pPr>
+        <w:spacing w:line="240" w:lineRule="auto"/>
         <w:jc w:val="left"/>
         <w:rPr>
           <w:rFonts w:hint="default" w:ascii="Times New Roman" w:hAnsi="Times New Roman" w:cs="Times New Roman"/>
@@ -539,6 +568,7 @@
     </w:p>
     <w:p>
       <w:pPr>
+        <w:spacing w:line="240" w:lineRule="auto"/>
         <w:jc w:val="left"/>
         <w:rPr>
           <w:rFonts w:hint="default" w:ascii="Times New Roman" w:hAnsi="Times New Roman" w:cs="Times New Roman"/>
@@ -570,6 +600,7 @@
     </w:p>
     <w:p>
       <w:pPr>
+        <w:spacing w:line="240" w:lineRule="auto"/>
         <w:jc w:val="left"/>
         <w:rPr>
           <w:rFonts w:hint="default" w:ascii="Times New Roman" w:hAnsi="Times New Roman" w:cs="Times New Roman"/>
@@ -601,6 +632,7 @@
     </w:p>
     <w:p>
       <w:pPr>
+        <w:spacing w:line="240" w:lineRule="auto"/>
         <w:ind w:left="480" w:hanging="281" w:hangingChars="100"/>
         <w:jc w:val="left"/>
         <w:rPr>
@@ -633,6 +665,7 @@
     </w:p>
     <w:p>
       <w:pPr>
+        <w:spacing w:line="240" w:lineRule="auto"/>
         <w:ind w:left="480" w:hanging="281" w:hangingChars="100"/>
         <w:jc w:val="left"/>
         <w:rPr>
@@ -665,6 +698,7 @@
     </w:p>
     <w:p>
       <w:pPr>
+        <w:spacing w:line="240" w:lineRule="auto"/>
         <w:ind w:left="480" w:hanging="280" w:hangingChars="100"/>
         <w:jc w:val="left"/>
         <w:rPr>
@@ -686,6 +720,7 @@
     </w:p>
     <w:p>
       <w:pPr>
+        <w:spacing w:line="240" w:lineRule="auto"/>
         <w:ind w:left="480" w:hanging="280" w:hangingChars="100"/>
         <w:jc w:val="left"/>
         <w:rPr>
@@ -707,6 +742,7 @@
     </w:p>
     <w:p>
       <w:pPr>
+        <w:spacing w:line="240" w:lineRule="auto"/>
         <w:ind w:left="480" w:hanging="281" w:hangingChars="100"/>
         <w:jc w:val="left"/>
         <w:rPr>
@@ -758,6 +794,7 @@
     </w:p>
     <w:p>
       <w:pPr>
+        <w:spacing w:line="240" w:lineRule="auto"/>
         <w:ind w:left="480" w:hanging="281" w:hangingChars="100"/>
         <w:jc w:val="left"/>
         <w:rPr>
@@ -809,6 +846,7 @@
     </w:p>
     <w:p>
       <w:pPr>
+        <w:spacing w:line="240" w:lineRule="auto"/>
         <w:ind w:left="480" w:hanging="281" w:hangingChars="100"/>
         <w:jc w:val="left"/>
         <w:rPr>
@@ -860,12 +898,11 @@
     </w:p>
     <w:p>
       <w:pPr>
+        <w:spacing w:line="240" w:lineRule="auto"/>
         <w:ind w:left="480" w:hanging="281" w:hangingChars="100"/>
         <w:jc w:val="left"/>
         <w:rPr>
           <w:rFonts w:hint="default" w:ascii="Times New Roman" w:hAnsi="Times New Roman" w:cs="Times New Roman"/>
-          <w:sz w:val="28"/>
-          <w:szCs w:val="28"/>
           <w:lang w:val="en-US"/>
         </w:rPr>
       </w:pPr>
@@ -887,23 +924,1926 @@
           <w:szCs w:val="28"/>
           <w:lang w:val="en-US"/>
         </w:rPr>
-        <w:t>: words</w:t>
-      </w:r>
-    </w:p>
-    <w:p>
-      <w:pPr>
-        <w:pStyle w:val="7"/>
+        <w:t>: word</w:t>
+      </w:r>
+      <w:r>
+        <w:rPr>
+          <w:rFonts w:hint="default" w:ascii="Times New Roman" w:hAnsi="Times New Roman" w:cs="Times New Roman"/>
+          <w:sz w:val="28"/>
+          <w:szCs w:val="28"/>
+          <w:lang w:val="en-US"/>
+        </w:rPr>
+        <w:t>s</w:t>
+      </w:r>
+    </w:p>
+    <w:p>
+      <w:pPr>
+        <w:bidi w:val="0"/>
+        <w:spacing w:line="240" w:lineRule="auto"/>
+        <w:rPr>
+          <w:rFonts w:hint="default" w:ascii="Times New Roman" w:hAnsi="Times New Roman" w:cs="Times New Roman"/>
+          <w:b/>
+          <w:bCs/>
+          <w:lang w:val="en-US"/>
+        </w:rPr>
+      </w:pPr>
+      <w:r>
+        <w:rPr>
+          <w:rFonts w:hint="default" w:ascii="Times New Roman" w:hAnsi="Times New Roman" w:cs="Times New Roman"/>
+          <w:b/>
+          <w:bCs/>
+          <w:lang w:val="en-US"/>
+        </w:rPr>
+        <w:t>Abstraction</w:t>
+      </w:r>
+    </w:p>
+    <w:p>
+      <w:pPr>
+        <w:bidi w:val="0"/>
+        <w:spacing w:line="240" w:lineRule="auto"/>
+        <w:rPr>
+          <w:rFonts w:hint="default" w:ascii="Times New Roman" w:hAnsi="Times New Roman" w:cs="Times New Roman"/>
+          <w:b/>
+          <w:bCs/>
+          <w:lang w:val="en-US"/>
+        </w:rPr>
+      </w:pPr>
+    </w:p>
+    <w:p>
+      <w:pPr>
+        <w:bidi w:val="0"/>
+        <w:spacing w:line="240" w:lineRule="auto"/>
+        <w:rPr>
+          <w:rFonts w:hint="default" w:ascii="Times New Roman" w:hAnsi="Times New Roman" w:cs="Times New Roman"/>
+          <w:b/>
+          <w:bCs/>
+          <w:lang w:val="en-US"/>
+        </w:rPr>
+      </w:pPr>
+    </w:p>
+    <w:p>
+      <w:pPr>
+        <w:bidi w:val="0"/>
+        <w:spacing w:line="240" w:lineRule="auto"/>
+        <w:rPr>
+          <w:rFonts w:hint="default" w:ascii="Times New Roman" w:hAnsi="Times New Roman" w:cs="Times New Roman"/>
+          <w:b/>
+          <w:bCs/>
+          <w:lang w:val="en-US"/>
+        </w:rPr>
+      </w:pPr>
+    </w:p>
+    <w:p>
+      <w:pPr>
+        <w:bidi w:val="0"/>
+        <w:spacing w:line="240" w:lineRule="auto"/>
+        <w:rPr>
+          <w:rFonts w:hint="default" w:ascii="Times New Roman" w:hAnsi="Times New Roman" w:cs="Times New Roman"/>
+          <w:b/>
+          <w:bCs/>
+          <w:lang w:val="en-US"/>
+        </w:rPr>
+      </w:pPr>
+    </w:p>
+    <w:p>
+      <w:pPr>
+        <w:bidi w:val="0"/>
+        <w:spacing w:line="240" w:lineRule="auto"/>
+        <w:rPr>
+          <w:rFonts w:hint="default" w:ascii="Times New Roman" w:hAnsi="Times New Roman" w:cs="Times New Roman"/>
+          <w:b/>
+          <w:bCs/>
+          <w:lang w:val="en-US"/>
+        </w:rPr>
+      </w:pPr>
+    </w:p>
+    <w:p>
+      <w:pPr>
+        <w:bidi w:val="0"/>
+        <w:spacing w:line="240" w:lineRule="auto"/>
+        <w:rPr>
+          <w:rFonts w:hint="default" w:ascii="Times New Roman" w:hAnsi="Times New Roman" w:cs="Times New Roman"/>
+          <w:b/>
+          <w:bCs/>
+          <w:lang w:val="en-US"/>
+        </w:rPr>
+      </w:pPr>
+    </w:p>
+    <w:p>
+      <w:pPr>
+        <w:bidi w:val="0"/>
+        <w:spacing w:line="240" w:lineRule="auto"/>
+        <w:rPr>
+          <w:rFonts w:hint="default" w:ascii="Times New Roman" w:hAnsi="Times New Roman" w:cs="Times New Roman"/>
+          <w:b/>
+          <w:bCs/>
+          <w:lang w:val="en-US"/>
+        </w:rPr>
+      </w:pPr>
+    </w:p>
+    <w:p>
+      <w:pPr>
+        <w:bidi w:val="0"/>
+        <w:spacing w:line="240" w:lineRule="auto"/>
+        <w:rPr>
+          <w:rFonts w:hint="default" w:ascii="Times New Roman" w:hAnsi="Times New Roman" w:cs="Times New Roman"/>
+          <w:b/>
+          <w:bCs/>
+          <w:lang w:val="en-US"/>
+        </w:rPr>
+      </w:pPr>
+    </w:p>
+    <w:p>
+      <w:pPr>
+        <w:bidi w:val="0"/>
+        <w:spacing w:line="240" w:lineRule="auto"/>
+        <w:rPr>
+          <w:rFonts w:hint="default" w:ascii="Times New Roman" w:hAnsi="Times New Roman" w:cs="Times New Roman"/>
+          <w:b/>
+          <w:bCs/>
+          <w:lang w:val="en-US"/>
+        </w:rPr>
+      </w:pPr>
+    </w:p>
+    <w:p>
+      <w:pPr>
+        <w:bidi w:val="0"/>
+        <w:spacing w:line="240" w:lineRule="auto"/>
+        <w:rPr>
+          <w:rFonts w:hint="default" w:ascii="Times New Roman" w:hAnsi="Times New Roman" w:cs="Times New Roman"/>
+          <w:b/>
+          <w:bCs/>
+          <w:lang w:val="en-US"/>
+        </w:rPr>
+      </w:pPr>
+    </w:p>
+    <w:p>
+      <w:pPr>
+        <w:bidi w:val="0"/>
+        <w:spacing w:line="240" w:lineRule="auto"/>
+        <w:rPr>
+          <w:rFonts w:hint="default" w:ascii="Times New Roman" w:hAnsi="Times New Roman" w:cs="Times New Roman"/>
+          <w:b/>
+          <w:bCs/>
+          <w:lang w:val="en-US"/>
+        </w:rPr>
+      </w:pPr>
+    </w:p>
+    <w:p>
+      <w:pPr>
+        <w:bidi w:val="0"/>
+        <w:spacing w:line="240" w:lineRule="auto"/>
+        <w:rPr>
+          <w:rFonts w:hint="default" w:ascii="Times New Roman" w:hAnsi="Times New Roman" w:cs="Times New Roman"/>
+          <w:b/>
+          <w:bCs/>
+          <w:lang w:val="en-US"/>
+        </w:rPr>
+      </w:pPr>
+    </w:p>
+    <w:p>
+      <w:pPr>
+        <w:bidi w:val="0"/>
+        <w:spacing w:line="240" w:lineRule="auto"/>
+        <w:rPr>
+          <w:rFonts w:hint="default" w:ascii="Times New Roman" w:hAnsi="Times New Roman" w:cs="Times New Roman"/>
+          <w:b/>
+          <w:bCs/>
+          <w:lang w:val="en-US"/>
+        </w:rPr>
+      </w:pPr>
+    </w:p>
+    <w:p>
+      <w:pPr>
+        <w:bidi w:val="0"/>
+        <w:spacing w:line="240" w:lineRule="auto"/>
+        <w:rPr>
+          <w:rFonts w:hint="default" w:ascii="Times New Roman" w:hAnsi="Times New Roman" w:cs="Times New Roman"/>
+          <w:b/>
+          <w:bCs/>
+          <w:lang w:val="en-US"/>
+        </w:rPr>
+      </w:pPr>
+    </w:p>
+    <w:p>
+      <w:pPr>
+        <w:bidi w:val="0"/>
+        <w:spacing w:line="240" w:lineRule="auto"/>
+        <w:rPr>
+          <w:rFonts w:hint="default" w:ascii="Times New Roman" w:hAnsi="Times New Roman" w:cs="Times New Roman"/>
+          <w:b/>
+          <w:bCs/>
+          <w:lang w:val="en-US"/>
+        </w:rPr>
+      </w:pPr>
+    </w:p>
+    <w:p>
+      <w:pPr>
+        <w:bidi w:val="0"/>
+        <w:spacing w:line="240" w:lineRule="auto"/>
+        <w:rPr>
+          <w:rFonts w:hint="default" w:ascii="Times New Roman" w:hAnsi="Times New Roman" w:cs="Times New Roman"/>
+          <w:b/>
+          <w:bCs/>
+          <w:lang w:val="en-US"/>
+        </w:rPr>
+      </w:pPr>
+    </w:p>
+    <w:p>
+      <w:pPr>
+        <w:bidi w:val="0"/>
+        <w:spacing w:line="240" w:lineRule="auto"/>
+        <w:rPr>
+          <w:rFonts w:hint="default" w:ascii="Times New Roman" w:hAnsi="Times New Roman" w:cs="Times New Roman"/>
+          <w:b/>
+          <w:bCs/>
+          <w:lang w:val="en-US"/>
+        </w:rPr>
+      </w:pPr>
+    </w:p>
+    <w:p>
+      <w:pPr>
+        <w:bidi w:val="0"/>
+        <w:spacing w:line="240" w:lineRule="auto"/>
+        <w:rPr>
+          <w:rFonts w:hint="default" w:ascii="Times New Roman" w:hAnsi="Times New Roman" w:cs="Times New Roman"/>
+          <w:b/>
+          <w:bCs/>
+          <w:lang w:val="en-US"/>
+        </w:rPr>
+      </w:pPr>
+    </w:p>
+    <w:p>
+      <w:pPr>
+        <w:bidi w:val="0"/>
+        <w:spacing w:line="240" w:lineRule="auto"/>
+        <w:rPr>
+          <w:rFonts w:hint="default" w:ascii="Times New Roman" w:hAnsi="Times New Roman" w:cs="Times New Roman"/>
+          <w:b/>
+          <w:bCs/>
+          <w:lang w:val="en-US"/>
+        </w:rPr>
+      </w:pPr>
+    </w:p>
+    <w:p>
+      <w:pPr>
+        <w:bidi w:val="0"/>
+        <w:spacing w:line="240" w:lineRule="auto"/>
+        <w:rPr>
+          <w:rFonts w:hint="default" w:ascii="Times New Roman" w:hAnsi="Times New Roman" w:cs="Times New Roman"/>
+          <w:b/>
+          <w:bCs/>
+          <w:lang w:val="en-US"/>
+        </w:rPr>
+      </w:pPr>
+    </w:p>
+    <w:p>
+      <w:pPr>
+        <w:bidi w:val="0"/>
+        <w:spacing w:line="240" w:lineRule="auto"/>
+        <w:rPr>
+          <w:rFonts w:hint="default" w:ascii="Times New Roman" w:hAnsi="Times New Roman" w:cs="Times New Roman"/>
+          <w:b/>
+          <w:bCs/>
+          <w:lang w:val="en-US"/>
+        </w:rPr>
+      </w:pPr>
+    </w:p>
+    <w:p>
+      <w:pPr>
+        <w:bidi w:val="0"/>
+        <w:spacing w:line="240" w:lineRule="auto"/>
+        <w:rPr>
+          <w:rFonts w:hint="default" w:ascii="Times New Roman" w:hAnsi="Times New Roman" w:cs="Times New Roman"/>
+          <w:b/>
+          <w:bCs/>
+          <w:lang w:val="en-US"/>
+        </w:rPr>
+      </w:pPr>
+    </w:p>
+    <w:p>
+      <w:pPr>
+        <w:bidi w:val="0"/>
+        <w:spacing w:line="240" w:lineRule="auto"/>
+        <w:rPr>
+          <w:rFonts w:hint="default" w:ascii="Times New Roman" w:hAnsi="Times New Roman" w:cs="Times New Roman"/>
+          <w:b/>
+          <w:bCs/>
+          <w:lang w:val="en-US"/>
+        </w:rPr>
+      </w:pPr>
+    </w:p>
+    <w:p>
+      <w:pPr>
+        <w:bidi w:val="0"/>
+        <w:spacing w:line="240" w:lineRule="auto"/>
+        <w:rPr>
+          <w:rFonts w:hint="default" w:ascii="Times New Roman" w:hAnsi="Times New Roman" w:cs="Times New Roman"/>
+          <w:b/>
+          <w:bCs/>
+          <w:lang w:val="en-US"/>
+        </w:rPr>
+      </w:pPr>
+    </w:p>
+    <w:p>
+      <w:pPr>
+        <w:bidi w:val="0"/>
+        <w:spacing w:line="240" w:lineRule="auto"/>
+        <w:rPr>
+          <w:rFonts w:hint="default" w:ascii="Times New Roman" w:hAnsi="Times New Roman" w:cs="Times New Roman"/>
+          <w:b/>
+          <w:bCs/>
+          <w:lang w:val="en-US"/>
+        </w:rPr>
+      </w:pPr>
+    </w:p>
+    <w:p>
+      <w:pPr>
+        <w:bidi w:val="0"/>
+        <w:spacing w:line="240" w:lineRule="auto"/>
+        <w:rPr>
+          <w:rFonts w:hint="default" w:ascii="Times New Roman" w:hAnsi="Times New Roman" w:cs="Times New Roman"/>
+          <w:b/>
+          <w:bCs/>
+          <w:lang w:val="en-US"/>
+        </w:rPr>
+      </w:pPr>
+    </w:p>
+    <w:p>
+      <w:pPr>
+        <w:bidi w:val="0"/>
+        <w:spacing w:line="240" w:lineRule="auto"/>
+        <w:rPr>
+          <w:rFonts w:hint="default" w:ascii="Times New Roman" w:hAnsi="Times New Roman" w:cs="Times New Roman"/>
+          <w:b/>
+          <w:bCs/>
+          <w:lang w:val="en-US"/>
+        </w:rPr>
+      </w:pPr>
+    </w:p>
+    <w:p>
+      <w:pPr>
+        <w:bidi w:val="0"/>
+        <w:spacing w:line="240" w:lineRule="auto"/>
+        <w:rPr>
+          <w:rFonts w:hint="default" w:ascii="Times New Roman" w:hAnsi="Times New Roman" w:cs="Times New Roman"/>
+          <w:b/>
+          <w:bCs/>
+          <w:lang w:val="en-US"/>
+        </w:rPr>
+      </w:pPr>
+    </w:p>
+    <w:p>
+      <w:pPr>
+        <w:bidi w:val="0"/>
+        <w:spacing w:line="240" w:lineRule="auto"/>
+        <w:rPr>
+          <w:rFonts w:hint="default" w:ascii="Times New Roman" w:hAnsi="Times New Roman" w:cs="Times New Roman"/>
+          <w:b/>
+          <w:bCs/>
+          <w:lang w:val="en-US"/>
+        </w:rPr>
+      </w:pPr>
+    </w:p>
+    <w:p>
+      <w:pPr>
+        <w:bidi w:val="0"/>
+        <w:spacing w:line="240" w:lineRule="auto"/>
+        <w:rPr>
+          <w:rStyle w:val="13"/>
+          <w:rFonts w:hint="default" w:ascii="Times New Roman" w:hAnsi="Times New Roman" w:cs="Times New Roman"/>
+          <w:lang w:val="en-US"/>
+        </w:rPr>
+      </w:pPr>
+      <w:r>
+        <w:rPr>
+          <w:rStyle w:val="13"/>
+          <w:rFonts w:hint="default" w:ascii="Times New Roman" w:hAnsi="Times New Roman" w:cs="Times New Roman"/>
+          <w:lang w:val="en-US"/>
+        </w:rPr>
+        <w:t>Table of Contents</w:t>
+      </w:r>
+    </w:p>
+    <w:p>
+      <w:pPr>
+        <w:bidi w:val="0"/>
+        <w:spacing w:line="240" w:lineRule="auto"/>
+        <w:rPr>
+          <w:rFonts w:hint="default" w:ascii="Times New Roman" w:hAnsi="Times New Roman" w:cs="Times New Roman"/>
+        </w:rPr>
+      </w:pPr>
+      <w:r>
+        <w:rPr>
+          <w:rFonts w:hint="default" w:ascii="Times New Roman" w:hAnsi="Times New Roman" w:cs="Times New Roman"/>
+        </w:rPr>
+        <w:fldChar w:fldCharType="begin"/>
+      </w:r>
+      <w:r>
+        <w:rPr>
+          <w:rFonts w:hint="default" w:ascii="Times New Roman" w:hAnsi="Times New Roman" w:cs="Times New Roman"/>
+        </w:rPr>
+        <w:instrText xml:space="preserve">TOC \o "1-3" \h \u </w:instrText>
+      </w:r>
+      <w:r>
+        <w:rPr>
+          <w:rFonts w:hint="default" w:ascii="Times New Roman" w:hAnsi="Times New Roman" w:cs="Times New Roman"/>
+        </w:rPr>
+        <w:fldChar w:fldCharType="separate"/>
+      </w:r>
+    </w:p>
+    <w:p>
+      <w:pPr>
+        <w:bidi w:val="0"/>
+        <w:spacing w:line="240" w:lineRule="auto"/>
+        <w:rPr>
+          <w:rFonts w:hint="default" w:ascii="Times New Roman" w:hAnsi="Times New Roman" w:cs="Times New Roman"/>
+          <w:szCs w:val="25"/>
+          <w:lang w:val="en-US"/>
+        </w:rPr>
+      </w:pPr>
+      <w:r>
+        <w:rPr>
+          <w:rFonts w:hint="default" w:ascii="Times New Roman" w:hAnsi="Times New Roman" w:cs="Times New Roman"/>
+          <w:b/>
+          <w:bCs/>
+          <w:sz w:val="32"/>
+          <w:szCs w:val="32"/>
+          <w:lang w:val="en-US"/>
+        </w:rPr>
+        <w:t>Part A: Introduction..................................................................</w:t>
+      </w:r>
+      <w:r>
+        <w:rPr>
+          <w:rFonts w:hint="default" w:ascii="Times New Roman" w:hAnsi="Times New Roman" w:cs="Times New Roman"/>
+          <w:b/>
+          <w:bCs/>
+          <w:sz w:val="25"/>
+          <w:szCs w:val="25"/>
+          <w:lang w:val="en-US"/>
+        </w:rPr>
+        <w:t>4</w:t>
+      </w:r>
+    </w:p>
+    <w:p>
+      <w:pPr>
+        <w:bidi w:val="0"/>
+        <w:spacing w:line="240" w:lineRule="auto"/>
+        <w:rPr>
+          <w:rFonts w:hint="default" w:ascii="Times New Roman" w:hAnsi="Times New Roman" w:cs="Times New Roman"/>
+          <w:b/>
+          <w:bCs/>
+          <w:sz w:val="25"/>
+          <w:szCs w:val="25"/>
+          <w:lang w:val="en-US"/>
+        </w:rPr>
+      </w:pPr>
+      <w:r>
+        <w:rPr>
+          <w:rFonts w:hint="default" w:ascii="Times New Roman" w:hAnsi="Times New Roman" w:cs="Times New Roman"/>
+          <w:b/>
+          <w:bCs/>
+          <w:sz w:val="32"/>
+          <w:szCs w:val="32"/>
+          <w:lang w:val="en-US"/>
+        </w:rPr>
+        <w:t>Part B: Project Overview..........................................................</w:t>
+      </w:r>
+      <w:r>
+        <w:rPr>
+          <w:rFonts w:hint="default" w:ascii="Times New Roman" w:hAnsi="Times New Roman" w:cs="Times New Roman"/>
+          <w:b/>
+          <w:bCs/>
+          <w:sz w:val="25"/>
+          <w:szCs w:val="25"/>
+          <w:lang w:val="en-US"/>
+        </w:rPr>
+        <w:t>4</w:t>
+      </w:r>
+    </w:p>
+    <w:p>
+      <w:pPr>
+        <w:bidi w:val="0"/>
+        <w:spacing w:line="240" w:lineRule="auto"/>
+        <w:ind w:left="400" w:leftChars="100" w:firstLine="0" w:firstLineChars="0"/>
+        <w:rPr>
+          <w:rFonts w:hint="default" w:ascii="Times New Roman" w:hAnsi="Times New Roman" w:cs="Times New Roman"/>
+          <w:lang w:val="en-US"/>
+        </w:rPr>
+      </w:pPr>
+      <w:r>
+        <w:rPr>
+          <w:rFonts w:hint="default" w:ascii="Times New Roman" w:hAnsi="Times New Roman" w:cs="Times New Roman"/>
+          <w:b/>
+          <w:bCs/>
+          <w:sz w:val="28"/>
+          <w:szCs w:val="28"/>
+          <w:lang w:val="en-US"/>
+        </w:rPr>
+        <w:t>2.1 Domain Vocabulary......................................................................</w:t>
+      </w:r>
+      <w:r>
+        <w:rPr>
+          <w:rFonts w:hint="default" w:ascii="Times New Roman" w:hAnsi="Times New Roman" w:cs="Times New Roman"/>
+          <w:b/>
+          <w:bCs/>
+          <w:sz w:val="25"/>
+          <w:szCs w:val="25"/>
+          <w:lang w:val="en-US"/>
+        </w:rPr>
+        <w:t>4</w:t>
+      </w:r>
+    </w:p>
+    <w:p>
+      <w:pPr>
+        <w:bidi w:val="0"/>
+        <w:spacing w:line="240" w:lineRule="auto"/>
+        <w:ind w:left="400" w:leftChars="100" w:firstLine="0" w:firstLineChars="0"/>
+        <w:rPr>
+          <w:rFonts w:hint="default" w:ascii="Times New Roman" w:hAnsi="Times New Roman" w:cs="Times New Roman"/>
+          <w:b/>
+          <w:bCs/>
+          <w:sz w:val="28"/>
+          <w:szCs w:val="28"/>
+          <w:lang w:val="en-US"/>
+        </w:rPr>
+      </w:pPr>
+      <w:r>
+        <w:rPr>
+          <w:rFonts w:hint="default" w:ascii="Times New Roman" w:hAnsi="Times New Roman" w:cs="Times New Roman"/>
+          <w:b/>
+          <w:bCs/>
+          <w:sz w:val="28"/>
+          <w:szCs w:val="28"/>
+          <w:lang w:val="en-US"/>
+        </w:rPr>
+        <w:t>2.</w:t>
+      </w:r>
+      <w:r>
+        <w:rPr>
+          <w:rFonts w:hint="default" w:cs="Times New Roman"/>
+          <w:b/>
+          <w:bCs/>
+          <w:sz w:val="28"/>
+          <w:szCs w:val="28"/>
+          <w:lang w:val="en-US"/>
+        </w:rPr>
+        <w:t>2</w:t>
+      </w:r>
+      <w:r>
+        <w:rPr>
+          <w:rFonts w:hint="default" w:ascii="Times New Roman" w:hAnsi="Times New Roman" w:cs="Times New Roman"/>
+          <w:b/>
+          <w:bCs/>
+          <w:sz w:val="28"/>
+          <w:szCs w:val="28"/>
+          <w:lang w:val="en-US"/>
+        </w:rPr>
+        <w:t xml:space="preserve"> </w:t>
+      </w:r>
+      <w:r>
+        <w:rPr>
+          <w:rFonts w:hint="default" w:cs="Times New Roman"/>
+          <w:b/>
+          <w:bCs/>
+          <w:sz w:val="28"/>
+          <w:szCs w:val="28"/>
+          <w:lang w:val="en-US"/>
+        </w:rPr>
+        <w:t>Goals.........................</w:t>
+      </w:r>
+      <w:r>
+        <w:rPr>
+          <w:rFonts w:hint="default" w:ascii="Times New Roman" w:hAnsi="Times New Roman" w:cs="Times New Roman"/>
+          <w:b/>
+          <w:bCs/>
+          <w:sz w:val="28"/>
+          <w:szCs w:val="28"/>
+          <w:lang w:val="en-US"/>
+        </w:rPr>
+        <w:t>.....................................................................</w:t>
+      </w:r>
+      <w:r>
+        <w:rPr>
+          <w:rFonts w:hint="default" w:cs="Times New Roman"/>
+          <w:b/>
+          <w:bCs/>
+          <w:sz w:val="28"/>
+          <w:szCs w:val="28"/>
+          <w:lang w:val="en-US"/>
+        </w:rPr>
+        <w:t>.</w:t>
+      </w:r>
+      <w:r>
+        <w:rPr>
+          <w:rFonts w:hint="default" w:cs="Times New Roman"/>
+          <w:b/>
+          <w:bCs/>
+          <w:sz w:val="25"/>
+          <w:szCs w:val="25"/>
+          <w:lang w:val="en-US"/>
+        </w:rPr>
+        <w:t>5</w:t>
+      </w:r>
+    </w:p>
+    <w:p>
+      <w:pPr>
+        <w:pStyle w:val="9"/>
         <w:bidi w:val="0"/>
         <w:spacing w:line="240" w:lineRule="auto"/>
         <w:ind w:left="0" w:leftChars="0" w:firstLine="0" w:firstLineChars="0"/>
-      </w:pPr>
-      <w:r>
-        <w:rPr>
-          <w:rFonts w:hint="default"/>
-          <w:lang w:val="en-US"/>
-        </w:rPr>
-        <w:t>Table of Contents</w:t>
-      </w:r>
+        <w:rPr>
+          <w:rFonts w:hint="default" w:ascii="Times New Roman" w:hAnsi="Times New Roman" w:cs="Times New Roman"/>
+          <w:lang w:val="en-US"/>
+        </w:rPr>
+        <w:sectPr>
+          <w:headerReference r:id="rId3" w:type="default"/>
+          <w:footerReference r:id="rId4" w:type="default"/>
+          <w:pgSz w:w="11906" w:h="16838"/>
+          <w:pgMar w:top="1440" w:right="1800" w:bottom="1440" w:left="1800" w:header="720" w:footer="720" w:gutter="0"/>
+          <w:cols w:space="720" w:num="1"/>
+          <w:docGrid w:linePitch="360" w:charSpace="0"/>
+        </w:sectPr>
+      </w:pPr>
+    </w:p>
+    <w:p>
+      <w:pPr>
+        <w:pStyle w:val="2"/>
+        <w:bidi w:val="0"/>
+        <w:spacing w:line="240" w:lineRule="auto"/>
+        <w:rPr>
+          <w:rStyle w:val="12"/>
+          <w:rFonts w:hint="default" w:ascii="Times New Roman" w:hAnsi="Times New Roman" w:cs="Times New Roman"/>
+          <w:b/>
+          <w:bCs/>
+          <w:lang w:val="en-US"/>
+        </w:rPr>
+      </w:pPr>
+      <w:r>
+        <w:rPr>
+          <w:rFonts w:hint="default" w:ascii="Times New Roman" w:hAnsi="Times New Roman" w:cs="Times New Roman"/>
+          <w:lang w:val="en-US"/>
+        </w:rPr>
+        <w:t>Part A: Introduction</w:t>
+      </w:r>
+      <w:r>
+        <w:rPr>
+          <w:rFonts w:hint="default" w:ascii="Times New Roman" w:hAnsi="Times New Roman" w:cs="Times New Roman"/>
+        </w:rPr>
+        <w:fldChar w:fldCharType="begin"/>
+      </w:r>
+      <w:r>
+        <w:rPr>
+          <w:rFonts w:hint="default" w:ascii="Times New Roman" w:hAnsi="Times New Roman" w:cs="Times New Roman"/>
+        </w:rPr>
+        <w:instrText xml:space="preserve">TOC \o "1-3" \h \u </w:instrText>
+      </w:r>
+      <w:r>
+        <w:rPr>
+          <w:rFonts w:hint="default" w:ascii="Times New Roman" w:hAnsi="Times New Roman" w:cs="Times New Roman"/>
+        </w:rPr>
+        <w:fldChar w:fldCharType="separate"/>
+      </w:r>
+    </w:p>
+    <w:p>
+      <w:pPr>
+        <w:pStyle w:val="8"/>
+        <w:keepNext w:val="0"/>
+        <w:keepLines w:val="0"/>
+        <w:widowControl/>
+        <w:suppressLineNumbers w:val="0"/>
+        <w:bidi w:val="0"/>
+        <w:spacing w:before="240" w:beforeAutospacing="0" w:after="240" w:afterAutospacing="0" w:line="240" w:lineRule="auto"/>
+        <w:jc w:val="both"/>
+        <w:rPr>
+          <w:rFonts w:hint="default" w:ascii="Times New Roman" w:hAnsi="Times New Roman" w:cs="Times New Roman"/>
+          <w:b w:val="0"/>
+          <w:bCs w:val="0"/>
+          <w:i w:val="0"/>
+          <w:iCs w:val="0"/>
+          <w:color w:val="000000"/>
+          <w:sz w:val="23"/>
+          <w:szCs w:val="23"/>
+          <w:u w:val="none"/>
+          <w:shd w:val="clear" w:fill="FFFFFF"/>
+          <w:vertAlign w:val="baseline"/>
+          <w:lang w:val="en-US"/>
+        </w:rPr>
+      </w:pPr>
+      <w:r>
+        <w:rPr>
+          <w:rFonts w:hint="default" w:ascii="Times New Roman" w:hAnsi="Times New Roman" w:cs="Times New Roman"/>
+          <w:b w:val="0"/>
+          <w:bCs w:val="0"/>
+          <w:sz w:val="23"/>
+          <w:szCs w:val="23"/>
+          <w:lang w:val="en-US"/>
+        </w:rPr>
+        <w:t xml:space="preserve">The Software Requirements Specification (SRS) emphasizes the </w:t>
+      </w:r>
+      <w:r>
+        <w:rPr>
+          <w:rFonts w:hint="default" w:ascii="Times New Roman" w:hAnsi="Times New Roman" w:eastAsia="SimSun" w:cs="Times New Roman"/>
+          <w:b w:val="0"/>
+          <w:bCs w:val="0"/>
+          <w:i w:val="0"/>
+          <w:iCs w:val="0"/>
+          <w:color w:val="000000"/>
+          <w:sz w:val="23"/>
+          <w:szCs w:val="23"/>
+          <w:u w:val="none"/>
+          <w:shd w:val="clear" w:fill="FFFFFF"/>
+          <w:vertAlign w:val="baseline"/>
+        </w:rPr>
+        <w:t>comprehensive functional and non-functional requirements for the Smart Fleet Management System (SmartFM) designed for ABC-Trans, one of Vietnam's most prominent logistics and transportation enterprises.</w:t>
+      </w:r>
+      <w:r>
+        <w:rPr>
+          <w:rFonts w:hint="default" w:ascii="Times New Roman" w:hAnsi="Times New Roman" w:eastAsia="SimSun" w:cs="Times New Roman"/>
+          <w:b w:val="0"/>
+          <w:bCs w:val="0"/>
+          <w:i w:val="0"/>
+          <w:iCs w:val="0"/>
+          <w:color w:val="000000"/>
+          <w:sz w:val="23"/>
+          <w:szCs w:val="23"/>
+          <w:u w:val="none"/>
+          <w:shd w:val="clear" w:fill="FFFFFF"/>
+          <w:vertAlign w:val="baseline"/>
+          <w:lang w:val="en-US"/>
+        </w:rPr>
+        <w:t xml:space="preserve"> </w:t>
+      </w:r>
+      <w:r>
+        <w:rPr>
+          <w:rFonts w:hint="default" w:ascii="Times New Roman" w:hAnsi="Times New Roman" w:cs="Times New Roman"/>
+          <w:b w:val="0"/>
+          <w:bCs w:val="0"/>
+          <w:i w:val="0"/>
+          <w:iCs w:val="0"/>
+          <w:color w:val="000000"/>
+          <w:sz w:val="23"/>
+          <w:szCs w:val="23"/>
+          <w:u w:val="none"/>
+          <w:shd w:val="clear" w:fill="FFFFFF"/>
+          <w:vertAlign w:val="baseline"/>
+          <w:lang w:val="en-US"/>
+        </w:rPr>
+        <w:t>Notably</w:t>
+      </w:r>
+      <w:r>
+        <w:rPr>
+          <w:rFonts w:hint="default" w:ascii="Times New Roman" w:hAnsi="Times New Roman" w:eastAsia="SimSun" w:cs="Times New Roman"/>
+          <w:b w:val="0"/>
+          <w:bCs w:val="0"/>
+          <w:i w:val="0"/>
+          <w:iCs w:val="0"/>
+          <w:color w:val="000000"/>
+          <w:sz w:val="23"/>
+          <w:szCs w:val="23"/>
+          <w:u w:val="none"/>
+          <w:shd w:val="clear" w:fill="FFFFFF"/>
+          <w:vertAlign w:val="baseline"/>
+          <w:lang w:val="en-US"/>
+        </w:rPr>
+        <w:t xml:space="preserve">, </w:t>
+      </w:r>
+      <w:r>
+        <w:rPr>
+          <w:rFonts w:hint="default" w:ascii="Times New Roman" w:hAnsi="Times New Roman" w:eastAsia="SimSun" w:cs="Times New Roman"/>
+          <w:i w:val="0"/>
+          <w:iCs w:val="0"/>
+          <w:color w:val="000000"/>
+          <w:sz w:val="23"/>
+          <w:szCs w:val="23"/>
+          <w:u w:val="none"/>
+          <w:shd w:val="clear" w:fill="FFFFFF"/>
+          <w:vertAlign w:val="baseline"/>
+        </w:rPr>
+        <w:t>ABC-Trans operates a nationwide network providing vital supply chain services to major department stores and supermarkets.</w:t>
+      </w:r>
+      <w:r>
+        <w:rPr>
+          <w:rFonts w:hint="default" w:ascii="Times New Roman" w:hAnsi="Times New Roman" w:eastAsia="SimSun" w:cs="Times New Roman"/>
+          <w:i w:val="0"/>
+          <w:iCs w:val="0"/>
+          <w:color w:val="000000"/>
+          <w:sz w:val="23"/>
+          <w:szCs w:val="23"/>
+          <w:u w:val="none"/>
+          <w:shd w:val="clear" w:fill="FFFFFF"/>
+          <w:vertAlign w:val="baseline"/>
+          <w:lang w:val="en-US"/>
+        </w:rPr>
+        <w:t xml:space="preserve"> In addition, the centralized </w:t>
+      </w:r>
+      <w:r>
+        <w:rPr>
+          <w:rFonts w:hint="default" w:ascii="Times New Roman" w:hAnsi="Times New Roman" w:cs="Times New Roman"/>
+          <w:i w:val="0"/>
+          <w:iCs w:val="0"/>
+          <w:color w:val="000000"/>
+          <w:sz w:val="23"/>
+          <w:szCs w:val="23"/>
+          <w:u w:val="none"/>
+          <w:shd w:val="clear" w:fill="FFFFFF"/>
+          <w:vertAlign w:val="baseline"/>
+        </w:rPr>
+        <w:t>cosystem unifies enterprise-wide fleet tracking, driver allocations, booking pipelines, and financial transactions</w:t>
+      </w:r>
+      <w:r>
+        <w:rPr>
+          <w:rFonts w:hint="default" w:ascii="Times New Roman" w:hAnsi="Times New Roman" w:cs="Times New Roman"/>
+          <w:i w:val="0"/>
+          <w:iCs w:val="0"/>
+          <w:color w:val="000000"/>
+          <w:sz w:val="23"/>
+          <w:szCs w:val="23"/>
+          <w:u w:val="none"/>
+          <w:shd w:val="clear" w:fill="FFFFFF"/>
+          <w:vertAlign w:val="baseline"/>
+          <w:lang w:val="en-US"/>
+        </w:rPr>
+        <w:t xml:space="preserve"> which overcome</w:t>
+      </w:r>
+      <w:r>
+        <w:rPr>
+          <w:rFonts w:hint="default" w:ascii="Times New Roman" w:hAnsi="Times New Roman" w:eastAsia="SimSun" w:cs="Times New Roman"/>
+          <w:i w:val="0"/>
+          <w:iCs w:val="0"/>
+          <w:color w:val="000000"/>
+          <w:sz w:val="23"/>
+          <w:szCs w:val="23"/>
+          <w:u w:val="none"/>
+          <w:shd w:val="clear" w:fill="FFFFFF"/>
+          <w:vertAlign w:val="baseline"/>
+        </w:rPr>
+        <w:t xml:space="preserve">operational scaling limitations </w:t>
+      </w:r>
+      <w:r>
+        <w:rPr>
+          <w:rFonts w:hint="default" w:ascii="Times New Roman" w:hAnsi="Times New Roman" w:eastAsia="SimSun" w:cs="Times New Roman"/>
+          <w:b w:val="0"/>
+          <w:bCs w:val="0"/>
+          <w:i w:val="0"/>
+          <w:iCs w:val="0"/>
+          <w:color w:val="000000"/>
+          <w:sz w:val="23"/>
+          <w:szCs w:val="23"/>
+          <w:u w:val="none"/>
+          <w:shd w:val="clear" w:fill="FFFFFF"/>
+          <w:vertAlign w:val="baseline"/>
+        </w:rPr>
+        <w:t>caused by legacy, disconnected, branch-specific software and manual record-keeping</w:t>
+      </w:r>
+      <w:r>
+        <w:rPr>
+          <w:rFonts w:hint="default" w:ascii="Times New Roman" w:hAnsi="Times New Roman" w:cs="Times New Roman"/>
+          <w:b w:val="0"/>
+          <w:bCs w:val="0"/>
+          <w:i w:val="0"/>
+          <w:iCs w:val="0"/>
+          <w:color w:val="000000"/>
+          <w:sz w:val="23"/>
+          <w:szCs w:val="23"/>
+          <w:u w:val="none"/>
+          <w:shd w:val="clear" w:fill="FFFFFF"/>
+          <w:vertAlign w:val="baseline"/>
+          <w:lang w:val="en-US"/>
+        </w:rPr>
+        <w:t>.</w:t>
+      </w:r>
+    </w:p>
+    <w:p>
+      <w:pPr>
+        <w:pStyle w:val="8"/>
+        <w:keepNext w:val="0"/>
+        <w:keepLines w:val="0"/>
+        <w:widowControl/>
+        <w:suppressLineNumbers w:val="0"/>
+        <w:bidi w:val="0"/>
+        <w:spacing w:before="240" w:beforeAutospacing="0" w:after="240" w:afterAutospacing="0" w:line="240" w:lineRule="auto"/>
+        <w:jc w:val="both"/>
+        <w:rPr>
+          <w:rFonts w:hint="default" w:ascii="Times New Roman" w:hAnsi="Times New Roman" w:cs="Times New Roman"/>
+          <w:i w:val="0"/>
+          <w:iCs w:val="0"/>
+          <w:color w:val="000000"/>
+          <w:sz w:val="23"/>
+          <w:szCs w:val="23"/>
+          <w:u w:val="none"/>
+          <w:shd w:val="clear" w:fill="FFFFFF"/>
+          <w:vertAlign w:val="baseline"/>
+          <w:lang w:val="en-US"/>
+        </w:rPr>
+      </w:pPr>
+      <w:r>
+        <w:rPr>
+          <w:rFonts w:hint="default" w:ascii="Times New Roman" w:hAnsi="Times New Roman" w:cs="Times New Roman"/>
+          <w:b w:val="0"/>
+          <w:bCs w:val="0"/>
+          <w:i w:val="0"/>
+          <w:iCs w:val="0"/>
+          <w:color w:val="000000"/>
+          <w:sz w:val="23"/>
+          <w:szCs w:val="23"/>
+          <w:u w:val="none"/>
+          <w:shd w:val="clear" w:fill="FFFFFF"/>
+          <w:vertAlign w:val="baseline"/>
+          <w:lang w:val="en-US"/>
+        </w:rPr>
+        <w:t xml:space="preserve">In addition, the main purpose of this report is to </w:t>
+      </w:r>
+      <w:r>
+        <w:rPr>
+          <w:rFonts w:hint="default" w:ascii="Times New Roman" w:hAnsi="Times New Roman" w:eastAsia="SimSun" w:cs="Times New Roman"/>
+          <w:b w:val="0"/>
+          <w:bCs w:val="0"/>
+          <w:i w:val="0"/>
+          <w:iCs w:val="0"/>
+          <w:color w:val="000000"/>
+          <w:sz w:val="23"/>
+          <w:szCs w:val="23"/>
+          <w:u w:val="none"/>
+          <w:shd w:val="clear" w:fill="FFFFFF"/>
+          <w:vertAlign w:val="baseline"/>
+        </w:rPr>
+        <w:t xml:space="preserve">map out the system boundaries and business processes using the Tasks </w:t>
+      </w:r>
+      <w:r>
+        <w:rPr>
+          <w:rFonts w:hint="default" w:ascii="Times New Roman" w:hAnsi="Times New Roman" w:cs="Times New Roman"/>
+          <w:b w:val="0"/>
+          <w:bCs w:val="0"/>
+          <w:i w:val="0"/>
+          <w:iCs w:val="0"/>
+          <w:color w:val="000000"/>
+          <w:sz w:val="23"/>
+          <w:szCs w:val="23"/>
+          <w:u w:val="none"/>
+          <w:shd w:val="clear" w:fill="FFFFFF"/>
+          <w:vertAlign w:val="baseline"/>
+          <w:lang w:val="en-US"/>
+        </w:rPr>
+        <w:t>and</w:t>
+      </w:r>
+      <w:r>
+        <w:rPr>
+          <w:rFonts w:hint="default" w:ascii="Times New Roman" w:hAnsi="Times New Roman" w:eastAsia="SimSun" w:cs="Times New Roman"/>
+          <w:b w:val="0"/>
+          <w:bCs w:val="0"/>
+          <w:i w:val="0"/>
+          <w:iCs w:val="0"/>
+          <w:color w:val="000000"/>
+          <w:sz w:val="23"/>
+          <w:szCs w:val="23"/>
+          <w:u w:val="none"/>
+          <w:shd w:val="clear" w:fill="FFFFFF"/>
+          <w:vertAlign w:val="baseline"/>
+        </w:rPr>
+        <w:t xml:space="preserve"> Support approach</w:t>
+      </w:r>
+      <w:r>
+        <w:rPr>
+          <w:rFonts w:hint="default" w:ascii="Times New Roman" w:hAnsi="Times New Roman" w:cs="Times New Roman"/>
+          <w:b w:val="0"/>
+          <w:bCs w:val="0"/>
+          <w:i w:val="0"/>
+          <w:iCs w:val="0"/>
+          <w:color w:val="000000"/>
+          <w:sz w:val="23"/>
+          <w:szCs w:val="23"/>
+          <w:u w:val="none"/>
+          <w:shd w:val="clear" w:fill="FFFFFF"/>
+          <w:vertAlign w:val="baseline"/>
+          <w:lang w:val="en-US"/>
+        </w:rPr>
+        <w:t>. B</w:t>
+      </w:r>
+      <w:r>
+        <w:rPr>
+          <w:rFonts w:hint="default" w:ascii="Times New Roman" w:hAnsi="Times New Roman" w:eastAsia="SimSun" w:cs="Times New Roman"/>
+          <w:i w:val="0"/>
+          <w:iCs w:val="0"/>
+          <w:color w:val="000000"/>
+          <w:sz w:val="23"/>
+          <w:szCs w:val="23"/>
+          <w:u w:val="none"/>
+          <w:shd w:val="clear" w:fill="FFFFFF"/>
+          <w:vertAlign w:val="baseline"/>
+        </w:rPr>
+        <w:t xml:space="preserve">y focusing heavily on domain-level interactions and user workflows rather than pre-emptive database architecture, this specification ensures that the developed software natively resolves the technical challenges of high-volume, concurrent read operations </w:t>
+      </w:r>
+      <w:r>
+        <w:rPr>
+          <w:rFonts w:hint="default" w:ascii="Times New Roman" w:hAnsi="Times New Roman" w:cs="Times New Roman"/>
+          <w:i w:val="0"/>
+          <w:iCs w:val="0"/>
+          <w:color w:val="000000"/>
+          <w:sz w:val="23"/>
+          <w:szCs w:val="23"/>
+          <w:u w:val="none"/>
+          <w:shd w:val="clear" w:fill="FFFFFF"/>
+          <w:vertAlign w:val="baseline"/>
+          <w:lang w:val="en-US"/>
+        </w:rPr>
+        <w:t>including</w:t>
+      </w:r>
+      <w:r>
+        <w:rPr>
+          <w:rFonts w:hint="default" w:ascii="Times New Roman" w:hAnsi="Times New Roman" w:eastAsia="SimSun" w:cs="Times New Roman"/>
+          <w:i w:val="0"/>
+          <w:iCs w:val="0"/>
+          <w:color w:val="000000"/>
+          <w:sz w:val="23"/>
+          <w:szCs w:val="23"/>
+          <w:u w:val="none"/>
+          <w:shd w:val="clear" w:fill="FFFFFF"/>
+          <w:vertAlign w:val="baseline"/>
+        </w:rPr>
+        <w:t xml:space="preserve"> real-time tracking</w:t>
+      </w:r>
+      <w:r>
+        <w:rPr>
+          <w:rFonts w:hint="default" w:ascii="Times New Roman" w:hAnsi="Times New Roman" w:cs="Times New Roman"/>
+          <w:i w:val="0"/>
+          <w:iCs w:val="0"/>
+          <w:color w:val="000000"/>
+          <w:sz w:val="23"/>
+          <w:szCs w:val="23"/>
+          <w:u w:val="none"/>
+          <w:shd w:val="clear" w:fill="FFFFFF"/>
+          <w:vertAlign w:val="baseline"/>
+          <w:lang w:val="en-US"/>
+        </w:rPr>
+        <w:t xml:space="preserve"> </w:t>
+      </w:r>
+      <w:r>
+        <w:rPr>
+          <w:rFonts w:hint="default" w:ascii="Times New Roman" w:hAnsi="Times New Roman" w:eastAsia="SimSun" w:cs="Times New Roman"/>
+          <w:i w:val="0"/>
+          <w:iCs w:val="0"/>
+          <w:color w:val="000000"/>
+          <w:sz w:val="23"/>
+          <w:szCs w:val="23"/>
+          <w:u w:val="none"/>
+          <w:shd w:val="clear" w:fill="FFFFFF"/>
+          <w:vertAlign w:val="baseline"/>
+        </w:rPr>
+        <w:t>and high-integrity write transactions across all regional branches</w:t>
+      </w:r>
+      <w:r>
+        <w:rPr>
+          <w:rFonts w:hint="default" w:ascii="Times New Roman" w:hAnsi="Times New Roman" w:cs="Times New Roman"/>
+          <w:i w:val="0"/>
+          <w:iCs w:val="0"/>
+          <w:color w:val="000000"/>
+          <w:sz w:val="23"/>
+          <w:szCs w:val="23"/>
+          <w:u w:val="none"/>
+          <w:shd w:val="clear" w:fill="FFFFFF"/>
+          <w:vertAlign w:val="baseline"/>
+          <w:lang w:val="en-US"/>
+        </w:rPr>
+        <w:t>.</w:t>
+      </w:r>
+    </w:p>
+    <w:p>
+      <w:pPr>
+        <w:pStyle w:val="2"/>
+        <w:bidi w:val="0"/>
+        <w:spacing w:line="240" w:lineRule="auto"/>
+        <w:rPr>
+          <w:rFonts w:hint="default" w:ascii="Times New Roman" w:hAnsi="Times New Roman" w:cs="Times New Roman"/>
+          <w:lang w:val="en-US"/>
+        </w:rPr>
+      </w:pPr>
+      <w:r>
+        <w:rPr>
+          <w:rFonts w:hint="default" w:ascii="Times New Roman" w:hAnsi="Times New Roman" w:cs="Times New Roman"/>
+          <w:lang w:val="en-US"/>
+        </w:rPr>
+        <w:t>Part B: Project Overview</w:t>
+      </w:r>
+    </w:p>
+    <w:p>
+      <w:pPr>
+        <w:pStyle w:val="8"/>
+        <w:keepNext w:val="0"/>
+        <w:keepLines w:val="0"/>
+        <w:widowControl/>
+        <w:suppressLineNumbers w:val="0"/>
+        <w:bidi w:val="0"/>
+        <w:spacing w:before="240" w:beforeAutospacing="0" w:after="240" w:afterAutospacing="0" w:line="240" w:lineRule="auto"/>
+        <w:jc w:val="both"/>
+        <w:rPr>
+          <w:rFonts w:hint="default" w:ascii="Times New Roman" w:hAnsi="Times New Roman" w:cs="Times New Roman"/>
+          <w:sz w:val="23"/>
+          <w:szCs w:val="23"/>
+          <w:lang w:val="en-US"/>
+        </w:rPr>
+      </w:pPr>
+      <w:r>
+        <w:rPr>
+          <w:rFonts w:hint="default" w:ascii="Times New Roman" w:hAnsi="Times New Roman" w:eastAsia="SimSun" w:cs="Times New Roman"/>
+          <w:sz w:val="24"/>
+          <w:szCs w:val="24"/>
+        </w:rPr>
+        <w:t>The Software Requirements Specification (SRS) emphasizes the comprehensive functional and non-functional requirements for the Smart Fleet Management System (SmartFM) designed for ABC-Trans, one of Vietnam's most prominent logistics and transportation enterprises. Notably, ABC-Trans operates a nationwide network providing vital supply chain services to major department stores and supermarkets. In addition, the centralized ecosystem unifies enterprise-wide fleet tracking, driver allocations, booking pipelines, and financial transactions which overcome operational scaling limitations caused by legacy, disconnected, branch-specific software and manual record-keeping.</w:t>
+      </w:r>
+    </w:p>
+    <w:p>
+      <w:pPr>
+        <w:pStyle w:val="3"/>
+        <w:bidi w:val="0"/>
+        <w:spacing w:line="240" w:lineRule="auto"/>
+        <w:ind w:left="400" w:leftChars="100" w:firstLine="0" w:firstLineChars="0"/>
+        <w:rPr>
+          <w:rFonts w:hint="default" w:ascii="Times New Roman" w:hAnsi="Times New Roman" w:cs="Times New Roman"/>
+          <w:lang w:val="en-US"/>
+        </w:rPr>
+      </w:pPr>
+      <w:r>
+        <w:rPr>
+          <w:rFonts w:hint="default" w:ascii="Times New Roman" w:hAnsi="Times New Roman" w:cs="Times New Roman"/>
+          <w:lang w:val="en-US"/>
+        </w:rPr>
+        <w:t>2.1 Domain Vocabulary</w:t>
+      </w:r>
+    </w:p>
+    <w:p>
+      <w:pPr>
+        <w:spacing w:line="240" w:lineRule="auto"/>
+        <w:ind w:left="400" w:leftChars="100" w:firstLine="0" w:firstLineChars="0"/>
+        <w:jc w:val="both"/>
+        <w:rPr>
+          <w:rFonts w:hint="default" w:ascii="Times New Roman" w:hAnsi="Times New Roman" w:eastAsia="SimSun" w:cs="Times New Roman"/>
+          <w:i w:val="0"/>
+          <w:iCs w:val="0"/>
+          <w:color w:val="000000"/>
+          <w:sz w:val="23"/>
+          <w:szCs w:val="23"/>
+          <w:u w:val="none"/>
+          <w:shd w:val="clear" w:fill="FFFFFF"/>
+          <w:vertAlign w:val="baseline"/>
+          <w:lang w:val="en-US"/>
+        </w:rPr>
+      </w:pPr>
+      <w:r>
+        <w:rPr>
+          <w:rFonts w:hint="default" w:ascii="Times New Roman" w:hAnsi="Times New Roman" w:cs="Times New Roman"/>
+          <w:sz w:val="23"/>
+          <w:szCs w:val="23"/>
+          <w:lang w:val="en-US"/>
+        </w:rPr>
+        <w:t xml:space="preserve">The following </w:t>
+      </w:r>
+      <w:r>
+        <w:rPr>
+          <w:rFonts w:hint="default" w:ascii="Times New Roman" w:hAnsi="Times New Roman" w:eastAsia="SimSun" w:cs="Times New Roman"/>
+          <w:i w:val="0"/>
+          <w:iCs w:val="0"/>
+          <w:color w:val="000000"/>
+          <w:sz w:val="23"/>
+          <w:szCs w:val="23"/>
+          <w:u w:val="none"/>
+          <w:shd w:val="clear" w:fill="FFFFFF"/>
+          <w:vertAlign w:val="baseline"/>
+        </w:rPr>
+        <w:t> glossary defines the specialized business and technical terms foundational to the ABC-Trans operations and the SmartFM platform</w:t>
+      </w:r>
+      <w:r>
+        <w:rPr>
+          <w:rFonts w:hint="default" w:ascii="Times New Roman" w:hAnsi="Times New Roman" w:eastAsia="SimSun" w:cs="Times New Roman"/>
+          <w:i w:val="0"/>
+          <w:iCs w:val="0"/>
+          <w:color w:val="000000"/>
+          <w:sz w:val="23"/>
+          <w:szCs w:val="23"/>
+          <w:u w:val="none"/>
+          <w:shd w:val="clear" w:fill="FFFFFF"/>
+          <w:vertAlign w:val="baseline"/>
+          <w:lang w:val="en-US"/>
+        </w:rPr>
+        <w:t>:</w:t>
+      </w:r>
+    </w:p>
+    <w:p>
+      <w:pPr>
+        <w:numPr>
+          <w:ilvl w:val="0"/>
+          <w:numId w:val="1"/>
+        </w:numPr>
+        <w:tabs>
+          <w:tab w:val="clear" w:pos="420"/>
+        </w:tabs>
+        <w:spacing w:line="240" w:lineRule="auto"/>
+        <w:ind w:left="1200" w:leftChars="0" w:hanging="420" w:firstLineChars="0"/>
+        <w:jc w:val="both"/>
+        <w:rPr>
+          <w:rFonts w:hint="default" w:ascii="Times New Roman" w:hAnsi="Times New Roman" w:eastAsia="SimSun" w:cs="Times New Roman"/>
+          <w:i w:val="0"/>
+          <w:iCs w:val="0"/>
+          <w:color w:val="000000"/>
+          <w:sz w:val="23"/>
+          <w:szCs w:val="23"/>
+          <w:u w:val="none"/>
+          <w:shd w:val="clear" w:fill="FFFFFF"/>
+          <w:vertAlign w:val="baseline"/>
+          <w:lang w:val="en-US"/>
+        </w:rPr>
+      </w:pPr>
+      <w:r>
+        <w:rPr>
+          <w:rFonts w:hint="default" w:ascii="Times New Roman" w:hAnsi="Times New Roman" w:eastAsia="SimSun" w:cs="Times New Roman"/>
+          <w:i w:val="0"/>
+          <w:iCs w:val="0"/>
+          <w:color w:val="000000"/>
+          <w:sz w:val="23"/>
+          <w:szCs w:val="23"/>
+          <w:u w:val="none"/>
+          <w:shd w:val="clear" w:fill="FFFFFF"/>
+          <w:vertAlign w:val="baseline"/>
+          <w:lang w:val="en-US"/>
+        </w:rPr>
+        <w:t xml:space="preserve">SmartFM: A centralized system </w:t>
+      </w:r>
+      <w:r>
+        <w:rPr>
+          <w:rFonts w:hint="default" w:ascii="Times New Roman" w:hAnsi="Times New Roman" w:eastAsia="SimSun" w:cs="Times New Roman"/>
+          <w:sz w:val="24"/>
+          <w:szCs w:val="24"/>
+        </w:rPr>
+        <w:t>A centralized system integrating tracking, operations, and fleet management across all ABC-Trans branches.</w:t>
+      </w:r>
+    </w:p>
+    <w:p>
+      <w:pPr>
+        <w:numPr>
+          <w:ilvl w:val="0"/>
+          <w:numId w:val="1"/>
+        </w:numPr>
+        <w:tabs>
+          <w:tab w:val="clear" w:pos="420"/>
+        </w:tabs>
+        <w:spacing w:line="240" w:lineRule="auto"/>
+        <w:ind w:left="1200" w:leftChars="0" w:hanging="420" w:firstLineChars="0"/>
+        <w:jc w:val="both"/>
+        <w:rPr>
+          <w:rFonts w:hint="default" w:ascii="Times New Roman" w:hAnsi="Times New Roman" w:eastAsia="SimSun" w:cs="Times New Roman"/>
+          <w:i w:val="0"/>
+          <w:iCs w:val="0"/>
+          <w:color w:val="000000"/>
+          <w:sz w:val="23"/>
+          <w:szCs w:val="23"/>
+          <w:u w:val="none"/>
+          <w:shd w:val="clear" w:fill="FFFFFF"/>
+          <w:vertAlign w:val="baseline"/>
+          <w:lang w:val="en-US"/>
+        </w:rPr>
+      </w:pPr>
+      <w:r>
+        <w:rPr>
+          <w:rFonts w:hint="default" w:ascii="Times New Roman" w:hAnsi="Times New Roman" w:eastAsia="SimSun" w:cs="Times New Roman"/>
+          <w:sz w:val="24"/>
+          <w:szCs w:val="24"/>
+          <w:lang w:val="en-US"/>
+        </w:rPr>
+        <w:t xml:space="preserve">Shipment Offering: </w:t>
+      </w:r>
+      <w:r>
+        <w:rPr>
+          <w:rFonts w:hint="default" w:ascii="Times New Roman" w:hAnsi="Times New Roman" w:eastAsia="SimSun" w:cs="Times New Roman"/>
+          <w:sz w:val="24"/>
+          <w:szCs w:val="24"/>
+        </w:rPr>
+        <w:t>A defined transportation service option categorized by vehicle capacity, routes, and rates</w:t>
+      </w:r>
+      <w:r>
+        <w:rPr>
+          <w:rFonts w:hint="default" w:ascii="Times New Roman" w:hAnsi="Times New Roman" w:eastAsia="SimSun" w:cs="Times New Roman"/>
+          <w:sz w:val="24"/>
+          <w:szCs w:val="24"/>
+          <w:lang w:val="en-US"/>
+        </w:rPr>
+        <w:t>.</w:t>
+      </w:r>
+    </w:p>
+    <w:p>
+      <w:pPr>
+        <w:numPr>
+          <w:ilvl w:val="0"/>
+          <w:numId w:val="1"/>
+        </w:numPr>
+        <w:tabs>
+          <w:tab w:val="clear" w:pos="420"/>
+        </w:tabs>
+        <w:spacing w:line="240" w:lineRule="auto"/>
+        <w:ind w:left="1200" w:leftChars="0" w:hanging="420" w:firstLineChars="0"/>
+        <w:jc w:val="both"/>
+        <w:rPr>
+          <w:rFonts w:hint="default" w:ascii="Times New Roman" w:hAnsi="Times New Roman" w:eastAsia="SimSun" w:cs="Times New Roman"/>
+          <w:i w:val="0"/>
+          <w:iCs w:val="0"/>
+          <w:color w:val="000000"/>
+          <w:sz w:val="23"/>
+          <w:szCs w:val="23"/>
+          <w:u w:val="none"/>
+          <w:shd w:val="clear" w:fill="FFFFFF"/>
+          <w:vertAlign w:val="baseline"/>
+          <w:lang w:val="en-US"/>
+        </w:rPr>
+      </w:pPr>
+      <w:r>
+        <w:rPr>
+          <w:rFonts w:hint="default" w:ascii="Times New Roman" w:hAnsi="Times New Roman" w:eastAsia="SimSun" w:cs="Times New Roman"/>
+          <w:sz w:val="24"/>
+          <w:szCs w:val="24"/>
+          <w:lang w:val="en-US"/>
+        </w:rPr>
+        <w:t xml:space="preserve">B2B Corporate Order: </w:t>
+      </w:r>
+      <w:r>
+        <w:rPr>
+          <w:rFonts w:hint="default" w:ascii="Times New Roman" w:hAnsi="Times New Roman" w:eastAsia="SimSun" w:cs="Times New Roman"/>
+          <w:sz w:val="24"/>
+          <w:szCs w:val="24"/>
+        </w:rPr>
+        <w:t>A high-volume logistics request placed by enterprise clients for bulk cargo movement.</w:t>
+      </w:r>
+    </w:p>
+    <w:p>
+      <w:pPr>
+        <w:numPr>
+          <w:ilvl w:val="0"/>
+          <w:numId w:val="1"/>
+        </w:numPr>
+        <w:tabs>
+          <w:tab w:val="clear" w:pos="420"/>
+        </w:tabs>
+        <w:spacing w:line="240" w:lineRule="auto"/>
+        <w:ind w:left="1200" w:leftChars="0" w:hanging="420" w:firstLineChars="0"/>
+        <w:jc w:val="both"/>
+        <w:rPr>
+          <w:rFonts w:hint="default" w:ascii="Times New Roman" w:hAnsi="Times New Roman" w:eastAsia="SimSun" w:cs="Times New Roman"/>
+          <w:i w:val="0"/>
+          <w:iCs w:val="0"/>
+          <w:color w:val="000000"/>
+          <w:sz w:val="23"/>
+          <w:szCs w:val="23"/>
+          <w:u w:val="none"/>
+          <w:shd w:val="clear" w:fill="FFFFFF"/>
+          <w:vertAlign w:val="baseline"/>
+          <w:lang w:val="en-US"/>
+        </w:rPr>
+      </w:pPr>
+      <w:r>
+        <w:rPr>
+          <w:rFonts w:hint="default" w:ascii="Times New Roman" w:hAnsi="Times New Roman" w:eastAsia="SimSun" w:cs="Times New Roman"/>
+          <w:sz w:val="24"/>
+          <w:szCs w:val="24"/>
+          <w:lang w:val="en-US"/>
+        </w:rPr>
+        <w:t xml:space="preserve">Vehicle Assignment: </w:t>
+      </w:r>
+      <w:r>
+        <w:rPr>
+          <w:rFonts w:hint="default" w:ascii="Times New Roman" w:hAnsi="Times New Roman" w:eastAsia="SimSun" w:cs="Times New Roman"/>
+          <w:sz w:val="24"/>
+          <w:szCs w:val="24"/>
+        </w:rPr>
+        <w:t>The formal allocation of an available fleet vehicle to an active shipment order.</w:t>
+      </w:r>
+    </w:p>
+    <w:p>
+      <w:pPr>
+        <w:numPr>
+          <w:ilvl w:val="0"/>
+          <w:numId w:val="1"/>
+        </w:numPr>
+        <w:tabs>
+          <w:tab w:val="clear" w:pos="420"/>
+        </w:tabs>
+        <w:spacing w:line="240" w:lineRule="auto"/>
+        <w:ind w:left="1200" w:leftChars="0" w:hanging="420" w:firstLineChars="0"/>
+        <w:jc w:val="both"/>
+        <w:rPr>
+          <w:rFonts w:hint="default" w:ascii="Times New Roman" w:hAnsi="Times New Roman" w:eastAsia="SimSun" w:cs="Times New Roman"/>
+          <w:i w:val="0"/>
+          <w:iCs w:val="0"/>
+          <w:color w:val="000000"/>
+          <w:sz w:val="23"/>
+          <w:szCs w:val="23"/>
+          <w:u w:val="none"/>
+          <w:shd w:val="clear" w:fill="FFFFFF"/>
+          <w:vertAlign w:val="baseline"/>
+          <w:lang w:val="en-US"/>
+        </w:rPr>
+      </w:pPr>
+      <w:r>
+        <w:rPr>
+          <w:rFonts w:hint="default" w:ascii="Times New Roman" w:hAnsi="Times New Roman" w:eastAsia="SimSun" w:cs="Times New Roman"/>
+          <w:sz w:val="24"/>
+          <w:szCs w:val="24"/>
+          <w:lang w:val="en-US"/>
+        </w:rPr>
+        <w:t>Driver Management: Operational workflows dedicated to monitoring operator availability, active service hours, regulatory compliance, and safety credentials.</w:t>
+      </w:r>
+    </w:p>
+    <w:p>
+      <w:pPr>
+        <w:numPr>
+          <w:ilvl w:val="0"/>
+          <w:numId w:val="1"/>
+        </w:numPr>
+        <w:tabs>
+          <w:tab w:val="clear" w:pos="420"/>
+        </w:tabs>
+        <w:spacing w:line="240" w:lineRule="auto"/>
+        <w:ind w:left="1200" w:leftChars="0" w:hanging="420" w:firstLineChars="0"/>
+        <w:jc w:val="both"/>
+        <w:rPr>
+          <w:rFonts w:hint="default" w:ascii="Times New Roman" w:hAnsi="Times New Roman" w:eastAsia="SimSun" w:cs="Times New Roman"/>
+          <w:i w:val="0"/>
+          <w:iCs w:val="0"/>
+          <w:color w:val="000000"/>
+          <w:sz w:val="23"/>
+          <w:szCs w:val="23"/>
+          <w:u w:val="none"/>
+          <w:shd w:val="clear" w:fill="FFFFFF"/>
+          <w:vertAlign w:val="baseline"/>
+          <w:lang w:val="en-US"/>
+        </w:rPr>
+      </w:pPr>
+      <w:r>
+        <w:rPr>
+          <w:rFonts w:hint="default" w:ascii="Times New Roman" w:hAnsi="Times New Roman" w:eastAsia="SimSun" w:cs="Times New Roman"/>
+          <w:sz w:val="24"/>
+          <w:szCs w:val="24"/>
+          <w:lang w:val="en-US"/>
+        </w:rPr>
+        <w:t>Real-Time Shipment Tracking: Live telemetry streams integrated with digital mapping interfaces that enable dispatchers and customers to monitor current cargo coordinates and shifting ETAs instantly.</w:t>
+      </w:r>
+    </w:p>
+    <w:p>
+      <w:pPr>
+        <w:numPr>
+          <w:ilvl w:val="0"/>
+          <w:numId w:val="1"/>
+        </w:numPr>
+        <w:tabs>
+          <w:tab w:val="clear" w:pos="420"/>
+        </w:tabs>
+        <w:spacing w:line="240" w:lineRule="auto"/>
+        <w:ind w:left="1200" w:leftChars="0" w:hanging="420" w:firstLineChars="0"/>
+        <w:jc w:val="both"/>
+        <w:rPr>
+          <w:rFonts w:hint="default" w:ascii="Times New Roman" w:hAnsi="Times New Roman" w:eastAsia="SimSun" w:cs="Times New Roman"/>
+          <w:i w:val="0"/>
+          <w:iCs w:val="0"/>
+          <w:color w:val="000000"/>
+          <w:sz w:val="23"/>
+          <w:szCs w:val="23"/>
+          <w:u w:val="none"/>
+          <w:shd w:val="clear" w:fill="FFFFFF"/>
+          <w:vertAlign w:val="baseline"/>
+          <w:lang w:val="en-US"/>
+        </w:rPr>
+      </w:pPr>
+      <w:r>
+        <w:rPr>
+          <w:rFonts w:hint="default" w:ascii="Times New Roman" w:hAnsi="Times New Roman" w:eastAsia="SimSun" w:cs="Times New Roman"/>
+          <w:sz w:val="24"/>
+          <w:szCs w:val="24"/>
+          <w:lang w:val="en-US"/>
+        </w:rPr>
+        <w:t xml:space="preserve">Invoice: </w:t>
+      </w:r>
+      <w:r>
+        <w:rPr>
+          <w:rFonts w:hint="default" w:ascii="Times New Roman" w:hAnsi="Times New Roman" w:eastAsia="SimSun" w:cs="Times New Roman"/>
+          <w:i w:val="0"/>
+          <w:iCs w:val="0"/>
+          <w:color w:val="000000"/>
+          <w:sz w:val="24"/>
+          <w:szCs w:val="24"/>
+          <w:u w:val="none"/>
+          <w:shd w:val="clear" w:fill="FFFFFF"/>
+          <w:vertAlign w:val="baseline"/>
+        </w:rPr>
+        <w:t>A digital financial statement compiled by the system detailing services rendered and costs</w:t>
+      </w:r>
+      <w:r>
+        <w:rPr>
+          <w:rFonts w:hint="default" w:ascii="Times New Roman" w:hAnsi="Times New Roman" w:eastAsia="SimSun" w:cs="Times New Roman"/>
+          <w:i w:val="0"/>
+          <w:iCs w:val="0"/>
+          <w:color w:val="000000"/>
+          <w:sz w:val="24"/>
+          <w:szCs w:val="24"/>
+          <w:u w:val="none"/>
+          <w:shd w:val="clear" w:fill="FFFFFF"/>
+          <w:vertAlign w:val="baseline"/>
+          <w:lang w:val="en-US"/>
+        </w:rPr>
+        <w:t>.</w:t>
+      </w:r>
+    </w:p>
+    <w:p>
+      <w:pPr>
+        <w:numPr>
+          <w:ilvl w:val="0"/>
+          <w:numId w:val="1"/>
+        </w:numPr>
+        <w:tabs>
+          <w:tab w:val="clear" w:pos="420"/>
+        </w:tabs>
+        <w:spacing w:line="240" w:lineRule="auto"/>
+        <w:ind w:left="1200" w:leftChars="0" w:hanging="420" w:firstLineChars="0"/>
+        <w:jc w:val="both"/>
+        <w:rPr>
+          <w:rFonts w:hint="default" w:ascii="Times New Roman" w:hAnsi="Times New Roman" w:eastAsia="SimSun" w:cs="Times New Roman"/>
+          <w:i w:val="0"/>
+          <w:iCs w:val="0"/>
+          <w:color w:val="000000"/>
+          <w:sz w:val="23"/>
+          <w:szCs w:val="23"/>
+          <w:u w:val="none"/>
+          <w:shd w:val="clear" w:fill="FFFFFF"/>
+          <w:vertAlign w:val="baseline"/>
+          <w:lang w:val="en-US"/>
+        </w:rPr>
+      </w:pPr>
+      <w:r>
+        <w:rPr>
+          <w:rFonts w:hint="default" w:ascii="Times New Roman" w:hAnsi="Times New Roman" w:eastAsia="SimSun" w:cs="Times New Roman"/>
+          <w:i w:val="0"/>
+          <w:iCs w:val="0"/>
+          <w:color w:val="000000"/>
+          <w:sz w:val="24"/>
+          <w:szCs w:val="24"/>
+          <w:u w:val="none"/>
+          <w:shd w:val="clear" w:fill="FFFFFF"/>
+          <w:vertAlign w:val="baseline"/>
+          <w:lang w:val="en-US"/>
+        </w:rPr>
+        <w:t xml:space="preserve">Receipt: </w:t>
+      </w:r>
+      <w:r>
+        <w:rPr>
+          <w:rFonts w:hint="default" w:ascii="Times New Roman" w:hAnsi="Times New Roman" w:eastAsia="SimSun" w:cs="Times New Roman"/>
+          <w:i w:val="0"/>
+          <w:iCs w:val="0"/>
+          <w:color w:val="000000"/>
+          <w:sz w:val="24"/>
+          <w:szCs w:val="24"/>
+          <w:u w:val="none"/>
+          <w:shd w:val="clear" w:fill="FFFFFF"/>
+          <w:vertAlign w:val="baseline"/>
+        </w:rPr>
+        <w:t>An unalterable electronic document provided to clients as immediate proof of a completed payment.</w:t>
+      </w:r>
+    </w:p>
+    <w:p>
+      <w:pPr>
+        <w:numPr>
+          <w:ilvl w:val="0"/>
+          <w:numId w:val="1"/>
+        </w:numPr>
+        <w:tabs>
+          <w:tab w:val="clear" w:pos="420"/>
+        </w:tabs>
+        <w:spacing w:line="240" w:lineRule="auto"/>
+        <w:ind w:left="1200" w:leftChars="0" w:hanging="420" w:firstLineChars="0"/>
+        <w:jc w:val="both"/>
+        <w:rPr>
+          <w:rFonts w:hint="default" w:ascii="Times New Roman" w:hAnsi="Times New Roman" w:eastAsia="SimSun" w:cs="Times New Roman"/>
+          <w:i w:val="0"/>
+          <w:iCs w:val="0"/>
+          <w:color w:val="000000"/>
+          <w:sz w:val="23"/>
+          <w:szCs w:val="23"/>
+          <w:u w:val="none"/>
+          <w:shd w:val="clear" w:fill="FFFFFF"/>
+          <w:vertAlign w:val="baseline"/>
+          <w:lang w:val="en-US"/>
+        </w:rPr>
+      </w:pPr>
+      <w:r>
+        <w:rPr>
+          <w:rFonts w:hint="default" w:ascii="Times New Roman" w:hAnsi="Times New Roman" w:eastAsia="SimSun" w:cs="Times New Roman"/>
+          <w:i w:val="0"/>
+          <w:iCs w:val="0"/>
+          <w:color w:val="000000"/>
+          <w:sz w:val="24"/>
+          <w:szCs w:val="24"/>
+          <w:u w:val="none"/>
+          <w:shd w:val="clear" w:fill="FFFFFF"/>
+          <w:vertAlign w:val="baseline"/>
+          <w:lang w:val="en-US"/>
+        </w:rPr>
+        <w:t xml:space="preserve">Read Replica: </w:t>
+      </w:r>
+      <w:r>
+        <w:rPr>
+          <w:rFonts w:hint="default" w:ascii="Times New Roman" w:hAnsi="Times New Roman" w:eastAsia="SimSun" w:cs="Times New Roman"/>
+          <w:i w:val="0"/>
+          <w:iCs w:val="0"/>
+          <w:color w:val="000000"/>
+          <w:sz w:val="24"/>
+          <w:szCs w:val="24"/>
+          <w:u w:val="none"/>
+          <w:shd w:val="clear" w:fill="FFFFFF"/>
+          <w:vertAlign w:val="baseline"/>
+        </w:rPr>
+        <w:t>Dedicated database instances used to offload high-frequency tracking and search queries.</w:t>
+      </w:r>
+    </w:p>
+    <w:p>
+      <w:pPr>
+        <w:numPr>
+          <w:ilvl w:val="0"/>
+          <w:numId w:val="1"/>
+        </w:numPr>
+        <w:tabs>
+          <w:tab w:val="clear" w:pos="420"/>
+        </w:tabs>
+        <w:spacing w:line="240" w:lineRule="auto"/>
+        <w:ind w:left="1200" w:leftChars="0" w:hanging="420" w:firstLineChars="0"/>
+        <w:jc w:val="both"/>
+        <w:rPr>
+          <w:rFonts w:hint="default" w:ascii="Times New Roman" w:hAnsi="Times New Roman" w:eastAsia="SimSun" w:cs="Times New Roman"/>
+          <w:i w:val="0"/>
+          <w:iCs w:val="0"/>
+          <w:color w:val="000000"/>
+          <w:sz w:val="23"/>
+          <w:szCs w:val="23"/>
+          <w:u w:val="none"/>
+          <w:shd w:val="clear" w:fill="FFFFFF"/>
+          <w:vertAlign w:val="baseline"/>
+          <w:lang w:val="en-US"/>
+        </w:rPr>
+      </w:pPr>
+      <w:r>
+        <w:rPr>
+          <w:rFonts w:hint="default" w:ascii="Times New Roman" w:hAnsi="Times New Roman" w:eastAsia="SimSun" w:cs="Times New Roman"/>
+          <w:i w:val="0"/>
+          <w:iCs w:val="0"/>
+          <w:color w:val="000000"/>
+          <w:sz w:val="24"/>
+          <w:szCs w:val="24"/>
+          <w:u w:val="none"/>
+          <w:shd w:val="clear" w:fill="FFFFFF"/>
+          <w:vertAlign w:val="baseline"/>
+          <w:lang w:val="en-US"/>
+        </w:rPr>
+        <w:t xml:space="preserve">Perssimistic Row-Level Locking: </w:t>
+      </w:r>
+      <w:r>
+        <w:rPr>
+          <w:rFonts w:hint="default" w:ascii="Times New Roman" w:hAnsi="Times New Roman" w:eastAsia="SimSun" w:cs="Times New Roman"/>
+          <w:i w:val="0"/>
+          <w:iCs w:val="0"/>
+          <w:color w:val="000000"/>
+          <w:sz w:val="24"/>
+          <w:szCs w:val="24"/>
+          <w:u w:val="none"/>
+          <w:shd w:val="clear" w:fill="FFFFFF"/>
+          <w:vertAlign w:val="baseline"/>
+        </w:rPr>
+        <w:t>A database control that locks data rows during booking to prevent truck double-bookings.</w:t>
+      </w:r>
+    </w:p>
+    <w:p>
+      <w:pPr>
+        <w:numPr>
+          <w:ilvl w:val="0"/>
+          <w:numId w:val="1"/>
+        </w:numPr>
+        <w:tabs>
+          <w:tab w:val="clear" w:pos="420"/>
+        </w:tabs>
+        <w:spacing w:line="240" w:lineRule="auto"/>
+        <w:ind w:left="1200" w:leftChars="0" w:hanging="420" w:firstLineChars="0"/>
+        <w:jc w:val="both"/>
+        <w:rPr>
+          <w:rFonts w:hint="default" w:ascii="Times New Roman" w:hAnsi="Times New Roman" w:eastAsia="SimSun" w:cs="Times New Roman"/>
+          <w:i w:val="0"/>
+          <w:iCs w:val="0"/>
+          <w:color w:val="000000"/>
+          <w:sz w:val="23"/>
+          <w:szCs w:val="23"/>
+          <w:u w:val="none"/>
+          <w:shd w:val="clear" w:fill="FFFFFF"/>
+          <w:vertAlign w:val="baseline"/>
+          <w:lang w:val="en-US"/>
+        </w:rPr>
+      </w:pPr>
+      <w:r>
+        <w:rPr>
+          <w:rFonts w:hint="default" w:ascii="Times New Roman" w:hAnsi="Times New Roman" w:eastAsia="SimSun" w:cs="Times New Roman"/>
+          <w:i w:val="0"/>
+          <w:iCs w:val="0"/>
+          <w:color w:val="000000"/>
+          <w:sz w:val="24"/>
+          <w:szCs w:val="24"/>
+          <w:u w:val="none"/>
+          <w:shd w:val="clear" w:fill="FFFFFF"/>
+          <w:vertAlign w:val="baseline"/>
+          <w:lang w:val="en-US"/>
+        </w:rPr>
+        <w:t xml:space="preserve">CQRS: </w:t>
+      </w:r>
+      <w:r>
+        <w:rPr>
+          <w:rFonts w:hint="default" w:ascii="Times New Roman" w:hAnsi="Times New Roman" w:eastAsia="SimSun" w:cs="Times New Roman"/>
+          <w:i w:val="0"/>
+          <w:iCs w:val="0"/>
+          <w:color w:val="000000"/>
+          <w:sz w:val="24"/>
+          <w:szCs w:val="24"/>
+          <w:u w:val="none"/>
+          <w:shd w:val="clear" w:fill="FFFFFF"/>
+          <w:vertAlign w:val="baseline"/>
+        </w:rPr>
+        <w:t>An architectural pattern separating data writes from data lookups to maximize performance.</w:t>
+      </w:r>
+    </w:p>
+    <w:p>
+      <w:pPr>
+        <w:numPr>
+          <w:ilvl w:val="0"/>
+          <w:numId w:val="1"/>
+        </w:numPr>
+        <w:tabs>
+          <w:tab w:val="clear" w:pos="420"/>
+        </w:tabs>
+        <w:spacing w:line="240" w:lineRule="auto"/>
+        <w:ind w:left="1200" w:leftChars="0" w:hanging="420" w:firstLineChars="0"/>
+        <w:jc w:val="both"/>
+        <w:rPr>
+          <w:rFonts w:hint="default" w:ascii="Times New Roman" w:hAnsi="Times New Roman" w:cs="Times New Roman"/>
+          <w:b w:val="0"/>
+          <w:bCs w:val="0"/>
+          <w:sz w:val="23"/>
+          <w:szCs w:val="23"/>
+          <w:lang w:val="en-US"/>
+        </w:rPr>
+      </w:pPr>
+      <w:r>
+        <w:rPr>
+          <w:rFonts w:hint="default" w:ascii="Times New Roman" w:hAnsi="Times New Roman" w:eastAsia="SimSun" w:cs="Times New Roman"/>
+          <w:i w:val="0"/>
+          <w:iCs w:val="0"/>
+          <w:color w:val="000000"/>
+          <w:sz w:val="24"/>
+          <w:szCs w:val="24"/>
+          <w:u w:val="none"/>
+          <w:shd w:val="clear" w:fill="FFFFFF"/>
+          <w:vertAlign w:val="baseline"/>
+          <w:lang w:val="en-US"/>
+        </w:rPr>
+        <w:t xml:space="preserve">ACID Compliance: </w:t>
+      </w:r>
+      <w:r>
+        <w:rPr>
+          <w:rFonts w:hint="default" w:ascii="Times New Roman" w:hAnsi="Times New Roman" w:eastAsia="SimSun" w:cs="Times New Roman"/>
+          <w:i w:val="0"/>
+          <w:iCs w:val="0"/>
+          <w:color w:val="000000"/>
+          <w:sz w:val="24"/>
+          <w:szCs w:val="24"/>
+          <w:u w:val="none"/>
+          <w:shd w:val="clear" w:fill="FFFFFF"/>
+          <w:vertAlign w:val="baseline"/>
+        </w:rPr>
+        <w:t>Database properties ensuring multi-step workflows either succeed completely or roll back entirely</w:t>
+      </w:r>
+      <w:r>
+        <w:rPr>
+          <w:rFonts w:hint="default" w:ascii="Times New Roman" w:hAnsi="Times New Roman" w:eastAsia="SimSun" w:cs="Times New Roman"/>
+          <w:i w:val="0"/>
+          <w:iCs w:val="0"/>
+          <w:color w:val="000000"/>
+          <w:sz w:val="24"/>
+          <w:szCs w:val="24"/>
+          <w:u w:val="none"/>
+          <w:shd w:val="clear" w:fill="FFFFFF"/>
+          <w:vertAlign w:val="baseline"/>
+          <w:lang w:val="en-US"/>
+        </w:rPr>
+        <w:t>.</w:t>
+      </w:r>
+    </w:p>
+    <w:p>
+      <w:pPr>
+        <w:pStyle w:val="3"/>
+        <w:bidi w:val="0"/>
+        <w:spacing w:line="240" w:lineRule="auto"/>
+        <w:ind w:left="400" w:leftChars="100" w:firstLine="0" w:firstLineChars="0"/>
+        <w:rPr>
+          <w:rFonts w:hint="default" w:ascii="Times New Roman" w:hAnsi="Times New Roman" w:cs="Times New Roman"/>
+          <w:lang w:val="en-US"/>
+        </w:rPr>
+      </w:pPr>
+      <w:r>
+        <w:rPr>
+          <w:rFonts w:hint="default" w:ascii="Times New Roman" w:hAnsi="Times New Roman" w:cs="Times New Roman"/>
+          <w:lang w:val="en-US"/>
+        </w:rPr>
+        <w:t>2.</w:t>
+      </w:r>
+      <w:r>
+        <w:rPr>
+          <w:rFonts w:hint="default" w:cs="Times New Roman"/>
+          <w:lang w:val="en-US"/>
+        </w:rPr>
+        <w:t>2</w:t>
+      </w:r>
+      <w:r>
+        <w:rPr>
+          <w:rFonts w:hint="default" w:ascii="Times New Roman" w:hAnsi="Times New Roman" w:cs="Times New Roman"/>
+          <w:lang w:val="en-US"/>
+        </w:rPr>
+        <w:t xml:space="preserve"> </w:t>
+      </w:r>
+      <w:r>
+        <w:rPr>
+          <w:rFonts w:hint="default" w:cs="Times New Roman"/>
+          <w:lang w:val="en-US"/>
+        </w:rPr>
+        <w:t>Goals</w:t>
+      </w:r>
+      <w:bookmarkStart w:id="0" w:name="_GoBack"/>
+      <w:bookmarkEnd w:id="0"/>
+    </w:p>
+    <w:p>
+      <w:pPr>
+        <w:spacing w:line="240" w:lineRule="auto"/>
+        <w:rPr>
+          <w:rFonts w:hint="default" w:ascii="Times New Roman" w:hAnsi="Times New Roman" w:cs="Times New Roman"/>
+          <w:lang w:val="en-US"/>
+        </w:rPr>
+      </w:pPr>
+    </w:p>
+    <w:p>
+      <w:pPr>
+        <w:spacing w:line="240" w:lineRule="auto"/>
+        <w:rPr>
+          <w:rFonts w:hint="default" w:ascii="Times New Roman" w:hAnsi="Times New Roman" w:cs="Times New Roman"/>
+          <w:lang w:val="en-US"/>
+        </w:rPr>
+      </w:pPr>
+    </w:p>
+    <w:p>
+      <w:pPr>
+        <w:spacing w:line="240" w:lineRule="auto"/>
+        <w:rPr>
+          <w:rFonts w:hint="default" w:ascii="Times New Roman" w:hAnsi="Times New Roman" w:cs="Times New Roman"/>
+          <w:lang w:val="en-US"/>
+        </w:rPr>
+      </w:pPr>
+      <w:r>
+        <w:rPr>
+          <w:rFonts w:hint="default" w:ascii="Times New Roman" w:hAnsi="Times New Roman" w:cs="Times New Roman"/>
+        </w:rPr>
+        <w:fldChar w:fldCharType="end"/>
+      </w:r>
+    </w:p>
+    <w:p>
+      <w:pPr>
+        <w:spacing w:line="240" w:lineRule="auto"/>
+        <w:rPr>
+          <w:rFonts w:hint="default" w:ascii="Times New Roman" w:hAnsi="Times New Roman" w:cs="Times New Roman"/>
+          <w:lang w:val="en-US"/>
+        </w:rPr>
+      </w:pPr>
+    </w:p>
+    <w:p>
+      <w:pPr>
+        <w:spacing w:line="240" w:lineRule="auto"/>
+        <w:rPr>
+          <w:rFonts w:hint="default" w:ascii="Times New Roman" w:hAnsi="Times New Roman" w:cs="Times New Roman"/>
+          <w:lang w:val="en-US"/>
+        </w:rPr>
+      </w:pPr>
+    </w:p>
+    <w:p>
+      <w:pPr>
+        <w:spacing w:line="240" w:lineRule="auto"/>
+        <w:rPr>
+          <w:rFonts w:hint="default" w:ascii="Times New Roman" w:hAnsi="Times New Roman" w:cs="Times New Roman"/>
+          <w:lang w:val="en-US"/>
+        </w:rPr>
+      </w:pPr>
+    </w:p>
+    <w:p>
+      <w:pPr>
+        <w:spacing w:line="240" w:lineRule="auto"/>
+        <w:rPr>
+          <w:rFonts w:hint="default" w:ascii="Times New Roman" w:hAnsi="Times New Roman" w:cs="Times New Roman"/>
+          <w:lang w:val="en-US"/>
+        </w:rPr>
+      </w:pPr>
     </w:p>
     <w:p>
       <w:pPr>
@@ -925,412 +2865,16 @@
         <w:adjustRightInd/>
         <w:snapToGrid/>
         <w:spacing w:line="240" w:lineRule="auto"/>
-        <w:jc w:val="both"/>
         <w:textAlignment w:val="auto"/>
         <w:rPr>
-          <w:rFonts w:hint="default"/>
-          <w:lang w:val="en-US"/>
-        </w:rPr>
-      </w:pPr>
-      <w:r>
-        <w:fldChar w:fldCharType="begin"/>
-      </w:r>
-      <w:r>
-        <w:instrText xml:space="preserve">TOC \o "1-3" \h \u </w:instrText>
-      </w:r>
-      <w:r>
-        <w:fldChar w:fldCharType="separate"/>
-      </w:r>
-      <w:r>
-        <w:fldChar w:fldCharType="begin"/>
-      </w:r>
-      <w:r>
-        <w:instrText xml:space="preserve"> HYPERLINK \l _Toc25000 </w:instrText>
-      </w:r>
-      <w:r>
-        <w:fldChar w:fldCharType="separate"/>
-      </w:r>
-      <w:r>
-        <w:rPr>
-          <w:rFonts w:hint="default"/>
-          <w:lang w:val="en-US"/>
-        </w:rPr>
-        <w:t>Part A: Introduction</w:t>
-      </w:r>
-      <w:r>
-        <w:fldChar w:fldCharType="end"/>
-      </w:r>
-      <w:r>
-        <w:rPr>
-          <w:rFonts w:hint="default"/>
-          <w:lang w:val="en-US"/>
-        </w:rPr>
-        <w:tab/>
-        <w:t>..................................................................</w:t>
-      </w:r>
-      <w:r>
-        <w:rPr>
-          <w:rFonts w:hint="default"/>
-          <w:sz w:val="25"/>
-          <w:szCs w:val="25"/>
-          <w:lang w:val="en-US"/>
-        </w:rPr>
-        <w:t>3</w:t>
-      </w:r>
-    </w:p>
-    <w:p>
-      <w:pPr>
-        <w:pStyle w:val="2"/>
-        <w:keepNext w:val="0"/>
-        <w:keepLines w:val="0"/>
-        <w:pageBreakBefore w:val="0"/>
-        <w:widowControl/>
-        <w:tabs>
-          <w:tab w:val="right" w:leader="dot" w:pos="3360"/>
-        </w:tabs>
-        <w:kinsoku/>
-        <w:wordWrap/>
-        <w:overflowPunct/>
-        <w:topLinePunct w:val="0"/>
-        <w:autoSpaceDE/>
-        <w:autoSpaceDN/>
-        <w:bidi w:val="0"/>
-        <w:adjustRightInd/>
-        <w:snapToGrid/>
-        <w:spacing w:line="240" w:lineRule="auto"/>
-        <w:jc w:val="both"/>
-        <w:textAlignment w:val="auto"/>
-        <w:rPr>
-          <w:rFonts w:hint="default"/>
-          <w:sz w:val="32"/>
-          <w:szCs w:val="32"/>
-          <w:lang w:val="en-US"/>
-        </w:rPr>
-      </w:pPr>
-      <w:r>
-        <w:fldChar w:fldCharType="begin"/>
-      </w:r>
-      <w:r>
-        <w:instrText xml:space="preserve"> HYPERLINK \l _Toc25000 </w:instrText>
-      </w:r>
-      <w:r>
-        <w:fldChar w:fldCharType="separate"/>
-      </w:r>
-      <w:r>
-        <w:rPr>
-          <w:rFonts w:hint="default"/>
-          <w:lang w:val="en-US"/>
-        </w:rPr>
-        <w:t>Part B: Project O</w:t>
-      </w:r>
-      <w:r>
-        <w:fldChar w:fldCharType="end"/>
-      </w:r>
-      <w:r>
-        <w:rPr>
-          <w:rFonts w:hint="default"/>
-          <w:lang w:val="en-US"/>
-        </w:rPr>
-        <w:t>verview..........................................................</w:t>
-      </w:r>
-      <w:r>
-        <w:rPr>
-          <w:rFonts w:hint="default"/>
-          <w:sz w:val="25"/>
-          <w:szCs w:val="25"/>
-          <w:lang w:val="en-US"/>
-        </w:rPr>
-        <w:t>3</w:t>
-      </w:r>
-    </w:p>
-    <w:p>
-      <w:pPr>
-        <w:pStyle w:val="3"/>
-        <w:keepNext/>
-        <w:keepLines/>
-        <w:pageBreakBefore w:val="0"/>
-        <w:widowControl/>
-        <w:tabs>
-          <w:tab w:val="right" w:leader="dot" w:pos="3360"/>
-        </w:tabs>
-        <w:kinsoku/>
-        <w:wordWrap/>
-        <w:overflowPunct/>
-        <w:topLinePunct w:val="0"/>
-        <w:autoSpaceDE/>
-        <w:autoSpaceDN/>
-        <w:bidi w:val="0"/>
-        <w:adjustRightInd/>
-        <w:snapToGrid/>
-        <w:spacing w:line="240" w:lineRule="auto"/>
-        <w:ind w:left="400" w:leftChars="100" w:firstLine="0" w:firstLineChars="0"/>
-        <w:jc w:val="both"/>
-        <w:textAlignment w:val="auto"/>
-        <w:rPr>
-          <w:rFonts w:hint="default"/>
-          <w:lang w:val="en-US"/>
-        </w:rPr>
-      </w:pPr>
-      <w:r>
-        <w:rPr>
-          <w:rFonts w:hint="default"/>
-          <w:lang w:val="en-US"/>
-        </w:rPr>
-        <w:t>2.1 Domain Vocabulary......................................................................</w:t>
-      </w:r>
-      <w:r>
-        <w:rPr>
-          <w:rFonts w:hint="default"/>
-          <w:sz w:val="25"/>
-          <w:szCs w:val="25"/>
-          <w:lang w:val="en-US"/>
-        </w:rPr>
-        <w:t>3</w:t>
-      </w:r>
-    </w:p>
-    <w:p>
-      <w:pPr>
-        <w:pStyle w:val="3"/>
-        <w:keepNext/>
-        <w:keepLines/>
-        <w:pageBreakBefore w:val="0"/>
-        <w:widowControl/>
-        <w:tabs>
-          <w:tab w:val="right" w:leader="dot" w:pos="3360"/>
-        </w:tabs>
-        <w:kinsoku/>
-        <w:wordWrap/>
-        <w:overflowPunct/>
-        <w:topLinePunct w:val="0"/>
-        <w:autoSpaceDE/>
-        <w:autoSpaceDN/>
-        <w:bidi w:val="0"/>
-        <w:adjustRightInd/>
-        <w:snapToGrid/>
-        <w:spacing w:line="240" w:lineRule="auto"/>
-        <w:ind w:left="400" w:leftChars="100" w:firstLine="0" w:firstLineChars="0"/>
-        <w:jc w:val="both"/>
-        <w:textAlignment w:val="auto"/>
-        <w:rPr>
-          <w:rFonts w:hint="default"/>
-          <w:lang w:val="en-US"/>
-        </w:rPr>
-      </w:pPr>
-      <w:r>
-        <w:rPr>
-          <w:rFonts w:hint="default"/>
-          <w:lang w:val="en-US"/>
-        </w:rPr>
-        <w:t>2.2 Goals...............................................................................................</w:t>
-      </w:r>
-      <w:r>
-        <w:rPr>
-          <w:rFonts w:hint="default"/>
-          <w:sz w:val="25"/>
-          <w:szCs w:val="25"/>
-          <w:lang w:val="en-US"/>
-        </w:rPr>
-        <w:t>3</w:t>
-      </w:r>
-    </w:p>
-    <w:p>
-      <w:pPr>
-        <w:pStyle w:val="3"/>
-        <w:keepNext/>
-        <w:keepLines/>
-        <w:pageBreakBefore w:val="0"/>
-        <w:widowControl/>
-        <w:tabs>
-          <w:tab w:val="right" w:leader="dot" w:pos="3360"/>
-        </w:tabs>
-        <w:kinsoku/>
-        <w:wordWrap/>
-        <w:overflowPunct/>
-        <w:topLinePunct w:val="0"/>
-        <w:autoSpaceDE/>
-        <w:autoSpaceDN/>
-        <w:bidi w:val="0"/>
-        <w:adjustRightInd/>
-        <w:snapToGrid/>
-        <w:spacing w:line="240" w:lineRule="auto"/>
-        <w:ind w:left="400" w:leftChars="100" w:firstLine="0" w:firstLineChars="0"/>
-        <w:jc w:val="both"/>
-        <w:textAlignment w:val="auto"/>
-        <w:rPr>
-          <w:rFonts w:hint="default"/>
-          <w:lang w:val="en-US"/>
-        </w:rPr>
-      </w:pPr>
-      <w:r>
-        <w:rPr>
-          <w:rFonts w:hint="default"/>
-          <w:lang w:val="en-US"/>
-        </w:rPr>
-        <w:t>2.3 Assumptions..................................................</w:t>
-      </w:r>
-      <w:bookmarkStart w:id="0" w:name="_GoBack"/>
-      <w:bookmarkEnd w:id="0"/>
-      <w:r>
-        <w:rPr>
-          <w:rFonts w:hint="default"/>
-          <w:lang w:val="en-US"/>
-        </w:rPr>
-        <w:t>.................................</w:t>
-      </w:r>
-      <w:r>
-        <w:rPr>
-          <w:rFonts w:hint="default"/>
-          <w:sz w:val="25"/>
-          <w:szCs w:val="25"/>
-          <w:lang w:val="en-US"/>
-        </w:rPr>
-        <w:t>3</w:t>
-      </w:r>
-    </w:p>
-    <w:p>
-      <w:pPr>
-        <w:pStyle w:val="3"/>
-        <w:keepNext/>
-        <w:keepLines/>
-        <w:pageBreakBefore w:val="0"/>
-        <w:widowControl/>
-        <w:tabs>
-          <w:tab w:val="right" w:leader="dot" w:pos="3360"/>
-        </w:tabs>
-        <w:kinsoku/>
-        <w:wordWrap/>
-        <w:overflowPunct/>
-        <w:topLinePunct w:val="0"/>
-        <w:autoSpaceDE/>
-        <w:autoSpaceDN/>
-        <w:bidi w:val="0"/>
-        <w:adjustRightInd/>
-        <w:snapToGrid/>
-        <w:spacing w:line="240" w:lineRule="auto"/>
-        <w:ind w:left="400" w:leftChars="100" w:firstLine="0" w:firstLineChars="0"/>
-        <w:jc w:val="both"/>
-        <w:textAlignment w:val="auto"/>
-        <w:rPr>
-          <w:rFonts w:hint="default"/>
-          <w:lang w:val="en-US"/>
-        </w:rPr>
-      </w:pPr>
-      <w:r>
-        <w:rPr>
-          <w:rFonts w:hint="default"/>
-          <w:lang w:val="en-US"/>
-        </w:rPr>
-        <w:t>2.4 Scope...............................................................................................</w:t>
-      </w:r>
-      <w:r>
-        <w:rPr>
-          <w:rFonts w:hint="default"/>
-          <w:sz w:val="25"/>
-          <w:szCs w:val="25"/>
-          <w:lang w:val="en-US"/>
-        </w:rPr>
-        <w:t>3</w:t>
-      </w:r>
-    </w:p>
-    <w:p>
-      <w:pPr>
-        <w:spacing w:line="240" w:lineRule="auto"/>
-        <w:rPr>
-          <w:rFonts w:hint="default"/>
-          <w:lang w:val="en-US"/>
-        </w:rPr>
-      </w:pPr>
-    </w:p>
-    <w:p>
-      <w:pPr>
-        <w:spacing w:line="240" w:lineRule="auto"/>
-        <w:rPr>
-          <w:rFonts w:hint="default"/>
-          <w:lang w:val="en-US"/>
-        </w:rPr>
-      </w:pPr>
-    </w:p>
-    <w:p>
-      <w:pPr>
-        <w:spacing w:line="240" w:lineRule="auto"/>
-        <w:rPr>
-          <w:rFonts w:hint="default"/>
-          <w:lang w:val="en-US"/>
-        </w:rPr>
-      </w:pPr>
-    </w:p>
-    <w:p>
-      <w:pPr>
-        <w:spacing w:line="240" w:lineRule="auto"/>
-        <w:rPr>
-          <w:rFonts w:hint="default"/>
-          <w:lang w:val="en-US"/>
-        </w:rPr>
-      </w:pPr>
-    </w:p>
-    <w:p>
-      <w:pPr>
-        <w:spacing w:line="240" w:lineRule="auto"/>
-        <w:rPr>
-          <w:rFonts w:hint="default"/>
-          <w:lang w:val="en-US"/>
-        </w:rPr>
-      </w:pPr>
-    </w:p>
-    <w:p>
-      <w:pPr>
-        <w:spacing w:line="240" w:lineRule="auto"/>
-        <w:rPr>
-          <w:rFonts w:hint="default"/>
-          <w:lang w:val="en-US"/>
-        </w:rPr>
-      </w:pPr>
-    </w:p>
-    <w:p>
-      <w:pPr>
-        <w:spacing w:line="240" w:lineRule="auto"/>
-        <w:rPr>
-          <w:rFonts w:hint="default"/>
-          <w:lang w:val="en-US"/>
-        </w:rPr>
-      </w:pPr>
-    </w:p>
-    <w:p>
-      <w:pPr>
-        <w:spacing w:line="240" w:lineRule="auto"/>
-        <w:rPr>
-          <w:rFonts w:hint="default"/>
-          <w:lang w:val="en-US"/>
-        </w:rPr>
-      </w:pPr>
-    </w:p>
-    <w:p>
-      <w:pPr>
-        <w:pStyle w:val="2"/>
-        <w:keepNext w:val="0"/>
-        <w:keepLines w:val="0"/>
-        <w:pageBreakBefore w:val="0"/>
-        <w:widowControl/>
-        <w:tabs>
-          <w:tab w:val="right" w:leader="dot" w:pos="3360"/>
-        </w:tabs>
-        <w:kinsoku/>
-        <w:wordWrap/>
-        <w:overflowPunct/>
-        <w:topLinePunct w:val="0"/>
-        <w:autoSpaceDE/>
-        <w:autoSpaceDN/>
-        <w:bidi w:val="0"/>
-        <w:adjustRightInd/>
-        <w:snapToGrid/>
-        <w:spacing w:line="240" w:lineRule="auto"/>
-        <w:textAlignment w:val="auto"/>
-        <w:rPr>
-          <w:rFonts w:hint="default"/>
-          <w:lang w:val="en-US"/>
-        </w:rPr>
-      </w:pPr>
-      <w:r>
+          <w:rFonts w:hint="default" w:ascii="Times New Roman" w:hAnsi="Times New Roman" w:cs="Times New Roman"/>
+          <w:lang w:val="en-US"/>
+        </w:rPr>
+      </w:pPr>
+      <w:r>
+        <w:rPr>
+          <w:rFonts w:hint="default" w:ascii="Times New Roman" w:hAnsi="Times New Roman" w:cs="Times New Roman"/>
+        </w:rPr>
         <w:fldChar w:fldCharType="end"/>
       </w:r>
     </w:p>
@@ -1342,6 +2886,207 @@
     </w:sectPr>
   </w:body>
 </w:document>
+</file>
+
+<file path=word/footer1.xml><?xml version="1.0" encoding="utf-8"?>
+<w:ftr xmlns:wpc="http://schemas.microsoft.com/office/word/2010/wordprocessingCanvas" xmlns:mc="http://schemas.openxmlformats.org/markup-compatibility/2006" xmlns:o="urn:schemas-microsoft-com:office:office" xmlns:r="http://schemas.openxmlformats.org/officeDocument/2006/relationships" xmlns:m="http://schemas.openxmlformats.org/officeDocument/2006/math" xmlns:v="urn:schemas-microsoft-com:vml" xmlns:wp14="http://schemas.microsoft.com/office/word/2010/wordprocessingDrawing" xmlns:wp="http://schemas.openxmlformats.org/drawingml/2006/wordprocessingDrawing" xmlns:w10="urn:schemas-microsoft-com:office:word" xmlns:w="http://schemas.openxmlformats.org/wordprocessingml/2006/main" xmlns:w14="http://schemas.microsoft.com/office/word/2010/wordml" xmlns:w15="http://schemas.microsoft.com/office/word/2012/wordml" xmlns:wpg="http://schemas.microsoft.com/office/word/2010/wordprocessingGroup" xmlns:wpi="http://schemas.microsoft.com/office/word/2010/wordprocessingInk" xmlns:wne="http://schemas.microsoft.com/office/word/2006/wordml" xmlns:wps="http://schemas.microsoft.com/office/word/2010/wordprocessingShape" xmlns:wpsCustomData="http://www.wps.cn/officeDocument/2013/wpsCustomData" mc:Ignorable="w14 w15 wp14">
+  <w:p>
+    <w:pPr>
+      <w:pStyle w:val="6"/>
+    </w:pPr>
+    <w:r>
+      <w:rPr>
+        <w:sz w:val="18"/>
+      </w:rPr>
+      <mc:AlternateContent>
+        <mc:Choice Requires="wps">
+          <w:drawing>
+            <wp:anchor distT="0" distB="0" distL="114300" distR="114300" simplePos="0" relativeHeight="251659264" behindDoc="0" locked="0" layoutInCell="1" allowOverlap="1">
+              <wp:simplePos x="0" y="0"/>
+              <wp:positionH relativeFrom="margin">
+                <wp:align>center</wp:align>
+              </wp:positionH>
+              <wp:positionV relativeFrom="paragraph">
+                <wp:posOffset>0</wp:posOffset>
+              </wp:positionV>
+              <wp:extent cx="1828800" cy="1828800"/>
+              <wp:effectExtent l="0" t="0" r="0" b="0"/>
+              <wp:wrapNone/>
+              <wp:docPr id="2" name="Text Box 2"/>
+              <wp:cNvGraphicFramePr/>
+              <a:graphic xmlns:a="http://schemas.openxmlformats.org/drawingml/2006/main">
+                <a:graphicData uri="http://schemas.microsoft.com/office/word/2010/wordprocessingShape">
+                  <wps:wsp>
+                    <wps:cNvSpPr txBox="1"/>
+                    <wps:spPr>
+                      <a:xfrm>
+                        <a:off x="0" y="0"/>
+                        <a:ext cx="1828800" cy="1828800"/>
+                      </a:xfrm>
+                      <a:prstGeom prst="rect">
+                        <a:avLst/>
+                      </a:prstGeom>
+                      <a:noFill/>
+                      <a:ln w="6350">
+                        <a:noFill/>
+                      </a:ln>
+                      <a:extLst>
+                        <a:ext uri="{909E8E84-426E-40DD-AFC4-6F175D3DCCD1}">
+                          <a14:hiddenFill xmlns:a14="http://schemas.microsoft.com/office/drawing/2010/main">
+                            <a:solidFill>
+                              <a:schemeClr val="lt1"/>
+                            </a:solidFill>
+                          </a14:hiddenFill>
+                        </a:ext>
+                        <a:ext uri="{91240B29-F687-4F45-9708-019B960494DF}">
+                          <a14:hiddenLine xmlns:a14="http://schemas.microsoft.com/office/drawing/2010/main" w="6350">
+                            <a:solidFill>
+                              <a:prstClr val="black"/>
+                            </a:solidFill>
+                          </a14:hiddenLine>
+                        </a:ext>
+                      </a:extLst>
+                    </wps:spPr>
+                    <wps:style>
+                      <a:lnRef idx="0">
+                        <a:schemeClr val="accent1"/>
+                      </a:lnRef>
+                      <a:fillRef idx="0">
+                        <a:schemeClr val="accent1"/>
+                      </a:fillRef>
+                      <a:effectRef idx="0">
+                        <a:schemeClr val="accent1"/>
+                      </a:effectRef>
+                      <a:fontRef idx="minor">
+                        <a:schemeClr val="dk1"/>
+                      </a:fontRef>
+                    </wps:style>
+                    <wps:txbx>
+                      <w:txbxContent>
+                        <w:p>
+                          <w:pPr>
+                            <w:pStyle w:val="6"/>
+                          </w:pPr>
+                          <w:r>
+                            <w:fldChar w:fldCharType="begin"/>
+                          </w:r>
+                          <w:r>
+                            <w:instrText xml:space="preserve"> PAGE  \* MERGEFORMAT </w:instrText>
+                          </w:r>
+                          <w:r>
+                            <w:fldChar w:fldCharType="separate"/>
+                          </w:r>
+                          <w:r>
+                            <w:t>1</w:t>
+                          </w:r>
+                          <w:r>
+                            <w:fldChar w:fldCharType="end"/>
+                          </w:r>
+                        </w:p>
+                      </w:txbxContent>
+                    </wps:txbx>
+                    <wps:bodyPr rot="0" spcFirstLastPara="0" vertOverflow="overflow" horzOverflow="overflow" vert="horz" wrap="none" lIns="0" tIns="0" rIns="0" bIns="0" numCol="1" spcCol="0" rtlCol="0" fromWordArt="0" anchor="t" anchorCtr="0" forceAA="0" upright="0" compatLnSpc="1">
+                      <a:spAutoFit/>
+                    </wps:bodyPr>
+                  </wps:wsp>
+                </a:graphicData>
+              </a:graphic>
+            </wp:anchor>
+          </w:drawing>
+        </mc:Choice>
+        <mc:Fallback>
+          <w:pict>
+            <v:shape id="_x0000_s1026" o:spid="_x0000_s1026" o:spt="202" type="#_x0000_t202" style="position:absolute;left:0pt;margin-top:0pt;height:144pt;width:144pt;mso-position-horizontal:center;mso-position-horizontal-relative:margin;mso-wrap-style:none;z-index:251659264;mso-width-relative:page;mso-height-relative:page;" filled="f" stroked="f" coordsize="21600,21600" o:gfxdata="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">
+              <v:fill on="f" focussize="0,0"/>
+              <v:stroke on="f" weight="0.5pt"/>
+              <v:imagedata o:title=""/>
+              <o:lock v:ext="edit" aspectratio="f"/>
+              <v:textbox inset="0mm,0mm,0mm,0mm" style="mso-fit-shape-to-text:t;">
+                <w:txbxContent>
+                  <w:p>
+                    <w:pPr>
+                      <w:pStyle w:val="6"/>
+                    </w:pPr>
+                    <w:r>
+                      <w:fldChar w:fldCharType="begin"/>
+                    </w:r>
+                    <w:r>
+                      <w:instrText xml:space="preserve"> PAGE  \* MERGEFORMAT </w:instrText>
+                    </w:r>
+                    <w:r>
+                      <w:fldChar w:fldCharType="separate"/>
+                    </w:r>
+                    <w:r>
+                      <w:t>1</w:t>
+                    </w:r>
+                    <w:r>
+                      <w:fldChar w:fldCharType="end"/>
+                    </w:r>
+                  </w:p>
+                </w:txbxContent>
+              </v:textbox>
+            </v:shape>
+          </w:pict>
+        </mc:Fallback>
+      </mc:AlternateContent>
+    </w:r>
+  </w:p>
+</w:ftr>
+</file>
+
+<file path=word/header1.xml><?xml version="1.0" encoding="utf-8"?>
+<w:hdr xmlns:wpc="http://schemas.microsoft.com/office/word/2010/wordprocessingCanvas" xmlns:mc="http://schemas.openxmlformats.org/markup-compatibility/2006" xmlns:o="urn:schemas-microsoft-com:office:office" xmlns:r="http://schemas.openxmlformats.org/officeDocument/2006/relationships" xmlns:m="http://schemas.openxmlformats.org/officeDocument/2006/math" xmlns:v="urn:schemas-microsoft-com:vml" xmlns:wp14="http://schemas.microsoft.com/office/word/2010/wordprocessingDrawing" xmlns:wp="http://schemas.openxmlformats.org/drawingml/2006/wordprocessingDrawing" xmlns:w10="urn:schemas-microsoft-com:office:word" xmlns:w="http://schemas.openxmlformats.org/wordprocessingml/2006/main" xmlns:w14="http://schemas.microsoft.com/office/word/2010/wordml" xmlns:w15="http://schemas.microsoft.com/office/word/2012/wordml" xmlns:wpg="http://schemas.microsoft.com/office/word/2010/wordprocessingGroup" xmlns:wpi="http://schemas.microsoft.com/office/word/2010/wordprocessingInk" xmlns:wne="http://schemas.microsoft.com/office/word/2006/wordml" xmlns:wps="http://schemas.microsoft.com/office/word/2010/wordprocessingShape" xmlns:wpsCustomData="http://www.wps.cn/officeDocument/2013/wpsCustomData" mc:Ignorable="w14 w15 wp14">
+  <w:p>
+    <w:pPr>
+      <w:pStyle w:val="7"/>
+      <w:rPr>
+        <w:rFonts w:hint="default"/>
+        <w:sz w:val="18"/>
+        <w:szCs w:val="18"/>
+        <w:lang w:val="en-US"/>
+      </w:rPr>
+    </w:pPr>
+    <w:r>
+      <w:rPr>
+        <w:rFonts w:hint="default"/>
+        <w:sz w:val="18"/>
+        <w:szCs w:val="18"/>
+        <w:lang w:val="en-US"/>
+      </w:rPr>
+      <w:t>Software Architecture and Application                                                                                                   Assignment01</w:t>
+    </w:r>
+  </w:p>
+</w:hdr>
+</file>
+
+<file path=word/numbering.xml><?xml version="1.0" encoding="utf-8"?>
+<w:numbering xmlns:wpc="http://schemas.microsoft.com/office/word/2010/wordprocessingCanvas" xmlns:mc="http://schemas.openxmlformats.org/markup-compatibility/2006" xmlns:o="urn:schemas-microsoft-com:office:office" xmlns:r="http://schemas.openxmlformats.org/officeDocument/2006/relationships" xmlns:m="http://schemas.openxmlformats.org/officeDocument/2006/math" xmlns:v="urn:schemas-microsoft-com:vml" xmlns:wp14="http://schemas.microsoft.com/office/word/2010/wordprocessingDrawing" xmlns:wp="http://schemas.openxmlformats.org/drawingml/2006/wordprocessingDrawing" xmlns:w10="urn:schemas-microsoft-com:office:word" xmlns:w="http://schemas.openxmlformats.org/wordprocessingml/2006/main" xmlns:w14="http://schemas.microsoft.com/office/word/2010/wordml" xmlns:wpg="http://schemas.microsoft.com/office/word/2010/wordprocessingGroup" xmlns:wpi="http://schemas.microsoft.com/office/word/2010/wordprocessingInk" xmlns:wne="http://schemas.microsoft.com/office/word/2006/wordml" xmlns:wps="http://schemas.microsoft.com/office/word/2010/wordprocessingShape" xmlns:wpsCustomData="http://www.wps.cn/officeDocument/2013/wpsCustomData" mc:Ignorable="w14 wp14">
+  <w:abstractNum w:abstractNumId="0">
+    <w:nsid w:val="0C602426"/>
+    <w:multiLevelType w:val="singleLevel"/>
+    <w:tmpl w:val="0C602426"/>
+    <w:lvl w:ilvl="0" w:tentative="0">
+      <w:start w:val="1"/>
+      <w:numFmt w:val="bullet"/>
+      <w:lvlText w:val=""/>
+      <w:lvlJc w:val="left"/>
+      <w:pPr>
+        <w:tabs>
+          <w:tab w:val="left" w:pos="420"/>
+        </w:tabs>
+        <w:ind w:left="420" w:leftChars="0" w:hanging="420" w:firstLineChars="0"/>
+      </w:pPr>
+      <w:rPr>
+        <w:rFonts w:hint="default" w:ascii="Wingdings" w:hAnsi="Wingdings"/>
+        <w:sz w:val="15"/>
+        <w:szCs w:val="15"/>
+      </w:rPr>
+    </w:lvl>
+  </w:abstractNum>
+  <w:num w:numId="1">
+    <w:abstractNumId w:val="0"/>
+  </w:num>
+</w:numbering>
 </file>
 
 <file path=word/styles.xml><?xml version="1.0" encoding="utf-8"?>
@@ -1617,6 +3362,7 @@
   <w:style w:type="paragraph" w:styleId="2">
     <w:name w:val="heading 1"/>
     <w:next w:val="1"/>
+    <w:link w:val="12"/>
     <w:qFormat/>
     <w:uiPriority w:val="0"/>
     <w:pPr>
@@ -1674,6 +3420,39 @@
     </w:tblPr>
   </w:style>
   <w:style w:type="paragraph" w:styleId="6">
+    <w:name w:val="footer"/>
+    <w:basedOn w:val="1"/>
+    <w:uiPriority w:val="0"/>
+    <w:pPr>
+      <w:tabs>
+        <w:tab w:val="center" w:pos="4153"/>
+        <w:tab w:val="right" w:pos="8306"/>
+      </w:tabs>
+      <w:snapToGrid w:val="0"/>
+      <w:jc w:val="left"/>
+    </w:pPr>
+    <w:rPr>
+      <w:sz w:val="18"/>
+      <w:szCs w:val="18"/>
+    </w:rPr>
+  </w:style>
+  <w:style w:type="paragraph" w:styleId="7">
+    <w:name w:val="header"/>
+    <w:basedOn w:val="1"/>
+    <w:uiPriority w:val="0"/>
+    <w:pPr>
+      <w:tabs>
+        <w:tab w:val="center" w:pos="4153"/>
+        <w:tab w:val="right" w:pos="8306"/>
+      </w:tabs>
+      <w:snapToGrid w:val="0"/>
+    </w:pPr>
+    <w:rPr>
+      <w:sz w:val="18"/>
+      <w:szCs w:val="18"/>
+    </w:rPr>
+  </w:style>
+  <w:style w:type="paragraph" w:styleId="8">
     <w:name w:val="Normal (Web)"/>
     <w:qFormat/>
     <w:uiPriority w:val="0"/>
@@ -1690,9 +3469,10 @@
       <w:lang w:val="en-US" w:eastAsia="zh-CN" w:bidi="ar"/>
     </w:rPr>
   </w:style>
-  <w:style w:type="paragraph" w:styleId="7">
+  <w:style w:type="paragraph" w:styleId="9">
     <w:name w:val="toc 1"/>
     <w:basedOn w:val="1"/>
+    <w:link w:val="13"/>
     <w:qFormat/>
     <w:uiPriority w:val="1"/>
     <w:pPr>
@@ -1700,15 +3480,15 @@
       <w:ind w:left="947"/>
     </w:pPr>
     <w:rPr>
-      <w:rFonts w:eastAsia="Times New Roman" w:cs="Times New Roman"/>
+      <w:rFonts w:ascii="Times New Roman" w:hAnsi="Times New Roman" w:eastAsia="Times New Roman" w:cs="Times New Roman"/>
       <w:b/>
       <w:bCs/>
-      <w:sz w:val="36"/>
+      <w:sz w:val="40"/>
       <w:szCs w:val="32"/>
       <w:lang w:eastAsia="en-US"/>
     </w:rPr>
   </w:style>
-  <w:style w:type="paragraph" w:styleId="8">
+  <w:style w:type="paragraph" w:styleId="10">
     <w:name w:val="toc 2"/>
     <w:basedOn w:val="1"/>
     <w:qFormat/>
@@ -1726,7 +3506,7 @@
       <w:lang w:val="en-US" w:eastAsia="en-US" w:bidi="ar-SA"/>
     </w:rPr>
   </w:style>
-  <w:style w:type="paragraph" w:styleId="9">
+  <w:style w:type="paragraph" w:styleId="11">
     <w:name w:val="toc 3"/>
     <w:basedOn w:val="1"/>
     <w:qFormat/>
@@ -1742,6 +3522,33 @@
       <w:sz w:val="25"/>
       <w:szCs w:val="25"/>
       <w:lang w:val="en-US" w:eastAsia="en-US" w:bidi="ar-SA"/>
+    </w:rPr>
+  </w:style>
+  <w:style w:type="character" w:customStyle="1" w:styleId="12">
+    <w:name w:val="Heading 1 Char"/>
+    <w:link w:val="2"/>
+    <w:uiPriority w:val="0"/>
+    <w:rPr>
+      <w:rFonts w:hint="default" w:ascii="Times New Roman" w:hAnsi="Times New Roman" w:eastAsia="SimSun" w:cs="SimSun"/>
+      <w:b/>
+      <w:bCs/>
+      <w:kern w:val="44"/>
+      <w:sz w:val="32"/>
+      <w:szCs w:val="48"/>
+      <w:lang w:val="en-US" w:eastAsia="zh-CN" w:bidi="ar"/>
+    </w:rPr>
+  </w:style>
+  <w:style w:type="character" w:customStyle="1" w:styleId="13">
+    <w:name w:val="TOC 1 Char"/>
+    <w:link w:val="9"/>
+    <w:uiPriority w:val="1"/>
+    <w:rPr>
+      <w:rFonts w:ascii="Times New Roman" w:hAnsi="Times New Roman" w:eastAsia="Times New Roman" w:cs="Times New Roman"/>
+      <w:b/>
+      <w:bCs/>
+      <w:sz w:val="40"/>
+      <w:szCs w:val="32"/>
+      <w:lang w:eastAsia="en-US"/>
     </w:rPr>
   </w:style>
 </w:styles>
@@ -1996,7 +3803,9 @@
 
 <file path=customXml/item1.xml><?xml version="1.0" encoding="utf-8"?>
 <s:customData xmlns="http://www.wps.cn/officeDocument/2013/wpsCustomData" xmlns:s="http://www.wps.cn/officeDocument/2013/wpsCustomData">
-  <customSectProps/>
+  <customSectProps>
+    <customSectPr/>
+  </customSectProps>
   <customShpExts>
     <customShpInfo spid="_x0000_s1026" textRotate="1"/>
   </customShpExts>

--- a/Assignments/Assignment1/Team Report.docx
+++ b/Assignments/Assignment1/Team Report.docx
@@ -397,26 +397,34 @@
           <w:szCs w:val="48"/>
           <w:lang w:val="en-US"/>
         </w:rPr>
-        <w:t>Software Requirement</w:t>
-      </w:r>
-      <w:r>
+        <w:t>Software Requirements Specification</w:t>
+      </w:r>
+    </w:p>
+    <w:p>
+      <w:pPr>
+        <w:spacing w:line="240" w:lineRule="auto"/>
+        <w:ind w:left="480" w:hanging="480" w:hangingChars="100"/>
+        <w:jc w:val="left"/>
         <w:rPr>
           <w:rFonts w:hint="default" w:ascii="Times New Roman" w:hAnsi="Times New Roman" w:cs="Times New Roman"/>
           <w:sz w:val="48"/>
           <w:szCs w:val="48"/>
           <w:lang w:val="en-US"/>
         </w:rPr>
-        <w:t>s</w:t>
-      </w:r>
-      <w:r>
+      </w:pPr>
+    </w:p>
+    <w:p>
+      <w:pPr>
+        <w:spacing w:line="240" w:lineRule="auto"/>
+        <w:ind w:left="480" w:hanging="480" w:hangingChars="100"/>
+        <w:jc w:val="left"/>
         <w:rPr>
           <w:rFonts w:hint="default" w:ascii="Times New Roman" w:hAnsi="Times New Roman" w:cs="Times New Roman"/>
           <w:sz w:val="48"/>
           <w:szCs w:val="48"/>
           <w:lang w:val="en-US"/>
         </w:rPr>
-        <w:t xml:space="preserve"> Specification</w:t>
-      </w:r>
+      </w:pPr>
     </w:p>
     <w:p>
       <w:pPr>
@@ -434,7 +442,6 @@
     <w:p>
       <w:pPr>
         <w:spacing w:line="240" w:lineRule="auto"/>
-        <w:ind w:left="480" w:hanging="480" w:hangingChars="100"/>
         <w:jc w:val="left"/>
         <w:rPr>
           <w:rFonts w:hint="default" w:ascii="Times New Roman" w:hAnsi="Times New Roman" w:cs="Times New Roman"/>
@@ -447,31 +454,6 @@
     <w:p>
       <w:pPr>
         <w:spacing w:line="240" w:lineRule="auto"/>
-        <w:ind w:left="480" w:hanging="480" w:hangingChars="100"/>
-        <w:jc w:val="left"/>
-        <w:rPr>
-          <w:rFonts w:hint="default" w:ascii="Times New Roman" w:hAnsi="Times New Roman" w:cs="Times New Roman"/>
-          <w:sz w:val="48"/>
-          <w:szCs w:val="48"/>
-          <w:lang w:val="en-US"/>
-        </w:rPr>
-      </w:pPr>
-    </w:p>
-    <w:p>
-      <w:pPr>
-        <w:spacing w:line="240" w:lineRule="auto"/>
-        <w:jc w:val="left"/>
-        <w:rPr>
-          <w:rFonts w:hint="default" w:ascii="Times New Roman" w:hAnsi="Times New Roman" w:cs="Times New Roman"/>
-          <w:sz w:val="48"/>
-          <w:szCs w:val="48"/>
-          <w:lang w:val="en-US"/>
-        </w:rPr>
-      </w:pPr>
-    </w:p>
-    <w:p>
-      <w:pPr>
-        <w:spacing w:line="240" w:lineRule="auto"/>
         <w:jc w:val="left"/>
         <w:rPr>
           <w:rFonts w:hint="default" w:ascii="Times New Roman" w:hAnsi="Times New Roman" w:cs="Times New Roman"/>
@@ -924,16 +906,7 @@
           <w:szCs w:val="28"/>
           <w:lang w:val="en-US"/>
         </w:rPr>
-        <w:t>: word</w:t>
-      </w:r>
-      <w:r>
-        <w:rPr>
-          <w:rFonts w:hint="default" w:ascii="Times New Roman" w:hAnsi="Times New Roman" w:cs="Times New Roman"/>
-          <w:sz w:val="28"/>
-          <w:szCs w:val="28"/>
-          <w:lang w:val="en-US"/>
-        </w:rPr>
-        <w:t>s</w:t>
+        <w:t>: words</w:t>
       </w:r>
     </w:p>
     <w:p>
@@ -1310,14 +1283,14 @@
         <w:bidi w:val="0"/>
         <w:spacing w:line="240" w:lineRule="auto"/>
         <w:rPr>
-          <w:rStyle w:val="13"/>
-          <w:rFonts w:hint="default" w:ascii="Times New Roman" w:hAnsi="Times New Roman" w:cs="Times New Roman"/>
-          <w:lang w:val="en-US"/>
-        </w:rPr>
-      </w:pPr>
-      <w:r>
-        <w:rPr>
-          <w:rStyle w:val="13"/>
+          <w:rStyle w:val="15"/>
+          <w:rFonts w:hint="default" w:ascii="Times New Roman" w:hAnsi="Times New Roman" w:cs="Times New Roman"/>
+          <w:lang w:val="en-US"/>
+        </w:rPr>
+      </w:pPr>
+      <w:r>
+        <w:rPr>
+          <w:rStyle w:val="15"/>
           <w:rFonts w:hint="default" w:ascii="Times New Roman" w:hAnsi="Times New Roman" w:cs="Times New Roman"/>
           <w:lang w:val="en-US"/>
         </w:rPr>
@@ -1354,7 +1327,8 @@
     <w:p>
       <w:pPr>
         <w:bidi w:val="0"/>
-        <w:spacing w:line="240" w:lineRule="auto"/>
+        <w:spacing w:line="360" w:lineRule="auto"/>
+        <w:jc w:val="left"/>
         <w:rPr>
           <w:rFonts w:hint="default" w:ascii="Times New Roman" w:hAnsi="Times New Roman" w:cs="Times New Roman"/>
           <w:szCs w:val="25"/>
@@ -1387,7 +1361,8 @@
     <w:p>
       <w:pPr>
         <w:bidi w:val="0"/>
-        <w:spacing w:line="240" w:lineRule="auto"/>
+        <w:spacing w:line="360" w:lineRule="auto"/>
+        <w:jc w:val="left"/>
         <w:rPr>
           <w:rFonts w:hint="default" w:ascii="Times New Roman" w:hAnsi="Times New Roman" w:cs="Times New Roman"/>
           <w:b/>
@@ -1423,8 +1398,9 @@
     <w:p>
       <w:pPr>
         <w:bidi w:val="0"/>
-        <w:spacing w:line="240" w:lineRule="auto"/>
+        <w:spacing w:line="360" w:lineRule="auto"/>
         <w:ind w:left="400" w:leftChars="100" w:firstLine="0" w:firstLineChars="0"/>
+        <w:jc w:val="left"/>
         <w:rPr>
           <w:rFonts w:hint="default" w:ascii="Times New Roman" w:hAnsi="Times New Roman" w:cs="Times New Roman"/>
           <w:lang w:val="en-US"/>
@@ -1456,14 +1432,15 @@
     <w:p>
       <w:pPr>
         <w:bidi w:val="0"/>
-        <w:spacing w:line="240" w:lineRule="auto"/>
+        <w:spacing w:line="360" w:lineRule="auto"/>
         <w:ind w:left="400" w:leftChars="100" w:firstLine="0" w:firstLineChars="0"/>
-        <w:rPr>
-          <w:rFonts w:hint="default" w:ascii="Times New Roman" w:hAnsi="Times New Roman" w:cs="Times New Roman"/>
-          <w:b/>
-          <w:bCs/>
-          <w:sz w:val="28"/>
-          <w:szCs w:val="28"/>
+        <w:jc w:val="left"/>
+        <w:rPr>
+          <w:rFonts w:hint="default" w:ascii="Times New Roman" w:hAnsi="Times New Roman" w:cs="Times New Roman"/>
+          <w:b/>
+          <w:bCs/>
+          <w:sz w:val="25"/>
+          <w:szCs w:val="25"/>
           <w:lang w:val="en-US"/>
         </w:rPr>
       </w:pPr>
@@ -1480,60 +1457,322 @@
       </w:r>
       <w:r>
         <w:rPr>
+          <w:rFonts w:hint="default" w:ascii="Times New Roman" w:hAnsi="Times New Roman" w:cs="Times New Roman"/>
+          <w:b/>
+          <w:bCs/>
+          <w:sz w:val="28"/>
+          <w:szCs w:val="28"/>
+          <w:lang w:val="en-US"/>
+        </w:rPr>
+        <w:t>2</w:t>
+      </w:r>
+      <w:r>
+        <w:rPr>
+          <w:rFonts w:hint="default" w:ascii="Times New Roman" w:hAnsi="Times New Roman" w:cs="Times New Roman"/>
+          <w:b/>
+          <w:bCs/>
+          <w:sz w:val="28"/>
+          <w:szCs w:val="28"/>
+          <w:lang w:val="en-US"/>
+        </w:rPr>
+        <w:t xml:space="preserve"> </w:t>
+      </w:r>
+      <w:r>
+        <w:rPr>
+          <w:rFonts w:hint="default" w:ascii="Times New Roman" w:hAnsi="Times New Roman" w:cs="Times New Roman"/>
+          <w:b/>
+          <w:bCs/>
+          <w:sz w:val="28"/>
+          <w:szCs w:val="28"/>
+          <w:lang w:val="en-US"/>
+        </w:rPr>
+        <w:t>Project Goals.........................</w:t>
+      </w:r>
+      <w:r>
+        <w:rPr>
+          <w:rFonts w:hint="default" w:ascii="Times New Roman" w:hAnsi="Times New Roman" w:cs="Times New Roman"/>
+          <w:b/>
+          <w:bCs/>
+          <w:sz w:val="28"/>
+          <w:szCs w:val="28"/>
+          <w:lang w:val="en-US"/>
+        </w:rPr>
+        <w:t>................................................</w:t>
+      </w:r>
+      <w:r>
+        <w:rPr>
+          <w:rFonts w:hint="default" w:ascii="Times New Roman" w:hAnsi="Times New Roman" w:cs="Times New Roman"/>
+          <w:b/>
+          <w:bCs/>
+          <w:sz w:val="28"/>
+          <w:szCs w:val="28"/>
+          <w:lang w:val="en-US"/>
+        </w:rPr>
+        <w:t>........</w:t>
+      </w:r>
+      <w:r>
+        <w:rPr>
+          <w:rFonts w:hint="default" w:ascii="Times New Roman" w:hAnsi="Times New Roman" w:cs="Times New Roman"/>
+          <w:b/>
+          <w:bCs/>
+          <w:sz w:val="25"/>
+          <w:szCs w:val="25"/>
+          <w:lang w:val="en-US"/>
+        </w:rPr>
+        <w:t>5</w:t>
+      </w:r>
+    </w:p>
+    <w:p>
+      <w:pPr>
+        <w:bidi w:val="0"/>
+        <w:spacing w:line="360" w:lineRule="auto"/>
+        <w:ind w:left="400" w:leftChars="100" w:firstLine="0" w:firstLineChars="0"/>
+        <w:jc w:val="left"/>
+        <w:rPr>
+          <w:rFonts w:hint="default" w:ascii="Times New Roman" w:hAnsi="Times New Roman" w:cs="Times New Roman"/>
+          <w:b/>
+          <w:bCs/>
+          <w:sz w:val="25"/>
+          <w:szCs w:val="25"/>
+          <w:lang w:val="en-US"/>
+        </w:rPr>
+      </w:pPr>
+      <w:r>
+        <w:rPr>
+          <w:rFonts w:hint="default" w:ascii="Times New Roman" w:hAnsi="Times New Roman" w:cs="Times New Roman"/>
+          <w:b/>
+          <w:bCs/>
+          <w:sz w:val="28"/>
+          <w:szCs w:val="28"/>
+          <w:lang w:val="en-US"/>
+        </w:rPr>
+        <w:t>2.3 Assumptions</w:t>
+      </w:r>
+      <w:r>
+        <w:rPr>
+          <w:rFonts w:hint="default" w:ascii="Times New Roman" w:hAnsi="Times New Roman" w:cs="Times New Roman"/>
+          <w:b/>
+          <w:bCs/>
+          <w:sz w:val="28"/>
+          <w:szCs w:val="28"/>
+          <w:lang w:val="en-US"/>
+        </w:rPr>
+        <w:t>................................................................................</w:t>
+      </w:r>
+      <w:r>
+        <w:rPr>
+          <w:rFonts w:hint="default" w:ascii="Times New Roman" w:hAnsi="Times New Roman" w:cs="Times New Roman"/>
+          <w:b/>
+          <w:bCs/>
+          <w:sz w:val="28"/>
+          <w:szCs w:val="28"/>
+          <w:lang w:val="en-US"/>
+        </w:rPr>
+        <w:t>.</w:t>
+      </w:r>
+      <w:r>
+        <w:rPr>
+          <w:rFonts w:hint="default" w:ascii="Times New Roman" w:hAnsi="Times New Roman" w:cs="Times New Roman"/>
+          <w:b/>
+          <w:bCs/>
+          <w:sz w:val="28"/>
+          <w:szCs w:val="28"/>
+          <w:lang w:val="en-US"/>
+        </w:rPr>
+        <w:t>.</w:t>
+      </w:r>
+      <w:r>
+        <w:rPr>
+          <w:rFonts w:hint="default" w:ascii="Times New Roman" w:hAnsi="Times New Roman" w:cs="Times New Roman"/>
+          <w:b/>
+          <w:bCs/>
+          <w:sz w:val="28"/>
+          <w:szCs w:val="28"/>
+          <w:lang w:val="en-US"/>
+        </w:rPr>
+        <w:t>.</w:t>
+      </w:r>
+      <w:r>
+        <w:rPr>
+          <w:rFonts w:hint="default" w:ascii="Times New Roman" w:hAnsi="Times New Roman" w:cs="Times New Roman"/>
+          <w:b/>
+          <w:bCs/>
+          <w:sz w:val="25"/>
+          <w:szCs w:val="25"/>
+          <w:lang w:val="en-US"/>
+        </w:rPr>
+        <w:t>6</w:t>
+      </w:r>
+    </w:p>
+    <w:p>
+      <w:pPr>
+        <w:bidi w:val="0"/>
+        <w:spacing w:line="360" w:lineRule="auto"/>
+        <w:ind w:left="400" w:leftChars="100" w:firstLine="0" w:firstLineChars="0"/>
+        <w:jc w:val="left"/>
+        <w:rPr>
+          <w:rFonts w:hint="default" w:ascii="Times New Roman" w:hAnsi="Times New Roman" w:cs="Times New Roman"/>
+          <w:b/>
+          <w:bCs/>
+          <w:sz w:val="25"/>
+          <w:szCs w:val="25"/>
+          <w:lang w:val="en-US"/>
+        </w:rPr>
+      </w:pPr>
+      <w:r>
+        <w:rPr>
+          <w:rFonts w:hint="default" w:ascii="Times New Roman" w:hAnsi="Times New Roman" w:cs="Times New Roman"/>
+          <w:b/>
+          <w:bCs/>
+          <w:sz w:val="28"/>
+          <w:szCs w:val="28"/>
+          <w:lang w:val="en-US"/>
+        </w:rPr>
+        <w:t>2.</w:t>
+      </w:r>
+      <w:r>
+        <w:rPr>
+          <w:rFonts w:hint="default" w:ascii="Times New Roman" w:hAnsi="Times New Roman" w:cs="Times New Roman"/>
+          <w:b/>
+          <w:bCs/>
+          <w:sz w:val="28"/>
+          <w:szCs w:val="28"/>
+          <w:lang w:val="en-US"/>
+        </w:rPr>
+        <w:t>4</w:t>
+      </w:r>
+      <w:r>
+        <w:rPr>
+          <w:rFonts w:hint="default" w:ascii="Times New Roman" w:hAnsi="Times New Roman" w:cs="Times New Roman"/>
+          <w:b/>
+          <w:bCs/>
+          <w:sz w:val="28"/>
+          <w:szCs w:val="28"/>
+          <w:lang w:val="en-US"/>
+        </w:rPr>
+        <w:t xml:space="preserve"> </w:t>
+      </w:r>
+      <w:r>
+        <w:rPr>
+          <w:rFonts w:hint="default" w:ascii="Times New Roman" w:hAnsi="Times New Roman" w:cs="Times New Roman"/>
+          <w:b/>
+          <w:bCs/>
+          <w:sz w:val="28"/>
+          <w:szCs w:val="28"/>
+          <w:lang w:val="en-US"/>
+        </w:rPr>
+        <w:t>Scopes............</w:t>
+      </w:r>
+      <w:r>
+        <w:rPr>
+          <w:rFonts w:hint="default" w:ascii="Times New Roman" w:hAnsi="Times New Roman" w:cs="Times New Roman"/>
+          <w:b/>
+          <w:bCs/>
+          <w:sz w:val="28"/>
+          <w:szCs w:val="28"/>
+          <w:lang w:val="en-US"/>
+        </w:rPr>
+        <w:t>................................................................................</w:t>
+      </w:r>
+      <w:r>
+        <w:rPr>
+          <w:rFonts w:hint="default" w:ascii="Times New Roman" w:hAnsi="Times New Roman" w:cs="Times New Roman"/>
+          <w:b/>
+          <w:bCs/>
+          <w:sz w:val="28"/>
+          <w:szCs w:val="28"/>
+          <w:lang w:val="en-US"/>
+        </w:rPr>
+        <w:t>.</w:t>
+      </w:r>
+      <w:r>
+        <w:rPr>
+          <w:rFonts w:hint="default" w:ascii="Times New Roman" w:hAnsi="Times New Roman" w:cs="Times New Roman"/>
+          <w:b/>
+          <w:bCs/>
+          <w:sz w:val="25"/>
+          <w:szCs w:val="25"/>
+          <w:lang w:val="en-US"/>
+        </w:rPr>
+        <w:t>6</w:t>
+      </w:r>
+    </w:p>
+    <w:p>
+      <w:pPr>
+        <w:bidi w:val="0"/>
+        <w:spacing w:line="360" w:lineRule="auto"/>
+        <w:ind w:left="800" w:leftChars="200" w:firstLine="0" w:firstLineChars="0"/>
+        <w:jc w:val="left"/>
+        <w:rPr>
+          <w:rFonts w:hint="default" w:ascii="Times New Roman" w:hAnsi="Times New Roman" w:cs="Times New Roman"/>
+          <w:b/>
+          <w:bCs/>
+          <w:sz w:val="25"/>
+          <w:szCs w:val="25"/>
+          <w:lang w:val="en-US"/>
+        </w:rPr>
+      </w:pPr>
+      <w:r>
+        <w:rPr>
+          <w:rFonts w:hint="default" w:ascii="Times New Roman" w:hAnsi="Times New Roman" w:cs="Times New Roman"/>
+          <w:b/>
+          <w:bCs/>
+          <w:sz w:val="25"/>
+          <w:szCs w:val="25"/>
+          <w:lang w:val="en-US"/>
+        </w:rPr>
+        <w:t>2.4</w:t>
+      </w:r>
+      <w:r>
+        <w:rPr>
           <w:rFonts w:hint="default" w:cs="Times New Roman"/>
           <w:b/>
           <w:bCs/>
-          <w:sz w:val="28"/>
-          <w:szCs w:val="28"/>
-          <w:lang w:val="en-US"/>
-        </w:rPr>
-        <w:t>2</w:t>
-      </w:r>
-      <w:r>
-        <w:rPr>
-          <w:rFonts w:hint="default" w:ascii="Times New Roman" w:hAnsi="Times New Roman" w:cs="Times New Roman"/>
-          <w:b/>
-          <w:bCs/>
-          <w:sz w:val="28"/>
-          <w:szCs w:val="28"/>
-          <w:lang w:val="en-US"/>
-        </w:rPr>
-        <w:t xml:space="preserve"> </w:t>
+          <w:sz w:val="25"/>
+          <w:szCs w:val="25"/>
+          <w:lang w:val="en-US"/>
+        </w:rPr>
+        <w:t>.1 In Scope</w:t>
+      </w:r>
+      <w:r>
+        <w:rPr>
+          <w:rFonts w:hint="default" w:ascii="Times New Roman" w:hAnsi="Times New Roman" w:cs="Times New Roman"/>
+          <w:b/>
+          <w:bCs/>
+          <w:sz w:val="25"/>
+          <w:szCs w:val="25"/>
+          <w:lang w:val="en-US"/>
+        </w:rPr>
+        <w:t>..........................................................................</w:t>
       </w:r>
       <w:r>
         <w:rPr>
           <w:rFonts w:hint="default" w:cs="Times New Roman"/>
           <w:b/>
           <w:bCs/>
-          <w:sz w:val="28"/>
-          <w:szCs w:val="28"/>
-          <w:lang w:val="en-US"/>
-        </w:rPr>
-        <w:t>Goals.........................</w:t>
-      </w:r>
-      <w:r>
-        <w:rPr>
-          <w:rFonts w:hint="default" w:ascii="Times New Roman" w:hAnsi="Times New Roman" w:cs="Times New Roman"/>
-          <w:b/>
-          <w:bCs/>
-          <w:sz w:val="28"/>
-          <w:szCs w:val="28"/>
-          <w:lang w:val="en-US"/>
-        </w:rPr>
-        <w:t>.....................................................................</w:t>
+          <w:sz w:val="25"/>
+          <w:szCs w:val="25"/>
+          <w:lang w:val="en-US"/>
+        </w:rPr>
+        <w:t>....................</w:t>
       </w:r>
       <w:r>
         <w:rPr>
           <w:rFonts w:hint="default" w:cs="Times New Roman"/>
           <w:b/>
           <w:bCs/>
-          <w:sz w:val="28"/>
-          <w:szCs w:val="28"/>
-          <w:lang w:val="en-US"/>
-        </w:rPr>
-        <w:t>.</w:t>
-      </w:r>
-      <w:r>
+          <w:sz w:val="25"/>
+          <w:szCs w:val="25"/>
+          <w:lang w:val="en-US"/>
+        </w:rPr>
+        <w:t>6</w:t>
+      </w:r>
+    </w:p>
+    <w:p>
+      <w:pPr>
+        <w:bidi w:val="0"/>
+        <w:spacing w:line="360" w:lineRule="auto"/>
+        <w:ind w:left="800" w:leftChars="200" w:firstLine="0" w:firstLineChars="0"/>
         <w:rPr>
           <w:rFonts w:hint="default" w:cs="Times New Roman"/>
           <w:b/>
@@ -1542,17 +1781,377 @@
           <w:szCs w:val="25"/>
           <w:lang w:val="en-US"/>
         </w:rPr>
-        <w:t>5</w:t>
-      </w:r>
-    </w:p>
-    <w:p>
-      <w:pPr>
-        <w:pStyle w:val="9"/>
-        <w:bidi w:val="0"/>
-        <w:spacing w:line="240" w:lineRule="auto"/>
-        <w:ind w:left="0" w:leftChars="0" w:firstLine="0" w:firstLineChars="0"/>
-        <w:rPr>
-          <w:rFonts w:hint="default" w:ascii="Times New Roman" w:hAnsi="Times New Roman" w:cs="Times New Roman"/>
+      </w:pPr>
+      <w:r>
+        <w:rPr>
+          <w:rFonts w:hint="default" w:ascii="Times New Roman" w:hAnsi="Times New Roman" w:cs="Times New Roman"/>
+          <w:b/>
+          <w:bCs/>
+          <w:sz w:val="25"/>
+          <w:szCs w:val="25"/>
+          <w:lang w:val="en-US"/>
+        </w:rPr>
+        <w:t>2.4</w:t>
+      </w:r>
+      <w:r>
+        <w:rPr>
+          <w:rFonts w:hint="default" w:cs="Times New Roman"/>
+          <w:b/>
+          <w:bCs/>
+          <w:sz w:val="25"/>
+          <w:szCs w:val="25"/>
+          <w:lang w:val="en-US"/>
+        </w:rPr>
+        <w:t>.2 Out of Scope</w:t>
+      </w:r>
+      <w:r>
+        <w:rPr>
+          <w:rFonts w:hint="default" w:ascii="Times New Roman" w:hAnsi="Times New Roman" w:cs="Times New Roman"/>
+          <w:b/>
+          <w:bCs/>
+          <w:sz w:val="25"/>
+          <w:szCs w:val="25"/>
+          <w:lang w:val="en-US"/>
+        </w:rPr>
+        <w:t>..........................................................................</w:t>
+      </w:r>
+      <w:r>
+        <w:rPr>
+          <w:rFonts w:hint="default" w:cs="Times New Roman"/>
+          <w:b/>
+          <w:bCs/>
+          <w:sz w:val="25"/>
+          <w:szCs w:val="25"/>
+          <w:lang w:val="en-US"/>
+        </w:rPr>
+        <w:t>.............6</w:t>
+      </w:r>
+    </w:p>
+    <w:p>
+      <w:pPr>
+        <w:bidi w:val="0"/>
+        <w:spacing w:line="360" w:lineRule="auto"/>
+        <w:ind w:left="400" w:leftChars="100" w:firstLine="0" w:firstLineChars="0"/>
+        <w:rPr>
+          <w:rFonts w:hint="default" w:ascii="Times New Roman" w:hAnsi="Times New Roman" w:cs="Times New Roman"/>
+          <w:b/>
+          <w:bCs/>
+          <w:sz w:val="25"/>
+          <w:szCs w:val="25"/>
+          <w:lang w:val="en-US"/>
+        </w:rPr>
+      </w:pPr>
+    </w:p>
+    <w:p>
+      <w:pPr>
+        <w:bidi w:val="0"/>
+        <w:spacing w:line="360" w:lineRule="auto"/>
+        <w:ind w:left="400" w:leftChars="100" w:firstLine="0" w:firstLineChars="0"/>
+        <w:rPr>
+          <w:rFonts w:hint="default" w:ascii="Times New Roman" w:hAnsi="Times New Roman" w:cs="Times New Roman"/>
+          <w:b/>
+          <w:bCs/>
+          <w:sz w:val="25"/>
+          <w:szCs w:val="25"/>
+          <w:lang w:val="en-US"/>
+        </w:rPr>
+      </w:pPr>
+    </w:p>
+    <w:p>
+      <w:pPr>
+        <w:bidi w:val="0"/>
+        <w:spacing w:line="360" w:lineRule="auto"/>
+        <w:ind w:left="400" w:leftChars="100" w:firstLine="0" w:firstLineChars="0"/>
+        <w:rPr>
+          <w:rFonts w:hint="default" w:ascii="Times New Roman" w:hAnsi="Times New Roman" w:cs="Times New Roman"/>
+          <w:b/>
+          <w:bCs/>
+          <w:sz w:val="25"/>
+          <w:szCs w:val="25"/>
+          <w:lang w:val="en-US"/>
+        </w:rPr>
+      </w:pPr>
+    </w:p>
+    <w:p>
+      <w:pPr>
+        <w:bidi w:val="0"/>
+        <w:spacing w:line="360" w:lineRule="auto"/>
+        <w:ind w:left="400" w:leftChars="100" w:firstLine="0" w:firstLineChars="0"/>
+        <w:rPr>
+          <w:rFonts w:hint="default" w:ascii="Times New Roman" w:hAnsi="Times New Roman" w:cs="Times New Roman"/>
+          <w:b/>
+          <w:bCs/>
+          <w:sz w:val="25"/>
+          <w:szCs w:val="25"/>
+          <w:lang w:val="en-US"/>
+        </w:rPr>
+      </w:pPr>
+    </w:p>
+    <w:p>
+      <w:pPr>
+        <w:bidi w:val="0"/>
+        <w:spacing w:line="360" w:lineRule="auto"/>
+        <w:ind w:left="400" w:leftChars="100" w:firstLine="0" w:firstLineChars="0"/>
+        <w:rPr>
+          <w:rFonts w:hint="default" w:ascii="Times New Roman" w:hAnsi="Times New Roman" w:cs="Times New Roman"/>
+          <w:b/>
+          <w:bCs/>
+          <w:sz w:val="25"/>
+          <w:szCs w:val="25"/>
+          <w:lang w:val="en-US"/>
+        </w:rPr>
+      </w:pPr>
+    </w:p>
+    <w:p>
+      <w:pPr>
+        <w:bidi w:val="0"/>
+        <w:spacing w:line="360" w:lineRule="auto"/>
+        <w:ind w:left="400" w:leftChars="100" w:firstLine="0" w:firstLineChars="0"/>
+        <w:rPr>
+          <w:rFonts w:hint="default" w:ascii="Times New Roman" w:hAnsi="Times New Roman" w:cs="Times New Roman"/>
+          <w:b/>
+          <w:bCs/>
+          <w:sz w:val="25"/>
+          <w:szCs w:val="25"/>
+          <w:lang w:val="en-US"/>
+        </w:rPr>
+      </w:pPr>
+    </w:p>
+    <w:p>
+      <w:pPr>
+        <w:bidi w:val="0"/>
+        <w:spacing w:line="360" w:lineRule="auto"/>
+        <w:ind w:left="400" w:leftChars="100" w:firstLine="0" w:firstLineChars="0"/>
+        <w:rPr>
+          <w:rFonts w:hint="default" w:ascii="Times New Roman" w:hAnsi="Times New Roman" w:cs="Times New Roman"/>
+          <w:b/>
+          <w:bCs/>
+          <w:sz w:val="25"/>
+          <w:szCs w:val="25"/>
+          <w:lang w:val="en-US"/>
+        </w:rPr>
+      </w:pPr>
+    </w:p>
+    <w:p>
+      <w:pPr>
+        <w:bidi w:val="0"/>
+        <w:spacing w:line="360" w:lineRule="auto"/>
+        <w:ind w:left="400" w:leftChars="100" w:firstLine="0" w:firstLineChars="0"/>
+        <w:rPr>
+          <w:rFonts w:hint="default" w:ascii="Times New Roman" w:hAnsi="Times New Roman" w:cs="Times New Roman"/>
+          <w:b/>
+          <w:bCs/>
+          <w:sz w:val="25"/>
+          <w:szCs w:val="25"/>
+          <w:lang w:val="en-US"/>
+        </w:rPr>
+      </w:pPr>
+    </w:p>
+    <w:p>
+      <w:pPr>
+        <w:bidi w:val="0"/>
+        <w:spacing w:line="360" w:lineRule="auto"/>
+        <w:ind w:left="400" w:leftChars="100" w:firstLine="0" w:firstLineChars="0"/>
+        <w:rPr>
+          <w:rFonts w:hint="default" w:ascii="Times New Roman" w:hAnsi="Times New Roman" w:cs="Times New Roman"/>
+          <w:b/>
+          <w:bCs/>
+          <w:sz w:val="25"/>
+          <w:szCs w:val="25"/>
+          <w:lang w:val="en-US"/>
+        </w:rPr>
+      </w:pPr>
+    </w:p>
+    <w:p>
+      <w:pPr>
+        <w:bidi w:val="0"/>
+        <w:spacing w:line="360" w:lineRule="auto"/>
+        <w:ind w:left="400" w:leftChars="100" w:firstLine="0" w:firstLineChars="0"/>
+        <w:rPr>
+          <w:rFonts w:hint="default" w:ascii="Times New Roman" w:hAnsi="Times New Roman" w:cs="Times New Roman"/>
+          <w:b/>
+          <w:bCs/>
+          <w:sz w:val="25"/>
+          <w:szCs w:val="25"/>
+          <w:lang w:val="en-US"/>
+        </w:rPr>
+      </w:pPr>
+    </w:p>
+    <w:p>
+      <w:pPr>
+        <w:bidi w:val="0"/>
+        <w:spacing w:line="360" w:lineRule="auto"/>
+        <w:ind w:left="400" w:leftChars="100" w:firstLine="0" w:firstLineChars="0"/>
+        <w:rPr>
+          <w:rFonts w:hint="default" w:ascii="Times New Roman" w:hAnsi="Times New Roman" w:cs="Times New Roman"/>
+          <w:b/>
+          <w:bCs/>
+          <w:sz w:val="25"/>
+          <w:szCs w:val="25"/>
+          <w:lang w:val="en-US"/>
+        </w:rPr>
+      </w:pPr>
+    </w:p>
+    <w:p>
+      <w:pPr>
+        <w:bidi w:val="0"/>
+        <w:spacing w:line="360" w:lineRule="auto"/>
+        <w:ind w:left="400" w:leftChars="100" w:firstLine="0" w:firstLineChars="0"/>
+        <w:rPr>
+          <w:rFonts w:hint="default" w:ascii="Times New Roman" w:hAnsi="Times New Roman" w:cs="Times New Roman"/>
+          <w:b/>
+          <w:bCs/>
+          <w:sz w:val="25"/>
+          <w:szCs w:val="25"/>
+          <w:lang w:val="en-US"/>
+        </w:rPr>
+      </w:pPr>
+    </w:p>
+    <w:p>
+      <w:pPr>
+        <w:bidi w:val="0"/>
+        <w:spacing w:line="360" w:lineRule="auto"/>
+        <w:ind w:left="400" w:leftChars="100" w:firstLine="0" w:firstLineChars="0"/>
+        <w:rPr>
+          <w:rFonts w:hint="default" w:ascii="Times New Roman" w:hAnsi="Times New Roman" w:cs="Times New Roman"/>
+          <w:b/>
+          <w:bCs/>
+          <w:sz w:val="25"/>
+          <w:szCs w:val="25"/>
+          <w:lang w:val="en-US"/>
+        </w:rPr>
+      </w:pPr>
+    </w:p>
+    <w:p>
+      <w:pPr>
+        <w:bidi w:val="0"/>
+        <w:spacing w:line="360" w:lineRule="auto"/>
+        <w:ind w:left="400" w:leftChars="100" w:firstLine="0" w:firstLineChars="0"/>
+        <w:rPr>
+          <w:rFonts w:hint="default" w:ascii="Times New Roman" w:hAnsi="Times New Roman" w:cs="Times New Roman"/>
+          <w:b/>
+          <w:bCs/>
+          <w:sz w:val="25"/>
+          <w:szCs w:val="25"/>
+          <w:lang w:val="en-US"/>
+        </w:rPr>
+      </w:pPr>
+    </w:p>
+    <w:p>
+      <w:pPr>
+        <w:bidi w:val="0"/>
+        <w:spacing w:line="360" w:lineRule="auto"/>
+        <w:ind w:left="400" w:leftChars="100" w:firstLine="0" w:firstLineChars="0"/>
+        <w:rPr>
+          <w:rFonts w:hint="default" w:ascii="Times New Roman" w:hAnsi="Times New Roman" w:cs="Times New Roman"/>
+          <w:b/>
+          <w:bCs/>
+          <w:sz w:val="25"/>
+          <w:szCs w:val="25"/>
+          <w:lang w:val="en-US"/>
+        </w:rPr>
+      </w:pPr>
+    </w:p>
+    <w:p>
+      <w:pPr>
+        <w:bidi w:val="0"/>
+        <w:spacing w:line="360" w:lineRule="auto"/>
+        <w:ind w:left="400" w:leftChars="100" w:firstLine="0" w:firstLineChars="0"/>
+        <w:rPr>
+          <w:rFonts w:hint="default" w:ascii="Times New Roman" w:hAnsi="Times New Roman" w:cs="Times New Roman"/>
+          <w:b/>
+          <w:bCs/>
+          <w:sz w:val="25"/>
+          <w:szCs w:val="25"/>
+          <w:lang w:val="en-US"/>
+        </w:rPr>
+      </w:pPr>
+    </w:p>
+    <w:p>
+      <w:pPr>
+        <w:bidi w:val="0"/>
+        <w:spacing w:line="360" w:lineRule="auto"/>
+        <w:ind w:left="400" w:leftChars="100" w:firstLine="0" w:firstLineChars="0"/>
+        <w:rPr>
+          <w:rFonts w:hint="default" w:ascii="Times New Roman" w:hAnsi="Times New Roman" w:cs="Times New Roman"/>
+          <w:b/>
+          <w:bCs/>
+          <w:sz w:val="25"/>
+          <w:szCs w:val="25"/>
+          <w:lang w:val="en-US"/>
+        </w:rPr>
+      </w:pPr>
+    </w:p>
+    <w:p>
+      <w:pPr>
+        <w:bidi w:val="0"/>
+        <w:spacing w:line="360" w:lineRule="auto"/>
+        <w:ind w:left="400" w:leftChars="100" w:firstLine="0" w:firstLineChars="0"/>
+        <w:rPr>
+          <w:rFonts w:hint="default" w:ascii="Times New Roman" w:hAnsi="Times New Roman" w:cs="Times New Roman"/>
+          <w:b/>
+          <w:bCs/>
+          <w:sz w:val="25"/>
+          <w:szCs w:val="25"/>
+          <w:lang w:val="en-US"/>
+        </w:rPr>
+      </w:pPr>
+    </w:p>
+    <w:p>
+      <w:pPr>
+        <w:bidi w:val="0"/>
+        <w:spacing w:line="360" w:lineRule="auto"/>
+        <w:ind w:left="400" w:leftChars="100" w:firstLine="0" w:firstLineChars="0"/>
+        <w:rPr>
+          <w:rFonts w:hint="default" w:ascii="Times New Roman" w:hAnsi="Times New Roman" w:cs="Times New Roman"/>
+          <w:b/>
+          <w:bCs/>
+          <w:sz w:val="25"/>
+          <w:szCs w:val="25"/>
+          <w:lang w:val="en-US"/>
+        </w:rPr>
+      </w:pPr>
+    </w:p>
+    <w:p>
+      <w:pPr>
+        <w:bidi w:val="0"/>
+        <w:spacing w:line="360" w:lineRule="auto"/>
+        <w:ind w:left="400" w:leftChars="100" w:firstLine="0" w:firstLineChars="0"/>
+        <w:rPr>
+          <w:rFonts w:hint="default" w:ascii="Times New Roman" w:hAnsi="Times New Roman" w:cs="Times New Roman"/>
+          <w:b/>
+          <w:bCs/>
+          <w:sz w:val="25"/>
+          <w:szCs w:val="25"/>
+          <w:lang w:val="en-US"/>
+        </w:rPr>
+      </w:pPr>
+    </w:p>
+    <w:p>
+      <w:pPr>
+        <w:bidi w:val="0"/>
+        <w:spacing w:line="360" w:lineRule="auto"/>
+        <w:ind w:left="400" w:leftChars="100" w:firstLine="0" w:firstLineChars="0"/>
+        <w:rPr>
+          <w:rFonts w:hint="default" w:ascii="Times New Roman" w:hAnsi="Times New Roman" w:cs="Times New Roman"/>
+          <w:b/>
+          <w:bCs/>
+          <w:sz w:val="25"/>
+          <w:szCs w:val="25"/>
+          <w:lang w:val="en-US"/>
+        </w:rPr>
+      </w:pPr>
+    </w:p>
+    <w:p>
+      <w:pPr>
+        <w:bidi w:val="0"/>
+        <w:spacing w:line="360" w:lineRule="auto"/>
+        <w:rPr>
+          <w:rFonts w:hint="default" w:ascii="Times New Roman" w:hAnsi="Times New Roman" w:cs="Times New Roman"/>
+          <w:b/>
+          <w:bCs/>
+          <w:sz w:val="25"/>
+          <w:szCs w:val="25"/>
           <w:lang w:val="en-US"/>
         </w:rPr>
         <w:sectPr>
@@ -1571,7 +2170,7 @@
         <w:bidi w:val="0"/>
         <w:spacing w:line="240" w:lineRule="auto"/>
         <w:rPr>
-          <w:rStyle w:val="12"/>
+          <w:rStyle w:val="14"/>
           <w:rFonts w:hint="default" w:ascii="Times New Roman" w:hAnsi="Times New Roman" w:cs="Times New Roman"/>
           <w:b/>
           <w:bCs/>
@@ -1606,7 +2205,7 @@
     </w:p>
     <w:p>
       <w:pPr>
-        <w:pStyle w:val="8"/>
+        <w:pStyle w:val="10"/>
         <w:keepNext w:val="0"/>
         <w:keepLines w:val="0"/>
         <w:widowControl/>
@@ -1747,8 +2346,9 @@
           <w:u w:val="none"/>
           <w:shd w:val="clear" w:fill="FFFFFF"/>
           <w:vertAlign w:val="baseline"/>
-        </w:rPr>
-        <w:t>cosystem unifies enterprise-wide fleet tracking, driver allocations, booking pipelines, and financial transactions</w:t>
+          <w:lang w:val="en-US"/>
+        </w:rPr>
+        <w:t>e</w:t>
       </w:r>
       <w:r>
         <w:rPr>
@@ -1761,13 +2361,12 @@
           <w:u w:val="none"/>
           <w:shd w:val="clear" w:fill="FFFFFF"/>
           <w:vertAlign w:val="baseline"/>
-          <w:lang w:val="en-US"/>
-        </w:rPr>
-        <w:t xml:space="preserve"> which overcome</w:t>
-      </w:r>
-      <w:r>
-        <w:rPr>
-          <w:rFonts w:hint="default" w:ascii="Times New Roman" w:hAnsi="Times New Roman" w:eastAsia="SimSun" w:cs="Times New Roman"/>
+        </w:rPr>
+        <w:t>cosystem unifies enterprise-wide fleet tracking, driver allocations, booking pipelines, and financial transactions</w:t>
+      </w:r>
+      <w:r>
+        <w:rPr>
+          <w:rFonts w:hint="default" w:ascii="Times New Roman" w:hAnsi="Times New Roman" w:cs="Times New Roman"/>
           <w:i w:val="0"/>
           <w:iCs w:val="0"/>
           <w:color w:val="000000"/>
@@ -1776,6 +2375,36 @@
           <w:u w:val="none"/>
           <w:shd w:val="clear" w:fill="FFFFFF"/>
           <w:vertAlign w:val="baseline"/>
+          <w:lang w:val="en-US"/>
+        </w:rPr>
+        <w:t xml:space="preserve"> which overcome</w:t>
+      </w:r>
+      <w:r>
+        <w:rPr>
+          <w:rFonts w:hint="default" w:ascii="Times New Roman" w:hAnsi="Times New Roman" w:cs="Times New Roman"/>
+          <w:i w:val="0"/>
+          <w:iCs w:val="0"/>
+          <w:color w:val="000000"/>
+          <w:sz w:val="23"/>
+          <w:szCs w:val="23"/>
+          <w:u w:val="none"/>
+          <w:shd w:val="clear" w:fill="FFFFFF"/>
+          <w:vertAlign w:val="baseline"/>
+          <w:lang w:val="en-US"/>
+        </w:rPr>
+        <w:t xml:space="preserve"> </w:t>
+      </w:r>
+      <w:r>
+        <w:rPr>
+          <w:rFonts w:hint="default" w:ascii="Times New Roman" w:hAnsi="Times New Roman" w:eastAsia="SimSun" w:cs="Times New Roman"/>
+          <w:i w:val="0"/>
+          <w:iCs w:val="0"/>
+          <w:color w:val="000000"/>
+          <w:sz w:val="23"/>
+          <w:szCs w:val="23"/>
+          <w:u w:val="none"/>
+          <w:shd w:val="clear" w:fill="FFFFFF"/>
+          <w:vertAlign w:val="baseline"/>
         </w:rPr>
         <w:t xml:space="preserve">operational scaling limitations </w:t>
       </w:r>
@@ -1815,7 +2444,7 @@
     </w:p>
     <w:p>
       <w:pPr>
-        <w:pStyle w:val="8"/>
+        <w:pStyle w:val="10"/>
         <w:keepNext w:val="0"/>
         <w:keepLines w:val="0"/>
         <w:widowControl/>
@@ -2027,7 +2656,7 @@
     </w:p>
     <w:p>
       <w:pPr>
-        <w:pStyle w:val="8"/>
+        <w:pStyle w:val="10"/>
         <w:keepNext w:val="0"/>
         <w:keepLines w:val="0"/>
         <w:widowControl/>
@@ -2109,7 +2738,7 @@
           <w:shd w:val="clear" w:fill="FFFFFF"/>
           <w:vertAlign w:val="baseline"/>
         </w:rPr>
-        <w:t> glossary defines the specialized business and technical terms foundational to the ABC-Trans operations and the SmartFM platform</w:t>
+        <w:t>glossary defines the specialized business and technical terms foundational to the ABC-Trans operations and the SmartFM platform</w:t>
       </w:r>
       <w:r>
         <w:rPr>
@@ -2754,7 +3383,7 @@
       </w:r>
       <w:r>
         <w:rPr>
-          <w:rFonts w:hint="default" w:cs="Times New Roman"/>
+          <w:rFonts w:hint="default" w:ascii="Times New Roman" w:hAnsi="Times New Roman" w:cs="Times New Roman"/>
           <w:lang w:val="en-US"/>
         </w:rPr>
         <w:t>2</w:t>
@@ -2768,13 +3397,819 @@
       </w:r>
       <w:r>
         <w:rPr>
-          <w:rFonts w:hint="default" w:cs="Times New Roman"/>
-          <w:lang w:val="en-US"/>
-        </w:rPr>
-        <w:t>Goals</w:t>
+          <w:rFonts w:hint="default" w:ascii="Times New Roman" w:hAnsi="Times New Roman" w:cs="Times New Roman"/>
+          <w:lang w:val="en-US"/>
+        </w:rPr>
+        <w:t>Project Goals</w:t>
+      </w:r>
+    </w:p>
+    <w:p>
+      <w:pPr>
+        <w:spacing w:line="240" w:lineRule="auto"/>
+        <w:ind w:left="400" w:leftChars="100" w:firstLine="0" w:firstLineChars="0"/>
+        <w:jc w:val="both"/>
+        <w:rPr>
+          <w:rFonts w:hint="default" w:ascii="Times New Roman" w:hAnsi="Times New Roman" w:cs="Times New Roman"/>
+          <w:sz w:val="25"/>
+          <w:szCs w:val="25"/>
+        </w:rPr>
+      </w:pPr>
+      <w:r>
+        <w:rPr>
+          <w:rFonts w:hint="default" w:ascii="Times New Roman" w:hAnsi="Times New Roman" w:eastAsia="SimSun" w:cs="Times New Roman"/>
+          <w:sz w:val="25"/>
+          <w:szCs w:val="25"/>
+        </w:rPr>
+        <w:t>The primary purpose of the Smart Fleet Management System (SmartFM) is to transition ABC-Trans from fragmented, manual, and branch-specific legacy workflows into a unified, high-performance digital ecosystem. Specifically, the strategic goals and their corresponding operational incentives are outlined below:</w:t>
+      </w:r>
+      <w:r>
+        <w:rPr>
+          <w:rFonts w:hint="default" w:ascii="Times New Roman" w:hAnsi="Times New Roman" w:eastAsia="SimSun" w:cs="Times New Roman"/>
+          <w:i w:val="0"/>
+          <w:iCs w:val="0"/>
+          <w:color w:val="000000"/>
+          <w:sz w:val="25"/>
+          <w:szCs w:val="25"/>
+          <w:u w:val="none"/>
+          <w:vertAlign w:val="baseline"/>
+          <w:lang w:val="en-US"/>
+        </w:rPr>
+        <w:t>:</w:t>
+      </w:r>
+    </w:p>
+    <w:p>
+      <w:pPr>
+        <w:numPr>
+          <w:ilvl w:val="0"/>
+          <w:numId w:val="1"/>
+        </w:numPr>
+        <w:tabs>
+          <w:tab w:val="clear" w:pos="420"/>
+        </w:tabs>
+        <w:spacing w:line="240" w:lineRule="auto"/>
+        <w:ind w:left="1200" w:leftChars="0" w:hanging="420" w:firstLineChars="0"/>
+        <w:jc w:val="both"/>
+        <w:rPr>
+          <w:rFonts w:hint="default" w:ascii="Times New Roman" w:hAnsi="Times New Roman" w:cs="Times New Roman"/>
+          <w:sz w:val="25"/>
+          <w:szCs w:val="25"/>
+        </w:rPr>
+      </w:pPr>
+      <w:r>
+        <w:rPr>
+          <w:rFonts w:hint="default" w:ascii="Times New Roman" w:hAnsi="Times New Roman" w:cs="Times New Roman"/>
+          <w:sz w:val="25"/>
+          <w:szCs w:val="25"/>
+        </w:rPr>
+        <w:t>Centralize Enterprise Operations: Unify data silos across all regional Vietnamese branches into a single authoritative platform, ensuring that vehicle availability, driver compliance logs, and order queues are synchronized in real time.</w:t>
+      </w:r>
+    </w:p>
+    <w:p>
+      <w:pPr>
+        <w:numPr>
+          <w:ilvl w:val="0"/>
+          <w:numId w:val="1"/>
+        </w:numPr>
+        <w:tabs>
+          <w:tab w:val="clear" w:pos="420"/>
+        </w:tabs>
+        <w:spacing w:line="240" w:lineRule="auto"/>
+        <w:ind w:left="1200" w:leftChars="0" w:hanging="420" w:firstLineChars="0"/>
+        <w:jc w:val="both"/>
+        <w:rPr>
+          <w:rFonts w:hint="default" w:ascii="Times New Roman" w:hAnsi="Times New Roman" w:cs="Times New Roman"/>
+          <w:sz w:val="25"/>
+          <w:szCs w:val="25"/>
+        </w:rPr>
+      </w:pPr>
+      <w:r>
+        <w:rPr>
+          <w:rFonts w:hint="default" w:ascii="Times New Roman" w:hAnsi="Times New Roman" w:cs="Times New Roman"/>
+          <w:sz w:val="25"/>
+          <w:szCs w:val="25"/>
+        </w:rPr>
+        <w:t>Maximize System Performance and Read-Write Throughput: Address structural bottlenecks during peak operational hours by decoupling heavy read actions (such as high-frequency GPS coordinate map refreshes by customers) from high-integrity write actions (such as B2B order creation), utilizing advanced architectural patterns like CQRS and Read Replicas.</w:t>
+      </w:r>
+    </w:p>
+    <w:p>
+      <w:pPr>
+        <w:numPr>
+          <w:ilvl w:val="0"/>
+          <w:numId w:val="1"/>
+        </w:numPr>
+        <w:tabs>
+          <w:tab w:val="clear" w:pos="420"/>
+        </w:tabs>
+        <w:spacing w:line="240" w:lineRule="auto"/>
+        <w:ind w:left="1200" w:leftChars="0" w:hanging="420" w:firstLineChars="0"/>
+        <w:jc w:val="both"/>
+        <w:rPr>
+          <w:rFonts w:hint="default" w:ascii="Times New Roman" w:hAnsi="Times New Roman" w:cs="Times New Roman"/>
+          <w:sz w:val="25"/>
+          <w:szCs w:val="25"/>
+        </w:rPr>
+      </w:pPr>
+      <w:r>
+        <w:rPr>
+          <w:rFonts w:hint="default" w:ascii="Times New Roman" w:hAnsi="Times New Roman" w:cs="Times New Roman"/>
+          <w:sz w:val="25"/>
+          <w:szCs w:val="25"/>
+        </w:rPr>
+        <w:t>Eliminate Resource Scheduling Conflicts: Prevent operational errors such as the double-booking of logistics assets or drivers by enforcing strict transactional integrity via Pessimistic Row-Level Locking during the vehicle assignment workflow.</w:t>
+      </w:r>
+    </w:p>
+    <w:p>
+      <w:pPr>
+        <w:numPr>
+          <w:ilvl w:val="0"/>
+          <w:numId w:val="1"/>
+        </w:numPr>
+        <w:tabs>
+          <w:tab w:val="clear" w:pos="420"/>
+        </w:tabs>
+        <w:spacing w:line="240" w:lineRule="auto"/>
+        <w:ind w:left="1200" w:leftChars="0" w:hanging="420" w:firstLineChars="0"/>
+        <w:jc w:val="both"/>
+        <w:rPr>
+          <w:rFonts w:hint="default" w:ascii="Times New Roman" w:hAnsi="Times New Roman" w:cs="Times New Roman"/>
+          <w:sz w:val="25"/>
+          <w:szCs w:val="25"/>
+        </w:rPr>
+      </w:pPr>
+      <w:r>
+        <w:rPr>
+          <w:rFonts w:hint="default" w:ascii="Times New Roman" w:hAnsi="Times New Roman" w:cs="Times New Roman"/>
+          <w:sz w:val="25"/>
+          <w:szCs w:val="25"/>
+        </w:rPr>
+        <w:t>Enhance Customer Transparency and Retention: Build trust with major enterprise clients, including supermarkets and department stores, by introducing reliable, sub-second-latency real-time shipment tracking and accurate, automated Estimated Time of Arrival (ETA) projections.</w:t>
+      </w:r>
+    </w:p>
+    <w:p>
+      <w:pPr>
+        <w:numPr>
+          <w:ilvl w:val="0"/>
+          <w:numId w:val="1"/>
+        </w:numPr>
+        <w:tabs>
+          <w:tab w:val="clear" w:pos="420"/>
+        </w:tabs>
+        <w:spacing w:line="240" w:lineRule="auto"/>
+        <w:ind w:left="1200" w:leftChars="0" w:hanging="420" w:firstLineChars="0"/>
+        <w:jc w:val="both"/>
+        <w:rPr>
+          <w:rFonts w:hint="default" w:ascii="Times New Roman" w:hAnsi="Times New Roman" w:cs="Times New Roman"/>
+          <w:sz w:val="25"/>
+          <w:szCs w:val="25"/>
+        </w:rPr>
+      </w:pPr>
+      <w:r>
+        <w:rPr>
+          <w:rFonts w:hint="default" w:ascii="Times New Roman" w:hAnsi="Times New Roman" w:cs="Times New Roman"/>
+          <w:sz w:val="25"/>
+          <w:szCs w:val="25"/>
+        </w:rPr>
+        <w:t>Streamline Corporate Financial Workflows: Shorten payment cycles and reduce administrative errors by offering multi-method payment pathways such as cash, credit cards, and debit cards that strictly adhere to ACID transactions, ensuring unalterable automated invoices and receipts.</w:t>
+      </w:r>
+    </w:p>
+    <w:p>
+      <w:pPr>
+        <w:numPr>
+          <w:ilvl w:val="0"/>
+          <w:numId w:val="1"/>
+        </w:numPr>
+        <w:tabs>
+          <w:tab w:val="clear" w:pos="420"/>
+        </w:tabs>
+        <w:spacing w:line="240" w:lineRule="auto"/>
+        <w:ind w:left="1200" w:leftChars="0" w:hanging="420" w:firstLineChars="0"/>
+        <w:jc w:val="both"/>
+        <w:rPr>
+          <w:rFonts w:hint="default" w:ascii="Times New Roman" w:hAnsi="Times New Roman" w:cs="Times New Roman"/>
+          <w:sz w:val="25"/>
+          <w:szCs w:val="25"/>
+        </w:rPr>
+      </w:pPr>
+      <w:r>
+        <w:rPr>
+          <w:rFonts w:hint="default" w:ascii="Times New Roman" w:hAnsi="Times New Roman" w:cs="Times New Roman"/>
+          <w:sz w:val="25"/>
+          <w:szCs w:val="25"/>
+        </w:rPr>
+        <w:t>Drive Data-Driven Resource Utilization: Provide executive leadership with high-fidelity historical reporting tools to evaluate driver service hours and fleet asset utilization across day-, week-, month-, and year-to-date intervals.</w:t>
+      </w:r>
+    </w:p>
+    <w:p>
+      <w:pPr>
+        <w:pStyle w:val="3"/>
+        <w:bidi w:val="0"/>
+        <w:spacing w:line="240" w:lineRule="auto"/>
+        <w:ind w:left="400" w:leftChars="100" w:firstLine="0" w:firstLineChars="0"/>
+        <w:rPr>
+          <w:rFonts w:hint="default" w:ascii="Times New Roman" w:hAnsi="Times New Roman" w:cs="Times New Roman"/>
+          <w:lang w:val="en-US"/>
+        </w:rPr>
+      </w:pPr>
+      <w:r>
+        <w:rPr>
+          <w:rFonts w:hint="default" w:ascii="Times New Roman" w:hAnsi="Times New Roman" w:cs="Times New Roman"/>
+          <w:lang w:val="en-US"/>
+        </w:rPr>
+        <w:t>2.</w:t>
+      </w:r>
+      <w:r>
+        <w:rPr>
+          <w:rFonts w:hint="default" w:ascii="Times New Roman" w:hAnsi="Times New Roman" w:cs="Times New Roman"/>
+          <w:lang w:val="en-US"/>
+        </w:rPr>
+        <w:t>3</w:t>
+      </w:r>
+      <w:r>
+        <w:rPr>
+          <w:rFonts w:hint="default" w:ascii="Times New Roman" w:hAnsi="Times New Roman" w:cs="Times New Roman"/>
+          <w:lang w:val="en-US"/>
+        </w:rPr>
+        <w:t xml:space="preserve"> </w:t>
+      </w:r>
+      <w:r>
+        <w:rPr>
+          <w:rFonts w:hint="default" w:ascii="Times New Roman" w:hAnsi="Times New Roman" w:cs="Times New Roman"/>
+          <w:lang w:val="en-US"/>
+        </w:rPr>
+        <w:t>Assumptions</w:t>
+      </w:r>
+    </w:p>
+    <w:p>
+      <w:pPr>
+        <w:numPr>
+          <w:ilvl w:val="0"/>
+          <w:numId w:val="1"/>
+        </w:numPr>
+        <w:tabs>
+          <w:tab w:val="clear" w:pos="420"/>
+        </w:tabs>
+        <w:spacing w:line="240" w:lineRule="auto"/>
+        <w:ind w:left="1200" w:leftChars="0" w:hanging="420" w:firstLineChars="0"/>
+        <w:jc w:val="both"/>
+        <w:rPr>
+          <w:rFonts w:hint="default" w:ascii="Times New Roman" w:hAnsi="Times New Roman" w:cs="Times New Roman"/>
+          <w:b w:val="0"/>
+          <w:bCs w:val="0"/>
+          <w:sz w:val="25"/>
+          <w:szCs w:val="25"/>
+        </w:rPr>
+      </w:pPr>
+      <w:r>
+        <w:rPr>
+          <w:rFonts w:hint="default" w:ascii="Times New Roman" w:hAnsi="Times New Roman" w:cs="Times New Roman"/>
+          <w:b w:val="0"/>
+          <w:bCs w:val="0"/>
+          <w:sz w:val="25"/>
+          <w:szCs w:val="25"/>
+          <w:lang w:val="en-US"/>
+        </w:rPr>
+        <w:t xml:space="preserve">UI/UX Compliance: </w:t>
+      </w:r>
+      <w:r>
+        <w:rPr>
+          <w:rFonts w:hint="default" w:ascii="Times New Roman" w:hAnsi="Times New Roman" w:cs="Times New Roman"/>
+          <w:b w:val="0"/>
+          <w:bCs w:val="0"/>
+          <w:sz w:val="25"/>
+          <w:szCs w:val="25"/>
+        </w:rPr>
+        <w:t xml:space="preserve">Front-end developments will strictly follow Swinsoft Consulting UI standard asset sheets (Doc Ref: </w:t>
+      </w:r>
+      <w:r>
+        <w:rPr>
+          <w:rStyle w:val="9"/>
+          <w:rFonts w:hint="default" w:ascii="Times New Roman" w:hAnsi="Times New Roman" w:cs="Times New Roman"/>
+          <w:b w:val="0"/>
+          <w:bCs w:val="0"/>
+          <w:sz w:val="25"/>
+          <w:szCs w:val="25"/>
+        </w:rPr>
+        <w:t>SS-UI-GUIDE-2026</w:t>
+      </w:r>
+      <w:r>
+        <w:rPr>
+          <w:rFonts w:hint="default" w:ascii="Times New Roman" w:hAnsi="Times New Roman" w:cs="Times New Roman"/>
+          <w:b w:val="0"/>
+          <w:bCs w:val="0"/>
+          <w:sz w:val="25"/>
+          <w:szCs w:val="25"/>
+        </w:rPr>
+        <w:t>), eliminating the need for explicit wireframes in this architectural document.</w:t>
+      </w:r>
+    </w:p>
+    <w:p>
+      <w:pPr>
+        <w:numPr>
+          <w:ilvl w:val="0"/>
+          <w:numId w:val="1"/>
+        </w:numPr>
+        <w:tabs>
+          <w:tab w:val="clear" w:pos="420"/>
+        </w:tabs>
+        <w:spacing w:line="240" w:lineRule="auto"/>
+        <w:ind w:left="1200" w:leftChars="0" w:hanging="420" w:firstLineChars="0"/>
+        <w:jc w:val="both"/>
+        <w:rPr>
+          <w:rFonts w:hint="default" w:ascii="Times New Roman" w:hAnsi="Times New Roman" w:cs="Times New Roman"/>
+          <w:b w:val="0"/>
+          <w:bCs w:val="0"/>
+          <w:sz w:val="25"/>
+          <w:szCs w:val="25"/>
+        </w:rPr>
+      </w:pPr>
+      <w:r>
+        <w:rPr>
+          <w:rFonts w:hint="default" w:ascii="Times New Roman" w:hAnsi="Times New Roman" w:cs="Times New Roman"/>
+          <w:b w:val="0"/>
+          <w:bCs w:val="0"/>
+          <w:sz w:val="25"/>
+          <w:szCs w:val="25"/>
+        </w:rPr>
+        <w:t>Infrastructure Provision: ABC-Trans will fully procure and provision all necessary mobile tablets, terminal nodes, and target cloud hosting environments with pre-configured runtime compatibility.</w:t>
+      </w:r>
+    </w:p>
+    <w:p>
+      <w:pPr>
+        <w:numPr>
+          <w:ilvl w:val="0"/>
+          <w:numId w:val="1"/>
+        </w:numPr>
+        <w:tabs>
+          <w:tab w:val="clear" w:pos="420"/>
+        </w:tabs>
+        <w:spacing w:line="240" w:lineRule="auto"/>
+        <w:ind w:left="1200" w:leftChars="0" w:hanging="420" w:firstLineChars="0"/>
+        <w:jc w:val="both"/>
+        <w:rPr>
+          <w:rFonts w:hint="default" w:ascii="Times New Roman" w:hAnsi="Times New Roman" w:cs="Times New Roman"/>
+          <w:b w:val="0"/>
+          <w:bCs w:val="0"/>
+          <w:sz w:val="25"/>
+          <w:szCs w:val="25"/>
+        </w:rPr>
+      </w:pPr>
+      <w:r>
+        <w:rPr>
+          <w:rFonts w:hint="default" w:ascii="Times New Roman" w:hAnsi="Times New Roman" w:cs="Times New Roman"/>
+          <w:b w:val="0"/>
+          <w:bCs w:val="0"/>
+          <w:sz w:val="25"/>
+          <w:szCs w:val="25"/>
+        </w:rPr>
+        <w:t>Network Stability: Cellular data coverage is assumed to remain continuous and stable across all domestic transport corridors to support real-time GPS tracking transmission.</w:t>
+      </w:r>
+    </w:p>
+    <w:p>
+      <w:pPr>
+        <w:numPr>
+          <w:ilvl w:val="0"/>
+          <w:numId w:val="1"/>
+        </w:numPr>
+        <w:tabs>
+          <w:tab w:val="clear" w:pos="420"/>
+        </w:tabs>
+        <w:spacing w:line="240" w:lineRule="auto"/>
+        <w:ind w:left="1200" w:leftChars="0" w:hanging="420" w:firstLineChars="0"/>
+        <w:jc w:val="both"/>
+        <w:rPr>
+          <w:rFonts w:hint="default" w:ascii="Times New Roman" w:hAnsi="Times New Roman" w:cs="Times New Roman"/>
+          <w:sz w:val="25"/>
+          <w:szCs w:val="25"/>
+        </w:rPr>
+      </w:pPr>
+      <w:r>
+        <w:rPr>
+          <w:rFonts w:hint="default" w:ascii="Times New Roman" w:hAnsi="Times New Roman" w:cs="Times New Roman"/>
+          <w:b w:val="0"/>
+          <w:bCs w:val="0"/>
+          <w:sz w:val="25"/>
+          <w:szCs w:val="25"/>
+        </w:rPr>
+        <w:t>Academic Integrity: All project deliverables are divided equally among group members and authored entirely through human collaboration without reliance on generative AI engines.</w:t>
+      </w:r>
+    </w:p>
+    <w:p>
+      <w:pPr>
+        <w:pStyle w:val="3"/>
+        <w:bidi w:val="0"/>
+        <w:spacing w:line="240" w:lineRule="auto"/>
+        <w:ind w:left="400" w:leftChars="100" w:firstLine="0" w:firstLineChars="0"/>
+        <w:rPr>
+          <w:rFonts w:hint="default" w:ascii="Times New Roman" w:hAnsi="Times New Roman" w:cs="Times New Roman"/>
+          <w:lang w:val="en-US"/>
+        </w:rPr>
+      </w:pPr>
+      <w:r>
+        <w:rPr>
+          <w:rFonts w:hint="default" w:ascii="Times New Roman" w:hAnsi="Times New Roman" w:cs="Times New Roman"/>
+          <w:lang w:val="en-US"/>
+        </w:rPr>
+        <w:t>2.</w:t>
+      </w:r>
+      <w:r>
+        <w:rPr>
+          <w:rFonts w:hint="default" w:ascii="Times New Roman" w:hAnsi="Times New Roman" w:cs="Times New Roman"/>
+          <w:lang w:val="en-US"/>
+        </w:rPr>
+        <w:t>4</w:t>
+      </w:r>
+      <w:r>
+        <w:rPr>
+          <w:rFonts w:hint="default" w:ascii="Times New Roman" w:hAnsi="Times New Roman" w:cs="Times New Roman"/>
+          <w:lang w:val="en-US"/>
+        </w:rPr>
+        <w:t xml:space="preserve"> </w:t>
+      </w:r>
+      <w:r>
+        <w:rPr>
+          <w:rFonts w:hint="default" w:ascii="Times New Roman" w:hAnsi="Times New Roman" w:cs="Times New Roman"/>
+          <w:lang w:val="en-US"/>
+        </w:rPr>
+        <w:t>Scopes</w:t>
+      </w:r>
+    </w:p>
+    <w:p>
+      <w:pPr>
+        <w:spacing w:line="240" w:lineRule="auto"/>
+        <w:ind w:left="400" w:leftChars="100" w:firstLine="0" w:firstLineChars="0"/>
+        <w:jc w:val="both"/>
+        <w:rPr>
+          <w:rFonts w:hint="default" w:ascii="Times New Roman" w:hAnsi="Times New Roman" w:cs="Times New Roman"/>
+          <w:sz w:val="25"/>
+          <w:szCs w:val="25"/>
+          <w:lang w:val="en-US"/>
+        </w:rPr>
+      </w:pPr>
+      <w:r>
+        <w:rPr>
+          <w:rFonts w:hint="default" w:ascii="Times New Roman" w:hAnsi="Times New Roman" w:cs="Times New Roman"/>
+          <w:sz w:val="25"/>
+          <w:szCs w:val="25"/>
+          <w:lang w:val="en-US"/>
+        </w:rPr>
+        <w:t xml:space="preserve">The proposed software ecosystem is engineered </w:t>
+      </w:r>
+      <w:r>
+        <w:rPr>
+          <w:rFonts w:hint="default" w:ascii="Times New Roman" w:hAnsi="Times New Roman" w:eastAsia="SimSun" w:cs="Times New Roman"/>
+          <w:sz w:val="24"/>
+          <w:szCs w:val="24"/>
+        </w:rPr>
+        <w:t>around a comprehensive suite of backend services and interfaces, specifically optimized to streamline fleet logistics, automate dispatching workflows, and elevate end-to-end customer service delivery</w:t>
+      </w:r>
+      <w:r>
+        <w:rPr>
+          <w:rFonts w:hint="default" w:ascii="Times New Roman" w:hAnsi="Times New Roman" w:eastAsia="SimSun" w:cs="Times New Roman"/>
+          <w:sz w:val="24"/>
+          <w:szCs w:val="24"/>
+          <w:lang w:val="en-US"/>
+        </w:rPr>
+        <w:t>.</w:t>
+      </w:r>
+    </w:p>
+    <w:p>
+      <w:pPr>
+        <w:pStyle w:val="4"/>
+        <w:bidi w:val="0"/>
+        <w:spacing w:line="240" w:lineRule="auto"/>
+        <w:ind w:left="800" w:leftChars="200" w:firstLine="0" w:firstLineChars="0"/>
+        <w:rPr>
+          <w:rFonts w:hint="default"/>
+          <w:lang w:val="en-US"/>
+        </w:rPr>
+      </w:pPr>
+      <w:r>
+        <w:rPr>
+          <w:rFonts w:hint="default"/>
+          <w:lang w:val="en-US"/>
+        </w:rPr>
+        <w:t>2.4.1 In Scope</w:t>
+      </w:r>
+    </w:p>
+    <w:p>
+      <w:pPr>
+        <w:pStyle w:val="10"/>
+        <w:keepNext w:val="0"/>
+        <w:keepLines w:val="0"/>
+        <w:widowControl/>
+        <w:numPr>
+          <w:ilvl w:val="0"/>
+          <w:numId w:val="2"/>
+        </w:numPr>
+        <w:suppressLineNumbers w:val="0"/>
+        <w:tabs>
+          <w:tab w:val="clear" w:pos="420"/>
+        </w:tabs>
+        <w:spacing w:line="240" w:lineRule="auto"/>
+        <w:ind w:left="1600" w:leftChars="0" w:right="0" w:rightChars="0" w:hanging="420" w:firstLineChars="0"/>
+        <w:jc w:val="both"/>
+      </w:pPr>
+      <w:r>
+        <w:rPr>
+          <w:b/>
+          <w:bCs/>
+        </w:rPr>
+        <w:t>Secure Customer Web Portals:</w:t>
+      </w:r>
+      <w:r>
+        <w:t xml:space="preserve"> Architecture and deployment of a secure, role-based web portal enabling clients to authenticate, manage corporate profiles, place cargo orders, and view real-time shipping manifests.</w:t>
+      </w:r>
+    </w:p>
+    <w:p>
+      <w:pPr>
+        <w:pStyle w:val="10"/>
+        <w:keepNext w:val="0"/>
+        <w:keepLines w:val="0"/>
+        <w:widowControl/>
+        <w:numPr>
+          <w:ilvl w:val="0"/>
+          <w:numId w:val="2"/>
+        </w:numPr>
+        <w:suppressLineNumbers w:val="0"/>
+        <w:tabs>
+          <w:tab w:val="clear" w:pos="420"/>
+        </w:tabs>
+        <w:spacing w:line="240" w:lineRule="auto"/>
+        <w:ind w:left="1600" w:leftChars="0" w:right="0" w:rightChars="0" w:hanging="420" w:firstLineChars="0"/>
+        <w:jc w:val="both"/>
+      </w:pPr>
+      <w:r>
+        <w:rPr>
+          <w:b/>
+          <w:bCs/>
+        </w:rPr>
+        <w:t>Mobile Cargo Tracking Interfaces:</w:t>
+      </w:r>
+      <w:r>
+        <w:t xml:space="preserve"> Design of cross-platform mobile interfaces engineered to process and render continuous telemetry data, allowing users to track consignment locations and estimated times of arrival (ETA).</w:t>
+      </w:r>
+    </w:p>
+    <w:p>
+      <w:pPr>
+        <w:pStyle w:val="10"/>
+        <w:keepNext w:val="0"/>
+        <w:keepLines w:val="0"/>
+        <w:widowControl/>
+        <w:numPr>
+          <w:ilvl w:val="0"/>
+          <w:numId w:val="2"/>
+        </w:numPr>
+        <w:suppressLineNumbers w:val="0"/>
+        <w:tabs>
+          <w:tab w:val="clear" w:pos="420"/>
+        </w:tabs>
+        <w:spacing w:line="240" w:lineRule="auto"/>
+        <w:ind w:left="1600" w:leftChars="0" w:right="0" w:rightChars="0" w:hanging="420" w:firstLineChars="0"/>
+        <w:jc w:val="both"/>
+      </w:pPr>
+      <w:r>
+        <w:rPr>
+          <w:b/>
+          <w:bCs/>
+        </w:rPr>
+        <w:t>Dispatcher</w:t>
+      </w:r>
+      <w:r>
+        <w:rPr>
+          <w:rFonts w:hint="default"/>
+          <w:b/>
+          <w:bCs/>
+          <w:lang w:val="en-US"/>
+        </w:rPr>
+        <w:t xml:space="preserve"> </w:t>
+      </w:r>
+      <w:r>
+        <w:rPr>
+          <w:b/>
+          <w:bCs/>
+        </w:rPr>
+        <w:t>Assignment Dashboards:</w:t>
+      </w:r>
+      <w:r>
+        <w:t xml:space="preserve"> Implementation of a centralized, high-concurrency dashboard for dispatchers to dynamically allocate fleet resources, assign drivers, and optimize regional transit routes.</w:t>
+      </w:r>
+    </w:p>
+    <w:p>
+      <w:pPr>
+        <w:pStyle w:val="10"/>
+        <w:keepNext w:val="0"/>
+        <w:keepLines w:val="0"/>
+        <w:widowControl/>
+        <w:numPr>
+          <w:ilvl w:val="0"/>
+          <w:numId w:val="2"/>
+        </w:numPr>
+        <w:suppressLineNumbers w:val="0"/>
+        <w:tabs>
+          <w:tab w:val="clear" w:pos="420"/>
+        </w:tabs>
+        <w:spacing w:line="240" w:lineRule="auto"/>
+        <w:ind w:left="1600" w:leftChars="0" w:right="0" w:rightChars="0" w:hanging="420" w:firstLineChars="0"/>
+        <w:jc w:val="both"/>
+      </w:pPr>
+      <w:r>
+        <w:rPr>
+          <w:b/>
+          <w:bCs/>
+        </w:rPr>
+        <w:t>Automated Invoicing Systems:</w:t>
+      </w:r>
+      <w:r>
+        <w:t xml:space="preserve"> Development of a backend billing engine that automatically aggregates trip data, calculates tariffs, generates digital invoices, and tracks payment statuses.</w:t>
+      </w:r>
+    </w:p>
+    <w:p>
+      <w:pPr>
+        <w:pStyle w:val="10"/>
+        <w:keepNext w:val="0"/>
+        <w:keepLines w:val="0"/>
+        <w:widowControl/>
+        <w:numPr>
+          <w:ilvl w:val="0"/>
+          <w:numId w:val="2"/>
+        </w:numPr>
+        <w:suppressLineNumbers w:val="0"/>
+        <w:tabs>
+          <w:tab w:val="clear" w:pos="420"/>
+        </w:tabs>
+        <w:spacing w:line="240" w:lineRule="auto"/>
+        <w:ind w:left="1600" w:leftChars="0" w:right="0" w:rightChars="0" w:hanging="420" w:firstLineChars="0"/>
+        <w:jc w:val="both"/>
+      </w:pPr>
+      <w:r>
+        <w:rPr>
+          <w:b/>
+          <w:bCs/>
+        </w:rPr>
+        <w:t>Regional Analytics Engines:</w:t>
+      </w:r>
+      <w:r>
+        <w:t xml:space="preserve"> Design of a data-processing pipeline capable of aggregating regional operational metrics to generate reports on fleet efficiency, delivery delays, and resource utilization.</w:t>
+      </w:r>
+    </w:p>
+    <w:p>
+      <w:pPr>
+        <w:pStyle w:val="4"/>
+        <w:bidi w:val="0"/>
+        <w:spacing w:line="240" w:lineRule="auto"/>
+        <w:ind w:left="800" w:leftChars="200" w:firstLine="0" w:firstLineChars="0"/>
+        <w:rPr>
+          <w:rFonts w:hint="default"/>
+          <w:lang w:val="en-US"/>
+        </w:rPr>
+      </w:pPr>
+      <w:r>
+        <w:rPr>
+          <w:rFonts w:hint="default"/>
+          <w:lang w:val="en-US"/>
+        </w:rPr>
+        <w:t>2.4.2 Out of Scope</w:t>
+      </w:r>
+    </w:p>
+    <w:p>
+      <w:pPr>
+        <w:pStyle w:val="10"/>
+        <w:keepNext w:val="0"/>
+        <w:keepLines w:val="0"/>
+        <w:widowControl/>
+        <w:numPr>
+          <w:ilvl w:val="0"/>
+          <w:numId w:val="3"/>
+        </w:numPr>
+        <w:suppressLineNumbers w:val="0"/>
+        <w:tabs>
+          <w:tab w:val="clear" w:pos="420"/>
+        </w:tabs>
+        <w:ind w:left="1600" w:leftChars="0" w:hanging="420" w:firstLineChars="0"/>
+        <w:jc w:val="both"/>
+      </w:pPr>
+      <w:r>
+        <w:rPr>
+          <w:b/>
+          <w:bCs/>
+        </w:rPr>
+        <w:t xml:space="preserve">Hardware Sourcing </w:t>
+      </w:r>
+      <w:r>
+        <w:rPr>
+          <w:rFonts w:hint="default"/>
+          <w:b/>
+          <w:bCs/>
+          <w:lang w:val="en-US"/>
+        </w:rPr>
+        <w:t>and</w:t>
+      </w:r>
+      <w:r>
+        <w:rPr>
+          <w:b/>
+          <w:bCs/>
+        </w:rPr>
+        <w:t xml:space="preserve"> Manufacturing:</w:t>
+      </w:r>
+      <w:r>
+        <w:t xml:space="preserve"> Procurement, manufacturing, or low-level firmware engineering of physical GPS tracking hardware modules or telematic</w:t>
       </w:r>
       <w:bookmarkStart w:id="0" w:name="_GoBack"/>
       <w:bookmarkEnd w:id="0"/>
+      <w:r>
+        <w:t>s equipment.</w:t>
+      </w:r>
+    </w:p>
+    <w:p>
+      <w:pPr>
+        <w:pStyle w:val="10"/>
+        <w:keepNext w:val="0"/>
+        <w:keepLines w:val="0"/>
+        <w:widowControl/>
+        <w:numPr>
+          <w:ilvl w:val="0"/>
+          <w:numId w:val="3"/>
+        </w:numPr>
+        <w:suppressLineNumbers w:val="0"/>
+        <w:tabs>
+          <w:tab w:val="clear" w:pos="420"/>
+        </w:tabs>
+        <w:ind w:left="1600" w:leftChars="0" w:hanging="420" w:firstLineChars="0"/>
+        <w:jc w:val="both"/>
+      </w:pPr>
+      <w:r>
+        <w:rPr>
+          <w:b/>
+          <w:bCs/>
+        </w:rPr>
+        <w:t>Telecommunications Infrastructure:</w:t>
+      </w:r>
+      <w:r>
+        <w:t xml:space="preserve"> Maintenance, configuration, or operational management of cellular provider towers, cellular networks, or base stations.</w:t>
+      </w:r>
+    </w:p>
+    <w:p>
+      <w:pPr>
+        <w:pStyle w:val="10"/>
+        <w:keepNext w:val="0"/>
+        <w:keepLines w:val="0"/>
+        <w:widowControl/>
+        <w:numPr>
+          <w:ilvl w:val="0"/>
+          <w:numId w:val="3"/>
+        </w:numPr>
+        <w:suppressLineNumbers w:val="0"/>
+        <w:tabs>
+          <w:tab w:val="clear" w:pos="420"/>
+        </w:tabs>
+        <w:ind w:left="1600" w:leftChars="0" w:hanging="420" w:firstLineChars="0"/>
+        <w:jc w:val="both"/>
+      </w:pPr>
+      <w:r>
+        <w:rPr>
+          <w:b/>
+          <w:bCs/>
+        </w:rPr>
+        <w:t>Direct Financial Clearing Networks:</w:t>
+      </w:r>
+      <w:r>
+        <w:t xml:space="preserve"> Development of localized transaction-clearing software, banking ledger infrastructure, or direct credit card processing networks (relying instead on external third-party payment gateways).</w:t>
+      </w:r>
+    </w:p>
+    <w:p>
+      <w:pPr>
+        <w:rPr>
+          <w:rFonts w:hint="default"/>
+          <w:lang w:val="en-US"/>
+        </w:rPr>
+      </w:pPr>
+    </w:p>
+    <w:p>
+      <w:pPr>
+        <w:spacing w:line="240" w:lineRule="auto"/>
+        <w:ind w:left="400" w:leftChars="100" w:firstLine="0" w:firstLineChars="0"/>
+        <w:rPr>
+          <w:rFonts w:hint="default" w:ascii="Times New Roman" w:hAnsi="Times New Roman" w:cs="Times New Roman"/>
+          <w:lang w:val="en-US"/>
+        </w:rPr>
+      </w:pPr>
+    </w:p>
+    <w:p>
+      <w:pPr>
+        <w:numPr>
+          <w:numId w:val="0"/>
+        </w:numPr>
+        <w:spacing w:line="240" w:lineRule="auto"/>
+        <w:jc w:val="both"/>
+        <w:rPr>
+          <w:rFonts w:hint="default" w:ascii="Times New Roman" w:hAnsi="Times New Roman" w:cs="Times New Roman"/>
+          <w:b w:val="0"/>
+          <w:bCs w:val="0"/>
+          <w:sz w:val="23"/>
+          <w:szCs w:val="23"/>
+          <w:lang w:val="en-US"/>
+        </w:rPr>
+      </w:pPr>
     </w:p>
     <w:p>
       <w:pPr>
@@ -2892,7 +4327,7 @@
 <w:ftr xmlns:wpc="http://schemas.microsoft.com/office/word/2010/wordprocessingCanvas" xmlns:mc="http://schemas.openxmlformats.org/markup-compatibility/2006" xmlns:o="urn:schemas-microsoft-com:office:office" xmlns:r="http://schemas.openxmlformats.org/officeDocument/2006/relationships" xmlns:m="http://schemas.openxmlformats.org/officeDocument/2006/math" xmlns:v="urn:schemas-microsoft-com:vml" xmlns:wp14="http://schemas.microsoft.com/office/word/2010/wordprocessingDrawing" xmlns:wp="http://schemas.openxmlformats.org/drawingml/2006/wordprocessingDrawing" xmlns:w10="urn:schemas-microsoft-com:office:word" xmlns:w="http://schemas.openxmlformats.org/wordprocessingml/2006/main" xmlns:w14="http://schemas.microsoft.com/office/word/2010/wordml" xmlns:w15="http://schemas.microsoft.com/office/word/2012/wordml" xmlns:wpg="http://schemas.microsoft.com/office/word/2010/wordprocessingGroup" xmlns:wpi="http://schemas.microsoft.com/office/word/2010/wordprocessingInk" xmlns:wne="http://schemas.microsoft.com/office/word/2006/wordml" xmlns:wps="http://schemas.microsoft.com/office/word/2010/wordprocessingShape" xmlns:wpsCustomData="http://www.wps.cn/officeDocument/2013/wpsCustomData" mc:Ignorable="w14 w15 wp14">
   <w:p>
     <w:pPr>
-      <w:pStyle w:val="6"/>
+      <w:pStyle w:val="7"/>
     </w:pPr>
     <w:r>
       <w:rPr>
@@ -2930,22 +4365,6 @@
                       <a:ln w="6350">
                         <a:noFill/>
                       </a:ln>
-                      <a:extLst>
-                        <a:ext uri="{909E8E84-426E-40DD-AFC4-6F175D3DCCD1}">
-                          <a14:hiddenFill xmlns:a14="http://schemas.microsoft.com/office/drawing/2010/main">
-                            <a:solidFill>
-                              <a:schemeClr val="lt1"/>
-                            </a:solidFill>
-                          </a14:hiddenFill>
-                        </a:ext>
-                        <a:ext uri="{91240B29-F687-4F45-9708-019B960494DF}">
-                          <a14:hiddenLine xmlns:a14="http://schemas.microsoft.com/office/drawing/2010/main" w="6350">
-                            <a:solidFill>
-                              <a:prstClr val="black"/>
-                            </a:solidFill>
-                          </a14:hiddenLine>
-                        </a:ext>
-                      </a:extLst>
                     </wps:spPr>
                     <wps:style>
                       <a:lnRef idx="0">
@@ -2965,7 +4384,7 @@
                       <w:txbxContent>
                         <w:p>
                           <w:pPr>
-                            <w:pStyle w:val="6"/>
+                            <w:pStyle w:val="7"/>
                           </w:pPr>
                           <w:r>
                             <w:fldChar w:fldCharType="begin"/>
@@ -2996,7 +4415,7 @@
         </mc:Choice>
         <mc:Fallback>
           <w:pict>
-            <v:shape id="_x0000_s1026" o:spid="_x0000_s1026" o:spt="202" type="#_x0000_t202" style="position:absolute;left:0pt;margin-top:0pt;height:144pt;width:144pt;mso-position-horizontal:center;mso-position-horizontal-relative:margin;mso-wrap-style:none;z-index:251659264;mso-width-relative:page;mso-height-relative:page;" filled="f" stroked="f" coordsize="21600,21600" o:gfxdata="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">
+            <v:shape id="_x0000_s1026" o:spid="_x0000_s1026" o:spt="202" type="#_x0000_t202" style="position:absolute;left:0pt;margin-top:0pt;height:144pt;width:144pt;mso-position-horizontal:center;mso-position-horizontal-relative:margin;mso-wrap-style:none;z-index:251659264;mso-width-relative:page;mso-height-relative:page;" filled="f" stroked="f" coordsize="21600,21600" o:gfxdata="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">
               <v:fill on="f" focussize="0,0"/>
               <v:stroke on="f" weight="0.5pt"/>
               <v:imagedata o:title=""/>
@@ -3005,7 +4424,7 @@
                 <w:txbxContent>
                   <w:p>
                     <w:pPr>
-                      <w:pStyle w:val="6"/>
+                      <w:pStyle w:val="7"/>
                     </w:pPr>
                     <w:r>
                       <w:fldChar w:fldCharType="begin"/>
@@ -3038,7 +4457,7 @@
 <w:hdr xmlns:wpc="http://schemas.microsoft.com/office/word/2010/wordprocessingCanvas" xmlns:mc="http://schemas.openxmlformats.org/markup-compatibility/2006" xmlns:o="urn:schemas-microsoft-com:office:office" xmlns:r="http://schemas.openxmlformats.org/officeDocument/2006/relationships" xmlns:m="http://schemas.openxmlformats.org/officeDocument/2006/math" xmlns:v="urn:schemas-microsoft-com:vml" xmlns:wp14="http://schemas.microsoft.com/office/word/2010/wordprocessingDrawing" xmlns:wp="http://schemas.openxmlformats.org/drawingml/2006/wordprocessingDrawing" xmlns:w10="urn:schemas-microsoft-com:office:word" xmlns:w="http://schemas.openxmlformats.org/wordprocessingml/2006/main" xmlns:w14="http://schemas.microsoft.com/office/word/2010/wordml" xmlns:w15="http://schemas.microsoft.com/office/word/2012/wordml" xmlns:wpg="http://schemas.microsoft.com/office/word/2010/wordprocessingGroup" xmlns:wpi="http://schemas.microsoft.com/office/word/2010/wordprocessingInk" xmlns:wne="http://schemas.microsoft.com/office/word/2006/wordml" xmlns:wps="http://schemas.microsoft.com/office/word/2010/wordprocessingShape" xmlns:wpsCustomData="http://www.wps.cn/officeDocument/2013/wpsCustomData" mc:Ignorable="w14 w15 wp14">
   <w:p>
     <w:pPr>
-      <w:pStyle w:val="7"/>
+      <w:pStyle w:val="8"/>
       <w:rPr>
         <w:rFonts w:hint="default"/>
         <w:sz w:val="18"/>
@@ -3083,8 +4502,58 @@
       </w:rPr>
     </w:lvl>
   </w:abstractNum>
+  <w:abstractNum w:abstractNumId="1">
+    <w:nsid w:val="66DBB6E0"/>
+    <w:multiLevelType w:val="singleLevel"/>
+    <w:tmpl w:val="66DBB6E0"/>
+    <w:lvl w:ilvl="0" w:tentative="0">
+      <w:start w:val="1"/>
+      <w:numFmt w:val="bullet"/>
+      <w:lvlText w:val=""/>
+      <w:lvlJc w:val="left"/>
+      <w:pPr>
+        <w:tabs>
+          <w:tab w:val="left" w:pos="420"/>
+        </w:tabs>
+        <w:ind w:left="420" w:leftChars="0" w:hanging="420" w:firstLineChars="0"/>
+      </w:pPr>
+      <w:rPr>
+        <w:rFonts w:hint="default" w:ascii="Wingdings" w:hAnsi="Wingdings"/>
+        <w:sz w:val="15"/>
+        <w:szCs w:val="15"/>
+      </w:rPr>
+    </w:lvl>
+  </w:abstractNum>
+  <w:abstractNum w:abstractNumId="2">
+    <w:nsid w:val="7C9548D4"/>
+    <w:multiLevelType w:val="singleLevel"/>
+    <w:tmpl w:val="7C9548D4"/>
+    <w:lvl w:ilvl="0" w:tentative="0">
+      <w:start w:val="1"/>
+      <w:numFmt w:val="bullet"/>
+      <w:lvlText w:val=""/>
+      <w:lvlJc w:val="left"/>
+      <w:pPr>
+        <w:tabs>
+          <w:tab w:val="left" w:pos="420"/>
+        </w:tabs>
+        <w:ind w:left="420" w:leftChars="0" w:hanging="420" w:firstLineChars="0"/>
+      </w:pPr>
+      <w:rPr>
+        <w:rFonts w:hint="default" w:ascii="Wingdings" w:hAnsi="Wingdings"/>
+        <w:sz w:val="15"/>
+        <w:szCs w:val="15"/>
+      </w:rPr>
+    </w:lvl>
+  </w:abstractNum>
   <w:num w:numId="1">
     <w:abstractNumId w:val="0"/>
+  </w:num>
+  <w:num w:numId="2">
+    <w:abstractNumId w:val="2"/>
+  </w:num>
+  <w:num w:numId="3">
+    <w:abstractNumId w:val="1"/>
   </w:num>
 </w:numbering>
 </file>
@@ -3103,7 +4572,7 @@
     <w:lsdException w:qFormat="1" w:unhideWhenUsed="0" w:uiPriority="0" w:semiHidden="0" w:name="Normal"/>
     <w:lsdException w:qFormat="1" w:unhideWhenUsed="0" w:uiPriority="0" w:semiHidden="0" w:name="heading 1"/>
     <w:lsdException w:qFormat="1" w:uiPriority="0" w:semiHidden="0" w:name="heading 2"/>
-    <w:lsdException w:qFormat="1" w:uiPriority="0" w:name="heading 3"/>
+    <w:lsdException w:qFormat="1" w:uiPriority="0" w:semiHidden="0" w:name="heading 3"/>
     <w:lsdException w:qFormat="1" w:uiPriority="0" w:name="heading 4"/>
     <w:lsdException w:qFormat="1" w:uiPriority="0" w:name="heading 5"/>
     <w:lsdException w:qFormat="1" w:uiPriority="0" w:name="heading 6"/>
@@ -3131,8 +4600,8 @@
     <w:lsdException w:unhideWhenUsed="0" w:uiPriority="0" w:semiHidden="0" w:name="Normal Indent"/>
     <w:lsdException w:unhideWhenUsed="0" w:uiPriority="0" w:semiHidden="0" w:name="footnote text"/>
     <w:lsdException w:unhideWhenUsed="0" w:uiPriority="0" w:semiHidden="0" w:name="annotation text"/>
-    <w:lsdException w:unhideWhenUsed="0" w:uiPriority="0" w:semiHidden="0" w:name="header"/>
-    <w:lsdException w:unhideWhenUsed="0" w:uiPriority="0" w:semiHidden="0" w:name="footer"/>
+    <w:lsdException w:qFormat="1" w:unhideWhenUsed="0" w:uiPriority="0" w:semiHidden="0" w:name="header"/>
+    <w:lsdException w:qFormat="1" w:unhideWhenUsed="0" w:uiPriority="0" w:semiHidden="0" w:name="footer"/>
     <w:lsdException w:unhideWhenUsed="0" w:uiPriority="0" w:semiHidden="0" w:name="index heading"/>
     <w:lsdException w:qFormat="1" w:uiPriority="0" w:name="caption"/>
     <w:lsdException w:unhideWhenUsed="0" w:uiPriority="0" w:semiHidden="0" w:name="table of figures"/>
@@ -3362,7 +4831,7 @@
   <w:style w:type="paragraph" w:styleId="2">
     <w:name w:val="heading 1"/>
     <w:next w:val="1"/>
-    <w:link w:val="12"/>
+    <w:link w:val="14"/>
     <w:qFormat/>
     <w:uiPriority w:val="0"/>
     <w:pPr>
@@ -3400,12 +4869,33 @@
       <w:szCs w:val="32"/>
     </w:rPr>
   </w:style>
-  <w:style w:type="character" w:default="1" w:styleId="4">
+  <w:style w:type="paragraph" w:styleId="4">
+    <w:name w:val="heading 3"/>
+    <w:basedOn w:val="1"/>
+    <w:next w:val="1"/>
+    <w:unhideWhenUsed/>
+    <w:qFormat/>
+    <w:uiPriority w:val="0"/>
+    <w:pPr>
+      <w:keepNext/>
+      <w:keepLines/>
+      <w:spacing w:before="260" w:after="260" w:line="416" w:lineRule="auto"/>
+      <w:outlineLvl w:val="2"/>
+    </w:pPr>
+    <w:rPr>
+      <w:rFonts w:ascii="Times New Roman" w:hAnsi="Times New Roman"/>
+      <w:b/>
+      <w:bCs/>
+      <w:sz w:val="25"/>
+      <w:szCs w:val="32"/>
+    </w:rPr>
+  </w:style>
+  <w:style w:type="character" w:default="1" w:styleId="5">
     <w:name w:val="Default Paragraph Font"/>
     <w:qFormat/>
     <w:uiPriority w:val="0"/>
   </w:style>
-  <w:style w:type="table" w:default="1" w:styleId="5">
+  <w:style w:type="table" w:default="1" w:styleId="6">
     <w:name w:val="Normal Table"/>
     <w:semiHidden/>
     <w:qFormat/>
@@ -3419,9 +4909,10 @@
       </w:tblCellMar>
     </w:tblPr>
   </w:style>
-  <w:style w:type="paragraph" w:styleId="6">
+  <w:style w:type="paragraph" w:styleId="7">
     <w:name w:val="footer"/>
     <w:basedOn w:val="1"/>
+    <w:qFormat/>
     <w:uiPriority w:val="0"/>
     <w:pPr>
       <w:tabs>
@@ -3436,9 +4927,10 @@
       <w:szCs w:val="18"/>
     </w:rPr>
   </w:style>
-  <w:style w:type="paragraph" w:styleId="7">
+  <w:style w:type="paragraph" w:styleId="8">
     <w:name w:val="header"/>
     <w:basedOn w:val="1"/>
+    <w:qFormat/>
     <w:uiPriority w:val="0"/>
     <w:pPr>
       <w:tabs>
@@ -3452,7 +4944,17 @@
       <w:szCs w:val="18"/>
     </w:rPr>
   </w:style>
-  <w:style w:type="paragraph" w:styleId="8">
+  <w:style w:type="character" w:styleId="9">
+    <w:name w:val="HTML Code"/>
+    <w:basedOn w:val="5"/>
+    <w:uiPriority w:val="0"/>
+    <w:rPr>
+      <w:rFonts w:ascii="Courier New" w:hAnsi="Courier New" w:cs="Courier New"/>
+      <w:sz w:val="20"/>
+      <w:szCs w:val="20"/>
+    </w:rPr>
+  </w:style>
+  <w:style w:type="paragraph" w:styleId="10">
     <w:name w:val="Normal (Web)"/>
     <w:qFormat/>
     <w:uiPriority w:val="0"/>
@@ -3469,10 +4971,10 @@
       <w:lang w:val="en-US" w:eastAsia="zh-CN" w:bidi="ar"/>
     </w:rPr>
   </w:style>
-  <w:style w:type="paragraph" w:styleId="9">
+  <w:style w:type="paragraph" w:styleId="11">
     <w:name w:val="toc 1"/>
     <w:basedOn w:val="1"/>
-    <w:link w:val="13"/>
+    <w:link w:val="15"/>
     <w:qFormat/>
     <w:uiPriority w:val="1"/>
     <w:pPr>
@@ -3488,7 +4990,7 @@
       <w:lang w:eastAsia="en-US"/>
     </w:rPr>
   </w:style>
-  <w:style w:type="paragraph" w:styleId="10">
+  <w:style w:type="paragraph" w:styleId="12">
     <w:name w:val="toc 2"/>
     <w:basedOn w:val="1"/>
     <w:qFormat/>
@@ -3506,7 +5008,7 @@
       <w:lang w:val="en-US" w:eastAsia="en-US" w:bidi="ar-SA"/>
     </w:rPr>
   </w:style>
-  <w:style w:type="paragraph" w:styleId="11">
+  <w:style w:type="paragraph" w:styleId="13">
     <w:name w:val="toc 3"/>
     <w:basedOn w:val="1"/>
     <w:qFormat/>
@@ -3524,9 +5026,10 @@
       <w:lang w:val="en-US" w:eastAsia="en-US" w:bidi="ar-SA"/>
     </w:rPr>
   </w:style>
-  <w:style w:type="character" w:customStyle="1" w:styleId="12">
+  <w:style w:type="character" w:customStyle="1" w:styleId="14">
     <w:name w:val="Heading 1 Char"/>
     <w:link w:val="2"/>
+    <w:qFormat/>
     <w:uiPriority w:val="0"/>
     <w:rPr>
       <w:rFonts w:hint="default" w:ascii="Times New Roman" w:hAnsi="Times New Roman" w:eastAsia="SimSun" w:cs="SimSun"/>
@@ -3538,9 +5041,10 @@
       <w:lang w:val="en-US" w:eastAsia="zh-CN" w:bidi="ar"/>
     </w:rPr>
   </w:style>
-  <w:style w:type="character" w:customStyle="1" w:styleId="13">
+  <w:style w:type="character" w:customStyle="1" w:styleId="15">
     <w:name w:val="TOC 1 Char"/>
-    <w:link w:val="9"/>
+    <w:link w:val="11"/>
+    <w:qFormat/>
     <w:uiPriority w:val="1"/>
     <w:rPr>
       <w:rFonts w:ascii="Times New Roman" w:hAnsi="Times New Roman" w:eastAsia="Times New Roman" w:cs="Times New Roman"/>

--- a/Assignments/Assignment1/Team Report.docx
+++ b/Assignments/Assignment1/Team Report.docx
@@ -1453,62 +1453,7 @@
           <w:szCs w:val="28"/>
           <w:lang w:val="en-US"/>
         </w:rPr>
-        <w:t>2.</w:t>
-      </w:r>
-      <w:r>
-        <w:rPr>
-          <w:rFonts w:hint="default" w:ascii="Times New Roman" w:hAnsi="Times New Roman" w:cs="Times New Roman"/>
-          <w:b/>
-          <w:bCs/>
-          <w:sz w:val="28"/>
-          <w:szCs w:val="28"/>
-          <w:lang w:val="en-US"/>
-        </w:rPr>
-        <w:t>2</w:t>
-      </w:r>
-      <w:r>
-        <w:rPr>
-          <w:rFonts w:hint="default" w:ascii="Times New Roman" w:hAnsi="Times New Roman" w:cs="Times New Roman"/>
-          <w:b/>
-          <w:bCs/>
-          <w:sz w:val="28"/>
-          <w:szCs w:val="28"/>
-          <w:lang w:val="en-US"/>
-        </w:rPr>
-        <w:t xml:space="preserve"> </w:t>
-      </w:r>
-      <w:r>
-        <w:rPr>
-          <w:rFonts w:hint="default" w:ascii="Times New Roman" w:hAnsi="Times New Roman" w:cs="Times New Roman"/>
-          <w:b/>
-          <w:bCs/>
-          <w:sz w:val="28"/>
-          <w:szCs w:val="28"/>
-          <w:lang w:val="en-US"/>
-        </w:rPr>
-        <w:t>Project Goals.........................</w:t>
-      </w:r>
-      <w:r>
-        <w:rPr>
-          <w:rFonts w:hint="default" w:ascii="Times New Roman" w:hAnsi="Times New Roman" w:cs="Times New Roman"/>
-          <w:b/>
-          <w:bCs/>
-          <w:sz w:val="28"/>
-          <w:szCs w:val="28"/>
-          <w:lang w:val="en-US"/>
-        </w:rPr>
-        <w:t>................................................</w:t>
-      </w:r>
-      <w:r>
-        <w:rPr>
-          <w:rFonts w:hint="default" w:ascii="Times New Roman" w:hAnsi="Times New Roman" w:cs="Times New Roman"/>
-          <w:b/>
-          <w:bCs/>
-          <w:sz w:val="28"/>
-          <w:szCs w:val="28"/>
-          <w:lang w:val="en-US"/>
-        </w:rPr>
-        <w:t>........</w:t>
+        <w:t>2.2 Project Goals.................................................................................</w:t>
       </w:r>
       <w:r>
         <w:rPr>
@@ -1546,51 +1491,7 @@
           <w:szCs w:val="28"/>
           <w:lang w:val="en-US"/>
         </w:rPr>
-        <w:t>2.3 Assumptions</w:t>
-      </w:r>
-      <w:r>
-        <w:rPr>
-          <w:rFonts w:hint="default" w:ascii="Times New Roman" w:hAnsi="Times New Roman" w:cs="Times New Roman"/>
-          <w:b/>
-          <w:bCs/>
-          <w:sz w:val="28"/>
-          <w:szCs w:val="28"/>
-          <w:lang w:val="en-US"/>
-        </w:rPr>
-        <w:t>................................................................................</w:t>
-      </w:r>
-      <w:r>
-        <w:rPr>
-          <w:rFonts w:hint="default" w:ascii="Times New Roman" w:hAnsi="Times New Roman" w:cs="Times New Roman"/>
-          <w:b/>
-          <w:bCs/>
-          <w:sz w:val="28"/>
-          <w:szCs w:val="28"/>
-          <w:lang w:val="en-US"/>
-        </w:rPr>
-        <w:t>.</w:t>
-      </w:r>
-      <w:r>
-        <w:rPr>
-          <w:rFonts w:hint="default" w:ascii="Times New Roman" w:hAnsi="Times New Roman" w:cs="Times New Roman"/>
-          <w:b/>
-          <w:bCs/>
-          <w:sz w:val="28"/>
-          <w:szCs w:val="28"/>
-          <w:lang w:val="en-US"/>
-        </w:rPr>
-        <w:t>.</w:t>
-      </w:r>
-      <w:r>
-        <w:rPr>
-          <w:rFonts w:hint="default" w:ascii="Times New Roman" w:hAnsi="Times New Roman" w:cs="Times New Roman"/>
-          <w:b/>
-          <w:bCs/>
-          <w:sz w:val="28"/>
-          <w:szCs w:val="28"/>
-          <w:lang w:val="en-US"/>
-        </w:rPr>
-        <w:t>.</w:t>
+        <w:t>2.3 Assumptions...................................................................................</w:t>
       </w:r>
       <w:r>
         <w:rPr>
@@ -1628,18 +1529,18 @@
           <w:szCs w:val="28"/>
           <w:lang w:val="en-US"/>
         </w:rPr>
-        <w:t>2.</w:t>
-      </w:r>
-      <w:r>
-        <w:rPr>
-          <w:rFonts w:hint="default" w:ascii="Times New Roman" w:hAnsi="Times New Roman" w:cs="Times New Roman"/>
+        <w:t xml:space="preserve">2.4 </w:t>
+      </w:r>
+      <w:r>
+        <w:rPr>
+          <w:rFonts w:hint="default" w:cs="Times New Roman"/>
           <w:b/>
           <w:bCs/>
           <w:sz w:val="28"/>
           <w:szCs w:val="28"/>
           <w:lang w:val="en-US"/>
         </w:rPr>
-        <w:t>4</w:t>
+        <w:t xml:space="preserve">Project </w:t>
       </w:r>
       <w:r>
         <w:rPr>
@@ -1650,40 +1551,18 @@
           <w:szCs w:val="28"/>
           <w:lang w:val="en-US"/>
         </w:rPr>
-        <w:t xml:space="preserve"> </w:t>
-      </w:r>
-      <w:r>
-        <w:rPr>
-          <w:rFonts w:hint="default" w:ascii="Times New Roman" w:hAnsi="Times New Roman" w:cs="Times New Roman"/>
+        <w:t>Scope......................................................................</w:t>
+      </w:r>
+      <w:r>
+        <w:rPr>
+          <w:rFonts w:hint="default" w:cs="Times New Roman"/>
           <w:b/>
           <w:bCs/>
           <w:sz w:val="28"/>
           <w:szCs w:val="28"/>
           <w:lang w:val="en-US"/>
         </w:rPr>
-        <w:t>Scopes............</w:t>
-      </w:r>
-      <w:r>
-        <w:rPr>
-          <w:rFonts w:hint="default" w:ascii="Times New Roman" w:hAnsi="Times New Roman" w:cs="Times New Roman"/>
-          <w:b/>
-          <w:bCs/>
-          <w:sz w:val="28"/>
-          <w:szCs w:val="28"/>
-          <w:lang w:val="en-US"/>
-        </w:rPr>
-        <w:t>................................................................................</w:t>
-      </w:r>
-      <w:r>
-        <w:rPr>
-          <w:rFonts w:hint="default" w:ascii="Times New Roman" w:hAnsi="Times New Roman" w:cs="Times New Roman"/>
-          <w:b/>
-          <w:bCs/>
-          <w:sz w:val="28"/>
-          <w:szCs w:val="28"/>
-          <w:lang w:val="en-US"/>
-        </w:rPr>
-        <w:t>.</w:t>
+        <w:t>...........</w:t>
       </w:r>
       <w:r>
         <w:rPr>
@@ -1754,18 +1633,7 @@
           <w:szCs w:val="25"/>
           <w:lang w:val="en-US"/>
         </w:rPr>
-        <w:t>....................</w:t>
-      </w:r>
-      <w:r>
-        <w:rPr>
-          <w:rFonts w:hint="default" w:cs="Times New Roman"/>
-          <w:b/>
-          <w:bCs/>
-          <w:sz w:val="25"/>
-          <w:szCs w:val="25"/>
-          <w:lang w:val="en-US"/>
-        </w:rPr>
-        <w:t>6</w:t>
+        <w:t>....................6</w:t>
       </w:r>
     </w:p>
     <w:p>
@@ -2381,6 +2249,21 @@
       </w:r>
       <w:r>
         <w:rPr>
+          <w:rFonts w:hint="default" w:cs="Times New Roman"/>
+          <w:i w:val="0"/>
+          <w:iCs w:val="0"/>
+          <w:color w:val="000000"/>
+          <w:sz w:val="23"/>
+          <w:szCs w:val="23"/>
+          <w:u w:val="none"/>
+          <w:shd w:val="clear" w:fill="FFFFFF"/>
+          <w:vertAlign w:val="baseline"/>
+          <w:lang w:val="en-US"/>
+        </w:rPr>
+        <w:t>s</w:t>
+      </w:r>
+      <w:r>
+        <w:rPr>
           <w:rFonts w:hint="default" w:ascii="Times New Roman" w:hAnsi="Times New Roman" w:cs="Times New Roman"/>
           <w:i w:val="0"/>
           <w:iCs w:val="0"/>
@@ -2467,7 +2350,7 @@
       </w:pPr>
       <w:r>
         <w:rPr>
-          <w:rFonts w:hint="default" w:ascii="Times New Roman" w:hAnsi="Times New Roman" w:cs="Times New Roman"/>
+          <w:rFonts w:hint="default" w:cs="Times New Roman"/>
           <w:b w:val="0"/>
           <w:bCs w:val="0"/>
           <w:i w:val="0"/>
@@ -2480,7 +2363,24 @@
           <w:vertAlign w:val="baseline"/>
           <w:lang w:val="en-US"/>
         </w:rPr>
-        <w:t xml:space="preserve">In addition, the main purpose of this report is to </w:t>
+        <w:t>Consequently</w:t>
+      </w:r>
+      <w:r>
+        <w:rPr>
+          <w:rFonts w:hint="default" w:ascii="Times New Roman" w:hAnsi="Times New Roman" w:cs="Times New Roman"/>
+          <w:b w:val="0"/>
+          <w:bCs w:val="0"/>
+          <w:i w:val="0"/>
+          <w:iCs w:val="0"/>
+          <w:color w:val="000000"/>
+          <w:sz w:val="23"/>
+          <w:szCs w:val="23"/>
+          <w:u w:val="none"/>
+          <w:shd w:val="clear" w:fill="FFFFFF"/>
+          <w:vertAlign w:val="baseline"/>
+          <w:lang w:val="en-US"/>
+        </w:rPr>
+        <w:t xml:space="preserve">, the main purpose of this report is to </w:t>
       </w:r>
       <w:r>
         <w:rPr>
@@ -2677,7 +2577,24 @@
           <w:sz w:val="24"/>
           <w:szCs w:val="24"/>
         </w:rPr>
-        <w:t>The Software Requirements Specification (SRS) emphasizes the comprehensive functional and non-functional requirements for the Smart Fleet Management System (SmartFM) designed for ABC-Trans, one of Vietnam's most prominent logistics and transportation enterprises. Notably, ABC-Trans operates a nationwide network providing vital supply chain services to major department stores and supermarkets. In addition, the centralized ecosystem unifies enterprise-wide fleet tracking, driver allocations, booking pipelines, and financial transactions which overcome operational scaling limitations caused by legacy, disconnected, branch-specific software and manual record-keeping.</w:t>
+        <w:t>The Software Requirements Specification (SRS) emphasizes the comprehensive functional and non-functional requirements for the Smart Fleet Management System (SmartFM) designed for ABC-Trans, one of Vietnam's most prominent logistics and transportation enterprises. Notably, ABC-Trans operates a nationwide network providing vital supply chain services to major department stores and supermarkets. In addition, the centralized ecosystem unifies enterprise-wide fleet tracking, driver allocations, booking pipelines, and financial transactions</w:t>
+      </w:r>
+      <w:r>
+        <w:rPr>
+          <w:rFonts w:hint="default" w:cs="Times New Roman"/>
+          <w:sz w:val="24"/>
+          <w:szCs w:val="24"/>
+          <w:lang w:val="en-US"/>
+        </w:rPr>
+        <w:t xml:space="preserve">, effectively resolving </w:t>
+      </w:r>
+      <w:r>
+        <w:rPr>
+          <w:rFonts w:hint="default" w:ascii="Times New Roman" w:hAnsi="Times New Roman" w:eastAsia="SimSun" w:cs="Times New Roman"/>
+          <w:sz w:val="24"/>
+          <w:szCs w:val="24"/>
+        </w:rPr>
+        <w:t>operational scaling limitations caused by legacy, disconnected, branch-specific software and manual record-keeping.</w:t>
       </w:r>
     </w:p>
     <w:p>
@@ -2794,7 +2711,7 @@
           <w:vertAlign w:val="baseline"/>
           <w:lang w:val="en-US"/>
         </w:rPr>
-        <w:t xml:space="preserve">SmartFM: A centralized system </w:t>
+        <w:t xml:space="preserve">SmartFM: </w:t>
       </w:r>
       <w:r>
         <w:rPr>
@@ -3225,7 +3142,7 @@
           <w:vertAlign w:val="baseline"/>
           <w:lang w:val="en-US"/>
         </w:rPr>
-        <w:t xml:space="preserve">Perssimistic Row-Level Locking: </w:t>
+        <w:t xml:space="preserve">Persimistic Row-Level Locking: </w:t>
       </w:r>
       <w:r>
         <w:rPr>
@@ -3379,28 +3296,7 @@
           <w:rFonts w:hint="default" w:ascii="Times New Roman" w:hAnsi="Times New Roman" w:cs="Times New Roman"/>
           <w:lang w:val="en-US"/>
         </w:rPr>
-        <w:t>2.</w:t>
-      </w:r>
-      <w:r>
-        <w:rPr>
-          <w:rFonts w:hint="default" w:ascii="Times New Roman" w:hAnsi="Times New Roman" w:cs="Times New Roman"/>
-          <w:lang w:val="en-US"/>
-        </w:rPr>
-        <w:t>2</w:t>
-      </w:r>
-      <w:r>
-        <w:rPr>
-          <w:rFonts w:hint="default" w:ascii="Times New Roman" w:hAnsi="Times New Roman" w:cs="Times New Roman"/>
-          <w:lang w:val="en-US"/>
-        </w:rPr>
-        <w:t xml:space="preserve"> </w:t>
-      </w:r>
-      <w:r>
-        <w:rPr>
-          <w:rFonts w:hint="default" w:ascii="Times New Roman" w:hAnsi="Times New Roman" w:cs="Times New Roman"/>
-          <w:lang w:val="en-US"/>
-        </w:rPr>
-        <w:t>Project Goals</w:t>
+        <w:t>2.2 Project Goals</w:t>
       </w:r>
     </w:p>
     <w:p>
@@ -3421,20 +3317,6 @@
           <w:szCs w:val="25"/>
         </w:rPr>
         <w:t>The primary purpose of the Smart Fleet Management System (SmartFM) is to transition ABC-Trans from fragmented, manual, and branch-specific legacy workflows into a unified, high-performance digital ecosystem. Specifically, the strategic goals and their corresponding operational incentives are outlined below:</w:t>
-      </w:r>
-      <w:r>
-        <w:rPr>
-          <w:rFonts w:hint="default" w:ascii="Times New Roman" w:hAnsi="Times New Roman" w:eastAsia="SimSun" w:cs="Times New Roman"/>
-          <w:i w:val="0"/>
-          <w:iCs w:val="0"/>
-          <w:color w:val="000000"/>
-          <w:sz w:val="25"/>
-          <w:szCs w:val="25"/>
-          <w:u w:val="none"/>
-          <w:vertAlign w:val="baseline"/>
-          <w:lang w:val="en-US"/>
-        </w:rPr>
-        <w:t>:</w:t>
       </w:r>
     </w:p>
     <w:p>
@@ -3569,7 +3451,41 @@
           <w:sz w:val="25"/>
           <w:szCs w:val="25"/>
         </w:rPr>
-        <w:t>Streamline Corporate Financial Workflows: Shorten payment cycles and reduce administrative errors by offering multi-method payment pathways such as cash, credit cards, and debit cards that strictly adhere to ACID transactions, ensuring unalterable automated invoices and receipts.</w:t>
+        <w:t xml:space="preserve">Streamline Corporate Financial Workflows: Shorten payment cycles and reduce administrative errors by offering multi-method payment pathways such as cash, credit cards, and debit cards </w:t>
+      </w:r>
+      <w:r>
+        <w:rPr>
+          <w:rFonts w:hint="default" w:cs="Times New Roman"/>
+          <w:sz w:val="25"/>
+          <w:szCs w:val="25"/>
+          <w:lang w:val="en-US"/>
+        </w:rPr>
+        <w:t xml:space="preserve">processed via database transactions </w:t>
+      </w:r>
+      <w:r>
+        <w:rPr>
+          <w:rFonts w:hint="default" w:ascii="Times New Roman" w:hAnsi="Times New Roman" w:cs="Times New Roman"/>
+          <w:sz w:val="25"/>
+          <w:szCs w:val="25"/>
+        </w:rPr>
+        <w:t xml:space="preserve">that strictly adhere to ACID </w:t>
+      </w:r>
+      <w:r>
+        <w:rPr>
+          <w:rFonts w:hint="default" w:cs="Times New Roman"/>
+          <w:sz w:val="25"/>
+          <w:szCs w:val="25"/>
+          <w:lang w:val="en-US"/>
+        </w:rPr>
+        <w:t>properties</w:t>
+      </w:r>
+      <w:r>
+        <w:rPr>
+          <w:rFonts w:hint="default" w:ascii="Times New Roman" w:hAnsi="Times New Roman" w:cs="Times New Roman"/>
+          <w:sz w:val="25"/>
+          <w:szCs w:val="25"/>
+        </w:rPr>
+        <w:t>, ensuring unalterable automated invoices and receipts.</w:t>
       </w:r>
     </w:p>
     <w:p>
@@ -3615,28 +3531,7 @@
           <w:rFonts w:hint="default" w:ascii="Times New Roman" w:hAnsi="Times New Roman" w:cs="Times New Roman"/>
           <w:lang w:val="en-US"/>
         </w:rPr>
-        <w:t>2.</w:t>
-      </w:r>
-      <w:r>
-        <w:rPr>
-          <w:rFonts w:hint="default" w:ascii="Times New Roman" w:hAnsi="Times New Roman" w:cs="Times New Roman"/>
-          <w:lang w:val="en-US"/>
-        </w:rPr>
-        <w:t>3</w:t>
-      </w:r>
-      <w:r>
-        <w:rPr>
-          <w:rFonts w:hint="default" w:ascii="Times New Roman" w:hAnsi="Times New Roman" w:cs="Times New Roman"/>
-          <w:lang w:val="en-US"/>
-        </w:rPr>
-        <w:t xml:space="preserve"> </w:t>
-      </w:r>
-      <w:r>
-        <w:rPr>
-          <w:rFonts w:hint="default" w:ascii="Times New Roman" w:hAnsi="Times New Roman" w:cs="Times New Roman"/>
-          <w:lang w:val="en-US"/>
-        </w:rPr>
-        <w:t>Assumptions</w:t>
+        <w:t>2.3 Assumptions</w:t>
       </w:r>
     </w:p>
     <w:p>
@@ -3678,18 +3573,71 @@
           <w:sz w:val="25"/>
           <w:szCs w:val="25"/>
         </w:rPr>
-        <w:t xml:space="preserve">Front-end developments will strictly follow Swinsoft Consulting UI standard asset sheets (Doc Ref: </w:t>
-      </w:r>
-      <w:r>
-        <w:rPr>
-          <w:rStyle w:val="9"/>
-          <w:rFonts w:hint="default" w:ascii="Times New Roman" w:hAnsi="Times New Roman" w:cs="Times New Roman"/>
+        <w:t>Front-end developments will strictly follo</w:t>
+      </w:r>
+      <w:r>
+        <w:rPr>
+          <w:rFonts w:hint="default" w:cs="Times New Roman"/>
           <w:b w:val="0"/>
           <w:bCs w:val="0"/>
           <w:sz w:val="25"/>
           <w:szCs w:val="25"/>
-        </w:rPr>
-        <w:t>SS-UI-GUIDE-2026</w:t>
+          <w:lang w:val="en-US"/>
+        </w:rPr>
+        <w:t>w ABC-Trans</w:t>
+      </w:r>
+      <w:r>
+        <w:rPr>
+          <w:rFonts w:hint="default" w:ascii="Times New Roman" w:hAnsi="Times New Roman" w:cs="Times New Roman"/>
+          <w:b w:val="0"/>
+          <w:bCs w:val="0"/>
+          <w:sz w:val="25"/>
+          <w:szCs w:val="25"/>
+        </w:rPr>
+        <w:t xml:space="preserve"> </w:t>
+      </w:r>
+      <w:r>
+        <w:rPr>
+          <w:rFonts w:hint="default" w:cs="Times New Roman"/>
+          <w:b w:val="0"/>
+          <w:bCs w:val="0"/>
+          <w:sz w:val="25"/>
+          <w:szCs w:val="25"/>
+          <w:lang w:val="en-US"/>
+        </w:rPr>
+        <w:t>enterprise digital UI</w:t>
+      </w:r>
+      <w:r>
+        <w:rPr>
+          <w:rFonts w:hint="default" w:ascii="Times New Roman" w:hAnsi="Times New Roman" w:cs="Times New Roman"/>
+          <w:b w:val="0"/>
+          <w:bCs w:val="0"/>
+          <w:sz w:val="25"/>
+          <w:szCs w:val="25"/>
+        </w:rPr>
+        <w:t xml:space="preserve"> standard asset sheets (Doc Ref: </w:t>
+      </w:r>
+      <w:r>
+        <w:rPr>
+          <w:rFonts w:hint="default" w:cs="Times New Roman"/>
+          <w:b w:val="0"/>
+          <w:bCs w:val="0"/>
+          <w:sz w:val="25"/>
+          <w:szCs w:val="25"/>
+          <w:lang w:val="en-US"/>
+        </w:rPr>
+        <w:t>ABC</w:t>
+      </w:r>
+      <w:r>
+        <w:rPr>
+          <w:rStyle w:val="9"/>
+          <w:rFonts w:hint="default" w:ascii="Times New Roman" w:hAnsi="Times New Roman" w:cs="Times New Roman"/>
+          <w:b w:val="0"/>
+          <w:bCs w:val="0"/>
+          <w:sz w:val="25"/>
+          <w:szCs w:val="25"/>
+        </w:rPr>
+        <w:t>-UI-GUIDE-2026</w:t>
       </w:r>
       <w:r>
         <w:rPr>
@@ -3809,28 +3757,21 @@
           <w:rFonts w:hint="default" w:ascii="Times New Roman" w:hAnsi="Times New Roman" w:cs="Times New Roman"/>
           <w:lang w:val="en-US"/>
         </w:rPr>
-        <w:t>2.</w:t>
-      </w:r>
-      <w:r>
-        <w:rPr>
-          <w:rFonts w:hint="default" w:ascii="Times New Roman" w:hAnsi="Times New Roman" w:cs="Times New Roman"/>
-          <w:lang w:val="en-US"/>
-        </w:rPr>
-        <w:t>4</w:t>
-      </w:r>
-      <w:r>
-        <w:rPr>
-          <w:rFonts w:hint="default" w:ascii="Times New Roman" w:hAnsi="Times New Roman" w:cs="Times New Roman"/>
-          <w:lang w:val="en-US"/>
-        </w:rPr>
-        <w:t xml:space="preserve"> </w:t>
-      </w:r>
-      <w:r>
-        <w:rPr>
-          <w:rFonts w:hint="default" w:ascii="Times New Roman" w:hAnsi="Times New Roman" w:cs="Times New Roman"/>
-          <w:lang w:val="en-US"/>
-        </w:rPr>
-        <w:t>Scopes</w:t>
+        <w:t xml:space="preserve">2.4 </w:t>
+      </w:r>
+      <w:r>
+        <w:rPr>
+          <w:rFonts w:hint="default" w:cs="Times New Roman"/>
+          <w:lang w:val="en-US"/>
+        </w:rPr>
+        <w:t xml:space="preserve">Project </w:t>
+      </w:r>
+      <w:r>
+        <w:rPr>
+          <w:rFonts w:hint="default" w:ascii="Times New Roman" w:hAnsi="Times New Roman" w:cs="Times New Roman"/>
+          <w:lang w:val="en-US"/>
+        </w:rPr>
+        <w:t>Scope</w:t>
       </w:r>
     </w:p>
     <w:p>
@@ -3917,7 +3858,17 @@
         <w:t>Secure Customer Web Portals:</w:t>
       </w:r>
       <w:r>
-        <w:t xml:space="preserve"> Architecture and deployment of a secure, role-based web portal enabling clients to authenticate, manage corporate profiles, place cargo orders, and view real-time shipping manifests.</w:t>
+        <w:t xml:space="preserve"> Architecture and deployment of a secure</w:t>
+      </w:r>
+      <w:r>
+        <w:rPr>
+          <w:rFonts w:hint="default"/>
+          <w:lang w:val="en-US"/>
+        </w:rPr>
+        <w:t xml:space="preserve"> </w:t>
+      </w:r>
+      <w:r>
+        <w:t>web portal enabling clients to authenticate, manage corporate profiles, place cargo orders, and view real-time shipping manifests.</w:t>
       </w:r>
     </w:p>
     <w:p>
@@ -3991,7 +3942,19 @@
         <w:t>Assignment Dashboards:</w:t>
       </w:r>
       <w:r>
-        <w:t xml:space="preserve"> Implementation of a centralized, high-concurrency dashboard for dispatchers to dynamically allocate fleet resources, assign drivers, and optimize regional transit routes.</w:t>
+        <w:t xml:space="preserve"> Implementation of a centralized, high-concurrency dashboard </w:t>
+      </w:r>
+      <w:r>
+        <w:rPr>
+          <w:rFonts w:hint="default"/>
+          <w:lang w:val="en-US"/>
+        </w:rPr>
+        <w:t xml:space="preserve">with role-based access </w:t>
+      </w:r>
+      <w:bookmarkStart w:id="0" w:name="_GoBack"/>
+      <w:bookmarkEnd w:id="0"/>
+      <w:r>
+        <w:t>for dispatchers to dynamically allocate fleet resources, assign drivers, and optimize regional transit routes.</w:t>
       </w:r>
     </w:p>
     <w:p>
@@ -4112,12 +4075,7 @@
         <w:t xml:space="preserve"> Manufacturing:</w:t>
       </w:r>
       <w:r>
-        <w:t xml:space="preserve"> Procurement, manufacturing, or low-level firmware engineering of physical GPS tracking hardware modules or telematic</w:t>
-      </w:r>
-      <w:bookmarkStart w:id="0" w:name="_GoBack"/>
-      <w:bookmarkEnd w:id="0"/>
-      <w:r>
-        <w:t>s equipment.</w:t>
+        <w:t xml:space="preserve"> Procurement, manufacturing, or low-level firmware engineering of physical GPS tracking hardware modules or telematics equipment.</w:t>
       </w:r>
     </w:p>
     <w:p>
@@ -4197,6 +4155,7 @@
     <w:p>
       <w:pPr>
         <w:numPr>
+          <w:ilvl w:val="0"/>
           <w:numId w:val="0"/>
         </w:numPr>
         <w:spacing w:line="240" w:lineRule="auto"/>
@@ -4665,7 +4624,7 @@
     <w:lsdException w:unhideWhenUsed="0" w:uiPriority="0" w:semiHidden="0" w:name="HTML Acronym"/>
     <w:lsdException w:unhideWhenUsed="0" w:uiPriority="0" w:semiHidden="0" w:name="HTML Address"/>
     <w:lsdException w:unhideWhenUsed="0" w:uiPriority="0" w:semiHidden="0" w:name="HTML Cite"/>
-    <w:lsdException w:unhideWhenUsed="0" w:uiPriority="0" w:semiHidden="0" w:name="HTML Code"/>
+    <w:lsdException w:qFormat="1" w:unhideWhenUsed="0" w:uiPriority="0" w:semiHidden="0" w:name="HTML Code"/>
     <w:lsdException w:unhideWhenUsed="0" w:uiPriority="0" w:semiHidden="0" w:name="HTML Definition"/>
     <w:lsdException w:unhideWhenUsed="0" w:uiPriority="0" w:semiHidden="0" w:name="HTML Keyboard"/>
     <w:lsdException w:unhideWhenUsed="0" w:uiPriority="0" w:semiHidden="0" w:name="HTML Preformatted"/>
@@ -4947,6 +4906,7 @@
   <w:style w:type="character" w:styleId="9">
     <w:name w:val="HTML Code"/>
     <w:basedOn w:val="5"/>
+    <w:qFormat/>
     <w:uiPriority w:val="0"/>
     <w:rPr>
       <w:rFonts w:ascii="Courier New" w:hAnsi="Courier New" w:cs="Courier New"/>

--- a/Assignments/Assignment1/Team Report.docx
+++ b/Assignments/Assignment1/Team Report.docx
@@ -1281,7 +1281,7 @@
     <w:p>
       <w:pPr>
         <w:bidi w:val="0"/>
-        <w:spacing w:line="240" w:lineRule="auto"/>
+        <w:spacing w:line="360" w:lineRule="auto"/>
         <w:rPr>
           <w:rStyle w:val="15"/>
           <w:rFonts w:hint="default" w:ascii="Times New Roman" w:hAnsi="Times New Roman" w:cs="Times New Roman"/>
@@ -1299,58 +1299,102 @@
     </w:p>
     <w:p>
       <w:pPr>
+        <w:keepNext w:val="0"/>
+        <w:keepLines w:val="0"/>
+        <w:pageBreakBefore w:val="0"/>
+        <w:widowControl/>
+        <w:tabs>
+          <w:tab w:val="right" w:leader="dot" w:pos="3360"/>
+        </w:tabs>
+        <w:kinsoku/>
+        <w:wordWrap/>
+        <w:overflowPunct/>
+        <w:topLinePunct w:val="0"/>
+        <w:autoSpaceDE/>
+        <w:autoSpaceDN/>
         <w:bidi w:val="0"/>
-        <w:spacing w:line="240" w:lineRule="auto"/>
-        <w:rPr>
-          <w:rFonts w:hint="default" w:ascii="Times New Roman" w:hAnsi="Times New Roman" w:cs="Times New Roman"/>
-        </w:rPr>
-      </w:pPr>
-      <w:r>
-        <w:rPr>
-          <w:rFonts w:hint="default" w:ascii="Times New Roman" w:hAnsi="Times New Roman" w:cs="Times New Roman"/>
-        </w:rPr>
-        <w:fldChar w:fldCharType="begin"/>
-      </w:r>
-      <w:r>
-        <w:rPr>
-          <w:rFonts w:hint="default" w:ascii="Times New Roman" w:hAnsi="Times New Roman" w:cs="Times New Roman"/>
-        </w:rPr>
-        <w:instrText xml:space="preserve">TOC \o "1-3" \h \u </w:instrText>
-      </w:r>
-      <w:r>
-        <w:rPr>
-          <w:rFonts w:hint="default" w:ascii="Times New Roman" w:hAnsi="Times New Roman" w:cs="Times New Roman"/>
-        </w:rPr>
-        <w:fldChar w:fldCharType="separate"/>
-      </w:r>
-    </w:p>
-    <w:p>
-      <w:pPr>
+        <w:adjustRightInd/>
+        <w:snapToGrid/>
+        <w:spacing w:line="360" w:lineRule="auto"/>
+        <w:textAlignment w:val="auto"/>
+        <w:rPr>
+          <w:rStyle w:val="14"/>
+          <w:rFonts w:hint="default" w:ascii="Times New Roman" w:hAnsi="Times New Roman" w:cs="Times New Roman"/>
+          <w:sz w:val="25"/>
+          <w:szCs w:val="25"/>
+          <w:lang w:val="en-US"/>
+        </w:rPr>
+      </w:pPr>
+      <w:r>
+        <w:rPr>
+          <w:rStyle w:val="14"/>
+          <w:rFonts w:hint="default" w:ascii="Times New Roman" w:hAnsi="Times New Roman" w:cs="Times New Roman"/>
+          <w:lang w:val="en-US"/>
+        </w:rPr>
+        <w:t>Part A: Introduction</w:t>
+      </w:r>
+      <w:r>
+        <w:rPr>
+          <w:rStyle w:val="14"/>
+          <w:rFonts w:hint="default" w:ascii="Times New Roman" w:hAnsi="Times New Roman" w:cs="Times New Roman"/>
+          <w:lang w:val="en-US"/>
+        </w:rPr>
+        <w:tab/>
+        <w:t>…………………………………………..</w:t>
+      </w:r>
+      <w:r>
+        <w:rPr>
+          <w:rStyle w:val="14"/>
+          <w:rFonts w:hint="default" w:ascii="Times New Roman" w:hAnsi="Times New Roman" w:cs="Times New Roman"/>
+          <w:sz w:val="25"/>
+          <w:szCs w:val="25"/>
+          <w:lang w:val="en-US"/>
+        </w:rPr>
+        <w:t>4</w:t>
+      </w:r>
+    </w:p>
+    <w:p>
+      <w:pPr>
+        <w:keepNext w:val="0"/>
+        <w:keepLines w:val="0"/>
+        <w:pageBreakBefore w:val="0"/>
+        <w:widowControl/>
+        <w:tabs>
+          <w:tab w:val="right" w:leader="dot" w:pos="3360"/>
+        </w:tabs>
+        <w:kinsoku/>
+        <w:wordWrap/>
+        <w:overflowPunct/>
+        <w:topLinePunct w:val="0"/>
+        <w:autoSpaceDE/>
+        <w:autoSpaceDN/>
         <w:bidi w:val="0"/>
+        <w:adjustRightInd/>
+        <w:snapToGrid/>
         <w:spacing w:line="360" w:lineRule="auto"/>
-        <w:jc w:val="left"/>
-        <w:rPr>
-          <w:rFonts w:hint="default" w:ascii="Times New Roman" w:hAnsi="Times New Roman" w:cs="Times New Roman"/>
+        <w:textAlignment w:val="auto"/>
+        <w:rPr>
+          <w:rStyle w:val="14"/>
+          <w:rFonts w:hint="default" w:ascii="Times New Roman" w:hAnsi="Times New Roman" w:cs="Times New Roman"/>
+          <w:sz w:val="25"/>
           <w:szCs w:val="25"/>
           <w:lang w:val="en-US"/>
         </w:rPr>
       </w:pPr>
       <w:r>
         <w:rPr>
-          <w:rFonts w:hint="default" w:ascii="Times New Roman" w:hAnsi="Times New Roman" w:cs="Times New Roman"/>
-          <w:b/>
-          <w:bCs/>
+          <w:rStyle w:val="14"/>
+          <w:rFonts w:hint="default" w:ascii="Times New Roman" w:hAnsi="Times New Roman" w:cs="Times New Roman"/>
           <w:sz w:val="32"/>
           <w:szCs w:val="32"/>
           <w:lang w:val="en-US"/>
         </w:rPr>
-        <w:t>Part A: Introduction..................................................................</w:t>
-      </w:r>
-      <w:r>
-        <w:rPr>
-          <w:rFonts w:hint="default" w:ascii="Times New Roman" w:hAnsi="Times New Roman" w:cs="Times New Roman"/>
-          <w:b/>
-          <w:bCs/>
+        <w:t>Part B: Project Overview………………………………..……</w:t>
+      </w:r>
+      <w:r>
+        <w:rPr>
+          <w:rStyle w:val="14"/>
+          <w:rFonts w:hint="default" w:ascii="Times New Roman" w:hAnsi="Times New Roman" w:cs="Times New Roman"/>
           <w:sz w:val="25"/>
           <w:szCs w:val="25"/>
           <w:lang w:val="en-US"/>
@@ -1360,13 +1404,28 @@
     </w:p>
     <w:p>
       <w:pPr>
+        <w:keepNext w:val="0"/>
+        <w:keepLines w:val="0"/>
+        <w:pageBreakBefore w:val="0"/>
+        <w:widowControl/>
+        <w:tabs>
+          <w:tab w:val="right" w:leader="dot" w:pos="3360"/>
+        </w:tabs>
+        <w:kinsoku/>
+        <w:wordWrap/>
+        <w:overflowPunct/>
+        <w:topLinePunct w:val="0"/>
+        <w:autoSpaceDE/>
+        <w:autoSpaceDN/>
         <w:bidi w:val="0"/>
+        <w:adjustRightInd/>
+        <w:snapToGrid/>
         <w:spacing w:line="360" w:lineRule="auto"/>
-        <w:jc w:val="left"/>
-        <w:rPr>
-          <w:rFonts w:hint="default" w:ascii="Times New Roman" w:hAnsi="Times New Roman" w:cs="Times New Roman"/>
-          <w:b/>
-          <w:bCs/>
+        <w:ind w:left="400" w:leftChars="100" w:firstLine="0" w:firstLineChars="0"/>
+        <w:textAlignment w:val="auto"/>
+        <w:rPr>
+          <w:rStyle w:val="14"/>
+          <w:rFonts w:hint="default" w:ascii="Times New Roman" w:hAnsi="Times New Roman" w:cs="Times New Roman"/>
           <w:sz w:val="25"/>
           <w:szCs w:val="25"/>
           <w:lang w:val="en-US"/>
@@ -1374,25 +1433,112 @@
       </w:pPr>
       <w:r>
         <w:rPr>
-          <w:rFonts w:hint="default" w:ascii="Times New Roman" w:hAnsi="Times New Roman" w:cs="Times New Roman"/>
-          <w:b/>
-          <w:bCs/>
+          <w:rStyle w:val="14"/>
+          <w:rFonts w:hint="default" w:ascii="Times New Roman" w:hAnsi="Times New Roman" w:cs="Times New Roman"/>
+          <w:sz w:val="28"/>
+          <w:szCs w:val="28"/>
+          <w:lang w:val="en-US"/>
+        </w:rPr>
+        <w:t>2.1: Domain Vocabulary</w:t>
+      </w:r>
+      <w:r>
+        <w:rPr>
+          <w:rStyle w:val="14"/>
+          <w:rFonts w:hint="default" w:ascii="Times New Roman" w:hAnsi="Times New Roman" w:cs="Times New Roman"/>
           <w:sz w:val="32"/>
           <w:szCs w:val="32"/>
           <w:lang w:val="en-US"/>
         </w:rPr>
-        <w:t>Part B: Project Overview..........................................................</w:t>
-      </w:r>
-      <w:r>
-        <w:rPr>
-          <w:rFonts w:hint="default" w:ascii="Times New Roman" w:hAnsi="Times New Roman" w:cs="Times New Roman"/>
-          <w:b/>
-          <w:bCs/>
+        <w:t>………………………………………</w:t>
+      </w:r>
+      <w:r>
+        <w:rPr>
+          <w:rStyle w:val="14"/>
+          <w:rFonts w:hint="default" w:ascii="Times New Roman" w:hAnsi="Times New Roman" w:cs="Times New Roman"/>
           <w:sz w:val="25"/>
           <w:szCs w:val="25"/>
           <w:lang w:val="en-US"/>
         </w:rPr>
         <w:t>4</w:t>
+      </w:r>
+    </w:p>
+    <w:p>
+      <w:pPr>
+        <w:keepNext w:val="0"/>
+        <w:keepLines w:val="0"/>
+        <w:pageBreakBefore w:val="0"/>
+        <w:widowControl/>
+        <w:tabs>
+          <w:tab w:val="right" w:leader="dot" w:pos="3360"/>
+        </w:tabs>
+        <w:kinsoku/>
+        <w:wordWrap/>
+        <w:overflowPunct/>
+        <w:topLinePunct w:val="0"/>
+        <w:autoSpaceDE/>
+        <w:autoSpaceDN/>
+        <w:bidi w:val="0"/>
+        <w:adjustRightInd/>
+        <w:snapToGrid/>
+        <w:spacing w:line="360" w:lineRule="auto"/>
+        <w:ind w:left="400" w:leftChars="100" w:firstLine="0" w:firstLineChars="0"/>
+        <w:textAlignment w:val="auto"/>
+        <w:rPr>
+          <w:rFonts w:hint="default" w:ascii="Times New Roman" w:hAnsi="Times New Roman" w:cs="Times New Roman"/>
+          <w:b/>
+          <w:bCs/>
+          <w:sz w:val="25"/>
+          <w:szCs w:val="25"/>
+          <w:lang w:val="en-US"/>
+        </w:rPr>
+      </w:pPr>
+      <w:r>
+        <w:rPr>
+          <w:rStyle w:val="14"/>
+          <w:rFonts w:hint="default" w:ascii="Times New Roman" w:hAnsi="Times New Roman" w:cs="Times New Roman"/>
+          <w:sz w:val="28"/>
+          <w:szCs w:val="28"/>
+          <w:lang w:val="en-US"/>
+        </w:rPr>
+        <w:t>2.2: Project Goals</w:t>
+      </w:r>
+      <w:r>
+        <w:rPr>
+          <w:rStyle w:val="14"/>
+          <w:rFonts w:hint="default" w:ascii="Times New Roman" w:hAnsi="Times New Roman" w:cs="Times New Roman"/>
+          <w:sz w:val="32"/>
+          <w:szCs w:val="32"/>
+          <w:lang w:val="en-US"/>
+        </w:rPr>
+        <w:t>……………………………………………..</w:t>
+      </w:r>
+      <w:r>
+        <w:rPr>
+          <w:rStyle w:val="14"/>
+          <w:rFonts w:hint="default" w:ascii="Times New Roman" w:hAnsi="Times New Roman" w:cs="Times New Roman"/>
+          <w:sz w:val="25"/>
+          <w:szCs w:val="25"/>
+          <w:lang w:val="en-US"/>
+        </w:rPr>
+        <w:t>5</w:t>
+      </w:r>
+      <w:r>
+        <w:rPr>
+          <w:rFonts w:hint="default" w:ascii="Times New Roman" w:hAnsi="Times New Roman" w:cs="Times New Roman"/>
+        </w:rPr>
+        <w:fldChar w:fldCharType="begin"/>
+      </w:r>
+      <w:r>
+        <w:rPr>
+          <w:rFonts w:hint="default" w:ascii="Times New Roman" w:hAnsi="Times New Roman" w:cs="Times New Roman"/>
+        </w:rPr>
+        <w:instrText xml:space="preserve">TOC \o "1-3" \h \u </w:instrText>
+      </w:r>
+      <w:r>
+        <w:rPr>
+          <w:rFonts w:hint="default" w:ascii="Times New Roman" w:hAnsi="Times New Roman" w:cs="Times New Roman"/>
+        </w:rPr>
+        <w:fldChar w:fldCharType="separate"/>
       </w:r>
     </w:p>
     <w:p>
@@ -1400,33 +1546,183 @@
         <w:bidi w:val="0"/>
         <w:spacing w:line="360" w:lineRule="auto"/>
         <w:ind w:left="400" w:leftChars="100" w:firstLine="0" w:firstLineChars="0"/>
-        <w:jc w:val="left"/>
-        <w:rPr>
-          <w:rFonts w:hint="default" w:ascii="Times New Roman" w:hAnsi="Times New Roman" w:cs="Times New Roman"/>
-          <w:lang w:val="en-US"/>
-        </w:rPr>
-      </w:pPr>
-      <w:r>
-        <w:rPr>
-          <w:rFonts w:hint="default" w:ascii="Times New Roman" w:hAnsi="Times New Roman" w:cs="Times New Roman"/>
-          <w:b/>
-          <w:bCs/>
+        <w:rPr>
+          <w:rFonts w:hint="default" w:ascii="Times New Roman" w:hAnsi="Times New Roman" w:cs="Times New Roman"/>
+          <w:b/>
+          <w:bCs/>
+          <w:sz w:val="25"/>
+          <w:szCs w:val="25"/>
+          <w:lang w:val="en-US"/>
+        </w:rPr>
+      </w:pPr>
+      <w:r>
+        <w:rPr>
+          <w:rStyle w:val="14"/>
+          <w:rFonts w:hint="default" w:ascii="Times New Roman" w:hAnsi="Times New Roman" w:cs="Times New Roman"/>
           <w:sz w:val="28"/>
           <w:szCs w:val="28"/>
           <w:lang w:val="en-US"/>
         </w:rPr>
-        <w:t>2.1 Domain Vocabulary......................................................................</w:t>
-      </w:r>
-      <w:r>
-        <w:rPr>
-          <w:rFonts w:hint="default" w:ascii="Times New Roman" w:hAnsi="Times New Roman" w:cs="Times New Roman"/>
-          <w:b/>
-          <w:bCs/>
+        <w:t>2.3: Project Scope</w:t>
+      </w:r>
+      <w:r>
+        <w:rPr>
+          <w:rStyle w:val="14"/>
+          <w:rFonts w:hint="default" w:ascii="Times New Roman" w:hAnsi="Times New Roman" w:cs="Times New Roman"/>
+          <w:sz w:val="32"/>
+          <w:szCs w:val="32"/>
+          <w:lang w:val="en-US"/>
+        </w:rPr>
+        <w:t>……………………………………………..</w:t>
+      </w:r>
+      <w:r>
+        <w:rPr>
+          <w:rStyle w:val="14"/>
+          <w:rFonts w:hint="default" w:ascii="Times New Roman" w:hAnsi="Times New Roman" w:cs="Times New Roman"/>
           <w:sz w:val="25"/>
           <w:szCs w:val="25"/>
           <w:lang w:val="en-US"/>
         </w:rPr>
-        <w:t>4</w:t>
+        <w:t>6</w:t>
+      </w:r>
+    </w:p>
+    <w:p>
+      <w:pPr>
+        <w:bidi w:val="0"/>
+        <w:spacing w:line="360" w:lineRule="auto"/>
+        <w:ind w:left="800" w:leftChars="200" w:firstLine="0" w:firstLineChars="0"/>
+        <w:rPr>
+          <w:rFonts w:hint="default" w:ascii="Times New Roman" w:hAnsi="Times New Roman" w:cs="Times New Roman"/>
+          <w:b/>
+          <w:bCs/>
+          <w:sz w:val="25"/>
+          <w:szCs w:val="25"/>
+          <w:lang w:val="en-US"/>
+        </w:rPr>
+      </w:pPr>
+      <w:r>
+        <w:rPr>
+          <w:rStyle w:val="14"/>
+          <w:rFonts w:hint="default" w:ascii="Times New Roman" w:hAnsi="Times New Roman" w:cs="Times New Roman"/>
+          <w:sz w:val="28"/>
+          <w:szCs w:val="28"/>
+          <w:lang w:val="en-US"/>
+        </w:rPr>
+        <w:t>2.3.1 : In Scope</w:t>
+      </w:r>
+      <w:r>
+        <w:rPr>
+          <w:rStyle w:val="14"/>
+          <w:rFonts w:hint="default" w:ascii="Times New Roman" w:hAnsi="Times New Roman" w:cs="Times New Roman"/>
+          <w:sz w:val="32"/>
+          <w:szCs w:val="32"/>
+          <w:lang w:val="en-US"/>
+        </w:rPr>
+        <w:t>…………………………………………….</w:t>
+      </w:r>
+      <w:r>
+        <w:rPr>
+          <w:rStyle w:val="14"/>
+          <w:rFonts w:hint="default" w:ascii="Times New Roman" w:hAnsi="Times New Roman" w:cs="Times New Roman"/>
+          <w:sz w:val="25"/>
+          <w:szCs w:val="25"/>
+          <w:lang w:val="en-US"/>
+        </w:rPr>
+        <w:t>6</w:t>
+      </w:r>
+    </w:p>
+    <w:p>
+      <w:pPr>
+        <w:bidi w:val="0"/>
+        <w:spacing w:line="360" w:lineRule="auto"/>
+        <w:ind w:left="800" w:leftChars="200" w:firstLine="0" w:firstLineChars="0"/>
+        <w:rPr>
+          <w:rFonts w:hint="default" w:ascii="Times New Roman" w:hAnsi="Times New Roman" w:cs="Times New Roman"/>
+          <w:b/>
+          <w:bCs/>
+          <w:sz w:val="25"/>
+          <w:szCs w:val="25"/>
+          <w:lang w:val="en-US"/>
+        </w:rPr>
+      </w:pPr>
+      <w:r>
+        <w:rPr>
+          <w:rStyle w:val="14"/>
+          <w:rFonts w:hint="default" w:ascii="Times New Roman" w:hAnsi="Times New Roman" w:cs="Times New Roman"/>
+          <w:sz w:val="28"/>
+          <w:szCs w:val="28"/>
+          <w:lang w:val="en-US"/>
+        </w:rPr>
+        <w:t>2.3.1 : Out of  Scope</w:t>
+      </w:r>
+      <w:r>
+        <w:rPr>
+          <w:rStyle w:val="14"/>
+          <w:rFonts w:hint="default" w:ascii="Times New Roman" w:hAnsi="Times New Roman" w:cs="Times New Roman"/>
+          <w:sz w:val="32"/>
+          <w:szCs w:val="32"/>
+          <w:lang w:val="en-US"/>
+        </w:rPr>
+        <w:t>………………………………………..</w:t>
+      </w:r>
+      <w:r>
+        <w:rPr>
+          <w:rStyle w:val="14"/>
+          <w:rFonts w:hint="default" w:ascii="Times New Roman" w:hAnsi="Times New Roman" w:cs="Times New Roman"/>
+          <w:sz w:val="25"/>
+          <w:szCs w:val="25"/>
+          <w:lang w:val="en-US"/>
+        </w:rPr>
+        <w:t>6</w:t>
+      </w:r>
+    </w:p>
+    <w:p>
+      <w:pPr>
+        <w:keepNext w:val="0"/>
+        <w:keepLines w:val="0"/>
+        <w:pageBreakBefore w:val="0"/>
+        <w:widowControl/>
+        <w:tabs>
+          <w:tab w:val="right" w:leader="dot" w:pos="3360"/>
+        </w:tabs>
+        <w:kinsoku/>
+        <w:wordWrap/>
+        <w:overflowPunct/>
+        <w:topLinePunct w:val="0"/>
+        <w:autoSpaceDE/>
+        <w:autoSpaceDN/>
+        <w:bidi w:val="0"/>
+        <w:adjustRightInd/>
+        <w:snapToGrid/>
+        <w:spacing w:line="360" w:lineRule="auto"/>
+        <w:textAlignment w:val="auto"/>
+        <w:rPr>
+          <w:rStyle w:val="14"/>
+          <w:rFonts w:hint="default" w:ascii="Times New Roman" w:hAnsi="Times New Roman" w:cs="Times New Roman"/>
+          <w:sz w:val="25"/>
+          <w:szCs w:val="25"/>
+          <w:lang w:val="en-US"/>
+        </w:rPr>
+      </w:pPr>
+      <w:r>
+        <w:rPr>
+          <w:rStyle w:val="14"/>
+          <w:rFonts w:hint="default" w:ascii="Times New Roman" w:hAnsi="Times New Roman" w:cs="Times New Roman"/>
+          <w:sz w:val="32"/>
+          <w:szCs w:val="32"/>
+          <w:lang w:val="en-US"/>
+        </w:rPr>
+        <w:t>Part C: Problem Domain………………………………..…….</w:t>
+      </w:r>
+      <w:r>
+        <w:rPr>
+          <w:rStyle w:val="14"/>
+          <w:rFonts w:hint="default" w:ascii="Times New Roman" w:hAnsi="Times New Roman" w:cs="Times New Roman"/>
+          <w:sz w:val="25"/>
+          <w:szCs w:val="25"/>
+          <w:lang w:val="en-US"/>
+        </w:rPr>
+        <w:t>7</w:t>
       </w:r>
     </w:p>
     <w:p>
@@ -1434,7 +1730,6 @@
         <w:bidi w:val="0"/>
         <w:spacing w:line="360" w:lineRule="auto"/>
         <w:ind w:left="400" w:leftChars="100" w:firstLine="0" w:firstLineChars="0"/>
-        <w:jc w:val="left"/>
         <w:rPr>
           <w:rFonts w:hint="default" w:ascii="Times New Roman" w:hAnsi="Times New Roman" w:cs="Times New Roman"/>
           <w:b/>
@@ -1446,25 +1741,83 @@
       </w:pPr>
       <w:r>
         <w:rPr>
-          <w:rFonts w:hint="default" w:ascii="Times New Roman" w:hAnsi="Times New Roman" w:cs="Times New Roman"/>
-          <w:b/>
-          <w:bCs/>
+          <w:rStyle w:val="14"/>
+          <w:rFonts w:hint="default" w:ascii="Times New Roman" w:hAnsi="Times New Roman" w:cs="Times New Roman"/>
           <w:sz w:val="28"/>
           <w:szCs w:val="28"/>
           <w:lang w:val="en-US"/>
         </w:rPr>
-        <w:t>2.2 Project Goals.................................................................................</w:t>
-      </w:r>
-      <w:r>
-        <w:rPr>
-          <w:rFonts w:hint="default" w:ascii="Times New Roman" w:hAnsi="Times New Roman" w:cs="Times New Roman"/>
-          <w:b/>
-          <w:bCs/>
+        <w:t>3</w:t>
+      </w:r>
+      <w:r>
+        <w:rPr>
+          <w:rStyle w:val="14"/>
+          <w:rFonts w:hint="default" w:ascii="Times New Roman" w:hAnsi="Times New Roman" w:cs="Times New Roman"/>
+          <w:sz w:val="28"/>
+          <w:szCs w:val="28"/>
+          <w:lang w:val="en-US"/>
+        </w:rPr>
+        <w:t xml:space="preserve">.1: </w:t>
+      </w:r>
+      <w:r>
+        <w:rPr>
+          <w:rStyle w:val="14"/>
+          <w:rFonts w:hint="default" w:ascii="Times New Roman" w:hAnsi="Times New Roman" w:cs="Times New Roman"/>
+          <w:sz w:val="28"/>
+          <w:szCs w:val="28"/>
+          <w:lang w:val="en-US"/>
+        </w:rPr>
+        <w:t>Pain Points</w:t>
+      </w:r>
+      <w:r>
+        <w:rPr>
+          <w:rStyle w:val="14"/>
+          <w:rFonts w:hint="default" w:ascii="Times New Roman" w:hAnsi="Times New Roman" w:cs="Times New Roman"/>
+          <w:sz w:val="32"/>
+          <w:szCs w:val="32"/>
+          <w:lang w:val="en-US"/>
+        </w:rPr>
+        <w:t>…</w:t>
+      </w:r>
+      <w:r>
+        <w:rPr>
+          <w:rStyle w:val="14"/>
+          <w:rFonts w:hint="default" w:ascii="Times New Roman" w:hAnsi="Times New Roman" w:cs="Times New Roman"/>
+          <w:sz w:val="32"/>
+          <w:szCs w:val="32"/>
+          <w:lang w:val="en-US"/>
+        </w:rPr>
+        <w:t>...</w:t>
+      </w:r>
+      <w:r>
+        <w:rPr>
+          <w:rStyle w:val="14"/>
+          <w:rFonts w:hint="default" w:ascii="Times New Roman" w:hAnsi="Times New Roman" w:cs="Times New Roman"/>
+          <w:sz w:val="32"/>
+          <w:szCs w:val="32"/>
+          <w:lang w:val="en-US"/>
+        </w:rPr>
+        <w:t>…………………………………</w:t>
+      </w:r>
+      <w:r>
+        <w:rPr>
+          <w:rStyle w:val="14"/>
+          <w:rFonts w:hint="default" w:ascii="Times New Roman" w:hAnsi="Times New Roman" w:cs="Times New Roman"/>
+          <w:sz w:val="32"/>
+          <w:szCs w:val="32"/>
+          <w:lang w:val="en-US"/>
+        </w:rPr>
+        <w:t>..............</w:t>
+      </w:r>
+      <w:r>
+        <w:rPr>
+          <w:rStyle w:val="14"/>
+          <w:rFonts w:hint="default" w:ascii="Times New Roman" w:hAnsi="Times New Roman" w:cs="Times New Roman"/>
           <w:sz w:val="25"/>
           <w:szCs w:val="25"/>
           <w:lang w:val="en-US"/>
         </w:rPr>
-        <w:t>5</w:t>
+        <w:t>7</w:t>
       </w:r>
     </w:p>
     <w:p>
@@ -1472,7 +1825,6 @@
         <w:bidi w:val="0"/>
         <w:spacing w:line="360" w:lineRule="auto"/>
         <w:ind w:left="400" w:leftChars="100" w:firstLine="0" w:firstLineChars="0"/>
-        <w:jc w:val="left"/>
         <w:rPr>
           <w:rFonts w:hint="default" w:ascii="Times New Roman" w:hAnsi="Times New Roman" w:cs="Times New Roman"/>
           <w:b/>
@@ -1484,25 +1836,83 @@
       </w:pPr>
       <w:r>
         <w:rPr>
-          <w:rFonts w:hint="default" w:ascii="Times New Roman" w:hAnsi="Times New Roman" w:cs="Times New Roman"/>
-          <w:b/>
-          <w:bCs/>
+          <w:rStyle w:val="14"/>
+          <w:rFonts w:hint="default" w:ascii="Times New Roman" w:hAnsi="Times New Roman" w:cs="Times New Roman"/>
           <w:sz w:val="28"/>
           <w:szCs w:val="28"/>
           <w:lang w:val="en-US"/>
         </w:rPr>
-        <w:t>2.3 Assumptions...................................................................................</w:t>
-      </w:r>
-      <w:r>
-        <w:rPr>
-          <w:rFonts w:hint="default" w:ascii="Times New Roman" w:hAnsi="Times New Roman" w:cs="Times New Roman"/>
-          <w:b/>
-          <w:bCs/>
+        <w:t>3.</w:t>
+      </w:r>
+      <w:r>
+        <w:rPr>
+          <w:rStyle w:val="14"/>
+          <w:rFonts w:hint="default" w:ascii="Times New Roman" w:hAnsi="Times New Roman" w:cs="Times New Roman"/>
+          <w:sz w:val="28"/>
+          <w:szCs w:val="28"/>
+          <w:lang w:val="en-US"/>
+        </w:rPr>
+        <w:t>2</w:t>
+      </w:r>
+      <w:r>
+        <w:rPr>
+          <w:rStyle w:val="14"/>
+          <w:rFonts w:hint="default" w:ascii="Times New Roman" w:hAnsi="Times New Roman" w:cs="Times New Roman"/>
+          <w:sz w:val="28"/>
+          <w:szCs w:val="28"/>
+          <w:lang w:val="en-US"/>
+        </w:rPr>
+        <w:t xml:space="preserve">: </w:t>
+      </w:r>
+      <w:r>
+        <w:rPr>
+          <w:rStyle w:val="14"/>
+          <w:rFonts w:hint="default" w:ascii="Times New Roman" w:hAnsi="Times New Roman" w:cs="Times New Roman"/>
+          <w:sz w:val="28"/>
+          <w:szCs w:val="28"/>
+          <w:lang w:val="en-US"/>
+        </w:rPr>
+        <w:t>Domain Entities</w:t>
+      </w:r>
+      <w:r>
+        <w:rPr>
+          <w:rStyle w:val="14"/>
+          <w:rFonts w:hint="default" w:ascii="Times New Roman" w:hAnsi="Times New Roman" w:cs="Times New Roman"/>
+          <w:sz w:val="32"/>
+          <w:szCs w:val="32"/>
+          <w:lang w:val="en-US"/>
+        </w:rPr>
+        <w:t>…...………………………………….....</w:t>
+      </w:r>
+      <w:r>
+        <w:rPr>
+          <w:rStyle w:val="14"/>
+          <w:rFonts w:hint="default" w:ascii="Times New Roman" w:hAnsi="Times New Roman" w:cs="Times New Roman"/>
+          <w:sz w:val="32"/>
+          <w:szCs w:val="32"/>
+          <w:lang w:val="en-US"/>
+        </w:rPr>
+        <w:t>.</w:t>
+      </w:r>
+      <w:r>
+        <w:rPr>
+          <w:rStyle w:val="14"/>
+          <w:rFonts w:hint="default" w:ascii="Times New Roman" w:hAnsi="Times New Roman" w:cs="Times New Roman"/>
+          <w:sz w:val="32"/>
+          <w:szCs w:val="32"/>
+          <w:lang w:val="en-US"/>
+        </w:rPr>
+        <w:t>.</w:t>
+      </w:r>
+      <w:r>
+        <w:rPr>
+          <w:rStyle w:val="14"/>
+          <w:rFonts w:hint="default" w:ascii="Times New Roman" w:hAnsi="Times New Roman" w:cs="Times New Roman"/>
           <w:sz w:val="25"/>
           <w:szCs w:val="25"/>
           <w:lang w:val="en-US"/>
         </w:rPr>
-        <w:t>6</w:t>
+        <w:t>7</w:t>
       </w:r>
     </w:p>
     <w:p>
@@ -1510,7 +1920,6 @@
         <w:bidi w:val="0"/>
         <w:spacing w:line="360" w:lineRule="auto"/>
         <w:ind w:left="400" w:leftChars="100" w:firstLine="0" w:firstLineChars="0"/>
-        <w:jc w:val="left"/>
         <w:rPr>
           <w:rFonts w:hint="default" w:ascii="Times New Roman" w:hAnsi="Times New Roman" w:cs="Times New Roman"/>
           <w:b/>
@@ -1522,268 +1931,104 @@
       </w:pPr>
       <w:r>
         <w:rPr>
-          <w:rFonts w:hint="default" w:ascii="Times New Roman" w:hAnsi="Times New Roman" w:cs="Times New Roman"/>
-          <w:b/>
-          <w:bCs/>
+          <w:rStyle w:val="14"/>
+          <w:rFonts w:hint="default" w:ascii="Times New Roman" w:hAnsi="Times New Roman" w:cs="Times New Roman"/>
           <w:sz w:val="28"/>
           <w:szCs w:val="28"/>
           <w:lang w:val="en-US"/>
         </w:rPr>
-        <w:t xml:space="preserve">2.4 </w:t>
-      </w:r>
-      <w:r>
-        <w:rPr>
-          <w:rFonts w:hint="default" w:cs="Times New Roman"/>
-          <w:b/>
-          <w:bCs/>
+        <w:t>3.</w:t>
+      </w:r>
+      <w:r>
+        <w:rPr>
+          <w:rStyle w:val="14"/>
+          <w:rFonts w:hint="default" w:ascii="Times New Roman" w:hAnsi="Times New Roman" w:cs="Times New Roman"/>
           <w:sz w:val="28"/>
           <w:szCs w:val="28"/>
           <w:lang w:val="en-US"/>
         </w:rPr>
-        <w:t xml:space="preserve">Project </w:t>
-      </w:r>
-      <w:r>
-        <w:rPr>
-          <w:rFonts w:hint="default" w:ascii="Times New Roman" w:hAnsi="Times New Roman" w:cs="Times New Roman"/>
-          <w:b/>
-          <w:bCs/>
+        <w:t>3</w:t>
+      </w:r>
+      <w:r>
+        <w:rPr>
+          <w:rStyle w:val="14"/>
+          <w:rFonts w:hint="default" w:ascii="Times New Roman" w:hAnsi="Times New Roman" w:cs="Times New Roman"/>
           <w:sz w:val="28"/>
           <w:szCs w:val="28"/>
           <w:lang w:val="en-US"/>
         </w:rPr>
-        <w:t>Scope......................................................................</w:t>
-      </w:r>
-      <w:r>
-        <w:rPr>
-          <w:rFonts w:hint="default" w:cs="Times New Roman"/>
-          <w:b/>
-          <w:bCs/>
+        <w:t xml:space="preserve">: </w:t>
+      </w:r>
+      <w:r>
+        <w:rPr>
+          <w:rStyle w:val="14"/>
+          <w:rFonts w:hint="default" w:ascii="Times New Roman" w:hAnsi="Times New Roman" w:cs="Times New Roman"/>
           <w:sz w:val="28"/>
           <w:szCs w:val="28"/>
           <w:lang w:val="en-US"/>
         </w:rPr>
-        <w:t>...........</w:t>
-      </w:r>
-      <w:r>
-        <w:rPr>
-          <w:rFonts w:hint="default" w:ascii="Times New Roman" w:hAnsi="Times New Roman" w:cs="Times New Roman"/>
-          <w:b/>
-          <w:bCs/>
+        <w:t>Actors</w:t>
+      </w:r>
+      <w:r>
+        <w:rPr>
+          <w:rStyle w:val="14"/>
+          <w:rFonts w:hint="default" w:ascii="Times New Roman" w:hAnsi="Times New Roman" w:cs="Times New Roman"/>
+          <w:sz w:val="32"/>
+          <w:szCs w:val="32"/>
+          <w:lang w:val="en-US"/>
+        </w:rPr>
+        <w:t>…...…………</w:t>
+      </w:r>
+      <w:r>
+        <w:rPr>
+          <w:rStyle w:val="14"/>
+          <w:rFonts w:hint="default" w:ascii="Times New Roman" w:hAnsi="Times New Roman" w:cs="Times New Roman"/>
+          <w:sz w:val="32"/>
+          <w:szCs w:val="32"/>
+          <w:lang w:val="en-US"/>
+        </w:rPr>
+        <w:t>..............</w:t>
+      </w:r>
+      <w:r>
+        <w:rPr>
+          <w:rStyle w:val="14"/>
+          <w:rFonts w:hint="default" w:ascii="Times New Roman" w:hAnsi="Times New Roman" w:cs="Times New Roman"/>
+          <w:sz w:val="32"/>
+          <w:szCs w:val="32"/>
+          <w:lang w:val="en-US"/>
+        </w:rPr>
+        <w:t>……………………….....</w:t>
+      </w:r>
+      <w:r>
+        <w:rPr>
+          <w:rStyle w:val="14"/>
+          <w:rFonts w:hint="default" w:ascii="Times New Roman" w:hAnsi="Times New Roman" w:cs="Times New Roman"/>
+          <w:sz w:val="32"/>
+          <w:szCs w:val="32"/>
+          <w:lang w:val="en-US"/>
+        </w:rPr>
+        <w:t>.</w:t>
+      </w:r>
+      <w:r>
+        <w:rPr>
+          <w:rStyle w:val="14"/>
+          <w:rFonts w:hint="default" w:ascii="Times New Roman" w:hAnsi="Times New Roman" w:cs="Times New Roman"/>
+          <w:sz w:val="32"/>
+          <w:szCs w:val="32"/>
+          <w:lang w:val="en-US"/>
+        </w:rPr>
+        <w:t>.</w:t>
+      </w:r>
+      <w:r>
+        <w:rPr>
+          <w:rStyle w:val="14"/>
+          <w:rFonts w:hint="default" w:ascii="Times New Roman" w:hAnsi="Times New Roman" w:cs="Times New Roman"/>
           <w:sz w:val="25"/>
           <w:szCs w:val="25"/>
           <w:lang w:val="en-US"/>
         </w:rPr>
-        <w:t>6</w:t>
-      </w:r>
-    </w:p>
-    <w:p>
-      <w:pPr>
-        <w:bidi w:val="0"/>
-        <w:spacing w:line="360" w:lineRule="auto"/>
-        <w:ind w:left="800" w:leftChars="200" w:firstLine="0" w:firstLineChars="0"/>
-        <w:jc w:val="left"/>
-        <w:rPr>
-          <w:rFonts w:hint="default" w:ascii="Times New Roman" w:hAnsi="Times New Roman" w:cs="Times New Roman"/>
-          <w:b/>
-          <w:bCs/>
-          <w:sz w:val="25"/>
-          <w:szCs w:val="25"/>
-          <w:lang w:val="en-US"/>
-        </w:rPr>
-      </w:pPr>
-      <w:r>
-        <w:rPr>
-          <w:rFonts w:hint="default" w:ascii="Times New Roman" w:hAnsi="Times New Roman" w:cs="Times New Roman"/>
-          <w:b/>
-          <w:bCs/>
-          <w:sz w:val="25"/>
-          <w:szCs w:val="25"/>
-          <w:lang w:val="en-US"/>
-        </w:rPr>
-        <w:t>2.4</w:t>
-      </w:r>
-      <w:r>
-        <w:rPr>
-          <w:rFonts w:hint="default" w:cs="Times New Roman"/>
-          <w:b/>
-          <w:bCs/>
-          <w:sz w:val="25"/>
-          <w:szCs w:val="25"/>
-          <w:lang w:val="en-US"/>
-        </w:rPr>
-        <w:t>.1 In Scope</w:t>
-      </w:r>
-      <w:r>
-        <w:rPr>
-          <w:rFonts w:hint="default" w:ascii="Times New Roman" w:hAnsi="Times New Roman" w:cs="Times New Roman"/>
-          <w:b/>
-          <w:bCs/>
-          <w:sz w:val="25"/>
-          <w:szCs w:val="25"/>
-          <w:lang w:val="en-US"/>
-        </w:rPr>
-        <w:t>..........................................................................</w:t>
-      </w:r>
-      <w:r>
-        <w:rPr>
-          <w:rFonts w:hint="default" w:cs="Times New Roman"/>
-          <w:b/>
-          <w:bCs/>
-          <w:sz w:val="25"/>
-          <w:szCs w:val="25"/>
-          <w:lang w:val="en-US"/>
-        </w:rPr>
-        <w:t>....................6</w:t>
-      </w:r>
-    </w:p>
-    <w:p>
-      <w:pPr>
-        <w:bidi w:val="0"/>
-        <w:spacing w:line="360" w:lineRule="auto"/>
-        <w:ind w:left="800" w:leftChars="200" w:firstLine="0" w:firstLineChars="0"/>
-        <w:rPr>
-          <w:rFonts w:hint="default" w:cs="Times New Roman"/>
-          <w:b/>
-          <w:bCs/>
-          <w:sz w:val="25"/>
-          <w:szCs w:val="25"/>
-          <w:lang w:val="en-US"/>
-        </w:rPr>
-      </w:pPr>
-      <w:r>
-        <w:rPr>
-          <w:rFonts w:hint="default" w:ascii="Times New Roman" w:hAnsi="Times New Roman" w:cs="Times New Roman"/>
-          <w:b/>
-          <w:bCs/>
-          <w:sz w:val="25"/>
-          <w:szCs w:val="25"/>
-          <w:lang w:val="en-US"/>
-        </w:rPr>
-        <w:t>2.4</w:t>
-      </w:r>
-      <w:r>
-        <w:rPr>
-          <w:rFonts w:hint="default" w:cs="Times New Roman"/>
-          <w:b/>
-          <w:bCs/>
-          <w:sz w:val="25"/>
-          <w:szCs w:val="25"/>
-          <w:lang w:val="en-US"/>
-        </w:rPr>
-        <w:t>.2 Out of Scope</w:t>
-      </w:r>
-      <w:r>
-        <w:rPr>
-          <w:rFonts w:hint="default" w:ascii="Times New Roman" w:hAnsi="Times New Roman" w:cs="Times New Roman"/>
-          <w:b/>
-          <w:bCs/>
-          <w:sz w:val="25"/>
-          <w:szCs w:val="25"/>
-          <w:lang w:val="en-US"/>
-        </w:rPr>
-        <w:t>..........................................................................</w:t>
-      </w:r>
-      <w:r>
-        <w:rPr>
-          <w:rFonts w:hint="default" w:cs="Times New Roman"/>
-          <w:b/>
-          <w:bCs/>
-          <w:sz w:val="25"/>
-          <w:szCs w:val="25"/>
-          <w:lang w:val="en-US"/>
-        </w:rPr>
-        <w:t>.............6</w:t>
-      </w:r>
-    </w:p>
-    <w:p>
-      <w:pPr>
-        <w:bidi w:val="0"/>
-        <w:spacing w:line="360" w:lineRule="auto"/>
-        <w:ind w:left="400" w:leftChars="100" w:firstLine="0" w:firstLineChars="0"/>
-        <w:rPr>
-          <w:rFonts w:hint="default" w:ascii="Times New Roman" w:hAnsi="Times New Roman" w:cs="Times New Roman"/>
-          <w:b/>
-          <w:bCs/>
-          <w:sz w:val="25"/>
-          <w:szCs w:val="25"/>
-          <w:lang w:val="en-US"/>
-        </w:rPr>
-      </w:pPr>
-    </w:p>
-    <w:p>
-      <w:pPr>
-        <w:bidi w:val="0"/>
-        <w:spacing w:line="360" w:lineRule="auto"/>
-        <w:ind w:left="400" w:leftChars="100" w:firstLine="0" w:firstLineChars="0"/>
-        <w:rPr>
-          <w:rFonts w:hint="default" w:ascii="Times New Roman" w:hAnsi="Times New Roman" w:cs="Times New Roman"/>
-          <w:b/>
-          <w:bCs/>
-          <w:sz w:val="25"/>
-          <w:szCs w:val="25"/>
-          <w:lang w:val="en-US"/>
-        </w:rPr>
-      </w:pPr>
-    </w:p>
-    <w:p>
-      <w:pPr>
-        <w:bidi w:val="0"/>
-        <w:spacing w:line="360" w:lineRule="auto"/>
-        <w:ind w:left="400" w:leftChars="100" w:firstLine="0" w:firstLineChars="0"/>
-        <w:rPr>
-          <w:rFonts w:hint="default" w:ascii="Times New Roman" w:hAnsi="Times New Roman" w:cs="Times New Roman"/>
-          <w:b/>
-          <w:bCs/>
-          <w:sz w:val="25"/>
-          <w:szCs w:val="25"/>
-          <w:lang w:val="en-US"/>
-        </w:rPr>
-      </w:pPr>
-    </w:p>
-    <w:p>
-      <w:pPr>
-        <w:bidi w:val="0"/>
-        <w:spacing w:line="360" w:lineRule="auto"/>
-        <w:ind w:left="400" w:leftChars="100" w:firstLine="0" w:firstLineChars="0"/>
-        <w:rPr>
-          <w:rFonts w:hint="default" w:ascii="Times New Roman" w:hAnsi="Times New Roman" w:cs="Times New Roman"/>
-          <w:b/>
-          <w:bCs/>
-          <w:sz w:val="25"/>
-          <w:szCs w:val="25"/>
-          <w:lang w:val="en-US"/>
-        </w:rPr>
-      </w:pPr>
-    </w:p>
-    <w:p>
-      <w:pPr>
-        <w:bidi w:val="0"/>
-        <w:spacing w:line="360" w:lineRule="auto"/>
-        <w:ind w:left="400" w:leftChars="100" w:firstLine="0" w:firstLineChars="0"/>
-        <w:rPr>
-          <w:rFonts w:hint="default" w:ascii="Times New Roman" w:hAnsi="Times New Roman" w:cs="Times New Roman"/>
-          <w:b/>
-          <w:bCs/>
-          <w:sz w:val="25"/>
-          <w:szCs w:val="25"/>
-          <w:lang w:val="en-US"/>
-        </w:rPr>
-      </w:pPr>
-    </w:p>
-    <w:p>
-      <w:pPr>
-        <w:bidi w:val="0"/>
-        <w:spacing w:line="360" w:lineRule="auto"/>
-        <w:ind w:left="400" w:leftChars="100" w:firstLine="0" w:firstLineChars="0"/>
-        <w:rPr>
-          <w:rFonts w:hint="default" w:ascii="Times New Roman" w:hAnsi="Times New Roman" w:cs="Times New Roman"/>
-          <w:b/>
-          <w:bCs/>
-          <w:sz w:val="25"/>
-          <w:szCs w:val="25"/>
-          <w:lang w:val="en-US"/>
-        </w:rPr>
-      </w:pPr>
+        <w:t>8</w:t>
+      </w:r>
     </w:p>
     <w:p>
       <w:pPr>
@@ -2249,7 +2494,7 @@
       </w:r>
       <w:r>
         <w:rPr>
-          <w:rFonts w:hint="default" w:cs="Times New Roman"/>
+          <w:rFonts w:hint="default" w:ascii="Times New Roman" w:hAnsi="Times New Roman" w:cs="Times New Roman"/>
           <w:i w:val="0"/>
           <w:iCs w:val="0"/>
           <w:color w:val="000000"/>
@@ -2350,7 +2595,7 @@
       </w:pPr>
       <w:r>
         <w:rPr>
-          <w:rFonts w:hint="default" w:cs="Times New Roman"/>
+          <w:rFonts w:hint="default" w:ascii="Times New Roman" w:hAnsi="Times New Roman" w:cs="Times New Roman"/>
           <w:b w:val="0"/>
           <w:bCs w:val="0"/>
           <w:i w:val="0"/>
@@ -2581,7 +2826,7 @@
       </w:r>
       <w:r>
         <w:rPr>
-          <w:rFonts w:hint="default" w:cs="Times New Roman"/>
+          <w:rFonts w:hint="default" w:ascii="Times New Roman" w:hAnsi="Times New Roman" w:cs="Times New Roman"/>
           <w:sz w:val="24"/>
           <w:szCs w:val="24"/>
           <w:lang w:val="en-US"/>
@@ -3455,7 +3700,7 @@
       </w:r>
       <w:r>
         <w:rPr>
-          <w:rFonts w:hint="default" w:cs="Times New Roman"/>
+          <w:rFonts w:hint="default" w:ascii="Times New Roman" w:hAnsi="Times New Roman" w:cs="Times New Roman"/>
           <w:sz w:val="25"/>
           <w:szCs w:val="25"/>
           <w:lang w:val="en-US"/>
@@ -3472,7 +3717,7 @@
       </w:r>
       <w:r>
         <w:rPr>
-          <w:rFonts w:hint="default" w:cs="Times New Roman"/>
+          <w:rFonts w:hint="default" w:ascii="Times New Roman" w:hAnsi="Times New Roman" w:cs="Times New Roman"/>
           <w:sz w:val="25"/>
           <w:szCs w:val="25"/>
           <w:lang w:val="en-US"/>
@@ -3577,7 +3822,7 @@
       </w:r>
       <w:r>
         <w:rPr>
-          <w:rFonts w:hint="default" w:cs="Times New Roman"/>
+          <w:rFonts w:hint="default" w:ascii="Times New Roman" w:hAnsi="Times New Roman" w:cs="Times New Roman"/>
           <w:b w:val="0"/>
           <w:bCs w:val="0"/>
           <w:sz w:val="25"/>
@@ -3598,7 +3843,7 @@
       </w:r>
       <w:r>
         <w:rPr>
-          <w:rFonts w:hint="default" w:cs="Times New Roman"/>
+          <w:rFonts w:hint="default" w:ascii="Times New Roman" w:hAnsi="Times New Roman" w:cs="Times New Roman"/>
           <w:b w:val="0"/>
           <w:bCs w:val="0"/>
           <w:sz w:val="25"/>
@@ -3619,7 +3864,7 @@
       </w:r>
       <w:r>
         <w:rPr>
-          <w:rFonts w:hint="default" w:cs="Times New Roman"/>
+          <w:rFonts w:hint="default" w:ascii="Times New Roman" w:hAnsi="Times New Roman" w:cs="Times New Roman"/>
           <w:b w:val="0"/>
           <w:bCs w:val="0"/>
           <w:sz w:val="25"/>
@@ -3761,7 +4006,7 @@
       </w:r>
       <w:r>
         <w:rPr>
-          <w:rFonts w:hint="default" w:cs="Times New Roman"/>
+          <w:rFonts w:hint="default" w:ascii="Times New Roman" w:hAnsi="Times New Roman" w:cs="Times New Roman"/>
           <w:lang w:val="en-US"/>
         </w:rPr>
         <w:t xml:space="preserve">Project </w:t>
@@ -3820,13 +4065,13 @@
         <w:spacing w:line="240" w:lineRule="auto"/>
         <w:ind w:left="800" w:leftChars="200" w:firstLine="0" w:firstLineChars="0"/>
         <w:rPr>
-          <w:rFonts w:hint="default"/>
-          <w:lang w:val="en-US"/>
-        </w:rPr>
-      </w:pPr>
-      <w:r>
-        <w:rPr>
-          <w:rFonts w:hint="default"/>
+          <w:rFonts w:hint="default" w:ascii="Times New Roman" w:hAnsi="Times New Roman" w:cs="Times New Roman"/>
+          <w:lang w:val="en-US"/>
+        </w:rPr>
+      </w:pPr>
+      <w:r>
+        <w:rPr>
+          <w:rFonts w:hint="default" w:ascii="Times New Roman" w:hAnsi="Times New Roman" w:cs="Times New Roman"/>
           <w:lang w:val="en-US"/>
         </w:rPr>
         <w:t>2.4.1 In Scope</w:t>
@@ -3849,25 +4094,35 @@
         <w:spacing w:line="240" w:lineRule="auto"/>
         <w:ind w:left="1600" w:leftChars="0" w:right="0" w:rightChars="0" w:hanging="420" w:firstLineChars="0"/>
         <w:jc w:val="both"/>
-      </w:pPr>
-      <w:r>
-        <w:rPr>
+        <w:rPr>
+          <w:rFonts w:hint="default" w:ascii="Times New Roman" w:hAnsi="Times New Roman" w:cs="Times New Roman"/>
+        </w:rPr>
+      </w:pPr>
+      <w:r>
+        <w:rPr>
+          <w:rFonts w:hint="default" w:ascii="Times New Roman" w:hAnsi="Times New Roman" w:cs="Times New Roman"/>
           <w:b/>
           <w:bCs/>
         </w:rPr>
         <w:t>Secure Customer Web Portals:</w:t>
       </w:r>
       <w:r>
+        <w:rPr>
+          <w:rFonts w:hint="default" w:ascii="Times New Roman" w:hAnsi="Times New Roman" w:cs="Times New Roman"/>
+        </w:rPr>
         <w:t xml:space="preserve"> Architecture and deployment of a secure</w:t>
       </w:r>
       <w:r>
         <w:rPr>
-          <w:rFonts w:hint="default"/>
+          <w:rFonts w:hint="default" w:ascii="Times New Roman" w:hAnsi="Times New Roman" w:cs="Times New Roman"/>
           <w:lang w:val="en-US"/>
         </w:rPr>
         <w:t xml:space="preserve"> </w:t>
       </w:r>
       <w:r>
+        <w:rPr>
+          <w:rFonts w:hint="default" w:ascii="Times New Roman" w:hAnsi="Times New Roman" w:cs="Times New Roman"/>
+        </w:rPr>
         <w:t>web portal enabling clients to authenticate, manage corporate profiles, place cargo orders, and view real-time shipping manifests.</w:t>
       </w:r>
     </w:p>
@@ -3888,15 +4143,22 @@
         <w:spacing w:line="240" w:lineRule="auto"/>
         <w:ind w:left="1600" w:leftChars="0" w:right="0" w:rightChars="0" w:hanging="420" w:firstLineChars="0"/>
         <w:jc w:val="both"/>
-      </w:pPr>
-      <w:r>
-        <w:rPr>
+        <w:rPr>
+          <w:rFonts w:hint="default" w:ascii="Times New Roman" w:hAnsi="Times New Roman" w:cs="Times New Roman"/>
+        </w:rPr>
+      </w:pPr>
+      <w:r>
+        <w:rPr>
+          <w:rFonts w:hint="default" w:ascii="Times New Roman" w:hAnsi="Times New Roman" w:cs="Times New Roman"/>
           <w:b/>
           <w:bCs/>
         </w:rPr>
         <w:t>Mobile Cargo Tracking Interfaces:</w:t>
       </w:r>
       <w:r>
+        <w:rPr>
+          <w:rFonts w:hint="default" w:ascii="Times New Roman" w:hAnsi="Times New Roman" w:cs="Times New Roman"/>
+        </w:rPr>
         <w:t xml:space="preserve"> Design of cross-platform mobile interfaces engineered to process and render continuous telemetry data, allowing users to track consignment locations and estimated times of arrival (ETA).</w:t>
       </w:r>
     </w:p>
@@ -3917,9 +4179,13 @@
         <w:spacing w:line="240" w:lineRule="auto"/>
         <w:ind w:left="1600" w:leftChars="0" w:right="0" w:rightChars="0" w:hanging="420" w:firstLineChars="0"/>
         <w:jc w:val="both"/>
-      </w:pPr>
-      <w:r>
-        <w:rPr>
+        <w:rPr>
+          <w:rFonts w:hint="default" w:ascii="Times New Roman" w:hAnsi="Times New Roman" w:cs="Times New Roman"/>
+        </w:rPr>
+      </w:pPr>
+      <w:r>
+        <w:rPr>
+          <w:rFonts w:hint="default" w:ascii="Times New Roman" w:hAnsi="Times New Roman" w:cs="Times New Roman"/>
           <w:b/>
           <w:bCs/>
         </w:rPr>
@@ -3927,7 +4193,7 @@
       </w:r>
       <w:r>
         <w:rPr>
-          <w:rFonts w:hint="default"/>
+          <w:rFonts w:hint="default" w:ascii="Times New Roman" w:hAnsi="Times New Roman" w:cs="Times New Roman"/>
           <w:b/>
           <w:bCs/>
           <w:lang w:val="en-US"/>
@@ -3936,24 +4202,29 @@
       </w:r>
       <w:r>
         <w:rPr>
+          <w:rFonts w:hint="default" w:ascii="Times New Roman" w:hAnsi="Times New Roman" w:cs="Times New Roman"/>
           <w:b/>
           <w:bCs/>
         </w:rPr>
         <w:t>Assignment Dashboards:</w:t>
       </w:r>
       <w:r>
+        <w:rPr>
+          <w:rFonts w:hint="default" w:ascii="Times New Roman" w:hAnsi="Times New Roman" w:cs="Times New Roman"/>
+        </w:rPr>
         <w:t xml:space="preserve"> Implementation of a centralized, high-concurrency dashboard </w:t>
       </w:r>
       <w:r>
         <w:rPr>
-          <w:rFonts w:hint="default"/>
+          <w:rFonts w:hint="default" w:ascii="Times New Roman" w:hAnsi="Times New Roman" w:cs="Times New Roman"/>
           <w:lang w:val="en-US"/>
         </w:rPr>
         <w:t xml:space="preserve">with role-based access </w:t>
       </w:r>
-      <w:bookmarkStart w:id="0" w:name="_GoBack"/>
-      <w:bookmarkEnd w:id="0"/>
-      <w:r>
+      <w:r>
+        <w:rPr>
+          <w:rFonts w:hint="default" w:ascii="Times New Roman" w:hAnsi="Times New Roman" w:cs="Times New Roman"/>
+        </w:rPr>
         <w:t>for dispatchers to dynamically allocate fleet resources, assign drivers, and optimize regional transit routes.</w:t>
       </w:r>
     </w:p>
@@ -3974,15 +4245,22 @@
         <w:spacing w:line="240" w:lineRule="auto"/>
         <w:ind w:left="1600" w:leftChars="0" w:right="0" w:rightChars="0" w:hanging="420" w:firstLineChars="0"/>
         <w:jc w:val="both"/>
-      </w:pPr>
-      <w:r>
-        <w:rPr>
+        <w:rPr>
+          <w:rFonts w:hint="default" w:ascii="Times New Roman" w:hAnsi="Times New Roman" w:cs="Times New Roman"/>
+        </w:rPr>
+      </w:pPr>
+      <w:r>
+        <w:rPr>
+          <w:rFonts w:hint="default" w:ascii="Times New Roman" w:hAnsi="Times New Roman" w:cs="Times New Roman"/>
           <w:b/>
           <w:bCs/>
         </w:rPr>
         <w:t>Automated Invoicing Systems:</w:t>
       </w:r>
       <w:r>
+        <w:rPr>
+          <w:rFonts w:hint="default" w:ascii="Times New Roman" w:hAnsi="Times New Roman" w:cs="Times New Roman"/>
+        </w:rPr>
         <w:t xml:space="preserve"> Development of a backend billing engine that automatically aggregates trip data, calculates tariffs, generates digital invoices, and tracks payment statuses.</w:t>
       </w:r>
     </w:p>
@@ -4003,15 +4281,22 @@
         <w:spacing w:line="240" w:lineRule="auto"/>
         <w:ind w:left="1600" w:leftChars="0" w:right="0" w:rightChars="0" w:hanging="420" w:firstLineChars="0"/>
         <w:jc w:val="both"/>
-      </w:pPr>
-      <w:r>
-        <w:rPr>
+        <w:rPr>
+          <w:rFonts w:hint="default" w:ascii="Times New Roman" w:hAnsi="Times New Roman" w:cs="Times New Roman"/>
+        </w:rPr>
+      </w:pPr>
+      <w:r>
+        <w:rPr>
+          <w:rFonts w:hint="default" w:ascii="Times New Roman" w:hAnsi="Times New Roman" w:cs="Times New Roman"/>
           <w:b/>
           <w:bCs/>
         </w:rPr>
         <w:t>Regional Analytics Engines:</w:t>
       </w:r>
       <w:r>
+        <w:rPr>
+          <w:rFonts w:hint="default" w:ascii="Times New Roman" w:hAnsi="Times New Roman" w:cs="Times New Roman"/>
+        </w:rPr>
         <w:t xml:space="preserve"> Design of a data-processing pipeline capable of aggregating regional operational metrics to generate reports on fleet efficiency, delivery delays, and resource utilization.</w:t>
       </w:r>
     </w:p>
@@ -4022,13 +4307,13 @@
         <w:spacing w:line="240" w:lineRule="auto"/>
         <w:ind w:left="800" w:leftChars="200" w:firstLine="0" w:firstLineChars="0"/>
         <w:rPr>
-          <w:rFonts w:hint="default"/>
-          <w:lang w:val="en-US"/>
-        </w:rPr>
-      </w:pPr>
-      <w:r>
-        <w:rPr>
-          <w:rFonts w:hint="default"/>
+          <w:rFonts w:hint="default" w:ascii="Times New Roman" w:hAnsi="Times New Roman" w:cs="Times New Roman"/>
+          <w:lang w:val="en-US"/>
+        </w:rPr>
+      </w:pPr>
+      <w:r>
+        <w:rPr>
+          <w:rFonts w:hint="default" w:ascii="Times New Roman" w:hAnsi="Times New Roman" w:cs="Times New Roman"/>
           <w:lang w:val="en-US"/>
         </w:rPr>
         <w:t>2.4.2 Out of Scope</w:t>
@@ -4050,9 +4335,13 @@
         </w:tabs>
         <w:ind w:left="1600" w:leftChars="0" w:hanging="420" w:firstLineChars="0"/>
         <w:jc w:val="both"/>
-      </w:pPr>
-      <w:r>
-        <w:rPr>
+        <w:rPr>
+          <w:rFonts w:hint="default" w:ascii="Times New Roman" w:hAnsi="Times New Roman" w:cs="Times New Roman"/>
+        </w:rPr>
+      </w:pPr>
+      <w:r>
+        <w:rPr>
+          <w:rFonts w:hint="default" w:ascii="Times New Roman" w:hAnsi="Times New Roman" w:cs="Times New Roman"/>
           <w:b/>
           <w:bCs/>
         </w:rPr>
@@ -4060,7 +4349,7 @@
       </w:r>
       <w:r>
         <w:rPr>
-          <w:rFonts w:hint="default"/>
+          <w:rFonts w:hint="default" w:ascii="Times New Roman" w:hAnsi="Times New Roman" w:cs="Times New Roman"/>
           <w:b/>
           <w:bCs/>
           <w:lang w:val="en-US"/>
@@ -4069,12 +4358,16 @@
       </w:r>
       <w:r>
         <w:rPr>
+          <w:rFonts w:hint="default" w:ascii="Times New Roman" w:hAnsi="Times New Roman" w:cs="Times New Roman"/>
           <w:b/>
           <w:bCs/>
         </w:rPr>
         <w:t xml:space="preserve"> Manufacturing:</w:t>
       </w:r>
       <w:r>
+        <w:rPr>
+          <w:rFonts w:hint="default" w:ascii="Times New Roman" w:hAnsi="Times New Roman" w:cs="Times New Roman"/>
+        </w:rPr>
         <w:t xml:space="preserve"> Procurement, manufacturing, or low-level firmware engineering of physical GPS tracking hardware modules or telematics equipment.</w:t>
       </w:r>
     </w:p>
@@ -4094,15 +4387,22 @@
         </w:tabs>
         <w:ind w:left="1600" w:leftChars="0" w:hanging="420" w:firstLineChars="0"/>
         <w:jc w:val="both"/>
-      </w:pPr>
-      <w:r>
-        <w:rPr>
+        <w:rPr>
+          <w:rFonts w:hint="default" w:ascii="Times New Roman" w:hAnsi="Times New Roman" w:cs="Times New Roman"/>
+        </w:rPr>
+      </w:pPr>
+      <w:r>
+        <w:rPr>
+          <w:rFonts w:hint="default" w:ascii="Times New Roman" w:hAnsi="Times New Roman" w:cs="Times New Roman"/>
           <w:b/>
           <w:bCs/>
         </w:rPr>
         <w:t>Telecommunications Infrastructure:</w:t>
       </w:r>
       <w:r>
+        <w:rPr>
+          <w:rFonts w:hint="default" w:ascii="Times New Roman" w:hAnsi="Times New Roman" w:cs="Times New Roman"/>
+        </w:rPr>
         <w:t xml:space="preserve"> Maintenance, configuration, or operational management of cellular provider towers, cellular networks, or base stations.</w:t>
       </w:r>
     </w:p>
@@ -4122,28 +4422,81 @@
         </w:tabs>
         <w:ind w:left="1600" w:leftChars="0" w:hanging="420" w:firstLineChars="0"/>
         <w:jc w:val="both"/>
-      </w:pPr>
-      <w:r>
-        <w:rPr>
+        <w:rPr>
+          <w:rFonts w:hint="default" w:ascii="Times New Roman" w:hAnsi="Times New Roman" w:cs="Times New Roman"/>
+        </w:rPr>
+      </w:pPr>
+      <w:r>
+        <w:rPr>
+          <w:rFonts w:hint="default" w:ascii="Times New Roman" w:hAnsi="Times New Roman" w:cs="Times New Roman"/>
           <w:b/>
           <w:bCs/>
         </w:rPr>
         <w:t>Direct Financial Clearing Networks:</w:t>
       </w:r>
       <w:r>
+        <w:rPr>
+          <w:rFonts w:hint="default" w:ascii="Times New Roman" w:hAnsi="Times New Roman" w:cs="Times New Roman"/>
+        </w:rPr>
         <w:t xml:space="preserve"> Development of localized transaction-clearing software, banking ledger infrastructure, or direct credit card processing networks (relying instead on external third-party payment gateways).</w:t>
       </w:r>
     </w:p>
     <w:p>
       <w:pPr>
-        <w:rPr>
-          <w:rFonts w:hint="default"/>
-          <w:lang w:val="en-US"/>
-        </w:rPr>
-      </w:pPr>
-    </w:p>
-    <w:p>
-      <w:pPr>
+        <w:pStyle w:val="2"/>
+        <w:bidi w:val="0"/>
+        <w:rPr>
+          <w:rFonts w:hint="default" w:ascii="Times New Roman" w:hAnsi="Times New Roman" w:cs="Times New Roman"/>
+          <w:lang w:val="en-US"/>
+        </w:rPr>
+      </w:pPr>
+      <w:r>
+        <w:rPr>
+          <w:rFonts w:hint="default" w:ascii="Times New Roman" w:hAnsi="Times New Roman" w:cs="Times New Roman"/>
+          <w:lang w:val="en-US"/>
+        </w:rPr>
+        <w:t>Part C: Problem Domain</w:t>
+      </w:r>
+    </w:p>
+    <w:p>
+      <w:pPr>
+        <w:spacing w:line="240" w:lineRule="auto"/>
+        <w:jc w:val="both"/>
+        <w:rPr>
+          <w:rFonts w:hint="default" w:ascii="Times New Roman" w:hAnsi="Times New Roman" w:cs="Times New Roman"/>
+          <w:b w:val="0"/>
+          <w:bCs w:val="0"/>
+          <w:sz w:val="24"/>
+          <w:szCs w:val="24"/>
+          <w:lang w:val="en-US"/>
+        </w:rPr>
+      </w:pPr>
+      <w:r>
+        <w:rPr>
+          <w:rFonts w:hint="default" w:ascii="Times New Roman" w:hAnsi="Times New Roman" w:eastAsia="SimSun" w:cs="Times New Roman"/>
+          <w:b w:val="0"/>
+          <w:bCs w:val="0"/>
+          <w:sz w:val="24"/>
+          <w:szCs w:val="24"/>
+        </w:rPr>
+        <w:t>The Problem Domain section indicates the operational realities of ABC-Trans and translates them into rigorous software engineering requirements by systematically analyzing the structural bottlenecks and data synchronization vulnerabilities inherent in the legacy systems. In addition, this part highlights the Task and Support framework to explicitly map core user-driven workflows against advanced architectural mechanisms, thereby suggesting robust solutions for real-time high concurrency, data integrity, and cross-branch synchronization across the newly unified enterprise ecosystem</w:t>
+      </w:r>
+      <w:r>
+        <w:rPr>
+          <w:rFonts w:hint="default" w:ascii="Times New Roman" w:hAnsi="Times New Roman" w:eastAsia="SimSun" w:cs="Times New Roman"/>
+          <w:b w:val="0"/>
+          <w:bCs w:val="0"/>
+          <w:sz w:val="24"/>
+          <w:szCs w:val="24"/>
+          <w:lang w:val="en-US"/>
+        </w:rPr>
+        <w:t>.</w:t>
+      </w:r>
+    </w:p>
+    <w:p>
+      <w:pPr>
+        <w:pStyle w:val="3"/>
+        <w:bidi w:val="0"/>
         <w:spacing w:line="240" w:lineRule="auto"/>
         <w:ind w:left="400" w:leftChars="100" w:firstLine="0" w:firstLineChars="0"/>
         <w:rPr>
@@ -4151,90 +4504,2263 @@
           <w:lang w:val="en-US"/>
         </w:rPr>
       </w:pPr>
-    </w:p>
-    <w:p>
-      <w:pPr>
-        <w:numPr>
-          <w:ilvl w:val="0"/>
+      <w:r>
+        <w:rPr>
+          <w:rFonts w:hint="default" w:ascii="Times New Roman" w:hAnsi="Times New Roman" w:cs="Times New Roman"/>
+        </w:rPr>
+        <w:fldChar w:fldCharType="end"/>
+      </w:r>
+      <w:r>
+        <w:rPr>
+          <w:rFonts w:hint="default" w:ascii="Times New Roman" w:hAnsi="Times New Roman" w:cs="Times New Roman"/>
+          <w:lang w:val="en-US"/>
+        </w:rPr>
+        <w:t>3</w:t>
+      </w:r>
+      <w:r>
+        <w:rPr>
+          <w:rFonts w:hint="default" w:ascii="Times New Roman" w:hAnsi="Times New Roman" w:cs="Times New Roman"/>
+          <w:lang w:val="en-US"/>
+        </w:rPr>
+        <w:t xml:space="preserve">.1 </w:t>
+      </w:r>
+      <w:r>
+        <w:rPr>
+          <w:rFonts w:hint="default" w:ascii="Times New Roman" w:hAnsi="Times New Roman" w:cs="Times New Roman"/>
+          <w:lang w:val="en-US"/>
+        </w:rPr>
+        <w:t>Pain Points</w:t>
+      </w:r>
+    </w:p>
+    <w:p>
+      <w:pPr>
+        <w:numPr>
+          <w:ilvl w:val="0"/>
+          <w:numId w:val="4"/>
+        </w:numPr>
+        <w:tabs>
+          <w:tab w:val="clear" w:pos="420"/>
+        </w:tabs>
+        <w:ind w:left="1200" w:leftChars="0" w:hanging="420" w:firstLineChars="0"/>
+        <w:jc w:val="both"/>
+        <w:rPr>
+          <w:rFonts w:hint="default" w:ascii="Times New Roman" w:hAnsi="Times New Roman" w:cs="Times New Roman"/>
+          <w:b w:val="0"/>
+          <w:bCs w:val="0"/>
+          <w:lang w:val="en-US"/>
+        </w:rPr>
+      </w:pPr>
+      <w:r>
+        <w:rPr>
+          <w:rFonts w:hint="default" w:ascii="Times New Roman" w:hAnsi="Times New Roman" w:cs="Times New Roman"/>
+          <w:b w:val="0"/>
+          <w:bCs w:val="0"/>
+          <w:sz w:val="25"/>
+          <w:szCs w:val="25"/>
+          <w:lang w:val="en-US"/>
+        </w:rPr>
+        <w:t xml:space="preserve">Operational Fragmentation: ABC-Trans lacks extreme efficiency </w:t>
+      </w:r>
+      <w:r>
+        <w:rPr>
+          <w:rFonts w:hint="default" w:ascii="Times New Roman" w:hAnsi="Times New Roman" w:cs="Times New Roman"/>
+          <w:b w:val="0"/>
+          <w:bCs w:val="0"/>
+          <w:sz w:val="25"/>
+          <w:szCs w:val="25"/>
+          <w:lang w:val="en-US"/>
+        </w:rPr>
+        <w:t xml:space="preserve">during daily working operations because of </w:t>
+      </w:r>
+      <w:r>
+        <w:rPr>
+          <w:rFonts w:hint="default" w:ascii="Times New Roman" w:hAnsi="Times New Roman" w:eastAsia="SimSun" w:cs="Times New Roman"/>
+          <w:b w:val="0"/>
+          <w:bCs w:val="0"/>
+          <w:sz w:val="24"/>
+          <w:szCs w:val="24"/>
+        </w:rPr>
+        <w:t>a heavy reliance on physical paperwork, slow manual data entry, and the absence of a unified system to connect online orders with in-branch workflows.</w:t>
+      </w:r>
+    </w:p>
+    <w:p>
+      <w:pPr>
+        <w:numPr>
+          <w:ilvl w:val="0"/>
+          <w:numId w:val="4"/>
+        </w:numPr>
+        <w:tabs>
+          <w:tab w:val="clear" w:pos="420"/>
+        </w:tabs>
+        <w:ind w:left="1200" w:leftChars="0" w:hanging="420" w:firstLineChars="0"/>
+        <w:jc w:val="both"/>
+        <w:rPr>
+          <w:rFonts w:hint="default" w:ascii="Times New Roman" w:hAnsi="Times New Roman" w:cs="Times New Roman"/>
+          <w:b w:val="0"/>
+          <w:bCs w:val="0"/>
+        </w:rPr>
+      </w:pPr>
+      <w:r>
+        <w:rPr>
+          <w:rFonts w:hint="default" w:ascii="Times New Roman" w:hAnsi="Times New Roman" w:eastAsia="SimSun" w:cs="Times New Roman"/>
+          <w:b w:val="0"/>
+          <w:bCs w:val="0"/>
+          <w:sz w:val="24"/>
+          <w:szCs w:val="24"/>
+          <w:lang w:val="en-US"/>
+        </w:rPr>
+        <w:t xml:space="preserve">Lack of Branch </w:t>
+      </w:r>
+      <w:r>
+        <w:rPr>
+          <w:rFonts w:hint="default" w:ascii="Times New Roman" w:hAnsi="Times New Roman" w:eastAsia="SimSun" w:cs="Times New Roman"/>
+          <w:b w:val="0"/>
+          <w:bCs w:val="0"/>
+          <w:sz w:val="24"/>
+          <w:szCs w:val="24"/>
+        </w:rPr>
+        <w:t>Synchronization: The reliance on isolated regional branch software and local databases leaves systems disconnected, trapping vehicle logs, driver assignments, and customer orders in individual silos without company-wide sharing.</w:t>
+      </w:r>
+    </w:p>
+    <w:p>
+      <w:pPr>
+        <w:numPr>
+          <w:ilvl w:val="0"/>
+          <w:numId w:val="4"/>
+        </w:numPr>
+        <w:tabs>
+          <w:tab w:val="clear" w:pos="420"/>
+        </w:tabs>
+        <w:ind w:left="1200" w:leftChars="0" w:hanging="420" w:firstLineChars="0"/>
+        <w:jc w:val="both"/>
+        <w:rPr>
+          <w:rFonts w:hint="default" w:ascii="Times New Roman" w:hAnsi="Times New Roman" w:cs="Times New Roman"/>
+        </w:rPr>
+      </w:pPr>
+      <w:r>
+        <w:rPr>
+          <w:rFonts w:hint="default" w:ascii="Times New Roman" w:hAnsi="Times New Roman" w:eastAsia="SimSun" w:cs="Times New Roman"/>
+          <w:b w:val="0"/>
+          <w:bCs w:val="0"/>
+          <w:sz w:val="24"/>
+          <w:szCs w:val="24"/>
+        </w:rPr>
+        <w:t>Asset Scheduling Errors and Booking Conflicts: Frequent fleet shortages at busy distribution hubs alongside system errors that cause truck double-bookings and overlapping driver schedules due to a lack of shared multi-user systems.</w:t>
+      </w:r>
+    </w:p>
+    <w:p>
+      <w:pPr>
+        <w:numPr>
+          <w:ilvl w:val="0"/>
+          <w:numId w:val="4"/>
+        </w:numPr>
+        <w:tabs>
+          <w:tab w:val="clear" w:pos="420"/>
+        </w:tabs>
+        <w:ind w:left="1200" w:leftChars="0" w:hanging="420" w:firstLineChars="0"/>
+        <w:jc w:val="both"/>
+        <w:rPr>
+          <w:rFonts w:hint="default" w:ascii="Times New Roman" w:hAnsi="Times New Roman" w:cs="Times New Roman"/>
+          <w:b w:val="0"/>
+          <w:bCs w:val="0"/>
+          <w:sz w:val="24"/>
+          <w:szCs w:val="24"/>
+        </w:rPr>
+      </w:pPr>
+      <w:r>
+        <w:rPr>
+          <w:rFonts w:hint="default" w:ascii="Times New Roman" w:hAnsi="Times New Roman" w:cs="Times New Roman"/>
+          <w:b w:val="0"/>
+          <w:bCs w:val="0"/>
+          <w:sz w:val="24"/>
+          <w:szCs w:val="24"/>
+        </w:rPr>
+        <w:t>Visibility Gaps and Lack of Real-Time Tracking: Total absence of live GPS tracking systems, forcing staff to rely on manual phone calls with drivers and preventing the system from providing accurate arrival time updates to partner supermarkets.</w:t>
+      </w:r>
+    </w:p>
+    <w:p>
+      <w:pPr>
+        <w:numPr>
+          <w:ilvl w:val="0"/>
+          <w:numId w:val="4"/>
+        </w:numPr>
+        <w:tabs>
+          <w:tab w:val="clear" w:pos="420"/>
+        </w:tabs>
+        <w:ind w:left="1200" w:leftChars="0" w:hanging="420" w:firstLineChars="0"/>
+        <w:jc w:val="both"/>
+        <w:rPr>
+          <w:rFonts w:hint="default" w:ascii="Times New Roman" w:hAnsi="Times New Roman" w:cs="Times New Roman"/>
+          <w:b w:val="0"/>
+          <w:bCs w:val="0"/>
+          <w:sz w:val="24"/>
+          <w:szCs w:val="24"/>
+        </w:rPr>
+      </w:pPr>
+      <w:r>
+        <w:rPr>
+          <w:rFonts w:hint="default" w:ascii="Times New Roman" w:hAnsi="Times New Roman" w:cs="Times New Roman"/>
+          <w:b w:val="0"/>
+          <w:bCs w:val="0"/>
+          <w:sz w:val="24"/>
+          <w:szCs w:val="24"/>
+        </w:rPr>
+        <w:t>Slow Financial Processing and Billing Inefficiencies: Delayed invoicing cycles and a high risk of human errors in billing files because delivery data is completely separated from back-office accounting platforms and manual payment cross-referencing.</w:t>
+      </w:r>
+    </w:p>
+    <w:p>
+      <w:pPr>
+        <w:pStyle w:val="3"/>
+        <w:bidi w:val="0"/>
+        <w:spacing w:line="240" w:lineRule="auto"/>
+        <w:ind w:left="400" w:leftChars="100" w:firstLine="0" w:firstLineChars="0"/>
+        <w:rPr>
+          <w:rFonts w:hint="default" w:ascii="Times New Roman" w:hAnsi="Times New Roman" w:cs="Times New Roman"/>
+          <w:lang w:val="en-US"/>
+        </w:rPr>
+      </w:pPr>
+      <w:r>
+        <w:rPr>
+          <w:rFonts w:hint="default" w:ascii="Times New Roman" w:hAnsi="Times New Roman" w:cs="Times New Roman"/>
+          <w:lang w:val="en-US"/>
+        </w:rPr>
+        <w:t>3.</w:t>
+      </w:r>
+      <w:r>
+        <w:rPr>
+          <w:rFonts w:hint="default" w:ascii="Times New Roman" w:hAnsi="Times New Roman" w:cs="Times New Roman"/>
+          <w:lang w:val="en-US"/>
+        </w:rPr>
+        <w:t>2</w:t>
+      </w:r>
+      <w:r>
+        <w:rPr>
+          <w:rFonts w:hint="default" w:ascii="Times New Roman" w:hAnsi="Times New Roman" w:cs="Times New Roman"/>
+          <w:lang w:val="en-US"/>
+        </w:rPr>
+        <w:t xml:space="preserve"> </w:t>
+      </w:r>
+      <w:r>
+        <w:rPr>
+          <w:rFonts w:hint="default" w:ascii="Times New Roman" w:hAnsi="Times New Roman" w:cs="Times New Roman"/>
+          <w:lang w:val="en-US"/>
+        </w:rPr>
+        <w:t>Domain Entities</w:t>
+      </w:r>
+    </w:p>
+    <w:p>
+      <w:pPr>
+        <w:numPr>
+          <w:ilvl w:val="0"/>
+          <w:numId w:val="4"/>
+        </w:numPr>
+        <w:tabs>
+          <w:tab w:val="clear" w:pos="420"/>
+        </w:tabs>
+        <w:ind w:left="1200" w:leftChars="0" w:hanging="420" w:firstLineChars="0"/>
+        <w:jc w:val="both"/>
+        <w:rPr>
+          <w:rFonts w:hint="default" w:ascii="Times New Roman" w:hAnsi="Times New Roman" w:cs="Times New Roman"/>
+          <w:b w:val="0"/>
+          <w:bCs w:val="0"/>
+        </w:rPr>
+      </w:pPr>
+      <w:r>
+        <w:rPr>
+          <w:rFonts w:hint="default" w:ascii="Times New Roman" w:hAnsi="Times New Roman" w:cs="Times New Roman"/>
+          <w:b w:val="0"/>
+          <w:bCs w:val="0"/>
+          <w:sz w:val="24"/>
+          <w:szCs w:val="24"/>
+        </w:rPr>
+        <w:t xml:space="preserve">Branch: </w:t>
+      </w:r>
+      <w:r>
+        <w:rPr>
+          <w:rFonts w:hint="default" w:ascii="Times New Roman" w:hAnsi="Times New Roman" w:cs="Times New Roman"/>
+          <w:b w:val="0"/>
+          <w:bCs w:val="0"/>
+          <w:sz w:val="24"/>
+          <w:szCs w:val="24"/>
+          <w:lang w:val="en-US"/>
+        </w:rPr>
+        <w:t>Presents</w:t>
+      </w:r>
+      <w:r>
+        <w:rPr>
+          <w:rFonts w:hint="default" w:ascii="Times New Roman" w:hAnsi="Times New Roman" w:cs="Times New Roman"/>
+          <w:b w:val="0"/>
+          <w:bCs w:val="0"/>
+          <w:sz w:val="24"/>
+          <w:szCs w:val="24"/>
+        </w:rPr>
+        <w:t xml:space="preserve"> the regional distribution hubs and office locations across the nationwide network to manage localized resource allocation.</w:t>
+      </w:r>
+    </w:p>
+    <w:p>
+      <w:pPr>
+        <w:numPr>
+          <w:ilvl w:val="0"/>
+          <w:numId w:val="4"/>
+        </w:numPr>
+        <w:tabs>
+          <w:tab w:val="clear" w:pos="420"/>
+        </w:tabs>
+        <w:ind w:left="1200" w:leftChars="0" w:hanging="420" w:firstLineChars="0"/>
+        <w:jc w:val="both"/>
+        <w:rPr>
+          <w:rFonts w:hint="default" w:ascii="Times New Roman" w:hAnsi="Times New Roman" w:cs="Times New Roman"/>
+          <w:b w:val="0"/>
+          <w:bCs w:val="0"/>
+        </w:rPr>
+      </w:pPr>
+      <w:r>
+        <w:rPr>
+          <w:rFonts w:hint="default" w:ascii="Times New Roman" w:hAnsi="Times New Roman" w:cs="Times New Roman"/>
+          <w:b w:val="0"/>
+          <w:bCs w:val="0"/>
+          <w:sz w:val="24"/>
+          <w:szCs w:val="24"/>
+        </w:rPr>
+        <w:t>Order: Represents the B2B corporate shipping requests submitted by partner supermarkets, containing cargo details, delivery destinations, and fulfillment status.</w:t>
+      </w:r>
+    </w:p>
+    <w:p>
+      <w:pPr>
+        <w:numPr>
+          <w:ilvl w:val="0"/>
+          <w:numId w:val="4"/>
+        </w:numPr>
+        <w:tabs>
+          <w:tab w:val="clear" w:pos="420"/>
+        </w:tabs>
+        <w:ind w:left="1200" w:leftChars="0" w:hanging="420" w:firstLineChars="0"/>
+        <w:jc w:val="both"/>
+        <w:rPr>
+          <w:rFonts w:hint="default" w:ascii="Times New Roman" w:hAnsi="Times New Roman" w:cs="Times New Roman"/>
+          <w:b w:val="0"/>
+          <w:bCs w:val="0"/>
+        </w:rPr>
+      </w:pPr>
+      <w:r>
+        <w:rPr>
+          <w:rFonts w:hint="default" w:ascii="Times New Roman" w:hAnsi="Times New Roman" w:cs="Times New Roman"/>
+          <w:b w:val="0"/>
+          <w:bCs w:val="0"/>
+          <w:sz w:val="24"/>
+          <w:szCs w:val="24"/>
+        </w:rPr>
+        <w:t>Vehicle: Tracks the physical assets within the fleet, including truck metrics, real-time availability, and localized branch assignments.</w:t>
+      </w:r>
+    </w:p>
+    <w:p>
+      <w:pPr>
+        <w:numPr>
+          <w:ilvl w:val="0"/>
+          <w:numId w:val="4"/>
+        </w:numPr>
+        <w:tabs>
+          <w:tab w:val="clear" w:pos="420"/>
+        </w:tabs>
+        <w:ind w:left="1200" w:leftChars="0" w:hanging="420" w:firstLineChars="0"/>
+        <w:jc w:val="both"/>
+        <w:rPr>
+          <w:rFonts w:hint="default" w:ascii="Times New Roman" w:hAnsi="Times New Roman" w:cs="Times New Roman"/>
+          <w:b w:val="0"/>
+          <w:bCs w:val="0"/>
+        </w:rPr>
+      </w:pPr>
+      <w:r>
+        <w:rPr>
+          <w:rFonts w:hint="default" w:ascii="Times New Roman" w:hAnsi="Times New Roman" w:cs="Times New Roman"/>
+          <w:b w:val="0"/>
+          <w:bCs w:val="0"/>
+          <w:sz w:val="24"/>
+          <w:szCs w:val="24"/>
+        </w:rPr>
+        <w:t xml:space="preserve">Driver: Manages the personnel records, active schedules, and compliance timelines </w:t>
+      </w:r>
+      <w:r>
+        <w:rPr>
+          <w:rFonts w:hint="default" w:ascii="Times New Roman" w:hAnsi="Times New Roman" w:cs="Times New Roman"/>
+          <w:b w:val="0"/>
+          <w:bCs w:val="0"/>
+          <w:sz w:val="24"/>
+          <w:szCs w:val="24"/>
+          <w:lang w:val="en-US"/>
+        </w:rPr>
+        <w:t>including</w:t>
+      </w:r>
+      <w:r>
+        <w:rPr>
+          <w:rFonts w:hint="default" w:ascii="Times New Roman" w:hAnsi="Times New Roman" w:cs="Times New Roman"/>
+          <w:b w:val="0"/>
+          <w:bCs w:val="0"/>
+          <w:sz w:val="24"/>
+          <w:szCs w:val="24"/>
+        </w:rPr>
+        <w:t xml:space="preserve"> driver certification and license validity statuses.</w:t>
+      </w:r>
+    </w:p>
+    <w:p>
+      <w:pPr>
+        <w:numPr>
+          <w:ilvl w:val="0"/>
+          <w:numId w:val="4"/>
+        </w:numPr>
+        <w:tabs>
+          <w:tab w:val="clear" w:pos="420"/>
+        </w:tabs>
+        <w:ind w:left="1200" w:leftChars="0" w:hanging="420" w:firstLineChars="0"/>
+        <w:jc w:val="both"/>
+        <w:rPr>
+          <w:rFonts w:hint="default" w:ascii="Times New Roman" w:hAnsi="Times New Roman" w:cs="Times New Roman"/>
+          <w:b w:val="0"/>
+          <w:bCs w:val="0"/>
+        </w:rPr>
+      </w:pPr>
+      <w:r>
+        <w:rPr>
+          <w:rFonts w:hint="default" w:ascii="Times New Roman" w:hAnsi="Times New Roman" w:cs="Times New Roman"/>
+          <w:b w:val="0"/>
+          <w:bCs w:val="0"/>
+          <w:sz w:val="24"/>
+          <w:szCs w:val="24"/>
+        </w:rPr>
+        <w:t>Shipment: Handles the active transit lifecycle of an order, linking specific vehicles and drivers to designated delivery routes.</w:t>
+      </w:r>
+    </w:p>
+    <w:p>
+      <w:pPr>
+        <w:numPr>
+          <w:ilvl w:val="0"/>
+          <w:numId w:val="4"/>
+        </w:numPr>
+        <w:tabs>
+          <w:tab w:val="clear" w:pos="420"/>
+        </w:tabs>
+        <w:ind w:left="1200" w:leftChars="0" w:hanging="420" w:firstLineChars="0"/>
+        <w:jc w:val="both"/>
+        <w:rPr>
+          <w:rFonts w:hint="default" w:ascii="Times New Roman" w:hAnsi="Times New Roman" w:cs="Times New Roman"/>
+          <w:b w:val="0"/>
+          <w:bCs w:val="0"/>
+          <w:sz w:val="24"/>
+          <w:szCs w:val="24"/>
+        </w:rPr>
+      </w:pPr>
+      <w:r>
+        <w:rPr>
+          <w:rFonts w:hint="default" w:ascii="Times New Roman" w:hAnsi="Times New Roman" w:cs="Times New Roman"/>
+          <w:b w:val="0"/>
+          <w:bCs w:val="0"/>
+          <w:sz w:val="24"/>
+          <w:szCs w:val="24"/>
+        </w:rPr>
+        <w:t>Telemetry Log: Captures real-time GPS coordinates and time telemetry data streams to provide live cargo tracking and accurate arrival updates.</w:t>
+      </w:r>
+    </w:p>
+    <w:p>
+      <w:pPr>
+        <w:numPr>
+          <w:ilvl w:val="0"/>
+          <w:numId w:val="4"/>
+        </w:numPr>
+        <w:tabs>
+          <w:tab w:val="clear" w:pos="420"/>
+        </w:tabs>
+        <w:ind w:left="1200" w:leftChars="0" w:hanging="420" w:firstLineChars="0"/>
+        <w:jc w:val="both"/>
+        <w:rPr>
+          <w:rFonts w:hint="default" w:ascii="Times New Roman" w:hAnsi="Times New Roman" w:cs="Times New Roman"/>
+          <w:b w:val="0"/>
+          <w:bCs w:val="0"/>
+          <w:sz w:val="24"/>
+          <w:szCs w:val="24"/>
+        </w:rPr>
+      </w:pPr>
+      <w:r>
+        <w:rPr>
+          <w:rFonts w:hint="default" w:ascii="Times New Roman" w:hAnsi="Times New Roman" w:cs="Times New Roman"/>
+          <w:b w:val="0"/>
+          <w:bCs w:val="0"/>
+          <w:sz w:val="24"/>
+          <w:szCs w:val="24"/>
+        </w:rPr>
+        <w:t>Invoice: Compiles the automated financial records, billing calculations, and transparent transaction receipts generated upon successful delivery fulfillment.</w:t>
+      </w:r>
+    </w:p>
+    <w:p>
+      <w:pPr>
+        <w:numPr>
+          <w:ilvl w:val="0"/>
+          <w:numId w:val="4"/>
+        </w:numPr>
+        <w:tabs>
+          <w:tab w:val="clear" w:pos="420"/>
+        </w:tabs>
+        <w:ind w:left="1200" w:leftChars="0" w:hanging="420" w:firstLineChars="0"/>
+        <w:jc w:val="both"/>
+        <w:rPr>
+          <w:rFonts w:hint="default" w:ascii="Times New Roman" w:hAnsi="Times New Roman" w:cs="Times New Roman"/>
+          <w:b w:val="0"/>
+          <w:bCs w:val="0"/>
+          <w:sz w:val="24"/>
+          <w:szCs w:val="24"/>
+        </w:rPr>
+      </w:pPr>
+      <w:r>
+        <w:rPr>
+          <w:rFonts w:hint="default" w:ascii="Times New Roman" w:hAnsi="Times New Roman" w:cs="Times New Roman"/>
+          <w:b w:val="0"/>
+          <w:bCs w:val="0"/>
+          <w:sz w:val="24"/>
+          <w:szCs w:val="24"/>
+        </w:rPr>
+        <w:t>Payment: Stores transaction histories, payment methods, and reconciliation statuses to ensure unalterable financial logging</w:t>
+      </w:r>
+      <w:r>
+        <w:rPr>
+          <w:rFonts w:hint="default" w:ascii="Times New Roman" w:hAnsi="Times New Roman" w:cs="Times New Roman"/>
+          <w:sz w:val="24"/>
+          <w:szCs w:val="24"/>
+        </w:rPr>
+        <w:t>.</w:t>
+      </w:r>
+    </w:p>
+    <w:p>
+      <w:pPr>
+        <w:pStyle w:val="3"/>
+        <w:bidi w:val="0"/>
+        <w:spacing w:line="240" w:lineRule="auto"/>
+        <w:ind w:left="400" w:leftChars="100" w:firstLine="0" w:firstLineChars="0"/>
+        <w:rPr>
+          <w:rFonts w:hint="default" w:ascii="Times New Roman" w:hAnsi="Times New Roman" w:cs="Times New Roman"/>
+          <w:b w:val="0"/>
+          <w:bCs w:val="0"/>
+          <w:sz w:val="24"/>
+          <w:szCs w:val="24"/>
+        </w:rPr>
+      </w:pPr>
+      <w:r>
+        <w:rPr>
+          <w:rFonts w:hint="default" w:ascii="Times New Roman" w:hAnsi="Times New Roman" w:cs="Times New Roman"/>
+          <w:lang w:val="en-US"/>
+        </w:rPr>
+        <w:t>3.</w:t>
+      </w:r>
+      <w:r>
+        <w:rPr>
+          <w:rFonts w:hint="default" w:ascii="Times New Roman" w:hAnsi="Times New Roman" w:cs="Times New Roman"/>
+          <w:lang w:val="en-US"/>
+        </w:rPr>
+        <w:t>3</w:t>
+      </w:r>
+      <w:r>
+        <w:rPr>
+          <w:rFonts w:hint="default" w:ascii="Times New Roman" w:hAnsi="Times New Roman" w:cs="Times New Roman"/>
+          <w:lang w:val="en-US"/>
+        </w:rPr>
+        <w:t xml:space="preserve"> </w:t>
+      </w:r>
+      <w:r>
+        <w:rPr>
+          <w:rFonts w:hint="default" w:ascii="Times New Roman" w:hAnsi="Times New Roman" w:cs="Times New Roman"/>
+          <w:lang w:val="en-US"/>
+        </w:rPr>
+        <w:t>Actors</w:t>
+      </w:r>
+    </w:p>
+    <w:p>
+      <w:pPr>
+        <w:numPr>
+          <w:ilvl w:val="0"/>
+          <w:numId w:val="4"/>
+        </w:numPr>
+        <w:tabs>
+          <w:tab w:val="clear" w:pos="420"/>
+        </w:tabs>
+        <w:ind w:left="1200" w:leftChars="0" w:hanging="420" w:firstLineChars="0"/>
+        <w:jc w:val="both"/>
+        <w:rPr>
+          <w:rFonts w:hint="default" w:ascii="Times New Roman" w:hAnsi="Times New Roman" w:cs="Times New Roman"/>
+          <w:b w:val="0"/>
+          <w:bCs w:val="0"/>
+          <w:sz w:val="24"/>
+          <w:szCs w:val="24"/>
+        </w:rPr>
+      </w:pPr>
+      <w:r>
+        <w:rPr>
+          <w:rFonts w:hint="default" w:ascii="Times New Roman" w:hAnsi="Times New Roman" w:eastAsia="SimSun" w:cs="Times New Roman"/>
+          <w:b w:val="0"/>
+          <w:bCs w:val="0"/>
+          <w:sz w:val="24"/>
+          <w:szCs w:val="24"/>
+        </w:rPr>
+        <w:t>System Administrator: Oversees the entire SmartFM platform, manages user accounts, configures branch settings, and maintains overall system security and data backups</w:t>
+      </w:r>
+      <w:r>
+        <w:rPr>
+          <w:rFonts w:hint="default" w:ascii="Times New Roman" w:hAnsi="Times New Roman" w:eastAsia="SimSun" w:cs="Times New Roman"/>
+          <w:sz w:val="24"/>
+          <w:szCs w:val="24"/>
+        </w:rPr>
+        <w:t>.</w:t>
+      </w:r>
+    </w:p>
+    <w:p>
+      <w:pPr>
+        <w:numPr>
+          <w:ilvl w:val="0"/>
+          <w:numId w:val="4"/>
+        </w:numPr>
+        <w:tabs>
+          <w:tab w:val="clear" w:pos="420"/>
+        </w:tabs>
+        <w:ind w:left="1200" w:leftChars="0" w:hanging="420" w:firstLineChars="0"/>
+        <w:jc w:val="both"/>
+        <w:rPr>
+          <w:rFonts w:hint="default" w:ascii="Times New Roman" w:hAnsi="Times New Roman" w:cs="Times New Roman"/>
+        </w:rPr>
+      </w:pPr>
+      <w:r>
+        <w:rPr>
+          <w:rFonts w:hint="default" w:ascii="Times New Roman" w:hAnsi="Times New Roman" w:eastAsia="SimSun" w:cs="Times New Roman"/>
+          <w:b w:val="0"/>
+          <w:bCs w:val="0"/>
+          <w:sz w:val="24"/>
+          <w:szCs w:val="24"/>
+        </w:rPr>
+        <w:t>Branch Manager: Monitors localized branch operations, reviews regional delivery reports, and handles local resource exceptions or disputes.</w:t>
+      </w:r>
+    </w:p>
+    <w:p>
+      <w:pPr>
+        <w:numPr>
+          <w:ilvl w:val="0"/>
+          <w:numId w:val="4"/>
+        </w:numPr>
+        <w:tabs>
+          <w:tab w:val="clear" w:pos="420"/>
+        </w:tabs>
+        <w:ind w:left="1200" w:leftChars="0" w:hanging="420" w:firstLineChars="0"/>
+        <w:jc w:val="both"/>
+        <w:rPr>
+          <w:rFonts w:hint="default" w:ascii="Times New Roman" w:hAnsi="Times New Roman" w:cs="Times New Roman"/>
+          <w:b w:val="0"/>
+          <w:bCs w:val="0"/>
+          <w:sz w:val="24"/>
+          <w:szCs w:val="24"/>
+        </w:rPr>
+      </w:pPr>
+      <w:r>
+        <w:rPr>
+          <w:rFonts w:hint="default" w:ascii="Times New Roman" w:hAnsi="Times New Roman" w:cs="Times New Roman"/>
+          <w:b w:val="0"/>
+          <w:bCs w:val="0"/>
+          <w:sz w:val="24"/>
+          <w:szCs w:val="24"/>
+        </w:rPr>
+        <w:t>Dispatcher: Assigns daily shipping orders to available vehicles, schedules driver shifts, and manages real-time route adjustments.</w:t>
+      </w:r>
+    </w:p>
+    <w:p>
+      <w:pPr>
+        <w:numPr>
+          <w:ilvl w:val="0"/>
+          <w:numId w:val="4"/>
+        </w:numPr>
+        <w:tabs>
+          <w:tab w:val="clear" w:pos="420"/>
+        </w:tabs>
+        <w:ind w:left="1200" w:leftChars="0" w:hanging="420" w:firstLineChars="0"/>
+        <w:jc w:val="both"/>
+        <w:rPr>
+          <w:rFonts w:hint="default" w:ascii="Times New Roman" w:hAnsi="Times New Roman" w:cs="Times New Roman"/>
+          <w:b w:val="0"/>
+          <w:bCs w:val="0"/>
+          <w:sz w:val="24"/>
+          <w:szCs w:val="24"/>
+        </w:rPr>
+      </w:pPr>
+      <w:r>
+        <w:rPr>
+          <w:rFonts w:hint="default" w:ascii="Times New Roman" w:hAnsi="Times New Roman" w:cs="Times New Roman"/>
+          <w:b w:val="0"/>
+          <w:bCs w:val="0"/>
+          <w:sz w:val="24"/>
+          <w:szCs w:val="24"/>
+        </w:rPr>
+        <w:t>Driver: Accesses the mobile interface to view assigned delivery schedules, updates shipment progress milestones, and reports delivery fulfillment statuses.</w:t>
+      </w:r>
+    </w:p>
+    <w:p>
+      <w:pPr>
+        <w:numPr>
+          <w:ilvl w:val="0"/>
+          <w:numId w:val="4"/>
+        </w:numPr>
+        <w:tabs>
+          <w:tab w:val="clear" w:pos="420"/>
+        </w:tabs>
+        <w:ind w:left="1200" w:leftChars="0" w:hanging="420" w:firstLineChars="0"/>
+        <w:jc w:val="both"/>
+        <w:rPr>
+          <w:rFonts w:hint="default" w:ascii="Times New Roman" w:hAnsi="Times New Roman" w:cs="Times New Roman"/>
+          <w:b w:val="0"/>
+          <w:bCs w:val="0"/>
+          <w:sz w:val="24"/>
+          <w:szCs w:val="24"/>
+        </w:rPr>
+      </w:pPr>
+      <w:r>
+        <w:rPr>
+          <w:rFonts w:hint="default" w:ascii="Times New Roman" w:hAnsi="Times New Roman" w:cs="Times New Roman"/>
+          <w:b w:val="0"/>
+          <w:bCs w:val="0"/>
+          <w:sz w:val="24"/>
+          <w:szCs w:val="24"/>
+        </w:rPr>
+        <w:t>Accountant: Manages the automated invoicing pipeline, cross-references payment reconciliation files, and handles billing discrepancies.</w:t>
+      </w:r>
+    </w:p>
+    <w:p>
+      <w:pPr>
+        <w:numPr>
+          <w:ilvl w:val="0"/>
+          <w:numId w:val="4"/>
+        </w:numPr>
+        <w:tabs>
+          <w:tab w:val="clear" w:pos="420"/>
+        </w:tabs>
+        <w:ind w:left="1200" w:leftChars="0" w:hanging="420" w:firstLineChars="0"/>
+        <w:jc w:val="both"/>
+        <w:rPr>
+          <w:rFonts w:hint="default" w:ascii="Times New Roman" w:hAnsi="Times New Roman" w:cs="Times New Roman"/>
+        </w:rPr>
+      </w:pPr>
+      <w:r>
+        <w:rPr>
+          <w:rFonts w:hint="default" w:ascii="Times New Roman" w:hAnsi="Times New Roman" w:eastAsia="SimSun" w:cs="Times New Roman"/>
+          <w:b w:val="0"/>
+          <w:bCs w:val="0"/>
+          <w:sz w:val="24"/>
+          <w:szCs w:val="24"/>
+        </w:rPr>
+        <w:t>Partner Supermarket (Corporate Client): Logs into the client portal to submit bulk B2B shipping requests, tracks active cargo locations, and views estimated arrival times.</w:t>
+      </w:r>
+      <w:bookmarkStart w:id="0" w:name="_GoBack"/>
+      <w:bookmarkEnd w:id="0"/>
+    </w:p>
+    <w:p>
+      <w:pPr>
+        <w:numPr>
+          <w:ilvl w:val="0"/>
+          <w:numId w:val="4"/>
+        </w:numPr>
+        <w:tabs>
+          <w:tab w:val="clear" w:pos="420"/>
+        </w:tabs>
+        <w:ind w:left="1200" w:leftChars="0" w:hanging="420" w:firstLineChars="0"/>
+        <w:jc w:val="both"/>
+        <w:rPr>
+          <w:rFonts w:hint="default" w:ascii="Times New Roman" w:hAnsi="Times New Roman" w:cs="Times New Roman"/>
+          <w:b w:val="0"/>
+          <w:bCs w:val="0"/>
+          <w:sz w:val="24"/>
+          <w:szCs w:val="24"/>
+        </w:rPr>
+      </w:pPr>
+      <w:r>
+        <w:rPr>
+          <w:rFonts w:hint="default" w:ascii="Times New Roman" w:hAnsi="Times New Roman" w:cs="Times New Roman"/>
+          <w:b w:val="0"/>
+          <w:bCs w:val="0"/>
+          <w:sz w:val="24"/>
+          <w:szCs w:val="24"/>
+        </w:rPr>
+        <w:t>External GPS Telemetry System: An external hardware integration system that automatically streams real-time truck location coordinates and time tracking logs into the database.</w:t>
+      </w:r>
+    </w:p>
+    <w:p>
+      <w:pPr>
+        <w:numPr>
+          <w:ilvl w:val="0"/>
+          <w:numId w:val="4"/>
+        </w:numPr>
+        <w:tabs>
+          <w:tab w:val="clear" w:pos="420"/>
+        </w:tabs>
+        <w:ind w:left="1200" w:leftChars="0" w:hanging="420" w:firstLineChars="0"/>
+        <w:jc w:val="both"/>
+        <w:rPr>
+          <w:rFonts w:hint="default" w:ascii="Times New Roman" w:hAnsi="Times New Roman" w:cs="Times New Roman"/>
+          <w:b w:val="0"/>
+          <w:bCs w:val="0"/>
+          <w:sz w:val="24"/>
+          <w:szCs w:val="24"/>
+        </w:rPr>
+      </w:pPr>
+      <w:r>
+        <w:rPr>
+          <w:rFonts w:hint="default" w:ascii="Times New Roman" w:hAnsi="Times New Roman" w:cs="Times New Roman"/>
+          <w:b w:val="0"/>
+          <w:bCs w:val="0"/>
+          <w:sz w:val="24"/>
+          <w:szCs w:val="24"/>
+        </w:rPr>
+        <w:t>External Accounting System: A third-party financial platform that exchanges billing data and payment status updates with SmartFM to ensure automated ledger reconciliation.</w:t>
+      </w:r>
+    </w:p>
+    <w:p>
+      <w:pPr>
+        <w:pStyle w:val="3"/>
+        <w:bidi w:val="0"/>
+        <w:spacing w:line="240" w:lineRule="auto"/>
+        <w:ind w:left="400" w:leftChars="100" w:firstLine="0" w:firstLineChars="0"/>
+        <w:rPr>
+          <w:rFonts w:hint="default" w:ascii="Times New Roman" w:hAnsi="Times New Roman" w:cs="Times New Roman"/>
+          <w:lang w:val="en-US"/>
+        </w:rPr>
+      </w:pPr>
+      <w:r>
+        <w:rPr>
+          <w:rFonts w:hint="default" w:ascii="Times New Roman" w:hAnsi="Times New Roman" w:cs="Times New Roman"/>
+          <w:lang w:val="en-US"/>
+        </w:rPr>
+        <w:t>3.</w:t>
+      </w:r>
+      <w:r>
+        <w:rPr>
+          <w:rFonts w:hint="default" w:ascii="Times New Roman" w:hAnsi="Times New Roman" w:cs="Times New Roman"/>
+          <w:lang w:val="en-US"/>
+        </w:rPr>
+        <w:t>4</w:t>
+      </w:r>
+      <w:r>
+        <w:rPr>
+          <w:rFonts w:hint="default" w:ascii="Times New Roman" w:hAnsi="Times New Roman" w:cs="Times New Roman"/>
+          <w:lang w:val="en-US"/>
+        </w:rPr>
+        <w:t xml:space="preserve"> </w:t>
+      </w:r>
+      <w:r>
+        <w:rPr>
+          <w:rFonts w:hint="default" w:ascii="Times New Roman" w:hAnsi="Times New Roman" w:cs="Times New Roman"/>
+          <w:lang w:val="en-US"/>
+        </w:rPr>
+        <w:t>Tasks</w:t>
+      </w:r>
+    </w:p>
+    <w:p>
+      <w:pPr>
+        <w:numPr>
+          <w:ilvl w:val="0"/>
+          <w:numId w:val="4"/>
+        </w:numPr>
+        <w:tabs>
+          <w:tab w:val="clear" w:pos="420"/>
+        </w:tabs>
+        <w:ind w:left="1200" w:leftChars="0" w:hanging="420" w:firstLineChars="0"/>
+        <w:jc w:val="both"/>
+        <w:rPr>
+          <w:rFonts w:hint="default" w:ascii="Times New Roman" w:hAnsi="Times New Roman" w:cs="Times New Roman"/>
+          <w:b w:val="0"/>
+          <w:bCs w:val="0"/>
+          <w:sz w:val="24"/>
+          <w:szCs w:val="24"/>
+        </w:rPr>
+      </w:pPr>
+      <w:r>
+        <w:rPr>
+          <w:rFonts w:hint="default" w:ascii="Times New Roman" w:hAnsi="Times New Roman" w:cs="Times New Roman"/>
+          <w:b w:val="0"/>
+          <w:bCs w:val="0"/>
+          <w:sz w:val="24"/>
+          <w:szCs w:val="24"/>
+          <w:lang w:val="en-US"/>
+        </w:rPr>
+        <w:t>User and Access Management:</w:t>
+      </w:r>
+    </w:p>
+    <w:p>
+      <w:pPr>
+        <w:numPr>
+          <w:ilvl w:val="0"/>
+          <w:numId w:val="5"/>
+        </w:numPr>
+        <w:tabs>
+          <w:tab w:val="clear" w:pos="420"/>
+        </w:tabs>
+        <w:ind w:left="1600" w:leftChars="0" w:hanging="420" w:firstLineChars="0"/>
+        <w:jc w:val="both"/>
+        <w:rPr>
+          <w:rFonts w:hint="default" w:ascii="Times New Roman" w:hAnsi="Times New Roman" w:cs="Times New Roman"/>
+          <w:b w:val="0"/>
+          <w:bCs w:val="0"/>
+          <w:sz w:val="24"/>
+          <w:szCs w:val="24"/>
+          <w:lang w:val="en-US"/>
+        </w:rPr>
+      </w:pPr>
+      <w:r>
+        <w:rPr>
+          <w:rFonts w:hint="default" w:ascii="Times New Roman" w:hAnsi="Times New Roman" w:cs="Times New Roman"/>
+          <w:b w:val="0"/>
+          <w:bCs w:val="0"/>
+          <w:sz w:val="24"/>
+          <w:szCs w:val="24"/>
+          <w:lang w:val="en-US"/>
+        </w:rPr>
+        <w:t>Actor: System Administrator</w:t>
+      </w:r>
+    </w:p>
+    <w:p>
+      <w:pPr>
+        <w:numPr>
+          <w:ilvl w:val="0"/>
+          <w:numId w:val="5"/>
+        </w:numPr>
+        <w:tabs>
+          <w:tab w:val="clear" w:pos="420"/>
+        </w:tabs>
+        <w:ind w:left="1600" w:leftChars="0" w:hanging="420" w:firstLineChars="0"/>
+        <w:jc w:val="both"/>
+        <w:rPr>
+          <w:rFonts w:hint="default" w:ascii="Times New Roman" w:hAnsi="Times New Roman" w:cs="Times New Roman"/>
+          <w:b w:val="0"/>
+          <w:bCs w:val="0"/>
+          <w:sz w:val="24"/>
+          <w:szCs w:val="24"/>
+          <w:lang w:val="en-US"/>
+        </w:rPr>
+      </w:pPr>
+      <w:r>
+        <w:rPr>
+          <w:rFonts w:hint="default" w:ascii="Times New Roman" w:hAnsi="Times New Roman" w:cs="Times New Roman"/>
+          <w:b w:val="0"/>
+          <w:bCs w:val="0"/>
+          <w:sz w:val="24"/>
+          <w:szCs w:val="24"/>
+          <w:lang w:val="en-US"/>
+        </w:rPr>
+        <w:t xml:space="preserve">Description: Manages </w:t>
+      </w:r>
+      <w:r>
+        <w:rPr>
+          <w:rFonts w:hint="default" w:ascii="Times New Roman" w:hAnsi="Times New Roman" w:eastAsia="SimSun" w:cs="Times New Roman"/>
+          <w:sz w:val="24"/>
+          <w:szCs w:val="24"/>
+        </w:rPr>
+        <w:t>employee accounts, configures role-based access controls, and updates system security permissions to protect company data.</w:t>
+      </w:r>
+    </w:p>
+    <w:p>
+      <w:pPr>
+        <w:numPr>
+          <w:ilvl w:val="0"/>
+          <w:numId w:val="4"/>
+        </w:numPr>
+        <w:tabs>
+          <w:tab w:val="clear" w:pos="420"/>
+        </w:tabs>
+        <w:ind w:left="1200" w:leftChars="0" w:hanging="420" w:firstLineChars="0"/>
+        <w:jc w:val="both"/>
+        <w:rPr>
+          <w:rFonts w:hint="default" w:ascii="Times New Roman" w:hAnsi="Times New Roman" w:cs="Times New Roman"/>
+          <w:b w:val="0"/>
+          <w:bCs w:val="0"/>
+          <w:sz w:val="24"/>
+          <w:szCs w:val="24"/>
+        </w:rPr>
+      </w:pPr>
+      <w:r>
+        <w:rPr>
+          <w:rFonts w:hint="default" w:ascii="Times New Roman" w:hAnsi="Times New Roman" w:cs="Times New Roman"/>
+          <w:b w:val="0"/>
+          <w:bCs w:val="0"/>
+          <w:sz w:val="24"/>
+          <w:szCs w:val="24"/>
+          <w:lang w:val="en-US"/>
+        </w:rPr>
+        <w:t>Branch and Hub Setup</w:t>
+      </w:r>
+      <w:r>
+        <w:rPr>
+          <w:rFonts w:hint="default" w:ascii="Times New Roman" w:hAnsi="Times New Roman" w:cs="Times New Roman"/>
+          <w:b w:val="0"/>
+          <w:bCs w:val="0"/>
+          <w:sz w:val="24"/>
+          <w:szCs w:val="24"/>
+          <w:lang w:val="en-US"/>
+        </w:rPr>
+        <w:t>:</w:t>
+      </w:r>
+    </w:p>
+    <w:p>
+      <w:pPr>
+        <w:numPr>
+          <w:ilvl w:val="0"/>
+          <w:numId w:val="5"/>
+        </w:numPr>
+        <w:tabs>
+          <w:tab w:val="clear" w:pos="420"/>
+        </w:tabs>
+        <w:ind w:left="1600" w:leftChars="0" w:hanging="420" w:firstLineChars="0"/>
+        <w:jc w:val="both"/>
+        <w:rPr>
+          <w:rFonts w:hint="default" w:ascii="Times New Roman" w:hAnsi="Times New Roman" w:cs="Times New Roman"/>
+          <w:b w:val="0"/>
+          <w:bCs w:val="0"/>
+          <w:sz w:val="24"/>
+          <w:szCs w:val="24"/>
+          <w:lang w:val="en-US"/>
+        </w:rPr>
+      </w:pPr>
+      <w:r>
+        <w:rPr>
+          <w:rFonts w:hint="default" w:ascii="Times New Roman" w:hAnsi="Times New Roman" w:cs="Times New Roman"/>
+          <w:b w:val="0"/>
+          <w:bCs w:val="0"/>
+          <w:sz w:val="24"/>
+          <w:szCs w:val="24"/>
+          <w:lang w:val="en-US"/>
+        </w:rPr>
+        <w:t>Actor: System Administrator</w:t>
+      </w:r>
+      <w:r>
+        <w:rPr>
+          <w:rFonts w:hint="default" w:ascii="Times New Roman" w:hAnsi="Times New Roman" w:cs="Times New Roman"/>
+          <w:b w:val="0"/>
+          <w:bCs w:val="0"/>
+          <w:sz w:val="24"/>
+          <w:szCs w:val="24"/>
+          <w:lang w:val="en-US"/>
+        </w:rPr>
+        <w:t>, Branch Manager</w:t>
+      </w:r>
+    </w:p>
+    <w:p>
+      <w:pPr>
+        <w:numPr>
+          <w:ilvl w:val="0"/>
+          <w:numId w:val="5"/>
+        </w:numPr>
+        <w:tabs>
+          <w:tab w:val="clear" w:pos="420"/>
+        </w:tabs>
+        <w:ind w:left="1600" w:leftChars="0" w:hanging="420" w:firstLineChars="0"/>
+        <w:jc w:val="both"/>
+        <w:rPr>
+          <w:rFonts w:hint="default" w:ascii="Times New Roman" w:hAnsi="Times New Roman" w:cs="Times New Roman"/>
+          <w:b w:val="0"/>
+          <w:bCs w:val="0"/>
+          <w:sz w:val="24"/>
+          <w:szCs w:val="24"/>
+          <w:lang w:val="en-US"/>
+        </w:rPr>
+      </w:pPr>
+      <w:r>
+        <w:rPr>
+          <w:rFonts w:hint="default" w:ascii="Times New Roman" w:hAnsi="Times New Roman" w:cs="Times New Roman"/>
+          <w:b w:val="0"/>
+          <w:bCs w:val="0"/>
+          <w:sz w:val="24"/>
+          <w:szCs w:val="24"/>
+          <w:lang w:val="en-US"/>
+        </w:rPr>
+        <w:t xml:space="preserve">Description: </w:t>
+      </w:r>
+      <w:r>
+        <w:rPr>
+          <w:rFonts w:hint="default" w:ascii="Times New Roman" w:hAnsi="Times New Roman" w:eastAsia="SimSun" w:cs="Times New Roman"/>
+          <w:sz w:val="24"/>
+          <w:szCs w:val="24"/>
+        </w:rPr>
+        <w:t>Configures regional distribution hub parameters, local database synchronization settings, and geographical boundaries for resource mapping.</w:t>
+      </w:r>
+    </w:p>
+    <w:p>
+      <w:pPr>
+        <w:numPr>
+          <w:ilvl w:val="0"/>
+          <w:numId w:val="4"/>
+        </w:numPr>
+        <w:tabs>
+          <w:tab w:val="clear" w:pos="420"/>
+        </w:tabs>
+        <w:ind w:left="1200" w:leftChars="0" w:hanging="420" w:firstLineChars="0"/>
+        <w:jc w:val="both"/>
+        <w:rPr>
+          <w:rFonts w:hint="default" w:ascii="Times New Roman" w:hAnsi="Times New Roman" w:cs="Times New Roman"/>
+          <w:b w:val="0"/>
+          <w:bCs w:val="0"/>
+          <w:sz w:val="24"/>
+          <w:szCs w:val="24"/>
+        </w:rPr>
+      </w:pPr>
+      <w:r>
+        <w:rPr>
+          <w:rFonts w:hint="default" w:ascii="Times New Roman" w:hAnsi="Times New Roman" w:cs="Times New Roman"/>
+          <w:b w:val="0"/>
+          <w:bCs w:val="0"/>
+          <w:sz w:val="24"/>
+          <w:szCs w:val="24"/>
+          <w:lang w:val="en-US"/>
+        </w:rPr>
+        <w:t>Fleet Asset Management</w:t>
+      </w:r>
+      <w:r>
+        <w:rPr>
+          <w:rFonts w:hint="default" w:ascii="Times New Roman" w:hAnsi="Times New Roman" w:cs="Times New Roman"/>
+          <w:b w:val="0"/>
+          <w:bCs w:val="0"/>
+          <w:sz w:val="24"/>
+          <w:szCs w:val="24"/>
+          <w:lang w:val="en-US"/>
+        </w:rPr>
+        <w:t>:</w:t>
+      </w:r>
+    </w:p>
+    <w:p>
+      <w:pPr>
+        <w:numPr>
+          <w:ilvl w:val="0"/>
+          <w:numId w:val="5"/>
+        </w:numPr>
+        <w:tabs>
+          <w:tab w:val="clear" w:pos="420"/>
+        </w:tabs>
+        <w:ind w:left="1600" w:leftChars="0" w:hanging="420" w:firstLineChars="0"/>
+        <w:jc w:val="both"/>
+        <w:rPr>
+          <w:rFonts w:hint="default" w:ascii="Times New Roman" w:hAnsi="Times New Roman" w:cs="Times New Roman"/>
+          <w:b w:val="0"/>
+          <w:bCs w:val="0"/>
+          <w:sz w:val="24"/>
+          <w:szCs w:val="24"/>
+          <w:lang w:val="en-US"/>
+        </w:rPr>
+      </w:pPr>
+      <w:r>
+        <w:rPr>
+          <w:rFonts w:hint="default" w:ascii="Times New Roman" w:hAnsi="Times New Roman" w:cs="Times New Roman"/>
+          <w:b w:val="0"/>
+          <w:bCs w:val="0"/>
+          <w:sz w:val="24"/>
+          <w:szCs w:val="24"/>
+          <w:lang w:val="en-US"/>
+        </w:rPr>
+        <w:t>Actor: System Administrator, Branch Manager</w:t>
+      </w:r>
+    </w:p>
+    <w:p>
+      <w:pPr>
+        <w:numPr>
+          <w:ilvl w:val="0"/>
+          <w:numId w:val="5"/>
+        </w:numPr>
+        <w:tabs>
+          <w:tab w:val="clear" w:pos="420"/>
+        </w:tabs>
+        <w:ind w:left="1600" w:leftChars="0" w:hanging="420" w:firstLineChars="0"/>
+        <w:jc w:val="both"/>
+        <w:rPr>
+          <w:rFonts w:hint="default" w:ascii="Times New Roman" w:hAnsi="Times New Roman" w:cs="Times New Roman"/>
+          <w:b w:val="0"/>
+          <w:bCs w:val="0"/>
+          <w:sz w:val="24"/>
+          <w:szCs w:val="24"/>
+          <w:lang w:val="en-US"/>
+        </w:rPr>
+      </w:pPr>
+      <w:r>
+        <w:rPr>
+          <w:rFonts w:hint="default" w:ascii="Times New Roman" w:hAnsi="Times New Roman" w:cs="Times New Roman"/>
+          <w:b w:val="0"/>
+          <w:bCs w:val="0"/>
+          <w:sz w:val="24"/>
+          <w:szCs w:val="24"/>
+          <w:lang w:val="en-US"/>
+        </w:rPr>
+        <w:t xml:space="preserve">Description: </w:t>
+      </w:r>
+      <w:r>
+        <w:rPr>
+          <w:rFonts w:hint="default" w:ascii="Times New Roman" w:hAnsi="Times New Roman" w:eastAsia="SimSun" w:cs="Times New Roman"/>
+          <w:sz w:val="24"/>
+          <w:szCs w:val="24"/>
+        </w:rPr>
+        <w:t>Registers and updates physical transport assets, inputs vehicle technical specifications, and tracks localized truck availability.</w:t>
+      </w:r>
+    </w:p>
+    <w:p>
+      <w:pPr>
+        <w:numPr>
+          <w:ilvl w:val="0"/>
+          <w:numId w:val="4"/>
+        </w:numPr>
+        <w:tabs>
+          <w:tab w:val="clear" w:pos="420"/>
+        </w:tabs>
+        <w:ind w:left="1200" w:leftChars="0" w:hanging="420" w:firstLineChars="0"/>
+        <w:jc w:val="both"/>
+        <w:rPr>
+          <w:rFonts w:hint="default" w:ascii="Times New Roman" w:hAnsi="Times New Roman" w:cs="Times New Roman"/>
+          <w:b w:val="0"/>
+          <w:bCs w:val="0"/>
+          <w:sz w:val="24"/>
+          <w:szCs w:val="24"/>
+        </w:rPr>
+      </w:pPr>
+      <w:r>
+        <w:rPr>
+          <w:rFonts w:hint="default" w:ascii="Times New Roman" w:hAnsi="Times New Roman" w:cs="Times New Roman"/>
+          <w:b w:val="0"/>
+          <w:bCs w:val="0"/>
+          <w:sz w:val="24"/>
+          <w:szCs w:val="24"/>
+          <w:lang w:val="en-US"/>
+        </w:rPr>
+        <w:t>Order Management</w:t>
+      </w:r>
+      <w:r>
+        <w:rPr>
+          <w:rFonts w:hint="default" w:ascii="Times New Roman" w:hAnsi="Times New Roman" w:cs="Times New Roman"/>
+          <w:b w:val="0"/>
+          <w:bCs w:val="0"/>
+          <w:sz w:val="24"/>
+          <w:szCs w:val="24"/>
+          <w:lang w:val="en-US"/>
+        </w:rPr>
+        <w:t>:</w:t>
+      </w:r>
+    </w:p>
+    <w:p>
+      <w:pPr>
+        <w:numPr>
+          <w:ilvl w:val="0"/>
+          <w:numId w:val="5"/>
+        </w:numPr>
+        <w:tabs>
+          <w:tab w:val="clear" w:pos="420"/>
+        </w:tabs>
+        <w:ind w:left="1600" w:leftChars="0" w:hanging="420" w:firstLineChars="0"/>
+        <w:jc w:val="both"/>
+        <w:rPr>
+          <w:rFonts w:hint="default" w:ascii="Times New Roman" w:hAnsi="Times New Roman" w:cs="Times New Roman"/>
+          <w:b w:val="0"/>
+          <w:bCs w:val="0"/>
+          <w:sz w:val="24"/>
+          <w:szCs w:val="24"/>
+          <w:lang w:val="en-US"/>
+        </w:rPr>
+      </w:pPr>
+      <w:r>
+        <w:rPr>
+          <w:rFonts w:hint="default" w:ascii="Times New Roman" w:hAnsi="Times New Roman" w:cs="Times New Roman"/>
+          <w:b w:val="0"/>
+          <w:bCs w:val="0"/>
+          <w:sz w:val="24"/>
+          <w:szCs w:val="24"/>
+          <w:lang w:val="en-US"/>
+        </w:rPr>
+        <w:t xml:space="preserve">Actor: </w:t>
+      </w:r>
+      <w:r>
+        <w:rPr>
+          <w:rFonts w:hint="default" w:ascii="Times New Roman" w:hAnsi="Times New Roman" w:eastAsia="SimSun" w:cs="Times New Roman"/>
+          <w:sz w:val="24"/>
+          <w:szCs w:val="24"/>
+        </w:rPr>
+        <w:t>Partner Supermarket (Corporate Client), Dispatcher</w:t>
+      </w:r>
+    </w:p>
+    <w:p>
+      <w:pPr>
+        <w:numPr>
+          <w:ilvl w:val="0"/>
+          <w:numId w:val="5"/>
+        </w:numPr>
+        <w:tabs>
+          <w:tab w:val="clear" w:pos="420"/>
+        </w:tabs>
+        <w:ind w:left="1600" w:leftChars="0" w:hanging="420" w:firstLineChars="0"/>
+        <w:jc w:val="both"/>
+        <w:rPr>
+          <w:rFonts w:hint="default" w:ascii="Times New Roman" w:hAnsi="Times New Roman" w:cs="Times New Roman"/>
+          <w:b w:val="0"/>
+          <w:bCs w:val="0"/>
+          <w:sz w:val="24"/>
+          <w:szCs w:val="24"/>
+          <w:lang w:val="en-US"/>
+        </w:rPr>
+      </w:pPr>
+      <w:r>
+        <w:rPr>
+          <w:rFonts w:hint="default" w:ascii="Times New Roman" w:hAnsi="Times New Roman" w:cs="Times New Roman"/>
+          <w:b w:val="0"/>
+          <w:bCs w:val="0"/>
+          <w:sz w:val="24"/>
+          <w:szCs w:val="24"/>
+          <w:lang w:val="en-US"/>
+        </w:rPr>
+        <w:t xml:space="preserve">Description: </w:t>
+      </w:r>
+      <w:r>
+        <w:rPr>
+          <w:rFonts w:hint="default" w:ascii="Times New Roman" w:hAnsi="Times New Roman" w:eastAsia="SimSun" w:cs="Times New Roman"/>
+          <w:sz w:val="24"/>
+          <w:szCs w:val="24"/>
+        </w:rPr>
+        <w:t>Handles the submission of bulk B2B shipping requests, details cargo dimensions, and logs specific delivery destination requests.</w:t>
+      </w:r>
+    </w:p>
+    <w:p>
+      <w:pPr>
+        <w:numPr>
+          <w:ilvl w:val="0"/>
+          <w:numId w:val="4"/>
+        </w:numPr>
+        <w:tabs>
+          <w:tab w:val="clear" w:pos="420"/>
+        </w:tabs>
+        <w:ind w:left="1200" w:leftChars="0" w:hanging="420" w:firstLineChars="0"/>
+        <w:jc w:val="both"/>
+        <w:rPr>
+          <w:rFonts w:hint="default" w:ascii="Times New Roman" w:hAnsi="Times New Roman" w:cs="Times New Roman"/>
+          <w:b w:val="0"/>
+          <w:bCs w:val="0"/>
+          <w:sz w:val="24"/>
+          <w:szCs w:val="24"/>
+        </w:rPr>
+      </w:pPr>
+      <w:r>
+        <w:rPr>
+          <w:rFonts w:hint="default" w:ascii="Times New Roman" w:hAnsi="Times New Roman" w:eastAsia="SimSun" w:cs="Times New Roman"/>
+          <w:sz w:val="24"/>
+          <w:szCs w:val="24"/>
+        </w:rPr>
+        <w:t>Shipment Scheduling and Dispatch</w:t>
+      </w:r>
+      <w:r>
+        <w:rPr>
+          <w:rFonts w:hint="default" w:ascii="Times New Roman" w:hAnsi="Times New Roman" w:cs="Times New Roman"/>
+          <w:b w:val="0"/>
+          <w:bCs w:val="0"/>
+          <w:sz w:val="24"/>
+          <w:szCs w:val="24"/>
+          <w:lang w:val="en-US"/>
+        </w:rPr>
+        <w:t>:</w:t>
+      </w:r>
+    </w:p>
+    <w:p>
+      <w:pPr>
+        <w:numPr>
+          <w:ilvl w:val="0"/>
+          <w:numId w:val="5"/>
+        </w:numPr>
+        <w:tabs>
+          <w:tab w:val="clear" w:pos="420"/>
+        </w:tabs>
+        <w:ind w:left="1600" w:leftChars="0" w:hanging="420" w:firstLineChars="0"/>
+        <w:jc w:val="both"/>
+        <w:rPr>
+          <w:rFonts w:hint="default" w:ascii="Times New Roman" w:hAnsi="Times New Roman" w:cs="Times New Roman"/>
+          <w:b w:val="0"/>
+          <w:bCs w:val="0"/>
+          <w:sz w:val="24"/>
+          <w:szCs w:val="24"/>
+          <w:lang w:val="en-US"/>
+        </w:rPr>
+      </w:pPr>
+      <w:r>
+        <w:rPr>
+          <w:rFonts w:hint="default" w:ascii="Times New Roman" w:hAnsi="Times New Roman" w:cs="Times New Roman"/>
+          <w:b w:val="0"/>
+          <w:bCs w:val="0"/>
+          <w:sz w:val="24"/>
+          <w:szCs w:val="24"/>
+          <w:lang w:val="en-US"/>
+        </w:rPr>
+        <w:t xml:space="preserve">Actor: </w:t>
+      </w:r>
+      <w:r>
+        <w:rPr>
+          <w:rFonts w:hint="default" w:ascii="Times New Roman" w:hAnsi="Times New Roman" w:eastAsia="SimSun" w:cs="Times New Roman"/>
+          <w:sz w:val="24"/>
+          <w:szCs w:val="24"/>
+        </w:rPr>
+        <w:t>Dispatcher, Driver</w:t>
+      </w:r>
+    </w:p>
+    <w:p>
+      <w:pPr>
+        <w:numPr>
+          <w:ilvl w:val="0"/>
+          <w:numId w:val="5"/>
+        </w:numPr>
+        <w:tabs>
+          <w:tab w:val="clear" w:pos="420"/>
+        </w:tabs>
+        <w:ind w:left="1600" w:leftChars="0" w:hanging="420" w:firstLineChars="0"/>
+        <w:jc w:val="both"/>
+        <w:rPr>
+          <w:rFonts w:hint="default" w:ascii="Times New Roman" w:hAnsi="Times New Roman" w:cs="Times New Roman"/>
+          <w:b w:val="0"/>
+          <w:bCs w:val="0"/>
+          <w:sz w:val="24"/>
+          <w:szCs w:val="24"/>
+          <w:lang w:val="en-US"/>
+        </w:rPr>
+      </w:pPr>
+      <w:r>
+        <w:rPr>
+          <w:rFonts w:hint="default" w:ascii="Times New Roman" w:hAnsi="Times New Roman" w:cs="Times New Roman"/>
+          <w:b w:val="0"/>
+          <w:bCs w:val="0"/>
+          <w:sz w:val="24"/>
+          <w:szCs w:val="24"/>
+          <w:lang w:val="en-US"/>
+        </w:rPr>
+        <w:t xml:space="preserve">Description: </w:t>
+      </w:r>
+      <w:r>
+        <w:rPr>
+          <w:rFonts w:hint="default" w:ascii="Times New Roman" w:hAnsi="Times New Roman" w:eastAsia="SimSun" w:cs="Times New Roman"/>
+          <w:sz w:val="24"/>
+          <w:szCs w:val="24"/>
+        </w:rPr>
+        <w:t>Assigns pending logistics orders to available trucks, schedules driver duty shifts, and resolves real-time routing changes.</w:t>
+      </w:r>
+    </w:p>
+    <w:p>
+      <w:pPr>
+        <w:numPr>
+          <w:ilvl w:val="0"/>
+          <w:numId w:val="4"/>
+        </w:numPr>
+        <w:tabs>
+          <w:tab w:val="clear" w:pos="420"/>
+        </w:tabs>
+        <w:ind w:left="1200" w:leftChars="0" w:hanging="420" w:firstLineChars="0"/>
+        <w:jc w:val="both"/>
+        <w:rPr>
+          <w:rFonts w:hint="default" w:ascii="Times New Roman" w:hAnsi="Times New Roman" w:cs="Times New Roman"/>
+          <w:b w:val="0"/>
+          <w:bCs w:val="0"/>
+          <w:sz w:val="24"/>
+          <w:szCs w:val="24"/>
+        </w:rPr>
+      </w:pPr>
+      <w:r>
+        <w:rPr>
+          <w:rFonts w:hint="default" w:ascii="Times New Roman" w:hAnsi="Times New Roman" w:eastAsia="SimSun" w:cs="Times New Roman"/>
+          <w:sz w:val="24"/>
+          <w:szCs w:val="24"/>
+        </w:rPr>
+        <w:t>Real-Time Transit Tracking</w:t>
+      </w:r>
+      <w:r>
+        <w:rPr>
+          <w:rFonts w:hint="default" w:ascii="Times New Roman" w:hAnsi="Times New Roman" w:cs="Times New Roman"/>
+          <w:b w:val="0"/>
+          <w:bCs w:val="0"/>
+          <w:sz w:val="24"/>
+          <w:szCs w:val="24"/>
+          <w:lang w:val="en-US"/>
+        </w:rPr>
+        <w:t>:</w:t>
+      </w:r>
+    </w:p>
+    <w:p>
+      <w:pPr>
+        <w:numPr>
+          <w:ilvl w:val="0"/>
+          <w:numId w:val="5"/>
+        </w:numPr>
+        <w:tabs>
+          <w:tab w:val="clear" w:pos="420"/>
+        </w:tabs>
+        <w:ind w:left="1600" w:leftChars="0" w:hanging="420" w:firstLineChars="0"/>
+        <w:jc w:val="both"/>
+        <w:rPr>
+          <w:rFonts w:hint="default" w:ascii="Times New Roman" w:hAnsi="Times New Roman" w:cs="Times New Roman"/>
+          <w:b w:val="0"/>
+          <w:bCs w:val="0"/>
+          <w:sz w:val="24"/>
+          <w:szCs w:val="24"/>
+          <w:lang w:val="en-US"/>
+        </w:rPr>
+      </w:pPr>
+      <w:r>
+        <w:rPr>
+          <w:rFonts w:hint="default" w:ascii="Times New Roman" w:hAnsi="Times New Roman" w:cs="Times New Roman"/>
+          <w:b w:val="0"/>
+          <w:bCs w:val="0"/>
+          <w:sz w:val="24"/>
+          <w:szCs w:val="24"/>
+          <w:lang w:val="en-US"/>
+        </w:rPr>
+        <w:t xml:space="preserve">Actor: </w:t>
+      </w:r>
+      <w:r>
+        <w:rPr>
+          <w:rFonts w:hint="default" w:ascii="Times New Roman" w:hAnsi="Times New Roman" w:eastAsia="SimSun" w:cs="Times New Roman"/>
+          <w:sz w:val="24"/>
+          <w:szCs w:val="24"/>
+        </w:rPr>
+        <w:t>Driver, External GPS Telemetry System, Dispatcher</w:t>
+      </w:r>
+    </w:p>
+    <w:p>
+      <w:pPr>
+        <w:numPr>
+          <w:ilvl w:val="0"/>
+          <w:numId w:val="5"/>
+        </w:numPr>
+        <w:tabs>
+          <w:tab w:val="clear" w:pos="420"/>
+        </w:tabs>
+        <w:ind w:left="1600" w:leftChars="0" w:hanging="420" w:firstLineChars="0"/>
+        <w:jc w:val="both"/>
+        <w:rPr>
+          <w:rFonts w:hint="default" w:ascii="Times New Roman" w:hAnsi="Times New Roman" w:cs="Times New Roman"/>
+          <w:b w:val="0"/>
+          <w:bCs w:val="0"/>
+          <w:sz w:val="24"/>
+          <w:szCs w:val="24"/>
+          <w:lang w:val="en-US"/>
+        </w:rPr>
+      </w:pPr>
+      <w:r>
+        <w:rPr>
+          <w:rFonts w:hint="default" w:ascii="Times New Roman" w:hAnsi="Times New Roman" w:cs="Times New Roman"/>
+          <w:b w:val="0"/>
+          <w:bCs w:val="0"/>
+          <w:sz w:val="24"/>
+          <w:szCs w:val="24"/>
+          <w:lang w:val="en-US"/>
+        </w:rPr>
+        <w:t xml:space="preserve">Description: </w:t>
+      </w:r>
+      <w:r>
+        <w:rPr>
+          <w:rFonts w:hint="default" w:ascii="Times New Roman" w:hAnsi="Times New Roman" w:eastAsia="SimSun" w:cs="Times New Roman"/>
+          <w:sz w:val="24"/>
+          <w:szCs w:val="24"/>
+        </w:rPr>
+        <w:t>Captures and records live GPS coordinates automatically while allowing drivers to log transit milestones manually.</w:t>
+      </w:r>
+    </w:p>
+    <w:p>
+      <w:pPr>
+        <w:numPr>
+          <w:ilvl w:val="0"/>
+          <w:numId w:val="4"/>
+        </w:numPr>
+        <w:tabs>
+          <w:tab w:val="clear" w:pos="420"/>
+        </w:tabs>
+        <w:ind w:left="1200" w:leftChars="0" w:hanging="420" w:firstLineChars="0"/>
+        <w:jc w:val="both"/>
+        <w:rPr>
+          <w:rFonts w:hint="default" w:ascii="Times New Roman" w:hAnsi="Times New Roman" w:cs="Times New Roman"/>
+          <w:b w:val="0"/>
+          <w:bCs w:val="0"/>
+          <w:sz w:val="24"/>
+          <w:szCs w:val="24"/>
+        </w:rPr>
+      </w:pPr>
+      <w:r>
+        <w:rPr>
+          <w:rFonts w:hint="default" w:ascii="Times New Roman" w:hAnsi="Times New Roman" w:eastAsia="SimSun" w:cs="Times New Roman"/>
+          <w:sz w:val="24"/>
+          <w:szCs w:val="24"/>
+        </w:rPr>
+        <w:t>Handle Delivery Exceptions</w:t>
+      </w:r>
+      <w:r>
+        <w:rPr>
+          <w:rFonts w:hint="default" w:ascii="Times New Roman" w:hAnsi="Times New Roman" w:cs="Times New Roman"/>
+          <w:b w:val="0"/>
+          <w:bCs w:val="0"/>
+          <w:sz w:val="24"/>
+          <w:szCs w:val="24"/>
+          <w:lang w:val="en-US"/>
+        </w:rPr>
+        <w:t>:</w:t>
+      </w:r>
+    </w:p>
+    <w:p>
+      <w:pPr>
+        <w:numPr>
+          <w:ilvl w:val="0"/>
+          <w:numId w:val="5"/>
+        </w:numPr>
+        <w:tabs>
+          <w:tab w:val="clear" w:pos="420"/>
+        </w:tabs>
+        <w:ind w:left="1600" w:leftChars="0" w:hanging="420" w:firstLineChars="0"/>
+        <w:jc w:val="both"/>
+        <w:rPr>
+          <w:rFonts w:hint="default" w:ascii="Times New Roman" w:hAnsi="Times New Roman" w:cs="Times New Roman"/>
+          <w:b w:val="0"/>
+          <w:bCs w:val="0"/>
+          <w:sz w:val="24"/>
+          <w:szCs w:val="24"/>
+          <w:lang w:val="en-US"/>
+        </w:rPr>
+      </w:pPr>
+      <w:r>
+        <w:rPr>
+          <w:rFonts w:hint="default" w:ascii="Times New Roman" w:hAnsi="Times New Roman" w:cs="Times New Roman"/>
+          <w:b w:val="0"/>
+          <w:bCs w:val="0"/>
+          <w:sz w:val="24"/>
+          <w:szCs w:val="24"/>
+          <w:lang w:val="en-US"/>
+        </w:rPr>
+        <w:t xml:space="preserve">Actor: </w:t>
+      </w:r>
+      <w:r>
+        <w:rPr>
+          <w:rFonts w:hint="default" w:ascii="Times New Roman" w:hAnsi="Times New Roman" w:eastAsia="SimSun" w:cs="Times New Roman"/>
+          <w:sz w:val="24"/>
+          <w:szCs w:val="24"/>
+        </w:rPr>
+        <w:t>Driver, Dispatcher</w:t>
+      </w:r>
+    </w:p>
+    <w:p>
+      <w:pPr>
+        <w:numPr>
+          <w:ilvl w:val="0"/>
+          <w:numId w:val="5"/>
+        </w:numPr>
+        <w:tabs>
+          <w:tab w:val="clear" w:pos="420"/>
+        </w:tabs>
+        <w:ind w:left="1600" w:leftChars="0" w:hanging="420" w:firstLineChars="0"/>
+        <w:jc w:val="both"/>
+        <w:rPr>
+          <w:rFonts w:hint="default" w:ascii="Times New Roman" w:hAnsi="Times New Roman" w:cs="Times New Roman"/>
+          <w:b w:val="0"/>
+          <w:bCs w:val="0"/>
+          <w:sz w:val="24"/>
+          <w:szCs w:val="24"/>
+          <w:lang w:val="en-US"/>
+        </w:rPr>
+      </w:pPr>
+      <w:r>
+        <w:rPr>
+          <w:rFonts w:hint="default" w:ascii="Times New Roman" w:hAnsi="Times New Roman" w:cs="Times New Roman"/>
+          <w:b w:val="0"/>
+          <w:bCs w:val="0"/>
+          <w:sz w:val="24"/>
+          <w:szCs w:val="24"/>
+          <w:lang w:val="en-US"/>
+        </w:rPr>
+        <w:t xml:space="preserve">Description: </w:t>
+      </w:r>
+      <w:r>
+        <w:rPr>
+          <w:rFonts w:hint="default" w:ascii="Times New Roman" w:hAnsi="Times New Roman" w:eastAsia="SimSun" w:cs="Times New Roman"/>
+          <w:sz w:val="24"/>
+          <w:szCs w:val="24"/>
+        </w:rPr>
+        <w:t>Manages unexpected transit issues such as vehicle breakdowns or traffic delays, allowing staff to reroute assets and notify supermarkets immediately.</w:t>
+      </w:r>
+    </w:p>
+    <w:p>
+      <w:pPr>
+        <w:numPr>
+          <w:ilvl w:val="0"/>
+          <w:numId w:val="4"/>
+        </w:numPr>
+        <w:tabs>
+          <w:tab w:val="clear" w:pos="420"/>
+        </w:tabs>
+        <w:ind w:left="1200" w:leftChars="0" w:hanging="420" w:firstLineChars="0"/>
+        <w:jc w:val="both"/>
+        <w:rPr>
+          <w:rFonts w:hint="default" w:ascii="Times New Roman" w:hAnsi="Times New Roman" w:cs="Times New Roman"/>
+          <w:b w:val="0"/>
+          <w:bCs w:val="0"/>
+          <w:sz w:val="24"/>
+          <w:szCs w:val="24"/>
+        </w:rPr>
+      </w:pPr>
+      <w:r>
+        <w:rPr>
+          <w:rFonts w:hint="default" w:ascii="Times New Roman" w:hAnsi="Times New Roman" w:eastAsia="SimSun" w:cs="Times New Roman"/>
+          <w:sz w:val="24"/>
+          <w:szCs w:val="24"/>
+        </w:rPr>
+        <w:t>Process Order Modifications and Cancellations</w:t>
+      </w:r>
+      <w:r>
+        <w:rPr>
+          <w:rFonts w:hint="default" w:ascii="Times New Roman" w:hAnsi="Times New Roman" w:cs="Times New Roman"/>
+          <w:b w:val="0"/>
+          <w:bCs w:val="0"/>
+          <w:sz w:val="24"/>
+          <w:szCs w:val="24"/>
+          <w:lang w:val="en-US"/>
+        </w:rPr>
+        <w:t>:</w:t>
+      </w:r>
+    </w:p>
+    <w:p>
+      <w:pPr>
+        <w:numPr>
+          <w:ilvl w:val="0"/>
+          <w:numId w:val="5"/>
+        </w:numPr>
+        <w:tabs>
+          <w:tab w:val="clear" w:pos="420"/>
+        </w:tabs>
+        <w:ind w:left="1600" w:leftChars="0" w:hanging="420" w:firstLineChars="0"/>
+        <w:jc w:val="both"/>
+        <w:rPr>
+          <w:rFonts w:hint="default" w:ascii="Times New Roman" w:hAnsi="Times New Roman" w:cs="Times New Roman"/>
+          <w:b w:val="0"/>
+          <w:bCs w:val="0"/>
+          <w:sz w:val="24"/>
+          <w:szCs w:val="24"/>
+          <w:lang w:val="en-US"/>
+        </w:rPr>
+      </w:pPr>
+      <w:r>
+        <w:rPr>
+          <w:rFonts w:hint="default" w:ascii="Times New Roman" w:hAnsi="Times New Roman" w:cs="Times New Roman"/>
+          <w:b w:val="0"/>
+          <w:bCs w:val="0"/>
+          <w:sz w:val="24"/>
+          <w:szCs w:val="24"/>
+          <w:lang w:val="en-US"/>
+        </w:rPr>
+        <w:t>Actor:</w:t>
+      </w:r>
+      <w:r>
+        <w:rPr>
+          <w:rFonts w:hint="default" w:ascii="Times New Roman" w:hAnsi="Times New Roman" w:cs="Times New Roman"/>
+          <w:b w:val="0"/>
+          <w:bCs w:val="0"/>
+          <w:sz w:val="24"/>
+          <w:szCs w:val="24"/>
+          <w:lang w:val="en-US"/>
+        </w:rPr>
+        <w:t xml:space="preserve"> </w:t>
+      </w:r>
+      <w:r>
+        <w:rPr>
+          <w:rFonts w:hint="default" w:ascii="Times New Roman" w:hAnsi="Times New Roman" w:eastAsia="SimSun" w:cs="Times New Roman"/>
+          <w:sz w:val="24"/>
+          <w:szCs w:val="24"/>
+        </w:rPr>
+        <w:t>Partner Supermarket (Corporate Client), Dispatcher</w:t>
+      </w:r>
+    </w:p>
+    <w:p>
+      <w:pPr>
+        <w:numPr>
+          <w:ilvl w:val="0"/>
+          <w:numId w:val="5"/>
+        </w:numPr>
+        <w:tabs>
+          <w:tab w:val="clear" w:pos="420"/>
+        </w:tabs>
+        <w:ind w:left="1600" w:leftChars="0" w:hanging="420" w:firstLineChars="0"/>
+        <w:jc w:val="both"/>
+        <w:rPr>
+          <w:rFonts w:hint="default" w:ascii="Times New Roman" w:hAnsi="Times New Roman" w:cs="Times New Roman"/>
+          <w:b w:val="0"/>
+          <w:bCs w:val="0"/>
+          <w:sz w:val="24"/>
+          <w:szCs w:val="24"/>
+          <w:lang w:val="en-US"/>
+        </w:rPr>
+      </w:pPr>
+      <w:r>
+        <w:rPr>
+          <w:rFonts w:hint="default" w:ascii="Times New Roman" w:hAnsi="Times New Roman" w:cs="Times New Roman"/>
+          <w:b w:val="0"/>
+          <w:bCs w:val="0"/>
+          <w:sz w:val="24"/>
+          <w:szCs w:val="24"/>
+          <w:lang w:val="en-US"/>
+        </w:rPr>
+        <w:t xml:space="preserve">Description: </w:t>
+      </w:r>
+      <w:r>
+        <w:rPr>
+          <w:rFonts w:hint="default" w:ascii="Times New Roman" w:hAnsi="Times New Roman" w:eastAsia="SimSun" w:cs="Times New Roman"/>
+          <w:sz w:val="24"/>
+          <w:szCs w:val="24"/>
+        </w:rPr>
+        <w:t>Processes real-time updates or cancellations of submitted orders before dispatch, updating vehicle allocation statuses instantly.</w:t>
+      </w:r>
+    </w:p>
+    <w:p>
+      <w:pPr>
+        <w:numPr>
+          <w:ilvl w:val="0"/>
+          <w:numId w:val="4"/>
+        </w:numPr>
+        <w:tabs>
+          <w:tab w:val="clear" w:pos="420"/>
+        </w:tabs>
+        <w:ind w:left="1200" w:leftChars="0" w:hanging="420" w:firstLineChars="0"/>
+        <w:jc w:val="both"/>
+        <w:rPr>
+          <w:rFonts w:hint="default" w:ascii="Times New Roman" w:hAnsi="Times New Roman" w:cs="Times New Roman"/>
+          <w:b w:val="0"/>
+          <w:bCs w:val="0"/>
+          <w:sz w:val="24"/>
+          <w:szCs w:val="24"/>
+        </w:rPr>
+      </w:pPr>
+      <w:r>
+        <w:rPr>
+          <w:rFonts w:hint="default" w:ascii="Times New Roman" w:hAnsi="Times New Roman" w:eastAsia="SimSun" w:cs="Times New Roman"/>
+          <w:sz w:val="24"/>
+          <w:szCs w:val="24"/>
+        </w:rPr>
+        <w:t>Automated Invoice Generation</w:t>
+      </w:r>
+      <w:r>
+        <w:rPr>
+          <w:rFonts w:hint="default" w:ascii="Times New Roman" w:hAnsi="Times New Roman" w:cs="Times New Roman"/>
+          <w:b w:val="0"/>
+          <w:bCs w:val="0"/>
+          <w:sz w:val="24"/>
+          <w:szCs w:val="24"/>
+          <w:lang w:val="en-US"/>
+        </w:rPr>
+        <w:t>:</w:t>
+      </w:r>
+    </w:p>
+    <w:p>
+      <w:pPr>
+        <w:numPr>
+          <w:ilvl w:val="0"/>
+          <w:numId w:val="5"/>
+        </w:numPr>
+        <w:tabs>
+          <w:tab w:val="clear" w:pos="420"/>
+        </w:tabs>
+        <w:ind w:left="1600" w:leftChars="0" w:hanging="420" w:firstLineChars="0"/>
+        <w:jc w:val="both"/>
+        <w:rPr>
+          <w:rFonts w:hint="default" w:ascii="Times New Roman" w:hAnsi="Times New Roman" w:cs="Times New Roman"/>
+          <w:b w:val="0"/>
+          <w:bCs w:val="0"/>
+          <w:sz w:val="24"/>
+          <w:szCs w:val="24"/>
+          <w:lang w:val="en-US"/>
+        </w:rPr>
+      </w:pPr>
+      <w:r>
+        <w:rPr>
+          <w:rFonts w:hint="default" w:ascii="Times New Roman" w:hAnsi="Times New Roman" w:cs="Times New Roman"/>
+          <w:b w:val="0"/>
+          <w:bCs w:val="0"/>
+          <w:sz w:val="24"/>
+          <w:szCs w:val="24"/>
+          <w:lang w:val="en-US"/>
+        </w:rPr>
+        <w:t>Actor:</w:t>
+      </w:r>
+      <w:r>
+        <w:rPr>
+          <w:rFonts w:hint="default" w:ascii="Times New Roman" w:hAnsi="Times New Roman" w:cs="Times New Roman"/>
+          <w:b w:val="0"/>
+          <w:bCs w:val="0"/>
+          <w:sz w:val="24"/>
+          <w:szCs w:val="24"/>
+          <w:lang w:val="en-US"/>
+        </w:rPr>
+        <w:t xml:space="preserve"> </w:t>
+      </w:r>
+      <w:r>
+        <w:rPr>
+          <w:rFonts w:hint="default" w:ascii="Times New Roman" w:hAnsi="Times New Roman" w:eastAsia="SimSun" w:cs="Times New Roman"/>
+          <w:sz w:val="24"/>
+          <w:szCs w:val="24"/>
+        </w:rPr>
+        <w:t>Accountant, External Accounting System</w:t>
+      </w:r>
+    </w:p>
+    <w:p>
+      <w:pPr>
+        <w:numPr>
+          <w:ilvl w:val="0"/>
+          <w:numId w:val="5"/>
+        </w:numPr>
+        <w:tabs>
+          <w:tab w:val="clear" w:pos="420"/>
+        </w:tabs>
+        <w:ind w:left="1600" w:leftChars="0" w:hanging="420" w:firstLineChars="0"/>
+        <w:jc w:val="both"/>
+        <w:rPr>
+          <w:rFonts w:hint="default" w:ascii="Times New Roman" w:hAnsi="Times New Roman" w:cs="Times New Roman"/>
+          <w:b w:val="0"/>
+          <w:bCs w:val="0"/>
+          <w:sz w:val="24"/>
+          <w:szCs w:val="24"/>
+          <w:lang w:val="en-US"/>
+        </w:rPr>
+      </w:pPr>
+      <w:r>
+        <w:rPr>
+          <w:rFonts w:hint="default" w:ascii="Times New Roman" w:hAnsi="Times New Roman" w:cs="Times New Roman"/>
+          <w:b w:val="0"/>
+          <w:bCs w:val="0"/>
+          <w:sz w:val="24"/>
+          <w:szCs w:val="24"/>
+          <w:lang w:val="en-US"/>
+        </w:rPr>
+        <w:t xml:space="preserve">Description: </w:t>
+      </w:r>
+      <w:r>
+        <w:rPr>
+          <w:rFonts w:hint="default" w:ascii="Times New Roman" w:hAnsi="Times New Roman" w:eastAsia="SimSun" w:cs="Times New Roman"/>
+          <w:sz w:val="24"/>
+          <w:szCs w:val="24"/>
+        </w:rPr>
+        <w:t>Compiles automated financial summaries immediately upon delivery completion, calculating precise shipping costs and fees.</w:t>
+      </w:r>
+    </w:p>
+    <w:p>
+      <w:pPr>
+        <w:numPr>
+          <w:ilvl w:val="0"/>
+          <w:numId w:val="4"/>
+        </w:numPr>
+        <w:tabs>
+          <w:tab w:val="clear" w:pos="420"/>
+        </w:tabs>
+        <w:ind w:left="1200" w:leftChars="0" w:hanging="420" w:firstLineChars="0"/>
+        <w:jc w:val="both"/>
+        <w:rPr>
+          <w:rFonts w:hint="default" w:ascii="Times New Roman" w:hAnsi="Times New Roman" w:cs="Times New Roman"/>
+          <w:b w:val="0"/>
+          <w:bCs w:val="0"/>
+          <w:sz w:val="24"/>
+          <w:szCs w:val="24"/>
+        </w:rPr>
+      </w:pPr>
+      <w:r>
+        <w:rPr>
+          <w:rFonts w:hint="default" w:ascii="Times New Roman" w:hAnsi="Times New Roman" w:eastAsia="SimSun" w:cs="Times New Roman"/>
+          <w:sz w:val="24"/>
+          <w:szCs w:val="24"/>
+        </w:rPr>
+        <w:t>Payment Reconciliation</w:t>
+      </w:r>
+      <w:r>
+        <w:rPr>
+          <w:rFonts w:hint="default" w:ascii="Times New Roman" w:hAnsi="Times New Roman" w:cs="Times New Roman"/>
+          <w:b w:val="0"/>
+          <w:bCs w:val="0"/>
+          <w:sz w:val="24"/>
+          <w:szCs w:val="24"/>
+          <w:lang w:val="en-US"/>
+        </w:rPr>
+        <w:t>:</w:t>
+      </w:r>
+    </w:p>
+    <w:p>
+      <w:pPr>
+        <w:numPr>
+          <w:ilvl w:val="0"/>
+          <w:numId w:val="5"/>
+        </w:numPr>
+        <w:tabs>
+          <w:tab w:val="clear" w:pos="420"/>
+        </w:tabs>
+        <w:ind w:left="1600" w:leftChars="0" w:hanging="420" w:firstLineChars="0"/>
+        <w:jc w:val="both"/>
+        <w:rPr>
+          <w:rFonts w:hint="default" w:ascii="Times New Roman" w:hAnsi="Times New Roman" w:cs="Times New Roman"/>
+          <w:b w:val="0"/>
+          <w:bCs w:val="0"/>
+          <w:sz w:val="24"/>
+          <w:szCs w:val="24"/>
+          <w:lang w:val="en-US"/>
+        </w:rPr>
+      </w:pPr>
+      <w:r>
+        <w:rPr>
+          <w:rFonts w:hint="default" w:ascii="Times New Roman" w:hAnsi="Times New Roman" w:cs="Times New Roman"/>
+          <w:b w:val="0"/>
+          <w:bCs w:val="0"/>
+          <w:sz w:val="24"/>
+          <w:szCs w:val="24"/>
+          <w:lang w:val="en-US"/>
+        </w:rPr>
+        <w:t>Actor:</w:t>
+      </w:r>
+      <w:r>
+        <w:rPr>
+          <w:rFonts w:hint="default" w:ascii="Times New Roman" w:hAnsi="Times New Roman" w:cs="Times New Roman"/>
+          <w:b w:val="0"/>
+          <w:bCs w:val="0"/>
+          <w:sz w:val="24"/>
+          <w:szCs w:val="24"/>
+          <w:lang w:val="en-US"/>
+        </w:rPr>
+        <w:t xml:space="preserve"> </w:t>
+      </w:r>
+      <w:r>
+        <w:rPr>
+          <w:rFonts w:hint="default" w:ascii="Times New Roman" w:hAnsi="Times New Roman" w:eastAsia="SimSun" w:cs="Times New Roman"/>
+          <w:sz w:val="24"/>
+          <w:szCs w:val="24"/>
+        </w:rPr>
+        <w:t>Accountant, External Accounting System</w:t>
+      </w:r>
+    </w:p>
+    <w:p>
+      <w:pPr>
+        <w:numPr>
+          <w:ilvl w:val="0"/>
+          <w:numId w:val="5"/>
+        </w:numPr>
+        <w:tabs>
+          <w:tab w:val="clear" w:pos="420"/>
+        </w:tabs>
+        <w:ind w:left="1600" w:leftChars="0" w:hanging="420" w:firstLineChars="0"/>
+        <w:jc w:val="both"/>
+        <w:rPr>
+          <w:rFonts w:hint="default" w:ascii="Times New Roman" w:hAnsi="Times New Roman" w:cs="Times New Roman"/>
+          <w:b w:val="0"/>
+          <w:bCs w:val="0"/>
+          <w:sz w:val="24"/>
+          <w:szCs w:val="24"/>
+          <w:lang w:val="en-US"/>
+        </w:rPr>
+      </w:pPr>
+      <w:r>
+        <w:rPr>
+          <w:rFonts w:hint="default" w:ascii="Times New Roman" w:hAnsi="Times New Roman" w:cs="Times New Roman"/>
+          <w:b w:val="0"/>
+          <w:bCs w:val="0"/>
+          <w:sz w:val="24"/>
+          <w:szCs w:val="24"/>
+          <w:lang w:val="en-US"/>
+        </w:rPr>
+        <w:t xml:space="preserve">Description: </w:t>
+      </w:r>
+      <w:r>
+        <w:rPr>
+          <w:rFonts w:hint="default" w:ascii="Times New Roman" w:hAnsi="Times New Roman" w:eastAsia="SimSun" w:cs="Times New Roman"/>
+          <w:sz w:val="24"/>
+          <w:szCs w:val="24"/>
+        </w:rPr>
+        <w:t>Cross-references automated billing files with third-party transaction logs to confirm payments and resolve invoicing errors.</w:t>
+      </w:r>
+    </w:p>
+    <w:p>
+      <w:pPr>
+        <w:numPr>
           <w:numId w:val="0"/>
         </w:numPr>
-        <w:spacing w:line="240" w:lineRule="auto"/>
-        <w:jc w:val="both"/>
-        <w:rPr>
-          <w:rFonts w:hint="default" w:ascii="Times New Roman" w:hAnsi="Times New Roman" w:cs="Times New Roman"/>
-          <w:b w:val="0"/>
-          <w:bCs w:val="0"/>
-          <w:sz w:val="23"/>
-          <w:szCs w:val="23"/>
-          <w:lang w:val="en-US"/>
-        </w:rPr>
-      </w:pPr>
-    </w:p>
-    <w:p>
-      <w:pPr>
-        <w:spacing w:line="240" w:lineRule="auto"/>
-        <w:rPr>
-          <w:rFonts w:hint="default" w:ascii="Times New Roman" w:hAnsi="Times New Roman" w:cs="Times New Roman"/>
-          <w:lang w:val="en-US"/>
-        </w:rPr>
-      </w:pPr>
-    </w:p>
-    <w:p>
-      <w:pPr>
-        <w:spacing w:line="240" w:lineRule="auto"/>
-        <w:rPr>
-          <w:rFonts w:hint="default" w:ascii="Times New Roman" w:hAnsi="Times New Roman" w:cs="Times New Roman"/>
-          <w:lang w:val="en-US"/>
-        </w:rPr>
-      </w:pPr>
-    </w:p>
-    <w:p>
-      <w:pPr>
-        <w:spacing w:line="240" w:lineRule="auto"/>
-        <w:rPr>
-          <w:rFonts w:hint="default" w:ascii="Times New Roman" w:hAnsi="Times New Roman" w:cs="Times New Roman"/>
-          <w:lang w:val="en-US"/>
-        </w:rPr>
-      </w:pPr>
-      <w:r>
-        <w:rPr>
-          <w:rFonts w:hint="default" w:ascii="Times New Roman" w:hAnsi="Times New Roman" w:cs="Times New Roman"/>
-        </w:rPr>
-        <w:fldChar w:fldCharType="end"/>
-      </w:r>
-    </w:p>
-    <w:p>
-      <w:pPr>
-        <w:spacing w:line="240" w:lineRule="auto"/>
-        <w:rPr>
-          <w:rFonts w:hint="default" w:ascii="Times New Roman" w:hAnsi="Times New Roman" w:cs="Times New Roman"/>
-          <w:lang w:val="en-US"/>
-        </w:rPr>
-      </w:pPr>
-    </w:p>
-    <w:p>
-      <w:pPr>
-        <w:spacing w:line="240" w:lineRule="auto"/>
-        <w:rPr>
-          <w:rFonts w:hint="default" w:ascii="Times New Roman" w:hAnsi="Times New Roman" w:cs="Times New Roman"/>
-          <w:lang w:val="en-US"/>
-        </w:rPr>
-      </w:pPr>
-    </w:p>
-    <w:p>
-      <w:pPr>
-        <w:spacing w:line="240" w:lineRule="auto"/>
-        <w:rPr>
-          <w:rFonts w:hint="default" w:ascii="Times New Roman" w:hAnsi="Times New Roman" w:cs="Times New Roman"/>
-          <w:lang w:val="en-US"/>
-        </w:rPr>
-      </w:pPr>
-    </w:p>
-    <w:p>
-      <w:pPr>
-        <w:spacing w:line="240" w:lineRule="auto"/>
-        <w:rPr>
-          <w:rFonts w:hint="default" w:ascii="Times New Roman" w:hAnsi="Times New Roman" w:cs="Times New Roman"/>
+        <w:jc w:val="both"/>
+        <w:rPr>
+          <w:rFonts w:hint="default" w:ascii="Times New Roman" w:hAnsi="Times New Roman" w:cs="Times New Roman"/>
+          <w:b w:val="0"/>
+          <w:bCs w:val="0"/>
+          <w:sz w:val="24"/>
+          <w:szCs w:val="24"/>
+          <w:lang w:val="en-US"/>
+        </w:rPr>
+      </w:pPr>
+    </w:p>
+    <w:p>
+      <w:pPr>
+        <w:numPr>
+          <w:numId w:val="0"/>
+        </w:numPr>
+        <w:jc w:val="both"/>
+        <w:rPr>
+          <w:rFonts w:hint="default" w:ascii="Times New Roman" w:hAnsi="Times New Roman" w:cs="Times New Roman"/>
+          <w:b w:val="0"/>
+          <w:bCs w:val="0"/>
+          <w:sz w:val="24"/>
+          <w:szCs w:val="24"/>
+          <w:lang w:val="en-US"/>
+        </w:rPr>
+      </w:pPr>
+    </w:p>
+    <w:p>
+      <w:pPr>
+        <w:numPr>
+          <w:numId w:val="0"/>
+        </w:numPr>
+        <w:jc w:val="both"/>
+        <w:rPr>
+          <w:rFonts w:hint="default" w:ascii="Times New Roman" w:hAnsi="Times New Roman" w:cs="Times New Roman"/>
+          <w:b w:val="0"/>
+          <w:bCs w:val="0"/>
+          <w:sz w:val="24"/>
+          <w:szCs w:val="24"/>
+          <w:lang w:val="en-US"/>
+        </w:rPr>
+      </w:pPr>
+    </w:p>
+    <w:p>
+      <w:pPr>
+        <w:numPr>
+          <w:numId w:val="0"/>
+        </w:numPr>
+        <w:jc w:val="both"/>
+        <w:rPr>
+          <w:rFonts w:hint="default" w:ascii="Times New Roman" w:hAnsi="Times New Roman" w:cs="Times New Roman"/>
+          <w:b w:val="0"/>
+          <w:bCs w:val="0"/>
+          <w:sz w:val="24"/>
+          <w:szCs w:val="24"/>
+          <w:lang w:val="en-US"/>
+        </w:rPr>
+      </w:pPr>
+    </w:p>
+    <w:p>
+      <w:pPr>
+        <w:rPr>
+          <w:rFonts w:hint="default" w:ascii="Times New Roman" w:hAnsi="Times New Roman" w:cs="Times New Roman"/>
+          <w:lang w:val="en-US"/>
+        </w:rPr>
+      </w:pPr>
+    </w:p>
+    <w:p>
+      <w:pPr>
+        <w:rPr>
+          <w:rFonts w:hint="default" w:ascii="Times New Roman" w:hAnsi="Times New Roman" w:cs="Times New Roman"/>
+          <w:lang w:val="en-US"/>
+        </w:rPr>
+      </w:pPr>
+    </w:p>
+    <w:p>
+      <w:pPr>
+        <w:numPr>
+          <w:numId w:val="0"/>
+        </w:numPr>
+        <w:jc w:val="both"/>
+        <w:rPr>
+          <w:rFonts w:hint="default" w:ascii="Times New Roman" w:hAnsi="Times New Roman" w:cs="Times New Roman"/>
+          <w:b w:val="0"/>
+          <w:bCs w:val="0"/>
+          <w:sz w:val="24"/>
+          <w:szCs w:val="24"/>
+        </w:rPr>
+      </w:pPr>
+    </w:p>
+    <w:p>
+      <w:pPr>
+        <w:numPr>
+          <w:numId w:val="0"/>
+        </w:numPr>
+        <w:jc w:val="both"/>
+        <w:rPr>
+          <w:rFonts w:hint="default" w:ascii="Times New Roman" w:hAnsi="Times New Roman" w:cs="Times New Roman"/>
+          <w:b w:val="0"/>
+          <w:bCs w:val="0"/>
+          <w:sz w:val="24"/>
+          <w:szCs w:val="24"/>
+        </w:rPr>
+      </w:pPr>
+    </w:p>
+    <w:p>
+      <w:pPr>
+        <w:numPr>
+          <w:numId w:val="0"/>
+        </w:numPr>
+        <w:jc w:val="both"/>
+        <w:rPr>
+          <w:rFonts w:hint="default" w:ascii="Times New Roman" w:hAnsi="Times New Roman" w:cs="Times New Roman"/>
+          <w:b w:val="0"/>
+          <w:bCs w:val="0"/>
+          <w:sz w:val="24"/>
+          <w:szCs w:val="24"/>
+        </w:rPr>
+      </w:pPr>
+    </w:p>
+    <w:p>
+      <w:pPr>
+        <w:rPr>
+          <w:rFonts w:hint="default" w:ascii="Times New Roman" w:hAnsi="Times New Roman" w:cs="Times New Roman"/>
+          <w:lang w:val="en-US"/>
+        </w:rPr>
+      </w:pPr>
+    </w:p>
+    <w:p>
+      <w:pPr>
+        <w:numPr>
+          <w:numId w:val="0"/>
+        </w:numPr>
+        <w:jc w:val="both"/>
+        <w:rPr>
+          <w:rFonts w:hint="default" w:ascii="Times New Roman" w:hAnsi="Times New Roman" w:cs="Times New Roman"/>
+          <w:b w:val="0"/>
+          <w:bCs w:val="0"/>
+          <w:sz w:val="24"/>
+          <w:szCs w:val="24"/>
+        </w:rPr>
+      </w:pPr>
+    </w:p>
+    <w:p>
+      <w:pPr>
+        <w:numPr>
+          <w:numId w:val="0"/>
+        </w:numPr>
+        <w:ind w:left="780" w:leftChars="0"/>
+        <w:jc w:val="both"/>
+        <w:rPr>
+          <w:rFonts w:hint="default" w:ascii="Times New Roman" w:hAnsi="Times New Roman" w:cs="Times New Roman"/>
+          <w:sz w:val="24"/>
+          <w:szCs w:val="24"/>
+          <w:lang w:val="en-US"/>
+        </w:rPr>
+      </w:pPr>
+      <w:r>
+        <w:rPr>
+          <w:rFonts w:hint="default" w:ascii="Times New Roman" w:hAnsi="Times New Roman" w:eastAsia="Symbol" w:cs="Times New Roman"/>
+          <w:sz w:val="24"/>
+          <w:szCs w:val="24"/>
+        </w:rPr>
+        <w:t>·</w:t>
+      </w:r>
+      <w:r>
+        <w:rPr>
+          <w:rFonts w:hint="default" w:ascii="Times New Roman" w:hAnsi="Times New Roman" w:eastAsia="SimSun" w:cs="Times New Roman"/>
+          <w:sz w:val="24"/>
+          <w:szCs w:val="24"/>
+        </w:rPr>
+        <w:t xml:space="preserve">  </w:t>
+      </w:r>
+    </w:p>
+    <w:p>
+      <w:pPr>
+        <w:spacing w:line="240" w:lineRule="auto"/>
+        <w:rPr>
+          <w:rFonts w:hint="default" w:ascii="Times New Roman" w:hAnsi="Times New Roman" w:cs="Times New Roman"/>
+          <w:sz w:val="24"/>
+          <w:szCs w:val="24"/>
+          <w:lang w:val="en-US"/>
+        </w:rPr>
+      </w:pPr>
+    </w:p>
+    <w:p>
+      <w:pPr>
+        <w:spacing w:line="240" w:lineRule="auto"/>
+        <w:rPr>
+          <w:rFonts w:hint="default" w:ascii="Times New Roman" w:hAnsi="Times New Roman" w:cs="Times New Roman"/>
+          <w:sz w:val="24"/>
+          <w:szCs w:val="24"/>
           <w:lang w:val="en-US"/>
         </w:rPr>
       </w:pPr>
@@ -4440,6 +6966,50 @@
 <file path=word/numbering.xml><?xml version="1.0" encoding="utf-8"?>
 <w:numbering xmlns:wpc="http://schemas.microsoft.com/office/word/2010/wordprocessingCanvas" xmlns:mc="http://schemas.openxmlformats.org/markup-compatibility/2006" xmlns:o="urn:schemas-microsoft-com:office:office" xmlns:r="http://schemas.openxmlformats.org/officeDocument/2006/relationships" xmlns:m="http://schemas.openxmlformats.org/officeDocument/2006/math" xmlns:v="urn:schemas-microsoft-com:vml" xmlns:wp14="http://schemas.microsoft.com/office/word/2010/wordprocessingDrawing" xmlns:wp="http://schemas.openxmlformats.org/drawingml/2006/wordprocessingDrawing" xmlns:w10="urn:schemas-microsoft-com:office:word" xmlns:w="http://schemas.openxmlformats.org/wordprocessingml/2006/main" xmlns:w14="http://schemas.microsoft.com/office/word/2010/wordml" xmlns:wpg="http://schemas.microsoft.com/office/word/2010/wordprocessingGroup" xmlns:wpi="http://schemas.microsoft.com/office/word/2010/wordprocessingInk" xmlns:wne="http://schemas.microsoft.com/office/word/2006/wordml" xmlns:wps="http://schemas.microsoft.com/office/word/2010/wordprocessingShape" xmlns:wpsCustomData="http://www.wps.cn/officeDocument/2013/wpsCustomData" mc:Ignorable="w14 wp14">
   <w:abstractNum w:abstractNumId="0">
+    <w:nsid w:val="885082D2"/>
+    <w:multiLevelType w:val="singleLevel"/>
+    <w:tmpl w:val="885082D2"/>
+    <w:lvl w:ilvl="0" w:tentative="0">
+      <w:start w:val="1"/>
+      <w:numFmt w:val="bullet"/>
+      <w:lvlText w:val=""/>
+      <w:lvlJc w:val="left"/>
+      <w:pPr>
+        <w:tabs>
+          <w:tab w:val="left" w:pos="420"/>
+        </w:tabs>
+        <w:ind w:left="420" w:leftChars="0" w:hanging="420" w:firstLineChars="0"/>
+      </w:pPr>
+      <w:rPr>
+        <w:rFonts w:hint="default" w:ascii="Wingdings" w:hAnsi="Wingdings"/>
+        <w:sz w:val="15"/>
+        <w:szCs w:val="15"/>
+      </w:rPr>
+    </w:lvl>
+  </w:abstractNum>
+  <w:abstractNum w:abstractNumId="1">
+    <w:nsid w:val="AE377A29"/>
+    <w:multiLevelType w:val="singleLevel"/>
+    <w:tmpl w:val="AE377A29"/>
+    <w:lvl w:ilvl="0" w:tentative="0">
+      <w:start w:val="1"/>
+      <w:numFmt w:val="bullet"/>
+      <w:lvlText w:val=""/>
+      <w:lvlJc w:val="left"/>
+      <w:pPr>
+        <w:tabs>
+          <w:tab w:val="left" w:pos="420"/>
+        </w:tabs>
+        <w:ind w:left="420" w:leftChars="0" w:hanging="420" w:firstLineChars="0"/>
+      </w:pPr>
+      <w:rPr>
+        <w:rFonts w:hint="default" w:ascii="Wingdings" w:hAnsi="Wingdings"/>
+        <w:sz w:val="15"/>
+        <w:szCs w:val="15"/>
+      </w:rPr>
+    </w:lvl>
+  </w:abstractNum>
+  <w:abstractNum w:abstractNumId="2">
     <w:nsid w:val="0C602426"/>
     <w:multiLevelType w:val="singleLevel"/>
     <w:tmpl w:val="0C602426"/>
@@ -4461,7 +7031,7 @@
       </w:rPr>
     </w:lvl>
   </w:abstractNum>
-  <w:abstractNum w:abstractNumId="1">
+  <w:abstractNum w:abstractNumId="3">
     <w:nsid w:val="66DBB6E0"/>
     <w:multiLevelType w:val="singleLevel"/>
     <w:tmpl w:val="66DBB6E0"/>
@@ -4483,7 +7053,7 @@
       </w:rPr>
     </w:lvl>
   </w:abstractNum>
-  <w:abstractNum w:abstractNumId="2">
+  <w:abstractNum w:abstractNumId="4">
     <w:nsid w:val="7C9548D4"/>
     <w:multiLevelType w:val="singleLevel"/>
     <w:tmpl w:val="7C9548D4"/>
@@ -4506,13 +7076,19 @@
     </w:lvl>
   </w:abstractNum>
   <w:num w:numId="1">
-    <w:abstractNumId w:val="0"/>
+    <w:abstractNumId w:val="2"/>
   </w:num>
   <w:num w:numId="2">
-    <w:abstractNumId w:val="2"/>
+    <w:abstractNumId w:val="4"/>
   </w:num>
   <w:num w:numId="3">
+    <w:abstractNumId w:val="3"/>
+  </w:num>
+  <w:num w:numId="4">
     <w:abstractNumId w:val="1"/>
+  </w:num>
+  <w:num w:numId="5">
+    <w:abstractNumId w:val="0"/>
   </w:num>
 </w:numbering>
 </file>

--- a/Assignments/Assignment1/Team Report.docx
+++ b/Assignments/Assignment1/Team Report.docx
@@ -1340,6 +1340,13 @@
           <w:lang w:val="en-US"/>
         </w:rPr>
         <w:tab/>
+      </w:r>
+      <w:r>
+        <w:rPr>
+          <w:rStyle w:val="14"/>
+          <w:rFonts w:hint="default" w:ascii="Times New Roman" w:hAnsi="Times New Roman" w:cs="Times New Roman"/>
+          <w:lang w:val="en-US"/>
+        </w:rPr>
         <w:t>…………………………………………..</w:t>
       </w:r>
       <w:r>
@@ -1747,27 +1754,7 @@
           <w:szCs w:val="28"/>
           <w:lang w:val="en-US"/>
         </w:rPr>
-        <w:t>3</w:t>
-      </w:r>
-      <w:r>
-        <w:rPr>
-          <w:rStyle w:val="14"/>
-          <w:rFonts w:hint="default" w:ascii="Times New Roman" w:hAnsi="Times New Roman" w:cs="Times New Roman"/>
-          <w:sz w:val="28"/>
-          <w:szCs w:val="28"/>
-          <w:lang w:val="en-US"/>
-        </w:rPr>
-        <w:t xml:space="preserve">.1: </w:t>
-      </w:r>
-      <w:r>
-        <w:rPr>
-          <w:rStyle w:val="14"/>
-          <w:rFonts w:hint="default" w:ascii="Times New Roman" w:hAnsi="Times New Roman" w:cs="Times New Roman"/>
-          <w:sz w:val="28"/>
-          <w:szCs w:val="28"/>
-          <w:lang w:val="en-US"/>
-        </w:rPr>
-        <w:t>Pain Points</w:t>
+        <w:t>3.1: Pain Points</w:t>
       </w:r>
       <w:r>
         <w:rPr>
@@ -1777,37 +1764,7 @@
           <w:szCs w:val="32"/>
           <w:lang w:val="en-US"/>
         </w:rPr>
-        <w:t>…</w:t>
-      </w:r>
-      <w:r>
-        <w:rPr>
-          <w:rStyle w:val="14"/>
-          <w:rFonts w:hint="default" w:ascii="Times New Roman" w:hAnsi="Times New Roman" w:cs="Times New Roman"/>
-          <w:sz w:val="32"/>
-          <w:szCs w:val="32"/>
-          <w:lang w:val="en-US"/>
-        </w:rPr>
-        <w:t>...</w:t>
-      </w:r>
-      <w:r>
-        <w:rPr>
-          <w:rStyle w:val="14"/>
-          <w:rFonts w:hint="default" w:ascii="Times New Roman" w:hAnsi="Times New Roman" w:cs="Times New Roman"/>
-          <w:sz w:val="32"/>
-          <w:szCs w:val="32"/>
-          <w:lang w:val="en-US"/>
-        </w:rPr>
-        <w:t>…………………………………</w:t>
-      </w:r>
-      <w:r>
-        <w:rPr>
-          <w:rStyle w:val="14"/>
-          <w:rFonts w:hint="default" w:ascii="Times New Roman" w:hAnsi="Times New Roman" w:cs="Times New Roman"/>
-          <w:sz w:val="32"/>
-          <w:szCs w:val="32"/>
-          <w:lang w:val="en-US"/>
-        </w:rPr>
-        <w:t>..............</w:t>
+        <w:t>…...…………………………………..............</w:t>
       </w:r>
       <w:r>
         <w:rPr>
@@ -1842,37 +1799,7 @@
           <w:szCs w:val="28"/>
           <w:lang w:val="en-US"/>
         </w:rPr>
-        <w:t>3.</w:t>
-      </w:r>
-      <w:r>
-        <w:rPr>
-          <w:rStyle w:val="14"/>
-          <w:rFonts w:hint="default" w:ascii="Times New Roman" w:hAnsi="Times New Roman" w:cs="Times New Roman"/>
-          <w:sz w:val="28"/>
-          <w:szCs w:val="28"/>
-          <w:lang w:val="en-US"/>
-        </w:rPr>
-        <w:t>2</w:t>
-      </w:r>
-      <w:r>
-        <w:rPr>
-          <w:rStyle w:val="14"/>
-          <w:rFonts w:hint="default" w:ascii="Times New Roman" w:hAnsi="Times New Roman" w:cs="Times New Roman"/>
-          <w:sz w:val="28"/>
-          <w:szCs w:val="28"/>
-          <w:lang w:val="en-US"/>
-        </w:rPr>
-        <w:t xml:space="preserve">: </w:t>
-      </w:r>
-      <w:r>
-        <w:rPr>
-          <w:rStyle w:val="14"/>
-          <w:rFonts w:hint="default" w:ascii="Times New Roman" w:hAnsi="Times New Roman" w:cs="Times New Roman"/>
-          <w:sz w:val="28"/>
-          <w:szCs w:val="28"/>
-          <w:lang w:val="en-US"/>
-        </w:rPr>
-        <w:t>Domain Entities</w:t>
+        <w:t>3.2: Domain Entities</w:t>
       </w:r>
       <w:r>
         <w:rPr>
@@ -1882,27 +1809,7 @@
           <w:szCs w:val="32"/>
           <w:lang w:val="en-US"/>
         </w:rPr>
-        <w:t>…...………………………………….....</w:t>
-      </w:r>
-      <w:r>
-        <w:rPr>
-          <w:rStyle w:val="14"/>
-          <w:rFonts w:hint="default" w:ascii="Times New Roman" w:hAnsi="Times New Roman" w:cs="Times New Roman"/>
-          <w:sz w:val="32"/>
-          <w:szCs w:val="32"/>
-          <w:lang w:val="en-US"/>
-        </w:rPr>
-        <w:t>.</w:t>
-      </w:r>
-      <w:r>
-        <w:rPr>
-          <w:rStyle w:val="14"/>
-          <w:rFonts w:hint="default" w:ascii="Times New Roman" w:hAnsi="Times New Roman" w:cs="Times New Roman"/>
-          <w:sz w:val="32"/>
-          <w:szCs w:val="32"/>
-          <w:lang w:val="en-US"/>
-        </w:rPr>
-        <w:t>.</w:t>
+        <w:t>…...………………………………….......</w:t>
       </w:r>
       <w:r>
         <w:rPr>
@@ -1937,37 +1844,7 @@
           <w:szCs w:val="28"/>
           <w:lang w:val="en-US"/>
         </w:rPr>
-        <w:t>3.</w:t>
-      </w:r>
-      <w:r>
-        <w:rPr>
-          <w:rStyle w:val="14"/>
-          <w:rFonts w:hint="default" w:ascii="Times New Roman" w:hAnsi="Times New Roman" w:cs="Times New Roman"/>
-          <w:sz w:val="28"/>
-          <w:szCs w:val="28"/>
-          <w:lang w:val="en-US"/>
-        </w:rPr>
-        <w:t>3</w:t>
-      </w:r>
-      <w:r>
-        <w:rPr>
-          <w:rStyle w:val="14"/>
-          <w:rFonts w:hint="default" w:ascii="Times New Roman" w:hAnsi="Times New Roman" w:cs="Times New Roman"/>
-          <w:sz w:val="28"/>
-          <w:szCs w:val="28"/>
-          <w:lang w:val="en-US"/>
-        </w:rPr>
-        <w:t xml:space="preserve">: </w:t>
-      </w:r>
-      <w:r>
-        <w:rPr>
-          <w:rStyle w:val="14"/>
-          <w:rFonts w:hint="default" w:ascii="Times New Roman" w:hAnsi="Times New Roman" w:cs="Times New Roman"/>
-          <w:sz w:val="28"/>
-          <w:szCs w:val="28"/>
-          <w:lang w:val="en-US"/>
-        </w:rPr>
-        <w:t>Actors</w:t>
+        <w:t>3.3: Actors</w:t>
       </w:r>
       <w:r>
         <w:rPr>
@@ -1977,47 +1854,7 @@
           <w:szCs w:val="32"/>
           <w:lang w:val="en-US"/>
         </w:rPr>
-        <w:t>…...…………</w:t>
-      </w:r>
-      <w:r>
-        <w:rPr>
-          <w:rStyle w:val="14"/>
-          <w:rFonts w:hint="default" w:ascii="Times New Roman" w:hAnsi="Times New Roman" w:cs="Times New Roman"/>
-          <w:sz w:val="32"/>
-          <w:szCs w:val="32"/>
-          <w:lang w:val="en-US"/>
-        </w:rPr>
-        <w:t>..............</w:t>
-      </w:r>
-      <w:r>
-        <w:rPr>
-          <w:rStyle w:val="14"/>
-          <w:rFonts w:hint="default" w:ascii="Times New Roman" w:hAnsi="Times New Roman" w:cs="Times New Roman"/>
-          <w:sz w:val="32"/>
-          <w:szCs w:val="32"/>
-          <w:lang w:val="en-US"/>
-        </w:rPr>
-        <w:t>……………………….....</w:t>
-      </w:r>
-      <w:r>
-        <w:rPr>
-          <w:rStyle w:val="14"/>
-          <w:rFonts w:hint="default" w:ascii="Times New Roman" w:hAnsi="Times New Roman" w:cs="Times New Roman"/>
-          <w:sz w:val="32"/>
-          <w:szCs w:val="32"/>
-          <w:lang w:val="en-US"/>
-        </w:rPr>
-        <w:t>.</w:t>
-      </w:r>
-      <w:r>
-        <w:rPr>
-          <w:rStyle w:val="14"/>
-          <w:rFonts w:hint="default" w:ascii="Times New Roman" w:hAnsi="Times New Roman" w:cs="Times New Roman"/>
-          <w:sz w:val="32"/>
-          <w:szCs w:val="32"/>
-          <w:lang w:val="en-US"/>
-        </w:rPr>
-        <w:t>.</w:t>
+        <w:t>…...…………..............……………………….......</w:t>
       </w:r>
       <w:r>
         <w:rPr>
@@ -2034,7 +1871,7 @@
       <w:pPr>
         <w:bidi w:val="0"/>
         <w:spacing w:line="360" w:lineRule="auto"/>
-        <w:ind w:left="400" w:leftChars="100" w:firstLine="0" w:firstLineChars="0"/>
+        <w:ind w:left="0" w:leftChars="0" w:firstLine="0" w:firstLineChars="0"/>
         <w:rPr>
           <w:rFonts w:hint="default" w:ascii="Times New Roman" w:hAnsi="Times New Roman" w:cs="Times New Roman"/>
           <w:b/>
@@ -2044,6 +1881,76 @@
           <w:lang w:val="en-US"/>
         </w:rPr>
       </w:pPr>
+      <w:r>
+        <w:rPr>
+          <w:rStyle w:val="14"/>
+          <w:rFonts w:hint="default" w:ascii="Times New Roman" w:hAnsi="Times New Roman" w:cs="Times New Roman"/>
+          <w:sz w:val="32"/>
+          <w:szCs w:val="32"/>
+          <w:lang w:val="en-US"/>
+        </w:rPr>
+        <w:t xml:space="preserve">Part </w:t>
+      </w:r>
+      <w:r>
+        <w:rPr>
+          <w:rStyle w:val="14"/>
+          <w:rFonts w:hint="default" w:cs="Times New Roman"/>
+          <w:sz w:val="32"/>
+          <w:szCs w:val="32"/>
+          <w:lang w:val="en-US"/>
+        </w:rPr>
+        <w:t>D</w:t>
+      </w:r>
+      <w:r>
+        <w:rPr>
+          <w:rStyle w:val="14"/>
+          <w:rFonts w:hint="default" w:ascii="Times New Roman" w:hAnsi="Times New Roman" w:cs="Times New Roman"/>
+          <w:sz w:val="32"/>
+          <w:szCs w:val="32"/>
+          <w:lang w:val="en-US"/>
+        </w:rPr>
+        <w:t xml:space="preserve">: </w:t>
+      </w:r>
+      <w:r>
+        <w:rPr>
+          <w:rStyle w:val="14"/>
+          <w:rFonts w:hint="default" w:cs="Times New Roman"/>
+          <w:sz w:val="32"/>
+          <w:szCs w:val="32"/>
+          <w:lang w:val="en-US"/>
+        </w:rPr>
+        <w:t>Functional Requirements and Task Descriptions</w:t>
+      </w:r>
+      <w:r>
+        <w:rPr>
+          <w:rStyle w:val="14"/>
+          <w:rFonts w:hint="default" w:ascii="Times New Roman" w:hAnsi="Times New Roman" w:cs="Times New Roman"/>
+          <w:sz w:val="32"/>
+          <w:szCs w:val="32"/>
+          <w:lang w:val="en-US"/>
+        </w:rPr>
+        <w:t>…</w:t>
+      </w:r>
+      <w:r>
+        <w:rPr>
+          <w:rStyle w:val="14"/>
+          <w:rFonts w:hint="default" w:cs="Times New Roman"/>
+          <w:sz w:val="32"/>
+          <w:szCs w:val="32"/>
+          <w:lang w:val="en-US"/>
+        </w:rPr>
+        <w:t>.</w:t>
+      </w:r>
+      <w:r>
+        <w:rPr>
+          <w:rStyle w:val="14"/>
+          <w:rFonts w:hint="default" w:cs="Times New Roman"/>
+          <w:sz w:val="25"/>
+          <w:szCs w:val="25"/>
+          <w:lang w:val="en-US"/>
+        </w:rPr>
+        <w:t>9</w:t>
+      </w:r>
     </w:p>
     <w:p>
       <w:pPr>
@@ -2059,6 +1966,56 @@
           <w:lang w:val="en-US"/>
         </w:rPr>
       </w:pPr>
+      <w:r>
+        <w:rPr>
+          <w:rStyle w:val="14"/>
+          <w:rFonts w:hint="default" w:cs="Times New Roman"/>
+          <w:sz w:val="28"/>
+          <w:szCs w:val="28"/>
+          <w:lang w:val="en-US"/>
+        </w:rPr>
+        <w:t>4</w:t>
+      </w:r>
+      <w:r>
+        <w:rPr>
+          <w:rStyle w:val="14"/>
+          <w:rFonts w:hint="default" w:ascii="Times New Roman" w:hAnsi="Times New Roman" w:cs="Times New Roman"/>
+          <w:sz w:val="28"/>
+          <w:szCs w:val="28"/>
+          <w:lang w:val="en-US"/>
+        </w:rPr>
+        <w:t xml:space="preserve">.1: </w:t>
+      </w:r>
+      <w:r>
+        <w:rPr>
+          <w:rStyle w:val="14"/>
+          <w:rFonts w:hint="default" w:cs="Times New Roman"/>
+          <w:sz w:val="28"/>
+          <w:szCs w:val="28"/>
+          <w:lang w:val="en-US"/>
+        </w:rPr>
+        <w:t>User and Access Management</w:t>
+      </w:r>
+      <w:r>
+        <w:rPr>
+          <w:rStyle w:val="14"/>
+          <w:rFonts w:hint="default" w:ascii="Times New Roman" w:hAnsi="Times New Roman" w:cs="Times New Roman"/>
+          <w:sz w:val="32"/>
+          <w:szCs w:val="32"/>
+          <w:lang w:val="en-US"/>
+        </w:rPr>
+        <w:t>…………………………</w:t>
+      </w:r>
+      <w:r>
+        <w:rPr>
+          <w:rStyle w:val="14"/>
+          <w:rFonts w:hint="default" w:cs="Times New Roman"/>
+          <w:sz w:val="32"/>
+          <w:szCs w:val="32"/>
+          <w:lang w:val="en-US"/>
+        </w:rPr>
+        <w:t>.....x</w:t>
+      </w:r>
     </w:p>
     <w:p>
       <w:pPr>
@@ -2074,6 +2031,76 @@
           <w:lang w:val="en-US"/>
         </w:rPr>
       </w:pPr>
+      <w:r>
+        <w:rPr>
+          <w:rStyle w:val="14"/>
+          <w:rFonts w:hint="default" w:cs="Times New Roman"/>
+          <w:sz w:val="28"/>
+          <w:szCs w:val="28"/>
+          <w:lang w:val="en-US"/>
+        </w:rPr>
+        <w:t>4</w:t>
+      </w:r>
+      <w:r>
+        <w:rPr>
+          <w:rStyle w:val="14"/>
+          <w:rFonts w:hint="default" w:ascii="Times New Roman" w:hAnsi="Times New Roman" w:cs="Times New Roman"/>
+          <w:sz w:val="28"/>
+          <w:szCs w:val="28"/>
+          <w:lang w:val="en-US"/>
+        </w:rPr>
+        <w:t>.</w:t>
+      </w:r>
+      <w:r>
+        <w:rPr>
+          <w:rStyle w:val="14"/>
+          <w:rFonts w:hint="default" w:cs="Times New Roman"/>
+          <w:sz w:val="28"/>
+          <w:szCs w:val="28"/>
+          <w:lang w:val="en-US"/>
+        </w:rPr>
+        <w:t>2</w:t>
+      </w:r>
+      <w:r>
+        <w:rPr>
+          <w:rStyle w:val="14"/>
+          <w:rFonts w:hint="default" w:ascii="Times New Roman" w:hAnsi="Times New Roman" w:cs="Times New Roman"/>
+          <w:sz w:val="28"/>
+          <w:szCs w:val="28"/>
+          <w:lang w:val="en-US"/>
+        </w:rPr>
+        <w:t xml:space="preserve">: </w:t>
+      </w:r>
+      <w:r>
+        <w:rPr>
+          <w:rStyle w:val="14"/>
+          <w:rFonts w:hint="default" w:cs="Times New Roman"/>
+          <w:sz w:val="28"/>
+          <w:szCs w:val="28"/>
+          <w:lang w:val="en-US"/>
+        </w:rPr>
+        <w:t xml:space="preserve">Branch and Hub Setup........... </w:t>
+      </w:r>
+      <w:r>
+        <w:rPr>
+          <w:rStyle w:val="14"/>
+          <w:rFonts w:hint="default" w:ascii="Times New Roman" w:hAnsi="Times New Roman" w:cs="Times New Roman"/>
+          <w:sz w:val="32"/>
+          <w:szCs w:val="32"/>
+          <w:lang w:val="en-US"/>
+        </w:rPr>
+        <w:t>…………………………</w:t>
+      </w:r>
+      <w:r>
+        <w:rPr>
+          <w:rStyle w:val="14"/>
+          <w:rFonts w:hint="default" w:cs="Times New Roman"/>
+          <w:sz w:val="32"/>
+          <w:szCs w:val="32"/>
+          <w:lang w:val="en-US"/>
+        </w:rPr>
+        <w:t>.....x</w:t>
+      </w:r>
     </w:p>
     <w:p>
       <w:pPr>
@@ -2089,6 +2116,76 @@
           <w:lang w:val="en-US"/>
         </w:rPr>
       </w:pPr>
+      <w:r>
+        <w:rPr>
+          <w:rStyle w:val="14"/>
+          <w:rFonts w:hint="default" w:cs="Times New Roman"/>
+          <w:sz w:val="28"/>
+          <w:szCs w:val="28"/>
+          <w:lang w:val="en-US"/>
+        </w:rPr>
+        <w:t>4</w:t>
+      </w:r>
+      <w:r>
+        <w:rPr>
+          <w:rStyle w:val="14"/>
+          <w:rFonts w:hint="default" w:ascii="Times New Roman" w:hAnsi="Times New Roman" w:cs="Times New Roman"/>
+          <w:sz w:val="28"/>
+          <w:szCs w:val="28"/>
+          <w:lang w:val="en-US"/>
+        </w:rPr>
+        <w:t>.</w:t>
+      </w:r>
+      <w:r>
+        <w:rPr>
+          <w:rStyle w:val="14"/>
+          <w:rFonts w:hint="default" w:cs="Times New Roman"/>
+          <w:sz w:val="28"/>
+          <w:szCs w:val="28"/>
+          <w:lang w:val="en-US"/>
+        </w:rPr>
+        <w:t>3</w:t>
+      </w:r>
+      <w:r>
+        <w:rPr>
+          <w:rStyle w:val="14"/>
+          <w:rFonts w:hint="default" w:ascii="Times New Roman" w:hAnsi="Times New Roman" w:cs="Times New Roman"/>
+          <w:sz w:val="28"/>
+          <w:szCs w:val="28"/>
+          <w:lang w:val="en-US"/>
+        </w:rPr>
+        <w:t xml:space="preserve">: </w:t>
+      </w:r>
+      <w:r>
+        <w:rPr>
+          <w:rStyle w:val="14"/>
+          <w:rFonts w:hint="default" w:cs="Times New Roman"/>
+          <w:sz w:val="28"/>
+          <w:szCs w:val="28"/>
+          <w:lang w:val="en-US"/>
+        </w:rPr>
+        <w:t>Fleet Asset Management.........</w:t>
+      </w:r>
+      <w:r>
+        <w:rPr>
+          <w:rStyle w:val="14"/>
+          <w:rFonts w:hint="default" w:ascii="Times New Roman" w:hAnsi="Times New Roman" w:cs="Times New Roman"/>
+          <w:sz w:val="32"/>
+          <w:szCs w:val="32"/>
+          <w:lang w:val="en-US"/>
+        </w:rPr>
+        <w:t>…………………………</w:t>
+      </w:r>
+      <w:r>
+        <w:rPr>
+          <w:rStyle w:val="14"/>
+          <w:rFonts w:hint="default" w:cs="Times New Roman"/>
+          <w:sz w:val="32"/>
+          <w:szCs w:val="32"/>
+          <w:lang w:val="en-US"/>
+        </w:rPr>
+        <w:t>.....x</w:t>
+      </w:r>
     </w:p>
     <w:p>
       <w:pPr>
@@ -2104,6 +2201,96 @@
           <w:lang w:val="en-US"/>
         </w:rPr>
       </w:pPr>
+      <w:r>
+        <w:rPr>
+          <w:rStyle w:val="14"/>
+          <w:rFonts w:hint="default" w:cs="Times New Roman"/>
+          <w:sz w:val="28"/>
+          <w:szCs w:val="28"/>
+          <w:lang w:val="en-US"/>
+        </w:rPr>
+        <w:t>4</w:t>
+      </w:r>
+      <w:r>
+        <w:rPr>
+          <w:rStyle w:val="14"/>
+          <w:rFonts w:hint="default" w:ascii="Times New Roman" w:hAnsi="Times New Roman" w:cs="Times New Roman"/>
+          <w:sz w:val="28"/>
+          <w:szCs w:val="28"/>
+          <w:lang w:val="en-US"/>
+        </w:rPr>
+        <w:t>.</w:t>
+      </w:r>
+      <w:r>
+        <w:rPr>
+          <w:rStyle w:val="14"/>
+          <w:rFonts w:hint="default" w:cs="Times New Roman"/>
+          <w:sz w:val="28"/>
+          <w:szCs w:val="28"/>
+          <w:lang w:val="en-US"/>
+        </w:rPr>
+        <w:t>4</w:t>
+      </w:r>
+      <w:r>
+        <w:rPr>
+          <w:rStyle w:val="14"/>
+          <w:rFonts w:hint="default" w:ascii="Times New Roman" w:hAnsi="Times New Roman" w:cs="Times New Roman"/>
+          <w:sz w:val="28"/>
+          <w:szCs w:val="28"/>
+          <w:lang w:val="en-US"/>
+        </w:rPr>
+        <w:t xml:space="preserve">: </w:t>
+      </w:r>
+      <w:r>
+        <w:rPr>
+          <w:rStyle w:val="14"/>
+          <w:rFonts w:hint="default" w:cs="Times New Roman"/>
+          <w:sz w:val="28"/>
+          <w:szCs w:val="28"/>
+          <w:lang w:val="en-US"/>
+        </w:rPr>
+        <w:t>Order Management.........</w:t>
+      </w:r>
+      <w:r>
+        <w:rPr>
+          <w:rStyle w:val="14"/>
+          <w:rFonts w:hint="default" w:ascii="Times New Roman" w:hAnsi="Times New Roman" w:cs="Times New Roman"/>
+          <w:sz w:val="32"/>
+          <w:szCs w:val="32"/>
+          <w:lang w:val="en-US"/>
+        </w:rPr>
+        <w:t>……</w:t>
+      </w:r>
+      <w:r>
+        <w:rPr>
+          <w:rStyle w:val="14"/>
+          <w:rFonts w:hint="default" w:cs="Times New Roman"/>
+          <w:sz w:val="32"/>
+          <w:szCs w:val="32"/>
+          <w:lang w:val="en-US"/>
+        </w:rPr>
+        <w:t>.......</w:t>
+      </w:r>
+      <w:r>
+        <w:rPr>
+          <w:rStyle w:val="14"/>
+          <w:rFonts w:hint="default" w:ascii="Times New Roman" w:hAnsi="Times New Roman" w:cs="Times New Roman"/>
+          <w:sz w:val="32"/>
+          <w:szCs w:val="32"/>
+          <w:lang w:val="en-US"/>
+        </w:rPr>
+        <w:t>……………………</w:t>
+      </w:r>
+      <w:r>
+        <w:rPr>
+          <w:rStyle w:val="14"/>
+          <w:rFonts w:hint="default" w:cs="Times New Roman"/>
+          <w:sz w:val="32"/>
+          <w:szCs w:val="32"/>
+          <w:lang w:val="en-US"/>
+        </w:rPr>
+        <w:t>.....x</w:t>
+      </w:r>
     </w:p>
     <w:p>
       <w:pPr>
@@ -2119,6 +2306,76 @@
           <w:lang w:val="en-US"/>
         </w:rPr>
       </w:pPr>
+      <w:r>
+        <w:rPr>
+          <w:rStyle w:val="14"/>
+          <w:rFonts w:hint="default" w:cs="Times New Roman"/>
+          <w:sz w:val="28"/>
+          <w:szCs w:val="28"/>
+          <w:lang w:val="en-US"/>
+        </w:rPr>
+        <w:t>4</w:t>
+      </w:r>
+      <w:r>
+        <w:rPr>
+          <w:rStyle w:val="14"/>
+          <w:rFonts w:hint="default" w:ascii="Times New Roman" w:hAnsi="Times New Roman" w:cs="Times New Roman"/>
+          <w:sz w:val="28"/>
+          <w:szCs w:val="28"/>
+          <w:lang w:val="en-US"/>
+        </w:rPr>
+        <w:t>.</w:t>
+      </w:r>
+      <w:r>
+        <w:rPr>
+          <w:rStyle w:val="14"/>
+          <w:rFonts w:hint="default" w:cs="Times New Roman"/>
+          <w:sz w:val="28"/>
+          <w:szCs w:val="28"/>
+          <w:lang w:val="en-US"/>
+        </w:rPr>
+        <w:t>5</w:t>
+      </w:r>
+      <w:r>
+        <w:rPr>
+          <w:rStyle w:val="14"/>
+          <w:rFonts w:hint="default" w:ascii="Times New Roman" w:hAnsi="Times New Roman" w:cs="Times New Roman"/>
+          <w:sz w:val="28"/>
+          <w:szCs w:val="28"/>
+          <w:lang w:val="en-US"/>
+        </w:rPr>
+        <w:t xml:space="preserve">: </w:t>
+      </w:r>
+      <w:r>
+        <w:rPr>
+          <w:rStyle w:val="14"/>
+          <w:rFonts w:hint="default" w:cs="Times New Roman"/>
+          <w:sz w:val="28"/>
+          <w:szCs w:val="28"/>
+          <w:lang w:val="en-US"/>
+        </w:rPr>
+        <w:t>Shipment Scheduling and Dispatch..............</w:t>
+      </w:r>
+      <w:r>
+        <w:rPr>
+          <w:rStyle w:val="14"/>
+          <w:rFonts w:hint="default" w:ascii="Times New Roman" w:hAnsi="Times New Roman" w:cs="Times New Roman"/>
+          <w:sz w:val="32"/>
+          <w:szCs w:val="32"/>
+          <w:lang w:val="en-US"/>
+        </w:rPr>
+        <w:t>……………</w:t>
+      </w:r>
+      <w:r>
+        <w:rPr>
+          <w:rStyle w:val="14"/>
+          <w:rFonts w:hint="default" w:cs="Times New Roman"/>
+          <w:sz w:val="32"/>
+          <w:szCs w:val="32"/>
+          <w:lang w:val="en-US"/>
+        </w:rPr>
+        <w:t>.....x</w:t>
+      </w:r>
     </w:p>
     <w:p>
       <w:pPr>
@@ -2134,6 +2391,428 @@
           <w:lang w:val="en-US"/>
         </w:rPr>
       </w:pPr>
+      <w:r>
+        <w:rPr>
+          <w:rStyle w:val="14"/>
+          <w:rFonts w:hint="default" w:cs="Times New Roman"/>
+          <w:sz w:val="28"/>
+          <w:szCs w:val="28"/>
+          <w:lang w:val="en-US"/>
+        </w:rPr>
+        <w:t>4</w:t>
+      </w:r>
+      <w:r>
+        <w:rPr>
+          <w:rStyle w:val="14"/>
+          <w:rFonts w:hint="default" w:ascii="Times New Roman" w:hAnsi="Times New Roman" w:cs="Times New Roman"/>
+          <w:sz w:val="28"/>
+          <w:szCs w:val="28"/>
+          <w:lang w:val="en-US"/>
+        </w:rPr>
+        <w:t>.</w:t>
+      </w:r>
+      <w:r>
+        <w:rPr>
+          <w:rStyle w:val="14"/>
+          <w:rFonts w:hint="default" w:cs="Times New Roman"/>
+          <w:sz w:val="28"/>
+          <w:szCs w:val="28"/>
+          <w:lang w:val="en-US"/>
+        </w:rPr>
+        <w:t>6</w:t>
+      </w:r>
+      <w:r>
+        <w:rPr>
+          <w:rStyle w:val="14"/>
+          <w:rFonts w:hint="default" w:ascii="Times New Roman" w:hAnsi="Times New Roman" w:cs="Times New Roman"/>
+          <w:sz w:val="28"/>
+          <w:szCs w:val="28"/>
+          <w:lang w:val="en-US"/>
+        </w:rPr>
+        <w:t xml:space="preserve">: </w:t>
+      </w:r>
+      <w:r>
+        <w:rPr>
+          <w:rStyle w:val="14"/>
+          <w:rFonts w:hint="default" w:cs="Times New Roman"/>
+          <w:sz w:val="28"/>
+          <w:szCs w:val="28"/>
+          <w:lang w:val="en-US"/>
+        </w:rPr>
+        <w:t>Real-Time Transit Tracking..........................</w:t>
+      </w:r>
+      <w:r>
+        <w:rPr>
+          <w:rStyle w:val="14"/>
+          <w:rFonts w:hint="default" w:ascii="Times New Roman" w:hAnsi="Times New Roman" w:cs="Times New Roman"/>
+          <w:sz w:val="32"/>
+          <w:szCs w:val="32"/>
+          <w:lang w:val="en-US"/>
+        </w:rPr>
+        <w:t>……………</w:t>
+      </w:r>
+      <w:r>
+        <w:rPr>
+          <w:rStyle w:val="14"/>
+          <w:rFonts w:hint="default" w:cs="Times New Roman"/>
+          <w:sz w:val="32"/>
+          <w:szCs w:val="32"/>
+          <w:lang w:val="en-US"/>
+        </w:rPr>
+        <w:t>.....x</w:t>
+      </w:r>
+    </w:p>
+    <w:p>
+      <w:pPr>
+        <w:bidi w:val="0"/>
+        <w:spacing w:line="360" w:lineRule="auto"/>
+        <w:ind w:left="400" w:leftChars="100" w:firstLine="0" w:firstLineChars="0"/>
+        <w:rPr>
+          <w:rFonts w:hint="default" w:ascii="Times New Roman" w:hAnsi="Times New Roman" w:cs="Times New Roman"/>
+          <w:b/>
+          <w:bCs/>
+          <w:sz w:val="25"/>
+          <w:szCs w:val="25"/>
+          <w:lang w:val="en-US"/>
+        </w:rPr>
+      </w:pPr>
+      <w:r>
+        <w:rPr>
+          <w:rStyle w:val="14"/>
+          <w:rFonts w:hint="default" w:cs="Times New Roman"/>
+          <w:sz w:val="28"/>
+          <w:szCs w:val="28"/>
+          <w:lang w:val="en-US"/>
+        </w:rPr>
+        <w:t>4</w:t>
+      </w:r>
+      <w:r>
+        <w:rPr>
+          <w:rStyle w:val="14"/>
+          <w:rFonts w:hint="default" w:ascii="Times New Roman" w:hAnsi="Times New Roman" w:cs="Times New Roman"/>
+          <w:sz w:val="28"/>
+          <w:szCs w:val="28"/>
+          <w:lang w:val="en-US"/>
+        </w:rPr>
+        <w:t>.</w:t>
+      </w:r>
+      <w:r>
+        <w:rPr>
+          <w:rStyle w:val="14"/>
+          <w:rFonts w:hint="default" w:cs="Times New Roman"/>
+          <w:sz w:val="28"/>
+          <w:szCs w:val="28"/>
+          <w:lang w:val="en-US"/>
+        </w:rPr>
+        <w:t>7</w:t>
+      </w:r>
+      <w:r>
+        <w:rPr>
+          <w:rStyle w:val="14"/>
+          <w:rFonts w:hint="default" w:ascii="Times New Roman" w:hAnsi="Times New Roman" w:cs="Times New Roman"/>
+          <w:sz w:val="28"/>
+          <w:szCs w:val="28"/>
+          <w:lang w:val="en-US"/>
+        </w:rPr>
+        <w:t xml:space="preserve">: </w:t>
+      </w:r>
+      <w:r>
+        <w:rPr>
+          <w:rStyle w:val="14"/>
+          <w:rFonts w:hint="default" w:cs="Times New Roman"/>
+          <w:sz w:val="28"/>
+          <w:szCs w:val="28"/>
+          <w:lang w:val="en-US"/>
+        </w:rPr>
+        <w:t>Handle Delivery Exceptions...........................</w:t>
+      </w:r>
+      <w:r>
+        <w:rPr>
+          <w:rStyle w:val="14"/>
+          <w:rFonts w:hint="default" w:ascii="Times New Roman" w:hAnsi="Times New Roman" w:cs="Times New Roman"/>
+          <w:sz w:val="32"/>
+          <w:szCs w:val="32"/>
+          <w:lang w:val="en-US"/>
+        </w:rPr>
+        <w:t>……………</w:t>
+      </w:r>
+      <w:r>
+        <w:rPr>
+          <w:rStyle w:val="14"/>
+          <w:rFonts w:hint="default" w:cs="Times New Roman"/>
+          <w:sz w:val="32"/>
+          <w:szCs w:val="32"/>
+          <w:lang w:val="en-US"/>
+        </w:rPr>
+        <w:t>.....x</w:t>
+      </w:r>
+    </w:p>
+    <w:p>
+      <w:pPr>
+        <w:bidi w:val="0"/>
+        <w:spacing w:line="360" w:lineRule="auto"/>
+        <w:ind w:left="400" w:leftChars="100" w:firstLine="0" w:firstLineChars="0"/>
+        <w:rPr>
+          <w:rFonts w:hint="default" w:ascii="Times New Roman" w:hAnsi="Times New Roman" w:cs="Times New Roman"/>
+          <w:b/>
+          <w:bCs/>
+          <w:sz w:val="25"/>
+          <w:szCs w:val="25"/>
+          <w:lang w:val="en-US"/>
+        </w:rPr>
+      </w:pPr>
+      <w:r>
+        <w:rPr>
+          <w:rStyle w:val="14"/>
+          <w:rFonts w:hint="default" w:cs="Times New Roman"/>
+          <w:sz w:val="28"/>
+          <w:szCs w:val="28"/>
+          <w:lang w:val="en-US"/>
+        </w:rPr>
+        <w:t>4</w:t>
+      </w:r>
+      <w:r>
+        <w:rPr>
+          <w:rStyle w:val="14"/>
+          <w:rFonts w:hint="default" w:ascii="Times New Roman" w:hAnsi="Times New Roman" w:cs="Times New Roman"/>
+          <w:sz w:val="28"/>
+          <w:szCs w:val="28"/>
+          <w:lang w:val="en-US"/>
+        </w:rPr>
+        <w:t>.</w:t>
+      </w:r>
+      <w:r>
+        <w:rPr>
+          <w:rStyle w:val="14"/>
+          <w:rFonts w:hint="default" w:cs="Times New Roman"/>
+          <w:sz w:val="28"/>
+          <w:szCs w:val="28"/>
+          <w:lang w:val="en-US"/>
+        </w:rPr>
+        <w:t>8</w:t>
+      </w:r>
+      <w:r>
+        <w:rPr>
+          <w:rStyle w:val="14"/>
+          <w:rFonts w:hint="default" w:ascii="Times New Roman" w:hAnsi="Times New Roman" w:cs="Times New Roman"/>
+          <w:sz w:val="28"/>
+          <w:szCs w:val="28"/>
+          <w:lang w:val="en-US"/>
+        </w:rPr>
+        <w:t xml:space="preserve">: </w:t>
+      </w:r>
+      <w:r>
+        <w:rPr>
+          <w:rStyle w:val="14"/>
+          <w:rFonts w:hint="default" w:cs="Times New Roman"/>
+          <w:sz w:val="28"/>
+          <w:szCs w:val="28"/>
+          <w:lang w:val="en-US"/>
+        </w:rPr>
+        <w:t>Process order Modifications..........................</w:t>
+      </w:r>
+      <w:r>
+        <w:rPr>
+          <w:rStyle w:val="14"/>
+          <w:rFonts w:hint="default" w:ascii="Times New Roman" w:hAnsi="Times New Roman" w:cs="Times New Roman"/>
+          <w:sz w:val="32"/>
+          <w:szCs w:val="32"/>
+          <w:lang w:val="en-US"/>
+        </w:rPr>
+        <w:t>……………</w:t>
+      </w:r>
+      <w:r>
+        <w:rPr>
+          <w:rStyle w:val="14"/>
+          <w:rFonts w:hint="default" w:cs="Times New Roman"/>
+          <w:sz w:val="32"/>
+          <w:szCs w:val="32"/>
+          <w:lang w:val="en-US"/>
+        </w:rPr>
+        <w:t>.....x</w:t>
+      </w:r>
+    </w:p>
+    <w:p>
+      <w:pPr>
+        <w:bidi w:val="0"/>
+        <w:spacing w:line="360" w:lineRule="auto"/>
+        <w:ind w:left="400" w:leftChars="100" w:firstLine="0" w:firstLineChars="0"/>
+        <w:rPr>
+          <w:rFonts w:hint="default" w:ascii="Times New Roman" w:hAnsi="Times New Roman" w:cs="Times New Roman"/>
+          <w:b/>
+          <w:bCs/>
+          <w:sz w:val="25"/>
+          <w:szCs w:val="25"/>
+          <w:lang w:val="en-US"/>
+        </w:rPr>
+      </w:pPr>
+      <w:r>
+        <w:rPr>
+          <w:rStyle w:val="14"/>
+          <w:rFonts w:hint="default" w:cs="Times New Roman"/>
+          <w:sz w:val="28"/>
+          <w:szCs w:val="28"/>
+          <w:lang w:val="en-US"/>
+        </w:rPr>
+        <w:t>4</w:t>
+      </w:r>
+      <w:r>
+        <w:rPr>
+          <w:rStyle w:val="14"/>
+          <w:rFonts w:hint="default" w:ascii="Times New Roman" w:hAnsi="Times New Roman" w:cs="Times New Roman"/>
+          <w:sz w:val="28"/>
+          <w:szCs w:val="28"/>
+          <w:lang w:val="en-US"/>
+        </w:rPr>
+        <w:t>.</w:t>
+      </w:r>
+      <w:r>
+        <w:rPr>
+          <w:rStyle w:val="14"/>
+          <w:rFonts w:hint="default" w:cs="Times New Roman"/>
+          <w:sz w:val="28"/>
+          <w:szCs w:val="28"/>
+          <w:lang w:val="en-US"/>
+        </w:rPr>
+        <w:t>9</w:t>
+      </w:r>
+      <w:r>
+        <w:rPr>
+          <w:rStyle w:val="14"/>
+          <w:rFonts w:hint="default" w:ascii="Times New Roman" w:hAnsi="Times New Roman" w:cs="Times New Roman"/>
+          <w:sz w:val="28"/>
+          <w:szCs w:val="28"/>
+          <w:lang w:val="en-US"/>
+        </w:rPr>
+        <w:t xml:space="preserve">: </w:t>
+      </w:r>
+      <w:r>
+        <w:rPr>
+          <w:rStyle w:val="14"/>
+          <w:rFonts w:hint="default" w:cs="Times New Roman"/>
+          <w:sz w:val="28"/>
+          <w:szCs w:val="28"/>
+          <w:lang w:val="en-US"/>
+        </w:rPr>
+        <w:t>Automated Invoice Generation.....................</w:t>
+      </w:r>
+      <w:r>
+        <w:rPr>
+          <w:rStyle w:val="14"/>
+          <w:rFonts w:hint="default" w:ascii="Times New Roman" w:hAnsi="Times New Roman" w:cs="Times New Roman"/>
+          <w:sz w:val="32"/>
+          <w:szCs w:val="32"/>
+          <w:lang w:val="en-US"/>
+        </w:rPr>
+        <w:t>……………</w:t>
+      </w:r>
+      <w:r>
+        <w:rPr>
+          <w:rStyle w:val="14"/>
+          <w:rFonts w:hint="default" w:cs="Times New Roman"/>
+          <w:sz w:val="32"/>
+          <w:szCs w:val="32"/>
+          <w:lang w:val="en-US"/>
+        </w:rPr>
+        <w:t>.....x</w:t>
+      </w:r>
+    </w:p>
+    <w:p>
+      <w:pPr>
+        <w:bidi w:val="0"/>
+        <w:spacing w:line="360" w:lineRule="auto"/>
+        <w:ind w:left="400" w:leftChars="100" w:firstLine="0" w:firstLineChars="0"/>
+        <w:rPr>
+          <w:rFonts w:hint="default" w:ascii="Times New Roman" w:hAnsi="Times New Roman" w:cs="Times New Roman"/>
+          <w:b/>
+          <w:bCs/>
+          <w:sz w:val="25"/>
+          <w:szCs w:val="25"/>
+          <w:lang w:val="en-US"/>
+        </w:rPr>
+      </w:pPr>
+      <w:r>
+        <w:rPr>
+          <w:rStyle w:val="14"/>
+          <w:rFonts w:hint="default" w:cs="Times New Roman"/>
+          <w:sz w:val="28"/>
+          <w:szCs w:val="28"/>
+          <w:lang w:val="en-US"/>
+        </w:rPr>
+        <w:t>4</w:t>
+      </w:r>
+      <w:r>
+        <w:rPr>
+          <w:rStyle w:val="14"/>
+          <w:rFonts w:hint="default" w:ascii="Times New Roman" w:hAnsi="Times New Roman" w:cs="Times New Roman"/>
+          <w:sz w:val="28"/>
+          <w:szCs w:val="28"/>
+          <w:lang w:val="en-US"/>
+        </w:rPr>
+        <w:t>.</w:t>
+      </w:r>
+      <w:r>
+        <w:rPr>
+          <w:rStyle w:val="14"/>
+          <w:rFonts w:hint="default" w:cs="Times New Roman"/>
+          <w:sz w:val="28"/>
+          <w:szCs w:val="28"/>
+          <w:lang w:val="en-US"/>
+        </w:rPr>
+        <w:t>10</w:t>
+      </w:r>
+      <w:r>
+        <w:rPr>
+          <w:rStyle w:val="14"/>
+          <w:rFonts w:hint="default" w:ascii="Times New Roman" w:hAnsi="Times New Roman" w:cs="Times New Roman"/>
+          <w:sz w:val="28"/>
+          <w:szCs w:val="28"/>
+          <w:lang w:val="en-US"/>
+        </w:rPr>
+        <w:t xml:space="preserve">: </w:t>
+      </w:r>
+      <w:r>
+        <w:rPr>
+          <w:rStyle w:val="14"/>
+          <w:rFonts w:hint="default" w:cs="Times New Roman"/>
+          <w:sz w:val="28"/>
+          <w:szCs w:val="28"/>
+          <w:lang w:val="en-US"/>
+        </w:rPr>
+        <w:t>Payment Reconciliation...........</w:t>
+      </w:r>
+      <w:bookmarkStart w:id="0" w:name="_GoBack"/>
+      <w:bookmarkEnd w:id="0"/>
+      <w:r>
+        <w:rPr>
+          <w:rStyle w:val="14"/>
+          <w:rFonts w:hint="default" w:cs="Times New Roman"/>
+          <w:sz w:val="28"/>
+          <w:szCs w:val="28"/>
+          <w:lang w:val="en-US"/>
+        </w:rPr>
+        <w:t>.....................</w:t>
+      </w:r>
+      <w:r>
+        <w:rPr>
+          <w:rStyle w:val="14"/>
+          <w:rFonts w:hint="default" w:ascii="Times New Roman" w:hAnsi="Times New Roman" w:cs="Times New Roman"/>
+          <w:sz w:val="32"/>
+          <w:szCs w:val="32"/>
+          <w:lang w:val="en-US"/>
+        </w:rPr>
+        <w:t>……………</w:t>
+      </w:r>
+      <w:r>
+        <w:rPr>
+          <w:rStyle w:val="14"/>
+          <w:rFonts w:hint="default" w:cs="Times New Roman"/>
+          <w:sz w:val="32"/>
+          <w:szCs w:val="32"/>
+          <w:lang w:val="en-US"/>
+        </w:rPr>
+        <w:t>.....x</w:t>
+      </w:r>
     </w:p>
     <w:p>
       <w:pPr>
@@ -2490,11 +3169,11 @@
           <w:vertAlign w:val="baseline"/>
           <w:lang w:val="en-US"/>
         </w:rPr>
-        <w:t xml:space="preserve"> which overcome</w:t>
-      </w:r>
-      <w:r>
-        <w:rPr>
-          <w:rFonts w:hint="default" w:ascii="Times New Roman" w:hAnsi="Times New Roman" w:cs="Times New Roman"/>
+        <w:t xml:space="preserve"> which overcomes </w:t>
+      </w:r>
+      <w:r>
+        <w:rPr>
+          <w:rFonts w:hint="default" w:ascii="Times New Roman" w:hAnsi="Times New Roman" w:eastAsia="SimSun" w:cs="Times New Roman"/>
           <w:i w:val="0"/>
           <w:iCs w:val="0"/>
           <w:color w:val="000000"/>
@@ -2503,13 +3182,14 @@
           <w:u w:val="none"/>
           <w:shd w:val="clear" w:fill="FFFFFF"/>
           <w:vertAlign w:val="baseline"/>
-          <w:lang w:val="en-US"/>
-        </w:rPr>
-        <w:t>s</w:t>
-      </w:r>
-      <w:r>
-        <w:rPr>
-          <w:rFonts w:hint="default" w:ascii="Times New Roman" w:hAnsi="Times New Roman" w:cs="Times New Roman"/>
+        </w:rPr>
+        <w:t xml:space="preserve">operational scaling limitations </w:t>
+      </w:r>
+      <w:r>
+        <w:rPr>
+          <w:rFonts w:hint="default" w:ascii="Times New Roman" w:hAnsi="Times New Roman" w:eastAsia="SimSun" w:cs="Times New Roman"/>
+          <w:b w:val="0"/>
+          <w:bCs w:val="0"/>
           <w:i w:val="0"/>
           <w:iCs w:val="0"/>
           <w:color w:val="000000"/>
@@ -2518,13 +3198,14 @@
           <w:u w:val="none"/>
           <w:shd w:val="clear" w:fill="FFFFFF"/>
           <w:vertAlign w:val="baseline"/>
-          <w:lang w:val="en-US"/>
-        </w:rPr>
-        <w:t xml:space="preserve"> </w:t>
-      </w:r>
-      <w:r>
-        <w:rPr>
-          <w:rFonts w:hint="default" w:ascii="Times New Roman" w:hAnsi="Times New Roman" w:eastAsia="SimSun" w:cs="Times New Roman"/>
+        </w:rPr>
+        <w:t>caused by legacy, disconnected, branch-specific software and manual record-keeping</w:t>
+      </w:r>
+      <w:r>
+        <w:rPr>
+          <w:rFonts w:hint="default" w:ascii="Times New Roman" w:hAnsi="Times New Roman" w:cs="Times New Roman"/>
+          <w:b w:val="0"/>
+          <w:bCs w:val="0"/>
           <w:i w:val="0"/>
           <w:iCs w:val="0"/>
           <w:color w:val="000000"/>
@@ -2533,14 +3214,23 @@
           <w:u w:val="none"/>
           <w:shd w:val="clear" w:fill="FFFFFF"/>
           <w:vertAlign w:val="baseline"/>
-        </w:rPr>
-        <w:t xml:space="preserve">operational scaling limitations </w:t>
-      </w:r>
-      <w:r>
-        <w:rPr>
-          <w:rFonts w:hint="default" w:ascii="Times New Roman" w:hAnsi="Times New Roman" w:eastAsia="SimSun" w:cs="Times New Roman"/>
-          <w:b w:val="0"/>
-          <w:bCs w:val="0"/>
+          <w:lang w:val="en-US"/>
+        </w:rPr>
+        <w:t>.</w:t>
+      </w:r>
+    </w:p>
+    <w:p>
+      <w:pPr>
+        <w:pStyle w:val="10"/>
+        <w:keepNext w:val="0"/>
+        <w:keepLines w:val="0"/>
+        <w:widowControl/>
+        <w:suppressLineNumbers w:val="0"/>
+        <w:bidi w:val="0"/>
+        <w:spacing w:before="240" w:beforeAutospacing="0" w:after="240" w:afterAutospacing="0" w:line="240" w:lineRule="auto"/>
+        <w:jc w:val="both"/>
+        <w:rPr>
+          <w:rFonts w:hint="default" w:ascii="Times New Roman" w:hAnsi="Times New Roman" w:cs="Times New Roman"/>
           <w:i w:val="0"/>
           <w:iCs w:val="0"/>
           <w:color w:val="000000"/>
@@ -2549,9 +3239,9 @@
           <w:u w:val="none"/>
           <w:shd w:val="clear" w:fill="FFFFFF"/>
           <w:vertAlign w:val="baseline"/>
-        </w:rPr>
-        <w:t>caused by legacy, disconnected, branch-specific software and manual record-keeping</w:t>
-      </w:r>
+          <w:lang w:val="en-US"/>
+        </w:rPr>
+      </w:pPr>
       <w:r>
         <w:rPr>
           <w:rFonts w:hint="default" w:ascii="Times New Roman" w:hAnsi="Times New Roman" w:cs="Times New Roman"/>
@@ -2567,21 +3257,13 @@
           <w:vertAlign w:val="baseline"/>
           <w:lang w:val="en-US"/>
         </w:rPr>
-        <w:t>.</w:t>
-      </w:r>
-    </w:p>
-    <w:p>
-      <w:pPr>
-        <w:pStyle w:val="10"/>
-        <w:keepNext w:val="0"/>
-        <w:keepLines w:val="0"/>
-        <w:widowControl/>
-        <w:suppressLineNumbers w:val="0"/>
-        <w:bidi w:val="0"/>
-        <w:spacing w:before="240" w:beforeAutospacing="0" w:after="240" w:afterAutospacing="0" w:line="240" w:lineRule="auto"/>
-        <w:jc w:val="both"/>
-        <w:rPr>
-          <w:rFonts w:hint="default" w:ascii="Times New Roman" w:hAnsi="Times New Roman" w:cs="Times New Roman"/>
+        <w:t xml:space="preserve">Consequently, the main purpose of this report is to </w:t>
+      </w:r>
+      <w:r>
+        <w:rPr>
+          <w:rFonts w:hint="default" w:ascii="Times New Roman" w:hAnsi="Times New Roman" w:eastAsia="SimSun" w:cs="Times New Roman"/>
+          <w:b w:val="0"/>
+          <w:bCs w:val="0"/>
           <w:i w:val="0"/>
           <w:iCs w:val="0"/>
           <w:color w:val="000000"/>
@@ -2590,9 +3272,9 @@
           <w:u w:val="none"/>
           <w:shd w:val="clear" w:fill="FFFFFF"/>
           <w:vertAlign w:val="baseline"/>
-          <w:lang w:val="en-US"/>
-        </w:rPr>
-      </w:pPr>
+        </w:rPr>
+        <w:t xml:space="preserve">map out the system boundaries and business processes using the Tasks </w:t>
+      </w:r>
       <w:r>
         <w:rPr>
           <w:rFonts w:hint="default" w:ascii="Times New Roman" w:hAnsi="Times New Roman" w:cs="Times New Roman"/>
@@ -2608,11 +3290,11 @@
           <w:vertAlign w:val="baseline"/>
           <w:lang w:val="en-US"/>
         </w:rPr>
-        <w:t>Consequently</w:t>
-      </w:r>
-      <w:r>
-        <w:rPr>
-          <w:rFonts w:hint="default" w:ascii="Times New Roman" w:hAnsi="Times New Roman" w:cs="Times New Roman"/>
+        <w:t>and</w:t>
+      </w:r>
+      <w:r>
+        <w:rPr>
+          <w:rFonts w:hint="default" w:ascii="Times New Roman" w:hAnsi="Times New Roman" w:eastAsia="SimSun" w:cs="Times New Roman"/>
           <w:b w:val="0"/>
           <w:bCs w:val="0"/>
           <w:i w:val="0"/>
@@ -2623,13 +3305,12 @@
           <w:u w:val="none"/>
           <w:shd w:val="clear" w:fill="FFFFFF"/>
           <w:vertAlign w:val="baseline"/>
-          <w:lang w:val="en-US"/>
-        </w:rPr>
-        <w:t xml:space="preserve">, the main purpose of this report is to </w:t>
-      </w:r>
-      <w:r>
-        <w:rPr>
-          <w:rFonts w:hint="default" w:ascii="Times New Roman" w:hAnsi="Times New Roman" w:eastAsia="SimSun" w:cs="Times New Roman"/>
+        </w:rPr>
+        <w:t xml:space="preserve"> Support approach</w:t>
+      </w:r>
+      <w:r>
+        <w:rPr>
+          <w:rFonts w:hint="default" w:ascii="Times New Roman" w:hAnsi="Times New Roman" w:cs="Times New Roman"/>
           <w:b w:val="0"/>
           <w:bCs w:val="0"/>
           <w:i w:val="0"/>
@@ -2640,14 +3321,13 @@
           <w:u w:val="none"/>
           <w:shd w:val="clear" w:fill="FFFFFF"/>
           <w:vertAlign w:val="baseline"/>
-        </w:rPr>
-        <w:t xml:space="preserve">map out the system boundaries and business processes using the Tasks </w:t>
-      </w:r>
-      <w:r>
-        <w:rPr>
-          <w:rFonts w:hint="default" w:ascii="Times New Roman" w:hAnsi="Times New Roman" w:cs="Times New Roman"/>
-          <w:b w:val="0"/>
-          <w:bCs w:val="0"/>
+          <w:lang w:val="en-US"/>
+        </w:rPr>
+        <w:t>. B</w:t>
+      </w:r>
+      <w:r>
+        <w:rPr>
+          <w:rFonts w:hint="default" w:ascii="Times New Roman" w:hAnsi="Times New Roman" w:eastAsia="SimSun" w:cs="Times New Roman"/>
           <w:i w:val="0"/>
           <w:iCs w:val="0"/>
           <w:color w:val="000000"/>
@@ -2656,15 +3336,12 @@
           <w:u w:val="none"/>
           <w:shd w:val="clear" w:fill="FFFFFF"/>
           <w:vertAlign w:val="baseline"/>
-          <w:lang w:val="en-US"/>
-        </w:rPr>
-        <w:t>and</w:t>
-      </w:r>
-      <w:r>
-        <w:rPr>
-          <w:rFonts w:hint="default" w:ascii="Times New Roman" w:hAnsi="Times New Roman" w:eastAsia="SimSun" w:cs="Times New Roman"/>
-          <w:b w:val="0"/>
-          <w:bCs w:val="0"/>
+        </w:rPr>
+        <w:t xml:space="preserve">y focusing heavily on domain-level interactions and user workflows rather than pre-emptive database architecture, this specification ensures that the developed software natively resolves the technical challenges of high-volume, concurrent read operations </w:t>
+      </w:r>
+      <w:r>
+        <w:rPr>
+          <w:rFonts w:hint="default" w:ascii="Times New Roman" w:hAnsi="Times New Roman" w:cs="Times New Roman"/>
           <w:i w:val="0"/>
           <w:iCs w:val="0"/>
           <w:color w:val="000000"/>
@@ -2673,14 +3350,13 @@
           <w:u w:val="none"/>
           <w:shd w:val="clear" w:fill="FFFFFF"/>
           <w:vertAlign w:val="baseline"/>
-        </w:rPr>
-        <w:t xml:space="preserve"> Support approach</w:t>
-      </w:r>
-      <w:r>
-        <w:rPr>
-          <w:rFonts w:hint="default" w:ascii="Times New Roman" w:hAnsi="Times New Roman" w:cs="Times New Roman"/>
-          <w:b w:val="0"/>
-          <w:bCs w:val="0"/>
+          <w:lang w:val="en-US"/>
+        </w:rPr>
+        <w:t>including</w:t>
+      </w:r>
+      <w:r>
+        <w:rPr>
+          <w:rFonts w:hint="default" w:ascii="Times New Roman" w:hAnsi="Times New Roman" w:eastAsia="SimSun" w:cs="Times New Roman"/>
           <w:i w:val="0"/>
           <w:iCs w:val="0"/>
           <w:color w:val="000000"/>
@@ -2689,13 +3365,12 @@
           <w:u w:val="none"/>
           <w:shd w:val="clear" w:fill="FFFFFF"/>
           <w:vertAlign w:val="baseline"/>
-          <w:lang w:val="en-US"/>
-        </w:rPr>
-        <w:t>. B</w:t>
-      </w:r>
-      <w:r>
-        <w:rPr>
-          <w:rFonts w:hint="default" w:ascii="Times New Roman" w:hAnsi="Times New Roman" w:eastAsia="SimSun" w:cs="Times New Roman"/>
+        </w:rPr>
+        <w:t xml:space="preserve"> real-time tracking</w:t>
+      </w:r>
+      <w:r>
+        <w:rPr>
+          <w:rFonts w:hint="default" w:ascii="Times New Roman" w:hAnsi="Times New Roman" w:cs="Times New Roman"/>
           <w:i w:val="0"/>
           <w:iCs w:val="0"/>
           <w:color w:val="000000"/>
@@ -2704,12 +3379,13 @@
           <w:u w:val="none"/>
           <w:shd w:val="clear" w:fill="FFFFFF"/>
           <w:vertAlign w:val="baseline"/>
-        </w:rPr>
-        <w:t xml:space="preserve">y focusing heavily on domain-level interactions and user workflows rather than pre-emptive database architecture, this specification ensures that the developed software natively resolves the technical challenges of high-volume, concurrent read operations </w:t>
-      </w:r>
-      <w:r>
-        <w:rPr>
-          <w:rFonts w:hint="default" w:ascii="Times New Roman" w:hAnsi="Times New Roman" w:cs="Times New Roman"/>
+          <w:lang w:val="en-US"/>
+        </w:rPr>
+        <w:t xml:space="preserve"> </w:t>
+      </w:r>
+      <w:r>
+        <w:rPr>
+          <w:rFonts w:hint="default" w:ascii="Times New Roman" w:hAnsi="Times New Roman" w:eastAsia="SimSun" w:cs="Times New Roman"/>
           <w:i w:val="0"/>
           <w:iCs w:val="0"/>
           <w:color w:val="000000"/>
@@ -2718,13 +3394,12 @@
           <w:u w:val="none"/>
           <w:shd w:val="clear" w:fill="FFFFFF"/>
           <w:vertAlign w:val="baseline"/>
-          <w:lang w:val="en-US"/>
-        </w:rPr>
-        <w:t>including</w:t>
-      </w:r>
-      <w:r>
-        <w:rPr>
-          <w:rFonts w:hint="default" w:ascii="Times New Roman" w:hAnsi="Times New Roman" w:eastAsia="SimSun" w:cs="Times New Roman"/>
+        </w:rPr>
+        <w:t>and high-integrity write transactions across all regional branches</w:t>
+      </w:r>
+      <w:r>
+        <w:rPr>
+          <w:rFonts w:hint="default" w:ascii="Times New Roman" w:hAnsi="Times New Roman" w:cs="Times New Roman"/>
           <w:i w:val="0"/>
           <w:iCs w:val="0"/>
           <w:color w:val="000000"/>
@@ -2733,12 +3408,98 @@
           <w:u w:val="none"/>
           <w:shd w:val="clear" w:fill="FFFFFF"/>
           <w:vertAlign w:val="baseline"/>
-        </w:rPr>
-        <w:t xml:space="preserve"> real-time tracking</w:t>
-      </w:r>
-      <w:r>
-        <w:rPr>
-          <w:rFonts w:hint="default" w:ascii="Times New Roman" w:hAnsi="Times New Roman" w:cs="Times New Roman"/>
+          <w:lang w:val="en-US"/>
+        </w:rPr>
+        <w:t>.</w:t>
+      </w:r>
+    </w:p>
+    <w:p>
+      <w:pPr>
+        <w:pStyle w:val="2"/>
+        <w:bidi w:val="0"/>
+        <w:spacing w:line="240" w:lineRule="auto"/>
+        <w:rPr>
+          <w:rFonts w:hint="default" w:ascii="Times New Roman" w:hAnsi="Times New Roman" w:cs="Times New Roman"/>
+          <w:lang w:val="en-US"/>
+        </w:rPr>
+      </w:pPr>
+      <w:r>
+        <w:rPr>
+          <w:rFonts w:hint="default" w:ascii="Times New Roman" w:hAnsi="Times New Roman" w:cs="Times New Roman"/>
+          <w:lang w:val="en-US"/>
+        </w:rPr>
+        <w:t>Part B: Project Overview</w:t>
+      </w:r>
+    </w:p>
+    <w:p>
+      <w:pPr>
+        <w:pStyle w:val="10"/>
+        <w:keepNext w:val="0"/>
+        <w:keepLines w:val="0"/>
+        <w:widowControl/>
+        <w:suppressLineNumbers w:val="0"/>
+        <w:bidi w:val="0"/>
+        <w:spacing w:before="240" w:beforeAutospacing="0" w:after="240" w:afterAutospacing="0" w:line="240" w:lineRule="auto"/>
+        <w:jc w:val="both"/>
+        <w:rPr>
+          <w:rFonts w:hint="default" w:ascii="Times New Roman" w:hAnsi="Times New Roman" w:cs="Times New Roman"/>
+          <w:sz w:val="23"/>
+          <w:szCs w:val="23"/>
+          <w:lang w:val="en-US"/>
+        </w:rPr>
+      </w:pPr>
+      <w:r>
+        <w:rPr>
+          <w:rFonts w:hint="default" w:ascii="Times New Roman" w:hAnsi="Times New Roman" w:eastAsia="SimSun" w:cs="Times New Roman"/>
+          <w:sz w:val="24"/>
+          <w:szCs w:val="24"/>
+        </w:rPr>
+        <w:t>The Software Requirements Specification (SRS) emphasizes the comprehensive functional and non-functional requirements for the Smart Fleet Management System (SmartFM) designed for ABC-Trans, one of Vietnam's most prominent logistics and transportation enterprises. Notably, ABC-Trans operates a nationwide network providing vital supply chain services to major department stores and supermarkets. In addition, the centralized ecosystem unifies enterprise-wide fleet tracking, driver allocations, booking pipelines, and financial transactions</w:t>
+      </w:r>
+      <w:r>
+        <w:rPr>
+          <w:rFonts w:hint="default" w:ascii="Times New Roman" w:hAnsi="Times New Roman" w:cs="Times New Roman"/>
+          <w:sz w:val="24"/>
+          <w:szCs w:val="24"/>
+          <w:lang w:val="en-US"/>
+        </w:rPr>
+        <w:t xml:space="preserve">, effectively resolving </w:t>
+      </w:r>
+      <w:r>
+        <w:rPr>
+          <w:rFonts w:hint="default" w:ascii="Times New Roman" w:hAnsi="Times New Roman" w:eastAsia="SimSun" w:cs="Times New Roman"/>
+          <w:sz w:val="24"/>
+          <w:szCs w:val="24"/>
+        </w:rPr>
+        <w:t>operational scaling limitations caused by legacy, disconnected, branch-specific software and manual record-keeping.</w:t>
+      </w:r>
+    </w:p>
+    <w:p>
+      <w:pPr>
+        <w:pStyle w:val="3"/>
+        <w:bidi w:val="0"/>
+        <w:spacing w:line="240" w:lineRule="auto"/>
+        <w:ind w:left="400" w:leftChars="100" w:firstLine="0" w:firstLineChars="0"/>
+        <w:rPr>
+          <w:rFonts w:hint="default" w:ascii="Times New Roman" w:hAnsi="Times New Roman" w:cs="Times New Roman"/>
+          <w:lang w:val="en-US"/>
+        </w:rPr>
+      </w:pPr>
+      <w:r>
+        <w:rPr>
+          <w:rFonts w:hint="default" w:ascii="Times New Roman" w:hAnsi="Times New Roman" w:cs="Times New Roman"/>
+          <w:lang w:val="en-US"/>
+        </w:rPr>
+        <w:t>2.1 Domain Vocabulary</w:t>
+      </w:r>
+    </w:p>
+    <w:p>
+      <w:pPr>
+        <w:spacing w:line="240" w:lineRule="auto"/>
+        <w:ind w:left="400" w:leftChars="100" w:firstLine="0" w:firstLineChars="0"/>
+        <w:jc w:val="both"/>
+        <w:rPr>
+          <w:rFonts w:hint="default" w:ascii="Times New Roman" w:hAnsi="Times New Roman" w:eastAsia="SimSun" w:cs="Times New Roman"/>
           <w:i w:val="0"/>
           <w:iCs w:val="0"/>
           <w:color w:val="000000"/>
@@ -2749,7 +3510,15 @@
           <w:vertAlign w:val="baseline"/>
           <w:lang w:val="en-US"/>
         </w:rPr>
-        <w:t xml:space="preserve"> </w:t>
+      </w:pPr>
+      <w:r>
+        <w:rPr>
+          <w:rFonts w:hint="default" w:ascii="Times New Roman" w:hAnsi="Times New Roman" w:cs="Times New Roman"/>
+          <w:sz w:val="23"/>
+          <w:szCs w:val="23"/>
+          <w:lang w:val="en-US"/>
+        </w:rPr>
+        <w:t xml:space="preserve">The following </w:t>
       </w:r>
       <w:r>
         <w:rPr>
@@ -2763,11 +3532,11 @@
           <w:shd w:val="clear" w:fill="FFFFFF"/>
           <w:vertAlign w:val="baseline"/>
         </w:rPr>
-        <w:t>and high-integrity write transactions across all regional branches</w:t>
-      </w:r>
-      <w:r>
-        <w:rPr>
-          <w:rFonts w:hint="default" w:ascii="Times New Roman" w:hAnsi="Times New Roman" w:cs="Times New Roman"/>
+        <w:t>glossary defines the specialized business and technical terms foundational to the ABC-Trans operations and the SmartFM platform</w:t>
+      </w:r>
+      <w:r>
+        <w:rPr>
+          <w:rFonts w:hint="default" w:ascii="Times New Roman" w:hAnsi="Times New Roman" w:eastAsia="SimSun" w:cs="Times New Roman"/>
           <w:i w:val="0"/>
           <w:iCs w:val="0"/>
           <w:color w:val="000000"/>
@@ -2778,93 +3547,20 @@
           <w:vertAlign w:val="baseline"/>
           <w:lang w:val="en-US"/>
         </w:rPr>
-        <w:t>.</w:t>
-      </w:r>
-    </w:p>
-    <w:p>
-      <w:pPr>
-        <w:pStyle w:val="2"/>
-        <w:bidi w:val="0"/>
-        <w:spacing w:line="240" w:lineRule="auto"/>
-        <w:rPr>
-          <w:rFonts w:hint="default" w:ascii="Times New Roman" w:hAnsi="Times New Roman" w:cs="Times New Roman"/>
-          <w:lang w:val="en-US"/>
-        </w:rPr>
-      </w:pPr>
-      <w:r>
-        <w:rPr>
-          <w:rFonts w:hint="default" w:ascii="Times New Roman" w:hAnsi="Times New Roman" w:cs="Times New Roman"/>
-          <w:lang w:val="en-US"/>
-        </w:rPr>
-        <w:t>Part B: Project Overview</w:t>
-      </w:r>
-    </w:p>
-    <w:p>
-      <w:pPr>
-        <w:pStyle w:val="10"/>
-        <w:keepNext w:val="0"/>
-        <w:keepLines w:val="0"/>
-        <w:widowControl/>
-        <w:suppressLineNumbers w:val="0"/>
-        <w:bidi w:val="0"/>
-        <w:spacing w:before="240" w:beforeAutospacing="0" w:after="240" w:afterAutospacing="0" w:line="240" w:lineRule="auto"/>
-        <w:jc w:val="both"/>
-        <w:rPr>
-          <w:rFonts w:hint="default" w:ascii="Times New Roman" w:hAnsi="Times New Roman" w:cs="Times New Roman"/>
-          <w:sz w:val="23"/>
-          <w:szCs w:val="23"/>
-          <w:lang w:val="en-US"/>
-        </w:rPr>
-      </w:pPr>
-      <w:r>
-        <w:rPr>
-          <w:rFonts w:hint="default" w:ascii="Times New Roman" w:hAnsi="Times New Roman" w:eastAsia="SimSun" w:cs="Times New Roman"/>
-          <w:sz w:val="24"/>
-          <w:szCs w:val="24"/>
-        </w:rPr>
-        <w:t>The Software Requirements Specification (SRS) emphasizes the comprehensive functional and non-functional requirements for the Smart Fleet Management System (SmartFM) designed for ABC-Trans, one of Vietnam's most prominent logistics and transportation enterprises. Notably, ABC-Trans operates a nationwide network providing vital supply chain services to major department stores and supermarkets. In addition, the centralized ecosystem unifies enterprise-wide fleet tracking, driver allocations, booking pipelines, and financial transactions</w:t>
-      </w:r>
-      <w:r>
-        <w:rPr>
-          <w:rFonts w:hint="default" w:ascii="Times New Roman" w:hAnsi="Times New Roman" w:cs="Times New Roman"/>
-          <w:sz w:val="24"/>
-          <w:szCs w:val="24"/>
-          <w:lang w:val="en-US"/>
-        </w:rPr>
-        <w:t xml:space="preserve">, effectively resolving </w:t>
-      </w:r>
-      <w:r>
-        <w:rPr>
-          <w:rFonts w:hint="default" w:ascii="Times New Roman" w:hAnsi="Times New Roman" w:eastAsia="SimSun" w:cs="Times New Roman"/>
-          <w:sz w:val="24"/>
-          <w:szCs w:val="24"/>
-        </w:rPr>
-        <w:t>operational scaling limitations caused by legacy, disconnected, branch-specific software and manual record-keeping.</w:t>
-      </w:r>
-    </w:p>
-    <w:p>
-      <w:pPr>
-        <w:pStyle w:val="3"/>
-        <w:bidi w:val="0"/>
-        <w:spacing w:line="240" w:lineRule="auto"/>
-        <w:ind w:left="400" w:leftChars="100" w:firstLine="0" w:firstLineChars="0"/>
-        <w:rPr>
-          <w:rFonts w:hint="default" w:ascii="Times New Roman" w:hAnsi="Times New Roman" w:cs="Times New Roman"/>
-          <w:lang w:val="en-US"/>
-        </w:rPr>
-      </w:pPr>
-      <w:r>
-        <w:rPr>
-          <w:rFonts w:hint="default" w:ascii="Times New Roman" w:hAnsi="Times New Roman" w:cs="Times New Roman"/>
-          <w:lang w:val="en-US"/>
-        </w:rPr>
-        <w:t>2.1 Domain Vocabulary</w:t>
-      </w:r>
-    </w:p>
-    <w:p>
-      <w:pPr>
-        <w:spacing w:line="240" w:lineRule="auto"/>
-        <w:ind w:left="400" w:leftChars="100" w:firstLine="0" w:firstLineChars="0"/>
+        <w:t>:</w:t>
+      </w:r>
+    </w:p>
+    <w:p>
+      <w:pPr>
+        <w:numPr>
+          <w:ilvl w:val="0"/>
+          <w:numId w:val="1"/>
+        </w:numPr>
+        <w:tabs>
+          <w:tab w:val="clear" w:pos="420"/>
+        </w:tabs>
+        <w:spacing w:line="240" w:lineRule="auto"/>
+        <w:ind w:left="1200" w:leftChars="0" w:hanging="420" w:firstLineChars="0"/>
         <w:jc w:val="both"/>
         <w:rPr>
           <w:rFonts w:hint="default" w:ascii="Times New Roman" w:hAnsi="Times New Roman" w:eastAsia="SimSun" w:cs="Times New Roman"/>
@@ -2881,15 +3577,6 @@
       </w:pPr>
       <w:r>
         <w:rPr>
-          <w:rFonts w:hint="default" w:ascii="Times New Roman" w:hAnsi="Times New Roman" w:cs="Times New Roman"/>
-          <w:sz w:val="23"/>
-          <w:szCs w:val="23"/>
-          <w:lang w:val="en-US"/>
-        </w:rPr>
-        <w:t xml:space="preserve">The following </w:t>
-      </w:r>
-      <w:r>
-        <w:rPr>
           <w:rFonts w:hint="default" w:ascii="Times New Roman" w:hAnsi="Times New Roman" w:eastAsia="SimSun" w:cs="Times New Roman"/>
           <w:i w:val="0"/>
           <w:iCs w:val="0"/>
@@ -2899,10 +3586,31 @@
           <w:u w:val="none"/>
           <w:shd w:val="clear" w:fill="FFFFFF"/>
           <w:vertAlign w:val="baseline"/>
-        </w:rPr>
-        <w:t>glossary defines the specialized business and technical terms foundational to the ABC-Trans operations and the SmartFM platform</w:t>
-      </w:r>
-      <w:r>
+          <w:lang w:val="en-US"/>
+        </w:rPr>
+        <w:t xml:space="preserve">SmartFM: </w:t>
+      </w:r>
+      <w:r>
+        <w:rPr>
+          <w:rFonts w:hint="default" w:ascii="Times New Roman" w:hAnsi="Times New Roman" w:eastAsia="SimSun" w:cs="Times New Roman"/>
+          <w:sz w:val="24"/>
+          <w:szCs w:val="24"/>
+        </w:rPr>
+        <w:t>A centralized system integrating tracking, operations, and fleet management across all ABC-Trans branches.</w:t>
+      </w:r>
+    </w:p>
+    <w:p>
+      <w:pPr>
+        <w:numPr>
+          <w:ilvl w:val="0"/>
+          <w:numId w:val="1"/>
+        </w:numPr>
+        <w:tabs>
+          <w:tab w:val="clear" w:pos="420"/>
+        </w:tabs>
+        <w:spacing w:line="240" w:lineRule="auto"/>
+        <w:ind w:left="1200" w:leftChars="0" w:hanging="420" w:firstLineChars="0"/>
+        <w:jc w:val="both"/>
         <w:rPr>
           <w:rFonts w:hint="default" w:ascii="Times New Roman" w:hAnsi="Times New Roman" w:eastAsia="SimSun" w:cs="Times New Roman"/>
           <w:i w:val="0"/>
@@ -2915,7 +3623,32 @@
           <w:vertAlign w:val="baseline"/>
           <w:lang w:val="en-US"/>
         </w:rPr>
-        <w:t>:</w:t>
+      </w:pPr>
+      <w:r>
+        <w:rPr>
+          <w:rFonts w:hint="default" w:ascii="Times New Roman" w:hAnsi="Times New Roman" w:eastAsia="SimSun" w:cs="Times New Roman"/>
+          <w:sz w:val="24"/>
+          <w:szCs w:val="24"/>
+          <w:lang w:val="en-US"/>
+        </w:rPr>
+        <w:t xml:space="preserve">Shipment Offering: </w:t>
+      </w:r>
+      <w:r>
+        <w:rPr>
+          <w:rFonts w:hint="default" w:ascii="Times New Roman" w:hAnsi="Times New Roman" w:eastAsia="SimSun" w:cs="Times New Roman"/>
+          <w:sz w:val="24"/>
+          <w:szCs w:val="24"/>
+        </w:rPr>
+        <w:t>A defined transportation service option categorized by vehicle capacity, routes, and rates</w:t>
+      </w:r>
+      <w:r>
+        <w:rPr>
+          <w:rFonts w:hint="default" w:ascii="Times New Roman" w:hAnsi="Times New Roman" w:eastAsia="SimSun" w:cs="Times New Roman"/>
+          <w:sz w:val="24"/>
+          <w:szCs w:val="24"/>
+          <w:lang w:val="en-US"/>
+        </w:rPr>
+        <w:t>.</w:t>
       </w:r>
     </w:p>
     <w:p>
@@ -2946,6 +3679,35 @@
       <w:r>
         <w:rPr>
           <w:rFonts w:hint="default" w:ascii="Times New Roman" w:hAnsi="Times New Roman" w:eastAsia="SimSun" w:cs="Times New Roman"/>
+          <w:sz w:val="24"/>
+          <w:szCs w:val="24"/>
+          <w:lang w:val="en-US"/>
+        </w:rPr>
+        <w:t xml:space="preserve">B2B Corporate Order: </w:t>
+      </w:r>
+      <w:r>
+        <w:rPr>
+          <w:rFonts w:hint="default" w:ascii="Times New Roman" w:hAnsi="Times New Roman" w:eastAsia="SimSun" w:cs="Times New Roman"/>
+          <w:sz w:val="24"/>
+          <w:szCs w:val="24"/>
+        </w:rPr>
+        <w:t>A high-volume logistics request placed by enterprise clients for bulk cargo movement.</w:t>
+      </w:r>
+    </w:p>
+    <w:p>
+      <w:pPr>
+        <w:numPr>
+          <w:ilvl w:val="0"/>
+          <w:numId w:val="1"/>
+        </w:numPr>
+        <w:tabs>
+          <w:tab w:val="clear" w:pos="420"/>
+        </w:tabs>
+        <w:spacing w:line="240" w:lineRule="auto"/>
+        <w:ind w:left="1200" w:leftChars="0" w:hanging="420" w:firstLineChars="0"/>
+        <w:jc w:val="both"/>
+        <w:rPr>
+          <w:rFonts w:hint="default" w:ascii="Times New Roman" w:hAnsi="Times New Roman" w:eastAsia="SimSun" w:cs="Times New Roman"/>
           <w:i w:val="0"/>
           <w:iCs w:val="0"/>
           <w:color w:val="000000"/>
@@ -2956,15 +3718,23 @@
           <w:vertAlign w:val="baseline"/>
           <w:lang w:val="en-US"/>
         </w:rPr>
-        <w:t xml:space="preserve">SmartFM: </w:t>
-      </w:r>
-      <w:r>
-        <w:rPr>
-          <w:rFonts w:hint="default" w:ascii="Times New Roman" w:hAnsi="Times New Roman" w:eastAsia="SimSun" w:cs="Times New Roman"/>
-          <w:sz w:val="24"/>
-          <w:szCs w:val="24"/>
-        </w:rPr>
-        <w:t>A centralized system integrating tracking, operations, and fleet management across all ABC-Trans branches.</w:t>
+      </w:pPr>
+      <w:r>
+        <w:rPr>
+          <w:rFonts w:hint="default" w:ascii="Times New Roman" w:hAnsi="Times New Roman" w:eastAsia="SimSun" w:cs="Times New Roman"/>
+          <w:sz w:val="24"/>
+          <w:szCs w:val="24"/>
+          <w:lang w:val="en-US"/>
+        </w:rPr>
+        <w:t xml:space="preserve">Vehicle Assignment: </w:t>
+      </w:r>
+      <w:r>
+        <w:rPr>
+          <w:rFonts w:hint="default" w:ascii="Times New Roman" w:hAnsi="Times New Roman" w:eastAsia="SimSun" w:cs="Times New Roman"/>
+          <w:sz w:val="24"/>
+          <w:szCs w:val="24"/>
+        </w:rPr>
+        <w:t>The formal allocation of an available fleet vehicle to an active shipment order.</w:t>
       </w:r>
     </w:p>
     <w:p>
@@ -2999,24 +3769,7 @@
           <w:szCs w:val="24"/>
           <w:lang w:val="en-US"/>
         </w:rPr>
-        <w:t xml:space="preserve">Shipment Offering: </w:t>
-      </w:r>
-      <w:r>
-        <w:rPr>
-          <w:rFonts w:hint="default" w:ascii="Times New Roman" w:hAnsi="Times New Roman" w:eastAsia="SimSun" w:cs="Times New Roman"/>
-          <w:sz w:val="24"/>
-          <w:szCs w:val="24"/>
-        </w:rPr>
-        <w:t>A defined transportation service option categorized by vehicle capacity, routes, and rates</w:t>
-      </w:r>
-      <w:r>
-        <w:rPr>
-          <w:rFonts w:hint="default" w:ascii="Times New Roman" w:hAnsi="Times New Roman" w:eastAsia="SimSun" w:cs="Times New Roman"/>
-          <w:sz w:val="24"/>
-          <w:szCs w:val="24"/>
-          <w:lang w:val="en-US"/>
-        </w:rPr>
-        <w:t>.</w:t>
+        <w:t>Driver Management: Operational workflows dedicated to monitoring operator availability, active service hours, regulatory compliance, and safety credentials.</w:t>
       </w:r>
     </w:p>
     <w:p>
@@ -3051,15 +3804,7 @@
           <w:szCs w:val="24"/>
           <w:lang w:val="en-US"/>
         </w:rPr>
-        <w:t xml:space="preserve">B2B Corporate Order: </w:t>
-      </w:r>
-      <w:r>
-        <w:rPr>
-          <w:rFonts w:hint="default" w:ascii="Times New Roman" w:hAnsi="Times New Roman" w:eastAsia="SimSun" w:cs="Times New Roman"/>
-          <w:sz w:val="24"/>
-          <w:szCs w:val="24"/>
-        </w:rPr>
-        <w:t>A high-volume logistics request placed by enterprise clients for bulk cargo movement.</w:t>
+        <w:t>Real-Time Shipment Tracking: Live telemetry streams integrated with digital mapping interfaces that enable dispatchers and customers to monitor current cargo coordinates and shifting ETAs instantly.</w:t>
       </w:r>
     </w:p>
     <w:p>
@@ -3094,15 +3839,36 @@
           <w:szCs w:val="24"/>
           <w:lang w:val="en-US"/>
         </w:rPr>
-        <w:t xml:space="preserve">Vehicle Assignment: </w:t>
-      </w:r>
-      <w:r>
-        <w:rPr>
-          <w:rFonts w:hint="default" w:ascii="Times New Roman" w:hAnsi="Times New Roman" w:eastAsia="SimSun" w:cs="Times New Roman"/>
-          <w:sz w:val="24"/>
-          <w:szCs w:val="24"/>
-        </w:rPr>
-        <w:t>The formal allocation of an available fleet vehicle to an active shipment order.</w:t>
+        <w:t xml:space="preserve">Invoice: </w:t>
+      </w:r>
+      <w:r>
+        <w:rPr>
+          <w:rFonts w:hint="default" w:ascii="Times New Roman" w:hAnsi="Times New Roman" w:eastAsia="SimSun" w:cs="Times New Roman"/>
+          <w:i w:val="0"/>
+          <w:iCs w:val="0"/>
+          <w:color w:val="000000"/>
+          <w:sz w:val="24"/>
+          <w:szCs w:val="24"/>
+          <w:u w:val="none"/>
+          <w:shd w:val="clear" w:fill="FFFFFF"/>
+          <w:vertAlign w:val="baseline"/>
+        </w:rPr>
+        <w:t>A digital financial statement compiled by the system detailing services rendered and costs</w:t>
+      </w:r>
+      <w:r>
+        <w:rPr>
+          <w:rFonts w:hint="default" w:ascii="Times New Roman" w:hAnsi="Times New Roman" w:eastAsia="SimSun" w:cs="Times New Roman"/>
+          <w:i w:val="0"/>
+          <w:iCs w:val="0"/>
+          <w:color w:val="000000"/>
+          <w:sz w:val="24"/>
+          <w:szCs w:val="24"/>
+          <w:u w:val="none"/>
+          <w:shd w:val="clear" w:fill="FFFFFF"/>
+          <w:vertAlign w:val="baseline"/>
+          <w:lang w:val="en-US"/>
+        </w:rPr>
+        <w:t>.</w:t>
       </w:r>
     </w:p>
     <w:p>
@@ -3133,11 +3899,31 @@
       <w:r>
         <w:rPr>
           <w:rFonts w:hint="default" w:ascii="Times New Roman" w:hAnsi="Times New Roman" w:eastAsia="SimSun" w:cs="Times New Roman"/>
-          <w:sz w:val="24"/>
-          <w:szCs w:val="24"/>
-          <w:lang w:val="en-US"/>
-        </w:rPr>
-        <w:t>Driver Management: Operational workflows dedicated to monitoring operator availability, active service hours, regulatory compliance, and safety credentials.</w:t>
+          <w:i w:val="0"/>
+          <w:iCs w:val="0"/>
+          <w:color w:val="000000"/>
+          <w:sz w:val="24"/>
+          <w:szCs w:val="24"/>
+          <w:u w:val="none"/>
+          <w:shd w:val="clear" w:fill="FFFFFF"/>
+          <w:vertAlign w:val="baseline"/>
+          <w:lang w:val="en-US"/>
+        </w:rPr>
+        <w:t xml:space="preserve">Receipt: </w:t>
+      </w:r>
+      <w:r>
+        <w:rPr>
+          <w:rFonts w:hint="default" w:ascii="Times New Roman" w:hAnsi="Times New Roman" w:eastAsia="SimSun" w:cs="Times New Roman"/>
+          <w:i w:val="0"/>
+          <w:iCs w:val="0"/>
+          <w:color w:val="000000"/>
+          <w:sz w:val="24"/>
+          <w:szCs w:val="24"/>
+          <w:u w:val="none"/>
+          <w:shd w:val="clear" w:fill="FFFFFF"/>
+          <w:vertAlign w:val="baseline"/>
+        </w:rPr>
+        <w:t>An unalterable electronic document provided to clients as immediate proof of a completed payment.</w:t>
       </w:r>
     </w:p>
     <w:p>
@@ -3168,11 +3954,31 @@
       <w:r>
         <w:rPr>
           <w:rFonts w:hint="default" w:ascii="Times New Roman" w:hAnsi="Times New Roman" w:eastAsia="SimSun" w:cs="Times New Roman"/>
-          <w:sz w:val="24"/>
-          <w:szCs w:val="24"/>
-          <w:lang w:val="en-US"/>
-        </w:rPr>
-        <w:t>Real-Time Shipment Tracking: Live telemetry streams integrated with digital mapping interfaces that enable dispatchers and customers to monitor current cargo coordinates and shifting ETAs instantly.</w:t>
+          <w:i w:val="0"/>
+          <w:iCs w:val="0"/>
+          <w:color w:val="000000"/>
+          <w:sz w:val="24"/>
+          <w:szCs w:val="24"/>
+          <w:u w:val="none"/>
+          <w:shd w:val="clear" w:fill="FFFFFF"/>
+          <w:vertAlign w:val="baseline"/>
+          <w:lang w:val="en-US"/>
+        </w:rPr>
+        <w:t xml:space="preserve">Read Replica: </w:t>
+      </w:r>
+      <w:r>
+        <w:rPr>
+          <w:rFonts w:hint="default" w:ascii="Times New Roman" w:hAnsi="Times New Roman" w:eastAsia="SimSun" w:cs="Times New Roman"/>
+          <w:i w:val="0"/>
+          <w:iCs w:val="0"/>
+          <w:color w:val="000000"/>
+          <w:sz w:val="24"/>
+          <w:szCs w:val="24"/>
+          <w:u w:val="none"/>
+          <w:shd w:val="clear" w:fill="FFFFFF"/>
+          <w:vertAlign w:val="baseline"/>
+        </w:rPr>
+        <w:t>Dedicated database instances used to offload high-frequency tracking and search queries.</w:t>
       </w:r>
     </w:p>
     <w:p>
@@ -3203,15 +4009,6 @@
       <w:r>
         <w:rPr>
           <w:rFonts w:hint="default" w:ascii="Times New Roman" w:hAnsi="Times New Roman" w:eastAsia="SimSun" w:cs="Times New Roman"/>
-          <w:sz w:val="24"/>
-          <w:szCs w:val="24"/>
-          <w:lang w:val="en-US"/>
-        </w:rPr>
-        <w:t xml:space="preserve">Invoice: </w:t>
-      </w:r>
-      <w:r>
-        <w:rPr>
-          <w:rFonts w:hint="default" w:ascii="Times New Roman" w:hAnsi="Times New Roman" w:eastAsia="SimSun" w:cs="Times New Roman"/>
           <w:i w:val="0"/>
           <w:iCs w:val="0"/>
           <w:color w:val="000000"/>
@@ -3220,8 +4017,9 @@
           <w:u w:val="none"/>
           <w:shd w:val="clear" w:fill="FFFFFF"/>
           <w:vertAlign w:val="baseline"/>
-        </w:rPr>
-        <w:t>A digital financial statement compiled by the system detailing services rendered and costs</w:t>
+          <w:lang w:val="en-US"/>
+        </w:rPr>
+        <w:t xml:space="preserve">Persimistic Row-Level Locking: </w:t>
       </w:r>
       <w:r>
         <w:rPr>
@@ -3234,9 +4032,8 @@
           <w:u w:val="none"/>
           <w:shd w:val="clear" w:fill="FFFFFF"/>
           <w:vertAlign w:val="baseline"/>
-          <w:lang w:val="en-US"/>
-        </w:rPr>
-        <w:t>.</w:t>
+        </w:rPr>
+        <w:t>A database control that locks data rows during booking to prevent truck double-bookings.</w:t>
       </w:r>
     </w:p>
     <w:p>
@@ -3277,7 +4074,7 @@
           <w:vertAlign w:val="baseline"/>
           <w:lang w:val="en-US"/>
         </w:rPr>
-        <w:t xml:space="preserve">Receipt: </w:t>
+        <w:t xml:space="preserve">CQRS: </w:t>
       </w:r>
       <w:r>
         <w:rPr>
@@ -3291,7 +4088,7 @@
           <w:shd w:val="clear" w:fill="FFFFFF"/>
           <w:vertAlign w:val="baseline"/>
         </w:rPr>
-        <w:t>An unalterable electronic document provided to clients as immediate proof of a completed payment.</w:t>
+        <w:t>An architectural pattern separating data writes from data lookups to maximize performance.</w:t>
       </w:r>
     </w:p>
     <w:p>
@@ -3306,19 +4103,30 @@
         <w:spacing w:line="240" w:lineRule="auto"/>
         <w:ind w:left="1200" w:leftChars="0" w:hanging="420" w:firstLineChars="0"/>
         <w:jc w:val="both"/>
+        <w:rPr>
+          <w:rFonts w:hint="default" w:ascii="Times New Roman" w:hAnsi="Times New Roman" w:cs="Times New Roman"/>
+          <w:b w:val="0"/>
+          <w:bCs w:val="0"/>
+          <w:sz w:val="23"/>
+          <w:szCs w:val="23"/>
+          <w:lang w:val="en-US"/>
+        </w:rPr>
+      </w:pPr>
+      <w:r>
         <w:rPr>
           <w:rFonts w:hint="default" w:ascii="Times New Roman" w:hAnsi="Times New Roman" w:eastAsia="SimSun" w:cs="Times New Roman"/>
           <w:i w:val="0"/>
           <w:iCs w:val="0"/>
           <w:color w:val="000000"/>
-          <w:sz w:val="23"/>
-          <w:szCs w:val="23"/>
+          <w:sz w:val="24"/>
+          <w:szCs w:val="24"/>
           <w:u w:val="none"/>
           <w:shd w:val="clear" w:fill="FFFFFF"/>
           <w:vertAlign w:val="baseline"/>
           <w:lang w:val="en-US"/>
         </w:rPr>
-      </w:pPr>
+        <w:t xml:space="preserve">ACID Compliance: </w:t>
+      </w:r>
       <w:r>
         <w:rPr>
           <w:rFonts w:hint="default" w:ascii="Times New Roman" w:hAnsi="Times New Roman" w:eastAsia="SimSun" w:cs="Times New Roman"/>
@@ -3330,9 +4138,8 @@
           <w:u w:val="none"/>
           <w:shd w:val="clear" w:fill="FFFFFF"/>
           <w:vertAlign w:val="baseline"/>
-          <w:lang w:val="en-US"/>
-        </w:rPr>
-        <w:t xml:space="preserve">Read Replica: </w:t>
+        </w:rPr>
+        <w:t>Database properties ensuring multi-step workflows either succeed completely or roll back entirely</w:t>
       </w:r>
       <w:r>
         <w:rPr>
@@ -3345,181 +4152,6 @@
           <w:u w:val="none"/>
           <w:shd w:val="clear" w:fill="FFFFFF"/>
           <w:vertAlign w:val="baseline"/>
-        </w:rPr>
-        <w:t>Dedicated database instances used to offload high-frequency tracking and search queries.</w:t>
-      </w:r>
-    </w:p>
-    <w:p>
-      <w:pPr>
-        <w:numPr>
-          <w:ilvl w:val="0"/>
-          <w:numId w:val="1"/>
-        </w:numPr>
-        <w:tabs>
-          <w:tab w:val="clear" w:pos="420"/>
-        </w:tabs>
-        <w:spacing w:line="240" w:lineRule="auto"/>
-        <w:ind w:left="1200" w:leftChars="0" w:hanging="420" w:firstLineChars="0"/>
-        <w:jc w:val="both"/>
-        <w:rPr>
-          <w:rFonts w:hint="default" w:ascii="Times New Roman" w:hAnsi="Times New Roman" w:eastAsia="SimSun" w:cs="Times New Roman"/>
-          <w:i w:val="0"/>
-          <w:iCs w:val="0"/>
-          <w:color w:val="000000"/>
-          <w:sz w:val="23"/>
-          <w:szCs w:val="23"/>
-          <w:u w:val="none"/>
-          <w:shd w:val="clear" w:fill="FFFFFF"/>
-          <w:vertAlign w:val="baseline"/>
-          <w:lang w:val="en-US"/>
-        </w:rPr>
-      </w:pPr>
-      <w:r>
-        <w:rPr>
-          <w:rFonts w:hint="default" w:ascii="Times New Roman" w:hAnsi="Times New Roman" w:eastAsia="SimSun" w:cs="Times New Roman"/>
-          <w:i w:val="0"/>
-          <w:iCs w:val="0"/>
-          <w:color w:val="000000"/>
-          <w:sz w:val="24"/>
-          <w:szCs w:val="24"/>
-          <w:u w:val="none"/>
-          <w:shd w:val="clear" w:fill="FFFFFF"/>
-          <w:vertAlign w:val="baseline"/>
-          <w:lang w:val="en-US"/>
-        </w:rPr>
-        <w:t xml:space="preserve">Persimistic Row-Level Locking: </w:t>
-      </w:r>
-      <w:r>
-        <w:rPr>
-          <w:rFonts w:hint="default" w:ascii="Times New Roman" w:hAnsi="Times New Roman" w:eastAsia="SimSun" w:cs="Times New Roman"/>
-          <w:i w:val="0"/>
-          <w:iCs w:val="0"/>
-          <w:color w:val="000000"/>
-          <w:sz w:val="24"/>
-          <w:szCs w:val="24"/>
-          <w:u w:val="none"/>
-          <w:shd w:val="clear" w:fill="FFFFFF"/>
-          <w:vertAlign w:val="baseline"/>
-        </w:rPr>
-        <w:t>A database control that locks data rows during booking to prevent truck double-bookings.</w:t>
-      </w:r>
-    </w:p>
-    <w:p>
-      <w:pPr>
-        <w:numPr>
-          <w:ilvl w:val="0"/>
-          <w:numId w:val="1"/>
-        </w:numPr>
-        <w:tabs>
-          <w:tab w:val="clear" w:pos="420"/>
-        </w:tabs>
-        <w:spacing w:line="240" w:lineRule="auto"/>
-        <w:ind w:left="1200" w:leftChars="0" w:hanging="420" w:firstLineChars="0"/>
-        <w:jc w:val="both"/>
-        <w:rPr>
-          <w:rFonts w:hint="default" w:ascii="Times New Roman" w:hAnsi="Times New Roman" w:eastAsia="SimSun" w:cs="Times New Roman"/>
-          <w:i w:val="0"/>
-          <w:iCs w:val="0"/>
-          <w:color w:val="000000"/>
-          <w:sz w:val="23"/>
-          <w:szCs w:val="23"/>
-          <w:u w:val="none"/>
-          <w:shd w:val="clear" w:fill="FFFFFF"/>
-          <w:vertAlign w:val="baseline"/>
-          <w:lang w:val="en-US"/>
-        </w:rPr>
-      </w:pPr>
-      <w:r>
-        <w:rPr>
-          <w:rFonts w:hint="default" w:ascii="Times New Roman" w:hAnsi="Times New Roman" w:eastAsia="SimSun" w:cs="Times New Roman"/>
-          <w:i w:val="0"/>
-          <w:iCs w:val="0"/>
-          <w:color w:val="000000"/>
-          <w:sz w:val="24"/>
-          <w:szCs w:val="24"/>
-          <w:u w:val="none"/>
-          <w:shd w:val="clear" w:fill="FFFFFF"/>
-          <w:vertAlign w:val="baseline"/>
-          <w:lang w:val="en-US"/>
-        </w:rPr>
-        <w:t xml:space="preserve">CQRS: </w:t>
-      </w:r>
-      <w:r>
-        <w:rPr>
-          <w:rFonts w:hint="default" w:ascii="Times New Roman" w:hAnsi="Times New Roman" w:eastAsia="SimSun" w:cs="Times New Roman"/>
-          <w:i w:val="0"/>
-          <w:iCs w:val="0"/>
-          <w:color w:val="000000"/>
-          <w:sz w:val="24"/>
-          <w:szCs w:val="24"/>
-          <w:u w:val="none"/>
-          <w:shd w:val="clear" w:fill="FFFFFF"/>
-          <w:vertAlign w:val="baseline"/>
-        </w:rPr>
-        <w:t>An architectural pattern separating data writes from data lookups to maximize performance.</w:t>
-      </w:r>
-    </w:p>
-    <w:p>
-      <w:pPr>
-        <w:numPr>
-          <w:ilvl w:val="0"/>
-          <w:numId w:val="1"/>
-        </w:numPr>
-        <w:tabs>
-          <w:tab w:val="clear" w:pos="420"/>
-        </w:tabs>
-        <w:spacing w:line="240" w:lineRule="auto"/>
-        <w:ind w:left="1200" w:leftChars="0" w:hanging="420" w:firstLineChars="0"/>
-        <w:jc w:val="both"/>
-        <w:rPr>
-          <w:rFonts w:hint="default" w:ascii="Times New Roman" w:hAnsi="Times New Roman" w:cs="Times New Roman"/>
-          <w:b w:val="0"/>
-          <w:bCs w:val="0"/>
-          <w:sz w:val="23"/>
-          <w:szCs w:val="23"/>
-          <w:lang w:val="en-US"/>
-        </w:rPr>
-      </w:pPr>
-      <w:r>
-        <w:rPr>
-          <w:rFonts w:hint="default" w:ascii="Times New Roman" w:hAnsi="Times New Roman" w:eastAsia="SimSun" w:cs="Times New Roman"/>
-          <w:i w:val="0"/>
-          <w:iCs w:val="0"/>
-          <w:color w:val="000000"/>
-          <w:sz w:val="24"/>
-          <w:szCs w:val="24"/>
-          <w:u w:val="none"/>
-          <w:shd w:val="clear" w:fill="FFFFFF"/>
-          <w:vertAlign w:val="baseline"/>
-          <w:lang w:val="en-US"/>
-        </w:rPr>
-        <w:t xml:space="preserve">ACID Compliance: </w:t>
-      </w:r>
-      <w:r>
-        <w:rPr>
-          <w:rFonts w:hint="default" w:ascii="Times New Roman" w:hAnsi="Times New Roman" w:eastAsia="SimSun" w:cs="Times New Roman"/>
-          <w:i w:val="0"/>
-          <w:iCs w:val="0"/>
-          <w:color w:val="000000"/>
-          <w:sz w:val="24"/>
-          <w:szCs w:val="24"/>
-          <w:u w:val="none"/>
-          <w:shd w:val="clear" w:fill="FFFFFF"/>
-          <w:vertAlign w:val="baseline"/>
-        </w:rPr>
-        <w:t>Database properties ensuring multi-step workflows either succeed completely or roll back entirely</w:t>
-      </w:r>
-      <w:r>
-        <w:rPr>
-          <w:rFonts w:hint="default" w:ascii="Times New Roman" w:hAnsi="Times New Roman" w:eastAsia="SimSun" w:cs="Times New Roman"/>
-          <w:i w:val="0"/>
-          <w:iCs w:val="0"/>
-          <w:color w:val="000000"/>
-          <w:sz w:val="24"/>
-          <w:szCs w:val="24"/>
-          <w:u w:val="none"/>
-          <w:shd w:val="clear" w:fill="FFFFFF"/>
-          <w:vertAlign w:val="baseline"/>
           <w:lang w:val="en-US"/>
         </w:rPr>
         <w:t>.</w:t>
@@ -4002,21 +4634,7 @@
           <w:rFonts w:hint="default" w:ascii="Times New Roman" w:hAnsi="Times New Roman" w:cs="Times New Roman"/>
           <w:lang w:val="en-US"/>
         </w:rPr>
-        <w:t xml:space="preserve">2.4 </w:t>
-      </w:r>
-      <w:r>
-        <w:rPr>
-          <w:rFonts w:hint="default" w:ascii="Times New Roman" w:hAnsi="Times New Roman" w:cs="Times New Roman"/>
-          <w:lang w:val="en-US"/>
-        </w:rPr>
-        <w:t xml:space="preserve">Project </w:t>
-      </w:r>
-      <w:r>
-        <w:rPr>
-          <w:rFonts w:hint="default" w:ascii="Times New Roman" w:hAnsi="Times New Roman" w:cs="Times New Roman"/>
-          <w:lang w:val="en-US"/>
-        </w:rPr>
-        <w:t>Scope</w:t>
+        <w:t>2.4 Project Scope</w:t>
       </w:r>
     </w:p>
     <w:p>
@@ -4515,21 +5133,7 @@
           <w:rFonts w:hint="default" w:ascii="Times New Roman" w:hAnsi="Times New Roman" w:cs="Times New Roman"/>
           <w:lang w:val="en-US"/>
         </w:rPr>
-        <w:t>3</w:t>
-      </w:r>
-      <w:r>
-        <w:rPr>
-          <w:rFonts w:hint="default" w:ascii="Times New Roman" w:hAnsi="Times New Roman" w:cs="Times New Roman"/>
-          <w:lang w:val="en-US"/>
-        </w:rPr>
-        <w:t xml:space="preserve">.1 </w:t>
-      </w:r>
-      <w:r>
-        <w:rPr>
-          <w:rFonts w:hint="default" w:ascii="Times New Roman" w:hAnsi="Times New Roman" w:cs="Times New Roman"/>
-          <w:lang w:val="en-US"/>
-        </w:rPr>
-        <w:t>Pain Points</w:t>
+        <w:t>3.1 Pain Points</w:t>
       </w:r>
     </w:p>
     <w:p>
@@ -4559,18 +5163,7 @@
           <w:szCs w:val="25"/>
           <w:lang w:val="en-US"/>
         </w:rPr>
-        <w:t xml:space="preserve">Operational Fragmentation: ABC-Trans lacks extreme efficiency </w:t>
-      </w:r>
-      <w:r>
-        <w:rPr>
-          <w:rFonts w:hint="default" w:ascii="Times New Roman" w:hAnsi="Times New Roman" w:cs="Times New Roman"/>
-          <w:b w:val="0"/>
-          <w:bCs w:val="0"/>
-          <w:sz w:val="25"/>
-          <w:szCs w:val="25"/>
-          <w:lang w:val="en-US"/>
-        </w:rPr>
-        <w:t xml:space="preserve">during daily working operations because of </w:t>
+        <w:t xml:space="preserve">Operational Fragmentation: ABC-Trans lacks extreme efficiency during daily working operations because of </w:t>
       </w:r>
       <w:r>
         <w:rPr>
@@ -4724,28 +5317,7 @@
           <w:rFonts w:hint="default" w:ascii="Times New Roman" w:hAnsi="Times New Roman" w:cs="Times New Roman"/>
           <w:lang w:val="en-US"/>
         </w:rPr>
-        <w:t>3.</w:t>
-      </w:r>
-      <w:r>
-        <w:rPr>
-          <w:rFonts w:hint="default" w:ascii="Times New Roman" w:hAnsi="Times New Roman" w:cs="Times New Roman"/>
-          <w:lang w:val="en-US"/>
-        </w:rPr>
-        <w:t>2</w:t>
-      </w:r>
-      <w:r>
-        <w:rPr>
-          <w:rFonts w:hint="default" w:ascii="Times New Roman" w:hAnsi="Times New Roman" w:cs="Times New Roman"/>
-          <w:lang w:val="en-US"/>
-        </w:rPr>
-        <w:t xml:space="preserve"> </w:t>
-      </w:r>
-      <w:r>
-        <w:rPr>
-          <w:rFonts w:hint="default" w:ascii="Times New Roman" w:hAnsi="Times New Roman" w:cs="Times New Roman"/>
-          <w:lang w:val="en-US"/>
-        </w:rPr>
-        <w:t>Domain Entities</w:t>
+        <w:t>3.2 Domain Entities</w:t>
       </w:r>
     </w:p>
     <w:p>
@@ -5047,28 +5619,7 @@
           <w:rFonts w:hint="default" w:ascii="Times New Roman" w:hAnsi="Times New Roman" w:cs="Times New Roman"/>
           <w:lang w:val="en-US"/>
         </w:rPr>
-        <w:t>3.</w:t>
-      </w:r>
-      <w:r>
-        <w:rPr>
-          <w:rFonts w:hint="default" w:ascii="Times New Roman" w:hAnsi="Times New Roman" w:cs="Times New Roman"/>
-          <w:lang w:val="en-US"/>
-        </w:rPr>
-        <w:t>3</w:t>
-      </w:r>
-      <w:r>
-        <w:rPr>
-          <w:rFonts w:hint="default" w:ascii="Times New Roman" w:hAnsi="Times New Roman" w:cs="Times New Roman"/>
-          <w:lang w:val="en-US"/>
-        </w:rPr>
-        <w:t xml:space="preserve"> </w:t>
-      </w:r>
-      <w:r>
-        <w:rPr>
-          <w:rFonts w:hint="default" w:ascii="Times New Roman" w:hAnsi="Times New Roman" w:cs="Times New Roman"/>
-          <w:lang w:val="en-US"/>
-        </w:rPr>
-        <w:t>Actors</w:t>
+        <w:t>3.3 Actors</w:t>
       </w:r>
     </w:p>
     <w:p>
@@ -5250,8 +5801,6 @@
         </w:rPr>
         <w:t>Partner Supermarket (Corporate Client): Logs into the client portal to submit bulk B2B shipping requests, tracks active cargo locations, and views estimated arrival times.</w:t>
       </w:r>
-      <w:bookmarkStart w:id="0" w:name="_GoBack"/>
-      <w:bookmarkEnd w:id="0"/>
     </w:p>
     <w:p>
       <w:pPr>
@@ -5329,28 +5878,7 @@
           <w:rFonts w:hint="default" w:ascii="Times New Roman" w:hAnsi="Times New Roman" w:cs="Times New Roman"/>
           <w:lang w:val="en-US"/>
         </w:rPr>
-        <w:t>3.</w:t>
-      </w:r>
-      <w:r>
-        <w:rPr>
-          <w:rFonts w:hint="default" w:ascii="Times New Roman" w:hAnsi="Times New Roman" w:cs="Times New Roman"/>
-          <w:lang w:val="en-US"/>
-        </w:rPr>
-        <w:t>4</w:t>
-      </w:r>
-      <w:r>
-        <w:rPr>
-          <w:rFonts w:hint="default" w:ascii="Times New Roman" w:hAnsi="Times New Roman" w:cs="Times New Roman"/>
-          <w:lang w:val="en-US"/>
-        </w:rPr>
-        <w:t xml:space="preserve"> </w:t>
-      </w:r>
-      <w:r>
-        <w:rPr>
-          <w:rFonts w:hint="default" w:ascii="Times New Roman" w:hAnsi="Times New Roman" w:cs="Times New Roman"/>
-          <w:lang w:val="en-US"/>
-        </w:rPr>
-        <w:t>Tasks</w:t>
+        <w:t>3.4 Tasks</w:t>
       </w:r>
     </w:p>
     <w:p>
@@ -5484,7 +6012,321 @@
           <w:szCs w:val="24"/>
           <w:lang w:val="en-US"/>
         </w:rPr>
-        <w:t>Branch and Hub Setup</w:t>
+        <w:t>Branch and Hub Setup:</w:t>
+      </w:r>
+    </w:p>
+    <w:p>
+      <w:pPr>
+        <w:numPr>
+          <w:ilvl w:val="0"/>
+          <w:numId w:val="5"/>
+        </w:numPr>
+        <w:tabs>
+          <w:tab w:val="clear" w:pos="420"/>
+        </w:tabs>
+        <w:ind w:left="1600" w:leftChars="0" w:hanging="420" w:firstLineChars="0"/>
+        <w:jc w:val="both"/>
+        <w:rPr>
+          <w:rFonts w:hint="default" w:ascii="Times New Roman" w:hAnsi="Times New Roman" w:cs="Times New Roman"/>
+          <w:b w:val="0"/>
+          <w:bCs w:val="0"/>
+          <w:sz w:val="24"/>
+          <w:szCs w:val="24"/>
+          <w:lang w:val="en-US"/>
+        </w:rPr>
+      </w:pPr>
+      <w:r>
+        <w:rPr>
+          <w:rFonts w:hint="default" w:ascii="Times New Roman" w:hAnsi="Times New Roman" w:cs="Times New Roman"/>
+          <w:b w:val="0"/>
+          <w:bCs w:val="0"/>
+          <w:sz w:val="24"/>
+          <w:szCs w:val="24"/>
+          <w:lang w:val="en-US"/>
+        </w:rPr>
+        <w:t>Actor: System Administrator, Branch Manager</w:t>
+      </w:r>
+    </w:p>
+    <w:p>
+      <w:pPr>
+        <w:numPr>
+          <w:ilvl w:val="0"/>
+          <w:numId w:val="5"/>
+        </w:numPr>
+        <w:tabs>
+          <w:tab w:val="clear" w:pos="420"/>
+        </w:tabs>
+        <w:ind w:left="1600" w:leftChars="0" w:hanging="420" w:firstLineChars="0"/>
+        <w:jc w:val="both"/>
+        <w:rPr>
+          <w:rFonts w:hint="default" w:ascii="Times New Roman" w:hAnsi="Times New Roman" w:cs="Times New Roman"/>
+          <w:b w:val="0"/>
+          <w:bCs w:val="0"/>
+          <w:sz w:val="24"/>
+          <w:szCs w:val="24"/>
+          <w:lang w:val="en-US"/>
+        </w:rPr>
+      </w:pPr>
+      <w:r>
+        <w:rPr>
+          <w:rFonts w:hint="default" w:ascii="Times New Roman" w:hAnsi="Times New Roman" w:cs="Times New Roman"/>
+          <w:b w:val="0"/>
+          <w:bCs w:val="0"/>
+          <w:sz w:val="24"/>
+          <w:szCs w:val="24"/>
+          <w:lang w:val="en-US"/>
+        </w:rPr>
+        <w:t xml:space="preserve">Description: </w:t>
+      </w:r>
+      <w:r>
+        <w:rPr>
+          <w:rFonts w:hint="default" w:ascii="Times New Roman" w:hAnsi="Times New Roman" w:eastAsia="SimSun" w:cs="Times New Roman"/>
+          <w:sz w:val="24"/>
+          <w:szCs w:val="24"/>
+        </w:rPr>
+        <w:t>Configures regional distribution hub parameters, local database synchronization settings, and geographical boundaries for resource mapping.</w:t>
+      </w:r>
+    </w:p>
+    <w:p>
+      <w:pPr>
+        <w:numPr>
+          <w:ilvl w:val="0"/>
+          <w:numId w:val="4"/>
+        </w:numPr>
+        <w:tabs>
+          <w:tab w:val="clear" w:pos="420"/>
+        </w:tabs>
+        <w:ind w:left="1200" w:leftChars="0" w:hanging="420" w:firstLineChars="0"/>
+        <w:jc w:val="both"/>
+        <w:rPr>
+          <w:rFonts w:hint="default" w:ascii="Times New Roman" w:hAnsi="Times New Roman" w:cs="Times New Roman"/>
+          <w:b w:val="0"/>
+          <w:bCs w:val="0"/>
+          <w:sz w:val="24"/>
+          <w:szCs w:val="24"/>
+        </w:rPr>
+      </w:pPr>
+      <w:r>
+        <w:rPr>
+          <w:rFonts w:hint="default" w:ascii="Times New Roman" w:hAnsi="Times New Roman" w:cs="Times New Roman"/>
+          <w:b w:val="0"/>
+          <w:bCs w:val="0"/>
+          <w:sz w:val="24"/>
+          <w:szCs w:val="24"/>
+          <w:lang w:val="en-US"/>
+        </w:rPr>
+        <w:t>Fleet Asset Management:</w:t>
+      </w:r>
+    </w:p>
+    <w:p>
+      <w:pPr>
+        <w:numPr>
+          <w:ilvl w:val="0"/>
+          <w:numId w:val="5"/>
+        </w:numPr>
+        <w:tabs>
+          <w:tab w:val="clear" w:pos="420"/>
+        </w:tabs>
+        <w:ind w:left="1600" w:leftChars="0" w:hanging="420" w:firstLineChars="0"/>
+        <w:jc w:val="both"/>
+        <w:rPr>
+          <w:rFonts w:hint="default" w:ascii="Times New Roman" w:hAnsi="Times New Roman" w:cs="Times New Roman"/>
+          <w:b w:val="0"/>
+          <w:bCs w:val="0"/>
+          <w:sz w:val="24"/>
+          <w:szCs w:val="24"/>
+          <w:lang w:val="en-US"/>
+        </w:rPr>
+      </w:pPr>
+      <w:r>
+        <w:rPr>
+          <w:rFonts w:hint="default" w:ascii="Times New Roman" w:hAnsi="Times New Roman" w:cs="Times New Roman"/>
+          <w:b w:val="0"/>
+          <w:bCs w:val="0"/>
+          <w:sz w:val="24"/>
+          <w:szCs w:val="24"/>
+          <w:lang w:val="en-US"/>
+        </w:rPr>
+        <w:t>Actor: System Administrator, Branch Manager</w:t>
+      </w:r>
+    </w:p>
+    <w:p>
+      <w:pPr>
+        <w:numPr>
+          <w:ilvl w:val="0"/>
+          <w:numId w:val="5"/>
+        </w:numPr>
+        <w:tabs>
+          <w:tab w:val="clear" w:pos="420"/>
+        </w:tabs>
+        <w:ind w:left="1600" w:leftChars="0" w:hanging="420" w:firstLineChars="0"/>
+        <w:jc w:val="both"/>
+        <w:rPr>
+          <w:rFonts w:hint="default" w:ascii="Times New Roman" w:hAnsi="Times New Roman" w:cs="Times New Roman"/>
+          <w:b w:val="0"/>
+          <w:bCs w:val="0"/>
+          <w:sz w:val="24"/>
+          <w:szCs w:val="24"/>
+          <w:lang w:val="en-US"/>
+        </w:rPr>
+      </w:pPr>
+      <w:r>
+        <w:rPr>
+          <w:rFonts w:hint="default" w:ascii="Times New Roman" w:hAnsi="Times New Roman" w:cs="Times New Roman"/>
+          <w:b w:val="0"/>
+          <w:bCs w:val="0"/>
+          <w:sz w:val="24"/>
+          <w:szCs w:val="24"/>
+          <w:lang w:val="en-US"/>
+        </w:rPr>
+        <w:t xml:space="preserve">Description: </w:t>
+      </w:r>
+      <w:r>
+        <w:rPr>
+          <w:rFonts w:hint="default" w:ascii="Times New Roman" w:hAnsi="Times New Roman" w:eastAsia="SimSun" w:cs="Times New Roman"/>
+          <w:sz w:val="24"/>
+          <w:szCs w:val="24"/>
+        </w:rPr>
+        <w:t>Registers and updates physical transport assets, inputs vehicle technical specifications, and tracks localized truck availability.</w:t>
+      </w:r>
+    </w:p>
+    <w:p>
+      <w:pPr>
+        <w:numPr>
+          <w:ilvl w:val="0"/>
+          <w:numId w:val="4"/>
+        </w:numPr>
+        <w:tabs>
+          <w:tab w:val="clear" w:pos="420"/>
+        </w:tabs>
+        <w:ind w:left="1200" w:leftChars="0" w:hanging="420" w:firstLineChars="0"/>
+        <w:jc w:val="both"/>
+        <w:rPr>
+          <w:rFonts w:hint="default" w:ascii="Times New Roman" w:hAnsi="Times New Roman" w:cs="Times New Roman"/>
+          <w:b w:val="0"/>
+          <w:bCs w:val="0"/>
+          <w:sz w:val="24"/>
+          <w:szCs w:val="24"/>
+        </w:rPr>
+      </w:pPr>
+      <w:r>
+        <w:rPr>
+          <w:rFonts w:hint="default" w:ascii="Times New Roman" w:hAnsi="Times New Roman" w:cs="Times New Roman"/>
+          <w:b w:val="0"/>
+          <w:bCs w:val="0"/>
+          <w:sz w:val="24"/>
+          <w:szCs w:val="24"/>
+          <w:lang w:val="en-US"/>
+        </w:rPr>
+        <w:t>Order Management:</w:t>
+      </w:r>
+    </w:p>
+    <w:p>
+      <w:pPr>
+        <w:numPr>
+          <w:ilvl w:val="0"/>
+          <w:numId w:val="5"/>
+        </w:numPr>
+        <w:tabs>
+          <w:tab w:val="clear" w:pos="420"/>
+        </w:tabs>
+        <w:ind w:left="1600" w:leftChars="0" w:hanging="420" w:firstLineChars="0"/>
+        <w:jc w:val="both"/>
+        <w:rPr>
+          <w:rFonts w:hint="default" w:ascii="Times New Roman" w:hAnsi="Times New Roman" w:cs="Times New Roman"/>
+          <w:b w:val="0"/>
+          <w:bCs w:val="0"/>
+          <w:sz w:val="24"/>
+          <w:szCs w:val="24"/>
+          <w:lang w:val="en-US"/>
+        </w:rPr>
+      </w:pPr>
+      <w:r>
+        <w:rPr>
+          <w:rFonts w:hint="default" w:ascii="Times New Roman" w:hAnsi="Times New Roman" w:cs="Times New Roman"/>
+          <w:b w:val="0"/>
+          <w:bCs w:val="0"/>
+          <w:sz w:val="24"/>
+          <w:szCs w:val="24"/>
+          <w:lang w:val="en-US"/>
+        </w:rPr>
+        <w:t xml:space="preserve">Actor: </w:t>
+      </w:r>
+      <w:r>
+        <w:rPr>
+          <w:rFonts w:hint="default" w:ascii="Times New Roman" w:hAnsi="Times New Roman" w:eastAsia="SimSun" w:cs="Times New Roman"/>
+          <w:sz w:val="24"/>
+          <w:szCs w:val="24"/>
+        </w:rPr>
+        <w:t>Partner Supermarket (Corporate Client), Dispatcher</w:t>
+      </w:r>
+    </w:p>
+    <w:p>
+      <w:pPr>
+        <w:numPr>
+          <w:ilvl w:val="0"/>
+          <w:numId w:val="5"/>
+        </w:numPr>
+        <w:tabs>
+          <w:tab w:val="clear" w:pos="420"/>
+        </w:tabs>
+        <w:ind w:left="1600" w:leftChars="0" w:hanging="420" w:firstLineChars="0"/>
+        <w:jc w:val="both"/>
+        <w:rPr>
+          <w:rFonts w:hint="default" w:ascii="Times New Roman" w:hAnsi="Times New Roman" w:cs="Times New Roman"/>
+          <w:b w:val="0"/>
+          <w:bCs w:val="0"/>
+          <w:sz w:val="24"/>
+          <w:szCs w:val="24"/>
+          <w:lang w:val="en-US"/>
+        </w:rPr>
+      </w:pPr>
+      <w:r>
+        <w:rPr>
+          <w:rFonts w:hint="default" w:ascii="Times New Roman" w:hAnsi="Times New Roman" w:cs="Times New Roman"/>
+          <w:b w:val="0"/>
+          <w:bCs w:val="0"/>
+          <w:sz w:val="24"/>
+          <w:szCs w:val="24"/>
+          <w:lang w:val="en-US"/>
+        </w:rPr>
+        <w:t xml:space="preserve">Description: </w:t>
+      </w:r>
+      <w:r>
+        <w:rPr>
+          <w:rFonts w:hint="default" w:ascii="Times New Roman" w:hAnsi="Times New Roman" w:eastAsia="SimSun" w:cs="Times New Roman"/>
+          <w:sz w:val="24"/>
+          <w:szCs w:val="24"/>
+        </w:rPr>
+        <w:t>Handles the submission of bulk B2B shipping requests, details cargo dimensions, and logs specific delivery destination requests.</w:t>
+      </w:r>
+    </w:p>
+    <w:p>
+      <w:pPr>
+        <w:numPr>
+          <w:ilvl w:val="0"/>
+          <w:numId w:val="4"/>
+        </w:numPr>
+        <w:tabs>
+          <w:tab w:val="clear" w:pos="420"/>
+        </w:tabs>
+        <w:ind w:left="1200" w:leftChars="0" w:hanging="420" w:firstLineChars="0"/>
+        <w:jc w:val="both"/>
+        <w:rPr>
+          <w:rFonts w:hint="default" w:ascii="Times New Roman" w:hAnsi="Times New Roman" w:cs="Times New Roman"/>
+          <w:b w:val="0"/>
+          <w:bCs w:val="0"/>
+          <w:sz w:val="24"/>
+          <w:szCs w:val="24"/>
+        </w:rPr>
+      </w:pPr>
+      <w:r>
+        <w:rPr>
+          <w:rFonts w:hint="default" w:ascii="Times New Roman" w:hAnsi="Times New Roman" w:eastAsia="SimSun" w:cs="Times New Roman"/>
+          <w:sz w:val="24"/>
+          <w:szCs w:val="24"/>
+        </w:rPr>
+        <w:t>Shipment Scheduling and Dispatch</w:t>
       </w:r>
       <w:r>
         <w:rPr>
@@ -5527,18 +6369,15 @@
           <w:szCs w:val="24"/>
           <w:lang w:val="en-US"/>
         </w:rPr>
-        <w:t>Actor: System Administrator</w:t>
-      </w:r>
-      <w:r>
-        <w:rPr>
-          <w:rFonts w:hint="default" w:ascii="Times New Roman" w:hAnsi="Times New Roman" w:cs="Times New Roman"/>
-          <w:b w:val="0"/>
-          <w:bCs w:val="0"/>
-          <w:sz w:val="24"/>
-          <w:szCs w:val="24"/>
-          <w:lang w:val="en-US"/>
-        </w:rPr>
-        <w:t>, Branch Manager</w:t>
+        <w:t xml:space="preserve">Actor: </w:t>
+      </w:r>
+      <w:r>
+        <w:rPr>
+          <w:rFonts w:hint="default" w:ascii="Times New Roman" w:hAnsi="Times New Roman" w:eastAsia="SimSun" w:cs="Times New Roman"/>
+          <w:sz w:val="24"/>
+          <w:szCs w:val="24"/>
+        </w:rPr>
+        <w:t>Dispatcher, Driver</w:t>
       </w:r>
     </w:p>
     <w:p>
@@ -5578,7 +6417,7 @@
           <w:sz w:val="24"/>
           <w:szCs w:val="24"/>
         </w:rPr>
-        <w:t>Configures regional distribution hub parameters, local database synchronization settings, and geographical boundaries for resource mapping.</w:t>
+        <w:t>Assigns pending logistics orders to available trucks, schedules driver duty shifts, and resolves real-time routing changes.</w:t>
       </w:r>
     </w:p>
     <w:p>
@@ -5602,14 +6441,11 @@
       </w:pPr>
       <w:r>
         <w:rPr>
-          <w:rFonts w:hint="default" w:ascii="Times New Roman" w:hAnsi="Times New Roman" w:cs="Times New Roman"/>
-          <w:b w:val="0"/>
-          <w:bCs w:val="0"/>
-          <w:sz w:val="24"/>
-          <w:szCs w:val="24"/>
-          <w:lang w:val="en-US"/>
-        </w:rPr>
-        <w:t>Fleet Asset Management</w:t>
+          <w:rFonts w:hint="default" w:ascii="Times New Roman" w:hAnsi="Times New Roman" w:eastAsia="SimSun" w:cs="Times New Roman"/>
+          <w:sz w:val="24"/>
+          <w:szCs w:val="24"/>
+        </w:rPr>
+        <w:t>Real-Time Transit Tracking</w:t>
       </w:r>
       <w:r>
         <w:rPr>
@@ -5652,7 +6488,15 @@
           <w:szCs w:val="24"/>
           <w:lang w:val="en-US"/>
         </w:rPr>
-        <w:t>Actor: System Administrator, Branch Manager</w:t>
+        <w:t xml:space="preserve">Actor: </w:t>
+      </w:r>
+      <w:r>
+        <w:rPr>
+          <w:rFonts w:hint="default" w:ascii="Times New Roman" w:hAnsi="Times New Roman" w:eastAsia="SimSun" w:cs="Times New Roman"/>
+          <w:sz w:val="24"/>
+          <w:szCs w:val="24"/>
+        </w:rPr>
+        <w:t>Driver, External GPS Telemetry System, Dispatcher</w:t>
       </w:r>
     </w:p>
     <w:p>
@@ -5692,7 +6536,7 @@
           <w:sz w:val="24"/>
           <w:szCs w:val="24"/>
         </w:rPr>
-        <w:t>Registers and updates physical transport assets, inputs vehicle technical specifications, and tracks localized truck availability.</w:t>
+        <w:t>Captures and records live GPS coordinates automatically while allowing drivers to log transit milestones manually.</w:t>
       </w:r>
     </w:p>
     <w:p>
@@ -5716,14 +6560,11 @@
       </w:pPr>
       <w:r>
         <w:rPr>
-          <w:rFonts w:hint="default" w:ascii="Times New Roman" w:hAnsi="Times New Roman" w:cs="Times New Roman"/>
-          <w:b w:val="0"/>
-          <w:bCs w:val="0"/>
-          <w:sz w:val="24"/>
-          <w:szCs w:val="24"/>
-          <w:lang w:val="en-US"/>
-        </w:rPr>
-        <w:t>Order Management</w:t>
+          <w:rFonts w:hint="default" w:ascii="Times New Roman" w:hAnsi="Times New Roman" w:eastAsia="SimSun" w:cs="Times New Roman"/>
+          <w:sz w:val="24"/>
+          <w:szCs w:val="24"/>
+        </w:rPr>
+        <w:t>Handle Delivery Exceptions</w:t>
       </w:r>
       <w:r>
         <w:rPr>
@@ -5774,6 +6615,125 @@
           <w:sz w:val="24"/>
           <w:szCs w:val="24"/>
         </w:rPr>
+        <w:t>Driver, Dispatcher</w:t>
+      </w:r>
+    </w:p>
+    <w:p>
+      <w:pPr>
+        <w:numPr>
+          <w:ilvl w:val="0"/>
+          <w:numId w:val="5"/>
+        </w:numPr>
+        <w:tabs>
+          <w:tab w:val="clear" w:pos="420"/>
+        </w:tabs>
+        <w:ind w:left="1600" w:leftChars="0" w:hanging="420" w:firstLineChars="0"/>
+        <w:jc w:val="both"/>
+        <w:rPr>
+          <w:rFonts w:hint="default" w:ascii="Times New Roman" w:hAnsi="Times New Roman" w:cs="Times New Roman"/>
+          <w:b w:val="0"/>
+          <w:bCs w:val="0"/>
+          <w:sz w:val="24"/>
+          <w:szCs w:val="24"/>
+          <w:lang w:val="en-US"/>
+        </w:rPr>
+      </w:pPr>
+      <w:r>
+        <w:rPr>
+          <w:rFonts w:hint="default" w:ascii="Times New Roman" w:hAnsi="Times New Roman" w:cs="Times New Roman"/>
+          <w:b w:val="0"/>
+          <w:bCs w:val="0"/>
+          <w:sz w:val="24"/>
+          <w:szCs w:val="24"/>
+          <w:lang w:val="en-US"/>
+        </w:rPr>
+        <w:t xml:space="preserve">Description: </w:t>
+      </w:r>
+      <w:r>
+        <w:rPr>
+          <w:rFonts w:hint="default" w:ascii="Times New Roman" w:hAnsi="Times New Roman" w:eastAsia="SimSun" w:cs="Times New Roman"/>
+          <w:sz w:val="24"/>
+          <w:szCs w:val="24"/>
+        </w:rPr>
+        <w:t>Manages unexpected transit issues such as vehicle breakdowns or traffic delays, allowing staff to reroute assets and notify supermarkets immediately.</w:t>
+      </w:r>
+    </w:p>
+    <w:p>
+      <w:pPr>
+        <w:numPr>
+          <w:ilvl w:val="0"/>
+          <w:numId w:val="4"/>
+        </w:numPr>
+        <w:tabs>
+          <w:tab w:val="clear" w:pos="420"/>
+        </w:tabs>
+        <w:ind w:left="1200" w:leftChars="0" w:hanging="420" w:firstLineChars="0"/>
+        <w:jc w:val="both"/>
+        <w:rPr>
+          <w:rFonts w:hint="default" w:ascii="Times New Roman" w:hAnsi="Times New Roman" w:cs="Times New Roman"/>
+          <w:b w:val="0"/>
+          <w:bCs w:val="0"/>
+          <w:sz w:val="24"/>
+          <w:szCs w:val="24"/>
+        </w:rPr>
+      </w:pPr>
+      <w:r>
+        <w:rPr>
+          <w:rFonts w:hint="default" w:ascii="Times New Roman" w:hAnsi="Times New Roman" w:eastAsia="SimSun" w:cs="Times New Roman"/>
+          <w:sz w:val="24"/>
+          <w:szCs w:val="24"/>
+        </w:rPr>
+        <w:t>Process Order Modifications and Cancellations</w:t>
+      </w:r>
+      <w:r>
+        <w:rPr>
+          <w:rFonts w:hint="default" w:ascii="Times New Roman" w:hAnsi="Times New Roman" w:cs="Times New Roman"/>
+          <w:b w:val="0"/>
+          <w:bCs w:val="0"/>
+          <w:sz w:val="24"/>
+          <w:szCs w:val="24"/>
+          <w:lang w:val="en-US"/>
+        </w:rPr>
+        <w:t>:</w:t>
+      </w:r>
+    </w:p>
+    <w:p>
+      <w:pPr>
+        <w:numPr>
+          <w:ilvl w:val="0"/>
+          <w:numId w:val="5"/>
+        </w:numPr>
+        <w:tabs>
+          <w:tab w:val="clear" w:pos="420"/>
+        </w:tabs>
+        <w:ind w:left="1600" w:leftChars="0" w:hanging="420" w:firstLineChars="0"/>
+        <w:jc w:val="both"/>
+        <w:rPr>
+          <w:rFonts w:hint="default" w:ascii="Times New Roman" w:hAnsi="Times New Roman" w:cs="Times New Roman"/>
+          <w:b w:val="0"/>
+          <w:bCs w:val="0"/>
+          <w:sz w:val="24"/>
+          <w:szCs w:val="24"/>
+          <w:lang w:val="en-US"/>
+        </w:rPr>
+      </w:pPr>
+      <w:r>
+        <w:rPr>
+          <w:rFonts w:hint="default" w:ascii="Times New Roman" w:hAnsi="Times New Roman" w:cs="Times New Roman"/>
+          <w:b w:val="0"/>
+          <w:bCs w:val="0"/>
+          <w:sz w:val="24"/>
+          <w:szCs w:val="24"/>
+          <w:lang w:val="en-US"/>
+        </w:rPr>
+        <w:t xml:space="preserve">Actor: </w:t>
+      </w:r>
+      <w:r>
+        <w:rPr>
+          <w:rFonts w:hint="default" w:ascii="Times New Roman" w:hAnsi="Times New Roman" w:eastAsia="SimSun" w:cs="Times New Roman"/>
+          <w:sz w:val="24"/>
+          <w:szCs w:val="24"/>
+        </w:rPr>
         <w:t>Partner Supermarket (Corporate Client), Dispatcher</w:t>
       </w:r>
     </w:p>
@@ -5814,7 +6774,7 @@
           <w:sz w:val="24"/>
           <w:szCs w:val="24"/>
         </w:rPr>
-        <w:t>Handles the submission of bulk B2B shipping requests, details cargo dimensions, and logs specific delivery destination requests.</w:t>
+        <w:t>Processes real-time updates or cancellations of submitted orders before dispatch, updating vehicle allocation statuses instantly.</w:t>
       </w:r>
     </w:p>
     <w:p>
@@ -5842,7 +6802,7 @@
           <w:sz w:val="24"/>
           <w:szCs w:val="24"/>
         </w:rPr>
-        <w:t>Shipment Scheduling and Dispatch</w:t>
+        <w:t>Automated Invoice Generation</w:t>
       </w:r>
       <w:r>
         <w:rPr>
@@ -5893,7 +6853,7 @@
           <w:sz w:val="24"/>
           <w:szCs w:val="24"/>
         </w:rPr>
-        <w:t>Dispatcher, Driver</w:t>
+        <w:t>Accountant, External Accounting System</w:t>
       </w:r>
     </w:p>
     <w:p>
@@ -5933,7 +6893,7 @@
           <w:sz w:val="24"/>
           <w:szCs w:val="24"/>
         </w:rPr>
-        <w:t>Assigns pending logistics orders to available trucks, schedules driver duty shifts, and resolves real-time routing changes.</w:t>
+        <w:t>Compiles automated financial summaries immediately upon delivery completion, calculating precise shipping costs and fees.</w:t>
       </w:r>
     </w:p>
     <w:p>
@@ -5961,7 +6921,7 @@
           <w:sz w:val="24"/>
           <w:szCs w:val="24"/>
         </w:rPr>
-        <w:t>Real-Time Transit Tracking</w:t>
+        <w:t>Payment Reconciliation</w:t>
       </w:r>
       <w:r>
         <w:rPr>
@@ -6012,7 +6972,7 @@
           <w:sz w:val="24"/>
           <w:szCs w:val="24"/>
         </w:rPr>
-        <w:t>Driver, External GPS Telemetry System, Dispatcher</w:t>
+        <w:t>Accountant, External Accounting System</w:t>
       </w:r>
     </w:p>
     <w:p>
@@ -6052,521 +7012,51 @@
           <w:sz w:val="24"/>
           <w:szCs w:val="24"/>
         </w:rPr>
-        <w:t>Captures and records live GPS coordinates automatically while allowing drivers to log transit milestones manually.</w:t>
-      </w:r>
-    </w:p>
-    <w:p>
-      <w:pPr>
-        <w:numPr>
-          <w:ilvl w:val="0"/>
-          <w:numId w:val="4"/>
-        </w:numPr>
-        <w:tabs>
-          <w:tab w:val="clear" w:pos="420"/>
-        </w:tabs>
-        <w:ind w:left="1200" w:leftChars="0" w:hanging="420" w:firstLineChars="0"/>
-        <w:jc w:val="both"/>
-        <w:rPr>
-          <w:rFonts w:hint="default" w:ascii="Times New Roman" w:hAnsi="Times New Roman" w:cs="Times New Roman"/>
-          <w:b w:val="0"/>
-          <w:bCs w:val="0"/>
-          <w:sz w:val="24"/>
-          <w:szCs w:val="24"/>
-        </w:rPr>
-      </w:pPr>
-      <w:r>
-        <w:rPr>
-          <w:rFonts w:hint="default" w:ascii="Times New Roman" w:hAnsi="Times New Roman" w:eastAsia="SimSun" w:cs="Times New Roman"/>
-          <w:sz w:val="24"/>
-          <w:szCs w:val="24"/>
-        </w:rPr>
-        <w:t>Handle Delivery Exceptions</w:t>
-      </w:r>
-      <w:r>
-        <w:rPr>
-          <w:rFonts w:hint="default" w:ascii="Times New Roman" w:hAnsi="Times New Roman" w:cs="Times New Roman"/>
-          <w:b w:val="0"/>
-          <w:bCs w:val="0"/>
-          <w:sz w:val="24"/>
-          <w:szCs w:val="24"/>
-          <w:lang w:val="en-US"/>
-        </w:rPr>
-        <w:t>:</w:t>
-      </w:r>
-    </w:p>
-    <w:p>
-      <w:pPr>
-        <w:numPr>
-          <w:ilvl w:val="0"/>
-          <w:numId w:val="5"/>
-        </w:numPr>
-        <w:tabs>
-          <w:tab w:val="clear" w:pos="420"/>
-        </w:tabs>
-        <w:ind w:left="1600" w:leftChars="0" w:hanging="420" w:firstLineChars="0"/>
-        <w:jc w:val="both"/>
-        <w:rPr>
-          <w:rFonts w:hint="default" w:ascii="Times New Roman" w:hAnsi="Times New Roman" w:cs="Times New Roman"/>
-          <w:b w:val="0"/>
-          <w:bCs w:val="0"/>
-          <w:sz w:val="24"/>
-          <w:szCs w:val="24"/>
-          <w:lang w:val="en-US"/>
-        </w:rPr>
-      </w:pPr>
-      <w:r>
-        <w:rPr>
-          <w:rFonts w:hint="default" w:ascii="Times New Roman" w:hAnsi="Times New Roman" w:cs="Times New Roman"/>
-          <w:b w:val="0"/>
-          <w:bCs w:val="0"/>
-          <w:sz w:val="24"/>
-          <w:szCs w:val="24"/>
-          <w:lang w:val="en-US"/>
-        </w:rPr>
-        <w:t xml:space="preserve">Actor: </w:t>
-      </w:r>
-      <w:r>
-        <w:rPr>
-          <w:rFonts w:hint="default" w:ascii="Times New Roman" w:hAnsi="Times New Roman" w:eastAsia="SimSun" w:cs="Times New Roman"/>
-          <w:sz w:val="24"/>
-          <w:szCs w:val="24"/>
-        </w:rPr>
-        <w:t>Driver, Dispatcher</w:t>
-      </w:r>
-    </w:p>
-    <w:p>
-      <w:pPr>
-        <w:numPr>
-          <w:ilvl w:val="0"/>
-          <w:numId w:val="5"/>
-        </w:numPr>
-        <w:tabs>
-          <w:tab w:val="clear" w:pos="420"/>
-        </w:tabs>
-        <w:ind w:left="1600" w:leftChars="0" w:hanging="420" w:firstLineChars="0"/>
-        <w:jc w:val="both"/>
-        <w:rPr>
-          <w:rFonts w:hint="default" w:ascii="Times New Roman" w:hAnsi="Times New Roman" w:cs="Times New Roman"/>
-          <w:b w:val="0"/>
-          <w:bCs w:val="0"/>
-          <w:sz w:val="24"/>
-          <w:szCs w:val="24"/>
-          <w:lang w:val="en-US"/>
-        </w:rPr>
-      </w:pPr>
-      <w:r>
-        <w:rPr>
-          <w:rFonts w:hint="default" w:ascii="Times New Roman" w:hAnsi="Times New Roman" w:cs="Times New Roman"/>
-          <w:b w:val="0"/>
-          <w:bCs w:val="0"/>
-          <w:sz w:val="24"/>
-          <w:szCs w:val="24"/>
-          <w:lang w:val="en-US"/>
-        </w:rPr>
-        <w:t xml:space="preserve">Description: </w:t>
-      </w:r>
-      <w:r>
-        <w:rPr>
-          <w:rFonts w:hint="default" w:ascii="Times New Roman" w:hAnsi="Times New Roman" w:eastAsia="SimSun" w:cs="Times New Roman"/>
-          <w:sz w:val="24"/>
-          <w:szCs w:val="24"/>
-        </w:rPr>
-        <w:t>Manages unexpected transit issues such as vehicle breakdowns or traffic delays, allowing staff to reroute assets and notify supermarkets immediately.</w:t>
-      </w:r>
-    </w:p>
-    <w:p>
-      <w:pPr>
-        <w:numPr>
-          <w:ilvl w:val="0"/>
-          <w:numId w:val="4"/>
-        </w:numPr>
-        <w:tabs>
-          <w:tab w:val="clear" w:pos="420"/>
-        </w:tabs>
-        <w:ind w:left="1200" w:leftChars="0" w:hanging="420" w:firstLineChars="0"/>
-        <w:jc w:val="both"/>
-        <w:rPr>
-          <w:rFonts w:hint="default" w:ascii="Times New Roman" w:hAnsi="Times New Roman" w:cs="Times New Roman"/>
-          <w:b w:val="0"/>
-          <w:bCs w:val="0"/>
-          <w:sz w:val="24"/>
-          <w:szCs w:val="24"/>
-        </w:rPr>
-      </w:pPr>
-      <w:r>
-        <w:rPr>
-          <w:rFonts w:hint="default" w:ascii="Times New Roman" w:hAnsi="Times New Roman" w:eastAsia="SimSun" w:cs="Times New Roman"/>
-          <w:sz w:val="24"/>
-          <w:szCs w:val="24"/>
-        </w:rPr>
-        <w:t>Process Order Modifications and Cancellations</w:t>
-      </w:r>
-      <w:r>
-        <w:rPr>
-          <w:rFonts w:hint="default" w:ascii="Times New Roman" w:hAnsi="Times New Roman" w:cs="Times New Roman"/>
-          <w:b w:val="0"/>
-          <w:bCs w:val="0"/>
-          <w:sz w:val="24"/>
-          <w:szCs w:val="24"/>
-          <w:lang w:val="en-US"/>
-        </w:rPr>
-        <w:t>:</w:t>
-      </w:r>
-    </w:p>
-    <w:p>
-      <w:pPr>
-        <w:numPr>
-          <w:ilvl w:val="0"/>
-          <w:numId w:val="5"/>
-        </w:numPr>
-        <w:tabs>
-          <w:tab w:val="clear" w:pos="420"/>
-        </w:tabs>
-        <w:ind w:left="1600" w:leftChars="0" w:hanging="420" w:firstLineChars="0"/>
-        <w:jc w:val="both"/>
-        <w:rPr>
-          <w:rFonts w:hint="default" w:ascii="Times New Roman" w:hAnsi="Times New Roman" w:cs="Times New Roman"/>
-          <w:b w:val="0"/>
-          <w:bCs w:val="0"/>
-          <w:sz w:val="24"/>
-          <w:szCs w:val="24"/>
-          <w:lang w:val="en-US"/>
-        </w:rPr>
-      </w:pPr>
-      <w:r>
-        <w:rPr>
-          <w:rFonts w:hint="default" w:ascii="Times New Roman" w:hAnsi="Times New Roman" w:cs="Times New Roman"/>
-          <w:b w:val="0"/>
-          <w:bCs w:val="0"/>
-          <w:sz w:val="24"/>
-          <w:szCs w:val="24"/>
-          <w:lang w:val="en-US"/>
-        </w:rPr>
-        <w:t>Actor:</w:t>
-      </w:r>
-      <w:r>
-        <w:rPr>
-          <w:rFonts w:hint="default" w:ascii="Times New Roman" w:hAnsi="Times New Roman" w:cs="Times New Roman"/>
-          <w:b w:val="0"/>
-          <w:bCs w:val="0"/>
-          <w:sz w:val="24"/>
-          <w:szCs w:val="24"/>
-          <w:lang w:val="en-US"/>
-        </w:rPr>
-        <w:t xml:space="preserve"> </w:t>
-      </w:r>
-      <w:r>
-        <w:rPr>
-          <w:rFonts w:hint="default" w:ascii="Times New Roman" w:hAnsi="Times New Roman" w:eastAsia="SimSun" w:cs="Times New Roman"/>
-          <w:sz w:val="24"/>
-          <w:szCs w:val="24"/>
-        </w:rPr>
-        <w:t>Partner Supermarket (Corporate Client), Dispatcher</w:t>
-      </w:r>
-    </w:p>
-    <w:p>
-      <w:pPr>
-        <w:numPr>
-          <w:ilvl w:val="0"/>
-          <w:numId w:val="5"/>
-        </w:numPr>
-        <w:tabs>
-          <w:tab w:val="clear" w:pos="420"/>
-        </w:tabs>
-        <w:ind w:left="1600" w:leftChars="0" w:hanging="420" w:firstLineChars="0"/>
-        <w:jc w:val="both"/>
-        <w:rPr>
-          <w:rFonts w:hint="default" w:ascii="Times New Roman" w:hAnsi="Times New Roman" w:cs="Times New Roman"/>
-          <w:b w:val="0"/>
-          <w:bCs w:val="0"/>
-          <w:sz w:val="24"/>
-          <w:szCs w:val="24"/>
-          <w:lang w:val="en-US"/>
-        </w:rPr>
-      </w:pPr>
-      <w:r>
-        <w:rPr>
-          <w:rFonts w:hint="default" w:ascii="Times New Roman" w:hAnsi="Times New Roman" w:cs="Times New Roman"/>
-          <w:b w:val="0"/>
-          <w:bCs w:val="0"/>
-          <w:sz w:val="24"/>
-          <w:szCs w:val="24"/>
-          <w:lang w:val="en-US"/>
-        </w:rPr>
-        <w:t xml:space="preserve">Description: </w:t>
-      </w:r>
-      <w:r>
-        <w:rPr>
-          <w:rFonts w:hint="default" w:ascii="Times New Roman" w:hAnsi="Times New Roman" w:eastAsia="SimSun" w:cs="Times New Roman"/>
-          <w:sz w:val="24"/>
-          <w:szCs w:val="24"/>
-        </w:rPr>
-        <w:t>Processes real-time updates or cancellations of submitted orders before dispatch, updating vehicle allocation statuses instantly.</w:t>
-      </w:r>
-    </w:p>
-    <w:p>
-      <w:pPr>
-        <w:numPr>
-          <w:ilvl w:val="0"/>
-          <w:numId w:val="4"/>
-        </w:numPr>
-        <w:tabs>
-          <w:tab w:val="clear" w:pos="420"/>
-        </w:tabs>
-        <w:ind w:left="1200" w:leftChars="0" w:hanging="420" w:firstLineChars="0"/>
-        <w:jc w:val="both"/>
-        <w:rPr>
-          <w:rFonts w:hint="default" w:ascii="Times New Roman" w:hAnsi="Times New Roman" w:cs="Times New Roman"/>
-          <w:b w:val="0"/>
-          <w:bCs w:val="0"/>
-          <w:sz w:val="24"/>
-          <w:szCs w:val="24"/>
-        </w:rPr>
-      </w:pPr>
-      <w:r>
-        <w:rPr>
-          <w:rFonts w:hint="default" w:ascii="Times New Roman" w:hAnsi="Times New Roman" w:eastAsia="SimSun" w:cs="Times New Roman"/>
-          <w:sz w:val="24"/>
-          <w:szCs w:val="24"/>
-        </w:rPr>
-        <w:t>Automated Invoice Generation</w:t>
-      </w:r>
-      <w:r>
-        <w:rPr>
-          <w:rFonts w:hint="default" w:ascii="Times New Roman" w:hAnsi="Times New Roman" w:cs="Times New Roman"/>
-          <w:b w:val="0"/>
-          <w:bCs w:val="0"/>
-          <w:sz w:val="24"/>
-          <w:szCs w:val="24"/>
-          <w:lang w:val="en-US"/>
-        </w:rPr>
-        <w:t>:</w:t>
-      </w:r>
-    </w:p>
-    <w:p>
-      <w:pPr>
-        <w:numPr>
-          <w:ilvl w:val="0"/>
-          <w:numId w:val="5"/>
-        </w:numPr>
-        <w:tabs>
-          <w:tab w:val="clear" w:pos="420"/>
-        </w:tabs>
-        <w:ind w:left="1600" w:leftChars="0" w:hanging="420" w:firstLineChars="0"/>
-        <w:jc w:val="both"/>
-        <w:rPr>
-          <w:rFonts w:hint="default" w:ascii="Times New Roman" w:hAnsi="Times New Roman" w:cs="Times New Roman"/>
-          <w:b w:val="0"/>
-          <w:bCs w:val="0"/>
-          <w:sz w:val="24"/>
-          <w:szCs w:val="24"/>
-          <w:lang w:val="en-US"/>
-        </w:rPr>
-      </w:pPr>
-      <w:r>
-        <w:rPr>
-          <w:rFonts w:hint="default" w:ascii="Times New Roman" w:hAnsi="Times New Roman" w:cs="Times New Roman"/>
-          <w:b w:val="0"/>
-          <w:bCs w:val="0"/>
-          <w:sz w:val="24"/>
-          <w:szCs w:val="24"/>
-          <w:lang w:val="en-US"/>
-        </w:rPr>
-        <w:t>Actor:</w:t>
-      </w:r>
-      <w:r>
-        <w:rPr>
-          <w:rFonts w:hint="default" w:ascii="Times New Roman" w:hAnsi="Times New Roman" w:cs="Times New Roman"/>
-          <w:b w:val="0"/>
-          <w:bCs w:val="0"/>
-          <w:sz w:val="24"/>
-          <w:szCs w:val="24"/>
-          <w:lang w:val="en-US"/>
-        </w:rPr>
-        <w:t xml:space="preserve"> </w:t>
-      </w:r>
-      <w:r>
-        <w:rPr>
-          <w:rFonts w:hint="default" w:ascii="Times New Roman" w:hAnsi="Times New Roman" w:eastAsia="SimSun" w:cs="Times New Roman"/>
-          <w:sz w:val="24"/>
-          <w:szCs w:val="24"/>
-        </w:rPr>
-        <w:t>Accountant, External Accounting System</w:t>
-      </w:r>
-    </w:p>
-    <w:p>
-      <w:pPr>
-        <w:numPr>
-          <w:ilvl w:val="0"/>
-          <w:numId w:val="5"/>
-        </w:numPr>
-        <w:tabs>
-          <w:tab w:val="clear" w:pos="420"/>
-        </w:tabs>
-        <w:ind w:left="1600" w:leftChars="0" w:hanging="420" w:firstLineChars="0"/>
-        <w:jc w:val="both"/>
-        <w:rPr>
-          <w:rFonts w:hint="default" w:ascii="Times New Roman" w:hAnsi="Times New Roman" w:cs="Times New Roman"/>
-          <w:b w:val="0"/>
-          <w:bCs w:val="0"/>
-          <w:sz w:val="24"/>
-          <w:szCs w:val="24"/>
-          <w:lang w:val="en-US"/>
-        </w:rPr>
-      </w:pPr>
-      <w:r>
-        <w:rPr>
-          <w:rFonts w:hint="default" w:ascii="Times New Roman" w:hAnsi="Times New Roman" w:cs="Times New Roman"/>
-          <w:b w:val="0"/>
-          <w:bCs w:val="0"/>
-          <w:sz w:val="24"/>
-          <w:szCs w:val="24"/>
-          <w:lang w:val="en-US"/>
-        </w:rPr>
-        <w:t xml:space="preserve">Description: </w:t>
-      </w:r>
-      <w:r>
-        <w:rPr>
-          <w:rFonts w:hint="default" w:ascii="Times New Roman" w:hAnsi="Times New Roman" w:eastAsia="SimSun" w:cs="Times New Roman"/>
-          <w:sz w:val="24"/>
-          <w:szCs w:val="24"/>
-        </w:rPr>
-        <w:t>Compiles automated financial summaries immediately upon delivery completion, calculating precise shipping costs and fees.</w:t>
-      </w:r>
-    </w:p>
-    <w:p>
-      <w:pPr>
-        <w:numPr>
-          <w:ilvl w:val="0"/>
-          <w:numId w:val="4"/>
-        </w:numPr>
-        <w:tabs>
-          <w:tab w:val="clear" w:pos="420"/>
-        </w:tabs>
-        <w:ind w:left="1200" w:leftChars="0" w:hanging="420" w:firstLineChars="0"/>
-        <w:jc w:val="both"/>
-        <w:rPr>
-          <w:rFonts w:hint="default" w:ascii="Times New Roman" w:hAnsi="Times New Roman" w:cs="Times New Roman"/>
-          <w:b w:val="0"/>
-          <w:bCs w:val="0"/>
-          <w:sz w:val="24"/>
-          <w:szCs w:val="24"/>
-        </w:rPr>
-      </w:pPr>
-      <w:r>
-        <w:rPr>
-          <w:rFonts w:hint="default" w:ascii="Times New Roman" w:hAnsi="Times New Roman" w:eastAsia="SimSun" w:cs="Times New Roman"/>
-          <w:sz w:val="24"/>
-          <w:szCs w:val="24"/>
-        </w:rPr>
-        <w:t>Payment Reconciliation</w:t>
-      </w:r>
-      <w:r>
-        <w:rPr>
-          <w:rFonts w:hint="default" w:ascii="Times New Roman" w:hAnsi="Times New Roman" w:cs="Times New Roman"/>
-          <w:b w:val="0"/>
-          <w:bCs w:val="0"/>
-          <w:sz w:val="24"/>
-          <w:szCs w:val="24"/>
-          <w:lang w:val="en-US"/>
-        </w:rPr>
-        <w:t>:</w:t>
-      </w:r>
-    </w:p>
-    <w:p>
-      <w:pPr>
-        <w:numPr>
-          <w:ilvl w:val="0"/>
-          <w:numId w:val="5"/>
-        </w:numPr>
-        <w:tabs>
-          <w:tab w:val="clear" w:pos="420"/>
-        </w:tabs>
-        <w:ind w:left="1600" w:leftChars="0" w:hanging="420" w:firstLineChars="0"/>
-        <w:jc w:val="both"/>
-        <w:rPr>
-          <w:rFonts w:hint="default" w:ascii="Times New Roman" w:hAnsi="Times New Roman" w:cs="Times New Roman"/>
-          <w:b w:val="0"/>
-          <w:bCs w:val="0"/>
-          <w:sz w:val="24"/>
-          <w:szCs w:val="24"/>
-          <w:lang w:val="en-US"/>
-        </w:rPr>
-      </w:pPr>
-      <w:r>
-        <w:rPr>
-          <w:rFonts w:hint="default" w:ascii="Times New Roman" w:hAnsi="Times New Roman" w:cs="Times New Roman"/>
-          <w:b w:val="0"/>
-          <w:bCs w:val="0"/>
-          <w:sz w:val="24"/>
-          <w:szCs w:val="24"/>
-          <w:lang w:val="en-US"/>
-        </w:rPr>
-        <w:t>Actor:</w:t>
-      </w:r>
-      <w:r>
-        <w:rPr>
-          <w:rFonts w:hint="default" w:ascii="Times New Roman" w:hAnsi="Times New Roman" w:cs="Times New Roman"/>
-          <w:b w:val="0"/>
-          <w:bCs w:val="0"/>
-          <w:sz w:val="24"/>
-          <w:szCs w:val="24"/>
-          <w:lang w:val="en-US"/>
-        </w:rPr>
-        <w:t xml:space="preserve"> </w:t>
-      </w:r>
-      <w:r>
-        <w:rPr>
-          <w:rFonts w:hint="default" w:ascii="Times New Roman" w:hAnsi="Times New Roman" w:eastAsia="SimSun" w:cs="Times New Roman"/>
-          <w:sz w:val="24"/>
-          <w:szCs w:val="24"/>
-        </w:rPr>
-        <w:t>Accountant, External Accounting System</w:t>
-      </w:r>
-    </w:p>
-    <w:p>
-      <w:pPr>
-        <w:numPr>
-          <w:ilvl w:val="0"/>
-          <w:numId w:val="5"/>
-        </w:numPr>
-        <w:tabs>
-          <w:tab w:val="clear" w:pos="420"/>
-        </w:tabs>
-        <w:ind w:left="1600" w:leftChars="0" w:hanging="420" w:firstLineChars="0"/>
-        <w:jc w:val="both"/>
-        <w:rPr>
-          <w:rFonts w:hint="default" w:ascii="Times New Roman" w:hAnsi="Times New Roman" w:cs="Times New Roman"/>
-          <w:b w:val="0"/>
-          <w:bCs w:val="0"/>
-          <w:sz w:val="24"/>
-          <w:szCs w:val="24"/>
-          <w:lang w:val="en-US"/>
-        </w:rPr>
-      </w:pPr>
-      <w:r>
-        <w:rPr>
-          <w:rFonts w:hint="default" w:ascii="Times New Roman" w:hAnsi="Times New Roman" w:cs="Times New Roman"/>
-          <w:b w:val="0"/>
-          <w:bCs w:val="0"/>
-          <w:sz w:val="24"/>
-          <w:szCs w:val="24"/>
-          <w:lang w:val="en-US"/>
-        </w:rPr>
-        <w:t xml:space="preserve">Description: </w:t>
-      </w:r>
-      <w:r>
-        <w:rPr>
-          <w:rFonts w:hint="default" w:ascii="Times New Roman" w:hAnsi="Times New Roman" w:eastAsia="SimSun" w:cs="Times New Roman"/>
-          <w:sz w:val="24"/>
-          <w:szCs w:val="24"/>
-        </w:rPr>
         <w:t>Cross-references automated billing files with third-party transaction logs to confirm payments and resolve invoicing errors.</w:t>
       </w:r>
     </w:p>
     <w:p>
       <w:pPr>
-        <w:numPr>
+        <w:pStyle w:val="2"/>
+        <w:bidi w:val="0"/>
+        <w:rPr>
+          <w:rFonts w:hint="default" w:ascii="Times New Roman" w:hAnsi="Times New Roman" w:cs="Times New Roman"/>
+          <w:lang w:val="en-US"/>
+        </w:rPr>
+      </w:pPr>
+      <w:r>
+        <w:rPr>
+          <w:rFonts w:hint="default" w:ascii="Times New Roman" w:hAnsi="Times New Roman" w:cs="Times New Roman"/>
+          <w:lang w:val="en-US"/>
+        </w:rPr>
+        <w:t xml:space="preserve">Part </w:t>
+      </w:r>
+      <w:r>
+        <w:rPr>
+          <w:rFonts w:hint="default" w:cs="Times New Roman"/>
+          <w:lang w:val="en-US"/>
+        </w:rPr>
+        <w:t>D</w:t>
+      </w:r>
+      <w:r>
+        <w:rPr>
+          <w:rFonts w:hint="default" w:ascii="Times New Roman" w:hAnsi="Times New Roman" w:cs="Times New Roman"/>
+          <w:lang w:val="en-US"/>
+        </w:rPr>
+        <w:t xml:space="preserve">: </w:t>
+      </w:r>
+      <w:r>
+        <w:rPr>
+          <w:rFonts w:hint="default" w:cs="Times New Roman"/>
+          <w:lang w:val="en-US"/>
+        </w:rPr>
+        <w:t>Functional Requirements and Task Descriptions</w:t>
+      </w:r>
+    </w:p>
+    <w:p>
+      <w:pPr>
+        <w:numPr>
+          <w:ilvl w:val="0"/>
           <w:numId w:val="0"/>
         </w:numPr>
         <w:jc w:val="both"/>
@@ -6583,6 +7073,7 @@
     <w:p>
       <w:pPr>
         <w:numPr>
+          <w:ilvl w:val="0"/>
           <w:numId w:val="0"/>
         </w:numPr>
         <w:jc w:val="both"/>
@@ -6599,6 +7090,7 @@
     <w:p>
       <w:pPr>
         <w:numPr>
+          <w:ilvl w:val="0"/>
           <w:numId w:val="0"/>
         </w:numPr>
         <w:jc w:val="both"/>
@@ -6615,6 +7107,7 @@
     <w:p>
       <w:pPr>
         <w:numPr>
+          <w:ilvl w:val="0"/>
           <w:numId w:val="0"/>
         </w:numPr>
         <w:jc w:val="both"/>
@@ -6647,6 +7140,7 @@
     <w:p>
       <w:pPr>
         <w:numPr>
+          <w:ilvl w:val="0"/>
           <w:numId w:val="0"/>
         </w:numPr>
         <w:jc w:val="both"/>
@@ -6662,6 +7156,7 @@
     <w:p>
       <w:pPr>
         <w:numPr>
+          <w:ilvl w:val="0"/>
           <w:numId w:val="0"/>
         </w:numPr>
         <w:jc w:val="both"/>
@@ -6677,6 +7172,7 @@
     <w:p>
       <w:pPr>
         <w:numPr>
+          <w:ilvl w:val="0"/>
           <w:numId w:val="0"/>
         </w:numPr>
         <w:jc w:val="both"/>
@@ -6700,6 +7196,7 @@
     <w:p>
       <w:pPr>
         <w:numPr>
+          <w:ilvl w:val="0"/>
           <w:numId w:val="0"/>
         </w:numPr>
         <w:jc w:val="both"/>
@@ -6715,6 +7212,7 @@
     <w:p>
       <w:pPr>
         <w:numPr>
+          <w:ilvl w:val="0"/>
           <w:numId w:val="0"/>
         </w:numPr>
         <w:ind w:left="780" w:leftChars="0"/>

--- a/Assignments/Assignment1/Team Report.docx
+++ b/Assignments/Assignment1/Team Report.docx
@@ -5,6 +5,7 @@
     <w:p>
       <w:pPr>
         <w:spacing w:line="240" w:lineRule="auto"/>
+        <w:ind w:firstLine="719" w:firstLineChars="0"/>
         <w:jc w:val="center"/>
         <w:rPr>
           <w:rFonts w:hint="default" w:ascii="Times New Roman" w:hAnsi="Times New Roman" w:cs="Times New Roman"/>
@@ -1280,22 +1281,32 @@
     </w:p>
     <w:p>
       <w:pPr>
+        <w:pStyle w:val="12"/>
         <w:bidi w:val="0"/>
-        <w:spacing w:line="360" w:lineRule="auto"/>
-        <w:rPr>
-          <w:rStyle w:val="15"/>
-          <w:rFonts w:hint="default" w:ascii="Times New Roman" w:hAnsi="Times New Roman" w:cs="Times New Roman"/>
-          <w:lang w:val="en-US"/>
-        </w:rPr>
-      </w:pPr>
-      <w:r>
-        <w:rPr>
-          <w:rStyle w:val="15"/>
-          <w:rFonts w:hint="default" w:ascii="Times New Roman" w:hAnsi="Times New Roman" w:cs="Times New Roman"/>
+        <w:ind w:left="0" w:leftChars="0" w:firstLine="0" w:firstLineChars="0"/>
+        <w:rPr>
+          <w:rFonts w:hint="default"/>
+          <w:lang w:val="en-US"/>
+        </w:rPr>
+      </w:pPr>
+      <w:r>
+        <w:rPr>
+          <w:rFonts w:hint="default"/>
           <w:lang w:val="en-US"/>
         </w:rPr>
         <w:t>Table of Contents</w:t>
       </w:r>
+    </w:p>
+    <w:p>
+      <w:pPr>
+        <w:pStyle w:val="12"/>
+        <w:bidi w:val="0"/>
+        <w:ind w:left="0" w:leftChars="0" w:firstLine="0" w:firstLineChars="0"/>
+        <w:rPr>
+          <w:rFonts w:hint="default"/>
+          <w:lang w:val="en-US"/>
+        </w:rPr>
+      </w:pPr>
     </w:p>
     <w:p>
       <w:pPr>
@@ -1318,7 +1329,7 @@
         <w:spacing w:line="360" w:lineRule="auto"/>
         <w:textAlignment w:val="auto"/>
         <w:rPr>
-          <w:rStyle w:val="14"/>
+          <w:rStyle w:val="15"/>
           <w:rFonts w:hint="default" w:ascii="Times New Roman" w:hAnsi="Times New Roman" w:cs="Times New Roman"/>
           <w:sz w:val="25"/>
           <w:szCs w:val="25"/>
@@ -1327,7 +1338,7 @@
       </w:pPr>
       <w:r>
         <w:rPr>
-          <w:rStyle w:val="14"/>
+          <w:rStyle w:val="15"/>
           <w:rFonts w:hint="default" w:ascii="Times New Roman" w:hAnsi="Times New Roman" w:cs="Times New Roman"/>
           <w:lang w:val="en-US"/>
         </w:rPr>
@@ -1335,7 +1346,7 @@
       </w:r>
       <w:r>
         <w:rPr>
-          <w:rStyle w:val="14"/>
+          <w:rStyle w:val="15"/>
           <w:rFonts w:hint="default" w:ascii="Times New Roman" w:hAnsi="Times New Roman" w:cs="Times New Roman"/>
           <w:lang w:val="en-US"/>
         </w:rPr>
@@ -1343,7 +1354,7 @@
       </w:r>
       <w:r>
         <w:rPr>
-          <w:rStyle w:val="14"/>
+          <w:rStyle w:val="15"/>
           <w:rFonts w:hint="default" w:ascii="Times New Roman" w:hAnsi="Times New Roman" w:cs="Times New Roman"/>
           <w:lang w:val="en-US"/>
         </w:rPr>
@@ -1351,7 +1362,7 @@
       </w:r>
       <w:r>
         <w:rPr>
-          <w:rStyle w:val="14"/>
+          <w:rStyle w:val="15"/>
           <w:rFonts w:hint="default" w:ascii="Times New Roman" w:hAnsi="Times New Roman" w:cs="Times New Roman"/>
           <w:sz w:val="25"/>
           <w:szCs w:val="25"/>
@@ -1381,7 +1392,7 @@
         <w:spacing w:line="360" w:lineRule="auto"/>
         <w:textAlignment w:val="auto"/>
         <w:rPr>
-          <w:rStyle w:val="14"/>
+          <w:rStyle w:val="15"/>
           <w:rFonts w:hint="default" w:ascii="Times New Roman" w:hAnsi="Times New Roman" w:cs="Times New Roman"/>
           <w:sz w:val="25"/>
           <w:szCs w:val="25"/>
@@ -1390,7 +1401,7 @@
       </w:pPr>
       <w:r>
         <w:rPr>
-          <w:rStyle w:val="14"/>
+          <w:rStyle w:val="15"/>
           <w:rFonts w:hint="default" w:ascii="Times New Roman" w:hAnsi="Times New Roman" w:cs="Times New Roman"/>
           <w:sz w:val="32"/>
           <w:szCs w:val="32"/>
@@ -1400,7 +1411,7 @@
       </w:r>
       <w:r>
         <w:rPr>
-          <w:rStyle w:val="14"/>
+          <w:rStyle w:val="15"/>
           <w:rFonts w:hint="default" w:ascii="Times New Roman" w:hAnsi="Times New Roman" w:cs="Times New Roman"/>
           <w:sz w:val="25"/>
           <w:szCs w:val="25"/>
@@ -1431,7 +1442,7 @@
         <w:ind w:left="400" w:leftChars="100" w:firstLine="0" w:firstLineChars="0"/>
         <w:textAlignment w:val="auto"/>
         <w:rPr>
-          <w:rStyle w:val="14"/>
+          <w:rStyle w:val="15"/>
           <w:rFonts w:hint="default" w:ascii="Times New Roman" w:hAnsi="Times New Roman" w:cs="Times New Roman"/>
           <w:sz w:val="25"/>
           <w:szCs w:val="25"/>
@@ -1440,7 +1451,7 @@
       </w:pPr>
       <w:r>
         <w:rPr>
-          <w:rStyle w:val="14"/>
+          <w:rStyle w:val="15"/>
           <w:rFonts w:hint="default" w:ascii="Times New Roman" w:hAnsi="Times New Roman" w:cs="Times New Roman"/>
           <w:sz w:val="28"/>
           <w:szCs w:val="28"/>
@@ -1450,7 +1461,7 @@
       </w:r>
       <w:r>
         <w:rPr>
-          <w:rStyle w:val="14"/>
+          <w:rStyle w:val="15"/>
           <w:rFonts w:hint="default" w:ascii="Times New Roman" w:hAnsi="Times New Roman" w:cs="Times New Roman"/>
           <w:sz w:val="32"/>
           <w:szCs w:val="32"/>
@@ -1460,7 +1471,7 @@
       </w:r>
       <w:r>
         <w:rPr>
-          <w:rStyle w:val="14"/>
+          <w:rStyle w:val="15"/>
           <w:rFonts w:hint="default" w:ascii="Times New Roman" w:hAnsi="Times New Roman" w:cs="Times New Roman"/>
           <w:sz w:val="25"/>
           <w:szCs w:val="25"/>
@@ -1501,7 +1512,7 @@
       </w:pPr>
       <w:r>
         <w:rPr>
-          <w:rStyle w:val="14"/>
+          <w:rStyle w:val="15"/>
           <w:rFonts w:hint="default" w:ascii="Times New Roman" w:hAnsi="Times New Roman" w:cs="Times New Roman"/>
           <w:sz w:val="28"/>
           <w:szCs w:val="28"/>
@@ -1511,7 +1522,7 @@
       </w:r>
       <w:r>
         <w:rPr>
-          <w:rStyle w:val="14"/>
+          <w:rStyle w:val="15"/>
           <w:rFonts w:hint="default" w:ascii="Times New Roman" w:hAnsi="Times New Roman" w:cs="Times New Roman"/>
           <w:sz w:val="32"/>
           <w:szCs w:val="32"/>
@@ -1521,7 +1532,7 @@
       </w:r>
       <w:r>
         <w:rPr>
-          <w:rStyle w:val="14"/>
+          <w:rStyle w:val="15"/>
           <w:rFonts w:hint="default" w:ascii="Times New Roman" w:hAnsi="Times New Roman" w:cs="Times New Roman"/>
           <w:sz w:val="25"/>
           <w:szCs w:val="25"/>
@@ -1564,7 +1575,7 @@
       </w:pPr>
       <w:r>
         <w:rPr>
-          <w:rStyle w:val="14"/>
+          <w:rStyle w:val="15"/>
           <w:rFonts w:hint="default" w:ascii="Times New Roman" w:hAnsi="Times New Roman" w:cs="Times New Roman"/>
           <w:sz w:val="28"/>
           <w:szCs w:val="28"/>
@@ -1574,7 +1585,7 @@
       </w:r>
       <w:r>
         <w:rPr>
-          <w:rStyle w:val="14"/>
+          <w:rStyle w:val="15"/>
           <w:rFonts w:hint="default" w:ascii="Times New Roman" w:hAnsi="Times New Roman" w:cs="Times New Roman"/>
           <w:sz w:val="32"/>
           <w:szCs w:val="32"/>
@@ -1584,7 +1595,7 @@
       </w:r>
       <w:r>
         <w:rPr>
-          <w:rStyle w:val="14"/>
+          <w:rStyle w:val="15"/>
           <w:rFonts w:hint="default" w:ascii="Times New Roman" w:hAnsi="Times New Roman" w:cs="Times New Roman"/>
           <w:sz w:val="25"/>
           <w:szCs w:val="25"/>
@@ -1609,7 +1620,7 @@
       </w:pPr>
       <w:r>
         <w:rPr>
-          <w:rStyle w:val="14"/>
+          <w:rStyle w:val="15"/>
           <w:rFonts w:hint="default" w:ascii="Times New Roman" w:hAnsi="Times New Roman" w:cs="Times New Roman"/>
           <w:sz w:val="28"/>
           <w:szCs w:val="28"/>
@@ -1619,7 +1630,7 @@
       </w:r>
       <w:r>
         <w:rPr>
-          <w:rStyle w:val="14"/>
+          <w:rStyle w:val="15"/>
           <w:rFonts w:hint="default" w:ascii="Times New Roman" w:hAnsi="Times New Roman" w:cs="Times New Roman"/>
           <w:sz w:val="32"/>
           <w:szCs w:val="32"/>
@@ -1629,7 +1640,7 @@
       </w:r>
       <w:r>
         <w:rPr>
-          <w:rStyle w:val="14"/>
+          <w:rStyle w:val="15"/>
           <w:rFonts w:hint="default" w:ascii="Times New Roman" w:hAnsi="Times New Roman" w:cs="Times New Roman"/>
           <w:sz w:val="25"/>
           <w:szCs w:val="25"/>
@@ -1654,7 +1665,7 @@
       </w:pPr>
       <w:r>
         <w:rPr>
-          <w:rStyle w:val="14"/>
+          <w:rStyle w:val="15"/>
           <w:rFonts w:hint="default" w:ascii="Times New Roman" w:hAnsi="Times New Roman" w:cs="Times New Roman"/>
           <w:sz w:val="28"/>
           <w:szCs w:val="28"/>
@@ -1664,7 +1675,7 @@
       </w:r>
       <w:r>
         <w:rPr>
-          <w:rStyle w:val="14"/>
+          <w:rStyle w:val="15"/>
           <w:rFonts w:hint="default" w:ascii="Times New Roman" w:hAnsi="Times New Roman" w:cs="Times New Roman"/>
           <w:sz w:val="32"/>
           <w:szCs w:val="32"/>
@@ -1674,7 +1685,7 @@
       </w:r>
       <w:r>
         <w:rPr>
-          <w:rStyle w:val="14"/>
+          <w:rStyle w:val="15"/>
           <w:rFonts w:hint="default" w:ascii="Times New Roman" w:hAnsi="Times New Roman" w:cs="Times New Roman"/>
           <w:sz w:val="25"/>
           <w:szCs w:val="25"/>
@@ -1704,7 +1715,7 @@
         <w:spacing w:line="360" w:lineRule="auto"/>
         <w:textAlignment w:val="auto"/>
         <w:rPr>
-          <w:rStyle w:val="14"/>
+          <w:rStyle w:val="15"/>
           <w:rFonts w:hint="default" w:ascii="Times New Roman" w:hAnsi="Times New Roman" w:cs="Times New Roman"/>
           <w:sz w:val="25"/>
           <w:szCs w:val="25"/>
@@ -1713,7 +1724,7 @@
       </w:pPr>
       <w:r>
         <w:rPr>
-          <w:rStyle w:val="14"/>
+          <w:rStyle w:val="15"/>
           <w:rFonts w:hint="default" w:ascii="Times New Roman" w:hAnsi="Times New Roman" w:cs="Times New Roman"/>
           <w:sz w:val="32"/>
           <w:szCs w:val="32"/>
@@ -1723,7 +1734,7 @@
       </w:r>
       <w:r>
         <w:rPr>
-          <w:rStyle w:val="14"/>
+          <w:rStyle w:val="15"/>
           <w:rFonts w:hint="default" w:ascii="Times New Roman" w:hAnsi="Times New Roman" w:cs="Times New Roman"/>
           <w:sz w:val="25"/>
           <w:szCs w:val="25"/>
@@ -1748,7 +1759,7 @@
       </w:pPr>
       <w:r>
         <w:rPr>
-          <w:rStyle w:val="14"/>
+          <w:rStyle w:val="15"/>
           <w:rFonts w:hint="default" w:ascii="Times New Roman" w:hAnsi="Times New Roman" w:cs="Times New Roman"/>
           <w:sz w:val="28"/>
           <w:szCs w:val="28"/>
@@ -1758,7 +1769,7 @@
       </w:r>
       <w:r>
         <w:rPr>
-          <w:rStyle w:val="14"/>
+          <w:rStyle w:val="15"/>
           <w:rFonts w:hint="default" w:ascii="Times New Roman" w:hAnsi="Times New Roman" w:cs="Times New Roman"/>
           <w:sz w:val="32"/>
           <w:szCs w:val="32"/>
@@ -1768,7 +1779,7 @@
       </w:r>
       <w:r>
         <w:rPr>
-          <w:rStyle w:val="14"/>
+          <w:rStyle w:val="15"/>
           <w:rFonts w:hint="default" w:ascii="Times New Roman" w:hAnsi="Times New Roman" w:cs="Times New Roman"/>
           <w:sz w:val="25"/>
           <w:szCs w:val="25"/>
@@ -1793,7 +1804,7 @@
       </w:pPr>
       <w:r>
         <w:rPr>
-          <w:rStyle w:val="14"/>
+          <w:rStyle w:val="15"/>
           <w:rFonts w:hint="default" w:ascii="Times New Roman" w:hAnsi="Times New Roman" w:cs="Times New Roman"/>
           <w:sz w:val="28"/>
           <w:szCs w:val="28"/>
@@ -1803,7 +1814,7 @@
       </w:r>
       <w:r>
         <w:rPr>
-          <w:rStyle w:val="14"/>
+          <w:rStyle w:val="15"/>
           <w:rFonts w:hint="default" w:ascii="Times New Roman" w:hAnsi="Times New Roman" w:cs="Times New Roman"/>
           <w:sz w:val="32"/>
           <w:szCs w:val="32"/>
@@ -1813,7 +1824,7 @@
       </w:r>
       <w:r>
         <w:rPr>
-          <w:rStyle w:val="14"/>
+          <w:rStyle w:val="15"/>
           <w:rFonts w:hint="default" w:ascii="Times New Roman" w:hAnsi="Times New Roman" w:cs="Times New Roman"/>
           <w:sz w:val="25"/>
           <w:szCs w:val="25"/>
@@ -1827,6 +1838,144 @@
         <w:bidi w:val="0"/>
         <w:spacing w:line="360" w:lineRule="auto"/>
         <w:ind w:left="400" w:leftChars="100" w:firstLine="0" w:firstLineChars="0"/>
+        <w:rPr>
+          <w:rStyle w:val="15"/>
+          <w:rFonts w:hint="default" w:ascii="Times New Roman" w:hAnsi="Times New Roman" w:cs="Times New Roman"/>
+          <w:sz w:val="25"/>
+          <w:szCs w:val="25"/>
+          <w:lang w:val="en-US"/>
+        </w:rPr>
+      </w:pPr>
+      <w:r>
+        <w:rPr>
+          <w:rStyle w:val="15"/>
+          <w:rFonts w:hint="default" w:ascii="Times New Roman" w:hAnsi="Times New Roman" w:cs="Times New Roman"/>
+          <w:sz w:val="28"/>
+          <w:szCs w:val="28"/>
+          <w:lang w:val="en-US"/>
+        </w:rPr>
+        <w:t>3.3: Actors</w:t>
+      </w:r>
+      <w:r>
+        <w:rPr>
+          <w:rStyle w:val="15"/>
+          <w:rFonts w:hint="default" w:ascii="Times New Roman" w:hAnsi="Times New Roman" w:cs="Times New Roman"/>
+          <w:sz w:val="32"/>
+          <w:szCs w:val="32"/>
+          <w:lang w:val="en-US"/>
+        </w:rPr>
+        <w:t>…...…………..............……………………….......</w:t>
+      </w:r>
+      <w:r>
+        <w:rPr>
+          <w:rStyle w:val="15"/>
+          <w:rFonts w:hint="default" w:ascii="Times New Roman" w:hAnsi="Times New Roman" w:cs="Times New Roman"/>
+          <w:sz w:val="25"/>
+          <w:szCs w:val="25"/>
+          <w:lang w:val="en-US"/>
+        </w:rPr>
+        <w:t>8</w:t>
+      </w:r>
+    </w:p>
+    <w:p>
+      <w:pPr>
+        <w:bidi w:val="0"/>
+        <w:spacing w:line="360" w:lineRule="auto"/>
+        <w:ind w:left="400" w:leftChars="100" w:firstLine="0" w:firstLineChars="0"/>
+        <w:rPr>
+          <w:rStyle w:val="15"/>
+          <w:rFonts w:hint="default" w:ascii="Times New Roman" w:hAnsi="Times New Roman" w:cs="Times New Roman"/>
+          <w:sz w:val="25"/>
+          <w:szCs w:val="25"/>
+          <w:lang w:val="en-US"/>
+        </w:rPr>
+      </w:pPr>
+      <w:r>
+        <w:rPr>
+          <w:rStyle w:val="15"/>
+          <w:rFonts w:hint="default" w:ascii="Times New Roman" w:hAnsi="Times New Roman" w:cs="Times New Roman"/>
+          <w:sz w:val="28"/>
+          <w:szCs w:val="28"/>
+          <w:lang w:val="en-US"/>
+        </w:rPr>
+        <w:t>3.</w:t>
+      </w:r>
+      <w:r>
+        <w:rPr>
+          <w:rStyle w:val="15"/>
+          <w:rFonts w:hint="default" w:cs="Times New Roman"/>
+          <w:sz w:val="28"/>
+          <w:szCs w:val="28"/>
+          <w:lang w:val="en-US"/>
+        </w:rPr>
+        <w:t>4</w:t>
+      </w:r>
+      <w:r>
+        <w:rPr>
+          <w:rStyle w:val="15"/>
+          <w:rFonts w:hint="default" w:ascii="Times New Roman" w:hAnsi="Times New Roman" w:cs="Times New Roman"/>
+          <w:sz w:val="28"/>
+          <w:szCs w:val="28"/>
+          <w:lang w:val="en-US"/>
+        </w:rPr>
+        <w:t xml:space="preserve">: </w:t>
+      </w:r>
+      <w:r>
+        <w:rPr>
+          <w:rStyle w:val="15"/>
+          <w:rFonts w:hint="default" w:cs="Times New Roman"/>
+          <w:sz w:val="28"/>
+          <w:szCs w:val="28"/>
+          <w:lang w:val="en-US"/>
+        </w:rPr>
+        <w:t>Tasks</w:t>
+      </w:r>
+      <w:r>
+        <w:rPr>
+          <w:rStyle w:val="15"/>
+          <w:rFonts w:hint="default" w:ascii="Times New Roman" w:hAnsi="Times New Roman" w:cs="Times New Roman"/>
+          <w:sz w:val="32"/>
+          <w:szCs w:val="32"/>
+          <w:lang w:val="en-US"/>
+        </w:rPr>
+        <w:t>…...…………..............………………………......</w:t>
+      </w:r>
+      <w:r>
+        <w:rPr>
+          <w:rStyle w:val="15"/>
+          <w:rFonts w:hint="default" w:cs="Times New Roman"/>
+          <w:sz w:val="32"/>
+          <w:szCs w:val="32"/>
+          <w:lang w:val="en-US"/>
+        </w:rPr>
+        <w:t>.</w:t>
+      </w:r>
+      <w:r>
+        <w:rPr>
+          <w:rStyle w:val="15"/>
+          <w:rFonts w:hint="default" w:ascii="Times New Roman" w:hAnsi="Times New Roman" w:cs="Times New Roman"/>
+          <w:sz w:val="32"/>
+          <w:szCs w:val="32"/>
+          <w:lang w:val="en-US"/>
+        </w:rPr>
+        <w:t>.</w:t>
+      </w:r>
+      <w:r>
+        <w:rPr>
+          <w:rStyle w:val="15"/>
+          <w:rFonts w:hint="default" w:cs="Times New Roman"/>
+          <w:sz w:val="25"/>
+          <w:szCs w:val="25"/>
+          <w:lang w:val="en-US"/>
+        </w:rPr>
+        <w:t>9</w:t>
+      </w:r>
+    </w:p>
+    <w:p>
+      <w:pPr>
+        <w:bidi w:val="0"/>
+        <w:spacing w:line="360" w:lineRule="auto"/>
+        <w:ind w:left="0" w:leftChars="0" w:firstLine="0" w:firstLineChars="0"/>
         <w:rPr>
           <w:rFonts w:hint="default" w:ascii="Times New Roman" w:hAnsi="Times New Roman" w:cs="Times New Roman"/>
           <w:b/>
@@ -1838,40 +1987,60 @@
       </w:pPr>
       <w:r>
         <w:rPr>
-          <w:rStyle w:val="14"/>
-          <w:rFonts w:hint="default" w:ascii="Times New Roman" w:hAnsi="Times New Roman" w:cs="Times New Roman"/>
-          <w:sz w:val="28"/>
-          <w:szCs w:val="28"/>
-          <w:lang w:val="en-US"/>
-        </w:rPr>
-        <w:t>3.3: Actors</w:t>
-      </w:r>
-      <w:r>
-        <w:rPr>
-          <w:rStyle w:val="14"/>
+          <w:rStyle w:val="15"/>
           <w:rFonts w:hint="default" w:ascii="Times New Roman" w:hAnsi="Times New Roman" w:cs="Times New Roman"/>
           <w:sz w:val="32"/>
           <w:szCs w:val="32"/>
           <w:lang w:val="en-US"/>
         </w:rPr>
-        <w:t>…...…………..............……………………….......</w:t>
-      </w:r>
-      <w:r>
-        <w:rPr>
-          <w:rStyle w:val="14"/>
-          <w:rFonts w:hint="default" w:ascii="Times New Roman" w:hAnsi="Times New Roman" w:cs="Times New Roman"/>
+        <w:t xml:space="preserve">Part </w:t>
+      </w:r>
+      <w:r>
+        <w:rPr>
+          <w:rStyle w:val="15"/>
+          <w:rFonts w:hint="default" w:cs="Times New Roman"/>
+          <w:sz w:val="32"/>
+          <w:szCs w:val="32"/>
+          <w:lang w:val="en-US"/>
+        </w:rPr>
+        <w:t>D</w:t>
+      </w:r>
+      <w:r>
+        <w:rPr>
+          <w:rStyle w:val="15"/>
+          <w:rFonts w:hint="default" w:ascii="Times New Roman" w:hAnsi="Times New Roman" w:cs="Times New Roman"/>
+          <w:sz w:val="32"/>
+          <w:szCs w:val="32"/>
+          <w:lang w:val="en-US"/>
+        </w:rPr>
+        <w:t xml:space="preserve">: </w:t>
+      </w:r>
+      <w:r>
+        <w:rPr>
+          <w:rStyle w:val="15"/>
+          <w:rFonts w:hint="default" w:cs="Times New Roman"/>
+          <w:sz w:val="32"/>
+          <w:szCs w:val="32"/>
+          <w:lang w:val="en-US"/>
+        </w:rPr>
+        <w:t>Functional Requirements and Task Descriptions....</w:t>
+      </w:r>
+      <w:r>
+        <w:rPr>
+          <w:rStyle w:val="15"/>
+          <w:rFonts w:hint="default" w:cs="Times New Roman"/>
           <w:sz w:val="25"/>
           <w:szCs w:val="25"/>
           <w:lang w:val="en-US"/>
         </w:rPr>
-        <w:t>8</w:t>
+        <w:t>10</w:t>
       </w:r>
     </w:p>
     <w:p>
       <w:pPr>
         <w:bidi w:val="0"/>
         <w:spacing w:line="360" w:lineRule="auto"/>
-        <w:ind w:left="0" w:leftChars="0" w:firstLine="0" w:firstLineChars="0"/>
+        <w:ind w:left="400" w:leftChars="100" w:firstLine="0" w:firstLineChars="0"/>
         <w:rPr>
           <w:rFonts w:hint="default" w:ascii="Times New Roman" w:hAnsi="Times New Roman" w:cs="Times New Roman"/>
           <w:b/>
@@ -1883,73 +2052,83 @@
       </w:pPr>
       <w:r>
         <w:rPr>
-          <w:rStyle w:val="14"/>
+          <w:rStyle w:val="15"/>
+          <w:rFonts w:hint="default" w:cs="Times New Roman"/>
+          <w:sz w:val="28"/>
+          <w:szCs w:val="28"/>
+          <w:lang w:val="en-US"/>
+        </w:rPr>
+        <w:t>4</w:t>
+      </w:r>
+      <w:r>
+        <w:rPr>
+          <w:rStyle w:val="15"/>
+          <w:rFonts w:hint="default" w:ascii="Times New Roman" w:hAnsi="Times New Roman" w:cs="Times New Roman"/>
+          <w:sz w:val="28"/>
+          <w:szCs w:val="28"/>
+          <w:lang w:val="en-US"/>
+        </w:rPr>
+        <w:t xml:space="preserve">.1: </w:t>
+      </w:r>
+      <w:r>
+        <w:rPr>
+          <w:rStyle w:val="15"/>
+          <w:rFonts w:hint="default" w:cs="Times New Roman"/>
+          <w:sz w:val="28"/>
+          <w:szCs w:val="28"/>
+          <w:lang w:val="en-US"/>
+        </w:rPr>
+        <w:t>User and Access Management</w:t>
+      </w:r>
+      <w:r>
+        <w:rPr>
+          <w:rStyle w:val="15"/>
           <w:rFonts w:hint="default" w:ascii="Times New Roman" w:hAnsi="Times New Roman" w:cs="Times New Roman"/>
           <w:sz w:val="32"/>
           <w:szCs w:val="32"/>
           <w:lang w:val="en-US"/>
         </w:rPr>
-        <w:t xml:space="preserve">Part </w:t>
-      </w:r>
-      <w:r>
-        <w:rPr>
-          <w:rStyle w:val="14"/>
+        <w:t>………………</w:t>
+      </w:r>
+      <w:r>
+        <w:rPr>
+          <w:rStyle w:val="15"/>
           <w:rFonts w:hint="default" w:cs="Times New Roman"/>
           <w:sz w:val="32"/>
           <w:szCs w:val="32"/>
           <w:lang w:val="en-US"/>
         </w:rPr>
-        <w:t>D</w:t>
-      </w:r>
-      <w:r>
-        <w:rPr>
-          <w:rStyle w:val="14"/>
+        <w:t>...</w:t>
+      </w:r>
+      <w:r>
+        <w:rPr>
+          <w:rStyle w:val="15"/>
           <w:rFonts w:hint="default" w:ascii="Times New Roman" w:hAnsi="Times New Roman" w:cs="Times New Roman"/>
           <w:sz w:val="32"/>
           <w:szCs w:val="32"/>
           <w:lang w:val="en-US"/>
         </w:rPr>
-        <w:t xml:space="preserve">: </w:t>
-      </w:r>
-      <w:r>
-        <w:rPr>
-          <w:rStyle w:val="14"/>
+        <w:t>………</w:t>
+      </w:r>
+      <w:r>
+        <w:rPr>
+          <w:rStyle w:val="15"/>
           <w:rFonts w:hint="default" w:cs="Times New Roman"/>
           <w:sz w:val="32"/>
           <w:szCs w:val="32"/>
           <w:lang w:val="en-US"/>
         </w:rPr>
-        <w:t>Functional Requirements and Task Descriptions</w:t>
-      </w:r>
-      <w:r>
-        <w:rPr>
-          <w:rStyle w:val="14"/>
-          <w:rFonts w:hint="default" w:ascii="Times New Roman" w:hAnsi="Times New Roman" w:cs="Times New Roman"/>
-          <w:sz w:val="32"/>
-          <w:szCs w:val="32"/>
-          <w:lang w:val="en-US"/>
-        </w:rPr>
-        <w:t>…</w:t>
-      </w:r>
-      <w:r>
-        <w:rPr>
-          <w:rStyle w:val="14"/>
-          <w:rFonts w:hint="default" w:cs="Times New Roman"/>
-          <w:sz w:val="32"/>
-          <w:szCs w:val="32"/>
-          <w:lang w:val="en-US"/>
-        </w:rPr>
-        <w:t>.</w:t>
-      </w:r>
-      <w:r>
-        <w:rPr>
-          <w:rStyle w:val="14"/>
+        <w:t>.....</w:t>
+      </w:r>
+      <w:r>
+        <w:rPr>
+          <w:rStyle w:val="15"/>
           <w:rFonts w:hint="default" w:cs="Times New Roman"/>
           <w:sz w:val="25"/>
           <w:szCs w:val="25"/>
           <w:lang w:val="en-US"/>
         </w:rPr>
-        <w:t>9</w:t>
+        <w:t>10</w:t>
       </w:r>
     </w:p>
     <w:p>
@@ -1968,7 +2147,7 @@
       </w:pPr>
       <w:r>
         <w:rPr>
-          <w:rStyle w:val="14"/>
+          <w:rStyle w:val="15"/>
           <w:rFonts w:hint="default" w:cs="Times New Roman"/>
           <w:sz w:val="28"/>
           <w:szCs w:val="28"/>
@@ -1978,27 +2157,47 @@
       </w:r>
       <w:r>
         <w:rPr>
-          <w:rStyle w:val="14"/>
+          <w:rStyle w:val="15"/>
           <w:rFonts w:hint="default" w:ascii="Times New Roman" w:hAnsi="Times New Roman" w:cs="Times New Roman"/>
           <w:sz w:val="28"/>
           <w:szCs w:val="28"/>
           <w:lang w:val="en-US"/>
         </w:rPr>
-        <w:t xml:space="preserve">.1: </w:t>
-      </w:r>
-      <w:r>
-        <w:rPr>
-          <w:rStyle w:val="14"/>
+        <w:t>.</w:t>
+      </w:r>
+      <w:r>
+        <w:rPr>
+          <w:rStyle w:val="15"/>
           <w:rFonts w:hint="default" w:cs="Times New Roman"/>
           <w:sz w:val="28"/>
           <w:szCs w:val="28"/>
           <w:lang w:val="en-US"/>
         </w:rPr>
-        <w:t>User and Access Management</w:t>
-      </w:r>
-      <w:r>
-        <w:rPr>
-          <w:rStyle w:val="14"/>
+        <w:t>2</w:t>
+      </w:r>
+      <w:r>
+        <w:rPr>
+          <w:rStyle w:val="15"/>
+          <w:rFonts w:hint="default" w:ascii="Times New Roman" w:hAnsi="Times New Roman" w:cs="Times New Roman"/>
+          <w:sz w:val="28"/>
+          <w:szCs w:val="28"/>
+          <w:lang w:val="en-US"/>
+        </w:rPr>
+        <w:t xml:space="preserve">: </w:t>
+      </w:r>
+      <w:r>
+        <w:rPr>
+          <w:rStyle w:val="15"/>
+          <w:rFonts w:hint="default" w:cs="Times New Roman"/>
+          <w:sz w:val="28"/>
+          <w:szCs w:val="28"/>
+          <w:lang w:val="en-US"/>
+        </w:rPr>
+        <w:t xml:space="preserve">Branch and Hub Setup........... </w:t>
+      </w:r>
+      <w:r>
+        <w:rPr>
+          <w:rStyle w:val="15"/>
           <w:rFonts w:hint="default" w:ascii="Times New Roman" w:hAnsi="Times New Roman" w:cs="Times New Roman"/>
           <w:sz w:val="32"/>
           <w:szCs w:val="32"/>
@@ -2008,13 +2207,23 @@
       </w:r>
       <w:r>
         <w:rPr>
-          <w:rStyle w:val="14"/>
+          <w:rStyle w:val="15"/>
           <w:rFonts w:hint="default" w:cs="Times New Roman"/>
           <w:sz w:val="32"/>
           <w:szCs w:val="32"/>
           <w:lang w:val="en-US"/>
         </w:rPr>
-        <w:t>.....x</w:t>
+        <w:t>....</w:t>
+      </w:r>
+      <w:r>
+        <w:rPr>
+          <w:rStyle w:val="15"/>
+          <w:rFonts w:hint="default" w:cs="Times New Roman"/>
+          <w:sz w:val="25"/>
+          <w:szCs w:val="25"/>
+          <w:lang w:val="en-US"/>
+        </w:rPr>
+        <w:t>11</w:t>
       </w:r>
     </w:p>
     <w:p>
@@ -2033,7 +2242,7 @@
       </w:pPr>
       <w:r>
         <w:rPr>
-          <w:rStyle w:val="14"/>
+          <w:rStyle w:val="15"/>
           <w:rFonts w:hint="default" w:cs="Times New Roman"/>
           <w:sz w:val="28"/>
           <w:szCs w:val="28"/>
@@ -2043,7 +2252,7 @@
       </w:r>
       <w:r>
         <w:rPr>
-          <w:rStyle w:val="14"/>
+          <w:rStyle w:val="15"/>
           <w:rFonts w:hint="default" w:ascii="Times New Roman" w:hAnsi="Times New Roman" w:cs="Times New Roman"/>
           <w:sz w:val="28"/>
           <w:szCs w:val="28"/>
@@ -2053,17 +2262,17 @@
       </w:r>
       <w:r>
         <w:rPr>
-          <w:rStyle w:val="14"/>
+          <w:rStyle w:val="15"/>
           <w:rFonts w:hint="default" w:cs="Times New Roman"/>
           <w:sz w:val="28"/>
           <w:szCs w:val="28"/>
           <w:lang w:val="en-US"/>
         </w:rPr>
-        <w:t>2</w:t>
-      </w:r>
-      <w:r>
-        <w:rPr>
-          <w:rStyle w:val="14"/>
+        <w:t>3</w:t>
+      </w:r>
+      <w:r>
+        <w:rPr>
+          <w:rStyle w:val="15"/>
           <w:rFonts w:hint="default" w:ascii="Times New Roman" w:hAnsi="Times New Roman" w:cs="Times New Roman"/>
           <w:sz w:val="28"/>
           <w:szCs w:val="28"/>
@@ -2073,17 +2282,17 @@
       </w:r>
       <w:r>
         <w:rPr>
-          <w:rStyle w:val="14"/>
+          <w:rStyle w:val="15"/>
           <w:rFonts w:hint="default" w:cs="Times New Roman"/>
           <w:sz w:val="28"/>
           <w:szCs w:val="28"/>
           <w:lang w:val="en-US"/>
         </w:rPr>
-        <w:t xml:space="preserve">Branch and Hub Setup........... </w:t>
-      </w:r>
-      <w:r>
-        <w:rPr>
-          <w:rStyle w:val="14"/>
+        <w:t>Fleet Asset Management.........</w:t>
+      </w:r>
+      <w:r>
+        <w:rPr>
+          <w:rStyle w:val="15"/>
           <w:rFonts w:hint="default" w:ascii="Times New Roman" w:hAnsi="Times New Roman" w:cs="Times New Roman"/>
           <w:sz w:val="32"/>
           <w:szCs w:val="32"/>
@@ -2093,13 +2302,23 @@
       </w:r>
       <w:r>
         <w:rPr>
-          <w:rStyle w:val="14"/>
+          <w:rStyle w:val="15"/>
           <w:rFonts w:hint="default" w:cs="Times New Roman"/>
           <w:sz w:val="32"/>
           <w:szCs w:val="32"/>
           <w:lang w:val="en-US"/>
         </w:rPr>
-        <w:t>.....x</w:t>
+        <w:t>....</w:t>
+      </w:r>
+      <w:r>
+        <w:rPr>
+          <w:rStyle w:val="15"/>
+          <w:rFonts w:hint="default" w:cs="Times New Roman"/>
+          <w:sz w:val="25"/>
+          <w:szCs w:val="25"/>
+          <w:lang w:val="en-US"/>
+        </w:rPr>
+        <w:t>12</w:t>
       </w:r>
     </w:p>
     <w:p>
@@ -2118,7 +2337,7 @@
       </w:pPr>
       <w:r>
         <w:rPr>
-          <w:rStyle w:val="14"/>
+          <w:rStyle w:val="15"/>
           <w:rFonts w:hint="default" w:cs="Times New Roman"/>
           <w:sz w:val="28"/>
           <w:szCs w:val="28"/>
@@ -2128,7 +2347,7 @@
       </w:r>
       <w:r>
         <w:rPr>
-          <w:rStyle w:val="14"/>
+          <w:rStyle w:val="15"/>
           <w:rFonts w:hint="default" w:ascii="Times New Roman" w:hAnsi="Times New Roman" w:cs="Times New Roman"/>
           <w:sz w:val="28"/>
           <w:szCs w:val="28"/>
@@ -2138,17 +2357,17 @@
       </w:r>
       <w:r>
         <w:rPr>
-          <w:rStyle w:val="14"/>
+          <w:rStyle w:val="15"/>
           <w:rFonts w:hint="default" w:cs="Times New Roman"/>
           <w:sz w:val="28"/>
           <w:szCs w:val="28"/>
           <w:lang w:val="en-US"/>
         </w:rPr>
-        <w:t>3</w:t>
-      </w:r>
-      <w:r>
-        <w:rPr>
-          <w:rStyle w:val="14"/>
+        <w:t>4</w:t>
+      </w:r>
+      <w:r>
+        <w:rPr>
+          <w:rStyle w:val="15"/>
           <w:rFonts w:hint="default" w:ascii="Times New Roman" w:hAnsi="Times New Roman" w:cs="Times New Roman"/>
           <w:sz w:val="28"/>
           <w:szCs w:val="28"/>
@@ -2158,33 +2377,63 @@
       </w:r>
       <w:r>
         <w:rPr>
-          <w:rStyle w:val="14"/>
+          <w:rStyle w:val="15"/>
           <w:rFonts w:hint="default" w:cs="Times New Roman"/>
           <w:sz w:val="28"/>
           <w:szCs w:val="28"/>
           <w:lang w:val="en-US"/>
         </w:rPr>
-        <w:t>Fleet Asset Management.........</w:t>
-      </w:r>
-      <w:r>
-        <w:rPr>
-          <w:rStyle w:val="14"/>
+        <w:t>Order Management.........</w:t>
+      </w:r>
+      <w:r>
+        <w:rPr>
+          <w:rStyle w:val="15"/>
           <w:rFonts w:hint="default" w:ascii="Times New Roman" w:hAnsi="Times New Roman" w:cs="Times New Roman"/>
           <w:sz w:val="32"/>
           <w:szCs w:val="32"/>
           <w:lang w:val="en-US"/>
         </w:rPr>
-        <w:t>…………………………</w:t>
-      </w:r>
-      <w:r>
-        <w:rPr>
-          <w:rStyle w:val="14"/>
+        <w:t>……</w:t>
+      </w:r>
+      <w:r>
+        <w:rPr>
+          <w:rStyle w:val="15"/>
           <w:rFonts w:hint="default" w:cs="Times New Roman"/>
           <w:sz w:val="32"/>
           <w:szCs w:val="32"/>
           <w:lang w:val="en-US"/>
         </w:rPr>
-        <w:t>.....x</w:t>
+        <w:t>.......</w:t>
+      </w:r>
+      <w:r>
+        <w:rPr>
+          <w:rStyle w:val="15"/>
+          <w:rFonts w:hint="default" w:ascii="Times New Roman" w:hAnsi="Times New Roman" w:cs="Times New Roman"/>
+          <w:sz w:val="32"/>
+          <w:szCs w:val="32"/>
+          <w:lang w:val="en-US"/>
+        </w:rPr>
+        <w:t>……………………</w:t>
+      </w:r>
+      <w:r>
+        <w:rPr>
+          <w:rStyle w:val="15"/>
+          <w:rFonts w:hint="default" w:cs="Times New Roman"/>
+          <w:sz w:val="32"/>
+          <w:szCs w:val="32"/>
+          <w:lang w:val="en-US"/>
+        </w:rPr>
+        <w:t>....</w:t>
+      </w:r>
+      <w:r>
+        <w:rPr>
+          <w:rStyle w:val="15"/>
+          <w:rFonts w:hint="default" w:cs="Times New Roman"/>
+          <w:sz w:val="25"/>
+          <w:szCs w:val="25"/>
+          <w:lang w:val="en-US"/>
+        </w:rPr>
+        <w:t>14</w:t>
       </w:r>
     </w:p>
     <w:p>
@@ -2203,7 +2452,7 @@
       </w:pPr>
       <w:r>
         <w:rPr>
-          <w:rStyle w:val="14"/>
+          <w:rStyle w:val="15"/>
           <w:rFonts w:hint="default" w:cs="Times New Roman"/>
           <w:sz w:val="28"/>
           <w:szCs w:val="28"/>
@@ -2213,7 +2462,7 @@
       </w:r>
       <w:r>
         <w:rPr>
-          <w:rStyle w:val="14"/>
+          <w:rStyle w:val="15"/>
           <w:rFonts w:hint="default" w:ascii="Times New Roman" w:hAnsi="Times New Roman" w:cs="Times New Roman"/>
           <w:sz w:val="28"/>
           <w:szCs w:val="28"/>
@@ -2223,17 +2472,17 @@
       </w:r>
       <w:r>
         <w:rPr>
-          <w:rStyle w:val="14"/>
+          <w:rStyle w:val="15"/>
           <w:rFonts w:hint="default" w:cs="Times New Roman"/>
           <w:sz w:val="28"/>
           <w:szCs w:val="28"/>
           <w:lang w:val="en-US"/>
         </w:rPr>
-        <w:t>4</w:t>
-      </w:r>
-      <w:r>
-        <w:rPr>
-          <w:rStyle w:val="14"/>
+        <w:t>5</w:t>
+      </w:r>
+      <w:r>
+        <w:rPr>
+          <w:rStyle w:val="15"/>
           <w:rFonts w:hint="default" w:ascii="Times New Roman" w:hAnsi="Times New Roman" w:cs="Times New Roman"/>
           <w:sz w:val="28"/>
           <w:szCs w:val="28"/>
@@ -2243,53 +2492,43 @@
       </w:r>
       <w:r>
         <w:rPr>
-          <w:rStyle w:val="14"/>
+          <w:rStyle w:val="15"/>
           <w:rFonts w:hint="default" w:cs="Times New Roman"/>
           <w:sz w:val="28"/>
           <w:szCs w:val="28"/>
           <w:lang w:val="en-US"/>
         </w:rPr>
-        <w:t>Order Management.........</w:t>
-      </w:r>
-      <w:r>
-        <w:rPr>
-          <w:rStyle w:val="14"/>
+        <w:t>Shipment Scheduling and Dispatch..............</w:t>
+      </w:r>
+      <w:r>
+        <w:rPr>
+          <w:rStyle w:val="15"/>
           <w:rFonts w:hint="default" w:ascii="Times New Roman" w:hAnsi="Times New Roman" w:cs="Times New Roman"/>
           <w:sz w:val="32"/>
           <w:szCs w:val="32"/>
           <w:lang w:val="en-US"/>
         </w:rPr>
-        <w:t>……</w:t>
-      </w:r>
-      <w:r>
-        <w:rPr>
-          <w:rStyle w:val="14"/>
+        <w:t>……………</w:t>
+      </w:r>
+      <w:r>
+        <w:rPr>
+          <w:rStyle w:val="15"/>
           <w:rFonts w:hint="default" w:cs="Times New Roman"/>
           <w:sz w:val="32"/>
           <w:szCs w:val="32"/>
           <w:lang w:val="en-US"/>
         </w:rPr>
-        <w:t>.......</w:t>
-      </w:r>
-      <w:r>
-        <w:rPr>
-          <w:rStyle w:val="14"/>
-          <w:rFonts w:hint="default" w:ascii="Times New Roman" w:hAnsi="Times New Roman" w:cs="Times New Roman"/>
-          <w:sz w:val="32"/>
-          <w:szCs w:val="32"/>
-          <w:lang w:val="en-US"/>
-        </w:rPr>
-        <w:t>……………………</w:t>
-      </w:r>
-      <w:r>
-        <w:rPr>
-          <w:rStyle w:val="14"/>
+        <w:t>....</w:t>
+      </w:r>
+      <w:r>
+        <w:rPr>
+          <w:rStyle w:val="15"/>
           <w:rFonts w:hint="default" w:cs="Times New Roman"/>
-          <w:sz w:val="32"/>
-          <w:szCs w:val="32"/>
-          <w:lang w:val="en-US"/>
-        </w:rPr>
-        <w:t>.....x</w:t>
+          <w:sz w:val="25"/>
+          <w:szCs w:val="25"/>
+          <w:lang w:val="en-US"/>
+        </w:rPr>
+        <w:t>15</w:t>
       </w:r>
     </w:p>
     <w:p>
@@ -2308,7 +2547,7 @@
       </w:pPr>
       <w:r>
         <w:rPr>
-          <w:rStyle w:val="14"/>
+          <w:rStyle w:val="15"/>
           <w:rFonts w:hint="default" w:cs="Times New Roman"/>
           <w:sz w:val="28"/>
           <w:szCs w:val="28"/>
@@ -2318,7 +2557,7 @@
       </w:r>
       <w:r>
         <w:rPr>
-          <w:rStyle w:val="14"/>
+          <w:rStyle w:val="15"/>
           <w:rFonts w:hint="default" w:ascii="Times New Roman" w:hAnsi="Times New Roman" w:cs="Times New Roman"/>
           <w:sz w:val="28"/>
           <w:szCs w:val="28"/>
@@ -2328,17 +2567,17 @@
       </w:r>
       <w:r>
         <w:rPr>
-          <w:rStyle w:val="14"/>
+          <w:rStyle w:val="15"/>
           <w:rFonts w:hint="default" w:cs="Times New Roman"/>
           <w:sz w:val="28"/>
           <w:szCs w:val="28"/>
           <w:lang w:val="en-US"/>
         </w:rPr>
-        <w:t>5</w:t>
-      </w:r>
-      <w:r>
-        <w:rPr>
-          <w:rStyle w:val="14"/>
+        <w:t>6</w:t>
+      </w:r>
+      <w:r>
+        <w:rPr>
+          <w:rStyle w:val="15"/>
           <w:rFonts w:hint="default" w:ascii="Times New Roman" w:hAnsi="Times New Roman" w:cs="Times New Roman"/>
           <w:sz w:val="28"/>
           <w:szCs w:val="28"/>
@@ -2348,17 +2587,17 @@
       </w:r>
       <w:r>
         <w:rPr>
-          <w:rStyle w:val="14"/>
+          <w:rStyle w:val="15"/>
           <w:rFonts w:hint="default" w:cs="Times New Roman"/>
           <w:sz w:val="28"/>
           <w:szCs w:val="28"/>
           <w:lang w:val="en-US"/>
         </w:rPr>
-        <w:t>Shipment Scheduling and Dispatch..............</w:t>
-      </w:r>
-      <w:r>
-        <w:rPr>
-          <w:rStyle w:val="14"/>
+        <w:t>Real-Time Transit Tracking..........................</w:t>
+      </w:r>
+      <w:r>
+        <w:rPr>
+          <w:rStyle w:val="15"/>
           <w:rFonts w:hint="default" w:ascii="Times New Roman" w:hAnsi="Times New Roman" w:cs="Times New Roman"/>
           <w:sz w:val="32"/>
           <w:szCs w:val="32"/>
@@ -2368,7 +2607,7 @@
       </w:r>
       <w:r>
         <w:rPr>
-          <w:rStyle w:val="14"/>
+          <w:rStyle w:val="15"/>
           <w:rFonts w:hint="default" w:cs="Times New Roman"/>
           <w:sz w:val="32"/>
           <w:szCs w:val="32"/>
@@ -2393,7 +2632,7 @@
       </w:pPr>
       <w:r>
         <w:rPr>
-          <w:rStyle w:val="14"/>
+          <w:rStyle w:val="15"/>
           <w:rFonts w:hint="default" w:cs="Times New Roman"/>
           <w:sz w:val="28"/>
           <w:szCs w:val="28"/>
@@ -2403,7 +2642,7 @@
       </w:r>
       <w:r>
         <w:rPr>
-          <w:rStyle w:val="14"/>
+          <w:rStyle w:val="15"/>
           <w:rFonts w:hint="default" w:ascii="Times New Roman" w:hAnsi="Times New Roman" w:cs="Times New Roman"/>
           <w:sz w:val="28"/>
           <w:szCs w:val="28"/>
@@ -2413,17 +2652,17 @@
       </w:r>
       <w:r>
         <w:rPr>
-          <w:rStyle w:val="14"/>
+          <w:rStyle w:val="15"/>
           <w:rFonts w:hint="default" w:cs="Times New Roman"/>
           <w:sz w:val="28"/>
           <w:szCs w:val="28"/>
           <w:lang w:val="en-US"/>
         </w:rPr>
-        <w:t>6</w:t>
-      </w:r>
-      <w:r>
-        <w:rPr>
-          <w:rStyle w:val="14"/>
+        <w:t>7</w:t>
+      </w:r>
+      <w:r>
+        <w:rPr>
+          <w:rStyle w:val="15"/>
           <w:rFonts w:hint="default" w:ascii="Times New Roman" w:hAnsi="Times New Roman" w:cs="Times New Roman"/>
           <w:sz w:val="28"/>
           <w:szCs w:val="28"/>
@@ -2433,17 +2672,17 @@
       </w:r>
       <w:r>
         <w:rPr>
-          <w:rStyle w:val="14"/>
+          <w:rStyle w:val="15"/>
           <w:rFonts w:hint="default" w:cs="Times New Roman"/>
           <w:sz w:val="28"/>
           <w:szCs w:val="28"/>
           <w:lang w:val="en-US"/>
         </w:rPr>
-        <w:t>Real-Time Transit Tracking..........................</w:t>
-      </w:r>
-      <w:r>
-        <w:rPr>
-          <w:rStyle w:val="14"/>
+        <w:t>Handle Delivery Exceptions...........................</w:t>
+      </w:r>
+      <w:r>
+        <w:rPr>
+          <w:rStyle w:val="15"/>
           <w:rFonts w:hint="default" w:ascii="Times New Roman" w:hAnsi="Times New Roman" w:cs="Times New Roman"/>
           <w:sz w:val="32"/>
           <w:szCs w:val="32"/>
@@ -2453,7 +2692,7 @@
       </w:r>
       <w:r>
         <w:rPr>
-          <w:rStyle w:val="14"/>
+          <w:rStyle w:val="15"/>
           <w:rFonts w:hint="default" w:cs="Times New Roman"/>
           <w:sz w:val="32"/>
           <w:szCs w:val="32"/>
@@ -2478,7 +2717,7 @@
       </w:pPr>
       <w:r>
         <w:rPr>
-          <w:rStyle w:val="14"/>
+          <w:rStyle w:val="15"/>
           <w:rFonts w:hint="default" w:cs="Times New Roman"/>
           <w:sz w:val="28"/>
           <w:szCs w:val="28"/>
@@ -2488,7 +2727,7 @@
       </w:r>
       <w:r>
         <w:rPr>
-          <w:rStyle w:val="14"/>
+          <w:rStyle w:val="15"/>
           <w:rFonts w:hint="default" w:ascii="Times New Roman" w:hAnsi="Times New Roman" w:cs="Times New Roman"/>
           <w:sz w:val="28"/>
           <w:szCs w:val="28"/>
@@ -2498,17 +2737,17 @@
       </w:r>
       <w:r>
         <w:rPr>
-          <w:rStyle w:val="14"/>
+          <w:rStyle w:val="15"/>
           <w:rFonts w:hint="default" w:cs="Times New Roman"/>
           <w:sz w:val="28"/>
           <w:szCs w:val="28"/>
           <w:lang w:val="en-US"/>
         </w:rPr>
-        <w:t>7</w:t>
-      </w:r>
-      <w:r>
-        <w:rPr>
-          <w:rStyle w:val="14"/>
+        <w:t>8</w:t>
+      </w:r>
+      <w:r>
+        <w:rPr>
+          <w:rStyle w:val="15"/>
           <w:rFonts w:hint="default" w:ascii="Times New Roman" w:hAnsi="Times New Roman" w:cs="Times New Roman"/>
           <w:sz w:val="28"/>
           <w:szCs w:val="28"/>
@@ -2518,17 +2757,17 @@
       </w:r>
       <w:r>
         <w:rPr>
-          <w:rStyle w:val="14"/>
+          <w:rStyle w:val="15"/>
           <w:rFonts w:hint="default" w:cs="Times New Roman"/>
           <w:sz w:val="28"/>
           <w:szCs w:val="28"/>
           <w:lang w:val="en-US"/>
         </w:rPr>
-        <w:t>Handle Delivery Exceptions...........................</w:t>
-      </w:r>
-      <w:r>
-        <w:rPr>
-          <w:rStyle w:val="14"/>
+        <w:t>Process order Modifications..........................</w:t>
+      </w:r>
+      <w:r>
+        <w:rPr>
+          <w:rStyle w:val="15"/>
           <w:rFonts w:hint="default" w:ascii="Times New Roman" w:hAnsi="Times New Roman" w:cs="Times New Roman"/>
           <w:sz w:val="32"/>
           <w:szCs w:val="32"/>
@@ -2538,7 +2777,7 @@
       </w:r>
       <w:r>
         <w:rPr>
-          <w:rStyle w:val="14"/>
+          <w:rStyle w:val="15"/>
           <w:rFonts w:hint="default" w:cs="Times New Roman"/>
           <w:sz w:val="32"/>
           <w:szCs w:val="32"/>
@@ -2563,7 +2802,7 @@
       </w:pPr>
       <w:r>
         <w:rPr>
-          <w:rStyle w:val="14"/>
+          <w:rStyle w:val="15"/>
           <w:rFonts w:hint="default" w:cs="Times New Roman"/>
           <w:sz w:val="28"/>
           <w:szCs w:val="28"/>
@@ -2573,7 +2812,7 @@
       </w:r>
       <w:r>
         <w:rPr>
-          <w:rStyle w:val="14"/>
+          <w:rStyle w:val="15"/>
           <w:rFonts w:hint="default" w:ascii="Times New Roman" w:hAnsi="Times New Roman" w:cs="Times New Roman"/>
           <w:sz w:val="28"/>
           <w:szCs w:val="28"/>
@@ -2583,17 +2822,17 @@
       </w:r>
       <w:r>
         <w:rPr>
-          <w:rStyle w:val="14"/>
+          <w:rStyle w:val="15"/>
           <w:rFonts w:hint="default" w:cs="Times New Roman"/>
           <w:sz w:val="28"/>
           <w:szCs w:val="28"/>
           <w:lang w:val="en-US"/>
         </w:rPr>
-        <w:t>8</w:t>
-      </w:r>
-      <w:r>
-        <w:rPr>
-          <w:rStyle w:val="14"/>
+        <w:t>9</w:t>
+      </w:r>
+      <w:r>
+        <w:rPr>
+          <w:rStyle w:val="15"/>
           <w:rFonts w:hint="default" w:ascii="Times New Roman" w:hAnsi="Times New Roman" w:cs="Times New Roman"/>
           <w:sz w:val="28"/>
           <w:szCs w:val="28"/>
@@ -2603,17 +2842,17 @@
       </w:r>
       <w:r>
         <w:rPr>
-          <w:rStyle w:val="14"/>
+          <w:rStyle w:val="15"/>
           <w:rFonts w:hint="default" w:cs="Times New Roman"/>
           <w:sz w:val="28"/>
           <w:szCs w:val="28"/>
           <w:lang w:val="en-US"/>
         </w:rPr>
-        <w:t>Process order Modifications..........................</w:t>
-      </w:r>
-      <w:r>
-        <w:rPr>
-          <w:rStyle w:val="14"/>
+        <w:t>Automated Invoice Generation.....................</w:t>
+      </w:r>
+      <w:r>
+        <w:rPr>
+          <w:rStyle w:val="15"/>
           <w:rFonts w:hint="default" w:ascii="Times New Roman" w:hAnsi="Times New Roman" w:cs="Times New Roman"/>
           <w:sz w:val="32"/>
           <w:szCs w:val="32"/>
@@ -2623,7 +2862,7 @@
       </w:r>
       <w:r>
         <w:rPr>
-          <w:rStyle w:val="14"/>
+          <w:rStyle w:val="15"/>
           <w:rFonts w:hint="default" w:cs="Times New Roman"/>
           <w:sz w:val="32"/>
           <w:szCs w:val="32"/>
@@ -2648,7 +2887,7 @@
       </w:pPr>
       <w:r>
         <w:rPr>
-          <w:rStyle w:val="14"/>
+          <w:rStyle w:val="15"/>
           <w:rFonts w:hint="default" w:cs="Times New Roman"/>
           <w:sz w:val="28"/>
           <w:szCs w:val="28"/>
@@ -2658,7 +2897,7 @@
       </w:r>
       <w:r>
         <w:rPr>
-          <w:rStyle w:val="14"/>
+          <w:rStyle w:val="15"/>
           <w:rFonts w:hint="default" w:ascii="Times New Roman" w:hAnsi="Times New Roman" w:cs="Times New Roman"/>
           <w:sz w:val="28"/>
           <w:szCs w:val="28"/>
@@ -2668,17 +2907,17 @@
       </w:r>
       <w:r>
         <w:rPr>
-          <w:rStyle w:val="14"/>
+          <w:rStyle w:val="15"/>
           <w:rFonts w:hint="default" w:cs="Times New Roman"/>
           <w:sz w:val="28"/>
           <w:szCs w:val="28"/>
           <w:lang w:val="en-US"/>
         </w:rPr>
-        <w:t>9</w:t>
-      </w:r>
-      <w:r>
-        <w:rPr>
-          <w:rStyle w:val="14"/>
+        <w:t>10</w:t>
+      </w:r>
+      <w:r>
+        <w:rPr>
+          <w:rStyle w:val="15"/>
           <w:rFonts w:hint="default" w:ascii="Times New Roman" w:hAnsi="Times New Roman" w:cs="Times New Roman"/>
           <w:sz w:val="28"/>
           <w:szCs w:val="28"/>
@@ -2688,17 +2927,17 @@
       </w:r>
       <w:r>
         <w:rPr>
-          <w:rStyle w:val="14"/>
+          <w:rStyle w:val="15"/>
           <w:rFonts w:hint="default" w:cs="Times New Roman"/>
           <w:sz w:val="28"/>
           <w:szCs w:val="28"/>
           <w:lang w:val="en-US"/>
         </w:rPr>
-        <w:t>Automated Invoice Generation.....................</w:t>
-      </w:r>
-      <w:r>
-        <w:rPr>
-          <w:rStyle w:val="14"/>
+        <w:t>Payment Reconciliation................................</w:t>
+      </w:r>
+      <w:r>
+        <w:rPr>
+          <w:rStyle w:val="15"/>
           <w:rFonts w:hint="default" w:ascii="Times New Roman" w:hAnsi="Times New Roman" w:cs="Times New Roman"/>
           <w:sz w:val="32"/>
           <w:szCs w:val="32"/>
@@ -2708,7 +2947,7 @@
       </w:r>
       <w:r>
         <w:rPr>
-          <w:rStyle w:val="14"/>
+          <w:rStyle w:val="15"/>
           <w:rFonts w:hint="default" w:cs="Times New Roman"/>
           <w:sz w:val="32"/>
           <w:szCs w:val="32"/>
@@ -2716,223 +2955,6 @@
         </w:rPr>
         <w:t>.....x</w:t>
       </w:r>
-    </w:p>
-    <w:p>
-      <w:pPr>
-        <w:bidi w:val="0"/>
-        <w:spacing w:line="360" w:lineRule="auto"/>
-        <w:ind w:left="400" w:leftChars="100" w:firstLine="0" w:firstLineChars="0"/>
-        <w:rPr>
-          <w:rFonts w:hint="default" w:ascii="Times New Roman" w:hAnsi="Times New Roman" w:cs="Times New Roman"/>
-          <w:b/>
-          <w:bCs/>
-          <w:sz w:val="25"/>
-          <w:szCs w:val="25"/>
-          <w:lang w:val="en-US"/>
-        </w:rPr>
-      </w:pPr>
-      <w:r>
-        <w:rPr>
-          <w:rStyle w:val="14"/>
-          <w:rFonts w:hint="default" w:cs="Times New Roman"/>
-          <w:sz w:val="28"/>
-          <w:szCs w:val="28"/>
-          <w:lang w:val="en-US"/>
-        </w:rPr>
-        <w:t>4</w:t>
-      </w:r>
-      <w:r>
-        <w:rPr>
-          <w:rStyle w:val="14"/>
-          <w:rFonts w:hint="default" w:ascii="Times New Roman" w:hAnsi="Times New Roman" w:cs="Times New Roman"/>
-          <w:sz w:val="28"/>
-          <w:szCs w:val="28"/>
-          <w:lang w:val="en-US"/>
-        </w:rPr>
-        <w:t>.</w:t>
-      </w:r>
-      <w:r>
-        <w:rPr>
-          <w:rStyle w:val="14"/>
-          <w:rFonts w:hint="default" w:cs="Times New Roman"/>
-          <w:sz w:val="28"/>
-          <w:szCs w:val="28"/>
-          <w:lang w:val="en-US"/>
-        </w:rPr>
-        <w:t>10</w:t>
-      </w:r>
-      <w:r>
-        <w:rPr>
-          <w:rStyle w:val="14"/>
-          <w:rFonts w:hint="default" w:ascii="Times New Roman" w:hAnsi="Times New Roman" w:cs="Times New Roman"/>
-          <w:sz w:val="28"/>
-          <w:szCs w:val="28"/>
-          <w:lang w:val="en-US"/>
-        </w:rPr>
-        <w:t xml:space="preserve">: </w:t>
-      </w:r>
-      <w:r>
-        <w:rPr>
-          <w:rStyle w:val="14"/>
-          <w:rFonts w:hint="default" w:cs="Times New Roman"/>
-          <w:sz w:val="28"/>
-          <w:szCs w:val="28"/>
-          <w:lang w:val="en-US"/>
-        </w:rPr>
-        <w:t>Payment Reconciliation...........</w:t>
-      </w:r>
-      <w:bookmarkStart w:id="0" w:name="_GoBack"/>
-      <w:bookmarkEnd w:id="0"/>
-      <w:r>
-        <w:rPr>
-          <w:rStyle w:val="14"/>
-          <w:rFonts w:hint="default" w:cs="Times New Roman"/>
-          <w:sz w:val="28"/>
-          <w:szCs w:val="28"/>
-          <w:lang w:val="en-US"/>
-        </w:rPr>
-        <w:t>.....................</w:t>
-      </w:r>
-      <w:r>
-        <w:rPr>
-          <w:rStyle w:val="14"/>
-          <w:rFonts w:hint="default" w:ascii="Times New Roman" w:hAnsi="Times New Roman" w:cs="Times New Roman"/>
-          <w:sz w:val="32"/>
-          <w:szCs w:val="32"/>
-          <w:lang w:val="en-US"/>
-        </w:rPr>
-        <w:t>……………</w:t>
-      </w:r>
-      <w:r>
-        <w:rPr>
-          <w:rStyle w:val="14"/>
-          <w:rFonts w:hint="default" w:cs="Times New Roman"/>
-          <w:sz w:val="32"/>
-          <w:szCs w:val="32"/>
-          <w:lang w:val="en-US"/>
-        </w:rPr>
-        <w:t>.....x</w:t>
-      </w:r>
-    </w:p>
-    <w:p>
-      <w:pPr>
-        <w:bidi w:val="0"/>
-        <w:spacing w:line="360" w:lineRule="auto"/>
-        <w:ind w:left="400" w:leftChars="100" w:firstLine="0" w:firstLineChars="0"/>
-        <w:rPr>
-          <w:rFonts w:hint="default" w:ascii="Times New Roman" w:hAnsi="Times New Roman" w:cs="Times New Roman"/>
-          <w:b/>
-          <w:bCs/>
-          <w:sz w:val="25"/>
-          <w:szCs w:val="25"/>
-          <w:lang w:val="en-US"/>
-        </w:rPr>
-      </w:pPr>
-    </w:p>
-    <w:p>
-      <w:pPr>
-        <w:bidi w:val="0"/>
-        <w:spacing w:line="360" w:lineRule="auto"/>
-        <w:ind w:left="400" w:leftChars="100" w:firstLine="0" w:firstLineChars="0"/>
-        <w:rPr>
-          <w:rFonts w:hint="default" w:ascii="Times New Roman" w:hAnsi="Times New Roman" w:cs="Times New Roman"/>
-          <w:b/>
-          <w:bCs/>
-          <w:sz w:val="25"/>
-          <w:szCs w:val="25"/>
-          <w:lang w:val="en-US"/>
-        </w:rPr>
-      </w:pPr>
-    </w:p>
-    <w:p>
-      <w:pPr>
-        <w:bidi w:val="0"/>
-        <w:spacing w:line="360" w:lineRule="auto"/>
-        <w:ind w:left="400" w:leftChars="100" w:firstLine="0" w:firstLineChars="0"/>
-        <w:rPr>
-          <w:rFonts w:hint="default" w:ascii="Times New Roman" w:hAnsi="Times New Roman" w:cs="Times New Roman"/>
-          <w:b/>
-          <w:bCs/>
-          <w:sz w:val="25"/>
-          <w:szCs w:val="25"/>
-          <w:lang w:val="en-US"/>
-        </w:rPr>
-      </w:pPr>
-    </w:p>
-    <w:p>
-      <w:pPr>
-        <w:bidi w:val="0"/>
-        <w:spacing w:line="360" w:lineRule="auto"/>
-        <w:ind w:left="400" w:leftChars="100" w:firstLine="0" w:firstLineChars="0"/>
-        <w:rPr>
-          <w:rFonts w:hint="default" w:ascii="Times New Roman" w:hAnsi="Times New Roman" w:cs="Times New Roman"/>
-          <w:b/>
-          <w:bCs/>
-          <w:sz w:val="25"/>
-          <w:szCs w:val="25"/>
-          <w:lang w:val="en-US"/>
-        </w:rPr>
-      </w:pPr>
-    </w:p>
-    <w:p>
-      <w:pPr>
-        <w:bidi w:val="0"/>
-        <w:spacing w:line="360" w:lineRule="auto"/>
-        <w:ind w:left="400" w:leftChars="100" w:firstLine="0" w:firstLineChars="0"/>
-        <w:rPr>
-          <w:rFonts w:hint="default" w:ascii="Times New Roman" w:hAnsi="Times New Roman" w:cs="Times New Roman"/>
-          <w:b/>
-          <w:bCs/>
-          <w:sz w:val="25"/>
-          <w:szCs w:val="25"/>
-          <w:lang w:val="en-US"/>
-        </w:rPr>
-      </w:pPr>
-    </w:p>
-    <w:p>
-      <w:pPr>
-        <w:bidi w:val="0"/>
-        <w:spacing w:line="360" w:lineRule="auto"/>
-        <w:ind w:left="400" w:leftChars="100" w:firstLine="0" w:firstLineChars="0"/>
-        <w:rPr>
-          <w:rFonts w:hint="default" w:ascii="Times New Roman" w:hAnsi="Times New Roman" w:cs="Times New Roman"/>
-          <w:b/>
-          <w:bCs/>
-          <w:sz w:val="25"/>
-          <w:szCs w:val="25"/>
-          <w:lang w:val="en-US"/>
-        </w:rPr>
-      </w:pPr>
-    </w:p>
-    <w:p>
-      <w:pPr>
-        <w:bidi w:val="0"/>
-        <w:spacing w:line="360" w:lineRule="auto"/>
-        <w:ind w:left="400" w:leftChars="100" w:firstLine="0" w:firstLineChars="0"/>
-        <w:rPr>
-          <w:rFonts w:hint="default" w:ascii="Times New Roman" w:hAnsi="Times New Roman" w:cs="Times New Roman"/>
-          <w:b/>
-          <w:bCs/>
-          <w:sz w:val="25"/>
-          <w:szCs w:val="25"/>
-          <w:lang w:val="en-US"/>
-        </w:rPr>
-      </w:pPr>
-    </w:p>
-    <w:p>
-      <w:pPr>
-        <w:bidi w:val="0"/>
-        <w:spacing w:line="360" w:lineRule="auto"/>
-        <w:ind w:left="400" w:leftChars="100" w:firstLine="0" w:firstLineChars="0"/>
-        <w:rPr>
-          <w:rFonts w:hint="default" w:ascii="Times New Roman" w:hAnsi="Times New Roman" w:cs="Times New Roman"/>
-          <w:b/>
-          <w:bCs/>
-          <w:sz w:val="25"/>
-          <w:szCs w:val="25"/>
-          <w:lang w:val="en-US"/>
-        </w:rPr>
-      </w:pPr>
     </w:p>
     <w:p>
       <w:pPr>
@@ -2962,7 +2984,7 @@
         <w:bidi w:val="0"/>
         <w:spacing w:line="240" w:lineRule="auto"/>
         <w:rPr>
-          <w:rStyle w:val="14"/>
+          <w:rStyle w:val="15"/>
           <w:rFonts w:hint="default" w:ascii="Times New Roman" w:hAnsi="Times New Roman" w:cs="Times New Roman"/>
           <w:b/>
           <w:bCs/>
@@ -7017,10 +7039,167 @@
     </w:p>
     <w:p>
       <w:pPr>
+        <w:numPr>
+          <w:numId w:val="0"/>
+        </w:numPr>
+        <w:jc w:val="both"/>
+        <w:rPr>
+          <w:rFonts w:hint="default" w:ascii="Times New Roman" w:hAnsi="Times New Roman" w:eastAsia="SimSun" w:cs="Times New Roman"/>
+          <w:sz w:val="24"/>
+          <w:szCs w:val="24"/>
+        </w:rPr>
+      </w:pPr>
+    </w:p>
+    <w:p>
+      <w:pPr>
+        <w:numPr>
+          <w:numId w:val="0"/>
+        </w:numPr>
+        <w:jc w:val="both"/>
+        <w:rPr>
+          <w:rFonts w:hint="default" w:ascii="Times New Roman" w:hAnsi="Times New Roman" w:eastAsia="SimSun" w:cs="Times New Roman"/>
+          <w:sz w:val="24"/>
+          <w:szCs w:val="24"/>
+        </w:rPr>
+      </w:pPr>
+    </w:p>
+    <w:p>
+      <w:pPr>
+        <w:numPr>
+          <w:numId w:val="0"/>
+        </w:numPr>
+        <w:jc w:val="both"/>
+        <w:rPr>
+          <w:rFonts w:hint="default" w:ascii="Times New Roman" w:hAnsi="Times New Roman" w:eastAsia="SimSun" w:cs="Times New Roman"/>
+          <w:sz w:val="24"/>
+          <w:szCs w:val="24"/>
+        </w:rPr>
+      </w:pPr>
+    </w:p>
+    <w:p>
+      <w:pPr>
+        <w:numPr>
+          <w:numId w:val="0"/>
+        </w:numPr>
+        <w:jc w:val="both"/>
+        <w:rPr>
+          <w:rFonts w:hint="default" w:ascii="Times New Roman" w:hAnsi="Times New Roman" w:eastAsia="SimSun" w:cs="Times New Roman"/>
+          <w:sz w:val="24"/>
+          <w:szCs w:val="24"/>
+        </w:rPr>
+      </w:pPr>
+    </w:p>
+    <w:p>
+      <w:pPr>
+        <w:numPr>
+          <w:numId w:val="0"/>
+        </w:numPr>
+        <w:jc w:val="both"/>
+        <w:rPr>
+          <w:rFonts w:hint="default" w:ascii="Times New Roman" w:hAnsi="Times New Roman" w:eastAsia="SimSun" w:cs="Times New Roman"/>
+          <w:sz w:val="24"/>
+          <w:szCs w:val="24"/>
+        </w:rPr>
+      </w:pPr>
+    </w:p>
+    <w:p>
+      <w:pPr>
+        <w:numPr>
+          <w:numId w:val="0"/>
+        </w:numPr>
+        <w:jc w:val="both"/>
+        <w:rPr>
+          <w:rFonts w:hint="default" w:ascii="Times New Roman" w:hAnsi="Times New Roman" w:eastAsia="SimSun" w:cs="Times New Roman"/>
+          <w:sz w:val="24"/>
+          <w:szCs w:val="24"/>
+        </w:rPr>
+      </w:pPr>
+    </w:p>
+    <w:p>
+      <w:pPr>
+        <w:numPr>
+          <w:numId w:val="0"/>
+        </w:numPr>
+        <w:jc w:val="both"/>
+        <w:rPr>
+          <w:rFonts w:hint="default" w:ascii="Times New Roman" w:hAnsi="Times New Roman" w:eastAsia="SimSun" w:cs="Times New Roman"/>
+          <w:sz w:val="24"/>
+          <w:szCs w:val="24"/>
+        </w:rPr>
+      </w:pPr>
+    </w:p>
+    <w:p>
+      <w:pPr>
+        <w:numPr>
+          <w:numId w:val="0"/>
+        </w:numPr>
+        <w:jc w:val="both"/>
+        <w:rPr>
+          <w:rFonts w:hint="default" w:ascii="Times New Roman" w:hAnsi="Times New Roman" w:eastAsia="SimSun" w:cs="Times New Roman"/>
+          <w:sz w:val="24"/>
+          <w:szCs w:val="24"/>
+        </w:rPr>
+      </w:pPr>
+    </w:p>
+    <w:p>
+      <w:pPr>
+        <w:numPr>
+          <w:numId w:val="0"/>
+        </w:numPr>
+        <w:jc w:val="both"/>
+        <w:rPr>
+          <w:rFonts w:hint="default" w:ascii="Times New Roman" w:hAnsi="Times New Roman" w:eastAsia="SimSun" w:cs="Times New Roman"/>
+          <w:sz w:val="24"/>
+          <w:szCs w:val="24"/>
+        </w:rPr>
+      </w:pPr>
+    </w:p>
+    <w:p>
+      <w:pPr>
+        <w:numPr>
+          <w:numId w:val="0"/>
+        </w:numPr>
+        <w:jc w:val="both"/>
+        <w:rPr>
+          <w:rFonts w:hint="default" w:ascii="Times New Roman" w:hAnsi="Times New Roman" w:eastAsia="SimSun" w:cs="Times New Roman"/>
+          <w:sz w:val="24"/>
+          <w:szCs w:val="24"/>
+        </w:rPr>
+      </w:pPr>
+    </w:p>
+    <w:p>
+      <w:pPr>
+        <w:numPr>
+          <w:numId w:val="0"/>
+        </w:numPr>
+        <w:jc w:val="both"/>
+        <w:rPr>
+          <w:rFonts w:hint="default" w:ascii="Times New Roman" w:hAnsi="Times New Roman" w:eastAsia="SimSun" w:cs="Times New Roman"/>
+          <w:sz w:val="24"/>
+          <w:szCs w:val="24"/>
+        </w:rPr>
+      </w:pPr>
+    </w:p>
+    <w:p>
+      <w:pPr>
+        <w:numPr>
+          <w:numId w:val="0"/>
+        </w:numPr>
+        <w:jc w:val="both"/>
+        <w:rPr>
+          <w:rFonts w:hint="default" w:ascii="Times New Roman" w:hAnsi="Times New Roman" w:eastAsia="SimSun" w:cs="Times New Roman"/>
+          <w:sz w:val="24"/>
+          <w:szCs w:val="24"/>
+          <w:lang w:val="en-US"/>
+        </w:rPr>
+      </w:pPr>
+    </w:p>
+    <w:p>
+      <w:pPr>
         <w:pStyle w:val="2"/>
         <w:bidi w:val="0"/>
         <w:rPr>
-          <w:rFonts w:hint="default" w:ascii="Times New Roman" w:hAnsi="Times New Roman" w:cs="Times New Roman"/>
+          <w:rFonts w:hint="default" w:cs="Times New Roman"/>
           <w:lang w:val="en-US"/>
         </w:rPr>
       </w:pPr>
@@ -7052,6 +7231,7259 @@
         </w:rPr>
         <w:t>Functional Requirements and Task Descriptions</w:t>
       </w:r>
+    </w:p>
+    <w:p>
+      <w:pPr>
+        <w:pStyle w:val="3"/>
+        <w:bidi w:val="0"/>
+        <w:spacing w:line="240" w:lineRule="auto"/>
+        <w:ind w:left="400" w:leftChars="100" w:firstLine="0" w:firstLineChars="0"/>
+        <w:rPr>
+          <w:rFonts w:hint="default" w:cs="Times New Roman"/>
+          <w:lang w:val="en-US"/>
+        </w:rPr>
+      </w:pPr>
+      <w:r>
+        <w:rPr>
+          <w:rFonts w:hint="default" w:cs="Times New Roman"/>
+          <w:lang w:val="en-US"/>
+        </w:rPr>
+        <w:t>4</w:t>
+      </w:r>
+      <w:r>
+        <w:rPr>
+          <w:rFonts w:hint="default" w:ascii="Times New Roman" w:hAnsi="Times New Roman" w:cs="Times New Roman"/>
+          <w:lang w:val="en-US"/>
+        </w:rPr>
+        <w:t>.</w:t>
+      </w:r>
+      <w:r>
+        <w:rPr>
+          <w:rFonts w:hint="default" w:cs="Times New Roman"/>
+          <w:lang w:val="en-US"/>
+        </w:rPr>
+        <w:t>1</w:t>
+      </w:r>
+      <w:r>
+        <w:rPr>
+          <w:rFonts w:hint="default" w:ascii="Times New Roman" w:hAnsi="Times New Roman" w:cs="Times New Roman"/>
+          <w:lang w:val="en-US"/>
+        </w:rPr>
+        <w:t xml:space="preserve"> </w:t>
+      </w:r>
+      <w:r>
+        <w:rPr>
+          <w:rFonts w:hint="default" w:cs="Times New Roman"/>
+          <w:lang w:val="en-US"/>
+        </w:rPr>
+        <w:t>User and Access Management</w:t>
+      </w:r>
+    </w:p>
+    <w:tbl>
+      <w:tblPr>
+        <w:tblStyle w:val="11"/>
+        <w:tblW w:w="9192" w:type="dxa"/>
+        <w:tblInd w:w="-407" w:type="dxa"/>
+        <w:tblBorders>
+          <w:top w:val="single" w:color="auto" w:sz="4" w:space="0"/>
+          <w:left w:val="single" w:color="auto" w:sz="4" w:space="0"/>
+          <w:bottom w:val="single" w:color="auto" w:sz="4" w:space="0"/>
+          <w:right w:val="single" w:color="auto" w:sz="4" w:space="0"/>
+          <w:insideH w:val="single" w:color="auto" w:sz="4" w:space="0"/>
+          <w:insideV w:val="single" w:color="auto" w:sz="4" w:space="0"/>
+        </w:tblBorders>
+        <w:tblLayout w:type="autofit"/>
+        <w:tblCellMar>
+          <w:top w:w="0" w:type="dxa"/>
+          <w:left w:w="108" w:type="dxa"/>
+          <w:bottom w:w="0" w:type="dxa"/>
+          <w:right w:w="108" w:type="dxa"/>
+        </w:tblCellMar>
+      </w:tblPr>
+      <w:tblGrid>
+        <w:gridCol w:w="1980"/>
+        <w:gridCol w:w="7212"/>
+      </w:tblGrid>
+      <w:tr>
+        <w:tblPrEx>
+          <w:tblBorders>
+            <w:top w:val="single" w:color="auto" w:sz="4" w:space="0"/>
+            <w:left w:val="single" w:color="auto" w:sz="4" w:space="0"/>
+            <w:bottom w:val="single" w:color="auto" w:sz="4" w:space="0"/>
+            <w:right w:val="single" w:color="auto" w:sz="4" w:space="0"/>
+            <w:insideH w:val="single" w:color="auto" w:sz="4" w:space="0"/>
+            <w:insideV w:val="single" w:color="auto" w:sz="4" w:space="0"/>
+          </w:tblBorders>
+          <w:tblCellMar>
+            <w:top w:w="0" w:type="dxa"/>
+            <w:left w:w="108" w:type="dxa"/>
+            <w:bottom w:w="0" w:type="dxa"/>
+            <w:right w:w="108" w:type="dxa"/>
+          </w:tblCellMar>
+        </w:tblPrEx>
+        <w:trPr>
+          <w:trHeight w:val="585" w:hRule="atLeast"/>
+        </w:trPr>
+        <w:tc>
+          <w:tcPr>
+            <w:tcW w:w="9192" w:type="dxa"/>
+            <w:gridSpan w:val="2"/>
+            <w:shd w:val="clear" w:color="auto" w:fill="FBE6D6" w:themeFill="accent2" w:themeFillTint="32"/>
+            <w:vAlign w:val="center"/>
+          </w:tcPr>
+          <w:p>
+            <w:pPr>
+              <w:jc w:val="center"/>
+              <w:rPr>
+                <w:rFonts w:hint="default" w:ascii="Times New Roman" w:hAnsi="Times New Roman" w:cs="Times New Roman"/>
+                <w:vertAlign w:val="baseline"/>
+                <w:lang w:val="en-US"/>
+              </w:rPr>
+            </w:pPr>
+            <w:r>
+              <w:rPr>
+                <w:rFonts w:hint="default" w:ascii="Times New Roman" w:hAnsi="Times New Roman" w:cs="Times New Roman"/>
+                <w:sz w:val="32"/>
+                <w:szCs w:val="32"/>
+                <w:vertAlign w:val="baseline"/>
+                <w:lang w:val="en-US"/>
+              </w:rPr>
+              <w:t>Task: User and Access Management</w:t>
+            </w:r>
+          </w:p>
+        </w:tc>
+      </w:tr>
+      <w:tr>
+        <w:tblPrEx>
+          <w:tblBorders>
+            <w:top w:val="single" w:color="auto" w:sz="4" w:space="0"/>
+            <w:left w:val="single" w:color="auto" w:sz="4" w:space="0"/>
+            <w:bottom w:val="single" w:color="auto" w:sz="4" w:space="0"/>
+            <w:right w:val="single" w:color="auto" w:sz="4" w:space="0"/>
+            <w:insideH w:val="single" w:color="auto" w:sz="4" w:space="0"/>
+            <w:insideV w:val="single" w:color="auto" w:sz="4" w:space="0"/>
+          </w:tblBorders>
+          <w:tblCellMar>
+            <w:top w:w="0" w:type="dxa"/>
+            <w:left w:w="108" w:type="dxa"/>
+            <w:bottom w:w="0" w:type="dxa"/>
+            <w:right w:w="108" w:type="dxa"/>
+          </w:tblCellMar>
+        </w:tblPrEx>
+        <w:trPr>
+          <w:trHeight w:val="427" w:hRule="atLeast"/>
+        </w:trPr>
+        <w:tc>
+          <w:tcPr>
+            <w:tcW w:w="1980" w:type="dxa"/>
+            <w:shd w:val="clear" w:color="auto" w:fill="FEF2CB" w:themeFill="accent3" w:themeFillTint="32"/>
+            <w:vAlign w:val="center"/>
+          </w:tcPr>
+          <w:p>
+            <w:pPr>
+              <w:jc w:val="center"/>
+              <w:rPr>
+                <w:rFonts w:hint="default" w:ascii="Times New Roman" w:hAnsi="Times New Roman" w:cs="Times New Roman"/>
+                <w:sz w:val="28"/>
+                <w:szCs w:val="28"/>
+                <w:vertAlign w:val="baseline"/>
+                <w:lang w:val="en-US"/>
+              </w:rPr>
+            </w:pPr>
+            <w:r>
+              <w:rPr>
+                <w:rFonts w:hint="default" w:ascii="Times New Roman" w:hAnsi="Times New Roman" w:cs="Times New Roman"/>
+                <w:sz w:val="28"/>
+                <w:szCs w:val="28"/>
+                <w:vertAlign w:val="baseline"/>
+                <w:lang w:val="en-US"/>
+              </w:rPr>
+              <w:t>Attribute</w:t>
+            </w:r>
+          </w:p>
+        </w:tc>
+        <w:tc>
+          <w:tcPr>
+            <w:tcW w:w="7212" w:type="dxa"/>
+            <w:shd w:val="clear" w:color="auto" w:fill="D4F4F1" w:themeFill="accent5" w:themeFillTint="32"/>
+            <w:vAlign w:val="center"/>
+          </w:tcPr>
+          <w:p>
+            <w:pPr>
+              <w:jc w:val="center"/>
+              <w:rPr>
+                <w:rFonts w:hint="default" w:ascii="Times New Roman" w:hAnsi="Times New Roman" w:cs="Times New Roman"/>
+                <w:sz w:val="28"/>
+                <w:szCs w:val="28"/>
+                <w:vertAlign w:val="baseline"/>
+                <w:lang w:val="en-US"/>
+              </w:rPr>
+            </w:pPr>
+            <w:r>
+              <w:rPr>
+                <w:rFonts w:hint="default" w:ascii="Times New Roman" w:hAnsi="Times New Roman" w:cs="Times New Roman"/>
+                <w:sz w:val="28"/>
+                <w:szCs w:val="28"/>
+                <w:vertAlign w:val="baseline"/>
+                <w:lang w:val="en-US"/>
+              </w:rPr>
+              <w:t>Description</w:t>
+            </w:r>
+          </w:p>
+        </w:tc>
+      </w:tr>
+      <w:tr>
+        <w:tblPrEx>
+          <w:tblBorders>
+            <w:top w:val="single" w:color="auto" w:sz="4" w:space="0"/>
+            <w:left w:val="single" w:color="auto" w:sz="4" w:space="0"/>
+            <w:bottom w:val="single" w:color="auto" w:sz="4" w:space="0"/>
+            <w:right w:val="single" w:color="auto" w:sz="4" w:space="0"/>
+            <w:insideH w:val="single" w:color="auto" w:sz="4" w:space="0"/>
+            <w:insideV w:val="single" w:color="auto" w:sz="4" w:space="0"/>
+          </w:tblBorders>
+          <w:tblCellMar>
+            <w:top w:w="0" w:type="dxa"/>
+            <w:left w:w="108" w:type="dxa"/>
+            <w:bottom w:w="0" w:type="dxa"/>
+            <w:right w:w="108" w:type="dxa"/>
+          </w:tblCellMar>
+        </w:tblPrEx>
+        <w:trPr>
+          <w:trHeight w:val="1189" w:hRule="atLeast"/>
+        </w:trPr>
+        <w:tc>
+          <w:tcPr>
+            <w:tcW w:w="1980" w:type="dxa"/>
+            <w:vAlign w:val="center"/>
+          </w:tcPr>
+          <w:p>
+            <w:pPr>
+              <w:jc w:val="left"/>
+              <w:rPr>
+                <w:rFonts w:hint="default" w:ascii="Times New Roman" w:hAnsi="Times New Roman" w:cs="Times New Roman"/>
+                <w:sz w:val="24"/>
+                <w:szCs w:val="24"/>
+                <w:vertAlign w:val="baseline"/>
+                <w:lang w:val="en-US"/>
+              </w:rPr>
+            </w:pPr>
+            <w:r>
+              <w:rPr>
+                <w:rFonts w:hint="default" w:ascii="Times New Roman" w:hAnsi="Times New Roman" w:cs="Times New Roman"/>
+                <w:sz w:val="24"/>
+                <w:szCs w:val="24"/>
+                <w:vertAlign w:val="baseline"/>
+                <w:lang w:val="en-US"/>
+              </w:rPr>
+              <w:t>Purposes</w:t>
+            </w:r>
+          </w:p>
+        </w:tc>
+        <w:tc>
+          <w:tcPr>
+            <w:tcW w:w="7212" w:type="dxa"/>
+            <w:vAlign w:val="center"/>
+          </w:tcPr>
+          <w:p>
+            <w:pPr>
+              <w:numPr>
+                <w:ilvl w:val="0"/>
+                <w:numId w:val="6"/>
+              </w:numPr>
+              <w:ind w:left="420" w:leftChars="0" w:hanging="420" w:firstLineChars="0"/>
+              <w:jc w:val="both"/>
+              <w:rPr>
+                <w:rFonts w:hint="default" w:ascii="Times New Roman" w:hAnsi="Times New Roman" w:cs="Times New Roman"/>
+                <w:sz w:val="24"/>
+                <w:szCs w:val="24"/>
+                <w:vertAlign w:val="baseline"/>
+                <w:lang w:val="en-US"/>
+              </w:rPr>
+            </w:pPr>
+            <w:r>
+              <w:rPr>
+                <w:rFonts w:hint="default" w:ascii="Times New Roman" w:hAnsi="Times New Roman" w:cs="Times New Roman"/>
+                <w:sz w:val="24"/>
+                <w:szCs w:val="24"/>
+                <w:vertAlign w:val="baseline"/>
+                <w:lang w:val="en-US"/>
+              </w:rPr>
+              <w:t>Manage employee accounts: create, read, update, or deactivate user profiles.</w:t>
+            </w:r>
+          </w:p>
+          <w:p>
+            <w:pPr>
+              <w:numPr>
+                <w:ilvl w:val="0"/>
+                <w:numId w:val="6"/>
+              </w:numPr>
+              <w:ind w:left="420" w:leftChars="0" w:hanging="420" w:firstLineChars="0"/>
+              <w:jc w:val="both"/>
+              <w:rPr>
+                <w:rFonts w:hint="default" w:ascii="Times New Roman" w:hAnsi="Times New Roman" w:cs="Times New Roman"/>
+                <w:vertAlign w:val="baseline"/>
+                <w:lang w:val="en-US"/>
+              </w:rPr>
+            </w:pPr>
+            <w:r>
+              <w:rPr>
+                <w:rFonts w:hint="default" w:ascii="Times New Roman" w:hAnsi="Times New Roman" w:cs="Times New Roman"/>
+                <w:sz w:val="24"/>
+                <w:szCs w:val="24"/>
+                <w:vertAlign w:val="baseline"/>
+                <w:lang w:val="en-US"/>
+              </w:rPr>
+              <w:t>Enfore security boundaries: establish role-based access control and manage permission settings</w:t>
+            </w:r>
+          </w:p>
+        </w:tc>
+      </w:tr>
+      <w:tr>
+        <w:tblPrEx>
+          <w:tblBorders>
+            <w:top w:val="single" w:color="auto" w:sz="4" w:space="0"/>
+            <w:left w:val="single" w:color="auto" w:sz="4" w:space="0"/>
+            <w:bottom w:val="single" w:color="auto" w:sz="4" w:space="0"/>
+            <w:right w:val="single" w:color="auto" w:sz="4" w:space="0"/>
+            <w:insideH w:val="single" w:color="auto" w:sz="4" w:space="0"/>
+            <w:insideV w:val="single" w:color="auto" w:sz="4" w:space="0"/>
+          </w:tblBorders>
+          <w:tblCellMar>
+            <w:top w:w="0" w:type="dxa"/>
+            <w:left w:w="108" w:type="dxa"/>
+            <w:bottom w:w="0" w:type="dxa"/>
+            <w:right w:w="108" w:type="dxa"/>
+          </w:tblCellMar>
+        </w:tblPrEx>
+        <w:trPr>
+          <w:trHeight w:val="877" w:hRule="atLeast"/>
+        </w:trPr>
+        <w:tc>
+          <w:tcPr>
+            <w:tcW w:w="1980" w:type="dxa"/>
+            <w:vAlign w:val="center"/>
+          </w:tcPr>
+          <w:p>
+            <w:pPr>
+              <w:jc w:val="left"/>
+              <w:rPr>
+                <w:rFonts w:hint="default" w:ascii="Times New Roman" w:hAnsi="Times New Roman" w:cs="Times New Roman"/>
+                <w:vertAlign w:val="baseline"/>
+                <w:lang w:val="en-US"/>
+              </w:rPr>
+            </w:pPr>
+            <w:r>
+              <w:rPr>
+                <w:rFonts w:hint="default" w:ascii="Times New Roman" w:hAnsi="Times New Roman" w:cs="Times New Roman"/>
+                <w:sz w:val="24"/>
+                <w:szCs w:val="24"/>
+                <w:vertAlign w:val="baseline"/>
+                <w:lang w:val="en-US"/>
+              </w:rPr>
+              <w:t>Trigger/ Precondition</w:t>
+            </w:r>
+          </w:p>
+        </w:tc>
+        <w:tc>
+          <w:tcPr>
+            <w:tcW w:w="7212" w:type="dxa"/>
+            <w:vAlign w:val="center"/>
+          </w:tcPr>
+          <w:p>
+            <w:pPr>
+              <w:numPr>
+                <w:ilvl w:val="0"/>
+                <w:numId w:val="6"/>
+              </w:numPr>
+              <w:ind w:left="420" w:leftChars="0" w:hanging="420" w:firstLineChars="0"/>
+              <w:jc w:val="both"/>
+              <w:rPr>
+                <w:rFonts w:hint="default" w:ascii="Times New Roman" w:hAnsi="Times New Roman" w:cs="Times New Roman"/>
+                <w:vertAlign w:val="baseline"/>
+              </w:rPr>
+            </w:pPr>
+            <w:r>
+              <w:rPr>
+                <w:rFonts w:hint="default" w:ascii="Times New Roman" w:hAnsi="Times New Roman" w:cs="Times New Roman"/>
+                <w:sz w:val="24"/>
+                <w:szCs w:val="24"/>
+                <w:vertAlign w:val="baseline"/>
+                <w:lang w:val="en-US"/>
+              </w:rPr>
+              <w:t>A new employee joins ABC-Trans, an existing staff member changes corporate roles, or a security policy updates.</w:t>
+            </w:r>
+          </w:p>
+        </w:tc>
+      </w:tr>
+      <w:tr>
+        <w:tblPrEx>
+          <w:tblBorders>
+            <w:top w:val="single" w:color="auto" w:sz="4" w:space="0"/>
+            <w:left w:val="single" w:color="auto" w:sz="4" w:space="0"/>
+            <w:bottom w:val="single" w:color="auto" w:sz="4" w:space="0"/>
+            <w:right w:val="single" w:color="auto" w:sz="4" w:space="0"/>
+            <w:insideH w:val="single" w:color="auto" w:sz="4" w:space="0"/>
+            <w:insideV w:val="single" w:color="auto" w:sz="4" w:space="0"/>
+          </w:tblBorders>
+          <w:tblCellMar>
+            <w:top w:w="0" w:type="dxa"/>
+            <w:left w:w="108" w:type="dxa"/>
+            <w:bottom w:w="0" w:type="dxa"/>
+            <w:right w:w="108" w:type="dxa"/>
+          </w:tblCellMar>
+        </w:tblPrEx>
+        <w:trPr>
+          <w:trHeight w:val="709" w:hRule="atLeast"/>
+        </w:trPr>
+        <w:tc>
+          <w:tcPr>
+            <w:tcW w:w="1980" w:type="dxa"/>
+            <w:vAlign w:val="center"/>
+          </w:tcPr>
+          <w:p>
+            <w:pPr>
+              <w:jc w:val="left"/>
+              <w:rPr>
+                <w:rFonts w:hint="default" w:ascii="Times New Roman" w:hAnsi="Times New Roman" w:cs="Times New Roman"/>
+                <w:sz w:val="24"/>
+                <w:szCs w:val="24"/>
+                <w:vertAlign w:val="baseline"/>
+                <w:lang w:val="en-US"/>
+              </w:rPr>
+            </w:pPr>
+            <w:r>
+              <w:rPr>
+                <w:rFonts w:hint="default" w:ascii="Times New Roman" w:hAnsi="Times New Roman" w:cs="Times New Roman"/>
+                <w:sz w:val="24"/>
+                <w:szCs w:val="24"/>
+                <w:vertAlign w:val="baseline"/>
+                <w:lang w:val="en-US"/>
+              </w:rPr>
+              <w:t>Frequency</w:t>
+            </w:r>
+          </w:p>
+        </w:tc>
+        <w:tc>
+          <w:tcPr>
+            <w:tcW w:w="7212" w:type="dxa"/>
+            <w:vAlign w:val="center"/>
+          </w:tcPr>
+          <w:p>
+            <w:pPr>
+              <w:numPr>
+                <w:ilvl w:val="0"/>
+                <w:numId w:val="7"/>
+              </w:numPr>
+              <w:ind w:left="420" w:leftChars="0" w:hanging="420" w:firstLineChars="0"/>
+              <w:jc w:val="both"/>
+              <w:rPr>
+                <w:rFonts w:hint="default" w:ascii="Times New Roman" w:hAnsi="Times New Roman" w:cs="Times New Roman"/>
+                <w:sz w:val="24"/>
+                <w:szCs w:val="24"/>
+                <w:vertAlign w:val="baseline"/>
+              </w:rPr>
+            </w:pPr>
+            <w:r>
+              <w:rPr>
+                <w:rFonts w:hint="default" w:ascii="Times New Roman" w:hAnsi="Times New Roman" w:eastAsia="SimSun" w:cs="Times New Roman"/>
+                <w:sz w:val="24"/>
+                <w:szCs w:val="24"/>
+              </w:rPr>
+              <w:t>Low to variable, depending on corporate hiring cycles, internal role reassignments, and administrative updates.</w:t>
+            </w:r>
+          </w:p>
+        </w:tc>
+      </w:tr>
+      <w:tr>
+        <w:tblPrEx>
+          <w:tblBorders>
+            <w:top w:val="single" w:color="auto" w:sz="4" w:space="0"/>
+            <w:left w:val="single" w:color="auto" w:sz="4" w:space="0"/>
+            <w:bottom w:val="single" w:color="auto" w:sz="4" w:space="0"/>
+            <w:right w:val="single" w:color="auto" w:sz="4" w:space="0"/>
+            <w:insideH w:val="single" w:color="auto" w:sz="4" w:space="0"/>
+            <w:insideV w:val="single" w:color="auto" w:sz="4" w:space="0"/>
+          </w:tblBorders>
+          <w:tblCellMar>
+            <w:top w:w="0" w:type="dxa"/>
+            <w:left w:w="108" w:type="dxa"/>
+            <w:bottom w:w="0" w:type="dxa"/>
+            <w:right w:w="108" w:type="dxa"/>
+          </w:tblCellMar>
+        </w:tblPrEx>
+        <w:trPr>
+          <w:trHeight w:val="841" w:hRule="atLeast"/>
+        </w:trPr>
+        <w:tc>
+          <w:tcPr>
+            <w:tcW w:w="1980" w:type="dxa"/>
+            <w:vAlign w:val="center"/>
+          </w:tcPr>
+          <w:p>
+            <w:pPr>
+              <w:jc w:val="left"/>
+              <w:rPr>
+                <w:rFonts w:hint="default" w:ascii="Times New Roman" w:hAnsi="Times New Roman" w:cs="Times New Roman"/>
+                <w:sz w:val="24"/>
+                <w:szCs w:val="24"/>
+                <w:vertAlign w:val="baseline"/>
+                <w:lang w:val="en-US"/>
+              </w:rPr>
+            </w:pPr>
+            <w:r>
+              <w:rPr>
+                <w:rFonts w:hint="default" w:ascii="Times New Roman" w:hAnsi="Times New Roman" w:cs="Times New Roman"/>
+                <w:sz w:val="24"/>
+                <w:szCs w:val="24"/>
+                <w:vertAlign w:val="baseline"/>
+                <w:lang w:val="en-US"/>
+              </w:rPr>
+              <w:t>Critical</w:t>
+            </w:r>
+          </w:p>
+        </w:tc>
+        <w:tc>
+          <w:tcPr>
+            <w:tcW w:w="7212" w:type="dxa"/>
+            <w:vAlign w:val="center"/>
+          </w:tcPr>
+          <w:p>
+            <w:pPr>
+              <w:numPr>
+                <w:ilvl w:val="0"/>
+                <w:numId w:val="7"/>
+              </w:numPr>
+              <w:ind w:left="420" w:leftChars="0" w:hanging="420" w:firstLineChars="0"/>
+              <w:jc w:val="both"/>
+              <w:rPr>
+                <w:rFonts w:hint="default" w:ascii="Times New Roman" w:hAnsi="Times New Roman" w:cs="Times New Roman"/>
+                <w:sz w:val="24"/>
+                <w:szCs w:val="24"/>
+                <w:vertAlign w:val="baseline"/>
+              </w:rPr>
+            </w:pPr>
+            <w:r>
+              <w:rPr>
+                <w:rFonts w:hint="default" w:ascii="Times New Roman" w:hAnsi="Times New Roman" w:eastAsia="SimSun" w:cs="Times New Roman"/>
+                <w:sz w:val="24"/>
+                <w:szCs w:val="24"/>
+              </w:rPr>
+              <w:t>Securely manage system access and safeguard confidential corporate logistics data from unauthorized personnel</w:t>
+            </w:r>
+          </w:p>
+        </w:tc>
+      </w:tr>
+      <w:tr>
+        <w:tblPrEx>
+          <w:tblBorders>
+            <w:top w:val="single" w:color="auto" w:sz="4" w:space="0"/>
+            <w:left w:val="single" w:color="auto" w:sz="4" w:space="0"/>
+            <w:bottom w:val="single" w:color="auto" w:sz="4" w:space="0"/>
+            <w:right w:val="single" w:color="auto" w:sz="4" w:space="0"/>
+            <w:insideH w:val="single" w:color="auto" w:sz="4" w:space="0"/>
+            <w:insideV w:val="single" w:color="auto" w:sz="4" w:space="0"/>
+          </w:tblBorders>
+          <w:tblCellMar>
+            <w:top w:w="0" w:type="dxa"/>
+            <w:left w:w="108" w:type="dxa"/>
+            <w:bottom w:w="0" w:type="dxa"/>
+            <w:right w:w="108" w:type="dxa"/>
+          </w:tblCellMar>
+        </w:tblPrEx>
+        <w:trPr>
+          <w:trHeight w:val="625" w:hRule="atLeast"/>
+        </w:trPr>
+        <w:tc>
+          <w:tcPr>
+            <w:tcW w:w="1980" w:type="dxa"/>
+            <w:vAlign w:val="center"/>
+          </w:tcPr>
+          <w:p>
+            <w:pPr>
+              <w:jc w:val="left"/>
+              <w:rPr>
+                <w:rFonts w:hint="default" w:ascii="Times New Roman" w:hAnsi="Times New Roman" w:cs="Times New Roman"/>
+                <w:sz w:val="24"/>
+                <w:szCs w:val="24"/>
+                <w:vertAlign w:val="baseline"/>
+                <w:lang w:val="en-US"/>
+              </w:rPr>
+            </w:pPr>
+            <w:r>
+              <w:rPr>
+                <w:rFonts w:hint="default" w:ascii="Times New Roman" w:hAnsi="Times New Roman" w:cs="Times New Roman"/>
+                <w:sz w:val="24"/>
+                <w:szCs w:val="24"/>
+                <w:vertAlign w:val="baseline"/>
+                <w:lang w:val="en-US"/>
+              </w:rPr>
+              <w:t>Work Area</w:t>
+            </w:r>
+          </w:p>
+        </w:tc>
+        <w:tc>
+          <w:tcPr>
+            <w:tcW w:w="7212" w:type="dxa"/>
+            <w:vAlign w:val="center"/>
+          </w:tcPr>
+          <w:p>
+            <w:pPr>
+              <w:numPr>
+                <w:ilvl w:val="0"/>
+                <w:numId w:val="8"/>
+              </w:numPr>
+              <w:ind w:left="420" w:leftChars="0" w:hanging="420" w:firstLineChars="0"/>
+              <w:jc w:val="both"/>
+              <w:rPr>
+                <w:rFonts w:hint="default" w:ascii="Times New Roman" w:hAnsi="Times New Roman" w:cs="Times New Roman"/>
+                <w:sz w:val="24"/>
+                <w:szCs w:val="24"/>
+                <w:vertAlign w:val="baseline"/>
+              </w:rPr>
+            </w:pPr>
+            <w:r>
+              <w:rPr>
+                <w:rFonts w:hint="default" w:ascii="Times New Roman" w:hAnsi="Times New Roman" w:eastAsia="SimSun" w:cs="Times New Roman"/>
+                <w:sz w:val="24"/>
+                <w:szCs w:val="24"/>
+              </w:rPr>
+              <w:t>Administrative Dashboard</w:t>
+            </w:r>
+          </w:p>
+        </w:tc>
+      </w:tr>
+      <w:tr>
+        <w:tblPrEx>
+          <w:tblBorders>
+            <w:top w:val="single" w:color="auto" w:sz="4" w:space="0"/>
+            <w:left w:val="single" w:color="auto" w:sz="4" w:space="0"/>
+            <w:bottom w:val="single" w:color="auto" w:sz="4" w:space="0"/>
+            <w:right w:val="single" w:color="auto" w:sz="4" w:space="0"/>
+            <w:insideH w:val="single" w:color="auto" w:sz="4" w:space="0"/>
+            <w:insideV w:val="single" w:color="auto" w:sz="4" w:space="0"/>
+          </w:tblBorders>
+          <w:tblCellMar>
+            <w:top w:w="0" w:type="dxa"/>
+            <w:left w:w="108" w:type="dxa"/>
+            <w:bottom w:w="0" w:type="dxa"/>
+            <w:right w:w="108" w:type="dxa"/>
+          </w:tblCellMar>
+        </w:tblPrEx>
+        <w:trPr>
+          <w:trHeight w:val="525" w:hRule="atLeast"/>
+        </w:trPr>
+        <w:tc>
+          <w:tcPr>
+            <w:tcW w:w="1980" w:type="dxa"/>
+            <w:shd w:val="clear" w:color="auto" w:fill="FEF2CB" w:themeFill="accent3" w:themeFillTint="32"/>
+            <w:vAlign w:val="center"/>
+          </w:tcPr>
+          <w:p>
+            <w:pPr>
+              <w:jc w:val="center"/>
+              <w:rPr>
+                <w:rFonts w:hint="default" w:ascii="Times New Roman" w:hAnsi="Times New Roman" w:cs="Times New Roman"/>
+                <w:sz w:val="28"/>
+                <w:szCs w:val="28"/>
+                <w:vertAlign w:val="baseline"/>
+                <w:lang w:val="en-US"/>
+              </w:rPr>
+            </w:pPr>
+            <w:r>
+              <w:rPr>
+                <w:rFonts w:hint="default" w:ascii="Times New Roman" w:hAnsi="Times New Roman" w:cs="Times New Roman"/>
+                <w:sz w:val="28"/>
+                <w:szCs w:val="28"/>
+                <w:vertAlign w:val="baseline"/>
+                <w:lang w:val="en-US"/>
+              </w:rPr>
+              <w:t>Sub-Tasks</w:t>
+            </w:r>
+          </w:p>
+        </w:tc>
+        <w:tc>
+          <w:tcPr>
+            <w:tcW w:w="7212" w:type="dxa"/>
+            <w:shd w:val="clear" w:color="auto" w:fill="D4F4F1" w:themeFill="accent5" w:themeFillTint="32"/>
+            <w:vAlign w:val="center"/>
+          </w:tcPr>
+          <w:p>
+            <w:pPr>
+              <w:jc w:val="center"/>
+              <w:rPr>
+                <w:rFonts w:hint="default" w:ascii="Times New Roman" w:hAnsi="Times New Roman" w:cs="Times New Roman"/>
+                <w:sz w:val="28"/>
+                <w:szCs w:val="28"/>
+                <w:vertAlign w:val="baseline"/>
+                <w:lang w:val="en-US"/>
+              </w:rPr>
+            </w:pPr>
+            <w:r>
+              <w:rPr>
+                <w:rFonts w:hint="default" w:ascii="Times New Roman" w:hAnsi="Times New Roman" w:cs="Times New Roman"/>
+                <w:sz w:val="28"/>
+                <w:szCs w:val="28"/>
+                <w:vertAlign w:val="baseline"/>
+                <w:lang w:val="en-US"/>
+              </w:rPr>
+              <w:t>Example Solution (Funtional Requirement)</w:t>
+            </w:r>
+          </w:p>
+        </w:tc>
+      </w:tr>
+      <w:tr>
+        <w:tblPrEx>
+          <w:tblBorders>
+            <w:top w:val="single" w:color="auto" w:sz="4" w:space="0"/>
+            <w:left w:val="single" w:color="auto" w:sz="4" w:space="0"/>
+            <w:bottom w:val="single" w:color="auto" w:sz="4" w:space="0"/>
+            <w:right w:val="single" w:color="auto" w:sz="4" w:space="0"/>
+            <w:insideH w:val="single" w:color="auto" w:sz="4" w:space="0"/>
+            <w:insideV w:val="single" w:color="auto" w:sz="4" w:space="0"/>
+          </w:tblBorders>
+          <w:tblCellMar>
+            <w:top w:w="0" w:type="dxa"/>
+            <w:left w:w="108" w:type="dxa"/>
+            <w:bottom w:w="0" w:type="dxa"/>
+            <w:right w:w="108" w:type="dxa"/>
+          </w:tblCellMar>
+        </w:tblPrEx>
+        <w:trPr>
+          <w:trHeight w:val="1083" w:hRule="atLeast"/>
+        </w:trPr>
+        <w:tc>
+          <w:tcPr>
+            <w:tcW w:w="1980" w:type="dxa"/>
+            <w:shd w:val="clear" w:color="auto" w:fill="auto"/>
+            <w:vAlign w:val="center"/>
+          </w:tcPr>
+          <w:p>
+            <w:pPr>
+              <w:jc w:val="left"/>
+              <w:rPr>
+                <w:rFonts w:hint="default" w:ascii="Times New Roman" w:hAnsi="Times New Roman" w:cs="Times New Roman"/>
+                <w:sz w:val="28"/>
+                <w:szCs w:val="28"/>
+                <w:vertAlign w:val="baseline"/>
+                <w:lang w:val="en-US"/>
+              </w:rPr>
+            </w:pPr>
+            <w:r>
+              <w:rPr>
+                <w:rFonts w:hint="default" w:ascii="Times New Roman" w:hAnsi="Times New Roman" w:cs="Times New Roman"/>
+                <w:sz w:val="24"/>
+                <w:szCs w:val="24"/>
+                <w:vertAlign w:val="baseline"/>
+                <w:lang w:val="en-US"/>
+              </w:rPr>
+              <w:t>Manage User Account</w:t>
+            </w:r>
+          </w:p>
+        </w:tc>
+        <w:tc>
+          <w:tcPr>
+            <w:tcW w:w="7212" w:type="dxa"/>
+            <w:shd w:val="clear" w:color="auto" w:fill="auto"/>
+            <w:vAlign w:val="center"/>
+          </w:tcPr>
+          <w:p>
+            <w:pPr>
+              <w:numPr>
+                <w:ilvl w:val="0"/>
+                <w:numId w:val="9"/>
+              </w:numPr>
+              <w:ind w:left="420" w:leftChars="0" w:hanging="420" w:firstLineChars="0"/>
+              <w:jc w:val="both"/>
+              <w:rPr>
+                <w:rFonts w:hint="default" w:ascii="Times New Roman" w:hAnsi="Times New Roman" w:eastAsia="SimSun" w:cs="Times New Roman"/>
+                <w:sz w:val="24"/>
+                <w:szCs w:val="24"/>
+              </w:rPr>
+            </w:pPr>
+            <w:r>
+              <w:rPr>
+                <w:rFonts w:hint="default" w:ascii="Times New Roman" w:hAnsi="Times New Roman" w:eastAsia="SimSun" w:cs="Times New Roman"/>
+                <w:sz w:val="24"/>
+                <w:szCs w:val="24"/>
+              </w:rPr>
+              <w:t>Provide clean interfaces to input employee details: full name, corporate email, localized branch assignment, and active status.</w:t>
+            </w:r>
+          </w:p>
+          <w:p>
+            <w:pPr>
+              <w:numPr>
+                <w:ilvl w:val="0"/>
+                <w:numId w:val="9"/>
+              </w:numPr>
+              <w:ind w:left="420" w:leftChars="0" w:hanging="420" w:firstLineChars="0"/>
+              <w:jc w:val="both"/>
+              <w:rPr>
+                <w:rFonts w:hint="default" w:ascii="SimSun" w:hAnsi="SimSun" w:eastAsia="SimSun" w:cs="SimSun"/>
+                <w:sz w:val="24"/>
+                <w:szCs w:val="24"/>
+                <w:lang w:val="en-US"/>
+              </w:rPr>
+            </w:pPr>
+            <w:r>
+              <w:rPr>
+                <w:rFonts w:hint="default" w:ascii="Times New Roman" w:hAnsi="Times New Roman" w:eastAsia="SimSun" w:cs="Times New Roman"/>
+                <w:sz w:val="24"/>
+                <w:szCs w:val="24"/>
+              </w:rPr>
+              <w:t>Ensure data integrity during profile changes.</w:t>
+            </w:r>
+          </w:p>
+        </w:tc>
+      </w:tr>
+      <w:tr>
+        <w:tblPrEx>
+          <w:tblBorders>
+            <w:top w:val="single" w:color="auto" w:sz="4" w:space="0"/>
+            <w:left w:val="single" w:color="auto" w:sz="4" w:space="0"/>
+            <w:bottom w:val="single" w:color="auto" w:sz="4" w:space="0"/>
+            <w:right w:val="single" w:color="auto" w:sz="4" w:space="0"/>
+            <w:insideH w:val="single" w:color="auto" w:sz="4" w:space="0"/>
+            <w:insideV w:val="single" w:color="auto" w:sz="4" w:space="0"/>
+          </w:tblBorders>
+          <w:tblCellMar>
+            <w:top w:w="0" w:type="dxa"/>
+            <w:left w:w="108" w:type="dxa"/>
+            <w:bottom w:w="0" w:type="dxa"/>
+            <w:right w:w="108" w:type="dxa"/>
+          </w:tblCellMar>
+        </w:tblPrEx>
+        <w:trPr>
+          <w:trHeight w:val="1321" w:hRule="atLeast"/>
+        </w:trPr>
+        <w:tc>
+          <w:tcPr>
+            <w:tcW w:w="1980" w:type="dxa"/>
+            <w:shd w:val="clear" w:color="auto" w:fill="auto"/>
+            <w:vAlign w:val="center"/>
+          </w:tcPr>
+          <w:p>
+            <w:pPr>
+              <w:jc w:val="left"/>
+              <w:rPr>
+                <w:rFonts w:hint="default" w:ascii="Times New Roman" w:hAnsi="Times New Roman" w:cs="Times New Roman"/>
+                <w:sz w:val="28"/>
+                <w:szCs w:val="28"/>
+                <w:vertAlign w:val="baseline"/>
+                <w:lang w:val="en-US"/>
+              </w:rPr>
+            </w:pPr>
+            <w:r>
+              <w:rPr>
+                <w:rFonts w:hint="default" w:ascii="Times New Roman" w:hAnsi="Times New Roman" w:cs="Times New Roman"/>
+                <w:sz w:val="24"/>
+                <w:szCs w:val="24"/>
+                <w:vertAlign w:val="baseline"/>
+                <w:lang w:val="en-US"/>
+              </w:rPr>
+              <w:t>Configure Access Permisisions</w:t>
+            </w:r>
+          </w:p>
+        </w:tc>
+        <w:tc>
+          <w:tcPr>
+            <w:tcW w:w="7212" w:type="dxa"/>
+            <w:shd w:val="clear" w:color="auto" w:fill="auto"/>
+            <w:vAlign w:val="center"/>
+          </w:tcPr>
+          <w:p>
+            <w:pPr>
+              <w:numPr>
+                <w:ilvl w:val="0"/>
+                <w:numId w:val="10"/>
+              </w:numPr>
+              <w:tabs>
+                <w:tab w:val="clear" w:pos="420"/>
+              </w:tabs>
+              <w:ind w:left="420" w:leftChars="0" w:hanging="420" w:firstLineChars="0"/>
+              <w:jc w:val="both"/>
+              <w:rPr>
+                <w:rFonts w:hint="default" w:ascii="Times New Roman" w:hAnsi="Times New Roman" w:eastAsia="SimSun" w:cs="Times New Roman"/>
+                <w:sz w:val="24"/>
+                <w:szCs w:val="24"/>
+              </w:rPr>
+            </w:pPr>
+            <w:r>
+              <w:rPr>
+                <w:rFonts w:hint="default" w:ascii="Times New Roman" w:hAnsi="Times New Roman" w:eastAsia="SimSun" w:cs="Times New Roman"/>
+                <w:sz w:val="24"/>
+                <w:szCs w:val="24"/>
+              </w:rPr>
+              <w:t>Automatically assign predefined feature permissions based on the designated corporate role.</w:t>
+            </w:r>
+          </w:p>
+          <w:p>
+            <w:pPr>
+              <w:numPr>
+                <w:ilvl w:val="0"/>
+                <w:numId w:val="10"/>
+              </w:numPr>
+              <w:tabs>
+                <w:tab w:val="clear" w:pos="420"/>
+              </w:tabs>
+              <w:ind w:left="420" w:leftChars="0" w:hanging="420" w:firstLineChars="0"/>
+              <w:jc w:val="both"/>
+              <w:rPr>
+                <w:rFonts w:hint="default" w:ascii="Times New Roman" w:hAnsi="Times New Roman" w:eastAsia="SimSun" w:cs="Times New Roman"/>
+                <w:sz w:val="24"/>
+                <w:szCs w:val="24"/>
+                <w:lang w:val="en-US"/>
+              </w:rPr>
+            </w:pPr>
+            <w:r>
+              <w:rPr>
+                <w:rFonts w:hint="default" w:ascii="Times New Roman" w:hAnsi="Times New Roman" w:eastAsia="SimSun" w:cs="Times New Roman"/>
+                <w:sz w:val="24"/>
+                <w:szCs w:val="24"/>
+              </w:rPr>
+              <w:t>Allow manual permission overrides by authorized administrators as needed.</w:t>
+            </w:r>
+          </w:p>
+        </w:tc>
+      </w:tr>
+      <w:tr>
+        <w:tblPrEx>
+          <w:tblBorders>
+            <w:top w:val="single" w:color="auto" w:sz="4" w:space="0"/>
+            <w:left w:val="single" w:color="auto" w:sz="4" w:space="0"/>
+            <w:bottom w:val="single" w:color="auto" w:sz="4" w:space="0"/>
+            <w:right w:val="single" w:color="auto" w:sz="4" w:space="0"/>
+            <w:insideH w:val="single" w:color="auto" w:sz="4" w:space="0"/>
+            <w:insideV w:val="single" w:color="auto" w:sz="4" w:space="0"/>
+          </w:tblBorders>
+          <w:tblCellMar>
+            <w:top w:w="0" w:type="dxa"/>
+            <w:left w:w="108" w:type="dxa"/>
+            <w:bottom w:w="0" w:type="dxa"/>
+            <w:right w:w="108" w:type="dxa"/>
+          </w:tblCellMar>
+        </w:tblPrEx>
+        <w:trPr>
+          <w:trHeight w:val="525" w:hRule="atLeast"/>
+        </w:trPr>
+        <w:tc>
+          <w:tcPr>
+            <w:tcW w:w="1980" w:type="dxa"/>
+            <w:shd w:val="clear" w:color="auto" w:fill="FEF2CB" w:themeFill="accent3" w:themeFillTint="32"/>
+            <w:vAlign w:val="center"/>
+          </w:tcPr>
+          <w:p>
+            <w:pPr>
+              <w:jc w:val="center"/>
+              <w:rPr>
+                <w:rFonts w:hint="default" w:ascii="Times New Roman" w:hAnsi="Times New Roman" w:cs="Times New Roman"/>
+                <w:sz w:val="28"/>
+                <w:szCs w:val="28"/>
+                <w:vertAlign w:val="baseline"/>
+                <w:lang w:val="en-US"/>
+              </w:rPr>
+            </w:pPr>
+            <w:r>
+              <w:rPr>
+                <w:rFonts w:hint="default" w:ascii="Times New Roman" w:hAnsi="Times New Roman" w:cs="Times New Roman"/>
+                <w:sz w:val="28"/>
+                <w:szCs w:val="28"/>
+                <w:vertAlign w:val="baseline"/>
+                <w:lang w:val="en-US"/>
+              </w:rPr>
+              <w:t>Variant</w:t>
+            </w:r>
+          </w:p>
+        </w:tc>
+        <w:tc>
+          <w:tcPr>
+            <w:tcW w:w="7212" w:type="dxa"/>
+            <w:shd w:val="clear" w:color="auto" w:fill="D4F4F1" w:themeFill="accent5" w:themeFillTint="32"/>
+            <w:vAlign w:val="center"/>
+          </w:tcPr>
+          <w:p>
+            <w:pPr>
+              <w:jc w:val="center"/>
+              <w:rPr>
+                <w:rFonts w:hint="default" w:ascii="Times New Roman" w:hAnsi="Times New Roman" w:cs="Times New Roman" w:eastAsiaTheme="minorEastAsia"/>
+                <w:sz w:val="28"/>
+                <w:szCs w:val="28"/>
+                <w:vertAlign w:val="baseline"/>
+                <w:lang w:val="en-US" w:eastAsia="zh-CN" w:bidi="ar-SA"/>
+              </w:rPr>
+            </w:pPr>
+            <w:r>
+              <w:rPr>
+                <w:rFonts w:hint="default" w:ascii="Times New Roman" w:hAnsi="Times New Roman" w:cs="Times New Roman"/>
+                <w:sz w:val="28"/>
+                <w:szCs w:val="28"/>
+                <w:vertAlign w:val="baseline"/>
+                <w:lang w:val="en-US"/>
+              </w:rPr>
+              <w:t>Example Solution (Funtional Requirement)</w:t>
+            </w:r>
+          </w:p>
+        </w:tc>
+      </w:tr>
+      <w:tr>
+        <w:tblPrEx>
+          <w:tblBorders>
+            <w:top w:val="single" w:color="auto" w:sz="4" w:space="0"/>
+            <w:left w:val="single" w:color="auto" w:sz="4" w:space="0"/>
+            <w:bottom w:val="single" w:color="auto" w:sz="4" w:space="0"/>
+            <w:right w:val="single" w:color="auto" w:sz="4" w:space="0"/>
+            <w:insideH w:val="single" w:color="auto" w:sz="4" w:space="0"/>
+            <w:insideV w:val="single" w:color="auto" w:sz="4" w:space="0"/>
+          </w:tblBorders>
+          <w:tblCellMar>
+            <w:top w:w="0" w:type="dxa"/>
+            <w:left w:w="108" w:type="dxa"/>
+            <w:bottom w:w="0" w:type="dxa"/>
+            <w:right w:w="108" w:type="dxa"/>
+          </w:tblCellMar>
+        </w:tblPrEx>
+        <w:trPr>
+          <w:trHeight w:val="841" w:hRule="atLeast"/>
+        </w:trPr>
+        <w:tc>
+          <w:tcPr>
+            <w:tcW w:w="1980" w:type="dxa"/>
+            <w:shd w:val="clear" w:color="auto" w:fill="auto"/>
+            <w:vAlign w:val="center"/>
+          </w:tcPr>
+          <w:p>
+            <w:pPr>
+              <w:jc w:val="left"/>
+              <w:rPr>
+                <w:rFonts w:hint="default" w:ascii="Times New Roman" w:hAnsi="Times New Roman" w:cs="Times New Roman"/>
+                <w:sz w:val="24"/>
+                <w:szCs w:val="24"/>
+                <w:vertAlign w:val="baseline"/>
+                <w:lang w:val="en-US"/>
+              </w:rPr>
+            </w:pPr>
+            <w:r>
+              <w:rPr>
+                <w:rFonts w:hint="default" w:ascii="Times New Roman" w:hAnsi="Times New Roman" w:eastAsia="SimSun" w:cs="Times New Roman"/>
+                <w:sz w:val="24"/>
+                <w:szCs w:val="24"/>
+              </w:rPr>
+              <w:t>Integration with Central Directory</w:t>
+            </w:r>
+          </w:p>
+        </w:tc>
+        <w:tc>
+          <w:tcPr>
+            <w:tcW w:w="7212" w:type="dxa"/>
+            <w:shd w:val="clear" w:color="auto" w:fill="auto"/>
+            <w:vAlign w:val="center"/>
+          </w:tcPr>
+          <w:p>
+            <w:pPr>
+              <w:numPr>
+                <w:ilvl w:val="0"/>
+                <w:numId w:val="11"/>
+              </w:numPr>
+              <w:ind w:left="420" w:leftChars="0" w:hanging="420" w:firstLineChars="0"/>
+              <w:jc w:val="both"/>
+              <w:rPr>
+                <w:rFonts w:hint="default" w:ascii="Times New Roman" w:hAnsi="Times New Roman" w:cs="Times New Roman"/>
+                <w:sz w:val="24"/>
+                <w:szCs w:val="24"/>
+                <w:vertAlign w:val="baseline"/>
+                <w:lang w:val="en-US"/>
+              </w:rPr>
+            </w:pPr>
+            <w:r>
+              <w:rPr>
+                <w:rFonts w:hint="default" w:ascii="Times New Roman" w:hAnsi="Times New Roman" w:eastAsia="SimSun" w:cs="Times New Roman"/>
+                <w:sz w:val="24"/>
+                <w:szCs w:val="24"/>
+              </w:rPr>
+              <w:t>The user management database syncs with internal company directory listings for unified employee credential validation</w:t>
+            </w:r>
+          </w:p>
+        </w:tc>
+      </w:tr>
+      <w:tr>
+        <w:tblPrEx>
+          <w:tblBorders>
+            <w:top w:val="single" w:color="auto" w:sz="4" w:space="0"/>
+            <w:left w:val="single" w:color="auto" w:sz="4" w:space="0"/>
+            <w:bottom w:val="single" w:color="auto" w:sz="4" w:space="0"/>
+            <w:right w:val="single" w:color="auto" w:sz="4" w:space="0"/>
+            <w:insideH w:val="single" w:color="auto" w:sz="4" w:space="0"/>
+            <w:insideV w:val="single" w:color="auto" w:sz="4" w:space="0"/>
+          </w:tblBorders>
+          <w:tblCellMar>
+            <w:top w:w="0" w:type="dxa"/>
+            <w:left w:w="108" w:type="dxa"/>
+            <w:bottom w:w="0" w:type="dxa"/>
+            <w:right w:w="108" w:type="dxa"/>
+          </w:tblCellMar>
+        </w:tblPrEx>
+        <w:trPr>
+          <w:trHeight w:val="791" w:hRule="atLeast"/>
+        </w:trPr>
+        <w:tc>
+          <w:tcPr>
+            <w:tcW w:w="1980" w:type="dxa"/>
+            <w:shd w:val="clear" w:color="auto" w:fill="auto"/>
+            <w:vAlign w:val="center"/>
+          </w:tcPr>
+          <w:p>
+            <w:pPr>
+              <w:jc w:val="left"/>
+              <w:rPr>
+                <w:rFonts w:hint="default" w:ascii="Times New Roman" w:hAnsi="Times New Roman" w:cs="Times New Roman"/>
+                <w:sz w:val="24"/>
+                <w:szCs w:val="24"/>
+                <w:vertAlign w:val="baseline"/>
+                <w:lang w:val="en-US"/>
+              </w:rPr>
+            </w:pPr>
+            <w:r>
+              <w:rPr>
+                <w:rFonts w:hint="default" w:ascii="Times New Roman" w:hAnsi="Times New Roman" w:eastAsia="SimSun" w:cs="Times New Roman"/>
+                <w:sz w:val="24"/>
+                <w:szCs w:val="24"/>
+              </w:rPr>
+              <w:t>Automated Session Logging</w:t>
+            </w:r>
+          </w:p>
+        </w:tc>
+        <w:tc>
+          <w:tcPr>
+            <w:tcW w:w="7212" w:type="dxa"/>
+            <w:shd w:val="clear" w:color="auto" w:fill="auto"/>
+            <w:vAlign w:val="center"/>
+          </w:tcPr>
+          <w:p>
+            <w:pPr>
+              <w:numPr>
+                <w:ilvl w:val="0"/>
+                <w:numId w:val="11"/>
+              </w:numPr>
+              <w:ind w:left="420" w:leftChars="0" w:hanging="420" w:firstLineChars="0"/>
+              <w:jc w:val="both"/>
+              <w:rPr>
+                <w:rFonts w:hint="default" w:ascii="Times New Roman" w:hAnsi="Times New Roman" w:cs="Times New Roman"/>
+                <w:sz w:val="24"/>
+                <w:szCs w:val="24"/>
+                <w:vertAlign w:val="baseline"/>
+                <w:lang w:val="en-US"/>
+              </w:rPr>
+            </w:pPr>
+            <w:r>
+              <w:rPr>
+                <w:rFonts w:hint="default" w:ascii="Times New Roman" w:hAnsi="Times New Roman" w:eastAsia="SimSun" w:cs="Times New Roman"/>
+                <w:sz w:val="24"/>
+                <w:szCs w:val="24"/>
+              </w:rPr>
+              <w:t>The system logs administrative account modifications automatically to maintain an unalterable security audit trail.</w:t>
+            </w:r>
+          </w:p>
+        </w:tc>
+      </w:tr>
+    </w:tbl>
+    <w:p>
+      <w:pPr>
+        <w:rPr>
+          <w:rFonts w:hint="default"/>
+          <w:lang w:val="en-US"/>
+        </w:rPr>
+      </w:pPr>
+    </w:p>
+    <w:p>
+      <w:pPr>
+        <w:rPr>
+          <w:rFonts w:hint="default" w:cs="Times New Roman"/>
+          <w:lang w:val="en-US"/>
+        </w:rPr>
+      </w:pPr>
+    </w:p>
+    <w:p>
+      <w:pPr>
+        <w:rPr>
+          <w:rFonts w:hint="default" w:cs="Times New Roman"/>
+          <w:lang w:val="en-US"/>
+        </w:rPr>
+      </w:pPr>
+    </w:p>
+    <w:p>
+      <w:pPr>
+        <w:rPr>
+          <w:rFonts w:hint="default" w:cs="Times New Roman"/>
+          <w:lang w:val="en-US"/>
+        </w:rPr>
+      </w:pPr>
+    </w:p>
+    <w:p>
+      <w:pPr>
+        <w:pStyle w:val="3"/>
+        <w:bidi w:val="0"/>
+        <w:spacing w:line="240" w:lineRule="auto"/>
+        <w:ind w:left="400" w:leftChars="100" w:firstLine="0" w:firstLineChars="0"/>
+        <w:rPr>
+          <w:rStyle w:val="15"/>
+          <w:rFonts w:hint="default" w:cs="Times New Roman"/>
+          <w:b/>
+          <w:bCs/>
+          <w:sz w:val="28"/>
+          <w:szCs w:val="28"/>
+          <w:lang w:val="en-US"/>
+        </w:rPr>
+      </w:pPr>
+      <w:r>
+        <w:rPr>
+          <w:rFonts w:hint="default" w:cs="Times New Roman"/>
+          <w:lang w:val="en-US"/>
+        </w:rPr>
+        <w:t>4</w:t>
+      </w:r>
+      <w:r>
+        <w:rPr>
+          <w:rFonts w:hint="default" w:ascii="Times New Roman" w:hAnsi="Times New Roman" w:cs="Times New Roman"/>
+          <w:lang w:val="en-US"/>
+        </w:rPr>
+        <w:t>.</w:t>
+      </w:r>
+      <w:r>
+        <w:rPr>
+          <w:rFonts w:hint="default" w:cs="Times New Roman"/>
+          <w:lang w:val="en-US"/>
+        </w:rPr>
+        <w:t>2</w:t>
+      </w:r>
+      <w:r>
+        <w:rPr>
+          <w:rFonts w:hint="default" w:ascii="Times New Roman" w:hAnsi="Times New Roman" w:cs="Times New Roman"/>
+          <w:lang w:val="en-US"/>
+        </w:rPr>
+        <w:t xml:space="preserve"> </w:t>
+      </w:r>
+      <w:r>
+        <w:rPr>
+          <w:rStyle w:val="15"/>
+          <w:rFonts w:hint="default" w:cs="Times New Roman"/>
+          <w:b/>
+          <w:bCs/>
+          <w:sz w:val="28"/>
+          <w:szCs w:val="28"/>
+          <w:lang w:val="en-US"/>
+        </w:rPr>
+        <w:t>Branch and Hub Setup</w:t>
+      </w:r>
+    </w:p>
+    <w:tbl>
+      <w:tblPr>
+        <w:tblStyle w:val="11"/>
+        <w:tblW w:w="9192" w:type="dxa"/>
+        <w:tblInd w:w="-407" w:type="dxa"/>
+        <w:tblBorders>
+          <w:top w:val="single" w:color="auto" w:sz="4" w:space="0"/>
+          <w:left w:val="single" w:color="auto" w:sz="4" w:space="0"/>
+          <w:bottom w:val="single" w:color="auto" w:sz="4" w:space="0"/>
+          <w:right w:val="single" w:color="auto" w:sz="4" w:space="0"/>
+          <w:insideH w:val="single" w:color="auto" w:sz="4" w:space="0"/>
+          <w:insideV w:val="single" w:color="auto" w:sz="4" w:space="0"/>
+        </w:tblBorders>
+        <w:tblLayout w:type="autofit"/>
+        <w:tblCellMar>
+          <w:top w:w="0" w:type="dxa"/>
+          <w:left w:w="108" w:type="dxa"/>
+          <w:bottom w:w="0" w:type="dxa"/>
+          <w:right w:w="108" w:type="dxa"/>
+        </w:tblCellMar>
+      </w:tblPr>
+      <w:tblGrid>
+        <w:gridCol w:w="2160"/>
+        <w:gridCol w:w="7032"/>
+      </w:tblGrid>
+      <w:tr>
+        <w:tblPrEx>
+          <w:tblBorders>
+            <w:top w:val="single" w:color="auto" w:sz="4" w:space="0"/>
+            <w:left w:val="single" w:color="auto" w:sz="4" w:space="0"/>
+            <w:bottom w:val="single" w:color="auto" w:sz="4" w:space="0"/>
+            <w:right w:val="single" w:color="auto" w:sz="4" w:space="0"/>
+            <w:insideH w:val="single" w:color="auto" w:sz="4" w:space="0"/>
+            <w:insideV w:val="single" w:color="auto" w:sz="4" w:space="0"/>
+          </w:tblBorders>
+          <w:tblCellMar>
+            <w:top w:w="0" w:type="dxa"/>
+            <w:left w:w="108" w:type="dxa"/>
+            <w:bottom w:w="0" w:type="dxa"/>
+            <w:right w:w="108" w:type="dxa"/>
+          </w:tblCellMar>
+        </w:tblPrEx>
+        <w:trPr>
+          <w:trHeight w:val="585" w:hRule="atLeast"/>
+        </w:trPr>
+        <w:tc>
+          <w:tcPr>
+            <w:tcW w:w="9192" w:type="dxa"/>
+            <w:gridSpan w:val="2"/>
+            <w:shd w:val="clear" w:color="auto" w:fill="FBE6D6" w:themeFill="accent2" w:themeFillTint="32"/>
+            <w:vAlign w:val="center"/>
+          </w:tcPr>
+          <w:p>
+            <w:pPr>
+              <w:jc w:val="center"/>
+              <w:rPr>
+                <w:rFonts w:hint="default" w:ascii="Times New Roman" w:hAnsi="Times New Roman" w:cs="Times New Roman"/>
+                <w:vertAlign w:val="baseline"/>
+                <w:lang w:val="en-US"/>
+              </w:rPr>
+            </w:pPr>
+            <w:r>
+              <w:rPr>
+                <w:rFonts w:hint="default" w:ascii="Times New Roman" w:hAnsi="Times New Roman" w:cs="Times New Roman"/>
+                <w:sz w:val="32"/>
+                <w:szCs w:val="32"/>
+                <w:vertAlign w:val="baseline"/>
+                <w:lang w:val="en-US"/>
+              </w:rPr>
+              <w:t>Task: Branch and Hub Setup</w:t>
+            </w:r>
+          </w:p>
+        </w:tc>
+      </w:tr>
+      <w:tr>
+        <w:tblPrEx>
+          <w:tblBorders>
+            <w:top w:val="single" w:color="auto" w:sz="4" w:space="0"/>
+            <w:left w:val="single" w:color="auto" w:sz="4" w:space="0"/>
+            <w:bottom w:val="single" w:color="auto" w:sz="4" w:space="0"/>
+            <w:right w:val="single" w:color="auto" w:sz="4" w:space="0"/>
+            <w:insideH w:val="single" w:color="auto" w:sz="4" w:space="0"/>
+            <w:insideV w:val="single" w:color="auto" w:sz="4" w:space="0"/>
+          </w:tblBorders>
+          <w:tblCellMar>
+            <w:top w:w="0" w:type="dxa"/>
+            <w:left w:w="108" w:type="dxa"/>
+            <w:bottom w:w="0" w:type="dxa"/>
+            <w:right w:w="108" w:type="dxa"/>
+          </w:tblCellMar>
+        </w:tblPrEx>
+        <w:trPr>
+          <w:trHeight w:val="427" w:hRule="atLeast"/>
+        </w:trPr>
+        <w:tc>
+          <w:tcPr>
+            <w:tcW w:w="2160" w:type="dxa"/>
+            <w:shd w:val="clear" w:color="auto" w:fill="FEF2CB" w:themeFill="accent3" w:themeFillTint="32"/>
+            <w:vAlign w:val="center"/>
+          </w:tcPr>
+          <w:p>
+            <w:pPr>
+              <w:jc w:val="center"/>
+              <w:rPr>
+                <w:rFonts w:hint="default" w:ascii="Times New Roman" w:hAnsi="Times New Roman" w:cs="Times New Roman"/>
+                <w:sz w:val="28"/>
+                <w:szCs w:val="28"/>
+                <w:vertAlign w:val="baseline"/>
+                <w:lang w:val="en-US"/>
+              </w:rPr>
+            </w:pPr>
+            <w:r>
+              <w:rPr>
+                <w:rFonts w:hint="default" w:ascii="Times New Roman" w:hAnsi="Times New Roman" w:cs="Times New Roman"/>
+                <w:sz w:val="28"/>
+                <w:szCs w:val="28"/>
+                <w:vertAlign w:val="baseline"/>
+                <w:lang w:val="en-US"/>
+              </w:rPr>
+              <w:t>Attribute</w:t>
+            </w:r>
+          </w:p>
+        </w:tc>
+        <w:tc>
+          <w:tcPr>
+            <w:tcW w:w="7032" w:type="dxa"/>
+            <w:shd w:val="clear" w:color="auto" w:fill="D4F4F1" w:themeFill="accent5" w:themeFillTint="32"/>
+            <w:vAlign w:val="center"/>
+          </w:tcPr>
+          <w:p>
+            <w:pPr>
+              <w:jc w:val="center"/>
+              <w:rPr>
+                <w:rFonts w:hint="default" w:ascii="Times New Roman" w:hAnsi="Times New Roman" w:cs="Times New Roman"/>
+                <w:sz w:val="28"/>
+                <w:szCs w:val="28"/>
+                <w:vertAlign w:val="baseline"/>
+                <w:lang w:val="en-US"/>
+              </w:rPr>
+            </w:pPr>
+            <w:r>
+              <w:rPr>
+                <w:rFonts w:hint="default" w:ascii="Times New Roman" w:hAnsi="Times New Roman" w:cs="Times New Roman"/>
+                <w:sz w:val="28"/>
+                <w:szCs w:val="28"/>
+                <w:vertAlign w:val="baseline"/>
+                <w:lang w:val="en-US"/>
+              </w:rPr>
+              <w:t>Description</w:t>
+            </w:r>
+          </w:p>
+        </w:tc>
+      </w:tr>
+      <w:tr>
+        <w:tblPrEx>
+          <w:tblBorders>
+            <w:top w:val="single" w:color="auto" w:sz="4" w:space="0"/>
+            <w:left w:val="single" w:color="auto" w:sz="4" w:space="0"/>
+            <w:bottom w:val="single" w:color="auto" w:sz="4" w:space="0"/>
+            <w:right w:val="single" w:color="auto" w:sz="4" w:space="0"/>
+            <w:insideH w:val="single" w:color="auto" w:sz="4" w:space="0"/>
+            <w:insideV w:val="single" w:color="auto" w:sz="4" w:space="0"/>
+          </w:tblBorders>
+          <w:tblCellMar>
+            <w:top w:w="0" w:type="dxa"/>
+            <w:left w:w="108" w:type="dxa"/>
+            <w:bottom w:w="0" w:type="dxa"/>
+            <w:right w:w="108" w:type="dxa"/>
+          </w:tblCellMar>
+        </w:tblPrEx>
+        <w:trPr>
+          <w:trHeight w:val="1861" w:hRule="atLeast"/>
+        </w:trPr>
+        <w:tc>
+          <w:tcPr>
+            <w:tcW w:w="2160" w:type="dxa"/>
+            <w:vAlign w:val="center"/>
+          </w:tcPr>
+          <w:p>
+            <w:pPr>
+              <w:jc w:val="left"/>
+              <w:rPr>
+                <w:rFonts w:hint="default" w:ascii="Times New Roman" w:hAnsi="Times New Roman" w:cs="Times New Roman"/>
+                <w:sz w:val="24"/>
+                <w:szCs w:val="24"/>
+                <w:vertAlign w:val="baseline"/>
+                <w:lang w:val="en-US"/>
+              </w:rPr>
+            </w:pPr>
+            <w:r>
+              <w:rPr>
+                <w:rFonts w:hint="default" w:ascii="Times New Roman" w:hAnsi="Times New Roman" w:cs="Times New Roman"/>
+                <w:sz w:val="24"/>
+                <w:szCs w:val="24"/>
+                <w:vertAlign w:val="baseline"/>
+                <w:lang w:val="en-US"/>
+              </w:rPr>
+              <w:t>Purposes</w:t>
+            </w:r>
+          </w:p>
+        </w:tc>
+        <w:tc>
+          <w:tcPr>
+            <w:tcW w:w="7032" w:type="dxa"/>
+            <w:vAlign w:val="center"/>
+          </w:tcPr>
+          <w:p>
+            <w:pPr>
+              <w:numPr>
+                <w:ilvl w:val="0"/>
+                <w:numId w:val="6"/>
+              </w:numPr>
+              <w:ind w:left="420" w:leftChars="0" w:hanging="420" w:firstLineChars="0"/>
+              <w:jc w:val="both"/>
+              <w:rPr>
+                <w:rFonts w:hint="default" w:ascii="Times New Roman" w:hAnsi="Times New Roman" w:cs="Times New Roman"/>
+                <w:sz w:val="24"/>
+                <w:szCs w:val="24"/>
+                <w:vertAlign w:val="baseline"/>
+                <w:lang w:val="en-US"/>
+              </w:rPr>
+            </w:pPr>
+            <w:r>
+              <w:rPr>
+                <w:rFonts w:hint="default" w:ascii="Times New Roman" w:hAnsi="Times New Roman" w:cs="Times New Roman"/>
+                <w:sz w:val="24"/>
+                <w:szCs w:val="24"/>
+                <w:vertAlign w:val="baseline"/>
+                <w:lang w:val="en-US"/>
+              </w:rPr>
+              <w:t xml:space="preserve">Establishes </w:t>
+            </w:r>
+            <w:r>
+              <w:rPr>
+                <w:rFonts w:hint="default" w:ascii="Times New Roman" w:hAnsi="Times New Roman" w:eastAsia="SimSun" w:cs="Times New Roman"/>
+                <w:sz w:val="24"/>
+                <w:szCs w:val="24"/>
+              </w:rPr>
+              <w:t>and configure</w:t>
+            </w:r>
+            <w:r>
+              <w:rPr>
+                <w:rFonts w:hint="default" w:ascii="Times New Roman" w:hAnsi="Times New Roman" w:eastAsia="SimSun" w:cs="Times New Roman"/>
+                <w:sz w:val="24"/>
+                <w:szCs w:val="24"/>
+                <w:lang w:val="en-US"/>
+              </w:rPr>
+              <w:t>s</w:t>
+            </w:r>
+            <w:r>
+              <w:rPr>
+                <w:rFonts w:hint="default" w:ascii="Times New Roman" w:hAnsi="Times New Roman" w:eastAsia="SimSun" w:cs="Times New Roman"/>
+                <w:sz w:val="24"/>
+                <w:szCs w:val="24"/>
+              </w:rPr>
+              <w:t xml:space="preserve"> regional distribution hub profiles within the centralized network.</w:t>
+            </w:r>
+            <w:r>
+              <w:rPr>
+                <w:rFonts w:hint="default" w:ascii="Times New Roman" w:hAnsi="Times New Roman" w:cs="Times New Roman"/>
+                <w:sz w:val="24"/>
+                <w:szCs w:val="24"/>
+                <w:vertAlign w:val="baseline"/>
+                <w:lang w:val="en-US"/>
+              </w:rPr>
+              <w:t>.</w:t>
+            </w:r>
+          </w:p>
+          <w:p>
+            <w:pPr>
+              <w:numPr>
+                <w:ilvl w:val="0"/>
+                <w:numId w:val="6"/>
+              </w:numPr>
+              <w:ind w:left="420" w:leftChars="0" w:hanging="420" w:firstLineChars="0"/>
+              <w:jc w:val="both"/>
+              <w:rPr>
+                <w:rFonts w:hint="default" w:ascii="Times New Roman" w:hAnsi="Times New Roman" w:cs="Times New Roman"/>
+                <w:sz w:val="24"/>
+                <w:szCs w:val="24"/>
+                <w:vertAlign w:val="baseline"/>
+                <w:lang w:val="en-US"/>
+              </w:rPr>
+            </w:pPr>
+            <w:r>
+              <w:rPr>
+                <w:rFonts w:hint="default" w:ascii="Times New Roman" w:hAnsi="Times New Roman" w:eastAsia="SimSun" w:cs="Times New Roman"/>
+                <w:sz w:val="24"/>
+                <w:szCs w:val="24"/>
+              </w:rPr>
+              <w:t>Set localized database synchronization parameters to ensure cross-branch data consistency.</w:t>
+            </w:r>
+          </w:p>
+          <w:p>
+            <w:pPr>
+              <w:numPr>
+                <w:ilvl w:val="0"/>
+                <w:numId w:val="6"/>
+              </w:numPr>
+              <w:ind w:left="420" w:leftChars="0" w:hanging="420" w:firstLineChars="0"/>
+              <w:jc w:val="both"/>
+              <w:rPr>
+                <w:rFonts w:hint="default" w:ascii="Times New Roman" w:hAnsi="Times New Roman" w:cs="Times New Roman"/>
+                <w:vertAlign w:val="baseline"/>
+                <w:lang w:val="en-US"/>
+              </w:rPr>
+            </w:pPr>
+            <w:r>
+              <w:rPr>
+                <w:rFonts w:hint="default" w:ascii="Times New Roman" w:hAnsi="Times New Roman" w:eastAsia="SimSun" w:cs="Times New Roman"/>
+                <w:sz w:val="24"/>
+                <w:szCs w:val="24"/>
+                <w:lang w:val="en-US"/>
+              </w:rPr>
+              <w:t>D</w:t>
+            </w:r>
+            <w:r>
+              <w:rPr>
+                <w:rFonts w:hint="default" w:ascii="Times New Roman" w:hAnsi="Times New Roman" w:eastAsia="SimSun" w:cs="Times New Roman"/>
+                <w:sz w:val="24"/>
+                <w:szCs w:val="24"/>
+              </w:rPr>
+              <w:t>efine geographic service boundaries and operating constraints for individual branches</w:t>
+            </w:r>
+          </w:p>
+        </w:tc>
+      </w:tr>
+      <w:tr>
+        <w:tblPrEx>
+          <w:tblBorders>
+            <w:top w:val="single" w:color="auto" w:sz="4" w:space="0"/>
+            <w:left w:val="single" w:color="auto" w:sz="4" w:space="0"/>
+            <w:bottom w:val="single" w:color="auto" w:sz="4" w:space="0"/>
+            <w:right w:val="single" w:color="auto" w:sz="4" w:space="0"/>
+            <w:insideH w:val="single" w:color="auto" w:sz="4" w:space="0"/>
+            <w:insideV w:val="single" w:color="auto" w:sz="4" w:space="0"/>
+          </w:tblBorders>
+          <w:tblCellMar>
+            <w:top w:w="0" w:type="dxa"/>
+            <w:left w:w="108" w:type="dxa"/>
+            <w:bottom w:w="0" w:type="dxa"/>
+            <w:right w:w="108" w:type="dxa"/>
+          </w:tblCellMar>
+        </w:tblPrEx>
+        <w:trPr>
+          <w:trHeight w:val="1035" w:hRule="atLeast"/>
+        </w:trPr>
+        <w:tc>
+          <w:tcPr>
+            <w:tcW w:w="2160" w:type="dxa"/>
+            <w:vAlign w:val="center"/>
+          </w:tcPr>
+          <w:p>
+            <w:pPr>
+              <w:jc w:val="left"/>
+              <w:rPr>
+                <w:rFonts w:hint="default" w:ascii="Times New Roman" w:hAnsi="Times New Roman" w:cs="Times New Roman"/>
+                <w:vertAlign w:val="baseline"/>
+                <w:lang w:val="en-US"/>
+              </w:rPr>
+            </w:pPr>
+            <w:r>
+              <w:rPr>
+                <w:rFonts w:hint="default" w:ascii="Times New Roman" w:hAnsi="Times New Roman" w:cs="Times New Roman"/>
+                <w:sz w:val="24"/>
+                <w:szCs w:val="24"/>
+                <w:vertAlign w:val="baseline"/>
+                <w:lang w:val="en-US"/>
+              </w:rPr>
+              <w:t>Trigger/ Precondition</w:t>
+            </w:r>
+          </w:p>
+        </w:tc>
+        <w:tc>
+          <w:tcPr>
+            <w:tcW w:w="7032" w:type="dxa"/>
+            <w:vAlign w:val="center"/>
+          </w:tcPr>
+          <w:p>
+            <w:pPr>
+              <w:numPr>
+                <w:ilvl w:val="0"/>
+                <w:numId w:val="6"/>
+              </w:numPr>
+              <w:ind w:left="420" w:leftChars="0" w:hanging="420" w:firstLineChars="0"/>
+              <w:jc w:val="both"/>
+              <w:rPr>
+                <w:rFonts w:hint="default" w:ascii="Times New Roman" w:hAnsi="Times New Roman" w:cs="Times New Roman"/>
+                <w:vertAlign w:val="baseline"/>
+              </w:rPr>
+            </w:pPr>
+            <w:r>
+              <w:rPr>
+                <w:rFonts w:hint="default" w:ascii="Times New Roman" w:hAnsi="Times New Roman" w:eastAsia="SimSun" w:cs="Times New Roman"/>
+                <w:sz w:val="24"/>
+                <w:szCs w:val="24"/>
+              </w:rPr>
+              <w:t>A new regional distribution center is opened, an existing hub updates its infrastructure, or network synchronization protocols are modified by management</w:t>
+            </w:r>
+          </w:p>
+        </w:tc>
+      </w:tr>
+      <w:tr>
+        <w:tblPrEx>
+          <w:tblBorders>
+            <w:top w:val="single" w:color="auto" w:sz="4" w:space="0"/>
+            <w:left w:val="single" w:color="auto" w:sz="4" w:space="0"/>
+            <w:bottom w:val="single" w:color="auto" w:sz="4" w:space="0"/>
+            <w:right w:val="single" w:color="auto" w:sz="4" w:space="0"/>
+            <w:insideH w:val="single" w:color="auto" w:sz="4" w:space="0"/>
+            <w:insideV w:val="single" w:color="auto" w:sz="4" w:space="0"/>
+          </w:tblBorders>
+          <w:tblCellMar>
+            <w:top w:w="0" w:type="dxa"/>
+            <w:left w:w="108" w:type="dxa"/>
+            <w:bottom w:w="0" w:type="dxa"/>
+            <w:right w:w="108" w:type="dxa"/>
+          </w:tblCellMar>
+        </w:tblPrEx>
+        <w:trPr>
+          <w:trHeight w:val="709" w:hRule="atLeast"/>
+        </w:trPr>
+        <w:tc>
+          <w:tcPr>
+            <w:tcW w:w="2160" w:type="dxa"/>
+            <w:vAlign w:val="center"/>
+          </w:tcPr>
+          <w:p>
+            <w:pPr>
+              <w:jc w:val="left"/>
+              <w:rPr>
+                <w:rFonts w:hint="default" w:ascii="Times New Roman" w:hAnsi="Times New Roman" w:cs="Times New Roman"/>
+                <w:sz w:val="24"/>
+                <w:szCs w:val="24"/>
+                <w:vertAlign w:val="baseline"/>
+                <w:lang w:val="en-US"/>
+              </w:rPr>
+            </w:pPr>
+            <w:r>
+              <w:rPr>
+                <w:rFonts w:hint="default" w:ascii="Times New Roman" w:hAnsi="Times New Roman" w:cs="Times New Roman"/>
+                <w:sz w:val="24"/>
+                <w:szCs w:val="24"/>
+                <w:vertAlign w:val="baseline"/>
+                <w:lang w:val="en-US"/>
+              </w:rPr>
+              <w:t>Frequency</w:t>
+            </w:r>
+          </w:p>
+        </w:tc>
+        <w:tc>
+          <w:tcPr>
+            <w:tcW w:w="7032" w:type="dxa"/>
+            <w:vAlign w:val="center"/>
+          </w:tcPr>
+          <w:p>
+            <w:pPr>
+              <w:numPr>
+                <w:ilvl w:val="0"/>
+                <w:numId w:val="7"/>
+              </w:numPr>
+              <w:ind w:left="420" w:leftChars="0" w:hanging="420" w:firstLineChars="0"/>
+              <w:jc w:val="both"/>
+              <w:rPr>
+                <w:rFonts w:hint="default" w:ascii="Times New Roman" w:hAnsi="Times New Roman" w:cs="Times New Roman"/>
+                <w:sz w:val="24"/>
+                <w:szCs w:val="24"/>
+                <w:vertAlign w:val="baseline"/>
+              </w:rPr>
+            </w:pPr>
+            <w:r>
+              <w:rPr>
+                <w:rFonts w:hint="default" w:ascii="Times New Roman" w:hAnsi="Times New Roman" w:eastAsia="SimSun" w:cs="Times New Roman"/>
+                <w:sz w:val="24"/>
+                <w:szCs w:val="24"/>
+              </w:rPr>
+              <w:t>Low, occurring primarily during initial system deployment, geographic expansion, or corporate infrastructure reconfigurations.</w:t>
+            </w:r>
+          </w:p>
+        </w:tc>
+      </w:tr>
+      <w:tr>
+        <w:tblPrEx>
+          <w:tblBorders>
+            <w:top w:val="single" w:color="auto" w:sz="4" w:space="0"/>
+            <w:left w:val="single" w:color="auto" w:sz="4" w:space="0"/>
+            <w:bottom w:val="single" w:color="auto" w:sz="4" w:space="0"/>
+            <w:right w:val="single" w:color="auto" w:sz="4" w:space="0"/>
+            <w:insideH w:val="single" w:color="auto" w:sz="4" w:space="0"/>
+            <w:insideV w:val="single" w:color="auto" w:sz="4" w:space="0"/>
+          </w:tblBorders>
+          <w:tblCellMar>
+            <w:top w:w="0" w:type="dxa"/>
+            <w:left w:w="108" w:type="dxa"/>
+            <w:bottom w:w="0" w:type="dxa"/>
+            <w:right w:w="108" w:type="dxa"/>
+          </w:tblCellMar>
+        </w:tblPrEx>
+        <w:trPr>
+          <w:trHeight w:val="939" w:hRule="atLeast"/>
+        </w:trPr>
+        <w:tc>
+          <w:tcPr>
+            <w:tcW w:w="2160" w:type="dxa"/>
+            <w:vAlign w:val="center"/>
+          </w:tcPr>
+          <w:p>
+            <w:pPr>
+              <w:jc w:val="left"/>
+              <w:rPr>
+                <w:rFonts w:hint="default" w:ascii="Times New Roman" w:hAnsi="Times New Roman" w:cs="Times New Roman"/>
+                <w:sz w:val="24"/>
+                <w:szCs w:val="24"/>
+                <w:vertAlign w:val="baseline"/>
+                <w:lang w:val="en-US"/>
+              </w:rPr>
+            </w:pPr>
+            <w:r>
+              <w:rPr>
+                <w:rFonts w:hint="default" w:ascii="Times New Roman" w:hAnsi="Times New Roman" w:cs="Times New Roman"/>
+                <w:sz w:val="24"/>
+                <w:szCs w:val="24"/>
+                <w:vertAlign w:val="baseline"/>
+                <w:lang w:val="en-US"/>
+              </w:rPr>
+              <w:t>Critical</w:t>
+            </w:r>
+          </w:p>
+        </w:tc>
+        <w:tc>
+          <w:tcPr>
+            <w:tcW w:w="7032" w:type="dxa"/>
+            <w:vAlign w:val="center"/>
+          </w:tcPr>
+          <w:p>
+            <w:pPr>
+              <w:numPr>
+                <w:ilvl w:val="0"/>
+                <w:numId w:val="12"/>
+              </w:numPr>
+              <w:ind w:left="420" w:leftChars="0" w:hanging="420" w:firstLineChars="0"/>
+              <w:jc w:val="both"/>
+              <w:rPr>
+                <w:rFonts w:hint="default" w:ascii="Times New Roman" w:hAnsi="Times New Roman" w:cs="Times New Roman"/>
+                <w:sz w:val="24"/>
+                <w:szCs w:val="24"/>
+                <w:vertAlign w:val="baseline"/>
+              </w:rPr>
+            </w:pPr>
+            <w:r>
+              <w:rPr>
+                <w:rFonts w:hint="default" w:ascii="Times New Roman" w:hAnsi="Times New Roman" w:eastAsia="SimSun" w:cs="Times New Roman"/>
+                <w:sz w:val="24"/>
+                <w:szCs w:val="24"/>
+              </w:rPr>
+              <w:t>Highly critical to eliminate information silos, guarantee correct regional asset allocation, and maintain real-time data integrity across the entire corporate network.</w:t>
+            </w:r>
+          </w:p>
+        </w:tc>
+      </w:tr>
+      <w:tr>
+        <w:tblPrEx>
+          <w:tblBorders>
+            <w:top w:val="single" w:color="auto" w:sz="4" w:space="0"/>
+            <w:left w:val="single" w:color="auto" w:sz="4" w:space="0"/>
+            <w:bottom w:val="single" w:color="auto" w:sz="4" w:space="0"/>
+            <w:right w:val="single" w:color="auto" w:sz="4" w:space="0"/>
+            <w:insideH w:val="single" w:color="auto" w:sz="4" w:space="0"/>
+            <w:insideV w:val="single" w:color="auto" w:sz="4" w:space="0"/>
+          </w:tblBorders>
+          <w:tblCellMar>
+            <w:top w:w="0" w:type="dxa"/>
+            <w:left w:w="108" w:type="dxa"/>
+            <w:bottom w:w="0" w:type="dxa"/>
+            <w:right w:w="108" w:type="dxa"/>
+          </w:tblCellMar>
+        </w:tblPrEx>
+        <w:trPr>
+          <w:trHeight w:val="625" w:hRule="atLeast"/>
+        </w:trPr>
+        <w:tc>
+          <w:tcPr>
+            <w:tcW w:w="2160" w:type="dxa"/>
+            <w:vAlign w:val="center"/>
+          </w:tcPr>
+          <w:p>
+            <w:pPr>
+              <w:jc w:val="left"/>
+              <w:rPr>
+                <w:rFonts w:hint="default" w:ascii="Times New Roman" w:hAnsi="Times New Roman" w:cs="Times New Roman"/>
+                <w:sz w:val="24"/>
+                <w:szCs w:val="24"/>
+                <w:vertAlign w:val="baseline"/>
+                <w:lang w:val="en-US"/>
+              </w:rPr>
+            </w:pPr>
+            <w:r>
+              <w:rPr>
+                <w:rFonts w:hint="default" w:ascii="Times New Roman" w:hAnsi="Times New Roman" w:cs="Times New Roman"/>
+                <w:sz w:val="24"/>
+                <w:szCs w:val="24"/>
+                <w:vertAlign w:val="baseline"/>
+                <w:lang w:val="en-US"/>
+              </w:rPr>
+              <w:t>Work Area</w:t>
+            </w:r>
+          </w:p>
+        </w:tc>
+        <w:tc>
+          <w:tcPr>
+            <w:tcW w:w="7032" w:type="dxa"/>
+            <w:vAlign w:val="center"/>
+          </w:tcPr>
+          <w:p>
+            <w:pPr>
+              <w:numPr>
+                <w:ilvl w:val="0"/>
+                <w:numId w:val="8"/>
+              </w:numPr>
+              <w:ind w:left="420" w:leftChars="0" w:hanging="420" w:firstLineChars="0"/>
+              <w:jc w:val="both"/>
+              <w:rPr>
+                <w:rFonts w:hint="default" w:ascii="Times New Roman" w:hAnsi="Times New Roman" w:cs="Times New Roman"/>
+                <w:sz w:val="24"/>
+                <w:szCs w:val="24"/>
+                <w:vertAlign w:val="baseline"/>
+              </w:rPr>
+            </w:pPr>
+            <w:r>
+              <w:rPr>
+                <w:rFonts w:hint="default" w:ascii="Times New Roman" w:hAnsi="Times New Roman" w:eastAsia="SimSun" w:cs="Times New Roman"/>
+                <w:sz w:val="24"/>
+                <w:szCs w:val="24"/>
+              </w:rPr>
+              <w:t>Administrative Control Panel / System Configuration Dashboard</w:t>
+            </w:r>
+          </w:p>
+        </w:tc>
+      </w:tr>
+      <w:tr>
+        <w:tblPrEx>
+          <w:tblBorders>
+            <w:top w:val="single" w:color="auto" w:sz="4" w:space="0"/>
+            <w:left w:val="single" w:color="auto" w:sz="4" w:space="0"/>
+            <w:bottom w:val="single" w:color="auto" w:sz="4" w:space="0"/>
+            <w:right w:val="single" w:color="auto" w:sz="4" w:space="0"/>
+            <w:insideH w:val="single" w:color="auto" w:sz="4" w:space="0"/>
+            <w:insideV w:val="single" w:color="auto" w:sz="4" w:space="0"/>
+          </w:tblBorders>
+          <w:tblCellMar>
+            <w:top w:w="0" w:type="dxa"/>
+            <w:left w:w="108" w:type="dxa"/>
+            <w:bottom w:w="0" w:type="dxa"/>
+            <w:right w:w="108" w:type="dxa"/>
+          </w:tblCellMar>
+        </w:tblPrEx>
+        <w:trPr>
+          <w:trHeight w:val="525" w:hRule="atLeast"/>
+        </w:trPr>
+        <w:tc>
+          <w:tcPr>
+            <w:tcW w:w="2160" w:type="dxa"/>
+            <w:shd w:val="clear" w:color="auto" w:fill="FEF2CB" w:themeFill="accent3" w:themeFillTint="32"/>
+            <w:vAlign w:val="center"/>
+          </w:tcPr>
+          <w:p>
+            <w:pPr>
+              <w:jc w:val="center"/>
+              <w:rPr>
+                <w:rFonts w:hint="default" w:ascii="Times New Roman" w:hAnsi="Times New Roman" w:cs="Times New Roman"/>
+                <w:sz w:val="28"/>
+                <w:szCs w:val="28"/>
+                <w:vertAlign w:val="baseline"/>
+                <w:lang w:val="en-US"/>
+              </w:rPr>
+            </w:pPr>
+            <w:r>
+              <w:rPr>
+                <w:rFonts w:hint="default" w:ascii="Times New Roman" w:hAnsi="Times New Roman" w:cs="Times New Roman"/>
+                <w:sz w:val="28"/>
+                <w:szCs w:val="28"/>
+                <w:vertAlign w:val="baseline"/>
+                <w:lang w:val="en-US"/>
+              </w:rPr>
+              <w:t>Sub-Tasks</w:t>
+            </w:r>
+          </w:p>
+        </w:tc>
+        <w:tc>
+          <w:tcPr>
+            <w:tcW w:w="7032" w:type="dxa"/>
+            <w:shd w:val="clear" w:color="auto" w:fill="D4F4F1" w:themeFill="accent5" w:themeFillTint="32"/>
+            <w:vAlign w:val="center"/>
+          </w:tcPr>
+          <w:p>
+            <w:pPr>
+              <w:jc w:val="center"/>
+              <w:rPr>
+                <w:rFonts w:hint="default" w:ascii="Times New Roman" w:hAnsi="Times New Roman" w:cs="Times New Roman"/>
+                <w:sz w:val="28"/>
+                <w:szCs w:val="28"/>
+                <w:vertAlign w:val="baseline"/>
+                <w:lang w:val="en-US"/>
+              </w:rPr>
+            </w:pPr>
+            <w:r>
+              <w:rPr>
+                <w:rFonts w:hint="default" w:ascii="Times New Roman" w:hAnsi="Times New Roman" w:cs="Times New Roman"/>
+                <w:sz w:val="28"/>
+                <w:szCs w:val="28"/>
+                <w:vertAlign w:val="baseline"/>
+                <w:lang w:val="en-US"/>
+              </w:rPr>
+              <w:t>Example Solution (Funtional Requirement)</w:t>
+            </w:r>
+          </w:p>
+        </w:tc>
+      </w:tr>
+      <w:tr>
+        <w:tblPrEx>
+          <w:tblBorders>
+            <w:top w:val="single" w:color="auto" w:sz="4" w:space="0"/>
+            <w:left w:val="single" w:color="auto" w:sz="4" w:space="0"/>
+            <w:bottom w:val="single" w:color="auto" w:sz="4" w:space="0"/>
+            <w:right w:val="single" w:color="auto" w:sz="4" w:space="0"/>
+            <w:insideH w:val="single" w:color="auto" w:sz="4" w:space="0"/>
+            <w:insideV w:val="single" w:color="auto" w:sz="4" w:space="0"/>
+          </w:tblBorders>
+          <w:tblCellMar>
+            <w:top w:w="0" w:type="dxa"/>
+            <w:left w:w="108" w:type="dxa"/>
+            <w:bottom w:w="0" w:type="dxa"/>
+            <w:right w:w="108" w:type="dxa"/>
+          </w:tblCellMar>
+        </w:tblPrEx>
+        <w:trPr>
+          <w:trHeight w:val="1623" w:hRule="atLeast"/>
+        </w:trPr>
+        <w:tc>
+          <w:tcPr>
+            <w:tcW w:w="2160" w:type="dxa"/>
+            <w:shd w:val="clear" w:color="auto" w:fill="auto"/>
+            <w:vAlign w:val="center"/>
+          </w:tcPr>
+          <w:p>
+            <w:pPr>
+              <w:jc w:val="left"/>
+              <w:rPr>
+                <w:rFonts w:hint="default" w:ascii="Times New Roman" w:hAnsi="Times New Roman" w:cs="Times New Roman"/>
+                <w:sz w:val="28"/>
+                <w:szCs w:val="28"/>
+                <w:vertAlign w:val="baseline"/>
+                <w:lang w:val="en-US"/>
+              </w:rPr>
+            </w:pPr>
+            <w:r>
+              <w:rPr>
+                <w:rFonts w:hint="default" w:cs="Times New Roman"/>
+                <w:sz w:val="24"/>
+                <w:szCs w:val="24"/>
+                <w:vertAlign w:val="baseline"/>
+                <w:lang w:val="en-US"/>
+              </w:rPr>
+              <w:t>Register Regional Hub</w:t>
+            </w:r>
+          </w:p>
+        </w:tc>
+        <w:tc>
+          <w:tcPr>
+            <w:tcW w:w="7032" w:type="dxa"/>
+            <w:shd w:val="clear" w:color="auto" w:fill="auto"/>
+            <w:vAlign w:val="center"/>
+          </w:tcPr>
+          <w:p>
+            <w:pPr>
+              <w:numPr>
+                <w:ilvl w:val="0"/>
+                <w:numId w:val="13"/>
+              </w:numPr>
+              <w:ind w:left="420" w:leftChars="0" w:hanging="420" w:firstLineChars="0"/>
+              <w:jc w:val="both"/>
+              <w:rPr>
+                <w:rFonts w:hint="default" w:ascii="Times New Roman" w:hAnsi="Times New Roman" w:eastAsia="SimSun" w:cs="Times New Roman"/>
+                <w:sz w:val="24"/>
+                <w:szCs w:val="24"/>
+              </w:rPr>
+            </w:pPr>
+            <w:r>
+              <w:rPr>
+                <w:rFonts w:hint="default" w:ascii="Times New Roman" w:hAnsi="Times New Roman" w:eastAsia="SimSun" w:cs="Times New Roman"/>
+                <w:sz w:val="24"/>
+                <w:szCs w:val="24"/>
+              </w:rPr>
+              <w:t>Provide clean interfaces to input branch details including unique hub ID, geographic location, manager profile links, and storage capacities.</w:t>
+            </w:r>
+          </w:p>
+          <w:p>
+            <w:pPr>
+              <w:numPr>
+                <w:ilvl w:val="0"/>
+                <w:numId w:val="13"/>
+              </w:numPr>
+              <w:ind w:left="420" w:leftChars="0" w:hanging="420" w:firstLineChars="0"/>
+              <w:jc w:val="both"/>
+              <w:rPr>
+                <w:rFonts w:hint="default" w:ascii="SimSun" w:hAnsi="SimSun" w:eastAsia="SimSun" w:cs="SimSun"/>
+                <w:sz w:val="24"/>
+                <w:szCs w:val="24"/>
+                <w:lang w:val="en-US"/>
+              </w:rPr>
+            </w:pPr>
+            <w:r>
+              <w:rPr>
+                <w:rFonts w:hint="default" w:ascii="Times New Roman" w:hAnsi="Times New Roman" w:eastAsia="SimSun" w:cs="Times New Roman"/>
+                <w:sz w:val="24"/>
+                <w:szCs w:val="24"/>
+              </w:rPr>
+              <w:t>Implement dynamic validation checks to prevent overlapping branch identification codes or duplicated directory records</w:t>
+            </w:r>
+          </w:p>
+        </w:tc>
+      </w:tr>
+      <w:tr>
+        <w:tblPrEx>
+          <w:tblBorders>
+            <w:top w:val="single" w:color="auto" w:sz="4" w:space="0"/>
+            <w:left w:val="single" w:color="auto" w:sz="4" w:space="0"/>
+            <w:bottom w:val="single" w:color="auto" w:sz="4" w:space="0"/>
+            <w:right w:val="single" w:color="auto" w:sz="4" w:space="0"/>
+            <w:insideH w:val="single" w:color="auto" w:sz="4" w:space="0"/>
+            <w:insideV w:val="single" w:color="auto" w:sz="4" w:space="0"/>
+          </w:tblBorders>
+          <w:tblCellMar>
+            <w:top w:w="0" w:type="dxa"/>
+            <w:left w:w="108" w:type="dxa"/>
+            <w:bottom w:w="0" w:type="dxa"/>
+            <w:right w:w="108" w:type="dxa"/>
+          </w:tblCellMar>
+        </w:tblPrEx>
+        <w:trPr>
+          <w:trHeight w:val="1321" w:hRule="atLeast"/>
+        </w:trPr>
+        <w:tc>
+          <w:tcPr>
+            <w:tcW w:w="2160" w:type="dxa"/>
+            <w:shd w:val="clear" w:color="auto" w:fill="auto"/>
+            <w:vAlign w:val="center"/>
+          </w:tcPr>
+          <w:p>
+            <w:pPr>
+              <w:jc w:val="left"/>
+              <w:rPr>
+                <w:rFonts w:hint="default" w:ascii="Times New Roman" w:hAnsi="Times New Roman" w:cs="Times New Roman"/>
+                <w:sz w:val="28"/>
+                <w:szCs w:val="28"/>
+                <w:vertAlign w:val="baseline"/>
+                <w:lang w:val="en-US"/>
+              </w:rPr>
+            </w:pPr>
+            <w:r>
+              <w:rPr>
+                <w:rFonts w:hint="default" w:cs="Times New Roman"/>
+                <w:sz w:val="24"/>
+                <w:szCs w:val="24"/>
+                <w:vertAlign w:val="baseline"/>
+                <w:lang w:val="en-US"/>
+              </w:rPr>
+              <w:t>Map Georaphic Boundaries</w:t>
+            </w:r>
+          </w:p>
+        </w:tc>
+        <w:tc>
+          <w:tcPr>
+            <w:tcW w:w="7032" w:type="dxa"/>
+            <w:shd w:val="clear" w:color="auto" w:fill="auto"/>
+            <w:vAlign w:val="center"/>
+          </w:tcPr>
+          <w:p>
+            <w:pPr>
+              <w:numPr>
+                <w:ilvl w:val="0"/>
+                <w:numId w:val="14"/>
+              </w:numPr>
+              <w:tabs>
+                <w:tab w:val="clear" w:pos="420"/>
+              </w:tabs>
+              <w:ind w:left="420" w:leftChars="0" w:hanging="420" w:firstLineChars="0"/>
+              <w:jc w:val="both"/>
+              <w:rPr>
+                <w:rFonts w:hint="default" w:ascii="Times New Roman" w:hAnsi="Times New Roman" w:eastAsia="SimSun" w:cs="Times New Roman"/>
+                <w:sz w:val="24"/>
+                <w:szCs w:val="24"/>
+              </w:rPr>
+            </w:pPr>
+            <w:r>
+              <w:rPr>
+                <w:rFonts w:hint="default" w:ascii="Times New Roman" w:hAnsi="Times New Roman" w:eastAsia="SimSun" w:cs="Times New Roman"/>
+                <w:sz w:val="24"/>
+                <w:szCs w:val="24"/>
+              </w:rPr>
+              <w:t>Provide interactive digital map tools to plot specific regional service boundaries and delivery coverage areas for each hub.</w:t>
+            </w:r>
+          </w:p>
+          <w:p>
+            <w:pPr>
+              <w:numPr>
+                <w:ilvl w:val="0"/>
+                <w:numId w:val="14"/>
+              </w:numPr>
+              <w:tabs>
+                <w:tab w:val="clear" w:pos="420"/>
+              </w:tabs>
+              <w:ind w:left="420" w:leftChars="0" w:hanging="420" w:firstLineChars="0"/>
+              <w:jc w:val="both"/>
+              <w:rPr>
+                <w:rFonts w:hint="default" w:ascii="Times New Roman" w:hAnsi="Times New Roman" w:eastAsia="SimSun" w:cs="Times New Roman"/>
+                <w:sz w:val="24"/>
+                <w:szCs w:val="24"/>
+                <w:lang w:val="en-US"/>
+              </w:rPr>
+            </w:pPr>
+            <w:r>
+              <w:rPr>
+                <w:rFonts w:hint="default" w:ascii="Times New Roman" w:hAnsi="Times New Roman" w:eastAsia="SimSun" w:cs="Times New Roman"/>
+                <w:sz w:val="24"/>
+                <w:szCs w:val="24"/>
+              </w:rPr>
+              <w:t>Automatically save spatial coordinate boundaries into the central database to guide automated order allocation systems.</w:t>
+            </w:r>
+          </w:p>
+        </w:tc>
+      </w:tr>
+      <w:tr>
+        <w:tblPrEx>
+          <w:tblBorders>
+            <w:top w:val="single" w:color="auto" w:sz="4" w:space="0"/>
+            <w:left w:val="single" w:color="auto" w:sz="4" w:space="0"/>
+            <w:bottom w:val="single" w:color="auto" w:sz="4" w:space="0"/>
+            <w:right w:val="single" w:color="auto" w:sz="4" w:space="0"/>
+            <w:insideH w:val="single" w:color="auto" w:sz="4" w:space="0"/>
+            <w:insideV w:val="single" w:color="auto" w:sz="4" w:space="0"/>
+          </w:tblBorders>
+          <w:tblCellMar>
+            <w:top w:w="0" w:type="dxa"/>
+            <w:left w:w="108" w:type="dxa"/>
+            <w:bottom w:w="0" w:type="dxa"/>
+            <w:right w:w="108" w:type="dxa"/>
+          </w:tblCellMar>
+        </w:tblPrEx>
+        <w:trPr>
+          <w:trHeight w:val="1909" w:hRule="atLeast"/>
+        </w:trPr>
+        <w:tc>
+          <w:tcPr>
+            <w:tcW w:w="2160" w:type="dxa"/>
+            <w:shd w:val="clear" w:color="auto" w:fill="auto"/>
+            <w:vAlign w:val="center"/>
+          </w:tcPr>
+          <w:p>
+            <w:pPr>
+              <w:jc w:val="left"/>
+              <w:rPr>
+                <w:rFonts w:hint="default" w:cs="Times New Roman"/>
+                <w:sz w:val="24"/>
+                <w:szCs w:val="24"/>
+                <w:vertAlign w:val="baseline"/>
+                <w:lang w:val="en-US"/>
+              </w:rPr>
+            </w:pPr>
+            <w:r>
+              <w:rPr>
+                <w:rFonts w:hint="default" w:cs="Times New Roman"/>
+                <w:sz w:val="24"/>
+                <w:szCs w:val="24"/>
+                <w:vertAlign w:val="baseline"/>
+                <w:lang w:val="en-US"/>
+              </w:rPr>
+              <w:t>Configure Synchronization Protocols</w:t>
+            </w:r>
+          </w:p>
+        </w:tc>
+        <w:tc>
+          <w:tcPr>
+            <w:tcW w:w="7032" w:type="dxa"/>
+            <w:shd w:val="clear" w:color="auto" w:fill="auto"/>
+            <w:vAlign w:val="center"/>
+          </w:tcPr>
+          <w:p>
+            <w:pPr>
+              <w:numPr>
+                <w:ilvl w:val="0"/>
+                <w:numId w:val="15"/>
+              </w:numPr>
+              <w:tabs>
+                <w:tab w:val="clear" w:pos="420"/>
+              </w:tabs>
+              <w:ind w:left="420" w:leftChars="0" w:hanging="420" w:firstLineChars="0"/>
+              <w:jc w:val="both"/>
+              <w:rPr>
+                <w:rFonts w:hint="default" w:ascii="Times New Roman" w:hAnsi="Times New Roman" w:eastAsia="SimSun" w:cs="Times New Roman"/>
+                <w:sz w:val="24"/>
+                <w:szCs w:val="24"/>
+              </w:rPr>
+            </w:pPr>
+            <w:r>
+              <w:rPr>
+                <w:rFonts w:hint="default" w:ascii="Times New Roman" w:hAnsi="Times New Roman" w:eastAsia="SimSun" w:cs="Times New Roman"/>
+                <w:sz w:val="24"/>
+                <w:szCs w:val="24"/>
+              </w:rPr>
+              <w:t>Allow administrators to define automated database replication schedules, synchronization intervals, and data transmission bandwidth limits.</w:t>
+            </w:r>
+          </w:p>
+          <w:p>
+            <w:pPr>
+              <w:numPr>
+                <w:ilvl w:val="0"/>
+                <w:numId w:val="15"/>
+              </w:numPr>
+              <w:tabs>
+                <w:tab w:val="clear" w:pos="420"/>
+              </w:tabs>
+              <w:ind w:left="420" w:leftChars="0" w:hanging="420" w:firstLineChars="0"/>
+              <w:jc w:val="both"/>
+              <w:rPr>
+                <w:rFonts w:hint="default" w:ascii="SimSun" w:hAnsi="SimSun" w:eastAsia="SimSun" w:cs="SimSun"/>
+                <w:sz w:val="24"/>
+                <w:szCs w:val="24"/>
+              </w:rPr>
+            </w:pPr>
+            <w:r>
+              <w:rPr>
+                <w:rFonts w:hint="default" w:ascii="Times New Roman" w:hAnsi="Times New Roman" w:eastAsia="SimSun" w:cs="Times New Roman"/>
+                <w:sz w:val="24"/>
+                <w:szCs w:val="24"/>
+              </w:rPr>
+              <w:t>Provide manual triggers that allow authorized branch managers to force immediate data synchronization updates during emergencies.</w:t>
+            </w:r>
+          </w:p>
+        </w:tc>
+      </w:tr>
+      <w:tr>
+        <w:tblPrEx>
+          <w:tblBorders>
+            <w:top w:val="single" w:color="auto" w:sz="4" w:space="0"/>
+            <w:left w:val="single" w:color="auto" w:sz="4" w:space="0"/>
+            <w:bottom w:val="single" w:color="auto" w:sz="4" w:space="0"/>
+            <w:right w:val="single" w:color="auto" w:sz="4" w:space="0"/>
+            <w:insideH w:val="single" w:color="auto" w:sz="4" w:space="0"/>
+            <w:insideV w:val="single" w:color="auto" w:sz="4" w:space="0"/>
+          </w:tblBorders>
+          <w:tblCellMar>
+            <w:top w:w="0" w:type="dxa"/>
+            <w:left w:w="108" w:type="dxa"/>
+            <w:bottom w:w="0" w:type="dxa"/>
+            <w:right w:w="108" w:type="dxa"/>
+          </w:tblCellMar>
+        </w:tblPrEx>
+        <w:trPr>
+          <w:trHeight w:val="2055" w:hRule="atLeast"/>
+        </w:trPr>
+        <w:tc>
+          <w:tcPr>
+            <w:tcW w:w="2160" w:type="dxa"/>
+            <w:shd w:val="clear" w:color="auto" w:fill="auto"/>
+            <w:vAlign w:val="center"/>
+          </w:tcPr>
+          <w:p>
+            <w:pPr>
+              <w:jc w:val="left"/>
+              <w:rPr>
+                <w:rFonts w:hint="default" w:cs="Times New Roman"/>
+                <w:sz w:val="24"/>
+                <w:szCs w:val="24"/>
+                <w:vertAlign w:val="baseline"/>
+                <w:lang w:val="en-US"/>
+              </w:rPr>
+            </w:pPr>
+            <w:r>
+              <w:rPr>
+                <w:rFonts w:hint="default" w:ascii="Times New Roman" w:hAnsi="Times New Roman" w:eastAsia="SimSun" w:cs="Times New Roman"/>
+                <w:sz w:val="24"/>
+                <w:szCs w:val="24"/>
+              </w:rPr>
+              <w:t>Monitor Network Connectivity</w:t>
+            </w:r>
+          </w:p>
+        </w:tc>
+        <w:tc>
+          <w:tcPr>
+            <w:tcW w:w="7032" w:type="dxa"/>
+            <w:shd w:val="clear" w:color="auto" w:fill="auto"/>
+            <w:vAlign w:val="center"/>
+          </w:tcPr>
+          <w:p>
+            <w:pPr>
+              <w:numPr>
+                <w:ilvl w:val="0"/>
+                <w:numId w:val="16"/>
+              </w:numPr>
+              <w:tabs>
+                <w:tab w:val="clear" w:pos="420"/>
+              </w:tabs>
+              <w:ind w:left="420" w:leftChars="0" w:hanging="420" w:firstLineChars="0"/>
+              <w:jc w:val="both"/>
+              <w:rPr>
+                <w:rFonts w:hint="default" w:ascii="Times New Roman" w:hAnsi="Times New Roman" w:eastAsia="SimSun" w:cs="Times New Roman"/>
+                <w:sz w:val="24"/>
+                <w:szCs w:val="24"/>
+              </w:rPr>
+            </w:pPr>
+            <w:r>
+              <w:rPr>
+                <w:rFonts w:hint="default" w:ascii="Times New Roman" w:hAnsi="Times New Roman" w:eastAsia="SimSun" w:cs="Times New Roman"/>
+                <w:sz w:val="24"/>
+                <w:szCs w:val="24"/>
+              </w:rPr>
+              <w:t>Provide a centralized monitoring dashboard that displays the active connection status and latency metrics of all regional branch databases.</w:t>
+            </w:r>
+          </w:p>
+          <w:p>
+            <w:pPr>
+              <w:numPr>
+                <w:ilvl w:val="0"/>
+                <w:numId w:val="16"/>
+              </w:numPr>
+              <w:tabs>
+                <w:tab w:val="clear" w:pos="420"/>
+              </w:tabs>
+              <w:ind w:left="420" w:leftChars="0" w:hanging="420" w:firstLineChars="0"/>
+              <w:jc w:val="both"/>
+              <w:rPr>
+                <w:rFonts w:hint="default" w:ascii="Times New Roman" w:hAnsi="Times New Roman" w:eastAsia="SimSun" w:cs="Times New Roman"/>
+                <w:sz w:val="24"/>
+                <w:szCs w:val="24"/>
+              </w:rPr>
+            </w:pPr>
+            <w:r>
+              <w:rPr>
+                <w:rFonts w:hint="default" w:ascii="Times New Roman" w:hAnsi="Times New Roman" w:eastAsia="SimSun" w:cs="Times New Roman"/>
+                <w:sz w:val="24"/>
+                <w:szCs w:val="24"/>
+              </w:rPr>
+              <w:t>Generate automated system alerts to notify technical personnel immediately if a regional node experiences connectivity drops or replication failures.</w:t>
+            </w:r>
+          </w:p>
+        </w:tc>
+      </w:tr>
+      <w:tr>
+        <w:tblPrEx>
+          <w:tblBorders>
+            <w:top w:val="single" w:color="auto" w:sz="4" w:space="0"/>
+            <w:left w:val="single" w:color="auto" w:sz="4" w:space="0"/>
+            <w:bottom w:val="single" w:color="auto" w:sz="4" w:space="0"/>
+            <w:right w:val="single" w:color="auto" w:sz="4" w:space="0"/>
+            <w:insideH w:val="single" w:color="auto" w:sz="4" w:space="0"/>
+            <w:insideV w:val="single" w:color="auto" w:sz="4" w:space="0"/>
+          </w:tblBorders>
+          <w:tblCellMar>
+            <w:top w:w="0" w:type="dxa"/>
+            <w:left w:w="108" w:type="dxa"/>
+            <w:bottom w:w="0" w:type="dxa"/>
+            <w:right w:w="108" w:type="dxa"/>
+          </w:tblCellMar>
+        </w:tblPrEx>
+        <w:trPr>
+          <w:trHeight w:val="525" w:hRule="atLeast"/>
+        </w:trPr>
+        <w:tc>
+          <w:tcPr>
+            <w:tcW w:w="2160" w:type="dxa"/>
+            <w:shd w:val="clear" w:color="auto" w:fill="FEF2CB" w:themeFill="accent3" w:themeFillTint="32"/>
+            <w:vAlign w:val="center"/>
+          </w:tcPr>
+          <w:p>
+            <w:pPr>
+              <w:jc w:val="center"/>
+              <w:rPr>
+                <w:rFonts w:hint="default" w:ascii="Times New Roman" w:hAnsi="Times New Roman" w:cs="Times New Roman"/>
+                <w:sz w:val="28"/>
+                <w:szCs w:val="28"/>
+                <w:vertAlign w:val="baseline"/>
+                <w:lang w:val="en-US"/>
+              </w:rPr>
+            </w:pPr>
+            <w:r>
+              <w:rPr>
+                <w:rFonts w:hint="default" w:ascii="Times New Roman" w:hAnsi="Times New Roman" w:cs="Times New Roman"/>
+                <w:sz w:val="28"/>
+                <w:szCs w:val="28"/>
+                <w:vertAlign w:val="baseline"/>
+                <w:lang w:val="en-US"/>
+              </w:rPr>
+              <w:t>Variant</w:t>
+            </w:r>
+          </w:p>
+        </w:tc>
+        <w:tc>
+          <w:tcPr>
+            <w:tcW w:w="7032" w:type="dxa"/>
+            <w:shd w:val="clear" w:color="auto" w:fill="D4F4F1" w:themeFill="accent5" w:themeFillTint="32"/>
+            <w:vAlign w:val="center"/>
+          </w:tcPr>
+          <w:p>
+            <w:pPr>
+              <w:jc w:val="center"/>
+              <w:rPr>
+                <w:rFonts w:hint="default" w:ascii="Times New Roman" w:hAnsi="Times New Roman" w:cs="Times New Roman" w:eastAsiaTheme="minorEastAsia"/>
+                <w:sz w:val="28"/>
+                <w:szCs w:val="28"/>
+                <w:vertAlign w:val="baseline"/>
+                <w:lang w:val="en-US" w:eastAsia="zh-CN" w:bidi="ar-SA"/>
+              </w:rPr>
+            </w:pPr>
+            <w:r>
+              <w:rPr>
+                <w:rFonts w:hint="default" w:ascii="Times New Roman" w:hAnsi="Times New Roman" w:cs="Times New Roman"/>
+                <w:sz w:val="28"/>
+                <w:szCs w:val="28"/>
+                <w:vertAlign w:val="baseline"/>
+                <w:lang w:val="en-US"/>
+              </w:rPr>
+              <w:t>Example Solution (Funtional Requirement)</w:t>
+            </w:r>
+          </w:p>
+        </w:tc>
+      </w:tr>
+      <w:tr>
+        <w:tblPrEx>
+          <w:tblBorders>
+            <w:top w:val="single" w:color="auto" w:sz="4" w:space="0"/>
+            <w:left w:val="single" w:color="auto" w:sz="4" w:space="0"/>
+            <w:bottom w:val="single" w:color="auto" w:sz="4" w:space="0"/>
+            <w:right w:val="single" w:color="auto" w:sz="4" w:space="0"/>
+            <w:insideH w:val="single" w:color="auto" w:sz="4" w:space="0"/>
+            <w:insideV w:val="single" w:color="auto" w:sz="4" w:space="0"/>
+          </w:tblBorders>
+          <w:tblCellMar>
+            <w:top w:w="0" w:type="dxa"/>
+            <w:left w:w="108" w:type="dxa"/>
+            <w:bottom w:w="0" w:type="dxa"/>
+            <w:right w:w="108" w:type="dxa"/>
+          </w:tblCellMar>
+        </w:tblPrEx>
+        <w:trPr>
+          <w:trHeight w:val="1047" w:hRule="atLeast"/>
+        </w:trPr>
+        <w:tc>
+          <w:tcPr>
+            <w:tcW w:w="2160" w:type="dxa"/>
+            <w:shd w:val="clear" w:color="auto" w:fill="auto"/>
+            <w:vAlign w:val="center"/>
+          </w:tcPr>
+          <w:p>
+            <w:pPr>
+              <w:jc w:val="left"/>
+              <w:rPr>
+                <w:rFonts w:hint="default" w:ascii="Times New Roman" w:hAnsi="Times New Roman" w:cs="Times New Roman"/>
+                <w:sz w:val="24"/>
+                <w:szCs w:val="24"/>
+                <w:vertAlign w:val="baseline"/>
+                <w:lang w:val="en-US"/>
+              </w:rPr>
+            </w:pPr>
+            <w:r>
+              <w:rPr>
+                <w:rFonts w:hint="default" w:ascii="Times New Roman" w:hAnsi="Times New Roman" w:eastAsia="SimSun" w:cs="Times New Roman"/>
+                <w:sz w:val="24"/>
+                <w:szCs w:val="24"/>
+              </w:rPr>
+              <w:t>Offline Operational Mode</w:t>
+            </w:r>
+          </w:p>
+        </w:tc>
+        <w:tc>
+          <w:tcPr>
+            <w:tcW w:w="7032" w:type="dxa"/>
+            <w:shd w:val="clear" w:color="auto" w:fill="auto"/>
+            <w:vAlign w:val="center"/>
+          </w:tcPr>
+          <w:p>
+            <w:pPr>
+              <w:numPr>
+                <w:ilvl w:val="0"/>
+                <w:numId w:val="17"/>
+              </w:numPr>
+              <w:ind w:left="420" w:leftChars="0" w:hanging="420" w:firstLineChars="0"/>
+              <w:jc w:val="both"/>
+              <w:rPr>
+                <w:rFonts w:hint="default" w:ascii="Times New Roman" w:hAnsi="Times New Roman" w:cs="Times New Roman"/>
+                <w:sz w:val="24"/>
+                <w:szCs w:val="24"/>
+                <w:vertAlign w:val="baseline"/>
+                <w:lang w:val="en-US"/>
+              </w:rPr>
+            </w:pPr>
+            <w:r>
+              <w:rPr>
+                <w:rFonts w:hint="default" w:ascii="Times New Roman" w:hAnsi="Times New Roman" w:eastAsia="SimSun" w:cs="Times New Roman"/>
+                <w:sz w:val="24"/>
+                <w:szCs w:val="24"/>
+              </w:rPr>
+              <w:t>The regional branch database switches to an isolated offline mode during network outages, caching local transactions securely and queueing them for automatic upload once connectivity is restored.</w:t>
+            </w:r>
+          </w:p>
+        </w:tc>
+      </w:tr>
+      <w:tr>
+        <w:tblPrEx>
+          <w:tblBorders>
+            <w:top w:val="single" w:color="auto" w:sz="4" w:space="0"/>
+            <w:left w:val="single" w:color="auto" w:sz="4" w:space="0"/>
+            <w:bottom w:val="single" w:color="auto" w:sz="4" w:space="0"/>
+            <w:right w:val="single" w:color="auto" w:sz="4" w:space="0"/>
+            <w:insideH w:val="single" w:color="auto" w:sz="4" w:space="0"/>
+            <w:insideV w:val="single" w:color="auto" w:sz="4" w:space="0"/>
+          </w:tblBorders>
+          <w:tblCellMar>
+            <w:top w:w="0" w:type="dxa"/>
+            <w:left w:w="108" w:type="dxa"/>
+            <w:bottom w:w="0" w:type="dxa"/>
+            <w:right w:w="108" w:type="dxa"/>
+          </w:tblCellMar>
+        </w:tblPrEx>
+        <w:trPr>
+          <w:trHeight w:val="1019" w:hRule="atLeast"/>
+        </w:trPr>
+        <w:tc>
+          <w:tcPr>
+            <w:tcW w:w="2160" w:type="dxa"/>
+            <w:shd w:val="clear" w:color="auto" w:fill="auto"/>
+            <w:vAlign w:val="center"/>
+          </w:tcPr>
+          <w:p>
+            <w:pPr>
+              <w:jc w:val="left"/>
+              <w:rPr>
+                <w:rFonts w:hint="default" w:ascii="Times New Roman" w:hAnsi="Times New Roman" w:cs="Times New Roman"/>
+                <w:sz w:val="24"/>
+                <w:szCs w:val="24"/>
+                <w:vertAlign w:val="baseline"/>
+                <w:lang w:val="en-US"/>
+              </w:rPr>
+            </w:pPr>
+            <w:r>
+              <w:rPr>
+                <w:rFonts w:hint="default" w:ascii="Times New Roman" w:hAnsi="Times New Roman" w:eastAsia="SimSun" w:cs="Times New Roman"/>
+                <w:sz w:val="24"/>
+                <w:szCs w:val="24"/>
+              </w:rPr>
+              <w:t>Cross-Hub Resource Sharing</w:t>
+            </w:r>
+          </w:p>
+        </w:tc>
+        <w:tc>
+          <w:tcPr>
+            <w:tcW w:w="7032" w:type="dxa"/>
+            <w:shd w:val="clear" w:color="auto" w:fill="auto"/>
+            <w:vAlign w:val="center"/>
+          </w:tcPr>
+          <w:p>
+            <w:pPr>
+              <w:numPr>
+                <w:ilvl w:val="0"/>
+                <w:numId w:val="18"/>
+              </w:numPr>
+              <w:ind w:left="420" w:leftChars="0" w:hanging="420" w:firstLineChars="0"/>
+              <w:jc w:val="both"/>
+              <w:rPr>
+                <w:rFonts w:hint="default" w:ascii="Times New Roman" w:hAnsi="Times New Roman" w:cs="Times New Roman"/>
+                <w:sz w:val="24"/>
+                <w:szCs w:val="24"/>
+                <w:vertAlign w:val="baseline"/>
+                <w:lang w:val="en-US"/>
+              </w:rPr>
+            </w:pPr>
+            <w:r>
+              <w:rPr>
+                <w:rFonts w:hint="default" w:ascii="Times New Roman" w:hAnsi="Times New Roman" w:eastAsia="SimSun" w:cs="Times New Roman"/>
+                <w:sz w:val="24"/>
+                <w:szCs w:val="24"/>
+              </w:rPr>
+              <w:t>The system provides temporary data viewing permissions that allow neighboring hubs to review shared asset availability logs during localized vehicle shortages.</w:t>
+            </w:r>
+          </w:p>
+        </w:tc>
+      </w:tr>
+    </w:tbl>
+    <w:p>
+      <w:pPr>
+        <w:pStyle w:val="3"/>
+        <w:bidi w:val="0"/>
+        <w:spacing w:line="240" w:lineRule="auto"/>
+        <w:ind w:left="400" w:leftChars="100" w:firstLine="0" w:firstLineChars="0"/>
+        <w:rPr>
+          <w:rFonts w:hint="default" w:cs="Times New Roman"/>
+          <w:lang w:val="en-US"/>
+        </w:rPr>
+      </w:pPr>
+      <w:r>
+        <w:rPr>
+          <w:rFonts w:hint="default" w:cs="Times New Roman"/>
+          <w:lang w:val="en-US"/>
+        </w:rPr>
+        <w:t>4</w:t>
+      </w:r>
+      <w:r>
+        <w:rPr>
+          <w:rFonts w:hint="default" w:ascii="Times New Roman" w:hAnsi="Times New Roman" w:cs="Times New Roman"/>
+          <w:lang w:val="en-US"/>
+        </w:rPr>
+        <w:t>.</w:t>
+      </w:r>
+      <w:r>
+        <w:rPr>
+          <w:rFonts w:hint="default" w:cs="Times New Roman"/>
+          <w:lang w:val="en-US"/>
+        </w:rPr>
+        <w:t>3</w:t>
+      </w:r>
+      <w:r>
+        <w:rPr>
+          <w:rFonts w:hint="default" w:ascii="Times New Roman" w:hAnsi="Times New Roman" w:cs="Times New Roman"/>
+          <w:lang w:val="en-US"/>
+        </w:rPr>
+        <w:t xml:space="preserve"> </w:t>
+      </w:r>
+      <w:r>
+        <w:rPr>
+          <w:rFonts w:hint="default" w:cs="Times New Roman"/>
+          <w:lang w:val="en-US"/>
+        </w:rPr>
+        <w:t>Fleet Asset Management</w:t>
+      </w:r>
+    </w:p>
+    <w:tbl>
+      <w:tblPr>
+        <w:tblStyle w:val="11"/>
+        <w:tblW w:w="9192" w:type="dxa"/>
+        <w:tblInd w:w="-407" w:type="dxa"/>
+        <w:tblBorders>
+          <w:top w:val="single" w:color="auto" w:sz="4" w:space="0"/>
+          <w:left w:val="single" w:color="auto" w:sz="4" w:space="0"/>
+          <w:bottom w:val="single" w:color="auto" w:sz="4" w:space="0"/>
+          <w:right w:val="single" w:color="auto" w:sz="4" w:space="0"/>
+          <w:insideH w:val="single" w:color="auto" w:sz="4" w:space="0"/>
+          <w:insideV w:val="single" w:color="auto" w:sz="4" w:space="0"/>
+        </w:tblBorders>
+        <w:tblLayout w:type="autofit"/>
+        <w:tblCellMar>
+          <w:top w:w="0" w:type="dxa"/>
+          <w:left w:w="108" w:type="dxa"/>
+          <w:bottom w:w="0" w:type="dxa"/>
+          <w:right w:w="108" w:type="dxa"/>
+        </w:tblCellMar>
+      </w:tblPr>
+      <w:tblGrid>
+        <w:gridCol w:w="2160"/>
+        <w:gridCol w:w="7032"/>
+      </w:tblGrid>
+      <w:tr>
+        <w:tblPrEx>
+          <w:tblBorders>
+            <w:top w:val="single" w:color="auto" w:sz="4" w:space="0"/>
+            <w:left w:val="single" w:color="auto" w:sz="4" w:space="0"/>
+            <w:bottom w:val="single" w:color="auto" w:sz="4" w:space="0"/>
+            <w:right w:val="single" w:color="auto" w:sz="4" w:space="0"/>
+            <w:insideH w:val="single" w:color="auto" w:sz="4" w:space="0"/>
+            <w:insideV w:val="single" w:color="auto" w:sz="4" w:space="0"/>
+          </w:tblBorders>
+          <w:tblCellMar>
+            <w:top w:w="0" w:type="dxa"/>
+            <w:left w:w="108" w:type="dxa"/>
+            <w:bottom w:w="0" w:type="dxa"/>
+            <w:right w:w="108" w:type="dxa"/>
+          </w:tblCellMar>
+        </w:tblPrEx>
+        <w:trPr>
+          <w:trHeight w:val="585" w:hRule="atLeast"/>
+        </w:trPr>
+        <w:tc>
+          <w:tcPr>
+            <w:tcW w:w="9192" w:type="dxa"/>
+            <w:gridSpan w:val="2"/>
+            <w:shd w:val="clear" w:color="auto" w:fill="FBE6D6" w:themeFill="accent2" w:themeFillTint="32"/>
+            <w:vAlign w:val="center"/>
+          </w:tcPr>
+          <w:p>
+            <w:pPr>
+              <w:jc w:val="center"/>
+              <w:rPr>
+                <w:rFonts w:hint="default" w:ascii="Times New Roman" w:hAnsi="Times New Roman" w:cs="Times New Roman"/>
+                <w:vertAlign w:val="baseline"/>
+                <w:lang w:val="en-US"/>
+              </w:rPr>
+            </w:pPr>
+            <w:r>
+              <w:rPr>
+                <w:rFonts w:hint="default" w:ascii="Times New Roman" w:hAnsi="Times New Roman" w:cs="Times New Roman"/>
+                <w:sz w:val="32"/>
+                <w:szCs w:val="32"/>
+                <w:vertAlign w:val="baseline"/>
+                <w:lang w:val="en-US"/>
+              </w:rPr>
+              <w:t>Task: Fleet Asset Management</w:t>
+            </w:r>
+          </w:p>
+        </w:tc>
+      </w:tr>
+      <w:tr>
+        <w:tblPrEx>
+          <w:tblBorders>
+            <w:top w:val="single" w:color="auto" w:sz="4" w:space="0"/>
+            <w:left w:val="single" w:color="auto" w:sz="4" w:space="0"/>
+            <w:bottom w:val="single" w:color="auto" w:sz="4" w:space="0"/>
+            <w:right w:val="single" w:color="auto" w:sz="4" w:space="0"/>
+            <w:insideH w:val="single" w:color="auto" w:sz="4" w:space="0"/>
+            <w:insideV w:val="single" w:color="auto" w:sz="4" w:space="0"/>
+          </w:tblBorders>
+          <w:tblCellMar>
+            <w:top w:w="0" w:type="dxa"/>
+            <w:left w:w="108" w:type="dxa"/>
+            <w:bottom w:w="0" w:type="dxa"/>
+            <w:right w:w="108" w:type="dxa"/>
+          </w:tblCellMar>
+        </w:tblPrEx>
+        <w:trPr>
+          <w:trHeight w:val="427" w:hRule="atLeast"/>
+        </w:trPr>
+        <w:tc>
+          <w:tcPr>
+            <w:tcW w:w="2160" w:type="dxa"/>
+            <w:shd w:val="clear" w:color="auto" w:fill="FEF2CB" w:themeFill="accent3" w:themeFillTint="32"/>
+            <w:vAlign w:val="center"/>
+          </w:tcPr>
+          <w:p>
+            <w:pPr>
+              <w:jc w:val="center"/>
+              <w:rPr>
+                <w:rFonts w:hint="default" w:ascii="Times New Roman" w:hAnsi="Times New Roman" w:cs="Times New Roman"/>
+                <w:sz w:val="28"/>
+                <w:szCs w:val="28"/>
+                <w:vertAlign w:val="baseline"/>
+                <w:lang w:val="en-US"/>
+              </w:rPr>
+            </w:pPr>
+            <w:r>
+              <w:rPr>
+                <w:rFonts w:hint="default" w:ascii="Times New Roman" w:hAnsi="Times New Roman" w:cs="Times New Roman"/>
+                <w:sz w:val="28"/>
+                <w:szCs w:val="28"/>
+                <w:vertAlign w:val="baseline"/>
+                <w:lang w:val="en-US"/>
+              </w:rPr>
+              <w:t>Attribute</w:t>
+            </w:r>
+          </w:p>
+        </w:tc>
+        <w:tc>
+          <w:tcPr>
+            <w:tcW w:w="7032" w:type="dxa"/>
+            <w:shd w:val="clear" w:color="auto" w:fill="D4F4F1" w:themeFill="accent5" w:themeFillTint="32"/>
+            <w:vAlign w:val="center"/>
+          </w:tcPr>
+          <w:p>
+            <w:pPr>
+              <w:jc w:val="center"/>
+              <w:rPr>
+                <w:rFonts w:hint="default" w:ascii="Times New Roman" w:hAnsi="Times New Roman" w:cs="Times New Roman"/>
+                <w:sz w:val="28"/>
+                <w:szCs w:val="28"/>
+                <w:vertAlign w:val="baseline"/>
+                <w:lang w:val="en-US"/>
+              </w:rPr>
+            </w:pPr>
+            <w:r>
+              <w:rPr>
+                <w:rFonts w:hint="default" w:ascii="Times New Roman" w:hAnsi="Times New Roman" w:cs="Times New Roman"/>
+                <w:sz w:val="28"/>
+                <w:szCs w:val="28"/>
+                <w:vertAlign w:val="baseline"/>
+                <w:lang w:val="en-US"/>
+              </w:rPr>
+              <w:t>Description</w:t>
+            </w:r>
+          </w:p>
+        </w:tc>
+      </w:tr>
+      <w:tr>
+        <w:tblPrEx>
+          <w:tblBorders>
+            <w:top w:val="single" w:color="auto" w:sz="4" w:space="0"/>
+            <w:left w:val="single" w:color="auto" w:sz="4" w:space="0"/>
+            <w:bottom w:val="single" w:color="auto" w:sz="4" w:space="0"/>
+            <w:right w:val="single" w:color="auto" w:sz="4" w:space="0"/>
+            <w:insideH w:val="single" w:color="auto" w:sz="4" w:space="0"/>
+            <w:insideV w:val="single" w:color="auto" w:sz="4" w:space="0"/>
+          </w:tblBorders>
+          <w:tblCellMar>
+            <w:top w:w="0" w:type="dxa"/>
+            <w:left w:w="108" w:type="dxa"/>
+            <w:bottom w:w="0" w:type="dxa"/>
+            <w:right w:w="108" w:type="dxa"/>
+          </w:tblCellMar>
+        </w:tblPrEx>
+        <w:trPr>
+          <w:trHeight w:val="1947" w:hRule="atLeast"/>
+        </w:trPr>
+        <w:tc>
+          <w:tcPr>
+            <w:tcW w:w="2160" w:type="dxa"/>
+            <w:vAlign w:val="center"/>
+          </w:tcPr>
+          <w:p>
+            <w:pPr>
+              <w:jc w:val="left"/>
+              <w:rPr>
+                <w:rFonts w:hint="default" w:ascii="Times New Roman" w:hAnsi="Times New Roman" w:cs="Times New Roman"/>
+                <w:sz w:val="24"/>
+                <w:szCs w:val="24"/>
+                <w:vertAlign w:val="baseline"/>
+                <w:lang w:val="en-US"/>
+              </w:rPr>
+            </w:pPr>
+            <w:r>
+              <w:rPr>
+                <w:rFonts w:hint="default" w:ascii="Times New Roman" w:hAnsi="Times New Roman" w:cs="Times New Roman"/>
+                <w:sz w:val="24"/>
+                <w:szCs w:val="24"/>
+                <w:vertAlign w:val="baseline"/>
+                <w:lang w:val="en-US"/>
+              </w:rPr>
+              <w:t>Purposes</w:t>
+            </w:r>
+          </w:p>
+        </w:tc>
+        <w:tc>
+          <w:tcPr>
+            <w:tcW w:w="7032" w:type="dxa"/>
+            <w:vAlign w:val="center"/>
+          </w:tcPr>
+          <w:p>
+            <w:pPr>
+              <w:numPr>
+                <w:ilvl w:val="0"/>
+                <w:numId w:val="6"/>
+              </w:numPr>
+              <w:ind w:left="420" w:leftChars="0" w:hanging="420" w:firstLineChars="0"/>
+              <w:jc w:val="both"/>
+              <w:rPr>
+                <w:rFonts w:hint="default" w:ascii="Times New Roman" w:hAnsi="Times New Roman" w:cs="Times New Roman"/>
+                <w:sz w:val="24"/>
+                <w:szCs w:val="24"/>
+                <w:vertAlign w:val="baseline"/>
+                <w:lang w:val="en-US"/>
+              </w:rPr>
+            </w:pPr>
+            <w:r>
+              <w:rPr>
+                <w:rFonts w:hint="default" w:ascii="Times New Roman" w:hAnsi="Times New Roman" w:eastAsia="SimSun" w:cs="Times New Roman"/>
+                <w:sz w:val="24"/>
+                <w:szCs w:val="24"/>
+              </w:rPr>
+              <w:t>Register and categorize physical transport vehicles within the centralized logistics network.</w:t>
+            </w:r>
+          </w:p>
+          <w:p>
+            <w:pPr>
+              <w:numPr>
+                <w:ilvl w:val="0"/>
+                <w:numId w:val="6"/>
+              </w:numPr>
+              <w:ind w:left="420" w:leftChars="0" w:hanging="420" w:firstLineChars="0"/>
+              <w:jc w:val="both"/>
+              <w:rPr>
+                <w:rFonts w:hint="default" w:ascii="Times New Roman" w:hAnsi="Times New Roman" w:cs="Times New Roman"/>
+                <w:sz w:val="24"/>
+                <w:szCs w:val="24"/>
+                <w:vertAlign w:val="baseline"/>
+                <w:lang w:val="en-US"/>
+              </w:rPr>
+            </w:pPr>
+            <w:r>
+              <w:rPr>
+                <w:rFonts w:hint="default" w:ascii="Times New Roman" w:hAnsi="Times New Roman" w:eastAsia="SimSun" w:cs="Times New Roman"/>
+                <w:sz w:val="24"/>
+                <w:szCs w:val="24"/>
+              </w:rPr>
+              <w:t>Monitor real-time vehicle availability statuses to prevent asset scheduling conflicts.</w:t>
+            </w:r>
+          </w:p>
+          <w:p>
+            <w:pPr>
+              <w:numPr>
+                <w:ilvl w:val="0"/>
+                <w:numId w:val="6"/>
+              </w:numPr>
+              <w:ind w:left="420" w:leftChars="0" w:hanging="420" w:firstLineChars="0"/>
+              <w:jc w:val="both"/>
+              <w:rPr>
+                <w:rFonts w:hint="default" w:ascii="Times New Roman" w:hAnsi="Times New Roman" w:cs="Times New Roman"/>
+                <w:vertAlign w:val="baseline"/>
+                <w:lang w:val="en-US"/>
+              </w:rPr>
+            </w:pPr>
+            <w:r>
+              <w:rPr>
+                <w:rFonts w:hint="default" w:ascii="Times New Roman" w:hAnsi="Times New Roman" w:eastAsia="SimSun" w:cs="Times New Roman"/>
+                <w:sz w:val="24"/>
+                <w:szCs w:val="24"/>
+              </w:rPr>
+              <w:t>Schedule and track preventative maintenance routines to ensure fleet safety and operational compliance.</w:t>
+            </w:r>
+          </w:p>
+        </w:tc>
+      </w:tr>
+      <w:tr>
+        <w:tblPrEx>
+          <w:tblBorders>
+            <w:top w:val="single" w:color="auto" w:sz="4" w:space="0"/>
+            <w:left w:val="single" w:color="auto" w:sz="4" w:space="0"/>
+            <w:bottom w:val="single" w:color="auto" w:sz="4" w:space="0"/>
+            <w:right w:val="single" w:color="auto" w:sz="4" w:space="0"/>
+            <w:insideH w:val="single" w:color="auto" w:sz="4" w:space="0"/>
+            <w:insideV w:val="single" w:color="auto" w:sz="4" w:space="0"/>
+          </w:tblBorders>
+          <w:tblCellMar>
+            <w:top w:w="0" w:type="dxa"/>
+            <w:left w:w="108" w:type="dxa"/>
+            <w:bottom w:w="0" w:type="dxa"/>
+            <w:right w:w="108" w:type="dxa"/>
+          </w:tblCellMar>
+        </w:tblPrEx>
+        <w:trPr>
+          <w:trHeight w:val="1035" w:hRule="atLeast"/>
+        </w:trPr>
+        <w:tc>
+          <w:tcPr>
+            <w:tcW w:w="2160" w:type="dxa"/>
+            <w:vAlign w:val="center"/>
+          </w:tcPr>
+          <w:p>
+            <w:pPr>
+              <w:jc w:val="left"/>
+              <w:rPr>
+                <w:rFonts w:hint="default" w:ascii="Times New Roman" w:hAnsi="Times New Roman" w:cs="Times New Roman"/>
+                <w:vertAlign w:val="baseline"/>
+                <w:lang w:val="en-US"/>
+              </w:rPr>
+            </w:pPr>
+            <w:r>
+              <w:rPr>
+                <w:rFonts w:hint="default" w:ascii="Times New Roman" w:hAnsi="Times New Roman" w:cs="Times New Roman"/>
+                <w:sz w:val="24"/>
+                <w:szCs w:val="24"/>
+                <w:vertAlign w:val="baseline"/>
+                <w:lang w:val="en-US"/>
+              </w:rPr>
+              <w:t>Trigger/ Precondition</w:t>
+            </w:r>
+          </w:p>
+        </w:tc>
+        <w:tc>
+          <w:tcPr>
+            <w:tcW w:w="7032" w:type="dxa"/>
+            <w:vAlign w:val="center"/>
+          </w:tcPr>
+          <w:p>
+            <w:pPr>
+              <w:numPr>
+                <w:ilvl w:val="0"/>
+                <w:numId w:val="6"/>
+              </w:numPr>
+              <w:ind w:left="420" w:leftChars="0" w:hanging="420" w:firstLineChars="0"/>
+              <w:jc w:val="both"/>
+              <w:rPr>
+                <w:rFonts w:hint="default" w:ascii="Times New Roman" w:hAnsi="Times New Roman" w:cs="Times New Roman"/>
+                <w:vertAlign w:val="baseline"/>
+              </w:rPr>
+            </w:pPr>
+            <w:r>
+              <w:rPr>
+                <w:rFonts w:hint="default" w:ascii="Times New Roman" w:hAnsi="Times New Roman" w:eastAsia="SimSun" w:cs="Times New Roman"/>
+                <w:sz w:val="24"/>
+                <w:szCs w:val="24"/>
+              </w:rPr>
+              <w:t>The company acquires new transport assets, an active vehicle requires maintenance</w:t>
+            </w:r>
+            <w:r>
+              <w:rPr>
+                <w:rFonts w:hint="default" w:ascii="Times New Roman" w:hAnsi="Times New Roman" w:eastAsia="SimSun" w:cs="Times New Roman"/>
+                <w:sz w:val="24"/>
+                <w:szCs w:val="24"/>
+                <w:lang w:val="en-US"/>
+              </w:rPr>
+              <w:t xml:space="preserve"> </w:t>
+            </w:r>
+            <w:r>
+              <w:rPr>
+                <w:rFonts w:hint="default" w:ascii="Times New Roman" w:hAnsi="Times New Roman" w:eastAsia="SimSun" w:cs="Times New Roman"/>
+                <w:sz w:val="24"/>
+                <w:szCs w:val="24"/>
+              </w:rPr>
+              <w:t>or a truck is reassigned to a different regional distribution hub.</w:t>
+            </w:r>
+          </w:p>
+        </w:tc>
+      </w:tr>
+      <w:tr>
+        <w:tblPrEx>
+          <w:tblBorders>
+            <w:top w:val="single" w:color="auto" w:sz="4" w:space="0"/>
+            <w:left w:val="single" w:color="auto" w:sz="4" w:space="0"/>
+            <w:bottom w:val="single" w:color="auto" w:sz="4" w:space="0"/>
+            <w:right w:val="single" w:color="auto" w:sz="4" w:space="0"/>
+            <w:insideH w:val="single" w:color="auto" w:sz="4" w:space="0"/>
+            <w:insideV w:val="single" w:color="auto" w:sz="4" w:space="0"/>
+          </w:tblBorders>
+          <w:tblCellMar>
+            <w:top w:w="0" w:type="dxa"/>
+            <w:left w:w="108" w:type="dxa"/>
+            <w:bottom w:w="0" w:type="dxa"/>
+            <w:right w:w="108" w:type="dxa"/>
+          </w:tblCellMar>
+        </w:tblPrEx>
+        <w:trPr>
+          <w:trHeight w:val="709" w:hRule="atLeast"/>
+        </w:trPr>
+        <w:tc>
+          <w:tcPr>
+            <w:tcW w:w="2160" w:type="dxa"/>
+            <w:vAlign w:val="center"/>
+          </w:tcPr>
+          <w:p>
+            <w:pPr>
+              <w:jc w:val="left"/>
+              <w:rPr>
+                <w:rFonts w:hint="default" w:ascii="Times New Roman" w:hAnsi="Times New Roman" w:cs="Times New Roman"/>
+                <w:sz w:val="24"/>
+                <w:szCs w:val="24"/>
+                <w:vertAlign w:val="baseline"/>
+                <w:lang w:val="en-US"/>
+              </w:rPr>
+            </w:pPr>
+            <w:r>
+              <w:rPr>
+                <w:rFonts w:hint="default" w:ascii="Times New Roman" w:hAnsi="Times New Roman" w:cs="Times New Roman"/>
+                <w:sz w:val="24"/>
+                <w:szCs w:val="24"/>
+                <w:vertAlign w:val="baseline"/>
+                <w:lang w:val="en-US"/>
+              </w:rPr>
+              <w:t>Frequency</w:t>
+            </w:r>
+          </w:p>
+        </w:tc>
+        <w:tc>
+          <w:tcPr>
+            <w:tcW w:w="7032" w:type="dxa"/>
+            <w:vAlign w:val="center"/>
+          </w:tcPr>
+          <w:p>
+            <w:pPr>
+              <w:numPr>
+                <w:ilvl w:val="0"/>
+                <w:numId w:val="7"/>
+              </w:numPr>
+              <w:ind w:left="420" w:leftChars="0" w:hanging="420" w:firstLineChars="0"/>
+              <w:jc w:val="both"/>
+              <w:rPr>
+                <w:rFonts w:hint="default" w:ascii="Times New Roman" w:hAnsi="Times New Roman" w:cs="Times New Roman"/>
+                <w:sz w:val="24"/>
+                <w:szCs w:val="24"/>
+                <w:vertAlign w:val="baseline"/>
+              </w:rPr>
+            </w:pPr>
+            <w:r>
+              <w:rPr>
+                <w:rFonts w:hint="default" w:ascii="Times New Roman" w:hAnsi="Times New Roman" w:eastAsia="SimSun" w:cs="Times New Roman"/>
+                <w:sz w:val="24"/>
+                <w:szCs w:val="24"/>
+              </w:rPr>
+              <w:t>High, with daily real-time status updates alongside periodic maintenance inputs and vehicle registrations.</w:t>
+            </w:r>
+          </w:p>
+        </w:tc>
+      </w:tr>
+      <w:tr>
+        <w:tblPrEx>
+          <w:tblBorders>
+            <w:top w:val="single" w:color="auto" w:sz="4" w:space="0"/>
+            <w:left w:val="single" w:color="auto" w:sz="4" w:space="0"/>
+            <w:bottom w:val="single" w:color="auto" w:sz="4" w:space="0"/>
+            <w:right w:val="single" w:color="auto" w:sz="4" w:space="0"/>
+            <w:insideH w:val="single" w:color="auto" w:sz="4" w:space="0"/>
+            <w:insideV w:val="single" w:color="auto" w:sz="4" w:space="0"/>
+          </w:tblBorders>
+          <w:tblCellMar>
+            <w:top w:w="0" w:type="dxa"/>
+            <w:left w:w="108" w:type="dxa"/>
+            <w:bottom w:w="0" w:type="dxa"/>
+            <w:right w:w="108" w:type="dxa"/>
+          </w:tblCellMar>
+        </w:tblPrEx>
+        <w:trPr>
+          <w:trHeight w:val="1049" w:hRule="atLeast"/>
+        </w:trPr>
+        <w:tc>
+          <w:tcPr>
+            <w:tcW w:w="2160" w:type="dxa"/>
+            <w:vAlign w:val="center"/>
+          </w:tcPr>
+          <w:p>
+            <w:pPr>
+              <w:jc w:val="left"/>
+              <w:rPr>
+                <w:rFonts w:hint="default" w:ascii="Times New Roman" w:hAnsi="Times New Roman" w:cs="Times New Roman"/>
+                <w:sz w:val="24"/>
+                <w:szCs w:val="24"/>
+                <w:vertAlign w:val="baseline"/>
+                <w:lang w:val="en-US"/>
+              </w:rPr>
+            </w:pPr>
+            <w:r>
+              <w:rPr>
+                <w:rFonts w:hint="default" w:ascii="Times New Roman" w:hAnsi="Times New Roman" w:cs="Times New Roman"/>
+                <w:sz w:val="24"/>
+                <w:szCs w:val="24"/>
+                <w:vertAlign w:val="baseline"/>
+                <w:lang w:val="en-US"/>
+              </w:rPr>
+              <w:t>Critical</w:t>
+            </w:r>
+          </w:p>
+        </w:tc>
+        <w:tc>
+          <w:tcPr>
+            <w:tcW w:w="7032" w:type="dxa"/>
+            <w:vAlign w:val="center"/>
+          </w:tcPr>
+          <w:p>
+            <w:pPr>
+              <w:numPr>
+                <w:ilvl w:val="0"/>
+                <w:numId w:val="12"/>
+              </w:numPr>
+              <w:ind w:left="420" w:leftChars="0" w:hanging="420" w:firstLineChars="0"/>
+              <w:jc w:val="both"/>
+              <w:rPr>
+                <w:rFonts w:hint="default" w:ascii="Times New Roman" w:hAnsi="Times New Roman" w:cs="Times New Roman"/>
+                <w:sz w:val="24"/>
+                <w:szCs w:val="24"/>
+                <w:vertAlign w:val="baseline"/>
+              </w:rPr>
+            </w:pPr>
+            <w:r>
+              <w:rPr>
+                <w:rFonts w:hint="default" w:ascii="Times New Roman" w:hAnsi="Times New Roman" w:eastAsia="SimSun" w:cs="Times New Roman"/>
+                <w:sz w:val="24"/>
+                <w:szCs w:val="24"/>
+              </w:rPr>
+              <w:t>Highly critical to optimize asset utilization, prevent scheduling conflicts, guarantee transport safety, and match cargo dimensions perfectly with vehicle capacities</w:t>
+            </w:r>
+            <w:r>
+              <w:rPr>
+                <w:rFonts w:hint="default" w:ascii="Times New Roman" w:hAnsi="Times New Roman" w:eastAsia="SimSun" w:cs="Times New Roman"/>
+                <w:sz w:val="24"/>
+                <w:szCs w:val="24"/>
+                <w:lang w:val="en-US"/>
+              </w:rPr>
+              <w:t>.</w:t>
+            </w:r>
+          </w:p>
+        </w:tc>
+      </w:tr>
+      <w:tr>
+        <w:tblPrEx>
+          <w:tblBorders>
+            <w:top w:val="single" w:color="auto" w:sz="4" w:space="0"/>
+            <w:left w:val="single" w:color="auto" w:sz="4" w:space="0"/>
+            <w:bottom w:val="single" w:color="auto" w:sz="4" w:space="0"/>
+            <w:right w:val="single" w:color="auto" w:sz="4" w:space="0"/>
+            <w:insideH w:val="single" w:color="auto" w:sz="4" w:space="0"/>
+            <w:insideV w:val="single" w:color="auto" w:sz="4" w:space="0"/>
+          </w:tblBorders>
+          <w:tblCellMar>
+            <w:top w:w="0" w:type="dxa"/>
+            <w:left w:w="108" w:type="dxa"/>
+            <w:bottom w:w="0" w:type="dxa"/>
+            <w:right w:w="108" w:type="dxa"/>
+          </w:tblCellMar>
+        </w:tblPrEx>
+        <w:trPr>
+          <w:trHeight w:val="625" w:hRule="atLeast"/>
+        </w:trPr>
+        <w:tc>
+          <w:tcPr>
+            <w:tcW w:w="2160" w:type="dxa"/>
+            <w:vAlign w:val="center"/>
+          </w:tcPr>
+          <w:p>
+            <w:pPr>
+              <w:jc w:val="left"/>
+              <w:rPr>
+                <w:rFonts w:hint="default" w:ascii="Times New Roman" w:hAnsi="Times New Roman" w:cs="Times New Roman"/>
+                <w:sz w:val="24"/>
+                <w:szCs w:val="24"/>
+                <w:vertAlign w:val="baseline"/>
+                <w:lang w:val="en-US"/>
+              </w:rPr>
+            </w:pPr>
+            <w:r>
+              <w:rPr>
+                <w:rFonts w:hint="default" w:ascii="Times New Roman" w:hAnsi="Times New Roman" w:cs="Times New Roman"/>
+                <w:sz w:val="24"/>
+                <w:szCs w:val="24"/>
+                <w:vertAlign w:val="baseline"/>
+                <w:lang w:val="en-US"/>
+              </w:rPr>
+              <w:t>Work Area</w:t>
+            </w:r>
+          </w:p>
+        </w:tc>
+        <w:tc>
+          <w:tcPr>
+            <w:tcW w:w="7032" w:type="dxa"/>
+            <w:vAlign w:val="center"/>
+          </w:tcPr>
+          <w:p>
+            <w:pPr>
+              <w:numPr>
+                <w:ilvl w:val="0"/>
+                <w:numId w:val="8"/>
+              </w:numPr>
+              <w:ind w:left="420" w:leftChars="0" w:hanging="420" w:firstLineChars="0"/>
+              <w:jc w:val="both"/>
+              <w:rPr>
+                <w:rFonts w:hint="default" w:ascii="Times New Roman" w:hAnsi="Times New Roman" w:cs="Times New Roman"/>
+                <w:sz w:val="24"/>
+                <w:szCs w:val="24"/>
+                <w:vertAlign w:val="baseline"/>
+              </w:rPr>
+            </w:pPr>
+            <w:r>
+              <w:rPr>
+                <w:rFonts w:hint="default" w:ascii="Times New Roman" w:hAnsi="Times New Roman" w:eastAsia="SimSun" w:cs="Times New Roman"/>
+                <w:sz w:val="24"/>
+                <w:szCs w:val="24"/>
+              </w:rPr>
+              <w:t xml:space="preserve">Fleet Management Dashboard </w:t>
+            </w:r>
+            <w:r>
+              <w:rPr>
+                <w:rFonts w:hint="default" w:ascii="Times New Roman" w:hAnsi="Times New Roman" w:eastAsia="SimSun" w:cs="Times New Roman"/>
+                <w:sz w:val="24"/>
+                <w:szCs w:val="24"/>
+                <w:lang w:val="en-US"/>
+              </w:rPr>
+              <w:t>(</w:t>
+            </w:r>
+            <w:r>
+              <w:rPr>
+                <w:rFonts w:hint="default" w:ascii="Times New Roman" w:hAnsi="Times New Roman" w:eastAsia="SimSun" w:cs="Times New Roman"/>
+                <w:sz w:val="24"/>
+                <w:szCs w:val="24"/>
+              </w:rPr>
+              <w:t>Operations Portal</w:t>
+            </w:r>
+            <w:r>
+              <w:rPr>
+                <w:rFonts w:hint="default" w:ascii="Times New Roman" w:hAnsi="Times New Roman" w:eastAsia="SimSun" w:cs="Times New Roman"/>
+                <w:sz w:val="24"/>
+                <w:szCs w:val="24"/>
+                <w:lang w:val="en-US"/>
+              </w:rPr>
+              <w:t>)</w:t>
+            </w:r>
+          </w:p>
+        </w:tc>
+      </w:tr>
+      <w:tr>
+        <w:tblPrEx>
+          <w:tblBorders>
+            <w:top w:val="single" w:color="auto" w:sz="4" w:space="0"/>
+            <w:left w:val="single" w:color="auto" w:sz="4" w:space="0"/>
+            <w:bottom w:val="single" w:color="auto" w:sz="4" w:space="0"/>
+            <w:right w:val="single" w:color="auto" w:sz="4" w:space="0"/>
+            <w:insideH w:val="single" w:color="auto" w:sz="4" w:space="0"/>
+            <w:insideV w:val="single" w:color="auto" w:sz="4" w:space="0"/>
+          </w:tblBorders>
+          <w:tblCellMar>
+            <w:top w:w="0" w:type="dxa"/>
+            <w:left w:w="108" w:type="dxa"/>
+            <w:bottom w:w="0" w:type="dxa"/>
+            <w:right w:w="108" w:type="dxa"/>
+          </w:tblCellMar>
+        </w:tblPrEx>
+        <w:trPr>
+          <w:trHeight w:val="525" w:hRule="atLeast"/>
+        </w:trPr>
+        <w:tc>
+          <w:tcPr>
+            <w:tcW w:w="2160" w:type="dxa"/>
+            <w:shd w:val="clear" w:color="auto" w:fill="FEF2CB" w:themeFill="accent3" w:themeFillTint="32"/>
+            <w:vAlign w:val="center"/>
+          </w:tcPr>
+          <w:p>
+            <w:pPr>
+              <w:jc w:val="center"/>
+              <w:rPr>
+                <w:rFonts w:hint="default" w:ascii="Times New Roman" w:hAnsi="Times New Roman" w:cs="Times New Roman"/>
+                <w:sz w:val="28"/>
+                <w:szCs w:val="28"/>
+                <w:vertAlign w:val="baseline"/>
+                <w:lang w:val="en-US"/>
+              </w:rPr>
+            </w:pPr>
+            <w:r>
+              <w:rPr>
+                <w:rFonts w:hint="default" w:ascii="Times New Roman" w:hAnsi="Times New Roman" w:cs="Times New Roman"/>
+                <w:sz w:val="28"/>
+                <w:szCs w:val="28"/>
+                <w:vertAlign w:val="baseline"/>
+                <w:lang w:val="en-US"/>
+              </w:rPr>
+              <w:t>Sub-Tasks</w:t>
+            </w:r>
+          </w:p>
+        </w:tc>
+        <w:tc>
+          <w:tcPr>
+            <w:tcW w:w="7032" w:type="dxa"/>
+            <w:shd w:val="clear" w:color="auto" w:fill="D4F4F1" w:themeFill="accent5" w:themeFillTint="32"/>
+            <w:vAlign w:val="center"/>
+          </w:tcPr>
+          <w:p>
+            <w:pPr>
+              <w:jc w:val="center"/>
+              <w:rPr>
+                <w:rFonts w:hint="default" w:ascii="Times New Roman" w:hAnsi="Times New Roman" w:cs="Times New Roman"/>
+                <w:sz w:val="28"/>
+                <w:szCs w:val="28"/>
+                <w:vertAlign w:val="baseline"/>
+                <w:lang w:val="en-US"/>
+              </w:rPr>
+            </w:pPr>
+            <w:r>
+              <w:rPr>
+                <w:rFonts w:hint="default" w:ascii="Times New Roman" w:hAnsi="Times New Roman" w:cs="Times New Roman"/>
+                <w:sz w:val="28"/>
+                <w:szCs w:val="28"/>
+                <w:vertAlign w:val="baseline"/>
+                <w:lang w:val="en-US"/>
+              </w:rPr>
+              <w:t>Example Solution (Funtional Requirement)</w:t>
+            </w:r>
+          </w:p>
+        </w:tc>
+      </w:tr>
+      <w:tr>
+        <w:tblPrEx>
+          <w:tblBorders>
+            <w:top w:val="single" w:color="auto" w:sz="4" w:space="0"/>
+            <w:left w:val="single" w:color="auto" w:sz="4" w:space="0"/>
+            <w:bottom w:val="single" w:color="auto" w:sz="4" w:space="0"/>
+            <w:right w:val="single" w:color="auto" w:sz="4" w:space="0"/>
+            <w:insideH w:val="single" w:color="auto" w:sz="4" w:space="0"/>
+            <w:insideV w:val="single" w:color="auto" w:sz="4" w:space="0"/>
+          </w:tblBorders>
+          <w:tblCellMar>
+            <w:top w:w="0" w:type="dxa"/>
+            <w:left w:w="108" w:type="dxa"/>
+            <w:bottom w:w="0" w:type="dxa"/>
+            <w:right w:w="108" w:type="dxa"/>
+          </w:tblCellMar>
+        </w:tblPrEx>
+        <w:trPr>
+          <w:trHeight w:val="1623" w:hRule="atLeast"/>
+        </w:trPr>
+        <w:tc>
+          <w:tcPr>
+            <w:tcW w:w="2160" w:type="dxa"/>
+            <w:shd w:val="clear" w:color="auto" w:fill="auto"/>
+            <w:vAlign w:val="center"/>
+          </w:tcPr>
+          <w:p>
+            <w:pPr>
+              <w:jc w:val="left"/>
+              <w:rPr>
+                <w:rFonts w:hint="default" w:ascii="Times New Roman" w:hAnsi="Times New Roman" w:cs="Times New Roman"/>
+                <w:sz w:val="28"/>
+                <w:szCs w:val="28"/>
+                <w:vertAlign w:val="baseline"/>
+                <w:lang w:val="en-US"/>
+              </w:rPr>
+            </w:pPr>
+            <w:r>
+              <w:rPr>
+                <w:rFonts w:hint="default" w:ascii="Times New Roman" w:hAnsi="Times New Roman" w:cs="Times New Roman"/>
+                <w:sz w:val="24"/>
+                <w:szCs w:val="24"/>
+                <w:vertAlign w:val="baseline"/>
+                <w:lang w:val="en-US"/>
+              </w:rPr>
+              <w:t>Register Transport Assets</w:t>
+            </w:r>
+          </w:p>
+        </w:tc>
+        <w:tc>
+          <w:tcPr>
+            <w:tcW w:w="7032" w:type="dxa"/>
+            <w:shd w:val="clear" w:color="auto" w:fill="auto"/>
+            <w:vAlign w:val="center"/>
+          </w:tcPr>
+          <w:p>
+            <w:pPr>
+              <w:numPr>
+                <w:ilvl w:val="0"/>
+                <w:numId w:val="13"/>
+              </w:numPr>
+              <w:ind w:left="420" w:leftChars="0" w:hanging="420" w:firstLineChars="0"/>
+              <w:jc w:val="both"/>
+              <w:rPr>
+                <w:rFonts w:hint="default" w:ascii="Times New Roman" w:hAnsi="Times New Roman" w:eastAsia="SimSun" w:cs="Times New Roman"/>
+                <w:sz w:val="24"/>
+                <w:szCs w:val="24"/>
+              </w:rPr>
+            </w:pPr>
+            <w:r>
+              <w:rPr>
+                <w:rFonts w:hint="default" w:ascii="Times New Roman" w:hAnsi="Times New Roman" w:eastAsia="SimSun" w:cs="Times New Roman"/>
+                <w:sz w:val="24"/>
+                <w:szCs w:val="24"/>
+              </w:rPr>
+              <w:t>Provide standardized data input forms to record vehicle identification numbers, license plates, fuel types, and ownership documentation.</w:t>
+            </w:r>
+          </w:p>
+          <w:p>
+            <w:pPr>
+              <w:numPr>
+                <w:ilvl w:val="0"/>
+                <w:numId w:val="13"/>
+              </w:numPr>
+              <w:ind w:left="420" w:leftChars="0" w:hanging="420" w:firstLineChars="0"/>
+              <w:jc w:val="both"/>
+              <w:rPr>
+                <w:rFonts w:hint="default" w:ascii="Times New Roman" w:hAnsi="Times New Roman" w:eastAsia="SimSun" w:cs="Times New Roman"/>
+                <w:sz w:val="24"/>
+                <w:szCs w:val="24"/>
+                <w:lang w:val="en-US"/>
+              </w:rPr>
+            </w:pPr>
+            <w:r>
+              <w:rPr>
+                <w:rFonts w:hint="default" w:ascii="Times New Roman" w:hAnsi="Times New Roman" w:eastAsia="SimSun" w:cs="Times New Roman"/>
+                <w:sz w:val="24"/>
+                <w:szCs w:val="24"/>
+              </w:rPr>
+              <w:t>Enforce strict parameter validation rules for maximum payload weight boundaries and total volume capacity configurations.</w:t>
+            </w:r>
+          </w:p>
+        </w:tc>
+      </w:tr>
+      <w:tr>
+        <w:tblPrEx>
+          <w:tblBorders>
+            <w:top w:val="single" w:color="auto" w:sz="4" w:space="0"/>
+            <w:left w:val="single" w:color="auto" w:sz="4" w:space="0"/>
+            <w:bottom w:val="single" w:color="auto" w:sz="4" w:space="0"/>
+            <w:right w:val="single" w:color="auto" w:sz="4" w:space="0"/>
+            <w:insideH w:val="single" w:color="auto" w:sz="4" w:space="0"/>
+            <w:insideV w:val="single" w:color="auto" w:sz="4" w:space="0"/>
+          </w:tblBorders>
+          <w:tblCellMar>
+            <w:top w:w="0" w:type="dxa"/>
+            <w:left w:w="108" w:type="dxa"/>
+            <w:bottom w:w="0" w:type="dxa"/>
+            <w:right w:w="108" w:type="dxa"/>
+          </w:tblCellMar>
+        </w:tblPrEx>
+        <w:trPr>
+          <w:trHeight w:val="1585" w:hRule="atLeast"/>
+        </w:trPr>
+        <w:tc>
+          <w:tcPr>
+            <w:tcW w:w="2160" w:type="dxa"/>
+            <w:shd w:val="clear" w:color="auto" w:fill="auto"/>
+            <w:vAlign w:val="center"/>
+          </w:tcPr>
+          <w:p>
+            <w:pPr>
+              <w:jc w:val="left"/>
+              <w:rPr>
+                <w:rFonts w:hint="default" w:ascii="Times New Roman" w:hAnsi="Times New Roman" w:cs="Times New Roman"/>
+                <w:sz w:val="28"/>
+                <w:szCs w:val="28"/>
+                <w:vertAlign w:val="baseline"/>
+                <w:lang w:val="en-US"/>
+              </w:rPr>
+            </w:pPr>
+            <w:r>
+              <w:rPr>
+                <w:rFonts w:hint="default" w:ascii="Times New Roman" w:hAnsi="Times New Roman" w:cs="Times New Roman"/>
+                <w:sz w:val="24"/>
+                <w:szCs w:val="24"/>
+                <w:vertAlign w:val="baseline"/>
+                <w:lang w:val="en-US"/>
+              </w:rPr>
+              <w:t>Track Asset Operational Status</w:t>
+            </w:r>
+          </w:p>
+        </w:tc>
+        <w:tc>
+          <w:tcPr>
+            <w:tcW w:w="7032" w:type="dxa"/>
+            <w:shd w:val="clear" w:color="auto" w:fill="auto"/>
+            <w:vAlign w:val="center"/>
+          </w:tcPr>
+          <w:p>
+            <w:pPr>
+              <w:numPr>
+                <w:ilvl w:val="0"/>
+                <w:numId w:val="14"/>
+              </w:numPr>
+              <w:tabs>
+                <w:tab w:val="clear" w:pos="420"/>
+              </w:tabs>
+              <w:ind w:left="420" w:leftChars="0" w:hanging="420" w:firstLineChars="0"/>
+              <w:jc w:val="both"/>
+              <w:rPr>
+                <w:rFonts w:hint="default" w:ascii="Times New Roman" w:hAnsi="Times New Roman" w:eastAsia="SimSun" w:cs="Times New Roman"/>
+                <w:sz w:val="24"/>
+                <w:szCs w:val="24"/>
+              </w:rPr>
+            </w:pPr>
+            <w:r>
+              <w:rPr>
+                <w:rFonts w:hint="default" w:ascii="Times New Roman" w:hAnsi="Times New Roman" w:eastAsia="SimSun" w:cs="Times New Roman"/>
+                <w:sz w:val="24"/>
+                <w:szCs w:val="24"/>
+              </w:rPr>
+              <w:t>Automatically update vehicle availability profiles across distinct operational states including Available, En Route, In Maintenance, and Out of Service.</w:t>
+            </w:r>
+          </w:p>
+          <w:p>
+            <w:pPr>
+              <w:numPr>
+                <w:ilvl w:val="0"/>
+                <w:numId w:val="14"/>
+              </w:numPr>
+              <w:tabs>
+                <w:tab w:val="clear" w:pos="420"/>
+              </w:tabs>
+              <w:ind w:left="420" w:leftChars="0" w:hanging="420" w:firstLineChars="0"/>
+              <w:jc w:val="both"/>
+              <w:rPr>
+                <w:rFonts w:hint="default" w:ascii="Times New Roman" w:hAnsi="Times New Roman" w:eastAsia="SimSun" w:cs="Times New Roman"/>
+                <w:sz w:val="24"/>
+                <w:szCs w:val="24"/>
+                <w:lang w:val="en-US"/>
+              </w:rPr>
+            </w:pPr>
+            <w:r>
+              <w:rPr>
+                <w:rFonts w:hint="default" w:ascii="Times New Roman" w:hAnsi="Times New Roman" w:eastAsia="SimSun" w:cs="Times New Roman"/>
+                <w:sz w:val="24"/>
+                <w:szCs w:val="24"/>
+              </w:rPr>
+              <w:t>Provide visual status alerts to notify dispatchers instantly when a vehicle becomes unavailable for daily assignment.</w:t>
+            </w:r>
+          </w:p>
+        </w:tc>
+      </w:tr>
+      <w:tr>
+        <w:tblPrEx>
+          <w:tblBorders>
+            <w:top w:val="single" w:color="auto" w:sz="4" w:space="0"/>
+            <w:left w:val="single" w:color="auto" w:sz="4" w:space="0"/>
+            <w:bottom w:val="single" w:color="auto" w:sz="4" w:space="0"/>
+            <w:right w:val="single" w:color="auto" w:sz="4" w:space="0"/>
+            <w:insideH w:val="single" w:color="auto" w:sz="4" w:space="0"/>
+            <w:insideV w:val="single" w:color="auto" w:sz="4" w:space="0"/>
+          </w:tblBorders>
+          <w:tblCellMar>
+            <w:top w:w="0" w:type="dxa"/>
+            <w:left w:w="108" w:type="dxa"/>
+            <w:bottom w:w="0" w:type="dxa"/>
+            <w:right w:w="108" w:type="dxa"/>
+          </w:tblCellMar>
+        </w:tblPrEx>
+        <w:trPr>
+          <w:trHeight w:val="1909" w:hRule="atLeast"/>
+        </w:trPr>
+        <w:tc>
+          <w:tcPr>
+            <w:tcW w:w="2160" w:type="dxa"/>
+            <w:shd w:val="clear" w:color="auto" w:fill="auto"/>
+            <w:vAlign w:val="center"/>
+          </w:tcPr>
+          <w:p>
+            <w:pPr>
+              <w:jc w:val="left"/>
+              <w:rPr>
+                <w:rFonts w:hint="default" w:ascii="Times New Roman" w:hAnsi="Times New Roman" w:cs="Times New Roman"/>
+                <w:sz w:val="24"/>
+                <w:szCs w:val="24"/>
+                <w:vertAlign w:val="baseline"/>
+                <w:lang w:val="en-US"/>
+              </w:rPr>
+            </w:pPr>
+            <w:r>
+              <w:rPr>
+                <w:rFonts w:hint="default" w:ascii="Times New Roman" w:hAnsi="Times New Roman" w:cs="Times New Roman"/>
+                <w:sz w:val="24"/>
+                <w:szCs w:val="24"/>
+                <w:vertAlign w:val="baseline"/>
+                <w:lang w:val="en-US"/>
+              </w:rPr>
+              <w:t>Schedule Fleet Maintenance</w:t>
+            </w:r>
+          </w:p>
+        </w:tc>
+        <w:tc>
+          <w:tcPr>
+            <w:tcW w:w="7032" w:type="dxa"/>
+            <w:shd w:val="clear" w:color="auto" w:fill="auto"/>
+            <w:vAlign w:val="center"/>
+          </w:tcPr>
+          <w:p>
+            <w:pPr>
+              <w:numPr>
+                <w:ilvl w:val="0"/>
+                <w:numId w:val="15"/>
+              </w:numPr>
+              <w:tabs>
+                <w:tab w:val="clear" w:pos="420"/>
+              </w:tabs>
+              <w:ind w:left="420" w:leftChars="0" w:hanging="420" w:firstLineChars="0"/>
+              <w:jc w:val="both"/>
+              <w:rPr>
+                <w:rFonts w:hint="default" w:ascii="Times New Roman" w:hAnsi="Times New Roman" w:eastAsia="SimSun" w:cs="Times New Roman"/>
+                <w:sz w:val="24"/>
+                <w:szCs w:val="24"/>
+              </w:rPr>
+            </w:pPr>
+            <w:r>
+              <w:rPr>
+                <w:rFonts w:hint="default" w:ascii="Times New Roman" w:hAnsi="Times New Roman" w:eastAsia="SimSun" w:cs="Times New Roman"/>
+                <w:sz w:val="24"/>
+                <w:szCs w:val="24"/>
+              </w:rPr>
+              <w:t>Provide tracking logs to record mechanical inspections, repair histories, parts replacements, and insurance renewal dates.</w:t>
+            </w:r>
+          </w:p>
+          <w:p>
+            <w:pPr>
+              <w:numPr>
+                <w:ilvl w:val="0"/>
+                <w:numId w:val="15"/>
+              </w:numPr>
+              <w:tabs>
+                <w:tab w:val="clear" w:pos="420"/>
+              </w:tabs>
+              <w:ind w:left="420" w:leftChars="0" w:hanging="420" w:firstLineChars="0"/>
+              <w:jc w:val="both"/>
+              <w:rPr>
+                <w:rFonts w:hint="default" w:ascii="Times New Roman" w:hAnsi="Times New Roman" w:eastAsia="SimSun" w:cs="Times New Roman"/>
+                <w:sz w:val="24"/>
+                <w:szCs w:val="24"/>
+              </w:rPr>
+            </w:pPr>
+            <w:r>
+              <w:rPr>
+                <w:rFonts w:hint="default" w:ascii="Times New Roman" w:hAnsi="Times New Roman" w:eastAsia="SimSun" w:cs="Times New Roman"/>
+                <w:sz w:val="24"/>
+                <w:szCs w:val="24"/>
+              </w:rPr>
+              <w:t>Generate automated notification alerts when a vehicle approaches its scheduled odometer mileage limit or time-based maintenance deadline.</w:t>
+            </w:r>
+          </w:p>
+        </w:tc>
+      </w:tr>
+      <w:tr>
+        <w:tblPrEx>
+          <w:tblBorders>
+            <w:top w:val="single" w:color="auto" w:sz="4" w:space="0"/>
+            <w:left w:val="single" w:color="auto" w:sz="4" w:space="0"/>
+            <w:bottom w:val="single" w:color="auto" w:sz="4" w:space="0"/>
+            <w:right w:val="single" w:color="auto" w:sz="4" w:space="0"/>
+            <w:insideH w:val="single" w:color="auto" w:sz="4" w:space="0"/>
+            <w:insideV w:val="single" w:color="auto" w:sz="4" w:space="0"/>
+          </w:tblBorders>
+          <w:tblCellMar>
+            <w:top w:w="0" w:type="dxa"/>
+            <w:left w:w="108" w:type="dxa"/>
+            <w:bottom w:w="0" w:type="dxa"/>
+            <w:right w:w="108" w:type="dxa"/>
+          </w:tblCellMar>
+        </w:tblPrEx>
+        <w:trPr>
+          <w:trHeight w:val="2055" w:hRule="atLeast"/>
+        </w:trPr>
+        <w:tc>
+          <w:tcPr>
+            <w:tcW w:w="2160" w:type="dxa"/>
+            <w:shd w:val="clear" w:color="auto" w:fill="auto"/>
+            <w:vAlign w:val="center"/>
+          </w:tcPr>
+          <w:p>
+            <w:pPr>
+              <w:jc w:val="left"/>
+              <w:rPr>
+                <w:rFonts w:hint="default" w:ascii="Times New Roman" w:hAnsi="Times New Roman" w:cs="Times New Roman"/>
+                <w:sz w:val="24"/>
+                <w:szCs w:val="24"/>
+                <w:vertAlign w:val="baseline"/>
+                <w:lang w:val="en-US"/>
+              </w:rPr>
+            </w:pPr>
+            <w:r>
+              <w:rPr>
+                <w:rFonts w:hint="default" w:ascii="Times New Roman" w:hAnsi="Times New Roman" w:cs="Times New Roman"/>
+                <w:sz w:val="24"/>
+                <w:szCs w:val="24"/>
+                <w:vertAlign w:val="baseline"/>
+                <w:lang w:val="en-US"/>
+              </w:rPr>
+              <w:t>Allocate Assets to Branches</w:t>
+            </w:r>
+          </w:p>
+        </w:tc>
+        <w:tc>
+          <w:tcPr>
+            <w:tcW w:w="7032" w:type="dxa"/>
+            <w:shd w:val="clear" w:color="auto" w:fill="auto"/>
+            <w:vAlign w:val="center"/>
+          </w:tcPr>
+          <w:p>
+            <w:pPr>
+              <w:numPr>
+                <w:ilvl w:val="0"/>
+                <w:numId w:val="16"/>
+              </w:numPr>
+              <w:tabs>
+                <w:tab w:val="clear" w:pos="420"/>
+              </w:tabs>
+              <w:ind w:left="420" w:leftChars="0" w:hanging="420" w:firstLineChars="0"/>
+              <w:jc w:val="both"/>
+              <w:rPr>
+                <w:rFonts w:hint="default" w:ascii="Times New Roman" w:hAnsi="Times New Roman" w:eastAsia="SimSun" w:cs="Times New Roman"/>
+                <w:sz w:val="24"/>
+                <w:szCs w:val="24"/>
+              </w:rPr>
+            </w:pPr>
+            <w:r>
+              <w:rPr>
+                <w:rFonts w:hint="default" w:ascii="Times New Roman" w:hAnsi="Times New Roman" w:eastAsia="SimSun" w:cs="Times New Roman"/>
+                <w:sz w:val="24"/>
+                <w:szCs w:val="24"/>
+              </w:rPr>
+              <w:t>Allow authorized system administrators to assign or transfer specific vehicles to regional distribution hubs based on localized market demands.</w:t>
+            </w:r>
+          </w:p>
+          <w:p>
+            <w:pPr>
+              <w:numPr>
+                <w:ilvl w:val="0"/>
+                <w:numId w:val="16"/>
+              </w:numPr>
+              <w:tabs>
+                <w:tab w:val="clear" w:pos="420"/>
+              </w:tabs>
+              <w:ind w:left="420" w:leftChars="0" w:hanging="420" w:firstLineChars="0"/>
+              <w:jc w:val="both"/>
+              <w:rPr>
+                <w:rFonts w:hint="default" w:ascii="Times New Roman" w:hAnsi="Times New Roman" w:eastAsia="SimSun" w:cs="Times New Roman"/>
+                <w:sz w:val="24"/>
+                <w:szCs w:val="24"/>
+              </w:rPr>
+            </w:pPr>
+            <w:r>
+              <w:rPr>
+                <w:rFonts w:hint="default" w:ascii="Times New Roman" w:hAnsi="Times New Roman" w:eastAsia="SimSun" w:cs="Times New Roman"/>
+                <w:sz w:val="24"/>
+                <w:szCs w:val="24"/>
+              </w:rPr>
+              <w:t>Maintain a centralized ledger tracking historical branch assignments and fleet migration logs across the entire corporation.</w:t>
+            </w:r>
+          </w:p>
+        </w:tc>
+      </w:tr>
+      <w:tr>
+        <w:tblPrEx>
+          <w:tblBorders>
+            <w:top w:val="single" w:color="auto" w:sz="4" w:space="0"/>
+            <w:left w:val="single" w:color="auto" w:sz="4" w:space="0"/>
+            <w:bottom w:val="single" w:color="auto" w:sz="4" w:space="0"/>
+            <w:right w:val="single" w:color="auto" w:sz="4" w:space="0"/>
+            <w:insideH w:val="single" w:color="auto" w:sz="4" w:space="0"/>
+            <w:insideV w:val="single" w:color="auto" w:sz="4" w:space="0"/>
+          </w:tblBorders>
+          <w:tblCellMar>
+            <w:top w:w="0" w:type="dxa"/>
+            <w:left w:w="108" w:type="dxa"/>
+            <w:bottom w:w="0" w:type="dxa"/>
+            <w:right w:w="108" w:type="dxa"/>
+          </w:tblCellMar>
+        </w:tblPrEx>
+        <w:trPr>
+          <w:trHeight w:val="525" w:hRule="atLeast"/>
+        </w:trPr>
+        <w:tc>
+          <w:tcPr>
+            <w:tcW w:w="2160" w:type="dxa"/>
+            <w:shd w:val="clear" w:color="auto" w:fill="FEF2CB" w:themeFill="accent3" w:themeFillTint="32"/>
+            <w:vAlign w:val="center"/>
+          </w:tcPr>
+          <w:p>
+            <w:pPr>
+              <w:jc w:val="center"/>
+              <w:rPr>
+                <w:rFonts w:hint="default" w:ascii="Times New Roman" w:hAnsi="Times New Roman" w:cs="Times New Roman"/>
+                <w:sz w:val="28"/>
+                <w:szCs w:val="28"/>
+                <w:vertAlign w:val="baseline"/>
+                <w:lang w:val="en-US"/>
+              </w:rPr>
+            </w:pPr>
+            <w:r>
+              <w:rPr>
+                <w:rFonts w:hint="default" w:ascii="Times New Roman" w:hAnsi="Times New Roman" w:cs="Times New Roman"/>
+                <w:sz w:val="28"/>
+                <w:szCs w:val="28"/>
+                <w:vertAlign w:val="baseline"/>
+                <w:lang w:val="en-US"/>
+              </w:rPr>
+              <w:t>Variant</w:t>
+            </w:r>
+          </w:p>
+        </w:tc>
+        <w:tc>
+          <w:tcPr>
+            <w:tcW w:w="7032" w:type="dxa"/>
+            <w:shd w:val="clear" w:color="auto" w:fill="D4F4F1" w:themeFill="accent5" w:themeFillTint="32"/>
+            <w:vAlign w:val="center"/>
+          </w:tcPr>
+          <w:p>
+            <w:pPr>
+              <w:jc w:val="center"/>
+              <w:rPr>
+                <w:rFonts w:hint="default" w:ascii="Times New Roman" w:hAnsi="Times New Roman" w:cs="Times New Roman" w:eastAsiaTheme="minorEastAsia"/>
+                <w:sz w:val="28"/>
+                <w:szCs w:val="28"/>
+                <w:vertAlign w:val="baseline"/>
+                <w:lang w:val="en-US" w:eastAsia="zh-CN" w:bidi="ar-SA"/>
+              </w:rPr>
+            </w:pPr>
+            <w:r>
+              <w:rPr>
+                <w:rFonts w:hint="default" w:ascii="Times New Roman" w:hAnsi="Times New Roman" w:cs="Times New Roman"/>
+                <w:sz w:val="28"/>
+                <w:szCs w:val="28"/>
+                <w:vertAlign w:val="baseline"/>
+                <w:lang w:val="en-US"/>
+              </w:rPr>
+              <w:t>Example Solution (Funtional Requirement)</w:t>
+            </w:r>
+          </w:p>
+        </w:tc>
+      </w:tr>
+      <w:tr>
+        <w:tblPrEx>
+          <w:tblBorders>
+            <w:top w:val="single" w:color="auto" w:sz="4" w:space="0"/>
+            <w:left w:val="single" w:color="auto" w:sz="4" w:space="0"/>
+            <w:bottom w:val="single" w:color="auto" w:sz="4" w:space="0"/>
+            <w:right w:val="single" w:color="auto" w:sz="4" w:space="0"/>
+            <w:insideH w:val="single" w:color="auto" w:sz="4" w:space="0"/>
+            <w:insideV w:val="single" w:color="auto" w:sz="4" w:space="0"/>
+          </w:tblBorders>
+          <w:tblCellMar>
+            <w:top w:w="0" w:type="dxa"/>
+            <w:left w:w="108" w:type="dxa"/>
+            <w:bottom w:w="0" w:type="dxa"/>
+            <w:right w:w="108" w:type="dxa"/>
+          </w:tblCellMar>
+        </w:tblPrEx>
+        <w:trPr>
+          <w:trHeight w:val="1273" w:hRule="atLeast"/>
+        </w:trPr>
+        <w:tc>
+          <w:tcPr>
+            <w:tcW w:w="2160" w:type="dxa"/>
+            <w:shd w:val="clear" w:color="auto" w:fill="auto"/>
+            <w:vAlign w:val="center"/>
+          </w:tcPr>
+          <w:p>
+            <w:pPr>
+              <w:jc w:val="left"/>
+              <w:rPr>
+                <w:rFonts w:hint="default" w:ascii="Times New Roman" w:hAnsi="Times New Roman" w:cs="Times New Roman"/>
+                <w:sz w:val="24"/>
+                <w:szCs w:val="24"/>
+                <w:vertAlign w:val="baseline"/>
+                <w:lang w:val="en-US"/>
+              </w:rPr>
+            </w:pPr>
+            <w:r>
+              <w:rPr>
+                <w:rFonts w:hint="default" w:ascii="Times New Roman" w:hAnsi="Times New Roman" w:eastAsia="SimSun" w:cs="Times New Roman"/>
+                <w:sz w:val="24"/>
+                <w:szCs w:val="24"/>
+              </w:rPr>
+              <w:t>Cold-Chain Telemetry Integration</w:t>
+            </w:r>
+          </w:p>
+        </w:tc>
+        <w:tc>
+          <w:tcPr>
+            <w:tcW w:w="7032" w:type="dxa"/>
+            <w:shd w:val="clear" w:color="auto" w:fill="auto"/>
+            <w:vAlign w:val="center"/>
+          </w:tcPr>
+          <w:p>
+            <w:pPr>
+              <w:numPr>
+                <w:ilvl w:val="0"/>
+                <w:numId w:val="17"/>
+              </w:numPr>
+              <w:ind w:left="420" w:leftChars="0" w:hanging="420" w:firstLineChars="0"/>
+              <w:jc w:val="both"/>
+              <w:rPr>
+                <w:rFonts w:hint="default" w:ascii="Times New Roman" w:hAnsi="Times New Roman" w:cs="Times New Roman"/>
+                <w:sz w:val="24"/>
+                <w:szCs w:val="24"/>
+                <w:vertAlign w:val="baseline"/>
+                <w:lang w:val="en-US"/>
+              </w:rPr>
+            </w:pPr>
+            <w:r>
+              <w:rPr>
+                <w:rFonts w:hint="default" w:ascii="Times New Roman" w:hAnsi="Times New Roman" w:eastAsia="SimSun" w:cs="Times New Roman"/>
+                <w:sz w:val="24"/>
+                <w:szCs w:val="24"/>
+              </w:rPr>
+              <w:t>The system integrates with specialized refrigerated container sensors to stream live internal temperatures, alerting drivers and dispatchers instantly if temperature levels deviate from supermarket safety standards.</w:t>
+            </w:r>
+          </w:p>
+        </w:tc>
+      </w:tr>
+      <w:tr>
+        <w:tblPrEx>
+          <w:tblBorders>
+            <w:top w:val="single" w:color="auto" w:sz="4" w:space="0"/>
+            <w:left w:val="single" w:color="auto" w:sz="4" w:space="0"/>
+            <w:bottom w:val="single" w:color="auto" w:sz="4" w:space="0"/>
+            <w:right w:val="single" w:color="auto" w:sz="4" w:space="0"/>
+            <w:insideH w:val="single" w:color="auto" w:sz="4" w:space="0"/>
+            <w:insideV w:val="single" w:color="auto" w:sz="4" w:space="0"/>
+          </w:tblBorders>
+          <w:tblCellMar>
+            <w:top w:w="0" w:type="dxa"/>
+            <w:left w:w="108" w:type="dxa"/>
+            <w:bottom w:w="0" w:type="dxa"/>
+            <w:right w:w="108" w:type="dxa"/>
+          </w:tblCellMar>
+        </w:tblPrEx>
+        <w:trPr>
+          <w:trHeight w:val="1187" w:hRule="atLeast"/>
+        </w:trPr>
+        <w:tc>
+          <w:tcPr>
+            <w:tcW w:w="2160" w:type="dxa"/>
+            <w:shd w:val="clear" w:color="auto" w:fill="auto"/>
+            <w:vAlign w:val="center"/>
+          </w:tcPr>
+          <w:p>
+            <w:pPr>
+              <w:jc w:val="left"/>
+              <w:rPr>
+                <w:rFonts w:hint="default" w:ascii="Times New Roman" w:hAnsi="Times New Roman" w:cs="Times New Roman"/>
+                <w:sz w:val="24"/>
+                <w:szCs w:val="24"/>
+                <w:vertAlign w:val="baseline"/>
+                <w:lang w:val="en-US"/>
+              </w:rPr>
+            </w:pPr>
+            <w:r>
+              <w:rPr>
+                <w:rFonts w:hint="default" w:ascii="Times New Roman" w:hAnsi="Times New Roman" w:eastAsia="SimSun" w:cs="Times New Roman"/>
+                <w:sz w:val="24"/>
+                <w:szCs w:val="24"/>
+              </w:rPr>
+              <w:t>Odometer and Fuel Log Automation</w:t>
+            </w:r>
+          </w:p>
+        </w:tc>
+        <w:tc>
+          <w:tcPr>
+            <w:tcW w:w="7032" w:type="dxa"/>
+            <w:shd w:val="clear" w:color="auto" w:fill="auto"/>
+            <w:vAlign w:val="center"/>
+          </w:tcPr>
+          <w:p>
+            <w:pPr>
+              <w:numPr>
+                <w:ilvl w:val="0"/>
+                <w:numId w:val="18"/>
+              </w:numPr>
+              <w:ind w:left="420" w:leftChars="0" w:hanging="420" w:firstLineChars="0"/>
+              <w:jc w:val="both"/>
+              <w:rPr>
+                <w:rFonts w:hint="default" w:ascii="Times New Roman" w:hAnsi="Times New Roman" w:cs="Times New Roman"/>
+                <w:sz w:val="24"/>
+                <w:szCs w:val="24"/>
+                <w:vertAlign w:val="baseline"/>
+                <w:lang w:val="en-US"/>
+              </w:rPr>
+            </w:pPr>
+            <w:r>
+              <w:rPr>
+                <w:rFonts w:hint="default" w:ascii="Times New Roman" w:hAnsi="Times New Roman" w:eastAsia="SimSun" w:cs="Times New Roman"/>
+                <w:sz w:val="24"/>
+                <w:szCs w:val="24"/>
+              </w:rPr>
+              <w:t>The system automatically syncs with vehicle computer logs to upload mileage data and calculate average fuel consumption rates after each completed shipping delivery.</w:t>
+            </w:r>
+          </w:p>
+        </w:tc>
+      </w:tr>
+    </w:tbl>
+    <w:p>
+      <w:pPr>
+        <w:rPr>
+          <w:rFonts w:hint="default" w:cs="Times New Roman"/>
+          <w:lang w:val="en-US"/>
+        </w:rPr>
+      </w:pPr>
+      <w:r>
+        <w:rPr>
+          <w:rFonts w:hint="default" w:cs="Times New Roman"/>
+          <w:lang w:val="en-US"/>
+        </w:rPr>
+        <w:br w:type="textWrapping"/>
+      </w:r>
+      <w:r>
+        <w:rPr>
+          <w:rFonts w:hint="default" w:cs="Times New Roman"/>
+          <w:lang w:val="en-US"/>
+        </w:rPr>
+        <w:br w:type="textWrapping"/>
+      </w:r>
+      <w:r>
+        <w:rPr>
+          <w:rFonts w:hint="default" w:cs="Times New Roman"/>
+          <w:lang w:val="en-US"/>
+        </w:rPr>
+        <w:br w:type="textWrapping"/>
+      </w:r>
+      <w:r>
+        <w:rPr>
+          <w:rFonts w:hint="default" w:cs="Times New Roman"/>
+          <w:lang w:val="en-US"/>
+        </w:rPr>
+        <w:br w:type="textWrapping"/>
+      </w:r>
+    </w:p>
+    <w:p>
+      <w:pPr>
+        <w:pStyle w:val="3"/>
+        <w:bidi w:val="0"/>
+        <w:spacing w:line="240" w:lineRule="auto"/>
+        <w:rPr>
+          <w:rFonts w:hint="default" w:cs="Times New Roman"/>
+          <w:lang w:val="en-US"/>
+        </w:rPr>
+      </w:pPr>
+      <w:r>
+        <w:rPr>
+          <w:rFonts w:hint="default" w:cs="Times New Roman"/>
+          <w:lang w:val="en-US"/>
+        </w:rPr>
+        <w:t>4</w:t>
+      </w:r>
+      <w:r>
+        <w:rPr>
+          <w:rFonts w:hint="default" w:ascii="Times New Roman" w:hAnsi="Times New Roman" w:cs="Times New Roman"/>
+          <w:lang w:val="en-US"/>
+        </w:rPr>
+        <w:t>.</w:t>
+      </w:r>
+      <w:r>
+        <w:rPr>
+          <w:rFonts w:hint="default" w:cs="Times New Roman"/>
+          <w:lang w:val="en-US"/>
+        </w:rPr>
+        <w:t>4</w:t>
+      </w:r>
+      <w:r>
+        <w:rPr>
+          <w:rFonts w:hint="default" w:ascii="Times New Roman" w:hAnsi="Times New Roman" w:cs="Times New Roman"/>
+          <w:lang w:val="en-US"/>
+        </w:rPr>
+        <w:t xml:space="preserve"> </w:t>
+      </w:r>
+      <w:r>
+        <w:rPr>
+          <w:rFonts w:hint="default" w:cs="Times New Roman"/>
+          <w:lang w:val="en-US"/>
+        </w:rPr>
+        <w:t>Order Management</w:t>
+      </w:r>
+    </w:p>
+    <w:tbl>
+      <w:tblPr>
+        <w:tblStyle w:val="11"/>
+        <w:tblW w:w="9192" w:type="dxa"/>
+        <w:tblInd w:w="-407" w:type="dxa"/>
+        <w:tblBorders>
+          <w:top w:val="single" w:color="auto" w:sz="4" w:space="0"/>
+          <w:left w:val="single" w:color="auto" w:sz="4" w:space="0"/>
+          <w:bottom w:val="single" w:color="auto" w:sz="4" w:space="0"/>
+          <w:right w:val="single" w:color="auto" w:sz="4" w:space="0"/>
+          <w:insideH w:val="single" w:color="auto" w:sz="4" w:space="0"/>
+          <w:insideV w:val="single" w:color="auto" w:sz="4" w:space="0"/>
+        </w:tblBorders>
+        <w:tblLayout w:type="autofit"/>
+        <w:tblCellMar>
+          <w:top w:w="0" w:type="dxa"/>
+          <w:left w:w="108" w:type="dxa"/>
+          <w:bottom w:w="0" w:type="dxa"/>
+          <w:right w:w="108" w:type="dxa"/>
+        </w:tblCellMar>
+      </w:tblPr>
+      <w:tblGrid>
+        <w:gridCol w:w="2160"/>
+        <w:gridCol w:w="7032"/>
+      </w:tblGrid>
+      <w:tr>
+        <w:tblPrEx>
+          <w:tblBorders>
+            <w:top w:val="single" w:color="auto" w:sz="4" w:space="0"/>
+            <w:left w:val="single" w:color="auto" w:sz="4" w:space="0"/>
+            <w:bottom w:val="single" w:color="auto" w:sz="4" w:space="0"/>
+            <w:right w:val="single" w:color="auto" w:sz="4" w:space="0"/>
+            <w:insideH w:val="single" w:color="auto" w:sz="4" w:space="0"/>
+            <w:insideV w:val="single" w:color="auto" w:sz="4" w:space="0"/>
+          </w:tblBorders>
+          <w:tblCellMar>
+            <w:top w:w="0" w:type="dxa"/>
+            <w:left w:w="108" w:type="dxa"/>
+            <w:bottom w:w="0" w:type="dxa"/>
+            <w:right w:w="108" w:type="dxa"/>
+          </w:tblCellMar>
+        </w:tblPrEx>
+        <w:trPr>
+          <w:trHeight w:val="585" w:hRule="atLeast"/>
+        </w:trPr>
+        <w:tc>
+          <w:tcPr>
+            <w:tcW w:w="9192" w:type="dxa"/>
+            <w:gridSpan w:val="2"/>
+            <w:shd w:val="clear" w:color="auto" w:fill="FBE6D6" w:themeFill="accent2" w:themeFillTint="32"/>
+            <w:vAlign w:val="center"/>
+          </w:tcPr>
+          <w:p>
+            <w:pPr>
+              <w:jc w:val="center"/>
+              <w:rPr>
+                <w:rFonts w:hint="default" w:ascii="Times New Roman" w:hAnsi="Times New Roman" w:cs="Times New Roman"/>
+                <w:vertAlign w:val="baseline"/>
+                <w:lang w:val="en-US"/>
+              </w:rPr>
+            </w:pPr>
+            <w:r>
+              <w:rPr>
+                <w:rFonts w:hint="default" w:ascii="Times New Roman" w:hAnsi="Times New Roman" w:cs="Times New Roman"/>
+                <w:sz w:val="32"/>
+                <w:szCs w:val="32"/>
+                <w:vertAlign w:val="baseline"/>
+                <w:lang w:val="en-US"/>
+              </w:rPr>
+              <w:t xml:space="preserve">Task: </w:t>
+            </w:r>
+            <w:r>
+              <w:rPr>
+                <w:rFonts w:hint="default" w:cs="Times New Roman"/>
+                <w:sz w:val="32"/>
+                <w:szCs w:val="32"/>
+                <w:vertAlign w:val="baseline"/>
+                <w:lang w:val="en-US"/>
+              </w:rPr>
+              <w:t>Order</w:t>
+            </w:r>
+            <w:r>
+              <w:rPr>
+                <w:rFonts w:hint="default" w:ascii="Times New Roman" w:hAnsi="Times New Roman" w:cs="Times New Roman"/>
+                <w:sz w:val="32"/>
+                <w:szCs w:val="32"/>
+                <w:vertAlign w:val="baseline"/>
+                <w:lang w:val="en-US"/>
+              </w:rPr>
+              <w:t xml:space="preserve"> Management</w:t>
+            </w:r>
+          </w:p>
+        </w:tc>
+      </w:tr>
+      <w:tr>
+        <w:tblPrEx>
+          <w:tblBorders>
+            <w:top w:val="single" w:color="auto" w:sz="4" w:space="0"/>
+            <w:left w:val="single" w:color="auto" w:sz="4" w:space="0"/>
+            <w:bottom w:val="single" w:color="auto" w:sz="4" w:space="0"/>
+            <w:right w:val="single" w:color="auto" w:sz="4" w:space="0"/>
+            <w:insideH w:val="single" w:color="auto" w:sz="4" w:space="0"/>
+            <w:insideV w:val="single" w:color="auto" w:sz="4" w:space="0"/>
+          </w:tblBorders>
+          <w:tblCellMar>
+            <w:top w:w="0" w:type="dxa"/>
+            <w:left w:w="108" w:type="dxa"/>
+            <w:bottom w:w="0" w:type="dxa"/>
+            <w:right w:w="108" w:type="dxa"/>
+          </w:tblCellMar>
+        </w:tblPrEx>
+        <w:trPr>
+          <w:trHeight w:val="427" w:hRule="atLeast"/>
+        </w:trPr>
+        <w:tc>
+          <w:tcPr>
+            <w:tcW w:w="2160" w:type="dxa"/>
+            <w:shd w:val="clear" w:color="auto" w:fill="FEF2CB" w:themeFill="accent3" w:themeFillTint="32"/>
+            <w:vAlign w:val="center"/>
+          </w:tcPr>
+          <w:p>
+            <w:pPr>
+              <w:jc w:val="center"/>
+              <w:rPr>
+                <w:rFonts w:hint="default" w:ascii="Times New Roman" w:hAnsi="Times New Roman" w:cs="Times New Roman"/>
+                <w:sz w:val="28"/>
+                <w:szCs w:val="28"/>
+                <w:vertAlign w:val="baseline"/>
+                <w:lang w:val="en-US"/>
+              </w:rPr>
+            </w:pPr>
+            <w:r>
+              <w:rPr>
+                <w:rFonts w:hint="default" w:ascii="Times New Roman" w:hAnsi="Times New Roman" w:cs="Times New Roman"/>
+                <w:sz w:val="28"/>
+                <w:szCs w:val="28"/>
+                <w:vertAlign w:val="baseline"/>
+                <w:lang w:val="en-US"/>
+              </w:rPr>
+              <w:t>Attribute</w:t>
+            </w:r>
+          </w:p>
+        </w:tc>
+        <w:tc>
+          <w:tcPr>
+            <w:tcW w:w="7032" w:type="dxa"/>
+            <w:shd w:val="clear" w:color="auto" w:fill="D4F4F1" w:themeFill="accent5" w:themeFillTint="32"/>
+            <w:vAlign w:val="center"/>
+          </w:tcPr>
+          <w:p>
+            <w:pPr>
+              <w:jc w:val="center"/>
+              <w:rPr>
+                <w:rFonts w:hint="default" w:ascii="Times New Roman" w:hAnsi="Times New Roman" w:cs="Times New Roman"/>
+                <w:sz w:val="28"/>
+                <w:szCs w:val="28"/>
+                <w:vertAlign w:val="baseline"/>
+                <w:lang w:val="en-US"/>
+              </w:rPr>
+            </w:pPr>
+            <w:r>
+              <w:rPr>
+                <w:rFonts w:hint="default" w:ascii="Times New Roman" w:hAnsi="Times New Roman" w:cs="Times New Roman"/>
+                <w:sz w:val="28"/>
+                <w:szCs w:val="28"/>
+                <w:vertAlign w:val="baseline"/>
+                <w:lang w:val="en-US"/>
+              </w:rPr>
+              <w:t>Description</w:t>
+            </w:r>
+          </w:p>
+        </w:tc>
+      </w:tr>
+      <w:tr>
+        <w:tblPrEx>
+          <w:tblBorders>
+            <w:top w:val="single" w:color="auto" w:sz="4" w:space="0"/>
+            <w:left w:val="single" w:color="auto" w:sz="4" w:space="0"/>
+            <w:bottom w:val="single" w:color="auto" w:sz="4" w:space="0"/>
+            <w:right w:val="single" w:color="auto" w:sz="4" w:space="0"/>
+            <w:insideH w:val="single" w:color="auto" w:sz="4" w:space="0"/>
+            <w:insideV w:val="single" w:color="auto" w:sz="4" w:space="0"/>
+          </w:tblBorders>
+          <w:tblCellMar>
+            <w:top w:w="0" w:type="dxa"/>
+            <w:left w:w="108" w:type="dxa"/>
+            <w:bottom w:w="0" w:type="dxa"/>
+            <w:right w:w="108" w:type="dxa"/>
+          </w:tblCellMar>
+        </w:tblPrEx>
+        <w:trPr>
+          <w:trHeight w:val="1947" w:hRule="atLeast"/>
+        </w:trPr>
+        <w:tc>
+          <w:tcPr>
+            <w:tcW w:w="2160" w:type="dxa"/>
+            <w:vAlign w:val="center"/>
+          </w:tcPr>
+          <w:p>
+            <w:pPr>
+              <w:jc w:val="left"/>
+              <w:rPr>
+                <w:rFonts w:hint="default" w:ascii="Times New Roman" w:hAnsi="Times New Roman" w:cs="Times New Roman"/>
+                <w:sz w:val="24"/>
+                <w:szCs w:val="24"/>
+                <w:vertAlign w:val="baseline"/>
+                <w:lang w:val="en-US"/>
+              </w:rPr>
+            </w:pPr>
+            <w:r>
+              <w:rPr>
+                <w:rFonts w:hint="default" w:ascii="Times New Roman" w:hAnsi="Times New Roman" w:cs="Times New Roman"/>
+                <w:sz w:val="24"/>
+                <w:szCs w:val="24"/>
+                <w:vertAlign w:val="baseline"/>
+                <w:lang w:val="en-US"/>
+              </w:rPr>
+              <w:t>Purposes</w:t>
+            </w:r>
+          </w:p>
+        </w:tc>
+        <w:tc>
+          <w:tcPr>
+            <w:tcW w:w="7032" w:type="dxa"/>
+            <w:vAlign w:val="center"/>
+          </w:tcPr>
+          <w:p>
+            <w:pPr>
+              <w:numPr>
+                <w:ilvl w:val="0"/>
+                <w:numId w:val="6"/>
+              </w:numPr>
+              <w:ind w:left="420" w:leftChars="0" w:hanging="420" w:firstLineChars="0"/>
+              <w:jc w:val="both"/>
+              <w:rPr>
+                <w:rFonts w:hint="default" w:ascii="Times New Roman" w:hAnsi="Times New Roman" w:cs="Times New Roman"/>
+                <w:sz w:val="24"/>
+                <w:szCs w:val="24"/>
+                <w:vertAlign w:val="baseline"/>
+                <w:lang w:val="en-US"/>
+              </w:rPr>
+            </w:pPr>
+            <w:r>
+              <w:rPr>
+                <w:rFonts w:hint="default" w:ascii="Times New Roman" w:hAnsi="Times New Roman" w:eastAsia="SimSun" w:cs="Times New Roman"/>
+                <w:sz w:val="24"/>
+                <w:szCs w:val="24"/>
+              </w:rPr>
+              <w:t>Provide corporate clients with centralized tools to submit and track bulk shipping requests.</w:t>
+            </w:r>
+          </w:p>
+          <w:p>
+            <w:pPr>
+              <w:numPr>
+                <w:ilvl w:val="0"/>
+                <w:numId w:val="6"/>
+              </w:numPr>
+              <w:ind w:left="420" w:leftChars="0" w:hanging="420" w:firstLineChars="0"/>
+              <w:jc w:val="both"/>
+              <w:rPr>
+                <w:rFonts w:hint="default" w:ascii="Times New Roman" w:hAnsi="Times New Roman" w:cs="Times New Roman"/>
+                <w:sz w:val="24"/>
+                <w:szCs w:val="24"/>
+                <w:vertAlign w:val="baseline"/>
+                <w:lang w:val="en-US"/>
+              </w:rPr>
+            </w:pPr>
+            <w:r>
+              <w:rPr>
+                <w:rFonts w:hint="default" w:ascii="Times New Roman" w:hAnsi="Times New Roman" w:eastAsia="SimSun" w:cs="Times New Roman"/>
+                <w:sz w:val="24"/>
+                <w:szCs w:val="24"/>
+              </w:rPr>
+              <w:t>Validate cargo dimensions and physical constraints automatically against available fleet profiles.</w:t>
+            </w:r>
+          </w:p>
+          <w:p>
+            <w:pPr>
+              <w:numPr>
+                <w:ilvl w:val="0"/>
+                <w:numId w:val="6"/>
+              </w:numPr>
+              <w:ind w:left="420" w:leftChars="0" w:hanging="420" w:firstLineChars="0"/>
+              <w:jc w:val="both"/>
+              <w:rPr>
+                <w:rFonts w:hint="default" w:ascii="Times New Roman" w:hAnsi="Times New Roman" w:cs="Times New Roman"/>
+                <w:vertAlign w:val="baseline"/>
+                <w:lang w:val="en-US"/>
+              </w:rPr>
+            </w:pPr>
+            <w:r>
+              <w:rPr>
+                <w:rFonts w:hint="default" w:ascii="Times New Roman" w:hAnsi="Times New Roman" w:eastAsia="SimSun" w:cs="Times New Roman"/>
+                <w:sz w:val="24"/>
+                <w:szCs w:val="24"/>
+              </w:rPr>
+              <w:t>Maintain an organized digital repository of all pending, active, and completed B2B logistics orders.</w:t>
+            </w:r>
+          </w:p>
+        </w:tc>
+      </w:tr>
+      <w:tr>
+        <w:tblPrEx>
+          <w:tblBorders>
+            <w:top w:val="single" w:color="auto" w:sz="4" w:space="0"/>
+            <w:left w:val="single" w:color="auto" w:sz="4" w:space="0"/>
+            <w:bottom w:val="single" w:color="auto" w:sz="4" w:space="0"/>
+            <w:right w:val="single" w:color="auto" w:sz="4" w:space="0"/>
+            <w:insideH w:val="single" w:color="auto" w:sz="4" w:space="0"/>
+            <w:insideV w:val="single" w:color="auto" w:sz="4" w:space="0"/>
+          </w:tblBorders>
+          <w:tblCellMar>
+            <w:top w:w="0" w:type="dxa"/>
+            <w:left w:w="108" w:type="dxa"/>
+            <w:bottom w:w="0" w:type="dxa"/>
+            <w:right w:w="108" w:type="dxa"/>
+          </w:tblCellMar>
+        </w:tblPrEx>
+        <w:trPr>
+          <w:trHeight w:val="1035" w:hRule="atLeast"/>
+        </w:trPr>
+        <w:tc>
+          <w:tcPr>
+            <w:tcW w:w="2160" w:type="dxa"/>
+            <w:vAlign w:val="center"/>
+          </w:tcPr>
+          <w:p>
+            <w:pPr>
+              <w:jc w:val="left"/>
+              <w:rPr>
+                <w:rFonts w:hint="default" w:ascii="Times New Roman" w:hAnsi="Times New Roman" w:cs="Times New Roman"/>
+                <w:vertAlign w:val="baseline"/>
+                <w:lang w:val="en-US"/>
+              </w:rPr>
+            </w:pPr>
+            <w:r>
+              <w:rPr>
+                <w:rFonts w:hint="default" w:ascii="Times New Roman" w:hAnsi="Times New Roman" w:cs="Times New Roman"/>
+                <w:sz w:val="24"/>
+                <w:szCs w:val="24"/>
+                <w:vertAlign w:val="baseline"/>
+                <w:lang w:val="en-US"/>
+              </w:rPr>
+              <w:t>Trigger/ Precondition</w:t>
+            </w:r>
+          </w:p>
+        </w:tc>
+        <w:tc>
+          <w:tcPr>
+            <w:tcW w:w="7032" w:type="dxa"/>
+            <w:vAlign w:val="center"/>
+          </w:tcPr>
+          <w:p>
+            <w:pPr>
+              <w:numPr>
+                <w:ilvl w:val="0"/>
+                <w:numId w:val="6"/>
+              </w:numPr>
+              <w:ind w:left="420" w:leftChars="0" w:hanging="420" w:firstLineChars="0"/>
+              <w:jc w:val="both"/>
+              <w:rPr>
+                <w:rFonts w:hint="default" w:ascii="Times New Roman" w:hAnsi="Times New Roman" w:cs="Times New Roman"/>
+                <w:vertAlign w:val="baseline"/>
+              </w:rPr>
+            </w:pPr>
+            <w:r>
+              <w:rPr>
+                <w:rFonts w:hint="default" w:ascii="Times New Roman" w:hAnsi="Times New Roman" w:eastAsia="SimSun" w:cs="Times New Roman"/>
+                <w:sz w:val="24"/>
+                <w:szCs w:val="24"/>
+              </w:rPr>
+              <w:t>A partner supermarket logs into the corporate client portal to upload a new shipment request, or an authorized dispatcher manually inputs order adjustments.</w:t>
+            </w:r>
+          </w:p>
+        </w:tc>
+      </w:tr>
+      <w:tr>
+        <w:tblPrEx>
+          <w:tblBorders>
+            <w:top w:val="single" w:color="auto" w:sz="4" w:space="0"/>
+            <w:left w:val="single" w:color="auto" w:sz="4" w:space="0"/>
+            <w:bottom w:val="single" w:color="auto" w:sz="4" w:space="0"/>
+            <w:right w:val="single" w:color="auto" w:sz="4" w:space="0"/>
+            <w:insideH w:val="single" w:color="auto" w:sz="4" w:space="0"/>
+            <w:insideV w:val="single" w:color="auto" w:sz="4" w:space="0"/>
+          </w:tblBorders>
+          <w:tblCellMar>
+            <w:top w:w="0" w:type="dxa"/>
+            <w:left w:w="108" w:type="dxa"/>
+            <w:bottom w:w="0" w:type="dxa"/>
+            <w:right w:w="108" w:type="dxa"/>
+          </w:tblCellMar>
+        </w:tblPrEx>
+        <w:trPr>
+          <w:trHeight w:val="709" w:hRule="atLeast"/>
+        </w:trPr>
+        <w:tc>
+          <w:tcPr>
+            <w:tcW w:w="2160" w:type="dxa"/>
+            <w:vAlign w:val="center"/>
+          </w:tcPr>
+          <w:p>
+            <w:pPr>
+              <w:jc w:val="left"/>
+              <w:rPr>
+                <w:rFonts w:hint="default" w:ascii="Times New Roman" w:hAnsi="Times New Roman" w:cs="Times New Roman"/>
+                <w:sz w:val="24"/>
+                <w:szCs w:val="24"/>
+                <w:vertAlign w:val="baseline"/>
+                <w:lang w:val="en-US"/>
+              </w:rPr>
+            </w:pPr>
+            <w:r>
+              <w:rPr>
+                <w:rFonts w:hint="default" w:ascii="Times New Roman" w:hAnsi="Times New Roman" w:cs="Times New Roman"/>
+                <w:sz w:val="24"/>
+                <w:szCs w:val="24"/>
+                <w:vertAlign w:val="baseline"/>
+                <w:lang w:val="en-US"/>
+              </w:rPr>
+              <w:t>Frequency</w:t>
+            </w:r>
+          </w:p>
+        </w:tc>
+        <w:tc>
+          <w:tcPr>
+            <w:tcW w:w="7032" w:type="dxa"/>
+            <w:vAlign w:val="center"/>
+          </w:tcPr>
+          <w:p>
+            <w:pPr>
+              <w:numPr>
+                <w:ilvl w:val="0"/>
+                <w:numId w:val="7"/>
+              </w:numPr>
+              <w:ind w:left="420" w:leftChars="0" w:hanging="420" w:firstLineChars="0"/>
+              <w:jc w:val="both"/>
+              <w:rPr>
+                <w:rFonts w:hint="default" w:ascii="Times New Roman" w:hAnsi="Times New Roman" w:cs="Times New Roman"/>
+                <w:sz w:val="24"/>
+                <w:szCs w:val="24"/>
+                <w:vertAlign w:val="baseline"/>
+              </w:rPr>
+            </w:pPr>
+            <w:r>
+              <w:rPr>
+                <w:rFonts w:hint="default" w:ascii="Times New Roman" w:hAnsi="Times New Roman" w:eastAsia="SimSun" w:cs="Times New Roman"/>
+                <w:sz w:val="24"/>
+                <w:szCs w:val="24"/>
+              </w:rPr>
+              <w:t>High, operating continuously throughout daily business hours as supermarkets restock inventory.</w:t>
+            </w:r>
+          </w:p>
+        </w:tc>
+      </w:tr>
+      <w:tr>
+        <w:tblPrEx>
+          <w:tblBorders>
+            <w:top w:val="single" w:color="auto" w:sz="4" w:space="0"/>
+            <w:left w:val="single" w:color="auto" w:sz="4" w:space="0"/>
+            <w:bottom w:val="single" w:color="auto" w:sz="4" w:space="0"/>
+            <w:right w:val="single" w:color="auto" w:sz="4" w:space="0"/>
+            <w:insideH w:val="single" w:color="auto" w:sz="4" w:space="0"/>
+            <w:insideV w:val="single" w:color="auto" w:sz="4" w:space="0"/>
+          </w:tblBorders>
+          <w:tblCellMar>
+            <w:top w:w="0" w:type="dxa"/>
+            <w:left w:w="108" w:type="dxa"/>
+            <w:bottom w:w="0" w:type="dxa"/>
+            <w:right w:w="108" w:type="dxa"/>
+          </w:tblCellMar>
+        </w:tblPrEx>
+        <w:trPr>
+          <w:trHeight w:val="1049" w:hRule="atLeast"/>
+        </w:trPr>
+        <w:tc>
+          <w:tcPr>
+            <w:tcW w:w="2160" w:type="dxa"/>
+            <w:vAlign w:val="center"/>
+          </w:tcPr>
+          <w:p>
+            <w:pPr>
+              <w:jc w:val="left"/>
+              <w:rPr>
+                <w:rFonts w:hint="default" w:ascii="Times New Roman" w:hAnsi="Times New Roman" w:cs="Times New Roman"/>
+                <w:sz w:val="24"/>
+                <w:szCs w:val="24"/>
+                <w:vertAlign w:val="baseline"/>
+                <w:lang w:val="en-US"/>
+              </w:rPr>
+            </w:pPr>
+            <w:r>
+              <w:rPr>
+                <w:rFonts w:hint="default" w:ascii="Times New Roman" w:hAnsi="Times New Roman" w:cs="Times New Roman"/>
+                <w:sz w:val="24"/>
+                <w:szCs w:val="24"/>
+                <w:vertAlign w:val="baseline"/>
+                <w:lang w:val="en-US"/>
+              </w:rPr>
+              <w:t>Critical</w:t>
+            </w:r>
+          </w:p>
+        </w:tc>
+        <w:tc>
+          <w:tcPr>
+            <w:tcW w:w="7032" w:type="dxa"/>
+            <w:vAlign w:val="center"/>
+          </w:tcPr>
+          <w:p>
+            <w:pPr>
+              <w:numPr>
+                <w:ilvl w:val="0"/>
+                <w:numId w:val="12"/>
+              </w:numPr>
+              <w:ind w:left="420" w:leftChars="0" w:hanging="420" w:firstLineChars="0"/>
+              <w:jc w:val="both"/>
+              <w:rPr>
+                <w:rFonts w:hint="default" w:ascii="Times New Roman" w:hAnsi="Times New Roman" w:cs="Times New Roman"/>
+                <w:sz w:val="24"/>
+                <w:szCs w:val="24"/>
+                <w:vertAlign w:val="baseline"/>
+              </w:rPr>
+            </w:pPr>
+            <w:r>
+              <w:rPr>
+                <w:rFonts w:hint="default" w:ascii="Times New Roman" w:hAnsi="Times New Roman" w:eastAsia="SimSun" w:cs="Times New Roman"/>
+                <w:sz w:val="24"/>
+                <w:szCs w:val="24"/>
+              </w:rPr>
+              <w:t>Highly critical to capture accurate delivery data, eliminate manual order entry errors, and ensure appropriate cargo capacity planning before scheduling.</w:t>
+            </w:r>
+          </w:p>
+        </w:tc>
+      </w:tr>
+      <w:tr>
+        <w:tblPrEx>
+          <w:tblBorders>
+            <w:top w:val="single" w:color="auto" w:sz="4" w:space="0"/>
+            <w:left w:val="single" w:color="auto" w:sz="4" w:space="0"/>
+            <w:bottom w:val="single" w:color="auto" w:sz="4" w:space="0"/>
+            <w:right w:val="single" w:color="auto" w:sz="4" w:space="0"/>
+            <w:insideH w:val="single" w:color="auto" w:sz="4" w:space="0"/>
+            <w:insideV w:val="single" w:color="auto" w:sz="4" w:space="0"/>
+          </w:tblBorders>
+          <w:tblCellMar>
+            <w:top w:w="0" w:type="dxa"/>
+            <w:left w:w="108" w:type="dxa"/>
+            <w:bottom w:w="0" w:type="dxa"/>
+            <w:right w:w="108" w:type="dxa"/>
+          </w:tblCellMar>
+        </w:tblPrEx>
+        <w:trPr>
+          <w:trHeight w:val="625" w:hRule="atLeast"/>
+        </w:trPr>
+        <w:tc>
+          <w:tcPr>
+            <w:tcW w:w="2160" w:type="dxa"/>
+            <w:vAlign w:val="center"/>
+          </w:tcPr>
+          <w:p>
+            <w:pPr>
+              <w:jc w:val="left"/>
+              <w:rPr>
+                <w:rFonts w:hint="default" w:ascii="Times New Roman" w:hAnsi="Times New Roman" w:cs="Times New Roman"/>
+                <w:sz w:val="24"/>
+                <w:szCs w:val="24"/>
+                <w:vertAlign w:val="baseline"/>
+                <w:lang w:val="en-US"/>
+              </w:rPr>
+            </w:pPr>
+            <w:r>
+              <w:rPr>
+                <w:rFonts w:hint="default" w:ascii="Times New Roman" w:hAnsi="Times New Roman" w:cs="Times New Roman"/>
+                <w:sz w:val="24"/>
+                <w:szCs w:val="24"/>
+                <w:vertAlign w:val="baseline"/>
+                <w:lang w:val="en-US"/>
+              </w:rPr>
+              <w:t>Work Area</w:t>
+            </w:r>
+          </w:p>
+        </w:tc>
+        <w:tc>
+          <w:tcPr>
+            <w:tcW w:w="7032" w:type="dxa"/>
+            <w:vAlign w:val="center"/>
+          </w:tcPr>
+          <w:p>
+            <w:pPr>
+              <w:numPr>
+                <w:ilvl w:val="0"/>
+                <w:numId w:val="8"/>
+              </w:numPr>
+              <w:ind w:left="420" w:leftChars="0" w:hanging="420" w:firstLineChars="0"/>
+              <w:jc w:val="both"/>
+              <w:rPr>
+                <w:rFonts w:hint="default" w:ascii="Times New Roman" w:hAnsi="Times New Roman" w:cs="Times New Roman"/>
+                <w:sz w:val="24"/>
+                <w:szCs w:val="24"/>
+                <w:vertAlign w:val="baseline"/>
+              </w:rPr>
+            </w:pPr>
+            <w:r>
+              <w:rPr>
+                <w:rFonts w:hint="default" w:ascii="Times New Roman" w:hAnsi="Times New Roman" w:eastAsia="SimSun" w:cs="Times New Roman"/>
+                <w:sz w:val="24"/>
+                <w:szCs w:val="24"/>
+              </w:rPr>
+              <w:t>Corporate Client Porta</w:t>
+            </w:r>
+            <w:r>
+              <w:rPr>
+                <w:rFonts w:hint="default" w:ascii="Times New Roman" w:hAnsi="Times New Roman" w:eastAsia="SimSun" w:cs="Times New Roman"/>
+                <w:sz w:val="24"/>
+                <w:szCs w:val="24"/>
+                <w:lang w:val="en-US"/>
+              </w:rPr>
+              <w:t>l (</w:t>
+            </w:r>
+            <w:r>
+              <w:rPr>
+                <w:rFonts w:hint="default" w:ascii="Times New Roman" w:hAnsi="Times New Roman" w:eastAsia="SimSun" w:cs="Times New Roman"/>
+                <w:sz w:val="24"/>
+                <w:szCs w:val="24"/>
+              </w:rPr>
+              <w:t>Order Processing Dashboard</w:t>
+            </w:r>
+            <w:r>
+              <w:rPr>
+                <w:rFonts w:hint="default" w:ascii="Times New Roman" w:hAnsi="Times New Roman" w:eastAsia="SimSun" w:cs="Times New Roman"/>
+                <w:sz w:val="24"/>
+                <w:szCs w:val="24"/>
+                <w:lang w:val="en-US"/>
+              </w:rPr>
+              <w:t>)</w:t>
+            </w:r>
+          </w:p>
+        </w:tc>
+      </w:tr>
+      <w:tr>
+        <w:tblPrEx>
+          <w:tblBorders>
+            <w:top w:val="single" w:color="auto" w:sz="4" w:space="0"/>
+            <w:left w:val="single" w:color="auto" w:sz="4" w:space="0"/>
+            <w:bottom w:val="single" w:color="auto" w:sz="4" w:space="0"/>
+            <w:right w:val="single" w:color="auto" w:sz="4" w:space="0"/>
+            <w:insideH w:val="single" w:color="auto" w:sz="4" w:space="0"/>
+            <w:insideV w:val="single" w:color="auto" w:sz="4" w:space="0"/>
+          </w:tblBorders>
+          <w:tblCellMar>
+            <w:top w:w="0" w:type="dxa"/>
+            <w:left w:w="108" w:type="dxa"/>
+            <w:bottom w:w="0" w:type="dxa"/>
+            <w:right w:w="108" w:type="dxa"/>
+          </w:tblCellMar>
+        </w:tblPrEx>
+        <w:trPr>
+          <w:trHeight w:val="525" w:hRule="atLeast"/>
+        </w:trPr>
+        <w:tc>
+          <w:tcPr>
+            <w:tcW w:w="2160" w:type="dxa"/>
+            <w:shd w:val="clear" w:color="auto" w:fill="FEF2CB" w:themeFill="accent3" w:themeFillTint="32"/>
+            <w:vAlign w:val="center"/>
+          </w:tcPr>
+          <w:p>
+            <w:pPr>
+              <w:jc w:val="center"/>
+              <w:rPr>
+                <w:rFonts w:hint="default" w:ascii="Times New Roman" w:hAnsi="Times New Roman" w:cs="Times New Roman"/>
+                <w:sz w:val="28"/>
+                <w:szCs w:val="28"/>
+                <w:vertAlign w:val="baseline"/>
+                <w:lang w:val="en-US"/>
+              </w:rPr>
+            </w:pPr>
+            <w:r>
+              <w:rPr>
+                <w:rFonts w:hint="default" w:ascii="Times New Roman" w:hAnsi="Times New Roman" w:cs="Times New Roman"/>
+                <w:sz w:val="28"/>
+                <w:szCs w:val="28"/>
+                <w:vertAlign w:val="baseline"/>
+                <w:lang w:val="en-US"/>
+              </w:rPr>
+              <w:t>Sub-Tasks</w:t>
+            </w:r>
+          </w:p>
+        </w:tc>
+        <w:tc>
+          <w:tcPr>
+            <w:tcW w:w="7032" w:type="dxa"/>
+            <w:shd w:val="clear" w:color="auto" w:fill="D4F4F1" w:themeFill="accent5" w:themeFillTint="32"/>
+            <w:vAlign w:val="center"/>
+          </w:tcPr>
+          <w:p>
+            <w:pPr>
+              <w:jc w:val="center"/>
+              <w:rPr>
+                <w:rFonts w:hint="default" w:ascii="Times New Roman" w:hAnsi="Times New Roman" w:cs="Times New Roman"/>
+                <w:sz w:val="28"/>
+                <w:szCs w:val="28"/>
+                <w:vertAlign w:val="baseline"/>
+                <w:lang w:val="en-US"/>
+              </w:rPr>
+            </w:pPr>
+            <w:r>
+              <w:rPr>
+                <w:rFonts w:hint="default" w:ascii="Times New Roman" w:hAnsi="Times New Roman" w:cs="Times New Roman"/>
+                <w:sz w:val="28"/>
+                <w:szCs w:val="28"/>
+                <w:vertAlign w:val="baseline"/>
+                <w:lang w:val="en-US"/>
+              </w:rPr>
+              <w:t>Example Solution (Funtional Requirement)</w:t>
+            </w:r>
+          </w:p>
+        </w:tc>
+      </w:tr>
+      <w:tr>
+        <w:tblPrEx>
+          <w:tblBorders>
+            <w:top w:val="single" w:color="auto" w:sz="4" w:space="0"/>
+            <w:left w:val="single" w:color="auto" w:sz="4" w:space="0"/>
+            <w:bottom w:val="single" w:color="auto" w:sz="4" w:space="0"/>
+            <w:right w:val="single" w:color="auto" w:sz="4" w:space="0"/>
+            <w:insideH w:val="single" w:color="auto" w:sz="4" w:space="0"/>
+            <w:insideV w:val="single" w:color="auto" w:sz="4" w:space="0"/>
+          </w:tblBorders>
+          <w:tblCellMar>
+            <w:top w:w="0" w:type="dxa"/>
+            <w:left w:w="108" w:type="dxa"/>
+            <w:bottom w:w="0" w:type="dxa"/>
+            <w:right w:w="108" w:type="dxa"/>
+          </w:tblCellMar>
+        </w:tblPrEx>
+        <w:trPr>
+          <w:trHeight w:val="1813" w:hRule="atLeast"/>
+        </w:trPr>
+        <w:tc>
+          <w:tcPr>
+            <w:tcW w:w="2160" w:type="dxa"/>
+            <w:shd w:val="clear" w:color="auto" w:fill="auto"/>
+            <w:vAlign w:val="center"/>
+          </w:tcPr>
+          <w:p>
+            <w:pPr>
+              <w:jc w:val="left"/>
+              <w:rPr>
+                <w:rFonts w:hint="default" w:ascii="Times New Roman" w:hAnsi="Times New Roman" w:cs="Times New Roman"/>
+                <w:sz w:val="28"/>
+                <w:szCs w:val="28"/>
+                <w:vertAlign w:val="baseline"/>
+                <w:lang w:val="en-US"/>
+              </w:rPr>
+            </w:pPr>
+            <w:r>
+              <w:rPr>
+                <w:rFonts w:hint="default" w:ascii="Times New Roman" w:hAnsi="Times New Roman" w:eastAsia="SimSun" w:cs="Times New Roman"/>
+                <w:sz w:val="24"/>
+                <w:szCs w:val="24"/>
+              </w:rPr>
+              <w:t>Submit Bulk Cargo Requests</w:t>
+            </w:r>
+          </w:p>
+        </w:tc>
+        <w:tc>
+          <w:tcPr>
+            <w:tcW w:w="7032" w:type="dxa"/>
+            <w:shd w:val="clear" w:color="auto" w:fill="auto"/>
+            <w:vAlign w:val="center"/>
+          </w:tcPr>
+          <w:p>
+            <w:pPr>
+              <w:numPr>
+                <w:ilvl w:val="0"/>
+                <w:numId w:val="13"/>
+              </w:numPr>
+              <w:ind w:left="420" w:leftChars="0" w:hanging="420" w:firstLineChars="0"/>
+              <w:jc w:val="both"/>
+              <w:rPr>
+                <w:rFonts w:hint="default" w:ascii="Times New Roman" w:hAnsi="Times New Roman" w:eastAsia="SimSun" w:cs="Times New Roman"/>
+                <w:sz w:val="24"/>
+                <w:szCs w:val="24"/>
+              </w:rPr>
+            </w:pPr>
+            <w:r>
+              <w:rPr>
+                <w:rFonts w:hint="default" w:ascii="Times New Roman" w:hAnsi="Times New Roman" w:eastAsia="SimSun" w:cs="Times New Roman"/>
+                <w:sz w:val="24"/>
+                <w:szCs w:val="24"/>
+              </w:rPr>
+              <w:t>Provide a file upload interface within the client portal that allows partner supermarkets to import bulk orders using standardized digital spreadsheets.</w:t>
+            </w:r>
+          </w:p>
+          <w:p>
+            <w:pPr>
+              <w:numPr>
+                <w:ilvl w:val="0"/>
+                <w:numId w:val="13"/>
+              </w:numPr>
+              <w:ind w:left="420" w:leftChars="0" w:hanging="420" w:firstLineChars="0"/>
+              <w:jc w:val="both"/>
+              <w:rPr>
+                <w:rFonts w:hint="default" w:ascii="Times New Roman" w:hAnsi="Times New Roman" w:eastAsia="SimSun" w:cs="Times New Roman"/>
+                <w:sz w:val="24"/>
+                <w:szCs w:val="24"/>
+                <w:lang w:val="en-US"/>
+              </w:rPr>
+            </w:pPr>
+            <w:r>
+              <w:rPr>
+                <w:rFonts w:hint="default" w:ascii="Times New Roman" w:hAnsi="Times New Roman" w:eastAsia="SimSun" w:cs="Times New Roman"/>
+                <w:sz w:val="24"/>
+                <w:szCs w:val="24"/>
+              </w:rPr>
+              <w:t>Provide structured data fields for manual single-order entry, capturing shipper details, pickup locations, drop-off destinations, and target delivery windows.</w:t>
+            </w:r>
+          </w:p>
+        </w:tc>
+      </w:tr>
+      <w:tr>
+        <w:tblPrEx>
+          <w:tblBorders>
+            <w:top w:val="single" w:color="auto" w:sz="4" w:space="0"/>
+            <w:left w:val="single" w:color="auto" w:sz="4" w:space="0"/>
+            <w:bottom w:val="single" w:color="auto" w:sz="4" w:space="0"/>
+            <w:right w:val="single" w:color="auto" w:sz="4" w:space="0"/>
+            <w:insideH w:val="single" w:color="auto" w:sz="4" w:space="0"/>
+            <w:insideV w:val="single" w:color="auto" w:sz="4" w:space="0"/>
+          </w:tblBorders>
+          <w:tblCellMar>
+            <w:top w:w="0" w:type="dxa"/>
+            <w:left w:w="108" w:type="dxa"/>
+            <w:bottom w:w="0" w:type="dxa"/>
+            <w:right w:w="108" w:type="dxa"/>
+          </w:tblCellMar>
+        </w:tblPrEx>
+        <w:trPr>
+          <w:trHeight w:val="1825" w:hRule="atLeast"/>
+        </w:trPr>
+        <w:tc>
+          <w:tcPr>
+            <w:tcW w:w="2160" w:type="dxa"/>
+            <w:shd w:val="clear" w:color="auto" w:fill="auto"/>
+            <w:vAlign w:val="center"/>
+          </w:tcPr>
+          <w:p>
+            <w:pPr>
+              <w:jc w:val="left"/>
+              <w:rPr>
+                <w:rFonts w:hint="default" w:ascii="Times New Roman" w:hAnsi="Times New Roman" w:cs="Times New Roman"/>
+                <w:sz w:val="28"/>
+                <w:szCs w:val="28"/>
+                <w:vertAlign w:val="baseline"/>
+                <w:lang w:val="en-US"/>
+              </w:rPr>
+            </w:pPr>
+            <w:r>
+              <w:rPr>
+                <w:rFonts w:hint="default" w:ascii="Times New Roman" w:hAnsi="Times New Roman" w:eastAsia="SimSun" w:cs="Times New Roman"/>
+                <w:sz w:val="24"/>
+                <w:szCs w:val="24"/>
+              </w:rPr>
+              <w:t>Validate Order Specifications</w:t>
+            </w:r>
+          </w:p>
+        </w:tc>
+        <w:tc>
+          <w:tcPr>
+            <w:tcW w:w="7032" w:type="dxa"/>
+            <w:shd w:val="clear" w:color="auto" w:fill="auto"/>
+            <w:vAlign w:val="center"/>
+          </w:tcPr>
+          <w:p>
+            <w:pPr>
+              <w:numPr>
+                <w:ilvl w:val="0"/>
+                <w:numId w:val="14"/>
+              </w:numPr>
+              <w:tabs>
+                <w:tab w:val="clear" w:pos="420"/>
+              </w:tabs>
+              <w:ind w:left="420" w:leftChars="0" w:hanging="420" w:firstLineChars="0"/>
+              <w:jc w:val="both"/>
+              <w:rPr>
+                <w:rFonts w:hint="default" w:ascii="Times New Roman" w:hAnsi="Times New Roman" w:eastAsia="SimSun" w:cs="Times New Roman"/>
+                <w:sz w:val="24"/>
+                <w:szCs w:val="24"/>
+                <w:lang w:val="en-US"/>
+              </w:rPr>
+            </w:pPr>
+            <w:r>
+              <w:rPr>
+                <w:rFonts w:hint="default" w:ascii="Times New Roman" w:hAnsi="Times New Roman" w:eastAsia="SimSun" w:cs="Times New Roman"/>
+                <w:sz w:val="24"/>
+                <w:szCs w:val="24"/>
+              </w:rPr>
+              <w:t>Automatically check input values to ensure total cargo weight, volume dimensions, and special storage requirements conform to standard system limits.</w:t>
+            </w:r>
+          </w:p>
+          <w:p>
+            <w:pPr>
+              <w:numPr>
+                <w:ilvl w:val="0"/>
+                <w:numId w:val="14"/>
+              </w:numPr>
+              <w:tabs>
+                <w:tab w:val="clear" w:pos="420"/>
+              </w:tabs>
+              <w:ind w:left="420" w:leftChars="0" w:hanging="420" w:firstLineChars="0"/>
+              <w:jc w:val="both"/>
+              <w:rPr>
+                <w:rFonts w:hint="default" w:ascii="Times New Roman" w:hAnsi="Times New Roman" w:eastAsia="SimSun" w:cs="Times New Roman"/>
+                <w:sz w:val="24"/>
+                <w:szCs w:val="24"/>
+                <w:lang w:val="en-US"/>
+              </w:rPr>
+            </w:pPr>
+            <w:r>
+              <w:rPr>
+                <w:rFonts w:hint="default" w:ascii="Times New Roman" w:hAnsi="Times New Roman" w:eastAsia="SimSun" w:cs="Times New Roman"/>
+                <w:sz w:val="24"/>
+                <w:szCs w:val="24"/>
+              </w:rPr>
+              <w:t>Cross-reference destination addresses instantly with regional branch databases to assign ownership to the correct distribution hub.</w:t>
+            </w:r>
+          </w:p>
+        </w:tc>
+      </w:tr>
+      <w:tr>
+        <w:tblPrEx>
+          <w:tblBorders>
+            <w:top w:val="single" w:color="auto" w:sz="4" w:space="0"/>
+            <w:left w:val="single" w:color="auto" w:sz="4" w:space="0"/>
+            <w:bottom w:val="single" w:color="auto" w:sz="4" w:space="0"/>
+            <w:right w:val="single" w:color="auto" w:sz="4" w:space="0"/>
+            <w:insideH w:val="single" w:color="auto" w:sz="4" w:space="0"/>
+            <w:insideV w:val="single" w:color="auto" w:sz="4" w:space="0"/>
+          </w:tblBorders>
+          <w:tblCellMar>
+            <w:top w:w="0" w:type="dxa"/>
+            <w:left w:w="108" w:type="dxa"/>
+            <w:bottom w:w="0" w:type="dxa"/>
+            <w:right w:w="108" w:type="dxa"/>
+          </w:tblCellMar>
+        </w:tblPrEx>
+        <w:trPr>
+          <w:trHeight w:val="1909" w:hRule="atLeast"/>
+        </w:trPr>
+        <w:tc>
+          <w:tcPr>
+            <w:tcW w:w="2160" w:type="dxa"/>
+            <w:shd w:val="clear" w:color="auto" w:fill="auto"/>
+            <w:vAlign w:val="center"/>
+          </w:tcPr>
+          <w:p>
+            <w:pPr>
+              <w:jc w:val="left"/>
+              <w:rPr>
+                <w:rFonts w:hint="default" w:ascii="Times New Roman" w:hAnsi="Times New Roman" w:cs="Times New Roman"/>
+                <w:sz w:val="24"/>
+                <w:szCs w:val="24"/>
+                <w:vertAlign w:val="baseline"/>
+                <w:lang w:val="en-US"/>
+              </w:rPr>
+            </w:pPr>
+            <w:r>
+              <w:rPr>
+                <w:rFonts w:hint="default" w:ascii="Times New Roman" w:hAnsi="Times New Roman" w:eastAsia="SimSun" w:cs="Times New Roman"/>
+                <w:sz w:val="24"/>
+                <w:szCs w:val="24"/>
+              </w:rPr>
+              <w:t>Track Order Lifecycles</w:t>
+            </w:r>
+          </w:p>
+        </w:tc>
+        <w:tc>
+          <w:tcPr>
+            <w:tcW w:w="7032" w:type="dxa"/>
+            <w:shd w:val="clear" w:color="auto" w:fill="auto"/>
+            <w:vAlign w:val="center"/>
+          </w:tcPr>
+          <w:p>
+            <w:pPr>
+              <w:numPr>
+                <w:ilvl w:val="0"/>
+                <w:numId w:val="15"/>
+              </w:numPr>
+              <w:tabs>
+                <w:tab w:val="clear" w:pos="420"/>
+              </w:tabs>
+              <w:ind w:left="420" w:leftChars="0" w:hanging="420" w:firstLineChars="0"/>
+              <w:jc w:val="both"/>
+              <w:rPr>
+                <w:rFonts w:hint="default" w:ascii="Times New Roman" w:hAnsi="Times New Roman" w:eastAsia="SimSun" w:cs="Times New Roman"/>
+                <w:sz w:val="24"/>
+                <w:szCs w:val="24"/>
+              </w:rPr>
+            </w:pPr>
+            <w:r>
+              <w:rPr>
+                <w:rFonts w:hint="default" w:ascii="Times New Roman" w:hAnsi="Times New Roman" w:eastAsia="SimSun" w:cs="Times New Roman"/>
+                <w:sz w:val="24"/>
+                <w:szCs w:val="24"/>
+              </w:rPr>
+              <w:t>Dynamically transition order visibility profiles across standardized operational states including Pending, Approved, Dispatched, In Transit, and Delivered.</w:t>
+            </w:r>
+          </w:p>
+          <w:p>
+            <w:pPr>
+              <w:numPr>
+                <w:ilvl w:val="0"/>
+                <w:numId w:val="15"/>
+              </w:numPr>
+              <w:tabs>
+                <w:tab w:val="clear" w:pos="420"/>
+              </w:tabs>
+              <w:ind w:left="420" w:leftChars="0" w:hanging="420" w:firstLineChars="0"/>
+              <w:jc w:val="both"/>
+              <w:rPr>
+                <w:rFonts w:hint="default" w:ascii="Times New Roman" w:hAnsi="Times New Roman" w:eastAsia="SimSun" w:cs="Times New Roman"/>
+                <w:sz w:val="24"/>
+                <w:szCs w:val="24"/>
+              </w:rPr>
+            </w:pPr>
+            <w:r>
+              <w:rPr>
+                <w:rFonts w:hint="default" w:ascii="Times New Roman" w:hAnsi="Times New Roman" w:eastAsia="SimSun" w:cs="Times New Roman"/>
+                <w:sz w:val="24"/>
+                <w:szCs w:val="24"/>
+              </w:rPr>
+              <w:t>Allow both dispatchers and partner supermarkets to filter, search, and view historical order records using unique tracking identification codes.</w:t>
+            </w:r>
+          </w:p>
+        </w:tc>
+      </w:tr>
+      <w:tr>
+        <w:tblPrEx>
+          <w:tblBorders>
+            <w:top w:val="single" w:color="auto" w:sz="4" w:space="0"/>
+            <w:left w:val="single" w:color="auto" w:sz="4" w:space="0"/>
+            <w:bottom w:val="single" w:color="auto" w:sz="4" w:space="0"/>
+            <w:right w:val="single" w:color="auto" w:sz="4" w:space="0"/>
+            <w:insideH w:val="single" w:color="auto" w:sz="4" w:space="0"/>
+            <w:insideV w:val="single" w:color="auto" w:sz="4" w:space="0"/>
+          </w:tblBorders>
+          <w:tblCellMar>
+            <w:top w:w="0" w:type="dxa"/>
+            <w:left w:w="108" w:type="dxa"/>
+            <w:bottom w:w="0" w:type="dxa"/>
+            <w:right w:w="108" w:type="dxa"/>
+          </w:tblCellMar>
+        </w:tblPrEx>
+        <w:trPr>
+          <w:trHeight w:val="2055" w:hRule="atLeast"/>
+        </w:trPr>
+        <w:tc>
+          <w:tcPr>
+            <w:tcW w:w="2160" w:type="dxa"/>
+            <w:shd w:val="clear" w:color="auto" w:fill="auto"/>
+            <w:vAlign w:val="center"/>
+          </w:tcPr>
+          <w:p>
+            <w:pPr>
+              <w:jc w:val="left"/>
+              <w:rPr>
+                <w:rFonts w:hint="default" w:ascii="Times New Roman" w:hAnsi="Times New Roman" w:cs="Times New Roman"/>
+                <w:sz w:val="24"/>
+                <w:szCs w:val="24"/>
+                <w:vertAlign w:val="baseline"/>
+                <w:lang w:val="en-US"/>
+              </w:rPr>
+            </w:pPr>
+            <w:r>
+              <w:rPr>
+                <w:rFonts w:hint="default" w:ascii="Times New Roman" w:hAnsi="Times New Roman" w:eastAsia="SimSun" w:cs="Times New Roman"/>
+                <w:sz w:val="24"/>
+                <w:szCs w:val="24"/>
+              </w:rPr>
+              <w:t>Calculate Preliminary Estimates</w:t>
+            </w:r>
+          </w:p>
+        </w:tc>
+        <w:tc>
+          <w:tcPr>
+            <w:tcW w:w="7032" w:type="dxa"/>
+            <w:shd w:val="clear" w:color="auto" w:fill="auto"/>
+            <w:vAlign w:val="center"/>
+          </w:tcPr>
+          <w:p>
+            <w:pPr>
+              <w:numPr>
+                <w:ilvl w:val="0"/>
+                <w:numId w:val="16"/>
+              </w:numPr>
+              <w:tabs>
+                <w:tab w:val="clear" w:pos="420"/>
+              </w:tabs>
+              <w:ind w:left="420" w:leftChars="0" w:hanging="420" w:firstLineChars="0"/>
+              <w:jc w:val="both"/>
+              <w:rPr>
+                <w:rFonts w:hint="default" w:ascii="Times New Roman" w:hAnsi="Times New Roman" w:eastAsia="SimSun" w:cs="Times New Roman"/>
+                <w:sz w:val="24"/>
+                <w:szCs w:val="24"/>
+              </w:rPr>
+            </w:pPr>
+            <w:r>
+              <w:rPr>
+                <w:rFonts w:hint="default" w:ascii="Times New Roman" w:hAnsi="Times New Roman" w:eastAsia="SimSun" w:cs="Times New Roman"/>
+                <w:sz w:val="24"/>
+                <w:szCs w:val="24"/>
+              </w:rPr>
+              <w:t>Automatically generate initial shipping cost calculations and estimated arrival timelines based on distance matrices and cargo volume configurations.</w:t>
+            </w:r>
+          </w:p>
+          <w:p>
+            <w:pPr>
+              <w:numPr>
+                <w:ilvl w:val="0"/>
+                <w:numId w:val="16"/>
+              </w:numPr>
+              <w:tabs>
+                <w:tab w:val="clear" w:pos="420"/>
+              </w:tabs>
+              <w:ind w:left="420" w:leftChars="0" w:hanging="420" w:firstLineChars="0"/>
+              <w:jc w:val="both"/>
+              <w:rPr>
+                <w:rFonts w:hint="default" w:ascii="Times New Roman" w:hAnsi="Times New Roman" w:eastAsia="SimSun" w:cs="Times New Roman"/>
+                <w:sz w:val="24"/>
+                <w:szCs w:val="24"/>
+              </w:rPr>
+            </w:pPr>
+            <w:r>
+              <w:rPr>
+                <w:rFonts w:hint="default" w:ascii="Times New Roman" w:hAnsi="Times New Roman" w:eastAsia="SimSun" w:cs="Times New Roman"/>
+                <w:sz w:val="24"/>
+                <w:szCs w:val="24"/>
+              </w:rPr>
+              <w:t>Display these baseline summaries to corporate clients immediately upon successful order submission for internal corporate tracking..</w:t>
+            </w:r>
+          </w:p>
+        </w:tc>
+      </w:tr>
+      <w:tr>
+        <w:tblPrEx>
+          <w:tblBorders>
+            <w:top w:val="single" w:color="auto" w:sz="4" w:space="0"/>
+            <w:left w:val="single" w:color="auto" w:sz="4" w:space="0"/>
+            <w:bottom w:val="single" w:color="auto" w:sz="4" w:space="0"/>
+            <w:right w:val="single" w:color="auto" w:sz="4" w:space="0"/>
+            <w:insideH w:val="single" w:color="auto" w:sz="4" w:space="0"/>
+            <w:insideV w:val="single" w:color="auto" w:sz="4" w:space="0"/>
+          </w:tblBorders>
+          <w:tblCellMar>
+            <w:top w:w="0" w:type="dxa"/>
+            <w:left w:w="108" w:type="dxa"/>
+            <w:bottom w:w="0" w:type="dxa"/>
+            <w:right w:w="108" w:type="dxa"/>
+          </w:tblCellMar>
+        </w:tblPrEx>
+        <w:trPr>
+          <w:trHeight w:val="525" w:hRule="atLeast"/>
+        </w:trPr>
+        <w:tc>
+          <w:tcPr>
+            <w:tcW w:w="2160" w:type="dxa"/>
+            <w:shd w:val="clear" w:color="auto" w:fill="FEF2CB" w:themeFill="accent3" w:themeFillTint="32"/>
+            <w:vAlign w:val="center"/>
+          </w:tcPr>
+          <w:p>
+            <w:pPr>
+              <w:jc w:val="center"/>
+              <w:rPr>
+                <w:rFonts w:hint="default" w:ascii="Times New Roman" w:hAnsi="Times New Roman" w:cs="Times New Roman"/>
+                <w:sz w:val="28"/>
+                <w:szCs w:val="28"/>
+                <w:vertAlign w:val="baseline"/>
+                <w:lang w:val="en-US"/>
+              </w:rPr>
+            </w:pPr>
+            <w:r>
+              <w:rPr>
+                <w:rFonts w:hint="default" w:ascii="Times New Roman" w:hAnsi="Times New Roman" w:cs="Times New Roman"/>
+                <w:sz w:val="28"/>
+                <w:szCs w:val="28"/>
+                <w:vertAlign w:val="baseline"/>
+                <w:lang w:val="en-US"/>
+              </w:rPr>
+              <w:t>Variant</w:t>
+            </w:r>
+          </w:p>
+        </w:tc>
+        <w:tc>
+          <w:tcPr>
+            <w:tcW w:w="7032" w:type="dxa"/>
+            <w:shd w:val="clear" w:color="auto" w:fill="D4F4F1" w:themeFill="accent5" w:themeFillTint="32"/>
+            <w:vAlign w:val="center"/>
+          </w:tcPr>
+          <w:p>
+            <w:pPr>
+              <w:jc w:val="center"/>
+              <w:rPr>
+                <w:rFonts w:hint="default" w:ascii="Times New Roman" w:hAnsi="Times New Roman" w:cs="Times New Roman" w:eastAsiaTheme="minorEastAsia"/>
+                <w:sz w:val="28"/>
+                <w:szCs w:val="28"/>
+                <w:vertAlign w:val="baseline"/>
+                <w:lang w:val="en-US" w:eastAsia="zh-CN" w:bidi="ar-SA"/>
+              </w:rPr>
+            </w:pPr>
+            <w:r>
+              <w:rPr>
+                <w:rFonts w:hint="default" w:ascii="Times New Roman" w:hAnsi="Times New Roman" w:cs="Times New Roman"/>
+                <w:sz w:val="28"/>
+                <w:szCs w:val="28"/>
+                <w:vertAlign w:val="baseline"/>
+                <w:lang w:val="en-US"/>
+              </w:rPr>
+              <w:t>Example Solution (Funtional Requirement)</w:t>
+            </w:r>
+          </w:p>
+        </w:tc>
+      </w:tr>
+      <w:tr>
+        <w:tblPrEx>
+          <w:tblBorders>
+            <w:top w:val="single" w:color="auto" w:sz="4" w:space="0"/>
+            <w:left w:val="single" w:color="auto" w:sz="4" w:space="0"/>
+            <w:bottom w:val="single" w:color="auto" w:sz="4" w:space="0"/>
+            <w:right w:val="single" w:color="auto" w:sz="4" w:space="0"/>
+            <w:insideH w:val="single" w:color="auto" w:sz="4" w:space="0"/>
+            <w:insideV w:val="single" w:color="auto" w:sz="4" w:space="0"/>
+          </w:tblBorders>
+          <w:tblCellMar>
+            <w:top w:w="0" w:type="dxa"/>
+            <w:left w:w="108" w:type="dxa"/>
+            <w:bottom w:w="0" w:type="dxa"/>
+            <w:right w:w="108" w:type="dxa"/>
+          </w:tblCellMar>
+        </w:tblPrEx>
+        <w:trPr>
+          <w:trHeight w:val="1273" w:hRule="atLeast"/>
+        </w:trPr>
+        <w:tc>
+          <w:tcPr>
+            <w:tcW w:w="2160" w:type="dxa"/>
+            <w:shd w:val="clear" w:color="auto" w:fill="auto"/>
+            <w:vAlign w:val="center"/>
+          </w:tcPr>
+          <w:p>
+            <w:pPr>
+              <w:jc w:val="left"/>
+              <w:rPr>
+                <w:rFonts w:hint="default" w:ascii="Times New Roman" w:hAnsi="Times New Roman" w:cs="Times New Roman"/>
+                <w:sz w:val="24"/>
+                <w:szCs w:val="24"/>
+                <w:vertAlign w:val="baseline"/>
+                <w:lang w:val="en-US"/>
+              </w:rPr>
+            </w:pPr>
+            <w:r>
+              <w:rPr>
+                <w:rFonts w:hint="default" w:ascii="Times New Roman" w:hAnsi="Times New Roman" w:eastAsia="SimSun" w:cs="Times New Roman"/>
+                <w:sz w:val="24"/>
+                <w:szCs w:val="24"/>
+              </w:rPr>
+              <w:t>Automated Recurring Orders</w:t>
+            </w:r>
+          </w:p>
+        </w:tc>
+        <w:tc>
+          <w:tcPr>
+            <w:tcW w:w="7032" w:type="dxa"/>
+            <w:shd w:val="clear" w:color="auto" w:fill="auto"/>
+            <w:vAlign w:val="center"/>
+          </w:tcPr>
+          <w:p>
+            <w:pPr>
+              <w:numPr>
+                <w:ilvl w:val="0"/>
+                <w:numId w:val="17"/>
+              </w:numPr>
+              <w:ind w:left="420" w:leftChars="0" w:hanging="420" w:firstLineChars="0"/>
+              <w:jc w:val="both"/>
+              <w:rPr>
+                <w:rFonts w:hint="default" w:ascii="Times New Roman" w:hAnsi="Times New Roman" w:cs="Times New Roman"/>
+                <w:sz w:val="24"/>
+                <w:szCs w:val="24"/>
+                <w:vertAlign w:val="baseline"/>
+                <w:lang w:val="en-US"/>
+              </w:rPr>
+            </w:pPr>
+            <w:r>
+              <w:rPr>
+                <w:rFonts w:hint="default" w:ascii="Times New Roman" w:hAnsi="Times New Roman" w:eastAsia="SimSun" w:cs="Times New Roman"/>
+                <w:sz w:val="24"/>
+                <w:szCs w:val="24"/>
+              </w:rPr>
+              <w:t>The system allows supermarkets to schedule automated recurring delivery templates for standard weekly inventory replenishment routes, reducing repetitive manual submissions.</w:t>
+            </w:r>
+          </w:p>
+        </w:tc>
+      </w:tr>
+      <w:tr>
+        <w:tblPrEx>
+          <w:tblBorders>
+            <w:top w:val="single" w:color="auto" w:sz="4" w:space="0"/>
+            <w:left w:val="single" w:color="auto" w:sz="4" w:space="0"/>
+            <w:bottom w:val="single" w:color="auto" w:sz="4" w:space="0"/>
+            <w:right w:val="single" w:color="auto" w:sz="4" w:space="0"/>
+            <w:insideH w:val="single" w:color="auto" w:sz="4" w:space="0"/>
+            <w:insideV w:val="single" w:color="auto" w:sz="4" w:space="0"/>
+          </w:tblBorders>
+          <w:tblCellMar>
+            <w:top w:w="0" w:type="dxa"/>
+            <w:left w:w="108" w:type="dxa"/>
+            <w:bottom w:w="0" w:type="dxa"/>
+            <w:right w:w="108" w:type="dxa"/>
+          </w:tblCellMar>
+        </w:tblPrEx>
+        <w:trPr>
+          <w:trHeight w:val="1463" w:hRule="atLeast"/>
+        </w:trPr>
+        <w:tc>
+          <w:tcPr>
+            <w:tcW w:w="2160" w:type="dxa"/>
+            <w:shd w:val="clear" w:color="auto" w:fill="auto"/>
+            <w:vAlign w:val="center"/>
+          </w:tcPr>
+          <w:p>
+            <w:pPr>
+              <w:jc w:val="left"/>
+              <w:rPr>
+                <w:rFonts w:hint="default" w:ascii="Times New Roman" w:hAnsi="Times New Roman" w:cs="Times New Roman"/>
+                <w:sz w:val="24"/>
+                <w:szCs w:val="24"/>
+                <w:vertAlign w:val="baseline"/>
+                <w:lang w:val="en-US"/>
+              </w:rPr>
+            </w:pPr>
+            <w:r>
+              <w:rPr>
+                <w:rFonts w:hint="default" w:ascii="Times New Roman" w:hAnsi="Times New Roman" w:eastAsia="SimSun" w:cs="Times New Roman"/>
+                <w:sz w:val="24"/>
+                <w:szCs w:val="24"/>
+              </w:rPr>
+              <w:t>API Order Ingestion Channel</w:t>
+            </w:r>
+          </w:p>
+        </w:tc>
+        <w:tc>
+          <w:tcPr>
+            <w:tcW w:w="7032" w:type="dxa"/>
+            <w:shd w:val="clear" w:color="auto" w:fill="auto"/>
+            <w:vAlign w:val="center"/>
+          </w:tcPr>
+          <w:p>
+            <w:pPr>
+              <w:numPr>
+                <w:ilvl w:val="0"/>
+                <w:numId w:val="18"/>
+              </w:numPr>
+              <w:ind w:left="420" w:leftChars="0" w:hanging="420" w:firstLineChars="0"/>
+              <w:jc w:val="both"/>
+              <w:rPr>
+                <w:rFonts w:hint="default" w:ascii="Times New Roman" w:hAnsi="Times New Roman" w:cs="Times New Roman"/>
+                <w:sz w:val="24"/>
+                <w:szCs w:val="24"/>
+                <w:vertAlign w:val="baseline"/>
+                <w:lang w:val="en-US"/>
+              </w:rPr>
+            </w:pPr>
+            <w:r>
+              <w:rPr>
+                <w:rFonts w:hint="default" w:ascii="Times New Roman" w:hAnsi="Times New Roman" w:eastAsia="SimSun" w:cs="Times New Roman"/>
+                <w:sz w:val="24"/>
+                <w:szCs w:val="24"/>
+              </w:rPr>
+              <w:t>The system exposes secure external application programming interfaces that allow enterprise supermarket database infrastructures to stream order data directly into SmartFM without manual file uploads.</w:t>
+            </w:r>
+          </w:p>
+        </w:tc>
+      </w:tr>
+    </w:tbl>
+    <w:p>
+      <w:pPr>
+        <w:rPr>
+          <w:rFonts w:hint="default" w:cs="Times New Roman"/>
+          <w:lang w:val="en-US"/>
+        </w:rPr>
+      </w:pPr>
+    </w:p>
+    <w:p>
+      <w:pPr>
+        <w:pStyle w:val="3"/>
+        <w:bidi w:val="0"/>
+        <w:spacing w:line="240" w:lineRule="auto"/>
+        <w:ind w:left="400" w:leftChars="100" w:firstLine="0" w:firstLineChars="0"/>
+        <w:rPr>
+          <w:rStyle w:val="15"/>
+          <w:rFonts w:hint="default" w:cs="Times New Roman"/>
+          <w:b/>
+          <w:bCs/>
+          <w:sz w:val="28"/>
+          <w:szCs w:val="28"/>
+          <w:lang w:val="en-US"/>
+        </w:rPr>
+      </w:pPr>
+      <w:r>
+        <w:rPr>
+          <w:rFonts w:hint="default" w:cs="Times New Roman"/>
+          <w:lang w:val="en-US"/>
+        </w:rPr>
+        <w:t>4</w:t>
+      </w:r>
+      <w:r>
+        <w:rPr>
+          <w:rFonts w:hint="default" w:ascii="Times New Roman" w:hAnsi="Times New Roman" w:cs="Times New Roman"/>
+          <w:lang w:val="en-US"/>
+        </w:rPr>
+        <w:t>.</w:t>
+      </w:r>
+      <w:r>
+        <w:rPr>
+          <w:rFonts w:hint="default" w:cs="Times New Roman"/>
+          <w:lang w:val="en-US"/>
+        </w:rPr>
+        <w:t>5</w:t>
+      </w:r>
+      <w:r>
+        <w:rPr>
+          <w:rFonts w:hint="default" w:ascii="Times New Roman" w:hAnsi="Times New Roman" w:cs="Times New Roman"/>
+          <w:lang w:val="en-US"/>
+        </w:rPr>
+        <w:t xml:space="preserve"> </w:t>
+      </w:r>
+      <w:r>
+        <w:rPr>
+          <w:rStyle w:val="15"/>
+          <w:rFonts w:hint="default" w:cs="Times New Roman"/>
+          <w:b/>
+          <w:bCs/>
+          <w:sz w:val="28"/>
+          <w:szCs w:val="28"/>
+          <w:lang w:val="en-US"/>
+        </w:rPr>
+        <w:t>Shipment Scheduling and Dispatch</w:t>
+      </w:r>
+    </w:p>
+    <w:tbl>
+      <w:tblPr>
+        <w:tblStyle w:val="11"/>
+        <w:tblW w:w="9192" w:type="dxa"/>
+        <w:tblInd w:w="-407" w:type="dxa"/>
+        <w:tblBorders>
+          <w:top w:val="single" w:color="auto" w:sz="4" w:space="0"/>
+          <w:left w:val="single" w:color="auto" w:sz="4" w:space="0"/>
+          <w:bottom w:val="single" w:color="auto" w:sz="4" w:space="0"/>
+          <w:right w:val="single" w:color="auto" w:sz="4" w:space="0"/>
+          <w:insideH w:val="single" w:color="auto" w:sz="4" w:space="0"/>
+          <w:insideV w:val="single" w:color="auto" w:sz="4" w:space="0"/>
+        </w:tblBorders>
+        <w:tblLayout w:type="autofit"/>
+        <w:tblCellMar>
+          <w:top w:w="0" w:type="dxa"/>
+          <w:left w:w="108" w:type="dxa"/>
+          <w:bottom w:w="0" w:type="dxa"/>
+          <w:right w:w="108" w:type="dxa"/>
+        </w:tblCellMar>
+      </w:tblPr>
+      <w:tblGrid>
+        <w:gridCol w:w="2160"/>
+        <w:gridCol w:w="7032"/>
+      </w:tblGrid>
+      <w:tr>
+        <w:tblPrEx>
+          <w:tblBorders>
+            <w:top w:val="single" w:color="auto" w:sz="4" w:space="0"/>
+            <w:left w:val="single" w:color="auto" w:sz="4" w:space="0"/>
+            <w:bottom w:val="single" w:color="auto" w:sz="4" w:space="0"/>
+            <w:right w:val="single" w:color="auto" w:sz="4" w:space="0"/>
+            <w:insideH w:val="single" w:color="auto" w:sz="4" w:space="0"/>
+            <w:insideV w:val="single" w:color="auto" w:sz="4" w:space="0"/>
+          </w:tblBorders>
+          <w:tblCellMar>
+            <w:top w:w="0" w:type="dxa"/>
+            <w:left w:w="108" w:type="dxa"/>
+            <w:bottom w:w="0" w:type="dxa"/>
+            <w:right w:w="108" w:type="dxa"/>
+          </w:tblCellMar>
+        </w:tblPrEx>
+        <w:trPr>
+          <w:trHeight w:val="585" w:hRule="atLeast"/>
+        </w:trPr>
+        <w:tc>
+          <w:tcPr>
+            <w:tcW w:w="9192" w:type="dxa"/>
+            <w:gridSpan w:val="2"/>
+            <w:shd w:val="clear" w:color="auto" w:fill="FBE6D6" w:themeFill="accent2" w:themeFillTint="32"/>
+            <w:vAlign w:val="center"/>
+          </w:tcPr>
+          <w:p>
+            <w:pPr>
+              <w:jc w:val="center"/>
+              <w:rPr>
+                <w:rFonts w:hint="default" w:ascii="Times New Roman" w:hAnsi="Times New Roman" w:cs="Times New Roman"/>
+                <w:vertAlign w:val="baseline"/>
+                <w:lang w:val="en-US"/>
+              </w:rPr>
+            </w:pPr>
+            <w:r>
+              <w:rPr>
+                <w:rFonts w:hint="default" w:ascii="Times New Roman" w:hAnsi="Times New Roman" w:cs="Times New Roman"/>
+                <w:sz w:val="32"/>
+                <w:szCs w:val="32"/>
+                <w:vertAlign w:val="baseline"/>
+                <w:lang w:val="en-US"/>
+              </w:rPr>
+              <w:t xml:space="preserve">Task: </w:t>
+            </w:r>
+            <w:r>
+              <w:rPr>
+                <w:rFonts w:hint="default" w:cs="Times New Roman"/>
+                <w:sz w:val="32"/>
+                <w:szCs w:val="32"/>
+                <w:vertAlign w:val="baseline"/>
+                <w:lang w:val="en-US"/>
+              </w:rPr>
+              <w:t>Shipment Scheduling and Dispatch</w:t>
+            </w:r>
+          </w:p>
+        </w:tc>
+      </w:tr>
+      <w:tr>
+        <w:tblPrEx>
+          <w:tblBorders>
+            <w:top w:val="single" w:color="auto" w:sz="4" w:space="0"/>
+            <w:left w:val="single" w:color="auto" w:sz="4" w:space="0"/>
+            <w:bottom w:val="single" w:color="auto" w:sz="4" w:space="0"/>
+            <w:right w:val="single" w:color="auto" w:sz="4" w:space="0"/>
+            <w:insideH w:val="single" w:color="auto" w:sz="4" w:space="0"/>
+            <w:insideV w:val="single" w:color="auto" w:sz="4" w:space="0"/>
+          </w:tblBorders>
+          <w:tblCellMar>
+            <w:top w:w="0" w:type="dxa"/>
+            <w:left w:w="108" w:type="dxa"/>
+            <w:bottom w:w="0" w:type="dxa"/>
+            <w:right w:w="108" w:type="dxa"/>
+          </w:tblCellMar>
+        </w:tblPrEx>
+        <w:trPr>
+          <w:trHeight w:val="427" w:hRule="atLeast"/>
+        </w:trPr>
+        <w:tc>
+          <w:tcPr>
+            <w:tcW w:w="2160" w:type="dxa"/>
+            <w:shd w:val="clear" w:color="auto" w:fill="FEF2CB" w:themeFill="accent3" w:themeFillTint="32"/>
+            <w:vAlign w:val="center"/>
+          </w:tcPr>
+          <w:p>
+            <w:pPr>
+              <w:jc w:val="center"/>
+              <w:rPr>
+                <w:rFonts w:hint="default" w:ascii="Times New Roman" w:hAnsi="Times New Roman" w:cs="Times New Roman"/>
+                <w:sz w:val="28"/>
+                <w:szCs w:val="28"/>
+                <w:vertAlign w:val="baseline"/>
+                <w:lang w:val="en-US"/>
+              </w:rPr>
+            </w:pPr>
+            <w:r>
+              <w:rPr>
+                <w:rFonts w:hint="default" w:ascii="Times New Roman" w:hAnsi="Times New Roman" w:cs="Times New Roman"/>
+                <w:sz w:val="28"/>
+                <w:szCs w:val="28"/>
+                <w:vertAlign w:val="baseline"/>
+                <w:lang w:val="en-US"/>
+              </w:rPr>
+              <w:t>Attribute</w:t>
+            </w:r>
+          </w:p>
+        </w:tc>
+        <w:tc>
+          <w:tcPr>
+            <w:tcW w:w="7032" w:type="dxa"/>
+            <w:shd w:val="clear" w:color="auto" w:fill="D4F4F1" w:themeFill="accent5" w:themeFillTint="32"/>
+            <w:vAlign w:val="center"/>
+          </w:tcPr>
+          <w:p>
+            <w:pPr>
+              <w:jc w:val="center"/>
+              <w:rPr>
+                <w:rFonts w:hint="default" w:ascii="Times New Roman" w:hAnsi="Times New Roman" w:cs="Times New Roman"/>
+                <w:sz w:val="28"/>
+                <w:szCs w:val="28"/>
+                <w:vertAlign w:val="baseline"/>
+                <w:lang w:val="en-US"/>
+              </w:rPr>
+            </w:pPr>
+            <w:r>
+              <w:rPr>
+                <w:rFonts w:hint="default" w:ascii="Times New Roman" w:hAnsi="Times New Roman" w:cs="Times New Roman"/>
+                <w:sz w:val="28"/>
+                <w:szCs w:val="28"/>
+                <w:vertAlign w:val="baseline"/>
+                <w:lang w:val="en-US"/>
+              </w:rPr>
+              <w:t>Description</w:t>
+            </w:r>
+          </w:p>
+        </w:tc>
+      </w:tr>
+      <w:tr>
+        <w:tblPrEx>
+          <w:tblBorders>
+            <w:top w:val="single" w:color="auto" w:sz="4" w:space="0"/>
+            <w:left w:val="single" w:color="auto" w:sz="4" w:space="0"/>
+            <w:bottom w:val="single" w:color="auto" w:sz="4" w:space="0"/>
+            <w:right w:val="single" w:color="auto" w:sz="4" w:space="0"/>
+            <w:insideH w:val="single" w:color="auto" w:sz="4" w:space="0"/>
+            <w:insideV w:val="single" w:color="auto" w:sz="4" w:space="0"/>
+          </w:tblBorders>
+          <w:tblCellMar>
+            <w:top w:w="0" w:type="dxa"/>
+            <w:left w:w="108" w:type="dxa"/>
+            <w:bottom w:w="0" w:type="dxa"/>
+            <w:right w:w="108" w:type="dxa"/>
+          </w:tblCellMar>
+        </w:tblPrEx>
+        <w:trPr>
+          <w:trHeight w:val="1947" w:hRule="atLeast"/>
+        </w:trPr>
+        <w:tc>
+          <w:tcPr>
+            <w:tcW w:w="2160" w:type="dxa"/>
+            <w:vAlign w:val="center"/>
+          </w:tcPr>
+          <w:p>
+            <w:pPr>
+              <w:jc w:val="left"/>
+              <w:rPr>
+                <w:rFonts w:hint="default" w:ascii="Times New Roman" w:hAnsi="Times New Roman" w:cs="Times New Roman"/>
+                <w:sz w:val="24"/>
+                <w:szCs w:val="24"/>
+                <w:vertAlign w:val="baseline"/>
+                <w:lang w:val="en-US"/>
+              </w:rPr>
+            </w:pPr>
+            <w:r>
+              <w:rPr>
+                <w:rFonts w:hint="default" w:ascii="Times New Roman" w:hAnsi="Times New Roman" w:cs="Times New Roman"/>
+                <w:sz w:val="24"/>
+                <w:szCs w:val="24"/>
+                <w:vertAlign w:val="baseline"/>
+                <w:lang w:val="en-US"/>
+              </w:rPr>
+              <w:t>Purposes</w:t>
+            </w:r>
+          </w:p>
+        </w:tc>
+        <w:tc>
+          <w:tcPr>
+            <w:tcW w:w="7032" w:type="dxa"/>
+            <w:vAlign w:val="center"/>
+          </w:tcPr>
+          <w:p>
+            <w:pPr>
+              <w:numPr>
+                <w:ilvl w:val="0"/>
+                <w:numId w:val="6"/>
+              </w:numPr>
+              <w:ind w:left="420" w:leftChars="0" w:hanging="420" w:firstLineChars="0"/>
+              <w:jc w:val="both"/>
+              <w:rPr>
+                <w:rFonts w:hint="default" w:ascii="Times New Roman" w:hAnsi="Times New Roman" w:cs="Times New Roman"/>
+                <w:vertAlign w:val="baseline"/>
+                <w:lang w:val="en-US"/>
+              </w:rPr>
+            </w:pPr>
+            <w:r>
+              <w:rPr>
+                <w:rFonts w:hint="default" w:ascii="Times New Roman" w:hAnsi="Times New Roman" w:eastAsia="SimSun" w:cs="Times New Roman"/>
+                <w:sz w:val="24"/>
+                <w:szCs w:val="24"/>
+              </w:rPr>
+              <w:t>Assign pending logistics orders to verified available vehicles and qualified drivers.</w:t>
+            </w:r>
+          </w:p>
+          <w:p>
+            <w:pPr>
+              <w:numPr>
+                <w:ilvl w:val="0"/>
+                <w:numId w:val="6"/>
+              </w:numPr>
+              <w:ind w:left="420" w:leftChars="0" w:hanging="420" w:firstLineChars="0"/>
+              <w:jc w:val="both"/>
+              <w:rPr>
+                <w:rFonts w:hint="default" w:ascii="Times New Roman" w:hAnsi="Times New Roman" w:cs="Times New Roman"/>
+                <w:vertAlign w:val="baseline"/>
+                <w:lang w:val="en-US"/>
+              </w:rPr>
+            </w:pPr>
+            <w:r>
+              <w:rPr>
+                <w:rFonts w:hint="default" w:ascii="Times New Roman" w:hAnsi="Times New Roman" w:eastAsia="SimSun" w:cs="Times New Roman"/>
+                <w:sz w:val="24"/>
+                <w:szCs w:val="24"/>
+              </w:rPr>
+              <w:t>Optimize transit routes dynamically to reduce delivery delays and fuel consumption.</w:t>
+            </w:r>
+          </w:p>
+          <w:p>
+            <w:pPr>
+              <w:numPr>
+                <w:ilvl w:val="0"/>
+                <w:numId w:val="6"/>
+              </w:numPr>
+              <w:ind w:left="420" w:leftChars="0" w:hanging="420" w:firstLineChars="0"/>
+              <w:jc w:val="both"/>
+              <w:rPr>
+                <w:rFonts w:hint="default" w:ascii="Times New Roman" w:hAnsi="Times New Roman" w:cs="Times New Roman"/>
+                <w:vertAlign w:val="baseline"/>
+                <w:lang w:val="en-US"/>
+              </w:rPr>
+            </w:pPr>
+            <w:r>
+              <w:rPr>
+                <w:rFonts w:hint="default" w:ascii="Times New Roman" w:hAnsi="Times New Roman" w:eastAsia="SimSun" w:cs="Times New Roman"/>
+                <w:sz w:val="24"/>
+                <w:szCs w:val="24"/>
+              </w:rPr>
+              <w:t>Prevent booking duplication errors by locking assets immediately upon dispatch confirmation.</w:t>
+            </w:r>
+          </w:p>
+        </w:tc>
+      </w:tr>
+      <w:tr>
+        <w:tblPrEx>
+          <w:tblBorders>
+            <w:top w:val="single" w:color="auto" w:sz="4" w:space="0"/>
+            <w:left w:val="single" w:color="auto" w:sz="4" w:space="0"/>
+            <w:bottom w:val="single" w:color="auto" w:sz="4" w:space="0"/>
+            <w:right w:val="single" w:color="auto" w:sz="4" w:space="0"/>
+            <w:insideH w:val="single" w:color="auto" w:sz="4" w:space="0"/>
+            <w:insideV w:val="single" w:color="auto" w:sz="4" w:space="0"/>
+          </w:tblBorders>
+          <w:tblCellMar>
+            <w:top w:w="0" w:type="dxa"/>
+            <w:left w:w="108" w:type="dxa"/>
+            <w:bottom w:w="0" w:type="dxa"/>
+            <w:right w:w="108" w:type="dxa"/>
+          </w:tblCellMar>
+        </w:tblPrEx>
+        <w:trPr>
+          <w:trHeight w:val="1035" w:hRule="atLeast"/>
+        </w:trPr>
+        <w:tc>
+          <w:tcPr>
+            <w:tcW w:w="2160" w:type="dxa"/>
+            <w:vAlign w:val="center"/>
+          </w:tcPr>
+          <w:p>
+            <w:pPr>
+              <w:jc w:val="left"/>
+              <w:rPr>
+                <w:rFonts w:hint="default" w:ascii="Times New Roman" w:hAnsi="Times New Roman" w:cs="Times New Roman"/>
+                <w:vertAlign w:val="baseline"/>
+                <w:lang w:val="en-US"/>
+              </w:rPr>
+            </w:pPr>
+            <w:r>
+              <w:rPr>
+                <w:rFonts w:hint="default" w:ascii="Times New Roman" w:hAnsi="Times New Roman" w:cs="Times New Roman"/>
+                <w:sz w:val="24"/>
+                <w:szCs w:val="24"/>
+                <w:vertAlign w:val="baseline"/>
+                <w:lang w:val="en-US"/>
+              </w:rPr>
+              <w:t>Trigger/ Precondition</w:t>
+            </w:r>
+          </w:p>
+        </w:tc>
+        <w:tc>
+          <w:tcPr>
+            <w:tcW w:w="7032" w:type="dxa"/>
+            <w:vAlign w:val="center"/>
+          </w:tcPr>
+          <w:p>
+            <w:pPr>
+              <w:numPr>
+                <w:ilvl w:val="0"/>
+                <w:numId w:val="6"/>
+              </w:numPr>
+              <w:ind w:left="420" w:leftChars="0" w:hanging="420" w:firstLineChars="0"/>
+              <w:jc w:val="both"/>
+              <w:rPr>
+                <w:rFonts w:hint="default" w:ascii="Times New Roman" w:hAnsi="Times New Roman" w:cs="Times New Roman"/>
+                <w:vertAlign w:val="baseline"/>
+              </w:rPr>
+            </w:pPr>
+            <w:r>
+              <w:rPr>
+                <w:rFonts w:hint="default" w:ascii="Times New Roman" w:hAnsi="Times New Roman" w:eastAsia="SimSun" w:cs="Times New Roman"/>
+                <w:sz w:val="24"/>
+                <w:szCs w:val="24"/>
+              </w:rPr>
+              <w:t>New validated orders are ready in the system pool, a dispatcher initiates a scheduling cycle, or an unexpected change requires route reconfiguration.</w:t>
+            </w:r>
+          </w:p>
+        </w:tc>
+      </w:tr>
+      <w:tr>
+        <w:tblPrEx>
+          <w:tblBorders>
+            <w:top w:val="single" w:color="auto" w:sz="4" w:space="0"/>
+            <w:left w:val="single" w:color="auto" w:sz="4" w:space="0"/>
+            <w:bottom w:val="single" w:color="auto" w:sz="4" w:space="0"/>
+            <w:right w:val="single" w:color="auto" w:sz="4" w:space="0"/>
+            <w:insideH w:val="single" w:color="auto" w:sz="4" w:space="0"/>
+            <w:insideV w:val="single" w:color="auto" w:sz="4" w:space="0"/>
+          </w:tblBorders>
+          <w:tblCellMar>
+            <w:top w:w="0" w:type="dxa"/>
+            <w:left w:w="108" w:type="dxa"/>
+            <w:bottom w:w="0" w:type="dxa"/>
+            <w:right w:w="108" w:type="dxa"/>
+          </w:tblCellMar>
+        </w:tblPrEx>
+        <w:trPr>
+          <w:trHeight w:val="709" w:hRule="atLeast"/>
+        </w:trPr>
+        <w:tc>
+          <w:tcPr>
+            <w:tcW w:w="2160" w:type="dxa"/>
+            <w:vAlign w:val="center"/>
+          </w:tcPr>
+          <w:p>
+            <w:pPr>
+              <w:jc w:val="left"/>
+              <w:rPr>
+                <w:rFonts w:hint="default" w:ascii="Times New Roman" w:hAnsi="Times New Roman" w:cs="Times New Roman"/>
+                <w:sz w:val="24"/>
+                <w:szCs w:val="24"/>
+                <w:vertAlign w:val="baseline"/>
+                <w:lang w:val="en-US"/>
+              </w:rPr>
+            </w:pPr>
+            <w:r>
+              <w:rPr>
+                <w:rFonts w:hint="default" w:ascii="Times New Roman" w:hAnsi="Times New Roman" w:cs="Times New Roman"/>
+                <w:sz w:val="24"/>
+                <w:szCs w:val="24"/>
+                <w:vertAlign w:val="baseline"/>
+                <w:lang w:val="en-US"/>
+              </w:rPr>
+              <w:t>Frequency</w:t>
+            </w:r>
+          </w:p>
+        </w:tc>
+        <w:tc>
+          <w:tcPr>
+            <w:tcW w:w="7032" w:type="dxa"/>
+            <w:vAlign w:val="center"/>
+          </w:tcPr>
+          <w:p>
+            <w:pPr>
+              <w:numPr>
+                <w:ilvl w:val="0"/>
+                <w:numId w:val="7"/>
+              </w:numPr>
+              <w:ind w:left="420" w:leftChars="0" w:hanging="420" w:firstLineChars="0"/>
+              <w:jc w:val="both"/>
+              <w:rPr>
+                <w:rFonts w:hint="default" w:ascii="Times New Roman" w:hAnsi="Times New Roman" w:cs="Times New Roman"/>
+                <w:sz w:val="24"/>
+                <w:szCs w:val="24"/>
+                <w:vertAlign w:val="baseline"/>
+              </w:rPr>
+            </w:pPr>
+            <w:r>
+              <w:rPr>
+                <w:rFonts w:hint="default" w:ascii="Times New Roman" w:hAnsi="Times New Roman" w:eastAsia="SimSun" w:cs="Times New Roman"/>
+                <w:sz w:val="24"/>
+                <w:szCs w:val="24"/>
+              </w:rPr>
+              <w:t>High, operating continuously as dispatchers clear the order queue and manage daily driver shifts.</w:t>
+            </w:r>
+          </w:p>
+        </w:tc>
+      </w:tr>
+      <w:tr>
+        <w:tblPrEx>
+          <w:tblBorders>
+            <w:top w:val="single" w:color="auto" w:sz="4" w:space="0"/>
+            <w:left w:val="single" w:color="auto" w:sz="4" w:space="0"/>
+            <w:bottom w:val="single" w:color="auto" w:sz="4" w:space="0"/>
+            <w:right w:val="single" w:color="auto" w:sz="4" w:space="0"/>
+            <w:insideH w:val="single" w:color="auto" w:sz="4" w:space="0"/>
+            <w:insideV w:val="single" w:color="auto" w:sz="4" w:space="0"/>
+          </w:tblBorders>
+          <w:tblCellMar>
+            <w:top w:w="0" w:type="dxa"/>
+            <w:left w:w="108" w:type="dxa"/>
+            <w:bottom w:w="0" w:type="dxa"/>
+            <w:right w:w="108" w:type="dxa"/>
+          </w:tblCellMar>
+        </w:tblPrEx>
+        <w:trPr>
+          <w:trHeight w:val="1049" w:hRule="atLeast"/>
+        </w:trPr>
+        <w:tc>
+          <w:tcPr>
+            <w:tcW w:w="2160" w:type="dxa"/>
+            <w:vAlign w:val="center"/>
+          </w:tcPr>
+          <w:p>
+            <w:pPr>
+              <w:jc w:val="left"/>
+              <w:rPr>
+                <w:rFonts w:hint="default" w:ascii="Times New Roman" w:hAnsi="Times New Roman" w:cs="Times New Roman"/>
+                <w:sz w:val="24"/>
+                <w:szCs w:val="24"/>
+                <w:vertAlign w:val="baseline"/>
+                <w:lang w:val="en-US"/>
+              </w:rPr>
+            </w:pPr>
+            <w:r>
+              <w:rPr>
+                <w:rFonts w:hint="default" w:ascii="Times New Roman" w:hAnsi="Times New Roman" w:cs="Times New Roman"/>
+                <w:sz w:val="24"/>
+                <w:szCs w:val="24"/>
+                <w:vertAlign w:val="baseline"/>
+                <w:lang w:val="en-US"/>
+              </w:rPr>
+              <w:t>Critical</w:t>
+            </w:r>
+          </w:p>
+        </w:tc>
+        <w:tc>
+          <w:tcPr>
+            <w:tcW w:w="7032" w:type="dxa"/>
+            <w:vAlign w:val="center"/>
+          </w:tcPr>
+          <w:p>
+            <w:pPr>
+              <w:numPr>
+                <w:ilvl w:val="0"/>
+                <w:numId w:val="12"/>
+              </w:numPr>
+              <w:ind w:left="420" w:leftChars="0" w:hanging="420" w:firstLineChars="0"/>
+              <w:jc w:val="both"/>
+              <w:rPr>
+                <w:rFonts w:hint="default" w:ascii="Times New Roman" w:hAnsi="Times New Roman" w:cs="Times New Roman"/>
+                <w:sz w:val="24"/>
+                <w:szCs w:val="24"/>
+                <w:vertAlign w:val="baseline"/>
+              </w:rPr>
+            </w:pPr>
+            <w:r>
+              <w:rPr>
+                <w:rFonts w:hint="default" w:ascii="Times New Roman" w:hAnsi="Times New Roman" w:eastAsia="SimSun" w:cs="Times New Roman"/>
+                <w:strike w:val="0"/>
+                <w:dstrike w:val="0"/>
+                <w:sz w:val="24"/>
+                <w:szCs w:val="24"/>
+              </w:rPr>
+              <w:t>Highly critical to maximize fleet utilization, meet strict corporate supermarket delivery deadlines, and eliminate double-booking errors.</w:t>
+            </w:r>
+          </w:p>
+        </w:tc>
+      </w:tr>
+      <w:tr>
+        <w:tblPrEx>
+          <w:tblBorders>
+            <w:top w:val="single" w:color="auto" w:sz="4" w:space="0"/>
+            <w:left w:val="single" w:color="auto" w:sz="4" w:space="0"/>
+            <w:bottom w:val="single" w:color="auto" w:sz="4" w:space="0"/>
+            <w:right w:val="single" w:color="auto" w:sz="4" w:space="0"/>
+            <w:insideH w:val="single" w:color="auto" w:sz="4" w:space="0"/>
+            <w:insideV w:val="single" w:color="auto" w:sz="4" w:space="0"/>
+          </w:tblBorders>
+          <w:tblCellMar>
+            <w:top w:w="0" w:type="dxa"/>
+            <w:left w:w="108" w:type="dxa"/>
+            <w:bottom w:w="0" w:type="dxa"/>
+            <w:right w:w="108" w:type="dxa"/>
+          </w:tblCellMar>
+        </w:tblPrEx>
+        <w:trPr>
+          <w:trHeight w:val="625" w:hRule="atLeast"/>
+        </w:trPr>
+        <w:tc>
+          <w:tcPr>
+            <w:tcW w:w="2160" w:type="dxa"/>
+            <w:vAlign w:val="center"/>
+          </w:tcPr>
+          <w:p>
+            <w:pPr>
+              <w:jc w:val="left"/>
+              <w:rPr>
+                <w:rFonts w:hint="default" w:ascii="Times New Roman" w:hAnsi="Times New Roman" w:cs="Times New Roman"/>
+                <w:sz w:val="24"/>
+                <w:szCs w:val="24"/>
+                <w:vertAlign w:val="baseline"/>
+                <w:lang w:val="en-US"/>
+              </w:rPr>
+            </w:pPr>
+            <w:r>
+              <w:rPr>
+                <w:rFonts w:hint="default" w:ascii="Times New Roman" w:hAnsi="Times New Roman" w:cs="Times New Roman"/>
+                <w:sz w:val="24"/>
+                <w:szCs w:val="24"/>
+                <w:vertAlign w:val="baseline"/>
+                <w:lang w:val="en-US"/>
+              </w:rPr>
+              <w:t>Work Area</w:t>
+            </w:r>
+          </w:p>
+        </w:tc>
+        <w:tc>
+          <w:tcPr>
+            <w:tcW w:w="7032" w:type="dxa"/>
+            <w:vAlign w:val="center"/>
+          </w:tcPr>
+          <w:p>
+            <w:pPr>
+              <w:numPr>
+                <w:ilvl w:val="0"/>
+                <w:numId w:val="8"/>
+              </w:numPr>
+              <w:ind w:left="420" w:leftChars="0" w:hanging="420" w:firstLineChars="0"/>
+              <w:jc w:val="both"/>
+              <w:rPr>
+                <w:rFonts w:hint="default" w:ascii="Times New Roman" w:hAnsi="Times New Roman" w:cs="Times New Roman"/>
+                <w:sz w:val="24"/>
+                <w:szCs w:val="24"/>
+                <w:vertAlign w:val="baseline"/>
+              </w:rPr>
+            </w:pPr>
+            <w:r>
+              <w:rPr>
+                <w:rFonts w:hint="default" w:ascii="Times New Roman" w:hAnsi="Times New Roman" w:eastAsia="SimSun" w:cs="Times New Roman"/>
+                <w:sz w:val="24"/>
+                <w:szCs w:val="24"/>
+              </w:rPr>
+              <w:t xml:space="preserve">Central Dispatch Control Panel </w:t>
+            </w:r>
+            <w:r>
+              <w:rPr>
+                <w:rFonts w:hint="default" w:ascii="Times New Roman" w:hAnsi="Times New Roman" w:eastAsia="SimSun" w:cs="Times New Roman"/>
+                <w:sz w:val="24"/>
+                <w:szCs w:val="24"/>
+                <w:lang w:val="en-US"/>
+              </w:rPr>
+              <w:t>(</w:t>
+            </w:r>
+            <w:r>
+              <w:rPr>
+                <w:rFonts w:hint="default" w:ascii="Times New Roman" w:hAnsi="Times New Roman" w:eastAsia="SimSun" w:cs="Times New Roman"/>
+                <w:sz w:val="24"/>
+                <w:szCs w:val="24"/>
+              </w:rPr>
+              <w:t>Interactive Scheduling Board</w:t>
+            </w:r>
+            <w:r>
+              <w:rPr>
+                <w:rFonts w:hint="default" w:ascii="Times New Roman" w:hAnsi="Times New Roman" w:eastAsia="SimSun" w:cs="Times New Roman"/>
+                <w:sz w:val="24"/>
+                <w:szCs w:val="24"/>
+                <w:lang w:val="en-US"/>
+              </w:rPr>
+              <w:t>).</w:t>
+            </w:r>
+          </w:p>
+        </w:tc>
+      </w:tr>
+      <w:tr>
+        <w:tblPrEx>
+          <w:tblBorders>
+            <w:top w:val="single" w:color="auto" w:sz="4" w:space="0"/>
+            <w:left w:val="single" w:color="auto" w:sz="4" w:space="0"/>
+            <w:bottom w:val="single" w:color="auto" w:sz="4" w:space="0"/>
+            <w:right w:val="single" w:color="auto" w:sz="4" w:space="0"/>
+            <w:insideH w:val="single" w:color="auto" w:sz="4" w:space="0"/>
+            <w:insideV w:val="single" w:color="auto" w:sz="4" w:space="0"/>
+          </w:tblBorders>
+          <w:tblCellMar>
+            <w:top w:w="0" w:type="dxa"/>
+            <w:left w:w="108" w:type="dxa"/>
+            <w:bottom w:w="0" w:type="dxa"/>
+            <w:right w:w="108" w:type="dxa"/>
+          </w:tblCellMar>
+        </w:tblPrEx>
+        <w:trPr>
+          <w:trHeight w:val="525" w:hRule="atLeast"/>
+        </w:trPr>
+        <w:tc>
+          <w:tcPr>
+            <w:tcW w:w="2160" w:type="dxa"/>
+            <w:shd w:val="clear" w:color="auto" w:fill="FEF2CB" w:themeFill="accent3" w:themeFillTint="32"/>
+            <w:vAlign w:val="center"/>
+          </w:tcPr>
+          <w:p>
+            <w:pPr>
+              <w:jc w:val="center"/>
+              <w:rPr>
+                <w:rFonts w:hint="default" w:ascii="Times New Roman" w:hAnsi="Times New Roman" w:cs="Times New Roman"/>
+                <w:sz w:val="28"/>
+                <w:szCs w:val="28"/>
+                <w:vertAlign w:val="baseline"/>
+                <w:lang w:val="en-US"/>
+              </w:rPr>
+            </w:pPr>
+            <w:r>
+              <w:rPr>
+                <w:rFonts w:hint="default" w:ascii="Times New Roman" w:hAnsi="Times New Roman" w:cs="Times New Roman"/>
+                <w:sz w:val="28"/>
+                <w:szCs w:val="28"/>
+                <w:vertAlign w:val="baseline"/>
+                <w:lang w:val="en-US"/>
+              </w:rPr>
+              <w:t>Sub-Tasks</w:t>
+            </w:r>
+          </w:p>
+        </w:tc>
+        <w:tc>
+          <w:tcPr>
+            <w:tcW w:w="7032" w:type="dxa"/>
+            <w:shd w:val="clear" w:color="auto" w:fill="D4F4F1" w:themeFill="accent5" w:themeFillTint="32"/>
+            <w:vAlign w:val="center"/>
+          </w:tcPr>
+          <w:p>
+            <w:pPr>
+              <w:jc w:val="center"/>
+              <w:rPr>
+                <w:rFonts w:hint="default" w:ascii="Times New Roman" w:hAnsi="Times New Roman" w:cs="Times New Roman"/>
+                <w:sz w:val="28"/>
+                <w:szCs w:val="28"/>
+                <w:vertAlign w:val="baseline"/>
+                <w:lang w:val="en-US"/>
+              </w:rPr>
+            </w:pPr>
+            <w:r>
+              <w:rPr>
+                <w:rFonts w:hint="default" w:ascii="Times New Roman" w:hAnsi="Times New Roman" w:cs="Times New Roman"/>
+                <w:sz w:val="28"/>
+                <w:szCs w:val="28"/>
+                <w:vertAlign w:val="baseline"/>
+                <w:lang w:val="en-US"/>
+              </w:rPr>
+              <w:t>Example Solution (Funtional Requirement)</w:t>
+            </w:r>
+          </w:p>
+        </w:tc>
+      </w:tr>
+      <w:tr>
+        <w:tblPrEx>
+          <w:tblBorders>
+            <w:top w:val="single" w:color="auto" w:sz="4" w:space="0"/>
+            <w:left w:val="single" w:color="auto" w:sz="4" w:space="0"/>
+            <w:bottom w:val="single" w:color="auto" w:sz="4" w:space="0"/>
+            <w:right w:val="single" w:color="auto" w:sz="4" w:space="0"/>
+            <w:insideH w:val="single" w:color="auto" w:sz="4" w:space="0"/>
+            <w:insideV w:val="single" w:color="auto" w:sz="4" w:space="0"/>
+          </w:tblBorders>
+          <w:tblCellMar>
+            <w:top w:w="0" w:type="dxa"/>
+            <w:left w:w="108" w:type="dxa"/>
+            <w:bottom w:w="0" w:type="dxa"/>
+            <w:right w:w="108" w:type="dxa"/>
+          </w:tblCellMar>
+        </w:tblPrEx>
+        <w:trPr>
+          <w:trHeight w:val="1813" w:hRule="atLeast"/>
+        </w:trPr>
+        <w:tc>
+          <w:tcPr>
+            <w:tcW w:w="2160" w:type="dxa"/>
+            <w:shd w:val="clear" w:color="auto" w:fill="auto"/>
+            <w:vAlign w:val="center"/>
+          </w:tcPr>
+          <w:p>
+            <w:pPr>
+              <w:jc w:val="left"/>
+              <w:rPr>
+                <w:rFonts w:hint="default" w:ascii="Times New Roman" w:hAnsi="Times New Roman" w:cs="Times New Roman"/>
+                <w:sz w:val="28"/>
+                <w:szCs w:val="28"/>
+                <w:vertAlign w:val="baseline"/>
+                <w:lang w:val="en-US"/>
+              </w:rPr>
+            </w:pPr>
+            <w:r>
+              <w:rPr>
+                <w:rFonts w:hint="default" w:ascii="Times New Roman" w:hAnsi="Times New Roman" w:eastAsia="SimSun" w:cs="Times New Roman"/>
+                <w:sz w:val="24"/>
+                <w:szCs w:val="24"/>
+              </w:rPr>
+              <w:t>Match Orders with Assets</w:t>
+            </w:r>
+          </w:p>
+        </w:tc>
+        <w:tc>
+          <w:tcPr>
+            <w:tcW w:w="7032" w:type="dxa"/>
+            <w:shd w:val="clear" w:color="auto" w:fill="auto"/>
+            <w:vAlign w:val="center"/>
+          </w:tcPr>
+          <w:p>
+            <w:pPr>
+              <w:numPr>
+                <w:ilvl w:val="0"/>
+                <w:numId w:val="13"/>
+              </w:numPr>
+              <w:ind w:left="420" w:leftChars="0" w:hanging="420" w:firstLineChars="0"/>
+              <w:jc w:val="both"/>
+              <w:rPr>
+                <w:rFonts w:hint="default" w:ascii="Times New Roman" w:hAnsi="Times New Roman" w:eastAsia="SimSun" w:cs="Times New Roman"/>
+                <w:sz w:val="24"/>
+                <w:szCs w:val="24"/>
+              </w:rPr>
+            </w:pPr>
+            <w:r>
+              <w:rPr>
+                <w:rFonts w:hint="default" w:ascii="Times New Roman" w:hAnsi="Times New Roman" w:eastAsia="SimSun" w:cs="Times New Roman"/>
+                <w:sz w:val="24"/>
+                <w:szCs w:val="24"/>
+              </w:rPr>
+              <w:t>Provide a centralized interface listing unassigned orders alongside active, available trucks and drivers within the local branch database.</w:t>
+            </w:r>
+          </w:p>
+          <w:p>
+            <w:pPr>
+              <w:numPr>
+                <w:ilvl w:val="0"/>
+                <w:numId w:val="13"/>
+              </w:numPr>
+              <w:ind w:left="420" w:leftChars="0" w:hanging="420" w:firstLineChars="0"/>
+              <w:jc w:val="both"/>
+              <w:rPr>
+                <w:rFonts w:hint="default" w:ascii="Times New Roman" w:hAnsi="Times New Roman" w:eastAsia="SimSun" w:cs="Times New Roman"/>
+                <w:sz w:val="24"/>
+                <w:szCs w:val="24"/>
+                <w:lang w:val="en-US"/>
+              </w:rPr>
+            </w:pPr>
+            <w:r>
+              <w:rPr>
+                <w:rFonts w:hint="default" w:ascii="Times New Roman" w:hAnsi="Times New Roman" w:eastAsia="SimSun" w:cs="Times New Roman"/>
+                <w:sz w:val="24"/>
+                <w:szCs w:val="24"/>
+              </w:rPr>
+              <w:t>Enforce automated verification rules to ensure the selected vehicle possesses the required capacity metrics for the assigned cargo load.</w:t>
+            </w:r>
+          </w:p>
+        </w:tc>
+      </w:tr>
+      <w:tr>
+        <w:tblPrEx>
+          <w:tblBorders>
+            <w:top w:val="single" w:color="auto" w:sz="4" w:space="0"/>
+            <w:left w:val="single" w:color="auto" w:sz="4" w:space="0"/>
+            <w:bottom w:val="single" w:color="auto" w:sz="4" w:space="0"/>
+            <w:right w:val="single" w:color="auto" w:sz="4" w:space="0"/>
+            <w:insideH w:val="single" w:color="auto" w:sz="4" w:space="0"/>
+            <w:insideV w:val="single" w:color="auto" w:sz="4" w:space="0"/>
+          </w:tblBorders>
+          <w:tblCellMar>
+            <w:top w:w="0" w:type="dxa"/>
+            <w:left w:w="108" w:type="dxa"/>
+            <w:bottom w:w="0" w:type="dxa"/>
+            <w:right w:w="108" w:type="dxa"/>
+          </w:tblCellMar>
+        </w:tblPrEx>
+        <w:trPr>
+          <w:trHeight w:val="1825" w:hRule="atLeast"/>
+        </w:trPr>
+        <w:tc>
+          <w:tcPr>
+            <w:tcW w:w="2160" w:type="dxa"/>
+            <w:shd w:val="clear" w:color="auto" w:fill="auto"/>
+            <w:vAlign w:val="center"/>
+          </w:tcPr>
+          <w:p>
+            <w:pPr>
+              <w:jc w:val="left"/>
+              <w:rPr>
+                <w:rFonts w:hint="default" w:ascii="Times New Roman" w:hAnsi="Times New Roman" w:cs="Times New Roman"/>
+                <w:sz w:val="28"/>
+                <w:szCs w:val="28"/>
+                <w:vertAlign w:val="baseline"/>
+                <w:lang w:val="en-US"/>
+              </w:rPr>
+            </w:pPr>
+            <w:r>
+              <w:rPr>
+                <w:rFonts w:hint="default" w:ascii="Times New Roman" w:hAnsi="Times New Roman" w:eastAsia="SimSun" w:cs="Times New Roman"/>
+                <w:sz w:val="24"/>
+                <w:szCs w:val="24"/>
+              </w:rPr>
+              <w:t>Lock Dispatched Resources</w:t>
+            </w:r>
+          </w:p>
+        </w:tc>
+        <w:tc>
+          <w:tcPr>
+            <w:tcW w:w="7032" w:type="dxa"/>
+            <w:shd w:val="clear" w:color="auto" w:fill="auto"/>
+            <w:vAlign w:val="center"/>
+          </w:tcPr>
+          <w:p>
+            <w:pPr>
+              <w:numPr>
+                <w:ilvl w:val="0"/>
+                <w:numId w:val="14"/>
+              </w:numPr>
+              <w:tabs>
+                <w:tab w:val="clear" w:pos="420"/>
+              </w:tabs>
+              <w:ind w:left="420" w:leftChars="0" w:hanging="420" w:firstLineChars="0"/>
+              <w:jc w:val="both"/>
+              <w:rPr>
+                <w:rFonts w:hint="default" w:ascii="Times New Roman" w:hAnsi="Times New Roman" w:eastAsia="SimSun" w:cs="Times New Roman"/>
+                <w:sz w:val="24"/>
+                <w:szCs w:val="24"/>
+                <w:lang w:val="en-US"/>
+              </w:rPr>
+            </w:pPr>
+            <w:r>
+              <w:rPr>
+                <w:rFonts w:hint="default" w:ascii="Times New Roman" w:hAnsi="Times New Roman" w:eastAsia="SimSun" w:cs="Times New Roman"/>
+                <w:sz w:val="24"/>
+                <w:szCs w:val="24"/>
+              </w:rPr>
+              <w:t>Automatically transition the operational status of selected trucks and drivers to En Route immediately upon dispatch confirmation.</w:t>
+            </w:r>
+          </w:p>
+          <w:p>
+            <w:pPr>
+              <w:numPr>
+                <w:ilvl w:val="0"/>
+                <w:numId w:val="14"/>
+              </w:numPr>
+              <w:tabs>
+                <w:tab w:val="clear" w:pos="420"/>
+              </w:tabs>
+              <w:ind w:left="420" w:leftChars="0" w:hanging="420" w:firstLineChars="0"/>
+              <w:jc w:val="both"/>
+              <w:rPr>
+                <w:rFonts w:hint="default" w:ascii="Times New Roman" w:hAnsi="Times New Roman" w:eastAsia="SimSun" w:cs="Times New Roman"/>
+                <w:sz w:val="24"/>
+                <w:szCs w:val="24"/>
+                <w:lang w:val="en-US"/>
+              </w:rPr>
+            </w:pPr>
+            <w:r>
+              <w:rPr>
+                <w:rFonts w:hint="default" w:ascii="Times New Roman" w:hAnsi="Times New Roman" w:eastAsia="SimSun" w:cs="Times New Roman"/>
+                <w:sz w:val="24"/>
+                <w:szCs w:val="24"/>
+              </w:rPr>
+              <w:t>Restrict locked assets from appearing in other active assignment pools across all branches to eliminate double-booking errors.</w:t>
+            </w:r>
+          </w:p>
+        </w:tc>
+      </w:tr>
+      <w:tr>
+        <w:tblPrEx>
+          <w:tblBorders>
+            <w:top w:val="single" w:color="auto" w:sz="4" w:space="0"/>
+            <w:left w:val="single" w:color="auto" w:sz="4" w:space="0"/>
+            <w:bottom w:val="single" w:color="auto" w:sz="4" w:space="0"/>
+            <w:right w:val="single" w:color="auto" w:sz="4" w:space="0"/>
+            <w:insideH w:val="single" w:color="auto" w:sz="4" w:space="0"/>
+            <w:insideV w:val="single" w:color="auto" w:sz="4" w:space="0"/>
+          </w:tblBorders>
+          <w:tblCellMar>
+            <w:top w:w="0" w:type="dxa"/>
+            <w:left w:w="108" w:type="dxa"/>
+            <w:bottom w:w="0" w:type="dxa"/>
+            <w:right w:w="108" w:type="dxa"/>
+          </w:tblCellMar>
+        </w:tblPrEx>
+        <w:trPr>
+          <w:trHeight w:val="1909" w:hRule="atLeast"/>
+        </w:trPr>
+        <w:tc>
+          <w:tcPr>
+            <w:tcW w:w="2160" w:type="dxa"/>
+            <w:shd w:val="clear" w:color="auto" w:fill="auto"/>
+            <w:vAlign w:val="center"/>
+          </w:tcPr>
+          <w:p>
+            <w:pPr>
+              <w:jc w:val="left"/>
+              <w:rPr>
+                <w:rFonts w:hint="default" w:ascii="Times New Roman" w:hAnsi="Times New Roman" w:cs="Times New Roman"/>
+                <w:sz w:val="24"/>
+                <w:szCs w:val="24"/>
+                <w:vertAlign w:val="baseline"/>
+                <w:lang w:val="en-US"/>
+              </w:rPr>
+            </w:pPr>
+            <w:r>
+              <w:rPr>
+                <w:rFonts w:hint="default" w:ascii="Times New Roman" w:hAnsi="Times New Roman" w:eastAsia="SimSun" w:cs="Times New Roman"/>
+                <w:sz w:val="24"/>
+                <w:szCs w:val="24"/>
+              </w:rPr>
+              <w:t>Generate Route Planning</w:t>
+            </w:r>
+          </w:p>
+        </w:tc>
+        <w:tc>
+          <w:tcPr>
+            <w:tcW w:w="7032" w:type="dxa"/>
+            <w:shd w:val="clear" w:color="auto" w:fill="auto"/>
+            <w:vAlign w:val="center"/>
+          </w:tcPr>
+          <w:p>
+            <w:pPr>
+              <w:numPr>
+                <w:ilvl w:val="0"/>
+                <w:numId w:val="15"/>
+              </w:numPr>
+              <w:tabs>
+                <w:tab w:val="clear" w:pos="420"/>
+              </w:tabs>
+              <w:ind w:left="420" w:leftChars="0" w:hanging="420" w:firstLineChars="0"/>
+              <w:jc w:val="both"/>
+              <w:rPr>
+                <w:rFonts w:hint="default" w:ascii="Times New Roman" w:hAnsi="Times New Roman" w:eastAsia="SimSun" w:cs="Times New Roman"/>
+                <w:sz w:val="24"/>
+                <w:szCs w:val="24"/>
+              </w:rPr>
+            </w:pPr>
+            <w:r>
+              <w:rPr>
+                <w:rFonts w:hint="default" w:ascii="Times New Roman" w:hAnsi="Times New Roman" w:eastAsia="SimSun" w:cs="Times New Roman"/>
+                <w:sz w:val="24"/>
+                <w:szCs w:val="24"/>
+              </w:rPr>
+              <w:t>Provide interactive map integration that automatically calculates the most efficient delivery sequence based on distance matrices and destination points.</w:t>
+            </w:r>
+          </w:p>
+          <w:p>
+            <w:pPr>
+              <w:numPr>
+                <w:ilvl w:val="0"/>
+                <w:numId w:val="15"/>
+              </w:numPr>
+              <w:tabs>
+                <w:tab w:val="clear" w:pos="420"/>
+              </w:tabs>
+              <w:ind w:left="420" w:leftChars="0" w:hanging="420" w:firstLineChars="0"/>
+              <w:jc w:val="both"/>
+              <w:rPr>
+                <w:rFonts w:hint="default" w:ascii="Times New Roman" w:hAnsi="Times New Roman" w:eastAsia="SimSun" w:cs="Times New Roman"/>
+                <w:sz w:val="24"/>
+                <w:szCs w:val="24"/>
+              </w:rPr>
+            </w:pPr>
+            <w:r>
+              <w:rPr>
+                <w:rFonts w:hint="default" w:ascii="Times New Roman" w:hAnsi="Times New Roman" w:eastAsia="SimSun" w:cs="Times New Roman"/>
+                <w:sz w:val="24"/>
+                <w:szCs w:val="24"/>
+              </w:rPr>
+              <w:t>Allow dispatchers to manually adjust stops or reorder delivery points on the digital map to accommodate specific regional constraints.</w:t>
+            </w:r>
+          </w:p>
+        </w:tc>
+      </w:tr>
+      <w:tr>
+        <w:tblPrEx>
+          <w:tblBorders>
+            <w:top w:val="single" w:color="auto" w:sz="4" w:space="0"/>
+            <w:left w:val="single" w:color="auto" w:sz="4" w:space="0"/>
+            <w:bottom w:val="single" w:color="auto" w:sz="4" w:space="0"/>
+            <w:right w:val="single" w:color="auto" w:sz="4" w:space="0"/>
+            <w:insideH w:val="single" w:color="auto" w:sz="4" w:space="0"/>
+            <w:insideV w:val="single" w:color="auto" w:sz="4" w:space="0"/>
+          </w:tblBorders>
+          <w:tblCellMar>
+            <w:top w:w="0" w:type="dxa"/>
+            <w:left w:w="108" w:type="dxa"/>
+            <w:bottom w:w="0" w:type="dxa"/>
+            <w:right w:w="108" w:type="dxa"/>
+          </w:tblCellMar>
+        </w:tblPrEx>
+        <w:trPr>
+          <w:trHeight w:val="2055" w:hRule="atLeast"/>
+        </w:trPr>
+        <w:tc>
+          <w:tcPr>
+            <w:tcW w:w="2160" w:type="dxa"/>
+            <w:shd w:val="clear" w:color="auto" w:fill="auto"/>
+            <w:vAlign w:val="center"/>
+          </w:tcPr>
+          <w:p>
+            <w:pPr>
+              <w:jc w:val="left"/>
+              <w:rPr>
+                <w:rFonts w:hint="default" w:ascii="Times New Roman" w:hAnsi="Times New Roman" w:cs="Times New Roman"/>
+                <w:sz w:val="24"/>
+                <w:szCs w:val="24"/>
+                <w:vertAlign w:val="baseline"/>
+                <w:lang w:val="en-US"/>
+              </w:rPr>
+            </w:pPr>
+            <w:r>
+              <w:rPr>
+                <w:rFonts w:hint="default" w:ascii="Times New Roman" w:hAnsi="Times New Roman" w:eastAsia="SimSun" w:cs="Times New Roman"/>
+                <w:sz w:val="24"/>
+                <w:szCs w:val="24"/>
+              </w:rPr>
+              <w:t>Transmit Trip Details</w:t>
+            </w:r>
+          </w:p>
+        </w:tc>
+        <w:tc>
+          <w:tcPr>
+            <w:tcW w:w="7032" w:type="dxa"/>
+            <w:shd w:val="clear" w:color="auto" w:fill="auto"/>
+            <w:vAlign w:val="center"/>
+          </w:tcPr>
+          <w:p>
+            <w:pPr>
+              <w:numPr>
+                <w:ilvl w:val="0"/>
+                <w:numId w:val="16"/>
+              </w:numPr>
+              <w:tabs>
+                <w:tab w:val="clear" w:pos="420"/>
+              </w:tabs>
+              <w:ind w:left="420" w:leftChars="0" w:hanging="420" w:firstLineChars="0"/>
+              <w:jc w:val="both"/>
+              <w:rPr>
+                <w:rFonts w:hint="default" w:ascii="Times New Roman" w:hAnsi="Times New Roman" w:eastAsia="SimSun" w:cs="Times New Roman"/>
+                <w:sz w:val="24"/>
+                <w:szCs w:val="24"/>
+              </w:rPr>
+            </w:pPr>
+            <w:r>
+              <w:rPr>
+                <w:rFonts w:hint="default" w:ascii="Times New Roman" w:hAnsi="Times New Roman" w:eastAsia="SimSun" w:cs="Times New Roman"/>
+                <w:sz w:val="24"/>
+                <w:szCs w:val="24"/>
+              </w:rPr>
+              <w:t>Automatically push detailed trip sheets including pickup logs, customer details, delivery windows, and optimized routes directly to the designated driver mobile interface.</w:t>
+            </w:r>
+          </w:p>
+          <w:p>
+            <w:pPr>
+              <w:numPr>
+                <w:ilvl w:val="0"/>
+                <w:numId w:val="16"/>
+              </w:numPr>
+              <w:tabs>
+                <w:tab w:val="clear" w:pos="420"/>
+              </w:tabs>
+              <w:ind w:left="420" w:leftChars="0" w:hanging="420" w:firstLineChars="0"/>
+              <w:jc w:val="both"/>
+              <w:rPr>
+                <w:rFonts w:hint="default" w:ascii="Times New Roman" w:hAnsi="Times New Roman" w:eastAsia="SimSun" w:cs="Times New Roman"/>
+                <w:sz w:val="24"/>
+                <w:szCs w:val="24"/>
+              </w:rPr>
+            </w:pPr>
+            <w:r>
+              <w:rPr>
+                <w:rFonts w:hint="default" w:ascii="Times New Roman" w:hAnsi="Times New Roman" w:eastAsia="SimSun" w:cs="Times New Roman"/>
+                <w:sz w:val="24"/>
+                <w:szCs w:val="24"/>
+              </w:rPr>
+              <w:t>Log dispatch execution timestamps within the central database to establish a clear audit trail for operational performance.</w:t>
+            </w:r>
+          </w:p>
+        </w:tc>
+      </w:tr>
+      <w:tr>
+        <w:tblPrEx>
+          <w:tblBorders>
+            <w:top w:val="single" w:color="auto" w:sz="4" w:space="0"/>
+            <w:left w:val="single" w:color="auto" w:sz="4" w:space="0"/>
+            <w:bottom w:val="single" w:color="auto" w:sz="4" w:space="0"/>
+            <w:right w:val="single" w:color="auto" w:sz="4" w:space="0"/>
+            <w:insideH w:val="single" w:color="auto" w:sz="4" w:space="0"/>
+            <w:insideV w:val="single" w:color="auto" w:sz="4" w:space="0"/>
+          </w:tblBorders>
+          <w:tblCellMar>
+            <w:top w:w="0" w:type="dxa"/>
+            <w:left w:w="108" w:type="dxa"/>
+            <w:bottom w:w="0" w:type="dxa"/>
+            <w:right w:w="108" w:type="dxa"/>
+          </w:tblCellMar>
+        </w:tblPrEx>
+        <w:trPr>
+          <w:trHeight w:val="525" w:hRule="atLeast"/>
+        </w:trPr>
+        <w:tc>
+          <w:tcPr>
+            <w:tcW w:w="2160" w:type="dxa"/>
+            <w:shd w:val="clear" w:color="auto" w:fill="FEF2CB" w:themeFill="accent3" w:themeFillTint="32"/>
+            <w:vAlign w:val="center"/>
+          </w:tcPr>
+          <w:p>
+            <w:pPr>
+              <w:jc w:val="center"/>
+              <w:rPr>
+                <w:rFonts w:hint="default" w:ascii="Times New Roman" w:hAnsi="Times New Roman" w:cs="Times New Roman"/>
+                <w:sz w:val="28"/>
+                <w:szCs w:val="28"/>
+                <w:vertAlign w:val="baseline"/>
+                <w:lang w:val="en-US"/>
+              </w:rPr>
+            </w:pPr>
+            <w:r>
+              <w:rPr>
+                <w:rFonts w:hint="default" w:ascii="Times New Roman" w:hAnsi="Times New Roman" w:cs="Times New Roman"/>
+                <w:sz w:val="28"/>
+                <w:szCs w:val="28"/>
+                <w:vertAlign w:val="baseline"/>
+                <w:lang w:val="en-US"/>
+              </w:rPr>
+              <w:t>Variant</w:t>
+            </w:r>
+          </w:p>
+        </w:tc>
+        <w:tc>
+          <w:tcPr>
+            <w:tcW w:w="7032" w:type="dxa"/>
+            <w:shd w:val="clear" w:color="auto" w:fill="D4F4F1" w:themeFill="accent5" w:themeFillTint="32"/>
+            <w:vAlign w:val="center"/>
+          </w:tcPr>
+          <w:p>
+            <w:pPr>
+              <w:jc w:val="center"/>
+              <w:rPr>
+                <w:rFonts w:hint="default" w:ascii="Times New Roman" w:hAnsi="Times New Roman" w:cs="Times New Roman" w:eastAsiaTheme="minorEastAsia"/>
+                <w:sz w:val="28"/>
+                <w:szCs w:val="28"/>
+                <w:vertAlign w:val="baseline"/>
+                <w:lang w:val="en-US" w:eastAsia="zh-CN" w:bidi="ar-SA"/>
+              </w:rPr>
+            </w:pPr>
+            <w:r>
+              <w:rPr>
+                <w:rFonts w:hint="default" w:ascii="Times New Roman" w:hAnsi="Times New Roman" w:cs="Times New Roman"/>
+                <w:sz w:val="28"/>
+                <w:szCs w:val="28"/>
+                <w:vertAlign w:val="baseline"/>
+                <w:lang w:val="en-US"/>
+              </w:rPr>
+              <w:t>Example Solution (Funtional Requirement)</w:t>
+            </w:r>
+          </w:p>
+        </w:tc>
+      </w:tr>
+      <w:tr>
+        <w:tblPrEx>
+          <w:tblBorders>
+            <w:top w:val="single" w:color="auto" w:sz="4" w:space="0"/>
+            <w:left w:val="single" w:color="auto" w:sz="4" w:space="0"/>
+            <w:bottom w:val="single" w:color="auto" w:sz="4" w:space="0"/>
+            <w:right w:val="single" w:color="auto" w:sz="4" w:space="0"/>
+            <w:insideH w:val="single" w:color="auto" w:sz="4" w:space="0"/>
+            <w:insideV w:val="single" w:color="auto" w:sz="4" w:space="0"/>
+          </w:tblBorders>
+          <w:tblCellMar>
+            <w:top w:w="0" w:type="dxa"/>
+            <w:left w:w="108" w:type="dxa"/>
+            <w:bottom w:w="0" w:type="dxa"/>
+            <w:right w:w="108" w:type="dxa"/>
+          </w:tblCellMar>
+        </w:tblPrEx>
+        <w:trPr>
+          <w:trHeight w:val="1273" w:hRule="atLeast"/>
+        </w:trPr>
+        <w:tc>
+          <w:tcPr>
+            <w:tcW w:w="2160" w:type="dxa"/>
+            <w:shd w:val="clear" w:color="auto" w:fill="auto"/>
+            <w:vAlign w:val="center"/>
+          </w:tcPr>
+          <w:p>
+            <w:pPr>
+              <w:jc w:val="left"/>
+              <w:rPr>
+                <w:rFonts w:hint="default" w:ascii="Times New Roman" w:hAnsi="Times New Roman" w:cs="Times New Roman"/>
+                <w:sz w:val="24"/>
+                <w:szCs w:val="24"/>
+                <w:vertAlign w:val="baseline"/>
+                <w:lang w:val="en-US"/>
+              </w:rPr>
+            </w:pPr>
+            <w:r>
+              <w:rPr>
+                <w:rFonts w:hint="default" w:ascii="Times New Roman" w:hAnsi="Times New Roman" w:eastAsia="SimSun" w:cs="Times New Roman"/>
+                <w:sz w:val="24"/>
+                <w:szCs w:val="24"/>
+              </w:rPr>
+              <w:t>Automated Fleet Recommendation</w:t>
+            </w:r>
+          </w:p>
+        </w:tc>
+        <w:tc>
+          <w:tcPr>
+            <w:tcW w:w="7032" w:type="dxa"/>
+            <w:shd w:val="clear" w:color="auto" w:fill="auto"/>
+            <w:vAlign w:val="center"/>
+          </w:tcPr>
+          <w:p>
+            <w:pPr>
+              <w:numPr>
+                <w:ilvl w:val="0"/>
+                <w:numId w:val="17"/>
+              </w:numPr>
+              <w:ind w:left="420" w:leftChars="0" w:hanging="420" w:firstLineChars="0"/>
+              <w:jc w:val="both"/>
+              <w:rPr>
+                <w:rFonts w:hint="default" w:ascii="Times New Roman" w:hAnsi="Times New Roman" w:cs="Times New Roman"/>
+                <w:sz w:val="24"/>
+                <w:szCs w:val="24"/>
+                <w:vertAlign w:val="baseline"/>
+                <w:lang w:val="en-US"/>
+              </w:rPr>
+            </w:pPr>
+            <w:r>
+              <w:rPr>
+                <w:rFonts w:hint="default" w:ascii="Times New Roman" w:hAnsi="Times New Roman" w:eastAsia="SimSun" w:cs="Times New Roman"/>
+                <w:sz w:val="24"/>
+                <w:szCs w:val="24"/>
+              </w:rPr>
+              <w:t>The system utilizes internal heuristics to automatically suggest the most cost-effective vehicle and driver combination for a group of orders based on proximity and capacity.</w:t>
+            </w:r>
+          </w:p>
+        </w:tc>
+      </w:tr>
+      <w:tr>
+        <w:tblPrEx>
+          <w:tblBorders>
+            <w:top w:val="single" w:color="auto" w:sz="4" w:space="0"/>
+            <w:left w:val="single" w:color="auto" w:sz="4" w:space="0"/>
+            <w:bottom w:val="single" w:color="auto" w:sz="4" w:space="0"/>
+            <w:right w:val="single" w:color="auto" w:sz="4" w:space="0"/>
+            <w:insideH w:val="single" w:color="auto" w:sz="4" w:space="0"/>
+            <w:insideV w:val="single" w:color="auto" w:sz="4" w:space="0"/>
+          </w:tblBorders>
+          <w:tblCellMar>
+            <w:top w:w="0" w:type="dxa"/>
+            <w:left w:w="108" w:type="dxa"/>
+            <w:bottom w:w="0" w:type="dxa"/>
+            <w:right w:w="108" w:type="dxa"/>
+          </w:tblCellMar>
+        </w:tblPrEx>
+        <w:trPr>
+          <w:trHeight w:val="1463" w:hRule="atLeast"/>
+        </w:trPr>
+        <w:tc>
+          <w:tcPr>
+            <w:tcW w:w="2160" w:type="dxa"/>
+            <w:shd w:val="clear" w:color="auto" w:fill="auto"/>
+            <w:vAlign w:val="center"/>
+          </w:tcPr>
+          <w:p>
+            <w:pPr>
+              <w:jc w:val="left"/>
+              <w:rPr>
+                <w:rFonts w:hint="default" w:ascii="Times New Roman" w:hAnsi="Times New Roman" w:cs="Times New Roman"/>
+                <w:sz w:val="24"/>
+                <w:szCs w:val="24"/>
+                <w:vertAlign w:val="baseline"/>
+                <w:lang w:val="en-US"/>
+              </w:rPr>
+            </w:pPr>
+            <w:r>
+              <w:rPr>
+                <w:rFonts w:hint="default" w:ascii="Times New Roman" w:hAnsi="Times New Roman" w:eastAsia="SimSun" w:cs="Times New Roman"/>
+                <w:sz w:val="24"/>
+                <w:szCs w:val="24"/>
+              </w:rPr>
+              <w:t>Multi-Leg Dispatch Ingestion</w:t>
+            </w:r>
+          </w:p>
+        </w:tc>
+        <w:tc>
+          <w:tcPr>
+            <w:tcW w:w="7032" w:type="dxa"/>
+            <w:shd w:val="clear" w:color="auto" w:fill="auto"/>
+            <w:vAlign w:val="center"/>
+          </w:tcPr>
+          <w:p>
+            <w:pPr>
+              <w:numPr>
+                <w:ilvl w:val="0"/>
+                <w:numId w:val="18"/>
+              </w:numPr>
+              <w:ind w:left="420" w:leftChars="0" w:hanging="420" w:firstLineChars="0"/>
+              <w:jc w:val="both"/>
+              <w:rPr>
+                <w:rFonts w:hint="default" w:ascii="Times New Roman" w:hAnsi="Times New Roman" w:cs="Times New Roman"/>
+                <w:sz w:val="24"/>
+                <w:szCs w:val="24"/>
+                <w:vertAlign w:val="baseline"/>
+                <w:lang w:val="en-US"/>
+              </w:rPr>
+            </w:pPr>
+            <w:r>
+              <w:rPr>
+                <w:rFonts w:hint="default" w:ascii="Times New Roman" w:hAnsi="Times New Roman" w:eastAsia="SimSun" w:cs="Times New Roman"/>
+                <w:sz w:val="24"/>
+                <w:szCs w:val="24"/>
+              </w:rPr>
+              <w:t>The system supports complex multi-stop routing configurations, allowing a single vehicle to fulfill shipments for multiple partner supermarkets within a single dispatch cycle.</w:t>
+            </w:r>
+          </w:p>
+        </w:tc>
+      </w:tr>
+    </w:tbl>
+    <w:p>
+      <w:pPr>
+        <w:rPr>
+          <w:rStyle w:val="15"/>
+          <w:rFonts w:hint="default" w:cs="Times New Roman"/>
+          <w:sz w:val="28"/>
+          <w:szCs w:val="28"/>
+          <w:lang w:val="en-US"/>
+        </w:rPr>
+      </w:pPr>
+    </w:p>
+    <w:p>
+      <w:pPr>
+        <w:rPr>
+          <w:rStyle w:val="15"/>
+          <w:rFonts w:hint="default" w:cs="Times New Roman"/>
+          <w:sz w:val="28"/>
+          <w:szCs w:val="28"/>
+          <w:lang w:val="en-US"/>
+        </w:rPr>
+      </w:pPr>
+    </w:p>
+    <w:p>
+      <w:pPr>
+        <w:rPr>
+          <w:rStyle w:val="15"/>
+          <w:rFonts w:hint="default" w:cs="Times New Roman"/>
+          <w:sz w:val="28"/>
+          <w:szCs w:val="28"/>
+          <w:lang w:val="en-US"/>
+        </w:rPr>
+      </w:pPr>
+    </w:p>
+    <w:p>
+      <w:pPr>
+        <w:rPr>
+          <w:rStyle w:val="15"/>
+          <w:rFonts w:hint="default" w:cs="Times New Roman"/>
+          <w:sz w:val="28"/>
+          <w:szCs w:val="28"/>
+          <w:lang w:val="en-US"/>
+        </w:rPr>
+      </w:pPr>
+    </w:p>
+    <w:p>
+      <w:pPr>
+        <w:rPr>
+          <w:rStyle w:val="15"/>
+          <w:rFonts w:hint="default" w:cs="Times New Roman"/>
+          <w:sz w:val="28"/>
+          <w:szCs w:val="28"/>
+          <w:lang w:val="en-US"/>
+        </w:rPr>
+      </w:pPr>
+    </w:p>
+    <w:p>
+      <w:pPr>
+        <w:rPr>
+          <w:rStyle w:val="15"/>
+          <w:rFonts w:hint="default" w:cs="Times New Roman"/>
+          <w:sz w:val="28"/>
+          <w:szCs w:val="28"/>
+          <w:lang w:val="en-US"/>
+        </w:rPr>
+      </w:pPr>
+    </w:p>
+    <w:p>
+      <w:pPr>
+        <w:rPr>
+          <w:rStyle w:val="15"/>
+          <w:rFonts w:hint="default" w:cs="Times New Roman"/>
+          <w:sz w:val="28"/>
+          <w:szCs w:val="28"/>
+          <w:lang w:val="en-US"/>
+        </w:rPr>
+      </w:pPr>
+    </w:p>
+    <w:p>
+      <w:pPr>
+        <w:pStyle w:val="3"/>
+        <w:bidi w:val="0"/>
+        <w:spacing w:line="240" w:lineRule="auto"/>
+        <w:ind w:left="400" w:leftChars="100" w:firstLine="0" w:firstLineChars="0"/>
+        <w:rPr>
+          <w:rFonts w:hint="default" w:cs="Times New Roman"/>
+          <w:lang w:val="en-US"/>
+        </w:rPr>
+      </w:pPr>
+      <w:r>
+        <w:rPr>
+          <w:rFonts w:hint="default" w:cs="Times New Roman"/>
+          <w:lang w:val="en-US"/>
+        </w:rPr>
+        <w:t>4</w:t>
+      </w:r>
+      <w:r>
+        <w:rPr>
+          <w:rFonts w:hint="default" w:ascii="Times New Roman" w:hAnsi="Times New Roman" w:cs="Times New Roman"/>
+          <w:lang w:val="en-US"/>
+        </w:rPr>
+        <w:t>.</w:t>
+      </w:r>
+      <w:r>
+        <w:rPr>
+          <w:rFonts w:hint="default" w:cs="Times New Roman"/>
+          <w:lang w:val="en-US"/>
+        </w:rPr>
+        <w:t>6</w:t>
+      </w:r>
+      <w:bookmarkStart w:id="0" w:name="_GoBack"/>
+      <w:bookmarkEnd w:id="0"/>
+      <w:r>
+        <w:rPr>
+          <w:rFonts w:hint="default" w:ascii="Times New Roman" w:hAnsi="Times New Roman" w:cs="Times New Roman"/>
+          <w:lang w:val="en-US"/>
+        </w:rPr>
+        <w:t xml:space="preserve"> </w:t>
+      </w:r>
+      <w:r>
+        <w:rPr>
+          <w:rStyle w:val="15"/>
+          <w:rFonts w:hint="default" w:cs="Times New Roman"/>
+          <w:b/>
+          <w:bCs/>
+          <w:sz w:val="28"/>
+          <w:szCs w:val="28"/>
+          <w:lang w:val="en-US"/>
+        </w:rPr>
+        <w:t>Real-Time Transit Tracking</w:t>
+      </w:r>
+    </w:p>
+    <w:p>
+      <w:pPr>
+        <w:rPr>
+          <w:rFonts w:hint="default"/>
+          <w:lang w:val="en-US"/>
+        </w:rPr>
+      </w:pPr>
+    </w:p>
+    <w:p>
+      <w:pPr>
+        <w:rPr>
+          <w:rFonts w:hint="default"/>
+          <w:lang w:val="en-US"/>
+        </w:rPr>
+      </w:pPr>
+    </w:p>
+    <w:p>
+      <w:pPr>
+        <w:rPr>
+          <w:rFonts w:hint="default" w:cs="Times New Roman"/>
+          <w:lang w:val="en-US"/>
+        </w:rPr>
+      </w:pPr>
+    </w:p>
+    <w:p>
+      <w:pPr>
+        <w:rPr>
+          <w:rFonts w:hint="default" w:cs="Times New Roman"/>
+          <w:lang w:val="en-US"/>
+        </w:rPr>
+      </w:pPr>
+    </w:p>
+    <w:p>
+      <w:pPr>
+        <w:rPr>
+          <w:rFonts w:hint="default" w:cs="Times New Roman"/>
+          <w:lang w:val="en-US"/>
+        </w:rPr>
+      </w:pPr>
+    </w:p>
+    <w:p>
+      <w:pPr>
+        <w:rPr>
+          <w:rFonts w:hint="default" w:cs="Times New Roman"/>
+          <w:lang w:val="en-US"/>
+        </w:rPr>
+      </w:pPr>
+    </w:p>
+    <w:p>
+      <w:pPr>
+        <w:rPr>
+          <w:rFonts w:hint="default" w:cs="Times New Roman"/>
+          <w:lang w:val="en-US"/>
+        </w:rPr>
+      </w:pPr>
+    </w:p>
+    <w:p>
+      <w:pPr>
+        <w:rPr>
+          <w:rFonts w:hint="default" w:cs="Times New Roman"/>
+          <w:lang w:val="en-US"/>
+        </w:rPr>
+      </w:pPr>
+    </w:p>
+    <w:p>
+      <w:pPr>
+        <w:rPr>
+          <w:rFonts w:hint="default" w:cs="Times New Roman"/>
+          <w:lang w:val="en-US"/>
+        </w:rPr>
+      </w:pPr>
+    </w:p>
+    <w:p>
+      <w:pPr>
+        <w:rPr>
+          <w:rFonts w:hint="default" w:cs="Times New Roman"/>
+          <w:lang w:val="en-US"/>
+        </w:rPr>
+      </w:pPr>
+    </w:p>
+    <w:p>
+      <w:pPr>
+        <w:rPr>
+          <w:rFonts w:hint="default" w:cs="Times New Roman"/>
+          <w:lang w:val="en-US"/>
+        </w:rPr>
+      </w:pPr>
+    </w:p>
+    <w:p>
+      <w:pPr>
+        <w:rPr>
+          <w:rFonts w:hint="default" w:cs="Times New Roman"/>
+          <w:lang w:val="en-US"/>
+        </w:rPr>
+      </w:pPr>
+    </w:p>
+    <w:p>
+      <w:pPr>
+        <w:rPr>
+          <w:rFonts w:hint="default"/>
+          <w:lang w:val="en-US"/>
+        </w:rPr>
+      </w:pPr>
+    </w:p>
+    <w:p>
+      <w:pPr>
+        <w:pStyle w:val="3"/>
+        <w:bidi w:val="0"/>
+        <w:spacing w:line="240" w:lineRule="auto"/>
+        <w:rPr>
+          <w:rFonts w:hint="default" w:cs="Times New Roman"/>
+          <w:lang w:val="en-US"/>
+        </w:rPr>
+      </w:pPr>
+    </w:p>
+    <w:p>
+      <w:pPr>
+        <w:rPr>
+          <w:rFonts w:hint="default"/>
+          <w:lang w:val="en-US"/>
+        </w:rPr>
+      </w:pPr>
+    </w:p>
+    <w:p>
+      <w:pPr>
+        <w:rPr>
+          <w:rFonts w:hint="default"/>
+          <w:lang w:val="en-US"/>
+        </w:rPr>
+      </w:pPr>
+    </w:p>
+    <w:p>
+      <w:pPr>
+        <w:rPr>
+          <w:rFonts w:hint="default"/>
+          <w:lang w:val="en-US"/>
+        </w:rPr>
+      </w:pPr>
+    </w:p>
+    <w:p>
+      <w:pPr>
+        <w:rPr>
+          <w:rFonts w:hint="default"/>
+          <w:lang w:val="en-US"/>
+        </w:rPr>
+      </w:pPr>
     </w:p>
     <w:p>
       <w:pPr>
@@ -7486,6 +14918,28 @@
     </w:lvl>
   </w:abstractNum>
   <w:abstractNum w:abstractNumId="1">
+    <w:nsid w:val="8978BEAF"/>
+    <w:multiLevelType w:val="singleLevel"/>
+    <w:tmpl w:val="8978BEAF"/>
+    <w:lvl w:ilvl="0" w:tentative="0">
+      <w:start w:val="1"/>
+      <w:numFmt w:val="bullet"/>
+      <w:lvlText w:val=""/>
+      <w:lvlJc w:val="left"/>
+      <w:pPr>
+        <w:tabs>
+          <w:tab w:val="left" w:pos="420"/>
+        </w:tabs>
+        <w:ind w:left="420" w:leftChars="0" w:hanging="420" w:firstLineChars="0"/>
+      </w:pPr>
+      <w:rPr>
+        <w:rFonts w:hint="default" w:ascii="Wingdings" w:hAnsi="Wingdings"/>
+        <w:sz w:val="16"/>
+        <w:szCs w:val="16"/>
+      </w:rPr>
+    </w:lvl>
+  </w:abstractNum>
+  <w:abstractNum w:abstractNumId="2">
     <w:nsid w:val="AE377A29"/>
     <w:multiLevelType w:val="singleLevel"/>
     <w:tmpl w:val="AE377A29"/>
@@ -7507,7 +14961,117 @@
       </w:rPr>
     </w:lvl>
   </w:abstractNum>
-  <w:abstractNum w:abstractNumId="2">
+  <w:abstractNum w:abstractNumId="3">
+    <w:nsid w:val="CE6AD834"/>
+    <w:multiLevelType w:val="singleLevel"/>
+    <w:tmpl w:val="CE6AD834"/>
+    <w:lvl w:ilvl="0" w:tentative="0">
+      <w:start w:val="1"/>
+      <w:numFmt w:val="bullet"/>
+      <w:lvlText w:val=""/>
+      <w:lvlJc w:val="left"/>
+      <w:pPr>
+        <w:tabs>
+          <w:tab w:val="left" w:pos="420"/>
+        </w:tabs>
+        <w:ind w:left="420" w:leftChars="0" w:hanging="420" w:firstLineChars="0"/>
+      </w:pPr>
+      <w:rPr>
+        <w:rFonts w:hint="default" w:ascii="Wingdings" w:hAnsi="Wingdings"/>
+        <w:sz w:val="16"/>
+        <w:szCs w:val="16"/>
+      </w:rPr>
+    </w:lvl>
+  </w:abstractNum>
+  <w:abstractNum w:abstractNumId="4">
+    <w:nsid w:val="DAA876FE"/>
+    <w:multiLevelType w:val="singleLevel"/>
+    <w:tmpl w:val="DAA876FE"/>
+    <w:lvl w:ilvl="0" w:tentative="0">
+      <w:start w:val="1"/>
+      <w:numFmt w:val="bullet"/>
+      <w:lvlText w:val=""/>
+      <w:lvlJc w:val="left"/>
+      <w:pPr>
+        <w:tabs>
+          <w:tab w:val="left" w:pos="420"/>
+        </w:tabs>
+        <w:ind w:left="420" w:leftChars="0" w:hanging="420" w:firstLineChars="0"/>
+      </w:pPr>
+      <w:rPr>
+        <w:rFonts w:hint="default" w:ascii="Wingdings" w:hAnsi="Wingdings"/>
+        <w:sz w:val="16"/>
+        <w:szCs w:val="16"/>
+      </w:rPr>
+    </w:lvl>
+  </w:abstractNum>
+  <w:abstractNum w:abstractNumId="5">
+    <w:nsid w:val="E86418CB"/>
+    <w:multiLevelType w:val="singleLevel"/>
+    <w:tmpl w:val="E86418CB"/>
+    <w:lvl w:ilvl="0" w:tentative="0">
+      <w:start w:val="1"/>
+      <w:numFmt w:val="bullet"/>
+      <w:lvlText w:val=""/>
+      <w:lvlJc w:val="left"/>
+      <w:pPr>
+        <w:tabs>
+          <w:tab w:val="left" w:pos="420"/>
+        </w:tabs>
+        <w:ind w:left="420" w:leftChars="0" w:hanging="420" w:firstLineChars="0"/>
+      </w:pPr>
+      <w:rPr>
+        <w:rFonts w:hint="default" w:ascii="Wingdings" w:hAnsi="Wingdings"/>
+        <w:sz w:val="16"/>
+        <w:szCs w:val="16"/>
+      </w:rPr>
+    </w:lvl>
+  </w:abstractNum>
+  <w:abstractNum w:abstractNumId="6">
+    <w:nsid w:val="FBD527F5"/>
+    <w:multiLevelType w:val="singleLevel"/>
+    <w:tmpl w:val="FBD527F5"/>
+    <w:lvl w:ilvl="0" w:tentative="0">
+      <w:start w:val="1"/>
+      <w:numFmt w:val="bullet"/>
+      <w:lvlText w:val=""/>
+      <w:lvlJc w:val="left"/>
+      <w:pPr>
+        <w:tabs>
+          <w:tab w:val="left" w:pos="420"/>
+        </w:tabs>
+        <w:ind w:left="420" w:leftChars="0" w:hanging="420" w:firstLineChars="0"/>
+      </w:pPr>
+      <w:rPr>
+        <w:rFonts w:hint="default" w:ascii="Wingdings" w:hAnsi="Wingdings"/>
+        <w:sz w:val="16"/>
+        <w:szCs w:val="16"/>
+      </w:rPr>
+    </w:lvl>
+  </w:abstractNum>
+  <w:abstractNum w:abstractNumId="7">
+    <w:nsid w:val="0A5F4985"/>
+    <w:multiLevelType w:val="singleLevel"/>
+    <w:tmpl w:val="0A5F4985"/>
+    <w:lvl w:ilvl="0" w:tentative="0">
+      <w:start w:val="1"/>
+      <w:numFmt w:val="bullet"/>
+      <w:lvlText w:val=""/>
+      <w:lvlJc w:val="left"/>
+      <w:pPr>
+        <w:tabs>
+          <w:tab w:val="left" w:pos="420"/>
+        </w:tabs>
+        <w:ind w:left="420" w:leftChars="0" w:hanging="420" w:firstLineChars="0"/>
+      </w:pPr>
+      <w:rPr>
+        <w:rFonts w:hint="default" w:ascii="Wingdings" w:hAnsi="Wingdings"/>
+        <w:sz w:val="16"/>
+        <w:szCs w:val="16"/>
+      </w:rPr>
+    </w:lvl>
+  </w:abstractNum>
+  <w:abstractNum w:abstractNumId="8">
     <w:nsid w:val="0C602426"/>
     <w:multiLevelType w:val="singleLevel"/>
     <w:tmpl w:val="0C602426"/>
@@ -7529,7 +15093,139 @@
       </w:rPr>
     </w:lvl>
   </w:abstractNum>
-  <w:abstractNum w:abstractNumId="3">
+  <w:abstractNum w:abstractNumId="9">
+    <w:nsid w:val="1387E5C2"/>
+    <w:multiLevelType w:val="singleLevel"/>
+    <w:tmpl w:val="1387E5C2"/>
+    <w:lvl w:ilvl="0" w:tentative="0">
+      <w:start w:val="1"/>
+      <w:numFmt w:val="bullet"/>
+      <w:lvlText w:val=""/>
+      <w:lvlJc w:val="left"/>
+      <w:pPr>
+        <w:tabs>
+          <w:tab w:val="left" w:pos="420"/>
+        </w:tabs>
+        <w:ind w:left="420" w:leftChars="0" w:hanging="420" w:firstLineChars="0"/>
+      </w:pPr>
+      <w:rPr>
+        <w:rFonts w:hint="default" w:ascii="Wingdings" w:hAnsi="Wingdings"/>
+        <w:sz w:val="16"/>
+        <w:szCs w:val="16"/>
+      </w:rPr>
+    </w:lvl>
+  </w:abstractNum>
+  <w:abstractNum w:abstractNumId="10">
+    <w:nsid w:val="171DC455"/>
+    <w:multiLevelType w:val="singleLevel"/>
+    <w:tmpl w:val="171DC455"/>
+    <w:lvl w:ilvl="0" w:tentative="0">
+      <w:start w:val="1"/>
+      <w:numFmt w:val="bullet"/>
+      <w:lvlText w:val=""/>
+      <w:lvlJc w:val="left"/>
+      <w:pPr>
+        <w:tabs>
+          <w:tab w:val="left" w:pos="420"/>
+        </w:tabs>
+        <w:ind w:left="420" w:leftChars="0" w:hanging="420" w:firstLineChars="0"/>
+      </w:pPr>
+      <w:rPr>
+        <w:rFonts w:hint="default" w:ascii="Wingdings" w:hAnsi="Wingdings"/>
+        <w:sz w:val="16"/>
+        <w:szCs w:val="16"/>
+      </w:rPr>
+    </w:lvl>
+  </w:abstractNum>
+  <w:abstractNum w:abstractNumId="11">
+    <w:nsid w:val="235E8540"/>
+    <w:multiLevelType w:val="singleLevel"/>
+    <w:tmpl w:val="235E8540"/>
+    <w:lvl w:ilvl="0" w:tentative="0">
+      <w:start w:val="1"/>
+      <w:numFmt w:val="bullet"/>
+      <w:lvlText w:val=""/>
+      <w:lvlJc w:val="left"/>
+      <w:pPr>
+        <w:tabs>
+          <w:tab w:val="left" w:pos="420"/>
+        </w:tabs>
+        <w:ind w:left="420" w:leftChars="0" w:hanging="420" w:firstLineChars="0"/>
+      </w:pPr>
+      <w:rPr>
+        <w:rFonts w:hint="default" w:ascii="Wingdings" w:hAnsi="Wingdings"/>
+        <w:sz w:val="16"/>
+        <w:szCs w:val="16"/>
+      </w:rPr>
+    </w:lvl>
+  </w:abstractNum>
+  <w:abstractNum w:abstractNumId="12">
+    <w:nsid w:val="29BDC2A8"/>
+    <w:multiLevelType w:val="singleLevel"/>
+    <w:tmpl w:val="29BDC2A8"/>
+    <w:lvl w:ilvl="0" w:tentative="0">
+      <w:start w:val="1"/>
+      <w:numFmt w:val="bullet"/>
+      <w:lvlText w:val=""/>
+      <w:lvlJc w:val="left"/>
+      <w:pPr>
+        <w:tabs>
+          <w:tab w:val="left" w:pos="420"/>
+        </w:tabs>
+        <w:ind w:left="420" w:leftChars="0" w:hanging="420" w:firstLineChars="0"/>
+      </w:pPr>
+      <w:rPr>
+        <w:rFonts w:hint="default" w:ascii="Wingdings" w:hAnsi="Wingdings"/>
+        <w:sz w:val="16"/>
+        <w:szCs w:val="16"/>
+      </w:rPr>
+    </w:lvl>
+  </w:abstractNum>
+  <w:abstractNum w:abstractNumId="13">
+    <w:nsid w:val="5A6A9A0F"/>
+    <w:multiLevelType w:val="singleLevel"/>
+    <w:tmpl w:val="5A6A9A0F"/>
+    <w:lvl w:ilvl="0" w:tentative="0">
+      <w:start w:val="1"/>
+      <w:numFmt w:val="bullet"/>
+      <w:lvlText w:val=""/>
+      <w:lvlJc w:val="left"/>
+      <w:pPr>
+        <w:tabs>
+          <w:tab w:val="left" w:pos="420"/>
+        </w:tabs>
+        <w:ind w:left="420" w:leftChars="0" w:hanging="420" w:firstLineChars="0"/>
+      </w:pPr>
+      <w:rPr>
+        <w:rFonts w:hint="default" w:ascii="Wingdings" w:hAnsi="Wingdings"/>
+        <w:sz w:val="16"/>
+        <w:szCs w:val="16"/>
+      </w:rPr>
+    </w:lvl>
+  </w:abstractNum>
+  <w:abstractNum w:abstractNumId="14">
+    <w:nsid w:val="5E0309B7"/>
+    <w:multiLevelType w:val="singleLevel"/>
+    <w:tmpl w:val="5E0309B7"/>
+    <w:lvl w:ilvl="0" w:tentative="0">
+      <w:start w:val="1"/>
+      <w:numFmt w:val="bullet"/>
+      <w:lvlText w:val=""/>
+      <w:lvlJc w:val="left"/>
+      <w:pPr>
+        <w:tabs>
+          <w:tab w:val="left" w:pos="420"/>
+        </w:tabs>
+        <w:ind w:left="420" w:leftChars="0" w:hanging="420" w:firstLineChars="0"/>
+      </w:pPr>
+      <w:rPr>
+        <w:rFonts w:hint="default" w:ascii="Wingdings" w:hAnsi="Wingdings"/>
+        <w:sz w:val="16"/>
+        <w:szCs w:val="16"/>
+      </w:rPr>
+    </w:lvl>
+  </w:abstractNum>
+  <w:abstractNum w:abstractNumId="15">
     <w:nsid w:val="66DBB6E0"/>
     <w:multiLevelType w:val="singleLevel"/>
     <w:tmpl w:val="66DBB6E0"/>
@@ -7551,7 +15247,29 @@
       </w:rPr>
     </w:lvl>
   </w:abstractNum>
-  <w:abstractNum w:abstractNumId="4">
+  <w:abstractNum w:abstractNumId="16">
+    <w:nsid w:val="70262C03"/>
+    <w:multiLevelType w:val="singleLevel"/>
+    <w:tmpl w:val="70262C03"/>
+    <w:lvl w:ilvl="0" w:tentative="0">
+      <w:start w:val="1"/>
+      <w:numFmt w:val="bullet"/>
+      <w:lvlText w:val=""/>
+      <w:lvlJc w:val="left"/>
+      <w:pPr>
+        <w:tabs>
+          <w:tab w:val="left" w:pos="420"/>
+        </w:tabs>
+        <w:ind w:left="420" w:leftChars="0" w:hanging="420" w:firstLineChars="0"/>
+      </w:pPr>
+      <w:rPr>
+        <w:rFonts w:hint="default" w:ascii="Wingdings" w:hAnsi="Wingdings"/>
+        <w:sz w:val="16"/>
+        <w:szCs w:val="16"/>
+      </w:rPr>
+    </w:lvl>
+  </w:abstractNum>
+  <w:abstractNum w:abstractNumId="17">
     <w:nsid w:val="7C9548D4"/>
     <w:multiLevelType w:val="singleLevel"/>
     <w:tmpl w:val="7C9548D4"/>
@@ -7574,19 +15292,58 @@
     </w:lvl>
   </w:abstractNum>
   <w:num w:numId="1">
-    <w:abstractNumId w:val="2"/>
+    <w:abstractNumId w:val="8"/>
   </w:num>
   <w:num w:numId="2">
-    <w:abstractNumId w:val="4"/>
+    <w:abstractNumId w:val="17"/>
   </w:num>
   <w:num w:numId="3">
-    <w:abstractNumId w:val="3"/>
+    <w:abstractNumId w:val="15"/>
   </w:num>
   <w:num w:numId="4">
-    <w:abstractNumId w:val="1"/>
+    <w:abstractNumId w:val="2"/>
   </w:num>
   <w:num w:numId="5">
     <w:abstractNumId w:val="0"/>
+  </w:num>
+  <w:num w:numId="6">
+    <w:abstractNumId w:val="4"/>
+  </w:num>
+  <w:num w:numId="7">
+    <w:abstractNumId w:val="7"/>
+  </w:num>
+  <w:num w:numId="8">
+    <w:abstractNumId w:val="10"/>
+  </w:num>
+  <w:num w:numId="9">
+    <w:abstractNumId w:val="16"/>
+  </w:num>
+  <w:num w:numId="10">
+    <w:abstractNumId w:val="14"/>
+  </w:num>
+  <w:num w:numId="11">
+    <w:abstractNumId w:val="13"/>
+  </w:num>
+  <w:num w:numId="12">
+    <w:abstractNumId w:val="3"/>
+  </w:num>
+  <w:num w:numId="13">
+    <w:abstractNumId w:val="6"/>
+  </w:num>
+  <w:num w:numId="14">
+    <w:abstractNumId w:val="1"/>
+  </w:num>
+  <w:num w:numId="15">
+    <w:abstractNumId w:val="11"/>
+  </w:num>
+  <w:num w:numId="16">
+    <w:abstractNumId w:val="12"/>
+  </w:num>
+  <w:num w:numId="17">
+    <w:abstractNumId w:val="5"/>
+  </w:num>
+  <w:num w:numId="18">
+    <w:abstractNumId w:val="9"/>
   </w:num>
 </w:numbering>
 </file>
@@ -7750,7 +15507,7 @@
     <w:lsdException w:unhideWhenUsed="0" w:uiPriority="0" w:semiHidden="0" w:name="Table Web 2"/>
     <w:lsdException w:unhideWhenUsed="0" w:uiPriority="0" w:semiHidden="0" w:name="Table Web 3"/>
     <w:lsdException w:unhideWhenUsed="0" w:uiPriority="0" w:semiHidden="0" w:name="Balloon Text"/>
-    <w:lsdException w:unhideWhenUsed="0" w:uiPriority="0" w:semiHidden="0" w:name="Table Grid"/>
+    <w:lsdException w:qFormat="1" w:unhideWhenUsed="0" w:uiPriority="0" w:semiHidden="0" w:name="Table Grid"/>
     <w:lsdException w:unhideWhenUsed="0" w:uiPriority="0" w:semiHidden="0" w:name="Table Theme"/>
     <w:lsdException w:unhideWhenUsed="0" w:uiPriority="60" w:semiHidden="0" w:name="Light Shading"/>
     <w:lsdException w:unhideWhenUsed="0" w:uiPriority="61" w:semiHidden="0" w:name="Light List"/>
@@ -7864,7 +15621,7 @@
   <w:style w:type="paragraph" w:styleId="2">
     <w:name w:val="heading 1"/>
     <w:next w:val="1"/>
-    <w:link w:val="14"/>
+    <w:link w:val="15"/>
     <w:qFormat/>
     <w:uiPriority w:val="0"/>
     <w:pPr>
@@ -8005,10 +15762,30 @@
       <w:lang w:val="en-US" w:eastAsia="zh-CN" w:bidi="ar"/>
     </w:rPr>
   </w:style>
-  <w:style w:type="paragraph" w:styleId="11">
+  <w:style w:type="table" w:styleId="11">
+    <w:name w:val="Table Grid"/>
+    <w:basedOn w:val="6"/>
+    <w:qFormat/>
+    <w:uiPriority w:val="0"/>
+    <w:pPr>
+      <w:widowControl w:val="0"/>
+      <w:jc w:val="both"/>
+    </w:pPr>
+    <w:tblPr>
+      <w:tblBorders>
+        <w:top w:val="single" w:color="auto" w:sz="4" w:space="0"/>
+        <w:left w:val="single" w:color="auto" w:sz="4" w:space="0"/>
+        <w:bottom w:val="single" w:color="auto" w:sz="4" w:space="0"/>
+        <w:right w:val="single" w:color="auto" w:sz="4" w:space="0"/>
+        <w:insideH w:val="single" w:color="auto" w:sz="4" w:space="0"/>
+        <w:insideV w:val="single" w:color="auto" w:sz="4" w:space="0"/>
+      </w:tblBorders>
+    </w:tblPr>
+  </w:style>
+  <w:style w:type="paragraph" w:styleId="12">
     <w:name w:val="toc 1"/>
     <w:basedOn w:val="1"/>
-    <w:link w:val="15"/>
+    <w:link w:val="16"/>
     <w:qFormat/>
     <w:uiPriority w:val="1"/>
     <w:pPr>
@@ -8019,12 +15796,11 @@
       <w:rFonts w:ascii="Times New Roman" w:hAnsi="Times New Roman" w:eastAsia="Times New Roman" w:cs="Times New Roman"/>
       <w:b/>
       <w:bCs/>
-      <w:sz w:val="40"/>
       <w:szCs w:val="32"/>
       <w:lang w:eastAsia="en-US"/>
     </w:rPr>
   </w:style>
-  <w:style w:type="paragraph" w:styleId="12">
+  <w:style w:type="paragraph" w:styleId="13">
     <w:name w:val="toc 2"/>
     <w:basedOn w:val="1"/>
     <w:qFormat/>
@@ -8042,7 +15818,7 @@
       <w:lang w:val="en-US" w:eastAsia="en-US" w:bidi="ar-SA"/>
     </w:rPr>
   </w:style>
-  <w:style w:type="paragraph" w:styleId="13">
+  <w:style w:type="paragraph" w:styleId="14">
     <w:name w:val="toc 3"/>
     <w:basedOn w:val="1"/>
     <w:qFormat/>
@@ -8060,7 +15836,7 @@
       <w:lang w:val="en-US" w:eastAsia="en-US" w:bidi="ar-SA"/>
     </w:rPr>
   </w:style>
-  <w:style w:type="character" w:customStyle="1" w:styleId="14">
+  <w:style w:type="character" w:customStyle="1" w:styleId="15">
     <w:name w:val="Heading 1 Char"/>
     <w:link w:val="2"/>
     <w:qFormat/>
@@ -8075,9 +15851,9 @@
       <w:lang w:val="en-US" w:eastAsia="zh-CN" w:bidi="ar"/>
     </w:rPr>
   </w:style>
-  <w:style w:type="character" w:customStyle="1" w:styleId="15">
+  <w:style w:type="character" w:customStyle="1" w:styleId="16">
     <w:name w:val="TOC 1 Char"/>
-    <w:link w:val="11"/>
+    <w:link w:val="12"/>
     <w:qFormat/>
     <w:uiPriority w:val="1"/>
     <w:rPr>

--- a/Assignments/Assignment1/Team Report.docx
+++ b/Assignments/Assignment1/Team Report.docx
@@ -2613,7 +2613,17 @@
           <w:szCs w:val="32"/>
           <w:lang w:val="en-US"/>
         </w:rPr>
-        <w:t>.....x</w:t>
+        <w:t>....</w:t>
+      </w:r>
+      <w:r>
+        <w:rPr>
+          <w:rStyle w:val="15"/>
+          <w:rFonts w:hint="default" w:cs="Times New Roman"/>
+          <w:sz w:val="25"/>
+          <w:szCs w:val="25"/>
+          <w:lang w:val="en-US"/>
+        </w:rPr>
+        <w:t>17</w:t>
       </w:r>
     </w:p>
     <w:p>
@@ -2688,7 +2698,7 @@
           <w:szCs w:val="32"/>
           <w:lang w:val="en-US"/>
         </w:rPr>
-        <w:t>……………</w:t>
+        <w:t>…………</w:t>
       </w:r>
       <w:r>
         <w:rPr>
@@ -2698,7 +2708,17 @@
           <w:szCs w:val="32"/>
           <w:lang w:val="en-US"/>
         </w:rPr>
-        <w:t>.....x</w:t>
+        <w:t>........</w:t>
+      </w:r>
+      <w:r>
+        <w:rPr>
+          <w:rStyle w:val="15"/>
+          <w:rFonts w:hint="default" w:cs="Times New Roman"/>
+          <w:sz w:val="25"/>
+          <w:szCs w:val="25"/>
+          <w:lang w:val="en-US"/>
+        </w:rPr>
+        <w:t>18</w:t>
       </w:r>
     </w:p>
     <w:p>
@@ -2763,7 +2783,7 @@
           <w:szCs w:val="28"/>
           <w:lang w:val="en-US"/>
         </w:rPr>
-        <w:t>Process order Modifications..........................</w:t>
+        <w:t>Process Order Modifications.........................</w:t>
       </w:r>
       <w:r>
         <w:rPr>
@@ -2773,7 +2793,7 @@
           <w:szCs w:val="32"/>
           <w:lang w:val="en-US"/>
         </w:rPr>
-        <w:t>……………</w:t>
+        <w:t>…</w:t>
       </w:r>
       <w:r>
         <w:rPr>
@@ -2783,22 +2803,54 @@
           <w:szCs w:val="32"/>
           <w:lang w:val="en-US"/>
         </w:rPr>
-        <w:t>.....x</w:t>
-      </w:r>
-    </w:p>
-    <w:p>
-      <w:pPr>
-        <w:bidi w:val="0"/>
-        <w:spacing w:line="360" w:lineRule="auto"/>
-        <w:ind w:left="400" w:leftChars="100" w:firstLine="0" w:firstLineChars="0"/>
-        <w:rPr>
-          <w:rFonts w:hint="default" w:ascii="Times New Roman" w:hAnsi="Times New Roman" w:cs="Times New Roman"/>
+        <w:t>.</w:t>
+      </w:r>
+      <w:r>
+        <w:rPr>
+          <w:rStyle w:val="15"/>
+          <w:rFonts w:hint="default" w:ascii="Times New Roman" w:hAnsi="Times New Roman" w:cs="Times New Roman"/>
+          <w:sz w:val="32"/>
+          <w:szCs w:val="32"/>
+          <w:lang w:val="en-US"/>
+        </w:rPr>
+        <w:t>…………</w:t>
+      </w:r>
+      <w:r>
+        <w:rPr>
+          <w:rStyle w:val="15"/>
+          <w:rFonts w:hint="default" w:cs="Times New Roman"/>
+          <w:sz w:val="32"/>
+          <w:szCs w:val="32"/>
+          <w:lang w:val="en-US"/>
+        </w:rPr>
+        <w:t>...</w:t>
+      </w:r>
+      <w:r>
+        <w:rPr>
+          <w:rStyle w:val="15"/>
+          <w:rFonts w:hint="default" w:cs="Times New Roman"/>
           <w:b/>
           <w:bCs/>
           <w:sz w:val="25"/>
           <w:szCs w:val="25"/>
           <w:lang w:val="en-US"/>
         </w:rPr>
+        <w:t>20</w:t>
+      </w:r>
+    </w:p>
+    <w:p>
+      <w:pPr>
+        <w:bidi w:val="0"/>
+        <w:spacing w:line="360" w:lineRule="auto"/>
+        <w:ind w:left="400" w:leftChars="100" w:firstLine="0" w:firstLineChars="0"/>
+        <w:rPr>
+          <w:rFonts w:hint="default" w:ascii="Times New Roman" w:hAnsi="Times New Roman" w:cs="Times New Roman"/>
+          <w:b/>
+          <w:bCs/>
+          <w:sz w:val="25"/>
+          <w:szCs w:val="25"/>
+          <w:lang w:val="en-US"/>
+        </w:rPr>
       </w:pPr>
       <w:r>
         <w:rPr>
@@ -2858,7 +2910,7 @@
           <w:szCs w:val="32"/>
           <w:lang w:val="en-US"/>
         </w:rPr>
-        <w:t>……………</w:t>
+        <w:t>…………</w:t>
       </w:r>
       <w:r>
         <w:rPr>
@@ -2868,7 +2920,17 @@
           <w:szCs w:val="32"/>
           <w:lang w:val="en-US"/>
         </w:rPr>
-        <w:t>.....x</w:t>
+        <w:t>........</w:t>
+      </w:r>
+      <w:r>
+        <w:rPr>
+          <w:rStyle w:val="15"/>
+          <w:rFonts w:hint="default" w:cs="Times New Roman"/>
+          <w:sz w:val="25"/>
+          <w:szCs w:val="25"/>
+          <w:lang w:val="en-US"/>
+        </w:rPr>
+        <w:t>21</w:t>
       </w:r>
     </w:p>
     <w:p>
@@ -2933,7 +2995,19 @@
           <w:szCs w:val="28"/>
           <w:lang w:val="en-US"/>
         </w:rPr>
-        <w:t>Payment Reconciliation................................</w:t>
+        <w:t>Payment Reconciliation......................</w:t>
+      </w:r>
+      <w:bookmarkStart w:id="0" w:name="_GoBack"/>
+      <w:bookmarkEnd w:id="0"/>
+      <w:r>
+        <w:rPr>
+          <w:rStyle w:val="15"/>
+          <w:rFonts w:hint="default" w:cs="Times New Roman"/>
+          <w:sz w:val="28"/>
+          <w:szCs w:val="28"/>
+          <w:lang w:val="en-US"/>
+        </w:rPr>
+        <w:t>..........</w:t>
       </w:r>
       <w:r>
         <w:rPr>
@@ -2953,7 +3027,17 @@
           <w:szCs w:val="32"/>
           <w:lang w:val="en-US"/>
         </w:rPr>
-        <w:t>.....x</w:t>
+        <w:t>....</w:t>
+      </w:r>
+      <w:r>
+        <w:rPr>
+          <w:rStyle w:val="15"/>
+          <w:rFonts w:hint="default" w:cs="Times New Roman"/>
+          <w:sz w:val="25"/>
+          <w:szCs w:val="25"/>
+          <w:lang w:val="en-US"/>
+        </w:rPr>
+        <w:t>23</w:t>
       </w:r>
     </w:p>
     <w:p>
@@ -7040,6 +7124,7 @@
     <w:p>
       <w:pPr>
         <w:numPr>
+          <w:ilvl w:val="0"/>
           <w:numId w:val="0"/>
         </w:numPr>
         <w:jc w:val="both"/>
@@ -7053,6 +7138,7 @@
     <w:p>
       <w:pPr>
         <w:numPr>
+          <w:ilvl w:val="0"/>
           <w:numId w:val="0"/>
         </w:numPr>
         <w:jc w:val="both"/>
@@ -7066,6 +7152,7 @@
     <w:p>
       <w:pPr>
         <w:numPr>
+          <w:ilvl w:val="0"/>
           <w:numId w:val="0"/>
         </w:numPr>
         <w:jc w:val="both"/>
@@ -7079,6 +7166,7 @@
     <w:p>
       <w:pPr>
         <w:numPr>
+          <w:ilvl w:val="0"/>
           <w:numId w:val="0"/>
         </w:numPr>
         <w:jc w:val="both"/>
@@ -7092,6 +7180,7 @@
     <w:p>
       <w:pPr>
         <w:numPr>
+          <w:ilvl w:val="0"/>
           <w:numId w:val="0"/>
         </w:numPr>
         <w:jc w:val="both"/>
@@ -7105,6 +7194,7 @@
     <w:p>
       <w:pPr>
         <w:numPr>
+          <w:ilvl w:val="0"/>
           <w:numId w:val="0"/>
         </w:numPr>
         <w:jc w:val="both"/>
@@ -7118,6 +7208,7 @@
     <w:p>
       <w:pPr>
         <w:numPr>
+          <w:ilvl w:val="0"/>
           <w:numId w:val="0"/>
         </w:numPr>
         <w:jc w:val="both"/>
@@ -7131,6 +7222,7 @@
     <w:p>
       <w:pPr>
         <w:numPr>
+          <w:ilvl w:val="0"/>
           <w:numId w:val="0"/>
         </w:numPr>
         <w:jc w:val="both"/>
@@ -7144,6 +7236,7 @@
     <w:p>
       <w:pPr>
         <w:numPr>
+          <w:ilvl w:val="0"/>
           <w:numId w:val="0"/>
         </w:numPr>
         <w:jc w:val="both"/>
@@ -7157,6 +7250,7 @@
     <w:p>
       <w:pPr>
         <w:numPr>
+          <w:ilvl w:val="0"/>
           <w:numId w:val="0"/>
         </w:numPr>
         <w:jc w:val="both"/>
@@ -7170,6 +7264,7 @@
     <w:p>
       <w:pPr>
         <w:numPr>
+          <w:ilvl w:val="0"/>
           <w:numId w:val="0"/>
         </w:numPr>
         <w:jc w:val="both"/>
@@ -7183,6 +7278,7 @@
     <w:p>
       <w:pPr>
         <w:numPr>
+          <w:ilvl w:val="0"/>
           <w:numId w:val="0"/>
         </w:numPr>
         <w:jc w:val="both"/>
@@ -7333,6 +7429,7 @@
           </w:tcPr>
           <w:p>
             <w:pPr>
+              <w:widowControl w:val="0"/>
               <w:jc w:val="center"/>
               <w:rPr>
                 <w:rFonts w:hint="default" w:ascii="Times New Roman" w:hAnsi="Times New Roman" w:cs="Times New Roman"/>
@@ -7381,6 +7478,7 @@
           </w:tcPr>
           <w:p>
             <w:pPr>
+              <w:widowControl w:val="0"/>
               <w:jc w:val="center"/>
               <w:rPr>
                 <w:rFonts w:hint="default" w:ascii="Times New Roman" w:hAnsi="Times New Roman" w:cs="Times New Roman"/>
@@ -7410,6 +7508,7 @@
           </w:tcPr>
           <w:p>
             <w:pPr>
+              <w:widowControl w:val="0"/>
               <w:jc w:val="center"/>
               <w:rPr>
                 <w:rFonts w:hint="default" w:ascii="Times New Roman" w:hAnsi="Times New Roman" w:cs="Times New Roman"/>
@@ -7459,6 +7558,7 @@
           </w:tcPr>
           <w:p>
             <w:pPr>
+              <w:widowControl w:val="0"/>
               <w:jc w:val="left"/>
               <w:rPr>
                 <w:rFonts w:hint="default" w:ascii="Times New Roman" w:hAnsi="Times New Roman" w:cs="Times New Roman"/>
@@ -7487,6 +7587,7 @@
           </w:tcPr>
           <w:p>
             <w:pPr>
+              <w:widowControl w:val="0"/>
               <w:numPr>
                 <w:ilvl w:val="0"/>
                 <w:numId w:val="6"/>
@@ -7514,6 +7615,7 @@
           </w:p>
           <w:p>
             <w:pPr>
+              <w:widowControl w:val="0"/>
               <w:numPr>
                 <w:ilvl w:val="0"/>
                 <w:numId w:val="6"/>
@@ -7566,6 +7668,7 @@
           </w:tcPr>
           <w:p>
             <w:pPr>
+              <w:widowControl w:val="0"/>
               <w:jc w:val="left"/>
               <w:rPr>
                 <w:rFonts w:hint="default" w:ascii="Times New Roman" w:hAnsi="Times New Roman" w:cs="Times New Roman"/>
@@ -7592,6 +7695,7 @@
           </w:tcPr>
           <w:p>
             <w:pPr>
+              <w:widowControl w:val="0"/>
               <w:numPr>
                 <w:ilvl w:val="0"/>
                 <w:numId w:val="6"/>
@@ -7643,6 +7747,7 @@
           </w:tcPr>
           <w:p>
             <w:pPr>
+              <w:widowControl w:val="0"/>
               <w:jc w:val="left"/>
               <w:rPr>
                 <w:rFonts w:hint="default" w:ascii="Times New Roman" w:hAnsi="Times New Roman" w:cs="Times New Roman"/>
@@ -7671,6 +7776,7 @@
           </w:tcPr>
           <w:p>
             <w:pPr>
+              <w:widowControl w:val="0"/>
               <w:numPr>
                 <w:ilvl w:val="0"/>
                 <w:numId w:val="7"/>
@@ -7722,6 +7828,7 @@
           </w:tcPr>
           <w:p>
             <w:pPr>
+              <w:widowControl w:val="0"/>
               <w:jc w:val="left"/>
               <w:rPr>
                 <w:rFonts w:hint="default" w:ascii="Times New Roman" w:hAnsi="Times New Roman" w:cs="Times New Roman"/>
@@ -7750,6 +7857,7 @@
           </w:tcPr>
           <w:p>
             <w:pPr>
+              <w:widowControl w:val="0"/>
               <w:numPr>
                 <w:ilvl w:val="0"/>
                 <w:numId w:val="7"/>
@@ -7801,6 +7909,7 @@
           </w:tcPr>
           <w:p>
             <w:pPr>
+              <w:widowControl w:val="0"/>
               <w:jc w:val="left"/>
               <w:rPr>
                 <w:rFonts w:hint="default" w:ascii="Times New Roman" w:hAnsi="Times New Roman" w:cs="Times New Roman"/>
@@ -7829,6 +7938,7 @@
           </w:tcPr>
           <w:p>
             <w:pPr>
+              <w:widowControl w:val="0"/>
               <w:numPr>
                 <w:ilvl w:val="0"/>
                 <w:numId w:val="8"/>
@@ -7881,6 +7991,7 @@
           </w:tcPr>
           <w:p>
             <w:pPr>
+              <w:widowControl w:val="0"/>
               <w:jc w:val="center"/>
               <w:rPr>
                 <w:rFonts w:hint="default" w:ascii="Times New Roman" w:hAnsi="Times New Roman" w:cs="Times New Roman"/>
@@ -7910,6 +8021,7 @@
           </w:tcPr>
           <w:p>
             <w:pPr>
+              <w:widowControl w:val="0"/>
               <w:jc w:val="center"/>
               <w:rPr>
                 <w:rFonts w:hint="default" w:ascii="Times New Roman" w:hAnsi="Times New Roman" w:cs="Times New Roman"/>
@@ -7960,6 +8072,7 @@
           </w:tcPr>
           <w:p>
             <w:pPr>
+              <w:widowControl w:val="0"/>
               <w:jc w:val="left"/>
               <w:rPr>
                 <w:rFonts w:hint="default" w:ascii="Times New Roman" w:hAnsi="Times New Roman" w:cs="Times New Roman"/>
@@ -7989,6 +8102,7 @@
           </w:tcPr>
           <w:p>
             <w:pPr>
+              <w:widowControl w:val="0"/>
               <w:numPr>
                 <w:ilvl w:val="0"/>
                 <w:numId w:val="9"/>
@@ -8012,6 +8126,7 @@
           </w:p>
           <w:p>
             <w:pPr>
+              <w:widowControl w:val="0"/>
               <w:numPr>
                 <w:ilvl w:val="0"/>
                 <w:numId w:val="9"/>
@@ -8064,6 +8179,7 @@
           </w:tcPr>
           <w:p>
             <w:pPr>
+              <w:widowControl w:val="0"/>
               <w:jc w:val="left"/>
               <w:rPr>
                 <w:rFonts w:hint="default" w:ascii="Times New Roman" w:hAnsi="Times New Roman" w:cs="Times New Roman"/>
@@ -8093,6 +8209,7 @@
           </w:tcPr>
           <w:p>
             <w:pPr>
+              <w:widowControl w:val="0"/>
               <w:numPr>
                 <w:ilvl w:val="0"/>
                 <w:numId w:val="10"/>
@@ -8119,6 +8236,7 @@
           </w:p>
           <w:p>
             <w:pPr>
+              <w:widowControl w:val="0"/>
               <w:numPr>
                 <w:ilvl w:val="0"/>
                 <w:numId w:val="10"/>
@@ -8174,6 +8292,7 @@
           </w:tcPr>
           <w:p>
             <w:pPr>
+              <w:widowControl w:val="0"/>
               <w:jc w:val="center"/>
               <w:rPr>
                 <w:rFonts w:hint="default" w:ascii="Times New Roman" w:hAnsi="Times New Roman" w:cs="Times New Roman"/>
@@ -8203,6 +8322,7 @@
           </w:tcPr>
           <w:p>
             <w:pPr>
+              <w:widowControl w:val="0"/>
               <w:jc w:val="center"/>
               <w:rPr>
                 <w:rFonts w:hint="default" w:ascii="Times New Roman" w:hAnsi="Times New Roman" w:cs="Times New Roman" w:eastAsiaTheme="minorEastAsia"/>
@@ -8253,6 +8373,7 @@
           </w:tcPr>
           <w:p>
             <w:pPr>
+              <w:widowControl w:val="0"/>
               <w:jc w:val="left"/>
               <w:rPr>
                 <w:rFonts w:hint="default" w:ascii="Times New Roman" w:hAnsi="Times New Roman" w:cs="Times New Roman"/>
@@ -8280,6 +8401,7 @@
           </w:tcPr>
           <w:p>
             <w:pPr>
+              <w:widowControl w:val="0"/>
               <w:numPr>
                 <w:ilvl w:val="0"/>
                 <w:numId w:val="11"/>
@@ -8333,6 +8455,7 @@
           </w:tcPr>
           <w:p>
             <w:pPr>
+              <w:widowControl w:val="0"/>
               <w:jc w:val="left"/>
               <w:rPr>
                 <w:rFonts w:hint="default" w:ascii="Times New Roman" w:hAnsi="Times New Roman" w:cs="Times New Roman"/>
@@ -8360,6 +8483,7 @@
           </w:tcPr>
           <w:p>
             <w:pPr>
+              <w:widowControl w:val="0"/>
               <w:numPr>
                 <w:ilvl w:val="0"/>
                 <w:numId w:val="11"/>
@@ -8529,6 +8653,7 @@
           </w:tcPr>
           <w:p>
             <w:pPr>
+              <w:widowControl w:val="0"/>
               <w:jc w:val="center"/>
               <w:rPr>
                 <w:rFonts w:hint="default" w:ascii="Times New Roman" w:hAnsi="Times New Roman" w:cs="Times New Roman"/>
@@ -8577,6 +8702,7 @@
           </w:tcPr>
           <w:p>
             <w:pPr>
+              <w:widowControl w:val="0"/>
               <w:jc w:val="center"/>
               <w:rPr>
                 <w:rFonts w:hint="default" w:ascii="Times New Roman" w:hAnsi="Times New Roman" w:cs="Times New Roman"/>
@@ -8606,6 +8732,7 @@
           </w:tcPr>
           <w:p>
             <w:pPr>
+              <w:widowControl w:val="0"/>
               <w:jc w:val="center"/>
               <w:rPr>
                 <w:rFonts w:hint="default" w:ascii="Times New Roman" w:hAnsi="Times New Roman" w:cs="Times New Roman"/>
@@ -8655,6 +8782,7 @@
           </w:tcPr>
           <w:p>
             <w:pPr>
+              <w:widowControl w:val="0"/>
               <w:jc w:val="left"/>
               <w:rPr>
                 <w:rFonts w:hint="default" w:ascii="Times New Roman" w:hAnsi="Times New Roman" w:cs="Times New Roman"/>
@@ -8683,6 +8811,7 @@
           </w:tcPr>
           <w:p>
             <w:pPr>
+              <w:widowControl w:val="0"/>
               <w:numPr>
                 <w:ilvl w:val="0"/>
                 <w:numId w:val="6"/>
@@ -8745,6 +8874,7 @@
           </w:p>
           <w:p>
             <w:pPr>
+              <w:widowControl w:val="0"/>
               <w:numPr>
                 <w:ilvl w:val="0"/>
                 <w:numId w:val="6"/>
@@ -8770,6 +8900,7 @@
           </w:p>
           <w:p>
             <w:pPr>
+              <w:widowControl w:val="0"/>
               <w:numPr>
                 <w:ilvl w:val="0"/>
                 <w:numId w:val="6"/>
@@ -8829,6 +8960,7 @@
           </w:tcPr>
           <w:p>
             <w:pPr>
+              <w:widowControl w:val="0"/>
               <w:jc w:val="left"/>
               <w:rPr>
                 <w:rFonts w:hint="default" w:ascii="Times New Roman" w:hAnsi="Times New Roman" w:cs="Times New Roman"/>
@@ -8855,6 +8987,7 @@
           </w:tcPr>
           <w:p>
             <w:pPr>
+              <w:widowControl w:val="0"/>
               <w:numPr>
                 <w:ilvl w:val="0"/>
                 <w:numId w:val="6"/>
@@ -8904,6 +9037,7 @@
           </w:tcPr>
           <w:p>
             <w:pPr>
+              <w:widowControl w:val="0"/>
               <w:jc w:val="left"/>
               <w:rPr>
                 <w:rFonts w:hint="default" w:ascii="Times New Roman" w:hAnsi="Times New Roman" w:cs="Times New Roman"/>
@@ -8932,6 +9066,7 @@
           </w:tcPr>
           <w:p>
             <w:pPr>
+              <w:widowControl w:val="0"/>
               <w:numPr>
                 <w:ilvl w:val="0"/>
                 <w:numId w:val="7"/>
@@ -8983,6 +9118,7 @@
           </w:tcPr>
           <w:p>
             <w:pPr>
+              <w:widowControl w:val="0"/>
               <w:jc w:val="left"/>
               <w:rPr>
                 <w:rFonts w:hint="default" w:ascii="Times New Roman" w:hAnsi="Times New Roman" w:cs="Times New Roman"/>
@@ -9011,6 +9147,7 @@
           </w:tcPr>
           <w:p>
             <w:pPr>
+              <w:widowControl w:val="0"/>
               <w:numPr>
                 <w:ilvl w:val="0"/>
                 <w:numId w:val="12"/>
@@ -9062,6 +9199,7 @@
           </w:tcPr>
           <w:p>
             <w:pPr>
+              <w:widowControl w:val="0"/>
               <w:jc w:val="left"/>
               <w:rPr>
                 <w:rFonts w:hint="default" w:ascii="Times New Roman" w:hAnsi="Times New Roman" w:cs="Times New Roman"/>
@@ -9090,6 +9228,7 @@
           </w:tcPr>
           <w:p>
             <w:pPr>
+              <w:widowControl w:val="0"/>
               <w:numPr>
                 <w:ilvl w:val="0"/>
                 <w:numId w:val="8"/>
@@ -9142,6 +9281,7 @@
           </w:tcPr>
           <w:p>
             <w:pPr>
+              <w:widowControl w:val="0"/>
               <w:jc w:val="center"/>
               <w:rPr>
                 <w:rFonts w:hint="default" w:ascii="Times New Roman" w:hAnsi="Times New Roman" w:cs="Times New Roman"/>
@@ -9171,6 +9311,7 @@
           </w:tcPr>
           <w:p>
             <w:pPr>
+              <w:widowControl w:val="0"/>
               <w:jc w:val="center"/>
               <w:rPr>
                 <w:rFonts w:hint="default" w:ascii="Times New Roman" w:hAnsi="Times New Roman" w:cs="Times New Roman"/>
@@ -9221,6 +9362,7 @@
           </w:tcPr>
           <w:p>
             <w:pPr>
+              <w:widowControl w:val="0"/>
               <w:jc w:val="left"/>
               <w:rPr>
                 <w:rFonts w:hint="default" w:ascii="Times New Roman" w:hAnsi="Times New Roman" w:cs="Times New Roman"/>
@@ -9250,6 +9392,7 @@
           </w:tcPr>
           <w:p>
             <w:pPr>
+              <w:widowControl w:val="0"/>
               <w:numPr>
                 <w:ilvl w:val="0"/>
                 <w:numId w:val="13"/>
@@ -9273,6 +9416,7 @@
           </w:p>
           <w:p>
             <w:pPr>
+              <w:widowControl w:val="0"/>
               <w:numPr>
                 <w:ilvl w:val="0"/>
                 <w:numId w:val="13"/>
@@ -9325,6 +9469,7 @@
           </w:tcPr>
           <w:p>
             <w:pPr>
+              <w:widowControl w:val="0"/>
               <w:jc w:val="left"/>
               <w:rPr>
                 <w:rFonts w:hint="default" w:ascii="Times New Roman" w:hAnsi="Times New Roman" w:cs="Times New Roman"/>
@@ -9354,6 +9499,7 @@
           </w:tcPr>
           <w:p>
             <w:pPr>
+              <w:widowControl w:val="0"/>
               <w:numPr>
                 <w:ilvl w:val="0"/>
                 <w:numId w:val="14"/>
@@ -9380,6 +9526,7 @@
           </w:p>
           <w:p>
             <w:pPr>
+              <w:widowControl w:val="0"/>
               <w:numPr>
                 <w:ilvl w:val="0"/>
                 <w:numId w:val="14"/>
@@ -9435,6 +9582,7 @@
           </w:tcPr>
           <w:p>
             <w:pPr>
+              <w:widowControl w:val="0"/>
               <w:jc w:val="left"/>
               <w:rPr>
                 <w:rFonts w:hint="default" w:cs="Times New Roman"/>
@@ -9464,6 +9612,7 @@
           </w:tcPr>
           <w:p>
             <w:pPr>
+              <w:widowControl w:val="0"/>
               <w:numPr>
                 <w:ilvl w:val="0"/>
                 <w:numId w:val="15"/>
@@ -9490,6 +9639,7 @@
           </w:p>
           <w:p>
             <w:pPr>
+              <w:widowControl w:val="0"/>
               <w:numPr>
                 <w:ilvl w:val="0"/>
                 <w:numId w:val="15"/>
@@ -9544,6 +9694,7 @@
           </w:tcPr>
           <w:p>
             <w:pPr>
+              <w:widowControl w:val="0"/>
               <w:jc w:val="left"/>
               <w:rPr>
                 <w:rFonts w:hint="default" w:cs="Times New Roman"/>
@@ -9571,6 +9722,7 @@
           </w:tcPr>
           <w:p>
             <w:pPr>
+              <w:widowControl w:val="0"/>
               <w:numPr>
                 <w:ilvl w:val="0"/>
                 <w:numId w:val="16"/>
@@ -9597,6 +9749,7 @@
           </w:p>
           <w:p>
             <w:pPr>
+              <w:widowControl w:val="0"/>
               <w:numPr>
                 <w:ilvl w:val="0"/>
                 <w:numId w:val="16"/>
@@ -9651,6 +9804,7 @@
           </w:tcPr>
           <w:p>
             <w:pPr>
+              <w:widowControl w:val="0"/>
               <w:jc w:val="center"/>
               <w:rPr>
                 <w:rFonts w:hint="default" w:ascii="Times New Roman" w:hAnsi="Times New Roman" w:cs="Times New Roman"/>
@@ -9680,6 +9834,7 @@
           </w:tcPr>
           <w:p>
             <w:pPr>
+              <w:widowControl w:val="0"/>
               <w:jc w:val="center"/>
               <w:rPr>
                 <w:rFonts w:hint="default" w:ascii="Times New Roman" w:hAnsi="Times New Roman" w:cs="Times New Roman" w:eastAsiaTheme="minorEastAsia"/>
@@ -9730,6 +9885,7 @@
           </w:tcPr>
           <w:p>
             <w:pPr>
+              <w:widowControl w:val="0"/>
               <w:jc w:val="left"/>
               <w:rPr>
                 <w:rFonts w:hint="default" w:ascii="Times New Roman" w:hAnsi="Times New Roman" w:cs="Times New Roman"/>
@@ -9757,6 +9913,7 @@
           </w:tcPr>
           <w:p>
             <w:pPr>
+              <w:widowControl w:val="0"/>
               <w:numPr>
                 <w:ilvl w:val="0"/>
                 <w:numId w:val="17"/>
@@ -9810,6 +9967,7 @@
           </w:tcPr>
           <w:p>
             <w:pPr>
+              <w:widowControl w:val="0"/>
               <w:jc w:val="left"/>
               <w:rPr>
                 <w:rFonts w:hint="default" w:ascii="Times New Roman" w:hAnsi="Times New Roman" w:cs="Times New Roman"/>
@@ -9837,6 +9995,7 @@
           </w:tcPr>
           <w:p>
             <w:pPr>
+              <w:widowControl w:val="0"/>
               <w:numPr>
                 <w:ilvl w:val="0"/>
                 <w:numId w:val="18"/>
@@ -9964,6 +10123,7 @@
           </w:tcPr>
           <w:p>
             <w:pPr>
+              <w:widowControl w:val="0"/>
               <w:jc w:val="center"/>
               <w:rPr>
                 <w:rFonts w:hint="default" w:ascii="Times New Roman" w:hAnsi="Times New Roman" w:cs="Times New Roman"/>
@@ -10012,6 +10172,7 @@
           </w:tcPr>
           <w:p>
             <w:pPr>
+              <w:widowControl w:val="0"/>
               <w:jc w:val="center"/>
               <w:rPr>
                 <w:rFonts w:hint="default" w:ascii="Times New Roman" w:hAnsi="Times New Roman" w:cs="Times New Roman"/>
@@ -10041,6 +10202,7 @@
           </w:tcPr>
           <w:p>
             <w:pPr>
+              <w:widowControl w:val="0"/>
               <w:jc w:val="center"/>
               <w:rPr>
                 <w:rFonts w:hint="default" w:ascii="Times New Roman" w:hAnsi="Times New Roman" w:cs="Times New Roman"/>
@@ -10090,6 +10252,7 @@
           </w:tcPr>
           <w:p>
             <w:pPr>
+              <w:widowControl w:val="0"/>
               <w:jc w:val="left"/>
               <w:rPr>
                 <w:rFonts w:hint="default" w:ascii="Times New Roman" w:hAnsi="Times New Roman" w:cs="Times New Roman"/>
@@ -10118,6 +10281,7 @@
           </w:tcPr>
           <w:p>
             <w:pPr>
+              <w:widowControl w:val="0"/>
               <w:numPr>
                 <w:ilvl w:val="0"/>
                 <w:numId w:val="6"/>
@@ -10143,6 +10307,7 @@
           </w:p>
           <w:p>
             <w:pPr>
+              <w:widowControl w:val="0"/>
               <w:numPr>
                 <w:ilvl w:val="0"/>
                 <w:numId w:val="6"/>
@@ -10168,6 +10333,7 @@
           </w:p>
           <w:p>
             <w:pPr>
+              <w:widowControl w:val="0"/>
               <w:numPr>
                 <w:ilvl w:val="0"/>
                 <w:numId w:val="6"/>
@@ -10218,6 +10384,7 @@
           </w:tcPr>
           <w:p>
             <w:pPr>
+              <w:widowControl w:val="0"/>
               <w:jc w:val="left"/>
               <w:rPr>
                 <w:rFonts w:hint="default" w:ascii="Times New Roman" w:hAnsi="Times New Roman" w:cs="Times New Roman"/>
@@ -10244,6 +10411,7 @@
           </w:tcPr>
           <w:p>
             <w:pPr>
+              <w:widowControl w:val="0"/>
               <w:numPr>
                 <w:ilvl w:val="0"/>
                 <w:numId w:val="6"/>
@@ -10310,6 +10478,7 @@
           </w:tcPr>
           <w:p>
             <w:pPr>
+              <w:widowControl w:val="0"/>
               <w:jc w:val="left"/>
               <w:rPr>
                 <w:rFonts w:hint="default" w:ascii="Times New Roman" w:hAnsi="Times New Roman" w:cs="Times New Roman"/>
@@ -10338,6 +10507,7 @@
           </w:tcPr>
           <w:p>
             <w:pPr>
+              <w:widowControl w:val="0"/>
               <w:numPr>
                 <w:ilvl w:val="0"/>
                 <w:numId w:val="7"/>
@@ -10389,6 +10559,7 @@
           </w:tcPr>
           <w:p>
             <w:pPr>
+              <w:widowControl w:val="0"/>
               <w:jc w:val="left"/>
               <w:rPr>
                 <w:rFonts w:hint="default" w:ascii="Times New Roman" w:hAnsi="Times New Roman" w:cs="Times New Roman"/>
@@ -10417,6 +10588,7 @@
           </w:tcPr>
           <w:p>
             <w:pPr>
+              <w:widowControl w:val="0"/>
               <w:numPr>
                 <w:ilvl w:val="0"/>
                 <w:numId w:val="12"/>
@@ -10477,6 +10649,7 @@
           </w:tcPr>
           <w:p>
             <w:pPr>
+              <w:widowControl w:val="0"/>
               <w:jc w:val="left"/>
               <w:rPr>
                 <w:rFonts w:hint="default" w:ascii="Times New Roman" w:hAnsi="Times New Roman" w:cs="Times New Roman"/>
@@ -10505,6 +10678,7 @@
           </w:tcPr>
           <w:p>
             <w:pPr>
+              <w:widowControl w:val="0"/>
               <w:numPr>
                 <w:ilvl w:val="0"/>
                 <w:numId w:val="8"/>
@@ -10583,6 +10757,7 @@
           </w:tcPr>
           <w:p>
             <w:pPr>
+              <w:widowControl w:val="0"/>
               <w:jc w:val="center"/>
               <w:rPr>
                 <w:rFonts w:hint="default" w:ascii="Times New Roman" w:hAnsi="Times New Roman" w:cs="Times New Roman"/>
@@ -10612,6 +10787,7 @@
           </w:tcPr>
           <w:p>
             <w:pPr>
+              <w:widowControl w:val="0"/>
               <w:jc w:val="center"/>
               <w:rPr>
                 <w:rFonts w:hint="default" w:ascii="Times New Roman" w:hAnsi="Times New Roman" w:cs="Times New Roman"/>
@@ -10662,6 +10838,7 @@
           </w:tcPr>
           <w:p>
             <w:pPr>
+              <w:widowControl w:val="0"/>
               <w:jc w:val="left"/>
               <w:rPr>
                 <w:rFonts w:hint="default" w:ascii="Times New Roman" w:hAnsi="Times New Roman" w:cs="Times New Roman"/>
@@ -10691,6 +10868,7 @@
           </w:tcPr>
           <w:p>
             <w:pPr>
+              <w:widowControl w:val="0"/>
               <w:numPr>
                 <w:ilvl w:val="0"/>
                 <w:numId w:val="13"/>
@@ -10714,6 +10892,7 @@
           </w:p>
           <w:p>
             <w:pPr>
+              <w:widowControl w:val="0"/>
               <w:numPr>
                 <w:ilvl w:val="0"/>
                 <w:numId w:val="13"/>
@@ -10766,6 +10945,7 @@
           </w:tcPr>
           <w:p>
             <w:pPr>
+              <w:widowControl w:val="0"/>
               <w:jc w:val="left"/>
               <w:rPr>
                 <w:rFonts w:hint="default" w:ascii="Times New Roman" w:hAnsi="Times New Roman" w:cs="Times New Roman"/>
@@ -10795,6 +10975,7 @@
           </w:tcPr>
           <w:p>
             <w:pPr>
+              <w:widowControl w:val="0"/>
               <w:numPr>
                 <w:ilvl w:val="0"/>
                 <w:numId w:val="14"/>
@@ -10821,6 +11002,7 @@
           </w:p>
           <w:p>
             <w:pPr>
+              <w:widowControl w:val="0"/>
               <w:numPr>
                 <w:ilvl w:val="0"/>
                 <w:numId w:val="14"/>
@@ -10876,6 +11058,7 @@
           </w:tcPr>
           <w:p>
             <w:pPr>
+              <w:widowControl w:val="0"/>
               <w:jc w:val="left"/>
               <w:rPr>
                 <w:rFonts w:hint="default" w:ascii="Times New Roman" w:hAnsi="Times New Roman" w:cs="Times New Roman"/>
@@ -10905,6 +11088,7 @@
           </w:tcPr>
           <w:p>
             <w:pPr>
+              <w:widowControl w:val="0"/>
               <w:numPr>
                 <w:ilvl w:val="0"/>
                 <w:numId w:val="15"/>
@@ -10931,6 +11115,7 @@
           </w:p>
           <w:p>
             <w:pPr>
+              <w:widowControl w:val="0"/>
               <w:numPr>
                 <w:ilvl w:val="0"/>
                 <w:numId w:val="15"/>
@@ -10985,6 +11170,7 @@
           </w:tcPr>
           <w:p>
             <w:pPr>
+              <w:widowControl w:val="0"/>
               <w:jc w:val="left"/>
               <w:rPr>
                 <w:rFonts w:hint="default" w:ascii="Times New Roman" w:hAnsi="Times New Roman" w:cs="Times New Roman"/>
@@ -11014,6 +11200,7 @@
           </w:tcPr>
           <w:p>
             <w:pPr>
+              <w:widowControl w:val="0"/>
               <w:numPr>
                 <w:ilvl w:val="0"/>
                 <w:numId w:val="16"/>
@@ -11040,6 +11227,7 @@
           </w:p>
           <w:p>
             <w:pPr>
+              <w:widowControl w:val="0"/>
               <w:numPr>
                 <w:ilvl w:val="0"/>
                 <w:numId w:val="16"/>
@@ -11094,6 +11282,7 @@
           </w:tcPr>
           <w:p>
             <w:pPr>
+              <w:widowControl w:val="0"/>
               <w:jc w:val="center"/>
               <w:rPr>
                 <w:rFonts w:hint="default" w:ascii="Times New Roman" w:hAnsi="Times New Roman" w:cs="Times New Roman"/>
@@ -11123,6 +11312,7 @@
           </w:tcPr>
           <w:p>
             <w:pPr>
+              <w:widowControl w:val="0"/>
               <w:jc w:val="center"/>
               <w:rPr>
                 <w:rFonts w:hint="default" w:ascii="Times New Roman" w:hAnsi="Times New Roman" w:cs="Times New Roman" w:eastAsiaTheme="minorEastAsia"/>
@@ -11173,6 +11363,7 @@
           </w:tcPr>
           <w:p>
             <w:pPr>
+              <w:widowControl w:val="0"/>
               <w:jc w:val="left"/>
               <w:rPr>
                 <w:rFonts w:hint="default" w:ascii="Times New Roman" w:hAnsi="Times New Roman" w:cs="Times New Roman"/>
@@ -11200,6 +11391,7 @@
           </w:tcPr>
           <w:p>
             <w:pPr>
+              <w:widowControl w:val="0"/>
               <w:numPr>
                 <w:ilvl w:val="0"/>
                 <w:numId w:val="17"/>
@@ -11253,6 +11445,7 @@
           </w:tcPr>
           <w:p>
             <w:pPr>
+              <w:widowControl w:val="0"/>
               <w:jc w:val="left"/>
               <w:rPr>
                 <w:rFonts w:hint="default" w:ascii="Times New Roman" w:hAnsi="Times New Roman" w:cs="Times New Roman"/>
@@ -11280,6 +11473,7 @@
           </w:tcPr>
           <w:p>
             <w:pPr>
+              <w:widowControl w:val="0"/>
               <w:numPr>
                 <w:ilvl w:val="0"/>
                 <w:numId w:val="18"/>
@@ -11442,6 +11636,7 @@
           </w:tcPr>
           <w:p>
             <w:pPr>
+              <w:widowControl w:val="0"/>
               <w:jc w:val="center"/>
               <w:rPr>
                 <w:rFonts w:hint="default" w:ascii="Times New Roman" w:hAnsi="Times New Roman" w:cs="Times New Roman"/>
@@ -11510,6 +11705,7 @@
           </w:tcPr>
           <w:p>
             <w:pPr>
+              <w:widowControl w:val="0"/>
               <w:jc w:val="center"/>
               <w:rPr>
                 <w:rFonts w:hint="default" w:ascii="Times New Roman" w:hAnsi="Times New Roman" w:cs="Times New Roman"/>
@@ -11539,6 +11735,7 @@
           </w:tcPr>
           <w:p>
             <w:pPr>
+              <w:widowControl w:val="0"/>
               <w:jc w:val="center"/>
               <w:rPr>
                 <w:rFonts w:hint="default" w:ascii="Times New Roman" w:hAnsi="Times New Roman" w:cs="Times New Roman"/>
@@ -11588,6 +11785,7 @@
           </w:tcPr>
           <w:p>
             <w:pPr>
+              <w:widowControl w:val="0"/>
               <w:jc w:val="left"/>
               <w:rPr>
                 <w:rFonts w:hint="default" w:ascii="Times New Roman" w:hAnsi="Times New Roman" w:cs="Times New Roman"/>
@@ -11616,6 +11814,7 @@
           </w:tcPr>
           <w:p>
             <w:pPr>
+              <w:widowControl w:val="0"/>
               <w:numPr>
                 <w:ilvl w:val="0"/>
                 <w:numId w:val="6"/>
@@ -11641,6 +11840,7 @@
           </w:p>
           <w:p>
             <w:pPr>
+              <w:widowControl w:val="0"/>
               <w:numPr>
                 <w:ilvl w:val="0"/>
                 <w:numId w:val="6"/>
@@ -11666,6 +11866,7 @@
           </w:p>
           <w:p>
             <w:pPr>
+              <w:widowControl w:val="0"/>
               <w:numPr>
                 <w:ilvl w:val="0"/>
                 <w:numId w:val="6"/>
@@ -11716,6 +11917,7 @@
           </w:tcPr>
           <w:p>
             <w:pPr>
+              <w:widowControl w:val="0"/>
               <w:jc w:val="left"/>
               <w:rPr>
                 <w:rFonts w:hint="default" w:ascii="Times New Roman" w:hAnsi="Times New Roman" w:cs="Times New Roman"/>
@@ -11742,6 +11944,7 @@
           </w:tcPr>
           <w:p>
             <w:pPr>
+              <w:widowControl w:val="0"/>
               <w:numPr>
                 <w:ilvl w:val="0"/>
                 <w:numId w:val="6"/>
@@ -11791,6 +11994,7 @@
           </w:tcPr>
           <w:p>
             <w:pPr>
+              <w:widowControl w:val="0"/>
               <w:jc w:val="left"/>
               <w:rPr>
                 <w:rFonts w:hint="default" w:ascii="Times New Roman" w:hAnsi="Times New Roman" w:cs="Times New Roman"/>
@@ -11819,6 +12023,7 @@
           </w:tcPr>
           <w:p>
             <w:pPr>
+              <w:widowControl w:val="0"/>
               <w:numPr>
                 <w:ilvl w:val="0"/>
                 <w:numId w:val="7"/>
@@ -11870,6 +12075,7 @@
           </w:tcPr>
           <w:p>
             <w:pPr>
+              <w:widowControl w:val="0"/>
               <w:jc w:val="left"/>
               <w:rPr>
                 <w:rFonts w:hint="default" w:ascii="Times New Roman" w:hAnsi="Times New Roman" w:cs="Times New Roman"/>
@@ -11898,6 +12104,7 @@
           </w:tcPr>
           <w:p>
             <w:pPr>
+              <w:widowControl w:val="0"/>
               <w:numPr>
                 <w:ilvl w:val="0"/>
                 <w:numId w:val="12"/>
@@ -11949,6 +12156,7 @@
           </w:tcPr>
           <w:p>
             <w:pPr>
+              <w:widowControl w:val="0"/>
               <w:jc w:val="left"/>
               <w:rPr>
                 <w:rFonts w:hint="default" w:ascii="Times New Roman" w:hAnsi="Times New Roman" w:cs="Times New Roman"/>
@@ -11977,6 +12185,7 @@
           </w:tcPr>
           <w:p>
             <w:pPr>
+              <w:widowControl w:val="0"/>
               <w:numPr>
                 <w:ilvl w:val="0"/>
                 <w:numId w:val="8"/>
@@ -12055,6 +12264,7 @@
           </w:tcPr>
           <w:p>
             <w:pPr>
+              <w:widowControl w:val="0"/>
               <w:jc w:val="center"/>
               <w:rPr>
                 <w:rFonts w:hint="default" w:ascii="Times New Roman" w:hAnsi="Times New Roman" w:cs="Times New Roman"/>
@@ -12084,6 +12294,7 @@
           </w:tcPr>
           <w:p>
             <w:pPr>
+              <w:widowControl w:val="0"/>
               <w:jc w:val="center"/>
               <w:rPr>
                 <w:rFonts w:hint="default" w:ascii="Times New Roman" w:hAnsi="Times New Roman" w:cs="Times New Roman"/>
@@ -12134,6 +12345,7 @@
           </w:tcPr>
           <w:p>
             <w:pPr>
+              <w:widowControl w:val="0"/>
               <w:jc w:val="left"/>
               <w:rPr>
                 <w:rFonts w:hint="default" w:ascii="Times New Roman" w:hAnsi="Times New Roman" w:cs="Times New Roman"/>
@@ -12161,6 +12373,7 @@
           </w:tcPr>
           <w:p>
             <w:pPr>
+              <w:widowControl w:val="0"/>
               <w:numPr>
                 <w:ilvl w:val="0"/>
                 <w:numId w:val="13"/>
@@ -12184,6 +12397,7 @@
           </w:p>
           <w:p>
             <w:pPr>
+              <w:widowControl w:val="0"/>
               <w:numPr>
                 <w:ilvl w:val="0"/>
                 <w:numId w:val="13"/>
@@ -12236,6 +12450,7 @@
           </w:tcPr>
           <w:p>
             <w:pPr>
+              <w:widowControl w:val="0"/>
               <w:jc w:val="left"/>
               <w:rPr>
                 <w:rFonts w:hint="default" w:ascii="Times New Roman" w:hAnsi="Times New Roman" w:cs="Times New Roman"/>
@@ -12263,6 +12478,7 @@
           </w:tcPr>
           <w:p>
             <w:pPr>
+              <w:widowControl w:val="0"/>
               <w:numPr>
                 <w:ilvl w:val="0"/>
                 <w:numId w:val="14"/>
@@ -12290,6 +12506,7 @@
           </w:p>
           <w:p>
             <w:pPr>
+              <w:widowControl w:val="0"/>
               <w:numPr>
                 <w:ilvl w:val="0"/>
                 <w:numId w:val="14"/>
@@ -12345,6 +12562,7 @@
           </w:tcPr>
           <w:p>
             <w:pPr>
+              <w:widowControl w:val="0"/>
               <w:jc w:val="left"/>
               <w:rPr>
                 <w:rFonts w:hint="default" w:ascii="Times New Roman" w:hAnsi="Times New Roman" w:cs="Times New Roman"/>
@@ -12372,6 +12590,7 @@
           </w:tcPr>
           <w:p>
             <w:pPr>
+              <w:widowControl w:val="0"/>
               <w:numPr>
                 <w:ilvl w:val="0"/>
                 <w:numId w:val="15"/>
@@ -12398,6 +12617,7 @@
           </w:p>
           <w:p>
             <w:pPr>
+              <w:widowControl w:val="0"/>
               <w:numPr>
                 <w:ilvl w:val="0"/>
                 <w:numId w:val="15"/>
@@ -12452,6 +12672,7 @@
           </w:tcPr>
           <w:p>
             <w:pPr>
+              <w:widowControl w:val="0"/>
               <w:jc w:val="left"/>
               <w:rPr>
                 <w:rFonts w:hint="default" w:ascii="Times New Roman" w:hAnsi="Times New Roman" w:cs="Times New Roman"/>
@@ -12479,6 +12700,7 @@
           </w:tcPr>
           <w:p>
             <w:pPr>
+              <w:widowControl w:val="0"/>
               <w:numPr>
                 <w:ilvl w:val="0"/>
                 <w:numId w:val="16"/>
@@ -12505,6 +12727,7 @@
           </w:p>
           <w:p>
             <w:pPr>
+              <w:widowControl w:val="0"/>
               <w:numPr>
                 <w:ilvl w:val="0"/>
                 <w:numId w:val="16"/>
@@ -12559,6 +12782,7 @@
           </w:tcPr>
           <w:p>
             <w:pPr>
+              <w:widowControl w:val="0"/>
               <w:jc w:val="center"/>
               <w:rPr>
                 <w:rFonts w:hint="default" w:ascii="Times New Roman" w:hAnsi="Times New Roman" w:cs="Times New Roman"/>
@@ -12588,6 +12812,7 @@
           </w:tcPr>
           <w:p>
             <w:pPr>
+              <w:widowControl w:val="0"/>
               <w:jc w:val="center"/>
               <w:rPr>
                 <w:rFonts w:hint="default" w:ascii="Times New Roman" w:hAnsi="Times New Roman" w:cs="Times New Roman" w:eastAsiaTheme="minorEastAsia"/>
@@ -12638,6 +12863,7 @@
           </w:tcPr>
           <w:p>
             <w:pPr>
+              <w:widowControl w:val="0"/>
               <w:jc w:val="left"/>
               <w:rPr>
                 <w:rFonts w:hint="default" w:ascii="Times New Roman" w:hAnsi="Times New Roman" w:cs="Times New Roman"/>
@@ -12665,6 +12891,7 @@
           </w:tcPr>
           <w:p>
             <w:pPr>
+              <w:widowControl w:val="0"/>
               <w:numPr>
                 <w:ilvl w:val="0"/>
                 <w:numId w:val="17"/>
@@ -12718,6 +12945,7 @@
           </w:tcPr>
           <w:p>
             <w:pPr>
+              <w:widowControl w:val="0"/>
               <w:jc w:val="left"/>
               <w:rPr>
                 <w:rFonts w:hint="default" w:ascii="Times New Roman" w:hAnsi="Times New Roman" w:cs="Times New Roman"/>
@@ -12745,6 +12973,7 @@
           </w:tcPr>
           <w:p>
             <w:pPr>
+              <w:widowControl w:val="0"/>
               <w:numPr>
                 <w:ilvl w:val="0"/>
                 <w:numId w:val="18"/>
@@ -12834,6 +13063,1540 @@
           <w:lang w:val="en-US"/>
         </w:rPr>
         <w:t>Shipment Scheduling and Dispatch</w:t>
+      </w:r>
+    </w:p>
+    <w:tbl>
+      <w:tblPr>
+        <w:tblStyle w:val="11"/>
+        <w:tblW w:w="9192" w:type="dxa"/>
+        <w:tblInd w:w="-407" w:type="dxa"/>
+        <w:tblBorders>
+          <w:top w:val="single" w:color="auto" w:sz="4" w:space="0"/>
+          <w:left w:val="single" w:color="auto" w:sz="4" w:space="0"/>
+          <w:bottom w:val="single" w:color="auto" w:sz="4" w:space="0"/>
+          <w:right w:val="single" w:color="auto" w:sz="4" w:space="0"/>
+          <w:insideH w:val="single" w:color="auto" w:sz="4" w:space="0"/>
+          <w:insideV w:val="single" w:color="auto" w:sz="4" w:space="0"/>
+        </w:tblBorders>
+        <w:tblLayout w:type="autofit"/>
+        <w:tblCellMar>
+          <w:top w:w="0" w:type="dxa"/>
+          <w:left w:w="108" w:type="dxa"/>
+          <w:bottom w:w="0" w:type="dxa"/>
+          <w:right w:w="108" w:type="dxa"/>
+        </w:tblCellMar>
+      </w:tblPr>
+      <w:tblGrid>
+        <w:gridCol w:w="2160"/>
+        <w:gridCol w:w="7032"/>
+      </w:tblGrid>
+      <w:tr>
+        <w:tblPrEx>
+          <w:tblBorders>
+            <w:top w:val="single" w:color="auto" w:sz="4" w:space="0"/>
+            <w:left w:val="single" w:color="auto" w:sz="4" w:space="0"/>
+            <w:bottom w:val="single" w:color="auto" w:sz="4" w:space="0"/>
+            <w:right w:val="single" w:color="auto" w:sz="4" w:space="0"/>
+            <w:insideH w:val="single" w:color="auto" w:sz="4" w:space="0"/>
+            <w:insideV w:val="single" w:color="auto" w:sz="4" w:space="0"/>
+          </w:tblBorders>
+        </w:tblPrEx>
+        <w:trPr>
+          <w:trHeight w:val="585" w:hRule="atLeast"/>
+        </w:trPr>
+        <w:tc>
+          <w:tcPr>
+            <w:tcW w:w="9192" w:type="dxa"/>
+            <w:gridSpan w:val="2"/>
+            <w:shd w:val="clear" w:color="auto" w:fill="FBE6D6" w:themeFill="accent2" w:themeFillTint="32"/>
+            <w:vAlign w:val="center"/>
+          </w:tcPr>
+          <w:p>
+            <w:pPr>
+              <w:widowControl w:val="0"/>
+              <w:jc w:val="center"/>
+              <w:rPr>
+                <w:rFonts w:hint="default" w:ascii="Times New Roman" w:hAnsi="Times New Roman" w:cs="Times New Roman"/>
+                <w:vertAlign w:val="baseline"/>
+                <w:lang w:val="en-US"/>
+              </w:rPr>
+            </w:pPr>
+            <w:r>
+              <w:rPr>
+                <w:rFonts w:hint="default" w:ascii="Times New Roman" w:hAnsi="Times New Roman" w:cs="Times New Roman"/>
+                <w:sz w:val="32"/>
+                <w:szCs w:val="32"/>
+                <w:vertAlign w:val="baseline"/>
+                <w:lang w:val="en-US"/>
+              </w:rPr>
+              <w:t xml:space="preserve">Task: </w:t>
+            </w:r>
+            <w:r>
+              <w:rPr>
+                <w:rFonts w:hint="default" w:cs="Times New Roman"/>
+                <w:sz w:val="32"/>
+                <w:szCs w:val="32"/>
+                <w:vertAlign w:val="baseline"/>
+                <w:lang w:val="en-US"/>
+              </w:rPr>
+              <w:t>Shipment Scheduling and Dispatch</w:t>
+            </w:r>
+          </w:p>
+        </w:tc>
+      </w:tr>
+      <w:tr>
+        <w:tblPrEx>
+          <w:tblBorders>
+            <w:top w:val="single" w:color="auto" w:sz="4" w:space="0"/>
+            <w:left w:val="single" w:color="auto" w:sz="4" w:space="0"/>
+            <w:bottom w:val="single" w:color="auto" w:sz="4" w:space="0"/>
+            <w:right w:val="single" w:color="auto" w:sz="4" w:space="0"/>
+            <w:insideH w:val="single" w:color="auto" w:sz="4" w:space="0"/>
+            <w:insideV w:val="single" w:color="auto" w:sz="4" w:space="0"/>
+          </w:tblBorders>
+          <w:tblCellMar>
+            <w:top w:w="0" w:type="dxa"/>
+            <w:left w:w="108" w:type="dxa"/>
+            <w:bottom w:w="0" w:type="dxa"/>
+            <w:right w:w="108" w:type="dxa"/>
+          </w:tblCellMar>
+        </w:tblPrEx>
+        <w:trPr>
+          <w:trHeight w:val="427" w:hRule="atLeast"/>
+        </w:trPr>
+        <w:tc>
+          <w:tcPr>
+            <w:tcW w:w="2160" w:type="dxa"/>
+            <w:shd w:val="clear" w:color="auto" w:fill="FEF2CB" w:themeFill="accent3" w:themeFillTint="32"/>
+            <w:vAlign w:val="center"/>
+          </w:tcPr>
+          <w:p>
+            <w:pPr>
+              <w:widowControl w:val="0"/>
+              <w:jc w:val="center"/>
+              <w:rPr>
+                <w:rFonts w:hint="default" w:ascii="Times New Roman" w:hAnsi="Times New Roman" w:cs="Times New Roman"/>
+                <w:sz w:val="28"/>
+                <w:szCs w:val="28"/>
+                <w:vertAlign w:val="baseline"/>
+                <w:lang w:val="en-US"/>
+              </w:rPr>
+            </w:pPr>
+            <w:r>
+              <w:rPr>
+                <w:rFonts w:hint="default" w:ascii="Times New Roman" w:hAnsi="Times New Roman" w:cs="Times New Roman"/>
+                <w:sz w:val="28"/>
+                <w:szCs w:val="28"/>
+                <w:vertAlign w:val="baseline"/>
+                <w:lang w:val="en-US"/>
+              </w:rPr>
+              <w:t>Attribute</w:t>
+            </w:r>
+          </w:p>
+        </w:tc>
+        <w:tc>
+          <w:tcPr>
+            <w:tcW w:w="7032" w:type="dxa"/>
+            <w:shd w:val="clear" w:color="auto" w:fill="D4F4F1" w:themeFill="accent5" w:themeFillTint="32"/>
+            <w:vAlign w:val="center"/>
+          </w:tcPr>
+          <w:p>
+            <w:pPr>
+              <w:widowControl w:val="0"/>
+              <w:jc w:val="center"/>
+              <w:rPr>
+                <w:rFonts w:hint="default" w:ascii="Times New Roman" w:hAnsi="Times New Roman" w:cs="Times New Roman"/>
+                <w:sz w:val="28"/>
+                <w:szCs w:val="28"/>
+                <w:vertAlign w:val="baseline"/>
+                <w:lang w:val="en-US"/>
+              </w:rPr>
+            </w:pPr>
+            <w:r>
+              <w:rPr>
+                <w:rFonts w:hint="default" w:ascii="Times New Roman" w:hAnsi="Times New Roman" w:cs="Times New Roman"/>
+                <w:sz w:val="28"/>
+                <w:szCs w:val="28"/>
+                <w:vertAlign w:val="baseline"/>
+                <w:lang w:val="en-US"/>
+              </w:rPr>
+              <w:t>Description</w:t>
+            </w:r>
+          </w:p>
+        </w:tc>
+      </w:tr>
+      <w:tr>
+        <w:tblPrEx>
+          <w:tblBorders>
+            <w:top w:val="single" w:color="auto" w:sz="4" w:space="0"/>
+            <w:left w:val="single" w:color="auto" w:sz="4" w:space="0"/>
+            <w:bottom w:val="single" w:color="auto" w:sz="4" w:space="0"/>
+            <w:right w:val="single" w:color="auto" w:sz="4" w:space="0"/>
+            <w:insideH w:val="single" w:color="auto" w:sz="4" w:space="0"/>
+            <w:insideV w:val="single" w:color="auto" w:sz="4" w:space="0"/>
+          </w:tblBorders>
+          <w:tblCellMar>
+            <w:top w:w="0" w:type="dxa"/>
+            <w:left w:w="108" w:type="dxa"/>
+            <w:bottom w:w="0" w:type="dxa"/>
+            <w:right w:w="108" w:type="dxa"/>
+          </w:tblCellMar>
+        </w:tblPrEx>
+        <w:trPr>
+          <w:trHeight w:val="1947" w:hRule="atLeast"/>
+        </w:trPr>
+        <w:tc>
+          <w:tcPr>
+            <w:tcW w:w="2160" w:type="dxa"/>
+            <w:vAlign w:val="center"/>
+          </w:tcPr>
+          <w:p>
+            <w:pPr>
+              <w:widowControl w:val="0"/>
+              <w:jc w:val="left"/>
+              <w:rPr>
+                <w:rFonts w:hint="default" w:ascii="Times New Roman" w:hAnsi="Times New Roman" w:cs="Times New Roman"/>
+                <w:sz w:val="24"/>
+                <w:szCs w:val="24"/>
+                <w:vertAlign w:val="baseline"/>
+                <w:lang w:val="en-US"/>
+              </w:rPr>
+            </w:pPr>
+            <w:r>
+              <w:rPr>
+                <w:rFonts w:hint="default" w:ascii="Times New Roman" w:hAnsi="Times New Roman" w:cs="Times New Roman"/>
+                <w:sz w:val="24"/>
+                <w:szCs w:val="24"/>
+                <w:vertAlign w:val="baseline"/>
+                <w:lang w:val="en-US"/>
+              </w:rPr>
+              <w:t>Purposes</w:t>
+            </w:r>
+          </w:p>
+        </w:tc>
+        <w:tc>
+          <w:tcPr>
+            <w:tcW w:w="7032" w:type="dxa"/>
+            <w:vAlign w:val="center"/>
+          </w:tcPr>
+          <w:p>
+            <w:pPr>
+              <w:widowControl w:val="0"/>
+              <w:numPr>
+                <w:ilvl w:val="0"/>
+                <w:numId w:val="6"/>
+              </w:numPr>
+              <w:ind w:left="420" w:leftChars="0" w:hanging="420" w:firstLineChars="0"/>
+              <w:jc w:val="both"/>
+              <w:rPr>
+                <w:rFonts w:hint="default" w:ascii="Times New Roman" w:hAnsi="Times New Roman" w:cs="Times New Roman"/>
+                <w:vertAlign w:val="baseline"/>
+                <w:lang w:val="en-US"/>
+              </w:rPr>
+            </w:pPr>
+            <w:r>
+              <w:rPr>
+                <w:rFonts w:hint="default" w:ascii="Times New Roman" w:hAnsi="Times New Roman" w:eastAsia="SimSun" w:cs="Times New Roman"/>
+                <w:sz w:val="24"/>
+                <w:szCs w:val="24"/>
+              </w:rPr>
+              <w:t>Assign pending logistics orders to verified available vehicles and qualified drivers.</w:t>
+            </w:r>
+          </w:p>
+          <w:p>
+            <w:pPr>
+              <w:widowControl w:val="0"/>
+              <w:numPr>
+                <w:ilvl w:val="0"/>
+                <w:numId w:val="6"/>
+              </w:numPr>
+              <w:ind w:left="420" w:leftChars="0" w:hanging="420" w:firstLineChars="0"/>
+              <w:jc w:val="both"/>
+              <w:rPr>
+                <w:rFonts w:hint="default" w:ascii="Times New Roman" w:hAnsi="Times New Roman" w:cs="Times New Roman"/>
+                <w:vertAlign w:val="baseline"/>
+                <w:lang w:val="en-US"/>
+              </w:rPr>
+            </w:pPr>
+            <w:r>
+              <w:rPr>
+                <w:rFonts w:hint="default" w:ascii="Times New Roman" w:hAnsi="Times New Roman" w:eastAsia="SimSun" w:cs="Times New Roman"/>
+                <w:sz w:val="24"/>
+                <w:szCs w:val="24"/>
+              </w:rPr>
+              <w:t>Optimize transit routes dynamically to reduce delivery delays and fuel consumption.</w:t>
+            </w:r>
+          </w:p>
+          <w:p>
+            <w:pPr>
+              <w:widowControl w:val="0"/>
+              <w:numPr>
+                <w:ilvl w:val="0"/>
+                <w:numId w:val="6"/>
+              </w:numPr>
+              <w:ind w:left="420" w:leftChars="0" w:hanging="420" w:firstLineChars="0"/>
+              <w:jc w:val="both"/>
+              <w:rPr>
+                <w:rFonts w:hint="default" w:ascii="Times New Roman" w:hAnsi="Times New Roman" w:cs="Times New Roman"/>
+                <w:vertAlign w:val="baseline"/>
+                <w:lang w:val="en-US"/>
+              </w:rPr>
+            </w:pPr>
+            <w:r>
+              <w:rPr>
+                <w:rFonts w:hint="default" w:ascii="Times New Roman" w:hAnsi="Times New Roman" w:eastAsia="SimSun" w:cs="Times New Roman"/>
+                <w:sz w:val="24"/>
+                <w:szCs w:val="24"/>
+              </w:rPr>
+              <w:t>Prevent booking duplication errors by locking assets immediately upon dispatch confirmation.</w:t>
+            </w:r>
+          </w:p>
+        </w:tc>
+      </w:tr>
+      <w:tr>
+        <w:tblPrEx>
+          <w:tblBorders>
+            <w:top w:val="single" w:color="auto" w:sz="4" w:space="0"/>
+            <w:left w:val="single" w:color="auto" w:sz="4" w:space="0"/>
+            <w:bottom w:val="single" w:color="auto" w:sz="4" w:space="0"/>
+            <w:right w:val="single" w:color="auto" w:sz="4" w:space="0"/>
+            <w:insideH w:val="single" w:color="auto" w:sz="4" w:space="0"/>
+            <w:insideV w:val="single" w:color="auto" w:sz="4" w:space="0"/>
+          </w:tblBorders>
+          <w:tblCellMar>
+            <w:top w:w="0" w:type="dxa"/>
+            <w:left w:w="108" w:type="dxa"/>
+            <w:bottom w:w="0" w:type="dxa"/>
+            <w:right w:w="108" w:type="dxa"/>
+          </w:tblCellMar>
+        </w:tblPrEx>
+        <w:trPr>
+          <w:trHeight w:val="1035" w:hRule="atLeast"/>
+        </w:trPr>
+        <w:tc>
+          <w:tcPr>
+            <w:tcW w:w="2160" w:type="dxa"/>
+            <w:vAlign w:val="center"/>
+          </w:tcPr>
+          <w:p>
+            <w:pPr>
+              <w:widowControl w:val="0"/>
+              <w:jc w:val="left"/>
+              <w:rPr>
+                <w:rFonts w:hint="default" w:ascii="Times New Roman" w:hAnsi="Times New Roman" w:cs="Times New Roman"/>
+                <w:vertAlign w:val="baseline"/>
+                <w:lang w:val="en-US"/>
+              </w:rPr>
+            </w:pPr>
+            <w:r>
+              <w:rPr>
+                <w:rFonts w:hint="default" w:ascii="Times New Roman" w:hAnsi="Times New Roman" w:cs="Times New Roman"/>
+                <w:sz w:val="24"/>
+                <w:szCs w:val="24"/>
+                <w:vertAlign w:val="baseline"/>
+                <w:lang w:val="en-US"/>
+              </w:rPr>
+              <w:t>Trigger/ Precondition</w:t>
+            </w:r>
+          </w:p>
+        </w:tc>
+        <w:tc>
+          <w:tcPr>
+            <w:tcW w:w="7032" w:type="dxa"/>
+            <w:vAlign w:val="center"/>
+          </w:tcPr>
+          <w:p>
+            <w:pPr>
+              <w:widowControl w:val="0"/>
+              <w:numPr>
+                <w:ilvl w:val="0"/>
+                <w:numId w:val="6"/>
+              </w:numPr>
+              <w:ind w:left="420" w:leftChars="0" w:hanging="420" w:firstLineChars="0"/>
+              <w:jc w:val="both"/>
+              <w:rPr>
+                <w:rFonts w:hint="default" w:ascii="Times New Roman" w:hAnsi="Times New Roman" w:cs="Times New Roman"/>
+                <w:vertAlign w:val="baseline"/>
+              </w:rPr>
+            </w:pPr>
+            <w:r>
+              <w:rPr>
+                <w:rFonts w:hint="default" w:ascii="Times New Roman" w:hAnsi="Times New Roman" w:eastAsia="SimSun" w:cs="Times New Roman"/>
+                <w:sz w:val="24"/>
+                <w:szCs w:val="24"/>
+              </w:rPr>
+              <w:t>New validated orders are ready in the system pool, a dispatcher initiates a scheduling cycle, or an unexpected change requires route reconfiguration.</w:t>
+            </w:r>
+          </w:p>
+        </w:tc>
+      </w:tr>
+      <w:tr>
+        <w:tblPrEx>
+          <w:tblBorders>
+            <w:top w:val="single" w:color="auto" w:sz="4" w:space="0"/>
+            <w:left w:val="single" w:color="auto" w:sz="4" w:space="0"/>
+            <w:bottom w:val="single" w:color="auto" w:sz="4" w:space="0"/>
+            <w:right w:val="single" w:color="auto" w:sz="4" w:space="0"/>
+            <w:insideH w:val="single" w:color="auto" w:sz="4" w:space="0"/>
+            <w:insideV w:val="single" w:color="auto" w:sz="4" w:space="0"/>
+          </w:tblBorders>
+          <w:tblCellMar>
+            <w:top w:w="0" w:type="dxa"/>
+            <w:left w:w="108" w:type="dxa"/>
+            <w:bottom w:w="0" w:type="dxa"/>
+            <w:right w:w="108" w:type="dxa"/>
+          </w:tblCellMar>
+        </w:tblPrEx>
+        <w:trPr>
+          <w:trHeight w:val="709" w:hRule="atLeast"/>
+        </w:trPr>
+        <w:tc>
+          <w:tcPr>
+            <w:tcW w:w="2160" w:type="dxa"/>
+            <w:vAlign w:val="center"/>
+          </w:tcPr>
+          <w:p>
+            <w:pPr>
+              <w:widowControl w:val="0"/>
+              <w:jc w:val="left"/>
+              <w:rPr>
+                <w:rFonts w:hint="default" w:ascii="Times New Roman" w:hAnsi="Times New Roman" w:cs="Times New Roman"/>
+                <w:sz w:val="24"/>
+                <w:szCs w:val="24"/>
+                <w:vertAlign w:val="baseline"/>
+                <w:lang w:val="en-US"/>
+              </w:rPr>
+            </w:pPr>
+            <w:r>
+              <w:rPr>
+                <w:rFonts w:hint="default" w:ascii="Times New Roman" w:hAnsi="Times New Roman" w:cs="Times New Roman"/>
+                <w:sz w:val="24"/>
+                <w:szCs w:val="24"/>
+                <w:vertAlign w:val="baseline"/>
+                <w:lang w:val="en-US"/>
+              </w:rPr>
+              <w:t>Frequency</w:t>
+            </w:r>
+          </w:p>
+        </w:tc>
+        <w:tc>
+          <w:tcPr>
+            <w:tcW w:w="7032" w:type="dxa"/>
+            <w:vAlign w:val="center"/>
+          </w:tcPr>
+          <w:p>
+            <w:pPr>
+              <w:widowControl w:val="0"/>
+              <w:numPr>
+                <w:ilvl w:val="0"/>
+                <w:numId w:val="7"/>
+              </w:numPr>
+              <w:ind w:left="420" w:leftChars="0" w:hanging="420" w:firstLineChars="0"/>
+              <w:jc w:val="both"/>
+              <w:rPr>
+                <w:rFonts w:hint="default" w:ascii="Times New Roman" w:hAnsi="Times New Roman" w:cs="Times New Roman"/>
+                <w:sz w:val="24"/>
+                <w:szCs w:val="24"/>
+                <w:vertAlign w:val="baseline"/>
+              </w:rPr>
+            </w:pPr>
+            <w:r>
+              <w:rPr>
+                <w:rFonts w:hint="default" w:ascii="Times New Roman" w:hAnsi="Times New Roman" w:eastAsia="SimSun" w:cs="Times New Roman"/>
+                <w:sz w:val="24"/>
+                <w:szCs w:val="24"/>
+              </w:rPr>
+              <w:t>High, operating continuously as dispatchers clear the order queue and manage daily driver shifts.</w:t>
+            </w:r>
+          </w:p>
+        </w:tc>
+      </w:tr>
+      <w:tr>
+        <w:tblPrEx>
+          <w:tblBorders>
+            <w:top w:val="single" w:color="auto" w:sz="4" w:space="0"/>
+            <w:left w:val="single" w:color="auto" w:sz="4" w:space="0"/>
+            <w:bottom w:val="single" w:color="auto" w:sz="4" w:space="0"/>
+            <w:right w:val="single" w:color="auto" w:sz="4" w:space="0"/>
+            <w:insideH w:val="single" w:color="auto" w:sz="4" w:space="0"/>
+            <w:insideV w:val="single" w:color="auto" w:sz="4" w:space="0"/>
+          </w:tblBorders>
+          <w:tblCellMar>
+            <w:top w:w="0" w:type="dxa"/>
+            <w:left w:w="108" w:type="dxa"/>
+            <w:bottom w:w="0" w:type="dxa"/>
+            <w:right w:w="108" w:type="dxa"/>
+          </w:tblCellMar>
+        </w:tblPrEx>
+        <w:trPr>
+          <w:trHeight w:val="1049" w:hRule="atLeast"/>
+        </w:trPr>
+        <w:tc>
+          <w:tcPr>
+            <w:tcW w:w="2160" w:type="dxa"/>
+            <w:vAlign w:val="center"/>
+          </w:tcPr>
+          <w:p>
+            <w:pPr>
+              <w:widowControl w:val="0"/>
+              <w:jc w:val="left"/>
+              <w:rPr>
+                <w:rFonts w:hint="default" w:ascii="Times New Roman" w:hAnsi="Times New Roman" w:cs="Times New Roman"/>
+                <w:sz w:val="24"/>
+                <w:szCs w:val="24"/>
+                <w:vertAlign w:val="baseline"/>
+                <w:lang w:val="en-US"/>
+              </w:rPr>
+            </w:pPr>
+            <w:r>
+              <w:rPr>
+                <w:rFonts w:hint="default" w:ascii="Times New Roman" w:hAnsi="Times New Roman" w:cs="Times New Roman"/>
+                <w:sz w:val="24"/>
+                <w:szCs w:val="24"/>
+                <w:vertAlign w:val="baseline"/>
+                <w:lang w:val="en-US"/>
+              </w:rPr>
+              <w:t>Critical</w:t>
+            </w:r>
+          </w:p>
+        </w:tc>
+        <w:tc>
+          <w:tcPr>
+            <w:tcW w:w="7032" w:type="dxa"/>
+            <w:vAlign w:val="center"/>
+          </w:tcPr>
+          <w:p>
+            <w:pPr>
+              <w:widowControl w:val="0"/>
+              <w:numPr>
+                <w:ilvl w:val="0"/>
+                <w:numId w:val="12"/>
+              </w:numPr>
+              <w:ind w:left="420" w:leftChars="0" w:hanging="420" w:firstLineChars="0"/>
+              <w:jc w:val="both"/>
+              <w:rPr>
+                <w:rFonts w:hint="default" w:ascii="Times New Roman" w:hAnsi="Times New Roman" w:cs="Times New Roman"/>
+                <w:sz w:val="24"/>
+                <w:szCs w:val="24"/>
+                <w:vertAlign w:val="baseline"/>
+              </w:rPr>
+            </w:pPr>
+            <w:r>
+              <w:rPr>
+                <w:rFonts w:hint="default" w:ascii="Times New Roman" w:hAnsi="Times New Roman" w:eastAsia="SimSun" w:cs="Times New Roman"/>
+                <w:strike w:val="0"/>
+                <w:dstrike w:val="0"/>
+                <w:sz w:val="24"/>
+                <w:szCs w:val="24"/>
+              </w:rPr>
+              <w:t>Highly critical to maximize fleet utilization, meet strict corporate supermarket delivery deadlines, and eliminate double-booking errors.</w:t>
+            </w:r>
+          </w:p>
+        </w:tc>
+      </w:tr>
+      <w:tr>
+        <w:tblPrEx>
+          <w:tblBorders>
+            <w:top w:val="single" w:color="auto" w:sz="4" w:space="0"/>
+            <w:left w:val="single" w:color="auto" w:sz="4" w:space="0"/>
+            <w:bottom w:val="single" w:color="auto" w:sz="4" w:space="0"/>
+            <w:right w:val="single" w:color="auto" w:sz="4" w:space="0"/>
+            <w:insideH w:val="single" w:color="auto" w:sz="4" w:space="0"/>
+            <w:insideV w:val="single" w:color="auto" w:sz="4" w:space="0"/>
+          </w:tblBorders>
+          <w:tblCellMar>
+            <w:top w:w="0" w:type="dxa"/>
+            <w:left w:w="108" w:type="dxa"/>
+            <w:bottom w:w="0" w:type="dxa"/>
+            <w:right w:w="108" w:type="dxa"/>
+          </w:tblCellMar>
+        </w:tblPrEx>
+        <w:trPr>
+          <w:trHeight w:val="625" w:hRule="atLeast"/>
+        </w:trPr>
+        <w:tc>
+          <w:tcPr>
+            <w:tcW w:w="2160" w:type="dxa"/>
+            <w:vAlign w:val="center"/>
+          </w:tcPr>
+          <w:p>
+            <w:pPr>
+              <w:widowControl w:val="0"/>
+              <w:jc w:val="left"/>
+              <w:rPr>
+                <w:rFonts w:hint="default" w:ascii="Times New Roman" w:hAnsi="Times New Roman" w:cs="Times New Roman"/>
+                <w:sz w:val="24"/>
+                <w:szCs w:val="24"/>
+                <w:vertAlign w:val="baseline"/>
+                <w:lang w:val="en-US"/>
+              </w:rPr>
+            </w:pPr>
+            <w:r>
+              <w:rPr>
+                <w:rFonts w:hint="default" w:ascii="Times New Roman" w:hAnsi="Times New Roman" w:cs="Times New Roman"/>
+                <w:sz w:val="24"/>
+                <w:szCs w:val="24"/>
+                <w:vertAlign w:val="baseline"/>
+                <w:lang w:val="en-US"/>
+              </w:rPr>
+              <w:t>Work Area</w:t>
+            </w:r>
+          </w:p>
+        </w:tc>
+        <w:tc>
+          <w:tcPr>
+            <w:tcW w:w="7032" w:type="dxa"/>
+            <w:vAlign w:val="center"/>
+          </w:tcPr>
+          <w:p>
+            <w:pPr>
+              <w:widowControl w:val="0"/>
+              <w:numPr>
+                <w:ilvl w:val="0"/>
+                <w:numId w:val="8"/>
+              </w:numPr>
+              <w:ind w:left="420" w:leftChars="0" w:hanging="420" w:firstLineChars="0"/>
+              <w:jc w:val="both"/>
+              <w:rPr>
+                <w:rFonts w:hint="default" w:ascii="Times New Roman" w:hAnsi="Times New Roman" w:cs="Times New Roman"/>
+                <w:sz w:val="24"/>
+                <w:szCs w:val="24"/>
+                <w:vertAlign w:val="baseline"/>
+              </w:rPr>
+            </w:pPr>
+            <w:r>
+              <w:rPr>
+                <w:rFonts w:hint="default" w:ascii="Times New Roman" w:hAnsi="Times New Roman" w:eastAsia="SimSun" w:cs="Times New Roman"/>
+                <w:sz w:val="24"/>
+                <w:szCs w:val="24"/>
+              </w:rPr>
+              <w:t xml:space="preserve">Central Dispatch Control Panel </w:t>
+            </w:r>
+            <w:r>
+              <w:rPr>
+                <w:rFonts w:hint="default" w:ascii="Times New Roman" w:hAnsi="Times New Roman" w:eastAsia="SimSun" w:cs="Times New Roman"/>
+                <w:sz w:val="24"/>
+                <w:szCs w:val="24"/>
+                <w:lang w:val="en-US"/>
+              </w:rPr>
+              <w:t>(</w:t>
+            </w:r>
+            <w:r>
+              <w:rPr>
+                <w:rFonts w:hint="default" w:ascii="Times New Roman" w:hAnsi="Times New Roman" w:eastAsia="SimSun" w:cs="Times New Roman"/>
+                <w:sz w:val="24"/>
+                <w:szCs w:val="24"/>
+              </w:rPr>
+              <w:t>Interactive Scheduling Board</w:t>
+            </w:r>
+            <w:r>
+              <w:rPr>
+                <w:rFonts w:hint="default" w:ascii="Times New Roman" w:hAnsi="Times New Roman" w:eastAsia="SimSun" w:cs="Times New Roman"/>
+                <w:sz w:val="24"/>
+                <w:szCs w:val="24"/>
+                <w:lang w:val="en-US"/>
+              </w:rPr>
+              <w:t>).</w:t>
+            </w:r>
+          </w:p>
+        </w:tc>
+      </w:tr>
+      <w:tr>
+        <w:tblPrEx>
+          <w:tblBorders>
+            <w:top w:val="single" w:color="auto" w:sz="4" w:space="0"/>
+            <w:left w:val="single" w:color="auto" w:sz="4" w:space="0"/>
+            <w:bottom w:val="single" w:color="auto" w:sz="4" w:space="0"/>
+            <w:right w:val="single" w:color="auto" w:sz="4" w:space="0"/>
+            <w:insideH w:val="single" w:color="auto" w:sz="4" w:space="0"/>
+            <w:insideV w:val="single" w:color="auto" w:sz="4" w:space="0"/>
+          </w:tblBorders>
+          <w:tblCellMar>
+            <w:top w:w="0" w:type="dxa"/>
+            <w:left w:w="108" w:type="dxa"/>
+            <w:bottom w:w="0" w:type="dxa"/>
+            <w:right w:w="108" w:type="dxa"/>
+          </w:tblCellMar>
+        </w:tblPrEx>
+        <w:trPr>
+          <w:trHeight w:val="525" w:hRule="atLeast"/>
+        </w:trPr>
+        <w:tc>
+          <w:tcPr>
+            <w:tcW w:w="2160" w:type="dxa"/>
+            <w:shd w:val="clear" w:color="auto" w:fill="FEF2CB" w:themeFill="accent3" w:themeFillTint="32"/>
+            <w:vAlign w:val="center"/>
+          </w:tcPr>
+          <w:p>
+            <w:pPr>
+              <w:widowControl w:val="0"/>
+              <w:jc w:val="center"/>
+              <w:rPr>
+                <w:rFonts w:hint="default" w:ascii="Times New Roman" w:hAnsi="Times New Roman" w:cs="Times New Roman"/>
+                <w:sz w:val="28"/>
+                <w:szCs w:val="28"/>
+                <w:vertAlign w:val="baseline"/>
+                <w:lang w:val="en-US"/>
+              </w:rPr>
+            </w:pPr>
+            <w:r>
+              <w:rPr>
+                <w:rFonts w:hint="default" w:ascii="Times New Roman" w:hAnsi="Times New Roman" w:cs="Times New Roman"/>
+                <w:sz w:val="28"/>
+                <w:szCs w:val="28"/>
+                <w:vertAlign w:val="baseline"/>
+                <w:lang w:val="en-US"/>
+              </w:rPr>
+              <w:t>Sub-Tasks</w:t>
+            </w:r>
+          </w:p>
+        </w:tc>
+        <w:tc>
+          <w:tcPr>
+            <w:tcW w:w="7032" w:type="dxa"/>
+            <w:shd w:val="clear" w:color="auto" w:fill="D4F4F1" w:themeFill="accent5" w:themeFillTint="32"/>
+            <w:vAlign w:val="center"/>
+          </w:tcPr>
+          <w:p>
+            <w:pPr>
+              <w:widowControl w:val="0"/>
+              <w:jc w:val="center"/>
+              <w:rPr>
+                <w:rFonts w:hint="default" w:ascii="Times New Roman" w:hAnsi="Times New Roman" w:cs="Times New Roman"/>
+                <w:sz w:val="28"/>
+                <w:szCs w:val="28"/>
+                <w:vertAlign w:val="baseline"/>
+                <w:lang w:val="en-US"/>
+              </w:rPr>
+            </w:pPr>
+            <w:r>
+              <w:rPr>
+                <w:rFonts w:hint="default" w:ascii="Times New Roman" w:hAnsi="Times New Roman" w:cs="Times New Roman"/>
+                <w:sz w:val="28"/>
+                <w:szCs w:val="28"/>
+                <w:vertAlign w:val="baseline"/>
+                <w:lang w:val="en-US"/>
+              </w:rPr>
+              <w:t>Example Solution (Funtional Requirement)</w:t>
+            </w:r>
+          </w:p>
+        </w:tc>
+      </w:tr>
+      <w:tr>
+        <w:tblPrEx>
+          <w:tblBorders>
+            <w:top w:val="single" w:color="auto" w:sz="4" w:space="0"/>
+            <w:left w:val="single" w:color="auto" w:sz="4" w:space="0"/>
+            <w:bottom w:val="single" w:color="auto" w:sz="4" w:space="0"/>
+            <w:right w:val="single" w:color="auto" w:sz="4" w:space="0"/>
+            <w:insideH w:val="single" w:color="auto" w:sz="4" w:space="0"/>
+            <w:insideV w:val="single" w:color="auto" w:sz="4" w:space="0"/>
+          </w:tblBorders>
+          <w:tblCellMar>
+            <w:top w:w="0" w:type="dxa"/>
+            <w:left w:w="108" w:type="dxa"/>
+            <w:bottom w:w="0" w:type="dxa"/>
+            <w:right w:w="108" w:type="dxa"/>
+          </w:tblCellMar>
+        </w:tblPrEx>
+        <w:trPr>
+          <w:trHeight w:val="1813" w:hRule="atLeast"/>
+        </w:trPr>
+        <w:tc>
+          <w:tcPr>
+            <w:tcW w:w="2160" w:type="dxa"/>
+            <w:shd w:val="clear" w:color="auto" w:fill="auto"/>
+            <w:vAlign w:val="center"/>
+          </w:tcPr>
+          <w:p>
+            <w:pPr>
+              <w:widowControl w:val="0"/>
+              <w:jc w:val="left"/>
+              <w:rPr>
+                <w:rFonts w:hint="default" w:ascii="Times New Roman" w:hAnsi="Times New Roman" w:cs="Times New Roman"/>
+                <w:sz w:val="28"/>
+                <w:szCs w:val="28"/>
+                <w:vertAlign w:val="baseline"/>
+                <w:lang w:val="en-US"/>
+              </w:rPr>
+            </w:pPr>
+            <w:r>
+              <w:rPr>
+                <w:rFonts w:hint="default" w:ascii="Times New Roman" w:hAnsi="Times New Roman" w:eastAsia="SimSun" w:cs="Times New Roman"/>
+                <w:sz w:val="24"/>
+                <w:szCs w:val="24"/>
+              </w:rPr>
+              <w:t>Match Orders with Assets</w:t>
+            </w:r>
+          </w:p>
+        </w:tc>
+        <w:tc>
+          <w:tcPr>
+            <w:tcW w:w="7032" w:type="dxa"/>
+            <w:shd w:val="clear" w:color="auto" w:fill="auto"/>
+            <w:vAlign w:val="center"/>
+          </w:tcPr>
+          <w:p>
+            <w:pPr>
+              <w:widowControl w:val="0"/>
+              <w:numPr>
+                <w:ilvl w:val="0"/>
+                <w:numId w:val="13"/>
+              </w:numPr>
+              <w:ind w:left="420" w:leftChars="0" w:hanging="420" w:firstLineChars="0"/>
+              <w:jc w:val="both"/>
+              <w:rPr>
+                <w:rFonts w:hint="default" w:ascii="Times New Roman" w:hAnsi="Times New Roman" w:eastAsia="SimSun" w:cs="Times New Roman"/>
+                <w:sz w:val="24"/>
+                <w:szCs w:val="24"/>
+              </w:rPr>
+            </w:pPr>
+            <w:r>
+              <w:rPr>
+                <w:rFonts w:hint="default" w:ascii="Times New Roman" w:hAnsi="Times New Roman" w:eastAsia="SimSun" w:cs="Times New Roman"/>
+                <w:sz w:val="24"/>
+                <w:szCs w:val="24"/>
+              </w:rPr>
+              <w:t>Provide a centralized interface listing unassigned orders alongside active, available trucks and drivers within the local branch database.</w:t>
+            </w:r>
+          </w:p>
+          <w:p>
+            <w:pPr>
+              <w:widowControl w:val="0"/>
+              <w:numPr>
+                <w:ilvl w:val="0"/>
+                <w:numId w:val="13"/>
+              </w:numPr>
+              <w:ind w:left="420" w:leftChars="0" w:hanging="420" w:firstLineChars="0"/>
+              <w:jc w:val="both"/>
+              <w:rPr>
+                <w:rFonts w:hint="default" w:ascii="Times New Roman" w:hAnsi="Times New Roman" w:eastAsia="SimSun" w:cs="Times New Roman"/>
+                <w:sz w:val="24"/>
+                <w:szCs w:val="24"/>
+                <w:lang w:val="en-US"/>
+              </w:rPr>
+            </w:pPr>
+            <w:r>
+              <w:rPr>
+                <w:rFonts w:hint="default" w:ascii="Times New Roman" w:hAnsi="Times New Roman" w:eastAsia="SimSun" w:cs="Times New Roman"/>
+                <w:sz w:val="24"/>
+                <w:szCs w:val="24"/>
+              </w:rPr>
+              <w:t>Enforce automated verification rules to ensure the selected vehicle possesses the required capacity metrics for the assigned cargo load.</w:t>
+            </w:r>
+          </w:p>
+        </w:tc>
+      </w:tr>
+      <w:tr>
+        <w:tblPrEx>
+          <w:tblBorders>
+            <w:top w:val="single" w:color="auto" w:sz="4" w:space="0"/>
+            <w:left w:val="single" w:color="auto" w:sz="4" w:space="0"/>
+            <w:bottom w:val="single" w:color="auto" w:sz="4" w:space="0"/>
+            <w:right w:val="single" w:color="auto" w:sz="4" w:space="0"/>
+            <w:insideH w:val="single" w:color="auto" w:sz="4" w:space="0"/>
+            <w:insideV w:val="single" w:color="auto" w:sz="4" w:space="0"/>
+          </w:tblBorders>
+          <w:tblCellMar>
+            <w:top w:w="0" w:type="dxa"/>
+            <w:left w:w="108" w:type="dxa"/>
+            <w:bottom w:w="0" w:type="dxa"/>
+            <w:right w:w="108" w:type="dxa"/>
+          </w:tblCellMar>
+        </w:tblPrEx>
+        <w:trPr>
+          <w:trHeight w:val="1825" w:hRule="atLeast"/>
+        </w:trPr>
+        <w:tc>
+          <w:tcPr>
+            <w:tcW w:w="2160" w:type="dxa"/>
+            <w:shd w:val="clear" w:color="auto" w:fill="auto"/>
+            <w:vAlign w:val="center"/>
+          </w:tcPr>
+          <w:p>
+            <w:pPr>
+              <w:widowControl w:val="0"/>
+              <w:jc w:val="left"/>
+              <w:rPr>
+                <w:rFonts w:hint="default" w:ascii="Times New Roman" w:hAnsi="Times New Roman" w:cs="Times New Roman"/>
+                <w:sz w:val="28"/>
+                <w:szCs w:val="28"/>
+                <w:vertAlign w:val="baseline"/>
+                <w:lang w:val="en-US"/>
+              </w:rPr>
+            </w:pPr>
+            <w:r>
+              <w:rPr>
+                <w:rFonts w:hint="default" w:ascii="Times New Roman" w:hAnsi="Times New Roman" w:eastAsia="SimSun" w:cs="Times New Roman"/>
+                <w:sz w:val="24"/>
+                <w:szCs w:val="24"/>
+              </w:rPr>
+              <w:t>Lock Dispatched Resources</w:t>
+            </w:r>
+          </w:p>
+        </w:tc>
+        <w:tc>
+          <w:tcPr>
+            <w:tcW w:w="7032" w:type="dxa"/>
+            <w:shd w:val="clear" w:color="auto" w:fill="auto"/>
+            <w:vAlign w:val="center"/>
+          </w:tcPr>
+          <w:p>
+            <w:pPr>
+              <w:widowControl w:val="0"/>
+              <w:numPr>
+                <w:ilvl w:val="0"/>
+                <w:numId w:val="14"/>
+              </w:numPr>
+              <w:tabs>
+                <w:tab w:val="clear" w:pos="420"/>
+              </w:tabs>
+              <w:ind w:left="420" w:leftChars="0" w:hanging="420" w:firstLineChars="0"/>
+              <w:jc w:val="both"/>
+              <w:rPr>
+                <w:rFonts w:hint="default" w:ascii="Times New Roman" w:hAnsi="Times New Roman" w:eastAsia="SimSun" w:cs="Times New Roman"/>
+                <w:sz w:val="24"/>
+                <w:szCs w:val="24"/>
+                <w:lang w:val="en-US"/>
+              </w:rPr>
+            </w:pPr>
+            <w:r>
+              <w:rPr>
+                <w:rFonts w:hint="default" w:ascii="Times New Roman" w:hAnsi="Times New Roman" w:eastAsia="SimSun" w:cs="Times New Roman"/>
+                <w:sz w:val="24"/>
+                <w:szCs w:val="24"/>
+              </w:rPr>
+              <w:t>Automatically transition the operational status of selected trucks and drivers to En Route immediately upon dispatch confirmation.</w:t>
+            </w:r>
+          </w:p>
+          <w:p>
+            <w:pPr>
+              <w:widowControl w:val="0"/>
+              <w:numPr>
+                <w:ilvl w:val="0"/>
+                <w:numId w:val="14"/>
+              </w:numPr>
+              <w:tabs>
+                <w:tab w:val="clear" w:pos="420"/>
+              </w:tabs>
+              <w:ind w:left="420" w:leftChars="0" w:hanging="420" w:firstLineChars="0"/>
+              <w:jc w:val="both"/>
+              <w:rPr>
+                <w:rFonts w:hint="default" w:ascii="Times New Roman" w:hAnsi="Times New Roman" w:eastAsia="SimSun" w:cs="Times New Roman"/>
+                <w:sz w:val="24"/>
+                <w:szCs w:val="24"/>
+                <w:lang w:val="en-US"/>
+              </w:rPr>
+            </w:pPr>
+            <w:r>
+              <w:rPr>
+                <w:rFonts w:hint="default" w:ascii="Times New Roman" w:hAnsi="Times New Roman" w:eastAsia="SimSun" w:cs="Times New Roman"/>
+                <w:sz w:val="24"/>
+                <w:szCs w:val="24"/>
+              </w:rPr>
+              <w:t>Restrict locked assets from appearing in other active assignment pools across all branches to eliminate double-booking errors.</w:t>
+            </w:r>
+          </w:p>
+        </w:tc>
+      </w:tr>
+      <w:tr>
+        <w:tblPrEx>
+          <w:tblBorders>
+            <w:top w:val="single" w:color="auto" w:sz="4" w:space="0"/>
+            <w:left w:val="single" w:color="auto" w:sz="4" w:space="0"/>
+            <w:bottom w:val="single" w:color="auto" w:sz="4" w:space="0"/>
+            <w:right w:val="single" w:color="auto" w:sz="4" w:space="0"/>
+            <w:insideH w:val="single" w:color="auto" w:sz="4" w:space="0"/>
+            <w:insideV w:val="single" w:color="auto" w:sz="4" w:space="0"/>
+          </w:tblBorders>
+          <w:tblCellMar>
+            <w:top w:w="0" w:type="dxa"/>
+            <w:left w:w="108" w:type="dxa"/>
+            <w:bottom w:w="0" w:type="dxa"/>
+            <w:right w:w="108" w:type="dxa"/>
+          </w:tblCellMar>
+        </w:tblPrEx>
+        <w:trPr>
+          <w:trHeight w:val="1909" w:hRule="atLeast"/>
+        </w:trPr>
+        <w:tc>
+          <w:tcPr>
+            <w:tcW w:w="2160" w:type="dxa"/>
+            <w:shd w:val="clear" w:color="auto" w:fill="auto"/>
+            <w:vAlign w:val="center"/>
+          </w:tcPr>
+          <w:p>
+            <w:pPr>
+              <w:widowControl w:val="0"/>
+              <w:jc w:val="left"/>
+              <w:rPr>
+                <w:rFonts w:hint="default" w:ascii="Times New Roman" w:hAnsi="Times New Roman" w:cs="Times New Roman"/>
+                <w:sz w:val="24"/>
+                <w:szCs w:val="24"/>
+                <w:vertAlign w:val="baseline"/>
+                <w:lang w:val="en-US"/>
+              </w:rPr>
+            </w:pPr>
+            <w:r>
+              <w:rPr>
+                <w:rFonts w:hint="default" w:ascii="Times New Roman" w:hAnsi="Times New Roman" w:eastAsia="SimSun" w:cs="Times New Roman"/>
+                <w:sz w:val="24"/>
+                <w:szCs w:val="24"/>
+              </w:rPr>
+              <w:t>Generate Route Planning</w:t>
+            </w:r>
+          </w:p>
+        </w:tc>
+        <w:tc>
+          <w:tcPr>
+            <w:tcW w:w="7032" w:type="dxa"/>
+            <w:shd w:val="clear" w:color="auto" w:fill="auto"/>
+            <w:vAlign w:val="center"/>
+          </w:tcPr>
+          <w:p>
+            <w:pPr>
+              <w:widowControl w:val="0"/>
+              <w:numPr>
+                <w:ilvl w:val="0"/>
+                <w:numId w:val="15"/>
+              </w:numPr>
+              <w:tabs>
+                <w:tab w:val="clear" w:pos="420"/>
+              </w:tabs>
+              <w:ind w:left="420" w:leftChars="0" w:hanging="420" w:firstLineChars="0"/>
+              <w:jc w:val="both"/>
+              <w:rPr>
+                <w:rFonts w:hint="default" w:ascii="Times New Roman" w:hAnsi="Times New Roman" w:eastAsia="SimSun" w:cs="Times New Roman"/>
+                <w:sz w:val="24"/>
+                <w:szCs w:val="24"/>
+              </w:rPr>
+            </w:pPr>
+            <w:r>
+              <w:rPr>
+                <w:rFonts w:hint="default" w:ascii="Times New Roman" w:hAnsi="Times New Roman" w:eastAsia="SimSun" w:cs="Times New Roman"/>
+                <w:sz w:val="24"/>
+                <w:szCs w:val="24"/>
+              </w:rPr>
+              <w:t>Provide interactive map integration that automatically calculates the most efficient delivery sequence based on distance matrices and destination points.</w:t>
+            </w:r>
+          </w:p>
+          <w:p>
+            <w:pPr>
+              <w:widowControl w:val="0"/>
+              <w:numPr>
+                <w:ilvl w:val="0"/>
+                <w:numId w:val="15"/>
+              </w:numPr>
+              <w:tabs>
+                <w:tab w:val="clear" w:pos="420"/>
+              </w:tabs>
+              <w:ind w:left="420" w:leftChars="0" w:hanging="420" w:firstLineChars="0"/>
+              <w:jc w:val="both"/>
+              <w:rPr>
+                <w:rFonts w:hint="default" w:ascii="Times New Roman" w:hAnsi="Times New Roman" w:eastAsia="SimSun" w:cs="Times New Roman"/>
+                <w:sz w:val="24"/>
+                <w:szCs w:val="24"/>
+              </w:rPr>
+            </w:pPr>
+            <w:r>
+              <w:rPr>
+                <w:rFonts w:hint="default" w:ascii="Times New Roman" w:hAnsi="Times New Roman" w:eastAsia="SimSun" w:cs="Times New Roman"/>
+                <w:sz w:val="24"/>
+                <w:szCs w:val="24"/>
+              </w:rPr>
+              <w:t>Allow dispatchers to manually adjust stops or reorder delivery points on the digital map to accommodate specific regional constraints.</w:t>
+            </w:r>
+          </w:p>
+        </w:tc>
+      </w:tr>
+      <w:tr>
+        <w:tblPrEx>
+          <w:tblBorders>
+            <w:top w:val="single" w:color="auto" w:sz="4" w:space="0"/>
+            <w:left w:val="single" w:color="auto" w:sz="4" w:space="0"/>
+            <w:bottom w:val="single" w:color="auto" w:sz="4" w:space="0"/>
+            <w:right w:val="single" w:color="auto" w:sz="4" w:space="0"/>
+            <w:insideH w:val="single" w:color="auto" w:sz="4" w:space="0"/>
+            <w:insideV w:val="single" w:color="auto" w:sz="4" w:space="0"/>
+          </w:tblBorders>
+          <w:tblCellMar>
+            <w:top w:w="0" w:type="dxa"/>
+            <w:left w:w="108" w:type="dxa"/>
+            <w:bottom w:w="0" w:type="dxa"/>
+            <w:right w:w="108" w:type="dxa"/>
+          </w:tblCellMar>
+        </w:tblPrEx>
+        <w:trPr>
+          <w:trHeight w:val="2055" w:hRule="atLeast"/>
+        </w:trPr>
+        <w:tc>
+          <w:tcPr>
+            <w:tcW w:w="2160" w:type="dxa"/>
+            <w:shd w:val="clear" w:color="auto" w:fill="auto"/>
+            <w:vAlign w:val="center"/>
+          </w:tcPr>
+          <w:p>
+            <w:pPr>
+              <w:widowControl w:val="0"/>
+              <w:jc w:val="left"/>
+              <w:rPr>
+                <w:rFonts w:hint="default" w:ascii="Times New Roman" w:hAnsi="Times New Roman" w:cs="Times New Roman"/>
+                <w:sz w:val="24"/>
+                <w:szCs w:val="24"/>
+                <w:vertAlign w:val="baseline"/>
+                <w:lang w:val="en-US"/>
+              </w:rPr>
+            </w:pPr>
+            <w:r>
+              <w:rPr>
+                <w:rFonts w:hint="default" w:ascii="Times New Roman" w:hAnsi="Times New Roman" w:eastAsia="SimSun" w:cs="Times New Roman"/>
+                <w:sz w:val="24"/>
+                <w:szCs w:val="24"/>
+              </w:rPr>
+              <w:t>Transmit Trip Details</w:t>
+            </w:r>
+          </w:p>
+        </w:tc>
+        <w:tc>
+          <w:tcPr>
+            <w:tcW w:w="7032" w:type="dxa"/>
+            <w:shd w:val="clear" w:color="auto" w:fill="auto"/>
+            <w:vAlign w:val="center"/>
+          </w:tcPr>
+          <w:p>
+            <w:pPr>
+              <w:widowControl w:val="0"/>
+              <w:numPr>
+                <w:ilvl w:val="0"/>
+                <w:numId w:val="16"/>
+              </w:numPr>
+              <w:tabs>
+                <w:tab w:val="clear" w:pos="420"/>
+              </w:tabs>
+              <w:ind w:left="420" w:leftChars="0" w:hanging="420" w:firstLineChars="0"/>
+              <w:jc w:val="both"/>
+              <w:rPr>
+                <w:rFonts w:hint="default" w:ascii="Times New Roman" w:hAnsi="Times New Roman" w:eastAsia="SimSun" w:cs="Times New Roman"/>
+                <w:sz w:val="24"/>
+                <w:szCs w:val="24"/>
+              </w:rPr>
+            </w:pPr>
+            <w:r>
+              <w:rPr>
+                <w:rFonts w:hint="default" w:ascii="Times New Roman" w:hAnsi="Times New Roman" w:eastAsia="SimSun" w:cs="Times New Roman"/>
+                <w:sz w:val="24"/>
+                <w:szCs w:val="24"/>
+              </w:rPr>
+              <w:t>Automatically push detailed trip sheets including pickup logs, customer details, delivery windows, and optimized routes directly to the designated driver mobile interface.</w:t>
+            </w:r>
+          </w:p>
+          <w:p>
+            <w:pPr>
+              <w:widowControl w:val="0"/>
+              <w:numPr>
+                <w:ilvl w:val="0"/>
+                <w:numId w:val="16"/>
+              </w:numPr>
+              <w:tabs>
+                <w:tab w:val="clear" w:pos="420"/>
+              </w:tabs>
+              <w:ind w:left="420" w:leftChars="0" w:hanging="420" w:firstLineChars="0"/>
+              <w:jc w:val="both"/>
+              <w:rPr>
+                <w:rFonts w:hint="default" w:ascii="Times New Roman" w:hAnsi="Times New Roman" w:eastAsia="SimSun" w:cs="Times New Roman"/>
+                <w:sz w:val="24"/>
+                <w:szCs w:val="24"/>
+              </w:rPr>
+            </w:pPr>
+            <w:r>
+              <w:rPr>
+                <w:rFonts w:hint="default" w:ascii="Times New Roman" w:hAnsi="Times New Roman" w:eastAsia="SimSun" w:cs="Times New Roman"/>
+                <w:sz w:val="24"/>
+                <w:szCs w:val="24"/>
+              </w:rPr>
+              <w:t>Log dispatch execution timestamps within the central database to establish a clear audit trail for operational performance.</w:t>
+            </w:r>
+          </w:p>
+        </w:tc>
+      </w:tr>
+      <w:tr>
+        <w:tblPrEx>
+          <w:tblBorders>
+            <w:top w:val="single" w:color="auto" w:sz="4" w:space="0"/>
+            <w:left w:val="single" w:color="auto" w:sz="4" w:space="0"/>
+            <w:bottom w:val="single" w:color="auto" w:sz="4" w:space="0"/>
+            <w:right w:val="single" w:color="auto" w:sz="4" w:space="0"/>
+            <w:insideH w:val="single" w:color="auto" w:sz="4" w:space="0"/>
+            <w:insideV w:val="single" w:color="auto" w:sz="4" w:space="0"/>
+          </w:tblBorders>
+          <w:tblCellMar>
+            <w:top w:w="0" w:type="dxa"/>
+            <w:left w:w="108" w:type="dxa"/>
+            <w:bottom w:w="0" w:type="dxa"/>
+            <w:right w:w="108" w:type="dxa"/>
+          </w:tblCellMar>
+        </w:tblPrEx>
+        <w:trPr>
+          <w:trHeight w:val="525" w:hRule="atLeast"/>
+        </w:trPr>
+        <w:tc>
+          <w:tcPr>
+            <w:tcW w:w="2160" w:type="dxa"/>
+            <w:shd w:val="clear" w:color="auto" w:fill="FEF2CB" w:themeFill="accent3" w:themeFillTint="32"/>
+            <w:vAlign w:val="center"/>
+          </w:tcPr>
+          <w:p>
+            <w:pPr>
+              <w:widowControl w:val="0"/>
+              <w:jc w:val="center"/>
+              <w:rPr>
+                <w:rFonts w:hint="default" w:ascii="Times New Roman" w:hAnsi="Times New Roman" w:cs="Times New Roman"/>
+                <w:sz w:val="28"/>
+                <w:szCs w:val="28"/>
+                <w:vertAlign w:val="baseline"/>
+                <w:lang w:val="en-US"/>
+              </w:rPr>
+            </w:pPr>
+            <w:r>
+              <w:rPr>
+                <w:rFonts w:hint="default" w:ascii="Times New Roman" w:hAnsi="Times New Roman" w:cs="Times New Roman"/>
+                <w:sz w:val="28"/>
+                <w:szCs w:val="28"/>
+                <w:vertAlign w:val="baseline"/>
+                <w:lang w:val="en-US"/>
+              </w:rPr>
+              <w:t>Variant</w:t>
+            </w:r>
+          </w:p>
+        </w:tc>
+        <w:tc>
+          <w:tcPr>
+            <w:tcW w:w="7032" w:type="dxa"/>
+            <w:shd w:val="clear" w:color="auto" w:fill="D4F4F1" w:themeFill="accent5" w:themeFillTint="32"/>
+            <w:vAlign w:val="center"/>
+          </w:tcPr>
+          <w:p>
+            <w:pPr>
+              <w:widowControl w:val="0"/>
+              <w:jc w:val="center"/>
+              <w:rPr>
+                <w:rFonts w:hint="default" w:ascii="Times New Roman" w:hAnsi="Times New Roman" w:cs="Times New Roman" w:eastAsiaTheme="minorEastAsia"/>
+                <w:sz w:val="28"/>
+                <w:szCs w:val="28"/>
+                <w:vertAlign w:val="baseline"/>
+                <w:lang w:val="en-US" w:eastAsia="zh-CN" w:bidi="ar-SA"/>
+              </w:rPr>
+            </w:pPr>
+            <w:r>
+              <w:rPr>
+                <w:rFonts w:hint="default" w:ascii="Times New Roman" w:hAnsi="Times New Roman" w:cs="Times New Roman"/>
+                <w:sz w:val="28"/>
+                <w:szCs w:val="28"/>
+                <w:vertAlign w:val="baseline"/>
+                <w:lang w:val="en-US"/>
+              </w:rPr>
+              <w:t>Example Solution (Funtional Requirement)</w:t>
+            </w:r>
+          </w:p>
+        </w:tc>
+      </w:tr>
+      <w:tr>
+        <w:tblPrEx>
+          <w:tblBorders>
+            <w:top w:val="single" w:color="auto" w:sz="4" w:space="0"/>
+            <w:left w:val="single" w:color="auto" w:sz="4" w:space="0"/>
+            <w:bottom w:val="single" w:color="auto" w:sz="4" w:space="0"/>
+            <w:right w:val="single" w:color="auto" w:sz="4" w:space="0"/>
+            <w:insideH w:val="single" w:color="auto" w:sz="4" w:space="0"/>
+            <w:insideV w:val="single" w:color="auto" w:sz="4" w:space="0"/>
+          </w:tblBorders>
+          <w:tblCellMar>
+            <w:top w:w="0" w:type="dxa"/>
+            <w:left w:w="108" w:type="dxa"/>
+            <w:bottom w:w="0" w:type="dxa"/>
+            <w:right w:w="108" w:type="dxa"/>
+          </w:tblCellMar>
+        </w:tblPrEx>
+        <w:trPr>
+          <w:trHeight w:val="1273" w:hRule="atLeast"/>
+        </w:trPr>
+        <w:tc>
+          <w:tcPr>
+            <w:tcW w:w="2160" w:type="dxa"/>
+            <w:shd w:val="clear" w:color="auto" w:fill="auto"/>
+            <w:vAlign w:val="center"/>
+          </w:tcPr>
+          <w:p>
+            <w:pPr>
+              <w:widowControl w:val="0"/>
+              <w:jc w:val="left"/>
+              <w:rPr>
+                <w:rFonts w:hint="default" w:ascii="Times New Roman" w:hAnsi="Times New Roman" w:cs="Times New Roman"/>
+                <w:sz w:val="24"/>
+                <w:szCs w:val="24"/>
+                <w:vertAlign w:val="baseline"/>
+                <w:lang w:val="en-US"/>
+              </w:rPr>
+            </w:pPr>
+            <w:r>
+              <w:rPr>
+                <w:rFonts w:hint="default" w:ascii="Times New Roman" w:hAnsi="Times New Roman" w:eastAsia="SimSun" w:cs="Times New Roman"/>
+                <w:sz w:val="24"/>
+                <w:szCs w:val="24"/>
+              </w:rPr>
+              <w:t>Automated Fleet Recommendation</w:t>
+            </w:r>
+          </w:p>
+        </w:tc>
+        <w:tc>
+          <w:tcPr>
+            <w:tcW w:w="7032" w:type="dxa"/>
+            <w:shd w:val="clear" w:color="auto" w:fill="auto"/>
+            <w:vAlign w:val="center"/>
+          </w:tcPr>
+          <w:p>
+            <w:pPr>
+              <w:widowControl w:val="0"/>
+              <w:numPr>
+                <w:ilvl w:val="0"/>
+                <w:numId w:val="17"/>
+              </w:numPr>
+              <w:ind w:left="420" w:leftChars="0" w:hanging="420" w:firstLineChars="0"/>
+              <w:jc w:val="both"/>
+              <w:rPr>
+                <w:rFonts w:hint="default" w:ascii="Times New Roman" w:hAnsi="Times New Roman" w:cs="Times New Roman"/>
+                <w:sz w:val="24"/>
+                <w:szCs w:val="24"/>
+                <w:vertAlign w:val="baseline"/>
+                <w:lang w:val="en-US"/>
+              </w:rPr>
+            </w:pPr>
+            <w:r>
+              <w:rPr>
+                <w:rFonts w:hint="default" w:ascii="Times New Roman" w:hAnsi="Times New Roman" w:eastAsia="SimSun" w:cs="Times New Roman"/>
+                <w:sz w:val="24"/>
+                <w:szCs w:val="24"/>
+              </w:rPr>
+              <w:t>The system utilizes internal heuristics to automatically suggest the most cost-effective vehicle and driver combination for a group of orders based on proximity and capacity.</w:t>
+            </w:r>
+          </w:p>
+        </w:tc>
+      </w:tr>
+      <w:tr>
+        <w:tblPrEx>
+          <w:tblBorders>
+            <w:top w:val="single" w:color="auto" w:sz="4" w:space="0"/>
+            <w:left w:val="single" w:color="auto" w:sz="4" w:space="0"/>
+            <w:bottom w:val="single" w:color="auto" w:sz="4" w:space="0"/>
+            <w:right w:val="single" w:color="auto" w:sz="4" w:space="0"/>
+            <w:insideH w:val="single" w:color="auto" w:sz="4" w:space="0"/>
+            <w:insideV w:val="single" w:color="auto" w:sz="4" w:space="0"/>
+          </w:tblBorders>
+          <w:tblCellMar>
+            <w:top w:w="0" w:type="dxa"/>
+            <w:left w:w="108" w:type="dxa"/>
+            <w:bottom w:w="0" w:type="dxa"/>
+            <w:right w:w="108" w:type="dxa"/>
+          </w:tblCellMar>
+        </w:tblPrEx>
+        <w:trPr>
+          <w:trHeight w:val="1463" w:hRule="atLeast"/>
+        </w:trPr>
+        <w:tc>
+          <w:tcPr>
+            <w:tcW w:w="2160" w:type="dxa"/>
+            <w:shd w:val="clear" w:color="auto" w:fill="auto"/>
+            <w:vAlign w:val="center"/>
+          </w:tcPr>
+          <w:p>
+            <w:pPr>
+              <w:widowControl w:val="0"/>
+              <w:jc w:val="left"/>
+              <w:rPr>
+                <w:rFonts w:hint="default" w:ascii="Times New Roman" w:hAnsi="Times New Roman" w:cs="Times New Roman"/>
+                <w:sz w:val="24"/>
+                <w:szCs w:val="24"/>
+                <w:vertAlign w:val="baseline"/>
+                <w:lang w:val="en-US"/>
+              </w:rPr>
+            </w:pPr>
+            <w:r>
+              <w:rPr>
+                <w:rFonts w:hint="default" w:ascii="Times New Roman" w:hAnsi="Times New Roman" w:eastAsia="SimSun" w:cs="Times New Roman"/>
+                <w:sz w:val="24"/>
+                <w:szCs w:val="24"/>
+              </w:rPr>
+              <w:t>Multi-Leg Dispatch Ingestion</w:t>
+            </w:r>
+          </w:p>
+        </w:tc>
+        <w:tc>
+          <w:tcPr>
+            <w:tcW w:w="7032" w:type="dxa"/>
+            <w:shd w:val="clear" w:color="auto" w:fill="auto"/>
+            <w:vAlign w:val="center"/>
+          </w:tcPr>
+          <w:p>
+            <w:pPr>
+              <w:widowControl w:val="0"/>
+              <w:numPr>
+                <w:ilvl w:val="0"/>
+                <w:numId w:val="18"/>
+              </w:numPr>
+              <w:ind w:left="420" w:leftChars="0" w:hanging="420" w:firstLineChars="0"/>
+              <w:jc w:val="both"/>
+              <w:rPr>
+                <w:rFonts w:hint="default" w:ascii="Times New Roman" w:hAnsi="Times New Roman" w:cs="Times New Roman"/>
+                <w:sz w:val="24"/>
+                <w:szCs w:val="24"/>
+                <w:vertAlign w:val="baseline"/>
+                <w:lang w:val="en-US"/>
+              </w:rPr>
+            </w:pPr>
+            <w:r>
+              <w:rPr>
+                <w:rFonts w:hint="default" w:ascii="Times New Roman" w:hAnsi="Times New Roman" w:eastAsia="SimSun" w:cs="Times New Roman"/>
+                <w:sz w:val="24"/>
+                <w:szCs w:val="24"/>
+              </w:rPr>
+              <w:t>The system supports complex multi-stop routing configurations, allowing a single vehicle to fulfill shipments for multiple partner supermarkets within a single dispatch cycle.</w:t>
+            </w:r>
+          </w:p>
+        </w:tc>
+      </w:tr>
+    </w:tbl>
+    <w:p>
+      <w:pPr>
+        <w:rPr>
+          <w:rStyle w:val="15"/>
+          <w:rFonts w:hint="default" w:cs="Times New Roman"/>
+          <w:sz w:val="28"/>
+          <w:szCs w:val="28"/>
+          <w:lang w:val="en-US"/>
+        </w:rPr>
+      </w:pPr>
+    </w:p>
+    <w:p>
+      <w:pPr>
+        <w:rPr>
+          <w:rStyle w:val="15"/>
+          <w:rFonts w:hint="default" w:cs="Times New Roman"/>
+          <w:sz w:val="28"/>
+          <w:szCs w:val="28"/>
+          <w:lang w:val="en-US"/>
+        </w:rPr>
+      </w:pPr>
+    </w:p>
+    <w:p>
+      <w:pPr>
+        <w:rPr>
+          <w:rStyle w:val="15"/>
+          <w:rFonts w:hint="default" w:cs="Times New Roman"/>
+          <w:sz w:val="28"/>
+          <w:szCs w:val="28"/>
+          <w:lang w:val="en-US"/>
+        </w:rPr>
+      </w:pPr>
+    </w:p>
+    <w:p>
+      <w:pPr>
+        <w:rPr>
+          <w:rStyle w:val="15"/>
+          <w:rFonts w:hint="default" w:cs="Times New Roman"/>
+          <w:sz w:val="28"/>
+          <w:szCs w:val="28"/>
+          <w:lang w:val="en-US"/>
+        </w:rPr>
+      </w:pPr>
+    </w:p>
+    <w:p>
+      <w:pPr>
+        <w:rPr>
+          <w:rStyle w:val="15"/>
+          <w:rFonts w:hint="default" w:cs="Times New Roman"/>
+          <w:sz w:val="28"/>
+          <w:szCs w:val="28"/>
+          <w:lang w:val="en-US"/>
+        </w:rPr>
+      </w:pPr>
+    </w:p>
+    <w:p>
+      <w:pPr>
+        <w:rPr>
+          <w:rStyle w:val="15"/>
+          <w:rFonts w:hint="default" w:cs="Times New Roman"/>
+          <w:sz w:val="28"/>
+          <w:szCs w:val="28"/>
+          <w:lang w:val="en-US"/>
+        </w:rPr>
+      </w:pPr>
+    </w:p>
+    <w:p>
+      <w:pPr>
+        <w:rPr>
+          <w:rStyle w:val="15"/>
+          <w:rFonts w:hint="default" w:cs="Times New Roman"/>
+          <w:sz w:val="28"/>
+          <w:szCs w:val="28"/>
+          <w:lang w:val="en-US"/>
+        </w:rPr>
+      </w:pPr>
+    </w:p>
+    <w:p>
+      <w:pPr>
+        <w:pStyle w:val="3"/>
+        <w:bidi w:val="0"/>
+        <w:spacing w:line="240" w:lineRule="auto"/>
+        <w:ind w:left="400" w:leftChars="100" w:firstLine="0" w:firstLineChars="0"/>
+        <w:rPr>
+          <w:rStyle w:val="15"/>
+          <w:rFonts w:hint="default" w:cs="Times New Roman"/>
+          <w:b/>
+          <w:bCs/>
+          <w:sz w:val="28"/>
+          <w:szCs w:val="28"/>
+          <w:lang w:val="en-US"/>
+        </w:rPr>
+      </w:pPr>
+      <w:r>
+        <w:rPr>
+          <w:rFonts w:hint="default" w:cs="Times New Roman"/>
+          <w:lang w:val="en-US"/>
+        </w:rPr>
+        <w:t>4</w:t>
+      </w:r>
+      <w:r>
+        <w:rPr>
+          <w:rFonts w:hint="default" w:ascii="Times New Roman" w:hAnsi="Times New Roman" w:cs="Times New Roman"/>
+          <w:lang w:val="en-US"/>
+        </w:rPr>
+        <w:t>.</w:t>
+      </w:r>
+      <w:r>
+        <w:rPr>
+          <w:rFonts w:hint="default" w:cs="Times New Roman"/>
+          <w:lang w:val="en-US"/>
+        </w:rPr>
+        <w:t>6</w:t>
+      </w:r>
+      <w:r>
+        <w:rPr>
+          <w:rFonts w:hint="default" w:ascii="Times New Roman" w:hAnsi="Times New Roman" w:cs="Times New Roman"/>
+          <w:lang w:val="en-US"/>
+        </w:rPr>
+        <w:t xml:space="preserve"> </w:t>
+      </w:r>
+      <w:r>
+        <w:rPr>
+          <w:rStyle w:val="15"/>
+          <w:rFonts w:hint="default" w:cs="Times New Roman"/>
+          <w:b/>
+          <w:bCs/>
+          <w:sz w:val="28"/>
+          <w:szCs w:val="28"/>
+          <w:lang w:val="en-US"/>
+        </w:rPr>
+        <w:t>Real-Time Transit Tracking</w:t>
       </w:r>
     </w:p>
     <w:tbl>
@@ -12890,6 +14653,7 @@
           </w:tcPr>
           <w:p>
             <w:pPr>
+              <w:widowControl w:val="0"/>
               <w:jc w:val="center"/>
               <w:rPr>
                 <w:rFonts w:hint="default" w:ascii="Times New Roman" w:hAnsi="Times New Roman" w:cs="Times New Roman"/>
@@ -12905,7 +14669,7 @@
                 <w:vertAlign w:val="baseline"/>
                 <w:lang w:val="en-US"/>
               </w:rPr>
-              <w:t xml:space="preserve">Task: </w:t>
+              <w:t>Task:</w:t>
             </w:r>
             <w:r>
               <w:rPr>
@@ -12915,7 +14679,7 @@
                 <w:vertAlign w:val="baseline"/>
                 <w:lang w:val="en-US"/>
               </w:rPr>
-              <w:t>Shipment Scheduling and Dispatch</w:t>
+              <w:t xml:space="preserve"> Real-Time Transit Tracking</w:t>
             </w:r>
           </w:p>
         </w:tc>
@@ -12948,6 +14712,7 @@
           </w:tcPr>
           <w:p>
             <w:pPr>
+              <w:widowControl w:val="0"/>
               <w:jc w:val="center"/>
               <w:rPr>
                 <w:rFonts w:hint="default" w:ascii="Times New Roman" w:hAnsi="Times New Roman" w:cs="Times New Roman"/>
@@ -12977,6 +14742,7 @@
           </w:tcPr>
           <w:p>
             <w:pPr>
+              <w:widowControl w:val="0"/>
               <w:jc w:val="center"/>
               <w:rPr>
                 <w:rFonts w:hint="default" w:ascii="Times New Roman" w:hAnsi="Times New Roman" w:cs="Times New Roman"/>
@@ -13026,6 +14792,7 @@
           </w:tcPr>
           <w:p>
             <w:pPr>
+              <w:widowControl w:val="0"/>
               <w:jc w:val="left"/>
               <w:rPr>
                 <w:rFonts w:hint="default" w:ascii="Times New Roman" w:hAnsi="Times New Roman" w:cs="Times New Roman"/>
@@ -13054,6 +14821,7 @@
           </w:tcPr>
           <w:p>
             <w:pPr>
+              <w:widowControl w:val="0"/>
               <w:numPr>
                 <w:ilvl w:val="0"/>
                 <w:numId w:val="6"/>
@@ -13072,11 +14840,12 @@
                 <w:sz w:val="24"/>
                 <w:szCs w:val="24"/>
               </w:rPr>
-              <w:t>Assign pending logistics orders to verified available vehicles and qualified drivers.</w:t>
-            </w:r>
-          </w:p>
-          <w:p>
-            <w:pPr>
+              <w:t>Capture continuous live location coordinates from active delivery vehicles automatically</w:t>
+            </w:r>
+          </w:p>
+          <w:p>
+            <w:pPr>
+              <w:widowControl w:val="0"/>
               <w:numPr>
                 <w:ilvl w:val="0"/>
                 <w:numId w:val="6"/>
@@ -13095,11 +14864,12 @@
                 <w:sz w:val="24"/>
                 <w:szCs w:val="24"/>
               </w:rPr>
-              <w:t>Optimize transit routes dynamically to reduce delivery delays and fuel consumption.</w:t>
-            </w:r>
-          </w:p>
-          <w:p>
-            <w:pPr>
+              <w:t>Provide supervisors and partner supermarkets with interactive geographic visibility of cargo progress.</w:t>
+            </w:r>
+          </w:p>
+          <w:p>
+            <w:pPr>
+              <w:widowControl w:val="0"/>
               <w:numPr>
                 <w:ilvl w:val="0"/>
                 <w:numId w:val="6"/>
@@ -13118,7 +14888,7 @@
                 <w:sz w:val="24"/>
                 <w:szCs w:val="24"/>
               </w:rPr>
-              <w:t>Prevent booking duplication errors by locking assets immediately upon dispatch confirmation.</w:t>
+              <w:t>Establish an unalterable history of route deviations and milestone completion timestamps.</w:t>
             </w:r>
           </w:p>
         </w:tc>
@@ -13150,6 +14920,7 @@
           </w:tcPr>
           <w:p>
             <w:pPr>
+              <w:widowControl w:val="0"/>
               <w:jc w:val="left"/>
               <w:rPr>
                 <w:rFonts w:hint="default" w:ascii="Times New Roman" w:hAnsi="Times New Roman" w:cs="Times New Roman"/>
@@ -13176,6 +14947,7 @@
           </w:tcPr>
           <w:p>
             <w:pPr>
+              <w:widowControl w:val="0"/>
               <w:numPr>
                 <w:ilvl w:val="0"/>
                 <w:numId w:val="6"/>
@@ -13193,7 +14965,7 @@
                 <w:sz w:val="24"/>
                 <w:szCs w:val="24"/>
               </w:rPr>
-              <w:t>New validated orders are ready in the system pool, a dispatcher initiates a scheduling cycle, or an unexpected change requires route reconfiguration.</w:t>
+              <w:t>A driver initiates an assigned delivery trip on the mobile application, activating the vehicle tracking pipeline and hardware telemetry stream.</w:t>
             </w:r>
           </w:p>
         </w:tc>
@@ -13225,6 +14997,7 @@
           </w:tcPr>
           <w:p>
             <w:pPr>
+              <w:widowControl w:val="0"/>
               <w:jc w:val="left"/>
               <w:rPr>
                 <w:rFonts w:hint="default" w:ascii="Times New Roman" w:hAnsi="Times New Roman" w:cs="Times New Roman"/>
@@ -13253,6 +15026,7 @@
           </w:tcPr>
           <w:p>
             <w:pPr>
+              <w:widowControl w:val="0"/>
               <w:numPr>
                 <w:ilvl w:val="0"/>
                 <w:numId w:val="7"/>
@@ -13272,7 +15046,7 @@
                 <w:sz w:val="24"/>
                 <w:szCs w:val="24"/>
               </w:rPr>
-              <w:t>High, operating continuously as dispatchers clear the order queue and manage daily driver shifts.</w:t>
+              <w:t>Continuous, streaming location updates every few seconds while a transport asset remains actively in transit.</w:t>
             </w:r>
           </w:p>
         </w:tc>
@@ -13304,6 +15078,7 @@
           </w:tcPr>
           <w:p>
             <w:pPr>
+              <w:widowControl w:val="0"/>
               <w:jc w:val="left"/>
               <w:rPr>
                 <w:rFonts w:hint="default" w:ascii="Times New Roman" w:hAnsi="Times New Roman" w:cs="Times New Roman"/>
@@ -13332,6 +15107,7 @@
           </w:tcPr>
           <w:p>
             <w:pPr>
+              <w:widowControl w:val="0"/>
               <w:numPr>
                 <w:ilvl w:val="0"/>
                 <w:numId w:val="12"/>
@@ -13348,12 +15124,10 @@
             <w:r>
               <w:rPr>
                 <w:rFonts w:hint="default" w:ascii="Times New Roman" w:hAnsi="Times New Roman" w:eastAsia="SimSun" w:cs="Times New Roman"/>
-                <w:strike w:val="0"/>
-                <w:dstrike w:val="0"/>
-                <w:sz w:val="24"/>
-                <w:szCs w:val="24"/>
-              </w:rPr>
-              <w:t>Highly critical to maximize fleet utilization, meet strict corporate supermarket delivery deadlines, and eliminate double-booking errors.</w:t>
+                <w:sz w:val="24"/>
+                <w:szCs w:val="24"/>
+              </w:rPr>
+              <w:t>Highly critical to eliminate operational visibility gaps, guarantee cargo security, and provide partner supermarkets with precise estimated arrival times.</w:t>
             </w:r>
           </w:p>
         </w:tc>
@@ -13376,7 +15150,7 @@
           </w:tblCellMar>
         </w:tblPrEx>
         <w:trPr>
-          <w:trHeight w:val="625" w:hRule="atLeast"/>
+          <w:trHeight w:val="711" w:hRule="atLeast"/>
         </w:trPr>
         <w:tc>
           <w:tcPr>
@@ -13385,6 +15159,7 @@
           </w:tcPr>
           <w:p>
             <w:pPr>
+              <w:widowControl w:val="0"/>
               <w:jc w:val="left"/>
               <w:rPr>
                 <w:rFonts w:hint="default" w:ascii="Times New Roman" w:hAnsi="Times New Roman" w:cs="Times New Roman"/>
@@ -13413,6 +15188,7 @@
           </w:tcPr>
           <w:p>
             <w:pPr>
+              <w:widowControl w:val="0"/>
               <w:numPr>
                 <w:ilvl w:val="0"/>
                 <w:numId w:val="8"/>
@@ -13432,7 +15208,7 @@
                 <w:sz w:val="24"/>
                 <w:szCs w:val="24"/>
               </w:rPr>
-              <w:t xml:space="preserve">Central Dispatch Control Panel </w:t>
+              <w:t xml:space="preserve">Live Tracking Map </w:t>
             </w:r>
             <w:r>
               <w:rPr>
@@ -13449,16 +15225,16 @@
                 <w:sz w:val="24"/>
                 <w:szCs w:val="24"/>
               </w:rPr>
-              <w:t>Interactive Scheduling Board</w:t>
-            </w:r>
-            <w:r>
-              <w:rPr>
-                <w:rFonts w:hint="default" w:ascii="Times New Roman" w:hAnsi="Times New Roman" w:eastAsia="SimSun" w:cs="Times New Roman"/>
-                <w:sz w:val="24"/>
-                <w:szCs w:val="24"/>
-                <w:lang w:val="en-US"/>
-              </w:rPr>
-              <w:t>).</w:t>
+              <w:t>Monitoring Control Center / Driver Mobile Interface</w:t>
+            </w:r>
+            <w:r>
+              <w:rPr>
+                <w:rFonts w:hint="default" w:ascii="Times New Roman" w:hAnsi="Times New Roman" w:eastAsia="SimSun" w:cs="Times New Roman"/>
+                <w:sz w:val="24"/>
+                <w:szCs w:val="24"/>
+                <w:lang w:val="en-US"/>
+              </w:rPr>
+              <w:t>)</w:t>
             </w:r>
           </w:p>
         </w:tc>
@@ -13491,6 +15267,7 @@
           </w:tcPr>
           <w:p>
             <w:pPr>
+              <w:widowControl w:val="0"/>
               <w:jc w:val="center"/>
               <w:rPr>
                 <w:rFonts w:hint="default" w:ascii="Times New Roman" w:hAnsi="Times New Roman" w:cs="Times New Roman"/>
@@ -13520,6 +15297,7 @@
           </w:tcPr>
           <w:p>
             <w:pPr>
+              <w:widowControl w:val="0"/>
               <w:jc w:val="center"/>
               <w:rPr>
                 <w:rFonts w:hint="default" w:ascii="Times New Roman" w:hAnsi="Times New Roman" w:cs="Times New Roman"/>
@@ -13570,6 +15348,7 @@
           </w:tcPr>
           <w:p>
             <w:pPr>
+              <w:widowControl w:val="0"/>
               <w:jc w:val="left"/>
               <w:rPr>
                 <w:rFonts w:hint="default" w:ascii="Times New Roman" w:hAnsi="Times New Roman" w:cs="Times New Roman"/>
@@ -13585,7 +15364,7 @@
                 <w:sz w:val="24"/>
                 <w:szCs w:val="24"/>
               </w:rPr>
-              <w:t>Match Orders with Assets</w:t>
+              <w:t>Ingest Telemetry Streams</w:t>
             </w:r>
           </w:p>
         </w:tc>
@@ -13597,6 +15376,7 @@
           </w:tcPr>
           <w:p>
             <w:pPr>
+              <w:widowControl w:val="0"/>
               <w:numPr>
                 <w:ilvl w:val="0"/>
                 <w:numId w:val="13"/>
@@ -13615,11 +15395,12 @@
                 <w:sz w:val="24"/>
                 <w:szCs w:val="24"/>
               </w:rPr>
-              <w:t>Provide a centralized interface listing unassigned orders alongside active, available trucks and drivers within the local branch database.</w:t>
-            </w:r>
-          </w:p>
-          <w:p>
-            <w:pPr>
+              <w:t>Automatically receive continuous GPS latitude and longitude coordinate inputs from the External GPS Telemetry System hardware.</w:t>
+            </w:r>
+          </w:p>
+          <w:p>
+            <w:pPr>
+              <w:widowControl w:val="0"/>
               <w:numPr>
                 <w:ilvl w:val="0"/>
                 <w:numId w:val="13"/>
@@ -13639,7 +15420,7 @@
                 <w:sz w:val="24"/>
                 <w:szCs w:val="24"/>
               </w:rPr>
-              <w:t>Enforce automated verification rules to ensure the selected vehicle possesses the required capacity metrics for the assigned cargo load.</w:t>
+              <w:t>Parse incoming data streams instantly to extract vehicle identification keys, current velocity metrics, and exact time logs.</w:t>
             </w:r>
           </w:p>
         </w:tc>
@@ -13672,6 +15453,7 @@
           </w:tcPr>
           <w:p>
             <w:pPr>
+              <w:widowControl w:val="0"/>
               <w:jc w:val="left"/>
               <w:rPr>
                 <w:rFonts w:hint="default" w:ascii="Times New Roman" w:hAnsi="Times New Roman" w:cs="Times New Roman"/>
@@ -13687,7 +15469,7 @@
                 <w:sz w:val="24"/>
                 <w:szCs w:val="24"/>
               </w:rPr>
-              <w:t>Lock Dispatched Resources</w:t>
+              <w:t>Render Interactive Tracking Map</w:t>
             </w:r>
           </w:p>
         </w:tc>
@@ -13699,6 +15481,7 @@
           </w:tcPr>
           <w:p>
             <w:pPr>
+              <w:widowControl w:val="0"/>
               <w:numPr>
                 <w:ilvl w:val="0"/>
                 <w:numId w:val="14"/>
@@ -13721,11 +15504,12 @@
                 <w:sz w:val="24"/>
                 <w:szCs w:val="24"/>
               </w:rPr>
-              <w:t>Automatically transition the operational status of selected trucks and drivers to En Route immediately upon dispatch confirmation.</w:t>
-            </w:r>
-          </w:p>
-          <w:p>
-            <w:pPr>
+              <w:t>Display active vehicle positions dynamically onto a centralized digital map using distinct color-coded truck icons based on transit statuses.</w:t>
+            </w:r>
+          </w:p>
+          <w:p>
+            <w:pPr>
+              <w:widowControl w:val="0"/>
               <w:numPr>
                 <w:ilvl w:val="0"/>
                 <w:numId w:val="14"/>
@@ -13748,7 +15532,7 @@
                 <w:sz w:val="24"/>
                 <w:szCs w:val="24"/>
               </w:rPr>
-              <w:t>Restrict locked assets from appearing in other active assignment pools across all branches to eliminate double-booking errors.</w:t>
+              <w:t>Project the planned route geometry alongside the actual traveled path to help dispatchers identify route deviations instantly.</w:t>
             </w:r>
           </w:p>
         </w:tc>
@@ -13781,6 +15565,7 @@
           </w:tcPr>
           <w:p>
             <w:pPr>
+              <w:widowControl w:val="0"/>
               <w:jc w:val="left"/>
               <w:rPr>
                 <w:rFonts w:hint="default" w:ascii="Times New Roman" w:hAnsi="Times New Roman" w:cs="Times New Roman"/>
@@ -13796,7 +15581,7 @@
                 <w:sz w:val="24"/>
                 <w:szCs w:val="24"/>
               </w:rPr>
-              <w:t>Generate Route Planning</w:t>
+              <w:t>Log Delivery Milestones</w:t>
             </w:r>
           </w:p>
         </w:tc>
@@ -13808,6 +15593,7 @@
           </w:tcPr>
           <w:p>
             <w:pPr>
+              <w:widowControl w:val="0"/>
               <w:numPr>
                 <w:ilvl w:val="0"/>
                 <w:numId w:val="15"/>
@@ -13829,11 +15615,12 @@
                 <w:sz w:val="24"/>
                 <w:szCs w:val="24"/>
               </w:rPr>
-              <w:t>Provide interactive map integration that automatically calculates the most efficient delivery sequence based on distance matrices and destination points.</w:t>
-            </w:r>
-          </w:p>
-          <w:p>
-            <w:pPr>
+              <w:t>Provide simple touchscreen interfaces for drivers to log major transit checkpoints including Arrived at Hub, Loading, In Transit, and Completed.</w:t>
+            </w:r>
+          </w:p>
+          <w:p>
+            <w:pPr>
+              <w:widowControl w:val="0"/>
               <w:numPr>
                 <w:ilvl w:val="0"/>
                 <w:numId w:val="15"/>
@@ -13855,7 +15642,7 @@
                 <w:sz w:val="24"/>
                 <w:szCs w:val="24"/>
               </w:rPr>
-              <w:t>Allow dispatchers to manually adjust stops or reorder delivery points on the digital map to accommodate specific regional constraints.</w:t>
+              <w:t>Automatically capture the exact system timestamp and spatial coordinates whenever a driver toggles a milestone button.</w:t>
             </w:r>
           </w:p>
         </w:tc>
@@ -13888,6 +15675,7 @@
           </w:tcPr>
           <w:p>
             <w:pPr>
+              <w:widowControl w:val="0"/>
               <w:jc w:val="left"/>
               <w:rPr>
                 <w:rFonts w:hint="default" w:ascii="Times New Roman" w:hAnsi="Times New Roman" w:cs="Times New Roman"/>
@@ -13903,7 +15691,7 @@
                 <w:sz w:val="24"/>
                 <w:szCs w:val="24"/>
               </w:rPr>
-              <w:t>Transmit Trip Details</w:t>
+              <w:t>Calculate Estimated Arrival Times</w:t>
             </w:r>
           </w:p>
         </w:tc>
@@ -13915,6 +15703,7 @@
           </w:tcPr>
           <w:p>
             <w:pPr>
+              <w:widowControl w:val="0"/>
               <w:numPr>
                 <w:ilvl w:val="0"/>
                 <w:numId w:val="16"/>
@@ -13936,11 +15725,12 @@
                 <w:sz w:val="24"/>
                 <w:szCs w:val="24"/>
               </w:rPr>
-              <w:t>Automatically push detailed trip sheets including pickup logs, customer details, delivery windows, and optimized routes directly to the designated driver mobile interface.</w:t>
-            </w:r>
-          </w:p>
-          <w:p>
-            <w:pPr>
+              <w:t>Compute real-time estimated arrival duration updates periodically by checking current transit progress against traffic congestion metrics and distance vectors.</w:t>
+            </w:r>
+          </w:p>
+          <w:p>
+            <w:pPr>
+              <w:widowControl w:val="0"/>
               <w:numPr>
                 <w:ilvl w:val="0"/>
                 <w:numId w:val="16"/>
@@ -13962,7 +15752,7 @@
                 <w:sz w:val="24"/>
                 <w:szCs w:val="24"/>
               </w:rPr>
-              <w:t>Log dispatch execution timestamps within the central database to establish a clear audit trail for operational performance.</w:t>
+              <w:t>Expose these estimated arrival timelines directly onto the partner supermarket portal to keep corporate clients informed.</w:t>
             </w:r>
           </w:p>
         </w:tc>
@@ -13995,6 +15785,7 @@
           </w:tcPr>
           <w:p>
             <w:pPr>
+              <w:widowControl w:val="0"/>
               <w:jc w:val="center"/>
               <w:rPr>
                 <w:rFonts w:hint="default" w:ascii="Times New Roman" w:hAnsi="Times New Roman" w:cs="Times New Roman"/>
@@ -14024,6 +15815,7 @@
           </w:tcPr>
           <w:p>
             <w:pPr>
+              <w:widowControl w:val="0"/>
               <w:jc w:val="center"/>
               <w:rPr>
                 <w:rFonts w:hint="default" w:ascii="Times New Roman" w:hAnsi="Times New Roman" w:cs="Times New Roman" w:eastAsiaTheme="minorEastAsia"/>
@@ -14074,6 +15866,7 @@
           </w:tcPr>
           <w:p>
             <w:pPr>
+              <w:widowControl w:val="0"/>
               <w:jc w:val="left"/>
               <w:rPr>
                 <w:rFonts w:hint="default" w:ascii="Times New Roman" w:hAnsi="Times New Roman" w:cs="Times New Roman"/>
@@ -14089,7 +15882,7 @@
                 <w:sz w:val="24"/>
                 <w:szCs w:val="24"/>
               </w:rPr>
-              <w:t>Automated Fleet Recommendation</w:t>
+              <w:t>Geofencing Verification Alerts</w:t>
             </w:r>
           </w:p>
         </w:tc>
@@ -14101,6 +15894,7 @@
           </w:tcPr>
           <w:p>
             <w:pPr>
+              <w:widowControl w:val="0"/>
               <w:numPr>
                 <w:ilvl w:val="0"/>
                 <w:numId w:val="17"/>
@@ -14121,7 +15915,7 @@
                 <w:sz w:val="24"/>
                 <w:szCs w:val="24"/>
               </w:rPr>
-              <w:t>The system utilizes internal heuristics to automatically suggest the most cost-effective vehicle and driver combination for a group of orders based on proximity and capacity.</w:t>
+              <w:t>The system establishes automated digital perimeters around target supermarket warehouses, triggering instant arrival alerts to facility managers the moment a delivery truck crosses the geographic boundary.</w:t>
             </w:r>
           </w:p>
         </w:tc>
@@ -14154,6 +15948,7 @@
           </w:tcPr>
           <w:p>
             <w:pPr>
+              <w:widowControl w:val="0"/>
               <w:jc w:val="left"/>
               <w:rPr>
                 <w:rFonts w:hint="default" w:ascii="Times New Roman" w:hAnsi="Times New Roman" w:cs="Times New Roman"/>
@@ -14169,7 +15964,7 @@
                 <w:sz w:val="24"/>
                 <w:szCs w:val="24"/>
               </w:rPr>
-              <w:t>Multi-Leg Dispatch Ingestion</w:t>
+              <w:t>Telemetry Loss Data Caching</w:t>
             </w:r>
           </w:p>
         </w:tc>
@@ -14181,6 +15976,7 @@
           </w:tcPr>
           <w:p>
             <w:pPr>
+              <w:widowControl w:val="0"/>
               <w:numPr>
                 <w:ilvl w:val="0"/>
                 <w:numId w:val="18"/>
@@ -14201,7 +15997,7 @@
                 <w:sz w:val="24"/>
                 <w:szCs w:val="24"/>
               </w:rPr>
-              <w:t>The system supports complex multi-stop routing configurations, allowing a single vehicle to fulfill shipments for multiple partner supermarkets within a single dispatch cycle.</w:t>
+              <w:t>The driver mobile application tracks location points independently during cellular coverage dropouts, securely caching coordinates locally and pushing them to the central server immediately upon network restoration.</w:t>
             </w:r>
           </w:p>
         </w:tc>
@@ -14210,76 +16006,7 @@
     <w:p>
       <w:pPr>
         <w:rPr>
-          <w:rStyle w:val="15"/>
-          <w:rFonts w:hint="default" w:cs="Times New Roman"/>
-          <w:sz w:val="28"/>
-          <w:szCs w:val="28"/>
-          <w:lang w:val="en-US"/>
-        </w:rPr>
-      </w:pPr>
-    </w:p>
-    <w:p>
-      <w:pPr>
-        <w:rPr>
-          <w:rStyle w:val="15"/>
-          <w:rFonts w:hint="default" w:cs="Times New Roman"/>
-          <w:sz w:val="28"/>
-          <w:szCs w:val="28"/>
-          <w:lang w:val="en-US"/>
-        </w:rPr>
-      </w:pPr>
-    </w:p>
-    <w:p>
-      <w:pPr>
-        <w:rPr>
-          <w:rStyle w:val="15"/>
-          <w:rFonts w:hint="default" w:cs="Times New Roman"/>
-          <w:sz w:val="28"/>
-          <w:szCs w:val="28"/>
-          <w:lang w:val="en-US"/>
-        </w:rPr>
-      </w:pPr>
-    </w:p>
-    <w:p>
-      <w:pPr>
-        <w:rPr>
-          <w:rStyle w:val="15"/>
-          <w:rFonts w:hint="default" w:cs="Times New Roman"/>
-          <w:sz w:val="28"/>
-          <w:szCs w:val="28"/>
-          <w:lang w:val="en-US"/>
-        </w:rPr>
-      </w:pPr>
-    </w:p>
-    <w:p>
-      <w:pPr>
-        <w:rPr>
-          <w:rStyle w:val="15"/>
-          <w:rFonts w:hint="default" w:cs="Times New Roman"/>
-          <w:sz w:val="28"/>
-          <w:szCs w:val="28"/>
-          <w:lang w:val="en-US"/>
-        </w:rPr>
-      </w:pPr>
-    </w:p>
-    <w:p>
-      <w:pPr>
-        <w:rPr>
-          <w:rStyle w:val="15"/>
-          <w:rFonts w:hint="default" w:cs="Times New Roman"/>
-          <w:sz w:val="28"/>
-          <w:szCs w:val="28"/>
-          <w:lang w:val="en-US"/>
-        </w:rPr>
-      </w:pPr>
-    </w:p>
-    <w:p>
-      <w:pPr>
-        <w:rPr>
-          <w:rStyle w:val="15"/>
-          <w:rFonts w:hint="default" w:cs="Times New Roman"/>
-          <w:sz w:val="28"/>
-          <w:szCs w:val="28"/>
+          <w:rFonts w:hint="default"/>
           <w:lang w:val="en-US"/>
         </w:rPr>
       </w:pPr>
@@ -14290,42 +16017,6 @@
         <w:bidi w:val="0"/>
         <w:spacing w:line="240" w:lineRule="auto"/>
         <w:ind w:left="400" w:leftChars="100" w:firstLine="0" w:firstLineChars="0"/>
-        <w:rPr>
-          <w:rFonts w:hint="default" w:cs="Times New Roman"/>
-          <w:lang w:val="en-US"/>
-        </w:rPr>
-      </w:pPr>
-      <w:r>
-        <w:rPr>
-          <w:rFonts w:hint="default" w:cs="Times New Roman"/>
-          <w:lang w:val="en-US"/>
-        </w:rPr>
-        <w:t>4</w:t>
-      </w:r>
-      <w:r>
-        <w:rPr>
-          <w:rFonts w:hint="default" w:ascii="Times New Roman" w:hAnsi="Times New Roman" w:cs="Times New Roman"/>
-          <w:lang w:val="en-US"/>
-        </w:rPr>
-        <w:t>.</w:t>
-      </w:r>
-      <w:r>
-        <w:rPr>
-          <w:rFonts w:hint="default" w:cs="Times New Roman"/>
-          <w:lang w:val="en-US"/>
-        </w:rPr>
-        <w:t>6</w:t>
-      </w:r>
-      <w:bookmarkStart w:id="0" w:name="_GoBack"/>
-      <w:bookmarkEnd w:id="0"/>
-      <w:r>
-        <w:rPr>
-          <w:rFonts w:hint="default" w:ascii="Times New Roman" w:hAnsi="Times New Roman" w:cs="Times New Roman"/>
-          <w:lang w:val="en-US"/>
-        </w:rPr>
-        <w:t xml:space="preserve"> </w:t>
-      </w:r>
-      <w:r>
         <w:rPr>
           <w:rStyle w:val="15"/>
           <w:rFonts w:hint="default" w:cs="Times New Roman"/>
@@ -14335,8 +16026,6015 @@
           <w:szCs w:val="28"/>
           <w:lang w:val="en-US"/>
         </w:rPr>
-        <w:t>Real-Time Transit Tracking</w:t>
-      </w:r>
+      </w:pPr>
+      <w:r>
+        <w:rPr>
+          <w:rFonts w:hint="default" w:cs="Times New Roman"/>
+          <w:lang w:val="en-US"/>
+        </w:rPr>
+        <w:t>4</w:t>
+      </w:r>
+      <w:r>
+        <w:rPr>
+          <w:rFonts w:hint="default" w:ascii="Times New Roman" w:hAnsi="Times New Roman" w:cs="Times New Roman"/>
+          <w:lang w:val="en-US"/>
+        </w:rPr>
+        <w:t>.</w:t>
+      </w:r>
+      <w:r>
+        <w:rPr>
+          <w:rFonts w:hint="default" w:cs="Times New Roman"/>
+          <w:lang w:val="en-US"/>
+        </w:rPr>
+        <w:t>7</w:t>
+      </w:r>
+      <w:r>
+        <w:rPr>
+          <w:rFonts w:hint="default" w:ascii="Times New Roman" w:hAnsi="Times New Roman" w:cs="Times New Roman"/>
+          <w:lang w:val="en-US"/>
+        </w:rPr>
+        <w:t xml:space="preserve"> </w:t>
+      </w:r>
+      <w:r>
+        <w:rPr>
+          <w:rStyle w:val="15"/>
+          <w:rFonts w:hint="default" w:cs="Times New Roman"/>
+          <w:b/>
+          <w:bCs/>
+          <w:sz w:val="28"/>
+          <w:szCs w:val="28"/>
+          <w:lang w:val="en-US"/>
+        </w:rPr>
+        <w:t>Handle Delivery Exceptions</w:t>
+      </w:r>
+    </w:p>
+    <w:tbl>
+      <w:tblPr>
+        <w:tblStyle w:val="11"/>
+        <w:tblW w:w="9192" w:type="dxa"/>
+        <w:tblInd w:w="-407" w:type="dxa"/>
+        <w:tblBorders>
+          <w:top w:val="single" w:color="auto" w:sz="4" w:space="0"/>
+          <w:left w:val="single" w:color="auto" w:sz="4" w:space="0"/>
+          <w:bottom w:val="single" w:color="auto" w:sz="4" w:space="0"/>
+          <w:right w:val="single" w:color="auto" w:sz="4" w:space="0"/>
+          <w:insideH w:val="single" w:color="auto" w:sz="4" w:space="0"/>
+          <w:insideV w:val="single" w:color="auto" w:sz="4" w:space="0"/>
+        </w:tblBorders>
+        <w:tblLayout w:type="autofit"/>
+        <w:tblCellMar>
+          <w:top w:w="0" w:type="dxa"/>
+          <w:left w:w="108" w:type="dxa"/>
+          <w:bottom w:w="0" w:type="dxa"/>
+          <w:right w:w="108" w:type="dxa"/>
+        </w:tblCellMar>
+      </w:tblPr>
+      <w:tblGrid>
+        <w:gridCol w:w="2160"/>
+        <w:gridCol w:w="7032"/>
+      </w:tblGrid>
+      <w:tr>
+        <w:tblPrEx>
+          <w:tblBorders>
+            <w:top w:val="single" w:color="auto" w:sz="4" w:space="0"/>
+            <w:left w:val="single" w:color="auto" w:sz="4" w:space="0"/>
+            <w:bottom w:val="single" w:color="auto" w:sz="4" w:space="0"/>
+            <w:right w:val="single" w:color="auto" w:sz="4" w:space="0"/>
+            <w:insideH w:val="single" w:color="auto" w:sz="4" w:space="0"/>
+            <w:insideV w:val="single" w:color="auto" w:sz="4" w:space="0"/>
+          </w:tblBorders>
+          <w:tblCellMar>
+            <w:top w:w="0" w:type="dxa"/>
+            <w:left w:w="108" w:type="dxa"/>
+            <w:bottom w:w="0" w:type="dxa"/>
+            <w:right w:w="108" w:type="dxa"/>
+          </w:tblCellMar>
+        </w:tblPrEx>
+        <w:trPr>
+          <w:trHeight w:val="585" w:hRule="atLeast"/>
+        </w:trPr>
+        <w:tc>
+          <w:tcPr>
+            <w:tcW w:w="9192" w:type="dxa"/>
+            <w:gridSpan w:val="2"/>
+            <w:shd w:val="clear" w:color="auto" w:fill="FBE6D6" w:themeFill="accent2" w:themeFillTint="32"/>
+            <w:vAlign w:val="center"/>
+          </w:tcPr>
+          <w:p>
+            <w:pPr>
+              <w:widowControl w:val="0"/>
+              <w:jc w:val="center"/>
+              <w:rPr>
+                <w:rFonts w:hint="default" w:ascii="Times New Roman" w:hAnsi="Times New Roman" w:cs="Times New Roman"/>
+                <w:vertAlign w:val="baseline"/>
+                <w:lang w:val="en-US"/>
+              </w:rPr>
+            </w:pPr>
+            <w:r>
+              <w:rPr>
+                <w:rFonts w:hint="default" w:ascii="Times New Roman" w:hAnsi="Times New Roman" w:cs="Times New Roman"/>
+                <w:sz w:val="32"/>
+                <w:szCs w:val="32"/>
+                <w:vertAlign w:val="baseline"/>
+                <w:lang w:val="en-US"/>
+              </w:rPr>
+              <w:t>Task:</w:t>
+            </w:r>
+            <w:r>
+              <w:rPr>
+                <w:rFonts w:hint="default" w:cs="Times New Roman"/>
+                <w:sz w:val="32"/>
+                <w:szCs w:val="32"/>
+                <w:vertAlign w:val="baseline"/>
+                <w:lang w:val="en-US"/>
+              </w:rPr>
+              <w:t xml:space="preserve"> Handle Delivery Exceptions</w:t>
+            </w:r>
+          </w:p>
+        </w:tc>
+      </w:tr>
+      <w:tr>
+        <w:tblPrEx>
+          <w:tblBorders>
+            <w:top w:val="single" w:color="auto" w:sz="4" w:space="0"/>
+            <w:left w:val="single" w:color="auto" w:sz="4" w:space="0"/>
+            <w:bottom w:val="single" w:color="auto" w:sz="4" w:space="0"/>
+            <w:right w:val="single" w:color="auto" w:sz="4" w:space="0"/>
+            <w:insideH w:val="single" w:color="auto" w:sz="4" w:space="0"/>
+            <w:insideV w:val="single" w:color="auto" w:sz="4" w:space="0"/>
+          </w:tblBorders>
+          <w:tblCellMar>
+            <w:top w:w="0" w:type="dxa"/>
+            <w:left w:w="108" w:type="dxa"/>
+            <w:bottom w:w="0" w:type="dxa"/>
+            <w:right w:w="108" w:type="dxa"/>
+          </w:tblCellMar>
+        </w:tblPrEx>
+        <w:trPr>
+          <w:trHeight w:val="427" w:hRule="atLeast"/>
+        </w:trPr>
+        <w:tc>
+          <w:tcPr>
+            <w:tcW w:w="2160" w:type="dxa"/>
+            <w:shd w:val="clear" w:color="auto" w:fill="FEF2CB" w:themeFill="accent3" w:themeFillTint="32"/>
+            <w:vAlign w:val="center"/>
+          </w:tcPr>
+          <w:p>
+            <w:pPr>
+              <w:widowControl w:val="0"/>
+              <w:jc w:val="center"/>
+              <w:rPr>
+                <w:rFonts w:hint="default" w:ascii="Times New Roman" w:hAnsi="Times New Roman" w:cs="Times New Roman"/>
+                <w:sz w:val="28"/>
+                <w:szCs w:val="28"/>
+                <w:vertAlign w:val="baseline"/>
+                <w:lang w:val="en-US"/>
+              </w:rPr>
+            </w:pPr>
+            <w:r>
+              <w:rPr>
+                <w:rFonts w:hint="default" w:ascii="Times New Roman" w:hAnsi="Times New Roman" w:cs="Times New Roman"/>
+                <w:sz w:val="28"/>
+                <w:szCs w:val="28"/>
+                <w:vertAlign w:val="baseline"/>
+                <w:lang w:val="en-US"/>
+              </w:rPr>
+              <w:t>Attribute</w:t>
+            </w:r>
+          </w:p>
+        </w:tc>
+        <w:tc>
+          <w:tcPr>
+            <w:tcW w:w="7032" w:type="dxa"/>
+            <w:shd w:val="clear" w:color="auto" w:fill="D4F4F1" w:themeFill="accent5" w:themeFillTint="32"/>
+            <w:vAlign w:val="center"/>
+          </w:tcPr>
+          <w:p>
+            <w:pPr>
+              <w:widowControl w:val="0"/>
+              <w:jc w:val="center"/>
+              <w:rPr>
+                <w:rFonts w:hint="default" w:ascii="Times New Roman" w:hAnsi="Times New Roman" w:cs="Times New Roman"/>
+                <w:sz w:val="28"/>
+                <w:szCs w:val="28"/>
+                <w:vertAlign w:val="baseline"/>
+                <w:lang w:val="en-US"/>
+              </w:rPr>
+            </w:pPr>
+            <w:r>
+              <w:rPr>
+                <w:rFonts w:hint="default" w:ascii="Times New Roman" w:hAnsi="Times New Roman" w:cs="Times New Roman"/>
+                <w:sz w:val="28"/>
+                <w:szCs w:val="28"/>
+                <w:vertAlign w:val="baseline"/>
+                <w:lang w:val="en-US"/>
+              </w:rPr>
+              <w:t>Description</w:t>
+            </w:r>
+          </w:p>
+        </w:tc>
+      </w:tr>
+      <w:tr>
+        <w:tblPrEx>
+          <w:tblBorders>
+            <w:top w:val="single" w:color="auto" w:sz="4" w:space="0"/>
+            <w:left w:val="single" w:color="auto" w:sz="4" w:space="0"/>
+            <w:bottom w:val="single" w:color="auto" w:sz="4" w:space="0"/>
+            <w:right w:val="single" w:color="auto" w:sz="4" w:space="0"/>
+            <w:insideH w:val="single" w:color="auto" w:sz="4" w:space="0"/>
+            <w:insideV w:val="single" w:color="auto" w:sz="4" w:space="0"/>
+          </w:tblBorders>
+          <w:tblCellMar>
+            <w:top w:w="0" w:type="dxa"/>
+            <w:left w:w="108" w:type="dxa"/>
+            <w:bottom w:w="0" w:type="dxa"/>
+            <w:right w:w="108" w:type="dxa"/>
+          </w:tblCellMar>
+        </w:tblPrEx>
+        <w:trPr>
+          <w:trHeight w:val="1947" w:hRule="atLeast"/>
+        </w:trPr>
+        <w:tc>
+          <w:tcPr>
+            <w:tcW w:w="2160" w:type="dxa"/>
+            <w:vAlign w:val="center"/>
+          </w:tcPr>
+          <w:p>
+            <w:pPr>
+              <w:widowControl w:val="0"/>
+              <w:jc w:val="left"/>
+              <w:rPr>
+                <w:rFonts w:hint="default" w:ascii="Times New Roman" w:hAnsi="Times New Roman" w:cs="Times New Roman"/>
+                <w:sz w:val="24"/>
+                <w:szCs w:val="24"/>
+                <w:vertAlign w:val="baseline"/>
+                <w:lang w:val="en-US"/>
+              </w:rPr>
+            </w:pPr>
+            <w:r>
+              <w:rPr>
+                <w:rFonts w:hint="default" w:ascii="Times New Roman" w:hAnsi="Times New Roman" w:cs="Times New Roman"/>
+                <w:sz w:val="24"/>
+                <w:szCs w:val="24"/>
+                <w:vertAlign w:val="baseline"/>
+                <w:lang w:val="en-US"/>
+              </w:rPr>
+              <w:t>Purposes</w:t>
+            </w:r>
+          </w:p>
+        </w:tc>
+        <w:tc>
+          <w:tcPr>
+            <w:tcW w:w="7032" w:type="dxa"/>
+            <w:vAlign w:val="center"/>
+          </w:tcPr>
+          <w:p>
+            <w:pPr>
+              <w:widowControl w:val="0"/>
+              <w:numPr>
+                <w:ilvl w:val="0"/>
+                <w:numId w:val="6"/>
+              </w:numPr>
+              <w:ind w:left="420" w:leftChars="0" w:hanging="420" w:firstLineChars="0"/>
+              <w:jc w:val="both"/>
+              <w:rPr>
+                <w:rFonts w:hint="default" w:ascii="Times New Roman" w:hAnsi="Times New Roman" w:cs="Times New Roman"/>
+                <w:vertAlign w:val="baseline"/>
+                <w:lang w:val="en-US"/>
+              </w:rPr>
+            </w:pPr>
+            <w:r>
+              <w:rPr>
+                <w:rFonts w:hint="default" w:ascii="Times New Roman" w:hAnsi="Times New Roman" w:eastAsia="SimSun" w:cs="Times New Roman"/>
+                <w:sz w:val="24"/>
+                <w:szCs w:val="24"/>
+              </w:rPr>
+              <w:t>Provide immediate communication channels for reporting unexpected transit incidents.</w:t>
+            </w:r>
+          </w:p>
+          <w:p>
+            <w:pPr>
+              <w:widowControl w:val="0"/>
+              <w:numPr>
+                <w:ilvl w:val="0"/>
+                <w:numId w:val="6"/>
+              </w:numPr>
+              <w:ind w:left="420" w:leftChars="0" w:hanging="420" w:firstLineChars="0"/>
+              <w:jc w:val="both"/>
+              <w:rPr>
+                <w:rFonts w:hint="default" w:ascii="Times New Roman" w:hAnsi="Times New Roman" w:cs="Times New Roman"/>
+                <w:vertAlign w:val="baseline"/>
+                <w:lang w:val="en-US"/>
+              </w:rPr>
+            </w:pPr>
+            <w:r>
+              <w:rPr>
+                <w:rFonts w:hint="default" w:ascii="Times New Roman" w:hAnsi="Times New Roman" w:eastAsia="SimSun" w:cs="Times New Roman"/>
+                <w:sz w:val="24"/>
+                <w:szCs w:val="24"/>
+              </w:rPr>
+              <w:t>Enable operational staff to execute rapid contingency plans and reroute logistics assets..</w:t>
+            </w:r>
+          </w:p>
+          <w:p>
+            <w:pPr>
+              <w:widowControl w:val="0"/>
+              <w:numPr>
+                <w:ilvl w:val="0"/>
+                <w:numId w:val="6"/>
+              </w:numPr>
+              <w:ind w:left="420" w:leftChars="0" w:hanging="420" w:firstLineChars="0"/>
+              <w:jc w:val="both"/>
+              <w:rPr>
+                <w:rFonts w:hint="default" w:ascii="Times New Roman" w:hAnsi="Times New Roman" w:cs="Times New Roman"/>
+                <w:vertAlign w:val="baseline"/>
+                <w:lang w:val="en-US"/>
+              </w:rPr>
+            </w:pPr>
+            <w:r>
+              <w:rPr>
+                <w:rFonts w:hint="default" w:ascii="Times New Roman" w:hAnsi="Times New Roman" w:eastAsia="SimSun" w:cs="Times New Roman"/>
+                <w:sz w:val="24"/>
+                <w:szCs w:val="24"/>
+              </w:rPr>
+              <w:t>Maintain documented evidence of transit disruptions for corporate liability verification.</w:t>
+            </w:r>
+          </w:p>
+        </w:tc>
+      </w:tr>
+      <w:tr>
+        <w:tblPrEx>
+          <w:tblBorders>
+            <w:top w:val="single" w:color="auto" w:sz="4" w:space="0"/>
+            <w:left w:val="single" w:color="auto" w:sz="4" w:space="0"/>
+            <w:bottom w:val="single" w:color="auto" w:sz="4" w:space="0"/>
+            <w:right w:val="single" w:color="auto" w:sz="4" w:space="0"/>
+            <w:insideH w:val="single" w:color="auto" w:sz="4" w:space="0"/>
+            <w:insideV w:val="single" w:color="auto" w:sz="4" w:space="0"/>
+          </w:tblBorders>
+          <w:tblCellMar>
+            <w:top w:w="0" w:type="dxa"/>
+            <w:left w:w="108" w:type="dxa"/>
+            <w:bottom w:w="0" w:type="dxa"/>
+            <w:right w:w="108" w:type="dxa"/>
+          </w:tblCellMar>
+        </w:tblPrEx>
+        <w:trPr>
+          <w:trHeight w:val="1035" w:hRule="atLeast"/>
+        </w:trPr>
+        <w:tc>
+          <w:tcPr>
+            <w:tcW w:w="2160" w:type="dxa"/>
+            <w:vAlign w:val="center"/>
+          </w:tcPr>
+          <w:p>
+            <w:pPr>
+              <w:widowControl w:val="0"/>
+              <w:jc w:val="left"/>
+              <w:rPr>
+                <w:rFonts w:hint="default" w:ascii="Times New Roman" w:hAnsi="Times New Roman" w:cs="Times New Roman"/>
+                <w:vertAlign w:val="baseline"/>
+                <w:lang w:val="en-US"/>
+              </w:rPr>
+            </w:pPr>
+            <w:r>
+              <w:rPr>
+                <w:rFonts w:hint="default" w:ascii="Times New Roman" w:hAnsi="Times New Roman" w:cs="Times New Roman"/>
+                <w:sz w:val="24"/>
+                <w:szCs w:val="24"/>
+                <w:vertAlign w:val="baseline"/>
+                <w:lang w:val="en-US"/>
+              </w:rPr>
+              <w:t>Trigger/ Precondition</w:t>
+            </w:r>
+          </w:p>
+        </w:tc>
+        <w:tc>
+          <w:tcPr>
+            <w:tcW w:w="7032" w:type="dxa"/>
+            <w:vAlign w:val="center"/>
+          </w:tcPr>
+          <w:p>
+            <w:pPr>
+              <w:widowControl w:val="0"/>
+              <w:numPr>
+                <w:ilvl w:val="0"/>
+                <w:numId w:val="6"/>
+              </w:numPr>
+              <w:ind w:left="420" w:leftChars="0" w:hanging="420" w:firstLineChars="0"/>
+              <w:jc w:val="both"/>
+              <w:rPr>
+                <w:rFonts w:hint="default" w:ascii="Times New Roman" w:hAnsi="Times New Roman" w:cs="Times New Roman"/>
+                <w:vertAlign w:val="baseline"/>
+              </w:rPr>
+            </w:pPr>
+            <w:r>
+              <w:rPr>
+                <w:rFonts w:hint="default" w:ascii="Times New Roman" w:hAnsi="Times New Roman" w:eastAsia="SimSun" w:cs="Times New Roman"/>
+                <w:sz w:val="24"/>
+                <w:szCs w:val="24"/>
+              </w:rPr>
+              <w:t>A driver encounters a mechanical failure, traffic blockage, or cargo discrepancy, or a supermarket rejects a delivery due to product issues.</w:t>
+            </w:r>
+          </w:p>
+        </w:tc>
+      </w:tr>
+      <w:tr>
+        <w:tblPrEx>
+          <w:tblBorders>
+            <w:top w:val="single" w:color="auto" w:sz="4" w:space="0"/>
+            <w:left w:val="single" w:color="auto" w:sz="4" w:space="0"/>
+            <w:bottom w:val="single" w:color="auto" w:sz="4" w:space="0"/>
+            <w:right w:val="single" w:color="auto" w:sz="4" w:space="0"/>
+            <w:insideH w:val="single" w:color="auto" w:sz="4" w:space="0"/>
+            <w:insideV w:val="single" w:color="auto" w:sz="4" w:space="0"/>
+          </w:tblBorders>
+          <w:tblCellMar>
+            <w:top w:w="0" w:type="dxa"/>
+            <w:left w:w="108" w:type="dxa"/>
+            <w:bottom w:w="0" w:type="dxa"/>
+            <w:right w:w="108" w:type="dxa"/>
+          </w:tblCellMar>
+        </w:tblPrEx>
+        <w:trPr>
+          <w:trHeight w:val="709" w:hRule="atLeast"/>
+        </w:trPr>
+        <w:tc>
+          <w:tcPr>
+            <w:tcW w:w="2160" w:type="dxa"/>
+            <w:vAlign w:val="center"/>
+          </w:tcPr>
+          <w:p>
+            <w:pPr>
+              <w:widowControl w:val="0"/>
+              <w:jc w:val="left"/>
+              <w:rPr>
+                <w:rFonts w:hint="default" w:ascii="Times New Roman" w:hAnsi="Times New Roman" w:cs="Times New Roman"/>
+                <w:sz w:val="24"/>
+                <w:szCs w:val="24"/>
+                <w:vertAlign w:val="baseline"/>
+                <w:lang w:val="en-US"/>
+              </w:rPr>
+            </w:pPr>
+            <w:r>
+              <w:rPr>
+                <w:rFonts w:hint="default" w:ascii="Times New Roman" w:hAnsi="Times New Roman" w:cs="Times New Roman"/>
+                <w:sz w:val="24"/>
+                <w:szCs w:val="24"/>
+                <w:vertAlign w:val="baseline"/>
+                <w:lang w:val="en-US"/>
+              </w:rPr>
+              <w:t>Frequency</w:t>
+            </w:r>
+          </w:p>
+        </w:tc>
+        <w:tc>
+          <w:tcPr>
+            <w:tcW w:w="7032" w:type="dxa"/>
+            <w:vAlign w:val="center"/>
+          </w:tcPr>
+          <w:p>
+            <w:pPr>
+              <w:widowControl w:val="0"/>
+              <w:numPr>
+                <w:ilvl w:val="0"/>
+                <w:numId w:val="7"/>
+              </w:numPr>
+              <w:ind w:left="420" w:leftChars="0" w:hanging="420" w:firstLineChars="0"/>
+              <w:jc w:val="both"/>
+              <w:rPr>
+                <w:rFonts w:hint="default" w:ascii="Times New Roman" w:hAnsi="Times New Roman" w:cs="Times New Roman"/>
+                <w:sz w:val="24"/>
+                <w:szCs w:val="24"/>
+                <w:vertAlign w:val="baseline"/>
+              </w:rPr>
+            </w:pPr>
+            <w:r>
+              <w:rPr>
+                <w:rFonts w:hint="default" w:ascii="Times New Roman" w:hAnsi="Times New Roman" w:eastAsia="SimSun" w:cs="Times New Roman"/>
+                <w:sz w:val="24"/>
+                <w:szCs w:val="24"/>
+              </w:rPr>
+              <w:t>Low to medium, occurring dynamically whenever operational anomalies disturb normal transit schedules.</w:t>
+            </w:r>
+          </w:p>
+        </w:tc>
+      </w:tr>
+      <w:tr>
+        <w:tblPrEx>
+          <w:tblBorders>
+            <w:top w:val="single" w:color="auto" w:sz="4" w:space="0"/>
+            <w:left w:val="single" w:color="auto" w:sz="4" w:space="0"/>
+            <w:bottom w:val="single" w:color="auto" w:sz="4" w:space="0"/>
+            <w:right w:val="single" w:color="auto" w:sz="4" w:space="0"/>
+            <w:insideH w:val="single" w:color="auto" w:sz="4" w:space="0"/>
+            <w:insideV w:val="single" w:color="auto" w:sz="4" w:space="0"/>
+          </w:tblBorders>
+          <w:tblCellMar>
+            <w:top w:w="0" w:type="dxa"/>
+            <w:left w:w="108" w:type="dxa"/>
+            <w:bottom w:w="0" w:type="dxa"/>
+            <w:right w:w="108" w:type="dxa"/>
+          </w:tblCellMar>
+        </w:tblPrEx>
+        <w:trPr>
+          <w:trHeight w:val="1049" w:hRule="atLeast"/>
+        </w:trPr>
+        <w:tc>
+          <w:tcPr>
+            <w:tcW w:w="2160" w:type="dxa"/>
+            <w:vAlign w:val="center"/>
+          </w:tcPr>
+          <w:p>
+            <w:pPr>
+              <w:widowControl w:val="0"/>
+              <w:jc w:val="left"/>
+              <w:rPr>
+                <w:rFonts w:hint="default" w:ascii="Times New Roman" w:hAnsi="Times New Roman" w:cs="Times New Roman"/>
+                <w:sz w:val="24"/>
+                <w:szCs w:val="24"/>
+                <w:vertAlign w:val="baseline"/>
+                <w:lang w:val="en-US"/>
+              </w:rPr>
+            </w:pPr>
+            <w:r>
+              <w:rPr>
+                <w:rFonts w:hint="default" w:ascii="Times New Roman" w:hAnsi="Times New Roman" w:cs="Times New Roman"/>
+                <w:sz w:val="24"/>
+                <w:szCs w:val="24"/>
+                <w:vertAlign w:val="baseline"/>
+                <w:lang w:val="en-US"/>
+              </w:rPr>
+              <w:t>Critical</w:t>
+            </w:r>
+          </w:p>
+        </w:tc>
+        <w:tc>
+          <w:tcPr>
+            <w:tcW w:w="7032" w:type="dxa"/>
+            <w:vAlign w:val="center"/>
+          </w:tcPr>
+          <w:p>
+            <w:pPr>
+              <w:widowControl w:val="0"/>
+              <w:numPr>
+                <w:ilvl w:val="0"/>
+                <w:numId w:val="12"/>
+              </w:numPr>
+              <w:ind w:left="420" w:leftChars="0" w:hanging="420" w:firstLineChars="0"/>
+              <w:jc w:val="both"/>
+              <w:rPr>
+                <w:rFonts w:hint="default" w:ascii="Times New Roman" w:hAnsi="Times New Roman" w:cs="Times New Roman"/>
+                <w:sz w:val="24"/>
+                <w:szCs w:val="24"/>
+                <w:vertAlign w:val="baseline"/>
+              </w:rPr>
+            </w:pPr>
+            <w:r>
+              <w:rPr>
+                <w:rFonts w:hint="default" w:ascii="Times New Roman" w:hAnsi="Times New Roman" w:eastAsia="SimSun" w:cs="Times New Roman"/>
+                <w:sz w:val="24"/>
+                <w:szCs w:val="24"/>
+              </w:rPr>
+              <w:t>Highly critical to minimize delivery delays, preserve corporate service level agreements, and ensure rapid vehicle replacement during emergencies.</w:t>
+            </w:r>
+          </w:p>
+        </w:tc>
+      </w:tr>
+      <w:tr>
+        <w:tblPrEx>
+          <w:tblBorders>
+            <w:top w:val="single" w:color="auto" w:sz="4" w:space="0"/>
+            <w:left w:val="single" w:color="auto" w:sz="4" w:space="0"/>
+            <w:bottom w:val="single" w:color="auto" w:sz="4" w:space="0"/>
+            <w:right w:val="single" w:color="auto" w:sz="4" w:space="0"/>
+            <w:insideH w:val="single" w:color="auto" w:sz="4" w:space="0"/>
+            <w:insideV w:val="single" w:color="auto" w:sz="4" w:space="0"/>
+          </w:tblBorders>
+          <w:tblCellMar>
+            <w:top w:w="0" w:type="dxa"/>
+            <w:left w:w="108" w:type="dxa"/>
+            <w:bottom w:w="0" w:type="dxa"/>
+            <w:right w:w="108" w:type="dxa"/>
+          </w:tblCellMar>
+        </w:tblPrEx>
+        <w:trPr>
+          <w:trHeight w:val="711" w:hRule="atLeast"/>
+        </w:trPr>
+        <w:tc>
+          <w:tcPr>
+            <w:tcW w:w="2160" w:type="dxa"/>
+            <w:vAlign w:val="center"/>
+          </w:tcPr>
+          <w:p>
+            <w:pPr>
+              <w:widowControl w:val="0"/>
+              <w:jc w:val="left"/>
+              <w:rPr>
+                <w:rFonts w:hint="default" w:ascii="Times New Roman" w:hAnsi="Times New Roman" w:cs="Times New Roman"/>
+                <w:sz w:val="24"/>
+                <w:szCs w:val="24"/>
+                <w:vertAlign w:val="baseline"/>
+                <w:lang w:val="en-US"/>
+              </w:rPr>
+            </w:pPr>
+            <w:r>
+              <w:rPr>
+                <w:rFonts w:hint="default" w:ascii="Times New Roman" w:hAnsi="Times New Roman" w:cs="Times New Roman"/>
+                <w:sz w:val="24"/>
+                <w:szCs w:val="24"/>
+                <w:vertAlign w:val="baseline"/>
+                <w:lang w:val="en-US"/>
+              </w:rPr>
+              <w:t>Work Area</w:t>
+            </w:r>
+          </w:p>
+        </w:tc>
+        <w:tc>
+          <w:tcPr>
+            <w:tcW w:w="7032" w:type="dxa"/>
+            <w:vAlign w:val="center"/>
+          </w:tcPr>
+          <w:p>
+            <w:pPr>
+              <w:widowControl w:val="0"/>
+              <w:numPr>
+                <w:ilvl w:val="0"/>
+                <w:numId w:val="8"/>
+              </w:numPr>
+              <w:ind w:left="420" w:leftChars="0" w:hanging="420" w:firstLineChars="0"/>
+              <w:jc w:val="both"/>
+              <w:rPr>
+                <w:rFonts w:hint="default" w:ascii="Times New Roman" w:hAnsi="Times New Roman" w:cs="Times New Roman"/>
+                <w:sz w:val="24"/>
+                <w:szCs w:val="24"/>
+                <w:vertAlign w:val="baseline"/>
+              </w:rPr>
+            </w:pPr>
+            <w:r>
+              <w:rPr>
+                <w:rFonts w:hint="default" w:ascii="Times New Roman" w:hAnsi="Times New Roman" w:eastAsia="SimSun" w:cs="Times New Roman"/>
+                <w:sz w:val="24"/>
+                <w:szCs w:val="24"/>
+              </w:rPr>
+              <w:t xml:space="preserve">Driver Mobile Application </w:t>
+            </w:r>
+            <w:r>
+              <w:rPr>
+                <w:rFonts w:hint="default" w:ascii="Times New Roman" w:hAnsi="Times New Roman" w:eastAsia="SimSun" w:cs="Times New Roman"/>
+                <w:sz w:val="24"/>
+                <w:szCs w:val="24"/>
+                <w:lang w:val="en-US"/>
+              </w:rPr>
+              <w:t>(</w:t>
+            </w:r>
+            <w:r>
+              <w:rPr>
+                <w:rFonts w:hint="default" w:ascii="Times New Roman" w:hAnsi="Times New Roman" w:eastAsia="SimSun" w:cs="Times New Roman"/>
+                <w:sz w:val="24"/>
+                <w:szCs w:val="24"/>
+              </w:rPr>
+              <w:t>Dispatcher Incident Management Board</w:t>
+            </w:r>
+            <w:r>
+              <w:rPr>
+                <w:rFonts w:hint="default" w:ascii="Times New Roman" w:hAnsi="Times New Roman" w:eastAsia="SimSun" w:cs="Times New Roman"/>
+                <w:sz w:val="24"/>
+                <w:szCs w:val="24"/>
+                <w:lang w:val="en-US"/>
+              </w:rPr>
+              <w:t>).</w:t>
+            </w:r>
+          </w:p>
+        </w:tc>
+      </w:tr>
+      <w:tr>
+        <w:tblPrEx>
+          <w:tblBorders>
+            <w:top w:val="single" w:color="auto" w:sz="4" w:space="0"/>
+            <w:left w:val="single" w:color="auto" w:sz="4" w:space="0"/>
+            <w:bottom w:val="single" w:color="auto" w:sz="4" w:space="0"/>
+            <w:right w:val="single" w:color="auto" w:sz="4" w:space="0"/>
+            <w:insideH w:val="single" w:color="auto" w:sz="4" w:space="0"/>
+            <w:insideV w:val="single" w:color="auto" w:sz="4" w:space="0"/>
+          </w:tblBorders>
+          <w:tblCellMar>
+            <w:top w:w="0" w:type="dxa"/>
+            <w:left w:w="108" w:type="dxa"/>
+            <w:bottom w:w="0" w:type="dxa"/>
+            <w:right w:w="108" w:type="dxa"/>
+          </w:tblCellMar>
+        </w:tblPrEx>
+        <w:trPr>
+          <w:trHeight w:val="525" w:hRule="atLeast"/>
+        </w:trPr>
+        <w:tc>
+          <w:tcPr>
+            <w:tcW w:w="2160" w:type="dxa"/>
+            <w:shd w:val="clear" w:color="auto" w:fill="FEF2CB" w:themeFill="accent3" w:themeFillTint="32"/>
+            <w:vAlign w:val="center"/>
+          </w:tcPr>
+          <w:p>
+            <w:pPr>
+              <w:widowControl w:val="0"/>
+              <w:jc w:val="center"/>
+              <w:rPr>
+                <w:rFonts w:hint="default" w:ascii="Times New Roman" w:hAnsi="Times New Roman" w:cs="Times New Roman"/>
+                <w:sz w:val="28"/>
+                <w:szCs w:val="28"/>
+                <w:vertAlign w:val="baseline"/>
+                <w:lang w:val="en-US"/>
+              </w:rPr>
+            </w:pPr>
+            <w:r>
+              <w:rPr>
+                <w:rFonts w:hint="default" w:ascii="Times New Roman" w:hAnsi="Times New Roman" w:cs="Times New Roman"/>
+                <w:sz w:val="28"/>
+                <w:szCs w:val="28"/>
+                <w:vertAlign w:val="baseline"/>
+                <w:lang w:val="en-US"/>
+              </w:rPr>
+              <w:t>Sub-Tasks</w:t>
+            </w:r>
+          </w:p>
+        </w:tc>
+        <w:tc>
+          <w:tcPr>
+            <w:tcW w:w="7032" w:type="dxa"/>
+            <w:shd w:val="clear" w:color="auto" w:fill="D4F4F1" w:themeFill="accent5" w:themeFillTint="32"/>
+            <w:vAlign w:val="center"/>
+          </w:tcPr>
+          <w:p>
+            <w:pPr>
+              <w:widowControl w:val="0"/>
+              <w:jc w:val="center"/>
+              <w:rPr>
+                <w:rFonts w:hint="default" w:ascii="Times New Roman" w:hAnsi="Times New Roman" w:cs="Times New Roman"/>
+                <w:sz w:val="28"/>
+                <w:szCs w:val="28"/>
+                <w:vertAlign w:val="baseline"/>
+                <w:lang w:val="en-US"/>
+              </w:rPr>
+            </w:pPr>
+            <w:r>
+              <w:rPr>
+                <w:rFonts w:hint="default" w:ascii="Times New Roman" w:hAnsi="Times New Roman" w:cs="Times New Roman"/>
+                <w:sz w:val="28"/>
+                <w:szCs w:val="28"/>
+                <w:vertAlign w:val="baseline"/>
+                <w:lang w:val="en-US"/>
+              </w:rPr>
+              <w:t>Example Solution (Funtional Requirement)</w:t>
+            </w:r>
+          </w:p>
+        </w:tc>
+      </w:tr>
+      <w:tr>
+        <w:tblPrEx>
+          <w:tblBorders>
+            <w:top w:val="single" w:color="auto" w:sz="4" w:space="0"/>
+            <w:left w:val="single" w:color="auto" w:sz="4" w:space="0"/>
+            <w:bottom w:val="single" w:color="auto" w:sz="4" w:space="0"/>
+            <w:right w:val="single" w:color="auto" w:sz="4" w:space="0"/>
+            <w:insideH w:val="single" w:color="auto" w:sz="4" w:space="0"/>
+            <w:insideV w:val="single" w:color="auto" w:sz="4" w:space="0"/>
+          </w:tblBorders>
+          <w:tblCellMar>
+            <w:top w:w="0" w:type="dxa"/>
+            <w:left w:w="108" w:type="dxa"/>
+            <w:bottom w:w="0" w:type="dxa"/>
+            <w:right w:w="108" w:type="dxa"/>
+          </w:tblCellMar>
+        </w:tblPrEx>
+        <w:trPr>
+          <w:trHeight w:val="1813" w:hRule="atLeast"/>
+        </w:trPr>
+        <w:tc>
+          <w:tcPr>
+            <w:tcW w:w="2160" w:type="dxa"/>
+            <w:shd w:val="clear" w:color="auto" w:fill="auto"/>
+            <w:vAlign w:val="center"/>
+          </w:tcPr>
+          <w:p>
+            <w:pPr>
+              <w:widowControl w:val="0"/>
+              <w:jc w:val="left"/>
+              <w:rPr>
+                <w:rFonts w:hint="default" w:ascii="Times New Roman" w:hAnsi="Times New Roman" w:cs="Times New Roman"/>
+                <w:sz w:val="28"/>
+                <w:szCs w:val="28"/>
+                <w:vertAlign w:val="baseline"/>
+                <w:lang w:val="en-US"/>
+              </w:rPr>
+            </w:pPr>
+            <w:r>
+              <w:rPr>
+                <w:rFonts w:hint="default" w:ascii="Times New Roman" w:hAnsi="Times New Roman" w:eastAsia="SimSun" w:cs="Times New Roman"/>
+                <w:sz w:val="24"/>
+                <w:szCs w:val="24"/>
+              </w:rPr>
+              <w:t>Report Active Incidents</w:t>
+            </w:r>
+          </w:p>
+        </w:tc>
+        <w:tc>
+          <w:tcPr>
+            <w:tcW w:w="7032" w:type="dxa"/>
+            <w:shd w:val="clear" w:color="auto" w:fill="auto"/>
+            <w:vAlign w:val="center"/>
+          </w:tcPr>
+          <w:p>
+            <w:pPr>
+              <w:widowControl w:val="0"/>
+              <w:numPr>
+                <w:ilvl w:val="0"/>
+                <w:numId w:val="13"/>
+              </w:numPr>
+              <w:ind w:left="420" w:leftChars="0" w:hanging="420" w:firstLineChars="0"/>
+              <w:jc w:val="both"/>
+              <w:rPr>
+                <w:rFonts w:hint="default" w:ascii="Times New Roman" w:hAnsi="Times New Roman" w:eastAsia="SimSun" w:cs="Times New Roman"/>
+                <w:sz w:val="24"/>
+                <w:szCs w:val="24"/>
+              </w:rPr>
+            </w:pPr>
+            <w:r>
+              <w:rPr>
+                <w:rFonts w:hint="default" w:ascii="Times New Roman" w:hAnsi="Times New Roman" w:eastAsia="SimSun" w:cs="Times New Roman"/>
+                <w:sz w:val="24"/>
+                <w:szCs w:val="24"/>
+              </w:rPr>
+              <w:t>Provide a simplified interface on the mobile application for drivers to select incident categories such as Vehicle Breakdown, Accident, Severe Traffic, or Cargo Damage.</w:t>
+            </w:r>
+          </w:p>
+          <w:p>
+            <w:pPr>
+              <w:widowControl w:val="0"/>
+              <w:numPr>
+                <w:ilvl w:val="0"/>
+                <w:numId w:val="13"/>
+              </w:numPr>
+              <w:ind w:left="420" w:leftChars="0" w:hanging="420" w:firstLineChars="0"/>
+              <w:jc w:val="both"/>
+              <w:rPr>
+                <w:rFonts w:hint="default" w:ascii="Times New Roman" w:hAnsi="Times New Roman" w:eastAsia="SimSun" w:cs="Times New Roman"/>
+                <w:sz w:val="24"/>
+                <w:szCs w:val="24"/>
+                <w:lang w:val="en-US"/>
+              </w:rPr>
+            </w:pPr>
+            <w:r>
+              <w:rPr>
+                <w:rFonts w:hint="default" w:ascii="Times New Roman" w:hAnsi="Times New Roman" w:eastAsia="SimSun" w:cs="Times New Roman"/>
+                <w:sz w:val="24"/>
+                <w:szCs w:val="24"/>
+              </w:rPr>
+              <w:t>Allow drivers to attach smartphone photos and text descriptions directly to the incident report before submission.</w:t>
+            </w:r>
+          </w:p>
+        </w:tc>
+      </w:tr>
+      <w:tr>
+        <w:tblPrEx>
+          <w:tblBorders>
+            <w:top w:val="single" w:color="auto" w:sz="4" w:space="0"/>
+            <w:left w:val="single" w:color="auto" w:sz="4" w:space="0"/>
+            <w:bottom w:val="single" w:color="auto" w:sz="4" w:space="0"/>
+            <w:right w:val="single" w:color="auto" w:sz="4" w:space="0"/>
+            <w:insideH w:val="single" w:color="auto" w:sz="4" w:space="0"/>
+            <w:insideV w:val="single" w:color="auto" w:sz="4" w:space="0"/>
+          </w:tblBorders>
+          <w:tblCellMar>
+            <w:top w:w="0" w:type="dxa"/>
+            <w:left w:w="108" w:type="dxa"/>
+            <w:bottom w:w="0" w:type="dxa"/>
+            <w:right w:w="108" w:type="dxa"/>
+          </w:tblCellMar>
+        </w:tblPrEx>
+        <w:trPr>
+          <w:trHeight w:val="1825" w:hRule="atLeast"/>
+        </w:trPr>
+        <w:tc>
+          <w:tcPr>
+            <w:tcW w:w="2160" w:type="dxa"/>
+            <w:shd w:val="clear" w:color="auto" w:fill="auto"/>
+            <w:vAlign w:val="center"/>
+          </w:tcPr>
+          <w:p>
+            <w:pPr>
+              <w:widowControl w:val="0"/>
+              <w:jc w:val="left"/>
+              <w:rPr>
+                <w:rFonts w:hint="default" w:ascii="Times New Roman" w:hAnsi="Times New Roman" w:cs="Times New Roman"/>
+                <w:sz w:val="28"/>
+                <w:szCs w:val="28"/>
+                <w:vertAlign w:val="baseline"/>
+                <w:lang w:val="en-US"/>
+              </w:rPr>
+            </w:pPr>
+            <w:r>
+              <w:rPr>
+                <w:rFonts w:hint="default" w:ascii="Times New Roman" w:hAnsi="Times New Roman" w:eastAsia="SimSun" w:cs="Times New Roman"/>
+                <w:sz w:val="24"/>
+                <w:szCs w:val="24"/>
+              </w:rPr>
+              <w:t>Broadcast Emergency Alerts</w:t>
+            </w:r>
+          </w:p>
+        </w:tc>
+        <w:tc>
+          <w:tcPr>
+            <w:tcW w:w="7032" w:type="dxa"/>
+            <w:shd w:val="clear" w:color="auto" w:fill="auto"/>
+            <w:vAlign w:val="center"/>
+          </w:tcPr>
+          <w:p>
+            <w:pPr>
+              <w:widowControl w:val="0"/>
+              <w:numPr>
+                <w:ilvl w:val="0"/>
+                <w:numId w:val="14"/>
+              </w:numPr>
+              <w:tabs>
+                <w:tab w:val="clear" w:pos="420"/>
+              </w:tabs>
+              <w:ind w:left="420" w:leftChars="0" w:hanging="420" w:firstLineChars="0"/>
+              <w:jc w:val="both"/>
+              <w:rPr>
+                <w:rFonts w:hint="default" w:ascii="Times New Roman" w:hAnsi="Times New Roman" w:eastAsia="SimSun" w:cs="Times New Roman"/>
+                <w:sz w:val="24"/>
+                <w:szCs w:val="24"/>
+                <w:lang w:val="en-US"/>
+              </w:rPr>
+            </w:pPr>
+            <w:r>
+              <w:rPr>
+                <w:rFonts w:hint="default" w:ascii="Times New Roman" w:hAnsi="Times New Roman" w:eastAsia="SimSun" w:cs="Times New Roman"/>
+                <w:sz w:val="24"/>
+                <w:szCs w:val="24"/>
+              </w:rPr>
+              <w:t>Automatically transmit high-priority warning notifications to the central dispatcher dashboard the moment a driver submits an exception event.</w:t>
+            </w:r>
+          </w:p>
+          <w:p>
+            <w:pPr>
+              <w:widowControl w:val="0"/>
+              <w:numPr>
+                <w:ilvl w:val="0"/>
+                <w:numId w:val="14"/>
+              </w:numPr>
+              <w:tabs>
+                <w:tab w:val="clear" w:pos="420"/>
+              </w:tabs>
+              <w:ind w:left="420" w:leftChars="0" w:hanging="420" w:firstLineChars="0"/>
+              <w:jc w:val="both"/>
+              <w:rPr>
+                <w:rFonts w:hint="default" w:ascii="Times New Roman" w:hAnsi="Times New Roman" w:eastAsia="SimSun" w:cs="Times New Roman"/>
+                <w:sz w:val="24"/>
+                <w:szCs w:val="24"/>
+                <w:lang w:val="en-US"/>
+              </w:rPr>
+            </w:pPr>
+            <w:r>
+              <w:rPr>
+                <w:rFonts w:hint="default" w:ascii="Times New Roman" w:hAnsi="Times New Roman" w:eastAsia="SimSun" w:cs="Times New Roman"/>
+                <w:sz w:val="24"/>
+                <w:szCs w:val="24"/>
+              </w:rPr>
+              <w:t>Flag the affected transport vehicle on the interactive live map with a distinctive visual warning indicator to denote emergency status.</w:t>
+            </w:r>
+          </w:p>
+        </w:tc>
+      </w:tr>
+      <w:tr>
+        <w:tblPrEx>
+          <w:tblBorders>
+            <w:top w:val="single" w:color="auto" w:sz="4" w:space="0"/>
+            <w:left w:val="single" w:color="auto" w:sz="4" w:space="0"/>
+            <w:bottom w:val="single" w:color="auto" w:sz="4" w:space="0"/>
+            <w:right w:val="single" w:color="auto" w:sz="4" w:space="0"/>
+            <w:insideH w:val="single" w:color="auto" w:sz="4" w:space="0"/>
+            <w:insideV w:val="single" w:color="auto" w:sz="4" w:space="0"/>
+          </w:tblBorders>
+          <w:tblCellMar>
+            <w:top w:w="0" w:type="dxa"/>
+            <w:left w:w="108" w:type="dxa"/>
+            <w:bottom w:w="0" w:type="dxa"/>
+            <w:right w:w="108" w:type="dxa"/>
+          </w:tblCellMar>
+        </w:tblPrEx>
+        <w:trPr>
+          <w:trHeight w:val="1909" w:hRule="atLeast"/>
+        </w:trPr>
+        <w:tc>
+          <w:tcPr>
+            <w:tcW w:w="2160" w:type="dxa"/>
+            <w:shd w:val="clear" w:color="auto" w:fill="auto"/>
+            <w:vAlign w:val="center"/>
+          </w:tcPr>
+          <w:p>
+            <w:pPr>
+              <w:widowControl w:val="0"/>
+              <w:jc w:val="left"/>
+              <w:rPr>
+                <w:rFonts w:hint="default" w:ascii="Times New Roman" w:hAnsi="Times New Roman" w:cs="Times New Roman"/>
+                <w:sz w:val="24"/>
+                <w:szCs w:val="24"/>
+                <w:vertAlign w:val="baseline"/>
+                <w:lang w:val="en-US"/>
+              </w:rPr>
+            </w:pPr>
+            <w:r>
+              <w:rPr>
+                <w:rFonts w:hint="default" w:ascii="Times New Roman" w:hAnsi="Times New Roman" w:eastAsia="SimSun" w:cs="Times New Roman"/>
+                <w:sz w:val="24"/>
+                <w:szCs w:val="24"/>
+              </w:rPr>
+              <w:t>Execute Asset Rerouting</w:t>
+            </w:r>
+          </w:p>
+        </w:tc>
+        <w:tc>
+          <w:tcPr>
+            <w:tcW w:w="7032" w:type="dxa"/>
+            <w:shd w:val="clear" w:color="auto" w:fill="auto"/>
+            <w:vAlign w:val="center"/>
+          </w:tcPr>
+          <w:p>
+            <w:pPr>
+              <w:widowControl w:val="0"/>
+              <w:numPr>
+                <w:ilvl w:val="0"/>
+                <w:numId w:val="15"/>
+              </w:numPr>
+              <w:tabs>
+                <w:tab w:val="clear" w:pos="420"/>
+              </w:tabs>
+              <w:ind w:left="420" w:leftChars="0" w:hanging="420" w:firstLineChars="0"/>
+              <w:jc w:val="both"/>
+              <w:rPr>
+                <w:rFonts w:hint="default" w:ascii="Times New Roman" w:hAnsi="Times New Roman" w:eastAsia="SimSun" w:cs="Times New Roman"/>
+                <w:sz w:val="24"/>
+                <w:szCs w:val="24"/>
+              </w:rPr>
+            </w:pPr>
+            <w:r>
+              <w:rPr>
+                <w:rFonts w:hint="default" w:ascii="Times New Roman" w:hAnsi="Times New Roman" w:eastAsia="SimSun" w:cs="Times New Roman"/>
+                <w:sz w:val="24"/>
+                <w:szCs w:val="24"/>
+              </w:rPr>
+              <w:t>Provide dispatchers with real-time tools to detach remaining orders from a disabled vehicle and assign them to the nearest available truck.</w:t>
+            </w:r>
+          </w:p>
+          <w:p>
+            <w:pPr>
+              <w:widowControl w:val="0"/>
+              <w:numPr>
+                <w:ilvl w:val="0"/>
+                <w:numId w:val="15"/>
+              </w:numPr>
+              <w:tabs>
+                <w:tab w:val="clear" w:pos="420"/>
+              </w:tabs>
+              <w:ind w:left="420" w:leftChars="0" w:hanging="420" w:firstLineChars="0"/>
+              <w:jc w:val="both"/>
+              <w:rPr>
+                <w:rFonts w:hint="default" w:ascii="Times New Roman" w:hAnsi="Times New Roman" w:eastAsia="SimSun" w:cs="Times New Roman"/>
+                <w:sz w:val="24"/>
+                <w:szCs w:val="24"/>
+              </w:rPr>
+            </w:pPr>
+            <w:r>
+              <w:rPr>
+                <w:rFonts w:hint="default" w:ascii="Times New Roman" w:hAnsi="Times New Roman" w:eastAsia="SimSun" w:cs="Times New Roman"/>
+                <w:sz w:val="24"/>
+                <w:szCs w:val="24"/>
+              </w:rPr>
+              <w:t>Instantly push the newly modified route data and updated trip sheets to the backup driver mobile application.</w:t>
+            </w:r>
+          </w:p>
+        </w:tc>
+      </w:tr>
+      <w:tr>
+        <w:tblPrEx>
+          <w:tblBorders>
+            <w:top w:val="single" w:color="auto" w:sz="4" w:space="0"/>
+            <w:left w:val="single" w:color="auto" w:sz="4" w:space="0"/>
+            <w:bottom w:val="single" w:color="auto" w:sz="4" w:space="0"/>
+            <w:right w:val="single" w:color="auto" w:sz="4" w:space="0"/>
+            <w:insideH w:val="single" w:color="auto" w:sz="4" w:space="0"/>
+            <w:insideV w:val="single" w:color="auto" w:sz="4" w:space="0"/>
+          </w:tblBorders>
+          <w:tblCellMar>
+            <w:top w:w="0" w:type="dxa"/>
+            <w:left w:w="108" w:type="dxa"/>
+            <w:bottom w:w="0" w:type="dxa"/>
+            <w:right w:w="108" w:type="dxa"/>
+          </w:tblCellMar>
+        </w:tblPrEx>
+        <w:trPr>
+          <w:trHeight w:val="2055" w:hRule="atLeast"/>
+        </w:trPr>
+        <w:tc>
+          <w:tcPr>
+            <w:tcW w:w="2160" w:type="dxa"/>
+            <w:shd w:val="clear" w:color="auto" w:fill="auto"/>
+            <w:vAlign w:val="center"/>
+          </w:tcPr>
+          <w:p>
+            <w:pPr>
+              <w:widowControl w:val="0"/>
+              <w:jc w:val="left"/>
+              <w:rPr>
+                <w:rFonts w:hint="default" w:ascii="Times New Roman" w:hAnsi="Times New Roman" w:cs="Times New Roman"/>
+                <w:sz w:val="24"/>
+                <w:szCs w:val="24"/>
+                <w:vertAlign w:val="baseline"/>
+                <w:lang w:val="en-US"/>
+              </w:rPr>
+            </w:pPr>
+            <w:r>
+              <w:rPr>
+                <w:rFonts w:hint="default" w:ascii="Times New Roman" w:hAnsi="Times New Roman" w:eastAsia="SimSun" w:cs="Times New Roman"/>
+                <w:sz w:val="24"/>
+                <w:szCs w:val="24"/>
+              </w:rPr>
+              <w:t>Notify Affected Supermarkets</w:t>
+            </w:r>
+          </w:p>
+        </w:tc>
+        <w:tc>
+          <w:tcPr>
+            <w:tcW w:w="7032" w:type="dxa"/>
+            <w:shd w:val="clear" w:color="auto" w:fill="auto"/>
+            <w:vAlign w:val="center"/>
+          </w:tcPr>
+          <w:p>
+            <w:pPr>
+              <w:widowControl w:val="0"/>
+              <w:numPr>
+                <w:ilvl w:val="0"/>
+                <w:numId w:val="16"/>
+              </w:numPr>
+              <w:tabs>
+                <w:tab w:val="clear" w:pos="420"/>
+              </w:tabs>
+              <w:ind w:left="420" w:leftChars="0" w:hanging="420" w:firstLineChars="0"/>
+              <w:jc w:val="both"/>
+              <w:rPr>
+                <w:rFonts w:hint="default" w:ascii="Times New Roman" w:hAnsi="Times New Roman" w:eastAsia="SimSun" w:cs="Times New Roman"/>
+                <w:sz w:val="24"/>
+                <w:szCs w:val="24"/>
+              </w:rPr>
+            </w:pPr>
+            <w:r>
+              <w:rPr>
+                <w:rFonts w:hint="default" w:ascii="Times New Roman" w:hAnsi="Times New Roman" w:eastAsia="SimSun" w:cs="Times New Roman"/>
+                <w:sz w:val="24"/>
+                <w:szCs w:val="24"/>
+              </w:rPr>
+              <w:t>Automatically generate and send system notifications to the target partner supermarket portal regarding the delayed delivery status.</w:t>
+            </w:r>
+          </w:p>
+          <w:p>
+            <w:pPr>
+              <w:widowControl w:val="0"/>
+              <w:numPr>
+                <w:ilvl w:val="0"/>
+                <w:numId w:val="16"/>
+              </w:numPr>
+              <w:tabs>
+                <w:tab w:val="clear" w:pos="420"/>
+              </w:tabs>
+              <w:ind w:left="420" w:leftChars="0" w:hanging="420" w:firstLineChars="0"/>
+              <w:jc w:val="both"/>
+              <w:rPr>
+                <w:rFonts w:hint="default" w:ascii="Times New Roman" w:hAnsi="Times New Roman" w:eastAsia="SimSun" w:cs="Times New Roman"/>
+                <w:sz w:val="24"/>
+                <w:szCs w:val="24"/>
+              </w:rPr>
+            </w:pPr>
+            <w:r>
+              <w:rPr>
+                <w:rFonts w:hint="default" w:ascii="Times New Roman" w:hAnsi="Times New Roman" w:eastAsia="SimSun" w:cs="Times New Roman"/>
+                <w:sz w:val="24"/>
+                <w:szCs w:val="24"/>
+              </w:rPr>
+              <w:t>Provide updated estimated arrival calculations that account for the time lost during the incident resolution process.</w:t>
+            </w:r>
+          </w:p>
+        </w:tc>
+      </w:tr>
+      <w:tr>
+        <w:tblPrEx>
+          <w:tblBorders>
+            <w:top w:val="single" w:color="auto" w:sz="4" w:space="0"/>
+            <w:left w:val="single" w:color="auto" w:sz="4" w:space="0"/>
+            <w:bottom w:val="single" w:color="auto" w:sz="4" w:space="0"/>
+            <w:right w:val="single" w:color="auto" w:sz="4" w:space="0"/>
+            <w:insideH w:val="single" w:color="auto" w:sz="4" w:space="0"/>
+            <w:insideV w:val="single" w:color="auto" w:sz="4" w:space="0"/>
+          </w:tblBorders>
+          <w:tblCellMar>
+            <w:top w:w="0" w:type="dxa"/>
+            <w:left w:w="108" w:type="dxa"/>
+            <w:bottom w:w="0" w:type="dxa"/>
+            <w:right w:w="108" w:type="dxa"/>
+          </w:tblCellMar>
+        </w:tblPrEx>
+        <w:trPr>
+          <w:trHeight w:val="525" w:hRule="atLeast"/>
+        </w:trPr>
+        <w:tc>
+          <w:tcPr>
+            <w:tcW w:w="2160" w:type="dxa"/>
+            <w:shd w:val="clear" w:color="auto" w:fill="FEF2CB" w:themeFill="accent3" w:themeFillTint="32"/>
+            <w:vAlign w:val="center"/>
+          </w:tcPr>
+          <w:p>
+            <w:pPr>
+              <w:widowControl w:val="0"/>
+              <w:jc w:val="center"/>
+              <w:rPr>
+                <w:rFonts w:hint="default" w:ascii="Times New Roman" w:hAnsi="Times New Roman" w:cs="Times New Roman"/>
+                <w:sz w:val="28"/>
+                <w:szCs w:val="28"/>
+                <w:vertAlign w:val="baseline"/>
+                <w:lang w:val="en-US"/>
+              </w:rPr>
+            </w:pPr>
+            <w:r>
+              <w:rPr>
+                <w:rFonts w:hint="default" w:ascii="Times New Roman" w:hAnsi="Times New Roman" w:cs="Times New Roman"/>
+                <w:sz w:val="28"/>
+                <w:szCs w:val="28"/>
+                <w:vertAlign w:val="baseline"/>
+                <w:lang w:val="en-US"/>
+              </w:rPr>
+              <w:t>Variant</w:t>
+            </w:r>
+          </w:p>
+        </w:tc>
+        <w:tc>
+          <w:tcPr>
+            <w:tcW w:w="7032" w:type="dxa"/>
+            <w:shd w:val="clear" w:color="auto" w:fill="D4F4F1" w:themeFill="accent5" w:themeFillTint="32"/>
+            <w:vAlign w:val="center"/>
+          </w:tcPr>
+          <w:p>
+            <w:pPr>
+              <w:widowControl w:val="0"/>
+              <w:jc w:val="center"/>
+              <w:rPr>
+                <w:rFonts w:hint="default" w:ascii="Times New Roman" w:hAnsi="Times New Roman" w:cs="Times New Roman" w:eastAsiaTheme="minorEastAsia"/>
+                <w:sz w:val="28"/>
+                <w:szCs w:val="28"/>
+                <w:vertAlign w:val="baseline"/>
+                <w:lang w:val="en-US" w:eastAsia="zh-CN" w:bidi="ar-SA"/>
+              </w:rPr>
+            </w:pPr>
+            <w:r>
+              <w:rPr>
+                <w:rFonts w:hint="default" w:ascii="Times New Roman" w:hAnsi="Times New Roman" w:cs="Times New Roman"/>
+                <w:sz w:val="28"/>
+                <w:szCs w:val="28"/>
+                <w:vertAlign w:val="baseline"/>
+                <w:lang w:val="en-US"/>
+              </w:rPr>
+              <w:t>Example Solution (Funtional Requirement)</w:t>
+            </w:r>
+          </w:p>
+        </w:tc>
+      </w:tr>
+      <w:tr>
+        <w:tblPrEx>
+          <w:tblBorders>
+            <w:top w:val="single" w:color="auto" w:sz="4" w:space="0"/>
+            <w:left w:val="single" w:color="auto" w:sz="4" w:space="0"/>
+            <w:bottom w:val="single" w:color="auto" w:sz="4" w:space="0"/>
+            <w:right w:val="single" w:color="auto" w:sz="4" w:space="0"/>
+            <w:insideH w:val="single" w:color="auto" w:sz="4" w:space="0"/>
+            <w:insideV w:val="single" w:color="auto" w:sz="4" w:space="0"/>
+          </w:tblBorders>
+          <w:tblCellMar>
+            <w:top w:w="0" w:type="dxa"/>
+            <w:left w:w="108" w:type="dxa"/>
+            <w:bottom w:w="0" w:type="dxa"/>
+            <w:right w:w="108" w:type="dxa"/>
+          </w:tblCellMar>
+        </w:tblPrEx>
+        <w:trPr>
+          <w:trHeight w:val="1273" w:hRule="atLeast"/>
+        </w:trPr>
+        <w:tc>
+          <w:tcPr>
+            <w:tcW w:w="2160" w:type="dxa"/>
+            <w:shd w:val="clear" w:color="auto" w:fill="auto"/>
+            <w:vAlign w:val="center"/>
+          </w:tcPr>
+          <w:p>
+            <w:pPr>
+              <w:widowControl w:val="0"/>
+              <w:jc w:val="left"/>
+              <w:rPr>
+                <w:rFonts w:hint="default" w:ascii="Times New Roman" w:hAnsi="Times New Roman" w:cs="Times New Roman"/>
+                <w:sz w:val="24"/>
+                <w:szCs w:val="24"/>
+                <w:vertAlign w:val="baseline"/>
+                <w:lang w:val="en-US"/>
+              </w:rPr>
+            </w:pPr>
+            <w:r>
+              <w:rPr>
+                <w:rFonts w:hint="default" w:ascii="Times New Roman" w:hAnsi="Times New Roman" w:eastAsia="SimSun" w:cs="Times New Roman"/>
+                <w:sz w:val="24"/>
+                <w:szCs w:val="24"/>
+              </w:rPr>
+              <w:t>Partial Cargo Rejection Routine</w:t>
+            </w:r>
+          </w:p>
+        </w:tc>
+        <w:tc>
+          <w:tcPr>
+            <w:tcW w:w="7032" w:type="dxa"/>
+            <w:shd w:val="clear" w:color="auto" w:fill="auto"/>
+            <w:vAlign w:val="center"/>
+          </w:tcPr>
+          <w:p>
+            <w:pPr>
+              <w:widowControl w:val="0"/>
+              <w:numPr>
+                <w:ilvl w:val="0"/>
+                <w:numId w:val="17"/>
+              </w:numPr>
+              <w:ind w:left="420" w:leftChars="0" w:hanging="420" w:firstLineChars="0"/>
+              <w:jc w:val="both"/>
+              <w:rPr>
+                <w:rFonts w:hint="default" w:ascii="Times New Roman" w:hAnsi="Times New Roman" w:cs="Times New Roman"/>
+                <w:sz w:val="24"/>
+                <w:szCs w:val="24"/>
+                <w:vertAlign w:val="baseline"/>
+                <w:lang w:val="en-US"/>
+              </w:rPr>
+            </w:pPr>
+            <w:r>
+              <w:rPr>
+                <w:rFonts w:hint="default" w:ascii="Times New Roman" w:hAnsi="Times New Roman" w:eastAsia="SimSun" w:cs="Times New Roman"/>
+                <w:sz w:val="24"/>
+                <w:szCs w:val="24"/>
+              </w:rPr>
+              <w:t>If a partner supermarket rejects specific damaged cargo items upon arrival, the system allows the driver to modify delivery quantities on-site, capturing digital signatures and initiating an immediate partial return shipment task.</w:t>
+            </w:r>
+          </w:p>
+        </w:tc>
+      </w:tr>
+      <w:tr>
+        <w:tblPrEx>
+          <w:tblBorders>
+            <w:top w:val="single" w:color="auto" w:sz="4" w:space="0"/>
+            <w:left w:val="single" w:color="auto" w:sz="4" w:space="0"/>
+            <w:bottom w:val="single" w:color="auto" w:sz="4" w:space="0"/>
+            <w:right w:val="single" w:color="auto" w:sz="4" w:space="0"/>
+            <w:insideH w:val="single" w:color="auto" w:sz="4" w:space="0"/>
+            <w:insideV w:val="single" w:color="auto" w:sz="4" w:space="0"/>
+          </w:tblBorders>
+          <w:tblCellMar>
+            <w:top w:w="0" w:type="dxa"/>
+            <w:left w:w="108" w:type="dxa"/>
+            <w:bottom w:w="0" w:type="dxa"/>
+            <w:right w:w="108" w:type="dxa"/>
+          </w:tblCellMar>
+        </w:tblPrEx>
+        <w:trPr>
+          <w:trHeight w:val="1463" w:hRule="atLeast"/>
+        </w:trPr>
+        <w:tc>
+          <w:tcPr>
+            <w:tcW w:w="2160" w:type="dxa"/>
+            <w:shd w:val="clear" w:color="auto" w:fill="auto"/>
+            <w:vAlign w:val="center"/>
+          </w:tcPr>
+          <w:p>
+            <w:pPr>
+              <w:widowControl w:val="0"/>
+              <w:jc w:val="left"/>
+              <w:rPr>
+                <w:rFonts w:hint="default" w:ascii="Times New Roman" w:hAnsi="Times New Roman" w:cs="Times New Roman"/>
+                <w:sz w:val="24"/>
+                <w:szCs w:val="24"/>
+                <w:vertAlign w:val="baseline"/>
+                <w:lang w:val="en-US"/>
+              </w:rPr>
+            </w:pPr>
+            <w:r>
+              <w:rPr>
+                <w:rFonts w:hint="default" w:ascii="Times New Roman" w:hAnsi="Times New Roman" w:eastAsia="SimSun" w:cs="Times New Roman"/>
+                <w:sz w:val="24"/>
+                <w:szCs w:val="24"/>
+              </w:rPr>
+              <w:t>Automated Towing Service Dispatch</w:t>
+            </w:r>
+          </w:p>
+        </w:tc>
+        <w:tc>
+          <w:tcPr>
+            <w:tcW w:w="7032" w:type="dxa"/>
+            <w:shd w:val="clear" w:color="auto" w:fill="auto"/>
+            <w:vAlign w:val="center"/>
+          </w:tcPr>
+          <w:p>
+            <w:pPr>
+              <w:widowControl w:val="0"/>
+              <w:numPr>
+                <w:ilvl w:val="0"/>
+                <w:numId w:val="18"/>
+              </w:numPr>
+              <w:ind w:left="420" w:leftChars="0" w:hanging="420" w:firstLineChars="0"/>
+              <w:jc w:val="both"/>
+              <w:rPr>
+                <w:rFonts w:hint="default" w:ascii="Times New Roman" w:hAnsi="Times New Roman" w:cs="Times New Roman"/>
+                <w:sz w:val="24"/>
+                <w:szCs w:val="24"/>
+                <w:vertAlign w:val="baseline"/>
+                <w:lang w:val="en-US"/>
+              </w:rPr>
+            </w:pPr>
+            <w:r>
+              <w:rPr>
+                <w:rFonts w:hint="default" w:ascii="Times New Roman" w:hAnsi="Times New Roman" w:eastAsia="SimSun" w:cs="Times New Roman"/>
+                <w:sz w:val="24"/>
+                <w:szCs w:val="24"/>
+              </w:rPr>
+              <w:t>For critical mechanical failures, the system cross-references vehicle coordinates with pre-registered corporate service partners to automatically recommend nearby maintenance hubs or towing companies to the dispatcher.</w:t>
+            </w:r>
+          </w:p>
+        </w:tc>
+      </w:tr>
+    </w:tbl>
+    <w:p>
+      <w:pPr>
+        <w:rPr>
+          <w:rFonts w:hint="default"/>
+          <w:lang w:val="en-US"/>
+        </w:rPr>
+      </w:pPr>
+    </w:p>
+    <w:p>
+      <w:pPr>
+        <w:rPr>
+          <w:rFonts w:hint="default"/>
+          <w:lang w:val="en-US"/>
+        </w:rPr>
+      </w:pPr>
+    </w:p>
+    <w:p>
+      <w:pPr>
+        <w:rPr>
+          <w:rStyle w:val="15"/>
+          <w:rFonts w:hint="default" w:cs="Times New Roman"/>
+          <w:sz w:val="28"/>
+          <w:szCs w:val="28"/>
+          <w:lang w:val="en-US"/>
+        </w:rPr>
+      </w:pPr>
+    </w:p>
+    <w:p>
+      <w:pPr>
+        <w:rPr>
+          <w:rStyle w:val="15"/>
+          <w:rFonts w:hint="default" w:cs="Times New Roman"/>
+          <w:sz w:val="28"/>
+          <w:szCs w:val="28"/>
+          <w:lang w:val="en-US"/>
+        </w:rPr>
+      </w:pPr>
+    </w:p>
+    <w:p>
+      <w:pPr>
+        <w:rPr>
+          <w:rStyle w:val="15"/>
+          <w:rFonts w:hint="default" w:cs="Times New Roman"/>
+          <w:sz w:val="28"/>
+          <w:szCs w:val="28"/>
+          <w:lang w:val="en-US"/>
+        </w:rPr>
+      </w:pPr>
+    </w:p>
+    <w:p>
+      <w:pPr>
+        <w:rPr>
+          <w:rStyle w:val="15"/>
+          <w:rFonts w:hint="default" w:cs="Times New Roman"/>
+          <w:sz w:val="28"/>
+          <w:szCs w:val="28"/>
+          <w:lang w:val="en-US"/>
+        </w:rPr>
+      </w:pPr>
+    </w:p>
+    <w:p>
+      <w:pPr>
+        <w:rPr>
+          <w:rStyle w:val="15"/>
+          <w:rFonts w:hint="default" w:cs="Times New Roman"/>
+          <w:sz w:val="28"/>
+          <w:szCs w:val="28"/>
+          <w:lang w:val="en-US"/>
+        </w:rPr>
+      </w:pPr>
+    </w:p>
+    <w:p>
+      <w:pPr>
+        <w:rPr>
+          <w:rStyle w:val="15"/>
+          <w:rFonts w:hint="default" w:cs="Times New Roman"/>
+          <w:sz w:val="28"/>
+          <w:szCs w:val="28"/>
+          <w:lang w:val="en-US"/>
+        </w:rPr>
+      </w:pPr>
+    </w:p>
+    <w:p>
+      <w:pPr>
+        <w:pStyle w:val="3"/>
+        <w:bidi w:val="0"/>
+        <w:spacing w:line="240" w:lineRule="auto"/>
+        <w:ind w:left="400" w:leftChars="100" w:firstLine="0" w:firstLineChars="0"/>
+        <w:rPr>
+          <w:rStyle w:val="15"/>
+          <w:rFonts w:hint="default" w:cs="Times New Roman"/>
+          <w:b/>
+          <w:bCs/>
+          <w:sz w:val="28"/>
+          <w:szCs w:val="28"/>
+          <w:lang w:val="en-US"/>
+        </w:rPr>
+      </w:pPr>
+      <w:r>
+        <w:rPr>
+          <w:rFonts w:hint="default" w:cs="Times New Roman"/>
+          <w:lang w:val="en-US"/>
+        </w:rPr>
+        <w:t>4</w:t>
+      </w:r>
+      <w:r>
+        <w:rPr>
+          <w:rFonts w:hint="default" w:ascii="Times New Roman" w:hAnsi="Times New Roman" w:cs="Times New Roman"/>
+          <w:lang w:val="en-US"/>
+        </w:rPr>
+        <w:t>.</w:t>
+      </w:r>
+      <w:r>
+        <w:rPr>
+          <w:rFonts w:hint="default" w:cs="Times New Roman"/>
+          <w:lang w:val="en-US"/>
+        </w:rPr>
+        <w:t>8</w:t>
+      </w:r>
+      <w:r>
+        <w:rPr>
+          <w:rFonts w:hint="default" w:ascii="Times New Roman" w:hAnsi="Times New Roman" w:cs="Times New Roman"/>
+          <w:lang w:val="en-US"/>
+        </w:rPr>
+        <w:t xml:space="preserve"> </w:t>
+      </w:r>
+      <w:r>
+        <w:rPr>
+          <w:rStyle w:val="15"/>
+          <w:rFonts w:hint="default" w:cs="Times New Roman"/>
+          <w:b/>
+          <w:bCs/>
+          <w:sz w:val="28"/>
+          <w:szCs w:val="28"/>
+          <w:lang w:val="en-US"/>
+        </w:rPr>
+        <w:t>Process Order Modifications</w:t>
+      </w:r>
+    </w:p>
+    <w:tbl>
+      <w:tblPr>
+        <w:tblStyle w:val="11"/>
+        <w:tblW w:w="9192" w:type="dxa"/>
+        <w:tblInd w:w="-407" w:type="dxa"/>
+        <w:tblBorders>
+          <w:top w:val="single" w:color="auto" w:sz="4" w:space="0"/>
+          <w:left w:val="single" w:color="auto" w:sz="4" w:space="0"/>
+          <w:bottom w:val="single" w:color="auto" w:sz="4" w:space="0"/>
+          <w:right w:val="single" w:color="auto" w:sz="4" w:space="0"/>
+          <w:insideH w:val="single" w:color="auto" w:sz="4" w:space="0"/>
+          <w:insideV w:val="single" w:color="auto" w:sz="4" w:space="0"/>
+        </w:tblBorders>
+        <w:tblLayout w:type="autofit"/>
+        <w:tblCellMar>
+          <w:top w:w="0" w:type="dxa"/>
+          <w:left w:w="108" w:type="dxa"/>
+          <w:bottom w:w="0" w:type="dxa"/>
+          <w:right w:w="108" w:type="dxa"/>
+        </w:tblCellMar>
+      </w:tblPr>
+      <w:tblGrid>
+        <w:gridCol w:w="2160"/>
+        <w:gridCol w:w="7032"/>
+      </w:tblGrid>
+      <w:tr>
+        <w:tblPrEx>
+          <w:tblBorders>
+            <w:top w:val="single" w:color="auto" w:sz="4" w:space="0"/>
+            <w:left w:val="single" w:color="auto" w:sz="4" w:space="0"/>
+            <w:bottom w:val="single" w:color="auto" w:sz="4" w:space="0"/>
+            <w:right w:val="single" w:color="auto" w:sz="4" w:space="0"/>
+            <w:insideH w:val="single" w:color="auto" w:sz="4" w:space="0"/>
+            <w:insideV w:val="single" w:color="auto" w:sz="4" w:space="0"/>
+          </w:tblBorders>
+          <w:tblCellMar>
+            <w:top w:w="0" w:type="dxa"/>
+            <w:left w:w="108" w:type="dxa"/>
+            <w:bottom w:w="0" w:type="dxa"/>
+            <w:right w:w="108" w:type="dxa"/>
+          </w:tblCellMar>
+        </w:tblPrEx>
+        <w:trPr>
+          <w:trHeight w:val="585" w:hRule="atLeast"/>
+        </w:trPr>
+        <w:tc>
+          <w:tcPr>
+            <w:tcW w:w="9192" w:type="dxa"/>
+            <w:gridSpan w:val="2"/>
+            <w:shd w:val="clear" w:color="auto" w:fill="FBE6D6" w:themeFill="accent2" w:themeFillTint="32"/>
+            <w:vAlign w:val="center"/>
+          </w:tcPr>
+          <w:p>
+            <w:pPr>
+              <w:widowControl w:val="0"/>
+              <w:jc w:val="center"/>
+              <w:rPr>
+                <w:rFonts w:hint="default" w:ascii="Times New Roman" w:hAnsi="Times New Roman" w:cs="Times New Roman"/>
+                <w:vertAlign w:val="baseline"/>
+                <w:lang w:val="en-US"/>
+              </w:rPr>
+            </w:pPr>
+            <w:r>
+              <w:rPr>
+                <w:rFonts w:hint="default" w:ascii="Times New Roman" w:hAnsi="Times New Roman" w:cs="Times New Roman"/>
+                <w:sz w:val="32"/>
+                <w:szCs w:val="32"/>
+                <w:vertAlign w:val="baseline"/>
+                <w:lang w:val="en-US"/>
+              </w:rPr>
+              <w:t>Task:</w:t>
+            </w:r>
+            <w:r>
+              <w:rPr>
+                <w:rFonts w:hint="default" w:cs="Times New Roman"/>
+                <w:sz w:val="32"/>
+                <w:szCs w:val="32"/>
+                <w:vertAlign w:val="baseline"/>
+                <w:lang w:val="en-US"/>
+              </w:rPr>
+              <w:t xml:space="preserve"> Process Order Modifications</w:t>
+            </w:r>
+          </w:p>
+        </w:tc>
+      </w:tr>
+      <w:tr>
+        <w:tblPrEx>
+          <w:tblBorders>
+            <w:top w:val="single" w:color="auto" w:sz="4" w:space="0"/>
+            <w:left w:val="single" w:color="auto" w:sz="4" w:space="0"/>
+            <w:bottom w:val="single" w:color="auto" w:sz="4" w:space="0"/>
+            <w:right w:val="single" w:color="auto" w:sz="4" w:space="0"/>
+            <w:insideH w:val="single" w:color="auto" w:sz="4" w:space="0"/>
+            <w:insideV w:val="single" w:color="auto" w:sz="4" w:space="0"/>
+          </w:tblBorders>
+          <w:tblCellMar>
+            <w:top w:w="0" w:type="dxa"/>
+            <w:left w:w="108" w:type="dxa"/>
+            <w:bottom w:w="0" w:type="dxa"/>
+            <w:right w:w="108" w:type="dxa"/>
+          </w:tblCellMar>
+        </w:tblPrEx>
+        <w:trPr>
+          <w:trHeight w:val="427" w:hRule="atLeast"/>
+        </w:trPr>
+        <w:tc>
+          <w:tcPr>
+            <w:tcW w:w="2160" w:type="dxa"/>
+            <w:shd w:val="clear" w:color="auto" w:fill="FEF2CB" w:themeFill="accent3" w:themeFillTint="32"/>
+            <w:vAlign w:val="center"/>
+          </w:tcPr>
+          <w:p>
+            <w:pPr>
+              <w:widowControl w:val="0"/>
+              <w:jc w:val="center"/>
+              <w:rPr>
+                <w:rFonts w:hint="default" w:ascii="Times New Roman" w:hAnsi="Times New Roman" w:cs="Times New Roman"/>
+                <w:sz w:val="28"/>
+                <w:szCs w:val="28"/>
+                <w:vertAlign w:val="baseline"/>
+                <w:lang w:val="en-US"/>
+              </w:rPr>
+            </w:pPr>
+            <w:r>
+              <w:rPr>
+                <w:rFonts w:hint="default" w:ascii="Times New Roman" w:hAnsi="Times New Roman" w:cs="Times New Roman"/>
+                <w:sz w:val="28"/>
+                <w:szCs w:val="28"/>
+                <w:vertAlign w:val="baseline"/>
+                <w:lang w:val="en-US"/>
+              </w:rPr>
+              <w:t>Attribute</w:t>
+            </w:r>
+          </w:p>
+        </w:tc>
+        <w:tc>
+          <w:tcPr>
+            <w:tcW w:w="7032" w:type="dxa"/>
+            <w:shd w:val="clear" w:color="auto" w:fill="D4F4F1" w:themeFill="accent5" w:themeFillTint="32"/>
+            <w:vAlign w:val="center"/>
+          </w:tcPr>
+          <w:p>
+            <w:pPr>
+              <w:widowControl w:val="0"/>
+              <w:jc w:val="center"/>
+              <w:rPr>
+                <w:rFonts w:hint="default" w:ascii="Times New Roman" w:hAnsi="Times New Roman" w:cs="Times New Roman"/>
+                <w:sz w:val="28"/>
+                <w:szCs w:val="28"/>
+                <w:vertAlign w:val="baseline"/>
+                <w:lang w:val="en-US"/>
+              </w:rPr>
+            </w:pPr>
+            <w:r>
+              <w:rPr>
+                <w:rFonts w:hint="default" w:ascii="Times New Roman" w:hAnsi="Times New Roman" w:cs="Times New Roman"/>
+                <w:sz w:val="28"/>
+                <w:szCs w:val="28"/>
+                <w:vertAlign w:val="baseline"/>
+                <w:lang w:val="en-US"/>
+              </w:rPr>
+              <w:t>Description</w:t>
+            </w:r>
+          </w:p>
+        </w:tc>
+      </w:tr>
+      <w:tr>
+        <w:tblPrEx>
+          <w:tblBorders>
+            <w:top w:val="single" w:color="auto" w:sz="4" w:space="0"/>
+            <w:left w:val="single" w:color="auto" w:sz="4" w:space="0"/>
+            <w:bottom w:val="single" w:color="auto" w:sz="4" w:space="0"/>
+            <w:right w:val="single" w:color="auto" w:sz="4" w:space="0"/>
+            <w:insideH w:val="single" w:color="auto" w:sz="4" w:space="0"/>
+            <w:insideV w:val="single" w:color="auto" w:sz="4" w:space="0"/>
+          </w:tblBorders>
+          <w:tblCellMar>
+            <w:top w:w="0" w:type="dxa"/>
+            <w:left w:w="108" w:type="dxa"/>
+            <w:bottom w:w="0" w:type="dxa"/>
+            <w:right w:w="108" w:type="dxa"/>
+          </w:tblCellMar>
+        </w:tblPrEx>
+        <w:trPr>
+          <w:trHeight w:val="1947" w:hRule="atLeast"/>
+        </w:trPr>
+        <w:tc>
+          <w:tcPr>
+            <w:tcW w:w="2160" w:type="dxa"/>
+            <w:vAlign w:val="center"/>
+          </w:tcPr>
+          <w:p>
+            <w:pPr>
+              <w:widowControl w:val="0"/>
+              <w:jc w:val="left"/>
+              <w:rPr>
+                <w:rFonts w:hint="default" w:ascii="Times New Roman" w:hAnsi="Times New Roman" w:cs="Times New Roman"/>
+                <w:sz w:val="24"/>
+                <w:szCs w:val="24"/>
+                <w:vertAlign w:val="baseline"/>
+                <w:lang w:val="en-US"/>
+              </w:rPr>
+            </w:pPr>
+            <w:r>
+              <w:rPr>
+                <w:rFonts w:hint="default" w:ascii="Times New Roman" w:hAnsi="Times New Roman" w:cs="Times New Roman"/>
+                <w:sz w:val="24"/>
+                <w:szCs w:val="24"/>
+                <w:vertAlign w:val="baseline"/>
+                <w:lang w:val="en-US"/>
+              </w:rPr>
+              <w:t>Purposes</w:t>
+            </w:r>
+          </w:p>
+        </w:tc>
+        <w:tc>
+          <w:tcPr>
+            <w:tcW w:w="7032" w:type="dxa"/>
+            <w:vAlign w:val="center"/>
+          </w:tcPr>
+          <w:p>
+            <w:pPr>
+              <w:widowControl w:val="0"/>
+              <w:numPr>
+                <w:ilvl w:val="0"/>
+                <w:numId w:val="6"/>
+              </w:numPr>
+              <w:ind w:left="420" w:leftChars="0" w:hanging="420" w:firstLineChars="0"/>
+              <w:jc w:val="both"/>
+              <w:rPr>
+                <w:rFonts w:hint="default" w:ascii="Times New Roman" w:hAnsi="Times New Roman" w:cs="Times New Roman"/>
+                <w:vertAlign w:val="baseline"/>
+                <w:lang w:val="en-US"/>
+              </w:rPr>
+            </w:pPr>
+            <w:r>
+              <w:rPr>
+                <w:rFonts w:hint="default" w:ascii="Times New Roman" w:hAnsi="Times New Roman" w:eastAsia="SimSun" w:cs="Times New Roman"/>
+                <w:sz w:val="24"/>
+                <w:szCs w:val="24"/>
+              </w:rPr>
+              <w:t>Allow partner supermarkets to submit real-time update or cancellation requests for active orders.</w:t>
+            </w:r>
+          </w:p>
+          <w:p>
+            <w:pPr>
+              <w:widowControl w:val="0"/>
+              <w:numPr>
+                <w:ilvl w:val="0"/>
+                <w:numId w:val="6"/>
+              </w:numPr>
+              <w:ind w:left="420" w:leftChars="0" w:hanging="420" w:firstLineChars="0"/>
+              <w:jc w:val="both"/>
+              <w:rPr>
+                <w:rFonts w:hint="default" w:ascii="Times New Roman" w:hAnsi="Times New Roman" w:cs="Times New Roman"/>
+                <w:vertAlign w:val="baseline"/>
+                <w:lang w:val="en-US"/>
+              </w:rPr>
+            </w:pPr>
+            <w:r>
+              <w:rPr>
+                <w:rFonts w:hint="default" w:ascii="Times New Roman" w:hAnsi="Times New Roman" w:eastAsia="SimSun" w:cs="Times New Roman"/>
+                <w:sz w:val="24"/>
+                <w:szCs w:val="24"/>
+              </w:rPr>
+              <w:t>Recalculate vehicle capacity allocations dynamically when modifications are confirmed.</w:t>
+            </w:r>
+          </w:p>
+          <w:p>
+            <w:pPr>
+              <w:widowControl w:val="0"/>
+              <w:numPr>
+                <w:ilvl w:val="0"/>
+                <w:numId w:val="6"/>
+              </w:numPr>
+              <w:ind w:left="420" w:leftChars="0" w:hanging="420" w:firstLineChars="0"/>
+              <w:jc w:val="both"/>
+              <w:rPr>
+                <w:rFonts w:hint="default" w:ascii="Times New Roman" w:hAnsi="Times New Roman" w:cs="Times New Roman"/>
+                <w:vertAlign w:val="baseline"/>
+                <w:lang w:val="en-US"/>
+              </w:rPr>
+            </w:pPr>
+            <w:r>
+              <w:rPr>
+                <w:rFonts w:hint="default" w:ascii="Times New Roman" w:hAnsi="Times New Roman" w:eastAsia="SimSun" w:cs="Times New Roman"/>
+                <w:sz w:val="24"/>
+                <w:szCs w:val="24"/>
+              </w:rPr>
+              <w:t>Prevent wasted fleet resources by instantly freeing up vehicles assigned to canceled shipments.</w:t>
+            </w:r>
+          </w:p>
+        </w:tc>
+      </w:tr>
+      <w:tr>
+        <w:tblPrEx>
+          <w:tblBorders>
+            <w:top w:val="single" w:color="auto" w:sz="4" w:space="0"/>
+            <w:left w:val="single" w:color="auto" w:sz="4" w:space="0"/>
+            <w:bottom w:val="single" w:color="auto" w:sz="4" w:space="0"/>
+            <w:right w:val="single" w:color="auto" w:sz="4" w:space="0"/>
+            <w:insideH w:val="single" w:color="auto" w:sz="4" w:space="0"/>
+            <w:insideV w:val="single" w:color="auto" w:sz="4" w:space="0"/>
+          </w:tblBorders>
+          <w:tblCellMar>
+            <w:top w:w="0" w:type="dxa"/>
+            <w:left w:w="108" w:type="dxa"/>
+            <w:bottom w:w="0" w:type="dxa"/>
+            <w:right w:w="108" w:type="dxa"/>
+          </w:tblCellMar>
+        </w:tblPrEx>
+        <w:trPr>
+          <w:trHeight w:val="1035" w:hRule="atLeast"/>
+        </w:trPr>
+        <w:tc>
+          <w:tcPr>
+            <w:tcW w:w="2160" w:type="dxa"/>
+            <w:vAlign w:val="center"/>
+          </w:tcPr>
+          <w:p>
+            <w:pPr>
+              <w:widowControl w:val="0"/>
+              <w:jc w:val="left"/>
+              <w:rPr>
+                <w:rFonts w:hint="default" w:ascii="Times New Roman" w:hAnsi="Times New Roman" w:cs="Times New Roman"/>
+                <w:vertAlign w:val="baseline"/>
+                <w:lang w:val="en-US"/>
+              </w:rPr>
+            </w:pPr>
+            <w:r>
+              <w:rPr>
+                <w:rFonts w:hint="default" w:ascii="Times New Roman" w:hAnsi="Times New Roman" w:cs="Times New Roman"/>
+                <w:sz w:val="24"/>
+                <w:szCs w:val="24"/>
+                <w:vertAlign w:val="baseline"/>
+                <w:lang w:val="en-US"/>
+              </w:rPr>
+              <w:t>Trigger/ Precondition</w:t>
+            </w:r>
+          </w:p>
+        </w:tc>
+        <w:tc>
+          <w:tcPr>
+            <w:tcW w:w="7032" w:type="dxa"/>
+            <w:vAlign w:val="center"/>
+          </w:tcPr>
+          <w:p>
+            <w:pPr>
+              <w:widowControl w:val="0"/>
+              <w:numPr>
+                <w:ilvl w:val="0"/>
+                <w:numId w:val="6"/>
+              </w:numPr>
+              <w:ind w:left="420" w:leftChars="0" w:hanging="420" w:firstLineChars="0"/>
+              <w:jc w:val="both"/>
+              <w:rPr>
+                <w:rFonts w:hint="default" w:ascii="Times New Roman" w:hAnsi="Times New Roman" w:cs="Times New Roman"/>
+                <w:vertAlign w:val="baseline"/>
+              </w:rPr>
+            </w:pPr>
+            <w:r>
+              <w:rPr>
+                <w:rFonts w:hint="default" w:ascii="Times New Roman" w:hAnsi="Times New Roman" w:eastAsia="SimSun" w:cs="Times New Roman"/>
+                <w:sz w:val="24"/>
+                <w:szCs w:val="24"/>
+              </w:rPr>
+              <w:t>A partner supermarket requests an adjustment via the client portal, or a dispatcher manually modifies order entries prior to physical vehicle dispatch.</w:t>
+            </w:r>
+          </w:p>
+        </w:tc>
+      </w:tr>
+      <w:tr>
+        <w:tblPrEx>
+          <w:tblBorders>
+            <w:top w:val="single" w:color="auto" w:sz="4" w:space="0"/>
+            <w:left w:val="single" w:color="auto" w:sz="4" w:space="0"/>
+            <w:bottom w:val="single" w:color="auto" w:sz="4" w:space="0"/>
+            <w:right w:val="single" w:color="auto" w:sz="4" w:space="0"/>
+            <w:insideH w:val="single" w:color="auto" w:sz="4" w:space="0"/>
+            <w:insideV w:val="single" w:color="auto" w:sz="4" w:space="0"/>
+          </w:tblBorders>
+          <w:tblCellMar>
+            <w:top w:w="0" w:type="dxa"/>
+            <w:left w:w="108" w:type="dxa"/>
+            <w:bottom w:w="0" w:type="dxa"/>
+            <w:right w:w="108" w:type="dxa"/>
+          </w:tblCellMar>
+        </w:tblPrEx>
+        <w:trPr>
+          <w:trHeight w:val="709" w:hRule="atLeast"/>
+        </w:trPr>
+        <w:tc>
+          <w:tcPr>
+            <w:tcW w:w="2160" w:type="dxa"/>
+            <w:vAlign w:val="center"/>
+          </w:tcPr>
+          <w:p>
+            <w:pPr>
+              <w:widowControl w:val="0"/>
+              <w:jc w:val="left"/>
+              <w:rPr>
+                <w:rFonts w:hint="default" w:ascii="Times New Roman" w:hAnsi="Times New Roman" w:cs="Times New Roman"/>
+                <w:sz w:val="24"/>
+                <w:szCs w:val="24"/>
+                <w:vertAlign w:val="baseline"/>
+                <w:lang w:val="en-US"/>
+              </w:rPr>
+            </w:pPr>
+            <w:r>
+              <w:rPr>
+                <w:rFonts w:hint="default" w:ascii="Times New Roman" w:hAnsi="Times New Roman" w:cs="Times New Roman"/>
+                <w:sz w:val="24"/>
+                <w:szCs w:val="24"/>
+                <w:vertAlign w:val="baseline"/>
+                <w:lang w:val="en-US"/>
+              </w:rPr>
+              <w:t>Frequency</w:t>
+            </w:r>
+          </w:p>
+        </w:tc>
+        <w:tc>
+          <w:tcPr>
+            <w:tcW w:w="7032" w:type="dxa"/>
+            <w:vAlign w:val="center"/>
+          </w:tcPr>
+          <w:p>
+            <w:pPr>
+              <w:widowControl w:val="0"/>
+              <w:numPr>
+                <w:ilvl w:val="0"/>
+                <w:numId w:val="7"/>
+              </w:numPr>
+              <w:ind w:left="420" w:leftChars="0" w:hanging="420" w:firstLineChars="0"/>
+              <w:jc w:val="both"/>
+              <w:rPr>
+                <w:rFonts w:hint="default" w:ascii="Times New Roman" w:hAnsi="Times New Roman" w:cs="Times New Roman"/>
+                <w:sz w:val="24"/>
+                <w:szCs w:val="24"/>
+                <w:vertAlign w:val="baseline"/>
+              </w:rPr>
+            </w:pPr>
+            <w:r>
+              <w:rPr>
+                <w:rFonts w:hint="default" w:ascii="Times New Roman" w:hAnsi="Times New Roman" w:eastAsia="SimSun" w:cs="Times New Roman"/>
+                <w:sz w:val="24"/>
+                <w:szCs w:val="24"/>
+              </w:rPr>
+              <w:t>Medium, occurring dynamically based on supermarket inventory fluctuations or scheduling shifts.</w:t>
+            </w:r>
+          </w:p>
+        </w:tc>
+      </w:tr>
+      <w:tr>
+        <w:tblPrEx>
+          <w:tblBorders>
+            <w:top w:val="single" w:color="auto" w:sz="4" w:space="0"/>
+            <w:left w:val="single" w:color="auto" w:sz="4" w:space="0"/>
+            <w:bottom w:val="single" w:color="auto" w:sz="4" w:space="0"/>
+            <w:right w:val="single" w:color="auto" w:sz="4" w:space="0"/>
+            <w:insideH w:val="single" w:color="auto" w:sz="4" w:space="0"/>
+            <w:insideV w:val="single" w:color="auto" w:sz="4" w:space="0"/>
+          </w:tblBorders>
+          <w:tblCellMar>
+            <w:top w:w="0" w:type="dxa"/>
+            <w:left w:w="108" w:type="dxa"/>
+            <w:bottom w:w="0" w:type="dxa"/>
+            <w:right w:w="108" w:type="dxa"/>
+          </w:tblCellMar>
+        </w:tblPrEx>
+        <w:trPr>
+          <w:trHeight w:val="1049" w:hRule="atLeast"/>
+        </w:trPr>
+        <w:tc>
+          <w:tcPr>
+            <w:tcW w:w="2160" w:type="dxa"/>
+            <w:vAlign w:val="center"/>
+          </w:tcPr>
+          <w:p>
+            <w:pPr>
+              <w:widowControl w:val="0"/>
+              <w:jc w:val="left"/>
+              <w:rPr>
+                <w:rFonts w:hint="default" w:ascii="Times New Roman" w:hAnsi="Times New Roman" w:cs="Times New Roman"/>
+                <w:sz w:val="24"/>
+                <w:szCs w:val="24"/>
+                <w:vertAlign w:val="baseline"/>
+                <w:lang w:val="en-US"/>
+              </w:rPr>
+            </w:pPr>
+            <w:r>
+              <w:rPr>
+                <w:rFonts w:hint="default" w:ascii="Times New Roman" w:hAnsi="Times New Roman" w:cs="Times New Roman"/>
+                <w:sz w:val="24"/>
+                <w:szCs w:val="24"/>
+                <w:vertAlign w:val="baseline"/>
+                <w:lang w:val="en-US"/>
+              </w:rPr>
+              <w:t>Critical</w:t>
+            </w:r>
+          </w:p>
+        </w:tc>
+        <w:tc>
+          <w:tcPr>
+            <w:tcW w:w="7032" w:type="dxa"/>
+            <w:vAlign w:val="center"/>
+          </w:tcPr>
+          <w:p>
+            <w:pPr>
+              <w:widowControl w:val="0"/>
+              <w:numPr>
+                <w:ilvl w:val="0"/>
+                <w:numId w:val="12"/>
+              </w:numPr>
+              <w:ind w:left="420" w:leftChars="0" w:hanging="420" w:firstLineChars="0"/>
+              <w:jc w:val="both"/>
+              <w:rPr>
+                <w:rFonts w:hint="default" w:ascii="Times New Roman" w:hAnsi="Times New Roman" w:cs="Times New Roman"/>
+                <w:sz w:val="24"/>
+                <w:szCs w:val="24"/>
+                <w:vertAlign w:val="baseline"/>
+              </w:rPr>
+            </w:pPr>
+            <w:r>
+              <w:rPr>
+                <w:rFonts w:hint="default" w:ascii="Times New Roman" w:hAnsi="Times New Roman" w:eastAsia="SimSun" w:cs="Times New Roman"/>
+                <w:sz w:val="24"/>
+                <w:szCs w:val="24"/>
+              </w:rPr>
+              <w:t>Highly critical to maintain flexible logistics operations, maximize vehicle capacity utilization, and avoid empty or redundant transport journeys.</w:t>
+            </w:r>
+          </w:p>
+        </w:tc>
+      </w:tr>
+      <w:tr>
+        <w:tblPrEx>
+          <w:tblBorders>
+            <w:top w:val="single" w:color="auto" w:sz="4" w:space="0"/>
+            <w:left w:val="single" w:color="auto" w:sz="4" w:space="0"/>
+            <w:bottom w:val="single" w:color="auto" w:sz="4" w:space="0"/>
+            <w:right w:val="single" w:color="auto" w:sz="4" w:space="0"/>
+            <w:insideH w:val="single" w:color="auto" w:sz="4" w:space="0"/>
+            <w:insideV w:val="single" w:color="auto" w:sz="4" w:space="0"/>
+          </w:tblBorders>
+          <w:tblCellMar>
+            <w:top w:w="0" w:type="dxa"/>
+            <w:left w:w="108" w:type="dxa"/>
+            <w:bottom w:w="0" w:type="dxa"/>
+            <w:right w:w="108" w:type="dxa"/>
+          </w:tblCellMar>
+        </w:tblPrEx>
+        <w:trPr>
+          <w:trHeight w:val="711" w:hRule="atLeast"/>
+        </w:trPr>
+        <w:tc>
+          <w:tcPr>
+            <w:tcW w:w="2160" w:type="dxa"/>
+            <w:vAlign w:val="center"/>
+          </w:tcPr>
+          <w:p>
+            <w:pPr>
+              <w:widowControl w:val="0"/>
+              <w:jc w:val="left"/>
+              <w:rPr>
+                <w:rFonts w:hint="default" w:ascii="Times New Roman" w:hAnsi="Times New Roman" w:cs="Times New Roman"/>
+                <w:sz w:val="24"/>
+                <w:szCs w:val="24"/>
+                <w:vertAlign w:val="baseline"/>
+                <w:lang w:val="en-US"/>
+              </w:rPr>
+            </w:pPr>
+            <w:r>
+              <w:rPr>
+                <w:rFonts w:hint="default" w:ascii="Times New Roman" w:hAnsi="Times New Roman" w:cs="Times New Roman"/>
+                <w:sz w:val="24"/>
+                <w:szCs w:val="24"/>
+                <w:vertAlign w:val="baseline"/>
+                <w:lang w:val="en-US"/>
+              </w:rPr>
+              <w:t>Work Area</w:t>
+            </w:r>
+          </w:p>
+        </w:tc>
+        <w:tc>
+          <w:tcPr>
+            <w:tcW w:w="7032" w:type="dxa"/>
+            <w:vAlign w:val="center"/>
+          </w:tcPr>
+          <w:p>
+            <w:pPr>
+              <w:widowControl w:val="0"/>
+              <w:numPr>
+                <w:ilvl w:val="0"/>
+                <w:numId w:val="8"/>
+              </w:numPr>
+              <w:ind w:left="420" w:leftChars="0" w:hanging="420" w:firstLineChars="0"/>
+              <w:jc w:val="both"/>
+              <w:rPr>
+                <w:rFonts w:hint="default" w:ascii="Times New Roman" w:hAnsi="Times New Roman" w:cs="Times New Roman"/>
+                <w:sz w:val="24"/>
+                <w:szCs w:val="24"/>
+                <w:vertAlign w:val="baseline"/>
+              </w:rPr>
+            </w:pPr>
+            <w:r>
+              <w:rPr>
+                <w:rFonts w:hint="default" w:ascii="Times New Roman" w:hAnsi="Times New Roman" w:eastAsia="SimSun" w:cs="Times New Roman"/>
+                <w:sz w:val="24"/>
+                <w:szCs w:val="24"/>
+              </w:rPr>
+              <w:t xml:space="preserve">Corporate Client Portal </w:t>
+            </w:r>
+            <w:r>
+              <w:rPr>
+                <w:rFonts w:hint="default" w:ascii="Times New Roman" w:hAnsi="Times New Roman" w:eastAsia="SimSun" w:cs="Times New Roman"/>
+                <w:sz w:val="24"/>
+                <w:szCs w:val="24"/>
+                <w:lang w:val="en-US"/>
+              </w:rPr>
+              <w:t>(</w:t>
+            </w:r>
+            <w:r>
+              <w:rPr>
+                <w:rFonts w:hint="default" w:ascii="Times New Roman" w:hAnsi="Times New Roman" w:eastAsia="SimSun" w:cs="Times New Roman"/>
+                <w:sz w:val="24"/>
+                <w:szCs w:val="24"/>
+              </w:rPr>
+              <w:t>Dispatcher Order Dashboard</w:t>
+            </w:r>
+            <w:r>
+              <w:rPr>
+                <w:rFonts w:hint="default" w:ascii="Times New Roman" w:hAnsi="Times New Roman" w:eastAsia="SimSun" w:cs="Times New Roman"/>
+                <w:sz w:val="24"/>
+                <w:szCs w:val="24"/>
+                <w:lang w:val="en-US"/>
+              </w:rPr>
+              <w:t>).</w:t>
+            </w:r>
+          </w:p>
+        </w:tc>
+      </w:tr>
+      <w:tr>
+        <w:tblPrEx>
+          <w:tblBorders>
+            <w:top w:val="single" w:color="auto" w:sz="4" w:space="0"/>
+            <w:left w:val="single" w:color="auto" w:sz="4" w:space="0"/>
+            <w:bottom w:val="single" w:color="auto" w:sz="4" w:space="0"/>
+            <w:right w:val="single" w:color="auto" w:sz="4" w:space="0"/>
+            <w:insideH w:val="single" w:color="auto" w:sz="4" w:space="0"/>
+            <w:insideV w:val="single" w:color="auto" w:sz="4" w:space="0"/>
+          </w:tblBorders>
+          <w:tblCellMar>
+            <w:top w:w="0" w:type="dxa"/>
+            <w:left w:w="108" w:type="dxa"/>
+            <w:bottom w:w="0" w:type="dxa"/>
+            <w:right w:w="108" w:type="dxa"/>
+          </w:tblCellMar>
+        </w:tblPrEx>
+        <w:trPr>
+          <w:trHeight w:val="525" w:hRule="atLeast"/>
+        </w:trPr>
+        <w:tc>
+          <w:tcPr>
+            <w:tcW w:w="2160" w:type="dxa"/>
+            <w:shd w:val="clear" w:color="auto" w:fill="FEF2CB" w:themeFill="accent3" w:themeFillTint="32"/>
+            <w:vAlign w:val="center"/>
+          </w:tcPr>
+          <w:p>
+            <w:pPr>
+              <w:widowControl w:val="0"/>
+              <w:jc w:val="center"/>
+              <w:rPr>
+                <w:rFonts w:hint="default" w:ascii="Times New Roman" w:hAnsi="Times New Roman" w:cs="Times New Roman"/>
+                <w:sz w:val="28"/>
+                <w:szCs w:val="28"/>
+                <w:vertAlign w:val="baseline"/>
+                <w:lang w:val="en-US"/>
+              </w:rPr>
+            </w:pPr>
+            <w:r>
+              <w:rPr>
+                <w:rFonts w:hint="default" w:ascii="Times New Roman" w:hAnsi="Times New Roman" w:cs="Times New Roman"/>
+                <w:sz w:val="28"/>
+                <w:szCs w:val="28"/>
+                <w:vertAlign w:val="baseline"/>
+                <w:lang w:val="en-US"/>
+              </w:rPr>
+              <w:t>Sub-Tasks</w:t>
+            </w:r>
+          </w:p>
+        </w:tc>
+        <w:tc>
+          <w:tcPr>
+            <w:tcW w:w="7032" w:type="dxa"/>
+            <w:shd w:val="clear" w:color="auto" w:fill="D4F4F1" w:themeFill="accent5" w:themeFillTint="32"/>
+            <w:vAlign w:val="center"/>
+          </w:tcPr>
+          <w:p>
+            <w:pPr>
+              <w:widowControl w:val="0"/>
+              <w:jc w:val="center"/>
+              <w:rPr>
+                <w:rFonts w:hint="default" w:ascii="Times New Roman" w:hAnsi="Times New Roman" w:cs="Times New Roman"/>
+                <w:sz w:val="28"/>
+                <w:szCs w:val="28"/>
+                <w:vertAlign w:val="baseline"/>
+                <w:lang w:val="en-US"/>
+              </w:rPr>
+            </w:pPr>
+            <w:r>
+              <w:rPr>
+                <w:rFonts w:hint="default" w:ascii="Times New Roman" w:hAnsi="Times New Roman" w:cs="Times New Roman"/>
+                <w:sz w:val="28"/>
+                <w:szCs w:val="28"/>
+                <w:vertAlign w:val="baseline"/>
+                <w:lang w:val="en-US"/>
+              </w:rPr>
+              <w:t>Example Solution (Funtional Requirement)</w:t>
+            </w:r>
+          </w:p>
+        </w:tc>
+      </w:tr>
+      <w:tr>
+        <w:tblPrEx>
+          <w:tblBorders>
+            <w:top w:val="single" w:color="auto" w:sz="4" w:space="0"/>
+            <w:left w:val="single" w:color="auto" w:sz="4" w:space="0"/>
+            <w:bottom w:val="single" w:color="auto" w:sz="4" w:space="0"/>
+            <w:right w:val="single" w:color="auto" w:sz="4" w:space="0"/>
+            <w:insideH w:val="single" w:color="auto" w:sz="4" w:space="0"/>
+            <w:insideV w:val="single" w:color="auto" w:sz="4" w:space="0"/>
+          </w:tblBorders>
+          <w:tblCellMar>
+            <w:top w:w="0" w:type="dxa"/>
+            <w:left w:w="108" w:type="dxa"/>
+            <w:bottom w:w="0" w:type="dxa"/>
+            <w:right w:w="108" w:type="dxa"/>
+          </w:tblCellMar>
+        </w:tblPrEx>
+        <w:trPr>
+          <w:trHeight w:val="1813" w:hRule="atLeast"/>
+        </w:trPr>
+        <w:tc>
+          <w:tcPr>
+            <w:tcW w:w="2160" w:type="dxa"/>
+            <w:shd w:val="clear" w:color="auto" w:fill="auto"/>
+            <w:vAlign w:val="center"/>
+          </w:tcPr>
+          <w:p>
+            <w:pPr>
+              <w:widowControl w:val="0"/>
+              <w:jc w:val="left"/>
+              <w:rPr>
+                <w:rFonts w:hint="default" w:ascii="Times New Roman" w:hAnsi="Times New Roman" w:cs="Times New Roman"/>
+                <w:sz w:val="28"/>
+                <w:szCs w:val="28"/>
+                <w:vertAlign w:val="baseline"/>
+                <w:lang w:val="en-US"/>
+              </w:rPr>
+            </w:pPr>
+            <w:r>
+              <w:rPr>
+                <w:rFonts w:hint="default" w:ascii="Times New Roman" w:hAnsi="Times New Roman" w:eastAsia="SimSun" w:cs="Times New Roman"/>
+                <w:sz w:val="24"/>
+                <w:szCs w:val="24"/>
+              </w:rPr>
+              <w:t>Receive Modification Requests</w:t>
+            </w:r>
+          </w:p>
+        </w:tc>
+        <w:tc>
+          <w:tcPr>
+            <w:tcW w:w="7032" w:type="dxa"/>
+            <w:shd w:val="clear" w:color="auto" w:fill="auto"/>
+            <w:vAlign w:val="center"/>
+          </w:tcPr>
+          <w:p>
+            <w:pPr>
+              <w:widowControl w:val="0"/>
+              <w:numPr>
+                <w:ilvl w:val="0"/>
+                <w:numId w:val="13"/>
+              </w:numPr>
+              <w:ind w:left="420" w:leftChars="0" w:hanging="420" w:firstLineChars="0"/>
+              <w:jc w:val="both"/>
+              <w:rPr>
+                <w:rFonts w:hint="default" w:ascii="Times New Roman" w:hAnsi="Times New Roman" w:eastAsia="SimSun" w:cs="Times New Roman"/>
+                <w:sz w:val="24"/>
+                <w:szCs w:val="24"/>
+              </w:rPr>
+            </w:pPr>
+            <w:r>
+              <w:rPr>
+                <w:rFonts w:hint="default" w:ascii="Times New Roman" w:hAnsi="Times New Roman" w:eastAsia="SimSun" w:cs="Times New Roman"/>
+                <w:sz w:val="24"/>
+                <w:szCs w:val="24"/>
+              </w:rPr>
+              <w:t>Provide clear interface forms within the client portal for supermarkets to alter shipment details including cargo quantities, drop-off locations, or delivery times.</w:t>
+            </w:r>
+          </w:p>
+          <w:p>
+            <w:pPr>
+              <w:widowControl w:val="0"/>
+              <w:numPr>
+                <w:ilvl w:val="0"/>
+                <w:numId w:val="13"/>
+              </w:numPr>
+              <w:ind w:left="420" w:leftChars="0" w:hanging="420" w:firstLineChars="0"/>
+              <w:jc w:val="both"/>
+              <w:rPr>
+                <w:rFonts w:hint="default" w:ascii="Times New Roman" w:hAnsi="Times New Roman" w:eastAsia="SimSun" w:cs="Times New Roman"/>
+                <w:sz w:val="24"/>
+                <w:szCs w:val="24"/>
+                <w:lang w:val="en-US"/>
+              </w:rPr>
+            </w:pPr>
+            <w:r>
+              <w:rPr>
+                <w:rFonts w:hint="default" w:ascii="Times New Roman" w:hAnsi="Times New Roman" w:eastAsia="SimSun" w:cs="Times New Roman"/>
+                <w:sz w:val="24"/>
+                <w:szCs w:val="24"/>
+              </w:rPr>
+              <w:t>Implement strict system blockades that automatically reject modification requests once the designated vehicle has passed the physical dispatch checkpoint.</w:t>
+            </w:r>
+          </w:p>
+        </w:tc>
+      </w:tr>
+      <w:tr>
+        <w:tblPrEx>
+          <w:tblBorders>
+            <w:top w:val="single" w:color="auto" w:sz="4" w:space="0"/>
+            <w:left w:val="single" w:color="auto" w:sz="4" w:space="0"/>
+            <w:bottom w:val="single" w:color="auto" w:sz="4" w:space="0"/>
+            <w:right w:val="single" w:color="auto" w:sz="4" w:space="0"/>
+            <w:insideH w:val="single" w:color="auto" w:sz="4" w:space="0"/>
+            <w:insideV w:val="single" w:color="auto" w:sz="4" w:space="0"/>
+          </w:tblBorders>
+          <w:tblCellMar>
+            <w:top w:w="0" w:type="dxa"/>
+            <w:left w:w="108" w:type="dxa"/>
+            <w:bottom w:w="0" w:type="dxa"/>
+            <w:right w:w="108" w:type="dxa"/>
+          </w:tblCellMar>
+        </w:tblPrEx>
+        <w:trPr>
+          <w:trHeight w:val="1825" w:hRule="atLeast"/>
+        </w:trPr>
+        <w:tc>
+          <w:tcPr>
+            <w:tcW w:w="2160" w:type="dxa"/>
+            <w:shd w:val="clear" w:color="auto" w:fill="auto"/>
+            <w:vAlign w:val="center"/>
+          </w:tcPr>
+          <w:p>
+            <w:pPr>
+              <w:widowControl w:val="0"/>
+              <w:jc w:val="left"/>
+              <w:rPr>
+                <w:rFonts w:hint="default" w:ascii="Times New Roman" w:hAnsi="Times New Roman" w:cs="Times New Roman"/>
+                <w:sz w:val="28"/>
+                <w:szCs w:val="28"/>
+                <w:vertAlign w:val="baseline"/>
+                <w:lang w:val="en-US"/>
+              </w:rPr>
+            </w:pPr>
+            <w:r>
+              <w:rPr>
+                <w:rFonts w:hint="default" w:ascii="Times New Roman" w:hAnsi="Times New Roman" w:eastAsia="SimSun" w:cs="Times New Roman"/>
+                <w:sz w:val="24"/>
+                <w:szCs w:val="24"/>
+              </w:rPr>
+              <w:t>Validate Altered Capacities</w:t>
+            </w:r>
+          </w:p>
+        </w:tc>
+        <w:tc>
+          <w:tcPr>
+            <w:tcW w:w="7032" w:type="dxa"/>
+            <w:shd w:val="clear" w:color="auto" w:fill="auto"/>
+            <w:vAlign w:val="center"/>
+          </w:tcPr>
+          <w:p>
+            <w:pPr>
+              <w:widowControl w:val="0"/>
+              <w:numPr>
+                <w:ilvl w:val="0"/>
+                <w:numId w:val="14"/>
+              </w:numPr>
+              <w:tabs>
+                <w:tab w:val="clear" w:pos="420"/>
+              </w:tabs>
+              <w:ind w:left="420" w:leftChars="0" w:hanging="420" w:firstLineChars="0"/>
+              <w:jc w:val="both"/>
+              <w:rPr>
+                <w:rFonts w:hint="default" w:ascii="Times New Roman" w:hAnsi="Times New Roman" w:eastAsia="SimSun" w:cs="Times New Roman"/>
+                <w:sz w:val="24"/>
+                <w:szCs w:val="24"/>
+                <w:lang w:val="en-US"/>
+              </w:rPr>
+            </w:pPr>
+            <w:r>
+              <w:rPr>
+                <w:rFonts w:hint="default" w:ascii="Times New Roman" w:hAnsi="Times New Roman" w:eastAsia="SimSun" w:cs="Times New Roman"/>
+                <w:sz w:val="24"/>
+                <w:szCs w:val="24"/>
+              </w:rPr>
+              <w:t>Automatically re-evaluate cargo weight and volume adjustments against the maximum payload configurations of the assigned transport truck.</w:t>
+            </w:r>
+          </w:p>
+          <w:p>
+            <w:pPr>
+              <w:widowControl w:val="0"/>
+              <w:numPr>
+                <w:ilvl w:val="0"/>
+                <w:numId w:val="14"/>
+              </w:numPr>
+              <w:tabs>
+                <w:tab w:val="clear" w:pos="420"/>
+              </w:tabs>
+              <w:ind w:left="420" w:leftChars="0" w:hanging="420" w:firstLineChars="0"/>
+              <w:jc w:val="both"/>
+              <w:rPr>
+                <w:rFonts w:hint="default" w:ascii="Times New Roman" w:hAnsi="Times New Roman" w:eastAsia="SimSun" w:cs="Times New Roman"/>
+                <w:sz w:val="24"/>
+                <w:szCs w:val="24"/>
+                <w:lang w:val="en-US"/>
+              </w:rPr>
+            </w:pPr>
+            <w:r>
+              <w:rPr>
+                <w:rFonts w:hint="default" w:ascii="Times New Roman" w:hAnsi="Times New Roman" w:eastAsia="SimSun" w:cs="Times New Roman"/>
+                <w:sz w:val="24"/>
+                <w:szCs w:val="24"/>
+              </w:rPr>
+              <w:t>Trigger instant warning messages to dispatchers if the requested order expansion exceeds the current available space of the scheduled vehicle.</w:t>
+            </w:r>
+          </w:p>
+        </w:tc>
+      </w:tr>
+      <w:tr>
+        <w:tblPrEx>
+          <w:tblBorders>
+            <w:top w:val="single" w:color="auto" w:sz="4" w:space="0"/>
+            <w:left w:val="single" w:color="auto" w:sz="4" w:space="0"/>
+            <w:bottom w:val="single" w:color="auto" w:sz="4" w:space="0"/>
+            <w:right w:val="single" w:color="auto" w:sz="4" w:space="0"/>
+            <w:insideH w:val="single" w:color="auto" w:sz="4" w:space="0"/>
+            <w:insideV w:val="single" w:color="auto" w:sz="4" w:space="0"/>
+          </w:tblBorders>
+          <w:tblCellMar>
+            <w:top w:w="0" w:type="dxa"/>
+            <w:left w:w="108" w:type="dxa"/>
+            <w:bottom w:w="0" w:type="dxa"/>
+            <w:right w:w="108" w:type="dxa"/>
+          </w:tblCellMar>
+        </w:tblPrEx>
+        <w:trPr>
+          <w:trHeight w:val="1909" w:hRule="atLeast"/>
+        </w:trPr>
+        <w:tc>
+          <w:tcPr>
+            <w:tcW w:w="2160" w:type="dxa"/>
+            <w:shd w:val="clear" w:color="auto" w:fill="auto"/>
+            <w:vAlign w:val="center"/>
+          </w:tcPr>
+          <w:p>
+            <w:pPr>
+              <w:widowControl w:val="0"/>
+              <w:jc w:val="left"/>
+              <w:rPr>
+                <w:rFonts w:hint="default" w:ascii="Times New Roman" w:hAnsi="Times New Roman" w:cs="Times New Roman"/>
+                <w:sz w:val="24"/>
+                <w:szCs w:val="24"/>
+                <w:vertAlign w:val="baseline"/>
+                <w:lang w:val="en-US"/>
+              </w:rPr>
+            </w:pPr>
+            <w:r>
+              <w:rPr>
+                <w:rFonts w:hint="default" w:ascii="Times New Roman" w:hAnsi="Times New Roman" w:eastAsia="SimSun" w:cs="Times New Roman"/>
+                <w:sz w:val="24"/>
+                <w:szCs w:val="24"/>
+              </w:rPr>
+              <w:t>Process Order Cancellations</w:t>
+            </w:r>
+          </w:p>
+        </w:tc>
+        <w:tc>
+          <w:tcPr>
+            <w:tcW w:w="7032" w:type="dxa"/>
+            <w:shd w:val="clear" w:color="auto" w:fill="auto"/>
+            <w:vAlign w:val="center"/>
+          </w:tcPr>
+          <w:p>
+            <w:pPr>
+              <w:widowControl w:val="0"/>
+              <w:numPr>
+                <w:ilvl w:val="0"/>
+                <w:numId w:val="15"/>
+              </w:numPr>
+              <w:tabs>
+                <w:tab w:val="clear" w:pos="420"/>
+              </w:tabs>
+              <w:ind w:left="420" w:leftChars="0" w:hanging="420" w:firstLineChars="0"/>
+              <w:jc w:val="both"/>
+              <w:rPr>
+                <w:rFonts w:hint="default" w:ascii="Times New Roman" w:hAnsi="Times New Roman" w:eastAsia="SimSun" w:cs="Times New Roman"/>
+                <w:sz w:val="24"/>
+                <w:szCs w:val="24"/>
+              </w:rPr>
+            </w:pPr>
+            <w:r>
+              <w:rPr>
+                <w:rFonts w:hint="default" w:ascii="Times New Roman" w:hAnsi="Times New Roman" w:eastAsia="SimSun" w:cs="Times New Roman"/>
+                <w:sz w:val="24"/>
+                <w:szCs w:val="24"/>
+              </w:rPr>
+              <w:t>Allow authorized corporate clients to cancel pending shipments directly through the portal before route execution begins.</w:t>
+            </w:r>
+          </w:p>
+          <w:p>
+            <w:pPr>
+              <w:widowControl w:val="0"/>
+              <w:numPr>
+                <w:ilvl w:val="0"/>
+                <w:numId w:val="15"/>
+              </w:numPr>
+              <w:tabs>
+                <w:tab w:val="clear" w:pos="420"/>
+              </w:tabs>
+              <w:ind w:left="420" w:leftChars="0" w:hanging="420" w:firstLineChars="0"/>
+              <w:jc w:val="both"/>
+              <w:rPr>
+                <w:rFonts w:hint="default" w:ascii="Times New Roman" w:hAnsi="Times New Roman" w:eastAsia="SimSun" w:cs="Times New Roman"/>
+                <w:sz w:val="24"/>
+                <w:szCs w:val="24"/>
+              </w:rPr>
+            </w:pPr>
+            <w:r>
+              <w:rPr>
+                <w:rFonts w:hint="default" w:ascii="Times New Roman" w:hAnsi="Times New Roman" w:eastAsia="SimSun" w:cs="Times New Roman"/>
+                <w:sz w:val="24"/>
+                <w:szCs w:val="24"/>
+              </w:rPr>
+              <w:t>Automatically wipe the canceled order ties from the dispatch schedule, reverting the vehicle and driver statuses back to Available instantly.</w:t>
+            </w:r>
+          </w:p>
+        </w:tc>
+      </w:tr>
+      <w:tr>
+        <w:tblPrEx>
+          <w:tblBorders>
+            <w:top w:val="single" w:color="auto" w:sz="4" w:space="0"/>
+            <w:left w:val="single" w:color="auto" w:sz="4" w:space="0"/>
+            <w:bottom w:val="single" w:color="auto" w:sz="4" w:space="0"/>
+            <w:right w:val="single" w:color="auto" w:sz="4" w:space="0"/>
+            <w:insideH w:val="single" w:color="auto" w:sz="4" w:space="0"/>
+            <w:insideV w:val="single" w:color="auto" w:sz="4" w:space="0"/>
+          </w:tblBorders>
+          <w:tblCellMar>
+            <w:top w:w="0" w:type="dxa"/>
+            <w:left w:w="108" w:type="dxa"/>
+            <w:bottom w:w="0" w:type="dxa"/>
+            <w:right w:w="108" w:type="dxa"/>
+          </w:tblCellMar>
+        </w:tblPrEx>
+        <w:trPr>
+          <w:trHeight w:val="2055" w:hRule="atLeast"/>
+        </w:trPr>
+        <w:tc>
+          <w:tcPr>
+            <w:tcW w:w="2160" w:type="dxa"/>
+            <w:shd w:val="clear" w:color="auto" w:fill="auto"/>
+            <w:vAlign w:val="center"/>
+          </w:tcPr>
+          <w:p>
+            <w:pPr>
+              <w:widowControl w:val="0"/>
+              <w:jc w:val="left"/>
+              <w:rPr>
+                <w:rFonts w:hint="default" w:ascii="Times New Roman" w:hAnsi="Times New Roman" w:cs="Times New Roman"/>
+                <w:sz w:val="24"/>
+                <w:szCs w:val="24"/>
+                <w:vertAlign w:val="baseline"/>
+                <w:lang w:val="en-US"/>
+              </w:rPr>
+            </w:pPr>
+            <w:r>
+              <w:rPr>
+                <w:rFonts w:hint="default" w:ascii="Times New Roman" w:hAnsi="Times New Roman" w:eastAsia="SimSun" w:cs="Times New Roman"/>
+                <w:sz w:val="24"/>
+                <w:szCs w:val="24"/>
+              </w:rPr>
+              <w:t>Log Modification Histories</w:t>
+            </w:r>
+          </w:p>
+        </w:tc>
+        <w:tc>
+          <w:tcPr>
+            <w:tcW w:w="7032" w:type="dxa"/>
+            <w:shd w:val="clear" w:color="auto" w:fill="auto"/>
+            <w:vAlign w:val="center"/>
+          </w:tcPr>
+          <w:p>
+            <w:pPr>
+              <w:widowControl w:val="0"/>
+              <w:numPr>
+                <w:ilvl w:val="0"/>
+                <w:numId w:val="16"/>
+              </w:numPr>
+              <w:tabs>
+                <w:tab w:val="clear" w:pos="420"/>
+              </w:tabs>
+              <w:ind w:left="420" w:leftChars="0" w:hanging="420" w:firstLineChars="0"/>
+              <w:jc w:val="both"/>
+              <w:rPr>
+                <w:rFonts w:hint="default" w:ascii="Times New Roman" w:hAnsi="Times New Roman" w:eastAsia="SimSun" w:cs="Times New Roman"/>
+                <w:sz w:val="24"/>
+                <w:szCs w:val="24"/>
+              </w:rPr>
+            </w:pPr>
+            <w:r>
+              <w:rPr>
+                <w:rFonts w:hint="default" w:ascii="Times New Roman" w:hAnsi="Times New Roman" w:eastAsia="SimSun" w:cs="Times New Roman"/>
+                <w:sz w:val="24"/>
+                <w:szCs w:val="24"/>
+              </w:rPr>
+              <w:t>Maintain a complete digital record of all order changes, capturing original values, updated details, user identification keys, and processing timestamps.</w:t>
+            </w:r>
+          </w:p>
+          <w:p>
+            <w:pPr>
+              <w:widowControl w:val="0"/>
+              <w:numPr>
+                <w:ilvl w:val="0"/>
+                <w:numId w:val="16"/>
+              </w:numPr>
+              <w:tabs>
+                <w:tab w:val="clear" w:pos="420"/>
+              </w:tabs>
+              <w:ind w:left="420" w:leftChars="0" w:hanging="420" w:firstLineChars="0"/>
+              <w:jc w:val="both"/>
+              <w:rPr>
+                <w:rFonts w:hint="default" w:ascii="Times New Roman" w:hAnsi="Times New Roman" w:eastAsia="SimSun" w:cs="Times New Roman"/>
+                <w:sz w:val="24"/>
+                <w:szCs w:val="24"/>
+              </w:rPr>
+            </w:pPr>
+            <w:r>
+              <w:rPr>
+                <w:rFonts w:hint="default" w:ascii="Times New Roman" w:hAnsi="Times New Roman" w:eastAsia="SimSun" w:cs="Times New Roman"/>
+                <w:sz w:val="24"/>
+                <w:szCs w:val="24"/>
+              </w:rPr>
+              <w:t>Highlight modified orders on the central dispatcher control board with distinct visual markers to ensure staff awareness.</w:t>
+            </w:r>
+          </w:p>
+        </w:tc>
+      </w:tr>
+      <w:tr>
+        <w:tblPrEx>
+          <w:tblBorders>
+            <w:top w:val="single" w:color="auto" w:sz="4" w:space="0"/>
+            <w:left w:val="single" w:color="auto" w:sz="4" w:space="0"/>
+            <w:bottom w:val="single" w:color="auto" w:sz="4" w:space="0"/>
+            <w:right w:val="single" w:color="auto" w:sz="4" w:space="0"/>
+            <w:insideH w:val="single" w:color="auto" w:sz="4" w:space="0"/>
+            <w:insideV w:val="single" w:color="auto" w:sz="4" w:space="0"/>
+          </w:tblBorders>
+          <w:tblCellMar>
+            <w:top w:w="0" w:type="dxa"/>
+            <w:left w:w="108" w:type="dxa"/>
+            <w:bottom w:w="0" w:type="dxa"/>
+            <w:right w:w="108" w:type="dxa"/>
+          </w:tblCellMar>
+        </w:tblPrEx>
+        <w:trPr>
+          <w:trHeight w:val="525" w:hRule="atLeast"/>
+        </w:trPr>
+        <w:tc>
+          <w:tcPr>
+            <w:tcW w:w="2160" w:type="dxa"/>
+            <w:shd w:val="clear" w:color="auto" w:fill="FEF2CB" w:themeFill="accent3" w:themeFillTint="32"/>
+            <w:vAlign w:val="center"/>
+          </w:tcPr>
+          <w:p>
+            <w:pPr>
+              <w:widowControl w:val="0"/>
+              <w:jc w:val="center"/>
+              <w:rPr>
+                <w:rFonts w:hint="default" w:ascii="Times New Roman" w:hAnsi="Times New Roman" w:cs="Times New Roman"/>
+                <w:sz w:val="28"/>
+                <w:szCs w:val="28"/>
+                <w:vertAlign w:val="baseline"/>
+                <w:lang w:val="en-US"/>
+              </w:rPr>
+            </w:pPr>
+            <w:r>
+              <w:rPr>
+                <w:rFonts w:hint="default" w:ascii="Times New Roman" w:hAnsi="Times New Roman" w:cs="Times New Roman"/>
+                <w:sz w:val="28"/>
+                <w:szCs w:val="28"/>
+                <w:vertAlign w:val="baseline"/>
+                <w:lang w:val="en-US"/>
+              </w:rPr>
+              <w:t>Variant</w:t>
+            </w:r>
+          </w:p>
+        </w:tc>
+        <w:tc>
+          <w:tcPr>
+            <w:tcW w:w="7032" w:type="dxa"/>
+            <w:shd w:val="clear" w:color="auto" w:fill="D4F4F1" w:themeFill="accent5" w:themeFillTint="32"/>
+            <w:vAlign w:val="center"/>
+          </w:tcPr>
+          <w:p>
+            <w:pPr>
+              <w:widowControl w:val="0"/>
+              <w:jc w:val="center"/>
+              <w:rPr>
+                <w:rFonts w:hint="default" w:ascii="Times New Roman" w:hAnsi="Times New Roman" w:cs="Times New Roman" w:eastAsiaTheme="minorEastAsia"/>
+                <w:sz w:val="28"/>
+                <w:szCs w:val="28"/>
+                <w:vertAlign w:val="baseline"/>
+                <w:lang w:val="en-US" w:eastAsia="zh-CN" w:bidi="ar-SA"/>
+              </w:rPr>
+            </w:pPr>
+            <w:r>
+              <w:rPr>
+                <w:rFonts w:hint="default" w:ascii="Times New Roman" w:hAnsi="Times New Roman" w:cs="Times New Roman"/>
+                <w:sz w:val="28"/>
+                <w:szCs w:val="28"/>
+                <w:vertAlign w:val="baseline"/>
+                <w:lang w:val="en-US"/>
+              </w:rPr>
+              <w:t>Example Solution (Funtional Requirement)</w:t>
+            </w:r>
+          </w:p>
+        </w:tc>
+      </w:tr>
+      <w:tr>
+        <w:tblPrEx>
+          <w:tblBorders>
+            <w:top w:val="single" w:color="auto" w:sz="4" w:space="0"/>
+            <w:left w:val="single" w:color="auto" w:sz="4" w:space="0"/>
+            <w:bottom w:val="single" w:color="auto" w:sz="4" w:space="0"/>
+            <w:right w:val="single" w:color="auto" w:sz="4" w:space="0"/>
+            <w:insideH w:val="single" w:color="auto" w:sz="4" w:space="0"/>
+            <w:insideV w:val="single" w:color="auto" w:sz="4" w:space="0"/>
+          </w:tblBorders>
+          <w:tblCellMar>
+            <w:top w:w="0" w:type="dxa"/>
+            <w:left w:w="108" w:type="dxa"/>
+            <w:bottom w:w="0" w:type="dxa"/>
+            <w:right w:w="108" w:type="dxa"/>
+          </w:tblCellMar>
+        </w:tblPrEx>
+        <w:trPr>
+          <w:trHeight w:val="1273" w:hRule="atLeast"/>
+        </w:trPr>
+        <w:tc>
+          <w:tcPr>
+            <w:tcW w:w="2160" w:type="dxa"/>
+            <w:shd w:val="clear" w:color="auto" w:fill="auto"/>
+            <w:vAlign w:val="center"/>
+          </w:tcPr>
+          <w:p>
+            <w:pPr>
+              <w:widowControl w:val="0"/>
+              <w:jc w:val="left"/>
+              <w:rPr>
+                <w:rFonts w:hint="default" w:ascii="Times New Roman" w:hAnsi="Times New Roman" w:eastAsia="SimSun" w:cs="Times New Roman"/>
+                <w:sz w:val="24"/>
+                <w:szCs w:val="24"/>
+                <w:vertAlign w:val="baseline"/>
+                <w:lang w:val="en-US"/>
+              </w:rPr>
+            </w:pPr>
+            <w:r>
+              <w:rPr>
+                <w:rFonts w:hint="default" w:ascii="Times New Roman" w:hAnsi="Times New Roman" w:eastAsia="SimSun" w:cs="Times New Roman"/>
+                <w:sz w:val="24"/>
+                <w:szCs w:val="24"/>
+              </w:rPr>
+              <w:t>Automated Fee Calculation</w:t>
+            </w:r>
+          </w:p>
+        </w:tc>
+        <w:tc>
+          <w:tcPr>
+            <w:tcW w:w="7032" w:type="dxa"/>
+            <w:shd w:val="clear" w:color="auto" w:fill="auto"/>
+            <w:vAlign w:val="center"/>
+          </w:tcPr>
+          <w:p>
+            <w:pPr>
+              <w:widowControl w:val="0"/>
+              <w:numPr>
+                <w:ilvl w:val="0"/>
+                <w:numId w:val="17"/>
+              </w:numPr>
+              <w:ind w:left="420" w:leftChars="0" w:hanging="420" w:firstLineChars="0"/>
+              <w:jc w:val="both"/>
+              <w:rPr>
+                <w:rFonts w:hint="default" w:ascii="Times New Roman" w:hAnsi="Times New Roman" w:eastAsia="SimSun" w:cs="Times New Roman"/>
+                <w:sz w:val="24"/>
+                <w:szCs w:val="24"/>
+                <w:vertAlign w:val="baseline"/>
+                <w:lang w:val="en-US"/>
+              </w:rPr>
+            </w:pPr>
+            <w:r>
+              <w:rPr>
+                <w:rFonts w:hint="default" w:ascii="Times New Roman" w:hAnsi="Times New Roman" w:eastAsia="SimSun" w:cs="Times New Roman"/>
+                <w:sz w:val="24"/>
+                <w:szCs w:val="24"/>
+              </w:rPr>
+              <w:t>The system automatically applies predefined corporate penalty fees or processing adjustments to the final client billing profile depending on how close the cancellation occurred to the scheduled dispatch time</w:t>
+            </w:r>
+          </w:p>
+        </w:tc>
+      </w:tr>
+      <w:tr>
+        <w:tblPrEx>
+          <w:tblBorders>
+            <w:top w:val="single" w:color="auto" w:sz="4" w:space="0"/>
+            <w:left w:val="single" w:color="auto" w:sz="4" w:space="0"/>
+            <w:bottom w:val="single" w:color="auto" w:sz="4" w:space="0"/>
+            <w:right w:val="single" w:color="auto" w:sz="4" w:space="0"/>
+            <w:insideH w:val="single" w:color="auto" w:sz="4" w:space="0"/>
+            <w:insideV w:val="single" w:color="auto" w:sz="4" w:space="0"/>
+          </w:tblBorders>
+          <w:tblCellMar>
+            <w:top w:w="0" w:type="dxa"/>
+            <w:left w:w="108" w:type="dxa"/>
+            <w:bottom w:w="0" w:type="dxa"/>
+            <w:right w:w="108" w:type="dxa"/>
+          </w:tblCellMar>
+        </w:tblPrEx>
+        <w:trPr>
+          <w:trHeight w:val="1463" w:hRule="atLeast"/>
+        </w:trPr>
+        <w:tc>
+          <w:tcPr>
+            <w:tcW w:w="2160" w:type="dxa"/>
+            <w:shd w:val="clear" w:color="auto" w:fill="auto"/>
+            <w:vAlign w:val="center"/>
+          </w:tcPr>
+          <w:p>
+            <w:pPr>
+              <w:widowControl w:val="0"/>
+              <w:jc w:val="left"/>
+              <w:rPr>
+                <w:rFonts w:hint="default" w:ascii="Times New Roman" w:hAnsi="Times New Roman" w:eastAsia="SimSun" w:cs="Times New Roman"/>
+                <w:sz w:val="24"/>
+                <w:szCs w:val="24"/>
+                <w:vertAlign w:val="baseline"/>
+                <w:lang w:val="en-US"/>
+              </w:rPr>
+            </w:pPr>
+            <w:r>
+              <w:rPr>
+                <w:rFonts w:hint="default" w:ascii="Times New Roman" w:hAnsi="Times New Roman" w:eastAsia="SimSun" w:cs="Times New Roman"/>
+                <w:sz w:val="24"/>
+                <w:szCs w:val="24"/>
+              </w:rPr>
+              <w:t>Smart Route Recalculation</w:t>
+            </w:r>
+          </w:p>
+        </w:tc>
+        <w:tc>
+          <w:tcPr>
+            <w:tcW w:w="7032" w:type="dxa"/>
+            <w:shd w:val="clear" w:color="auto" w:fill="auto"/>
+            <w:vAlign w:val="center"/>
+          </w:tcPr>
+          <w:p>
+            <w:pPr>
+              <w:widowControl w:val="0"/>
+              <w:numPr>
+                <w:ilvl w:val="0"/>
+                <w:numId w:val="18"/>
+              </w:numPr>
+              <w:ind w:left="420" w:leftChars="0" w:hanging="420" w:firstLineChars="0"/>
+              <w:jc w:val="both"/>
+              <w:rPr>
+                <w:rFonts w:hint="default" w:ascii="Times New Roman" w:hAnsi="Times New Roman" w:eastAsia="SimSun" w:cs="Times New Roman"/>
+                <w:sz w:val="24"/>
+                <w:szCs w:val="24"/>
+                <w:vertAlign w:val="baseline"/>
+                <w:lang w:val="en-US"/>
+              </w:rPr>
+            </w:pPr>
+            <w:r>
+              <w:rPr>
+                <w:rFonts w:hint="default" w:ascii="Times New Roman" w:hAnsi="Times New Roman" w:eastAsia="SimSun" w:cs="Times New Roman"/>
+                <w:sz w:val="24"/>
+                <w:szCs w:val="24"/>
+              </w:rPr>
+              <w:t>For complex multi-stop deliveries, if an intermediate supermarket cancels its order, the system automatically bypasses that specific geographic stop and optimizes the remaining delivery sequence instantly.</w:t>
+            </w:r>
+          </w:p>
+        </w:tc>
+      </w:tr>
+    </w:tbl>
+    <w:p>
+      <w:pPr>
+        <w:rPr>
+          <w:rStyle w:val="15"/>
+          <w:rFonts w:hint="default" w:cs="Times New Roman"/>
+          <w:sz w:val="28"/>
+          <w:szCs w:val="28"/>
+          <w:lang w:val="en-US"/>
+        </w:rPr>
+      </w:pPr>
+    </w:p>
+    <w:p>
+      <w:pPr>
+        <w:pStyle w:val="3"/>
+        <w:bidi w:val="0"/>
+        <w:spacing w:line="240" w:lineRule="auto"/>
+        <w:ind w:left="400" w:leftChars="100" w:firstLine="0" w:firstLineChars="0"/>
+        <w:rPr>
+          <w:rStyle w:val="15"/>
+          <w:rFonts w:hint="default" w:cs="Times New Roman"/>
+          <w:b/>
+          <w:bCs/>
+          <w:sz w:val="28"/>
+          <w:szCs w:val="28"/>
+          <w:lang w:val="en-US"/>
+        </w:rPr>
+      </w:pPr>
+      <w:r>
+        <w:rPr>
+          <w:rFonts w:hint="default" w:cs="Times New Roman"/>
+          <w:lang w:val="en-US"/>
+        </w:rPr>
+        <w:t>4</w:t>
+      </w:r>
+      <w:r>
+        <w:rPr>
+          <w:rFonts w:hint="default" w:ascii="Times New Roman" w:hAnsi="Times New Roman" w:cs="Times New Roman"/>
+          <w:lang w:val="en-US"/>
+        </w:rPr>
+        <w:t>.</w:t>
+      </w:r>
+      <w:r>
+        <w:rPr>
+          <w:rFonts w:hint="default" w:cs="Times New Roman"/>
+          <w:lang w:val="en-US"/>
+        </w:rPr>
+        <w:t>9</w:t>
+      </w:r>
+      <w:r>
+        <w:rPr>
+          <w:rFonts w:hint="default" w:ascii="Times New Roman" w:hAnsi="Times New Roman" w:cs="Times New Roman"/>
+          <w:lang w:val="en-US"/>
+        </w:rPr>
+        <w:t xml:space="preserve"> </w:t>
+      </w:r>
+      <w:r>
+        <w:rPr>
+          <w:rStyle w:val="15"/>
+          <w:rFonts w:hint="default" w:cs="Times New Roman"/>
+          <w:b/>
+          <w:bCs/>
+          <w:sz w:val="28"/>
+          <w:szCs w:val="28"/>
+          <w:lang w:val="en-US"/>
+        </w:rPr>
+        <w:t>Automated Invoice Generation</w:t>
+      </w:r>
+    </w:p>
+    <w:tbl>
+      <w:tblPr>
+        <w:tblStyle w:val="11"/>
+        <w:tblW w:w="9192" w:type="dxa"/>
+        <w:tblInd w:w="-407" w:type="dxa"/>
+        <w:tblBorders>
+          <w:top w:val="single" w:color="auto" w:sz="4" w:space="0"/>
+          <w:left w:val="single" w:color="auto" w:sz="4" w:space="0"/>
+          <w:bottom w:val="single" w:color="auto" w:sz="4" w:space="0"/>
+          <w:right w:val="single" w:color="auto" w:sz="4" w:space="0"/>
+          <w:insideH w:val="single" w:color="auto" w:sz="4" w:space="0"/>
+          <w:insideV w:val="single" w:color="auto" w:sz="4" w:space="0"/>
+        </w:tblBorders>
+        <w:tblLayout w:type="autofit"/>
+        <w:tblCellMar>
+          <w:top w:w="0" w:type="dxa"/>
+          <w:left w:w="108" w:type="dxa"/>
+          <w:bottom w:w="0" w:type="dxa"/>
+          <w:right w:w="108" w:type="dxa"/>
+        </w:tblCellMar>
+      </w:tblPr>
+      <w:tblGrid>
+        <w:gridCol w:w="2160"/>
+        <w:gridCol w:w="7032"/>
+      </w:tblGrid>
+      <w:tr>
+        <w:tblPrEx>
+          <w:tblBorders>
+            <w:top w:val="single" w:color="auto" w:sz="4" w:space="0"/>
+            <w:left w:val="single" w:color="auto" w:sz="4" w:space="0"/>
+            <w:bottom w:val="single" w:color="auto" w:sz="4" w:space="0"/>
+            <w:right w:val="single" w:color="auto" w:sz="4" w:space="0"/>
+            <w:insideH w:val="single" w:color="auto" w:sz="4" w:space="0"/>
+            <w:insideV w:val="single" w:color="auto" w:sz="4" w:space="0"/>
+          </w:tblBorders>
+          <w:tblCellMar>
+            <w:top w:w="0" w:type="dxa"/>
+            <w:left w:w="108" w:type="dxa"/>
+            <w:bottom w:w="0" w:type="dxa"/>
+            <w:right w:w="108" w:type="dxa"/>
+          </w:tblCellMar>
+        </w:tblPrEx>
+        <w:trPr>
+          <w:trHeight w:val="585" w:hRule="atLeast"/>
+        </w:trPr>
+        <w:tc>
+          <w:tcPr>
+            <w:tcW w:w="9192" w:type="dxa"/>
+            <w:gridSpan w:val="2"/>
+            <w:shd w:val="clear" w:color="auto" w:fill="FBE6D6" w:themeFill="accent2" w:themeFillTint="32"/>
+            <w:vAlign w:val="center"/>
+          </w:tcPr>
+          <w:p>
+            <w:pPr>
+              <w:widowControl w:val="0"/>
+              <w:jc w:val="center"/>
+              <w:rPr>
+                <w:rFonts w:hint="default" w:ascii="Times New Roman" w:hAnsi="Times New Roman" w:cs="Times New Roman"/>
+                <w:vertAlign w:val="baseline"/>
+                <w:lang w:val="en-US"/>
+              </w:rPr>
+            </w:pPr>
+            <w:r>
+              <w:rPr>
+                <w:rFonts w:hint="default" w:ascii="Times New Roman" w:hAnsi="Times New Roman" w:cs="Times New Roman"/>
+                <w:sz w:val="32"/>
+                <w:szCs w:val="32"/>
+                <w:vertAlign w:val="baseline"/>
+                <w:lang w:val="en-US"/>
+              </w:rPr>
+              <w:t>Task:</w:t>
+            </w:r>
+            <w:r>
+              <w:rPr>
+                <w:rFonts w:hint="default" w:cs="Times New Roman"/>
+                <w:sz w:val="32"/>
+                <w:szCs w:val="32"/>
+                <w:vertAlign w:val="baseline"/>
+                <w:lang w:val="en-US"/>
+              </w:rPr>
+              <w:t xml:space="preserve"> Automated Invoice Generation</w:t>
+            </w:r>
+          </w:p>
+        </w:tc>
+      </w:tr>
+      <w:tr>
+        <w:tblPrEx>
+          <w:tblBorders>
+            <w:top w:val="single" w:color="auto" w:sz="4" w:space="0"/>
+            <w:left w:val="single" w:color="auto" w:sz="4" w:space="0"/>
+            <w:bottom w:val="single" w:color="auto" w:sz="4" w:space="0"/>
+            <w:right w:val="single" w:color="auto" w:sz="4" w:space="0"/>
+            <w:insideH w:val="single" w:color="auto" w:sz="4" w:space="0"/>
+            <w:insideV w:val="single" w:color="auto" w:sz="4" w:space="0"/>
+          </w:tblBorders>
+          <w:tblCellMar>
+            <w:top w:w="0" w:type="dxa"/>
+            <w:left w:w="108" w:type="dxa"/>
+            <w:bottom w:w="0" w:type="dxa"/>
+            <w:right w:w="108" w:type="dxa"/>
+          </w:tblCellMar>
+        </w:tblPrEx>
+        <w:trPr>
+          <w:trHeight w:val="427" w:hRule="atLeast"/>
+        </w:trPr>
+        <w:tc>
+          <w:tcPr>
+            <w:tcW w:w="2160" w:type="dxa"/>
+            <w:shd w:val="clear" w:color="auto" w:fill="FEF2CB" w:themeFill="accent3" w:themeFillTint="32"/>
+            <w:vAlign w:val="center"/>
+          </w:tcPr>
+          <w:p>
+            <w:pPr>
+              <w:widowControl w:val="0"/>
+              <w:jc w:val="center"/>
+              <w:rPr>
+                <w:rFonts w:hint="default" w:ascii="Times New Roman" w:hAnsi="Times New Roman" w:cs="Times New Roman"/>
+                <w:sz w:val="28"/>
+                <w:szCs w:val="28"/>
+                <w:vertAlign w:val="baseline"/>
+                <w:lang w:val="en-US"/>
+              </w:rPr>
+            </w:pPr>
+            <w:r>
+              <w:rPr>
+                <w:rFonts w:hint="default" w:ascii="Times New Roman" w:hAnsi="Times New Roman" w:cs="Times New Roman"/>
+                <w:sz w:val="28"/>
+                <w:szCs w:val="28"/>
+                <w:vertAlign w:val="baseline"/>
+                <w:lang w:val="en-US"/>
+              </w:rPr>
+              <w:t>Attribute</w:t>
+            </w:r>
+          </w:p>
+        </w:tc>
+        <w:tc>
+          <w:tcPr>
+            <w:tcW w:w="7032" w:type="dxa"/>
+            <w:shd w:val="clear" w:color="auto" w:fill="D4F4F1" w:themeFill="accent5" w:themeFillTint="32"/>
+            <w:vAlign w:val="center"/>
+          </w:tcPr>
+          <w:p>
+            <w:pPr>
+              <w:widowControl w:val="0"/>
+              <w:jc w:val="center"/>
+              <w:rPr>
+                <w:rFonts w:hint="default" w:ascii="Times New Roman" w:hAnsi="Times New Roman" w:cs="Times New Roman"/>
+                <w:sz w:val="28"/>
+                <w:szCs w:val="28"/>
+                <w:vertAlign w:val="baseline"/>
+                <w:lang w:val="en-US"/>
+              </w:rPr>
+            </w:pPr>
+            <w:r>
+              <w:rPr>
+                <w:rFonts w:hint="default" w:ascii="Times New Roman" w:hAnsi="Times New Roman" w:cs="Times New Roman"/>
+                <w:sz w:val="28"/>
+                <w:szCs w:val="28"/>
+                <w:vertAlign w:val="baseline"/>
+                <w:lang w:val="en-US"/>
+              </w:rPr>
+              <w:t>Description</w:t>
+            </w:r>
+          </w:p>
+        </w:tc>
+      </w:tr>
+      <w:tr>
+        <w:tblPrEx>
+          <w:tblBorders>
+            <w:top w:val="single" w:color="auto" w:sz="4" w:space="0"/>
+            <w:left w:val="single" w:color="auto" w:sz="4" w:space="0"/>
+            <w:bottom w:val="single" w:color="auto" w:sz="4" w:space="0"/>
+            <w:right w:val="single" w:color="auto" w:sz="4" w:space="0"/>
+            <w:insideH w:val="single" w:color="auto" w:sz="4" w:space="0"/>
+            <w:insideV w:val="single" w:color="auto" w:sz="4" w:space="0"/>
+          </w:tblBorders>
+          <w:tblCellMar>
+            <w:top w:w="0" w:type="dxa"/>
+            <w:left w:w="108" w:type="dxa"/>
+            <w:bottom w:w="0" w:type="dxa"/>
+            <w:right w:w="108" w:type="dxa"/>
+          </w:tblCellMar>
+        </w:tblPrEx>
+        <w:trPr>
+          <w:trHeight w:val="1947" w:hRule="atLeast"/>
+        </w:trPr>
+        <w:tc>
+          <w:tcPr>
+            <w:tcW w:w="2160" w:type="dxa"/>
+            <w:vAlign w:val="center"/>
+          </w:tcPr>
+          <w:p>
+            <w:pPr>
+              <w:widowControl w:val="0"/>
+              <w:jc w:val="left"/>
+              <w:rPr>
+                <w:rFonts w:hint="default" w:ascii="Times New Roman" w:hAnsi="Times New Roman" w:cs="Times New Roman"/>
+                <w:sz w:val="24"/>
+                <w:szCs w:val="24"/>
+                <w:vertAlign w:val="baseline"/>
+                <w:lang w:val="en-US"/>
+              </w:rPr>
+            </w:pPr>
+            <w:r>
+              <w:rPr>
+                <w:rFonts w:hint="default" w:ascii="Times New Roman" w:hAnsi="Times New Roman" w:cs="Times New Roman"/>
+                <w:sz w:val="24"/>
+                <w:szCs w:val="24"/>
+                <w:vertAlign w:val="baseline"/>
+                <w:lang w:val="en-US"/>
+              </w:rPr>
+              <w:t>Purposes</w:t>
+            </w:r>
+          </w:p>
+        </w:tc>
+        <w:tc>
+          <w:tcPr>
+            <w:tcW w:w="7032" w:type="dxa"/>
+            <w:vAlign w:val="center"/>
+          </w:tcPr>
+          <w:p>
+            <w:pPr>
+              <w:widowControl w:val="0"/>
+              <w:numPr>
+                <w:ilvl w:val="0"/>
+                <w:numId w:val="6"/>
+              </w:numPr>
+              <w:ind w:left="420" w:leftChars="0" w:hanging="420" w:firstLineChars="0"/>
+              <w:jc w:val="both"/>
+              <w:rPr>
+                <w:rFonts w:hint="default" w:ascii="Times New Roman" w:hAnsi="Times New Roman" w:cs="Times New Roman"/>
+                <w:sz w:val="24"/>
+                <w:szCs w:val="24"/>
+                <w:vertAlign w:val="baseline"/>
+                <w:lang w:val="en-US"/>
+              </w:rPr>
+            </w:pPr>
+            <w:r>
+              <w:rPr>
+                <w:rFonts w:hint="default" w:ascii="Times New Roman" w:hAnsi="Times New Roman" w:eastAsia="SimSun" w:cs="Times New Roman"/>
+                <w:sz w:val="24"/>
+                <w:szCs w:val="24"/>
+              </w:rPr>
+              <w:t>Calculate precise B2B shipping fees automatically upon delivery completion.</w:t>
+            </w:r>
+          </w:p>
+          <w:p>
+            <w:pPr>
+              <w:widowControl w:val="0"/>
+              <w:numPr>
+                <w:ilvl w:val="0"/>
+                <w:numId w:val="6"/>
+              </w:numPr>
+              <w:ind w:left="420" w:leftChars="0" w:hanging="420" w:firstLineChars="0"/>
+              <w:jc w:val="both"/>
+              <w:rPr>
+                <w:rFonts w:hint="default" w:ascii="Times New Roman" w:hAnsi="Times New Roman" w:cs="Times New Roman"/>
+                <w:sz w:val="24"/>
+                <w:szCs w:val="24"/>
+                <w:vertAlign w:val="baseline"/>
+                <w:lang w:val="en-US"/>
+              </w:rPr>
+            </w:pPr>
+            <w:r>
+              <w:rPr>
+                <w:rFonts w:hint="default" w:ascii="Times New Roman" w:hAnsi="Times New Roman" w:eastAsia="SimSun" w:cs="Times New Roman"/>
+                <w:sz w:val="24"/>
+                <w:szCs w:val="24"/>
+              </w:rPr>
+              <w:t>Generate digital electronic invoices based on contractual corporate pricing structures.</w:t>
+            </w:r>
+          </w:p>
+          <w:p>
+            <w:pPr>
+              <w:widowControl w:val="0"/>
+              <w:numPr>
+                <w:ilvl w:val="0"/>
+                <w:numId w:val="6"/>
+              </w:numPr>
+              <w:ind w:left="420" w:leftChars="0" w:hanging="420" w:firstLineChars="0"/>
+              <w:jc w:val="both"/>
+              <w:rPr>
+                <w:rFonts w:hint="default" w:ascii="Times New Roman" w:hAnsi="Times New Roman" w:cs="Times New Roman"/>
+                <w:sz w:val="24"/>
+                <w:szCs w:val="24"/>
+                <w:vertAlign w:val="baseline"/>
+                <w:lang w:val="en-US"/>
+              </w:rPr>
+            </w:pPr>
+            <w:r>
+              <w:rPr>
+                <w:rFonts w:hint="default" w:ascii="Times New Roman" w:hAnsi="Times New Roman" w:eastAsia="SimSun" w:cs="Times New Roman"/>
+                <w:sz w:val="24"/>
+                <w:szCs w:val="24"/>
+              </w:rPr>
+              <w:t>Reduce financial processing cycle times by eliminating manual data translation errors.</w:t>
+            </w:r>
+          </w:p>
+        </w:tc>
+      </w:tr>
+      <w:tr>
+        <w:tblPrEx>
+          <w:tblBorders>
+            <w:top w:val="single" w:color="auto" w:sz="4" w:space="0"/>
+            <w:left w:val="single" w:color="auto" w:sz="4" w:space="0"/>
+            <w:bottom w:val="single" w:color="auto" w:sz="4" w:space="0"/>
+            <w:right w:val="single" w:color="auto" w:sz="4" w:space="0"/>
+            <w:insideH w:val="single" w:color="auto" w:sz="4" w:space="0"/>
+            <w:insideV w:val="single" w:color="auto" w:sz="4" w:space="0"/>
+          </w:tblBorders>
+          <w:tblCellMar>
+            <w:top w:w="0" w:type="dxa"/>
+            <w:left w:w="108" w:type="dxa"/>
+            <w:bottom w:w="0" w:type="dxa"/>
+            <w:right w:w="108" w:type="dxa"/>
+          </w:tblCellMar>
+        </w:tblPrEx>
+        <w:trPr>
+          <w:trHeight w:val="1035" w:hRule="atLeast"/>
+        </w:trPr>
+        <w:tc>
+          <w:tcPr>
+            <w:tcW w:w="2160" w:type="dxa"/>
+            <w:vAlign w:val="center"/>
+          </w:tcPr>
+          <w:p>
+            <w:pPr>
+              <w:widowControl w:val="0"/>
+              <w:jc w:val="left"/>
+              <w:rPr>
+                <w:rFonts w:hint="default" w:ascii="Times New Roman" w:hAnsi="Times New Roman" w:cs="Times New Roman"/>
+                <w:vertAlign w:val="baseline"/>
+                <w:lang w:val="en-US"/>
+              </w:rPr>
+            </w:pPr>
+            <w:r>
+              <w:rPr>
+                <w:rFonts w:hint="default" w:ascii="Times New Roman" w:hAnsi="Times New Roman" w:cs="Times New Roman"/>
+                <w:sz w:val="24"/>
+                <w:szCs w:val="24"/>
+                <w:vertAlign w:val="baseline"/>
+                <w:lang w:val="en-US"/>
+              </w:rPr>
+              <w:t>Trigger/ Precondition</w:t>
+            </w:r>
+          </w:p>
+        </w:tc>
+        <w:tc>
+          <w:tcPr>
+            <w:tcW w:w="7032" w:type="dxa"/>
+            <w:vAlign w:val="center"/>
+          </w:tcPr>
+          <w:p>
+            <w:pPr>
+              <w:widowControl w:val="0"/>
+              <w:numPr>
+                <w:ilvl w:val="0"/>
+                <w:numId w:val="6"/>
+              </w:numPr>
+              <w:ind w:left="420" w:leftChars="0" w:hanging="420" w:firstLineChars="0"/>
+              <w:jc w:val="both"/>
+              <w:rPr>
+                <w:rFonts w:hint="default" w:ascii="Times New Roman" w:hAnsi="Times New Roman" w:cs="Times New Roman"/>
+                <w:sz w:val="24"/>
+                <w:szCs w:val="24"/>
+                <w:vertAlign w:val="baseline"/>
+              </w:rPr>
+            </w:pPr>
+            <w:r>
+              <w:rPr>
+                <w:rFonts w:hint="default" w:ascii="Times New Roman" w:hAnsi="Times New Roman" w:eastAsia="SimSun" w:cs="Times New Roman"/>
+                <w:sz w:val="24"/>
+                <w:szCs w:val="24"/>
+              </w:rPr>
+              <w:t>A driver successfully updates an order status to Delivered on the mobile application, or a dispatcher manually confirms a successful trip completion.</w:t>
+            </w:r>
+          </w:p>
+        </w:tc>
+      </w:tr>
+      <w:tr>
+        <w:tblPrEx>
+          <w:tblBorders>
+            <w:top w:val="single" w:color="auto" w:sz="4" w:space="0"/>
+            <w:left w:val="single" w:color="auto" w:sz="4" w:space="0"/>
+            <w:bottom w:val="single" w:color="auto" w:sz="4" w:space="0"/>
+            <w:right w:val="single" w:color="auto" w:sz="4" w:space="0"/>
+            <w:insideH w:val="single" w:color="auto" w:sz="4" w:space="0"/>
+            <w:insideV w:val="single" w:color="auto" w:sz="4" w:space="0"/>
+          </w:tblBorders>
+          <w:tblCellMar>
+            <w:top w:w="0" w:type="dxa"/>
+            <w:left w:w="108" w:type="dxa"/>
+            <w:bottom w:w="0" w:type="dxa"/>
+            <w:right w:w="108" w:type="dxa"/>
+          </w:tblCellMar>
+        </w:tblPrEx>
+        <w:trPr>
+          <w:trHeight w:val="709" w:hRule="atLeast"/>
+        </w:trPr>
+        <w:tc>
+          <w:tcPr>
+            <w:tcW w:w="2160" w:type="dxa"/>
+            <w:vAlign w:val="center"/>
+          </w:tcPr>
+          <w:p>
+            <w:pPr>
+              <w:widowControl w:val="0"/>
+              <w:jc w:val="left"/>
+              <w:rPr>
+                <w:rFonts w:hint="default" w:ascii="Times New Roman" w:hAnsi="Times New Roman" w:cs="Times New Roman"/>
+                <w:sz w:val="24"/>
+                <w:szCs w:val="24"/>
+                <w:vertAlign w:val="baseline"/>
+                <w:lang w:val="en-US"/>
+              </w:rPr>
+            </w:pPr>
+            <w:r>
+              <w:rPr>
+                <w:rFonts w:hint="default" w:ascii="Times New Roman" w:hAnsi="Times New Roman" w:cs="Times New Roman"/>
+                <w:sz w:val="24"/>
+                <w:szCs w:val="24"/>
+                <w:vertAlign w:val="baseline"/>
+                <w:lang w:val="en-US"/>
+              </w:rPr>
+              <w:t>Frequency</w:t>
+            </w:r>
+          </w:p>
+        </w:tc>
+        <w:tc>
+          <w:tcPr>
+            <w:tcW w:w="7032" w:type="dxa"/>
+            <w:vAlign w:val="center"/>
+          </w:tcPr>
+          <w:p>
+            <w:pPr>
+              <w:widowControl w:val="0"/>
+              <w:numPr>
+                <w:ilvl w:val="0"/>
+                <w:numId w:val="7"/>
+              </w:numPr>
+              <w:ind w:left="420" w:leftChars="0" w:hanging="420" w:firstLineChars="0"/>
+              <w:jc w:val="both"/>
+              <w:rPr>
+                <w:rFonts w:hint="default" w:ascii="Times New Roman" w:hAnsi="Times New Roman" w:cs="Times New Roman"/>
+                <w:sz w:val="24"/>
+                <w:szCs w:val="24"/>
+                <w:vertAlign w:val="baseline"/>
+              </w:rPr>
+            </w:pPr>
+            <w:r>
+              <w:rPr>
+                <w:rFonts w:hint="default" w:ascii="Times New Roman" w:hAnsi="Times New Roman" w:eastAsia="SimSun" w:cs="Times New Roman"/>
+                <w:sz w:val="24"/>
+                <w:szCs w:val="24"/>
+              </w:rPr>
+              <w:t>High, executing automatically in real time whenever an active logistics delivery cycle concludes.</w:t>
+            </w:r>
+          </w:p>
+        </w:tc>
+      </w:tr>
+      <w:tr>
+        <w:tblPrEx>
+          <w:tblBorders>
+            <w:top w:val="single" w:color="auto" w:sz="4" w:space="0"/>
+            <w:left w:val="single" w:color="auto" w:sz="4" w:space="0"/>
+            <w:bottom w:val="single" w:color="auto" w:sz="4" w:space="0"/>
+            <w:right w:val="single" w:color="auto" w:sz="4" w:space="0"/>
+            <w:insideH w:val="single" w:color="auto" w:sz="4" w:space="0"/>
+            <w:insideV w:val="single" w:color="auto" w:sz="4" w:space="0"/>
+          </w:tblBorders>
+          <w:tblCellMar>
+            <w:top w:w="0" w:type="dxa"/>
+            <w:left w:w="108" w:type="dxa"/>
+            <w:bottom w:w="0" w:type="dxa"/>
+            <w:right w:w="108" w:type="dxa"/>
+          </w:tblCellMar>
+        </w:tblPrEx>
+        <w:trPr>
+          <w:trHeight w:val="1049" w:hRule="atLeast"/>
+        </w:trPr>
+        <w:tc>
+          <w:tcPr>
+            <w:tcW w:w="2160" w:type="dxa"/>
+            <w:vAlign w:val="center"/>
+          </w:tcPr>
+          <w:p>
+            <w:pPr>
+              <w:widowControl w:val="0"/>
+              <w:jc w:val="left"/>
+              <w:rPr>
+                <w:rFonts w:hint="default" w:ascii="Times New Roman" w:hAnsi="Times New Roman" w:cs="Times New Roman"/>
+                <w:sz w:val="24"/>
+                <w:szCs w:val="24"/>
+                <w:vertAlign w:val="baseline"/>
+                <w:lang w:val="en-US"/>
+              </w:rPr>
+            </w:pPr>
+            <w:r>
+              <w:rPr>
+                <w:rFonts w:hint="default" w:ascii="Times New Roman" w:hAnsi="Times New Roman" w:cs="Times New Roman"/>
+                <w:sz w:val="24"/>
+                <w:szCs w:val="24"/>
+                <w:vertAlign w:val="baseline"/>
+                <w:lang w:val="en-US"/>
+              </w:rPr>
+              <w:t>Critical</w:t>
+            </w:r>
+          </w:p>
+        </w:tc>
+        <w:tc>
+          <w:tcPr>
+            <w:tcW w:w="7032" w:type="dxa"/>
+            <w:vAlign w:val="center"/>
+          </w:tcPr>
+          <w:p>
+            <w:pPr>
+              <w:widowControl w:val="0"/>
+              <w:numPr>
+                <w:ilvl w:val="0"/>
+                <w:numId w:val="12"/>
+              </w:numPr>
+              <w:ind w:left="420" w:leftChars="0" w:hanging="420" w:firstLineChars="0"/>
+              <w:jc w:val="both"/>
+              <w:rPr>
+                <w:rFonts w:hint="default" w:ascii="Times New Roman" w:hAnsi="Times New Roman" w:cs="Times New Roman"/>
+                <w:sz w:val="24"/>
+                <w:szCs w:val="24"/>
+                <w:vertAlign w:val="baseline"/>
+              </w:rPr>
+            </w:pPr>
+            <w:r>
+              <w:rPr>
+                <w:rFonts w:hint="default" w:ascii="Times New Roman" w:hAnsi="Times New Roman" w:eastAsia="SimSun" w:cs="Times New Roman"/>
+                <w:sz w:val="24"/>
+                <w:szCs w:val="24"/>
+              </w:rPr>
+              <w:t>Highly critical to guarantee transparent corporate billing, secure revenue streams, and maintain financial data integrity for auditing purposes.</w:t>
+            </w:r>
+          </w:p>
+        </w:tc>
+      </w:tr>
+      <w:tr>
+        <w:tblPrEx>
+          <w:tblBorders>
+            <w:top w:val="single" w:color="auto" w:sz="4" w:space="0"/>
+            <w:left w:val="single" w:color="auto" w:sz="4" w:space="0"/>
+            <w:bottom w:val="single" w:color="auto" w:sz="4" w:space="0"/>
+            <w:right w:val="single" w:color="auto" w:sz="4" w:space="0"/>
+            <w:insideH w:val="single" w:color="auto" w:sz="4" w:space="0"/>
+            <w:insideV w:val="single" w:color="auto" w:sz="4" w:space="0"/>
+          </w:tblBorders>
+          <w:tblCellMar>
+            <w:top w:w="0" w:type="dxa"/>
+            <w:left w:w="108" w:type="dxa"/>
+            <w:bottom w:w="0" w:type="dxa"/>
+            <w:right w:w="108" w:type="dxa"/>
+          </w:tblCellMar>
+        </w:tblPrEx>
+        <w:trPr>
+          <w:trHeight w:val="711" w:hRule="atLeast"/>
+        </w:trPr>
+        <w:tc>
+          <w:tcPr>
+            <w:tcW w:w="2160" w:type="dxa"/>
+            <w:vAlign w:val="center"/>
+          </w:tcPr>
+          <w:p>
+            <w:pPr>
+              <w:widowControl w:val="0"/>
+              <w:jc w:val="left"/>
+              <w:rPr>
+                <w:rFonts w:hint="default" w:ascii="Times New Roman" w:hAnsi="Times New Roman" w:cs="Times New Roman"/>
+                <w:sz w:val="24"/>
+                <w:szCs w:val="24"/>
+                <w:vertAlign w:val="baseline"/>
+                <w:lang w:val="en-US"/>
+              </w:rPr>
+            </w:pPr>
+            <w:r>
+              <w:rPr>
+                <w:rFonts w:hint="default" w:ascii="Times New Roman" w:hAnsi="Times New Roman" w:cs="Times New Roman"/>
+                <w:sz w:val="24"/>
+                <w:szCs w:val="24"/>
+                <w:vertAlign w:val="baseline"/>
+                <w:lang w:val="en-US"/>
+              </w:rPr>
+              <w:t>Work Area</w:t>
+            </w:r>
+          </w:p>
+        </w:tc>
+        <w:tc>
+          <w:tcPr>
+            <w:tcW w:w="7032" w:type="dxa"/>
+            <w:vAlign w:val="center"/>
+          </w:tcPr>
+          <w:p>
+            <w:pPr>
+              <w:widowControl w:val="0"/>
+              <w:numPr>
+                <w:ilvl w:val="0"/>
+                <w:numId w:val="8"/>
+              </w:numPr>
+              <w:ind w:left="420" w:leftChars="0" w:hanging="420" w:firstLineChars="0"/>
+              <w:jc w:val="both"/>
+              <w:rPr>
+                <w:rFonts w:hint="default" w:ascii="Times New Roman" w:hAnsi="Times New Roman" w:cs="Times New Roman"/>
+                <w:sz w:val="24"/>
+                <w:szCs w:val="24"/>
+                <w:vertAlign w:val="baseline"/>
+              </w:rPr>
+            </w:pPr>
+            <w:r>
+              <w:rPr>
+                <w:rFonts w:hint="default" w:ascii="Times New Roman" w:hAnsi="Times New Roman" w:eastAsia="SimSun" w:cs="Times New Roman"/>
+                <w:sz w:val="24"/>
+                <w:szCs w:val="24"/>
+              </w:rPr>
+              <w:t>Financial Accounting Portal</w:t>
+            </w:r>
+            <w:r>
+              <w:rPr>
+                <w:rFonts w:hint="default" w:ascii="Times New Roman" w:hAnsi="Times New Roman" w:eastAsia="SimSun" w:cs="Times New Roman"/>
+                <w:sz w:val="24"/>
+                <w:szCs w:val="24"/>
+                <w:lang w:val="en-US"/>
+              </w:rPr>
+              <w:t xml:space="preserve"> (</w:t>
+            </w:r>
+            <w:r>
+              <w:rPr>
+                <w:rFonts w:hint="default" w:ascii="Times New Roman" w:hAnsi="Times New Roman" w:eastAsia="SimSun" w:cs="Times New Roman"/>
+                <w:sz w:val="24"/>
+                <w:szCs w:val="24"/>
+              </w:rPr>
+              <w:t>Automated Billing System</w:t>
+            </w:r>
+            <w:r>
+              <w:rPr>
+                <w:rFonts w:hint="default" w:ascii="Times New Roman" w:hAnsi="Times New Roman" w:eastAsia="SimSun" w:cs="Times New Roman"/>
+                <w:sz w:val="24"/>
+                <w:szCs w:val="24"/>
+                <w:lang w:val="en-US"/>
+              </w:rPr>
+              <w:t>).</w:t>
+            </w:r>
+          </w:p>
+        </w:tc>
+      </w:tr>
+      <w:tr>
+        <w:tblPrEx>
+          <w:tblBorders>
+            <w:top w:val="single" w:color="auto" w:sz="4" w:space="0"/>
+            <w:left w:val="single" w:color="auto" w:sz="4" w:space="0"/>
+            <w:bottom w:val="single" w:color="auto" w:sz="4" w:space="0"/>
+            <w:right w:val="single" w:color="auto" w:sz="4" w:space="0"/>
+            <w:insideH w:val="single" w:color="auto" w:sz="4" w:space="0"/>
+            <w:insideV w:val="single" w:color="auto" w:sz="4" w:space="0"/>
+          </w:tblBorders>
+          <w:tblCellMar>
+            <w:top w:w="0" w:type="dxa"/>
+            <w:left w:w="108" w:type="dxa"/>
+            <w:bottom w:w="0" w:type="dxa"/>
+            <w:right w:w="108" w:type="dxa"/>
+          </w:tblCellMar>
+        </w:tblPrEx>
+        <w:trPr>
+          <w:trHeight w:val="525" w:hRule="atLeast"/>
+        </w:trPr>
+        <w:tc>
+          <w:tcPr>
+            <w:tcW w:w="2160" w:type="dxa"/>
+            <w:shd w:val="clear" w:color="auto" w:fill="FEF2CB" w:themeFill="accent3" w:themeFillTint="32"/>
+            <w:vAlign w:val="center"/>
+          </w:tcPr>
+          <w:p>
+            <w:pPr>
+              <w:widowControl w:val="0"/>
+              <w:jc w:val="center"/>
+              <w:rPr>
+                <w:rFonts w:hint="default" w:ascii="Times New Roman" w:hAnsi="Times New Roman" w:cs="Times New Roman"/>
+                <w:sz w:val="28"/>
+                <w:szCs w:val="28"/>
+                <w:vertAlign w:val="baseline"/>
+                <w:lang w:val="en-US"/>
+              </w:rPr>
+            </w:pPr>
+            <w:r>
+              <w:rPr>
+                <w:rFonts w:hint="default" w:ascii="Times New Roman" w:hAnsi="Times New Roman" w:cs="Times New Roman"/>
+                <w:sz w:val="28"/>
+                <w:szCs w:val="28"/>
+                <w:vertAlign w:val="baseline"/>
+                <w:lang w:val="en-US"/>
+              </w:rPr>
+              <w:t>Sub-Tasks</w:t>
+            </w:r>
+          </w:p>
+        </w:tc>
+        <w:tc>
+          <w:tcPr>
+            <w:tcW w:w="7032" w:type="dxa"/>
+            <w:shd w:val="clear" w:color="auto" w:fill="D4F4F1" w:themeFill="accent5" w:themeFillTint="32"/>
+            <w:vAlign w:val="center"/>
+          </w:tcPr>
+          <w:p>
+            <w:pPr>
+              <w:widowControl w:val="0"/>
+              <w:jc w:val="center"/>
+              <w:rPr>
+                <w:rFonts w:hint="default" w:ascii="Times New Roman" w:hAnsi="Times New Roman" w:cs="Times New Roman"/>
+                <w:sz w:val="28"/>
+                <w:szCs w:val="28"/>
+                <w:vertAlign w:val="baseline"/>
+                <w:lang w:val="en-US"/>
+              </w:rPr>
+            </w:pPr>
+            <w:r>
+              <w:rPr>
+                <w:rFonts w:hint="default" w:ascii="Times New Roman" w:hAnsi="Times New Roman" w:cs="Times New Roman"/>
+                <w:sz w:val="28"/>
+                <w:szCs w:val="28"/>
+                <w:vertAlign w:val="baseline"/>
+                <w:lang w:val="en-US"/>
+              </w:rPr>
+              <w:t>Example Solution (Funtional Requirement)</w:t>
+            </w:r>
+          </w:p>
+        </w:tc>
+      </w:tr>
+      <w:tr>
+        <w:tblPrEx>
+          <w:tblBorders>
+            <w:top w:val="single" w:color="auto" w:sz="4" w:space="0"/>
+            <w:left w:val="single" w:color="auto" w:sz="4" w:space="0"/>
+            <w:bottom w:val="single" w:color="auto" w:sz="4" w:space="0"/>
+            <w:right w:val="single" w:color="auto" w:sz="4" w:space="0"/>
+            <w:insideH w:val="single" w:color="auto" w:sz="4" w:space="0"/>
+            <w:insideV w:val="single" w:color="auto" w:sz="4" w:space="0"/>
+          </w:tblBorders>
+          <w:tblCellMar>
+            <w:top w:w="0" w:type="dxa"/>
+            <w:left w:w="108" w:type="dxa"/>
+            <w:bottom w:w="0" w:type="dxa"/>
+            <w:right w:w="108" w:type="dxa"/>
+          </w:tblCellMar>
+        </w:tblPrEx>
+        <w:trPr>
+          <w:trHeight w:val="1813" w:hRule="atLeast"/>
+        </w:trPr>
+        <w:tc>
+          <w:tcPr>
+            <w:tcW w:w="2160" w:type="dxa"/>
+            <w:shd w:val="clear" w:color="auto" w:fill="auto"/>
+            <w:vAlign w:val="center"/>
+          </w:tcPr>
+          <w:p>
+            <w:pPr>
+              <w:widowControl w:val="0"/>
+              <w:jc w:val="left"/>
+              <w:rPr>
+                <w:rFonts w:hint="default" w:ascii="Times New Roman" w:hAnsi="Times New Roman" w:cs="Times New Roman"/>
+                <w:sz w:val="28"/>
+                <w:szCs w:val="28"/>
+                <w:vertAlign w:val="baseline"/>
+                <w:lang w:val="en-US"/>
+              </w:rPr>
+            </w:pPr>
+            <w:r>
+              <w:rPr>
+                <w:rFonts w:hint="default" w:ascii="Times New Roman" w:hAnsi="Times New Roman" w:eastAsia="SimSun" w:cs="Times New Roman"/>
+                <w:sz w:val="24"/>
+                <w:szCs w:val="24"/>
+              </w:rPr>
+              <w:t>Extract Trip Performance Data</w:t>
+            </w:r>
+          </w:p>
+        </w:tc>
+        <w:tc>
+          <w:tcPr>
+            <w:tcW w:w="7032" w:type="dxa"/>
+            <w:shd w:val="clear" w:color="auto" w:fill="auto"/>
+            <w:vAlign w:val="center"/>
+          </w:tcPr>
+          <w:p>
+            <w:pPr>
+              <w:widowControl w:val="0"/>
+              <w:numPr>
+                <w:ilvl w:val="0"/>
+                <w:numId w:val="13"/>
+              </w:numPr>
+              <w:ind w:left="420" w:leftChars="0" w:hanging="420" w:firstLineChars="0"/>
+              <w:jc w:val="both"/>
+              <w:rPr>
+                <w:rFonts w:hint="default" w:ascii="Times New Roman" w:hAnsi="Times New Roman" w:eastAsia="SimSun" w:cs="Times New Roman"/>
+                <w:sz w:val="24"/>
+                <w:szCs w:val="24"/>
+              </w:rPr>
+            </w:pPr>
+            <w:r>
+              <w:rPr>
+                <w:rFonts w:hint="default" w:ascii="Times New Roman" w:hAnsi="Times New Roman" w:eastAsia="SimSun" w:cs="Times New Roman"/>
+                <w:sz w:val="24"/>
+                <w:szCs w:val="24"/>
+              </w:rPr>
+              <w:t>Automatically retrieve completed delivery metrics including total traveled distance logs, validated cargo weight values, and specific stop counts from the tracking database.</w:t>
+            </w:r>
+          </w:p>
+          <w:p>
+            <w:pPr>
+              <w:widowControl w:val="0"/>
+              <w:numPr>
+                <w:ilvl w:val="0"/>
+                <w:numId w:val="13"/>
+              </w:numPr>
+              <w:ind w:left="420" w:leftChars="0" w:hanging="420" w:firstLineChars="0"/>
+              <w:jc w:val="both"/>
+              <w:rPr>
+                <w:rFonts w:hint="default" w:ascii="Times New Roman" w:hAnsi="Times New Roman" w:eastAsia="SimSun" w:cs="Times New Roman"/>
+                <w:sz w:val="24"/>
+                <w:szCs w:val="24"/>
+                <w:lang w:val="en-US"/>
+              </w:rPr>
+            </w:pPr>
+            <w:r>
+              <w:rPr>
+                <w:rFonts w:hint="default" w:ascii="Times New Roman" w:hAnsi="Times New Roman" w:eastAsia="SimSun" w:cs="Times New Roman"/>
+                <w:sz w:val="24"/>
+                <w:szCs w:val="24"/>
+              </w:rPr>
+              <w:t>Link the extracted operational metrics directly to the corresponding corporate partner account profile.</w:t>
+            </w:r>
+          </w:p>
+        </w:tc>
+      </w:tr>
+      <w:tr>
+        <w:tblPrEx>
+          <w:tblBorders>
+            <w:top w:val="single" w:color="auto" w:sz="4" w:space="0"/>
+            <w:left w:val="single" w:color="auto" w:sz="4" w:space="0"/>
+            <w:bottom w:val="single" w:color="auto" w:sz="4" w:space="0"/>
+            <w:right w:val="single" w:color="auto" w:sz="4" w:space="0"/>
+            <w:insideH w:val="single" w:color="auto" w:sz="4" w:space="0"/>
+            <w:insideV w:val="single" w:color="auto" w:sz="4" w:space="0"/>
+          </w:tblBorders>
+          <w:tblCellMar>
+            <w:top w:w="0" w:type="dxa"/>
+            <w:left w:w="108" w:type="dxa"/>
+            <w:bottom w:w="0" w:type="dxa"/>
+            <w:right w:w="108" w:type="dxa"/>
+          </w:tblCellMar>
+        </w:tblPrEx>
+        <w:trPr>
+          <w:trHeight w:val="1825" w:hRule="atLeast"/>
+        </w:trPr>
+        <w:tc>
+          <w:tcPr>
+            <w:tcW w:w="2160" w:type="dxa"/>
+            <w:shd w:val="clear" w:color="auto" w:fill="auto"/>
+            <w:vAlign w:val="center"/>
+          </w:tcPr>
+          <w:p>
+            <w:pPr>
+              <w:widowControl w:val="0"/>
+              <w:jc w:val="left"/>
+              <w:rPr>
+                <w:rFonts w:hint="default" w:ascii="Times New Roman" w:hAnsi="Times New Roman" w:cs="Times New Roman"/>
+                <w:sz w:val="28"/>
+                <w:szCs w:val="28"/>
+                <w:vertAlign w:val="baseline"/>
+                <w:lang w:val="en-US"/>
+              </w:rPr>
+            </w:pPr>
+            <w:r>
+              <w:rPr>
+                <w:rFonts w:hint="default" w:ascii="Times New Roman" w:hAnsi="Times New Roman" w:eastAsia="SimSun" w:cs="Times New Roman"/>
+                <w:sz w:val="24"/>
+                <w:szCs w:val="24"/>
+              </w:rPr>
+              <w:t>Execute Cost Calculation</w:t>
+            </w:r>
+          </w:p>
+        </w:tc>
+        <w:tc>
+          <w:tcPr>
+            <w:tcW w:w="7032" w:type="dxa"/>
+            <w:shd w:val="clear" w:color="auto" w:fill="auto"/>
+            <w:vAlign w:val="center"/>
+          </w:tcPr>
+          <w:p>
+            <w:pPr>
+              <w:widowControl w:val="0"/>
+              <w:numPr>
+                <w:ilvl w:val="0"/>
+                <w:numId w:val="14"/>
+              </w:numPr>
+              <w:tabs>
+                <w:tab w:val="clear" w:pos="420"/>
+              </w:tabs>
+              <w:ind w:left="420" w:leftChars="0" w:hanging="420" w:firstLineChars="0"/>
+              <w:jc w:val="both"/>
+              <w:rPr>
+                <w:rFonts w:hint="default" w:ascii="Times New Roman" w:hAnsi="Times New Roman" w:eastAsia="SimSun" w:cs="Times New Roman"/>
+                <w:sz w:val="24"/>
+                <w:szCs w:val="24"/>
+                <w:lang w:val="en-US"/>
+              </w:rPr>
+            </w:pPr>
+            <w:r>
+              <w:rPr>
+                <w:rFonts w:hint="default" w:ascii="Times New Roman" w:hAnsi="Times New Roman" w:eastAsia="SimSun" w:cs="Times New Roman"/>
+                <w:sz w:val="24"/>
+                <w:szCs w:val="24"/>
+              </w:rPr>
+              <w:t>Compute baseline shipping fees dynamically by applying pre-negotiated corporate tariff matrix parameters stored within the client contract configuration.</w:t>
+            </w:r>
+          </w:p>
+          <w:p>
+            <w:pPr>
+              <w:widowControl w:val="0"/>
+              <w:numPr>
+                <w:ilvl w:val="0"/>
+                <w:numId w:val="14"/>
+              </w:numPr>
+              <w:tabs>
+                <w:tab w:val="clear" w:pos="420"/>
+              </w:tabs>
+              <w:ind w:left="420" w:leftChars="0" w:hanging="420" w:firstLineChars="0"/>
+              <w:jc w:val="both"/>
+              <w:rPr>
+                <w:rFonts w:hint="default" w:ascii="Times New Roman" w:hAnsi="Times New Roman" w:eastAsia="SimSun" w:cs="Times New Roman"/>
+                <w:sz w:val="24"/>
+                <w:szCs w:val="24"/>
+                <w:lang w:val="en-US"/>
+              </w:rPr>
+            </w:pPr>
+            <w:r>
+              <w:rPr>
+                <w:rFonts w:hint="default" w:ascii="Times New Roman" w:hAnsi="Times New Roman" w:eastAsia="SimSun" w:cs="Times New Roman"/>
+                <w:sz w:val="24"/>
+                <w:szCs w:val="24"/>
+              </w:rPr>
+              <w:t>Automatically incorporate authorized extra charges including toll road expenses, waiting time penalties, or special cold-chain handling premiums.</w:t>
+            </w:r>
+          </w:p>
+        </w:tc>
+      </w:tr>
+      <w:tr>
+        <w:tblPrEx>
+          <w:tblBorders>
+            <w:top w:val="single" w:color="auto" w:sz="4" w:space="0"/>
+            <w:left w:val="single" w:color="auto" w:sz="4" w:space="0"/>
+            <w:bottom w:val="single" w:color="auto" w:sz="4" w:space="0"/>
+            <w:right w:val="single" w:color="auto" w:sz="4" w:space="0"/>
+            <w:insideH w:val="single" w:color="auto" w:sz="4" w:space="0"/>
+            <w:insideV w:val="single" w:color="auto" w:sz="4" w:space="0"/>
+          </w:tblBorders>
+          <w:tblCellMar>
+            <w:top w:w="0" w:type="dxa"/>
+            <w:left w:w="108" w:type="dxa"/>
+            <w:bottom w:w="0" w:type="dxa"/>
+            <w:right w:w="108" w:type="dxa"/>
+          </w:tblCellMar>
+        </w:tblPrEx>
+        <w:trPr>
+          <w:trHeight w:val="1909" w:hRule="atLeast"/>
+        </w:trPr>
+        <w:tc>
+          <w:tcPr>
+            <w:tcW w:w="2160" w:type="dxa"/>
+            <w:shd w:val="clear" w:color="auto" w:fill="auto"/>
+            <w:vAlign w:val="center"/>
+          </w:tcPr>
+          <w:p>
+            <w:pPr>
+              <w:widowControl w:val="0"/>
+              <w:jc w:val="left"/>
+              <w:rPr>
+                <w:rFonts w:hint="default" w:ascii="Times New Roman" w:hAnsi="Times New Roman" w:cs="Times New Roman"/>
+                <w:sz w:val="24"/>
+                <w:szCs w:val="24"/>
+                <w:vertAlign w:val="baseline"/>
+                <w:lang w:val="en-US"/>
+              </w:rPr>
+            </w:pPr>
+            <w:r>
+              <w:rPr>
+                <w:rFonts w:hint="default" w:ascii="Times New Roman" w:hAnsi="Times New Roman" w:eastAsia="SimSun" w:cs="Times New Roman"/>
+                <w:sz w:val="24"/>
+                <w:szCs w:val="24"/>
+              </w:rPr>
+              <w:t>Compile Electronic Invoices</w:t>
+            </w:r>
+          </w:p>
+        </w:tc>
+        <w:tc>
+          <w:tcPr>
+            <w:tcW w:w="7032" w:type="dxa"/>
+            <w:shd w:val="clear" w:color="auto" w:fill="auto"/>
+            <w:vAlign w:val="center"/>
+          </w:tcPr>
+          <w:p>
+            <w:pPr>
+              <w:widowControl w:val="0"/>
+              <w:numPr>
+                <w:ilvl w:val="0"/>
+                <w:numId w:val="15"/>
+              </w:numPr>
+              <w:tabs>
+                <w:tab w:val="clear" w:pos="420"/>
+              </w:tabs>
+              <w:ind w:left="420" w:leftChars="0" w:hanging="420" w:firstLineChars="0"/>
+              <w:jc w:val="both"/>
+              <w:rPr>
+                <w:rFonts w:hint="default" w:ascii="Times New Roman" w:hAnsi="Times New Roman" w:eastAsia="SimSun" w:cs="Times New Roman"/>
+                <w:sz w:val="24"/>
+                <w:szCs w:val="24"/>
+              </w:rPr>
+            </w:pPr>
+            <w:r>
+              <w:rPr>
+                <w:rFonts w:hint="default" w:ascii="Times New Roman" w:hAnsi="Times New Roman" w:eastAsia="SimSun" w:cs="Times New Roman"/>
+                <w:sz w:val="24"/>
+                <w:szCs w:val="24"/>
+              </w:rPr>
+              <w:t>Generate standardized digital invoice files featuring unique billing reference numbers, itemized charge descriptions, tax calculations, and corporate payment deadlines.</w:t>
+            </w:r>
+          </w:p>
+          <w:p>
+            <w:pPr>
+              <w:widowControl w:val="0"/>
+              <w:numPr>
+                <w:ilvl w:val="0"/>
+                <w:numId w:val="15"/>
+              </w:numPr>
+              <w:tabs>
+                <w:tab w:val="clear" w:pos="420"/>
+              </w:tabs>
+              <w:ind w:left="420" w:leftChars="0" w:hanging="420" w:firstLineChars="0"/>
+              <w:jc w:val="both"/>
+              <w:rPr>
+                <w:rFonts w:hint="default" w:ascii="Times New Roman" w:hAnsi="Times New Roman" w:eastAsia="SimSun" w:cs="Times New Roman"/>
+                <w:sz w:val="24"/>
+                <w:szCs w:val="24"/>
+              </w:rPr>
+            </w:pPr>
+            <w:r>
+              <w:rPr>
+                <w:rFonts w:hint="default" w:ascii="Times New Roman" w:hAnsi="Times New Roman" w:eastAsia="SimSun" w:cs="Times New Roman"/>
+                <w:sz w:val="24"/>
+                <w:szCs w:val="24"/>
+              </w:rPr>
+              <w:t>Store the newly compiled electronic documents securely within the central financial ledger database in an unalterable format.</w:t>
+            </w:r>
+          </w:p>
+        </w:tc>
+      </w:tr>
+      <w:tr>
+        <w:tblPrEx>
+          <w:tblBorders>
+            <w:top w:val="single" w:color="auto" w:sz="4" w:space="0"/>
+            <w:left w:val="single" w:color="auto" w:sz="4" w:space="0"/>
+            <w:bottom w:val="single" w:color="auto" w:sz="4" w:space="0"/>
+            <w:right w:val="single" w:color="auto" w:sz="4" w:space="0"/>
+            <w:insideH w:val="single" w:color="auto" w:sz="4" w:space="0"/>
+            <w:insideV w:val="single" w:color="auto" w:sz="4" w:space="0"/>
+          </w:tblBorders>
+          <w:tblCellMar>
+            <w:top w:w="0" w:type="dxa"/>
+            <w:left w:w="108" w:type="dxa"/>
+            <w:bottom w:w="0" w:type="dxa"/>
+            <w:right w:w="108" w:type="dxa"/>
+          </w:tblCellMar>
+        </w:tblPrEx>
+        <w:trPr>
+          <w:trHeight w:val="2055" w:hRule="atLeast"/>
+        </w:trPr>
+        <w:tc>
+          <w:tcPr>
+            <w:tcW w:w="2160" w:type="dxa"/>
+            <w:shd w:val="clear" w:color="auto" w:fill="auto"/>
+            <w:vAlign w:val="center"/>
+          </w:tcPr>
+          <w:p>
+            <w:pPr>
+              <w:widowControl w:val="0"/>
+              <w:jc w:val="left"/>
+              <w:rPr>
+                <w:rFonts w:hint="default" w:ascii="Times New Roman" w:hAnsi="Times New Roman" w:cs="Times New Roman"/>
+                <w:sz w:val="24"/>
+                <w:szCs w:val="24"/>
+                <w:vertAlign w:val="baseline"/>
+                <w:lang w:val="en-US"/>
+              </w:rPr>
+            </w:pPr>
+            <w:r>
+              <w:rPr>
+                <w:rFonts w:hint="default" w:ascii="Times New Roman" w:hAnsi="Times New Roman" w:eastAsia="SimSun" w:cs="Times New Roman"/>
+                <w:sz w:val="24"/>
+                <w:szCs w:val="24"/>
+              </w:rPr>
+              <w:t>Publish Financial Summaries</w:t>
+            </w:r>
+          </w:p>
+        </w:tc>
+        <w:tc>
+          <w:tcPr>
+            <w:tcW w:w="7032" w:type="dxa"/>
+            <w:shd w:val="clear" w:color="auto" w:fill="auto"/>
+            <w:vAlign w:val="center"/>
+          </w:tcPr>
+          <w:p>
+            <w:pPr>
+              <w:widowControl w:val="0"/>
+              <w:numPr>
+                <w:ilvl w:val="0"/>
+                <w:numId w:val="16"/>
+              </w:numPr>
+              <w:tabs>
+                <w:tab w:val="clear" w:pos="420"/>
+              </w:tabs>
+              <w:ind w:left="420" w:leftChars="0" w:hanging="420" w:firstLineChars="0"/>
+              <w:jc w:val="both"/>
+              <w:rPr>
+                <w:rFonts w:hint="default" w:ascii="Times New Roman" w:hAnsi="Times New Roman" w:eastAsia="SimSun" w:cs="Times New Roman"/>
+                <w:sz w:val="24"/>
+                <w:szCs w:val="24"/>
+              </w:rPr>
+            </w:pPr>
+            <w:r>
+              <w:rPr>
+                <w:rFonts w:hint="default" w:ascii="Times New Roman" w:hAnsi="Times New Roman" w:eastAsia="SimSun" w:cs="Times New Roman"/>
+                <w:sz w:val="24"/>
+                <w:szCs w:val="24"/>
+              </w:rPr>
+              <w:t>Automatically push the generated electronic invoice files directly to the designated partner supermarket client portal for immediate review.</w:t>
+            </w:r>
+          </w:p>
+          <w:p>
+            <w:pPr>
+              <w:widowControl w:val="0"/>
+              <w:numPr>
+                <w:ilvl w:val="0"/>
+                <w:numId w:val="16"/>
+              </w:numPr>
+              <w:tabs>
+                <w:tab w:val="clear" w:pos="420"/>
+              </w:tabs>
+              <w:ind w:left="420" w:leftChars="0" w:hanging="420" w:firstLineChars="0"/>
+              <w:jc w:val="both"/>
+              <w:rPr>
+                <w:rFonts w:hint="default" w:ascii="Times New Roman" w:hAnsi="Times New Roman" w:eastAsia="SimSun" w:cs="Times New Roman"/>
+                <w:sz w:val="24"/>
+                <w:szCs w:val="24"/>
+              </w:rPr>
+            </w:pPr>
+            <w:r>
+              <w:rPr>
+                <w:rFonts w:hint="default" w:ascii="Times New Roman" w:hAnsi="Times New Roman" w:eastAsia="SimSun" w:cs="Times New Roman"/>
+                <w:sz w:val="24"/>
+                <w:szCs w:val="24"/>
+              </w:rPr>
+              <w:t>Send automated email notifications containing summary billing attachments to pre-configured corporate accounting contact addresses.</w:t>
+            </w:r>
+          </w:p>
+        </w:tc>
+      </w:tr>
+      <w:tr>
+        <w:tblPrEx>
+          <w:tblBorders>
+            <w:top w:val="single" w:color="auto" w:sz="4" w:space="0"/>
+            <w:left w:val="single" w:color="auto" w:sz="4" w:space="0"/>
+            <w:bottom w:val="single" w:color="auto" w:sz="4" w:space="0"/>
+            <w:right w:val="single" w:color="auto" w:sz="4" w:space="0"/>
+            <w:insideH w:val="single" w:color="auto" w:sz="4" w:space="0"/>
+            <w:insideV w:val="single" w:color="auto" w:sz="4" w:space="0"/>
+          </w:tblBorders>
+          <w:tblCellMar>
+            <w:top w:w="0" w:type="dxa"/>
+            <w:left w:w="108" w:type="dxa"/>
+            <w:bottom w:w="0" w:type="dxa"/>
+            <w:right w:w="108" w:type="dxa"/>
+          </w:tblCellMar>
+        </w:tblPrEx>
+        <w:trPr>
+          <w:trHeight w:val="525" w:hRule="atLeast"/>
+        </w:trPr>
+        <w:tc>
+          <w:tcPr>
+            <w:tcW w:w="2160" w:type="dxa"/>
+            <w:shd w:val="clear" w:color="auto" w:fill="FEF2CB" w:themeFill="accent3" w:themeFillTint="32"/>
+            <w:vAlign w:val="center"/>
+          </w:tcPr>
+          <w:p>
+            <w:pPr>
+              <w:widowControl w:val="0"/>
+              <w:jc w:val="center"/>
+              <w:rPr>
+                <w:rFonts w:hint="default" w:ascii="Times New Roman" w:hAnsi="Times New Roman" w:cs="Times New Roman"/>
+                <w:sz w:val="28"/>
+                <w:szCs w:val="28"/>
+                <w:vertAlign w:val="baseline"/>
+                <w:lang w:val="en-US"/>
+              </w:rPr>
+            </w:pPr>
+            <w:r>
+              <w:rPr>
+                <w:rFonts w:hint="default" w:ascii="Times New Roman" w:hAnsi="Times New Roman" w:cs="Times New Roman"/>
+                <w:sz w:val="28"/>
+                <w:szCs w:val="28"/>
+                <w:vertAlign w:val="baseline"/>
+                <w:lang w:val="en-US"/>
+              </w:rPr>
+              <w:t>Variant</w:t>
+            </w:r>
+          </w:p>
+        </w:tc>
+        <w:tc>
+          <w:tcPr>
+            <w:tcW w:w="7032" w:type="dxa"/>
+            <w:shd w:val="clear" w:color="auto" w:fill="D4F4F1" w:themeFill="accent5" w:themeFillTint="32"/>
+            <w:vAlign w:val="center"/>
+          </w:tcPr>
+          <w:p>
+            <w:pPr>
+              <w:widowControl w:val="0"/>
+              <w:jc w:val="center"/>
+              <w:rPr>
+                <w:rFonts w:hint="default" w:ascii="Times New Roman" w:hAnsi="Times New Roman" w:cs="Times New Roman" w:eastAsiaTheme="minorEastAsia"/>
+                <w:sz w:val="28"/>
+                <w:szCs w:val="28"/>
+                <w:vertAlign w:val="baseline"/>
+                <w:lang w:val="en-US" w:eastAsia="zh-CN" w:bidi="ar-SA"/>
+              </w:rPr>
+            </w:pPr>
+            <w:r>
+              <w:rPr>
+                <w:rFonts w:hint="default" w:ascii="Times New Roman" w:hAnsi="Times New Roman" w:cs="Times New Roman"/>
+                <w:sz w:val="28"/>
+                <w:szCs w:val="28"/>
+                <w:vertAlign w:val="baseline"/>
+                <w:lang w:val="en-US"/>
+              </w:rPr>
+              <w:t>Example Solution (Funtional Requirement)</w:t>
+            </w:r>
+          </w:p>
+        </w:tc>
+      </w:tr>
+      <w:tr>
+        <w:tblPrEx>
+          <w:tblBorders>
+            <w:top w:val="single" w:color="auto" w:sz="4" w:space="0"/>
+            <w:left w:val="single" w:color="auto" w:sz="4" w:space="0"/>
+            <w:bottom w:val="single" w:color="auto" w:sz="4" w:space="0"/>
+            <w:right w:val="single" w:color="auto" w:sz="4" w:space="0"/>
+            <w:insideH w:val="single" w:color="auto" w:sz="4" w:space="0"/>
+            <w:insideV w:val="single" w:color="auto" w:sz="4" w:space="0"/>
+          </w:tblBorders>
+          <w:tblCellMar>
+            <w:top w:w="0" w:type="dxa"/>
+            <w:left w:w="108" w:type="dxa"/>
+            <w:bottom w:w="0" w:type="dxa"/>
+            <w:right w:w="108" w:type="dxa"/>
+          </w:tblCellMar>
+        </w:tblPrEx>
+        <w:trPr>
+          <w:trHeight w:val="1273" w:hRule="atLeast"/>
+        </w:trPr>
+        <w:tc>
+          <w:tcPr>
+            <w:tcW w:w="2160" w:type="dxa"/>
+            <w:shd w:val="clear" w:color="auto" w:fill="auto"/>
+            <w:vAlign w:val="center"/>
+          </w:tcPr>
+          <w:p>
+            <w:pPr>
+              <w:widowControl w:val="0"/>
+              <w:jc w:val="left"/>
+              <w:rPr>
+                <w:rFonts w:hint="default" w:ascii="Times New Roman" w:hAnsi="Times New Roman" w:eastAsia="SimSun" w:cs="Times New Roman"/>
+                <w:sz w:val="24"/>
+                <w:szCs w:val="24"/>
+                <w:vertAlign w:val="baseline"/>
+                <w:lang w:val="en-US"/>
+              </w:rPr>
+            </w:pPr>
+            <w:r>
+              <w:rPr>
+                <w:rFonts w:hint="default" w:ascii="Times New Roman" w:hAnsi="Times New Roman" w:eastAsia="SimSun" w:cs="Times New Roman"/>
+                <w:sz w:val="24"/>
+                <w:szCs w:val="24"/>
+              </w:rPr>
+              <w:t>Consolidated Periodic Billing</w:t>
+            </w:r>
+          </w:p>
+        </w:tc>
+        <w:tc>
+          <w:tcPr>
+            <w:tcW w:w="7032" w:type="dxa"/>
+            <w:shd w:val="clear" w:color="auto" w:fill="auto"/>
+            <w:vAlign w:val="center"/>
+          </w:tcPr>
+          <w:p>
+            <w:pPr>
+              <w:widowControl w:val="0"/>
+              <w:numPr>
+                <w:ilvl w:val="0"/>
+                <w:numId w:val="17"/>
+              </w:numPr>
+              <w:ind w:left="420" w:leftChars="0" w:hanging="420" w:firstLineChars="0"/>
+              <w:jc w:val="both"/>
+              <w:rPr>
+                <w:rFonts w:hint="default" w:ascii="Times New Roman" w:hAnsi="Times New Roman" w:eastAsia="SimSun" w:cs="Times New Roman"/>
+                <w:sz w:val="24"/>
+                <w:szCs w:val="24"/>
+                <w:vertAlign w:val="baseline"/>
+                <w:lang w:val="en-US"/>
+              </w:rPr>
+            </w:pPr>
+            <w:r>
+              <w:rPr>
+                <w:rFonts w:hint="default" w:ascii="Times New Roman" w:hAnsi="Times New Roman" w:eastAsia="SimSun" w:cs="Times New Roman"/>
+                <w:sz w:val="24"/>
+                <w:szCs w:val="24"/>
+              </w:rPr>
+              <w:t>Instead of generating standalone invoices per delivery, the system aggregates all completed trip data for a specific supermarket chain over a weekly or monthly cycle to produce a single consolidated billing statement.</w:t>
+            </w:r>
+          </w:p>
+        </w:tc>
+      </w:tr>
+      <w:tr>
+        <w:tblPrEx>
+          <w:tblBorders>
+            <w:top w:val="single" w:color="auto" w:sz="4" w:space="0"/>
+            <w:left w:val="single" w:color="auto" w:sz="4" w:space="0"/>
+            <w:bottom w:val="single" w:color="auto" w:sz="4" w:space="0"/>
+            <w:right w:val="single" w:color="auto" w:sz="4" w:space="0"/>
+            <w:insideH w:val="single" w:color="auto" w:sz="4" w:space="0"/>
+            <w:insideV w:val="single" w:color="auto" w:sz="4" w:space="0"/>
+          </w:tblBorders>
+          <w:tblCellMar>
+            <w:top w:w="0" w:type="dxa"/>
+            <w:left w:w="108" w:type="dxa"/>
+            <w:bottom w:w="0" w:type="dxa"/>
+            <w:right w:w="108" w:type="dxa"/>
+          </w:tblCellMar>
+        </w:tblPrEx>
+        <w:trPr>
+          <w:trHeight w:val="1463" w:hRule="atLeast"/>
+        </w:trPr>
+        <w:tc>
+          <w:tcPr>
+            <w:tcW w:w="2160" w:type="dxa"/>
+            <w:shd w:val="clear" w:color="auto" w:fill="auto"/>
+            <w:vAlign w:val="center"/>
+          </w:tcPr>
+          <w:p>
+            <w:pPr>
+              <w:widowControl w:val="0"/>
+              <w:jc w:val="left"/>
+              <w:rPr>
+                <w:rFonts w:hint="default" w:ascii="Times New Roman" w:hAnsi="Times New Roman" w:eastAsia="SimSun" w:cs="Times New Roman"/>
+                <w:sz w:val="24"/>
+                <w:szCs w:val="24"/>
+                <w:vertAlign w:val="baseline"/>
+                <w:lang w:val="en-US"/>
+              </w:rPr>
+            </w:pPr>
+            <w:r>
+              <w:rPr>
+                <w:rFonts w:hint="default" w:ascii="Times New Roman" w:hAnsi="Times New Roman" w:eastAsia="SimSun" w:cs="Times New Roman"/>
+                <w:sz w:val="24"/>
+                <w:szCs w:val="24"/>
+              </w:rPr>
+              <w:t>Dynamic Currency Conversion</w:t>
+            </w:r>
+          </w:p>
+        </w:tc>
+        <w:tc>
+          <w:tcPr>
+            <w:tcW w:w="7032" w:type="dxa"/>
+            <w:shd w:val="clear" w:color="auto" w:fill="auto"/>
+            <w:vAlign w:val="center"/>
+          </w:tcPr>
+          <w:p>
+            <w:pPr>
+              <w:widowControl w:val="0"/>
+              <w:numPr>
+                <w:ilvl w:val="0"/>
+                <w:numId w:val="18"/>
+              </w:numPr>
+              <w:ind w:left="420" w:leftChars="0" w:hanging="420" w:firstLineChars="0"/>
+              <w:jc w:val="both"/>
+              <w:rPr>
+                <w:rFonts w:hint="default" w:ascii="Times New Roman" w:hAnsi="Times New Roman" w:eastAsia="SimSun" w:cs="Times New Roman"/>
+                <w:sz w:val="24"/>
+                <w:szCs w:val="24"/>
+                <w:vertAlign w:val="baseline"/>
+                <w:lang w:val="en-US"/>
+              </w:rPr>
+            </w:pPr>
+            <w:r>
+              <w:rPr>
+                <w:rFonts w:hint="default" w:ascii="Times New Roman" w:hAnsi="Times New Roman" w:eastAsia="SimSun" w:cs="Times New Roman"/>
+                <w:sz w:val="24"/>
+                <w:szCs w:val="24"/>
+              </w:rPr>
+              <w:t>The system automatically checks active international exchange rate registries to convert and display invoice totals in multiple supported currencies for multinational enterprise clients.</w:t>
+            </w:r>
+          </w:p>
+        </w:tc>
+      </w:tr>
+    </w:tbl>
+    <w:p>
+      <w:pPr>
+        <w:rPr>
+          <w:rStyle w:val="15"/>
+          <w:rFonts w:hint="default" w:cs="Times New Roman"/>
+          <w:sz w:val="28"/>
+          <w:szCs w:val="28"/>
+          <w:lang w:val="en-US"/>
+        </w:rPr>
+      </w:pPr>
+    </w:p>
+    <w:p>
+      <w:pPr>
+        <w:rPr>
+          <w:rStyle w:val="15"/>
+          <w:rFonts w:hint="default" w:cs="Times New Roman"/>
+          <w:sz w:val="28"/>
+          <w:szCs w:val="28"/>
+          <w:lang w:val="en-US"/>
+        </w:rPr>
+      </w:pPr>
+    </w:p>
+    <w:p>
+      <w:pPr>
+        <w:rPr>
+          <w:rStyle w:val="15"/>
+          <w:rFonts w:hint="default" w:cs="Times New Roman"/>
+          <w:sz w:val="28"/>
+          <w:szCs w:val="28"/>
+          <w:lang w:val="en-US"/>
+        </w:rPr>
+      </w:pPr>
+    </w:p>
+    <w:p>
+      <w:pPr>
+        <w:rPr>
+          <w:rStyle w:val="15"/>
+          <w:rFonts w:hint="default" w:cs="Times New Roman"/>
+          <w:sz w:val="28"/>
+          <w:szCs w:val="28"/>
+          <w:lang w:val="en-US"/>
+        </w:rPr>
+      </w:pPr>
+    </w:p>
+    <w:p>
+      <w:pPr>
+        <w:rPr>
+          <w:rStyle w:val="15"/>
+          <w:rFonts w:hint="default" w:cs="Times New Roman"/>
+          <w:sz w:val="28"/>
+          <w:szCs w:val="28"/>
+          <w:lang w:val="en-US"/>
+        </w:rPr>
+      </w:pPr>
+    </w:p>
+    <w:p>
+      <w:pPr>
+        <w:rPr>
+          <w:rStyle w:val="15"/>
+          <w:rFonts w:hint="default" w:cs="Times New Roman"/>
+          <w:sz w:val="28"/>
+          <w:szCs w:val="28"/>
+          <w:lang w:val="en-US"/>
+        </w:rPr>
+      </w:pPr>
+    </w:p>
+    <w:p>
+      <w:pPr>
+        <w:rPr>
+          <w:rStyle w:val="15"/>
+          <w:rFonts w:hint="default" w:cs="Times New Roman"/>
+          <w:sz w:val="28"/>
+          <w:szCs w:val="28"/>
+          <w:lang w:val="en-US"/>
+        </w:rPr>
+      </w:pPr>
+    </w:p>
+    <w:p>
+      <w:pPr>
+        <w:rPr>
+          <w:rStyle w:val="15"/>
+          <w:rFonts w:hint="default" w:cs="Times New Roman"/>
+          <w:sz w:val="28"/>
+          <w:szCs w:val="28"/>
+          <w:lang w:val="en-US"/>
+        </w:rPr>
+      </w:pPr>
+    </w:p>
+    <w:p>
+      <w:pPr>
+        <w:rPr>
+          <w:rStyle w:val="15"/>
+          <w:rFonts w:hint="default" w:cs="Times New Roman"/>
+          <w:sz w:val="28"/>
+          <w:szCs w:val="28"/>
+          <w:lang w:val="en-US"/>
+        </w:rPr>
+      </w:pPr>
+    </w:p>
+    <w:p>
+      <w:pPr>
+        <w:pStyle w:val="3"/>
+        <w:bidi w:val="0"/>
+        <w:spacing w:line="240" w:lineRule="auto"/>
+        <w:ind w:left="400" w:leftChars="100" w:firstLine="0" w:firstLineChars="0"/>
+        <w:rPr>
+          <w:rFonts w:hint="default" w:cs="Times New Roman"/>
+          <w:lang w:val="en-US"/>
+        </w:rPr>
+      </w:pPr>
+      <w:r>
+        <w:rPr>
+          <w:rFonts w:hint="default" w:cs="Times New Roman"/>
+          <w:lang w:val="en-US"/>
+        </w:rPr>
+        <w:t>4</w:t>
+      </w:r>
+      <w:r>
+        <w:rPr>
+          <w:rFonts w:hint="default" w:ascii="Times New Roman" w:hAnsi="Times New Roman" w:cs="Times New Roman"/>
+          <w:lang w:val="en-US"/>
+        </w:rPr>
+        <w:t>.</w:t>
+      </w:r>
+      <w:r>
+        <w:rPr>
+          <w:rFonts w:hint="default" w:cs="Times New Roman"/>
+          <w:lang w:val="en-US"/>
+        </w:rPr>
+        <w:t>10</w:t>
+      </w:r>
+      <w:r>
+        <w:rPr>
+          <w:rFonts w:hint="default" w:ascii="Times New Roman" w:hAnsi="Times New Roman" w:cs="Times New Roman"/>
+          <w:lang w:val="en-US"/>
+        </w:rPr>
+        <w:t xml:space="preserve"> </w:t>
+      </w:r>
+      <w:r>
+        <w:rPr>
+          <w:rStyle w:val="15"/>
+          <w:rFonts w:hint="default" w:cs="Times New Roman"/>
+          <w:b/>
+          <w:bCs/>
+          <w:sz w:val="28"/>
+          <w:szCs w:val="28"/>
+          <w:lang w:val="en-US"/>
+        </w:rPr>
+        <w:t>Payment Reconciliation</w:t>
+      </w:r>
+    </w:p>
+    <w:tbl>
+      <w:tblPr>
+        <w:tblStyle w:val="11"/>
+        <w:tblW w:w="9192" w:type="dxa"/>
+        <w:tblInd w:w="-407" w:type="dxa"/>
+        <w:tblBorders>
+          <w:top w:val="single" w:color="auto" w:sz="4" w:space="0"/>
+          <w:left w:val="single" w:color="auto" w:sz="4" w:space="0"/>
+          <w:bottom w:val="single" w:color="auto" w:sz="4" w:space="0"/>
+          <w:right w:val="single" w:color="auto" w:sz="4" w:space="0"/>
+          <w:insideH w:val="single" w:color="auto" w:sz="4" w:space="0"/>
+          <w:insideV w:val="single" w:color="auto" w:sz="4" w:space="0"/>
+        </w:tblBorders>
+        <w:tblLayout w:type="autofit"/>
+        <w:tblCellMar>
+          <w:top w:w="0" w:type="dxa"/>
+          <w:left w:w="108" w:type="dxa"/>
+          <w:bottom w:w="0" w:type="dxa"/>
+          <w:right w:w="108" w:type="dxa"/>
+        </w:tblCellMar>
+      </w:tblPr>
+      <w:tblGrid>
+        <w:gridCol w:w="2160"/>
+        <w:gridCol w:w="7032"/>
+      </w:tblGrid>
+      <w:tr>
+        <w:tblPrEx>
+          <w:tblBorders>
+            <w:top w:val="single" w:color="auto" w:sz="4" w:space="0"/>
+            <w:left w:val="single" w:color="auto" w:sz="4" w:space="0"/>
+            <w:bottom w:val="single" w:color="auto" w:sz="4" w:space="0"/>
+            <w:right w:val="single" w:color="auto" w:sz="4" w:space="0"/>
+            <w:insideH w:val="single" w:color="auto" w:sz="4" w:space="0"/>
+            <w:insideV w:val="single" w:color="auto" w:sz="4" w:space="0"/>
+          </w:tblBorders>
+          <w:tblCellMar>
+            <w:top w:w="0" w:type="dxa"/>
+            <w:left w:w="108" w:type="dxa"/>
+            <w:bottom w:w="0" w:type="dxa"/>
+            <w:right w:w="108" w:type="dxa"/>
+          </w:tblCellMar>
+        </w:tblPrEx>
+        <w:trPr>
+          <w:trHeight w:val="585" w:hRule="atLeast"/>
+        </w:trPr>
+        <w:tc>
+          <w:tcPr>
+            <w:tcW w:w="9192" w:type="dxa"/>
+            <w:gridSpan w:val="2"/>
+            <w:shd w:val="clear" w:color="auto" w:fill="FBE6D6" w:themeFill="accent2" w:themeFillTint="32"/>
+            <w:vAlign w:val="center"/>
+          </w:tcPr>
+          <w:p>
+            <w:pPr>
+              <w:widowControl w:val="0"/>
+              <w:jc w:val="center"/>
+              <w:rPr>
+                <w:rFonts w:hint="default" w:ascii="Times New Roman" w:hAnsi="Times New Roman" w:cs="Times New Roman"/>
+                <w:vertAlign w:val="baseline"/>
+                <w:lang w:val="en-US"/>
+              </w:rPr>
+            </w:pPr>
+            <w:r>
+              <w:rPr>
+                <w:rFonts w:hint="default" w:ascii="Times New Roman" w:hAnsi="Times New Roman" w:cs="Times New Roman"/>
+                <w:sz w:val="32"/>
+                <w:szCs w:val="32"/>
+                <w:vertAlign w:val="baseline"/>
+                <w:lang w:val="en-US"/>
+              </w:rPr>
+              <w:t>Task:</w:t>
+            </w:r>
+            <w:r>
+              <w:rPr>
+                <w:rFonts w:hint="default" w:cs="Times New Roman"/>
+                <w:sz w:val="32"/>
+                <w:szCs w:val="32"/>
+                <w:vertAlign w:val="baseline"/>
+                <w:lang w:val="en-US"/>
+              </w:rPr>
+              <w:t xml:space="preserve"> Payment Reconciliation</w:t>
+            </w:r>
+          </w:p>
+        </w:tc>
+      </w:tr>
+      <w:tr>
+        <w:tblPrEx>
+          <w:tblBorders>
+            <w:top w:val="single" w:color="auto" w:sz="4" w:space="0"/>
+            <w:left w:val="single" w:color="auto" w:sz="4" w:space="0"/>
+            <w:bottom w:val="single" w:color="auto" w:sz="4" w:space="0"/>
+            <w:right w:val="single" w:color="auto" w:sz="4" w:space="0"/>
+            <w:insideH w:val="single" w:color="auto" w:sz="4" w:space="0"/>
+            <w:insideV w:val="single" w:color="auto" w:sz="4" w:space="0"/>
+          </w:tblBorders>
+          <w:tblCellMar>
+            <w:top w:w="0" w:type="dxa"/>
+            <w:left w:w="108" w:type="dxa"/>
+            <w:bottom w:w="0" w:type="dxa"/>
+            <w:right w:w="108" w:type="dxa"/>
+          </w:tblCellMar>
+        </w:tblPrEx>
+        <w:trPr>
+          <w:trHeight w:val="427" w:hRule="atLeast"/>
+        </w:trPr>
+        <w:tc>
+          <w:tcPr>
+            <w:tcW w:w="2160" w:type="dxa"/>
+            <w:shd w:val="clear" w:color="auto" w:fill="FEF2CB" w:themeFill="accent3" w:themeFillTint="32"/>
+            <w:vAlign w:val="center"/>
+          </w:tcPr>
+          <w:p>
+            <w:pPr>
+              <w:widowControl w:val="0"/>
+              <w:jc w:val="center"/>
+              <w:rPr>
+                <w:rFonts w:hint="default" w:ascii="Times New Roman" w:hAnsi="Times New Roman" w:cs="Times New Roman"/>
+                <w:sz w:val="28"/>
+                <w:szCs w:val="28"/>
+                <w:vertAlign w:val="baseline"/>
+                <w:lang w:val="en-US"/>
+              </w:rPr>
+            </w:pPr>
+            <w:r>
+              <w:rPr>
+                <w:rFonts w:hint="default" w:ascii="Times New Roman" w:hAnsi="Times New Roman" w:cs="Times New Roman"/>
+                <w:sz w:val="28"/>
+                <w:szCs w:val="28"/>
+                <w:vertAlign w:val="baseline"/>
+                <w:lang w:val="en-US"/>
+              </w:rPr>
+              <w:t>Attribute</w:t>
+            </w:r>
+          </w:p>
+        </w:tc>
+        <w:tc>
+          <w:tcPr>
+            <w:tcW w:w="7032" w:type="dxa"/>
+            <w:shd w:val="clear" w:color="auto" w:fill="D4F4F1" w:themeFill="accent5" w:themeFillTint="32"/>
+            <w:vAlign w:val="center"/>
+          </w:tcPr>
+          <w:p>
+            <w:pPr>
+              <w:widowControl w:val="0"/>
+              <w:jc w:val="center"/>
+              <w:rPr>
+                <w:rFonts w:hint="default" w:ascii="Times New Roman" w:hAnsi="Times New Roman" w:cs="Times New Roman"/>
+                <w:sz w:val="28"/>
+                <w:szCs w:val="28"/>
+                <w:vertAlign w:val="baseline"/>
+                <w:lang w:val="en-US"/>
+              </w:rPr>
+            </w:pPr>
+            <w:r>
+              <w:rPr>
+                <w:rFonts w:hint="default" w:ascii="Times New Roman" w:hAnsi="Times New Roman" w:cs="Times New Roman"/>
+                <w:sz w:val="28"/>
+                <w:szCs w:val="28"/>
+                <w:vertAlign w:val="baseline"/>
+                <w:lang w:val="en-US"/>
+              </w:rPr>
+              <w:t>Description</w:t>
+            </w:r>
+          </w:p>
+        </w:tc>
+      </w:tr>
+      <w:tr>
+        <w:tblPrEx>
+          <w:tblBorders>
+            <w:top w:val="single" w:color="auto" w:sz="4" w:space="0"/>
+            <w:left w:val="single" w:color="auto" w:sz="4" w:space="0"/>
+            <w:bottom w:val="single" w:color="auto" w:sz="4" w:space="0"/>
+            <w:right w:val="single" w:color="auto" w:sz="4" w:space="0"/>
+            <w:insideH w:val="single" w:color="auto" w:sz="4" w:space="0"/>
+            <w:insideV w:val="single" w:color="auto" w:sz="4" w:space="0"/>
+          </w:tblBorders>
+          <w:tblCellMar>
+            <w:top w:w="0" w:type="dxa"/>
+            <w:left w:w="108" w:type="dxa"/>
+            <w:bottom w:w="0" w:type="dxa"/>
+            <w:right w:w="108" w:type="dxa"/>
+          </w:tblCellMar>
+        </w:tblPrEx>
+        <w:trPr>
+          <w:trHeight w:val="1947" w:hRule="atLeast"/>
+        </w:trPr>
+        <w:tc>
+          <w:tcPr>
+            <w:tcW w:w="2160" w:type="dxa"/>
+            <w:vAlign w:val="center"/>
+          </w:tcPr>
+          <w:p>
+            <w:pPr>
+              <w:widowControl w:val="0"/>
+              <w:jc w:val="left"/>
+              <w:rPr>
+                <w:rFonts w:hint="default" w:ascii="Times New Roman" w:hAnsi="Times New Roman" w:cs="Times New Roman"/>
+                <w:sz w:val="24"/>
+                <w:szCs w:val="24"/>
+                <w:vertAlign w:val="baseline"/>
+                <w:lang w:val="en-US"/>
+              </w:rPr>
+            </w:pPr>
+            <w:r>
+              <w:rPr>
+                <w:rFonts w:hint="default" w:ascii="Times New Roman" w:hAnsi="Times New Roman" w:cs="Times New Roman"/>
+                <w:sz w:val="24"/>
+                <w:szCs w:val="24"/>
+                <w:vertAlign w:val="baseline"/>
+                <w:lang w:val="en-US"/>
+              </w:rPr>
+              <w:t>Purposes</w:t>
+            </w:r>
+          </w:p>
+        </w:tc>
+        <w:tc>
+          <w:tcPr>
+            <w:tcW w:w="7032" w:type="dxa"/>
+            <w:vAlign w:val="center"/>
+          </w:tcPr>
+          <w:p>
+            <w:pPr>
+              <w:widowControl w:val="0"/>
+              <w:numPr>
+                <w:ilvl w:val="0"/>
+                <w:numId w:val="6"/>
+              </w:numPr>
+              <w:ind w:left="420" w:leftChars="0" w:hanging="420" w:firstLineChars="0"/>
+              <w:jc w:val="both"/>
+              <w:rPr>
+                <w:rFonts w:hint="default" w:ascii="Times New Roman" w:hAnsi="Times New Roman" w:cs="Times New Roman"/>
+                <w:sz w:val="24"/>
+                <w:szCs w:val="24"/>
+                <w:vertAlign w:val="baseline"/>
+                <w:lang w:val="en-US"/>
+              </w:rPr>
+            </w:pPr>
+            <w:r>
+              <w:rPr>
+                <w:rFonts w:hint="default" w:ascii="Times New Roman" w:hAnsi="Times New Roman" w:eastAsia="SimSun" w:cs="Times New Roman"/>
+                <w:sz w:val="24"/>
+                <w:szCs w:val="24"/>
+              </w:rPr>
+              <w:t>Establish automated cross-referencing between internal billing invoices and external financial transaction logs.</w:t>
+            </w:r>
+          </w:p>
+          <w:p>
+            <w:pPr>
+              <w:widowControl w:val="0"/>
+              <w:numPr>
+                <w:ilvl w:val="0"/>
+                <w:numId w:val="6"/>
+              </w:numPr>
+              <w:ind w:left="420" w:leftChars="0" w:hanging="420" w:firstLineChars="0"/>
+              <w:jc w:val="both"/>
+              <w:rPr>
+                <w:rFonts w:hint="default" w:ascii="Times New Roman" w:hAnsi="Times New Roman" w:cs="Times New Roman"/>
+                <w:sz w:val="24"/>
+                <w:szCs w:val="24"/>
+                <w:vertAlign w:val="baseline"/>
+                <w:lang w:val="en-US"/>
+              </w:rPr>
+            </w:pPr>
+            <w:r>
+              <w:rPr>
+                <w:rFonts w:hint="default" w:ascii="Times New Roman" w:hAnsi="Times New Roman" w:eastAsia="SimSun" w:cs="Times New Roman"/>
+                <w:sz w:val="24"/>
+                <w:szCs w:val="24"/>
+              </w:rPr>
+              <w:t>Detect and flag balance discrepancies or settlement errors immediately to protect corporate revenue.</w:t>
+            </w:r>
+          </w:p>
+          <w:p>
+            <w:pPr>
+              <w:widowControl w:val="0"/>
+              <w:numPr>
+                <w:ilvl w:val="0"/>
+                <w:numId w:val="6"/>
+              </w:numPr>
+              <w:ind w:left="420" w:leftChars="0" w:hanging="420" w:firstLineChars="0"/>
+              <w:jc w:val="both"/>
+              <w:rPr>
+                <w:rFonts w:hint="default" w:ascii="Times New Roman" w:hAnsi="Times New Roman" w:cs="Times New Roman"/>
+                <w:sz w:val="24"/>
+                <w:szCs w:val="24"/>
+                <w:vertAlign w:val="baseline"/>
+                <w:lang w:val="en-US"/>
+              </w:rPr>
+            </w:pPr>
+            <w:r>
+              <w:rPr>
+                <w:rFonts w:hint="default" w:ascii="Times New Roman" w:hAnsi="Times New Roman" w:eastAsia="SimSun" w:cs="Times New Roman"/>
+                <w:sz w:val="24"/>
+                <w:szCs w:val="24"/>
+              </w:rPr>
+              <w:t>Update order accounting payment records automatically to reflect accurate operational cash flows.</w:t>
+            </w:r>
+          </w:p>
+        </w:tc>
+      </w:tr>
+      <w:tr>
+        <w:tblPrEx>
+          <w:tblBorders>
+            <w:top w:val="single" w:color="auto" w:sz="4" w:space="0"/>
+            <w:left w:val="single" w:color="auto" w:sz="4" w:space="0"/>
+            <w:bottom w:val="single" w:color="auto" w:sz="4" w:space="0"/>
+            <w:right w:val="single" w:color="auto" w:sz="4" w:space="0"/>
+            <w:insideH w:val="single" w:color="auto" w:sz="4" w:space="0"/>
+            <w:insideV w:val="single" w:color="auto" w:sz="4" w:space="0"/>
+          </w:tblBorders>
+          <w:tblCellMar>
+            <w:top w:w="0" w:type="dxa"/>
+            <w:left w:w="108" w:type="dxa"/>
+            <w:bottom w:w="0" w:type="dxa"/>
+            <w:right w:w="108" w:type="dxa"/>
+          </w:tblCellMar>
+        </w:tblPrEx>
+        <w:trPr>
+          <w:trHeight w:val="1035" w:hRule="atLeast"/>
+        </w:trPr>
+        <w:tc>
+          <w:tcPr>
+            <w:tcW w:w="2160" w:type="dxa"/>
+            <w:vAlign w:val="center"/>
+          </w:tcPr>
+          <w:p>
+            <w:pPr>
+              <w:widowControl w:val="0"/>
+              <w:jc w:val="left"/>
+              <w:rPr>
+                <w:rFonts w:hint="default" w:ascii="Times New Roman" w:hAnsi="Times New Roman" w:cs="Times New Roman"/>
+                <w:vertAlign w:val="baseline"/>
+                <w:lang w:val="en-US"/>
+              </w:rPr>
+            </w:pPr>
+            <w:r>
+              <w:rPr>
+                <w:rFonts w:hint="default" w:ascii="Times New Roman" w:hAnsi="Times New Roman" w:cs="Times New Roman"/>
+                <w:sz w:val="24"/>
+                <w:szCs w:val="24"/>
+                <w:vertAlign w:val="baseline"/>
+                <w:lang w:val="en-US"/>
+              </w:rPr>
+              <w:t>Trigger/ Precondition</w:t>
+            </w:r>
+          </w:p>
+        </w:tc>
+        <w:tc>
+          <w:tcPr>
+            <w:tcW w:w="7032" w:type="dxa"/>
+            <w:vAlign w:val="center"/>
+          </w:tcPr>
+          <w:p>
+            <w:pPr>
+              <w:widowControl w:val="0"/>
+              <w:numPr>
+                <w:ilvl w:val="0"/>
+                <w:numId w:val="6"/>
+              </w:numPr>
+              <w:ind w:left="420" w:leftChars="0" w:hanging="420" w:firstLineChars="0"/>
+              <w:jc w:val="both"/>
+              <w:rPr>
+                <w:rFonts w:hint="default" w:ascii="Times New Roman" w:hAnsi="Times New Roman" w:cs="Times New Roman"/>
+                <w:sz w:val="24"/>
+                <w:szCs w:val="24"/>
+                <w:vertAlign w:val="baseline"/>
+              </w:rPr>
+            </w:pPr>
+            <w:r>
+              <w:rPr>
+                <w:rFonts w:hint="default" w:ascii="Times New Roman" w:hAnsi="Times New Roman" w:eastAsia="SimSun" w:cs="Times New Roman"/>
+                <w:sz w:val="24"/>
+                <w:szCs w:val="24"/>
+              </w:rPr>
+              <w:t>External bank statements or transaction files are uploaded into the platform, a scheduled reconciliation batch cycle triggers, or an accountant initiates a manual audit review.</w:t>
+            </w:r>
+          </w:p>
+        </w:tc>
+      </w:tr>
+      <w:tr>
+        <w:tblPrEx>
+          <w:tblBorders>
+            <w:top w:val="single" w:color="auto" w:sz="4" w:space="0"/>
+            <w:left w:val="single" w:color="auto" w:sz="4" w:space="0"/>
+            <w:bottom w:val="single" w:color="auto" w:sz="4" w:space="0"/>
+            <w:right w:val="single" w:color="auto" w:sz="4" w:space="0"/>
+            <w:insideH w:val="single" w:color="auto" w:sz="4" w:space="0"/>
+            <w:insideV w:val="single" w:color="auto" w:sz="4" w:space="0"/>
+          </w:tblBorders>
+          <w:tblCellMar>
+            <w:top w:w="0" w:type="dxa"/>
+            <w:left w:w="108" w:type="dxa"/>
+            <w:bottom w:w="0" w:type="dxa"/>
+            <w:right w:w="108" w:type="dxa"/>
+          </w:tblCellMar>
+        </w:tblPrEx>
+        <w:trPr>
+          <w:trHeight w:val="709" w:hRule="atLeast"/>
+        </w:trPr>
+        <w:tc>
+          <w:tcPr>
+            <w:tcW w:w="2160" w:type="dxa"/>
+            <w:vAlign w:val="center"/>
+          </w:tcPr>
+          <w:p>
+            <w:pPr>
+              <w:widowControl w:val="0"/>
+              <w:jc w:val="left"/>
+              <w:rPr>
+                <w:rFonts w:hint="default" w:ascii="Times New Roman" w:hAnsi="Times New Roman" w:cs="Times New Roman"/>
+                <w:sz w:val="24"/>
+                <w:szCs w:val="24"/>
+                <w:vertAlign w:val="baseline"/>
+                <w:lang w:val="en-US"/>
+              </w:rPr>
+            </w:pPr>
+            <w:r>
+              <w:rPr>
+                <w:rFonts w:hint="default" w:ascii="Times New Roman" w:hAnsi="Times New Roman" w:cs="Times New Roman"/>
+                <w:sz w:val="24"/>
+                <w:szCs w:val="24"/>
+                <w:vertAlign w:val="baseline"/>
+                <w:lang w:val="en-US"/>
+              </w:rPr>
+              <w:t>Frequency</w:t>
+            </w:r>
+          </w:p>
+        </w:tc>
+        <w:tc>
+          <w:tcPr>
+            <w:tcW w:w="7032" w:type="dxa"/>
+            <w:vAlign w:val="center"/>
+          </w:tcPr>
+          <w:p>
+            <w:pPr>
+              <w:widowControl w:val="0"/>
+              <w:numPr>
+                <w:ilvl w:val="0"/>
+                <w:numId w:val="7"/>
+              </w:numPr>
+              <w:ind w:left="420" w:leftChars="0" w:hanging="420" w:firstLineChars="0"/>
+              <w:jc w:val="both"/>
+              <w:rPr>
+                <w:rFonts w:hint="default" w:ascii="Times New Roman" w:hAnsi="Times New Roman" w:cs="Times New Roman"/>
+                <w:sz w:val="24"/>
+                <w:szCs w:val="24"/>
+                <w:vertAlign w:val="baseline"/>
+              </w:rPr>
+            </w:pPr>
+            <w:r>
+              <w:rPr>
+                <w:rFonts w:hint="default" w:ascii="Times New Roman" w:hAnsi="Times New Roman" w:eastAsia="SimSun" w:cs="Times New Roman"/>
+                <w:sz w:val="24"/>
+                <w:szCs w:val="24"/>
+              </w:rPr>
+              <w:t>Periodic to continuous, typically executing automatically at the end of each business day or weekly operational cycle.</w:t>
+            </w:r>
+          </w:p>
+        </w:tc>
+      </w:tr>
+      <w:tr>
+        <w:tblPrEx>
+          <w:tblBorders>
+            <w:top w:val="single" w:color="auto" w:sz="4" w:space="0"/>
+            <w:left w:val="single" w:color="auto" w:sz="4" w:space="0"/>
+            <w:bottom w:val="single" w:color="auto" w:sz="4" w:space="0"/>
+            <w:right w:val="single" w:color="auto" w:sz="4" w:space="0"/>
+            <w:insideH w:val="single" w:color="auto" w:sz="4" w:space="0"/>
+            <w:insideV w:val="single" w:color="auto" w:sz="4" w:space="0"/>
+          </w:tblBorders>
+          <w:tblCellMar>
+            <w:top w:w="0" w:type="dxa"/>
+            <w:left w:w="108" w:type="dxa"/>
+            <w:bottom w:w="0" w:type="dxa"/>
+            <w:right w:w="108" w:type="dxa"/>
+          </w:tblCellMar>
+        </w:tblPrEx>
+        <w:trPr>
+          <w:trHeight w:val="1049" w:hRule="atLeast"/>
+        </w:trPr>
+        <w:tc>
+          <w:tcPr>
+            <w:tcW w:w="2160" w:type="dxa"/>
+            <w:vAlign w:val="center"/>
+          </w:tcPr>
+          <w:p>
+            <w:pPr>
+              <w:widowControl w:val="0"/>
+              <w:jc w:val="left"/>
+              <w:rPr>
+                <w:rFonts w:hint="default" w:ascii="Times New Roman" w:hAnsi="Times New Roman" w:cs="Times New Roman"/>
+                <w:sz w:val="24"/>
+                <w:szCs w:val="24"/>
+                <w:vertAlign w:val="baseline"/>
+                <w:lang w:val="en-US"/>
+              </w:rPr>
+            </w:pPr>
+            <w:r>
+              <w:rPr>
+                <w:rFonts w:hint="default" w:ascii="Times New Roman" w:hAnsi="Times New Roman" w:cs="Times New Roman"/>
+                <w:sz w:val="24"/>
+                <w:szCs w:val="24"/>
+                <w:vertAlign w:val="baseline"/>
+                <w:lang w:val="en-US"/>
+              </w:rPr>
+              <w:t>Critical</w:t>
+            </w:r>
+          </w:p>
+        </w:tc>
+        <w:tc>
+          <w:tcPr>
+            <w:tcW w:w="7032" w:type="dxa"/>
+            <w:vAlign w:val="center"/>
+          </w:tcPr>
+          <w:p>
+            <w:pPr>
+              <w:widowControl w:val="0"/>
+              <w:numPr>
+                <w:ilvl w:val="0"/>
+                <w:numId w:val="12"/>
+              </w:numPr>
+              <w:ind w:left="420" w:leftChars="0" w:hanging="420" w:firstLineChars="0"/>
+              <w:jc w:val="both"/>
+              <w:rPr>
+                <w:rFonts w:hint="default" w:ascii="Times New Roman" w:hAnsi="Times New Roman" w:cs="Times New Roman"/>
+                <w:sz w:val="24"/>
+                <w:szCs w:val="24"/>
+                <w:vertAlign w:val="baseline"/>
+              </w:rPr>
+            </w:pPr>
+            <w:r>
+              <w:rPr>
+                <w:rFonts w:hint="default" w:ascii="Times New Roman" w:hAnsi="Times New Roman" w:eastAsia="SimSun" w:cs="Times New Roman"/>
+                <w:sz w:val="24"/>
+                <w:szCs w:val="24"/>
+              </w:rPr>
+              <w:t>Highly critical to eliminate manual financial auditing mistakes, prevent cash leakage, and provide clean financial statement tracking for enterprise auditing.</w:t>
+            </w:r>
+          </w:p>
+        </w:tc>
+      </w:tr>
+      <w:tr>
+        <w:tblPrEx>
+          <w:tblBorders>
+            <w:top w:val="single" w:color="auto" w:sz="4" w:space="0"/>
+            <w:left w:val="single" w:color="auto" w:sz="4" w:space="0"/>
+            <w:bottom w:val="single" w:color="auto" w:sz="4" w:space="0"/>
+            <w:right w:val="single" w:color="auto" w:sz="4" w:space="0"/>
+            <w:insideH w:val="single" w:color="auto" w:sz="4" w:space="0"/>
+            <w:insideV w:val="single" w:color="auto" w:sz="4" w:space="0"/>
+          </w:tblBorders>
+          <w:tblCellMar>
+            <w:top w:w="0" w:type="dxa"/>
+            <w:left w:w="108" w:type="dxa"/>
+            <w:bottom w:w="0" w:type="dxa"/>
+            <w:right w:w="108" w:type="dxa"/>
+          </w:tblCellMar>
+        </w:tblPrEx>
+        <w:trPr>
+          <w:trHeight w:val="711" w:hRule="atLeast"/>
+        </w:trPr>
+        <w:tc>
+          <w:tcPr>
+            <w:tcW w:w="2160" w:type="dxa"/>
+            <w:vAlign w:val="center"/>
+          </w:tcPr>
+          <w:p>
+            <w:pPr>
+              <w:widowControl w:val="0"/>
+              <w:jc w:val="left"/>
+              <w:rPr>
+                <w:rFonts w:hint="default" w:ascii="Times New Roman" w:hAnsi="Times New Roman" w:cs="Times New Roman"/>
+                <w:sz w:val="24"/>
+                <w:szCs w:val="24"/>
+                <w:vertAlign w:val="baseline"/>
+                <w:lang w:val="en-US"/>
+              </w:rPr>
+            </w:pPr>
+            <w:r>
+              <w:rPr>
+                <w:rFonts w:hint="default" w:ascii="Times New Roman" w:hAnsi="Times New Roman" w:cs="Times New Roman"/>
+                <w:sz w:val="24"/>
+                <w:szCs w:val="24"/>
+                <w:vertAlign w:val="baseline"/>
+                <w:lang w:val="en-US"/>
+              </w:rPr>
+              <w:t>Work Area</w:t>
+            </w:r>
+          </w:p>
+        </w:tc>
+        <w:tc>
+          <w:tcPr>
+            <w:tcW w:w="7032" w:type="dxa"/>
+            <w:vAlign w:val="center"/>
+          </w:tcPr>
+          <w:p>
+            <w:pPr>
+              <w:widowControl w:val="0"/>
+              <w:numPr>
+                <w:ilvl w:val="0"/>
+                <w:numId w:val="8"/>
+              </w:numPr>
+              <w:ind w:left="420" w:leftChars="0" w:hanging="420" w:firstLineChars="0"/>
+              <w:jc w:val="both"/>
+              <w:rPr>
+                <w:rFonts w:hint="default" w:ascii="Times New Roman" w:hAnsi="Times New Roman" w:cs="Times New Roman"/>
+                <w:sz w:val="24"/>
+                <w:szCs w:val="24"/>
+                <w:vertAlign w:val="baseline"/>
+              </w:rPr>
+            </w:pPr>
+            <w:r>
+              <w:rPr>
+                <w:rFonts w:hint="default" w:ascii="Times New Roman" w:hAnsi="Times New Roman" w:eastAsia="SimSun" w:cs="Times New Roman"/>
+                <w:sz w:val="24"/>
+                <w:szCs w:val="24"/>
+              </w:rPr>
+              <w:t>Accountant Audit Dashboard / Financial Management Center</w:t>
+            </w:r>
+          </w:p>
+        </w:tc>
+      </w:tr>
+      <w:tr>
+        <w:tblPrEx>
+          <w:tblBorders>
+            <w:top w:val="single" w:color="auto" w:sz="4" w:space="0"/>
+            <w:left w:val="single" w:color="auto" w:sz="4" w:space="0"/>
+            <w:bottom w:val="single" w:color="auto" w:sz="4" w:space="0"/>
+            <w:right w:val="single" w:color="auto" w:sz="4" w:space="0"/>
+            <w:insideH w:val="single" w:color="auto" w:sz="4" w:space="0"/>
+            <w:insideV w:val="single" w:color="auto" w:sz="4" w:space="0"/>
+          </w:tblBorders>
+          <w:tblCellMar>
+            <w:top w:w="0" w:type="dxa"/>
+            <w:left w:w="108" w:type="dxa"/>
+            <w:bottom w:w="0" w:type="dxa"/>
+            <w:right w:w="108" w:type="dxa"/>
+          </w:tblCellMar>
+        </w:tblPrEx>
+        <w:trPr>
+          <w:trHeight w:val="525" w:hRule="atLeast"/>
+        </w:trPr>
+        <w:tc>
+          <w:tcPr>
+            <w:tcW w:w="2160" w:type="dxa"/>
+            <w:shd w:val="clear" w:color="auto" w:fill="FEF2CB" w:themeFill="accent3" w:themeFillTint="32"/>
+            <w:vAlign w:val="center"/>
+          </w:tcPr>
+          <w:p>
+            <w:pPr>
+              <w:widowControl w:val="0"/>
+              <w:jc w:val="center"/>
+              <w:rPr>
+                <w:rFonts w:hint="default" w:ascii="Times New Roman" w:hAnsi="Times New Roman" w:cs="Times New Roman"/>
+                <w:sz w:val="28"/>
+                <w:szCs w:val="28"/>
+                <w:vertAlign w:val="baseline"/>
+                <w:lang w:val="en-US"/>
+              </w:rPr>
+            </w:pPr>
+            <w:r>
+              <w:rPr>
+                <w:rFonts w:hint="default" w:ascii="Times New Roman" w:hAnsi="Times New Roman" w:cs="Times New Roman"/>
+                <w:sz w:val="28"/>
+                <w:szCs w:val="28"/>
+                <w:vertAlign w:val="baseline"/>
+                <w:lang w:val="en-US"/>
+              </w:rPr>
+              <w:t>Sub-Tasks</w:t>
+            </w:r>
+          </w:p>
+        </w:tc>
+        <w:tc>
+          <w:tcPr>
+            <w:tcW w:w="7032" w:type="dxa"/>
+            <w:shd w:val="clear" w:color="auto" w:fill="D4F4F1" w:themeFill="accent5" w:themeFillTint="32"/>
+            <w:vAlign w:val="center"/>
+          </w:tcPr>
+          <w:p>
+            <w:pPr>
+              <w:widowControl w:val="0"/>
+              <w:jc w:val="center"/>
+              <w:rPr>
+                <w:rFonts w:hint="default" w:ascii="Times New Roman" w:hAnsi="Times New Roman" w:cs="Times New Roman"/>
+                <w:sz w:val="28"/>
+                <w:szCs w:val="28"/>
+                <w:vertAlign w:val="baseline"/>
+                <w:lang w:val="en-US"/>
+              </w:rPr>
+            </w:pPr>
+            <w:r>
+              <w:rPr>
+                <w:rFonts w:hint="default" w:ascii="Times New Roman" w:hAnsi="Times New Roman" w:cs="Times New Roman"/>
+                <w:sz w:val="28"/>
+                <w:szCs w:val="28"/>
+                <w:vertAlign w:val="baseline"/>
+                <w:lang w:val="en-US"/>
+              </w:rPr>
+              <w:t>Example Solution (Funtional Requirement)</w:t>
+            </w:r>
+          </w:p>
+        </w:tc>
+      </w:tr>
+      <w:tr>
+        <w:tblPrEx>
+          <w:tblBorders>
+            <w:top w:val="single" w:color="auto" w:sz="4" w:space="0"/>
+            <w:left w:val="single" w:color="auto" w:sz="4" w:space="0"/>
+            <w:bottom w:val="single" w:color="auto" w:sz="4" w:space="0"/>
+            <w:right w:val="single" w:color="auto" w:sz="4" w:space="0"/>
+            <w:insideH w:val="single" w:color="auto" w:sz="4" w:space="0"/>
+            <w:insideV w:val="single" w:color="auto" w:sz="4" w:space="0"/>
+          </w:tblBorders>
+          <w:tblCellMar>
+            <w:top w:w="0" w:type="dxa"/>
+            <w:left w:w="108" w:type="dxa"/>
+            <w:bottom w:w="0" w:type="dxa"/>
+            <w:right w:w="108" w:type="dxa"/>
+          </w:tblCellMar>
+        </w:tblPrEx>
+        <w:trPr>
+          <w:trHeight w:val="1813" w:hRule="atLeast"/>
+        </w:trPr>
+        <w:tc>
+          <w:tcPr>
+            <w:tcW w:w="2160" w:type="dxa"/>
+            <w:shd w:val="clear" w:color="auto" w:fill="auto"/>
+            <w:vAlign w:val="center"/>
+          </w:tcPr>
+          <w:p>
+            <w:pPr>
+              <w:widowControl w:val="0"/>
+              <w:jc w:val="left"/>
+              <w:rPr>
+                <w:rFonts w:hint="default" w:ascii="Times New Roman" w:hAnsi="Times New Roman" w:cs="Times New Roman"/>
+                <w:sz w:val="28"/>
+                <w:szCs w:val="28"/>
+                <w:vertAlign w:val="baseline"/>
+                <w:lang w:val="en-US"/>
+              </w:rPr>
+            </w:pPr>
+            <w:r>
+              <w:rPr>
+                <w:rFonts w:hint="default" w:ascii="Times New Roman" w:hAnsi="Times New Roman" w:eastAsia="SimSun" w:cs="Times New Roman"/>
+                <w:sz w:val="24"/>
+                <w:szCs w:val="24"/>
+              </w:rPr>
+              <w:t>Ingest Transaction Logs</w:t>
+            </w:r>
+          </w:p>
+        </w:tc>
+        <w:tc>
+          <w:tcPr>
+            <w:tcW w:w="7032" w:type="dxa"/>
+            <w:shd w:val="clear" w:color="auto" w:fill="auto"/>
+            <w:vAlign w:val="center"/>
+          </w:tcPr>
+          <w:p>
+            <w:pPr>
+              <w:widowControl w:val="0"/>
+              <w:numPr>
+                <w:ilvl w:val="0"/>
+                <w:numId w:val="13"/>
+              </w:numPr>
+              <w:ind w:left="420" w:leftChars="0" w:hanging="420" w:firstLineChars="0"/>
+              <w:jc w:val="both"/>
+              <w:rPr>
+                <w:rFonts w:hint="default" w:ascii="Times New Roman" w:hAnsi="Times New Roman" w:eastAsia="SimSun" w:cs="Times New Roman"/>
+                <w:sz w:val="24"/>
+                <w:szCs w:val="24"/>
+              </w:rPr>
+            </w:pPr>
+            <w:r>
+              <w:rPr>
+                <w:rFonts w:hint="default" w:ascii="Times New Roman" w:hAnsi="Times New Roman" w:eastAsia="SimSun" w:cs="Times New Roman"/>
+                <w:sz w:val="24"/>
+                <w:szCs w:val="24"/>
+              </w:rPr>
+              <w:t>Provide secure data channels to import electronic payment statements and digital banking files containing transaction dates, payment references, and values.</w:t>
+            </w:r>
+          </w:p>
+          <w:p>
+            <w:pPr>
+              <w:widowControl w:val="0"/>
+              <w:numPr>
+                <w:ilvl w:val="0"/>
+                <w:numId w:val="13"/>
+              </w:numPr>
+              <w:ind w:left="420" w:leftChars="0" w:hanging="420" w:firstLineChars="0"/>
+              <w:jc w:val="both"/>
+              <w:rPr>
+                <w:rFonts w:hint="default" w:ascii="Times New Roman" w:hAnsi="Times New Roman" w:eastAsia="SimSun" w:cs="Times New Roman"/>
+                <w:sz w:val="24"/>
+                <w:szCs w:val="24"/>
+                <w:lang w:val="en-US"/>
+              </w:rPr>
+            </w:pPr>
+            <w:r>
+              <w:rPr>
+                <w:rFonts w:hint="default" w:ascii="Times New Roman" w:hAnsi="Times New Roman" w:eastAsia="SimSun" w:cs="Times New Roman"/>
+                <w:sz w:val="24"/>
+                <w:szCs w:val="24"/>
+              </w:rPr>
+              <w:t>Parse incoming financial records automatically to extract data fields while keeping secure encryption controls active.</w:t>
+            </w:r>
+          </w:p>
+        </w:tc>
+      </w:tr>
+      <w:tr>
+        <w:tblPrEx>
+          <w:tblBorders>
+            <w:top w:val="single" w:color="auto" w:sz="4" w:space="0"/>
+            <w:left w:val="single" w:color="auto" w:sz="4" w:space="0"/>
+            <w:bottom w:val="single" w:color="auto" w:sz="4" w:space="0"/>
+            <w:right w:val="single" w:color="auto" w:sz="4" w:space="0"/>
+            <w:insideH w:val="single" w:color="auto" w:sz="4" w:space="0"/>
+            <w:insideV w:val="single" w:color="auto" w:sz="4" w:space="0"/>
+          </w:tblBorders>
+          <w:tblCellMar>
+            <w:top w:w="0" w:type="dxa"/>
+            <w:left w:w="108" w:type="dxa"/>
+            <w:bottom w:w="0" w:type="dxa"/>
+            <w:right w:w="108" w:type="dxa"/>
+          </w:tblCellMar>
+        </w:tblPrEx>
+        <w:trPr>
+          <w:trHeight w:val="1825" w:hRule="atLeast"/>
+        </w:trPr>
+        <w:tc>
+          <w:tcPr>
+            <w:tcW w:w="2160" w:type="dxa"/>
+            <w:shd w:val="clear" w:color="auto" w:fill="auto"/>
+            <w:vAlign w:val="center"/>
+          </w:tcPr>
+          <w:p>
+            <w:pPr>
+              <w:widowControl w:val="0"/>
+              <w:jc w:val="left"/>
+              <w:rPr>
+                <w:rFonts w:hint="default" w:ascii="Times New Roman" w:hAnsi="Times New Roman" w:cs="Times New Roman"/>
+                <w:sz w:val="28"/>
+                <w:szCs w:val="28"/>
+                <w:vertAlign w:val="baseline"/>
+                <w:lang w:val="en-US"/>
+              </w:rPr>
+            </w:pPr>
+            <w:r>
+              <w:rPr>
+                <w:rFonts w:hint="default" w:ascii="Times New Roman" w:hAnsi="Times New Roman" w:eastAsia="SimSun" w:cs="Times New Roman"/>
+                <w:sz w:val="24"/>
+                <w:szCs w:val="24"/>
+              </w:rPr>
+              <w:t>Execute Matching Rules</w:t>
+            </w:r>
+          </w:p>
+        </w:tc>
+        <w:tc>
+          <w:tcPr>
+            <w:tcW w:w="7032" w:type="dxa"/>
+            <w:shd w:val="clear" w:color="auto" w:fill="auto"/>
+            <w:vAlign w:val="center"/>
+          </w:tcPr>
+          <w:p>
+            <w:pPr>
+              <w:widowControl w:val="0"/>
+              <w:numPr>
+                <w:ilvl w:val="0"/>
+                <w:numId w:val="14"/>
+              </w:numPr>
+              <w:tabs>
+                <w:tab w:val="clear" w:pos="420"/>
+              </w:tabs>
+              <w:ind w:left="420" w:leftChars="0" w:hanging="420" w:firstLineChars="0"/>
+              <w:jc w:val="both"/>
+              <w:rPr>
+                <w:rFonts w:hint="default" w:ascii="Times New Roman" w:hAnsi="Times New Roman" w:eastAsia="SimSun" w:cs="Times New Roman"/>
+                <w:sz w:val="24"/>
+                <w:szCs w:val="24"/>
+                <w:lang w:val="en-US"/>
+              </w:rPr>
+            </w:pPr>
+            <w:r>
+              <w:rPr>
+                <w:rFonts w:hint="default" w:ascii="Times New Roman" w:hAnsi="Times New Roman" w:eastAsia="SimSun" w:cs="Times New Roman"/>
+                <w:sz w:val="24"/>
+                <w:szCs w:val="24"/>
+              </w:rPr>
+              <w:t>Run internal matching heuristics to compare statement transactions against outstanding electronic invoices using unique order codes and billing total values.Automatically change the invoice payment profile state to Settled the moment a perfect financial data match is confirmed by the system.</w:t>
+            </w:r>
+          </w:p>
+        </w:tc>
+      </w:tr>
+      <w:tr>
+        <w:tblPrEx>
+          <w:tblBorders>
+            <w:top w:val="single" w:color="auto" w:sz="4" w:space="0"/>
+            <w:left w:val="single" w:color="auto" w:sz="4" w:space="0"/>
+            <w:bottom w:val="single" w:color="auto" w:sz="4" w:space="0"/>
+            <w:right w:val="single" w:color="auto" w:sz="4" w:space="0"/>
+            <w:insideH w:val="single" w:color="auto" w:sz="4" w:space="0"/>
+            <w:insideV w:val="single" w:color="auto" w:sz="4" w:space="0"/>
+          </w:tblBorders>
+          <w:tblCellMar>
+            <w:top w:w="0" w:type="dxa"/>
+            <w:left w:w="108" w:type="dxa"/>
+            <w:bottom w:w="0" w:type="dxa"/>
+            <w:right w:w="108" w:type="dxa"/>
+          </w:tblCellMar>
+        </w:tblPrEx>
+        <w:trPr>
+          <w:trHeight w:val="1909" w:hRule="atLeast"/>
+        </w:trPr>
+        <w:tc>
+          <w:tcPr>
+            <w:tcW w:w="2160" w:type="dxa"/>
+            <w:shd w:val="clear" w:color="auto" w:fill="auto"/>
+            <w:vAlign w:val="center"/>
+          </w:tcPr>
+          <w:p>
+            <w:pPr>
+              <w:widowControl w:val="0"/>
+              <w:jc w:val="left"/>
+              <w:rPr>
+                <w:rFonts w:hint="default" w:ascii="Times New Roman" w:hAnsi="Times New Roman" w:cs="Times New Roman"/>
+                <w:sz w:val="24"/>
+                <w:szCs w:val="24"/>
+                <w:vertAlign w:val="baseline"/>
+                <w:lang w:val="en-US"/>
+              </w:rPr>
+            </w:pPr>
+            <w:r>
+              <w:rPr>
+                <w:rFonts w:hint="default" w:ascii="Times New Roman" w:hAnsi="Times New Roman" w:eastAsia="SimSun" w:cs="Times New Roman"/>
+                <w:sz w:val="24"/>
+                <w:szCs w:val="24"/>
+              </w:rPr>
+              <w:t>Flag Discrepancies</w:t>
+            </w:r>
+          </w:p>
+        </w:tc>
+        <w:tc>
+          <w:tcPr>
+            <w:tcW w:w="7032" w:type="dxa"/>
+            <w:shd w:val="clear" w:color="auto" w:fill="auto"/>
+            <w:vAlign w:val="center"/>
+          </w:tcPr>
+          <w:p>
+            <w:pPr>
+              <w:widowControl w:val="0"/>
+              <w:numPr>
+                <w:ilvl w:val="0"/>
+                <w:numId w:val="15"/>
+              </w:numPr>
+              <w:tabs>
+                <w:tab w:val="clear" w:pos="420"/>
+              </w:tabs>
+              <w:ind w:left="420" w:leftChars="0" w:hanging="420" w:firstLineChars="0"/>
+              <w:jc w:val="both"/>
+              <w:rPr>
+                <w:rFonts w:hint="default" w:ascii="Times New Roman" w:hAnsi="Times New Roman" w:eastAsia="SimSun" w:cs="Times New Roman"/>
+                <w:sz w:val="24"/>
+                <w:szCs w:val="24"/>
+              </w:rPr>
+            </w:pPr>
+            <w:r>
+              <w:rPr>
+                <w:rFonts w:hint="default" w:ascii="Times New Roman" w:hAnsi="Times New Roman" w:eastAsia="SimSun" w:cs="Times New Roman"/>
+                <w:sz w:val="24"/>
+                <w:szCs w:val="24"/>
+              </w:rPr>
+              <w:t>Automatically filter and redirect unmatched records, partial payments, or overpaid invoices into a dedicated system exception queue for administrative review.</w:t>
+            </w:r>
+          </w:p>
+          <w:p>
+            <w:pPr>
+              <w:widowControl w:val="0"/>
+              <w:numPr>
+                <w:ilvl w:val="0"/>
+                <w:numId w:val="15"/>
+              </w:numPr>
+              <w:tabs>
+                <w:tab w:val="clear" w:pos="420"/>
+              </w:tabs>
+              <w:ind w:left="420" w:leftChars="0" w:hanging="420" w:firstLineChars="0"/>
+              <w:jc w:val="both"/>
+              <w:rPr>
+                <w:rFonts w:hint="default" w:ascii="Times New Roman" w:hAnsi="Times New Roman" w:eastAsia="SimSun" w:cs="Times New Roman"/>
+                <w:sz w:val="24"/>
+                <w:szCs w:val="24"/>
+              </w:rPr>
+            </w:pPr>
+            <w:r>
+              <w:rPr>
+                <w:rFonts w:hint="default" w:ascii="Times New Roman" w:hAnsi="Times New Roman" w:eastAsia="SimSun" w:cs="Times New Roman"/>
+                <w:sz w:val="24"/>
+                <w:szCs w:val="24"/>
+              </w:rPr>
+              <w:t>Highlight flagged discrepancies on the accountant dashboard with high-priority visual markers alongside calculated deficit amounts.</w:t>
+            </w:r>
+          </w:p>
+        </w:tc>
+      </w:tr>
+      <w:tr>
+        <w:tblPrEx>
+          <w:tblBorders>
+            <w:top w:val="single" w:color="auto" w:sz="4" w:space="0"/>
+            <w:left w:val="single" w:color="auto" w:sz="4" w:space="0"/>
+            <w:bottom w:val="single" w:color="auto" w:sz="4" w:space="0"/>
+            <w:right w:val="single" w:color="auto" w:sz="4" w:space="0"/>
+            <w:insideH w:val="single" w:color="auto" w:sz="4" w:space="0"/>
+            <w:insideV w:val="single" w:color="auto" w:sz="4" w:space="0"/>
+          </w:tblBorders>
+          <w:tblCellMar>
+            <w:top w:w="0" w:type="dxa"/>
+            <w:left w:w="108" w:type="dxa"/>
+            <w:bottom w:w="0" w:type="dxa"/>
+            <w:right w:w="108" w:type="dxa"/>
+          </w:tblCellMar>
+        </w:tblPrEx>
+        <w:trPr>
+          <w:trHeight w:val="2055" w:hRule="atLeast"/>
+        </w:trPr>
+        <w:tc>
+          <w:tcPr>
+            <w:tcW w:w="2160" w:type="dxa"/>
+            <w:shd w:val="clear" w:color="auto" w:fill="auto"/>
+            <w:vAlign w:val="center"/>
+          </w:tcPr>
+          <w:p>
+            <w:pPr>
+              <w:widowControl w:val="0"/>
+              <w:jc w:val="left"/>
+              <w:rPr>
+                <w:rFonts w:hint="default" w:ascii="Times New Roman" w:hAnsi="Times New Roman" w:cs="Times New Roman"/>
+                <w:sz w:val="24"/>
+                <w:szCs w:val="24"/>
+                <w:vertAlign w:val="baseline"/>
+                <w:lang w:val="en-US"/>
+              </w:rPr>
+            </w:pPr>
+            <w:r>
+              <w:rPr>
+                <w:rFonts w:hint="default" w:ascii="Times New Roman" w:hAnsi="Times New Roman" w:eastAsia="SimSun" w:cs="Times New Roman"/>
+                <w:sz w:val="24"/>
+                <w:szCs w:val="24"/>
+              </w:rPr>
+              <w:t>Generate Audit Summaries</w:t>
+            </w:r>
+          </w:p>
+        </w:tc>
+        <w:tc>
+          <w:tcPr>
+            <w:tcW w:w="7032" w:type="dxa"/>
+            <w:shd w:val="clear" w:color="auto" w:fill="auto"/>
+            <w:vAlign w:val="center"/>
+          </w:tcPr>
+          <w:p>
+            <w:pPr>
+              <w:widowControl w:val="0"/>
+              <w:numPr>
+                <w:ilvl w:val="0"/>
+                <w:numId w:val="16"/>
+              </w:numPr>
+              <w:tabs>
+                <w:tab w:val="clear" w:pos="420"/>
+              </w:tabs>
+              <w:ind w:left="420" w:leftChars="0" w:hanging="420" w:firstLineChars="0"/>
+              <w:jc w:val="both"/>
+              <w:rPr>
+                <w:rFonts w:hint="default" w:ascii="Times New Roman" w:hAnsi="Times New Roman" w:eastAsia="SimSun" w:cs="Times New Roman"/>
+                <w:sz w:val="24"/>
+                <w:szCs w:val="24"/>
+              </w:rPr>
+            </w:pPr>
+            <w:r>
+              <w:rPr>
+                <w:rFonts w:hint="default" w:ascii="Times New Roman" w:hAnsi="Times New Roman" w:eastAsia="SimSun" w:cs="Times New Roman"/>
+                <w:sz w:val="24"/>
+                <w:szCs w:val="24"/>
+              </w:rPr>
+              <w:t>Compile comprehensive daily reconciliation reports detailing total invoice totals, confirmed deposits, remaining outstanding balances, and active dispute metrics.</w:t>
+            </w:r>
+          </w:p>
+          <w:p>
+            <w:pPr>
+              <w:widowControl w:val="0"/>
+              <w:numPr>
+                <w:ilvl w:val="0"/>
+                <w:numId w:val="16"/>
+              </w:numPr>
+              <w:tabs>
+                <w:tab w:val="clear" w:pos="420"/>
+              </w:tabs>
+              <w:ind w:left="420" w:leftChars="0" w:hanging="420" w:firstLineChars="0"/>
+              <w:jc w:val="both"/>
+              <w:rPr>
+                <w:rFonts w:hint="default" w:ascii="Times New Roman" w:hAnsi="Times New Roman" w:eastAsia="SimSun" w:cs="Times New Roman"/>
+                <w:sz w:val="24"/>
+                <w:szCs w:val="24"/>
+              </w:rPr>
+            </w:pPr>
+            <w:r>
+              <w:rPr>
+                <w:rFonts w:hint="default" w:ascii="Times New Roman" w:hAnsi="Times New Roman" w:eastAsia="SimSun" w:cs="Times New Roman"/>
+                <w:sz w:val="24"/>
+                <w:szCs w:val="24"/>
+              </w:rPr>
+              <w:t>Export financial reconciliation summaries into standardized unalterable data files to assist with corporate tax or internal accounting compliance.</w:t>
+            </w:r>
+          </w:p>
+        </w:tc>
+      </w:tr>
+      <w:tr>
+        <w:tblPrEx>
+          <w:tblBorders>
+            <w:top w:val="single" w:color="auto" w:sz="4" w:space="0"/>
+            <w:left w:val="single" w:color="auto" w:sz="4" w:space="0"/>
+            <w:bottom w:val="single" w:color="auto" w:sz="4" w:space="0"/>
+            <w:right w:val="single" w:color="auto" w:sz="4" w:space="0"/>
+            <w:insideH w:val="single" w:color="auto" w:sz="4" w:space="0"/>
+            <w:insideV w:val="single" w:color="auto" w:sz="4" w:space="0"/>
+          </w:tblBorders>
+          <w:tblCellMar>
+            <w:top w:w="0" w:type="dxa"/>
+            <w:left w:w="108" w:type="dxa"/>
+            <w:bottom w:w="0" w:type="dxa"/>
+            <w:right w:w="108" w:type="dxa"/>
+          </w:tblCellMar>
+        </w:tblPrEx>
+        <w:trPr>
+          <w:trHeight w:val="525" w:hRule="atLeast"/>
+        </w:trPr>
+        <w:tc>
+          <w:tcPr>
+            <w:tcW w:w="2160" w:type="dxa"/>
+            <w:shd w:val="clear" w:color="auto" w:fill="FEF2CB" w:themeFill="accent3" w:themeFillTint="32"/>
+            <w:vAlign w:val="center"/>
+          </w:tcPr>
+          <w:p>
+            <w:pPr>
+              <w:widowControl w:val="0"/>
+              <w:jc w:val="center"/>
+              <w:rPr>
+                <w:rFonts w:hint="default" w:ascii="Times New Roman" w:hAnsi="Times New Roman" w:cs="Times New Roman"/>
+                <w:sz w:val="28"/>
+                <w:szCs w:val="28"/>
+                <w:vertAlign w:val="baseline"/>
+                <w:lang w:val="en-US"/>
+              </w:rPr>
+            </w:pPr>
+            <w:r>
+              <w:rPr>
+                <w:rFonts w:hint="default" w:ascii="Times New Roman" w:hAnsi="Times New Roman" w:cs="Times New Roman"/>
+                <w:sz w:val="28"/>
+                <w:szCs w:val="28"/>
+                <w:vertAlign w:val="baseline"/>
+                <w:lang w:val="en-US"/>
+              </w:rPr>
+              <w:t>Variant</w:t>
+            </w:r>
+          </w:p>
+        </w:tc>
+        <w:tc>
+          <w:tcPr>
+            <w:tcW w:w="7032" w:type="dxa"/>
+            <w:shd w:val="clear" w:color="auto" w:fill="D4F4F1" w:themeFill="accent5" w:themeFillTint="32"/>
+            <w:vAlign w:val="center"/>
+          </w:tcPr>
+          <w:p>
+            <w:pPr>
+              <w:widowControl w:val="0"/>
+              <w:jc w:val="center"/>
+              <w:rPr>
+                <w:rFonts w:hint="default" w:ascii="Times New Roman" w:hAnsi="Times New Roman" w:cs="Times New Roman" w:eastAsiaTheme="minorEastAsia"/>
+                <w:sz w:val="28"/>
+                <w:szCs w:val="28"/>
+                <w:vertAlign w:val="baseline"/>
+                <w:lang w:val="en-US" w:eastAsia="zh-CN" w:bidi="ar-SA"/>
+              </w:rPr>
+            </w:pPr>
+            <w:r>
+              <w:rPr>
+                <w:rFonts w:hint="default" w:ascii="Times New Roman" w:hAnsi="Times New Roman" w:cs="Times New Roman"/>
+                <w:sz w:val="28"/>
+                <w:szCs w:val="28"/>
+                <w:vertAlign w:val="baseline"/>
+                <w:lang w:val="en-US"/>
+              </w:rPr>
+              <w:t>Example Solution (Funtional Requirement)</w:t>
+            </w:r>
+          </w:p>
+        </w:tc>
+      </w:tr>
+      <w:tr>
+        <w:tblPrEx>
+          <w:tblBorders>
+            <w:top w:val="single" w:color="auto" w:sz="4" w:space="0"/>
+            <w:left w:val="single" w:color="auto" w:sz="4" w:space="0"/>
+            <w:bottom w:val="single" w:color="auto" w:sz="4" w:space="0"/>
+            <w:right w:val="single" w:color="auto" w:sz="4" w:space="0"/>
+            <w:insideH w:val="single" w:color="auto" w:sz="4" w:space="0"/>
+            <w:insideV w:val="single" w:color="auto" w:sz="4" w:space="0"/>
+          </w:tblBorders>
+          <w:tblCellMar>
+            <w:top w:w="0" w:type="dxa"/>
+            <w:left w:w="108" w:type="dxa"/>
+            <w:bottom w:w="0" w:type="dxa"/>
+            <w:right w:w="108" w:type="dxa"/>
+          </w:tblCellMar>
+        </w:tblPrEx>
+        <w:trPr>
+          <w:trHeight w:val="1273" w:hRule="atLeast"/>
+        </w:trPr>
+        <w:tc>
+          <w:tcPr>
+            <w:tcW w:w="2160" w:type="dxa"/>
+            <w:shd w:val="clear" w:color="auto" w:fill="auto"/>
+            <w:vAlign w:val="center"/>
+          </w:tcPr>
+          <w:p>
+            <w:pPr>
+              <w:widowControl w:val="0"/>
+              <w:jc w:val="left"/>
+              <w:rPr>
+                <w:rFonts w:hint="default" w:ascii="Times New Roman" w:hAnsi="Times New Roman" w:eastAsia="SimSun" w:cs="Times New Roman"/>
+                <w:sz w:val="24"/>
+                <w:szCs w:val="24"/>
+                <w:vertAlign w:val="baseline"/>
+                <w:lang w:val="en-US"/>
+              </w:rPr>
+            </w:pPr>
+            <w:r>
+              <w:rPr>
+                <w:rFonts w:hint="default" w:ascii="Times New Roman" w:hAnsi="Times New Roman" w:eastAsia="SimSun" w:cs="Times New Roman"/>
+                <w:sz w:val="24"/>
+                <w:szCs w:val="24"/>
+              </w:rPr>
+              <w:t>Direct Banking API Link</w:t>
+            </w:r>
+          </w:p>
+        </w:tc>
+        <w:tc>
+          <w:tcPr>
+            <w:tcW w:w="7032" w:type="dxa"/>
+            <w:shd w:val="clear" w:color="auto" w:fill="auto"/>
+            <w:vAlign w:val="center"/>
+          </w:tcPr>
+          <w:p>
+            <w:pPr>
+              <w:widowControl w:val="0"/>
+              <w:numPr>
+                <w:ilvl w:val="0"/>
+                <w:numId w:val="17"/>
+              </w:numPr>
+              <w:ind w:left="420" w:leftChars="0" w:hanging="420" w:firstLineChars="0"/>
+              <w:jc w:val="both"/>
+              <w:rPr>
+                <w:rFonts w:hint="default" w:ascii="Times New Roman" w:hAnsi="Times New Roman" w:eastAsia="SimSun" w:cs="Times New Roman"/>
+                <w:sz w:val="24"/>
+                <w:szCs w:val="24"/>
+                <w:vertAlign w:val="baseline"/>
+                <w:lang w:val="en-US"/>
+              </w:rPr>
+            </w:pPr>
+            <w:r>
+              <w:rPr>
+                <w:rFonts w:hint="default" w:ascii="Times New Roman" w:hAnsi="Times New Roman" w:eastAsia="SimSun" w:cs="Times New Roman"/>
+                <w:sz w:val="24"/>
+                <w:szCs w:val="24"/>
+              </w:rPr>
+              <w:t>The system utilizes secure real-time bank application programming interfaces to fetch transaction feeds directly as they happen, executing immediate instant matching actions instead of relying on manual file uploads.</w:t>
+            </w:r>
+          </w:p>
+        </w:tc>
+      </w:tr>
+      <w:tr>
+        <w:tblPrEx>
+          <w:tblBorders>
+            <w:top w:val="single" w:color="auto" w:sz="4" w:space="0"/>
+            <w:left w:val="single" w:color="auto" w:sz="4" w:space="0"/>
+            <w:bottom w:val="single" w:color="auto" w:sz="4" w:space="0"/>
+            <w:right w:val="single" w:color="auto" w:sz="4" w:space="0"/>
+            <w:insideH w:val="single" w:color="auto" w:sz="4" w:space="0"/>
+            <w:insideV w:val="single" w:color="auto" w:sz="4" w:space="0"/>
+          </w:tblBorders>
+          <w:tblCellMar>
+            <w:top w:w="0" w:type="dxa"/>
+            <w:left w:w="108" w:type="dxa"/>
+            <w:bottom w:w="0" w:type="dxa"/>
+            <w:right w:w="108" w:type="dxa"/>
+          </w:tblCellMar>
+        </w:tblPrEx>
+        <w:trPr>
+          <w:trHeight w:val="1463" w:hRule="atLeast"/>
+        </w:trPr>
+        <w:tc>
+          <w:tcPr>
+            <w:tcW w:w="2160" w:type="dxa"/>
+            <w:shd w:val="clear" w:color="auto" w:fill="auto"/>
+            <w:vAlign w:val="center"/>
+          </w:tcPr>
+          <w:p>
+            <w:pPr>
+              <w:widowControl w:val="0"/>
+              <w:jc w:val="left"/>
+              <w:rPr>
+                <w:rFonts w:hint="default" w:ascii="Times New Roman" w:hAnsi="Times New Roman" w:eastAsia="SimSun" w:cs="Times New Roman"/>
+                <w:sz w:val="24"/>
+                <w:szCs w:val="24"/>
+                <w:vertAlign w:val="baseline"/>
+                <w:lang w:val="en-US"/>
+              </w:rPr>
+            </w:pPr>
+            <w:r>
+              <w:rPr>
+                <w:rFonts w:hint="default" w:ascii="Times New Roman" w:hAnsi="Times New Roman" w:eastAsia="SimSun" w:cs="Times New Roman"/>
+                <w:sz w:val="24"/>
+                <w:szCs w:val="24"/>
+              </w:rPr>
+              <w:t>Automated Dispute Resolution</w:t>
+            </w:r>
+          </w:p>
+        </w:tc>
+        <w:tc>
+          <w:tcPr>
+            <w:tcW w:w="7032" w:type="dxa"/>
+            <w:shd w:val="clear" w:color="auto" w:fill="auto"/>
+            <w:vAlign w:val="center"/>
+          </w:tcPr>
+          <w:p>
+            <w:pPr>
+              <w:widowControl w:val="0"/>
+              <w:numPr>
+                <w:ilvl w:val="0"/>
+                <w:numId w:val="18"/>
+              </w:numPr>
+              <w:ind w:left="420" w:leftChars="0" w:hanging="420" w:firstLineChars="0"/>
+              <w:jc w:val="both"/>
+              <w:rPr>
+                <w:rFonts w:hint="default" w:ascii="Times New Roman" w:hAnsi="Times New Roman" w:eastAsia="SimSun" w:cs="Times New Roman"/>
+                <w:sz w:val="24"/>
+                <w:szCs w:val="24"/>
+                <w:vertAlign w:val="baseline"/>
+                <w:lang w:val="en-US"/>
+              </w:rPr>
+            </w:pPr>
+            <w:r>
+              <w:rPr>
+                <w:rFonts w:hint="default" w:ascii="Times New Roman" w:hAnsi="Times New Roman" w:eastAsia="SimSun" w:cs="Times New Roman"/>
+                <w:sz w:val="24"/>
+                <w:szCs w:val="24"/>
+              </w:rPr>
+              <w:t>For minor, acceptable payment variations within predefined financial tolerance thresholds, the system automatically posts balancing adjustments to clear the ledger while logging the deviation for history checks.</w:t>
+            </w:r>
+          </w:p>
+        </w:tc>
+      </w:tr>
+    </w:tbl>
+    <w:p>
+      <w:pPr>
+        <w:rPr>
+          <w:rFonts w:hint="default" w:ascii="Times New Roman" w:hAnsi="Times New Roman" w:cs="Times New Roman"/>
+          <w:lang w:val="en-US"/>
+        </w:rPr>
+      </w:pPr>
+    </w:p>
+    <w:p>
+      <w:pPr>
+        <w:rPr>
+          <w:rFonts w:hint="default" w:ascii="Times New Roman" w:hAnsi="Times New Roman" w:cs="Times New Roman"/>
+          <w:lang w:val="en-US"/>
+        </w:rPr>
+      </w:pPr>
+    </w:p>
+    <w:p>
+      <w:pPr>
+        <w:rPr>
+          <w:rFonts w:hint="default"/>
+          <w:lang w:val="en-US"/>
+        </w:rPr>
+      </w:pPr>
+    </w:p>
+    <w:p>
+      <w:pPr>
+        <w:rPr>
+          <w:rFonts w:hint="default"/>
+          <w:lang w:val="en-US"/>
+        </w:rPr>
+      </w:pPr>
     </w:p>
     <w:p>
       <w:pPr>

--- a/Assignments/Assignment1/Team Report.docx
+++ b/Assignments/Assignment1/Team Report.docx
@@ -966,6 +966,8 @@
           <w:lang w:val="en-US"/>
         </w:rPr>
       </w:pPr>
+      <w:bookmarkStart w:id="24" w:name="_GoBack"/>
+      <w:bookmarkEnd w:id="24"/>
     </w:p>
     <w:p>
       <w:pPr>
@@ -1278,6 +1280,2835 @@
           <w:lang w:val="en-US"/>
         </w:rPr>
       </w:pPr>
+    </w:p>
+    <w:p>
+      <w:pPr>
+        <w:pStyle w:val="12"/>
+        <w:bidi w:val="0"/>
+        <w:ind w:left="2157" w:leftChars="0" w:firstLine="719" w:firstLineChars="0"/>
+        <w:rPr>
+          <w:rFonts w:hint="default"/>
+          <w:lang w:val="en-US"/>
+        </w:rPr>
+      </w:pPr>
+      <w:r>
+        <w:rPr>
+          <w:rFonts w:hint="default"/>
+          <w:lang w:val="en-US"/>
+        </w:rPr>
+        <w:t>Table of Contents</w:t>
+      </w:r>
+    </w:p>
+    <w:p>
+      <w:pPr>
+        <w:pStyle w:val="12"/>
+        <w:tabs>
+          <w:tab w:val="right" w:leader="dot" w:pos="8306"/>
+        </w:tabs>
+        <w:ind w:left="0" w:leftChars="0" w:firstLine="0" w:firstLineChars="0"/>
+        <w:rPr>
+          <w:sz w:val="28"/>
+          <w:szCs w:val="28"/>
+        </w:rPr>
+      </w:pPr>
+      <w:r>
+        <w:rPr>
+          <w:rFonts w:hint="default"/>
+          <w:lang w:val="en-US"/>
+        </w:rPr>
+        <w:fldChar w:fldCharType="begin"/>
+      </w:r>
+      <w:r>
+        <w:rPr>
+          <w:rFonts w:hint="default"/>
+          <w:lang w:val="en-US"/>
+        </w:rPr>
+        <w:instrText xml:space="preserve">TOC \o "1-3" \h \u </w:instrText>
+      </w:r>
+      <w:r>
+        <w:rPr>
+          <w:rFonts w:hint="default"/>
+          <w:lang w:val="en-US"/>
+        </w:rPr>
+        <w:fldChar w:fldCharType="separate"/>
+      </w:r>
+      <w:r>
+        <w:rPr>
+          <w:rFonts w:hint="default"/>
+          <w:sz w:val="28"/>
+          <w:szCs w:val="28"/>
+          <w:lang w:val="en-US"/>
+        </w:rPr>
+        <w:fldChar w:fldCharType="begin"/>
+      </w:r>
+      <w:r>
+        <w:rPr>
+          <w:rFonts w:hint="default"/>
+          <w:sz w:val="28"/>
+          <w:szCs w:val="28"/>
+          <w:lang w:val="en-US"/>
+        </w:rPr>
+        <w:instrText xml:space="preserve"> HYPERLINK \l _Toc4876 </w:instrText>
+      </w:r>
+      <w:r>
+        <w:rPr>
+          <w:rFonts w:hint="default"/>
+          <w:sz w:val="28"/>
+          <w:szCs w:val="28"/>
+          <w:lang w:val="en-US"/>
+        </w:rPr>
+        <w:fldChar w:fldCharType="separate"/>
+      </w:r>
+      <w:r>
+        <w:rPr>
+          <w:rFonts w:hint="default" w:ascii="Times New Roman" w:hAnsi="Times New Roman" w:cs="Times New Roman"/>
+          <w:sz w:val="28"/>
+          <w:szCs w:val="28"/>
+          <w:lang w:val="en-US"/>
+        </w:rPr>
+        <w:t>Part A: Introduction</w:t>
+      </w:r>
+      <w:r>
+        <w:rPr>
+          <w:sz w:val="28"/>
+          <w:szCs w:val="28"/>
+        </w:rPr>
+        <w:tab/>
+      </w:r>
+      <w:r>
+        <w:rPr>
+          <w:sz w:val="28"/>
+          <w:szCs w:val="28"/>
+        </w:rPr>
+        <w:fldChar w:fldCharType="begin"/>
+      </w:r>
+      <w:r>
+        <w:rPr>
+          <w:sz w:val="28"/>
+          <w:szCs w:val="28"/>
+        </w:rPr>
+        <w:instrText xml:space="preserve"> PAGEREF _Toc4876 \h </w:instrText>
+      </w:r>
+      <w:r>
+        <w:rPr>
+          <w:sz w:val="28"/>
+          <w:szCs w:val="28"/>
+        </w:rPr>
+        <w:fldChar w:fldCharType="separate"/>
+      </w:r>
+      <w:r>
+        <w:rPr>
+          <w:sz w:val="28"/>
+          <w:szCs w:val="28"/>
+        </w:rPr>
+        <w:t>4</w:t>
+      </w:r>
+      <w:r>
+        <w:rPr>
+          <w:sz w:val="28"/>
+          <w:szCs w:val="28"/>
+        </w:rPr>
+        <w:fldChar w:fldCharType="end"/>
+      </w:r>
+      <w:r>
+        <w:rPr>
+          <w:rFonts w:hint="default"/>
+          <w:sz w:val="28"/>
+          <w:szCs w:val="28"/>
+          <w:lang w:val="en-US"/>
+        </w:rPr>
+        <w:fldChar w:fldCharType="end"/>
+      </w:r>
+    </w:p>
+    <w:p>
+      <w:pPr>
+        <w:pStyle w:val="12"/>
+        <w:tabs>
+          <w:tab w:val="right" w:leader="dot" w:pos="8306"/>
+        </w:tabs>
+        <w:ind w:left="0" w:leftChars="0" w:firstLine="0" w:firstLineChars="0"/>
+        <w:rPr>
+          <w:sz w:val="28"/>
+          <w:szCs w:val="28"/>
+        </w:rPr>
+      </w:pPr>
+      <w:r>
+        <w:rPr>
+          <w:rFonts w:hint="default"/>
+          <w:sz w:val="28"/>
+          <w:szCs w:val="28"/>
+          <w:lang w:val="en-US"/>
+        </w:rPr>
+        <w:fldChar w:fldCharType="begin"/>
+      </w:r>
+      <w:r>
+        <w:rPr>
+          <w:rFonts w:hint="default"/>
+          <w:sz w:val="28"/>
+          <w:szCs w:val="28"/>
+          <w:lang w:val="en-US"/>
+        </w:rPr>
+        <w:instrText xml:space="preserve"> HYPERLINK \l _Toc14437 </w:instrText>
+      </w:r>
+      <w:r>
+        <w:rPr>
+          <w:rFonts w:hint="default"/>
+          <w:sz w:val="28"/>
+          <w:szCs w:val="28"/>
+          <w:lang w:val="en-US"/>
+        </w:rPr>
+        <w:fldChar w:fldCharType="separate"/>
+      </w:r>
+      <w:r>
+        <w:rPr>
+          <w:rFonts w:hint="default" w:ascii="Times New Roman" w:hAnsi="Times New Roman" w:cs="Times New Roman"/>
+          <w:sz w:val="28"/>
+          <w:szCs w:val="28"/>
+          <w:lang w:val="en-US"/>
+        </w:rPr>
+        <w:t>Part B: Project Overview</w:t>
+      </w:r>
+      <w:r>
+        <w:rPr>
+          <w:sz w:val="28"/>
+          <w:szCs w:val="28"/>
+        </w:rPr>
+        <w:tab/>
+      </w:r>
+      <w:r>
+        <w:rPr>
+          <w:sz w:val="28"/>
+          <w:szCs w:val="28"/>
+        </w:rPr>
+        <w:fldChar w:fldCharType="begin"/>
+      </w:r>
+      <w:r>
+        <w:rPr>
+          <w:sz w:val="28"/>
+          <w:szCs w:val="28"/>
+        </w:rPr>
+        <w:instrText xml:space="preserve"> PAGEREF _Toc14437 \h </w:instrText>
+      </w:r>
+      <w:r>
+        <w:rPr>
+          <w:sz w:val="28"/>
+          <w:szCs w:val="28"/>
+        </w:rPr>
+        <w:fldChar w:fldCharType="separate"/>
+      </w:r>
+      <w:r>
+        <w:rPr>
+          <w:sz w:val="28"/>
+          <w:szCs w:val="28"/>
+        </w:rPr>
+        <w:t>4</w:t>
+      </w:r>
+      <w:r>
+        <w:rPr>
+          <w:sz w:val="28"/>
+          <w:szCs w:val="28"/>
+        </w:rPr>
+        <w:fldChar w:fldCharType="end"/>
+      </w:r>
+      <w:r>
+        <w:rPr>
+          <w:rFonts w:hint="default"/>
+          <w:sz w:val="28"/>
+          <w:szCs w:val="28"/>
+          <w:lang w:val="en-US"/>
+        </w:rPr>
+        <w:fldChar w:fldCharType="end"/>
+      </w:r>
+    </w:p>
+    <w:p>
+      <w:pPr>
+        <w:pStyle w:val="13"/>
+        <w:tabs>
+          <w:tab w:val="right" w:leader="dot" w:pos="8306"/>
+        </w:tabs>
+        <w:ind w:left="0" w:leftChars="0" w:firstLine="140" w:firstLineChars="50"/>
+        <w:rPr>
+          <w:sz w:val="28"/>
+          <w:szCs w:val="28"/>
+        </w:rPr>
+      </w:pPr>
+      <w:r>
+        <w:rPr>
+          <w:rFonts w:hint="default"/>
+          <w:sz w:val="28"/>
+          <w:szCs w:val="28"/>
+          <w:lang w:val="en-US"/>
+        </w:rPr>
+        <w:fldChar w:fldCharType="begin"/>
+      </w:r>
+      <w:r>
+        <w:rPr>
+          <w:rFonts w:hint="default"/>
+          <w:sz w:val="28"/>
+          <w:szCs w:val="28"/>
+          <w:lang w:val="en-US"/>
+        </w:rPr>
+        <w:instrText xml:space="preserve"> HYPERLINK \l _Toc7289 </w:instrText>
+      </w:r>
+      <w:r>
+        <w:rPr>
+          <w:rFonts w:hint="default"/>
+          <w:sz w:val="28"/>
+          <w:szCs w:val="28"/>
+          <w:lang w:val="en-US"/>
+        </w:rPr>
+        <w:fldChar w:fldCharType="separate"/>
+      </w:r>
+      <w:r>
+        <w:rPr>
+          <w:rFonts w:hint="default" w:ascii="Times New Roman" w:hAnsi="Times New Roman" w:cs="Times New Roman"/>
+          <w:sz w:val="28"/>
+          <w:szCs w:val="28"/>
+          <w:lang w:val="en-US"/>
+        </w:rPr>
+        <w:t>2.1 Domain Vocabulary</w:t>
+      </w:r>
+      <w:r>
+        <w:rPr>
+          <w:sz w:val="28"/>
+          <w:szCs w:val="28"/>
+        </w:rPr>
+        <w:tab/>
+      </w:r>
+      <w:r>
+        <w:rPr>
+          <w:sz w:val="28"/>
+          <w:szCs w:val="28"/>
+        </w:rPr>
+        <w:fldChar w:fldCharType="begin"/>
+      </w:r>
+      <w:r>
+        <w:rPr>
+          <w:sz w:val="28"/>
+          <w:szCs w:val="28"/>
+        </w:rPr>
+        <w:instrText xml:space="preserve"> PAGEREF _Toc7289 \h </w:instrText>
+      </w:r>
+      <w:r>
+        <w:rPr>
+          <w:sz w:val="28"/>
+          <w:szCs w:val="28"/>
+        </w:rPr>
+        <w:fldChar w:fldCharType="separate"/>
+      </w:r>
+      <w:r>
+        <w:rPr>
+          <w:sz w:val="28"/>
+          <w:szCs w:val="28"/>
+        </w:rPr>
+        <w:t>4</w:t>
+      </w:r>
+      <w:r>
+        <w:rPr>
+          <w:sz w:val="28"/>
+          <w:szCs w:val="28"/>
+        </w:rPr>
+        <w:fldChar w:fldCharType="end"/>
+      </w:r>
+      <w:r>
+        <w:rPr>
+          <w:rFonts w:hint="default"/>
+          <w:sz w:val="28"/>
+          <w:szCs w:val="28"/>
+          <w:lang w:val="en-US"/>
+        </w:rPr>
+        <w:fldChar w:fldCharType="end"/>
+      </w:r>
+    </w:p>
+    <w:p>
+      <w:pPr>
+        <w:pStyle w:val="13"/>
+        <w:tabs>
+          <w:tab w:val="right" w:leader="dot" w:pos="8306"/>
+        </w:tabs>
+        <w:ind w:left="0" w:leftChars="0" w:firstLine="140" w:firstLineChars="50"/>
+        <w:rPr>
+          <w:sz w:val="28"/>
+          <w:szCs w:val="28"/>
+        </w:rPr>
+      </w:pPr>
+      <w:r>
+        <w:rPr>
+          <w:rFonts w:hint="default"/>
+          <w:sz w:val="28"/>
+          <w:szCs w:val="28"/>
+          <w:lang w:val="en-US"/>
+        </w:rPr>
+        <w:fldChar w:fldCharType="begin"/>
+      </w:r>
+      <w:r>
+        <w:rPr>
+          <w:rFonts w:hint="default"/>
+          <w:sz w:val="28"/>
+          <w:szCs w:val="28"/>
+          <w:lang w:val="en-US"/>
+        </w:rPr>
+        <w:instrText xml:space="preserve"> HYPERLINK \l _Toc28948 </w:instrText>
+      </w:r>
+      <w:r>
+        <w:rPr>
+          <w:rFonts w:hint="default"/>
+          <w:sz w:val="28"/>
+          <w:szCs w:val="28"/>
+          <w:lang w:val="en-US"/>
+        </w:rPr>
+        <w:fldChar w:fldCharType="separate"/>
+      </w:r>
+      <w:r>
+        <w:rPr>
+          <w:rFonts w:hint="default" w:ascii="Times New Roman" w:hAnsi="Times New Roman" w:cs="Times New Roman"/>
+          <w:sz w:val="28"/>
+          <w:szCs w:val="28"/>
+          <w:lang w:val="en-US"/>
+        </w:rPr>
+        <w:t>2.2 Project Goals</w:t>
+      </w:r>
+      <w:r>
+        <w:rPr>
+          <w:sz w:val="28"/>
+          <w:szCs w:val="28"/>
+        </w:rPr>
+        <w:tab/>
+      </w:r>
+      <w:r>
+        <w:rPr>
+          <w:sz w:val="28"/>
+          <w:szCs w:val="28"/>
+        </w:rPr>
+        <w:fldChar w:fldCharType="begin"/>
+      </w:r>
+      <w:r>
+        <w:rPr>
+          <w:sz w:val="28"/>
+          <w:szCs w:val="28"/>
+        </w:rPr>
+        <w:instrText xml:space="preserve"> PAGEREF _Toc28948 \h </w:instrText>
+      </w:r>
+      <w:r>
+        <w:rPr>
+          <w:sz w:val="28"/>
+          <w:szCs w:val="28"/>
+        </w:rPr>
+        <w:fldChar w:fldCharType="separate"/>
+      </w:r>
+      <w:r>
+        <w:rPr>
+          <w:sz w:val="28"/>
+          <w:szCs w:val="28"/>
+        </w:rPr>
+        <w:t>5</w:t>
+      </w:r>
+      <w:r>
+        <w:rPr>
+          <w:sz w:val="28"/>
+          <w:szCs w:val="28"/>
+        </w:rPr>
+        <w:fldChar w:fldCharType="end"/>
+      </w:r>
+      <w:r>
+        <w:rPr>
+          <w:rFonts w:hint="default"/>
+          <w:sz w:val="28"/>
+          <w:szCs w:val="28"/>
+          <w:lang w:val="en-US"/>
+        </w:rPr>
+        <w:fldChar w:fldCharType="end"/>
+      </w:r>
+    </w:p>
+    <w:p>
+      <w:pPr>
+        <w:pStyle w:val="13"/>
+        <w:tabs>
+          <w:tab w:val="right" w:leader="dot" w:pos="8306"/>
+        </w:tabs>
+        <w:ind w:left="0" w:leftChars="0" w:firstLine="140" w:firstLineChars="50"/>
+        <w:rPr>
+          <w:sz w:val="28"/>
+          <w:szCs w:val="28"/>
+        </w:rPr>
+      </w:pPr>
+      <w:r>
+        <w:rPr>
+          <w:rFonts w:hint="default"/>
+          <w:sz w:val="28"/>
+          <w:szCs w:val="28"/>
+          <w:lang w:val="en-US"/>
+        </w:rPr>
+        <w:fldChar w:fldCharType="begin"/>
+      </w:r>
+      <w:r>
+        <w:rPr>
+          <w:rFonts w:hint="default"/>
+          <w:sz w:val="28"/>
+          <w:szCs w:val="28"/>
+          <w:lang w:val="en-US"/>
+        </w:rPr>
+        <w:instrText xml:space="preserve"> HYPERLINK \l _Toc14638 </w:instrText>
+      </w:r>
+      <w:r>
+        <w:rPr>
+          <w:rFonts w:hint="default"/>
+          <w:sz w:val="28"/>
+          <w:szCs w:val="28"/>
+          <w:lang w:val="en-US"/>
+        </w:rPr>
+        <w:fldChar w:fldCharType="separate"/>
+      </w:r>
+      <w:r>
+        <w:rPr>
+          <w:rFonts w:hint="default" w:ascii="Times New Roman" w:hAnsi="Times New Roman" w:cs="Times New Roman"/>
+          <w:sz w:val="28"/>
+          <w:szCs w:val="28"/>
+          <w:lang w:val="en-US"/>
+        </w:rPr>
+        <w:t>2.3 Assumptions</w:t>
+      </w:r>
+      <w:r>
+        <w:rPr>
+          <w:sz w:val="28"/>
+          <w:szCs w:val="28"/>
+        </w:rPr>
+        <w:tab/>
+      </w:r>
+      <w:r>
+        <w:rPr>
+          <w:sz w:val="28"/>
+          <w:szCs w:val="28"/>
+        </w:rPr>
+        <w:fldChar w:fldCharType="begin"/>
+      </w:r>
+      <w:r>
+        <w:rPr>
+          <w:sz w:val="28"/>
+          <w:szCs w:val="28"/>
+        </w:rPr>
+        <w:instrText xml:space="preserve"> PAGEREF _Toc14638 \h </w:instrText>
+      </w:r>
+      <w:r>
+        <w:rPr>
+          <w:sz w:val="28"/>
+          <w:szCs w:val="28"/>
+        </w:rPr>
+        <w:fldChar w:fldCharType="separate"/>
+      </w:r>
+      <w:r>
+        <w:rPr>
+          <w:sz w:val="28"/>
+          <w:szCs w:val="28"/>
+        </w:rPr>
+        <w:t>6</w:t>
+      </w:r>
+      <w:r>
+        <w:rPr>
+          <w:sz w:val="28"/>
+          <w:szCs w:val="28"/>
+        </w:rPr>
+        <w:fldChar w:fldCharType="end"/>
+      </w:r>
+      <w:r>
+        <w:rPr>
+          <w:rFonts w:hint="default"/>
+          <w:sz w:val="28"/>
+          <w:szCs w:val="28"/>
+          <w:lang w:val="en-US"/>
+        </w:rPr>
+        <w:fldChar w:fldCharType="end"/>
+      </w:r>
+    </w:p>
+    <w:p>
+      <w:pPr>
+        <w:pStyle w:val="13"/>
+        <w:tabs>
+          <w:tab w:val="right" w:leader="dot" w:pos="8306"/>
+        </w:tabs>
+        <w:ind w:left="0" w:leftChars="0" w:firstLine="140" w:firstLineChars="50"/>
+        <w:rPr>
+          <w:sz w:val="28"/>
+          <w:szCs w:val="28"/>
+        </w:rPr>
+      </w:pPr>
+      <w:r>
+        <w:rPr>
+          <w:rFonts w:hint="default"/>
+          <w:sz w:val="28"/>
+          <w:szCs w:val="28"/>
+          <w:lang w:val="en-US"/>
+        </w:rPr>
+        <w:fldChar w:fldCharType="begin"/>
+      </w:r>
+      <w:r>
+        <w:rPr>
+          <w:rFonts w:hint="default"/>
+          <w:sz w:val="28"/>
+          <w:szCs w:val="28"/>
+          <w:lang w:val="en-US"/>
+        </w:rPr>
+        <w:instrText xml:space="preserve"> HYPERLINK \l _Toc30163 </w:instrText>
+      </w:r>
+      <w:r>
+        <w:rPr>
+          <w:rFonts w:hint="default"/>
+          <w:sz w:val="28"/>
+          <w:szCs w:val="28"/>
+          <w:lang w:val="en-US"/>
+        </w:rPr>
+        <w:fldChar w:fldCharType="separate"/>
+      </w:r>
+      <w:r>
+        <w:rPr>
+          <w:rFonts w:hint="default" w:ascii="Times New Roman" w:hAnsi="Times New Roman" w:cs="Times New Roman"/>
+          <w:sz w:val="28"/>
+          <w:szCs w:val="28"/>
+          <w:lang w:val="en-US"/>
+        </w:rPr>
+        <w:t>2.4 Project Scope</w:t>
+      </w:r>
+      <w:r>
+        <w:rPr>
+          <w:sz w:val="28"/>
+          <w:szCs w:val="28"/>
+        </w:rPr>
+        <w:tab/>
+      </w:r>
+      <w:r>
+        <w:rPr>
+          <w:sz w:val="28"/>
+          <w:szCs w:val="28"/>
+        </w:rPr>
+        <w:fldChar w:fldCharType="begin"/>
+      </w:r>
+      <w:r>
+        <w:rPr>
+          <w:sz w:val="28"/>
+          <w:szCs w:val="28"/>
+        </w:rPr>
+        <w:instrText xml:space="preserve"> PAGEREF _Toc30163 \h </w:instrText>
+      </w:r>
+      <w:r>
+        <w:rPr>
+          <w:sz w:val="28"/>
+          <w:szCs w:val="28"/>
+        </w:rPr>
+        <w:fldChar w:fldCharType="separate"/>
+      </w:r>
+      <w:r>
+        <w:rPr>
+          <w:sz w:val="28"/>
+          <w:szCs w:val="28"/>
+        </w:rPr>
+        <w:t>6</w:t>
+      </w:r>
+      <w:r>
+        <w:rPr>
+          <w:sz w:val="28"/>
+          <w:szCs w:val="28"/>
+        </w:rPr>
+        <w:fldChar w:fldCharType="end"/>
+      </w:r>
+      <w:r>
+        <w:rPr>
+          <w:rFonts w:hint="default"/>
+          <w:sz w:val="28"/>
+          <w:szCs w:val="28"/>
+          <w:lang w:val="en-US"/>
+        </w:rPr>
+        <w:fldChar w:fldCharType="end"/>
+      </w:r>
+    </w:p>
+    <w:p>
+      <w:pPr>
+        <w:pStyle w:val="14"/>
+        <w:tabs>
+          <w:tab w:val="right" w:leader="dot" w:pos="8306"/>
+        </w:tabs>
+        <w:ind w:left="0" w:leftChars="0" w:firstLine="420" w:firstLineChars="150"/>
+        <w:rPr>
+          <w:sz w:val="28"/>
+          <w:szCs w:val="28"/>
+        </w:rPr>
+      </w:pPr>
+      <w:r>
+        <w:rPr>
+          <w:rFonts w:hint="default"/>
+          <w:sz w:val="28"/>
+          <w:szCs w:val="28"/>
+          <w:lang w:val="en-US"/>
+        </w:rPr>
+        <w:fldChar w:fldCharType="begin"/>
+      </w:r>
+      <w:r>
+        <w:rPr>
+          <w:rFonts w:hint="default"/>
+          <w:sz w:val="28"/>
+          <w:szCs w:val="28"/>
+          <w:lang w:val="en-US"/>
+        </w:rPr>
+        <w:instrText xml:space="preserve"> HYPERLINK \l _Toc3325 </w:instrText>
+      </w:r>
+      <w:r>
+        <w:rPr>
+          <w:rFonts w:hint="default"/>
+          <w:sz w:val="28"/>
+          <w:szCs w:val="28"/>
+          <w:lang w:val="en-US"/>
+        </w:rPr>
+        <w:fldChar w:fldCharType="separate"/>
+      </w:r>
+      <w:r>
+        <w:rPr>
+          <w:rFonts w:hint="default" w:ascii="Times New Roman" w:hAnsi="Times New Roman" w:cs="Times New Roman"/>
+          <w:sz w:val="28"/>
+          <w:szCs w:val="28"/>
+          <w:lang w:val="en-US"/>
+        </w:rPr>
+        <w:t>2.4.1 In Scope</w:t>
+      </w:r>
+      <w:r>
+        <w:rPr>
+          <w:sz w:val="28"/>
+          <w:szCs w:val="28"/>
+        </w:rPr>
+        <w:tab/>
+      </w:r>
+      <w:r>
+        <w:rPr>
+          <w:sz w:val="28"/>
+          <w:szCs w:val="28"/>
+        </w:rPr>
+        <w:fldChar w:fldCharType="begin"/>
+      </w:r>
+      <w:r>
+        <w:rPr>
+          <w:sz w:val="28"/>
+          <w:szCs w:val="28"/>
+        </w:rPr>
+        <w:instrText xml:space="preserve"> PAGEREF _Toc3325 \h </w:instrText>
+      </w:r>
+      <w:r>
+        <w:rPr>
+          <w:sz w:val="28"/>
+          <w:szCs w:val="28"/>
+        </w:rPr>
+        <w:fldChar w:fldCharType="separate"/>
+      </w:r>
+      <w:r>
+        <w:rPr>
+          <w:sz w:val="28"/>
+          <w:szCs w:val="28"/>
+        </w:rPr>
+        <w:t>6</w:t>
+      </w:r>
+      <w:r>
+        <w:rPr>
+          <w:sz w:val="28"/>
+          <w:szCs w:val="28"/>
+        </w:rPr>
+        <w:fldChar w:fldCharType="end"/>
+      </w:r>
+      <w:r>
+        <w:rPr>
+          <w:rFonts w:hint="default"/>
+          <w:sz w:val="28"/>
+          <w:szCs w:val="28"/>
+          <w:lang w:val="en-US"/>
+        </w:rPr>
+        <w:fldChar w:fldCharType="end"/>
+      </w:r>
+    </w:p>
+    <w:p>
+      <w:pPr>
+        <w:pStyle w:val="14"/>
+        <w:tabs>
+          <w:tab w:val="right" w:leader="dot" w:pos="8306"/>
+        </w:tabs>
+        <w:ind w:left="0" w:leftChars="0" w:firstLine="420" w:firstLineChars="150"/>
+        <w:rPr>
+          <w:sz w:val="28"/>
+          <w:szCs w:val="28"/>
+        </w:rPr>
+      </w:pPr>
+      <w:r>
+        <w:rPr>
+          <w:rFonts w:hint="default"/>
+          <w:sz w:val="28"/>
+          <w:szCs w:val="28"/>
+          <w:lang w:val="en-US"/>
+        </w:rPr>
+        <w:fldChar w:fldCharType="begin"/>
+      </w:r>
+      <w:r>
+        <w:rPr>
+          <w:rFonts w:hint="default"/>
+          <w:sz w:val="28"/>
+          <w:szCs w:val="28"/>
+          <w:lang w:val="en-US"/>
+        </w:rPr>
+        <w:instrText xml:space="preserve"> HYPERLINK \l _Toc31842 </w:instrText>
+      </w:r>
+      <w:r>
+        <w:rPr>
+          <w:rFonts w:hint="default"/>
+          <w:sz w:val="28"/>
+          <w:szCs w:val="28"/>
+          <w:lang w:val="en-US"/>
+        </w:rPr>
+        <w:fldChar w:fldCharType="separate"/>
+      </w:r>
+      <w:r>
+        <w:rPr>
+          <w:rFonts w:hint="default" w:ascii="Times New Roman" w:hAnsi="Times New Roman" w:cs="Times New Roman"/>
+          <w:sz w:val="28"/>
+          <w:szCs w:val="28"/>
+          <w:lang w:val="en-US"/>
+        </w:rPr>
+        <w:t>2.4.2 Out of Scope</w:t>
+      </w:r>
+      <w:r>
+        <w:rPr>
+          <w:sz w:val="28"/>
+          <w:szCs w:val="28"/>
+        </w:rPr>
+        <w:tab/>
+      </w:r>
+      <w:r>
+        <w:rPr>
+          <w:sz w:val="28"/>
+          <w:szCs w:val="28"/>
+        </w:rPr>
+        <w:fldChar w:fldCharType="begin"/>
+      </w:r>
+      <w:r>
+        <w:rPr>
+          <w:sz w:val="28"/>
+          <w:szCs w:val="28"/>
+        </w:rPr>
+        <w:instrText xml:space="preserve"> PAGEREF _Toc31842 \h </w:instrText>
+      </w:r>
+      <w:r>
+        <w:rPr>
+          <w:sz w:val="28"/>
+          <w:szCs w:val="28"/>
+        </w:rPr>
+        <w:fldChar w:fldCharType="separate"/>
+      </w:r>
+      <w:r>
+        <w:rPr>
+          <w:sz w:val="28"/>
+          <w:szCs w:val="28"/>
+        </w:rPr>
+        <w:t>6</w:t>
+      </w:r>
+      <w:r>
+        <w:rPr>
+          <w:sz w:val="28"/>
+          <w:szCs w:val="28"/>
+        </w:rPr>
+        <w:fldChar w:fldCharType="end"/>
+      </w:r>
+      <w:r>
+        <w:rPr>
+          <w:rFonts w:hint="default"/>
+          <w:sz w:val="28"/>
+          <w:szCs w:val="28"/>
+          <w:lang w:val="en-US"/>
+        </w:rPr>
+        <w:fldChar w:fldCharType="end"/>
+      </w:r>
+    </w:p>
+    <w:p>
+      <w:pPr>
+        <w:pStyle w:val="12"/>
+        <w:tabs>
+          <w:tab w:val="right" w:leader="dot" w:pos="8306"/>
+        </w:tabs>
+        <w:ind w:left="0" w:leftChars="0" w:firstLine="0" w:firstLineChars="0"/>
+        <w:rPr>
+          <w:sz w:val="28"/>
+          <w:szCs w:val="28"/>
+        </w:rPr>
+      </w:pPr>
+      <w:r>
+        <w:rPr>
+          <w:rFonts w:hint="default"/>
+          <w:sz w:val="28"/>
+          <w:szCs w:val="28"/>
+          <w:lang w:val="en-US"/>
+        </w:rPr>
+        <w:fldChar w:fldCharType="begin"/>
+      </w:r>
+      <w:r>
+        <w:rPr>
+          <w:rFonts w:hint="default"/>
+          <w:sz w:val="28"/>
+          <w:szCs w:val="28"/>
+          <w:lang w:val="en-US"/>
+        </w:rPr>
+        <w:instrText xml:space="preserve"> HYPERLINK \l _Toc31478 </w:instrText>
+      </w:r>
+      <w:r>
+        <w:rPr>
+          <w:rFonts w:hint="default"/>
+          <w:sz w:val="28"/>
+          <w:szCs w:val="28"/>
+          <w:lang w:val="en-US"/>
+        </w:rPr>
+        <w:fldChar w:fldCharType="separate"/>
+      </w:r>
+      <w:r>
+        <w:rPr>
+          <w:rFonts w:hint="default" w:ascii="Times New Roman" w:hAnsi="Times New Roman" w:cs="Times New Roman"/>
+          <w:sz w:val="28"/>
+          <w:szCs w:val="28"/>
+          <w:lang w:val="en-US"/>
+        </w:rPr>
+        <w:t>Part C: Problem Domain</w:t>
+      </w:r>
+      <w:r>
+        <w:rPr>
+          <w:sz w:val="28"/>
+          <w:szCs w:val="28"/>
+        </w:rPr>
+        <w:tab/>
+      </w:r>
+      <w:r>
+        <w:rPr>
+          <w:sz w:val="28"/>
+          <w:szCs w:val="28"/>
+        </w:rPr>
+        <w:fldChar w:fldCharType="begin"/>
+      </w:r>
+      <w:r>
+        <w:rPr>
+          <w:sz w:val="28"/>
+          <w:szCs w:val="28"/>
+        </w:rPr>
+        <w:instrText xml:space="preserve"> PAGEREF _Toc31478 \h </w:instrText>
+      </w:r>
+      <w:r>
+        <w:rPr>
+          <w:sz w:val="28"/>
+          <w:szCs w:val="28"/>
+        </w:rPr>
+        <w:fldChar w:fldCharType="separate"/>
+      </w:r>
+      <w:r>
+        <w:rPr>
+          <w:sz w:val="28"/>
+          <w:szCs w:val="28"/>
+        </w:rPr>
+        <w:t>7</w:t>
+      </w:r>
+      <w:r>
+        <w:rPr>
+          <w:sz w:val="28"/>
+          <w:szCs w:val="28"/>
+        </w:rPr>
+        <w:fldChar w:fldCharType="end"/>
+      </w:r>
+      <w:r>
+        <w:rPr>
+          <w:rFonts w:hint="default"/>
+          <w:sz w:val="28"/>
+          <w:szCs w:val="28"/>
+          <w:lang w:val="en-US"/>
+        </w:rPr>
+        <w:fldChar w:fldCharType="end"/>
+      </w:r>
+    </w:p>
+    <w:p>
+      <w:pPr>
+        <w:pStyle w:val="13"/>
+        <w:tabs>
+          <w:tab w:val="right" w:leader="dot" w:pos="8306"/>
+        </w:tabs>
+        <w:ind w:left="0" w:leftChars="0" w:firstLine="140" w:firstLineChars="50"/>
+        <w:rPr>
+          <w:sz w:val="28"/>
+          <w:szCs w:val="28"/>
+        </w:rPr>
+      </w:pPr>
+      <w:r>
+        <w:rPr>
+          <w:rFonts w:hint="default"/>
+          <w:sz w:val="28"/>
+          <w:szCs w:val="28"/>
+          <w:lang w:val="en-US"/>
+        </w:rPr>
+        <w:fldChar w:fldCharType="begin"/>
+      </w:r>
+      <w:r>
+        <w:rPr>
+          <w:rFonts w:hint="default"/>
+          <w:sz w:val="28"/>
+          <w:szCs w:val="28"/>
+          <w:lang w:val="en-US"/>
+        </w:rPr>
+        <w:instrText xml:space="preserve"> HYPERLINK \l _Toc5791 </w:instrText>
+      </w:r>
+      <w:r>
+        <w:rPr>
+          <w:rFonts w:hint="default"/>
+          <w:sz w:val="28"/>
+          <w:szCs w:val="28"/>
+          <w:lang w:val="en-US"/>
+        </w:rPr>
+        <w:fldChar w:fldCharType="separate"/>
+      </w:r>
+      <w:r>
+        <w:rPr>
+          <w:rFonts w:hint="default" w:ascii="Times New Roman" w:hAnsi="Times New Roman" w:cs="Times New Roman"/>
+          <w:sz w:val="28"/>
+          <w:szCs w:val="28"/>
+          <w:lang w:val="en-US"/>
+        </w:rPr>
+        <w:t>3.1 Pain Points</w:t>
+      </w:r>
+      <w:r>
+        <w:rPr>
+          <w:sz w:val="28"/>
+          <w:szCs w:val="28"/>
+        </w:rPr>
+        <w:tab/>
+      </w:r>
+      <w:r>
+        <w:rPr>
+          <w:sz w:val="28"/>
+          <w:szCs w:val="28"/>
+        </w:rPr>
+        <w:fldChar w:fldCharType="begin"/>
+      </w:r>
+      <w:r>
+        <w:rPr>
+          <w:sz w:val="28"/>
+          <w:szCs w:val="28"/>
+        </w:rPr>
+        <w:instrText xml:space="preserve"> PAGEREF _Toc5791 \h </w:instrText>
+      </w:r>
+      <w:r>
+        <w:rPr>
+          <w:sz w:val="28"/>
+          <w:szCs w:val="28"/>
+        </w:rPr>
+        <w:fldChar w:fldCharType="separate"/>
+      </w:r>
+      <w:r>
+        <w:rPr>
+          <w:sz w:val="28"/>
+          <w:szCs w:val="28"/>
+        </w:rPr>
+        <w:t>7</w:t>
+      </w:r>
+      <w:r>
+        <w:rPr>
+          <w:sz w:val="28"/>
+          <w:szCs w:val="28"/>
+        </w:rPr>
+        <w:fldChar w:fldCharType="end"/>
+      </w:r>
+      <w:r>
+        <w:rPr>
+          <w:rFonts w:hint="default"/>
+          <w:sz w:val="28"/>
+          <w:szCs w:val="28"/>
+          <w:lang w:val="en-US"/>
+        </w:rPr>
+        <w:fldChar w:fldCharType="end"/>
+      </w:r>
+    </w:p>
+    <w:p>
+      <w:pPr>
+        <w:pStyle w:val="13"/>
+        <w:tabs>
+          <w:tab w:val="right" w:leader="dot" w:pos="8306"/>
+        </w:tabs>
+        <w:ind w:left="0" w:leftChars="0" w:firstLine="140" w:firstLineChars="50"/>
+        <w:rPr>
+          <w:sz w:val="28"/>
+          <w:szCs w:val="28"/>
+        </w:rPr>
+      </w:pPr>
+      <w:r>
+        <w:rPr>
+          <w:rFonts w:hint="default"/>
+          <w:sz w:val="28"/>
+          <w:szCs w:val="28"/>
+          <w:lang w:val="en-US"/>
+        </w:rPr>
+        <w:fldChar w:fldCharType="begin"/>
+      </w:r>
+      <w:r>
+        <w:rPr>
+          <w:rFonts w:hint="default"/>
+          <w:sz w:val="28"/>
+          <w:szCs w:val="28"/>
+          <w:lang w:val="en-US"/>
+        </w:rPr>
+        <w:instrText xml:space="preserve"> HYPERLINK \l _Toc17511 </w:instrText>
+      </w:r>
+      <w:r>
+        <w:rPr>
+          <w:rFonts w:hint="default"/>
+          <w:sz w:val="28"/>
+          <w:szCs w:val="28"/>
+          <w:lang w:val="en-US"/>
+        </w:rPr>
+        <w:fldChar w:fldCharType="separate"/>
+      </w:r>
+      <w:r>
+        <w:rPr>
+          <w:rFonts w:hint="default" w:ascii="Times New Roman" w:hAnsi="Times New Roman" w:cs="Times New Roman"/>
+          <w:sz w:val="28"/>
+          <w:szCs w:val="28"/>
+          <w:lang w:val="en-US"/>
+        </w:rPr>
+        <w:t>3.2 Domain Entities</w:t>
+      </w:r>
+      <w:r>
+        <w:rPr>
+          <w:sz w:val="28"/>
+          <w:szCs w:val="28"/>
+        </w:rPr>
+        <w:tab/>
+      </w:r>
+      <w:r>
+        <w:rPr>
+          <w:sz w:val="28"/>
+          <w:szCs w:val="28"/>
+        </w:rPr>
+        <w:fldChar w:fldCharType="begin"/>
+      </w:r>
+      <w:r>
+        <w:rPr>
+          <w:sz w:val="28"/>
+          <w:szCs w:val="28"/>
+        </w:rPr>
+        <w:instrText xml:space="preserve"> PAGEREF _Toc17511 \h </w:instrText>
+      </w:r>
+      <w:r>
+        <w:rPr>
+          <w:sz w:val="28"/>
+          <w:szCs w:val="28"/>
+        </w:rPr>
+        <w:fldChar w:fldCharType="separate"/>
+      </w:r>
+      <w:r>
+        <w:rPr>
+          <w:sz w:val="28"/>
+          <w:szCs w:val="28"/>
+        </w:rPr>
+        <w:t>7</w:t>
+      </w:r>
+      <w:r>
+        <w:rPr>
+          <w:sz w:val="28"/>
+          <w:szCs w:val="28"/>
+        </w:rPr>
+        <w:fldChar w:fldCharType="end"/>
+      </w:r>
+      <w:r>
+        <w:rPr>
+          <w:rFonts w:hint="default"/>
+          <w:sz w:val="28"/>
+          <w:szCs w:val="28"/>
+          <w:lang w:val="en-US"/>
+        </w:rPr>
+        <w:fldChar w:fldCharType="end"/>
+      </w:r>
+    </w:p>
+    <w:p>
+      <w:pPr>
+        <w:pStyle w:val="13"/>
+        <w:tabs>
+          <w:tab w:val="right" w:leader="dot" w:pos="8306"/>
+        </w:tabs>
+        <w:ind w:left="0" w:leftChars="0" w:firstLine="140" w:firstLineChars="50"/>
+        <w:rPr>
+          <w:sz w:val="28"/>
+          <w:szCs w:val="28"/>
+        </w:rPr>
+      </w:pPr>
+      <w:r>
+        <w:rPr>
+          <w:rFonts w:hint="default"/>
+          <w:sz w:val="28"/>
+          <w:szCs w:val="28"/>
+          <w:lang w:val="en-US"/>
+        </w:rPr>
+        <w:fldChar w:fldCharType="begin"/>
+      </w:r>
+      <w:r>
+        <w:rPr>
+          <w:rFonts w:hint="default"/>
+          <w:sz w:val="28"/>
+          <w:szCs w:val="28"/>
+          <w:lang w:val="en-US"/>
+        </w:rPr>
+        <w:instrText xml:space="preserve"> HYPERLINK \l _Toc9211 </w:instrText>
+      </w:r>
+      <w:r>
+        <w:rPr>
+          <w:rFonts w:hint="default"/>
+          <w:sz w:val="28"/>
+          <w:szCs w:val="28"/>
+          <w:lang w:val="en-US"/>
+        </w:rPr>
+        <w:fldChar w:fldCharType="separate"/>
+      </w:r>
+      <w:r>
+        <w:rPr>
+          <w:rFonts w:hint="default" w:ascii="Times New Roman" w:hAnsi="Times New Roman" w:cs="Times New Roman"/>
+          <w:sz w:val="28"/>
+          <w:szCs w:val="28"/>
+          <w:lang w:val="en-US"/>
+        </w:rPr>
+        <w:t>3.3 Actors</w:t>
+      </w:r>
+      <w:r>
+        <w:rPr>
+          <w:sz w:val="28"/>
+          <w:szCs w:val="28"/>
+        </w:rPr>
+        <w:tab/>
+      </w:r>
+      <w:r>
+        <w:rPr>
+          <w:sz w:val="28"/>
+          <w:szCs w:val="28"/>
+        </w:rPr>
+        <w:fldChar w:fldCharType="begin"/>
+      </w:r>
+      <w:r>
+        <w:rPr>
+          <w:sz w:val="28"/>
+          <w:szCs w:val="28"/>
+        </w:rPr>
+        <w:instrText xml:space="preserve"> PAGEREF _Toc9211 \h </w:instrText>
+      </w:r>
+      <w:r>
+        <w:rPr>
+          <w:sz w:val="28"/>
+          <w:szCs w:val="28"/>
+        </w:rPr>
+        <w:fldChar w:fldCharType="separate"/>
+      </w:r>
+      <w:r>
+        <w:rPr>
+          <w:sz w:val="28"/>
+          <w:szCs w:val="28"/>
+        </w:rPr>
+        <w:t>8</w:t>
+      </w:r>
+      <w:r>
+        <w:rPr>
+          <w:sz w:val="28"/>
+          <w:szCs w:val="28"/>
+        </w:rPr>
+        <w:fldChar w:fldCharType="end"/>
+      </w:r>
+      <w:r>
+        <w:rPr>
+          <w:rFonts w:hint="default"/>
+          <w:sz w:val="28"/>
+          <w:szCs w:val="28"/>
+          <w:lang w:val="en-US"/>
+        </w:rPr>
+        <w:fldChar w:fldCharType="end"/>
+      </w:r>
+    </w:p>
+    <w:p>
+      <w:pPr>
+        <w:pStyle w:val="13"/>
+        <w:tabs>
+          <w:tab w:val="right" w:leader="dot" w:pos="8306"/>
+        </w:tabs>
+        <w:ind w:left="0" w:leftChars="0" w:firstLine="140" w:firstLineChars="50"/>
+        <w:rPr>
+          <w:sz w:val="28"/>
+          <w:szCs w:val="28"/>
+        </w:rPr>
+      </w:pPr>
+      <w:r>
+        <w:rPr>
+          <w:rFonts w:hint="default"/>
+          <w:sz w:val="28"/>
+          <w:szCs w:val="28"/>
+          <w:lang w:val="en-US"/>
+        </w:rPr>
+        <w:fldChar w:fldCharType="begin"/>
+      </w:r>
+      <w:r>
+        <w:rPr>
+          <w:rFonts w:hint="default"/>
+          <w:sz w:val="28"/>
+          <w:szCs w:val="28"/>
+          <w:lang w:val="en-US"/>
+        </w:rPr>
+        <w:instrText xml:space="preserve"> HYPERLINK \l _Toc18664 </w:instrText>
+      </w:r>
+      <w:r>
+        <w:rPr>
+          <w:rFonts w:hint="default"/>
+          <w:sz w:val="28"/>
+          <w:szCs w:val="28"/>
+          <w:lang w:val="en-US"/>
+        </w:rPr>
+        <w:fldChar w:fldCharType="separate"/>
+      </w:r>
+      <w:r>
+        <w:rPr>
+          <w:rFonts w:hint="default" w:ascii="Times New Roman" w:hAnsi="Times New Roman" w:cs="Times New Roman"/>
+          <w:sz w:val="28"/>
+          <w:szCs w:val="28"/>
+          <w:lang w:val="en-US"/>
+        </w:rPr>
+        <w:t>3.4 Tasks</w:t>
+      </w:r>
+      <w:r>
+        <w:rPr>
+          <w:sz w:val="28"/>
+          <w:szCs w:val="28"/>
+        </w:rPr>
+        <w:tab/>
+      </w:r>
+      <w:r>
+        <w:rPr>
+          <w:sz w:val="28"/>
+          <w:szCs w:val="28"/>
+        </w:rPr>
+        <w:fldChar w:fldCharType="begin"/>
+      </w:r>
+      <w:r>
+        <w:rPr>
+          <w:sz w:val="28"/>
+          <w:szCs w:val="28"/>
+        </w:rPr>
+        <w:instrText xml:space="preserve"> PAGEREF _Toc18664 \h </w:instrText>
+      </w:r>
+      <w:r>
+        <w:rPr>
+          <w:sz w:val="28"/>
+          <w:szCs w:val="28"/>
+        </w:rPr>
+        <w:fldChar w:fldCharType="separate"/>
+      </w:r>
+      <w:r>
+        <w:rPr>
+          <w:sz w:val="28"/>
+          <w:szCs w:val="28"/>
+        </w:rPr>
+        <w:t>8</w:t>
+      </w:r>
+      <w:r>
+        <w:rPr>
+          <w:sz w:val="28"/>
+          <w:szCs w:val="28"/>
+        </w:rPr>
+        <w:fldChar w:fldCharType="end"/>
+      </w:r>
+      <w:r>
+        <w:rPr>
+          <w:rFonts w:hint="default"/>
+          <w:sz w:val="28"/>
+          <w:szCs w:val="28"/>
+          <w:lang w:val="en-US"/>
+        </w:rPr>
+        <w:fldChar w:fldCharType="end"/>
+      </w:r>
+    </w:p>
+    <w:p>
+      <w:pPr>
+        <w:pStyle w:val="12"/>
+        <w:tabs>
+          <w:tab w:val="right" w:leader="dot" w:pos="8306"/>
+        </w:tabs>
+        <w:ind w:left="0" w:leftChars="0" w:firstLine="0" w:firstLineChars="0"/>
+        <w:rPr>
+          <w:sz w:val="28"/>
+          <w:szCs w:val="28"/>
+        </w:rPr>
+      </w:pPr>
+      <w:r>
+        <w:rPr>
+          <w:rFonts w:hint="default"/>
+          <w:sz w:val="28"/>
+          <w:szCs w:val="28"/>
+          <w:lang w:val="en-US"/>
+        </w:rPr>
+        <w:fldChar w:fldCharType="begin"/>
+      </w:r>
+      <w:r>
+        <w:rPr>
+          <w:rFonts w:hint="default"/>
+          <w:sz w:val="28"/>
+          <w:szCs w:val="28"/>
+          <w:lang w:val="en-US"/>
+        </w:rPr>
+        <w:instrText xml:space="preserve"> HYPERLINK \l _Toc21461 </w:instrText>
+      </w:r>
+      <w:r>
+        <w:rPr>
+          <w:rFonts w:hint="default"/>
+          <w:sz w:val="28"/>
+          <w:szCs w:val="28"/>
+          <w:lang w:val="en-US"/>
+        </w:rPr>
+        <w:fldChar w:fldCharType="separate"/>
+      </w:r>
+      <w:r>
+        <w:rPr>
+          <w:rFonts w:hint="default" w:ascii="Times New Roman" w:hAnsi="Times New Roman" w:cs="Times New Roman"/>
+          <w:sz w:val="28"/>
+          <w:szCs w:val="28"/>
+          <w:lang w:val="en-US"/>
+        </w:rPr>
+        <w:t xml:space="preserve">Part </w:t>
+      </w:r>
+      <w:r>
+        <w:rPr>
+          <w:rFonts w:hint="default" w:cs="Times New Roman"/>
+          <w:sz w:val="28"/>
+          <w:szCs w:val="28"/>
+          <w:lang w:val="en-US"/>
+        </w:rPr>
+        <w:t>D</w:t>
+      </w:r>
+      <w:r>
+        <w:rPr>
+          <w:rFonts w:hint="default" w:ascii="Times New Roman" w:hAnsi="Times New Roman" w:cs="Times New Roman"/>
+          <w:sz w:val="28"/>
+          <w:szCs w:val="28"/>
+          <w:lang w:val="en-US"/>
+        </w:rPr>
+        <w:t xml:space="preserve">: </w:t>
+      </w:r>
+      <w:r>
+        <w:rPr>
+          <w:rFonts w:hint="default" w:cs="Times New Roman"/>
+          <w:sz w:val="28"/>
+          <w:szCs w:val="28"/>
+          <w:lang w:val="en-US"/>
+        </w:rPr>
+        <w:t>Functional Requirements and Task Descriptions</w:t>
+      </w:r>
+      <w:r>
+        <w:rPr>
+          <w:sz w:val="28"/>
+          <w:szCs w:val="28"/>
+        </w:rPr>
+        <w:tab/>
+      </w:r>
+      <w:r>
+        <w:rPr>
+          <w:sz w:val="28"/>
+          <w:szCs w:val="28"/>
+        </w:rPr>
+        <w:fldChar w:fldCharType="begin"/>
+      </w:r>
+      <w:r>
+        <w:rPr>
+          <w:sz w:val="28"/>
+          <w:szCs w:val="28"/>
+        </w:rPr>
+        <w:instrText xml:space="preserve"> PAGEREF _Toc21461 \h </w:instrText>
+      </w:r>
+      <w:r>
+        <w:rPr>
+          <w:sz w:val="28"/>
+          <w:szCs w:val="28"/>
+        </w:rPr>
+        <w:fldChar w:fldCharType="separate"/>
+      </w:r>
+      <w:r>
+        <w:rPr>
+          <w:sz w:val="28"/>
+          <w:szCs w:val="28"/>
+        </w:rPr>
+        <w:t>10</w:t>
+      </w:r>
+      <w:r>
+        <w:rPr>
+          <w:sz w:val="28"/>
+          <w:szCs w:val="28"/>
+        </w:rPr>
+        <w:fldChar w:fldCharType="end"/>
+      </w:r>
+      <w:r>
+        <w:rPr>
+          <w:rFonts w:hint="default"/>
+          <w:sz w:val="28"/>
+          <w:szCs w:val="28"/>
+          <w:lang w:val="en-US"/>
+        </w:rPr>
+        <w:fldChar w:fldCharType="end"/>
+      </w:r>
+    </w:p>
+    <w:p>
+      <w:pPr>
+        <w:pStyle w:val="13"/>
+        <w:tabs>
+          <w:tab w:val="right" w:leader="dot" w:pos="8306"/>
+        </w:tabs>
+        <w:ind w:left="0" w:leftChars="0" w:firstLine="140" w:firstLineChars="50"/>
+        <w:rPr>
+          <w:sz w:val="28"/>
+          <w:szCs w:val="28"/>
+        </w:rPr>
+      </w:pPr>
+      <w:r>
+        <w:rPr>
+          <w:rFonts w:hint="default"/>
+          <w:sz w:val="28"/>
+          <w:szCs w:val="28"/>
+          <w:lang w:val="en-US"/>
+        </w:rPr>
+        <w:fldChar w:fldCharType="begin"/>
+      </w:r>
+      <w:r>
+        <w:rPr>
+          <w:rFonts w:hint="default"/>
+          <w:sz w:val="28"/>
+          <w:szCs w:val="28"/>
+          <w:lang w:val="en-US"/>
+        </w:rPr>
+        <w:instrText xml:space="preserve"> HYPERLINK \l _Toc14307 </w:instrText>
+      </w:r>
+      <w:r>
+        <w:rPr>
+          <w:rFonts w:hint="default"/>
+          <w:sz w:val="28"/>
+          <w:szCs w:val="28"/>
+          <w:lang w:val="en-US"/>
+        </w:rPr>
+        <w:fldChar w:fldCharType="separate"/>
+      </w:r>
+      <w:r>
+        <w:rPr>
+          <w:rFonts w:hint="default" w:cs="Times New Roman"/>
+          <w:sz w:val="28"/>
+          <w:szCs w:val="28"/>
+          <w:lang w:val="en-US"/>
+        </w:rPr>
+        <w:t>4</w:t>
+      </w:r>
+      <w:r>
+        <w:rPr>
+          <w:rFonts w:hint="default" w:ascii="Times New Roman" w:hAnsi="Times New Roman" w:cs="Times New Roman"/>
+          <w:sz w:val="28"/>
+          <w:szCs w:val="28"/>
+          <w:lang w:val="en-US"/>
+        </w:rPr>
+        <w:t>.</w:t>
+      </w:r>
+      <w:r>
+        <w:rPr>
+          <w:rFonts w:hint="default" w:cs="Times New Roman"/>
+          <w:sz w:val="28"/>
+          <w:szCs w:val="28"/>
+          <w:lang w:val="en-US"/>
+        </w:rPr>
+        <w:t>1</w:t>
+      </w:r>
+      <w:r>
+        <w:rPr>
+          <w:rFonts w:hint="default" w:ascii="Times New Roman" w:hAnsi="Times New Roman" w:cs="Times New Roman"/>
+          <w:sz w:val="28"/>
+          <w:szCs w:val="28"/>
+          <w:lang w:val="en-US"/>
+        </w:rPr>
+        <w:t xml:space="preserve"> </w:t>
+      </w:r>
+      <w:r>
+        <w:rPr>
+          <w:rFonts w:hint="default" w:cs="Times New Roman"/>
+          <w:sz w:val="28"/>
+          <w:szCs w:val="28"/>
+          <w:lang w:val="en-US"/>
+        </w:rPr>
+        <w:t>User and Access Management</w:t>
+      </w:r>
+      <w:r>
+        <w:rPr>
+          <w:sz w:val="28"/>
+          <w:szCs w:val="28"/>
+        </w:rPr>
+        <w:tab/>
+      </w:r>
+      <w:r>
+        <w:rPr>
+          <w:sz w:val="28"/>
+          <w:szCs w:val="28"/>
+        </w:rPr>
+        <w:fldChar w:fldCharType="begin"/>
+      </w:r>
+      <w:r>
+        <w:rPr>
+          <w:sz w:val="28"/>
+          <w:szCs w:val="28"/>
+        </w:rPr>
+        <w:instrText xml:space="preserve"> PAGEREF _Toc14307 \h </w:instrText>
+      </w:r>
+      <w:r>
+        <w:rPr>
+          <w:sz w:val="28"/>
+          <w:szCs w:val="28"/>
+        </w:rPr>
+        <w:fldChar w:fldCharType="separate"/>
+      </w:r>
+      <w:r>
+        <w:rPr>
+          <w:sz w:val="28"/>
+          <w:szCs w:val="28"/>
+        </w:rPr>
+        <w:t>10</w:t>
+      </w:r>
+      <w:r>
+        <w:rPr>
+          <w:sz w:val="28"/>
+          <w:szCs w:val="28"/>
+        </w:rPr>
+        <w:fldChar w:fldCharType="end"/>
+      </w:r>
+      <w:r>
+        <w:rPr>
+          <w:rFonts w:hint="default"/>
+          <w:sz w:val="28"/>
+          <w:szCs w:val="28"/>
+          <w:lang w:val="en-US"/>
+        </w:rPr>
+        <w:fldChar w:fldCharType="end"/>
+      </w:r>
+    </w:p>
+    <w:p>
+      <w:pPr>
+        <w:pStyle w:val="13"/>
+        <w:tabs>
+          <w:tab w:val="right" w:leader="dot" w:pos="8306"/>
+        </w:tabs>
+        <w:ind w:left="0" w:leftChars="0" w:firstLine="140" w:firstLineChars="50"/>
+        <w:rPr>
+          <w:sz w:val="28"/>
+          <w:szCs w:val="28"/>
+        </w:rPr>
+      </w:pPr>
+      <w:r>
+        <w:rPr>
+          <w:rFonts w:hint="default"/>
+          <w:sz w:val="28"/>
+          <w:szCs w:val="28"/>
+          <w:lang w:val="en-US"/>
+        </w:rPr>
+        <w:fldChar w:fldCharType="begin"/>
+      </w:r>
+      <w:r>
+        <w:rPr>
+          <w:rFonts w:hint="default"/>
+          <w:sz w:val="28"/>
+          <w:szCs w:val="28"/>
+          <w:lang w:val="en-US"/>
+        </w:rPr>
+        <w:instrText xml:space="preserve"> HYPERLINK \l _Toc26473 </w:instrText>
+      </w:r>
+      <w:r>
+        <w:rPr>
+          <w:rFonts w:hint="default"/>
+          <w:sz w:val="28"/>
+          <w:szCs w:val="28"/>
+          <w:lang w:val="en-US"/>
+        </w:rPr>
+        <w:fldChar w:fldCharType="separate"/>
+      </w:r>
+      <w:r>
+        <w:rPr>
+          <w:rFonts w:hint="default" w:cs="Times New Roman"/>
+          <w:sz w:val="28"/>
+          <w:szCs w:val="28"/>
+          <w:lang w:val="en-US"/>
+        </w:rPr>
+        <w:t>4</w:t>
+      </w:r>
+      <w:r>
+        <w:rPr>
+          <w:rFonts w:hint="default" w:ascii="Times New Roman" w:hAnsi="Times New Roman" w:cs="Times New Roman"/>
+          <w:sz w:val="28"/>
+          <w:szCs w:val="28"/>
+          <w:lang w:val="en-US"/>
+        </w:rPr>
+        <w:t>.</w:t>
+      </w:r>
+      <w:r>
+        <w:rPr>
+          <w:rFonts w:hint="default" w:cs="Times New Roman"/>
+          <w:sz w:val="28"/>
+          <w:szCs w:val="28"/>
+          <w:lang w:val="en-US"/>
+        </w:rPr>
+        <w:t>2</w:t>
+      </w:r>
+      <w:r>
+        <w:rPr>
+          <w:rFonts w:hint="default" w:ascii="Times New Roman" w:hAnsi="Times New Roman" w:cs="Times New Roman"/>
+          <w:sz w:val="28"/>
+          <w:szCs w:val="28"/>
+          <w:lang w:val="en-US"/>
+        </w:rPr>
+        <w:t xml:space="preserve"> </w:t>
+      </w:r>
+      <w:r>
+        <w:rPr>
+          <w:rFonts w:hint="default" w:cs="Times New Roman"/>
+          <w:bCs/>
+          <w:sz w:val="28"/>
+          <w:szCs w:val="28"/>
+          <w:lang w:val="en-US"/>
+        </w:rPr>
+        <w:t>Branch and Hub Setup</w:t>
+      </w:r>
+      <w:r>
+        <w:rPr>
+          <w:sz w:val="28"/>
+          <w:szCs w:val="28"/>
+        </w:rPr>
+        <w:tab/>
+      </w:r>
+      <w:r>
+        <w:rPr>
+          <w:sz w:val="28"/>
+          <w:szCs w:val="28"/>
+        </w:rPr>
+        <w:fldChar w:fldCharType="begin"/>
+      </w:r>
+      <w:r>
+        <w:rPr>
+          <w:sz w:val="28"/>
+          <w:szCs w:val="28"/>
+        </w:rPr>
+        <w:instrText xml:space="preserve"> PAGEREF _Toc26473 \h </w:instrText>
+      </w:r>
+      <w:r>
+        <w:rPr>
+          <w:sz w:val="28"/>
+          <w:szCs w:val="28"/>
+        </w:rPr>
+        <w:fldChar w:fldCharType="separate"/>
+      </w:r>
+      <w:r>
+        <w:rPr>
+          <w:sz w:val="28"/>
+          <w:szCs w:val="28"/>
+        </w:rPr>
+        <w:t>11</w:t>
+      </w:r>
+      <w:r>
+        <w:rPr>
+          <w:sz w:val="28"/>
+          <w:szCs w:val="28"/>
+        </w:rPr>
+        <w:fldChar w:fldCharType="end"/>
+      </w:r>
+      <w:r>
+        <w:rPr>
+          <w:rFonts w:hint="default"/>
+          <w:sz w:val="28"/>
+          <w:szCs w:val="28"/>
+          <w:lang w:val="en-US"/>
+        </w:rPr>
+        <w:fldChar w:fldCharType="end"/>
+      </w:r>
+    </w:p>
+    <w:p>
+      <w:pPr>
+        <w:pStyle w:val="13"/>
+        <w:tabs>
+          <w:tab w:val="right" w:leader="dot" w:pos="8306"/>
+        </w:tabs>
+        <w:ind w:left="0" w:leftChars="0" w:firstLine="140" w:firstLineChars="50"/>
+        <w:rPr>
+          <w:sz w:val="28"/>
+          <w:szCs w:val="28"/>
+        </w:rPr>
+      </w:pPr>
+      <w:r>
+        <w:rPr>
+          <w:rFonts w:hint="default"/>
+          <w:sz w:val="28"/>
+          <w:szCs w:val="28"/>
+          <w:lang w:val="en-US"/>
+        </w:rPr>
+        <w:fldChar w:fldCharType="begin"/>
+      </w:r>
+      <w:r>
+        <w:rPr>
+          <w:rFonts w:hint="default"/>
+          <w:sz w:val="28"/>
+          <w:szCs w:val="28"/>
+          <w:lang w:val="en-US"/>
+        </w:rPr>
+        <w:instrText xml:space="preserve"> HYPERLINK \l _Toc18227 </w:instrText>
+      </w:r>
+      <w:r>
+        <w:rPr>
+          <w:rFonts w:hint="default"/>
+          <w:sz w:val="28"/>
+          <w:szCs w:val="28"/>
+          <w:lang w:val="en-US"/>
+        </w:rPr>
+        <w:fldChar w:fldCharType="separate"/>
+      </w:r>
+      <w:r>
+        <w:rPr>
+          <w:rFonts w:hint="default" w:cs="Times New Roman"/>
+          <w:sz w:val="28"/>
+          <w:szCs w:val="28"/>
+          <w:lang w:val="en-US"/>
+        </w:rPr>
+        <w:t>4</w:t>
+      </w:r>
+      <w:r>
+        <w:rPr>
+          <w:rFonts w:hint="default" w:ascii="Times New Roman" w:hAnsi="Times New Roman" w:cs="Times New Roman"/>
+          <w:sz w:val="28"/>
+          <w:szCs w:val="28"/>
+          <w:lang w:val="en-US"/>
+        </w:rPr>
+        <w:t>.</w:t>
+      </w:r>
+      <w:r>
+        <w:rPr>
+          <w:rFonts w:hint="default" w:cs="Times New Roman"/>
+          <w:sz w:val="28"/>
+          <w:szCs w:val="28"/>
+          <w:lang w:val="en-US"/>
+        </w:rPr>
+        <w:t>3</w:t>
+      </w:r>
+      <w:r>
+        <w:rPr>
+          <w:rFonts w:hint="default" w:ascii="Times New Roman" w:hAnsi="Times New Roman" w:cs="Times New Roman"/>
+          <w:sz w:val="28"/>
+          <w:szCs w:val="28"/>
+          <w:lang w:val="en-US"/>
+        </w:rPr>
+        <w:t xml:space="preserve"> </w:t>
+      </w:r>
+      <w:r>
+        <w:rPr>
+          <w:rFonts w:hint="default" w:cs="Times New Roman"/>
+          <w:sz w:val="28"/>
+          <w:szCs w:val="28"/>
+          <w:lang w:val="en-US"/>
+        </w:rPr>
+        <w:t>Fleet Asset Management</w:t>
+      </w:r>
+      <w:r>
+        <w:rPr>
+          <w:sz w:val="28"/>
+          <w:szCs w:val="28"/>
+        </w:rPr>
+        <w:tab/>
+      </w:r>
+      <w:r>
+        <w:rPr>
+          <w:sz w:val="28"/>
+          <w:szCs w:val="28"/>
+        </w:rPr>
+        <w:fldChar w:fldCharType="begin"/>
+      </w:r>
+      <w:r>
+        <w:rPr>
+          <w:sz w:val="28"/>
+          <w:szCs w:val="28"/>
+        </w:rPr>
+        <w:instrText xml:space="preserve"> PAGEREF _Toc18227 \h </w:instrText>
+      </w:r>
+      <w:r>
+        <w:rPr>
+          <w:sz w:val="28"/>
+          <w:szCs w:val="28"/>
+        </w:rPr>
+        <w:fldChar w:fldCharType="separate"/>
+      </w:r>
+      <w:r>
+        <w:rPr>
+          <w:sz w:val="28"/>
+          <w:szCs w:val="28"/>
+        </w:rPr>
+        <w:t>12</w:t>
+      </w:r>
+      <w:r>
+        <w:rPr>
+          <w:sz w:val="28"/>
+          <w:szCs w:val="28"/>
+        </w:rPr>
+        <w:fldChar w:fldCharType="end"/>
+      </w:r>
+      <w:r>
+        <w:rPr>
+          <w:rFonts w:hint="default"/>
+          <w:sz w:val="28"/>
+          <w:szCs w:val="28"/>
+          <w:lang w:val="en-US"/>
+        </w:rPr>
+        <w:fldChar w:fldCharType="end"/>
+      </w:r>
+    </w:p>
+    <w:p>
+      <w:pPr>
+        <w:pStyle w:val="13"/>
+        <w:tabs>
+          <w:tab w:val="right" w:leader="dot" w:pos="8306"/>
+        </w:tabs>
+        <w:ind w:left="0" w:leftChars="0" w:firstLine="140" w:firstLineChars="50"/>
+        <w:rPr>
+          <w:sz w:val="28"/>
+          <w:szCs w:val="28"/>
+        </w:rPr>
+      </w:pPr>
+      <w:r>
+        <w:rPr>
+          <w:rFonts w:hint="default"/>
+          <w:sz w:val="28"/>
+          <w:szCs w:val="28"/>
+          <w:lang w:val="en-US"/>
+        </w:rPr>
+        <w:fldChar w:fldCharType="begin"/>
+      </w:r>
+      <w:r>
+        <w:rPr>
+          <w:rFonts w:hint="default"/>
+          <w:sz w:val="28"/>
+          <w:szCs w:val="28"/>
+          <w:lang w:val="en-US"/>
+        </w:rPr>
+        <w:instrText xml:space="preserve"> HYPERLINK \l _Toc6259 </w:instrText>
+      </w:r>
+      <w:r>
+        <w:rPr>
+          <w:rFonts w:hint="default"/>
+          <w:sz w:val="28"/>
+          <w:szCs w:val="28"/>
+          <w:lang w:val="en-US"/>
+        </w:rPr>
+        <w:fldChar w:fldCharType="separate"/>
+      </w:r>
+      <w:r>
+        <w:rPr>
+          <w:rFonts w:hint="default" w:cs="Times New Roman"/>
+          <w:sz w:val="28"/>
+          <w:szCs w:val="28"/>
+          <w:lang w:val="en-US"/>
+        </w:rPr>
+        <w:t>4</w:t>
+      </w:r>
+      <w:r>
+        <w:rPr>
+          <w:rFonts w:hint="default" w:ascii="Times New Roman" w:hAnsi="Times New Roman" w:cs="Times New Roman"/>
+          <w:sz w:val="28"/>
+          <w:szCs w:val="28"/>
+          <w:lang w:val="en-US"/>
+        </w:rPr>
+        <w:t>.</w:t>
+      </w:r>
+      <w:r>
+        <w:rPr>
+          <w:rFonts w:hint="default" w:cs="Times New Roman"/>
+          <w:sz w:val="28"/>
+          <w:szCs w:val="28"/>
+          <w:lang w:val="en-US"/>
+        </w:rPr>
+        <w:t>4</w:t>
+      </w:r>
+      <w:r>
+        <w:rPr>
+          <w:rFonts w:hint="default" w:ascii="Times New Roman" w:hAnsi="Times New Roman" w:cs="Times New Roman"/>
+          <w:sz w:val="28"/>
+          <w:szCs w:val="28"/>
+          <w:lang w:val="en-US"/>
+        </w:rPr>
+        <w:t xml:space="preserve"> </w:t>
+      </w:r>
+      <w:r>
+        <w:rPr>
+          <w:rFonts w:hint="default" w:cs="Times New Roman"/>
+          <w:sz w:val="28"/>
+          <w:szCs w:val="28"/>
+          <w:lang w:val="en-US"/>
+        </w:rPr>
+        <w:t>Order Management</w:t>
+      </w:r>
+      <w:r>
+        <w:rPr>
+          <w:sz w:val="28"/>
+          <w:szCs w:val="28"/>
+        </w:rPr>
+        <w:tab/>
+      </w:r>
+      <w:r>
+        <w:rPr>
+          <w:sz w:val="28"/>
+          <w:szCs w:val="28"/>
+        </w:rPr>
+        <w:fldChar w:fldCharType="begin"/>
+      </w:r>
+      <w:r>
+        <w:rPr>
+          <w:sz w:val="28"/>
+          <w:szCs w:val="28"/>
+        </w:rPr>
+        <w:instrText xml:space="preserve"> PAGEREF _Toc6259 \h </w:instrText>
+      </w:r>
+      <w:r>
+        <w:rPr>
+          <w:sz w:val="28"/>
+          <w:szCs w:val="28"/>
+        </w:rPr>
+        <w:fldChar w:fldCharType="separate"/>
+      </w:r>
+      <w:r>
+        <w:rPr>
+          <w:sz w:val="28"/>
+          <w:szCs w:val="28"/>
+        </w:rPr>
+        <w:t>14</w:t>
+      </w:r>
+      <w:r>
+        <w:rPr>
+          <w:sz w:val="28"/>
+          <w:szCs w:val="28"/>
+        </w:rPr>
+        <w:fldChar w:fldCharType="end"/>
+      </w:r>
+      <w:r>
+        <w:rPr>
+          <w:rFonts w:hint="default"/>
+          <w:sz w:val="28"/>
+          <w:szCs w:val="28"/>
+          <w:lang w:val="en-US"/>
+        </w:rPr>
+        <w:fldChar w:fldCharType="end"/>
+      </w:r>
+    </w:p>
+    <w:p>
+      <w:pPr>
+        <w:pStyle w:val="13"/>
+        <w:tabs>
+          <w:tab w:val="right" w:leader="dot" w:pos="8306"/>
+        </w:tabs>
+        <w:ind w:left="0" w:leftChars="0" w:firstLine="140" w:firstLineChars="50"/>
+        <w:rPr>
+          <w:sz w:val="28"/>
+          <w:szCs w:val="28"/>
+        </w:rPr>
+      </w:pPr>
+      <w:r>
+        <w:rPr>
+          <w:rFonts w:hint="default"/>
+          <w:sz w:val="28"/>
+          <w:szCs w:val="28"/>
+          <w:lang w:val="en-US"/>
+        </w:rPr>
+        <w:fldChar w:fldCharType="begin"/>
+      </w:r>
+      <w:r>
+        <w:rPr>
+          <w:rFonts w:hint="default"/>
+          <w:sz w:val="28"/>
+          <w:szCs w:val="28"/>
+          <w:lang w:val="en-US"/>
+        </w:rPr>
+        <w:instrText xml:space="preserve"> HYPERLINK \l _Toc24520 </w:instrText>
+      </w:r>
+      <w:r>
+        <w:rPr>
+          <w:rFonts w:hint="default"/>
+          <w:sz w:val="28"/>
+          <w:szCs w:val="28"/>
+          <w:lang w:val="en-US"/>
+        </w:rPr>
+        <w:fldChar w:fldCharType="separate"/>
+      </w:r>
+      <w:r>
+        <w:rPr>
+          <w:rFonts w:hint="default" w:cs="Times New Roman"/>
+          <w:sz w:val="28"/>
+          <w:szCs w:val="28"/>
+          <w:lang w:val="en-US"/>
+        </w:rPr>
+        <w:t>4</w:t>
+      </w:r>
+      <w:r>
+        <w:rPr>
+          <w:rFonts w:hint="default" w:ascii="Times New Roman" w:hAnsi="Times New Roman" w:cs="Times New Roman"/>
+          <w:sz w:val="28"/>
+          <w:szCs w:val="28"/>
+          <w:lang w:val="en-US"/>
+        </w:rPr>
+        <w:t>.</w:t>
+      </w:r>
+      <w:r>
+        <w:rPr>
+          <w:rFonts w:hint="default" w:cs="Times New Roman"/>
+          <w:sz w:val="28"/>
+          <w:szCs w:val="28"/>
+          <w:lang w:val="en-US"/>
+        </w:rPr>
+        <w:t>5</w:t>
+      </w:r>
+      <w:r>
+        <w:rPr>
+          <w:rFonts w:hint="default" w:ascii="Times New Roman" w:hAnsi="Times New Roman" w:cs="Times New Roman"/>
+          <w:sz w:val="28"/>
+          <w:szCs w:val="28"/>
+          <w:lang w:val="en-US"/>
+        </w:rPr>
+        <w:t xml:space="preserve"> </w:t>
+      </w:r>
+      <w:r>
+        <w:rPr>
+          <w:rFonts w:hint="default" w:cs="Times New Roman"/>
+          <w:bCs/>
+          <w:sz w:val="28"/>
+          <w:szCs w:val="28"/>
+          <w:lang w:val="en-US"/>
+        </w:rPr>
+        <w:t>Shipment Scheduling and Dispatch</w:t>
+      </w:r>
+      <w:r>
+        <w:rPr>
+          <w:sz w:val="28"/>
+          <w:szCs w:val="28"/>
+        </w:rPr>
+        <w:tab/>
+      </w:r>
+      <w:r>
+        <w:rPr>
+          <w:sz w:val="28"/>
+          <w:szCs w:val="28"/>
+        </w:rPr>
+        <w:fldChar w:fldCharType="begin"/>
+      </w:r>
+      <w:r>
+        <w:rPr>
+          <w:sz w:val="28"/>
+          <w:szCs w:val="28"/>
+        </w:rPr>
+        <w:instrText xml:space="preserve"> PAGEREF _Toc24520 \h </w:instrText>
+      </w:r>
+      <w:r>
+        <w:rPr>
+          <w:sz w:val="28"/>
+          <w:szCs w:val="28"/>
+        </w:rPr>
+        <w:fldChar w:fldCharType="separate"/>
+      </w:r>
+      <w:r>
+        <w:rPr>
+          <w:sz w:val="28"/>
+          <w:szCs w:val="28"/>
+        </w:rPr>
+        <w:t>15</w:t>
+      </w:r>
+      <w:r>
+        <w:rPr>
+          <w:sz w:val="28"/>
+          <w:szCs w:val="28"/>
+        </w:rPr>
+        <w:fldChar w:fldCharType="end"/>
+      </w:r>
+      <w:r>
+        <w:rPr>
+          <w:rFonts w:hint="default"/>
+          <w:sz w:val="28"/>
+          <w:szCs w:val="28"/>
+          <w:lang w:val="en-US"/>
+        </w:rPr>
+        <w:fldChar w:fldCharType="end"/>
+      </w:r>
+    </w:p>
+    <w:p>
+      <w:pPr>
+        <w:pStyle w:val="13"/>
+        <w:tabs>
+          <w:tab w:val="right" w:leader="dot" w:pos="8306"/>
+        </w:tabs>
+        <w:ind w:left="0" w:leftChars="0" w:firstLine="140" w:firstLineChars="50"/>
+        <w:rPr>
+          <w:sz w:val="28"/>
+          <w:szCs w:val="28"/>
+        </w:rPr>
+      </w:pPr>
+      <w:r>
+        <w:rPr>
+          <w:rFonts w:hint="default"/>
+          <w:sz w:val="28"/>
+          <w:szCs w:val="28"/>
+          <w:lang w:val="en-US"/>
+        </w:rPr>
+        <w:fldChar w:fldCharType="begin"/>
+      </w:r>
+      <w:r>
+        <w:rPr>
+          <w:rFonts w:hint="default"/>
+          <w:sz w:val="28"/>
+          <w:szCs w:val="28"/>
+          <w:lang w:val="en-US"/>
+        </w:rPr>
+        <w:instrText xml:space="preserve"> HYPERLINK \l _Toc29115 </w:instrText>
+      </w:r>
+      <w:r>
+        <w:rPr>
+          <w:rFonts w:hint="default"/>
+          <w:sz w:val="28"/>
+          <w:szCs w:val="28"/>
+          <w:lang w:val="en-US"/>
+        </w:rPr>
+        <w:fldChar w:fldCharType="separate"/>
+      </w:r>
+      <w:r>
+        <w:rPr>
+          <w:rFonts w:hint="default" w:cs="Times New Roman"/>
+          <w:sz w:val="28"/>
+          <w:szCs w:val="28"/>
+          <w:lang w:val="en-US"/>
+        </w:rPr>
+        <w:t>4</w:t>
+      </w:r>
+      <w:r>
+        <w:rPr>
+          <w:rFonts w:hint="default" w:ascii="Times New Roman" w:hAnsi="Times New Roman" w:cs="Times New Roman"/>
+          <w:sz w:val="28"/>
+          <w:szCs w:val="28"/>
+          <w:lang w:val="en-US"/>
+        </w:rPr>
+        <w:t>.</w:t>
+      </w:r>
+      <w:r>
+        <w:rPr>
+          <w:rFonts w:hint="default" w:cs="Times New Roman"/>
+          <w:sz w:val="28"/>
+          <w:szCs w:val="28"/>
+          <w:lang w:val="en-US"/>
+        </w:rPr>
+        <w:t>6</w:t>
+      </w:r>
+      <w:r>
+        <w:rPr>
+          <w:rFonts w:hint="default" w:ascii="Times New Roman" w:hAnsi="Times New Roman" w:cs="Times New Roman"/>
+          <w:sz w:val="28"/>
+          <w:szCs w:val="28"/>
+          <w:lang w:val="en-US"/>
+        </w:rPr>
+        <w:t xml:space="preserve"> </w:t>
+      </w:r>
+      <w:r>
+        <w:rPr>
+          <w:rFonts w:hint="default" w:cs="Times New Roman"/>
+          <w:bCs/>
+          <w:sz w:val="28"/>
+          <w:szCs w:val="28"/>
+          <w:lang w:val="en-US"/>
+        </w:rPr>
+        <w:t>Real-Time Transit Tracking</w:t>
+      </w:r>
+      <w:r>
+        <w:rPr>
+          <w:sz w:val="28"/>
+          <w:szCs w:val="28"/>
+        </w:rPr>
+        <w:tab/>
+      </w:r>
+      <w:r>
+        <w:rPr>
+          <w:sz w:val="28"/>
+          <w:szCs w:val="28"/>
+        </w:rPr>
+        <w:fldChar w:fldCharType="begin"/>
+      </w:r>
+      <w:r>
+        <w:rPr>
+          <w:sz w:val="28"/>
+          <w:szCs w:val="28"/>
+        </w:rPr>
+        <w:instrText xml:space="preserve"> PAGEREF _Toc29115 \h </w:instrText>
+      </w:r>
+      <w:r>
+        <w:rPr>
+          <w:sz w:val="28"/>
+          <w:szCs w:val="28"/>
+        </w:rPr>
+        <w:fldChar w:fldCharType="separate"/>
+      </w:r>
+      <w:r>
+        <w:rPr>
+          <w:sz w:val="28"/>
+          <w:szCs w:val="28"/>
+        </w:rPr>
+        <w:t>17</w:t>
+      </w:r>
+      <w:r>
+        <w:rPr>
+          <w:sz w:val="28"/>
+          <w:szCs w:val="28"/>
+        </w:rPr>
+        <w:fldChar w:fldCharType="end"/>
+      </w:r>
+      <w:r>
+        <w:rPr>
+          <w:rFonts w:hint="default"/>
+          <w:sz w:val="28"/>
+          <w:szCs w:val="28"/>
+          <w:lang w:val="en-US"/>
+        </w:rPr>
+        <w:fldChar w:fldCharType="end"/>
+      </w:r>
+    </w:p>
+    <w:p>
+      <w:pPr>
+        <w:pStyle w:val="13"/>
+        <w:tabs>
+          <w:tab w:val="right" w:leader="dot" w:pos="8306"/>
+        </w:tabs>
+        <w:ind w:left="0" w:leftChars="0" w:firstLine="140" w:firstLineChars="50"/>
+        <w:rPr>
+          <w:sz w:val="28"/>
+          <w:szCs w:val="28"/>
+        </w:rPr>
+      </w:pPr>
+      <w:r>
+        <w:rPr>
+          <w:rFonts w:hint="default"/>
+          <w:sz w:val="28"/>
+          <w:szCs w:val="28"/>
+          <w:lang w:val="en-US"/>
+        </w:rPr>
+        <w:fldChar w:fldCharType="begin"/>
+      </w:r>
+      <w:r>
+        <w:rPr>
+          <w:rFonts w:hint="default"/>
+          <w:sz w:val="28"/>
+          <w:szCs w:val="28"/>
+          <w:lang w:val="en-US"/>
+        </w:rPr>
+        <w:instrText xml:space="preserve"> HYPERLINK \l _Toc30844 </w:instrText>
+      </w:r>
+      <w:r>
+        <w:rPr>
+          <w:rFonts w:hint="default"/>
+          <w:sz w:val="28"/>
+          <w:szCs w:val="28"/>
+          <w:lang w:val="en-US"/>
+        </w:rPr>
+        <w:fldChar w:fldCharType="separate"/>
+      </w:r>
+      <w:r>
+        <w:rPr>
+          <w:rFonts w:hint="default" w:cs="Times New Roman"/>
+          <w:sz w:val="28"/>
+          <w:szCs w:val="28"/>
+          <w:lang w:val="en-US"/>
+        </w:rPr>
+        <w:t>4</w:t>
+      </w:r>
+      <w:r>
+        <w:rPr>
+          <w:rFonts w:hint="default" w:ascii="Times New Roman" w:hAnsi="Times New Roman" w:cs="Times New Roman"/>
+          <w:sz w:val="28"/>
+          <w:szCs w:val="28"/>
+          <w:lang w:val="en-US"/>
+        </w:rPr>
+        <w:t>.</w:t>
+      </w:r>
+      <w:r>
+        <w:rPr>
+          <w:rFonts w:hint="default" w:cs="Times New Roman"/>
+          <w:sz w:val="28"/>
+          <w:szCs w:val="28"/>
+          <w:lang w:val="en-US"/>
+        </w:rPr>
+        <w:t>7</w:t>
+      </w:r>
+      <w:r>
+        <w:rPr>
+          <w:rFonts w:hint="default" w:ascii="Times New Roman" w:hAnsi="Times New Roman" w:cs="Times New Roman"/>
+          <w:sz w:val="28"/>
+          <w:szCs w:val="28"/>
+          <w:lang w:val="en-US"/>
+        </w:rPr>
+        <w:t xml:space="preserve"> </w:t>
+      </w:r>
+      <w:r>
+        <w:rPr>
+          <w:rFonts w:hint="default" w:cs="Times New Roman"/>
+          <w:bCs/>
+          <w:sz w:val="28"/>
+          <w:szCs w:val="28"/>
+          <w:lang w:val="en-US"/>
+        </w:rPr>
+        <w:t>Handle Delivery Exceptions</w:t>
+      </w:r>
+      <w:r>
+        <w:rPr>
+          <w:sz w:val="28"/>
+          <w:szCs w:val="28"/>
+        </w:rPr>
+        <w:tab/>
+      </w:r>
+      <w:r>
+        <w:rPr>
+          <w:sz w:val="28"/>
+          <w:szCs w:val="28"/>
+        </w:rPr>
+        <w:fldChar w:fldCharType="begin"/>
+      </w:r>
+      <w:r>
+        <w:rPr>
+          <w:sz w:val="28"/>
+          <w:szCs w:val="28"/>
+        </w:rPr>
+        <w:instrText xml:space="preserve"> PAGEREF _Toc30844 \h </w:instrText>
+      </w:r>
+      <w:r>
+        <w:rPr>
+          <w:sz w:val="28"/>
+          <w:szCs w:val="28"/>
+        </w:rPr>
+        <w:fldChar w:fldCharType="separate"/>
+      </w:r>
+      <w:r>
+        <w:rPr>
+          <w:sz w:val="28"/>
+          <w:szCs w:val="28"/>
+        </w:rPr>
+        <w:t>18</w:t>
+      </w:r>
+      <w:r>
+        <w:rPr>
+          <w:sz w:val="28"/>
+          <w:szCs w:val="28"/>
+        </w:rPr>
+        <w:fldChar w:fldCharType="end"/>
+      </w:r>
+      <w:r>
+        <w:rPr>
+          <w:rFonts w:hint="default"/>
+          <w:sz w:val="28"/>
+          <w:szCs w:val="28"/>
+          <w:lang w:val="en-US"/>
+        </w:rPr>
+        <w:fldChar w:fldCharType="end"/>
+      </w:r>
+    </w:p>
+    <w:p>
+      <w:pPr>
+        <w:pStyle w:val="13"/>
+        <w:tabs>
+          <w:tab w:val="right" w:leader="dot" w:pos="8306"/>
+        </w:tabs>
+        <w:ind w:left="0" w:leftChars="0" w:firstLine="140" w:firstLineChars="50"/>
+        <w:rPr>
+          <w:sz w:val="28"/>
+          <w:szCs w:val="28"/>
+        </w:rPr>
+      </w:pPr>
+      <w:r>
+        <w:rPr>
+          <w:rFonts w:hint="default"/>
+          <w:sz w:val="28"/>
+          <w:szCs w:val="28"/>
+          <w:lang w:val="en-US"/>
+        </w:rPr>
+        <w:fldChar w:fldCharType="begin"/>
+      </w:r>
+      <w:r>
+        <w:rPr>
+          <w:rFonts w:hint="default"/>
+          <w:sz w:val="28"/>
+          <w:szCs w:val="28"/>
+          <w:lang w:val="en-US"/>
+        </w:rPr>
+        <w:instrText xml:space="preserve"> HYPERLINK \l _Toc4382 </w:instrText>
+      </w:r>
+      <w:r>
+        <w:rPr>
+          <w:rFonts w:hint="default"/>
+          <w:sz w:val="28"/>
+          <w:szCs w:val="28"/>
+          <w:lang w:val="en-US"/>
+        </w:rPr>
+        <w:fldChar w:fldCharType="separate"/>
+      </w:r>
+      <w:r>
+        <w:rPr>
+          <w:rFonts w:hint="default" w:cs="Times New Roman"/>
+          <w:sz w:val="28"/>
+          <w:szCs w:val="28"/>
+          <w:lang w:val="en-US"/>
+        </w:rPr>
+        <w:t>4</w:t>
+      </w:r>
+      <w:r>
+        <w:rPr>
+          <w:rFonts w:hint="default" w:ascii="Times New Roman" w:hAnsi="Times New Roman" w:cs="Times New Roman"/>
+          <w:sz w:val="28"/>
+          <w:szCs w:val="28"/>
+          <w:lang w:val="en-US"/>
+        </w:rPr>
+        <w:t>.</w:t>
+      </w:r>
+      <w:r>
+        <w:rPr>
+          <w:rFonts w:hint="default" w:cs="Times New Roman"/>
+          <w:sz w:val="28"/>
+          <w:szCs w:val="28"/>
+          <w:lang w:val="en-US"/>
+        </w:rPr>
+        <w:t>8</w:t>
+      </w:r>
+      <w:r>
+        <w:rPr>
+          <w:rFonts w:hint="default" w:ascii="Times New Roman" w:hAnsi="Times New Roman" w:cs="Times New Roman"/>
+          <w:sz w:val="28"/>
+          <w:szCs w:val="28"/>
+          <w:lang w:val="en-US"/>
+        </w:rPr>
+        <w:t xml:space="preserve"> </w:t>
+      </w:r>
+      <w:r>
+        <w:rPr>
+          <w:rFonts w:hint="default" w:cs="Times New Roman"/>
+          <w:bCs/>
+          <w:sz w:val="28"/>
+          <w:szCs w:val="28"/>
+          <w:lang w:val="en-US"/>
+        </w:rPr>
+        <w:t>Process Order Modifications</w:t>
+      </w:r>
+      <w:r>
+        <w:rPr>
+          <w:sz w:val="28"/>
+          <w:szCs w:val="28"/>
+        </w:rPr>
+        <w:tab/>
+      </w:r>
+      <w:r>
+        <w:rPr>
+          <w:sz w:val="28"/>
+          <w:szCs w:val="28"/>
+        </w:rPr>
+        <w:fldChar w:fldCharType="begin"/>
+      </w:r>
+      <w:r>
+        <w:rPr>
+          <w:sz w:val="28"/>
+          <w:szCs w:val="28"/>
+        </w:rPr>
+        <w:instrText xml:space="preserve"> PAGEREF _Toc4382 \h </w:instrText>
+      </w:r>
+      <w:r>
+        <w:rPr>
+          <w:sz w:val="28"/>
+          <w:szCs w:val="28"/>
+        </w:rPr>
+        <w:fldChar w:fldCharType="separate"/>
+      </w:r>
+      <w:r>
+        <w:rPr>
+          <w:sz w:val="28"/>
+          <w:szCs w:val="28"/>
+        </w:rPr>
+        <w:t>20</w:t>
+      </w:r>
+      <w:r>
+        <w:rPr>
+          <w:sz w:val="28"/>
+          <w:szCs w:val="28"/>
+        </w:rPr>
+        <w:fldChar w:fldCharType="end"/>
+      </w:r>
+      <w:r>
+        <w:rPr>
+          <w:rFonts w:hint="default"/>
+          <w:sz w:val="28"/>
+          <w:szCs w:val="28"/>
+          <w:lang w:val="en-US"/>
+        </w:rPr>
+        <w:fldChar w:fldCharType="end"/>
+      </w:r>
+    </w:p>
+    <w:p>
+      <w:pPr>
+        <w:pStyle w:val="13"/>
+        <w:tabs>
+          <w:tab w:val="right" w:leader="dot" w:pos="8306"/>
+        </w:tabs>
+        <w:ind w:left="0" w:leftChars="0" w:firstLine="140" w:firstLineChars="50"/>
+        <w:rPr>
+          <w:sz w:val="28"/>
+          <w:szCs w:val="28"/>
+        </w:rPr>
+      </w:pPr>
+      <w:r>
+        <w:rPr>
+          <w:rFonts w:hint="default"/>
+          <w:sz w:val="28"/>
+          <w:szCs w:val="28"/>
+          <w:lang w:val="en-US"/>
+        </w:rPr>
+        <w:fldChar w:fldCharType="begin"/>
+      </w:r>
+      <w:r>
+        <w:rPr>
+          <w:rFonts w:hint="default"/>
+          <w:sz w:val="28"/>
+          <w:szCs w:val="28"/>
+          <w:lang w:val="en-US"/>
+        </w:rPr>
+        <w:instrText xml:space="preserve"> HYPERLINK \l _Toc22649 </w:instrText>
+      </w:r>
+      <w:r>
+        <w:rPr>
+          <w:rFonts w:hint="default"/>
+          <w:sz w:val="28"/>
+          <w:szCs w:val="28"/>
+          <w:lang w:val="en-US"/>
+        </w:rPr>
+        <w:fldChar w:fldCharType="separate"/>
+      </w:r>
+      <w:r>
+        <w:rPr>
+          <w:rFonts w:hint="default" w:cs="Times New Roman"/>
+          <w:sz w:val="28"/>
+          <w:szCs w:val="28"/>
+          <w:lang w:val="en-US"/>
+        </w:rPr>
+        <w:t>4</w:t>
+      </w:r>
+      <w:r>
+        <w:rPr>
+          <w:rFonts w:hint="default" w:ascii="Times New Roman" w:hAnsi="Times New Roman" w:cs="Times New Roman"/>
+          <w:sz w:val="28"/>
+          <w:szCs w:val="28"/>
+          <w:lang w:val="en-US"/>
+        </w:rPr>
+        <w:t>.</w:t>
+      </w:r>
+      <w:r>
+        <w:rPr>
+          <w:rFonts w:hint="default" w:cs="Times New Roman"/>
+          <w:sz w:val="28"/>
+          <w:szCs w:val="28"/>
+          <w:lang w:val="en-US"/>
+        </w:rPr>
+        <w:t>9</w:t>
+      </w:r>
+      <w:r>
+        <w:rPr>
+          <w:rFonts w:hint="default" w:ascii="Times New Roman" w:hAnsi="Times New Roman" w:cs="Times New Roman"/>
+          <w:sz w:val="28"/>
+          <w:szCs w:val="28"/>
+          <w:lang w:val="en-US"/>
+        </w:rPr>
+        <w:t xml:space="preserve"> </w:t>
+      </w:r>
+      <w:r>
+        <w:rPr>
+          <w:rFonts w:hint="default" w:cs="Times New Roman"/>
+          <w:bCs/>
+          <w:sz w:val="28"/>
+          <w:szCs w:val="28"/>
+          <w:lang w:val="en-US"/>
+        </w:rPr>
+        <w:t>Automated Invoice Generation</w:t>
+      </w:r>
+      <w:r>
+        <w:rPr>
+          <w:sz w:val="28"/>
+          <w:szCs w:val="28"/>
+        </w:rPr>
+        <w:tab/>
+      </w:r>
+      <w:r>
+        <w:rPr>
+          <w:sz w:val="28"/>
+          <w:szCs w:val="28"/>
+        </w:rPr>
+        <w:fldChar w:fldCharType="begin"/>
+      </w:r>
+      <w:r>
+        <w:rPr>
+          <w:sz w:val="28"/>
+          <w:szCs w:val="28"/>
+        </w:rPr>
+        <w:instrText xml:space="preserve"> PAGEREF _Toc22649 \h </w:instrText>
+      </w:r>
+      <w:r>
+        <w:rPr>
+          <w:sz w:val="28"/>
+          <w:szCs w:val="28"/>
+        </w:rPr>
+        <w:fldChar w:fldCharType="separate"/>
+      </w:r>
+      <w:r>
+        <w:rPr>
+          <w:sz w:val="28"/>
+          <w:szCs w:val="28"/>
+        </w:rPr>
+        <w:t>21</w:t>
+      </w:r>
+      <w:r>
+        <w:rPr>
+          <w:sz w:val="28"/>
+          <w:szCs w:val="28"/>
+        </w:rPr>
+        <w:fldChar w:fldCharType="end"/>
+      </w:r>
+      <w:r>
+        <w:rPr>
+          <w:rFonts w:hint="default"/>
+          <w:sz w:val="28"/>
+          <w:szCs w:val="28"/>
+          <w:lang w:val="en-US"/>
+        </w:rPr>
+        <w:fldChar w:fldCharType="end"/>
+      </w:r>
+    </w:p>
+    <w:p>
+      <w:pPr>
+        <w:pStyle w:val="13"/>
+        <w:tabs>
+          <w:tab w:val="right" w:leader="dot" w:pos="8306"/>
+        </w:tabs>
+        <w:ind w:left="0" w:leftChars="0" w:firstLine="140" w:firstLineChars="50"/>
+      </w:pPr>
+      <w:r>
+        <w:rPr>
+          <w:rFonts w:hint="default"/>
+          <w:sz w:val="28"/>
+          <w:szCs w:val="28"/>
+          <w:lang w:val="en-US"/>
+        </w:rPr>
+        <w:fldChar w:fldCharType="begin"/>
+      </w:r>
+      <w:r>
+        <w:rPr>
+          <w:rFonts w:hint="default"/>
+          <w:sz w:val="28"/>
+          <w:szCs w:val="28"/>
+          <w:lang w:val="en-US"/>
+        </w:rPr>
+        <w:instrText xml:space="preserve"> HYPERLINK \l _Toc18135 </w:instrText>
+      </w:r>
+      <w:r>
+        <w:rPr>
+          <w:rFonts w:hint="default"/>
+          <w:sz w:val="28"/>
+          <w:szCs w:val="28"/>
+          <w:lang w:val="en-US"/>
+        </w:rPr>
+        <w:fldChar w:fldCharType="separate"/>
+      </w:r>
+      <w:r>
+        <w:rPr>
+          <w:rFonts w:hint="default" w:cs="Times New Roman"/>
+          <w:sz w:val="28"/>
+          <w:szCs w:val="28"/>
+          <w:lang w:val="en-US"/>
+        </w:rPr>
+        <w:t>4</w:t>
+      </w:r>
+      <w:r>
+        <w:rPr>
+          <w:rFonts w:hint="default" w:ascii="Times New Roman" w:hAnsi="Times New Roman" w:cs="Times New Roman"/>
+          <w:sz w:val="28"/>
+          <w:szCs w:val="28"/>
+          <w:lang w:val="en-US"/>
+        </w:rPr>
+        <w:t>.</w:t>
+      </w:r>
+      <w:r>
+        <w:rPr>
+          <w:rFonts w:hint="default" w:cs="Times New Roman"/>
+          <w:sz w:val="28"/>
+          <w:szCs w:val="28"/>
+          <w:lang w:val="en-US"/>
+        </w:rPr>
+        <w:t>10</w:t>
+      </w:r>
+      <w:r>
+        <w:rPr>
+          <w:rFonts w:hint="default" w:ascii="Times New Roman" w:hAnsi="Times New Roman" w:cs="Times New Roman"/>
+          <w:sz w:val="28"/>
+          <w:szCs w:val="28"/>
+          <w:lang w:val="en-US"/>
+        </w:rPr>
+        <w:t xml:space="preserve"> </w:t>
+      </w:r>
+      <w:r>
+        <w:rPr>
+          <w:rFonts w:hint="default" w:cs="Times New Roman"/>
+          <w:bCs/>
+          <w:sz w:val="28"/>
+          <w:szCs w:val="28"/>
+          <w:lang w:val="en-US"/>
+        </w:rPr>
+        <w:t>Payment Reconciliation</w:t>
+      </w:r>
+      <w:r>
+        <w:rPr>
+          <w:sz w:val="28"/>
+          <w:szCs w:val="28"/>
+        </w:rPr>
+        <w:tab/>
+      </w:r>
+      <w:r>
+        <w:rPr>
+          <w:sz w:val="28"/>
+          <w:szCs w:val="28"/>
+        </w:rPr>
+        <w:fldChar w:fldCharType="begin"/>
+      </w:r>
+      <w:r>
+        <w:rPr>
+          <w:sz w:val="28"/>
+          <w:szCs w:val="28"/>
+        </w:rPr>
+        <w:instrText xml:space="preserve"> PAGEREF _Toc18135 \h </w:instrText>
+      </w:r>
+      <w:r>
+        <w:rPr>
+          <w:sz w:val="28"/>
+          <w:szCs w:val="28"/>
+        </w:rPr>
+        <w:fldChar w:fldCharType="separate"/>
+      </w:r>
+      <w:r>
+        <w:rPr>
+          <w:sz w:val="28"/>
+          <w:szCs w:val="28"/>
+        </w:rPr>
+        <w:t>23</w:t>
+      </w:r>
+      <w:r>
+        <w:rPr>
+          <w:sz w:val="28"/>
+          <w:szCs w:val="28"/>
+        </w:rPr>
+        <w:fldChar w:fldCharType="end"/>
+      </w:r>
+      <w:r>
+        <w:rPr>
+          <w:rFonts w:hint="default"/>
+          <w:sz w:val="28"/>
+          <w:szCs w:val="28"/>
+          <w:lang w:val="en-US"/>
+        </w:rPr>
+        <w:fldChar w:fldCharType="end"/>
+      </w:r>
     </w:p>
     <w:p>
       <w:pPr>
@@ -1294,7 +4125,7 @@
           <w:rFonts w:hint="default"/>
           <w:lang w:val="en-US"/>
         </w:rPr>
-        <w:t>Table of Contents</w:t>
+        <w:fldChar w:fldCharType="end"/>
       </w:r>
     </w:p>
     <w:p>
@@ -1307,118 +4138,6 @@
           <w:lang w:val="en-US"/>
         </w:rPr>
       </w:pPr>
-    </w:p>
-    <w:p>
-      <w:pPr>
-        <w:keepNext w:val="0"/>
-        <w:keepLines w:val="0"/>
-        <w:pageBreakBefore w:val="0"/>
-        <w:widowControl/>
-        <w:tabs>
-          <w:tab w:val="right" w:leader="dot" w:pos="3360"/>
-        </w:tabs>
-        <w:kinsoku/>
-        <w:wordWrap/>
-        <w:overflowPunct/>
-        <w:topLinePunct w:val="0"/>
-        <w:autoSpaceDE/>
-        <w:autoSpaceDN/>
-        <w:bidi w:val="0"/>
-        <w:adjustRightInd/>
-        <w:snapToGrid/>
-        <w:spacing w:line="360" w:lineRule="auto"/>
-        <w:textAlignment w:val="auto"/>
-        <w:rPr>
-          <w:rStyle w:val="15"/>
-          <w:rFonts w:hint="default" w:ascii="Times New Roman" w:hAnsi="Times New Roman" w:cs="Times New Roman"/>
-          <w:sz w:val="25"/>
-          <w:szCs w:val="25"/>
-          <w:lang w:val="en-US"/>
-        </w:rPr>
-      </w:pPr>
-      <w:r>
-        <w:rPr>
-          <w:rStyle w:val="15"/>
-          <w:rFonts w:hint="default" w:ascii="Times New Roman" w:hAnsi="Times New Roman" w:cs="Times New Roman"/>
-          <w:lang w:val="en-US"/>
-        </w:rPr>
-        <w:t>Part A: Introduction</w:t>
-      </w:r>
-      <w:r>
-        <w:rPr>
-          <w:rStyle w:val="15"/>
-          <w:rFonts w:hint="default" w:ascii="Times New Roman" w:hAnsi="Times New Roman" w:cs="Times New Roman"/>
-          <w:lang w:val="en-US"/>
-        </w:rPr>
-        <w:tab/>
-      </w:r>
-      <w:r>
-        <w:rPr>
-          <w:rStyle w:val="15"/>
-          <w:rFonts w:hint="default" w:ascii="Times New Roman" w:hAnsi="Times New Roman" w:cs="Times New Roman"/>
-          <w:lang w:val="en-US"/>
-        </w:rPr>
-        <w:t>…………………………………………..</w:t>
-      </w:r>
-      <w:r>
-        <w:rPr>
-          <w:rStyle w:val="15"/>
-          <w:rFonts w:hint="default" w:ascii="Times New Roman" w:hAnsi="Times New Roman" w:cs="Times New Roman"/>
-          <w:sz w:val="25"/>
-          <w:szCs w:val="25"/>
-          <w:lang w:val="en-US"/>
-        </w:rPr>
-        <w:t>4</w:t>
-      </w:r>
-    </w:p>
-    <w:p>
-      <w:pPr>
-        <w:keepNext w:val="0"/>
-        <w:keepLines w:val="0"/>
-        <w:pageBreakBefore w:val="0"/>
-        <w:widowControl/>
-        <w:tabs>
-          <w:tab w:val="right" w:leader="dot" w:pos="3360"/>
-        </w:tabs>
-        <w:kinsoku/>
-        <w:wordWrap/>
-        <w:overflowPunct/>
-        <w:topLinePunct w:val="0"/>
-        <w:autoSpaceDE/>
-        <w:autoSpaceDN/>
-        <w:bidi w:val="0"/>
-        <w:adjustRightInd/>
-        <w:snapToGrid/>
-        <w:spacing w:line="360" w:lineRule="auto"/>
-        <w:textAlignment w:val="auto"/>
-        <w:rPr>
-          <w:rStyle w:val="15"/>
-          <w:rFonts w:hint="default" w:ascii="Times New Roman" w:hAnsi="Times New Roman" w:cs="Times New Roman"/>
-          <w:sz w:val="25"/>
-          <w:szCs w:val="25"/>
-          <w:lang w:val="en-US"/>
-        </w:rPr>
-      </w:pPr>
-      <w:r>
-        <w:rPr>
-          <w:rStyle w:val="15"/>
-          <w:rFonts w:hint="default" w:ascii="Times New Roman" w:hAnsi="Times New Roman" w:cs="Times New Roman"/>
-          <w:sz w:val="32"/>
-          <w:szCs w:val="32"/>
-          <w:lang w:val="en-US"/>
-        </w:rPr>
-        <w:t>Part B: Project Overview………………………………..……</w:t>
-      </w:r>
-      <w:r>
-        <w:rPr>
-          <w:rStyle w:val="15"/>
-          <w:rFonts w:hint="default" w:ascii="Times New Roman" w:hAnsi="Times New Roman" w:cs="Times New Roman"/>
-          <w:sz w:val="25"/>
-          <w:szCs w:val="25"/>
-          <w:lang w:val="en-US"/>
-        </w:rPr>
-        <w:t>4</w:t>
-      </w:r>
     </w:p>
     <w:p>
       <w:pPr>
@@ -1442,66 +4161,6 @@
         <w:ind w:left="400" w:leftChars="100" w:firstLine="0" w:firstLineChars="0"/>
         <w:textAlignment w:val="auto"/>
         <w:rPr>
-          <w:rStyle w:val="15"/>
-          <w:rFonts w:hint="default" w:ascii="Times New Roman" w:hAnsi="Times New Roman" w:cs="Times New Roman"/>
-          <w:sz w:val="25"/>
-          <w:szCs w:val="25"/>
-          <w:lang w:val="en-US"/>
-        </w:rPr>
-      </w:pPr>
-      <w:r>
-        <w:rPr>
-          <w:rStyle w:val="15"/>
-          <w:rFonts w:hint="default" w:ascii="Times New Roman" w:hAnsi="Times New Roman" w:cs="Times New Roman"/>
-          <w:sz w:val="28"/>
-          <w:szCs w:val="28"/>
-          <w:lang w:val="en-US"/>
-        </w:rPr>
-        <w:t>2.1: Domain Vocabulary</w:t>
-      </w:r>
-      <w:r>
-        <w:rPr>
-          <w:rStyle w:val="15"/>
-          <w:rFonts w:hint="default" w:ascii="Times New Roman" w:hAnsi="Times New Roman" w:cs="Times New Roman"/>
-          <w:sz w:val="32"/>
-          <w:szCs w:val="32"/>
-          <w:lang w:val="en-US"/>
-        </w:rPr>
-        <w:t>………………………………………</w:t>
-      </w:r>
-      <w:r>
-        <w:rPr>
-          <w:rStyle w:val="15"/>
-          <w:rFonts w:hint="default" w:ascii="Times New Roman" w:hAnsi="Times New Roman" w:cs="Times New Roman"/>
-          <w:sz w:val="25"/>
-          <w:szCs w:val="25"/>
-          <w:lang w:val="en-US"/>
-        </w:rPr>
-        <w:t>4</w:t>
-      </w:r>
-    </w:p>
-    <w:p>
-      <w:pPr>
-        <w:keepNext w:val="0"/>
-        <w:keepLines w:val="0"/>
-        <w:pageBreakBefore w:val="0"/>
-        <w:widowControl/>
-        <w:tabs>
-          <w:tab w:val="right" w:leader="dot" w:pos="3360"/>
-        </w:tabs>
-        <w:kinsoku/>
-        <w:wordWrap/>
-        <w:overflowPunct/>
-        <w:topLinePunct w:val="0"/>
-        <w:autoSpaceDE/>
-        <w:autoSpaceDN/>
-        <w:bidi w:val="0"/>
-        <w:adjustRightInd/>
-        <w:snapToGrid/>
-        <w:spacing w:line="360" w:lineRule="auto"/>
-        <w:ind w:left="400" w:leftChars="100" w:firstLine="0" w:firstLineChars="0"/>
-        <w:textAlignment w:val="auto"/>
-        <w:rPr>
           <w:rFonts w:hint="default" w:ascii="Times New Roman" w:hAnsi="Times New Roman" w:cs="Times New Roman"/>
           <w:b/>
           <w:bCs/>
@@ -1512,36 +4171,6 @@
       </w:pPr>
       <w:r>
         <w:rPr>
-          <w:rStyle w:val="15"/>
-          <w:rFonts w:hint="default" w:ascii="Times New Roman" w:hAnsi="Times New Roman" w:cs="Times New Roman"/>
-          <w:sz w:val="28"/>
-          <w:szCs w:val="28"/>
-          <w:lang w:val="en-US"/>
-        </w:rPr>
-        <w:t>2.2: Project Goals</w:t>
-      </w:r>
-      <w:r>
-        <w:rPr>
-          <w:rStyle w:val="15"/>
-          <w:rFonts w:hint="default" w:ascii="Times New Roman" w:hAnsi="Times New Roman" w:cs="Times New Roman"/>
-          <w:sz w:val="32"/>
-          <w:szCs w:val="32"/>
-          <w:lang w:val="en-US"/>
-        </w:rPr>
-        <w:t>……………………………………………..</w:t>
-      </w:r>
-      <w:r>
-        <w:rPr>
-          <w:rStyle w:val="15"/>
-          <w:rFonts w:hint="default" w:ascii="Times New Roman" w:hAnsi="Times New Roman" w:cs="Times New Roman"/>
-          <w:sz w:val="25"/>
-          <w:szCs w:val="25"/>
-          <w:lang w:val="en-US"/>
-        </w:rPr>
-        <w:t>5</w:t>
-      </w:r>
-      <w:r>
-        <w:rPr>
           <w:rFonts w:hint="default" w:ascii="Times New Roman" w:hAnsi="Times New Roman" w:cs="Times New Roman"/>
         </w:rPr>
         <w:fldChar w:fldCharType="begin"/>
@@ -1573,1472 +4202,6 @@
           <w:lang w:val="en-US"/>
         </w:rPr>
       </w:pPr>
-      <w:r>
-        <w:rPr>
-          <w:rStyle w:val="15"/>
-          <w:rFonts w:hint="default" w:ascii="Times New Roman" w:hAnsi="Times New Roman" w:cs="Times New Roman"/>
-          <w:sz w:val="28"/>
-          <w:szCs w:val="28"/>
-          <w:lang w:val="en-US"/>
-        </w:rPr>
-        <w:t>2.3: Project Scope</w:t>
-      </w:r>
-      <w:r>
-        <w:rPr>
-          <w:rStyle w:val="15"/>
-          <w:rFonts w:hint="default" w:ascii="Times New Roman" w:hAnsi="Times New Roman" w:cs="Times New Roman"/>
-          <w:sz w:val="32"/>
-          <w:szCs w:val="32"/>
-          <w:lang w:val="en-US"/>
-        </w:rPr>
-        <w:t>……………………………………………..</w:t>
-      </w:r>
-      <w:r>
-        <w:rPr>
-          <w:rStyle w:val="15"/>
-          <w:rFonts w:hint="default" w:ascii="Times New Roman" w:hAnsi="Times New Roman" w:cs="Times New Roman"/>
-          <w:sz w:val="25"/>
-          <w:szCs w:val="25"/>
-          <w:lang w:val="en-US"/>
-        </w:rPr>
-        <w:t>6</w:t>
-      </w:r>
-    </w:p>
-    <w:p>
-      <w:pPr>
-        <w:bidi w:val="0"/>
-        <w:spacing w:line="360" w:lineRule="auto"/>
-        <w:ind w:left="800" w:leftChars="200" w:firstLine="0" w:firstLineChars="0"/>
-        <w:rPr>
-          <w:rFonts w:hint="default" w:ascii="Times New Roman" w:hAnsi="Times New Roman" w:cs="Times New Roman"/>
-          <w:b/>
-          <w:bCs/>
-          <w:sz w:val="25"/>
-          <w:szCs w:val="25"/>
-          <w:lang w:val="en-US"/>
-        </w:rPr>
-      </w:pPr>
-      <w:r>
-        <w:rPr>
-          <w:rStyle w:val="15"/>
-          <w:rFonts w:hint="default" w:ascii="Times New Roman" w:hAnsi="Times New Roman" w:cs="Times New Roman"/>
-          <w:sz w:val="28"/>
-          <w:szCs w:val="28"/>
-          <w:lang w:val="en-US"/>
-        </w:rPr>
-        <w:t>2.3.1 : In Scope</w:t>
-      </w:r>
-      <w:r>
-        <w:rPr>
-          <w:rStyle w:val="15"/>
-          <w:rFonts w:hint="default" w:ascii="Times New Roman" w:hAnsi="Times New Roman" w:cs="Times New Roman"/>
-          <w:sz w:val="32"/>
-          <w:szCs w:val="32"/>
-          <w:lang w:val="en-US"/>
-        </w:rPr>
-        <w:t>…………………………………………….</w:t>
-      </w:r>
-      <w:r>
-        <w:rPr>
-          <w:rStyle w:val="15"/>
-          <w:rFonts w:hint="default" w:ascii="Times New Roman" w:hAnsi="Times New Roman" w:cs="Times New Roman"/>
-          <w:sz w:val="25"/>
-          <w:szCs w:val="25"/>
-          <w:lang w:val="en-US"/>
-        </w:rPr>
-        <w:t>6</w:t>
-      </w:r>
-    </w:p>
-    <w:p>
-      <w:pPr>
-        <w:bidi w:val="0"/>
-        <w:spacing w:line="360" w:lineRule="auto"/>
-        <w:ind w:left="800" w:leftChars="200" w:firstLine="0" w:firstLineChars="0"/>
-        <w:rPr>
-          <w:rFonts w:hint="default" w:ascii="Times New Roman" w:hAnsi="Times New Roman" w:cs="Times New Roman"/>
-          <w:b/>
-          <w:bCs/>
-          <w:sz w:val="25"/>
-          <w:szCs w:val="25"/>
-          <w:lang w:val="en-US"/>
-        </w:rPr>
-      </w:pPr>
-      <w:r>
-        <w:rPr>
-          <w:rStyle w:val="15"/>
-          <w:rFonts w:hint="default" w:ascii="Times New Roman" w:hAnsi="Times New Roman" w:cs="Times New Roman"/>
-          <w:sz w:val="28"/>
-          <w:szCs w:val="28"/>
-          <w:lang w:val="en-US"/>
-        </w:rPr>
-        <w:t>2.3.1 : Out of  Scope</w:t>
-      </w:r>
-      <w:r>
-        <w:rPr>
-          <w:rStyle w:val="15"/>
-          <w:rFonts w:hint="default" w:ascii="Times New Roman" w:hAnsi="Times New Roman" w:cs="Times New Roman"/>
-          <w:sz w:val="32"/>
-          <w:szCs w:val="32"/>
-          <w:lang w:val="en-US"/>
-        </w:rPr>
-        <w:t>………………………………………..</w:t>
-      </w:r>
-      <w:r>
-        <w:rPr>
-          <w:rStyle w:val="15"/>
-          <w:rFonts w:hint="default" w:ascii="Times New Roman" w:hAnsi="Times New Roman" w:cs="Times New Roman"/>
-          <w:sz w:val="25"/>
-          <w:szCs w:val="25"/>
-          <w:lang w:val="en-US"/>
-        </w:rPr>
-        <w:t>6</w:t>
-      </w:r>
-    </w:p>
-    <w:p>
-      <w:pPr>
-        <w:keepNext w:val="0"/>
-        <w:keepLines w:val="0"/>
-        <w:pageBreakBefore w:val="0"/>
-        <w:widowControl/>
-        <w:tabs>
-          <w:tab w:val="right" w:leader="dot" w:pos="3360"/>
-        </w:tabs>
-        <w:kinsoku/>
-        <w:wordWrap/>
-        <w:overflowPunct/>
-        <w:topLinePunct w:val="0"/>
-        <w:autoSpaceDE/>
-        <w:autoSpaceDN/>
-        <w:bidi w:val="0"/>
-        <w:adjustRightInd/>
-        <w:snapToGrid/>
-        <w:spacing w:line="360" w:lineRule="auto"/>
-        <w:textAlignment w:val="auto"/>
-        <w:rPr>
-          <w:rStyle w:val="15"/>
-          <w:rFonts w:hint="default" w:ascii="Times New Roman" w:hAnsi="Times New Roman" w:cs="Times New Roman"/>
-          <w:sz w:val="25"/>
-          <w:szCs w:val="25"/>
-          <w:lang w:val="en-US"/>
-        </w:rPr>
-      </w:pPr>
-      <w:r>
-        <w:rPr>
-          <w:rStyle w:val="15"/>
-          <w:rFonts w:hint="default" w:ascii="Times New Roman" w:hAnsi="Times New Roman" w:cs="Times New Roman"/>
-          <w:sz w:val="32"/>
-          <w:szCs w:val="32"/>
-          <w:lang w:val="en-US"/>
-        </w:rPr>
-        <w:t>Part C: Problem Domain………………………………..…….</w:t>
-      </w:r>
-      <w:r>
-        <w:rPr>
-          <w:rStyle w:val="15"/>
-          <w:rFonts w:hint="default" w:ascii="Times New Roman" w:hAnsi="Times New Roman" w:cs="Times New Roman"/>
-          <w:sz w:val="25"/>
-          <w:szCs w:val="25"/>
-          <w:lang w:val="en-US"/>
-        </w:rPr>
-        <w:t>7</w:t>
-      </w:r>
-    </w:p>
-    <w:p>
-      <w:pPr>
-        <w:bidi w:val="0"/>
-        <w:spacing w:line="360" w:lineRule="auto"/>
-        <w:ind w:left="400" w:leftChars="100" w:firstLine="0" w:firstLineChars="0"/>
-        <w:rPr>
-          <w:rFonts w:hint="default" w:ascii="Times New Roman" w:hAnsi="Times New Roman" w:cs="Times New Roman"/>
-          <w:b/>
-          <w:bCs/>
-          <w:sz w:val="25"/>
-          <w:szCs w:val="25"/>
-          <w:lang w:val="en-US"/>
-        </w:rPr>
-      </w:pPr>
-      <w:r>
-        <w:rPr>
-          <w:rStyle w:val="15"/>
-          <w:rFonts w:hint="default" w:ascii="Times New Roman" w:hAnsi="Times New Roman" w:cs="Times New Roman"/>
-          <w:sz w:val="28"/>
-          <w:szCs w:val="28"/>
-          <w:lang w:val="en-US"/>
-        </w:rPr>
-        <w:t>3.1: Pain Points</w:t>
-      </w:r>
-      <w:r>
-        <w:rPr>
-          <w:rStyle w:val="15"/>
-          <w:rFonts w:hint="default" w:ascii="Times New Roman" w:hAnsi="Times New Roman" w:cs="Times New Roman"/>
-          <w:sz w:val="32"/>
-          <w:szCs w:val="32"/>
-          <w:lang w:val="en-US"/>
-        </w:rPr>
-        <w:t>…...…………………………………..............</w:t>
-      </w:r>
-      <w:r>
-        <w:rPr>
-          <w:rStyle w:val="15"/>
-          <w:rFonts w:hint="default" w:ascii="Times New Roman" w:hAnsi="Times New Roman" w:cs="Times New Roman"/>
-          <w:sz w:val="25"/>
-          <w:szCs w:val="25"/>
-          <w:lang w:val="en-US"/>
-        </w:rPr>
-        <w:t>7</w:t>
-      </w:r>
-    </w:p>
-    <w:p>
-      <w:pPr>
-        <w:bidi w:val="0"/>
-        <w:spacing w:line="360" w:lineRule="auto"/>
-        <w:ind w:left="400" w:leftChars="100" w:firstLine="0" w:firstLineChars="0"/>
-        <w:rPr>
-          <w:rFonts w:hint="default" w:ascii="Times New Roman" w:hAnsi="Times New Roman" w:cs="Times New Roman"/>
-          <w:b/>
-          <w:bCs/>
-          <w:sz w:val="25"/>
-          <w:szCs w:val="25"/>
-          <w:lang w:val="en-US"/>
-        </w:rPr>
-      </w:pPr>
-      <w:r>
-        <w:rPr>
-          <w:rStyle w:val="15"/>
-          <w:rFonts w:hint="default" w:ascii="Times New Roman" w:hAnsi="Times New Roman" w:cs="Times New Roman"/>
-          <w:sz w:val="28"/>
-          <w:szCs w:val="28"/>
-          <w:lang w:val="en-US"/>
-        </w:rPr>
-        <w:t>3.2: Domain Entities</w:t>
-      </w:r>
-      <w:r>
-        <w:rPr>
-          <w:rStyle w:val="15"/>
-          <w:rFonts w:hint="default" w:ascii="Times New Roman" w:hAnsi="Times New Roman" w:cs="Times New Roman"/>
-          <w:sz w:val="32"/>
-          <w:szCs w:val="32"/>
-          <w:lang w:val="en-US"/>
-        </w:rPr>
-        <w:t>…...………………………………….......</w:t>
-      </w:r>
-      <w:r>
-        <w:rPr>
-          <w:rStyle w:val="15"/>
-          <w:rFonts w:hint="default" w:ascii="Times New Roman" w:hAnsi="Times New Roman" w:cs="Times New Roman"/>
-          <w:sz w:val="25"/>
-          <w:szCs w:val="25"/>
-          <w:lang w:val="en-US"/>
-        </w:rPr>
-        <w:t>7</w:t>
-      </w:r>
-    </w:p>
-    <w:p>
-      <w:pPr>
-        <w:bidi w:val="0"/>
-        <w:spacing w:line="360" w:lineRule="auto"/>
-        <w:ind w:left="400" w:leftChars="100" w:firstLine="0" w:firstLineChars="0"/>
-        <w:rPr>
-          <w:rStyle w:val="15"/>
-          <w:rFonts w:hint="default" w:ascii="Times New Roman" w:hAnsi="Times New Roman" w:cs="Times New Roman"/>
-          <w:sz w:val="25"/>
-          <w:szCs w:val="25"/>
-          <w:lang w:val="en-US"/>
-        </w:rPr>
-      </w:pPr>
-      <w:r>
-        <w:rPr>
-          <w:rStyle w:val="15"/>
-          <w:rFonts w:hint="default" w:ascii="Times New Roman" w:hAnsi="Times New Roman" w:cs="Times New Roman"/>
-          <w:sz w:val="28"/>
-          <w:szCs w:val="28"/>
-          <w:lang w:val="en-US"/>
-        </w:rPr>
-        <w:t>3.3: Actors</w:t>
-      </w:r>
-      <w:r>
-        <w:rPr>
-          <w:rStyle w:val="15"/>
-          <w:rFonts w:hint="default" w:ascii="Times New Roman" w:hAnsi="Times New Roman" w:cs="Times New Roman"/>
-          <w:sz w:val="32"/>
-          <w:szCs w:val="32"/>
-          <w:lang w:val="en-US"/>
-        </w:rPr>
-        <w:t>…...…………..............……………………….......</w:t>
-      </w:r>
-      <w:r>
-        <w:rPr>
-          <w:rStyle w:val="15"/>
-          <w:rFonts w:hint="default" w:ascii="Times New Roman" w:hAnsi="Times New Roman" w:cs="Times New Roman"/>
-          <w:sz w:val="25"/>
-          <w:szCs w:val="25"/>
-          <w:lang w:val="en-US"/>
-        </w:rPr>
-        <w:t>8</w:t>
-      </w:r>
-    </w:p>
-    <w:p>
-      <w:pPr>
-        <w:bidi w:val="0"/>
-        <w:spacing w:line="360" w:lineRule="auto"/>
-        <w:ind w:left="400" w:leftChars="100" w:firstLine="0" w:firstLineChars="0"/>
-        <w:rPr>
-          <w:rStyle w:val="15"/>
-          <w:rFonts w:hint="default" w:ascii="Times New Roman" w:hAnsi="Times New Roman" w:cs="Times New Roman"/>
-          <w:sz w:val="25"/>
-          <w:szCs w:val="25"/>
-          <w:lang w:val="en-US"/>
-        </w:rPr>
-      </w:pPr>
-      <w:r>
-        <w:rPr>
-          <w:rStyle w:val="15"/>
-          <w:rFonts w:hint="default" w:ascii="Times New Roman" w:hAnsi="Times New Roman" w:cs="Times New Roman"/>
-          <w:sz w:val="28"/>
-          <w:szCs w:val="28"/>
-          <w:lang w:val="en-US"/>
-        </w:rPr>
-        <w:t>3.</w:t>
-      </w:r>
-      <w:r>
-        <w:rPr>
-          <w:rStyle w:val="15"/>
-          <w:rFonts w:hint="default" w:cs="Times New Roman"/>
-          <w:sz w:val="28"/>
-          <w:szCs w:val="28"/>
-          <w:lang w:val="en-US"/>
-        </w:rPr>
-        <w:t>4</w:t>
-      </w:r>
-      <w:r>
-        <w:rPr>
-          <w:rStyle w:val="15"/>
-          <w:rFonts w:hint="default" w:ascii="Times New Roman" w:hAnsi="Times New Roman" w:cs="Times New Roman"/>
-          <w:sz w:val="28"/>
-          <w:szCs w:val="28"/>
-          <w:lang w:val="en-US"/>
-        </w:rPr>
-        <w:t xml:space="preserve">: </w:t>
-      </w:r>
-      <w:r>
-        <w:rPr>
-          <w:rStyle w:val="15"/>
-          <w:rFonts w:hint="default" w:cs="Times New Roman"/>
-          <w:sz w:val="28"/>
-          <w:szCs w:val="28"/>
-          <w:lang w:val="en-US"/>
-        </w:rPr>
-        <w:t>Tasks</w:t>
-      </w:r>
-      <w:r>
-        <w:rPr>
-          <w:rStyle w:val="15"/>
-          <w:rFonts w:hint="default" w:ascii="Times New Roman" w:hAnsi="Times New Roman" w:cs="Times New Roman"/>
-          <w:sz w:val="32"/>
-          <w:szCs w:val="32"/>
-          <w:lang w:val="en-US"/>
-        </w:rPr>
-        <w:t>…...…………..............………………………......</w:t>
-      </w:r>
-      <w:r>
-        <w:rPr>
-          <w:rStyle w:val="15"/>
-          <w:rFonts w:hint="default" w:cs="Times New Roman"/>
-          <w:sz w:val="32"/>
-          <w:szCs w:val="32"/>
-          <w:lang w:val="en-US"/>
-        </w:rPr>
-        <w:t>.</w:t>
-      </w:r>
-      <w:r>
-        <w:rPr>
-          <w:rStyle w:val="15"/>
-          <w:rFonts w:hint="default" w:ascii="Times New Roman" w:hAnsi="Times New Roman" w:cs="Times New Roman"/>
-          <w:sz w:val="32"/>
-          <w:szCs w:val="32"/>
-          <w:lang w:val="en-US"/>
-        </w:rPr>
-        <w:t>.</w:t>
-      </w:r>
-      <w:r>
-        <w:rPr>
-          <w:rStyle w:val="15"/>
-          <w:rFonts w:hint="default" w:cs="Times New Roman"/>
-          <w:sz w:val="25"/>
-          <w:szCs w:val="25"/>
-          <w:lang w:val="en-US"/>
-        </w:rPr>
-        <w:t>9</w:t>
-      </w:r>
-    </w:p>
-    <w:p>
-      <w:pPr>
-        <w:bidi w:val="0"/>
-        <w:spacing w:line="360" w:lineRule="auto"/>
-        <w:ind w:left="0" w:leftChars="0" w:firstLine="0" w:firstLineChars="0"/>
-        <w:rPr>
-          <w:rFonts w:hint="default" w:ascii="Times New Roman" w:hAnsi="Times New Roman" w:cs="Times New Roman"/>
-          <w:b/>
-          <w:bCs/>
-          <w:sz w:val="25"/>
-          <w:szCs w:val="25"/>
-          <w:lang w:val="en-US"/>
-        </w:rPr>
-      </w:pPr>
-      <w:r>
-        <w:rPr>
-          <w:rStyle w:val="15"/>
-          <w:rFonts w:hint="default" w:ascii="Times New Roman" w:hAnsi="Times New Roman" w:cs="Times New Roman"/>
-          <w:sz w:val="32"/>
-          <w:szCs w:val="32"/>
-          <w:lang w:val="en-US"/>
-        </w:rPr>
-        <w:t xml:space="preserve">Part </w:t>
-      </w:r>
-      <w:r>
-        <w:rPr>
-          <w:rStyle w:val="15"/>
-          <w:rFonts w:hint="default" w:cs="Times New Roman"/>
-          <w:sz w:val="32"/>
-          <w:szCs w:val="32"/>
-          <w:lang w:val="en-US"/>
-        </w:rPr>
-        <w:t>D</w:t>
-      </w:r>
-      <w:r>
-        <w:rPr>
-          <w:rStyle w:val="15"/>
-          <w:rFonts w:hint="default" w:ascii="Times New Roman" w:hAnsi="Times New Roman" w:cs="Times New Roman"/>
-          <w:sz w:val="32"/>
-          <w:szCs w:val="32"/>
-          <w:lang w:val="en-US"/>
-        </w:rPr>
-        <w:t xml:space="preserve">: </w:t>
-      </w:r>
-      <w:r>
-        <w:rPr>
-          <w:rStyle w:val="15"/>
-          <w:rFonts w:hint="default" w:cs="Times New Roman"/>
-          <w:sz w:val="32"/>
-          <w:szCs w:val="32"/>
-          <w:lang w:val="en-US"/>
-        </w:rPr>
-        <w:t>Functional Requirements and Task Descriptions....</w:t>
-      </w:r>
-      <w:r>
-        <w:rPr>
-          <w:rStyle w:val="15"/>
-          <w:rFonts w:hint="default" w:cs="Times New Roman"/>
-          <w:sz w:val="25"/>
-          <w:szCs w:val="25"/>
-          <w:lang w:val="en-US"/>
-        </w:rPr>
-        <w:t>10</w:t>
-      </w:r>
-    </w:p>
-    <w:p>
-      <w:pPr>
-        <w:bidi w:val="0"/>
-        <w:spacing w:line="360" w:lineRule="auto"/>
-        <w:ind w:left="400" w:leftChars="100" w:firstLine="0" w:firstLineChars="0"/>
-        <w:rPr>
-          <w:rFonts w:hint="default" w:ascii="Times New Roman" w:hAnsi="Times New Roman" w:cs="Times New Roman"/>
-          <w:b/>
-          <w:bCs/>
-          <w:sz w:val="25"/>
-          <w:szCs w:val="25"/>
-          <w:lang w:val="en-US"/>
-        </w:rPr>
-      </w:pPr>
-      <w:r>
-        <w:rPr>
-          <w:rStyle w:val="15"/>
-          <w:rFonts w:hint="default" w:cs="Times New Roman"/>
-          <w:sz w:val="28"/>
-          <w:szCs w:val="28"/>
-          <w:lang w:val="en-US"/>
-        </w:rPr>
-        <w:t>4</w:t>
-      </w:r>
-      <w:r>
-        <w:rPr>
-          <w:rStyle w:val="15"/>
-          <w:rFonts w:hint="default" w:ascii="Times New Roman" w:hAnsi="Times New Roman" w:cs="Times New Roman"/>
-          <w:sz w:val="28"/>
-          <w:szCs w:val="28"/>
-          <w:lang w:val="en-US"/>
-        </w:rPr>
-        <w:t xml:space="preserve">.1: </w:t>
-      </w:r>
-      <w:r>
-        <w:rPr>
-          <w:rStyle w:val="15"/>
-          <w:rFonts w:hint="default" w:cs="Times New Roman"/>
-          <w:sz w:val="28"/>
-          <w:szCs w:val="28"/>
-          <w:lang w:val="en-US"/>
-        </w:rPr>
-        <w:t>User and Access Management</w:t>
-      </w:r>
-      <w:r>
-        <w:rPr>
-          <w:rStyle w:val="15"/>
-          <w:rFonts w:hint="default" w:ascii="Times New Roman" w:hAnsi="Times New Roman" w:cs="Times New Roman"/>
-          <w:sz w:val="32"/>
-          <w:szCs w:val="32"/>
-          <w:lang w:val="en-US"/>
-        </w:rPr>
-        <w:t>………………</w:t>
-      </w:r>
-      <w:r>
-        <w:rPr>
-          <w:rStyle w:val="15"/>
-          <w:rFonts w:hint="default" w:cs="Times New Roman"/>
-          <w:sz w:val="32"/>
-          <w:szCs w:val="32"/>
-          <w:lang w:val="en-US"/>
-        </w:rPr>
-        <w:t>...</w:t>
-      </w:r>
-      <w:r>
-        <w:rPr>
-          <w:rStyle w:val="15"/>
-          <w:rFonts w:hint="default" w:ascii="Times New Roman" w:hAnsi="Times New Roman" w:cs="Times New Roman"/>
-          <w:sz w:val="32"/>
-          <w:szCs w:val="32"/>
-          <w:lang w:val="en-US"/>
-        </w:rPr>
-        <w:t>………</w:t>
-      </w:r>
-      <w:r>
-        <w:rPr>
-          <w:rStyle w:val="15"/>
-          <w:rFonts w:hint="default" w:cs="Times New Roman"/>
-          <w:sz w:val="32"/>
-          <w:szCs w:val="32"/>
-          <w:lang w:val="en-US"/>
-        </w:rPr>
-        <w:t>.....</w:t>
-      </w:r>
-      <w:r>
-        <w:rPr>
-          <w:rStyle w:val="15"/>
-          <w:rFonts w:hint="default" w:cs="Times New Roman"/>
-          <w:sz w:val="25"/>
-          <w:szCs w:val="25"/>
-          <w:lang w:val="en-US"/>
-        </w:rPr>
-        <w:t>10</w:t>
-      </w:r>
-    </w:p>
-    <w:p>
-      <w:pPr>
-        <w:bidi w:val="0"/>
-        <w:spacing w:line="360" w:lineRule="auto"/>
-        <w:ind w:left="400" w:leftChars="100" w:firstLine="0" w:firstLineChars="0"/>
-        <w:rPr>
-          <w:rFonts w:hint="default" w:ascii="Times New Roman" w:hAnsi="Times New Roman" w:cs="Times New Roman"/>
-          <w:b/>
-          <w:bCs/>
-          <w:sz w:val="25"/>
-          <w:szCs w:val="25"/>
-          <w:lang w:val="en-US"/>
-        </w:rPr>
-      </w:pPr>
-      <w:r>
-        <w:rPr>
-          <w:rStyle w:val="15"/>
-          <w:rFonts w:hint="default" w:cs="Times New Roman"/>
-          <w:sz w:val="28"/>
-          <w:szCs w:val="28"/>
-          <w:lang w:val="en-US"/>
-        </w:rPr>
-        <w:t>4</w:t>
-      </w:r>
-      <w:r>
-        <w:rPr>
-          <w:rStyle w:val="15"/>
-          <w:rFonts w:hint="default" w:ascii="Times New Roman" w:hAnsi="Times New Roman" w:cs="Times New Roman"/>
-          <w:sz w:val="28"/>
-          <w:szCs w:val="28"/>
-          <w:lang w:val="en-US"/>
-        </w:rPr>
-        <w:t>.</w:t>
-      </w:r>
-      <w:r>
-        <w:rPr>
-          <w:rStyle w:val="15"/>
-          <w:rFonts w:hint="default" w:cs="Times New Roman"/>
-          <w:sz w:val="28"/>
-          <w:szCs w:val="28"/>
-          <w:lang w:val="en-US"/>
-        </w:rPr>
-        <w:t>2</w:t>
-      </w:r>
-      <w:r>
-        <w:rPr>
-          <w:rStyle w:val="15"/>
-          <w:rFonts w:hint="default" w:ascii="Times New Roman" w:hAnsi="Times New Roman" w:cs="Times New Roman"/>
-          <w:sz w:val="28"/>
-          <w:szCs w:val="28"/>
-          <w:lang w:val="en-US"/>
-        </w:rPr>
-        <w:t xml:space="preserve">: </w:t>
-      </w:r>
-      <w:r>
-        <w:rPr>
-          <w:rStyle w:val="15"/>
-          <w:rFonts w:hint="default" w:cs="Times New Roman"/>
-          <w:sz w:val="28"/>
-          <w:szCs w:val="28"/>
-          <w:lang w:val="en-US"/>
-        </w:rPr>
-        <w:t xml:space="preserve">Branch and Hub Setup........... </w:t>
-      </w:r>
-      <w:r>
-        <w:rPr>
-          <w:rStyle w:val="15"/>
-          <w:rFonts w:hint="default" w:ascii="Times New Roman" w:hAnsi="Times New Roman" w:cs="Times New Roman"/>
-          <w:sz w:val="32"/>
-          <w:szCs w:val="32"/>
-          <w:lang w:val="en-US"/>
-        </w:rPr>
-        <w:t>…………………………</w:t>
-      </w:r>
-      <w:r>
-        <w:rPr>
-          <w:rStyle w:val="15"/>
-          <w:rFonts w:hint="default" w:cs="Times New Roman"/>
-          <w:sz w:val="32"/>
-          <w:szCs w:val="32"/>
-          <w:lang w:val="en-US"/>
-        </w:rPr>
-        <w:t>....</w:t>
-      </w:r>
-      <w:r>
-        <w:rPr>
-          <w:rStyle w:val="15"/>
-          <w:rFonts w:hint="default" w:cs="Times New Roman"/>
-          <w:sz w:val="25"/>
-          <w:szCs w:val="25"/>
-          <w:lang w:val="en-US"/>
-        </w:rPr>
-        <w:t>11</w:t>
-      </w:r>
-    </w:p>
-    <w:p>
-      <w:pPr>
-        <w:bidi w:val="0"/>
-        <w:spacing w:line="360" w:lineRule="auto"/>
-        <w:ind w:left="400" w:leftChars="100" w:firstLine="0" w:firstLineChars="0"/>
-        <w:rPr>
-          <w:rFonts w:hint="default" w:ascii="Times New Roman" w:hAnsi="Times New Roman" w:cs="Times New Roman"/>
-          <w:b/>
-          <w:bCs/>
-          <w:sz w:val="25"/>
-          <w:szCs w:val="25"/>
-          <w:lang w:val="en-US"/>
-        </w:rPr>
-      </w:pPr>
-      <w:r>
-        <w:rPr>
-          <w:rStyle w:val="15"/>
-          <w:rFonts w:hint="default" w:cs="Times New Roman"/>
-          <w:sz w:val="28"/>
-          <w:szCs w:val="28"/>
-          <w:lang w:val="en-US"/>
-        </w:rPr>
-        <w:t>4</w:t>
-      </w:r>
-      <w:r>
-        <w:rPr>
-          <w:rStyle w:val="15"/>
-          <w:rFonts w:hint="default" w:ascii="Times New Roman" w:hAnsi="Times New Roman" w:cs="Times New Roman"/>
-          <w:sz w:val="28"/>
-          <w:szCs w:val="28"/>
-          <w:lang w:val="en-US"/>
-        </w:rPr>
-        <w:t>.</w:t>
-      </w:r>
-      <w:r>
-        <w:rPr>
-          <w:rStyle w:val="15"/>
-          <w:rFonts w:hint="default" w:cs="Times New Roman"/>
-          <w:sz w:val="28"/>
-          <w:szCs w:val="28"/>
-          <w:lang w:val="en-US"/>
-        </w:rPr>
-        <w:t>3</w:t>
-      </w:r>
-      <w:r>
-        <w:rPr>
-          <w:rStyle w:val="15"/>
-          <w:rFonts w:hint="default" w:ascii="Times New Roman" w:hAnsi="Times New Roman" w:cs="Times New Roman"/>
-          <w:sz w:val="28"/>
-          <w:szCs w:val="28"/>
-          <w:lang w:val="en-US"/>
-        </w:rPr>
-        <w:t xml:space="preserve">: </w:t>
-      </w:r>
-      <w:r>
-        <w:rPr>
-          <w:rStyle w:val="15"/>
-          <w:rFonts w:hint="default" w:cs="Times New Roman"/>
-          <w:sz w:val="28"/>
-          <w:szCs w:val="28"/>
-          <w:lang w:val="en-US"/>
-        </w:rPr>
-        <w:t>Fleet Asset Management.........</w:t>
-      </w:r>
-      <w:r>
-        <w:rPr>
-          <w:rStyle w:val="15"/>
-          <w:rFonts w:hint="default" w:ascii="Times New Roman" w:hAnsi="Times New Roman" w:cs="Times New Roman"/>
-          <w:sz w:val="32"/>
-          <w:szCs w:val="32"/>
-          <w:lang w:val="en-US"/>
-        </w:rPr>
-        <w:t>…………………………</w:t>
-      </w:r>
-      <w:r>
-        <w:rPr>
-          <w:rStyle w:val="15"/>
-          <w:rFonts w:hint="default" w:cs="Times New Roman"/>
-          <w:sz w:val="32"/>
-          <w:szCs w:val="32"/>
-          <w:lang w:val="en-US"/>
-        </w:rPr>
-        <w:t>....</w:t>
-      </w:r>
-      <w:r>
-        <w:rPr>
-          <w:rStyle w:val="15"/>
-          <w:rFonts w:hint="default" w:cs="Times New Roman"/>
-          <w:sz w:val="25"/>
-          <w:szCs w:val="25"/>
-          <w:lang w:val="en-US"/>
-        </w:rPr>
-        <w:t>12</w:t>
-      </w:r>
-    </w:p>
-    <w:p>
-      <w:pPr>
-        <w:bidi w:val="0"/>
-        <w:spacing w:line="360" w:lineRule="auto"/>
-        <w:ind w:left="400" w:leftChars="100" w:firstLine="0" w:firstLineChars="0"/>
-        <w:rPr>
-          <w:rFonts w:hint="default" w:ascii="Times New Roman" w:hAnsi="Times New Roman" w:cs="Times New Roman"/>
-          <w:b/>
-          <w:bCs/>
-          <w:sz w:val="25"/>
-          <w:szCs w:val="25"/>
-          <w:lang w:val="en-US"/>
-        </w:rPr>
-      </w:pPr>
-      <w:r>
-        <w:rPr>
-          <w:rStyle w:val="15"/>
-          <w:rFonts w:hint="default" w:cs="Times New Roman"/>
-          <w:sz w:val="28"/>
-          <w:szCs w:val="28"/>
-          <w:lang w:val="en-US"/>
-        </w:rPr>
-        <w:t>4</w:t>
-      </w:r>
-      <w:r>
-        <w:rPr>
-          <w:rStyle w:val="15"/>
-          <w:rFonts w:hint="default" w:ascii="Times New Roman" w:hAnsi="Times New Roman" w:cs="Times New Roman"/>
-          <w:sz w:val="28"/>
-          <w:szCs w:val="28"/>
-          <w:lang w:val="en-US"/>
-        </w:rPr>
-        <w:t>.</w:t>
-      </w:r>
-      <w:r>
-        <w:rPr>
-          <w:rStyle w:val="15"/>
-          <w:rFonts w:hint="default" w:cs="Times New Roman"/>
-          <w:sz w:val="28"/>
-          <w:szCs w:val="28"/>
-          <w:lang w:val="en-US"/>
-        </w:rPr>
-        <w:t>4</w:t>
-      </w:r>
-      <w:r>
-        <w:rPr>
-          <w:rStyle w:val="15"/>
-          <w:rFonts w:hint="default" w:ascii="Times New Roman" w:hAnsi="Times New Roman" w:cs="Times New Roman"/>
-          <w:sz w:val="28"/>
-          <w:szCs w:val="28"/>
-          <w:lang w:val="en-US"/>
-        </w:rPr>
-        <w:t xml:space="preserve">: </w:t>
-      </w:r>
-      <w:r>
-        <w:rPr>
-          <w:rStyle w:val="15"/>
-          <w:rFonts w:hint="default" w:cs="Times New Roman"/>
-          <w:sz w:val="28"/>
-          <w:szCs w:val="28"/>
-          <w:lang w:val="en-US"/>
-        </w:rPr>
-        <w:t>Order Management.........</w:t>
-      </w:r>
-      <w:r>
-        <w:rPr>
-          <w:rStyle w:val="15"/>
-          <w:rFonts w:hint="default" w:ascii="Times New Roman" w:hAnsi="Times New Roman" w:cs="Times New Roman"/>
-          <w:sz w:val="32"/>
-          <w:szCs w:val="32"/>
-          <w:lang w:val="en-US"/>
-        </w:rPr>
-        <w:t>……</w:t>
-      </w:r>
-      <w:r>
-        <w:rPr>
-          <w:rStyle w:val="15"/>
-          <w:rFonts w:hint="default" w:cs="Times New Roman"/>
-          <w:sz w:val="32"/>
-          <w:szCs w:val="32"/>
-          <w:lang w:val="en-US"/>
-        </w:rPr>
-        <w:t>.......</w:t>
-      </w:r>
-      <w:r>
-        <w:rPr>
-          <w:rStyle w:val="15"/>
-          <w:rFonts w:hint="default" w:ascii="Times New Roman" w:hAnsi="Times New Roman" w:cs="Times New Roman"/>
-          <w:sz w:val="32"/>
-          <w:szCs w:val="32"/>
-          <w:lang w:val="en-US"/>
-        </w:rPr>
-        <w:t>……………………</w:t>
-      </w:r>
-      <w:r>
-        <w:rPr>
-          <w:rStyle w:val="15"/>
-          <w:rFonts w:hint="default" w:cs="Times New Roman"/>
-          <w:sz w:val="32"/>
-          <w:szCs w:val="32"/>
-          <w:lang w:val="en-US"/>
-        </w:rPr>
-        <w:t>....</w:t>
-      </w:r>
-      <w:r>
-        <w:rPr>
-          <w:rStyle w:val="15"/>
-          <w:rFonts w:hint="default" w:cs="Times New Roman"/>
-          <w:sz w:val="25"/>
-          <w:szCs w:val="25"/>
-          <w:lang w:val="en-US"/>
-        </w:rPr>
-        <w:t>14</w:t>
-      </w:r>
-    </w:p>
-    <w:p>
-      <w:pPr>
-        <w:bidi w:val="0"/>
-        <w:spacing w:line="360" w:lineRule="auto"/>
-        <w:ind w:left="400" w:leftChars="100" w:firstLine="0" w:firstLineChars="0"/>
-        <w:rPr>
-          <w:rFonts w:hint="default" w:ascii="Times New Roman" w:hAnsi="Times New Roman" w:cs="Times New Roman"/>
-          <w:b/>
-          <w:bCs/>
-          <w:sz w:val="25"/>
-          <w:szCs w:val="25"/>
-          <w:lang w:val="en-US"/>
-        </w:rPr>
-      </w:pPr>
-      <w:r>
-        <w:rPr>
-          <w:rStyle w:val="15"/>
-          <w:rFonts w:hint="default" w:cs="Times New Roman"/>
-          <w:sz w:val="28"/>
-          <w:szCs w:val="28"/>
-          <w:lang w:val="en-US"/>
-        </w:rPr>
-        <w:t>4</w:t>
-      </w:r>
-      <w:r>
-        <w:rPr>
-          <w:rStyle w:val="15"/>
-          <w:rFonts w:hint="default" w:ascii="Times New Roman" w:hAnsi="Times New Roman" w:cs="Times New Roman"/>
-          <w:sz w:val="28"/>
-          <w:szCs w:val="28"/>
-          <w:lang w:val="en-US"/>
-        </w:rPr>
-        <w:t>.</w:t>
-      </w:r>
-      <w:r>
-        <w:rPr>
-          <w:rStyle w:val="15"/>
-          <w:rFonts w:hint="default" w:cs="Times New Roman"/>
-          <w:sz w:val="28"/>
-          <w:szCs w:val="28"/>
-          <w:lang w:val="en-US"/>
-        </w:rPr>
-        <w:t>5</w:t>
-      </w:r>
-      <w:r>
-        <w:rPr>
-          <w:rStyle w:val="15"/>
-          <w:rFonts w:hint="default" w:ascii="Times New Roman" w:hAnsi="Times New Roman" w:cs="Times New Roman"/>
-          <w:sz w:val="28"/>
-          <w:szCs w:val="28"/>
-          <w:lang w:val="en-US"/>
-        </w:rPr>
-        <w:t xml:space="preserve">: </w:t>
-      </w:r>
-      <w:r>
-        <w:rPr>
-          <w:rStyle w:val="15"/>
-          <w:rFonts w:hint="default" w:cs="Times New Roman"/>
-          <w:sz w:val="28"/>
-          <w:szCs w:val="28"/>
-          <w:lang w:val="en-US"/>
-        </w:rPr>
-        <w:t>Shipment Scheduling and Dispatch..............</w:t>
-      </w:r>
-      <w:r>
-        <w:rPr>
-          <w:rStyle w:val="15"/>
-          <w:rFonts w:hint="default" w:ascii="Times New Roman" w:hAnsi="Times New Roman" w:cs="Times New Roman"/>
-          <w:sz w:val="32"/>
-          <w:szCs w:val="32"/>
-          <w:lang w:val="en-US"/>
-        </w:rPr>
-        <w:t>……………</w:t>
-      </w:r>
-      <w:r>
-        <w:rPr>
-          <w:rStyle w:val="15"/>
-          <w:rFonts w:hint="default" w:cs="Times New Roman"/>
-          <w:sz w:val="32"/>
-          <w:szCs w:val="32"/>
-          <w:lang w:val="en-US"/>
-        </w:rPr>
-        <w:t>....</w:t>
-      </w:r>
-      <w:r>
-        <w:rPr>
-          <w:rStyle w:val="15"/>
-          <w:rFonts w:hint="default" w:cs="Times New Roman"/>
-          <w:sz w:val="25"/>
-          <w:szCs w:val="25"/>
-          <w:lang w:val="en-US"/>
-        </w:rPr>
-        <w:t>15</w:t>
-      </w:r>
-    </w:p>
-    <w:p>
-      <w:pPr>
-        <w:bidi w:val="0"/>
-        <w:spacing w:line="360" w:lineRule="auto"/>
-        <w:ind w:left="400" w:leftChars="100" w:firstLine="0" w:firstLineChars="0"/>
-        <w:rPr>
-          <w:rFonts w:hint="default" w:ascii="Times New Roman" w:hAnsi="Times New Roman" w:cs="Times New Roman"/>
-          <w:b/>
-          <w:bCs/>
-          <w:sz w:val="25"/>
-          <w:szCs w:val="25"/>
-          <w:lang w:val="en-US"/>
-        </w:rPr>
-      </w:pPr>
-      <w:r>
-        <w:rPr>
-          <w:rStyle w:val="15"/>
-          <w:rFonts w:hint="default" w:cs="Times New Roman"/>
-          <w:sz w:val="28"/>
-          <w:szCs w:val="28"/>
-          <w:lang w:val="en-US"/>
-        </w:rPr>
-        <w:t>4</w:t>
-      </w:r>
-      <w:r>
-        <w:rPr>
-          <w:rStyle w:val="15"/>
-          <w:rFonts w:hint="default" w:ascii="Times New Roman" w:hAnsi="Times New Roman" w:cs="Times New Roman"/>
-          <w:sz w:val="28"/>
-          <w:szCs w:val="28"/>
-          <w:lang w:val="en-US"/>
-        </w:rPr>
-        <w:t>.</w:t>
-      </w:r>
-      <w:r>
-        <w:rPr>
-          <w:rStyle w:val="15"/>
-          <w:rFonts w:hint="default" w:cs="Times New Roman"/>
-          <w:sz w:val="28"/>
-          <w:szCs w:val="28"/>
-          <w:lang w:val="en-US"/>
-        </w:rPr>
-        <w:t>6</w:t>
-      </w:r>
-      <w:r>
-        <w:rPr>
-          <w:rStyle w:val="15"/>
-          <w:rFonts w:hint="default" w:ascii="Times New Roman" w:hAnsi="Times New Roman" w:cs="Times New Roman"/>
-          <w:sz w:val="28"/>
-          <w:szCs w:val="28"/>
-          <w:lang w:val="en-US"/>
-        </w:rPr>
-        <w:t xml:space="preserve">: </w:t>
-      </w:r>
-      <w:r>
-        <w:rPr>
-          <w:rStyle w:val="15"/>
-          <w:rFonts w:hint="default" w:cs="Times New Roman"/>
-          <w:sz w:val="28"/>
-          <w:szCs w:val="28"/>
-          <w:lang w:val="en-US"/>
-        </w:rPr>
-        <w:t>Real-Time Transit Tracking..........................</w:t>
-      </w:r>
-      <w:r>
-        <w:rPr>
-          <w:rStyle w:val="15"/>
-          <w:rFonts w:hint="default" w:ascii="Times New Roman" w:hAnsi="Times New Roman" w:cs="Times New Roman"/>
-          <w:sz w:val="32"/>
-          <w:szCs w:val="32"/>
-          <w:lang w:val="en-US"/>
-        </w:rPr>
-        <w:t>……………</w:t>
-      </w:r>
-      <w:r>
-        <w:rPr>
-          <w:rStyle w:val="15"/>
-          <w:rFonts w:hint="default" w:cs="Times New Roman"/>
-          <w:sz w:val="32"/>
-          <w:szCs w:val="32"/>
-          <w:lang w:val="en-US"/>
-        </w:rPr>
-        <w:t>....</w:t>
-      </w:r>
-      <w:r>
-        <w:rPr>
-          <w:rStyle w:val="15"/>
-          <w:rFonts w:hint="default" w:cs="Times New Roman"/>
-          <w:sz w:val="25"/>
-          <w:szCs w:val="25"/>
-          <w:lang w:val="en-US"/>
-        </w:rPr>
-        <w:t>17</w:t>
-      </w:r>
-    </w:p>
-    <w:p>
-      <w:pPr>
-        <w:bidi w:val="0"/>
-        <w:spacing w:line="360" w:lineRule="auto"/>
-        <w:ind w:left="400" w:leftChars="100" w:firstLine="0" w:firstLineChars="0"/>
-        <w:rPr>
-          <w:rFonts w:hint="default" w:ascii="Times New Roman" w:hAnsi="Times New Roman" w:cs="Times New Roman"/>
-          <w:b/>
-          <w:bCs/>
-          <w:sz w:val="25"/>
-          <w:szCs w:val="25"/>
-          <w:lang w:val="en-US"/>
-        </w:rPr>
-      </w:pPr>
-      <w:r>
-        <w:rPr>
-          <w:rStyle w:val="15"/>
-          <w:rFonts w:hint="default" w:cs="Times New Roman"/>
-          <w:sz w:val="28"/>
-          <w:szCs w:val="28"/>
-          <w:lang w:val="en-US"/>
-        </w:rPr>
-        <w:t>4</w:t>
-      </w:r>
-      <w:r>
-        <w:rPr>
-          <w:rStyle w:val="15"/>
-          <w:rFonts w:hint="default" w:ascii="Times New Roman" w:hAnsi="Times New Roman" w:cs="Times New Roman"/>
-          <w:sz w:val="28"/>
-          <w:szCs w:val="28"/>
-          <w:lang w:val="en-US"/>
-        </w:rPr>
-        <w:t>.</w:t>
-      </w:r>
-      <w:r>
-        <w:rPr>
-          <w:rStyle w:val="15"/>
-          <w:rFonts w:hint="default" w:cs="Times New Roman"/>
-          <w:sz w:val="28"/>
-          <w:szCs w:val="28"/>
-          <w:lang w:val="en-US"/>
-        </w:rPr>
-        <w:t>7</w:t>
-      </w:r>
-      <w:r>
-        <w:rPr>
-          <w:rStyle w:val="15"/>
-          <w:rFonts w:hint="default" w:ascii="Times New Roman" w:hAnsi="Times New Roman" w:cs="Times New Roman"/>
-          <w:sz w:val="28"/>
-          <w:szCs w:val="28"/>
-          <w:lang w:val="en-US"/>
-        </w:rPr>
-        <w:t xml:space="preserve">: </w:t>
-      </w:r>
-      <w:r>
-        <w:rPr>
-          <w:rStyle w:val="15"/>
-          <w:rFonts w:hint="default" w:cs="Times New Roman"/>
-          <w:sz w:val="28"/>
-          <w:szCs w:val="28"/>
-          <w:lang w:val="en-US"/>
-        </w:rPr>
-        <w:t>Handle Delivery Exceptions...........................</w:t>
-      </w:r>
-      <w:r>
-        <w:rPr>
-          <w:rStyle w:val="15"/>
-          <w:rFonts w:hint="default" w:ascii="Times New Roman" w:hAnsi="Times New Roman" w:cs="Times New Roman"/>
-          <w:sz w:val="32"/>
-          <w:szCs w:val="32"/>
-          <w:lang w:val="en-US"/>
-        </w:rPr>
-        <w:t>…………</w:t>
-      </w:r>
-      <w:r>
-        <w:rPr>
-          <w:rStyle w:val="15"/>
-          <w:rFonts w:hint="default" w:cs="Times New Roman"/>
-          <w:sz w:val="32"/>
-          <w:szCs w:val="32"/>
-          <w:lang w:val="en-US"/>
-        </w:rPr>
-        <w:t>........</w:t>
-      </w:r>
-      <w:r>
-        <w:rPr>
-          <w:rStyle w:val="15"/>
-          <w:rFonts w:hint="default" w:cs="Times New Roman"/>
-          <w:sz w:val="25"/>
-          <w:szCs w:val="25"/>
-          <w:lang w:val="en-US"/>
-        </w:rPr>
-        <w:t>18</w:t>
-      </w:r>
-    </w:p>
-    <w:p>
-      <w:pPr>
-        <w:bidi w:val="0"/>
-        <w:spacing w:line="360" w:lineRule="auto"/>
-        <w:ind w:left="400" w:leftChars="100" w:firstLine="0" w:firstLineChars="0"/>
-        <w:rPr>
-          <w:rFonts w:hint="default" w:ascii="Times New Roman" w:hAnsi="Times New Roman" w:cs="Times New Roman"/>
-          <w:b/>
-          <w:bCs/>
-          <w:sz w:val="25"/>
-          <w:szCs w:val="25"/>
-          <w:lang w:val="en-US"/>
-        </w:rPr>
-      </w:pPr>
-      <w:r>
-        <w:rPr>
-          <w:rStyle w:val="15"/>
-          <w:rFonts w:hint="default" w:cs="Times New Roman"/>
-          <w:sz w:val="28"/>
-          <w:szCs w:val="28"/>
-          <w:lang w:val="en-US"/>
-        </w:rPr>
-        <w:t>4</w:t>
-      </w:r>
-      <w:r>
-        <w:rPr>
-          <w:rStyle w:val="15"/>
-          <w:rFonts w:hint="default" w:ascii="Times New Roman" w:hAnsi="Times New Roman" w:cs="Times New Roman"/>
-          <w:sz w:val="28"/>
-          <w:szCs w:val="28"/>
-          <w:lang w:val="en-US"/>
-        </w:rPr>
-        <w:t>.</w:t>
-      </w:r>
-      <w:r>
-        <w:rPr>
-          <w:rStyle w:val="15"/>
-          <w:rFonts w:hint="default" w:cs="Times New Roman"/>
-          <w:sz w:val="28"/>
-          <w:szCs w:val="28"/>
-          <w:lang w:val="en-US"/>
-        </w:rPr>
-        <w:t>8</w:t>
-      </w:r>
-      <w:r>
-        <w:rPr>
-          <w:rStyle w:val="15"/>
-          <w:rFonts w:hint="default" w:ascii="Times New Roman" w:hAnsi="Times New Roman" w:cs="Times New Roman"/>
-          <w:sz w:val="28"/>
-          <w:szCs w:val="28"/>
-          <w:lang w:val="en-US"/>
-        </w:rPr>
-        <w:t xml:space="preserve">: </w:t>
-      </w:r>
-      <w:r>
-        <w:rPr>
-          <w:rStyle w:val="15"/>
-          <w:rFonts w:hint="default" w:cs="Times New Roman"/>
-          <w:sz w:val="28"/>
-          <w:szCs w:val="28"/>
-          <w:lang w:val="en-US"/>
-        </w:rPr>
-        <w:t>Process Order Modifications.........................</w:t>
-      </w:r>
-      <w:r>
-        <w:rPr>
-          <w:rStyle w:val="15"/>
-          <w:rFonts w:hint="default" w:ascii="Times New Roman" w:hAnsi="Times New Roman" w:cs="Times New Roman"/>
-          <w:sz w:val="32"/>
-          <w:szCs w:val="32"/>
-          <w:lang w:val="en-US"/>
-        </w:rPr>
-        <w:t>…</w:t>
-      </w:r>
-      <w:r>
-        <w:rPr>
-          <w:rStyle w:val="15"/>
-          <w:rFonts w:hint="default" w:cs="Times New Roman"/>
-          <w:sz w:val="32"/>
-          <w:szCs w:val="32"/>
-          <w:lang w:val="en-US"/>
-        </w:rPr>
-        <w:t>.</w:t>
-      </w:r>
-      <w:r>
-        <w:rPr>
-          <w:rStyle w:val="15"/>
-          <w:rFonts w:hint="default" w:ascii="Times New Roman" w:hAnsi="Times New Roman" w:cs="Times New Roman"/>
-          <w:sz w:val="32"/>
-          <w:szCs w:val="32"/>
-          <w:lang w:val="en-US"/>
-        </w:rPr>
-        <w:t>…………</w:t>
-      </w:r>
-      <w:r>
-        <w:rPr>
-          <w:rStyle w:val="15"/>
-          <w:rFonts w:hint="default" w:cs="Times New Roman"/>
-          <w:sz w:val="32"/>
-          <w:szCs w:val="32"/>
-          <w:lang w:val="en-US"/>
-        </w:rPr>
-        <w:t>...</w:t>
-      </w:r>
-      <w:r>
-        <w:rPr>
-          <w:rStyle w:val="15"/>
-          <w:rFonts w:hint="default" w:cs="Times New Roman"/>
-          <w:b/>
-          <w:bCs/>
-          <w:sz w:val="25"/>
-          <w:szCs w:val="25"/>
-          <w:lang w:val="en-US"/>
-        </w:rPr>
-        <w:t>20</w:t>
-      </w:r>
-    </w:p>
-    <w:p>
-      <w:pPr>
-        <w:bidi w:val="0"/>
-        <w:spacing w:line="360" w:lineRule="auto"/>
-        <w:ind w:left="400" w:leftChars="100" w:firstLine="0" w:firstLineChars="0"/>
-        <w:rPr>
-          <w:rFonts w:hint="default" w:ascii="Times New Roman" w:hAnsi="Times New Roman" w:cs="Times New Roman"/>
-          <w:b/>
-          <w:bCs/>
-          <w:sz w:val="25"/>
-          <w:szCs w:val="25"/>
-          <w:lang w:val="en-US"/>
-        </w:rPr>
-      </w:pPr>
-      <w:r>
-        <w:rPr>
-          <w:rStyle w:val="15"/>
-          <w:rFonts w:hint="default" w:cs="Times New Roman"/>
-          <w:sz w:val="28"/>
-          <w:szCs w:val="28"/>
-          <w:lang w:val="en-US"/>
-        </w:rPr>
-        <w:t>4</w:t>
-      </w:r>
-      <w:r>
-        <w:rPr>
-          <w:rStyle w:val="15"/>
-          <w:rFonts w:hint="default" w:ascii="Times New Roman" w:hAnsi="Times New Roman" w:cs="Times New Roman"/>
-          <w:sz w:val="28"/>
-          <w:szCs w:val="28"/>
-          <w:lang w:val="en-US"/>
-        </w:rPr>
-        <w:t>.</w:t>
-      </w:r>
-      <w:r>
-        <w:rPr>
-          <w:rStyle w:val="15"/>
-          <w:rFonts w:hint="default" w:cs="Times New Roman"/>
-          <w:sz w:val="28"/>
-          <w:szCs w:val="28"/>
-          <w:lang w:val="en-US"/>
-        </w:rPr>
-        <w:t>9</w:t>
-      </w:r>
-      <w:r>
-        <w:rPr>
-          <w:rStyle w:val="15"/>
-          <w:rFonts w:hint="default" w:ascii="Times New Roman" w:hAnsi="Times New Roman" w:cs="Times New Roman"/>
-          <w:sz w:val="28"/>
-          <w:szCs w:val="28"/>
-          <w:lang w:val="en-US"/>
-        </w:rPr>
-        <w:t xml:space="preserve">: </w:t>
-      </w:r>
-      <w:r>
-        <w:rPr>
-          <w:rStyle w:val="15"/>
-          <w:rFonts w:hint="default" w:cs="Times New Roman"/>
-          <w:sz w:val="28"/>
-          <w:szCs w:val="28"/>
-          <w:lang w:val="en-US"/>
-        </w:rPr>
-        <w:t>Automated Invoice Generation.....................</w:t>
-      </w:r>
-      <w:r>
-        <w:rPr>
-          <w:rStyle w:val="15"/>
-          <w:rFonts w:hint="default" w:ascii="Times New Roman" w:hAnsi="Times New Roman" w:cs="Times New Roman"/>
-          <w:sz w:val="32"/>
-          <w:szCs w:val="32"/>
-          <w:lang w:val="en-US"/>
-        </w:rPr>
-        <w:t>…………</w:t>
-      </w:r>
-      <w:r>
-        <w:rPr>
-          <w:rStyle w:val="15"/>
-          <w:rFonts w:hint="default" w:cs="Times New Roman"/>
-          <w:sz w:val="32"/>
-          <w:szCs w:val="32"/>
-          <w:lang w:val="en-US"/>
-        </w:rPr>
-        <w:t>........</w:t>
-      </w:r>
-      <w:r>
-        <w:rPr>
-          <w:rStyle w:val="15"/>
-          <w:rFonts w:hint="default" w:cs="Times New Roman"/>
-          <w:sz w:val="25"/>
-          <w:szCs w:val="25"/>
-          <w:lang w:val="en-US"/>
-        </w:rPr>
-        <w:t>21</w:t>
-      </w:r>
-    </w:p>
-    <w:p>
-      <w:pPr>
-        <w:bidi w:val="0"/>
-        <w:spacing w:line="360" w:lineRule="auto"/>
-        <w:ind w:left="400" w:leftChars="100" w:firstLine="0" w:firstLineChars="0"/>
-        <w:rPr>
-          <w:rFonts w:hint="default" w:ascii="Times New Roman" w:hAnsi="Times New Roman" w:cs="Times New Roman"/>
-          <w:b/>
-          <w:bCs/>
-          <w:sz w:val="25"/>
-          <w:szCs w:val="25"/>
-          <w:lang w:val="en-US"/>
-        </w:rPr>
-      </w:pPr>
-      <w:r>
-        <w:rPr>
-          <w:rStyle w:val="15"/>
-          <w:rFonts w:hint="default" w:cs="Times New Roman"/>
-          <w:sz w:val="28"/>
-          <w:szCs w:val="28"/>
-          <w:lang w:val="en-US"/>
-        </w:rPr>
-        <w:t>4</w:t>
-      </w:r>
-      <w:r>
-        <w:rPr>
-          <w:rStyle w:val="15"/>
-          <w:rFonts w:hint="default" w:ascii="Times New Roman" w:hAnsi="Times New Roman" w:cs="Times New Roman"/>
-          <w:sz w:val="28"/>
-          <w:szCs w:val="28"/>
-          <w:lang w:val="en-US"/>
-        </w:rPr>
-        <w:t>.</w:t>
-      </w:r>
-      <w:r>
-        <w:rPr>
-          <w:rStyle w:val="15"/>
-          <w:rFonts w:hint="default" w:cs="Times New Roman"/>
-          <w:sz w:val="28"/>
-          <w:szCs w:val="28"/>
-          <w:lang w:val="en-US"/>
-        </w:rPr>
-        <w:t>10</w:t>
-      </w:r>
-      <w:r>
-        <w:rPr>
-          <w:rStyle w:val="15"/>
-          <w:rFonts w:hint="default" w:ascii="Times New Roman" w:hAnsi="Times New Roman" w:cs="Times New Roman"/>
-          <w:sz w:val="28"/>
-          <w:szCs w:val="28"/>
-          <w:lang w:val="en-US"/>
-        </w:rPr>
-        <w:t xml:space="preserve">: </w:t>
-      </w:r>
-      <w:r>
-        <w:rPr>
-          <w:rStyle w:val="15"/>
-          <w:rFonts w:hint="default" w:cs="Times New Roman"/>
-          <w:sz w:val="28"/>
-          <w:szCs w:val="28"/>
-          <w:lang w:val="en-US"/>
-        </w:rPr>
-        <w:t>Payment Reconciliation......................</w:t>
-      </w:r>
-      <w:bookmarkStart w:id="0" w:name="_GoBack"/>
-      <w:bookmarkEnd w:id="0"/>
-      <w:r>
-        <w:rPr>
-          <w:rStyle w:val="15"/>
-          <w:rFonts w:hint="default" w:cs="Times New Roman"/>
-          <w:sz w:val="28"/>
-          <w:szCs w:val="28"/>
-          <w:lang w:val="en-US"/>
-        </w:rPr>
-        <w:t>..........</w:t>
-      </w:r>
-      <w:r>
-        <w:rPr>
-          <w:rStyle w:val="15"/>
-          <w:rFonts w:hint="default" w:ascii="Times New Roman" w:hAnsi="Times New Roman" w:cs="Times New Roman"/>
-          <w:sz w:val="32"/>
-          <w:szCs w:val="32"/>
-          <w:lang w:val="en-US"/>
-        </w:rPr>
-        <w:t>……………</w:t>
-      </w:r>
-      <w:r>
-        <w:rPr>
-          <w:rStyle w:val="15"/>
-          <w:rFonts w:hint="default" w:cs="Times New Roman"/>
-          <w:sz w:val="32"/>
-          <w:szCs w:val="32"/>
-          <w:lang w:val="en-US"/>
-        </w:rPr>
-        <w:t>....</w:t>
-      </w:r>
-      <w:r>
-        <w:rPr>
-          <w:rStyle w:val="15"/>
-          <w:rFonts w:hint="default" w:cs="Times New Roman"/>
-          <w:sz w:val="25"/>
-          <w:szCs w:val="25"/>
-          <w:lang w:val="en-US"/>
-        </w:rPr>
-        <w:t>23</w:t>
-      </w:r>
     </w:p>
     <w:p>
       <w:pPr>
@@ -3075,6 +4238,7 @@
           <w:lang w:val="en-US"/>
         </w:rPr>
       </w:pPr>
+      <w:bookmarkStart w:id="0" w:name="_Toc4876"/>
       <w:r>
         <w:rPr>
           <w:rFonts w:hint="default" w:ascii="Times New Roman" w:hAnsi="Times New Roman" w:cs="Times New Roman"/>
@@ -3100,6 +4264,7 @@
         </w:rPr>
         <w:fldChar w:fldCharType="separate"/>
       </w:r>
+      <w:bookmarkEnd w:id="0"/>
     </w:p>
     <w:p>
       <w:pPr>
@@ -3529,6 +4694,7 @@
           <w:lang w:val="en-US"/>
         </w:rPr>
       </w:pPr>
+      <w:bookmarkStart w:id="1" w:name="_Toc14437"/>
       <w:r>
         <w:rPr>
           <w:rFonts w:hint="default" w:ascii="Times New Roman" w:hAnsi="Times New Roman" w:cs="Times New Roman"/>
@@ -3536,6 +4702,7 @@
         </w:rPr>
         <w:t>Part B: Project Overview</w:t>
       </w:r>
+      <w:bookmarkEnd w:id="1"/>
     </w:p>
     <w:p>
       <w:pPr>
@@ -3591,6 +4758,7 @@
           <w:lang w:val="en-US"/>
         </w:rPr>
       </w:pPr>
+      <w:bookmarkStart w:id="2" w:name="_Toc7289"/>
       <w:r>
         <w:rPr>
           <w:rFonts w:hint="default" w:ascii="Times New Roman" w:hAnsi="Times New Roman" w:cs="Times New Roman"/>
@@ -3598,6 +4766,7 @@
         </w:rPr>
         <w:t>2.1 Domain Vocabulary</w:t>
       </w:r>
+      <w:bookmarkEnd w:id="2"/>
     </w:p>
     <w:p>
       <w:pPr>
@@ -4274,6 +5443,7 @@
           <w:lang w:val="en-US"/>
         </w:rPr>
       </w:pPr>
+      <w:bookmarkStart w:id="3" w:name="_Toc28948"/>
       <w:r>
         <w:rPr>
           <w:rFonts w:hint="default" w:ascii="Times New Roman" w:hAnsi="Times New Roman" w:cs="Times New Roman"/>
@@ -4281,6 +5451,7 @@
         </w:rPr>
         <w:t>2.2 Project Goals</w:t>
       </w:r>
+      <w:bookmarkEnd w:id="3"/>
     </w:p>
     <w:p>
       <w:pPr>
@@ -4509,6 +5680,7 @@
           <w:lang w:val="en-US"/>
         </w:rPr>
       </w:pPr>
+      <w:bookmarkStart w:id="4" w:name="_Toc14638"/>
       <w:r>
         <w:rPr>
           <w:rFonts w:hint="default" w:ascii="Times New Roman" w:hAnsi="Times New Roman" w:cs="Times New Roman"/>
@@ -4516,6 +5688,7 @@
         </w:rPr>
         <w:t>2.3 Assumptions</w:t>
       </w:r>
+      <w:bookmarkEnd w:id="4"/>
     </w:p>
     <w:p>
       <w:pPr>
@@ -4735,6 +5908,7 @@
           <w:lang w:val="en-US"/>
         </w:rPr>
       </w:pPr>
+      <w:bookmarkStart w:id="5" w:name="_Toc30163"/>
       <w:r>
         <w:rPr>
           <w:rFonts w:hint="default" w:ascii="Times New Roman" w:hAnsi="Times New Roman" w:cs="Times New Roman"/>
@@ -4742,6 +5916,7 @@
         </w:rPr>
         <w:t>2.4 Project Scope</w:t>
       </w:r>
+      <w:bookmarkEnd w:id="5"/>
     </w:p>
     <w:p>
       <w:pPr>
@@ -4793,6 +5968,7 @@
           <w:lang w:val="en-US"/>
         </w:rPr>
       </w:pPr>
+      <w:bookmarkStart w:id="6" w:name="_Toc3325"/>
       <w:r>
         <w:rPr>
           <w:rFonts w:hint="default" w:ascii="Times New Roman" w:hAnsi="Times New Roman" w:cs="Times New Roman"/>
@@ -4800,6 +5976,7 @@
         </w:rPr>
         <w:t>2.4.1 In Scope</w:t>
       </w:r>
+      <w:bookmarkEnd w:id="6"/>
     </w:p>
     <w:p>
       <w:pPr>
@@ -5035,6 +6212,7 @@
           <w:lang w:val="en-US"/>
         </w:rPr>
       </w:pPr>
+      <w:bookmarkStart w:id="7" w:name="_Toc31842"/>
       <w:r>
         <w:rPr>
           <w:rFonts w:hint="default" w:ascii="Times New Roman" w:hAnsi="Times New Roman" w:cs="Times New Roman"/>
@@ -5042,6 +6220,7 @@
         </w:rPr>
         <w:t>2.4.2 Out of Scope</w:t>
       </w:r>
+      <w:bookmarkEnd w:id="7"/>
     </w:p>
     <w:p>
       <w:pPr>
@@ -5174,6 +6353,7 @@
           <w:lang w:val="en-US"/>
         </w:rPr>
       </w:pPr>
+      <w:bookmarkStart w:id="8" w:name="_Toc31478"/>
       <w:r>
         <w:rPr>
           <w:rFonts w:hint="default" w:ascii="Times New Roman" w:hAnsi="Times New Roman" w:cs="Times New Roman"/>
@@ -5181,6 +6361,7 @@
         </w:rPr>
         <w:t>Part C: Problem Domain</w:t>
       </w:r>
+      <w:bookmarkEnd w:id="8"/>
     </w:p>
     <w:p>
       <w:pPr>
@@ -5228,6 +6409,7 @@
           <w:lang w:val="en-US"/>
         </w:rPr>
       </w:pPr>
+      <w:bookmarkStart w:id="9" w:name="_Toc5791"/>
       <w:r>
         <w:rPr>
           <w:rFonts w:hint="default" w:ascii="Times New Roman" w:hAnsi="Times New Roman" w:cs="Times New Roman"/>
@@ -5241,6 +6423,7 @@
         </w:rPr>
         <w:t>3.1 Pain Points</w:t>
       </w:r>
+      <w:bookmarkEnd w:id="9"/>
     </w:p>
     <w:p>
       <w:pPr>
@@ -5418,6 +6601,7 @@
           <w:lang w:val="en-US"/>
         </w:rPr>
       </w:pPr>
+      <w:bookmarkStart w:id="10" w:name="_Toc17511"/>
       <w:r>
         <w:rPr>
           <w:rFonts w:hint="default" w:ascii="Times New Roman" w:hAnsi="Times New Roman" w:cs="Times New Roman"/>
@@ -5425,6 +6609,7 @@
         </w:rPr>
         <w:t>3.2 Domain Entities</w:t>
       </w:r>
+      <w:bookmarkEnd w:id="10"/>
     </w:p>
     <w:p>
       <w:pPr>
@@ -5720,6 +6905,7 @@
           <w:szCs w:val="24"/>
         </w:rPr>
       </w:pPr>
+      <w:bookmarkStart w:id="11" w:name="_Toc9211"/>
       <w:r>
         <w:rPr>
           <w:rFonts w:hint="default" w:ascii="Times New Roman" w:hAnsi="Times New Roman" w:cs="Times New Roman"/>
@@ -5727,6 +6913,7 @@
         </w:rPr>
         <w:t>3.3 Actors</w:t>
       </w:r>
+      <w:bookmarkEnd w:id="11"/>
     </w:p>
     <w:p>
       <w:pPr>
@@ -5979,6 +7166,7 @@
           <w:lang w:val="en-US"/>
         </w:rPr>
       </w:pPr>
+      <w:bookmarkStart w:id="12" w:name="_Toc18664"/>
       <w:r>
         <w:rPr>
           <w:rFonts w:hint="default" w:ascii="Times New Roman" w:hAnsi="Times New Roman" w:cs="Times New Roman"/>
@@ -5986,6 +7174,7 @@
         </w:rPr>
         <w:t>3.4 Tasks</w:t>
       </w:r>
+      <w:bookmarkEnd w:id="12"/>
     </w:p>
     <w:p>
       <w:pPr>
@@ -7299,6 +8488,7 @@
           <w:lang w:val="en-US"/>
         </w:rPr>
       </w:pPr>
+      <w:bookmarkStart w:id="13" w:name="_Toc21461"/>
       <w:r>
         <w:rPr>
           <w:rFonts w:hint="default" w:ascii="Times New Roman" w:hAnsi="Times New Roman" w:cs="Times New Roman"/>
@@ -7327,6 +8517,7 @@
         </w:rPr>
         <w:t>Functional Requirements and Task Descriptions</w:t>
       </w:r>
+      <w:bookmarkEnd w:id="13"/>
     </w:p>
     <w:p>
       <w:pPr>
@@ -7339,6 +8530,7 @@
           <w:lang w:val="en-US"/>
         </w:rPr>
       </w:pPr>
+      <w:bookmarkStart w:id="14" w:name="_Toc14307"/>
       <w:r>
         <w:rPr>
           <w:rFonts w:hint="default" w:cs="Times New Roman"/>
@@ -7374,6 +8566,7 @@
         </w:rPr>
         <w:t>User and Access Management</w:t>
       </w:r>
+      <w:bookmarkEnd w:id="14"/>
     </w:p>
     <w:tbl>
       <w:tblPr>
@@ -8558,6 +9751,7 @@
           <w:lang w:val="en-US"/>
         </w:rPr>
       </w:pPr>
+      <w:bookmarkStart w:id="15" w:name="_Toc26473"/>
       <w:r>
         <w:rPr>
           <w:rFonts w:hint="default" w:cs="Times New Roman"/>
@@ -8598,6 +9792,7 @@
         </w:rPr>
         <w:t>Branch and Hub Setup</w:t>
       </w:r>
+      <w:bookmarkEnd w:id="15"/>
     </w:p>
     <w:tbl>
       <w:tblPr>
@@ -10033,6 +11228,7 @@
           <w:lang w:val="en-US"/>
         </w:rPr>
       </w:pPr>
+      <w:bookmarkStart w:id="16" w:name="_Toc18227"/>
       <w:r>
         <w:rPr>
           <w:rFonts w:hint="default" w:cs="Times New Roman"/>
@@ -10068,6 +11264,7 @@
         </w:rPr>
         <w:t>Fleet Asset Management</w:t>
       </w:r>
+      <w:bookmarkEnd w:id="16"/>
     </w:p>
     <w:tbl>
       <w:tblPr>
@@ -11546,6 +12743,7 @@
           <w:lang w:val="en-US"/>
         </w:rPr>
       </w:pPr>
+      <w:bookmarkStart w:id="17" w:name="_Toc6259"/>
       <w:r>
         <w:rPr>
           <w:rFonts w:hint="default" w:cs="Times New Roman"/>
@@ -11581,6 +12779,7 @@
         </w:rPr>
         <w:t>Order Management</w:t>
       </w:r>
+      <w:bookmarkEnd w:id="17"/>
     </w:p>
     <w:tbl>
       <w:tblPr>
@@ -13024,6 +14223,7 @@
           <w:lang w:val="en-US"/>
         </w:rPr>
       </w:pPr>
+      <w:bookmarkStart w:id="18" w:name="_Toc24520"/>
       <w:r>
         <w:rPr>
           <w:rFonts w:hint="default" w:cs="Times New Roman"/>
@@ -13064,1540 +14264,7 @@
         </w:rPr>
         <w:t>Shipment Scheduling and Dispatch</w:t>
       </w:r>
-    </w:p>
-    <w:tbl>
-      <w:tblPr>
-        <w:tblStyle w:val="11"/>
-        <w:tblW w:w="9192" w:type="dxa"/>
-        <w:tblInd w:w="-407" w:type="dxa"/>
-        <w:tblBorders>
-          <w:top w:val="single" w:color="auto" w:sz="4" w:space="0"/>
-          <w:left w:val="single" w:color="auto" w:sz="4" w:space="0"/>
-          <w:bottom w:val="single" w:color="auto" w:sz="4" w:space="0"/>
-          <w:right w:val="single" w:color="auto" w:sz="4" w:space="0"/>
-          <w:insideH w:val="single" w:color="auto" w:sz="4" w:space="0"/>
-          <w:insideV w:val="single" w:color="auto" w:sz="4" w:space="0"/>
-        </w:tblBorders>
-        <w:tblLayout w:type="autofit"/>
-        <w:tblCellMar>
-          <w:top w:w="0" w:type="dxa"/>
-          <w:left w:w="108" w:type="dxa"/>
-          <w:bottom w:w="0" w:type="dxa"/>
-          <w:right w:w="108" w:type="dxa"/>
-        </w:tblCellMar>
-      </w:tblPr>
-      <w:tblGrid>
-        <w:gridCol w:w="2160"/>
-        <w:gridCol w:w="7032"/>
-      </w:tblGrid>
-      <w:tr>
-        <w:tblPrEx>
-          <w:tblBorders>
-            <w:top w:val="single" w:color="auto" w:sz="4" w:space="0"/>
-            <w:left w:val="single" w:color="auto" w:sz="4" w:space="0"/>
-            <w:bottom w:val="single" w:color="auto" w:sz="4" w:space="0"/>
-            <w:right w:val="single" w:color="auto" w:sz="4" w:space="0"/>
-            <w:insideH w:val="single" w:color="auto" w:sz="4" w:space="0"/>
-            <w:insideV w:val="single" w:color="auto" w:sz="4" w:space="0"/>
-          </w:tblBorders>
-        </w:tblPrEx>
-        <w:trPr>
-          <w:trHeight w:val="585" w:hRule="atLeast"/>
-        </w:trPr>
-        <w:tc>
-          <w:tcPr>
-            <w:tcW w:w="9192" w:type="dxa"/>
-            <w:gridSpan w:val="2"/>
-            <w:shd w:val="clear" w:color="auto" w:fill="FBE6D6" w:themeFill="accent2" w:themeFillTint="32"/>
-            <w:vAlign w:val="center"/>
-          </w:tcPr>
-          <w:p>
-            <w:pPr>
-              <w:widowControl w:val="0"/>
-              <w:jc w:val="center"/>
-              <w:rPr>
-                <w:rFonts w:hint="default" w:ascii="Times New Roman" w:hAnsi="Times New Roman" w:cs="Times New Roman"/>
-                <w:vertAlign w:val="baseline"/>
-                <w:lang w:val="en-US"/>
-              </w:rPr>
-            </w:pPr>
-            <w:r>
-              <w:rPr>
-                <w:rFonts w:hint="default" w:ascii="Times New Roman" w:hAnsi="Times New Roman" w:cs="Times New Roman"/>
-                <w:sz w:val="32"/>
-                <w:szCs w:val="32"/>
-                <w:vertAlign w:val="baseline"/>
-                <w:lang w:val="en-US"/>
-              </w:rPr>
-              <w:t xml:space="preserve">Task: </w:t>
-            </w:r>
-            <w:r>
-              <w:rPr>
-                <w:rFonts w:hint="default" w:cs="Times New Roman"/>
-                <w:sz w:val="32"/>
-                <w:szCs w:val="32"/>
-                <w:vertAlign w:val="baseline"/>
-                <w:lang w:val="en-US"/>
-              </w:rPr>
-              <w:t>Shipment Scheduling and Dispatch</w:t>
-            </w:r>
-          </w:p>
-        </w:tc>
-      </w:tr>
-      <w:tr>
-        <w:tblPrEx>
-          <w:tblBorders>
-            <w:top w:val="single" w:color="auto" w:sz="4" w:space="0"/>
-            <w:left w:val="single" w:color="auto" w:sz="4" w:space="0"/>
-            <w:bottom w:val="single" w:color="auto" w:sz="4" w:space="0"/>
-            <w:right w:val="single" w:color="auto" w:sz="4" w:space="0"/>
-            <w:insideH w:val="single" w:color="auto" w:sz="4" w:space="0"/>
-            <w:insideV w:val="single" w:color="auto" w:sz="4" w:space="0"/>
-          </w:tblBorders>
-          <w:tblCellMar>
-            <w:top w:w="0" w:type="dxa"/>
-            <w:left w:w="108" w:type="dxa"/>
-            <w:bottom w:w="0" w:type="dxa"/>
-            <w:right w:w="108" w:type="dxa"/>
-          </w:tblCellMar>
-        </w:tblPrEx>
-        <w:trPr>
-          <w:trHeight w:val="427" w:hRule="atLeast"/>
-        </w:trPr>
-        <w:tc>
-          <w:tcPr>
-            <w:tcW w:w="2160" w:type="dxa"/>
-            <w:shd w:val="clear" w:color="auto" w:fill="FEF2CB" w:themeFill="accent3" w:themeFillTint="32"/>
-            <w:vAlign w:val="center"/>
-          </w:tcPr>
-          <w:p>
-            <w:pPr>
-              <w:widowControl w:val="0"/>
-              <w:jc w:val="center"/>
-              <w:rPr>
-                <w:rFonts w:hint="default" w:ascii="Times New Roman" w:hAnsi="Times New Roman" w:cs="Times New Roman"/>
-                <w:sz w:val="28"/>
-                <w:szCs w:val="28"/>
-                <w:vertAlign w:val="baseline"/>
-                <w:lang w:val="en-US"/>
-              </w:rPr>
-            </w:pPr>
-            <w:r>
-              <w:rPr>
-                <w:rFonts w:hint="default" w:ascii="Times New Roman" w:hAnsi="Times New Roman" w:cs="Times New Roman"/>
-                <w:sz w:val="28"/>
-                <w:szCs w:val="28"/>
-                <w:vertAlign w:val="baseline"/>
-                <w:lang w:val="en-US"/>
-              </w:rPr>
-              <w:t>Attribute</w:t>
-            </w:r>
-          </w:p>
-        </w:tc>
-        <w:tc>
-          <w:tcPr>
-            <w:tcW w:w="7032" w:type="dxa"/>
-            <w:shd w:val="clear" w:color="auto" w:fill="D4F4F1" w:themeFill="accent5" w:themeFillTint="32"/>
-            <w:vAlign w:val="center"/>
-          </w:tcPr>
-          <w:p>
-            <w:pPr>
-              <w:widowControl w:val="0"/>
-              <w:jc w:val="center"/>
-              <w:rPr>
-                <w:rFonts w:hint="default" w:ascii="Times New Roman" w:hAnsi="Times New Roman" w:cs="Times New Roman"/>
-                <w:sz w:val="28"/>
-                <w:szCs w:val="28"/>
-                <w:vertAlign w:val="baseline"/>
-                <w:lang w:val="en-US"/>
-              </w:rPr>
-            </w:pPr>
-            <w:r>
-              <w:rPr>
-                <w:rFonts w:hint="default" w:ascii="Times New Roman" w:hAnsi="Times New Roman" w:cs="Times New Roman"/>
-                <w:sz w:val="28"/>
-                <w:szCs w:val="28"/>
-                <w:vertAlign w:val="baseline"/>
-                <w:lang w:val="en-US"/>
-              </w:rPr>
-              <w:t>Description</w:t>
-            </w:r>
-          </w:p>
-        </w:tc>
-      </w:tr>
-      <w:tr>
-        <w:tblPrEx>
-          <w:tblBorders>
-            <w:top w:val="single" w:color="auto" w:sz="4" w:space="0"/>
-            <w:left w:val="single" w:color="auto" w:sz="4" w:space="0"/>
-            <w:bottom w:val="single" w:color="auto" w:sz="4" w:space="0"/>
-            <w:right w:val="single" w:color="auto" w:sz="4" w:space="0"/>
-            <w:insideH w:val="single" w:color="auto" w:sz="4" w:space="0"/>
-            <w:insideV w:val="single" w:color="auto" w:sz="4" w:space="0"/>
-          </w:tblBorders>
-          <w:tblCellMar>
-            <w:top w:w="0" w:type="dxa"/>
-            <w:left w:w="108" w:type="dxa"/>
-            <w:bottom w:w="0" w:type="dxa"/>
-            <w:right w:w="108" w:type="dxa"/>
-          </w:tblCellMar>
-        </w:tblPrEx>
-        <w:trPr>
-          <w:trHeight w:val="1947" w:hRule="atLeast"/>
-        </w:trPr>
-        <w:tc>
-          <w:tcPr>
-            <w:tcW w:w="2160" w:type="dxa"/>
-            <w:vAlign w:val="center"/>
-          </w:tcPr>
-          <w:p>
-            <w:pPr>
-              <w:widowControl w:val="0"/>
-              <w:jc w:val="left"/>
-              <w:rPr>
-                <w:rFonts w:hint="default" w:ascii="Times New Roman" w:hAnsi="Times New Roman" w:cs="Times New Roman"/>
-                <w:sz w:val="24"/>
-                <w:szCs w:val="24"/>
-                <w:vertAlign w:val="baseline"/>
-                <w:lang w:val="en-US"/>
-              </w:rPr>
-            </w:pPr>
-            <w:r>
-              <w:rPr>
-                <w:rFonts w:hint="default" w:ascii="Times New Roman" w:hAnsi="Times New Roman" w:cs="Times New Roman"/>
-                <w:sz w:val="24"/>
-                <w:szCs w:val="24"/>
-                <w:vertAlign w:val="baseline"/>
-                <w:lang w:val="en-US"/>
-              </w:rPr>
-              <w:t>Purposes</w:t>
-            </w:r>
-          </w:p>
-        </w:tc>
-        <w:tc>
-          <w:tcPr>
-            <w:tcW w:w="7032" w:type="dxa"/>
-            <w:vAlign w:val="center"/>
-          </w:tcPr>
-          <w:p>
-            <w:pPr>
-              <w:widowControl w:val="0"/>
-              <w:numPr>
-                <w:ilvl w:val="0"/>
-                <w:numId w:val="6"/>
-              </w:numPr>
-              <w:ind w:left="420" w:leftChars="0" w:hanging="420" w:firstLineChars="0"/>
-              <w:jc w:val="both"/>
-              <w:rPr>
-                <w:rFonts w:hint="default" w:ascii="Times New Roman" w:hAnsi="Times New Roman" w:cs="Times New Roman"/>
-                <w:vertAlign w:val="baseline"/>
-                <w:lang w:val="en-US"/>
-              </w:rPr>
-            </w:pPr>
-            <w:r>
-              <w:rPr>
-                <w:rFonts w:hint="default" w:ascii="Times New Roman" w:hAnsi="Times New Roman" w:eastAsia="SimSun" w:cs="Times New Roman"/>
-                <w:sz w:val="24"/>
-                <w:szCs w:val="24"/>
-              </w:rPr>
-              <w:t>Assign pending logistics orders to verified available vehicles and qualified drivers.</w:t>
-            </w:r>
-          </w:p>
-          <w:p>
-            <w:pPr>
-              <w:widowControl w:val="0"/>
-              <w:numPr>
-                <w:ilvl w:val="0"/>
-                <w:numId w:val="6"/>
-              </w:numPr>
-              <w:ind w:left="420" w:leftChars="0" w:hanging="420" w:firstLineChars="0"/>
-              <w:jc w:val="both"/>
-              <w:rPr>
-                <w:rFonts w:hint="default" w:ascii="Times New Roman" w:hAnsi="Times New Roman" w:cs="Times New Roman"/>
-                <w:vertAlign w:val="baseline"/>
-                <w:lang w:val="en-US"/>
-              </w:rPr>
-            </w:pPr>
-            <w:r>
-              <w:rPr>
-                <w:rFonts w:hint="default" w:ascii="Times New Roman" w:hAnsi="Times New Roman" w:eastAsia="SimSun" w:cs="Times New Roman"/>
-                <w:sz w:val="24"/>
-                <w:szCs w:val="24"/>
-              </w:rPr>
-              <w:t>Optimize transit routes dynamically to reduce delivery delays and fuel consumption.</w:t>
-            </w:r>
-          </w:p>
-          <w:p>
-            <w:pPr>
-              <w:widowControl w:val="0"/>
-              <w:numPr>
-                <w:ilvl w:val="0"/>
-                <w:numId w:val="6"/>
-              </w:numPr>
-              <w:ind w:left="420" w:leftChars="0" w:hanging="420" w:firstLineChars="0"/>
-              <w:jc w:val="both"/>
-              <w:rPr>
-                <w:rFonts w:hint="default" w:ascii="Times New Roman" w:hAnsi="Times New Roman" w:cs="Times New Roman"/>
-                <w:vertAlign w:val="baseline"/>
-                <w:lang w:val="en-US"/>
-              </w:rPr>
-            </w:pPr>
-            <w:r>
-              <w:rPr>
-                <w:rFonts w:hint="default" w:ascii="Times New Roman" w:hAnsi="Times New Roman" w:eastAsia="SimSun" w:cs="Times New Roman"/>
-                <w:sz w:val="24"/>
-                <w:szCs w:val="24"/>
-              </w:rPr>
-              <w:t>Prevent booking duplication errors by locking assets immediately upon dispatch confirmation.</w:t>
-            </w:r>
-          </w:p>
-        </w:tc>
-      </w:tr>
-      <w:tr>
-        <w:tblPrEx>
-          <w:tblBorders>
-            <w:top w:val="single" w:color="auto" w:sz="4" w:space="0"/>
-            <w:left w:val="single" w:color="auto" w:sz="4" w:space="0"/>
-            <w:bottom w:val="single" w:color="auto" w:sz="4" w:space="0"/>
-            <w:right w:val="single" w:color="auto" w:sz="4" w:space="0"/>
-            <w:insideH w:val="single" w:color="auto" w:sz="4" w:space="0"/>
-            <w:insideV w:val="single" w:color="auto" w:sz="4" w:space="0"/>
-          </w:tblBorders>
-          <w:tblCellMar>
-            <w:top w:w="0" w:type="dxa"/>
-            <w:left w:w="108" w:type="dxa"/>
-            <w:bottom w:w="0" w:type="dxa"/>
-            <w:right w:w="108" w:type="dxa"/>
-          </w:tblCellMar>
-        </w:tblPrEx>
-        <w:trPr>
-          <w:trHeight w:val="1035" w:hRule="atLeast"/>
-        </w:trPr>
-        <w:tc>
-          <w:tcPr>
-            <w:tcW w:w="2160" w:type="dxa"/>
-            <w:vAlign w:val="center"/>
-          </w:tcPr>
-          <w:p>
-            <w:pPr>
-              <w:widowControl w:val="0"/>
-              <w:jc w:val="left"/>
-              <w:rPr>
-                <w:rFonts w:hint="default" w:ascii="Times New Roman" w:hAnsi="Times New Roman" w:cs="Times New Roman"/>
-                <w:vertAlign w:val="baseline"/>
-                <w:lang w:val="en-US"/>
-              </w:rPr>
-            </w:pPr>
-            <w:r>
-              <w:rPr>
-                <w:rFonts w:hint="default" w:ascii="Times New Roman" w:hAnsi="Times New Roman" w:cs="Times New Roman"/>
-                <w:sz w:val="24"/>
-                <w:szCs w:val="24"/>
-                <w:vertAlign w:val="baseline"/>
-                <w:lang w:val="en-US"/>
-              </w:rPr>
-              <w:t>Trigger/ Precondition</w:t>
-            </w:r>
-          </w:p>
-        </w:tc>
-        <w:tc>
-          <w:tcPr>
-            <w:tcW w:w="7032" w:type="dxa"/>
-            <w:vAlign w:val="center"/>
-          </w:tcPr>
-          <w:p>
-            <w:pPr>
-              <w:widowControl w:val="0"/>
-              <w:numPr>
-                <w:ilvl w:val="0"/>
-                <w:numId w:val="6"/>
-              </w:numPr>
-              <w:ind w:left="420" w:leftChars="0" w:hanging="420" w:firstLineChars="0"/>
-              <w:jc w:val="both"/>
-              <w:rPr>
-                <w:rFonts w:hint="default" w:ascii="Times New Roman" w:hAnsi="Times New Roman" w:cs="Times New Roman"/>
-                <w:vertAlign w:val="baseline"/>
-              </w:rPr>
-            </w:pPr>
-            <w:r>
-              <w:rPr>
-                <w:rFonts w:hint="default" w:ascii="Times New Roman" w:hAnsi="Times New Roman" w:eastAsia="SimSun" w:cs="Times New Roman"/>
-                <w:sz w:val="24"/>
-                <w:szCs w:val="24"/>
-              </w:rPr>
-              <w:t>New validated orders are ready in the system pool, a dispatcher initiates a scheduling cycle, or an unexpected change requires route reconfiguration.</w:t>
-            </w:r>
-          </w:p>
-        </w:tc>
-      </w:tr>
-      <w:tr>
-        <w:tblPrEx>
-          <w:tblBorders>
-            <w:top w:val="single" w:color="auto" w:sz="4" w:space="0"/>
-            <w:left w:val="single" w:color="auto" w:sz="4" w:space="0"/>
-            <w:bottom w:val="single" w:color="auto" w:sz="4" w:space="0"/>
-            <w:right w:val="single" w:color="auto" w:sz="4" w:space="0"/>
-            <w:insideH w:val="single" w:color="auto" w:sz="4" w:space="0"/>
-            <w:insideV w:val="single" w:color="auto" w:sz="4" w:space="0"/>
-          </w:tblBorders>
-          <w:tblCellMar>
-            <w:top w:w="0" w:type="dxa"/>
-            <w:left w:w="108" w:type="dxa"/>
-            <w:bottom w:w="0" w:type="dxa"/>
-            <w:right w:w="108" w:type="dxa"/>
-          </w:tblCellMar>
-        </w:tblPrEx>
-        <w:trPr>
-          <w:trHeight w:val="709" w:hRule="atLeast"/>
-        </w:trPr>
-        <w:tc>
-          <w:tcPr>
-            <w:tcW w:w="2160" w:type="dxa"/>
-            <w:vAlign w:val="center"/>
-          </w:tcPr>
-          <w:p>
-            <w:pPr>
-              <w:widowControl w:val="0"/>
-              <w:jc w:val="left"/>
-              <w:rPr>
-                <w:rFonts w:hint="default" w:ascii="Times New Roman" w:hAnsi="Times New Roman" w:cs="Times New Roman"/>
-                <w:sz w:val="24"/>
-                <w:szCs w:val="24"/>
-                <w:vertAlign w:val="baseline"/>
-                <w:lang w:val="en-US"/>
-              </w:rPr>
-            </w:pPr>
-            <w:r>
-              <w:rPr>
-                <w:rFonts w:hint="default" w:ascii="Times New Roman" w:hAnsi="Times New Roman" w:cs="Times New Roman"/>
-                <w:sz w:val="24"/>
-                <w:szCs w:val="24"/>
-                <w:vertAlign w:val="baseline"/>
-                <w:lang w:val="en-US"/>
-              </w:rPr>
-              <w:t>Frequency</w:t>
-            </w:r>
-          </w:p>
-        </w:tc>
-        <w:tc>
-          <w:tcPr>
-            <w:tcW w:w="7032" w:type="dxa"/>
-            <w:vAlign w:val="center"/>
-          </w:tcPr>
-          <w:p>
-            <w:pPr>
-              <w:widowControl w:val="0"/>
-              <w:numPr>
-                <w:ilvl w:val="0"/>
-                <w:numId w:val="7"/>
-              </w:numPr>
-              <w:ind w:left="420" w:leftChars="0" w:hanging="420" w:firstLineChars="0"/>
-              <w:jc w:val="both"/>
-              <w:rPr>
-                <w:rFonts w:hint="default" w:ascii="Times New Roman" w:hAnsi="Times New Roman" w:cs="Times New Roman"/>
-                <w:sz w:val="24"/>
-                <w:szCs w:val="24"/>
-                <w:vertAlign w:val="baseline"/>
-              </w:rPr>
-            </w:pPr>
-            <w:r>
-              <w:rPr>
-                <w:rFonts w:hint="default" w:ascii="Times New Roman" w:hAnsi="Times New Roman" w:eastAsia="SimSun" w:cs="Times New Roman"/>
-                <w:sz w:val="24"/>
-                <w:szCs w:val="24"/>
-              </w:rPr>
-              <w:t>High, operating continuously as dispatchers clear the order queue and manage daily driver shifts.</w:t>
-            </w:r>
-          </w:p>
-        </w:tc>
-      </w:tr>
-      <w:tr>
-        <w:tblPrEx>
-          <w:tblBorders>
-            <w:top w:val="single" w:color="auto" w:sz="4" w:space="0"/>
-            <w:left w:val="single" w:color="auto" w:sz="4" w:space="0"/>
-            <w:bottom w:val="single" w:color="auto" w:sz="4" w:space="0"/>
-            <w:right w:val="single" w:color="auto" w:sz="4" w:space="0"/>
-            <w:insideH w:val="single" w:color="auto" w:sz="4" w:space="0"/>
-            <w:insideV w:val="single" w:color="auto" w:sz="4" w:space="0"/>
-          </w:tblBorders>
-          <w:tblCellMar>
-            <w:top w:w="0" w:type="dxa"/>
-            <w:left w:w="108" w:type="dxa"/>
-            <w:bottom w:w="0" w:type="dxa"/>
-            <w:right w:w="108" w:type="dxa"/>
-          </w:tblCellMar>
-        </w:tblPrEx>
-        <w:trPr>
-          <w:trHeight w:val="1049" w:hRule="atLeast"/>
-        </w:trPr>
-        <w:tc>
-          <w:tcPr>
-            <w:tcW w:w="2160" w:type="dxa"/>
-            <w:vAlign w:val="center"/>
-          </w:tcPr>
-          <w:p>
-            <w:pPr>
-              <w:widowControl w:val="0"/>
-              <w:jc w:val="left"/>
-              <w:rPr>
-                <w:rFonts w:hint="default" w:ascii="Times New Roman" w:hAnsi="Times New Roman" w:cs="Times New Roman"/>
-                <w:sz w:val="24"/>
-                <w:szCs w:val="24"/>
-                <w:vertAlign w:val="baseline"/>
-                <w:lang w:val="en-US"/>
-              </w:rPr>
-            </w:pPr>
-            <w:r>
-              <w:rPr>
-                <w:rFonts w:hint="default" w:ascii="Times New Roman" w:hAnsi="Times New Roman" w:cs="Times New Roman"/>
-                <w:sz w:val="24"/>
-                <w:szCs w:val="24"/>
-                <w:vertAlign w:val="baseline"/>
-                <w:lang w:val="en-US"/>
-              </w:rPr>
-              <w:t>Critical</w:t>
-            </w:r>
-          </w:p>
-        </w:tc>
-        <w:tc>
-          <w:tcPr>
-            <w:tcW w:w="7032" w:type="dxa"/>
-            <w:vAlign w:val="center"/>
-          </w:tcPr>
-          <w:p>
-            <w:pPr>
-              <w:widowControl w:val="0"/>
-              <w:numPr>
-                <w:ilvl w:val="0"/>
-                <w:numId w:val="12"/>
-              </w:numPr>
-              <w:ind w:left="420" w:leftChars="0" w:hanging="420" w:firstLineChars="0"/>
-              <w:jc w:val="both"/>
-              <w:rPr>
-                <w:rFonts w:hint="default" w:ascii="Times New Roman" w:hAnsi="Times New Roman" w:cs="Times New Roman"/>
-                <w:sz w:val="24"/>
-                <w:szCs w:val="24"/>
-                <w:vertAlign w:val="baseline"/>
-              </w:rPr>
-            </w:pPr>
-            <w:r>
-              <w:rPr>
-                <w:rFonts w:hint="default" w:ascii="Times New Roman" w:hAnsi="Times New Roman" w:eastAsia="SimSun" w:cs="Times New Roman"/>
-                <w:strike w:val="0"/>
-                <w:dstrike w:val="0"/>
-                <w:sz w:val="24"/>
-                <w:szCs w:val="24"/>
-              </w:rPr>
-              <w:t>Highly critical to maximize fleet utilization, meet strict corporate supermarket delivery deadlines, and eliminate double-booking errors.</w:t>
-            </w:r>
-          </w:p>
-        </w:tc>
-      </w:tr>
-      <w:tr>
-        <w:tblPrEx>
-          <w:tblBorders>
-            <w:top w:val="single" w:color="auto" w:sz="4" w:space="0"/>
-            <w:left w:val="single" w:color="auto" w:sz="4" w:space="0"/>
-            <w:bottom w:val="single" w:color="auto" w:sz="4" w:space="0"/>
-            <w:right w:val="single" w:color="auto" w:sz="4" w:space="0"/>
-            <w:insideH w:val="single" w:color="auto" w:sz="4" w:space="0"/>
-            <w:insideV w:val="single" w:color="auto" w:sz="4" w:space="0"/>
-          </w:tblBorders>
-          <w:tblCellMar>
-            <w:top w:w="0" w:type="dxa"/>
-            <w:left w:w="108" w:type="dxa"/>
-            <w:bottom w:w="0" w:type="dxa"/>
-            <w:right w:w="108" w:type="dxa"/>
-          </w:tblCellMar>
-        </w:tblPrEx>
-        <w:trPr>
-          <w:trHeight w:val="625" w:hRule="atLeast"/>
-        </w:trPr>
-        <w:tc>
-          <w:tcPr>
-            <w:tcW w:w="2160" w:type="dxa"/>
-            <w:vAlign w:val="center"/>
-          </w:tcPr>
-          <w:p>
-            <w:pPr>
-              <w:widowControl w:val="0"/>
-              <w:jc w:val="left"/>
-              <w:rPr>
-                <w:rFonts w:hint="default" w:ascii="Times New Roman" w:hAnsi="Times New Roman" w:cs="Times New Roman"/>
-                <w:sz w:val="24"/>
-                <w:szCs w:val="24"/>
-                <w:vertAlign w:val="baseline"/>
-                <w:lang w:val="en-US"/>
-              </w:rPr>
-            </w:pPr>
-            <w:r>
-              <w:rPr>
-                <w:rFonts w:hint="default" w:ascii="Times New Roman" w:hAnsi="Times New Roman" w:cs="Times New Roman"/>
-                <w:sz w:val="24"/>
-                <w:szCs w:val="24"/>
-                <w:vertAlign w:val="baseline"/>
-                <w:lang w:val="en-US"/>
-              </w:rPr>
-              <w:t>Work Area</w:t>
-            </w:r>
-          </w:p>
-        </w:tc>
-        <w:tc>
-          <w:tcPr>
-            <w:tcW w:w="7032" w:type="dxa"/>
-            <w:vAlign w:val="center"/>
-          </w:tcPr>
-          <w:p>
-            <w:pPr>
-              <w:widowControl w:val="0"/>
-              <w:numPr>
-                <w:ilvl w:val="0"/>
-                <w:numId w:val="8"/>
-              </w:numPr>
-              <w:ind w:left="420" w:leftChars="0" w:hanging="420" w:firstLineChars="0"/>
-              <w:jc w:val="both"/>
-              <w:rPr>
-                <w:rFonts w:hint="default" w:ascii="Times New Roman" w:hAnsi="Times New Roman" w:cs="Times New Roman"/>
-                <w:sz w:val="24"/>
-                <w:szCs w:val="24"/>
-                <w:vertAlign w:val="baseline"/>
-              </w:rPr>
-            </w:pPr>
-            <w:r>
-              <w:rPr>
-                <w:rFonts w:hint="default" w:ascii="Times New Roman" w:hAnsi="Times New Roman" w:eastAsia="SimSun" w:cs="Times New Roman"/>
-                <w:sz w:val="24"/>
-                <w:szCs w:val="24"/>
-              </w:rPr>
-              <w:t xml:space="preserve">Central Dispatch Control Panel </w:t>
-            </w:r>
-            <w:r>
-              <w:rPr>
-                <w:rFonts w:hint="default" w:ascii="Times New Roman" w:hAnsi="Times New Roman" w:eastAsia="SimSun" w:cs="Times New Roman"/>
-                <w:sz w:val="24"/>
-                <w:szCs w:val="24"/>
-                <w:lang w:val="en-US"/>
-              </w:rPr>
-              <w:t>(</w:t>
-            </w:r>
-            <w:r>
-              <w:rPr>
-                <w:rFonts w:hint="default" w:ascii="Times New Roman" w:hAnsi="Times New Roman" w:eastAsia="SimSun" w:cs="Times New Roman"/>
-                <w:sz w:val="24"/>
-                <w:szCs w:val="24"/>
-              </w:rPr>
-              <w:t>Interactive Scheduling Board</w:t>
-            </w:r>
-            <w:r>
-              <w:rPr>
-                <w:rFonts w:hint="default" w:ascii="Times New Roman" w:hAnsi="Times New Roman" w:eastAsia="SimSun" w:cs="Times New Roman"/>
-                <w:sz w:val="24"/>
-                <w:szCs w:val="24"/>
-                <w:lang w:val="en-US"/>
-              </w:rPr>
-              <w:t>).</w:t>
-            </w:r>
-          </w:p>
-        </w:tc>
-      </w:tr>
-      <w:tr>
-        <w:tblPrEx>
-          <w:tblBorders>
-            <w:top w:val="single" w:color="auto" w:sz="4" w:space="0"/>
-            <w:left w:val="single" w:color="auto" w:sz="4" w:space="0"/>
-            <w:bottom w:val="single" w:color="auto" w:sz="4" w:space="0"/>
-            <w:right w:val="single" w:color="auto" w:sz="4" w:space="0"/>
-            <w:insideH w:val="single" w:color="auto" w:sz="4" w:space="0"/>
-            <w:insideV w:val="single" w:color="auto" w:sz="4" w:space="0"/>
-          </w:tblBorders>
-          <w:tblCellMar>
-            <w:top w:w="0" w:type="dxa"/>
-            <w:left w:w="108" w:type="dxa"/>
-            <w:bottom w:w="0" w:type="dxa"/>
-            <w:right w:w="108" w:type="dxa"/>
-          </w:tblCellMar>
-        </w:tblPrEx>
-        <w:trPr>
-          <w:trHeight w:val="525" w:hRule="atLeast"/>
-        </w:trPr>
-        <w:tc>
-          <w:tcPr>
-            <w:tcW w:w="2160" w:type="dxa"/>
-            <w:shd w:val="clear" w:color="auto" w:fill="FEF2CB" w:themeFill="accent3" w:themeFillTint="32"/>
-            <w:vAlign w:val="center"/>
-          </w:tcPr>
-          <w:p>
-            <w:pPr>
-              <w:widowControl w:val="0"/>
-              <w:jc w:val="center"/>
-              <w:rPr>
-                <w:rFonts w:hint="default" w:ascii="Times New Roman" w:hAnsi="Times New Roman" w:cs="Times New Roman"/>
-                <w:sz w:val="28"/>
-                <w:szCs w:val="28"/>
-                <w:vertAlign w:val="baseline"/>
-                <w:lang w:val="en-US"/>
-              </w:rPr>
-            </w:pPr>
-            <w:r>
-              <w:rPr>
-                <w:rFonts w:hint="default" w:ascii="Times New Roman" w:hAnsi="Times New Roman" w:cs="Times New Roman"/>
-                <w:sz w:val="28"/>
-                <w:szCs w:val="28"/>
-                <w:vertAlign w:val="baseline"/>
-                <w:lang w:val="en-US"/>
-              </w:rPr>
-              <w:t>Sub-Tasks</w:t>
-            </w:r>
-          </w:p>
-        </w:tc>
-        <w:tc>
-          <w:tcPr>
-            <w:tcW w:w="7032" w:type="dxa"/>
-            <w:shd w:val="clear" w:color="auto" w:fill="D4F4F1" w:themeFill="accent5" w:themeFillTint="32"/>
-            <w:vAlign w:val="center"/>
-          </w:tcPr>
-          <w:p>
-            <w:pPr>
-              <w:widowControl w:val="0"/>
-              <w:jc w:val="center"/>
-              <w:rPr>
-                <w:rFonts w:hint="default" w:ascii="Times New Roman" w:hAnsi="Times New Roman" w:cs="Times New Roman"/>
-                <w:sz w:val="28"/>
-                <w:szCs w:val="28"/>
-                <w:vertAlign w:val="baseline"/>
-                <w:lang w:val="en-US"/>
-              </w:rPr>
-            </w:pPr>
-            <w:r>
-              <w:rPr>
-                <w:rFonts w:hint="default" w:ascii="Times New Roman" w:hAnsi="Times New Roman" w:cs="Times New Roman"/>
-                <w:sz w:val="28"/>
-                <w:szCs w:val="28"/>
-                <w:vertAlign w:val="baseline"/>
-                <w:lang w:val="en-US"/>
-              </w:rPr>
-              <w:t>Example Solution (Funtional Requirement)</w:t>
-            </w:r>
-          </w:p>
-        </w:tc>
-      </w:tr>
-      <w:tr>
-        <w:tblPrEx>
-          <w:tblBorders>
-            <w:top w:val="single" w:color="auto" w:sz="4" w:space="0"/>
-            <w:left w:val="single" w:color="auto" w:sz="4" w:space="0"/>
-            <w:bottom w:val="single" w:color="auto" w:sz="4" w:space="0"/>
-            <w:right w:val="single" w:color="auto" w:sz="4" w:space="0"/>
-            <w:insideH w:val="single" w:color="auto" w:sz="4" w:space="0"/>
-            <w:insideV w:val="single" w:color="auto" w:sz="4" w:space="0"/>
-          </w:tblBorders>
-          <w:tblCellMar>
-            <w:top w:w="0" w:type="dxa"/>
-            <w:left w:w="108" w:type="dxa"/>
-            <w:bottom w:w="0" w:type="dxa"/>
-            <w:right w:w="108" w:type="dxa"/>
-          </w:tblCellMar>
-        </w:tblPrEx>
-        <w:trPr>
-          <w:trHeight w:val="1813" w:hRule="atLeast"/>
-        </w:trPr>
-        <w:tc>
-          <w:tcPr>
-            <w:tcW w:w="2160" w:type="dxa"/>
-            <w:shd w:val="clear" w:color="auto" w:fill="auto"/>
-            <w:vAlign w:val="center"/>
-          </w:tcPr>
-          <w:p>
-            <w:pPr>
-              <w:widowControl w:val="0"/>
-              <w:jc w:val="left"/>
-              <w:rPr>
-                <w:rFonts w:hint="default" w:ascii="Times New Roman" w:hAnsi="Times New Roman" w:cs="Times New Roman"/>
-                <w:sz w:val="28"/>
-                <w:szCs w:val="28"/>
-                <w:vertAlign w:val="baseline"/>
-                <w:lang w:val="en-US"/>
-              </w:rPr>
-            </w:pPr>
-            <w:r>
-              <w:rPr>
-                <w:rFonts w:hint="default" w:ascii="Times New Roman" w:hAnsi="Times New Roman" w:eastAsia="SimSun" w:cs="Times New Roman"/>
-                <w:sz w:val="24"/>
-                <w:szCs w:val="24"/>
-              </w:rPr>
-              <w:t>Match Orders with Assets</w:t>
-            </w:r>
-          </w:p>
-        </w:tc>
-        <w:tc>
-          <w:tcPr>
-            <w:tcW w:w="7032" w:type="dxa"/>
-            <w:shd w:val="clear" w:color="auto" w:fill="auto"/>
-            <w:vAlign w:val="center"/>
-          </w:tcPr>
-          <w:p>
-            <w:pPr>
-              <w:widowControl w:val="0"/>
-              <w:numPr>
-                <w:ilvl w:val="0"/>
-                <w:numId w:val="13"/>
-              </w:numPr>
-              <w:ind w:left="420" w:leftChars="0" w:hanging="420" w:firstLineChars="0"/>
-              <w:jc w:val="both"/>
-              <w:rPr>
-                <w:rFonts w:hint="default" w:ascii="Times New Roman" w:hAnsi="Times New Roman" w:eastAsia="SimSun" w:cs="Times New Roman"/>
-                <w:sz w:val="24"/>
-                <w:szCs w:val="24"/>
-              </w:rPr>
-            </w:pPr>
-            <w:r>
-              <w:rPr>
-                <w:rFonts w:hint="default" w:ascii="Times New Roman" w:hAnsi="Times New Roman" w:eastAsia="SimSun" w:cs="Times New Roman"/>
-                <w:sz w:val="24"/>
-                <w:szCs w:val="24"/>
-              </w:rPr>
-              <w:t>Provide a centralized interface listing unassigned orders alongside active, available trucks and drivers within the local branch database.</w:t>
-            </w:r>
-          </w:p>
-          <w:p>
-            <w:pPr>
-              <w:widowControl w:val="0"/>
-              <w:numPr>
-                <w:ilvl w:val="0"/>
-                <w:numId w:val="13"/>
-              </w:numPr>
-              <w:ind w:left="420" w:leftChars="0" w:hanging="420" w:firstLineChars="0"/>
-              <w:jc w:val="both"/>
-              <w:rPr>
-                <w:rFonts w:hint="default" w:ascii="Times New Roman" w:hAnsi="Times New Roman" w:eastAsia="SimSun" w:cs="Times New Roman"/>
-                <w:sz w:val="24"/>
-                <w:szCs w:val="24"/>
-                <w:lang w:val="en-US"/>
-              </w:rPr>
-            </w:pPr>
-            <w:r>
-              <w:rPr>
-                <w:rFonts w:hint="default" w:ascii="Times New Roman" w:hAnsi="Times New Roman" w:eastAsia="SimSun" w:cs="Times New Roman"/>
-                <w:sz w:val="24"/>
-                <w:szCs w:val="24"/>
-              </w:rPr>
-              <w:t>Enforce automated verification rules to ensure the selected vehicle possesses the required capacity metrics for the assigned cargo load.</w:t>
-            </w:r>
-          </w:p>
-        </w:tc>
-      </w:tr>
-      <w:tr>
-        <w:tblPrEx>
-          <w:tblBorders>
-            <w:top w:val="single" w:color="auto" w:sz="4" w:space="0"/>
-            <w:left w:val="single" w:color="auto" w:sz="4" w:space="0"/>
-            <w:bottom w:val="single" w:color="auto" w:sz="4" w:space="0"/>
-            <w:right w:val="single" w:color="auto" w:sz="4" w:space="0"/>
-            <w:insideH w:val="single" w:color="auto" w:sz="4" w:space="0"/>
-            <w:insideV w:val="single" w:color="auto" w:sz="4" w:space="0"/>
-          </w:tblBorders>
-          <w:tblCellMar>
-            <w:top w:w="0" w:type="dxa"/>
-            <w:left w:w="108" w:type="dxa"/>
-            <w:bottom w:w="0" w:type="dxa"/>
-            <w:right w:w="108" w:type="dxa"/>
-          </w:tblCellMar>
-        </w:tblPrEx>
-        <w:trPr>
-          <w:trHeight w:val="1825" w:hRule="atLeast"/>
-        </w:trPr>
-        <w:tc>
-          <w:tcPr>
-            <w:tcW w:w="2160" w:type="dxa"/>
-            <w:shd w:val="clear" w:color="auto" w:fill="auto"/>
-            <w:vAlign w:val="center"/>
-          </w:tcPr>
-          <w:p>
-            <w:pPr>
-              <w:widowControl w:val="0"/>
-              <w:jc w:val="left"/>
-              <w:rPr>
-                <w:rFonts w:hint="default" w:ascii="Times New Roman" w:hAnsi="Times New Roman" w:cs="Times New Roman"/>
-                <w:sz w:val="28"/>
-                <w:szCs w:val="28"/>
-                <w:vertAlign w:val="baseline"/>
-                <w:lang w:val="en-US"/>
-              </w:rPr>
-            </w:pPr>
-            <w:r>
-              <w:rPr>
-                <w:rFonts w:hint="default" w:ascii="Times New Roman" w:hAnsi="Times New Roman" w:eastAsia="SimSun" w:cs="Times New Roman"/>
-                <w:sz w:val="24"/>
-                <w:szCs w:val="24"/>
-              </w:rPr>
-              <w:t>Lock Dispatched Resources</w:t>
-            </w:r>
-          </w:p>
-        </w:tc>
-        <w:tc>
-          <w:tcPr>
-            <w:tcW w:w="7032" w:type="dxa"/>
-            <w:shd w:val="clear" w:color="auto" w:fill="auto"/>
-            <w:vAlign w:val="center"/>
-          </w:tcPr>
-          <w:p>
-            <w:pPr>
-              <w:widowControl w:val="0"/>
-              <w:numPr>
-                <w:ilvl w:val="0"/>
-                <w:numId w:val="14"/>
-              </w:numPr>
-              <w:tabs>
-                <w:tab w:val="clear" w:pos="420"/>
-              </w:tabs>
-              <w:ind w:left="420" w:leftChars="0" w:hanging="420" w:firstLineChars="0"/>
-              <w:jc w:val="both"/>
-              <w:rPr>
-                <w:rFonts w:hint="default" w:ascii="Times New Roman" w:hAnsi="Times New Roman" w:eastAsia="SimSun" w:cs="Times New Roman"/>
-                <w:sz w:val="24"/>
-                <w:szCs w:val="24"/>
-                <w:lang w:val="en-US"/>
-              </w:rPr>
-            </w:pPr>
-            <w:r>
-              <w:rPr>
-                <w:rFonts w:hint="default" w:ascii="Times New Roman" w:hAnsi="Times New Roman" w:eastAsia="SimSun" w:cs="Times New Roman"/>
-                <w:sz w:val="24"/>
-                <w:szCs w:val="24"/>
-              </w:rPr>
-              <w:t>Automatically transition the operational status of selected trucks and drivers to En Route immediately upon dispatch confirmation.</w:t>
-            </w:r>
-          </w:p>
-          <w:p>
-            <w:pPr>
-              <w:widowControl w:val="0"/>
-              <w:numPr>
-                <w:ilvl w:val="0"/>
-                <w:numId w:val="14"/>
-              </w:numPr>
-              <w:tabs>
-                <w:tab w:val="clear" w:pos="420"/>
-              </w:tabs>
-              <w:ind w:left="420" w:leftChars="0" w:hanging="420" w:firstLineChars="0"/>
-              <w:jc w:val="both"/>
-              <w:rPr>
-                <w:rFonts w:hint="default" w:ascii="Times New Roman" w:hAnsi="Times New Roman" w:eastAsia="SimSun" w:cs="Times New Roman"/>
-                <w:sz w:val="24"/>
-                <w:szCs w:val="24"/>
-                <w:lang w:val="en-US"/>
-              </w:rPr>
-            </w:pPr>
-            <w:r>
-              <w:rPr>
-                <w:rFonts w:hint="default" w:ascii="Times New Roman" w:hAnsi="Times New Roman" w:eastAsia="SimSun" w:cs="Times New Roman"/>
-                <w:sz w:val="24"/>
-                <w:szCs w:val="24"/>
-              </w:rPr>
-              <w:t>Restrict locked assets from appearing in other active assignment pools across all branches to eliminate double-booking errors.</w:t>
-            </w:r>
-          </w:p>
-        </w:tc>
-      </w:tr>
-      <w:tr>
-        <w:tblPrEx>
-          <w:tblBorders>
-            <w:top w:val="single" w:color="auto" w:sz="4" w:space="0"/>
-            <w:left w:val="single" w:color="auto" w:sz="4" w:space="0"/>
-            <w:bottom w:val="single" w:color="auto" w:sz="4" w:space="0"/>
-            <w:right w:val="single" w:color="auto" w:sz="4" w:space="0"/>
-            <w:insideH w:val="single" w:color="auto" w:sz="4" w:space="0"/>
-            <w:insideV w:val="single" w:color="auto" w:sz="4" w:space="0"/>
-          </w:tblBorders>
-          <w:tblCellMar>
-            <w:top w:w="0" w:type="dxa"/>
-            <w:left w:w="108" w:type="dxa"/>
-            <w:bottom w:w="0" w:type="dxa"/>
-            <w:right w:w="108" w:type="dxa"/>
-          </w:tblCellMar>
-        </w:tblPrEx>
-        <w:trPr>
-          <w:trHeight w:val="1909" w:hRule="atLeast"/>
-        </w:trPr>
-        <w:tc>
-          <w:tcPr>
-            <w:tcW w:w="2160" w:type="dxa"/>
-            <w:shd w:val="clear" w:color="auto" w:fill="auto"/>
-            <w:vAlign w:val="center"/>
-          </w:tcPr>
-          <w:p>
-            <w:pPr>
-              <w:widowControl w:val="0"/>
-              <w:jc w:val="left"/>
-              <w:rPr>
-                <w:rFonts w:hint="default" w:ascii="Times New Roman" w:hAnsi="Times New Roman" w:cs="Times New Roman"/>
-                <w:sz w:val="24"/>
-                <w:szCs w:val="24"/>
-                <w:vertAlign w:val="baseline"/>
-                <w:lang w:val="en-US"/>
-              </w:rPr>
-            </w:pPr>
-            <w:r>
-              <w:rPr>
-                <w:rFonts w:hint="default" w:ascii="Times New Roman" w:hAnsi="Times New Roman" w:eastAsia="SimSun" w:cs="Times New Roman"/>
-                <w:sz w:val="24"/>
-                <w:szCs w:val="24"/>
-              </w:rPr>
-              <w:t>Generate Route Planning</w:t>
-            </w:r>
-          </w:p>
-        </w:tc>
-        <w:tc>
-          <w:tcPr>
-            <w:tcW w:w="7032" w:type="dxa"/>
-            <w:shd w:val="clear" w:color="auto" w:fill="auto"/>
-            <w:vAlign w:val="center"/>
-          </w:tcPr>
-          <w:p>
-            <w:pPr>
-              <w:widowControl w:val="0"/>
-              <w:numPr>
-                <w:ilvl w:val="0"/>
-                <w:numId w:val="15"/>
-              </w:numPr>
-              <w:tabs>
-                <w:tab w:val="clear" w:pos="420"/>
-              </w:tabs>
-              <w:ind w:left="420" w:leftChars="0" w:hanging="420" w:firstLineChars="0"/>
-              <w:jc w:val="both"/>
-              <w:rPr>
-                <w:rFonts w:hint="default" w:ascii="Times New Roman" w:hAnsi="Times New Roman" w:eastAsia="SimSun" w:cs="Times New Roman"/>
-                <w:sz w:val="24"/>
-                <w:szCs w:val="24"/>
-              </w:rPr>
-            </w:pPr>
-            <w:r>
-              <w:rPr>
-                <w:rFonts w:hint="default" w:ascii="Times New Roman" w:hAnsi="Times New Roman" w:eastAsia="SimSun" w:cs="Times New Roman"/>
-                <w:sz w:val="24"/>
-                <w:szCs w:val="24"/>
-              </w:rPr>
-              <w:t>Provide interactive map integration that automatically calculates the most efficient delivery sequence based on distance matrices and destination points.</w:t>
-            </w:r>
-          </w:p>
-          <w:p>
-            <w:pPr>
-              <w:widowControl w:val="0"/>
-              <w:numPr>
-                <w:ilvl w:val="0"/>
-                <w:numId w:val="15"/>
-              </w:numPr>
-              <w:tabs>
-                <w:tab w:val="clear" w:pos="420"/>
-              </w:tabs>
-              <w:ind w:left="420" w:leftChars="0" w:hanging="420" w:firstLineChars="0"/>
-              <w:jc w:val="both"/>
-              <w:rPr>
-                <w:rFonts w:hint="default" w:ascii="Times New Roman" w:hAnsi="Times New Roman" w:eastAsia="SimSun" w:cs="Times New Roman"/>
-                <w:sz w:val="24"/>
-                <w:szCs w:val="24"/>
-              </w:rPr>
-            </w:pPr>
-            <w:r>
-              <w:rPr>
-                <w:rFonts w:hint="default" w:ascii="Times New Roman" w:hAnsi="Times New Roman" w:eastAsia="SimSun" w:cs="Times New Roman"/>
-                <w:sz w:val="24"/>
-                <w:szCs w:val="24"/>
-              </w:rPr>
-              <w:t>Allow dispatchers to manually adjust stops or reorder delivery points on the digital map to accommodate specific regional constraints.</w:t>
-            </w:r>
-          </w:p>
-        </w:tc>
-      </w:tr>
-      <w:tr>
-        <w:tblPrEx>
-          <w:tblBorders>
-            <w:top w:val="single" w:color="auto" w:sz="4" w:space="0"/>
-            <w:left w:val="single" w:color="auto" w:sz="4" w:space="0"/>
-            <w:bottom w:val="single" w:color="auto" w:sz="4" w:space="0"/>
-            <w:right w:val="single" w:color="auto" w:sz="4" w:space="0"/>
-            <w:insideH w:val="single" w:color="auto" w:sz="4" w:space="0"/>
-            <w:insideV w:val="single" w:color="auto" w:sz="4" w:space="0"/>
-          </w:tblBorders>
-          <w:tblCellMar>
-            <w:top w:w="0" w:type="dxa"/>
-            <w:left w:w="108" w:type="dxa"/>
-            <w:bottom w:w="0" w:type="dxa"/>
-            <w:right w:w="108" w:type="dxa"/>
-          </w:tblCellMar>
-        </w:tblPrEx>
-        <w:trPr>
-          <w:trHeight w:val="2055" w:hRule="atLeast"/>
-        </w:trPr>
-        <w:tc>
-          <w:tcPr>
-            <w:tcW w:w="2160" w:type="dxa"/>
-            <w:shd w:val="clear" w:color="auto" w:fill="auto"/>
-            <w:vAlign w:val="center"/>
-          </w:tcPr>
-          <w:p>
-            <w:pPr>
-              <w:widowControl w:val="0"/>
-              <w:jc w:val="left"/>
-              <w:rPr>
-                <w:rFonts w:hint="default" w:ascii="Times New Roman" w:hAnsi="Times New Roman" w:cs="Times New Roman"/>
-                <w:sz w:val="24"/>
-                <w:szCs w:val="24"/>
-                <w:vertAlign w:val="baseline"/>
-                <w:lang w:val="en-US"/>
-              </w:rPr>
-            </w:pPr>
-            <w:r>
-              <w:rPr>
-                <w:rFonts w:hint="default" w:ascii="Times New Roman" w:hAnsi="Times New Roman" w:eastAsia="SimSun" w:cs="Times New Roman"/>
-                <w:sz w:val="24"/>
-                <w:szCs w:val="24"/>
-              </w:rPr>
-              <w:t>Transmit Trip Details</w:t>
-            </w:r>
-          </w:p>
-        </w:tc>
-        <w:tc>
-          <w:tcPr>
-            <w:tcW w:w="7032" w:type="dxa"/>
-            <w:shd w:val="clear" w:color="auto" w:fill="auto"/>
-            <w:vAlign w:val="center"/>
-          </w:tcPr>
-          <w:p>
-            <w:pPr>
-              <w:widowControl w:val="0"/>
-              <w:numPr>
-                <w:ilvl w:val="0"/>
-                <w:numId w:val="16"/>
-              </w:numPr>
-              <w:tabs>
-                <w:tab w:val="clear" w:pos="420"/>
-              </w:tabs>
-              <w:ind w:left="420" w:leftChars="0" w:hanging="420" w:firstLineChars="0"/>
-              <w:jc w:val="both"/>
-              <w:rPr>
-                <w:rFonts w:hint="default" w:ascii="Times New Roman" w:hAnsi="Times New Roman" w:eastAsia="SimSun" w:cs="Times New Roman"/>
-                <w:sz w:val="24"/>
-                <w:szCs w:val="24"/>
-              </w:rPr>
-            </w:pPr>
-            <w:r>
-              <w:rPr>
-                <w:rFonts w:hint="default" w:ascii="Times New Roman" w:hAnsi="Times New Roman" w:eastAsia="SimSun" w:cs="Times New Roman"/>
-                <w:sz w:val="24"/>
-                <w:szCs w:val="24"/>
-              </w:rPr>
-              <w:t>Automatically push detailed trip sheets including pickup logs, customer details, delivery windows, and optimized routes directly to the designated driver mobile interface.</w:t>
-            </w:r>
-          </w:p>
-          <w:p>
-            <w:pPr>
-              <w:widowControl w:val="0"/>
-              <w:numPr>
-                <w:ilvl w:val="0"/>
-                <w:numId w:val="16"/>
-              </w:numPr>
-              <w:tabs>
-                <w:tab w:val="clear" w:pos="420"/>
-              </w:tabs>
-              <w:ind w:left="420" w:leftChars="0" w:hanging="420" w:firstLineChars="0"/>
-              <w:jc w:val="both"/>
-              <w:rPr>
-                <w:rFonts w:hint="default" w:ascii="Times New Roman" w:hAnsi="Times New Roman" w:eastAsia="SimSun" w:cs="Times New Roman"/>
-                <w:sz w:val="24"/>
-                <w:szCs w:val="24"/>
-              </w:rPr>
-            </w:pPr>
-            <w:r>
-              <w:rPr>
-                <w:rFonts w:hint="default" w:ascii="Times New Roman" w:hAnsi="Times New Roman" w:eastAsia="SimSun" w:cs="Times New Roman"/>
-                <w:sz w:val="24"/>
-                <w:szCs w:val="24"/>
-              </w:rPr>
-              <w:t>Log dispatch execution timestamps within the central database to establish a clear audit trail for operational performance.</w:t>
-            </w:r>
-          </w:p>
-        </w:tc>
-      </w:tr>
-      <w:tr>
-        <w:tblPrEx>
-          <w:tblBorders>
-            <w:top w:val="single" w:color="auto" w:sz="4" w:space="0"/>
-            <w:left w:val="single" w:color="auto" w:sz="4" w:space="0"/>
-            <w:bottom w:val="single" w:color="auto" w:sz="4" w:space="0"/>
-            <w:right w:val="single" w:color="auto" w:sz="4" w:space="0"/>
-            <w:insideH w:val="single" w:color="auto" w:sz="4" w:space="0"/>
-            <w:insideV w:val="single" w:color="auto" w:sz="4" w:space="0"/>
-          </w:tblBorders>
-          <w:tblCellMar>
-            <w:top w:w="0" w:type="dxa"/>
-            <w:left w:w="108" w:type="dxa"/>
-            <w:bottom w:w="0" w:type="dxa"/>
-            <w:right w:w="108" w:type="dxa"/>
-          </w:tblCellMar>
-        </w:tblPrEx>
-        <w:trPr>
-          <w:trHeight w:val="525" w:hRule="atLeast"/>
-        </w:trPr>
-        <w:tc>
-          <w:tcPr>
-            <w:tcW w:w="2160" w:type="dxa"/>
-            <w:shd w:val="clear" w:color="auto" w:fill="FEF2CB" w:themeFill="accent3" w:themeFillTint="32"/>
-            <w:vAlign w:val="center"/>
-          </w:tcPr>
-          <w:p>
-            <w:pPr>
-              <w:widowControl w:val="0"/>
-              <w:jc w:val="center"/>
-              <w:rPr>
-                <w:rFonts w:hint="default" w:ascii="Times New Roman" w:hAnsi="Times New Roman" w:cs="Times New Roman"/>
-                <w:sz w:val="28"/>
-                <w:szCs w:val="28"/>
-                <w:vertAlign w:val="baseline"/>
-                <w:lang w:val="en-US"/>
-              </w:rPr>
-            </w:pPr>
-            <w:r>
-              <w:rPr>
-                <w:rFonts w:hint="default" w:ascii="Times New Roman" w:hAnsi="Times New Roman" w:cs="Times New Roman"/>
-                <w:sz w:val="28"/>
-                <w:szCs w:val="28"/>
-                <w:vertAlign w:val="baseline"/>
-                <w:lang w:val="en-US"/>
-              </w:rPr>
-              <w:t>Variant</w:t>
-            </w:r>
-          </w:p>
-        </w:tc>
-        <w:tc>
-          <w:tcPr>
-            <w:tcW w:w="7032" w:type="dxa"/>
-            <w:shd w:val="clear" w:color="auto" w:fill="D4F4F1" w:themeFill="accent5" w:themeFillTint="32"/>
-            <w:vAlign w:val="center"/>
-          </w:tcPr>
-          <w:p>
-            <w:pPr>
-              <w:widowControl w:val="0"/>
-              <w:jc w:val="center"/>
-              <w:rPr>
-                <w:rFonts w:hint="default" w:ascii="Times New Roman" w:hAnsi="Times New Roman" w:cs="Times New Roman" w:eastAsiaTheme="minorEastAsia"/>
-                <w:sz w:val="28"/>
-                <w:szCs w:val="28"/>
-                <w:vertAlign w:val="baseline"/>
-                <w:lang w:val="en-US" w:eastAsia="zh-CN" w:bidi="ar-SA"/>
-              </w:rPr>
-            </w:pPr>
-            <w:r>
-              <w:rPr>
-                <w:rFonts w:hint="default" w:ascii="Times New Roman" w:hAnsi="Times New Roman" w:cs="Times New Roman"/>
-                <w:sz w:val="28"/>
-                <w:szCs w:val="28"/>
-                <w:vertAlign w:val="baseline"/>
-                <w:lang w:val="en-US"/>
-              </w:rPr>
-              <w:t>Example Solution (Funtional Requirement)</w:t>
-            </w:r>
-          </w:p>
-        </w:tc>
-      </w:tr>
-      <w:tr>
-        <w:tblPrEx>
-          <w:tblBorders>
-            <w:top w:val="single" w:color="auto" w:sz="4" w:space="0"/>
-            <w:left w:val="single" w:color="auto" w:sz="4" w:space="0"/>
-            <w:bottom w:val="single" w:color="auto" w:sz="4" w:space="0"/>
-            <w:right w:val="single" w:color="auto" w:sz="4" w:space="0"/>
-            <w:insideH w:val="single" w:color="auto" w:sz="4" w:space="0"/>
-            <w:insideV w:val="single" w:color="auto" w:sz="4" w:space="0"/>
-          </w:tblBorders>
-          <w:tblCellMar>
-            <w:top w:w="0" w:type="dxa"/>
-            <w:left w:w="108" w:type="dxa"/>
-            <w:bottom w:w="0" w:type="dxa"/>
-            <w:right w:w="108" w:type="dxa"/>
-          </w:tblCellMar>
-        </w:tblPrEx>
-        <w:trPr>
-          <w:trHeight w:val="1273" w:hRule="atLeast"/>
-        </w:trPr>
-        <w:tc>
-          <w:tcPr>
-            <w:tcW w:w="2160" w:type="dxa"/>
-            <w:shd w:val="clear" w:color="auto" w:fill="auto"/>
-            <w:vAlign w:val="center"/>
-          </w:tcPr>
-          <w:p>
-            <w:pPr>
-              <w:widowControl w:val="0"/>
-              <w:jc w:val="left"/>
-              <w:rPr>
-                <w:rFonts w:hint="default" w:ascii="Times New Roman" w:hAnsi="Times New Roman" w:cs="Times New Roman"/>
-                <w:sz w:val="24"/>
-                <w:szCs w:val="24"/>
-                <w:vertAlign w:val="baseline"/>
-                <w:lang w:val="en-US"/>
-              </w:rPr>
-            </w:pPr>
-            <w:r>
-              <w:rPr>
-                <w:rFonts w:hint="default" w:ascii="Times New Roman" w:hAnsi="Times New Roman" w:eastAsia="SimSun" w:cs="Times New Roman"/>
-                <w:sz w:val="24"/>
-                <w:szCs w:val="24"/>
-              </w:rPr>
-              <w:t>Automated Fleet Recommendation</w:t>
-            </w:r>
-          </w:p>
-        </w:tc>
-        <w:tc>
-          <w:tcPr>
-            <w:tcW w:w="7032" w:type="dxa"/>
-            <w:shd w:val="clear" w:color="auto" w:fill="auto"/>
-            <w:vAlign w:val="center"/>
-          </w:tcPr>
-          <w:p>
-            <w:pPr>
-              <w:widowControl w:val="0"/>
-              <w:numPr>
-                <w:ilvl w:val="0"/>
-                <w:numId w:val="17"/>
-              </w:numPr>
-              <w:ind w:left="420" w:leftChars="0" w:hanging="420" w:firstLineChars="0"/>
-              <w:jc w:val="both"/>
-              <w:rPr>
-                <w:rFonts w:hint="default" w:ascii="Times New Roman" w:hAnsi="Times New Roman" w:cs="Times New Roman"/>
-                <w:sz w:val="24"/>
-                <w:szCs w:val="24"/>
-                <w:vertAlign w:val="baseline"/>
-                <w:lang w:val="en-US"/>
-              </w:rPr>
-            </w:pPr>
-            <w:r>
-              <w:rPr>
-                <w:rFonts w:hint="default" w:ascii="Times New Roman" w:hAnsi="Times New Roman" w:eastAsia="SimSun" w:cs="Times New Roman"/>
-                <w:sz w:val="24"/>
-                <w:szCs w:val="24"/>
-              </w:rPr>
-              <w:t>The system utilizes internal heuristics to automatically suggest the most cost-effective vehicle and driver combination for a group of orders based on proximity and capacity.</w:t>
-            </w:r>
-          </w:p>
-        </w:tc>
-      </w:tr>
-      <w:tr>
-        <w:tblPrEx>
-          <w:tblBorders>
-            <w:top w:val="single" w:color="auto" w:sz="4" w:space="0"/>
-            <w:left w:val="single" w:color="auto" w:sz="4" w:space="0"/>
-            <w:bottom w:val="single" w:color="auto" w:sz="4" w:space="0"/>
-            <w:right w:val="single" w:color="auto" w:sz="4" w:space="0"/>
-            <w:insideH w:val="single" w:color="auto" w:sz="4" w:space="0"/>
-            <w:insideV w:val="single" w:color="auto" w:sz="4" w:space="0"/>
-          </w:tblBorders>
-          <w:tblCellMar>
-            <w:top w:w="0" w:type="dxa"/>
-            <w:left w:w="108" w:type="dxa"/>
-            <w:bottom w:w="0" w:type="dxa"/>
-            <w:right w:w="108" w:type="dxa"/>
-          </w:tblCellMar>
-        </w:tblPrEx>
-        <w:trPr>
-          <w:trHeight w:val="1463" w:hRule="atLeast"/>
-        </w:trPr>
-        <w:tc>
-          <w:tcPr>
-            <w:tcW w:w="2160" w:type="dxa"/>
-            <w:shd w:val="clear" w:color="auto" w:fill="auto"/>
-            <w:vAlign w:val="center"/>
-          </w:tcPr>
-          <w:p>
-            <w:pPr>
-              <w:widowControl w:val="0"/>
-              <w:jc w:val="left"/>
-              <w:rPr>
-                <w:rFonts w:hint="default" w:ascii="Times New Roman" w:hAnsi="Times New Roman" w:cs="Times New Roman"/>
-                <w:sz w:val="24"/>
-                <w:szCs w:val="24"/>
-                <w:vertAlign w:val="baseline"/>
-                <w:lang w:val="en-US"/>
-              </w:rPr>
-            </w:pPr>
-            <w:r>
-              <w:rPr>
-                <w:rFonts w:hint="default" w:ascii="Times New Roman" w:hAnsi="Times New Roman" w:eastAsia="SimSun" w:cs="Times New Roman"/>
-                <w:sz w:val="24"/>
-                <w:szCs w:val="24"/>
-              </w:rPr>
-              <w:t>Multi-Leg Dispatch Ingestion</w:t>
-            </w:r>
-          </w:p>
-        </w:tc>
-        <w:tc>
-          <w:tcPr>
-            <w:tcW w:w="7032" w:type="dxa"/>
-            <w:shd w:val="clear" w:color="auto" w:fill="auto"/>
-            <w:vAlign w:val="center"/>
-          </w:tcPr>
-          <w:p>
-            <w:pPr>
-              <w:widowControl w:val="0"/>
-              <w:numPr>
-                <w:ilvl w:val="0"/>
-                <w:numId w:val="18"/>
-              </w:numPr>
-              <w:ind w:left="420" w:leftChars="0" w:hanging="420" w:firstLineChars="0"/>
-              <w:jc w:val="both"/>
-              <w:rPr>
-                <w:rFonts w:hint="default" w:ascii="Times New Roman" w:hAnsi="Times New Roman" w:cs="Times New Roman"/>
-                <w:sz w:val="24"/>
-                <w:szCs w:val="24"/>
-                <w:vertAlign w:val="baseline"/>
-                <w:lang w:val="en-US"/>
-              </w:rPr>
-            </w:pPr>
-            <w:r>
-              <w:rPr>
-                <w:rFonts w:hint="default" w:ascii="Times New Roman" w:hAnsi="Times New Roman" w:eastAsia="SimSun" w:cs="Times New Roman"/>
-                <w:sz w:val="24"/>
-                <w:szCs w:val="24"/>
-              </w:rPr>
-              <w:t>The system supports complex multi-stop routing configurations, allowing a single vehicle to fulfill shipments for multiple partner supermarkets within a single dispatch cycle.</w:t>
-            </w:r>
-          </w:p>
-        </w:tc>
-      </w:tr>
-    </w:tbl>
-    <w:p>
-      <w:pPr>
-        <w:rPr>
-          <w:rStyle w:val="15"/>
-          <w:rFonts w:hint="default" w:cs="Times New Roman"/>
-          <w:sz w:val="28"/>
-          <w:szCs w:val="28"/>
-          <w:lang w:val="en-US"/>
-        </w:rPr>
-      </w:pPr>
-    </w:p>
-    <w:p>
-      <w:pPr>
-        <w:rPr>
-          <w:rStyle w:val="15"/>
-          <w:rFonts w:hint="default" w:cs="Times New Roman"/>
-          <w:sz w:val="28"/>
-          <w:szCs w:val="28"/>
-          <w:lang w:val="en-US"/>
-        </w:rPr>
-      </w:pPr>
-    </w:p>
-    <w:p>
-      <w:pPr>
-        <w:rPr>
-          <w:rStyle w:val="15"/>
-          <w:rFonts w:hint="default" w:cs="Times New Roman"/>
-          <w:sz w:val="28"/>
-          <w:szCs w:val="28"/>
-          <w:lang w:val="en-US"/>
-        </w:rPr>
-      </w:pPr>
-    </w:p>
-    <w:p>
-      <w:pPr>
-        <w:rPr>
-          <w:rStyle w:val="15"/>
-          <w:rFonts w:hint="default" w:cs="Times New Roman"/>
-          <w:sz w:val="28"/>
-          <w:szCs w:val="28"/>
-          <w:lang w:val="en-US"/>
-        </w:rPr>
-      </w:pPr>
-    </w:p>
-    <w:p>
-      <w:pPr>
-        <w:rPr>
-          <w:rStyle w:val="15"/>
-          <w:rFonts w:hint="default" w:cs="Times New Roman"/>
-          <w:sz w:val="28"/>
-          <w:szCs w:val="28"/>
-          <w:lang w:val="en-US"/>
-        </w:rPr>
-      </w:pPr>
-    </w:p>
-    <w:p>
-      <w:pPr>
-        <w:rPr>
-          <w:rStyle w:val="15"/>
-          <w:rFonts w:hint="default" w:cs="Times New Roman"/>
-          <w:sz w:val="28"/>
-          <w:szCs w:val="28"/>
-          <w:lang w:val="en-US"/>
-        </w:rPr>
-      </w:pPr>
-    </w:p>
-    <w:p>
-      <w:pPr>
-        <w:rPr>
-          <w:rStyle w:val="15"/>
-          <w:rFonts w:hint="default" w:cs="Times New Roman"/>
-          <w:sz w:val="28"/>
-          <w:szCs w:val="28"/>
-          <w:lang w:val="en-US"/>
-        </w:rPr>
-      </w:pPr>
-    </w:p>
-    <w:p>
-      <w:pPr>
-        <w:pStyle w:val="3"/>
-        <w:bidi w:val="0"/>
-        <w:spacing w:line="240" w:lineRule="auto"/>
-        <w:ind w:left="400" w:leftChars="100" w:firstLine="0" w:firstLineChars="0"/>
-        <w:rPr>
-          <w:rStyle w:val="15"/>
-          <w:rFonts w:hint="default" w:cs="Times New Roman"/>
-          <w:b/>
-          <w:bCs/>
-          <w:sz w:val="28"/>
-          <w:szCs w:val="28"/>
-          <w:lang w:val="en-US"/>
-        </w:rPr>
-      </w:pPr>
-      <w:r>
-        <w:rPr>
-          <w:rFonts w:hint="default" w:cs="Times New Roman"/>
-          <w:lang w:val="en-US"/>
-        </w:rPr>
-        <w:t>4</w:t>
-      </w:r>
-      <w:r>
-        <w:rPr>
-          <w:rFonts w:hint="default" w:ascii="Times New Roman" w:hAnsi="Times New Roman" w:cs="Times New Roman"/>
-          <w:lang w:val="en-US"/>
-        </w:rPr>
-        <w:t>.</w:t>
-      </w:r>
-      <w:r>
-        <w:rPr>
-          <w:rFonts w:hint="default" w:cs="Times New Roman"/>
-          <w:lang w:val="en-US"/>
-        </w:rPr>
-        <w:t>6</w:t>
-      </w:r>
-      <w:r>
-        <w:rPr>
-          <w:rFonts w:hint="default" w:ascii="Times New Roman" w:hAnsi="Times New Roman" w:cs="Times New Roman"/>
-          <w:lang w:val="en-US"/>
-        </w:rPr>
-        <w:t xml:space="preserve"> </w:t>
-      </w:r>
-      <w:r>
-        <w:rPr>
-          <w:rStyle w:val="15"/>
-          <w:rFonts w:hint="default" w:cs="Times New Roman"/>
-          <w:b/>
-          <w:bCs/>
-          <w:sz w:val="28"/>
-          <w:szCs w:val="28"/>
-          <w:lang w:val="en-US"/>
-        </w:rPr>
-        <w:t>Real-Time Transit Tracking</w:t>
-      </w:r>
+      <w:bookmarkEnd w:id="18"/>
     </w:p>
     <w:tbl>
       <w:tblPr>
@@ -14669,7 +14336,7 @@
                 <w:vertAlign w:val="baseline"/>
                 <w:lang w:val="en-US"/>
               </w:rPr>
-              <w:t>Task:</w:t>
+              <w:t xml:space="preserve">Task: </w:t>
             </w:r>
             <w:r>
               <w:rPr>
@@ -14679,7 +14346,7 @@
                 <w:vertAlign w:val="baseline"/>
                 <w:lang w:val="en-US"/>
               </w:rPr>
-              <w:t xml:space="preserve"> Real-Time Transit Tracking</w:t>
+              <w:t>Shipment Scheduling and Dispatch</w:t>
             </w:r>
           </w:p>
         </w:tc>
@@ -14840,7 +14507,7 @@
                 <w:sz w:val="24"/>
                 <w:szCs w:val="24"/>
               </w:rPr>
-              <w:t>Capture continuous live location coordinates from active delivery vehicles automatically</w:t>
+              <w:t>Assign pending logistics orders to verified available vehicles and qualified drivers.</w:t>
             </w:r>
           </w:p>
           <w:p>
@@ -14864,7 +14531,7 @@
                 <w:sz w:val="24"/>
                 <w:szCs w:val="24"/>
               </w:rPr>
-              <w:t>Provide supervisors and partner supermarkets with interactive geographic visibility of cargo progress.</w:t>
+              <w:t>Optimize transit routes dynamically to reduce delivery delays and fuel consumption.</w:t>
             </w:r>
           </w:p>
           <w:p>
@@ -14888,7 +14555,7 @@
                 <w:sz w:val="24"/>
                 <w:szCs w:val="24"/>
               </w:rPr>
-              <w:t>Establish an unalterable history of route deviations and milestone completion timestamps.</w:t>
+              <w:t>Prevent booking duplication errors by locking assets immediately upon dispatch confirmation.</w:t>
             </w:r>
           </w:p>
         </w:tc>
@@ -14965,7 +14632,7 @@
                 <w:sz w:val="24"/>
                 <w:szCs w:val="24"/>
               </w:rPr>
-              <w:t>A driver initiates an assigned delivery trip on the mobile application, activating the vehicle tracking pipeline and hardware telemetry stream.</w:t>
+              <w:t>New validated orders are ready in the system pool, a dispatcher initiates a scheduling cycle, or an unexpected change requires route reconfiguration.</w:t>
             </w:r>
           </w:p>
         </w:tc>
@@ -15046,7 +14713,7 @@
                 <w:sz w:val="24"/>
                 <w:szCs w:val="24"/>
               </w:rPr>
-              <w:t>Continuous, streaming location updates every few seconds while a transport asset remains actively in transit.</w:t>
+              <w:t>High, operating continuously as dispatchers clear the order queue and manage daily driver shifts.</w:t>
             </w:r>
           </w:p>
         </w:tc>
@@ -15124,10 +14791,12 @@
             <w:r>
               <w:rPr>
                 <w:rFonts w:hint="default" w:ascii="Times New Roman" w:hAnsi="Times New Roman" w:eastAsia="SimSun" w:cs="Times New Roman"/>
-                <w:sz w:val="24"/>
-                <w:szCs w:val="24"/>
-              </w:rPr>
-              <w:t>Highly critical to eliminate operational visibility gaps, guarantee cargo security, and provide partner supermarkets with precise estimated arrival times.</w:t>
+                <w:strike w:val="0"/>
+                <w:dstrike w:val="0"/>
+                <w:sz w:val="24"/>
+                <w:szCs w:val="24"/>
+              </w:rPr>
+              <w:t>Highly critical to maximize fleet utilization, meet strict corporate supermarket delivery deadlines, and eliminate double-booking errors.</w:t>
             </w:r>
           </w:p>
         </w:tc>
@@ -15150,7 +14819,7 @@
           </w:tblCellMar>
         </w:tblPrEx>
         <w:trPr>
-          <w:trHeight w:val="711" w:hRule="atLeast"/>
+          <w:trHeight w:val="625" w:hRule="atLeast"/>
         </w:trPr>
         <w:tc>
           <w:tcPr>
@@ -15208,7 +14877,7 @@
                 <w:sz w:val="24"/>
                 <w:szCs w:val="24"/>
               </w:rPr>
-              <w:t xml:space="preserve">Live Tracking Map </w:t>
+              <w:t xml:space="preserve">Central Dispatch Control Panel </w:t>
             </w:r>
             <w:r>
               <w:rPr>
@@ -15225,16 +14894,16 @@
                 <w:sz w:val="24"/>
                 <w:szCs w:val="24"/>
               </w:rPr>
-              <w:t>Monitoring Control Center / Driver Mobile Interface</w:t>
-            </w:r>
-            <w:r>
-              <w:rPr>
-                <w:rFonts w:hint="default" w:ascii="Times New Roman" w:hAnsi="Times New Roman" w:eastAsia="SimSun" w:cs="Times New Roman"/>
-                <w:sz w:val="24"/>
-                <w:szCs w:val="24"/>
-                <w:lang w:val="en-US"/>
-              </w:rPr>
-              <w:t>)</w:t>
+              <w:t>Interactive Scheduling Board</w:t>
+            </w:r>
+            <w:r>
+              <w:rPr>
+                <w:rFonts w:hint="default" w:ascii="Times New Roman" w:hAnsi="Times New Roman" w:eastAsia="SimSun" w:cs="Times New Roman"/>
+                <w:sz w:val="24"/>
+                <w:szCs w:val="24"/>
+                <w:lang w:val="en-US"/>
+              </w:rPr>
+              <w:t>).</w:t>
             </w:r>
           </w:p>
         </w:tc>
@@ -15364,7 +15033,7 @@
                 <w:sz w:val="24"/>
                 <w:szCs w:val="24"/>
               </w:rPr>
-              <w:t>Ingest Telemetry Streams</w:t>
+              <w:t>Match Orders with Assets</w:t>
             </w:r>
           </w:p>
         </w:tc>
@@ -15395,7 +15064,7 @@
                 <w:sz w:val="24"/>
                 <w:szCs w:val="24"/>
               </w:rPr>
-              <w:t>Automatically receive continuous GPS latitude and longitude coordinate inputs from the External GPS Telemetry System hardware.</w:t>
+              <w:t>Provide a centralized interface listing unassigned orders alongside active, available trucks and drivers within the local branch database.</w:t>
             </w:r>
           </w:p>
           <w:p>
@@ -15420,7 +15089,7 @@
                 <w:sz w:val="24"/>
                 <w:szCs w:val="24"/>
               </w:rPr>
-              <w:t>Parse incoming data streams instantly to extract vehicle identification keys, current velocity metrics, and exact time logs.</w:t>
+              <w:t>Enforce automated verification rules to ensure the selected vehicle possesses the required capacity metrics for the assigned cargo load.</w:t>
             </w:r>
           </w:p>
         </w:tc>
@@ -15469,7 +15138,7 @@
                 <w:sz w:val="24"/>
                 <w:szCs w:val="24"/>
               </w:rPr>
-              <w:t>Render Interactive Tracking Map</w:t>
+              <w:t>Lock Dispatched Resources</w:t>
             </w:r>
           </w:p>
         </w:tc>
@@ -15504,7 +15173,7 @@
                 <w:sz w:val="24"/>
                 <w:szCs w:val="24"/>
               </w:rPr>
-              <w:t>Display active vehicle positions dynamically onto a centralized digital map using distinct color-coded truck icons based on transit statuses.</w:t>
+              <w:t>Automatically transition the operational status of selected trucks and drivers to En Route immediately upon dispatch confirmation.</w:t>
             </w:r>
           </w:p>
           <w:p>
@@ -15532,7 +15201,7 @@
                 <w:sz w:val="24"/>
                 <w:szCs w:val="24"/>
               </w:rPr>
-              <w:t>Project the planned route geometry alongside the actual traveled path to help dispatchers identify route deviations instantly.</w:t>
+              <w:t>Restrict locked assets from appearing in other active assignment pools across all branches to eliminate double-booking errors.</w:t>
             </w:r>
           </w:p>
         </w:tc>
@@ -15581,7 +15250,7 @@
                 <w:sz w:val="24"/>
                 <w:szCs w:val="24"/>
               </w:rPr>
-              <w:t>Log Delivery Milestones</w:t>
+              <w:t>Generate Route Planning</w:t>
             </w:r>
           </w:p>
         </w:tc>
@@ -15615,7 +15284,7 @@
                 <w:sz w:val="24"/>
                 <w:szCs w:val="24"/>
               </w:rPr>
-              <w:t>Provide simple touchscreen interfaces for drivers to log major transit checkpoints including Arrived at Hub, Loading, In Transit, and Completed.</w:t>
+              <w:t>Provide interactive map integration that automatically calculates the most efficient delivery sequence based on distance matrices and destination points.</w:t>
             </w:r>
           </w:p>
           <w:p>
@@ -15642,7 +15311,7 @@
                 <w:sz w:val="24"/>
                 <w:szCs w:val="24"/>
               </w:rPr>
-              <w:t>Automatically capture the exact system timestamp and spatial coordinates whenever a driver toggles a milestone button.</w:t>
+              <w:t>Allow dispatchers to manually adjust stops or reorder delivery points on the digital map to accommodate specific regional constraints.</w:t>
             </w:r>
           </w:p>
         </w:tc>
@@ -15691,7 +15360,7 @@
                 <w:sz w:val="24"/>
                 <w:szCs w:val="24"/>
               </w:rPr>
-              <w:t>Calculate Estimated Arrival Times</w:t>
+              <w:t>Transmit Trip Details</w:t>
             </w:r>
           </w:p>
         </w:tc>
@@ -15725,7 +15394,7 @@
                 <w:sz w:val="24"/>
                 <w:szCs w:val="24"/>
               </w:rPr>
-              <w:t>Compute real-time estimated arrival duration updates periodically by checking current transit progress against traffic congestion metrics and distance vectors.</w:t>
+              <w:t>Automatically push detailed trip sheets including pickup logs, customer details, delivery windows, and optimized routes directly to the designated driver mobile interface.</w:t>
             </w:r>
           </w:p>
           <w:p>
@@ -15752,7 +15421,7 @@
                 <w:sz w:val="24"/>
                 <w:szCs w:val="24"/>
               </w:rPr>
-              <w:t>Expose these estimated arrival timelines directly onto the partner supermarket portal to keep corporate clients informed.</w:t>
+              <w:t>Log dispatch execution timestamps within the central database to establish a clear audit trail for operational performance.</w:t>
             </w:r>
           </w:p>
         </w:tc>
@@ -15882,7 +15551,7 @@
                 <w:sz w:val="24"/>
                 <w:szCs w:val="24"/>
               </w:rPr>
-              <w:t>Geofencing Verification Alerts</w:t>
+              <w:t>Automated Fleet Recommendation</w:t>
             </w:r>
           </w:p>
         </w:tc>
@@ -15915,7 +15584,7 @@
                 <w:sz w:val="24"/>
                 <w:szCs w:val="24"/>
               </w:rPr>
-              <w:t>The system establishes automated digital perimeters around target supermarket warehouses, triggering instant arrival alerts to facility managers the moment a delivery truck crosses the geographic boundary.</w:t>
+              <w:t>The system utilizes internal heuristics to automatically suggest the most cost-effective vehicle and driver combination for a group of orders based on proximity and capacity.</w:t>
             </w:r>
           </w:p>
         </w:tc>
@@ -15964,7 +15633,7 @@
                 <w:sz w:val="24"/>
                 <w:szCs w:val="24"/>
               </w:rPr>
-              <w:t>Telemetry Loss Data Caching</w:t>
+              <w:t>Multi-Leg Dispatch Ingestion</w:t>
             </w:r>
           </w:p>
         </w:tc>
@@ -15997,7 +15666,7 @@
                 <w:sz w:val="24"/>
                 <w:szCs w:val="24"/>
               </w:rPr>
-              <w:t>The driver mobile application tracks location points independently during cellular coverage dropouts, securely caching coordinates locally and pushing them to the central server immediately upon network restoration.</w:t>
+              <w:t>The system supports complex multi-stop routing configurations, allowing a single vehicle to fulfill shipments for multiple partner supermarkets within a single dispatch cycle.</w:t>
             </w:r>
           </w:p>
         </w:tc>
@@ -16006,7 +15675,76 @@
     <w:p>
       <w:pPr>
         <w:rPr>
-          <w:rFonts w:hint="default"/>
+          <w:rStyle w:val="15"/>
+          <w:rFonts w:hint="default" w:cs="Times New Roman"/>
+          <w:sz w:val="28"/>
+          <w:szCs w:val="28"/>
+          <w:lang w:val="en-US"/>
+        </w:rPr>
+      </w:pPr>
+    </w:p>
+    <w:p>
+      <w:pPr>
+        <w:rPr>
+          <w:rStyle w:val="15"/>
+          <w:rFonts w:hint="default" w:cs="Times New Roman"/>
+          <w:sz w:val="28"/>
+          <w:szCs w:val="28"/>
+          <w:lang w:val="en-US"/>
+        </w:rPr>
+      </w:pPr>
+    </w:p>
+    <w:p>
+      <w:pPr>
+        <w:rPr>
+          <w:rStyle w:val="15"/>
+          <w:rFonts w:hint="default" w:cs="Times New Roman"/>
+          <w:sz w:val="28"/>
+          <w:szCs w:val="28"/>
+          <w:lang w:val="en-US"/>
+        </w:rPr>
+      </w:pPr>
+    </w:p>
+    <w:p>
+      <w:pPr>
+        <w:rPr>
+          <w:rStyle w:val="15"/>
+          <w:rFonts w:hint="default" w:cs="Times New Roman"/>
+          <w:sz w:val="28"/>
+          <w:szCs w:val="28"/>
+          <w:lang w:val="en-US"/>
+        </w:rPr>
+      </w:pPr>
+    </w:p>
+    <w:p>
+      <w:pPr>
+        <w:rPr>
+          <w:rStyle w:val="15"/>
+          <w:rFonts w:hint="default" w:cs="Times New Roman"/>
+          <w:sz w:val="28"/>
+          <w:szCs w:val="28"/>
+          <w:lang w:val="en-US"/>
+        </w:rPr>
+      </w:pPr>
+    </w:p>
+    <w:p>
+      <w:pPr>
+        <w:rPr>
+          <w:rStyle w:val="15"/>
+          <w:rFonts w:hint="default" w:cs="Times New Roman"/>
+          <w:sz w:val="28"/>
+          <w:szCs w:val="28"/>
+          <w:lang w:val="en-US"/>
+        </w:rPr>
+      </w:pPr>
+    </w:p>
+    <w:p>
+      <w:pPr>
+        <w:rPr>
+          <w:rStyle w:val="15"/>
+          <w:rFonts w:hint="default" w:cs="Times New Roman"/>
+          <w:sz w:val="28"/>
+          <w:szCs w:val="28"/>
           <w:lang w:val="en-US"/>
         </w:rPr>
       </w:pPr>
@@ -16027,6 +15765,7 @@
           <w:lang w:val="en-US"/>
         </w:rPr>
       </w:pPr>
+      <w:bookmarkStart w:id="19" w:name="_Toc29115"/>
       <w:r>
         <w:rPr>
           <w:rFonts w:hint="default" w:cs="Times New Roman"/>
@@ -16046,7 +15785,7 @@
           <w:rFonts w:hint="default" w:cs="Times New Roman"/>
           <w:lang w:val="en-US"/>
         </w:rPr>
-        <w:t>7</w:t>
+        <w:t>6</w:t>
       </w:r>
       <w:r>
         <w:rPr>
@@ -16065,8 +15804,9 @@
           <w:szCs w:val="28"/>
           <w:lang w:val="en-US"/>
         </w:rPr>
-        <w:t>Handle Delivery Exceptions</w:t>
-      </w:r>
+        <w:t>Real-Time Transit Tracking</w:t>
+      </w:r>
+      <w:bookmarkEnd w:id="19"/>
     </w:p>
     <w:tbl>
       <w:tblPr>
@@ -16148,7 +15888,7 @@
                 <w:vertAlign w:val="baseline"/>
                 <w:lang w:val="en-US"/>
               </w:rPr>
-              <w:t xml:space="preserve"> Handle Delivery Exceptions</w:t>
+              <w:t xml:space="preserve"> Real-Time Transit Tracking</w:t>
             </w:r>
           </w:p>
         </w:tc>
@@ -16309,7 +16049,7 @@
                 <w:sz w:val="24"/>
                 <w:szCs w:val="24"/>
               </w:rPr>
-              <w:t>Provide immediate communication channels for reporting unexpected transit incidents.</w:t>
+              <w:t>Capture continuous live location coordinates from active delivery vehicles automatically</w:t>
             </w:r>
           </w:p>
           <w:p>
@@ -16333,7 +16073,7 @@
                 <w:sz w:val="24"/>
                 <w:szCs w:val="24"/>
               </w:rPr>
-              <w:t>Enable operational staff to execute rapid contingency plans and reroute logistics assets..</w:t>
+              <w:t>Provide supervisors and partner supermarkets with interactive geographic visibility of cargo progress.</w:t>
             </w:r>
           </w:p>
           <w:p>
@@ -16357,7 +16097,7 @@
                 <w:sz w:val="24"/>
                 <w:szCs w:val="24"/>
               </w:rPr>
-              <w:t>Maintain documented evidence of transit disruptions for corporate liability verification.</w:t>
+              <w:t>Establish an unalterable history of route deviations and milestone completion timestamps.</w:t>
             </w:r>
           </w:p>
         </w:tc>
@@ -16434,7 +16174,7 @@
                 <w:sz w:val="24"/>
                 <w:szCs w:val="24"/>
               </w:rPr>
-              <w:t>A driver encounters a mechanical failure, traffic blockage, or cargo discrepancy, or a supermarket rejects a delivery due to product issues.</w:t>
+              <w:t>A driver initiates an assigned delivery trip on the mobile application, activating the vehicle tracking pipeline and hardware telemetry stream.</w:t>
             </w:r>
           </w:p>
         </w:tc>
@@ -16515,7 +16255,7 @@
                 <w:sz w:val="24"/>
                 <w:szCs w:val="24"/>
               </w:rPr>
-              <w:t>Low to medium, occurring dynamically whenever operational anomalies disturb normal transit schedules.</w:t>
+              <w:t>Continuous, streaming location updates every few seconds while a transport asset remains actively in transit.</w:t>
             </w:r>
           </w:p>
         </w:tc>
@@ -16596,7 +16336,7 @@
                 <w:sz w:val="24"/>
                 <w:szCs w:val="24"/>
               </w:rPr>
-              <w:t>Highly critical to minimize delivery delays, preserve corporate service level agreements, and ensure rapid vehicle replacement during emergencies.</w:t>
+              <w:t>Highly critical to eliminate operational visibility gaps, guarantee cargo security, and provide partner supermarkets with precise estimated arrival times.</w:t>
             </w:r>
           </w:p>
         </w:tc>
@@ -16677,7 +16417,7 @@
                 <w:sz w:val="24"/>
                 <w:szCs w:val="24"/>
               </w:rPr>
-              <w:t xml:space="preserve">Driver Mobile Application </w:t>
+              <w:t xml:space="preserve">Live Tracking Map </w:t>
             </w:r>
             <w:r>
               <w:rPr>
@@ -16694,16 +16434,16 @@
                 <w:sz w:val="24"/>
                 <w:szCs w:val="24"/>
               </w:rPr>
-              <w:t>Dispatcher Incident Management Board</w:t>
-            </w:r>
-            <w:r>
-              <w:rPr>
-                <w:rFonts w:hint="default" w:ascii="Times New Roman" w:hAnsi="Times New Roman" w:eastAsia="SimSun" w:cs="Times New Roman"/>
-                <w:sz w:val="24"/>
-                <w:szCs w:val="24"/>
-                <w:lang w:val="en-US"/>
-              </w:rPr>
-              <w:t>).</w:t>
+              <w:t>Monitoring Control Center / Driver Mobile Interface</w:t>
+            </w:r>
+            <w:r>
+              <w:rPr>
+                <w:rFonts w:hint="default" w:ascii="Times New Roman" w:hAnsi="Times New Roman" w:eastAsia="SimSun" w:cs="Times New Roman"/>
+                <w:sz w:val="24"/>
+                <w:szCs w:val="24"/>
+                <w:lang w:val="en-US"/>
+              </w:rPr>
+              <w:t>)</w:t>
             </w:r>
           </w:p>
         </w:tc>
@@ -16833,7 +16573,7 @@
                 <w:sz w:val="24"/>
                 <w:szCs w:val="24"/>
               </w:rPr>
-              <w:t>Report Active Incidents</w:t>
+              <w:t>Ingest Telemetry Streams</w:t>
             </w:r>
           </w:p>
         </w:tc>
@@ -16864,7 +16604,7 @@
                 <w:sz w:val="24"/>
                 <w:szCs w:val="24"/>
               </w:rPr>
-              <w:t>Provide a simplified interface on the mobile application for drivers to select incident categories such as Vehicle Breakdown, Accident, Severe Traffic, or Cargo Damage.</w:t>
+              <w:t>Automatically receive continuous GPS latitude and longitude coordinate inputs from the External GPS Telemetry System hardware.</w:t>
             </w:r>
           </w:p>
           <w:p>
@@ -16889,7 +16629,7 @@
                 <w:sz w:val="24"/>
                 <w:szCs w:val="24"/>
               </w:rPr>
-              <w:t>Allow drivers to attach smartphone photos and text descriptions directly to the incident report before submission.</w:t>
+              <w:t>Parse incoming data streams instantly to extract vehicle identification keys, current velocity metrics, and exact time logs.</w:t>
             </w:r>
           </w:p>
         </w:tc>
@@ -16938,7 +16678,7 @@
                 <w:sz w:val="24"/>
                 <w:szCs w:val="24"/>
               </w:rPr>
-              <w:t>Broadcast Emergency Alerts</w:t>
+              <w:t>Render Interactive Tracking Map</w:t>
             </w:r>
           </w:p>
         </w:tc>
@@ -16973,7 +16713,7 @@
                 <w:sz w:val="24"/>
                 <w:szCs w:val="24"/>
               </w:rPr>
-              <w:t>Automatically transmit high-priority warning notifications to the central dispatcher dashboard the moment a driver submits an exception event.</w:t>
+              <w:t>Display active vehicle positions dynamically onto a centralized digital map using distinct color-coded truck icons based on transit statuses.</w:t>
             </w:r>
           </w:p>
           <w:p>
@@ -17001,7 +16741,7 @@
                 <w:sz w:val="24"/>
                 <w:szCs w:val="24"/>
               </w:rPr>
-              <w:t>Flag the affected transport vehicle on the interactive live map with a distinctive visual warning indicator to denote emergency status.</w:t>
+              <w:t>Project the planned route geometry alongside the actual traveled path to help dispatchers identify route deviations instantly.</w:t>
             </w:r>
           </w:p>
         </w:tc>
@@ -17050,7 +16790,7 @@
                 <w:sz w:val="24"/>
                 <w:szCs w:val="24"/>
               </w:rPr>
-              <w:t>Execute Asset Rerouting</w:t>
+              <w:t>Log Delivery Milestones</w:t>
             </w:r>
           </w:p>
         </w:tc>
@@ -17084,7 +16824,7 @@
                 <w:sz w:val="24"/>
                 <w:szCs w:val="24"/>
               </w:rPr>
-              <w:t>Provide dispatchers with real-time tools to detach remaining orders from a disabled vehicle and assign them to the nearest available truck.</w:t>
+              <w:t>Provide simple touchscreen interfaces for drivers to log major transit checkpoints including Arrived at Hub, Loading, In Transit, and Completed.</w:t>
             </w:r>
           </w:p>
           <w:p>
@@ -17111,7 +16851,7 @@
                 <w:sz w:val="24"/>
                 <w:szCs w:val="24"/>
               </w:rPr>
-              <w:t>Instantly push the newly modified route data and updated trip sheets to the backup driver mobile application.</w:t>
+              <w:t>Automatically capture the exact system timestamp and spatial coordinates whenever a driver toggles a milestone button.</w:t>
             </w:r>
           </w:p>
         </w:tc>
@@ -17160,7 +16900,7 @@
                 <w:sz w:val="24"/>
                 <w:szCs w:val="24"/>
               </w:rPr>
-              <w:t>Notify Affected Supermarkets</w:t>
+              <w:t>Calculate Estimated Arrival Times</w:t>
             </w:r>
           </w:p>
         </w:tc>
@@ -17194,7 +16934,7 @@
                 <w:sz w:val="24"/>
                 <w:szCs w:val="24"/>
               </w:rPr>
-              <w:t>Automatically generate and send system notifications to the target partner supermarket portal regarding the delayed delivery status.</w:t>
+              <w:t>Compute real-time estimated arrival duration updates periodically by checking current transit progress against traffic congestion metrics and distance vectors.</w:t>
             </w:r>
           </w:p>
           <w:p>
@@ -17221,7 +16961,7 @@
                 <w:sz w:val="24"/>
                 <w:szCs w:val="24"/>
               </w:rPr>
-              <w:t>Provide updated estimated arrival calculations that account for the time lost during the incident resolution process.</w:t>
+              <w:t>Expose these estimated arrival timelines directly onto the partner supermarket portal to keep corporate clients informed.</w:t>
             </w:r>
           </w:p>
         </w:tc>
@@ -17351,7 +17091,7 @@
                 <w:sz w:val="24"/>
                 <w:szCs w:val="24"/>
               </w:rPr>
-              <w:t>Partial Cargo Rejection Routine</w:t>
+              <w:t>Geofencing Verification Alerts</w:t>
             </w:r>
           </w:p>
         </w:tc>
@@ -17384,7 +17124,7 @@
                 <w:sz w:val="24"/>
                 <w:szCs w:val="24"/>
               </w:rPr>
-              <w:t>If a partner supermarket rejects specific damaged cargo items upon arrival, the system allows the driver to modify delivery quantities on-site, capturing digital signatures and initiating an immediate partial return shipment task.</w:t>
+              <w:t>The system establishes automated digital perimeters around target supermarket warehouses, triggering instant arrival alerts to facility managers the moment a delivery truck crosses the geographic boundary.</w:t>
             </w:r>
           </w:p>
         </w:tc>
@@ -17433,7 +17173,7 @@
                 <w:sz w:val="24"/>
                 <w:szCs w:val="24"/>
               </w:rPr>
-              <w:t>Automated Towing Service Dispatch</w:t>
+              <w:t>Telemetry Loss Data Caching</w:t>
             </w:r>
           </w:p>
         </w:tc>
@@ -17466,7 +17206,7 @@
                 <w:sz w:val="24"/>
                 <w:szCs w:val="24"/>
               </w:rPr>
-              <w:t>For critical mechanical failures, the system cross-references vehicle coordinates with pre-registered corporate service partners to automatically recommend nearby maintenance hubs or towing companies to the dispatcher.</w:t>
+              <w:t>The driver mobile application tracks location points independently during cellular coverage dropouts, securely caching coordinates locally and pushing them to the central server immediately upon network restoration.</w:t>
             </w:r>
           </w:p>
         </w:tc>
@@ -17476,80 +17216,6 @@
       <w:pPr>
         <w:rPr>
           <w:rFonts w:hint="default"/>
-          <w:lang w:val="en-US"/>
-        </w:rPr>
-      </w:pPr>
-    </w:p>
-    <w:p>
-      <w:pPr>
-        <w:rPr>
-          <w:rFonts w:hint="default"/>
-          <w:lang w:val="en-US"/>
-        </w:rPr>
-      </w:pPr>
-    </w:p>
-    <w:p>
-      <w:pPr>
-        <w:rPr>
-          <w:rStyle w:val="15"/>
-          <w:rFonts w:hint="default" w:cs="Times New Roman"/>
-          <w:sz w:val="28"/>
-          <w:szCs w:val="28"/>
-          <w:lang w:val="en-US"/>
-        </w:rPr>
-      </w:pPr>
-    </w:p>
-    <w:p>
-      <w:pPr>
-        <w:rPr>
-          <w:rStyle w:val="15"/>
-          <w:rFonts w:hint="default" w:cs="Times New Roman"/>
-          <w:sz w:val="28"/>
-          <w:szCs w:val="28"/>
-          <w:lang w:val="en-US"/>
-        </w:rPr>
-      </w:pPr>
-    </w:p>
-    <w:p>
-      <w:pPr>
-        <w:rPr>
-          <w:rStyle w:val="15"/>
-          <w:rFonts w:hint="default" w:cs="Times New Roman"/>
-          <w:sz w:val="28"/>
-          <w:szCs w:val="28"/>
-          <w:lang w:val="en-US"/>
-        </w:rPr>
-      </w:pPr>
-    </w:p>
-    <w:p>
-      <w:pPr>
-        <w:rPr>
-          <w:rStyle w:val="15"/>
-          <w:rFonts w:hint="default" w:cs="Times New Roman"/>
-          <w:sz w:val="28"/>
-          <w:szCs w:val="28"/>
-          <w:lang w:val="en-US"/>
-        </w:rPr>
-      </w:pPr>
-    </w:p>
-    <w:p>
-      <w:pPr>
-        <w:rPr>
-          <w:rStyle w:val="15"/>
-          <w:rFonts w:hint="default" w:cs="Times New Roman"/>
-          <w:sz w:val="28"/>
-          <w:szCs w:val="28"/>
-          <w:lang w:val="en-US"/>
-        </w:rPr>
-      </w:pPr>
-    </w:p>
-    <w:p>
-      <w:pPr>
-        <w:rPr>
-          <w:rStyle w:val="15"/>
-          <w:rFonts w:hint="default" w:cs="Times New Roman"/>
-          <w:sz w:val="28"/>
-          <w:szCs w:val="28"/>
           <w:lang w:val="en-US"/>
         </w:rPr>
       </w:pPr>
@@ -17570,6 +17236,7 @@
           <w:lang w:val="en-US"/>
         </w:rPr>
       </w:pPr>
+      <w:bookmarkStart w:id="20" w:name="_Toc30844"/>
       <w:r>
         <w:rPr>
           <w:rFonts w:hint="default" w:cs="Times New Roman"/>
@@ -17589,7 +17256,7 @@
           <w:rFonts w:hint="default" w:cs="Times New Roman"/>
           <w:lang w:val="en-US"/>
         </w:rPr>
-        <w:t>8</w:t>
+        <w:t>7</w:t>
       </w:r>
       <w:r>
         <w:rPr>
@@ -17608,8 +17275,9 @@
           <w:szCs w:val="28"/>
           <w:lang w:val="en-US"/>
         </w:rPr>
-        <w:t>Process Order Modifications</w:t>
-      </w:r>
+        <w:t>Handle Delivery Exceptions</w:t>
+      </w:r>
+      <w:bookmarkEnd w:id="20"/>
     </w:p>
     <w:tbl>
       <w:tblPr>
@@ -17691,7 +17359,7 @@
                 <w:vertAlign w:val="baseline"/>
                 <w:lang w:val="en-US"/>
               </w:rPr>
-              <w:t xml:space="preserve"> Process Order Modifications</w:t>
+              <w:t xml:space="preserve"> Handle Delivery Exceptions</w:t>
             </w:r>
           </w:p>
         </w:tc>
@@ -17852,7 +17520,7 @@
                 <w:sz w:val="24"/>
                 <w:szCs w:val="24"/>
               </w:rPr>
-              <w:t>Allow partner supermarkets to submit real-time update or cancellation requests for active orders.</w:t>
+              <w:t>Provide immediate communication channels for reporting unexpected transit incidents.</w:t>
             </w:r>
           </w:p>
           <w:p>
@@ -17876,7 +17544,7 @@
                 <w:sz w:val="24"/>
                 <w:szCs w:val="24"/>
               </w:rPr>
-              <w:t>Recalculate vehicle capacity allocations dynamically when modifications are confirmed.</w:t>
+              <w:t>Enable operational staff to execute rapid contingency plans and reroute logistics assets..</w:t>
             </w:r>
           </w:p>
           <w:p>
@@ -17900,7 +17568,7 @@
                 <w:sz w:val="24"/>
                 <w:szCs w:val="24"/>
               </w:rPr>
-              <w:t>Prevent wasted fleet resources by instantly freeing up vehicles assigned to canceled shipments.</w:t>
+              <w:t>Maintain documented evidence of transit disruptions for corporate liability verification.</w:t>
             </w:r>
           </w:p>
         </w:tc>
@@ -17977,7 +17645,7 @@
                 <w:sz w:val="24"/>
                 <w:szCs w:val="24"/>
               </w:rPr>
-              <w:t>A partner supermarket requests an adjustment via the client portal, or a dispatcher manually modifies order entries prior to physical vehicle dispatch.</w:t>
+              <w:t>A driver encounters a mechanical failure, traffic blockage, or cargo discrepancy, or a supermarket rejects a delivery due to product issues.</w:t>
             </w:r>
           </w:p>
         </w:tc>
@@ -18058,7 +17726,7 @@
                 <w:sz w:val="24"/>
                 <w:szCs w:val="24"/>
               </w:rPr>
-              <w:t>Medium, occurring dynamically based on supermarket inventory fluctuations or scheduling shifts.</w:t>
+              <w:t>Low to medium, occurring dynamically whenever operational anomalies disturb normal transit schedules.</w:t>
             </w:r>
           </w:p>
         </w:tc>
@@ -18139,7 +17807,7 @@
                 <w:sz w:val="24"/>
                 <w:szCs w:val="24"/>
               </w:rPr>
-              <w:t>Highly critical to maintain flexible logistics operations, maximize vehicle capacity utilization, and avoid empty or redundant transport journeys.</w:t>
+              <w:t>Highly critical to minimize delivery delays, preserve corporate service level agreements, and ensure rapid vehicle replacement during emergencies.</w:t>
             </w:r>
           </w:p>
         </w:tc>
@@ -18220,7 +17888,7 @@
                 <w:sz w:val="24"/>
                 <w:szCs w:val="24"/>
               </w:rPr>
-              <w:t xml:space="preserve">Corporate Client Portal </w:t>
+              <w:t xml:space="preserve">Driver Mobile Application </w:t>
             </w:r>
             <w:r>
               <w:rPr>
@@ -18237,7 +17905,7 @@
                 <w:sz w:val="24"/>
                 <w:szCs w:val="24"/>
               </w:rPr>
-              <w:t>Dispatcher Order Dashboard</w:t>
+              <w:t>Dispatcher Incident Management Board</w:t>
             </w:r>
             <w:r>
               <w:rPr>
@@ -18376,7 +18044,7 @@
                 <w:sz w:val="24"/>
                 <w:szCs w:val="24"/>
               </w:rPr>
-              <w:t>Receive Modification Requests</w:t>
+              <w:t>Report Active Incidents</w:t>
             </w:r>
           </w:p>
         </w:tc>
@@ -18407,7 +18075,7 @@
                 <w:sz w:val="24"/>
                 <w:szCs w:val="24"/>
               </w:rPr>
-              <w:t>Provide clear interface forms within the client portal for supermarkets to alter shipment details including cargo quantities, drop-off locations, or delivery times.</w:t>
+              <w:t>Provide a simplified interface on the mobile application for drivers to select incident categories such as Vehicle Breakdown, Accident, Severe Traffic, or Cargo Damage.</w:t>
             </w:r>
           </w:p>
           <w:p>
@@ -18432,7 +18100,7 @@
                 <w:sz w:val="24"/>
                 <w:szCs w:val="24"/>
               </w:rPr>
-              <w:t>Implement strict system blockades that automatically reject modification requests once the designated vehicle has passed the physical dispatch checkpoint.</w:t>
+              <w:t>Allow drivers to attach smartphone photos and text descriptions directly to the incident report before submission.</w:t>
             </w:r>
           </w:p>
         </w:tc>
@@ -18481,7 +18149,7 @@
                 <w:sz w:val="24"/>
                 <w:szCs w:val="24"/>
               </w:rPr>
-              <w:t>Validate Altered Capacities</w:t>
+              <w:t>Broadcast Emergency Alerts</w:t>
             </w:r>
           </w:p>
         </w:tc>
@@ -18516,7 +18184,7 @@
                 <w:sz w:val="24"/>
                 <w:szCs w:val="24"/>
               </w:rPr>
-              <w:t>Automatically re-evaluate cargo weight and volume adjustments against the maximum payload configurations of the assigned transport truck.</w:t>
+              <w:t>Automatically transmit high-priority warning notifications to the central dispatcher dashboard the moment a driver submits an exception event.</w:t>
             </w:r>
           </w:p>
           <w:p>
@@ -18544,7 +18212,7 @@
                 <w:sz w:val="24"/>
                 <w:szCs w:val="24"/>
               </w:rPr>
-              <w:t>Trigger instant warning messages to dispatchers if the requested order expansion exceeds the current available space of the scheduled vehicle.</w:t>
+              <w:t>Flag the affected transport vehicle on the interactive live map with a distinctive visual warning indicator to denote emergency status.</w:t>
             </w:r>
           </w:p>
         </w:tc>
@@ -18593,7 +18261,7 @@
                 <w:sz w:val="24"/>
                 <w:szCs w:val="24"/>
               </w:rPr>
-              <w:t>Process Order Cancellations</w:t>
+              <w:t>Execute Asset Rerouting</w:t>
             </w:r>
           </w:p>
         </w:tc>
@@ -18627,7 +18295,7 @@
                 <w:sz w:val="24"/>
                 <w:szCs w:val="24"/>
               </w:rPr>
-              <w:t>Allow authorized corporate clients to cancel pending shipments directly through the portal before route execution begins.</w:t>
+              <w:t>Provide dispatchers with real-time tools to detach remaining orders from a disabled vehicle and assign them to the nearest available truck.</w:t>
             </w:r>
           </w:p>
           <w:p>
@@ -18654,7 +18322,7 @@
                 <w:sz w:val="24"/>
                 <w:szCs w:val="24"/>
               </w:rPr>
-              <w:t>Automatically wipe the canceled order ties from the dispatch schedule, reverting the vehicle and driver statuses back to Available instantly.</w:t>
+              <w:t>Instantly push the newly modified route data and updated trip sheets to the backup driver mobile application.</w:t>
             </w:r>
           </w:p>
         </w:tc>
@@ -18703,7 +18371,7 @@
                 <w:sz w:val="24"/>
                 <w:szCs w:val="24"/>
               </w:rPr>
-              <w:t>Log Modification Histories</w:t>
+              <w:t>Notify Affected Supermarkets</w:t>
             </w:r>
           </w:p>
         </w:tc>
@@ -18737,7 +18405,7 @@
                 <w:sz w:val="24"/>
                 <w:szCs w:val="24"/>
               </w:rPr>
-              <w:t>Maintain a complete digital record of all order changes, capturing original values, updated details, user identification keys, and processing timestamps.</w:t>
+              <w:t>Automatically generate and send system notifications to the target partner supermarket portal regarding the delayed delivery status.</w:t>
             </w:r>
           </w:p>
           <w:p>
@@ -18764,7 +18432,7 @@
                 <w:sz w:val="24"/>
                 <w:szCs w:val="24"/>
               </w:rPr>
-              <w:t>Highlight modified orders on the central dispatcher control board with distinct visual markers to ensure staff awareness.</w:t>
+              <w:t>Provide updated estimated arrival calculations that account for the time lost during the incident resolution process.</w:t>
             </w:r>
           </w:p>
         </w:tc>
@@ -18881,20 +18549,20 @@
               <w:widowControl w:val="0"/>
               <w:jc w:val="left"/>
               <w:rPr>
-                <w:rFonts w:hint="default" w:ascii="Times New Roman" w:hAnsi="Times New Roman" w:eastAsia="SimSun" w:cs="Times New Roman"/>
-                <w:sz w:val="24"/>
-                <w:szCs w:val="24"/>
-                <w:vertAlign w:val="baseline"/>
-                <w:lang w:val="en-US"/>
-              </w:rPr>
-            </w:pPr>
-            <w:r>
-              <w:rPr>
-                <w:rFonts w:hint="default" w:ascii="Times New Roman" w:hAnsi="Times New Roman" w:eastAsia="SimSun" w:cs="Times New Roman"/>
-                <w:sz w:val="24"/>
-                <w:szCs w:val="24"/>
-              </w:rPr>
-              <w:t>Automated Fee Calculation</w:t>
+                <w:rFonts w:hint="default" w:ascii="Times New Roman" w:hAnsi="Times New Roman" w:cs="Times New Roman"/>
+                <w:sz w:val="24"/>
+                <w:szCs w:val="24"/>
+                <w:vertAlign w:val="baseline"/>
+                <w:lang w:val="en-US"/>
+              </w:rPr>
+            </w:pPr>
+            <w:r>
+              <w:rPr>
+                <w:rFonts w:hint="default" w:ascii="Times New Roman" w:hAnsi="Times New Roman" w:eastAsia="SimSun" w:cs="Times New Roman"/>
+                <w:sz w:val="24"/>
+                <w:szCs w:val="24"/>
+              </w:rPr>
+              <w:t>Partial Cargo Rejection Routine</w:t>
             </w:r>
           </w:p>
         </w:tc>
@@ -18914,20 +18582,20 @@
               <w:ind w:left="420" w:leftChars="0" w:hanging="420" w:firstLineChars="0"/>
               <w:jc w:val="both"/>
               <w:rPr>
-                <w:rFonts w:hint="default" w:ascii="Times New Roman" w:hAnsi="Times New Roman" w:eastAsia="SimSun" w:cs="Times New Roman"/>
-                <w:sz w:val="24"/>
-                <w:szCs w:val="24"/>
-                <w:vertAlign w:val="baseline"/>
-                <w:lang w:val="en-US"/>
-              </w:rPr>
-            </w:pPr>
-            <w:r>
-              <w:rPr>
-                <w:rFonts w:hint="default" w:ascii="Times New Roman" w:hAnsi="Times New Roman" w:eastAsia="SimSun" w:cs="Times New Roman"/>
-                <w:sz w:val="24"/>
-                <w:szCs w:val="24"/>
-              </w:rPr>
-              <w:t>The system automatically applies predefined corporate penalty fees or processing adjustments to the final client billing profile depending on how close the cancellation occurred to the scheduled dispatch time</w:t>
+                <w:rFonts w:hint="default" w:ascii="Times New Roman" w:hAnsi="Times New Roman" w:cs="Times New Roman"/>
+                <w:sz w:val="24"/>
+                <w:szCs w:val="24"/>
+                <w:vertAlign w:val="baseline"/>
+                <w:lang w:val="en-US"/>
+              </w:rPr>
+            </w:pPr>
+            <w:r>
+              <w:rPr>
+                <w:rFonts w:hint="default" w:ascii="Times New Roman" w:hAnsi="Times New Roman" w:eastAsia="SimSun" w:cs="Times New Roman"/>
+                <w:sz w:val="24"/>
+                <w:szCs w:val="24"/>
+              </w:rPr>
+              <w:t>If a partner supermarket rejects specific damaged cargo items upon arrival, the system allows the driver to modify delivery quantities on-site, capturing digital signatures and initiating an immediate partial return shipment task.</w:t>
             </w:r>
           </w:p>
         </w:tc>
@@ -18963,20 +18631,20 @@
               <w:widowControl w:val="0"/>
               <w:jc w:val="left"/>
               <w:rPr>
-                <w:rFonts w:hint="default" w:ascii="Times New Roman" w:hAnsi="Times New Roman" w:eastAsia="SimSun" w:cs="Times New Roman"/>
-                <w:sz w:val="24"/>
-                <w:szCs w:val="24"/>
-                <w:vertAlign w:val="baseline"/>
-                <w:lang w:val="en-US"/>
-              </w:rPr>
-            </w:pPr>
-            <w:r>
-              <w:rPr>
-                <w:rFonts w:hint="default" w:ascii="Times New Roman" w:hAnsi="Times New Roman" w:eastAsia="SimSun" w:cs="Times New Roman"/>
-                <w:sz w:val="24"/>
-                <w:szCs w:val="24"/>
-              </w:rPr>
-              <w:t>Smart Route Recalculation</w:t>
+                <w:rFonts w:hint="default" w:ascii="Times New Roman" w:hAnsi="Times New Roman" w:cs="Times New Roman"/>
+                <w:sz w:val="24"/>
+                <w:szCs w:val="24"/>
+                <w:vertAlign w:val="baseline"/>
+                <w:lang w:val="en-US"/>
+              </w:rPr>
+            </w:pPr>
+            <w:r>
+              <w:rPr>
+                <w:rFonts w:hint="default" w:ascii="Times New Roman" w:hAnsi="Times New Roman" w:eastAsia="SimSun" w:cs="Times New Roman"/>
+                <w:sz w:val="24"/>
+                <w:szCs w:val="24"/>
+              </w:rPr>
+              <w:t>Automated Towing Service Dispatch</w:t>
             </w:r>
           </w:p>
         </w:tc>
@@ -18996,25 +18664,96 @@
               <w:ind w:left="420" w:leftChars="0" w:hanging="420" w:firstLineChars="0"/>
               <w:jc w:val="both"/>
               <w:rPr>
-                <w:rFonts w:hint="default" w:ascii="Times New Roman" w:hAnsi="Times New Roman" w:eastAsia="SimSun" w:cs="Times New Roman"/>
-                <w:sz w:val="24"/>
-                <w:szCs w:val="24"/>
-                <w:vertAlign w:val="baseline"/>
-                <w:lang w:val="en-US"/>
-              </w:rPr>
-            </w:pPr>
-            <w:r>
-              <w:rPr>
-                <w:rFonts w:hint="default" w:ascii="Times New Roman" w:hAnsi="Times New Roman" w:eastAsia="SimSun" w:cs="Times New Roman"/>
-                <w:sz w:val="24"/>
-                <w:szCs w:val="24"/>
-              </w:rPr>
-              <w:t>For complex multi-stop deliveries, if an intermediate supermarket cancels its order, the system automatically bypasses that specific geographic stop and optimizes the remaining delivery sequence instantly.</w:t>
+                <w:rFonts w:hint="default" w:ascii="Times New Roman" w:hAnsi="Times New Roman" w:cs="Times New Roman"/>
+                <w:sz w:val="24"/>
+                <w:szCs w:val="24"/>
+                <w:vertAlign w:val="baseline"/>
+                <w:lang w:val="en-US"/>
+              </w:rPr>
+            </w:pPr>
+            <w:r>
+              <w:rPr>
+                <w:rFonts w:hint="default" w:ascii="Times New Roman" w:hAnsi="Times New Roman" w:eastAsia="SimSun" w:cs="Times New Roman"/>
+                <w:sz w:val="24"/>
+                <w:szCs w:val="24"/>
+              </w:rPr>
+              <w:t>For critical mechanical failures, the system cross-references vehicle coordinates with pre-registered corporate service partners to automatically recommend nearby maintenance hubs or towing companies to the dispatcher.</w:t>
             </w:r>
           </w:p>
         </w:tc>
       </w:tr>
     </w:tbl>
+    <w:p>
+      <w:pPr>
+        <w:rPr>
+          <w:rFonts w:hint="default"/>
+          <w:lang w:val="en-US"/>
+        </w:rPr>
+      </w:pPr>
+    </w:p>
+    <w:p>
+      <w:pPr>
+        <w:rPr>
+          <w:rFonts w:hint="default"/>
+          <w:lang w:val="en-US"/>
+        </w:rPr>
+      </w:pPr>
+    </w:p>
+    <w:p>
+      <w:pPr>
+        <w:rPr>
+          <w:rStyle w:val="15"/>
+          <w:rFonts w:hint="default" w:cs="Times New Roman"/>
+          <w:sz w:val="28"/>
+          <w:szCs w:val="28"/>
+          <w:lang w:val="en-US"/>
+        </w:rPr>
+      </w:pPr>
+    </w:p>
+    <w:p>
+      <w:pPr>
+        <w:rPr>
+          <w:rStyle w:val="15"/>
+          <w:rFonts w:hint="default" w:cs="Times New Roman"/>
+          <w:sz w:val="28"/>
+          <w:szCs w:val="28"/>
+          <w:lang w:val="en-US"/>
+        </w:rPr>
+      </w:pPr>
+    </w:p>
+    <w:p>
+      <w:pPr>
+        <w:rPr>
+          <w:rStyle w:val="15"/>
+          <w:rFonts w:hint="default" w:cs="Times New Roman"/>
+          <w:sz w:val="28"/>
+          <w:szCs w:val="28"/>
+          <w:lang w:val="en-US"/>
+        </w:rPr>
+      </w:pPr>
+    </w:p>
+    <w:p>
+      <w:pPr>
+        <w:rPr>
+          <w:rStyle w:val="15"/>
+          <w:rFonts w:hint="default" w:cs="Times New Roman"/>
+          <w:sz w:val="28"/>
+          <w:szCs w:val="28"/>
+          <w:lang w:val="en-US"/>
+        </w:rPr>
+      </w:pPr>
+    </w:p>
+    <w:p>
+      <w:pPr>
+        <w:rPr>
+          <w:rStyle w:val="15"/>
+          <w:rFonts w:hint="default" w:cs="Times New Roman"/>
+          <w:sz w:val="28"/>
+          <w:szCs w:val="28"/>
+          <w:lang w:val="en-US"/>
+        </w:rPr>
+      </w:pPr>
+    </w:p>
     <w:p>
       <w:pPr>
         <w:rPr>
@@ -19042,6 +18781,7 @@
           <w:lang w:val="en-US"/>
         </w:rPr>
       </w:pPr>
+      <w:bookmarkStart w:id="21" w:name="_Toc4382"/>
       <w:r>
         <w:rPr>
           <w:rFonts w:hint="default" w:cs="Times New Roman"/>
@@ -19061,7 +18801,7 @@
           <w:rFonts w:hint="default" w:cs="Times New Roman"/>
           <w:lang w:val="en-US"/>
         </w:rPr>
-        <w:t>9</w:t>
+        <w:t>8</w:t>
       </w:r>
       <w:r>
         <w:rPr>
@@ -19080,8 +18820,9 @@
           <w:szCs w:val="28"/>
           <w:lang w:val="en-US"/>
         </w:rPr>
-        <w:t>Automated Invoice Generation</w:t>
-      </w:r>
+        <w:t>Process Order Modifications</w:t>
+      </w:r>
+      <w:bookmarkEnd w:id="21"/>
     </w:p>
     <w:tbl>
       <w:tblPr>
@@ -19163,7 +18904,7 @@
                 <w:vertAlign w:val="baseline"/>
                 <w:lang w:val="en-US"/>
               </w:rPr>
-              <w:t xml:space="preserve"> Automated Invoice Generation</w:t>
+              <w:t xml:space="preserve"> Process Order Modifications</w:t>
             </w:r>
           </w:p>
         </w:tc>
@@ -19314,19 +19055,17 @@
               <w:jc w:val="both"/>
               <w:rPr>
                 <w:rFonts w:hint="default" w:ascii="Times New Roman" w:hAnsi="Times New Roman" w:cs="Times New Roman"/>
-                <w:sz w:val="24"/>
-                <w:szCs w:val="24"/>
-                <w:vertAlign w:val="baseline"/>
-                <w:lang w:val="en-US"/>
-              </w:rPr>
-            </w:pPr>
-            <w:r>
-              <w:rPr>
-                <w:rFonts w:hint="default" w:ascii="Times New Roman" w:hAnsi="Times New Roman" w:eastAsia="SimSun" w:cs="Times New Roman"/>
-                <w:sz w:val="24"/>
-                <w:szCs w:val="24"/>
-              </w:rPr>
-              <w:t>Calculate precise B2B shipping fees automatically upon delivery completion.</w:t>
+                <w:vertAlign w:val="baseline"/>
+                <w:lang w:val="en-US"/>
+              </w:rPr>
+            </w:pPr>
+            <w:r>
+              <w:rPr>
+                <w:rFonts w:hint="default" w:ascii="Times New Roman" w:hAnsi="Times New Roman" w:eastAsia="SimSun" w:cs="Times New Roman"/>
+                <w:sz w:val="24"/>
+                <w:szCs w:val="24"/>
+              </w:rPr>
+              <w:t>Allow partner supermarkets to submit real-time update or cancellation requests for active orders.</w:t>
             </w:r>
           </w:p>
           <w:p>
@@ -19340,19 +19079,17 @@
               <w:jc w:val="both"/>
               <w:rPr>
                 <w:rFonts w:hint="default" w:ascii="Times New Roman" w:hAnsi="Times New Roman" w:cs="Times New Roman"/>
-                <w:sz w:val="24"/>
-                <w:szCs w:val="24"/>
-                <w:vertAlign w:val="baseline"/>
-                <w:lang w:val="en-US"/>
-              </w:rPr>
-            </w:pPr>
-            <w:r>
-              <w:rPr>
-                <w:rFonts w:hint="default" w:ascii="Times New Roman" w:hAnsi="Times New Roman" w:eastAsia="SimSun" w:cs="Times New Roman"/>
-                <w:sz w:val="24"/>
-                <w:szCs w:val="24"/>
-              </w:rPr>
-              <w:t>Generate digital electronic invoices based on contractual corporate pricing structures.</w:t>
+                <w:vertAlign w:val="baseline"/>
+                <w:lang w:val="en-US"/>
+              </w:rPr>
+            </w:pPr>
+            <w:r>
+              <w:rPr>
+                <w:rFonts w:hint="default" w:ascii="Times New Roman" w:hAnsi="Times New Roman" w:eastAsia="SimSun" w:cs="Times New Roman"/>
+                <w:sz w:val="24"/>
+                <w:szCs w:val="24"/>
+              </w:rPr>
+              <w:t>Recalculate vehicle capacity allocations dynamically when modifications are confirmed.</w:t>
             </w:r>
           </w:p>
           <w:p>
@@ -19366,19 +19103,17 @@
               <w:jc w:val="both"/>
               <w:rPr>
                 <w:rFonts w:hint="default" w:ascii="Times New Roman" w:hAnsi="Times New Roman" w:cs="Times New Roman"/>
-                <w:sz w:val="24"/>
-                <w:szCs w:val="24"/>
-                <w:vertAlign w:val="baseline"/>
-                <w:lang w:val="en-US"/>
-              </w:rPr>
-            </w:pPr>
-            <w:r>
-              <w:rPr>
-                <w:rFonts w:hint="default" w:ascii="Times New Roman" w:hAnsi="Times New Roman" w:eastAsia="SimSun" w:cs="Times New Roman"/>
-                <w:sz w:val="24"/>
-                <w:szCs w:val="24"/>
-              </w:rPr>
-              <w:t>Reduce financial processing cycle times by eliminating manual data translation errors.</w:t>
+                <w:vertAlign w:val="baseline"/>
+                <w:lang w:val="en-US"/>
+              </w:rPr>
+            </w:pPr>
+            <w:r>
+              <w:rPr>
+                <w:rFonts w:hint="default" w:ascii="Times New Roman" w:hAnsi="Times New Roman" w:eastAsia="SimSun" w:cs="Times New Roman"/>
+                <w:sz w:val="24"/>
+                <w:szCs w:val="24"/>
+              </w:rPr>
+              <w:t>Prevent wasted fleet resources by instantly freeing up vehicles assigned to canceled shipments.</w:t>
             </w:r>
           </w:p>
         </w:tc>
@@ -19446,18 +19181,16 @@
               <w:jc w:val="both"/>
               <w:rPr>
                 <w:rFonts w:hint="default" w:ascii="Times New Roman" w:hAnsi="Times New Roman" w:cs="Times New Roman"/>
-                <w:sz w:val="24"/>
-                <w:szCs w:val="24"/>
-                <w:vertAlign w:val="baseline"/>
-              </w:rPr>
-            </w:pPr>
-            <w:r>
-              <w:rPr>
-                <w:rFonts w:hint="default" w:ascii="Times New Roman" w:hAnsi="Times New Roman" w:eastAsia="SimSun" w:cs="Times New Roman"/>
-                <w:sz w:val="24"/>
-                <w:szCs w:val="24"/>
-              </w:rPr>
-              <w:t>A driver successfully updates an order status to Delivered on the mobile application, or a dispatcher manually confirms a successful trip completion.</w:t>
+                <w:vertAlign w:val="baseline"/>
+              </w:rPr>
+            </w:pPr>
+            <w:r>
+              <w:rPr>
+                <w:rFonts w:hint="default" w:ascii="Times New Roman" w:hAnsi="Times New Roman" w:eastAsia="SimSun" w:cs="Times New Roman"/>
+                <w:sz w:val="24"/>
+                <w:szCs w:val="24"/>
+              </w:rPr>
+              <w:t>A partner supermarket requests an adjustment via the client portal, or a dispatcher manually modifies order entries prior to physical vehicle dispatch.</w:t>
             </w:r>
           </w:p>
         </w:tc>
@@ -19538,7 +19271,7 @@
                 <w:sz w:val="24"/>
                 <w:szCs w:val="24"/>
               </w:rPr>
-              <w:t>High, executing automatically in real time whenever an active logistics delivery cycle concludes.</w:t>
+              <w:t>Medium, occurring dynamically based on supermarket inventory fluctuations or scheduling shifts.</w:t>
             </w:r>
           </w:p>
         </w:tc>
@@ -19619,7 +19352,7 @@
                 <w:sz w:val="24"/>
                 <w:szCs w:val="24"/>
               </w:rPr>
-              <w:t>Highly critical to guarantee transparent corporate billing, secure revenue streams, and maintain financial data integrity for auditing purposes.</w:t>
+              <w:t>Highly critical to maintain flexible logistics operations, maximize vehicle capacity utilization, and avoid empty or redundant transport journeys.</w:t>
             </w:r>
           </w:p>
         </w:tc>
@@ -19700,24 +19433,24 @@
                 <w:sz w:val="24"/>
                 <w:szCs w:val="24"/>
               </w:rPr>
-              <w:t>Financial Accounting Portal</w:t>
-            </w:r>
-            <w:r>
-              <w:rPr>
-                <w:rFonts w:hint="default" w:ascii="Times New Roman" w:hAnsi="Times New Roman" w:eastAsia="SimSun" w:cs="Times New Roman"/>
-                <w:sz w:val="24"/>
-                <w:szCs w:val="24"/>
-                <w:lang w:val="en-US"/>
-              </w:rPr>
-              <w:t xml:space="preserve"> (</w:t>
-            </w:r>
-            <w:r>
-              <w:rPr>
-                <w:rFonts w:hint="default" w:ascii="Times New Roman" w:hAnsi="Times New Roman" w:eastAsia="SimSun" w:cs="Times New Roman"/>
-                <w:sz w:val="24"/>
-                <w:szCs w:val="24"/>
-              </w:rPr>
-              <w:t>Automated Billing System</w:t>
+              <w:t xml:space="preserve">Corporate Client Portal </w:t>
+            </w:r>
+            <w:r>
+              <w:rPr>
+                <w:rFonts w:hint="default" w:ascii="Times New Roman" w:hAnsi="Times New Roman" w:eastAsia="SimSun" w:cs="Times New Roman"/>
+                <w:sz w:val="24"/>
+                <w:szCs w:val="24"/>
+                <w:lang w:val="en-US"/>
+              </w:rPr>
+              <w:t>(</w:t>
+            </w:r>
+            <w:r>
+              <w:rPr>
+                <w:rFonts w:hint="default" w:ascii="Times New Roman" w:hAnsi="Times New Roman" w:eastAsia="SimSun" w:cs="Times New Roman"/>
+                <w:sz w:val="24"/>
+                <w:szCs w:val="24"/>
+              </w:rPr>
+              <w:t>Dispatcher Order Dashboard</w:t>
             </w:r>
             <w:r>
               <w:rPr>
@@ -19856,7 +19589,7 @@
                 <w:sz w:val="24"/>
                 <w:szCs w:val="24"/>
               </w:rPr>
-              <w:t>Extract Trip Performance Data</w:t>
+              <w:t>Receive Modification Requests</w:t>
             </w:r>
           </w:p>
         </w:tc>
@@ -19887,7 +19620,7 @@
                 <w:sz w:val="24"/>
                 <w:szCs w:val="24"/>
               </w:rPr>
-              <w:t>Automatically retrieve completed delivery metrics including total traveled distance logs, validated cargo weight values, and specific stop counts from the tracking database.</w:t>
+              <w:t>Provide clear interface forms within the client portal for supermarkets to alter shipment details including cargo quantities, drop-off locations, or delivery times.</w:t>
             </w:r>
           </w:p>
           <w:p>
@@ -19912,7 +19645,7 @@
                 <w:sz w:val="24"/>
                 <w:szCs w:val="24"/>
               </w:rPr>
-              <w:t>Link the extracted operational metrics directly to the corresponding corporate partner account profile.</w:t>
+              <w:t>Implement strict system blockades that automatically reject modification requests once the designated vehicle has passed the physical dispatch checkpoint.</w:t>
             </w:r>
           </w:p>
         </w:tc>
@@ -19961,7 +19694,7 @@
                 <w:sz w:val="24"/>
                 <w:szCs w:val="24"/>
               </w:rPr>
-              <w:t>Execute Cost Calculation</w:t>
+              <w:t>Validate Altered Capacities</w:t>
             </w:r>
           </w:p>
         </w:tc>
@@ -19996,7 +19729,7 @@
                 <w:sz w:val="24"/>
                 <w:szCs w:val="24"/>
               </w:rPr>
-              <w:t>Compute baseline shipping fees dynamically by applying pre-negotiated corporate tariff matrix parameters stored within the client contract configuration.</w:t>
+              <w:t>Automatically re-evaluate cargo weight and volume adjustments against the maximum payload configurations of the assigned transport truck.</w:t>
             </w:r>
           </w:p>
           <w:p>
@@ -20024,7 +19757,7 @@
                 <w:sz w:val="24"/>
                 <w:szCs w:val="24"/>
               </w:rPr>
-              <w:t>Automatically incorporate authorized extra charges including toll road expenses, waiting time penalties, or special cold-chain handling premiums.</w:t>
+              <w:t>Trigger instant warning messages to dispatchers if the requested order expansion exceeds the current available space of the scheduled vehicle.</w:t>
             </w:r>
           </w:p>
         </w:tc>
@@ -20073,7 +19806,7 @@
                 <w:sz w:val="24"/>
                 <w:szCs w:val="24"/>
               </w:rPr>
-              <w:t>Compile Electronic Invoices</w:t>
+              <w:t>Process Order Cancellations</w:t>
             </w:r>
           </w:p>
         </w:tc>
@@ -20107,7 +19840,7 @@
                 <w:sz w:val="24"/>
                 <w:szCs w:val="24"/>
               </w:rPr>
-              <w:t>Generate standardized digital invoice files featuring unique billing reference numbers, itemized charge descriptions, tax calculations, and corporate payment deadlines.</w:t>
+              <w:t>Allow authorized corporate clients to cancel pending shipments directly through the portal before route execution begins.</w:t>
             </w:r>
           </w:p>
           <w:p>
@@ -20134,7 +19867,7 @@
                 <w:sz w:val="24"/>
                 <w:szCs w:val="24"/>
               </w:rPr>
-              <w:t>Store the newly compiled electronic documents securely within the central financial ledger database in an unalterable format.</w:t>
+              <w:t>Automatically wipe the canceled order ties from the dispatch schedule, reverting the vehicle and driver statuses back to Available instantly.</w:t>
             </w:r>
           </w:p>
         </w:tc>
@@ -20183,7 +19916,7 @@
                 <w:sz w:val="24"/>
                 <w:szCs w:val="24"/>
               </w:rPr>
-              <w:t>Publish Financial Summaries</w:t>
+              <w:t>Log Modification Histories</w:t>
             </w:r>
           </w:p>
         </w:tc>
@@ -20217,7 +19950,7 @@
                 <w:sz w:val="24"/>
                 <w:szCs w:val="24"/>
               </w:rPr>
-              <w:t>Automatically push the generated electronic invoice files directly to the designated partner supermarket client portal for immediate review.</w:t>
+              <w:t>Maintain a complete digital record of all order changes, capturing original values, updated details, user identification keys, and processing timestamps.</w:t>
             </w:r>
           </w:p>
           <w:p>
@@ -20244,7 +19977,7 @@
                 <w:sz w:val="24"/>
                 <w:szCs w:val="24"/>
               </w:rPr>
-              <w:t>Send automated email notifications containing summary billing attachments to pre-configured corporate accounting contact addresses.</w:t>
+              <w:t>Highlight modified orders on the central dispatcher control board with distinct visual markers to ensure staff awareness.</w:t>
             </w:r>
           </w:p>
         </w:tc>
@@ -20374,7 +20107,7 @@
                 <w:sz w:val="24"/>
                 <w:szCs w:val="24"/>
               </w:rPr>
-              <w:t>Consolidated Periodic Billing</w:t>
+              <w:t>Automated Fee Calculation</w:t>
             </w:r>
           </w:p>
         </w:tc>
@@ -20407,7 +20140,7 @@
                 <w:sz w:val="24"/>
                 <w:szCs w:val="24"/>
               </w:rPr>
-              <w:t>Instead of generating standalone invoices per delivery, the system aggregates all completed trip data for a specific supermarket chain over a weekly or monthly cycle to produce a single consolidated billing statement.</w:t>
+              <w:t>The system automatically applies predefined corporate penalty fees or processing adjustments to the final client billing profile depending on how close the cancellation occurred to the scheduled dispatch time</w:t>
             </w:r>
           </w:p>
         </w:tc>
@@ -20456,7 +20189,7 @@
                 <w:sz w:val="24"/>
                 <w:szCs w:val="24"/>
               </w:rPr>
-              <w:t>Dynamic Currency Conversion</w:t>
+              <w:t>Smart Route Recalculation</w:t>
             </w:r>
           </w:p>
         </w:tc>
@@ -20489,100 +20222,12 @@
                 <w:sz w:val="24"/>
                 <w:szCs w:val="24"/>
               </w:rPr>
-              <w:t>The system automatically checks active international exchange rate registries to convert and display invoice totals in multiple supported currencies for multinational enterprise clients.</w:t>
+              <w:t>For complex multi-stop deliveries, if an intermediate supermarket cancels its order, the system automatically bypasses that specific geographic stop and optimizes the remaining delivery sequence instantly.</w:t>
             </w:r>
           </w:p>
         </w:tc>
       </w:tr>
     </w:tbl>
-    <w:p>
-      <w:pPr>
-        <w:rPr>
-          <w:rStyle w:val="15"/>
-          <w:rFonts w:hint="default" w:cs="Times New Roman"/>
-          <w:sz w:val="28"/>
-          <w:szCs w:val="28"/>
-          <w:lang w:val="en-US"/>
-        </w:rPr>
-      </w:pPr>
-    </w:p>
-    <w:p>
-      <w:pPr>
-        <w:rPr>
-          <w:rStyle w:val="15"/>
-          <w:rFonts w:hint="default" w:cs="Times New Roman"/>
-          <w:sz w:val="28"/>
-          <w:szCs w:val="28"/>
-          <w:lang w:val="en-US"/>
-        </w:rPr>
-      </w:pPr>
-    </w:p>
-    <w:p>
-      <w:pPr>
-        <w:rPr>
-          <w:rStyle w:val="15"/>
-          <w:rFonts w:hint="default" w:cs="Times New Roman"/>
-          <w:sz w:val="28"/>
-          <w:szCs w:val="28"/>
-          <w:lang w:val="en-US"/>
-        </w:rPr>
-      </w:pPr>
-    </w:p>
-    <w:p>
-      <w:pPr>
-        <w:rPr>
-          <w:rStyle w:val="15"/>
-          <w:rFonts w:hint="default" w:cs="Times New Roman"/>
-          <w:sz w:val="28"/>
-          <w:szCs w:val="28"/>
-          <w:lang w:val="en-US"/>
-        </w:rPr>
-      </w:pPr>
-    </w:p>
-    <w:p>
-      <w:pPr>
-        <w:rPr>
-          <w:rStyle w:val="15"/>
-          <w:rFonts w:hint="default" w:cs="Times New Roman"/>
-          <w:sz w:val="28"/>
-          <w:szCs w:val="28"/>
-          <w:lang w:val="en-US"/>
-        </w:rPr>
-      </w:pPr>
-    </w:p>
-    <w:p>
-      <w:pPr>
-        <w:rPr>
-          <w:rStyle w:val="15"/>
-          <w:rFonts w:hint="default" w:cs="Times New Roman"/>
-          <w:sz w:val="28"/>
-          <w:szCs w:val="28"/>
-          <w:lang w:val="en-US"/>
-        </w:rPr>
-      </w:pPr>
-    </w:p>
-    <w:p>
-      <w:pPr>
-        <w:rPr>
-          <w:rStyle w:val="15"/>
-          <w:rFonts w:hint="default" w:cs="Times New Roman"/>
-          <w:sz w:val="28"/>
-          <w:szCs w:val="28"/>
-          <w:lang w:val="en-US"/>
-        </w:rPr>
-      </w:pPr>
-    </w:p>
-    <w:p>
-      <w:pPr>
-        <w:rPr>
-          <w:rStyle w:val="15"/>
-          <w:rFonts w:hint="default" w:cs="Times New Roman"/>
-          <w:sz w:val="28"/>
-          <w:szCs w:val="28"/>
-          <w:lang w:val="en-US"/>
-        </w:rPr>
-      </w:pPr>
-    </w:p>
     <w:p>
       <w:pPr>
         <w:rPr>
@@ -20601,40 +20246,6 @@
         <w:spacing w:line="240" w:lineRule="auto"/>
         <w:ind w:left="400" w:leftChars="100" w:firstLine="0" w:firstLineChars="0"/>
         <w:rPr>
-          <w:rFonts w:hint="default" w:cs="Times New Roman"/>
-          <w:lang w:val="en-US"/>
-        </w:rPr>
-      </w:pPr>
-      <w:r>
-        <w:rPr>
-          <w:rFonts w:hint="default" w:cs="Times New Roman"/>
-          <w:lang w:val="en-US"/>
-        </w:rPr>
-        <w:t>4</w:t>
-      </w:r>
-      <w:r>
-        <w:rPr>
-          <w:rFonts w:hint="default" w:ascii="Times New Roman" w:hAnsi="Times New Roman" w:cs="Times New Roman"/>
-          <w:lang w:val="en-US"/>
-        </w:rPr>
-        <w:t>.</w:t>
-      </w:r>
-      <w:r>
-        <w:rPr>
-          <w:rFonts w:hint="default" w:cs="Times New Roman"/>
-          <w:lang w:val="en-US"/>
-        </w:rPr>
-        <w:t>10</w:t>
-      </w:r>
-      <w:r>
-        <w:rPr>
-          <w:rFonts w:hint="default" w:ascii="Times New Roman" w:hAnsi="Times New Roman" w:cs="Times New Roman"/>
-          <w:lang w:val="en-US"/>
-        </w:rPr>
-        <w:t xml:space="preserve"> </w:t>
-      </w:r>
-      <w:r>
-        <w:rPr>
           <w:rStyle w:val="15"/>
           <w:rFonts w:hint="default" w:cs="Times New Roman"/>
           <w:b/>
@@ -20643,8 +20254,1614 @@
           <w:szCs w:val="28"/>
           <w:lang w:val="en-US"/>
         </w:rPr>
+      </w:pPr>
+      <w:bookmarkStart w:id="22" w:name="_Toc22649"/>
+      <w:r>
+        <w:rPr>
+          <w:rFonts w:hint="default" w:cs="Times New Roman"/>
+          <w:lang w:val="en-US"/>
+        </w:rPr>
+        <w:t>4</w:t>
+      </w:r>
+      <w:r>
+        <w:rPr>
+          <w:rFonts w:hint="default" w:ascii="Times New Roman" w:hAnsi="Times New Roman" w:cs="Times New Roman"/>
+          <w:lang w:val="en-US"/>
+        </w:rPr>
+        <w:t>.</w:t>
+      </w:r>
+      <w:r>
+        <w:rPr>
+          <w:rFonts w:hint="default" w:cs="Times New Roman"/>
+          <w:lang w:val="en-US"/>
+        </w:rPr>
+        <w:t>9</w:t>
+      </w:r>
+      <w:r>
+        <w:rPr>
+          <w:rFonts w:hint="default" w:ascii="Times New Roman" w:hAnsi="Times New Roman" w:cs="Times New Roman"/>
+          <w:lang w:val="en-US"/>
+        </w:rPr>
+        <w:t xml:space="preserve"> </w:t>
+      </w:r>
+      <w:r>
+        <w:rPr>
+          <w:rStyle w:val="15"/>
+          <w:rFonts w:hint="default" w:cs="Times New Roman"/>
+          <w:b/>
+          <w:bCs/>
+          <w:sz w:val="28"/>
+          <w:szCs w:val="28"/>
+          <w:lang w:val="en-US"/>
+        </w:rPr>
+        <w:t>Automated Invoice Generation</w:t>
+      </w:r>
+      <w:bookmarkEnd w:id="22"/>
+    </w:p>
+    <w:tbl>
+      <w:tblPr>
+        <w:tblStyle w:val="11"/>
+        <w:tblW w:w="9192" w:type="dxa"/>
+        <w:tblInd w:w="-407" w:type="dxa"/>
+        <w:tblBorders>
+          <w:top w:val="single" w:color="auto" w:sz="4" w:space="0"/>
+          <w:left w:val="single" w:color="auto" w:sz="4" w:space="0"/>
+          <w:bottom w:val="single" w:color="auto" w:sz="4" w:space="0"/>
+          <w:right w:val="single" w:color="auto" w:sz="4" w:space="0"/>
+          <w:insideH w:val="single" w:color="auto" w:sz="4" w:space="0"/>
+          <w:insideV w:val="single" w:color="auto" w:sz="4" w:space="0"/>
+        </w:tblBorders>
+        <w:tblLayout w:type="autofit"/>
+        <w:tblCellMar>
+          <w:top w:w="0" w:type="dxa"/>
+          <w:left w:w="108" w:type="dxa"/>
+          <w:bottom w:w="0" w:type="dxa"/>
+          <w:right w:w="108" w:type="dxa"/>
+        </w:tblCellMar>
+      </w:tblPr>
+      <w:tblGrid>
+        <w:gridCol w:w="2160"/>
+        <w:gridCol w:w="7032"/>
+      </w:tblGrid>
+      <w:tr>
+        <w:tblPrEx>
+          <w:tblBorders>
+            <w:top w:val="single" w:color="auto" w:sz="4" w:space="0"/>
+            <w:left w:val="single" w:color="auto" w:sz="4" w:space="0"/>
+            <w:bottom w:val="single" w:color="auto" w:sz="4" w:space="0"/>
+            <w:right w:val="single" w:color="auto" w:sz="4" w:space="0"/>
+            <w:insideH w:val="single" w:color="auto" w:sz="4" w:space="0"/>
+            <w:insideV w:val="single" w:color="auto" w:sz="4" w:space="0"/>
+          </w:tblBorders>
+          <w:tblCellMar>
+            <w:top w:w="0" w:type="dxa"/>
+            <w:left w:w="108" w:type="dxa"/>
+            <w:bottom w:w="0" w:type="dxa"/>
+            <w:right w:w="108" w:type="dxa"/>
+          </w:tblCellMar>
+        </w:tblPrEx>
+        <w:trPr>
+          <w:trHeight w:val="585" w:hRule="atLeast"/>
+        </w:trPr>
+        <w:tc>
+          <w:tcPr>
+            <w:tcW w:w="9192" w:type="dxa"/>
+            <w:gridSpan w:val="2"/>
+            <w:shd w:val="clear" w:color="auto" w:fill="FBE6D6" w:themeFill="accent2" w:themeFillTint="32"/>
+            <w:vAlign w:val="center"/>
+          </w:tcPr>
+          <w:p>
+            <w:pPr>
+              <w:widowControl w:val="0"/>
+              <w:jc w:val="center"/>
+              <w:rPr>
+                <w:rFonts w:hint="default" w:ascii="Times New Roman" w:hAnsi="Times New Roman" w:cs="Times New Roman"/>
+                <w:vertAlign w:val="baseline"/>
+                <w:lang w:val="en-US"/>
+              </w:rPr>
+            </w:pPr>
+            <w:r>
+              <w:rPr>
+                <w:rFonts w:hint="default" w:ascii="Times New Roman" w:hAnsi="Times New Roman" w:cs="Times New Roman"/>
+                <w:sz w:val="32"/>
+                <w:szCs w:val="32"/>
+                <w:vertAlign w:val="baseline"/>
+                <w:lang w:val="en-US"/>
+              </w:rPr>
+              <w:t>Task:</w:t>
+            </w:r>
+            <w:r>
+              <w:rPr>
+                <w:rFonts w:hint="default" w:cs="Times New Roman"/>
+                <w:sz w:val="32"/>
+                <w:szCs w:val="32"/>
+                <w:vertAlign w:val="baseline"/>
+                <w:lang w:val="en-US"/>
+              </w:rPr>
+              <w:t xml:space="preserve"> Automated Invoice Generation</w:t>
+            </w:r>
+          </w:p>
+        </w:tc>
+      </w:tr>
+      <w:tr>
+        <w:tblPrEx>
+          <w:tblBorders>
+            <w:top w:val="single" w:color="auto" w:sz="4" w:space="0"/>
+            <w:left w:val="single" w:color="auto" w:sz="4" w:space="0"/>
+            <w:bottom w:val="single" w:color="auto" w:sz="4" w:space="0"/>
+            <w:right w:val="single" w:color="auto" w:sz="4" w:space="0"/>
+            <w:insideH w:val="single" w:color="auto" w:sz="4" w:space="0"/>
+            <w:insideV w:val="single" w:color="auto" w:sz="4" w:space="0"/>
+          </w:tblBorders>
+          <w:tblCellMar>
+            <w:top w:w="0" w:type="dxa"/>
+            <w:left w:w="108" w:type="dxa"/>
+            <w:bottom w:w="0" w:type="dxa"/>
+            <w:right w:w="108" w:type="dxa"/>
+          </w:tblCellMar>
+        </w:tblPrEx>
+        <w:trPr>
+          <w:trHeight w:val="427" w:hRule="atLeast"/>
+        </w:trPr>
+        <w:tc>
+          <w:tcPr>
+            <w:tcW w:w="2160" w:type="dxa"/>
+            <w:shd w:val="clear" w:color="auto" w:fill="FEF2CB" w:themeFill="accent3" w:themeFillTint="32"/>
+            <w:vAlign w:val="center"/>
+          </w:tcPr>
+          <w:p>
+            <w:pPr>
+              <w:widowControl w:val="0"/>
+              <w:jc w:val="center"/>
+              <w:rPr>
+                <w:rFonts w:hint="default" w:ascii="Times New Roman" w:hAnsi="Times New Roman" w:cs="Times New Roman"/>
+                <w:sz w:val="28"/>
+                <w:szCs w:val="28"/>
+                <w:vertAlign w:val="baseline"/>
+                <w:lang w:val="en-US"/>
+              </w:rPr>
+            </w:pPr>
+            <w:r>
+              <w:rPr>
+                <w:rFonts w:hint="default" w:ascii="Times New Roman" w:hAnsi="Times New Roman" w:cs="Times New Roman"/>
+                <w:sz w:val="28"/>
+                <w:szCs w:val="28"/>
+                <w:vertAlign w:val="baseline"/>
+                <w:lang w:val="en-US"/>
+              </w:rPr>
+              <w:t>Attribute</w:t>
+            </w:r>
+          </w:p>
+        </w:tc>
+        <w:tc>
+          <w:tcPr>
+            <w:tcW w:w="7032" w:type="dxa"/>
+            <w:shd w:val="clear" w:color="auto" w:fill="D4F4F1" w:themeFill="accent5" w:themeFillTint="32"/>
+            <w:vAlign w:val="center"/>
+          </w:tcPr>
+          <w:p>
+            <w:pPr>
+              <w:widowControl w:val="0"/>
+              <w:jc w:val="center"/>
+              <w:rPr>
+                <w:rFonts w:hint="default" w:ascii="Times New Roman" w:hAnsi="Times New Roman" w:cs="Times New Roman"/>
+                <w:sz w:val="28"/>
+                <w:szCs w:val="28"/>
+                <w:vertAlign w:val="baseline"/>
+                <w:lang w:val="en-US"/>
+              </w:rPr>
+            </w:pPr>
+            <w:r>
+              <w:rPr>
+                <w:rFonts w:hint="default" w:ascii="Times New Roman" w:hAnsi="Times New Roman" w:cs="Times New Roman"/>
+                <w:sz w:val="28"/>
+                <w:szCs w:val="28"/>
+                <w:vertAlign w:val="baseline"/>
+                <w:lang w:val="en-US"/>
+              </w:rPr>
+              <w:t>Description</w:t>
+            </w:r>
+          </w:p>
+        </w:tc>
+      </w:tr>
+      <w:tr>
+        <w:tblPrEx>
+          <w:tblBorders>
+            <w:top w:val="single" w:color="auto" w:sz="4" w:space="0"/>
+            <w:left w:val="single" w:color="auto" w:sz="4" w:space="0"/>
+            <w:bottom w:val="single" w:color="auto" w:sz="4" w:space="0"/>
+            <w:right w:val="single" w:color="auto" w:sz="4" w:space="0"/>
+            <w:insideH w:val="single" w:color="auto" w:sz="4" w:space="0"/>
+            <w:insideV w:val="single" w:color="auto" w:sz="4" w:space="0"/>
+          </w:tblBorders>
+          <w:tblCellMar>
+            <w:top w:w="0" w:type="dxa"/>
+            <w:left w:w="108" w:type="dxa"/>
+            <w:bottom w:w="0" w:type="dxa"/>
+            <w:right w:w="108" w:type="dxa"/>
+          </w:tblCellMar>
+        </w:tblPrEx>
+        <w:trPr>
+          <w:trHeight w:val="1947" w:hRule="atLeast"/>
+        </w:trPr>
+        <w:tc>
+          <w:tcPr>
+            <w:tcW w:w="2160" w:type="dxa"/>
+            <w:vAlign w:val="center"/>
+          </w:tcPr>
+          <w:p>
+            <w:pPr>
+              <w:widowControl w:val="0"/>
+              <w:jc w:val="left"/>
+              <w:rPr>
+                <w:rFonts w:hint="default" w:ascii="Times New Roman" w:hAnsi="Times New Roman" w:cs="Times New Roman"/>
+                <w:sz w:val="24"/>
+                <w:szCs w:val="24"/>
+                <w:vertAlign w:val="baseline"/>
+                <w:lang w:val="en-US"/>
+              </w:rPr>
+            </w:pPr>
+            <w:r>
+              <w:rPr>
+                <w:rFonts w:hint="default" w:ascii="Times New Roman" w:hAnsi="Times New Roman" w:cs="Times New Roman"/>
+                <w:sz w:val="24"/>
+                <w:szCs w:val="24"/>
+                <w:vertAlign w:val="baseline"/>
+                <w:lang w:val="en-US"/>
+              </w:rPr>
+              <w:t>Purposes</w:t>
+            </w:r>
+          </w:p>
+        </w:tc>
+        <w:tc>
+          <w:tcPr>
+            <w:tcW w:w="7032" w:type="dxa"/>
+            <w:vAlign w:val="center"/>
+          </w:tcPr>
+          <w:p>
+            <w:pPr>
+              <w:widowControl w:val="0"/>
+              <w:numPr>
+                <w:ilvl w:val="0"/>
+                <w:numId w:val="6"/>
+              </w:numPr>
+              <w:ind w:left="420" w:leftChars="0" w:hanging="420" w:firstLineChars="0"/>
+              <w:jc w:val="both"/>
+              <w:rPr>
+                <w:rFonts w:hint="default" w:ascii="Times New Roman" w:hAnsi="Times New Roman" w:cs="Times New Roman"/>
+                <w:sz w:val="24"/>
+                <w:szCs w:val="24"/>
+                <w:vertAlign w:val="baseline"/>
+                <w:lang w:val="en-US"/>
+              </w:rPr>
+            </w:pPr>
+            <w:r>
+              <w:rPr>
+                <w:rFonts w:hint="default" w:ascii="Times New Roman" w:hAnsi="Times New Roman" w:eastAsia="SimSun" w:cs="Times New Roman"/>
+                <w:sz w:val="24"/>
+                <w:szCs w:val="24"/>
+              </w:rPr>
+              <w:t>Calculate precise B2B shipping fees automatically upon delivery completion.</w:t>
+            </w:r>
+          </w:p>
+          <w:p>
+            <w:pPr>
+              <w:widowControl w:val="0"/>
+              <w:numPr>
+                <w:ilvl w:val="0"/>
+                <w:numId w:val="6"/>
+              </w:numPr>
+              <w:ind w:left="420" w:leftChars="0" w:hanging="420" w:firstLineChars="0"/>
+              <w:jc w:val="both"/>
+              <w:rPr>
+                <w:rFonts w:hint="default" w:ascii="Times New Roman" w:hAnsi="Times New Roman" w:cs="Times New Roman"/>
+                <w:sz w:val="24"/>
+                <w:szCs w:val="24"/>
+                <w:vertAlign w:val="baseline"/>
+                <w:lang w:val="en-US"/>
+              </w:rPr>
+            </w:pPr>
+            <w:r>
+              <w:rPr>
+                <w:rFonts w:hint="default" w:ascii="Times New Roman" w:hAnsi="Times New Roman" w:eastAsia="SimSun" w:cs="Times New Roman"/>
+                <w:sz w:val="24"/>
+                <w:szCs w:val="24"/>
+              </w:rPr>
+              <w:t>Generate digital electronic invoices based on contractual corporate pricing structures.</w:t>
+            </w:r>
+          </w:p>
+          <w:p>
+            <w:pPr>
+              <w:widowControl w:val="0"/>
+              <w:numPr>
+                <w:ilvl w:val="0"/>
+                <w:numId w:val="6"/>
+              </w:numPr>
+              <w:ind w:left="420" w:leftChars="0" w:hanging="420" w:firstLineChars="0"/>
+              <w:jc w:val="both"/>
+              <w:rPr>
+                <w:rFonts w:hint="default" w:ascii="Times New Roman" w:hAnsi="Times New Roman" w:cs="Times New Roman"/>
+                <w:sz w:val="24"/>
+                <w:szCs w:val="24"/>
+                <w:vertAlign w:val="baseline"/>
+                <w:lang w:val="en-US"/>
+              </w:rPr>
+            </w:pPr>
+            <w:r>
+              <w:rPr>
+                <w:rFonts w:hint="default" w:ascii="Times New Roman" w:hAnsi="Times New Roman" w:eastAsia="SimSun" w:cs="Times New Roman"/>
+                <w:sz w:val="24"/>
+                <w:szCs w:val="24"/>
+              </w:rPr>
+              <w:t>Reduce financial processing cycle times by eliminating manual data translation errors.</w:t>
+            </w:r>
+          </w:p>
+        </w:tc>
+      </w:tr>
+      <w:tr>
+        <w:tblPrEx>
+          <w:tblBorders>
+            <w:top w:val="single" w:color="auto" w:sz="4" w:space="0"/>
+            <w:left w:val="single" w:color="auto" w:sz="4" w:space="0"/>
+            <w:bottom w:val="single" w:color="auto" w:sz="4" w:space="0"/>
+            <w:right w:val="single" w:color="auto" w:sz="4" w:space="0"/>
+            <w:insideH w:val="single" w:color="auto" w:sz="4" w:space="0"/>
+            <w:insideV w:val="single" w:color="auto" w:sz="4" w:space="0"/>
+          </w:tblBorders>
+          <w:tblCellMar>
+            <w:top w:w="0" w:type="dxa"/>
+            <w:left w:w="108" w:type="dxa"/>
+            <w:bottom w:w="0" w:type="dxa"/>
+            <w:right w:w="108" w:type="dxa"/>
+          </w:tblCellMar>
+        </w:tblPrEx>
+        <w:trPr>
+          <w:trHeight w:val="1035" w:hRule="atLeast"/>
+        </w:trPr>
+        <w:tc>
+          <w:tcPr>
+            <w:tcW w:w="2160" w:type="dxa"/>
+            <w:vAlign w:val="center"/>
+          </w:tcPr>
+          <w:p>
+            <w:pPr>
+              <w:widowControl w:val="0"/>
+              <w:jc w:val="left"/>
+              <w:rPr>
+                <w:rFonts w:hint="default" w:ascii="Times New Roman" w:hAnsi="Times New Roman" w:cs="Times New Roman"/>
+                <w:vertAlign w:val="baseline"/>
+                <w:lang w:val="en-US"/>
+              </w:rPr>
+            </w:pPr>
+            <w:r>
+              <w:rPr>
+                <w:rFonts w:hint="default" w:ascii="Times New Roman" w:hAnsi="Times New Roman" w:cs="Times New Roman"/>
+                <w:sz w:val="24"/>
+                <w:szCs w:val="24"/>
+                <w:vertAlign w:val="baseline"/>
+                <w:lang w:val="en-US"/>
+              </w:rPr>
+              <w:t>Trigger/ Precondition</w:t>
+            </w:r>
+          </w:p>
+        </w:tc>
+        <w:tc>
+          <w:tcPr>
+            <w:tcW w:w="7032" w:type="dxa"/>
+            <w:vAlign w:val="center"/>
+          </w:tcPr>
+          <w:p>
+            <w:pPr>
+              <w:widowControl w:val="0"/>
+              <w:numPr>
+                <w:ilvl w:val="0"/>
+                <w:numId w:val="6"/>
+              </w:numPr>
+              <w:ind w:left="420" w:leftChars="0" w:hanging="420" w:firstLineChars="0"/>
+              <w:jc w:val="both"/>
+              <w:rPr>
+                <w:rFonts w:hint="default" w:ascii="Times New Roman" w:hAnsi="Times New Roman" w:cs="Times New Roman"/>
+                <w:sz w:val="24"/>
+                <w:szCs w:val="24"/>
+                <w:vertAlign w:val="baseline"/>
+              </w:rPr>
+            </w:pPr>
+            <w:r>
+              <w:rPr>
+                <w:rFonts w:hint="default" w:ascii="Times New Roman" w:hAnsi="Times New Roman" w:eastAsia="SimSun" w:cs="Times New Roman"/>
+                <w:sz w:val="24"/>
+                <w:szCs w:val="24"/>
+              </w:rPr>
+              <w:t>A driver successfully updates an order status to Delivered on the mobile application, or a dispatcher manually confirms a successful trip completion.</w:t>
+            </w:r>
+          </w:p>
+        </w:tc>
+      </w:tr>
+      <w:tr>
+        <w:tblPrEx>
+          <w:tblBorders>
+            <w:top w:val="single" w:color="auto" w:sz="4" w:space="0"/>
+            <w:left w:val="single" w:color="auto" w:sz="4" w:space="0"/>
+            <w:bottom w:val="single" w:color="auto" w:sz="4" w:space="0"/>
+            <w:right w:val="single" w:color="auto" w:sz="4" w:space="0"/>
+            <w:insideH w:val="single" w:color="auto" w:sz="4" w:space="0"/>
+            <w:insideV w:val="single" w:color="auto" w:sz="4" w:space="0"/>
+          </w:tblBorders>
+          <w:tblCellMar>
+            <w:top w:w="0" w:type="dxa"/>
+            <w:left w:w="108" w:type="dxa"/>
+            <w:bottom w:w="0" w:type="dxa"/>
+            <w:right w:w="108" w:type="dxa"/>
+          </w:tblCellMar>
+        </w:tblPrEx>
+        <w:trPr>
+          <w:trHeight w:val="709" w:hRule="atLeast"/>
+        </w:trPr>
+        <w:tc>
+          <w:tcPr>
+            <w:tcW w:w="2160" w:type="dxa"/>
+            <w:vAlign w:val="center"/>
+          </w:tcPr>
+          <w:p>
+            <w:pPr>
+              <w:widowControl w:val="0"/>
+              <w:jc w:val="left"/>
+              <w:rPr>
+                <w:rFonts w:hint="default" w:ascii="Times New Roman" w:hAnsi="Times New Roman" w:cs="Times New Roman"/>
+                <w:sz w:val="24"/>
+                <w:szCs w:val="24"/>
+                <w:vertAlign w:val="baseline"/>
+                <w:lang w:val="en-US"/>
+              </w:rPr>
+            </w:pPr>
+            <w:r>
+              <w:rPr>
+                <w:rFonts w:hint="default" w:ascii="Times New Roman" w:hAnsi="Times New Roman" w:cs="Times New Roman"/>
+                <w:sz w:val="24"/>
+                <w:szCs w:val="24"/>
+                <w:vertAlign w:val="baseline"/>
+                <w:lang w:val="en-US"/>
+              </w:rPr>
+              <w:t>Frequency</w:t>
+            </w:r>
+          </w:p>
+        </w:tc>
+        <w:tc>
+          <w:tcPr>
+            <w:tcW w:w="7032" w:type="dxa"/>
+            <w:vAlign w:val="center"/>
+          </w:tcPr>
+          <w:p>
+            <w:pPr>
+              <w:widowControl w:val="0"/>
+              <w:numPr>
+                <w:ilvl w:val="0"/>
+                <w:numId w:val="7"/>
+              </w:numPr>
+              <w:ind w:left="420" w:leftChars="0" w:hanging="420" w:firstLineChars="0"/>
+              <w:jc w:val="both"/>
+              <w:rPr>
+                <w:rFonts w:hint="default" w:ascii="Times New Roman" w:hAnsi="Times New Roman" w:cs="Times New Roman"/>
+                <w:sz w:val="24"/>
+                <w:szCs w:val="24"/>
+                <w:vertAlign w:val="baseline"/>
+              </w:rPr>
+            </w:pPr>
+            <w:r>
+              <w:rPr>
+                <w:rFonts w:hint="default" w:ascii="Times New Roman" w:hAnsi="Times New Roman" w:eastAsia="SimSun" w:cs="Times New Roman"/>
+                <w:sz w:val="24"/>
+                <w:szCs w:val="24"/>
+              </w:rPr>
+              <w:t>High, executing automatically in real time whenever an active logistics delivery cycle concludes.</w:t>
+            </w:r>
+          </w:p>
+        </w:tc>
+      </w:tr>
+      <w:tr>
+        <w:tblPrEx>
+          <w:tblBorders>
+            <w:top w:val="single" w:color="auto" w:sz="4" w:space="0"/>
+            <w:left w:val="single" w:color="auto" w:sz="4" w:space="0"/>
+            <w:bottom w:val="single" w:color="auto" w:sz="4" w:space="0"/>
+            <w:right w:val="single" w:color="auto" w:sz="4" w:space="0"/>
+            <w:insideH w:val="single" w:color="auto" w:sz="4" w:space="0"/>
+            <w:insideV w:val="single" w:color="auto" w:sz="4" w:space="0"/>
+          </w:tblBorders>
+          <w:tblCellMar>
+            <w:top w:w="0" w:type="dxa"/>
+            <w:left w:w="108" w:type="dxa"/>
+            <w:bottom w:w="0" w:type="dxa"/>
+            <w:right w:w="108" w:type="dxa"/>
+          </w:tblCellMar>
+        </w:tblPrEx>
+        <w:trPr>
+          <w:trHeight w:val="1049" w:hRule="atLeast"/>
+        </w:trPr>
+        <w:tc>
+          <w:tcPr>
+            <w:tcW w:w="2160" w:type="dxa"/>
+            <w:vAlign w:val="center"/>
+          </w:tcPr>
+          <w:p>
+            <w:pPr>
+              <w:widowControl w:val="0"/>
+              <w:jc w:val="left"/>
+              <w:rPr>
+                <w:rFonts w:hint="default" w:ascii="Times New Roman" w:hAnsi="Times New Roman" w:cs="Times New Roman"/>
+                <w:sz w:val="24"/>
+                <w:szCs w:val="24"/>
+                <w:vertAlign w:val="baseline"/>
+                <w:lang w:val="en-US"/>
+              </w:rPr>
+            </w:pPr>
+            <w:r>
+              <w:rPr>
+                <w:rFonts w:hint="default" w:ascii="Times New Roman" w:hAnsi="Times New Roman" w:cs="Times New Roman"/>
+                <w:sz w:val="24"/>
+                <w:szCs w:val="24"/>
+                <w:vertAlign w:val="baseline"/>
+                <w:lang w:val="en-US"/>
+              </w:rPr>
+              <w:t>Critical</w:t>
+            </w:r>
+          </w:p>
+        </w:tc>
+        <w:tc>
+          <w:tcPr>
+            <w:tcW w:w="7032" w:type="dxa"/>
+            <w:vAlign w:val="center"/>
+          </w:tcPr>
+          <w:p>
+            <w:pPr>
+              <w:widowControl w:val="0"/>
+              <w:numPr>
+                <w:ilvl w:val="0"/>
+                <w:numId w:val="12"/>
+              </w:numPr>
+              <w:ind w:left="420" w:leftChars="0" w:hanging="420" w:firstLineChars="0"/>
+              <w:jc w:val="both"/>
+              <w:rPr>
+                <w:rFonts w:hint="default" w:ascii="Times New Roman" w:hAnsi="Times New Roman" w:cs="Times New Roman"/>
+                <w:sz w:val="24"/>
+                <w:szCs w:val="24"/>
+                <w:vertAlign w:val="baseline"/>
+              </w:rPr>
+            </w:pPr>
+            <w:r>
+              <w:rPr>
+                <w:rFonts w:hint="default" w:ascii="Times New Roman" w:hAnsi="Times New Roman" w:eastAsia="SimSun" w:cs="Times New Roman"/>
+                <w:sz w:val="24"/>
+                <w:szCs w:val="24"/>
+              </w:rPr>
+              <w:t>Highly critical to guarantee transparent corporate billing, secure revenue streams, and maintain financial data integrity for auditing purposes.</w:t>
+            </w:r>
+          </w:p>
+        </w:tc>
+      </w:tr>
+      <w:tr>
+        <w:tblPrEx>
+          <w:tblBorders>
+            <w:top w:val="single" w:color="auto" w:sz="4" w:space="0"/>
+            <w:left w:val="single" w:color="auto" w:sz="4" w:space="0"/>
+            <w:bottom w:val="single" w:color="auto" w:sz="4" w:space="0"/>
+            <w:right w:val="single" w:color="auto" w:sz="4" w:space="0"/>
+            <w:insideH w:val="single" w:color="auto" w:sz="4" w:space="0"/>
+            <w:insideV w:val="single" w:color="auto" w:sz="4" w:space="0"/>
+          </w:tblBorders>
+          <w:tblCellMar>
+            <w:top w:w="0" w:type="dxa"/>
+            <w:left w:w="108" w:type="dxa"/>
+            <w:bottom w:w="0" w:type="dxa"/>
+            <w:right w:w="108" w:type="dxa"/>
+          </w:tblCellMar>
+        </w:tblPrEx>
+        <w:trPr>
+          <w:trHeight w:val="711" w:hRule="atLeast"/>
+        </w:trPr>
+        <w:tc>
+          <w:tcPr>
+            <w:tcW w:w="2160" w:type="dxa"/>
+            <w:vAlign w:val="center"/>
+          </w:tcPr>
+          <w:p>
+            <w:pPr>
+              <w:widowControl w:val="0"/>
+              <w:jc w:val="left"/>
+              <w:rPr>
+                <w:rFonts w:hint="default" w:ascii="Times New Roman" w:hAnsi="Times New Roman" w:cs="Times New Roman"/>
+                <w:sz w:val="24"/>
+                <w:szCs w:val="24"/>
+                <w:vertAlign w:val="baseline"/>
+                <w:lang w:val="en-US"/>
+              </w:rPr>
+            </w:pPr>
+            <w:r>
+              <w:rPr>
+                <w:rFonts w:hint="default" w:ascii="Times New Roman" w:hAnsi="Times New Roman" w:cs="Times New Roman"/>
+                <w:sz w:val="24"/>
+                <w:szCs w:val="24"/>
+                <w:vertAlign w:val="baseline"/>
+                <w:lang w:val="en-US"/>
+              </w:rPr>
+              <w:t>Work Area</w:t>
+            </w:r>
+          </w:p>
+        </w:tc>
+        <w:tc>
+          <w:tcPr>
+            <w:tcW w:w="7032" w:type="dxa"/>
+            <w:vAlign w:val="center"/>
+          </w:tcPr>
+          <w:p>
+            <w:pPr>
+              <w:widowControl w:val="0"/>
+              <w:numPr>
+                <w:ilvl w:val="0"/>
+                <w:numId w:val="8"/>
+              </w:numPr>
+              <w:ind w:left="420" w:leftChars="0" w:hanging="420" w:firstLineChars="0"/>
+              <w:jc w:val="both"/>
+              <w:rPr>
+                <w:rFonts w:hint="default" w:ascii="Times New Roman" w:hAnsi="Times New Roman" w:cs="Times New Roman"/>
+                <w:sz w:val="24"/>
+                <w:szCs w:val="24"/>
+                <w:vertAlign w:val="baseline"/>
+              </w:rPr>
+            </w:pPr>
+            <w:r>
+              <w:rPr>
+                <w:rFonts w:hint="default" w:ascii="Times New Roman" w:hAnsi="Times New Roman" w:eastAsia="SimSun" w:cs="Times New Roman"/>
+                <w:sz w:val="24"/>
+                <w:szCs w:val="24"/>
+              </w:rPr>
+              <w:t>Financial Accounting Portal</w:t>
+            </w:r>
+            <w:r>
+              <w:rPr>
+                <w:rFonts w:hint="default" w:ascii="Times New Roman" w:hAnsi="Times New Roman" w:eastAsia="SimSun" w:cs="Times New Roman"/>
+                <w:sz w:val="24"/>
+                <w:szCs w:val="24"/>
+                <w:lang w:val="en-US"/>
+              </w:rPr>
+              <w:t xml:space="preserve"> (</w:t>
+            </w:r>
+            <w:r>
+              <w:rPr>
+                <w:rFonts w:hint="default" w:ascii="Times New Roman" w:hAnsi="Times New Roman" w:eastAsia="SimSun" w:cs="Times New Roman"/>
+                <w:sz w:val="24"/>
+                <w:szCs w:val="24"/>
+              </w:rPr>
+              <w:t>Automated Billing System</w:t>
+            </w:r>
+            <w:r>
+              <w:rPr>
+                <w:rFonts w:hint="default" w:ascii="Times New Roman" w:hAnsi="Times New Roman" w:eastAsia="SimSun" w:cs="Times New Roman"/>
+                <w:sz w:val="24"/>
+                <w:szCs w:val="24"/>
+                <w:lang w:val="en-US"/>
+              </w:rPr>
+              <w:t>).</w:t>
+            </w:r>
+          </w:p>
+        </w:tc>
+      </w:tr>
+      <w:tr>
+        <w:tblPrEx>
+          <w:tblBorders>
+            <w:top w:val="single" w:color="auto" w:sz="4" w:space="0"/>
+            <w:left w:val="single" w:color="auto" w:sz="4" w:space="0"/>
+            <w:bottom w:val="single" w:color="auto" w:sz="4" w:space="0"/>
+            <w:right w:val="single" w:color="auto" w:sz="4" w:space="0"/>
+            <w:insideH w:val="single" w:color="auto" w:sz="4" w:space="0"/>
+            <w:insideV w:val="single" w:color="auto" w:sz="4" w:space="0"/>
+          </w:tblBorders>
+          <w:tblCellMar>
+            <w:top w:w="0" w:type="dxa"/>
+            <w:left w:w="108" w:type="dxa"/>
+            <w:bottom w:w="0" w:type="dxa"/>
+            <w:right w:w="108" w:type="dxa"/>
+          </w:tblCellMar>
+        </w:tblPrEx>
+        <w:trPr>
+          <w:trHeight w:val="525" w:hRule="atLeast"/>
+        </w:trPr>
+        <w:tc>
+          <w:tcPr>
+            <w:tcW w:w="2160" w:type="dxa"/>
+            <w:shd w:val="clear" w:color="auto" w:fill="FEF2CB" w:themeFill="accent3" w:themeFillTint="32"/>
+            <w:vAlign w:val="center"/>
+          </w:tcPr>
+          <w:p>
+            <w:pPr>
+              <w:widowControl w:val="0"/>
+              <w:jc w:val="center"/>
+              <w:rPr>
+                <w:rFonts w:hint="default" w:ascii="Times New Roman" w:hAnsi="Times New Roman" w:cs="Times New Roman"/>
+                <w:sz w:val="28"/>
+                <w:szCs w:val="28"/>
+                <w:vertAlign w:val="baseline"/>
+                <w:lang w:val="en-US"/>
+              </w:rPr>
+            </w:pPr>
+            <w:r>
+              <w:rPr>
+                <w:rFonts w:hint="default" w:ascii="Times New Roman" w:hAnsi="Times New Roman" w:cs="Times New Roman"/>
+                <w:sz w:val="28"/>
+                <w:szCs w:val="28"/>
+                <w:vertAlign w:val="baseline"/>
+                <w:lang w:val="en-US"/>
+              </w:rPr>
+              <w:t>Sub-Tasks</w:t>
+            </w:r>
+          </w:p>
+        </w:tc>
+        <w:tc>
+          <w:tcPr>
+            <w:tcW w:w="7032" w:type="dxa"/>
+            <w:shd w:val="clear" w:color="auto" w:fill="D4F4F1" w:themeFill="accent5" w:themeFillTint="32"/>
+            <w:vAlign w:val="center"/>
+          </w:tcPr>
+          <w:p>
+            <w:pPr>
+              <w:widowControl w:val="0"/>
+              <w:jc w:val="center"/>
+              <w:rPr>
+                <w:rFonts w:hint="default" w:ascii="Times New Roman" w:hAnsi="Times New Roman" w:cs="Times New Roman"/>
+                <w:sz w:val="28"/>
+                <w:szCs w:val="28"/>
+                <w:vertAlign w:val="baseline"/>
+                <w:lang w:val="en-US"/>
+              </w:rPr>
+            </w:pPr>
+            <w:r>
+              <w:rPr>
+                <w:rFonts w:hint="default" w:ascii="Times New Roman" w:hAnsi="Times New Roman" w:cs="Times New Roman"/>
+                <w:sz w:val="28"/>
+                <w:szCs w:val="28"/>
+                <w:vertAlign w:val="baseline"/>
+                <w:lang w:val="en-US"/>
+              </w:rPr>
+              <w:t>Example Solution (Funtional Requirement)</w:t>
+            </w:r>
+          </w:p>
+        </w:tc>
+      </w:tr>
+      <w:tr>
+        <w:tblPrEx>
+          <w:tblBorders>
+            <w:top w:val="single" w:color="auto" w:sz="4" w:space="0"/>
+            <w:left w:val="single" w:color="auto" w:sz="4" w:space="0"/>
+            <w:bottom w:val="single" w:color="auto" w:sz="4" w:space="0"/>
+            <w:right w:val="single" w:color="auto" w:sz="4" w:space="0"/>
+            <w:insideH w:val="single" w:color="auto" w:sz="4" w:space="0"/>
+            <w:insideV w:val="single" w:color="auto" w:sz="4" w:space="0"/>
+          </w:tblBorders>
+          <w:tblCellMar>
+            <w:top w:w="0" w:type="dxa"/>
+            <w:left w:w="108" w:type="dxa"/>
+            <w:bottom w:w="0" w:type="dxa"/>
+            <w:right w:w="108" w:type="dxa"/>
+          </w:tblCellMar>
+        </w:tblPrEx>
+        <w:trPr>
+          <w:trHeight w:val="1813" w:hRule="atLeast"/>
+        </w:trPr>
+        <w:tc>
+          <w:tcPr>
+            <w:tcW w:w="2160" w:type="dxa"/>
+            <w:shd w:val="clear" w:color="auto" w:fill="auto"/>
+            <w:vAlign w:val="center"/>
+          </w:tcPr>
+          <w:p>
+            <w:pPr>
+              <w:widowControl w:val="0"/>
+              <w:jc w:val="left"/>
+              <w:rPr>
+                <w:rFonts w:hint="default" w:ascii="Times New Roman" w:hAnsi="Times New Roman" w:cs="Times New Roman"/>
+                <w:sz w:val="28"/>
+                <w:szCs w:val="28"/>
+                <w:vertAlign w:val="baseline"/>
+                <w:lang w:val="en-US"/>
+              </w:rPr>
+            </w:pPr>
+            <w:r>
+              <w:rPr>
+                <w:rFonts w:hint="default" w:ascii="Times New Roman" w:hAnsi="Times New Roman" w:eastAsia="SimSun" w:cs="Times New Roman"/>
+                <w:sz w:val="24"/>
+                <w:szCs w:val="24"/>
+              </w:rPr>
+              <w:t>Extract Trip Performance Data</w:t>
+            </w:r>
+          </w:p>
+        </w:tc>
+        <w:tc>
+          <w:tcPr>
+            <w:tcW w:w="7032" w:type="dxa"/>
+            <w:shd w:val="clear" w:color="auto" w:fill="auto"/>
+            <w:vAlign w:val="center"/>
+          </w:tcPr>
+          <w:p>
+            <w:pPr>
+              <w:widowControl w:val="0"/>
+              <w:numPr>
+                <w:ilvl w:val="0"/>
+                <w:numId w:val="13"/>
+              </w:numPr>
+              <w:ind w:left="420" w:leftChars="0" w:hanging="420" w:firstLineChars="0"/>
+              <w:jc w:val="both"/>
+              <w:rPr>
+                <w:rFonts w:hint="default" w:ascii="Times New Roman" w:hAnsi="Times New Roman" w:eastAsia="SimSun" w:cs="Times New Roman"/>
+                <w:sz w:val="24"/>
+                <w:szCs w:val="24"/>
+              </w:rPr>
+            </w:pPr>
+            <w:r>
+              <w:rPr>
+                <w:rFonts w:hint="default" w:ascii="Times New Roman" w:hAnsi="Times New Roman" w:eastAsia="SimSun" w:cs="Times New Roman"/>
+                <w:sz w:val="24"/>
+                <w:szCs w:val="24"/>
+              </w:rPr>
+              <w:t>Automatically retrieve completed delivery metrics including total traveled distance logs, validated cargo weight values, and specific stop counts from the tracking database.</w:t>
+            </w:r>
+          </w:p>
+          <w:p>
+            <w:pPr>
+              <w:widowControl w:val="0"/>
+              <w:numPr>
+                <w:ilvl w:val="0"/>
+                <w:numId w:val="13"/>
+              </w:numPr>
+              <w:ind w:left="420" w:leftChars="0" w:hanging="420" w:firstLineChars="0"/>
+              <w:jc w:val="both"/>
+              <w:rPr>
+                <w:rFonts w:hint="default" w:ascii="Times New Roman" w:hAnsi="Times New Roman" w:eastAsia="SimSun" w:cs="Times New Roman"/>
+                <w:sz w:val="24"/>
+                <w:szCs w:val="24"/>
+                <w:lang w:val="en-US"/>
+              </w:rPr>
+            </w:pPr>
+            <w:r>
+              <w:rPr>
+                <w:rFonts w:hint="default" w:ascii="Times New Roman" w:hAnsi="Times New Roman" w:eastAsia="SimSun" w:cs="Times New Roman"/>
+                <w:sz w:val="24"/>
+                <w:szCs w:val="24"/>
+              </w:rPr>
+              <w:t>Link the extracted operational metrics directly to the corresponding corporate partner account profile.</w:t>
+            </w:r>
+          </w:p>
+        </w:tc>
+      </w:tr>
+      <w:tr>
+        <w:tblPrEx>
+          <w:tblBorders>
+            <w:top w:val="single" w:color="auto" w:sz="4" w:space="0"/>
+            <w:left w:val="single" w:color="auto" w:sz="4" w:space="0"/>
+            <w:bottom w:val="single" w:color="auto" w:sz="4" w:space="0"/>
+            <w:right w:val="single" w:color="auto" w:sz="4" w:space="0"/>
+            <w:insideH w:val="single" w:color="auto" w:sz="4" w:space="0"/>
+            <w:insideV w:val="single" w:color="auto" w:sz="4" w:space="0"/>
+          </w:tblBorders>
+          <w:tblCellMar>
+            <w:top w:w="0" w:type="dxa"/>
+            <w:left w:w="108" w:type="dxa"/>
+            <w:bottom w:w="0" w:type="dxa"/>
+            <w:right w:w="108" w:type="dxa"/>
+          </w:tblCellMar>
+        </w:tblPrEx>
+        <w:trPr>
+          <w:trHeight w:val="1825" w:hRule="atLeast"/>
+        </w:trPr>
+        <w:tc>
+          <w:tcPr>
+            <w:tcW w:w="2160" w:type="dxa"/>
+            <w:shd w:val="clear" w:color="auto" w:fill="auto"/>
+            <w:vAlign w:val="center"/>
+          </w:tcPr>
+          <w:p>
+            <w:pPr>
+              <w:widowControl w:val="0"/>
+              <w:jc w:val="left"/>
+              <w:rPr>
+                <w:rFonts w:hint="default" w:ascii="Times New Roman" w:hAnsi="Times New Roman" w:cs="Times New Roman"/>
+                <w:sz w:val="28"/>
+                <w:szCs w:val="28"/>
+                <w:vertAlign w:val="baseline"/>
+                <w:lang w:val="en-US"/>
+              </w:rPr>
+            </w:pPr>
+            <w:r>
+              <w:rPr>
+                <w:rFonts w:hint="default" w:ascii="Times New Roman" w:hAnsi="Times New Roman" w:eastAsia="SimSun" w:cs="Times New Roman"/>
+                <w:sz w:val="24"/>
+                <w:szCs w:val="24"/>
+              </w:rPr>
+              <w:t>Execute Cost Calculation</w:t>
+            </w:r>
+          </w:p>
+        </w:tc>
+        <w:tc>
+          <w:tcPr>
+            <w:tcW w:w="7032" w:type="dxa"/>
+            <w:shd w:val="clear" w:color="auto" w:fill="auto"/>
+            <w:vAlign w:val="center"/>
+          </w:tcPr>
+          <w:p>
+            <w:pPr>
+              <w:widowControl w:val="0"/>
+              <w:numPr>
+                <w:ilvl w:val="0"/>
+                <w:numId w:val="14"/>
+              </w:numPr>
+              <w:tabs>
+                <w:tab w:val="clear" w:pos="420"/>
+              </w:tabs>
+              <w:ind w:left="420" w:leftChars="0" w:hanging="420" w:firstLineChars="0"/>
+              <w:jc w:val="both"/>
+              <w:rPr>
+                <w:rFonts w:hint="default" w:ascii="Times New Roman" w:hAnsi="Times New Roman" w:eastAsia="SimSun" w:cs="Times New Roman"/>
+                <w:sz w:val="24"/>
+                <w:szCs w:val="24"/>
+                <w:lang w:val="en-US"/>
+              </w:rPr>
+            </w:pPr>
+            <w:r>
+              <w:rPr>
+                <w:rFonts w:hint="default" w:ascii="Times New Roman" w:hAnsi="Times New Roman" w:eastAsia="SimSun" w:cs="Times New Roman"/>
+                <w:sz w:val="24"/>
+                <w:szCs w:val="24"/>
+              </w:rPr>
+              <w:t>Compute baseline shipping fees dynamically by applying pre-negotiated corporate tariff matrix parameters stored within the client contract configuration.</w:t>
+            </w:r>
+          </w:p>
+          <w:p>
+            <w:pPr>
+              <w:widowControl w:val="0"/>
+              <w:numPr>
+                <w:ilvl w:val="0"/>
+                <w:numId w:val="14"/>
+              </w:numPr>
+              <w:tabs>
+                <w:tab w:val="clear" w:pos="420"/>
+              </w:tabs>
+              <w:ind w:left="420" w:leftChars="0" w:hanging="420" w:firstLineChars="0"/>
+              <w:jc w:val="both"/>
+              <w:rPr>
+                <w:rFonts w:hint="default" w:ascii="Times New Roman" w:hAnsi="Times New Roman" w:eastAsia="SimSun" w:cs="Times New Roman"/>
+                <w:sz w:val="24"/>
+                <w:szCs w:val="24"/>
+                <w:lang w:val="en-US"/>
+              </w:rPr>
+            </w:pPr>
+            <w:r>
+              <w:rPr>
+                <w:rFonts w:hint="default" w:ascii="Times New Roman" w:hAnsi="Times New Roman" w:eastAsia="SimSun" w:cs="Times New Roman"/>
+                <w:sz w:val="24"/>
+                <w:szCs w:val="24"/>
+              </w:rPr>
+              <w:t>Automatically incorporate authorized extra charges including toll road expenses, waiting time penalties, or special cold-chain handling premiums.</w:t>
+            </w:r>
+          </w:p>
+        </w:tc>
+      </w:tr>
+      <w:tr>
+        <w:tblPrEx>
+          <w:tblBorders>
+            <w:top w:val="single" w:color="auto" w:sz="4" w:space="0"/>
+            <w:left w:val="single" w:color="auto" w:sz="4" w:space="0"/>
+            <w:bottom w:val="single" w:color="auto" w:sz="4" w:space="0"/>
+            <w:right w:val="single" w:color="auto" w:sz="4" w:space="0"/>
+            <w:insideH w:val="single" w:color="auto" w:sz="4" w:space="0"/>
+            <w:insideV w:val="single" w:color="auto" w:sz="4" w:space="0"/>
+          </w:tblBorders>
+          <w:tblCellMar>
+            <w:top w:w="0" w:type="dxa"/>
+            <w:left w:w="108" w:type="dxa"/>
+            <w:bottom w:w="0" w:type="dxa"/>
+            <w:right w:w="108" w:type="dxa"/>
+          </w:tblCellMar>
+        </w:tblPrEx>
+        <w:trPr>
+          <w:trHeight w:val="1909" w:hRule="atLeast"/>
+        </w:trPr>
+        <w:tc>
+          <w:tcPr>
+            <w:tcW w:w="2160" w:type="dxa"/>
+            <w:shd w:val="clear" w:color="auto" w:fill="auto"/>
+            <w:vAlign w:val="center"/>
+          </w:tcPr>
+          <w:p>
+            <w:pPr>
+              <w:widowControl w:val="0"/>
+              <w:jc w:val="left"/>
+              <w:rPr>
+                <w:rFonts w:hint="default" w:ascii="Times New Roman" w:hAnsi="Times New Roman" w:cs="Times New Roman"/>
+                <w:sz w:val="24"/>
+                <w:szCs w:val="24"/>
+                <w:vertAlign w:val="baseline"/>
+                <w:lang w:val="en-US"/>
+              </w:rPr>
+            </w:pPr>
+            <w:r>
+              <w:rPr>
+                <w:rFonts w:hint="default" w:ascii="Times New Roman" w:hAnsi="Times New Roman" w:eastAsia="SimSun" w:cs="Times New Roman"/>
+                <w:sz w:val="24"/>
+                <w:szCs w:val="24"/>
+              </w:rPr>
+              <w:t>Compile Electronic Invoices</w:t>
+            </w:r>
+          </w:p>
+        </w:tc>
+        <w:tc>
+          <w:tcPr>
+            <w:tcW w:w="7032" w:type="dxa"/>
+            <w:shd w:val="clear" w:color="auto" w:fill="auto"/>
+            <w:vAlign w:val="center"/>
+          </w:tcPr>
+          <w:p>
+            <w:pPr>
+              <w:widowControl w:val="0"/>
+              <w:numPr>
+                <w:ilvl w:val="0"/>
+                <w:numId w:val="15"/>
+              </w:numPr>
+              <w:tabs>
+                <w:tab w:val="clear" w:pos="420"/>
+              </w:tabs>
+              <w:ind w:left="420" w:leftChars="0" w:hanging="420" w:firstLineChars="0"/>
+              <w:jc w:val="both"/>
+              <w:rPr>
+                <w:rFonts w:hint="default" w:ascii="Times New Roman" w:hAnsi="Times New Roman" w:eastAsia="SimSun" w:cs="Times New Roman"/>
+                <w:sz w:val="24"/>
+                <w:szCs w:val="24"/>
+              </w:rPr>
+            </w:pPr>
+            <w:r>
+              <w:rPr>
+                <w:rFonts w:hint="default" w:ascii="Times New Roman" w:hAnsi="Times New Roman" w:eastAsia="SimSun" w:cs="Times New Roman"/>
+                <w:sz w:val="24"/>
+                <w:szCs w:val="24"/>
+              </w:rPr>
+              <w:t>Generate standardized digital invoice files featuring unique billing reference numbers, itemized charge descriptions, tax calculations, and corporate payment deadlines.</w:t>
+            </w:r>
+          </w:p>
+          <w:p>
+            <w:pPr>
+              <w:widowControl w:val="0"/>
+              <w:numPr>
+                <w:ilvl w:val="0"/>
+                <w:numId w:val="15"/>
+              </w:numPr>
+              <w:tabs>
+                <w:tab w:val="clear" w:pos="420"/>
+              </w:tabs>
+              <w:ind w:left="420" w:leftChars="0" w:hanging="420" w:firstLineChars="0"/>
+              <w:jc w:val="both"/>
+              <w:rPr>
+                <w:rFonts w:hint="default" w:ascii="Times New Roman" w:hAnsi="Times New Roman" w:eastAsia="SimSun" w:cs="Times New Roman"/>
+                <w:sz w:val="24"/>
+                <w:szCs w:val="24"/>
+              </w:rPr>
+            </w:pPr>
+            <w:r>
+              <w:rPr>
+                <w:rFonts w:hint="default" w:ascii="Times New Roman" w:hAnsi="Times New Roman" w:eastAsia="SimSun" w:cs="Times New Roman"/>
+                <w:sz w:val="24"/>
+                <w:szCs w:val="24"/>
+              </w:rPr>
+              <w:t>Store the newly compiled electronic documents securely within the central financial ledger database in an unalterable format.</w:t>
+            </w:r>
+          </w:p>
+        </w:tc>
+      </w:tr>
+      <w:tr>
+        <w:tblPrEx>
+          <w:tblBorders>
+            <w:top w:val="single" w:color="auto" w:sz="4" w:space="0"/>
+            <w:left w:val="single" w:color="auto" w:sz="4" w:space="0"/>
+            <w:bottom w:val="single" w:color="auto" w:sz="4" w:space="0"/>
+            <w:right w:val="single" w:color="auto" w:sz="4" w:space="0"/>
+            <w:insideH w:val="single" w:color="auto" w:sz="4" w:space="0"/>
+            <w:insideV w:val="single" w:color="auto" w:sz="4" w:space="0"/>
+          </w:tblBorders>
+          <w:tblCellMar>
+            <w:top w:w="0" w:type="dxa"/>
+            <w:left w:w="108" w:type="dxa"/>
+            <w:bottom w:w="0" w:type="dxa"/>
+            <w:right w:w="108" w:type="dxa"/>
+          </w:tblCellMar>
+        </w:tblPrEx>
+        <w:trPr>
+          <w:trHeight w:val="2055" w:hRule="atLeast"/>
+        </w:trPr>
+        <w:tc>
+          <w:tcPr>
+            <w:tcW w:w="2160" w:type="dxa"/>
+            <w:shd w:val="clear" w:color="auto" w:fill="auto"/>
+            <w:vAlign w:val="center"/>
+          </w:tcPr>
+          <w:p>
+            <w:pPr>
+              <w:widowControl w:val="0"/>
+              <w:jc w:val="left"/>
+              <w:rPr>
+                <w:rFonts w:hint="default" w:ascii="Times New Roman" w:hAnsi="Times New Roman" w:cs="Times New Roman"/>
+                <w:sz w:val="24"/>
+                <w:szCs w:val="24"/>
+                <w:vertAlign w:val="baseline"/>
+                <w:lang w:val="en-US"/>
+              </w:rPr>
+            </w:pPr>
+            <w:r>
+              <w:rPr>
+                <w:rFonts w:hint="default" w:ascii="Times New Roman" w:hAnsi="Times New Roman" w:eastAsia="SimSun" w:cs="Times New Roman"/>
+                <w:sz w:val="24"/>
+                <w:szCs w:val="24"/>
+              </w:rPr>
+              <w:t>Publish Financial Summaries</w:t>
+            </w:r>
+          </w:p>
+        </w:tc>
+        <w:tc>
+          <w:tcPr>
+            <w:tcW w:w="7032" w:type="dxa"/>
+            <w:shd w:val="clear" w:color="auto" w:fill="auto"/>
+            <w:vAlign w:val="center"/>
+          </w:tcPr>
+          <w:p>
+            <w:pPr>
+              <w:widowControl w:val="0"/>
+              <w:numPr>
+                <w:ilvl w:val="0"/>
+                <w:numId w:val="16"/>
+              </w:numPr>
+              <w:tabs>
+                <w:tab w:val="clear" w:pos="420"/>
+              </w:tabs>
+              <w:ind w:left="420" w:leftChars="0" w:hanging="420" w:firstLineChars="0"/>
+              <w:jc w:val="both"/>
+              <w:rPr>
+                <w:rFonts w:hint="default" w:ascii="Times New Roman" w:hAnsi="Times New Roman" w:eastAsia="SimSun" w:cs="Times New Roman"/>
+                <w:sz w:val="24"/>
+                <w:szCs w:val="24"/>
+              </w:rPr>
+            </w:pPr>
+            <w:r>
+              <w:rPr>
+                <w:rFonts w:hint="default" w:ascii="Times New Roman" w:hAnsi="Times New Roman" w:eastAsia="SimSun" w:cs="Times New Roman"/>
+                <w:sz w:val="24"/>
+                <w:szCs w:val="24"/>
+              </w:rPr>
+              <w:t>Automatically push the generated electronic invoice files directly to the designated partner supermarket client portal for immediate review.</w:t>
+            </w:r>
+          </w:p>
+          <w:p>
+            <w:pPr>
+              <w:widowControl w:val="0"/>
+              <w:numPr>
+                <w:ilvl w:val="0"/>
+                <w:numId w:val="16"/>
+              </w:numPr>
+              <w:tabs>
+                <w:tab w:val="clear" w:pos="420"/>
+              </w:tabs>
+              <w:ind w:left="420" w:leftChars="0" w:hanging="420" w:firstLineChars="0"/>
+              <w:jc w:val="both"/>
+              <w:rPr>
+                <w:rFonts w:hint="default" w:ascii="Times New Roman" w:hAnsi="Times New Roman" w:eastAsia="SimSun" w:cs="Times New Roman"/>
+                <w:sz w:val="24"/>
+                <w:szCs w:val="24"/>
+              </w:rPr>
+            </w:pPr>
+            <w:r>
+              <w:rPr>
+                <w:rFonts w:hint="default" w:ascii="Times New Roman" w:hAnsi="Times New Roman" w:eastAsia="SimSun" w:cs="Times New Roman"/>
+                <w:sz w:val="24"/>
+                <w:szCs w:val="24"/>
+              </w:rPr>
+              <w:t>Send automated email notifications containing summary billing attachments to pre-configured corporate accounting contact addresses.</w:t>
+            </w:r>
+          </w:p>
+        </w:tc>
+      </w:tr>
+      <w:tr>
+        <w:tblPrEx>
+          <w:tblBorders>
+            <w:top w:val="single" w:color="auto" w:sz="4" w:space="0"/>
+            <w:left w:val="single" w:color="auto" w:sz="4" w:space="0"/>
+            <w:bottom w:val="single" w:color="auto" w:sz="4" w:space="0"/>
+            <w:right w:val="single" w:color="auto" w:sz="4" w:space="0"/>
+            <w:insideH w:val="single" w:color="auto" w:sz="4" w:space="0"/>
+            <w:insideV w:val="single" w:color="auto" w:sz="4" w:space="0"/>
+          </w:tblBorders>
+          <w:tblCellMar>
+            <w:top w:w="0" w:type="dxa"/>
+            <w:left w:w="108" w:type="dxa"/>
+            <w:bottom w:w="0" w:type="dxa"/>
+            <w:right w:w="108" w:type="dxa"/>
+          </w:tblCellMar>
+        </w:tblPrEx>
+        <w:trPr>
+          <w:trHeight w:val="525" w:hRule="atLeast"/>
+        </w:trPr>
+        <w:tc>
+          <w:tcPr>
+            <w:tcW w:w="2160" w:type="dxa"/>
+            <w:shd w:val="clear" w:color="auto" w:fill="FEF2CB" w:themeFill="accent3" w:themeFillTint="32"/>
+            <w:vAlign w:val="center"/>
+          </w:tcPr>
+          <w:p>
+            <w:pPr>
+              <w:widowControl w:val="0"/>
+              <w:jc w:val="center"/>
+              <w:rPr>
+                <w:rFonts w:hint="default" w:ascii="Times New Roman" w:hAnsi="Times New Roman" w:cs="Times New Roman"/>
+                <w:sz w:val="28"/>
+                <w:szCs w:val="28"/>
+                <w:vertAlign w:val="baseline"/>
+                <w:lang w:val="en-US"/>
+              </w:rPr>
+            </w:pPr>
+            <w:r>
+              <w:rPr>
+                <w:rFonts w:hint="default" w:ascii="Times New Roman" w:hAnsi="Times New Roman" w:cs="Times New Roman"/>
+                <w:sz w:val="28"/>
+                <w:szCs w:val="28"/>
+                <w:vertAlign w:val="baseline"/>
+                <w:lang w:val="en-US"/>
+              </w:rPr>
+              <w:t>Variant</w:t>
+            </w:r>
+          </w:p>
+        </w:tc>
+        <w:tc>
+          <w:tcPr>
+            <w:tcW w:w="7032" w:type="dxa"/>
+            <w:shd w:val="clear" w:color="auto" w:fill="D4F4F1" w:themeFill="accent5" w:themeFillTint="32"/>
+            <w:vAlign w:val="center"/>
+          </w:tcPr>
+          <w:p>
+            <w:pPr>
+              <w:widowControl w:val="0"/>
+              <w:jc w:val="center"/>
+              <w:rPr>
+                <w:rFonts w:hint="default" w:ascii="Times New Roman" w:hAnsi="Times New Roman" w:cs="Times New Roman" w:eastAsiaTheme="minorEastAsia"/>
+                <w:sz w:val="28"/>
+                <w:szCs w:val="28"/>
+                <w:vertAlign w:val="baseline"/>
+                <w:lang w:val="en-US" w:eastAsia="zh-CN" w:bidi="ar-SA"/>
+              </w:rPr>
+            </w:pPr>
+            <w:r>
+              <w:rPr>
+                <w:rFonts w:hint="default" w:ascii="Times New Roman" w:hAnsi="Times New Roman" w:cs="Times New Roman"/>
+                <w:sz w:val="28"/>
+                <w:szCs w:val="28"/>
+                <w:vertAlign w:val="baseline"/>
+                <w:lang w:val="en-US"/>
+              </w:rPr>
+              <w:t>Example Solution (Funtional Requirement)</w:t>
+            </w:r>
+          </w:p>
+        </w:tc>
+      </w:tr>
+      <w:tr>
+        <w:tblPrEx>
+          <w:tblBorders>
+            <w:top w:val="single" w:color="auto" w:sz="4" w:space="0"/>
+            <w:left w:val="single" w:color="auto" w:sz="4" w:space="0"/>
+            <w:bottom w:val="single" w:color="auto" w:sz="4" w:space="0"/>
+            <w:right w:val="single" w:color="auto" w:sz="4" w:space="0"/>
+            <w:insideH w:val="single" w:color="auto" w:sz="4" w:space="0"/>
+            <w:insideV w:val="single" w:color="auto" w:sz="4" w:space="0"/>
+          </w:tblBorders>
+          <w:tblCellMar>
+            <w:top w:w="0" w:type="dxa"/>
+            <w:left w:w="108" w:type="dxa"/>
+            <w:bottom w:w="0" w:type="dxa"/>
+            <w:right w:w="108" w:type="dxa"/>
+          </w:tblCellMar>
+        </w:tblPrEx>
+        <w:trPr>
+          <w:trHeight w:val="1273" w:hRule="atLeast"/>
+        </w:trPr>
+        <w:tc>
+          <w:tcPr>
+            <w:tcW w:w="2160" w:type="dxa"/>
+            <w:shd w:val="clear" w:color="auto" w:fill="auto"/>
+            <w:vAlign w:val="center"/>
+          </w:tcPr>
+          <w:p>
+            <w:pPr>
+              <w:widowControl w:val="0"/>
+              <w:jc w:val="left"/>
+              <w:rPr>
+                <w:rFonts w:hint="default" w:ascii="Times New Roman" w:hAnsi="Times New Roman" w:eastAsia="SimSun" w:cs="Times New Roman"/>
+                <w:sz w:val="24"/>
+                <w:szCs w:val="24"/>
+                <w:vertAlign w:val="baseline"/>
+                <w:lang w:val="en-US"/>
+              </w:rPr>
+            </w:pPr>
+            <w:r>
+              <w:rPr>
+                <w:rFonts w:hint="default" w:ascii="Times New Roman" w:hAnsi="Times New Roman" w:eastAsia="SimSun" w:cs="Times New Roman"/>
+                <w:sz w:val="24"/>
+                <w:szCs w:val="24"/>
+              </w:rPr>
+              <w:t>Consolidated Periodic Billing</w:t>
+            </w:r>
+          </w:p>
+        </w:tc>
+        <w:tc>
+          <w:tcPr>
+            <w:tcW w:w="7032" w:type="dxa"/>
+            <w:shd w:val="clear" w:color="auto" w:fill="auto"/>
+            <w:vAlign w:val="center"/>
+          </w:tcPr>
+          <w:p>
+            <w:pPr>
+              <w:widowControl w:val="0"/>
+              <w:numPr>
+                <w:ilvl w:val="0"/>
+                <w:numId w:val="17"/>
+              </w:numPr>
+              <w:ind w:left="420" w:leftChars="0" w:hanging="420" w:firstLineChars="0"/>
+              <w:jc w:val="both"/>
+              <w:rPr>
+                <w:rFonts w:hint="default" w:ascii="Times New Roman" w:hAnsi="Times New Roman" w:eastAsia="SimSun" w:cs="Times New Roman"/>
+                <w:sz w:val="24"/>
+                <w:szCs w:val="24"/>
+                <w:vertAlign w:val="baseline"/>
+                <w:lang w:val="en-US"/>
+              </w:rPr>
+            </w:pPr>
+            <w:r>
+              <w:rPr>
+                <w:rFonts w:hint="default" w:ascii="Times New Roman" w:hAnsi="Times New Roman" w:eastAsia="SimSun" w:cs="Times New Roman"/>
+                <w:sz w:val="24"/>
+                <w:szCs w:val="24"/>
+              </w:rPr>
+              <w:t>Instead of generating standalone invoices per delivery, the system aggregates all completed trip data for a specific supermarket chain over a weekly or monthly cycle to produce a single consolidated billing statement.</w:t>
+            </w:r>
+          </w:p>
+        </w:tc>
+      </w:tr>
+      <w:tr>
+        <w:tblPrEx>
+          <w:tblBorders>
+            <w:top w:val="single" w:color="auto" w:sz="4" w:space="0"/>
+            <w:left w:val="single" w:color="auto" w:sz="4" w:space="0"/>
+            <w:bottom w:val="single" w:color="auto" w:sz="4" w:space="0"/>
+            <w:right w:val="single" w:color="auto" w:sz="4" w:space="0"/>
+            <w:insideH w:val="single" w:color="auto" w:sz="4" w:space="0"/>
+            <w:insideV w:val="single" w:color="auto" w:sz="4" w:space="0"/>
+          </w:tblBorders>
+          <w:tblCellMar>
+            <w:top w:w="0" w:type="dxa"/>
+            <w:left w:w="108" w:type="dxa"/>
+            <w:bottom w:w="0" w:type="dxa"/>
+            <w:right w:w="108" w:type="dxa"/>
+          </w:tblCellMar>
+        </w:tblPrEx>
+        <w:trPr>
+          <w:trHeight w:val="1463" w:hRule="atLeast"/>
+        </w:trPr>
+        <w:tc>
+          <w:tcPr>
+            <w:tcW w:w="2160" w:type="dxa"/>
+            <w:shd w:val="clear" w:color="auto" w:fill="auto"/>
+            <w:vAlign w:val="center"/>
+          </w:tcPr>
+          <w:p>
+            <w:pPr>
+              <w:widowControl w:val="0"/>
+              <w:jc w:val="left"/>
+              <w:rPr>
+                <w:rFonts w:hint="default" w:ascii="Times New Roman" w:hAnsi="Times New Roman" w:eastAsia="SimSun" w:cs="Times New Roman"/>
+                <w:sz w:val="24"/>
+                <w:szCs w:val="24"/>
+                <w:vertAlign w:val="baseline"/>
+                <w:lang w:val="en-US"/>
+              </w:rPr>
+            </w:pPr>
+            <w:r>
+              <w:rPr>
+                <w:rFonts w:hint="default" w:ascii="Times New Roman" w:hAnsi="Times New Roman" w:eastAsia="SimSun" w:cs="Times New Roman"/>
+                <w:sz w:val="24"/>
+                <w:szCs w:val="24"/>
+              </w:rPr>
+              <w:t>Dynamic Currency Conversion</w:t>
+            </w:r>
+          </w:p>
+        </w:tc>
+        <w:tc>
+          <w:tcPr>
+            <w:tcW w:w="7032" w:type="dxa"/>
+            <w:shd w:val="clear" w:color="auto" w:fill="auto"/>
+            <w:vAlign w:val="center"/>
+          </w:tcPr>
+          <w:p>
+            <w:pPr>
+              <w:widowControl w:val="0"/>
+              <w:numPr>
+                <w:ilvl w:val="0"/>
+                <w:numId w:val="18"/>
+              </w:numPr>
+              <w:ind w:left="420" w:leftChars="0" w:hanging="420" w:firstLineChars="0"/>
+              <w:jc w:val="both"/>
+              <w:rPr>
+                <w:rFonts w:hint="default" w:ascii="Times New Roman" w:hAnsi="Times New Roman" w:eastAsia="SimSun" w:cs="Times New Roman"/>
+                <w:sz w:val="24"/>
+                <w:szCs w:val="24"/>
+                <w:vertAlign w:val="baseline"/>
+                <w:lang w:val="en-US"/>
+              </w:rPr>
+            </w:pPr>
+            <w:r>
+              <w:rPr>
+                <w:rFonts w:hint="default" w:ascii="Times New Roman" w:hAnsi="Times New Roman" w:eastAsia="SimSun" w:cs="Times New Roman"/>
+                <w:sz w:val="24"/>
+                <w:szCs w:val="24"/>
+              </w:rPr>
+              <w:t>The system automatically checks active international exchange rate registries to convert and display invoice totals in multiple supported currencies for multinational enterprise clients.</w:t>
+            </w:r>
+          </w:p>
+        </w:tc>
+      </w:tr>
+    </w:tbl>
+    <w:p>
+      <w:pPr>
+        <w:rPr>
+          <w:rStyle w:val="15"/>
+          <w:rFonts w:hint="default" w:cs="Times New Roman"/>
+          <w:sz w:val="28"/>
+          <w:szCs w:val="28"/>
+          <w:lang w:val="en-US"/>
+        </w:rPr>
+      </w:pPr>
+    </w:p>
+    <w:p>
+      <w:pPr>
+        <w:rPr>
+          <w:rStyle w:val="15"/>
+          <w:rFonts w:hint="default" w:cs="Times New Roman"/>
+          <w:sz w:val="28"/>
+          <w:szCs w:val="28"/>
+          <w:lang w:val="en-US"/>
+        </w:rPr>
+      </w:pPr>
+    </w:p>
+    <w:p>
+      <w:pPr>
+        <w:rPr>
+          <w:rStyle w:val="15"/>
+          <w:rFonts w:hint="default" w:cs="Times New Roman"/>
+          <w:sz w:val="28"/>
+          <w:szCs w:val="28"/>
+          <w:lang w:val="en-US"/>
+        </w:rPr>
+      </w:pPr>
+    </w:p>
+    <w:p>
+      <w:pPr>
+        <w:rPr>
+          <w:rStyle w:val="15"/>
+          <w:rFonts w:hint="default" w:cs="Times New Roman"/>
+          <w:sz w:val="28"/>
+          <w:szCs w:val="28"/>
+          <w:lang w:val="en-US"/>
+        </w:rPr>
+      </w:pPr>
+    </w:p>
+    <w:p>
+      <w:pPr>
+        <w:rPr>
+          <w:rStyle w:val="15"/>
+          <w:rFonts w:hint="default" w:cs="Times New Roman"/>
+          <w:sz w:val="28"/>
+          <w:szCs w:val="28"/>
+          <w:lang w:val="en-US"/>
+        </w:rPr>
+      </w:pPr>
+    </w:p>
+    <w:p>
+      <w:pPr>
+        <w:rPr>
+          <w:rStyle w:val="15"/>
+          <w:rFonts w:hint="default" w:cs="Times New Roman"/>
+          <w:sz w:val="28"/>
+          <w:szCs w:val="28"/>
+          <w:lang w:val="en-US"/>
+        </w:rPr>
+      </w:pPr>
+    </w:p>
+    <w:p>
+      <w:pPr>
+        <w:rPr>
+          <w:rStyle w:val="15"/>
+          <w:rFonts w:hint="default" w:cs="Times New Roman"/>
+          <w:sz w:val="28"/>
+          <w:szCs w:val="28"/>
+          <w:lang w:val="en-US"/>
+        </w:rPr>
+      </w:pPr>
+    </w:p>
+    <w:p>
+      <w:pPr>
+        <w:rPr>
+          <w:rStyle w:val="15"/>
+          <w:rFonts w:hint="default" w:cs="Times New Roman"/>
+          <w:sz w:val="28"/>
+          <w:szCs w:val="28"/>
+          <w:lang w:val="en-US"/>
+        </w:rPr>
+      </w:pPr>
+    </w:p>
+    <w:p>
+      <w:pPr>
+        <w:rPr>
+          <w:rStyle w:val="15"/>
+          <w:rFonts w:hint="default" w:cs="Times New Roman"/>
+          <w:sz w:val="28"/>
+          <w:szCs w:val="28"/>
+          <w:lang w:val="en-US"/>
+        </w:rPr>
+      </w:pPr>
+    </w:p>
+    <w:p>
+      <w:pPr>
+        <w:pStyle w:val="3"/>
+        <w:bidi w:val="0"/>
+        <w:spacing w:line="240" w:lineRule="auto"/>
+        <w:ind w:left="400" w:leftChars="100" w:firstLine="0" w:firstLineChars="0"/>
+        <w:rPr>
+          <w:rFonts w:hint="default" w:cs="Times New Roman"/>
+          <w:lang w:val="en-US"/>
+        </w:rPr>
+      </w:pPr>
+      <w:bookmarkStart w:id="23" w:name="_Toc18135"/>
+      <w:r>
+        <w:rPr>
+          <w:rFonts w:hint="default" w:cs="Times New Roman"/>
+          <w:lang w:val="en-US"/>
+        </w:rPr>
+        <w:t>4</w:t>
+      </w:r>
+      <w:r>
+        <w:rPr>
+          <w:rFonts w:hint="default" w:ascii="Times New Roman" w:hAnsi="Times New Roman" w:cs="Times New Roman"/>
+          <w:lang w:val="en-US"/>
+        </w:rPr>
+        <w:t>.</w:t>
+      </w:r>
+      <w:r>
+        <w:rPr>
+          <w:rFonts w:hint="default" w:cs="Times New Roman"/>
+          <w:lang w:val="en-US"/>
+        </w:rPr>
+        <w:t>10</w:t>
+      </w:r>
+      <w:r>
+        <w:rPr>
+          <w:rFonts w:hint="default" w:ascii="Times New Roman" w:hAnsi="Times New Roman" w:cs="Times New Roman"/>
+          <w:lang w:val="en-US"/>
+        </w:rPr>
+        <w:t xml:space="preserve"> </w:t>
+      </w:r>
+      <w:r>
+        <w:rPr>
+          <w:rStyle w:val="15"/>
+          <w:rFonts w:hint="default" w:cs="Times New Roman"/>
+          <w:b/>
+          <w:bCs/>
+          <w:sz w:val="28"/>
+          <w:szCs w:val="28"/>
+          <w:lang w:val="en-US"/>
+        </w:rPr>
         <w:t>Payment Reconciliation</w:t>
       </w:r>
+      <w:bookmarkEnd w:id="23"/>
     </w:p>
     <w:tbl>
       <w:tblPr>

--- a/Assignments/Assignment1/Team Report.docx
+++ b/Assignments/Assignment1/Team Report.docx
@@ -966,8 +966,6 @@
           <w:lang w:val="en-US"/>
         </w:rPr>
       </w:pPr>
-      <w:bookmarkStart w:id="24" w:name="_GoBack"/>
-      <w:bookmarkEnd w:id="24"/>
     </w:p>
     <w:p>
       <w:pPr>
@@ -1377,38 +1375,12 @@
       </w:r>
       <w:r>
         <w:rPr>
-          <w:sz w:val="28"/>
-          <w:szCs w:val="28"/>
-        </w:rPr>
-        <w:fldChar w:fldCharType="begin"/>
-      </w:r>
-      <w:r>
-        <w:rPr>
-          <w:sz w:val="28"/>
-          <w:szCs w:val="28"/>
-        </w:rPr>
-        <w:instrText xml:space="preserve"> PAGEREF _Toc4876 \h </w:instrText>
-      </w:r>
-      <w:r>
-        <w:rPr>
-          <w:sz w:val="28"/>
-          <w:szCs w:val="28"/>
-        </w:rPr>
-        <w:fldChar w:fldCharType="separate"/>
-      </w:r>
-      <w:r>
-        <w:rPr>
-          <w:sz w:val="28"/>
-          <w:szCs w:val="28"/>
-        </w:rPr>
-        <w:t>4</w:t>
-      </w:r>
-      <w:r>
-        <w:rPr>
-          <w:sz w:val="28"/>
-          <w:szCs w:val="28"/>
-        </w:rPr>
-        <w:fldChar w:fldCharType="end"/>
+          <w:rFonts w:hint="default"/>
+          <w:sz w:val="28"/>
+          <w:szCs w:val="28"/>
+          <w:lang w:val="en-US"/>
+        </w:rPr>
+        <w:t>5</w:t>
       </w:r>
       <w:r>
         <w:rPr>
@@ -1477,38 +1449,12 @@
       </w:r>
       <w:r>
         <w:rPr>
-          <w:sz w:val="28"/>
-          <w:szCs w:val="28"/>
-        </w:rPr>
-        <w:fldChar w:fldCharType="begin"/>
-      </w:r>
-      <w:r>
-        <w:rPr>
-          <w:sz w:val="28"/>
-          <w:szCs w:val="28"/>
-        </w:rPr>
-        <w:instrText xml:space="preserve"> PAGEREF _Toc14437 \h </w:instrText>
-      </w:r>
-      <w:r>
-        <w:rPr>
-          <w:sz w:val="28"/>
-          <w:szCs w:val="28"/>
-        </w:rPr>
-        <w:fldChar w:fldCharType="separate"/>
-      </w:r>
-      <w:r>
-        <w:rPr>
-          <w:sz w:val="28"/>
-          <w:szCs w:val="28"/>
-        </w:rPr>
-        <w:t>4</w:t>
-      </w:r>
-      <w:r>
-        <w:rPr>
-          <w:sz w:val="28"/>
-          <w:szCs w:val="28"/>
-        </w:rPr>
-        <w:fldChar w:fldCharType="end"/>
+          <w:rFonts w:hint="default"/>
+          <w:sz w:val="28"/>
+          <w:szCs w:val="28"/>
+          <w:lang w:val="en-US"/>
+        </w:rPr>
+        <w:t>5</w:t>
       </w:r>
       <w:r>
         <w:rPr>
@@ -1577,38 +1523,12 @@
       </w:r>
       <w:r>
         <w:rPr>
-          <w:sz w:val="28"/>
-          <w:szCs w:val="28"/>
-        </w:rPr>
-        <w:fldChar w:fldCharType="begin"/>
-      </w:r>
-      <w:r>
-        <w:rPr>
-          <w:sz w:val="28"/>
-          <w:szCs w:val="28"/>
-        </w:rPr>
-        <w:instrText xml:space="preserve"> PAGEREF _Toc7289 \h </w:instrText>
-      </w:r>
-      <w:r>
-        <w:rPr>
-          <w:sz w:val="28"/>
-          <w:szCs w:val="28"/>
-        </w:rPr>
-        <w:fldChar w:fldCharType="separate"/>
-      </w:r>
-      <w:r>
-        <w:rPr>
-          <w:sz w:val="28"/>
-          <w:szCs w:val="28"/>
-        </w:rPr>
-        <w:t>4</w:t>
-      </w:r>
-      <w:r>
-        <w:rPr>
-          <w:sz w:val="28"/>
-          <w:szCs w:val="28"/>
-        </w:rPr>
-        <w:fldChar w:fldCharType="end"/>
+          <w:rFonts w:hint="default"/>
+          <w:sz w:val="28"/>
+          <w:szCs w:val="28"/>
+          <w:lang w:val="en-US"/>
+        </w:rPr>
+        <w:t>5</w:t>
       </w:r>
       <w:r>
         <w:rPr>
@@ -1677,38 +1597,12 @@
       </w:r>
       <w:r>
         <w:rPr>
-          <w:sz w:val="28"/>
-          <w:szCs w:val="28"/>
-        </w:rPr>
-        <w:fldChar w:fldCharType="begin"/>
-      </w:r>
-      <w:r>
-        <w:rPr>
-          <w:sz w:val="28"/>
-          <w:szCs w:val="28"/>
-        </w:rPr>
-        <w:instrText xml:space="preserve"> PAGEREF _Toc28948 \h </w:instrText>
-      </w:r>
-      <w:r>
-        <w:rPr>
-          <w:sz w:val="28"/>
-          <w:szCs w:val="28"/>
-        </w:rPr>
-        <w:fldChar w:fldCharType="separate"/>
-      </w:r>
-      <w:r>
-        <w:rPr>
-          <w:sz w:val="28"/>
-          <w:szCs w:val="28"/>
-        </w:rPr>
-        <w:t>5</w:t>
-      </w:r>
-      <w:r>
-        <w:rPr>
-          <w:sz w:val="28"/>
-          <w:szCs w:val="28"/>
-        </w:rPr>
-        <w:fldChar w:fldCharType="end"/>
+          <w:rFonts w:hint="default"/>
+          <w:sz w:val="28"/>
+          <w:szCs w:val="28"/>
+          <w:lang w:val="en-US"/>
+        </w:rPr>
+        <w:t>6</w:t>
       </w:r>
       <w:r>
         <w:rPr>
@@ -1777,38 +1671,12 @@
       </w:r>
       <w:r>
         <w:rPr>
-          <w:sz w:val="28"/>
-          <w:szCs w:val="28"/>
-        </w:rPr>
-        <w:fldChar w:fldCharType="begin"/>
-      </w:r>
-      <w:r>
-        <w:rPr>
-          <w:sz w:val="28"/>
-          <w:szCs w:val="28"/>
-        </w:rPr>
-        <w:instrText xml:space="preserve"> PAGEREF _Toc14638 \h </w:instrText>
-      </w:r>
-      <w:r>
-        <w:rPr>
-          <w:sz w:val="28"/>
-          <w:szCs w:val="28"/>
-        </w:rPr>
-        <w:fldChar w:fldCharType="separate"/>
-      </w:r>
-      <w:r>
-        <w:rPr>
-          <w:sz w:val="28"/>
-          <w:szCs w:val="28"/>
-        </w:rPr>
-        <w:t>6</w:t>
-      </w:r>
-      <w:r>
-        <w:rPr>
-          <w:sz w:val="28"/>
-          <w:szCs w:val="28"/>
-        </w:rPr>
-        <w:fldChar w:fldCharType="end"/>
+          <w:rFonts w:hint="default"/>
+          <w:sz w:val="28"/>
+          <w:szCs w:val="28"/>
+          <w:lang w:val="en-US"/>
+        </w:rPr>
+        <w:t>7</w:t>
       </w:r>
       <w:r>
         <w:rPr>
@@ -1877,38 +1745,12 @@
       </w:r>
       <w:r>
         <w:rPr>
-          <w:sz w:val="28"/>
-          <w:szCs w:val="28"/>
-        </w:rPr>
-        <w:fldChar w:fldCharType="begin"/>
-      </w:r>
-      <w:r>
-        <w:rPr>
-          <w:sz w:val="28"/>
-          <w:szCs w:val="28"/>
-        </w:rPr>
-        <w:instrText xml:space="preserve"> PAGEREF _Toc30163 \h </w:instrText>
-      </w:r>
-      <w:r>
-        <w:rPr>
-          <w:sz w:val="28"/>
-          <w:szCs w:val="28"/>
-        </w:rPr>
-        <w:fldChar w:fldCharType="separate"/>
-      </w:r>
-      <w:r>
-        <w:rPr>
-          <w:sz w:val="28"/>
-          <w:szCs w:val="28"/>
-        </w:rPr>
-        <w:t>6</w:t>
-      </w:r>
-      <w:r>
-        <w:rPr>
-          <w:sz w:val="28"/>
-          <w:szCs w:val="28"/>
-        </w:rPr>
-        <w:fldChar w:fldCharType="end"/>
+          <w:rFonts w:hint="default"/>
+          <w:sz w:val="28"/>
+          <w:szCs w:val="28"/>
+          <w:lang w:val="en-US"/>
+        </w:rPr>
+        <w:t>7</w:t>
       </w:r>
       <w:r>
         <w:rPr>
@@ -1977,38 +1819,12 @@
       </w:r>
       <w:r>
         <w:rPr>
-          <w:sz w:val="28"/>
-          <w:szCs w:val="28"/>
-        </w:rPr>
-        <w:fldChar w:fldCharType="begin"/>
-      </w:r>
-      <w:r>
-        <w:rPr>
-          <w:sz w:val="28"/>
-          <w:szCs w:val="28"/>
-        </w:rPr>
-        <w:instrText xml:space="preserve"> PAGEREF _Toc3325 \h </w:instrText>
-      </w:r>
-      <w:r>
-        <w:rPr>
-          <w:sz w:val="28"/>
-          <w:szCs w:val="28"/>
-        </w:rPr>
-        <w:fldChar w:fldCharType="separate"/>
-      </w:r>
-      <w:r>
-        <w:rPr>
-          <w:sz w:val="28"/>
-          <w:szCs w:val="28"/>
-        </w:rPr>
-        <w:t>6</w:t>
-      </w:r>
-      <w:r>
-        <w:rPr>
-          <w:sz w:val="28"/>
-          <w:szCs w:val="28"/>
-        </w:rPr>
-        <w:fldChar w:fldCharType="end"/>
+          <w:rFonts w:hint="default"/>
+          <w:sz w:val="28"/>
+          <w:szCs w:val="28"/>
+          <w:lang w:val="en-US"/>
+        </w:rPr>
+        <w:t>7</w:t>
       </w:r>
       <w:r>
         <w:rPr>
@@ -2077,38 +1893,12 @@
       </w:r>
       <w:r>
         <w:rPr>
-          <w:sz w:val="28"/>
-          <w:szCs w:val="28"/>
-        </w:rPr>
-        <w:fldChar w:fldCharType="begin"/>
-      </w:r>
-      <w:r>
-        <w:rPr>
-          <w:sz w:val="28"/>
-          <w:szCs w:val="28"/>
-        </w:rPr>
-        <w:instrText xml:space="preserve"> PAGEREF _Toc31842 \h </w:instrText>
-      </w:r>
-      <w:r>
-        <w:rPr>
-          <w:sz w:val="28"/>
-          <w:szCs w:val="28"/>
-        </w:rPr>
-        <w:fldChar w:fldCharType="separate"/>
-      </w:r>
-      <w:r>
-        <w:rPr>
-          <w:sz w:val="28"/>
-          <w:szCs w:val="28"/>
-        </w:rPr>
-        <w:t>6</w:t>
-      </w:r>
-      <w:r>
-        <w:rPr>
-          <w:sz w:val="28"/>
-          <w:szCs w:val="28"/>
-        </w:rPr>
-        <w:fldChar w:fldCharType="end"/>
+          <w:rFonts w:hint="default"/>
+          <w:sz w:val="28"/>
+          <w:szCs w:val="28"/>
+          <w:lang w:val="en-US"/>
+        </w:rPr>
+        <w:t>7</w:t>
       </w:r>
       <w:r>
         <w:rPr>
@@ -2177,38 +1967,12 @@
       </w:r>
       <w:r>
         <w:rPr>
-          <w:sz w:val="28"/>
-          <w:szCs w:val="28"/>
-        </w:rPr>
-        <w:fldChar w:fldCharType="begin"/>
-      </w:r>
-      <w:r>
-        <w:rPr>
-          <w:sz w:val="28"/>
-          <w:szCs w:val="28"/>
-        </w:rPr>
-        <w:instrText xml:space="preserve"> PAGEREF _Toc31478 \h </w:instrText>
-      </w:r>
-      <w:r>
-        <w:rPr>
-          <w:sz w:val="28"/>
-          <w:szCs w:val="28"/>
-        </w:rPr>
-        <w:fldChar w:fldCharType="separate"/>
-      </w:r>
-      <w:r>
-        <w:rPr>
-          <w:sz w:val="28"/>
-          <w:szCs w:val="28"/>
-        </w:rPr>
-        <w:t>7</w:t>
-      </w:r>
-      <w:r>
-        <w:rPr>
-          <w:sz w:val="28"/>
-          <w:szCs w:val="28"/>
-        </w:rPr>
-        <w:fldChar w:fldCharType="end"/>
+          <w:rFonts w:hint="default"/>
+          <w:sz w:val="28"/>
+          <w:szCs w:val="28"/>
+          <w:lang w:val="en-US"/>
+        </w:rPr>
+        <w:t>8</w:t>
       </w:r>
       <w:r>
         <w:rPr>
@@ -2277,38 +2041,12 @@
       </w:r>
       <w:r>
         <w:rPr>
-          <w:sz w:val="28"/>
-          <w:szCs w:val="28"/>
-        </w:rPr>
-        <w:fldChar w:fldCharType="begin"/>
-      </w:r>
-      <w:r>
-        <w:rPr>
-          <w:sz w:val="28"/>
-          <w:szCs w:val="28"/>
-        </w:rPr>
-        <w:instrText xml:space="preserve"> PAGEREF _Toc5791 \h </w:instrText>
-      </w:r>
-      <w:r>
-        <w:rPr>
-          <w:sz w:val="28"/>
-          <w:szCs w:val="28"/>
-        </w:rPr>
-        <w:fldChar w:fldCharType="separate"/>
-      </w:r>
-      <w:r>
-        <w:rPr>
-          <w:sz w:val="28"/>
-          <w:szCs w:val="28"/>
-        </w:rPr>
-        <w:t>7</w:t>
-      </w:r>
-      <w:r>
-        <w:rPr>
-          <w:sz w:val="28"/>
-          <w:szCs w:val="28"/>
-        </w:rPr>
-        <w:fldChar w:fldCharType="end"/>
+          <w:rFonts w:hint="default"/>
+          <w:sz w:val="28"/>
+          <w:szCs w:val="28"/>
+          <w:lang w:val="en-US"/>
+        </w:rPr>
+        <w:t>8</w:t>
       </w:r>
       <w:r>
         <w:rPr>
@@ -2377,38 +2115,12 @@
       </w:r>
       <w:r>
         <w:rPr>
-          <w:sz w:val="28"/>
-          <w:szCs w:val="28"/>
-        </w:rPr>
-        <w:fldChar w:fldCharType="begin"/>
-      </w:r>
-      <w:r>
-        <w:rPr>
-          <w:sz w:val="28"/>
-          <w:szCs w:val="28"/>
-        </w:rPr>
-        <w:instrText xml:space="preserve"> PAGEREF _Toc17511 \h </w:instrText>
-      </w:r>
-      <w:r>
-        <w:rPr>
-          <w:sz w:val="28"/>
-          <w:szCs w:val="28"/>
-        </w:rPr>
-        <w:fldChar w:fldCharType="separate"/>
-      </w:r>
-      <w:r>
-        <w:rPr>
-          <w:sz w:val="28"/>
-          <w:szCs w:val="28"/>
-        </w:rPr>
-        <w:t>7</w:t>
-      </w:r>
-      <w:r>
-        <w:rPr>
-          <w:sz w:val="28"/>
-          <w:szCs w:val="28"/>
-        </w:rPr>
-        <w:fldChar w:fldCharType="end"/>
+          <w:rFonts w:hint="default"/>
+          <w:sz w:val="28"/>
+          <w:szCs w:val="28"/>
+          <w:lang w:val="en-US"/>
+        </w:rPr>
+        <w:t>8</w:t>
       </w:r>
       <w:r>
         <w:rPr>
@@ -2477,38 +2189,12 @@
       </w:r>
       <w:r>
         <w:rPr>
-          <w:sz w:val="28"/>
-          <w:szCs w:val="28"/>
-        </w:rPr>
-        <w:fldChar w:fldCharType="begin"/>
-      </w:r>
-      <w:r>
-        <w:rPr>
-          <w:sz w:val="28"/>
-          <w:szCs w:val="28"/>
-        </w:rPr>
-        <w:instrText xml:space="preserve"> PAGEREF _Toc9211 \h </w:instrText>
-      </w:r>
-      <w:r>
-        <w:rPr>
-          <w:sz w:val="28"/>
-          <w:szCs w:val="28"/>
-        </w:rPr>
-        <w:fldChar w:fldCharType="separate"/>
-      </w:r>
-      <w:r>
-        <w:rPr>
-          <w:sz w:val="28"/>
-          <w:szCs w:val="28"/>
-        </w:rPr>
-        <w:t>8</w:t>
-      </w:r>
-      <w:r>
-        <w:rPr>
-          <w:sz w:val="28"/>
-          <w:szCs w:val="28"/>
-        </w:rPr>
-        <w:fldChar w:fldCharType="end"/>
+          <w:rFonts w:hint="default"/>
+          <w:sz w:val="28"/>
+          <w:szCs w:val="28"/>
+          <w:lang w:val="en-US"/>
+        </w:rPr>
+        <w:t>9</w:t>
       </w:r>
       <w:r>
         <w:rPr>
@@ -2577,38 +2263,12 @@
       </w:r>
       <w:r>
         <w:rPr>
-          <w:sz w:val="28"/>
-          <w:szCs w:val="28"/>
-        </w:rPr>
-        <w:fldChar w:fldCharType="begin"/>
-      </w:r>
-      <w:r>
-        <w:rPr>
-          <w:sz w:val="28"/>
-          <w:szCs w:val="28"/>
-        </w:rPr>
-        <w:instrText xml:space="preserve"> PAGEREF _Toc18664 \h </w:instrText>
-      </w:r>
-      <w:r>
-        <w:rPr>
-          <w:sz w:val="28"/>
-          <w:szCs w:val="28"/>
-        </w:rPr>
-        <w:fldChar w:fldCharType="separate"/>
-      </w:r>
-      <w:r>
-        <w:rPr>
-          <w:sz w:val="28"/>
-          <w:szCs w:val="28"/>
-        </w:rPr>
-        <w:t>8</w:t>
-      </w:r>
-      <w:r>
-        <w:rPr>
-          <w:sz w:val="28"/>
-          <w:szCs w:val="28"/>
-        </w:rPr>
-        <w:fldChar w:fldCharType="end"/>
+          <w:rFonts w:hint="default"/>
+          <w:sz w:val="28"/>
+          <w:szCs w:val="28"/>
+          <w:lang w:val="en-US"/>
+        </w:rPr>
+        <w:t>9</w:t>
       </w:r>
       <w:r>
         <w:rPr>
@@ -2628,17 +2288,19 @@
         </w:tabs>
         <w:ind w:left="0" w:leftChars="0" w:firstLine="0" w:firstLineChars="0"/>
         <w:rPr>
-          <w:sz w:val="28"/>
-          <w:szCs w:val="28"/>
-        </w:rPr>
-      </w:pPr>
-      <w:r>
-        <w:rPr>
           <w:rFonts w:hint="default"/>
           <w:sz w:val="28"/>
           <w:szCs w:val="28"/>
           <w:lang w:val="en-US"/>
         </w:rPr>
+      </w:pPr>
+      <w:r>
+        <w:rPr>
+          <w:rFonts w:hint="default"/>
+          <w:sz w:val="28"/>
+          <w:szCs w:val="28"/>
+          <w:lang w:val="en-US"/>
+        </w:rPr>
         <w:fldChar w:fldCharType="begin"/>
       </w:r>
       <w:r>
@@ -2704,36 +2366,19 @@
       </w:r>
       <w:r>
         <w:rPr>
-          <w:sz w:val="28"/>
-          <w:szCs w:val="28"/>
-        </w:rPr>
-        <w:fldChar w:fldCharType="begin"/>
-      </w:r>
-      <w:r>
-        <w:rPr>
-          <w:sz w:val="28"/>
-          <w:szCs w:val="28"/>
-        </w:rPr>
-        <w:instrText xml:space="preserve"> PAGEREF _Toc21461 \h </w:instrText>
-      </w:r>
-      <w:r>
-        <w:rPr>
-          <w:sz w:val="28"/>
-          <w:szCs w:val="28"/>
-        </w:rPr>
-        <w:fldChar w:fldCharType="separate"/>
-      </w:r>
-      <w:r>
-        <w:rPr>
-          <w:sz w:val="28"/>
-          <w:szCs w:val="28"/>
-        </w:rPr>
-        <w:t>10</w:t>
-      </w:r>
-      <w:r>
-        <w:rPr>
-          <w:sz w:val="28"/>
-          <w:szCs w:val="28"/>
+          <w:rFonts w:hint="default"/>
+          <w:sz w:val="28"/>
+          <w:szCs w:val="28"/>
+          <w:lang w:val="en-US"/>
+        </w:rPr>
+        <w:t>1</w:t>
+      </w:r>
+      <w:r>
+        <w:rPr>
+          <w:rFonts w:hint="default"/>
+          <w:sz w:val="28"/>
+          <w:szCs w:val="28"/>
+          <w:lang w:val="en-US"/>
         </w:rPr>
         <w:fldChar w:fldCharType="end"/>
       </w:r>
@@ -2744,7 +2389,7 @@
           <w:szCs w:val="28"/>
           <w:lang w:val="en-US"/>
         </w:rPr>
-        <w:fldChar w:fldCharType="end"/>
+        <w:t>1</w:t>
       </w:r>
     </w:p>
     <w:p>
@@ -2755,17 +2400,19 @@
         </w:tabs>
         <w:ind w:left="0" w:leftChars="0" w:firstLine="140" w:firstLineChars="50"/>
         <w:rPr>
-          <w:sz w:val="28"/>
-          <w:szCs w:val="28"/>
-        </w:rPr>
-      </w:pPr>
-      <w:r>
-        <w:rPr>
           <w:rFonts w:hint="default"/>
           <w:sz w:val="28"/>
           <w:szCs w:val="28"/>
           <w:lang w:val="en-US"/>
         </w:rPr>
+      </w:pPr>
+      <w:r>
+        <w:rPr>
+          <w:rFonts w:hint="default"/>
+          <w:sz w:val="28"/>
+          <w:szCs w:val="28"/>
+          <w:lang w:val="en-US"/>
+        </w:rPr>
         <w:fldChar w:fldCharType="begin"/>
       </w:r>
       <w:r>
@@ -2840,36 +2487,19 @@
       </w:r>
       <w:r>
         <w:rPr>
-          <w:sz w:val="28"/>
-          <w:szCs w:val="28"/>
-        </w:rPr>
-        <w:fldChar w:fldCharType="begin"/>
-      </w:r>
-      <w:r>
-        <w:rPr>
-          <w:sz w:val="28"/>
-          <w:szCs w:val="28"/>
-        </w:rPr>
-        <w:instrText xml:space="preserve"> PAGEREF _Toc14307 \h </w:instrText>
-      </w:r>
-      <w:r>
-        <w:rPr>
-          <w:sz w:val="28"/>
-          <w:szCs w:val="28"/>
-        </w:rPr>
-        <w:fldChar w:fldCharType="separate"/>
-      </w:r>
-      <w:r>
-        <w:rPr>
-          <w:sz w:val="28"/>
-          <w:szCs w:val="28"/>
-        </w:rPr>
-        <w:t>10</w:t>
-      </w:r>
-      <w:r>
-        <w:rPr>
-          <w:sz w:val="28"/>
-          <w:szCs w:val="28"/>
+          <w:rFonts w:hint="default"/>
+          <w:sz w:val="28"/>
+          <w:szCs w:val="28"/>
+          <w:lang w:val="en-US"/>
+        </w:rPr>
+        <w:t>1</w:t>
+      </w:r>
+      <w:r>
+        <w:rPr>
+          <w:rFonts w:hint="default"/>
+          <w:sz w:val="28"/>
+          <w:szCs w:val="28"/>
+          <w:lang w:val="en-US"/>
         </w:rPr>
         <w:fldChar w:fldCharType="end"/>
       </w:r>
@@ -2880,7 +2510,7 @@
           <w:szCs w:val="28"/>
           <w:lang w:val="en-US"/>
         </w:rPr>
-        <w:fldChar w:fldCharType="end"/>
+        <w:t>1</w:t>
       </w:r>
     </w:p>
     <w:p>
@@ -2891,8 +2521,10 @@
         </w:tabs>
         <w:ind w:left="0" w:leftChars="0" w:firstLine="140" w:firstLineChars="50"/>
         <w:rPr>
-          <w:sz w:val="28"/>
-          <w:szCs w:val="28"/>
+          <w:rFonts w:hint="default"/>
+          <w:sz w:val="28"/>
+          <w:szCs w:val="28"/>
+          <w:lang w:val="en-US"/>
         </w:rPr>
       </w:pPr>
       <w:r>
@@ -2977,36 +2609,19 @@
       </w:r>
       <w:r>
         <w:rPr>
-          <w:sz w:val="28"/>
-          <w:szCs w:val="28"/>
-        </w:rPr>
-        <w:fldChar w:fldCharType="begin"/>
-      </w:r>
-      <w:r>
-        <w:rPr>
-          <w:sz w:val="28"/>
-          <w:szCs w:val="28"/>
-        </w:rPr>
-        <w:instrText xml:space="preserve"> PAGEREF _Toc26473 \h </w:instrText>
-      </w:r>
-      <w:r>
-        <w:rPr>
-          <w:sz w:val="28"/>
-          <w:szCs w:val="28"/>
-        </w:rPr>
-        <w:fldChar w:fldCharType="separate"/>
-      </w:r>
-      <w:r>
-        <w:rPr>
-          <w:sz w:val="28"/>
-          <w:szCs w:val="28"/>
-        </w:rPr>
-        <w:t>11</w:t>
-      </w:r>
-      <w:r>
-        <w:rPr>
-          <w:sz w:val="28"/>
-          <w:szCs w:val="28"/>
+          <w:rFonts w:hint="default"/>
+          <w:sz w:val="28"/>
+          <w:szCs w:val="28"/>
+          <w:lang w:val="en-US"/>
+        </w:rPr>
+        <w:t>1</w:t>
+      </w:r>
+      <w:r>
+        <w:rPr>
+          <w:rFonts w:hint="default"/>
+          <w:sz w:val="28"/>
+          <w:szCs w:val="28"/>
+          <w:lang w:val="en-US"/>
         </w:rPr>
         <w:fldChar w:fldCharType="end"/>
       </w:r>
@@ -3017,7 +2632,7 @@
           <w:szCs w:val="28"/>
           <w:lang w:val="en-US"/>
         </w:rPr>
-        <w:fldChar w:fldCharType="end"/>
+        <w:t>2</w:t>
       </w:r>
     </w:p>
     <w:p>
@@ -3028,17 +2643,19 @@
         </w:tabs>
         <w:ind w:left="0" w:leftChars="0" w:firstLine="140" w:firstLineChars="50"/>
         <w:rPr>
-          <w:sz w:val="28"/>
-          <w:szCs w:val="28"/>
-        </w:rPr>
-      </w:pPr>
-      <w:r>
-        <w:rPr>
           <w:rFonts w:hint="default"/>
           <w:sz w:val="28"/>
           <w:szCs w:val="28"/>
           <w:lang w:val="en-US"/>
         </w:rPr>
+      </w:pPr>
+      <w:r>
+        <w:rPr>
+          <w:rFonts w:hint="default"/>
+          <w:sz w:val="28"/>
+          <w:szCs w:val="28"/>
+          <w:lang w:val="en-US"/>
+        </w:rPr>
         <w:fldChar w:fldCharType="begin"/>
       </w:r>
       <w:r>
@@ -3113,36 +2730,19 @@
       </w:r>
       <w:r>
         <w:rPr>
-          <w:sz w:val="28"/>
-          <w:szCs w:val="28"/>
-        </w:rPr>
-        <w:fldChar w:fldCharType="begin"/>
-      </w:r>
-      <w:r>
-        <w:rPr>
-          <w:sz w:val="28"/>
-          <w:szCs w:val="28"/>
-        </w:rPr>
-        <w:instrText xml:space="preserve"> PAGEREF _Toc18227 \h </w:instrText>
-      </w:r>
-      <w:r>
-        <w:rPr>
-          <w:sz w:val="28"/>
-          <w:szCs w:val="28"/>
-        </w:rPr>
-        <w:fldChar w:fldCharType="separate"/>
-      </w:r>
-      <w:r>
-        <w:rPr>
-          <w:sz w:val="28"/>
-          <w:szCs w:val="28"/>
-        </w:rPr>
-        <w:t>12</w:t>
-      </w:r>
-      <w:r>
-        <w:rPr>
-          <w:sz w:val="28"/>
-          <w:szCs w:val="28"/>
+          <w:rFonts w:hint="default"/>
+          <w:sz w:val="28"/>
+          <w:szCs w:val="28"/>
+          <w:lang w:val="en-US"/>
+        </w:rPr>
+        <w:t>1</w:t>
+      </w:r>
+      <w:r>
+        <w:rPr>
+          <w:rFonts w:hint="default"/>
+          <w:sz w:val="28"/>
+          <w:szCs w:val="28"/>
+          <w:lang w:val="en-US"/>
         </w:rPr>
         <w:fldChar w:fldCharType="end"/>
       </w:r>
@@ -3153,7 +2753,7 @@
           <w:szCs w:val="28"/>
           <w:lang w:val="en-US"/>
         </w:rPr>
-        <w:fldChar w:fldCharType="end"/>
+        <w:t>3</w:t>
       </w:r>
     </w:p>
     <w:p>
@@ -3164,17 +2764,19 @@
         </w:tabs>
         <w:ind w:left="0" w:leftChars="0" w:firstLine="140" w:firstLineChars="50"/>
         <w:rPr>
-          <w:sz w:val="28"/>
-          <w:szCs w:val="28"/>
-        </w:rPr>
-      </w:pPr>
-      <w:r>
-        <w:rPr>
           <w:rFonts w:hint="default"/>
           <w:sz w:val="28"/>
           <w:szCs w:val="28"/>
           <w:lang w:val="en-US"/>
         </w:rPr>
+      </w:pPr>
+      <w:r>
+        <w:rPr>
+          <w:rFonts w:hint="default"/>
+          <w:sz w:val="28"/>
+          <w:szCs w:val="28"/>
+          <w:lang w:val="en-US"/>
+        </w:rPr>
         <w:fldChar w:fldCharType="begin"/>
       </w:r>
       <w:r>
@@ -3249,36 +2851,19 @@
       </w:r>
       <w:r>
         <w:rPr>
-          <w:sz w:val="28"/>
-          <w:szCs w:val="28"/>
-        </w:rPr>
-        <w:fldChar w:fldCharType="begin"/>
-      </w:r>
-      <w:r>
-        <w:rPr>
-          <w:sz w:val="28"/>
-          <w:szCs w:val="28"/>
-        </w:rPr>
-        <w:instrText xml:space="preserve"> PAGEREF _Toc6259 \h </w:instrText>
-      </w:r>
-      <w:r>
-        <w:rPr>
-          <w:sz w:val="28"/>
-          <w:szCs w:val="28"/>
-        </w:rPr>
-        <w:fldChar w:fldCharType="separate"/>
-      </w:r>
-      <w:r>
-        <w:rPr>
-          <w:sz w:val="28"/>
-          <w:szCs w:val="28"/>
-        </w:rPr>
-        <w:t>14</w:t>
-      </w:r>
-      <w:r>
-        <w:rPr>
-          <w:sz w:val="28"/>
-          <w:szCs w:val="28"/>
+          <w:rFonts w:hint="default"/>
+          <w:sz w:val="28"/>
+          <w:szCs w:val="28"/>
+          <w:lang w:val="en-US"/>
+        </w:rPr>
+        <w:t>1</w:t>
+      </w:r>
+      <w:r>
+        <w:rPr>
+          <w:rFonts w:hint="default"/>
+          <w:sz w:val="28"/>
+          <w:szCs w:val="28"/>
+          <w:lang w:val="en-US"/>
         </w:rPr>
         <w:fldChar w:fldCharType="end"/>
       </w:r>
@@ -3289,7 +2874,7 @@
           <w:szCs w:val="28"/>
           <w:lang w:val="en-US"/>
         </w:rPr>
-        <w:fldChar w:fldCharType="end"/>
+        <w:t>5</w:t>
       </w:r>
     </w:p>
     <w:p>
@@ -3300,8 +2885,10 @@
         </w:tabs>
         <w:ind w:left="0" w:leftChars="0" w:firstLine="140" w:firstLineChars="50"/>
         <w:rPr>
-          <w:sz w:val="28"/>
-          <w:szCs w:val="28"/>
+          <w:rFonts w:hint="default"/>
+          <w:sz w:val="28"/>
+          <w:szCs w:val="28"/>
+          <w:lang w:val="en-US"/>
         </w:rPr>
       </w:pPr>
       <w:r>
@@ -3386,36 +2973,19 @@
       </w:r>
       <w:r>
         <w:rPr>
-          <w:sz w:val="28"/>
-          <w:szCs w:val="28"/>
-        </w:rPr>
-        <w:fldChar w:fldCharType="begin"/>
-      </w:r>
-      <w:r>
-        <w:rPr>
-          <w:sz w:val="28"/>
-          <w:szCs w:val="28"/>
-        </w:rPr>
-        <w:instrText xml:space="preserve"> PAGEREF _Toc24520 \h </w:instrText>
-      </w:r>
-      <w:r>
-        <w:rPr>
-          <w:sz w:val="28"/>
-          <w:szCs w:val="28"/>
-        </w:rPr>
-        <w:fldChar w:fldCharType="separate"/>
-      </w:r>
-      <w:r>
-        <w:rPr>
-          <w:sz w:val="28"/>
-          <w:szCs w:val="28"/>
-        </w:rPr>
-        <w:t>15</w:t>
-      </w:r>
-      <w:r>
-        <w:rPr>
-          <w:sz w:val="28"/>
-          <w:szCs w:val="28"/>
+          <w:rFonts w:hint="default"/>
+          <w:sz w:val="28"/>
+          <w:szCs w:val="28"/>
+          <w:lang w:val="en-US"/>
+        </w:rPr>
+        <w:t>1</w:t>
+      </w:r>
+      <w:r>
+        <w:rPr>
+          <w:rFonts w:hint="default"/>
+          <w:sz w:val="28"/>
+          <w:szCs w:val="28"/>
+          <w:lang w:val="en-US"/>
         </w:rPr>
         <w:fldChar w:fldCharType="end"/>
       </w:r>
@@ -3426,7 +2996,7 @@
           <w:szCs w:val="28"/>
           <w:lang w:val="en-US"/>
         </w:rPr>
-        <w:fldChar w:fldCharType="end"/>
+        <w:t>6</w:t>
       </w:r>
     </w:p>
     <w:p>
@@ -3437,8 +3007,10 @@
         </w:tabs>
         <w:ind w:left="0" w:leftChars="0" w:firstLine="140" w:firstLineChars="50"/>
         <w:rPr>
-          <w:sz w:val="28"/>
-          <w:szCs w:val="28"/>
+          <w:rFonts w:hint="default"/>
+          <w:sz w:val="28"/>
+          <w:szCs w:val="28"/>
+          <w:lang w:val="en-US"/>
         </w:rPr>
       </w:pPr>
       <w:r>
@@ -3523,36 +3095,19 @@
       </w:r>
       <w:r>
         <w:rPr>
-          <w:sz w:val="28"/>
-          <w:szCs w:val="28"/>
-        </w:rPr>
-        <w:fldChar w:fldCharType="begin"/>
-      </w:r>
-      <w:r>
-        <w:rPr>
-          <w:sz w:val="28"/>
-          <w:szCs w:val="28"/>
-        </w:rPr>
-        <w:instrText xml:space="preserve"> PAGEREF _Toc29115 \h </w:instrText>
-      </w:r>
-      <w:r>
-        <w:rPr>
-          <w:sz w:val="28"/>
-          <w:szCs w:val="28"/>
-        </w:rPr>
-        <w:fldChar w:fldCharType="separate"/>
-      </w:r>
-      <w:r>
-        <w:rPr>
-          <w:sz w:val="28"/>
-          <w:szCs w:val="28"/>
-        </w:rPr>
-        <w:t>17</w:t>
-      </w:r>
-      <w:r>
-        <w:rPr>
-          <w:sz w:val="28"/>
-          <w:szCs w:val="28"/>
+          <w:rFonts w:hint="default"/>
+          <w:sz w:val="28"/>
+          <w:szCs w:val="28"/>
+          <w:lang w:val="en-US"/>
+        </w:rPr>
+        <w:t>1</w:t>
+      </w:r>
+      <w:r>
+        <w:rPr>
+          <w:rFonts w:hint="default"/>
+          <w:sz w:val="28"/>
+          <w:szCs w:val="28"/>
+          <w:lang w:val="en-US"/>
         </w:rPr>
         <w:fldChar w:fldCharType="end"/>
       </w:r>
@@ -3563,7 +3118,7 @@
           <w:szCs w:val="28"/>
           <w:lang w:val="en-US"/>
         </w:rPr>
-        <w:fldChar w:fldCharType="end"/>
+        <w:t>8</w:t>
       </w:r>
     </w:p>
     <w:p>
@@ -3574,8 +3129,10 @@
         </w:tabs>
         <w:ind w:left="0" w:leftChars="0" w:firstLine="140" w:firstLineChars="50"/>
         <w:rPr>
-          <w:sz w:val="28"/>
-          <w:szCs w:val="28"/>
+          <w:rFonts w:hint="default"/>
+          <w:sz w:val="28"/>
+          <w:szCs w:val="28"/>
+          <w:lang w:val="en-US"/>
         </w:rPr>
       </w:pPr>
       <w:r>
@@ -3660,36 +3217,19 @@
       </w:r>
       <w:r>
         <w:rPr>
-          <w:sz w:val="28"/>
-          <w:szCs w:val="28"/>
-        </w:rPr>
-        <w:fldChar w:fldCharType="begin"/>
-      </w:r>
-      <w:r>
-        <w:rPr>
-          <w:sz w:val="28"/>
-          <w:szCs w:val="28"/>
-        </w:rPr>
-        <w:instrText xml:space="preserve"> PAGEREF _Toc30844 \h </w:instrText>
-      </w:r>
-      <w:r>
-        <w:rPr>
-          <w:sz w:val="28"/>
-          <w:szCs w:val="28"/>
-        </w:rPr>
-        <w:fldChar w:fldCharType="separate"/>
-      </w:r>
-      <w:r>
-        <w:rPr>
-          <w:sz w:val="28"/>
-          <w:szCs w:val="28"/>
-        </w:rPr>
-        <w:t>18</w:t>
-      </w:r>
-      <w:r>
-        <w:rPr>
-          <w:sz w:val="28"/>
-          <w:szCs w:val="28"/>
+          <w:rFonts w:hint="default"/>
+          <w:sz w:val="28"/>
+          <w:szCs w:val="28"/>
+          <w:lang w:val="en-US"/>
+        </w:rPr>
+        <w:t>1</w:t>
+      </w:r>
+      <w:r>
+        <w:rPr>
+          <w:rFonts w:hint="default"/>
+          <w:sz w:val="28"/>
+          <w:szCs w:val="28"/>
+          <w:lang w:val="en-US"/>
         </w:rPr>
         <w:fldChar w:fldCharType="end"/>
       </w:r>
@@ -3700,7 +3240,7 @@
           <w:szCs w:val="28"/>
           <w:lang w:val="en-US"/>
         </w:rPr>
-        <w:fldChar w:fldCharType="end"/>
+        <w:t>9</w:t>
       </w:r>
     </w:p>
     <w:p>
@@ -3711,8 +3251,10 @@
         </w:tabs>
         <w:ind w:left="0" w:leftChars="0" w:firstLine="140" w:firstLineChars="50"/>
         <w:rPr>
-          <w:sz w:val="28"/>
-          <w:szCs w:val="28"/>
+          <w:rFonts w:hint="default"/>
+          <w:sz w:val="28"/>
+          <w:szCs w:val="28"/>
+          <w:lang w:val="en-US"/>
         </w:rPr>
       </w:pPr>
       <w:r>
@@ -3797,36 +3339,19 @@
       </w:r>
       <w:r>
         <w:rPr>
-          <w:sz w:val="28"/>
-          <w:szCs w:val="28"/>
-        </w:rPr>
-        <w:fldChar w:fldCharType="begin"/>
-      </w:r>
-      <w:r>
-        <w:rPr>
-          <w:sz w:val="28"/>
-          <w:szCs w:val="28"/>
-        </w:rPr>
-        <w:instrText xml:space="preserve"> PAGEREF _Toc4382 \h </w:instrText>
-      </w:r>
-      <w:r>
-        <w:rPr>
-          <w:sz w:val="28"/>
-          <w:szCs w:val="28"/>
-        </w:rPr>
-        <w:fldChar w:fldCharType="separate"/>
-      </w:r>
-      <w:r>
-        <w:rPr>
-          <w:sz w:val="28"/>
-          <w:szCs w:val="28"/>
-        </w:rPr>
-        <w:t>20</w:t>
-      </w:r>
-      <w:r>
-        <w:rPr>
-          <w:sz w:val="28"/>
-          <w:szCs w:val="28"/>
+          <w:rFonts w:hint="default"/>
+          <w:sz w:val="28"/>
+          <w:szCs w:val="28"/>
+          <w:lang w:val="en-US"/>
+        </w:rPr>
+        <w:t>2</w:t>
+      </w:r>
+      <w:r>
+        <w:rPr>
+          <w:rFonts w:hint="default"/>
+          <w:sz w:val="28"/>
+          <w:szCs w:val="28"/>
+          <w:lang w:val="en-US"/>
         </w:rPr>
         <w:fldChar w:fldCharType="end"/>
       </w:r>
@@ -3837,7 +3362,7 @@
           <w:szCs w:val="28"/>
           <w:lang w:val="en-US"/>
         </w:rPr>
-        <w:fldChar w:fldCharType="end"/>
+        <w:t>1</w:t>
       </w:r>
     </w:p>
     <w:p>
@@ -3848,8 +3373,10 @@
         </w:tabs>
         <w:ind w:left="0" w:leftChars="0" w:firstLine="140" w:firstLineChars="50"/>
         <w:rPr>
-          <w:sz w:val="28"/>
-          <w:szCs w:val="28"/>
+          <w:rFonts w:hint="default"/>
+          <w:sz w:val="28"/>
+          <w:szCs w:val="28"/>
+          <w:lang w:val="en-US"/>
         </w:rPr>
       </w:pPr>
       <w:r>
@@ -3934,36 +3461,19 @@
       </w:r>
       <w:r>
         <w:rPr>
-          <w:sz w:val="28"/>
-          <w:szCs w:val="28"/>
-        </w:rPr>
-        <w:fldChar w:fldCharType="begin"/>
-      </w:r>
-      <w:r>
-        <w:rPr>
-          <w:sz w:val="28"/>
-          <w:szCs w:val="28"/>
-        </w:rPr>
-        <w:instrText xml:space="preserve"> PAGEREF _Toc22649 \h </w:instrText>
-      </w:r>
-      <w:r>
-        <w:rPr>
-          <w:sz w:val="28"/>
-          <w:szCs w:val="28"/>
-        </w:rPr>
-        <w:fldChar w:fldCharType="separate"/>
-      </w:r>
-      <w:r>
-        <w:rPr>
-          <w:sz w:val="28"/>
-          <w:szCs w:val="28"/>
-        </w:rPr>
-        <w:t>21</w:t>
-      </w:r>
-      <w:r>
-        <w:rPr>
-          <w:sz w:val="28"/>
-          <w:szCs w:val="28"/>
+          <w:rFonts w:hint="default"/>
+          <w:sz w:val="28"/>
+          <w:szCs w:val="28"/>
+          <w:lang w:val="en-US"/>
+        </w:rPr>
+        <w:t>2</w:t>
+      </w:r>
+      <w:r>
+        <w:rPr>
+          <w:rFonts w:hint="default"/>
+          <w:sz w:val="28"/>
+          <w:szCs w:val="28"/>
+          <w:lang w:val="en-US"/>
         </w:rPr>
         <w:fldChar w:fldCharType="end"/>
       </w:r>
@@ -3974,7 +3484,7 @@
           <w:szCs w:val="28"/>
           <w:lang w:val="en-US"/>
         </w:rPr>
-        <w:fldChar w:fldCharType="end"/>
+        <w:t>2</w:t>
       </w:r>
     </w:p>
     <w:p>
@@ -3984,6 +3494,12 @@
           <w:tab w:val="right" w:leader="dot" w:pos="8306"/>
         </w:tabs>
         <w:ind w:left="0" w:leftChars="0" w:firstLine="140" w:firstLineChars="50"/>
+        <w:rPr>
+          <w:rFonts w:hint="default"/>
+          <w:sz w:val="28"/>
+          <w:szCs w:val="28"/>
+          <w:lang w:val="en-US"/>
+        </w:rPr>
       </w:pPr>
       <w:r>
         <w:rPr>
@@ -4067,36 +3583,131 @@
       </w:r>
       <w:r>
         <w:rPr>
-          <w:sz w:val="28"/>
-          <w:szCs w:val="28"/>
+          <w:rFonts w:hint="default"/>
+          <w:sz w:val="28"/>
+          <w:szCs w:val="28"/>
+          <w:lang w:val="en-US"/>
+        </w:rPr>
+        <w:t>2</w:t>
+      </w:r>
+      <w:r>
+        <w:rPr>
+          <w:rFonts w:hint="default"/>
+          <w:sz w:val="28"/>
+          <w:szCs w:val="28"/>
+          <w:lang w:val="en-US"/>
+        </w:rPr>
+        <w:fldChar w:fldCharType="end"/>
+      </w:r>
+      <w:r>
+        <w:rPr>
+          <w:rFonts w:hint="default"/>
+          <w:sz w:val="28"/>
+          <w:szCs w:val="28"/>
+          <w:lang w:val="en-US"/>
+        </w:rPr>
+        <w:t>4</w:t>
+      </w:r>
+    </w:p>
+    <w:p>
+      <w:pPr>
+        <w:pStyle w:val="12"/>
+        <w:tabs>
+          <w:tab w:val="right" w:leader="dot" w:pos="8306"/>
+        </w:tabs>
+        <w:ind w:left="0" w:leftChars="0" w:firstLine="0" w:firstLineChars="0"/>
+        <w:rPr>
+          <w:rFonts w:hint="default"/>
+          <w:sz w:val="28"/>
+          <w:szCs w:val="28"/>
+          <w:lang w:val="en-US"/>
+        </w:rPr>
+      </w:pPr>
+      <w:r>
+        <w:rPr>
+          <w:rFonts w:hint="default"/>
+          <w:sz w:val="28"/>
+          <w:szCs w:val="28"/>
+          <w:lang w:val="en-US"/>
         </w:rPr>
         <w:fldChar w:fldCharType="begin"/>
       </w:r>
       <w:r>
         <w:rPr>
-          <w:sz w:val="28"/>
-          <w:szCs w:val="28"/>
-        </w:rPr>
-        <w:instrText xml:space="preserve"> PAGEREF _Toc18135 \h </w:instrText>
-      </w:r>
-      <w:r>
-        <w:rPr>
-          <w:sz w:val="28"/>
-          <w:szCs w:val="28"/>
+          <w:rFonts w:hint="default"/>
+          <w:sz w:val="28"/>
+          <w:szCs w:val="28"/>
+          <w:lang w:val="en-US"/>
+        </w:rPr>
+        <w:instrText xml:space="preserve"> HYPERLINK \l _Toc21461 </w:instrText>
+      </w:r>
+      <w:r>
+        <w:rPr>
+          <w:rFonts w:hint="default"/>
+          <w:sz w:val="28"/>
+          <w:szCs w:val="28"/>
+          <w:lang w:val="en-US"/>
         </w:rPr>
         <w:fldChar w:fldCharType="separate"/>
       </w:r>
       <w:r>
         <w:rPr>
-          <w:sz w:val="28"/>
-          <w:szCs w:val="28"/>
-        </w:rPr>
-        <w:t>23</w:t>
-      </w:r>
-      <w:r>
-        <w:rPr>
-          <w:sz w:val="28"/>
-          <w:szCs w:val="28"/>
+          <w:rFonts w:hint="default" w:ascii="Times New Roman" w:hAnsi="Times New Roman" w:cs="Times New Roman"/>
+          <w:sz w:val="28"/>
+          <w:szCs w:val="28"/>
+          <w:lang w:val="en-US"/>
+        </w:rPr>
+        <w:t xml:space="preserve">Part </w:t>
+      </w:r>
+      <w:r>
+        <w:rPr>
+          <w:rFonts w:hint="default" w:cs="Times New Roman"/>
+          <w:sz w:val="28"/>
+          <w:szCs w:val="28"/>
+          <w:lang w:val="en-US"/>
+        </w:rPr>
+        <w:t>E</w:t>
+      </w:r>
+      <w:r>
+        <w:rPr>
+          <w:rFonts w:hint="default" w:ascii="Times New Roman" w:hAnsi="Times New Roman" w:cs="Times New Roman"/>
+          <w:sz w:val="28"/>
+          <w:szCs w:val="28"/>
+          <w:lang w:val="en-US"/>
+        </w:rPr>
+        <w:t xml:space="preserve">: </w:t>
+      </w:r>
+      <w:r>
+        <w:rPr>
+          <w:rFonts w:hint="default" w:cs="Times New Roman"/>
+          <w:sz w:val="28"/>
+          <w:szCs w:val="28"/>
+          <w:lang w:val="en-US"/>
+        </w:rPr>
+        <w:t>Workflow</w:t>
+      </w:r>
+      <w:r>
+        <w:rPr>
+          <w:sz w:val="28"/>
+          <w:szCs w:val="28"/>
+        </w:rPr>
+        <w:tab/>
+      </w:r>
+      <w:r>
+        <w:rPr>
+          <w:rFonts w:hint="default"/>
+          <w:sz w:val="28"/>
+          <w:szCs w:val="28"/>
+          <w:lang w:val="en-US"/>
+        </w:rPr>
+        <w:t>2</w:t>
+      </w:r>
+      <w:r>
+        <w:rPr>
+          <w:rFonts w:hint="default"/>
+          <w:sz w:val="28"/>
+          <w:szCs w:val="28"/>
+          <w:lang w:val="en-US"/>
         </w:rPr>
         <w:fldChar w:fldCharType="end"/>
       </w:r>
@@ -4107,8 +3718,1240 @@
           <w:szCs w:val="28"/>
           <w:lang w:val="en-US"/>
         </w:rPr>
+        <w:t>6</w:t>
+      </w:r>
+    </w:p>
+    <w:p>
+      <w:pPr>
+        <w:pStyle w:val="13"/>
+        <w:tabs>
+          <w:tab w:val="right" w:leader="dot" w:pos="8306"/>
+        </w:tabs>
+        <w:ind w:left="0" w:leftChars="0" w:firstLine="140" w:firstLineChars="50"/>
+        <w:rPr>
+          <w:rFonts w:hint="default"/>
+          <w:sz w:val="28"/>
+          <w:szCs w:val="28"/>
+          <w:lang w:val="en-US"/>
+        </w:rPr>
+      </w:pPr>
+      <w:r>
+        <w:rPr>
+          <w:rFonts w:hint="default"/>
+          <w:sz w:val="28"/>
+          <w:szCs w:val="28"/>
+          <w:lang w:val="en-US"/>
+        </w:rPr>
+        <w:fldChar w:fldCharType="begin"/>
+      </w:r>
+      <w:r>
+        <w:rPr>
+          <w:rFonts w:hint="default"/>
+          <w:sz w:val="28"/>
+          <w:szCs w:val="28"/>
+          <w:lang w:val="en-US"/>
+        </w:rPr>
+        <w:instrText xml:space="preserve"> HYPERLINK \l _Toc14307 </w:instrText>
+      </w:r>
+      <w:r>
+        <w:rPr>
+          <w:rFonts w:hint="default"/>
+          <w:sz w:val="28"/>
+          <w:szCs w:val="28"/>
+          <w:lang w:val="en-US"/>
+        </w:rPr>
+        <w:fldChar w:fldCharType="separate"/>
+      </w:r>
+      <w:r>
+        <w:rPr>
+          <w:rFonts w:hint="default"/>
+          <w:sz w:val="28"/>
+          <w:szCs w:val="28"/>
+          <w:lang w:val="en-US"/>
+        </w:rPr>
+        <w:t>5</w:t>
+      </w:r>
+      <w:r>
+        <w:rPr>
+          <w:rFonts w:hint="default" w:ascii="Times New Roman" w:hAnsi="Times New Roman" w:cs="Times New Roman"/>
+          <w:sz w:val="28"/>
+          <w:szCs w:val="28"/>
+          <w:lang w:val="en-US"/>
+        </w:rPr>
+        <w:t>.</w:t>
+      </w:r>
+      <w:r>
+        <w:rPr>
+          <w:rFonts w:hint="default" w:cs="Times New Roman"/>
+          <w:sz w:val="28"/>
+          <w:szCs w:val="28"/>
+          <w:lang w:val="en-US"/>
+        </w:rPr>
+        <w:t>1</w:t>
+      </w:r>
+      <w:r>
+        <w:rPr>
+          <w:rFonts w:hint="default" w:ascii="Times New Roman" w:hAnsi="Times New Roman" w:cs="Times New Roman"/>
+          <w:sz w:val="28"/>
+          <w:szCs w:val="28"/>
+          <w:lang w:val="en-US"/>
+        </w:rPr>
+        <w:t xml:space="preserve"> </w:t>
+      </w:r>
+      <w:r>
+        <w:rPr>
+          <w:rFonts w:hint="default" w:cs="Times New Roman"/>
+          <w:sz w:val="28"/>
+          <w:szCs w:val="28"/>
+          <w:lang w:val="en-US"/>
+        </w:rPr>
+        <w:t>User and Access Management</w:t>
+      </w:r>
+      <w:r>
+        <w:rPr>
+          <w:sz w:val="28"/>
+          <w:szCs w:val="28"/>
+        </w:rPr>
+        <w:tab/>
+      </w:r>
+      <w:r>
+        <w:rPr>
+          <w:rFonts w:hint="default"/>
+          <w:sz w:val="28"/>
+          <w:szCs w:val="28"/>
+          <w:lang w:val="en-US"/>
+        </w:rPr>
+        <w:t>2</w:t>
+      </w:r>
+      <w:r>
+        <w:rPr>
+          <w:rFonts w:hint="default"/>
+          <w:sz w:val="28"/>
+          <w:szCs w:val="28"/>
+          <w:lang w:val="en-US"/>
+        </w:rPr>
         <w:fldChar w:fldCharType="end"/>
       </w:r>
+      <w:r>
+        <w:rPr>
+          <w:rFonts w:hint="default"/>
+          <w:sz w:val="28"/>
+          <w:szCs w:val="28"/>
+          <w:lang w:val="en-US"/>
+        </w:rPr>
+        <w:t>6</w:t>
+      </w:r>
+    </w:p>
+    <w:p>
+      <w:pPr>
+        <w:pStyle w:val="13"/>
+        <w:tabs>
+          <w:tab w:val="right" w:leader="dot" w:pos="8306"/>
+        </w:tabs>
+        <w:ind w:left="0" w:leftChars="0" w:firstLine="140" w:firstLineChars="50"/>
+        <w:rPr>
+          <w:rFonts w:hint="default"/>
+          <w:sz w:val="28"/>
+          <w:szCs w:val="28"/>
+          <w:lang w:val="en-US"/>
+        </w:rPr>
+      </w:pPr>
+      <w:r>
+        <w:rPr>
+          <w:rFonts w:hint="default"/>
+          <w:sz w:val="28"/>
+          <w:szCs w:val="28"/>
+          <w:lang w:val="en-US"/>
+        </w:rPr>
+        <w:fldChar w:fldCharType="begin"/>
+      </w:r>
+      <w:r>
+        <w:rPr>
+          <w:rFonts w:hint="default"/>
+          <w:sz w:val="28"/>
+          <w:szCs w:val="28"/>
+          <w:lang w:val="en-US"/>
+        </w:rPr>
+        <w:instrText xml:space="preserve"> HYPERLINK \l _Toc26473 </w:instrText>
+      </w:r>
+      <w:r>
+        <w:rPr>
+          <w:rFonts w:hint="default"/>
+          <w:sz w:val="28"/>
+          <w:szCs w:val="28"/>
+          <w:lang w:val="en-US"/>
+        </w:rPr>
+        <w:fldChar w:fldCharType="separate"/>
+      </w:r>
+      <w:r>
+        <w:rPr>
+          <w:rFonts w:hint="default"/>
+          <w:sz w:val="28"/>
+          <w:szCs w:val="28"/>
+          <w:lang w:val="en-US"/>
+        </w:rPr>
+        <w:t>5</w:t>
+      </w:r>
+      <w:r>
+        <w:rPr>
+          <w:rFonts w:hint="default" w:ascii="Times New Roman" w:hAnsi="Times New Roman" w:cs="Times New Roman"/>
+          <w:sz w:val="28"/>
+          <w:szCs w:val="28"/>
+          <w:lang w:val="en-US"/>
+        </w:rPr>
+        <w:t>.</w:t>
+      </w:r>
+      <w:r>
+        <w:rPr>
+          <w:rFonts w:hint="default" w:cs="Times New Roman"/>
+          <w:sz w:val="28"/>
+          <w:szCs w:val="28"/>
+          <w:lang w:val="en-US"/>
+        </w:rPr>
+        <w:t>2</w:t>
+      </w:r>
+      <w:r>
+        <w:rPr>
+          <w:rFonts w:hint="default" w:ascii="Times New Roman" w:hAnsi="Times New Roman" w:cs="Times New Roman"/>
+          <w:sz w:val="28"/>
+          <w:szCs w:val="28"/>
+          <w:lang w:val="en-US"/>
+        </w:rPr>
+        <w:t xml:space="preserve"> </w:t>
+      </w:r>
+      <w:r>
+        <w:rPr>
+          <w:rFonts w:hint="default" w:cs="Times New Roman"/>
+          <w:bCs/>
+          <w:sz w:val="28"/>
+          <w:szCs w:val="28"/>
+          <w:lang w:val="en-US"/>
+        </w:rPr>
+        <w:t>Branch and Hub Setup</w:t>
+      </w:r>
+      <w:r>
+        <w:rPr>
+          <w:sz w:val="28"/>
+          <w:szCs w:val="28"/>
+        </w:rPr>
+        <w:tab/>
+      </w:r>
+      <w:r>
+        <w:rPr>
+          <w:rFonts w:hint="default"/>
+          <w:sz w:val="28"/>
+          <w:szCs w:val="28"/>
+          <w:lang w:val="en-US"/>
+        </w:rPr>
+        <w:t>2</w:t>
+      </w:r>
+      <w:r>
+        <w:rPr>
+          <w:rFonts w:hint="default"/>
+          <w:sz w:val="28"/>
+          <w:szCs w:val="28"/>
+          <w:lang w:val="en-US"/>
+        </w:rPr>
+        <w:fldChar w:fldCharType="end"/>
+      </w:r>
+      <w:r>
+        <w:rPr>
+          <w:rFonts w:hint="default"/>
+          <w:sz w:val="28"/>
+          <w:szCs w:val="28"/>
+          <w:lang w:val="en-US"/>
+        </w:rPr>
+        <w:t>7</w:t>
+      </w:r>
+    </w:p>
+    <w:p>
+      <w:pPr>
+        <w:pStyle w:val="13"/>
+        <w:tabs>
+          <w:tab w:val="right" w:leader="dot" w:pos="8306"/>
+        </w:tabs>
+        <w:ind w:left="0" w:leftChars="0" w:firstLine="140" w:firstLineChars="50"/>
+        <w:rPr>
+          <w:rFonts w:hint="default"/>
+          <w:sz w:val="28"/>
+          <w:szCs w:val="28"/>
+          <w:lang w:val="en-US"/>
+        </w:rPr>
+      </w:pPr>
+      <w:r>
+        <w:rPr>
+          <w:rFonts w:hint="default"/>
+          <w:sz w:val="28"/>
+          <w:szCs w:val="28"/>
+          <w:lang w:val="en-US"/>
+        </w:rPr>
+        <w:fldChar w:fldCharType="begin"/>
+      </w:r>
+      <w:r>
+        <w:rPr>
+          <w:rFonts w:hint="default"/>
+          <w:sz w:val="28"/>
+          <w:szCs w:val="28"/>
+          <w:lang w:val="en-US"/>
+        </w:rPr>
+        <w:instrText xml:space="preserve"> HYPERLINK \l _Toc18227 </w:instrText>
+      </w:r>
+      <w:r>
+        <w:rPr>
+          <w:rFonts w:hint="default"/>
+          <w:sz w:val="28"/>
+          <w:szCs w:val="28"/>
+          <w:lang w:val="en-US"/>
+        </w:rPr>
+        <w:fldChar w:fldCharType="separate"/>
+      </w:r>
+      <w:r>
+        <w:rPr>
+          <w:rFonts w:hint="default"/>
+          <w:sz w:val="28"/>
+          <w:szCs w:val="28"/>
+          <w:lang w:val="en-US"/>
+        </w:rPr>
+        <w:t>5</w:t>
+      </w:r>
+      <w:r>
+        <w:rPr>
+          <w:rFonts w:hint="default" w:ascii="Times New Roman" w:hAnsi="Times New Roman" w:cs="Times New Roman"/>
+          <w:sz w:val="28"/>
+          <w:szCs w:val="28"/>
+          <w:lang w:val="en-US"/>
+        </w:rPr>
+        <w:t>.</w:t>
+      </w:r>
+      <w:r>
+        <w:rPr>
+          <w:rFonts w:hint="default" w:cs="Times New Roman"/>
+          <w:sz w:val="28"/>
+          <w:szCs w:val="28"/>
+          <w:lang w:val="en-US"/>
+        </w:rPr>
+        <w:t>3</w:t>
+      </w:r>
+      <w:r>
+        <w:rPr>
+          <w:rFonts w:hint="default" w:ascii="Times New Roman" w:hAnsi="Times New Roman" w:cs="Times New Roman"/>
+          <w:sz w:val="28"/>
+          <w:szCs w:val="28"/>
+          <w:lang w:val="en-US"/>
+        </w:rPr>
+        <w:t xml:space="preserve"> </w:t>
+      </w:r>
+      <w:r>
+        <w:rPr>
+          <w:rFonts w:hint="default" w:cs="Times New Roman"/>
+          <w:sz w:val="28"/>
+          <w:szCs w:val="28"/>
+          <w:lang w:val="en-US"/>
+        </w:rPr>
+        <w:t>Fleet Asset Management</w:t>
+      </w:r>
+      <w:r>
+        <w:rPr>
+          <w:sz w:val="28"/>
+          <w:szCs w:val="28"/>
+        </w:rPr>
+        <w:tab/>
+      </w:r>
+      <w:r>
+        <w:rPr>
+          <w:rFonts w:hint="default"/>
+          <w:sz w:val="28"/>
+          <w:szCs w:val="28"/>
+          <w:lang w:val="en-US"/>
+        </w:rPr>
+        <w:t>x</w:t>
+      </w:r>
+      <w:r>
+        <w:rPr>
+          <w:rFonts w:hint="default"/>
+          <w:sz w:val="28"/>
+          <w:szCs w:val="28"/>
+          <w:lang w:val="en-US"/>
+        </w:rPr>
+        <w:fldChar w:fldCharType="end"/>
+      </w:r>
+      <w:r>
+        <w:rPr>
+          <w:rFonts w:hint="default"/>
+          <w:sz w:val="28"/>
+          <w:szCs w:val="28"/>
+          <w:lang w:val="en-US"/>
+        </w:rPr>
+        <w:t>x</w:t>
+      </w:r>
+      <w:bookmarkStart w:id="24" w:name="_GoBack"/>
+      <w:bookmarkEnd w:id="24"/>
+    </w:p>
+    <w:p>
+      <w:pPr>
+        <w:pStyle w:val="13"/>
+        <w:tabs>
+          <w:tab w:val="right" w:leader="dot" w:pos="8306"/>
+        </w:tabs>
+        <w:ind w:left="0" w:leftChars="0" w:firstLine="140" w:firstLineChars="50"/>
+        <w:rPr>
+          <w:rFonts w:hint="default"/>
+          <w:sz w:val="28"/>
+          <w:szCs w:val="28"/>
+          <w:lang w:val="en-US"/>
+        </w:rPr>
+      </w:pPr>
+      <w:r>
+        <w:rPr>
+          <w:rFonts w:hint="default"/>
+          <w:sz w:val="28"/>
+          <w:szCs w:val="28"/>
+          <w:lang w:val="en-US"/>
+        </w:rPr>
+        <w:fldChar w:fldCharType="begin"/>
+      </w:r>
+      <w:r>
+        <w:rPr>
+          <w:rFonts w:hint="default"/>
+          <w:sz w:val="28"/>
+          <w:szCs w:val="28"/>
+          <w:lang w:val="en-US"/>
+        </w:rPr>
+        <w:instrText xml:space="preserve"> HYPERLINK \l _Toc6259 </w:instrText>
+      </w:r>
+      <w:r>
+        <w:rPr>
+          <w:rFonts w:hint="default"/>
+          <w:sz w:val="28"/>
+          <w:szCs w:val="28"/>
+          <w:lang w:val="en-US"/>
+        </w:rPr>
+        <w:fldChar w:fldCharType="separate"/>
+      </w:r>
+      <w:r>
+        <w:rPr>
+          <w:rFonts w:hint="default"/>
+          <w:sz w:val="28"/>
+          <w:szCs w:val="28"/>
+          <w:lang w:val="en-US"/>
+        </w:rPr>
+        <w:t>5</w:t>
+      </w:r>
+      <w:r>
+        <w:rPr>
+          <w:rFonts w:hint="default" w:ascii="Times New Roman" w:hAnsi="Times New Roman" w:cs="Times New Roman"/>
+          <w:sz w:val="28"/>
+          <w:szCs w:val="28"/>
+          <w:lang w:val="en-US"/>
+        </w:rPr>
+        <w:t>.</w:t>
+      </w:r>
+      <w:r>
+        <w:rPr>
+          <w:rFonts w:hint="default" w:cs="Times New Roman"/>
+          <w:sz w:val="28"/>
+          <w:szCs w:val="28"/>
+          <w:lang w:val="en-US"/>
+        </w:rPr>
+        <w:t>4</w:t>
+      </w:r>
+      <w:r>
+        <w:rPr>
+          <w:rFonts w:hint="default" w:ascii="Times New Roman" w:hAnsi="Times New Roman" w:cs="Times New Roman"/>
+          <w:sz w:val="28"/>
+          <w:szCs w:val="28"/>
+          <w:lang w:val="en-US"/>
+        </w:rPr>
+        <w:t xml:space="preserve"> </w:t>
+      </w:r>
+      <w:r>
+        <w:rPr>
+          <w:rFonts w:hint="default" w:cs="Times New Roman"/>
+          <w:sz w:val="28"/>
+          <w:szCs w:val="28"/>
+          <w:lang w:val="en-US"/>
+        </w:rPr>
+        <w:t>Order Management</w:t>
+      </w:r>
+      <w:r>
+        <w:rPr>
+          <w:sz w:val="28"/>
+          <w:szCs w:val="28"/>
+        </w:rPr>
+        <w:tab/>
+      </w:r>
+      <w:r>
+        <w:rPr>
+          <w:rFonts w:hint="default"/>
+          <w:sz w:val="28"/>
+          <w:szCs w:val="28"/>
+          <w:lang w:val="en-US"/>
+        </w:rPr>
+        <w:t>x</w:t>
+      </w:r>
+      <w:r>
+        <w:rPr>
+          <w:rFonts w:hint="default"/>
+          <w:sz w:val="28"/>
+          <w:szCs w:val="28"/>
+          <w:lang w:val="en-US"/>
+        </w:rPr>
+        <w:fldChar w:fldCharType="end"/>
+      </w:r>
+      <w:r>
+        <w:rPr>
+          <w:rFonts w:hint="default"/>
+          <w:sz w:val="28"/>
+          <w:szCs w:val="28"/>
+          <w:lang w:val="en-US"/>
+        </w:rPr>
+        <w:t>x</w:t>
+      </w:r>
+    </w:p>
+    <w:p>
+      <w:pPr>
+        <w:pStyle w:val="13"/>
+        <w:tabs>
+          <w:tab w:val="right" w:leader="dot" w:pos="8306"/>
+        </w:tabs>
+        <w:ind w:left="0" w:leftChars="0" w:firstLine="140" w:firstLineChars="50"/>
+        <w:rPr>
+          <w:rFonts w:hint="default"/>
+          <w:sz w:val="28"/>
+          <w:szCs w:val="28"/>
+          <w:lang w:val="en-US"/>
+        </w:rPr>
+      </w:pPr>
+      <w:r>
+        <w:rPr>
+          <w:rFonts w:hint="default"/>
+          <w:sz w:val="28"/>
+          <w:szCs w:val="28"/>
+          <w:lang w:val="en-US"/>
+        </w:rPr>
+        <w:fldChar w:fldCharType="begin"/>
+      </w:r>
+      <w:r>
+        <w:rPr>
+          <w:rFonts w:hint="default"/>
+          <w:sz w:val="28"/>
+          <w:szCs w:val="28"/>
+          <w:lang w:val="en-US"/>
+        </w:rPr>
+        <w:instrText xml:space="preserve"> HYPERLINK \l _Toc24520 </w:instrText>
+      </w:r>
+      <w:r>
+        <w:rPr>
+          <w:rFonts w:hint="default"/>
+          <w:sz w:val="28"/>
+          <w:szCs w:val="28"/>
+          <w:lang w:val="en-US"/>
+        </w:rPr>
+        <w:fldChar w:fldCharType="separate"/>
+      </w:r>
+      <w:r>
+        <w:rPr>
+          <w:rFonts w:hint="default"/>
+          <w:sz w:val="28"/>
+          <w:szCs w:val="28"/>
+          <w:lang w:val="en-US"/>
+        </w:rPr>
+        <w:t>5</w:t>
+      </w:r>
+      <w:r>
+        <w:rPr>
+          <w:rFonts w:hint="default" w:ascii="Times New Roman" w:hAnsi="Times New Roman" w:cs="Times New Roman"/>
+          <w:sz w:val="28"/>
+          <w:szCs w:val="28"/>
+          <w:lang w:val="en-US"/>
+        </w:rPr>
+        <w:t>.</w:t>
+      </w:r>
+      <w:r>
+        <w:rPr>
+          <w:rFonts w:hint="default" w:cs="Times New Roman"/>
+          <w:sz w:val="28"/>
+          <w:szCs w:val="28"/>
+          <w:lang w:val="en-US"/>
+        </w:rPr>
+        <w:t>5</w:t>
+      </w:r>
+      <w:r>
+        <w:rPr>
+          <w:rFonts w:hint="default" w:ascii="Times New Roman" w:hAnsi="Times New Roman" w:cs="Times New Roman"/>
+          <w:sz w:val="28"/>
+          <w:szCs w:val="28"/>
+          <w:lang w:val="en-US"/>
+        </w:rPr>
+        <w:t xml:space="preserve"> </w:t>
+      </w:r>
+      <w:r>
+        <w:rPr>
+          <w:rFonts w:hint="default" w:cs="Times New Roman"/>
+          <w:bCs/>
+          <w:sz w:val="28"/>
+          <w:szCs w:val="28"/>
+          <w:lang w:val="en-US"/>
+        </w:rPr>
+        <w:t>Shipment Scheduling and Dispatch</w:t>
+      </w:r>
+      <w:r>
+        <w:rPr>
+          <w:sz w:val="28"/>
+          <w:szCs w:val="28"/>
+        </w:rPr>
+        <w:tab/>
+      </w:r>
+      <w:r>
+        <w:rPr>
+          <w:rFonts w:hint="default"/>
+          <w:sz w:val="28"/>
+          <w:szCs w:val="28"/>
+          <w:lang w:val="en-US"/>
+        </w:rPr>
+        <w:t>x</w:t>
+      </w:r>
+      <w:r>
+        <w:rPr>
+          <w:rFonts w:hint="default"/>
+          <w:sz w:val="28"/>
+          <w:szCs w:val="28"/>
+          <w:lang w:val="en-US"/>
+        </w:rPr>
+        <w:fldChar w:fldCharType="end"/>
+      </w:r>
+      <w:r>
+        <w:rPr>
+          <w:rFonts w:hint="default"/>
+          <w:sz w:val="28"/>
+          <w:szCs w:val="28"/>
+          <w:lang w:val="en-US"/>
+        </w:rPr>
+        <w:t>x</w:t>
+      </w:r>
+    </w:p>
+    <w:p>
+      <w:pPr>
+        <w:pStyle w:val="13"/>
+        <w:tabs>
+          <w:tab w:val="right" w:leader="dot" w:pos="8306"/>
+        </w:tabs>
+        <w:ind w:left="0" w:leftChars="0" w:firstLine="140" w:firstLineChars="50"/>
+        <w:rPr>
+          <w:rFonts w:hint="default"/>
+          <w:sz w:val="28"/>
+          <w:szCs w:val="28"/>
+          <w:lang w:val="en-US"/>
+        </w:rPr>
+      </w:pPr>
+      <w:r>
+        <w:rPr>
+          <w:rFonts w:hint="default"/>
+          <w:sz w:val="28"/>
+          <w:szCs w:val="28"/>
+          <w:lang w:val="en-US"/>
+        </w:rPr>
+        <w:fldChar w:fldCharType="begin"/>
+      </w:r>
+      <w:r>
+        <w:rPr>
+          <w:rFonts w:hint="default"/>
+          <w:sz w:val="28"/>
+          <w:szCs w:val="28"/>
+          <w:lang w:val="en-US"/>
+        </w:rPr>
+        <w:instrText xml:space="preserve"> HYPERLINK \l _Toc29115 </w:instrText>
+      </w:r>
+      <w:r>
+        <w:rPr>
+          <w:rFonts w:hint="default"/>
+          <w:sz w:val="28"/>
+          <w:szCs w:val="28"/>
+          <w:lang w:val="en-US"/>
+        </w:rPr>
+        <w:fldChar w:fldCharType="separate"/>
+      </w:r>
+      <w:r>
+        <w:rPr>
+          <w:rFonts w:hint="default"/>
+          <w:sz w:val="28"/>
+          <w:szCs w:val="28"/>
+          <w:lang w:val="en-US"/>
+        </w:rPr>
+        <w:t>5</w:t>
+      </w:r>
+      <w:r>
+        <w:rPr>
+          <w:rFonts w:hint="default" w:ascii="Times New Roman" w:hAnsi="Times New Roman" w:cs="Times New Roman"/>
+          <w:sz w:val="28"/>
+          <w:szCs w:val="28"/>
+          <w:lang w:val="en-US"/>
+        </w:rPr>
+        <w:t>.</w:t>
+      </w:r>
+      <w:r>
+        <w:rPr>
+          <w:rFonts w:hint="default" w:cs="Times New Roman"/>
+          <w:sz w:val="28"/>
+          <w:szCs w:val="28"/>
+          <w:lang w:val="en-US"/>
+        </w:rPr>
+        <w:t>6</w:t>
+      </w:r>
+      <w:r>
+        <w:rPr>
+          <w:rFonts w:hint="default" w:ascii="Times New Roman" w:hAnsi="Times New Roman" w:cs="Times New Roman"/>
+          <w:sz w:val="28"/>
+          <w:szCs w:val="28"/>
+          <w:lang w:val="en-US"/>
+        </w:rPr>
+        <w:t xml:space="preserve"> </w:t>
+      </w:r>
+      <w:r>
+        <w:rPr>
+          <w:rFonts w:hint="default" w:cs="Times New Roman"/>
+          <w:bCs/>
+          <w:sz w:val="28"/>
+          <w:szCs w:val="28"/>
+          <w:lang w:val="en-US"/>
+        </w:rPr>
+        <w:t>Real-Time Transit Tracking</w:t>
+      </w:r>
+      <w:r>
+        <w:rPr>
+          <w:sz w:val="28"/>
+          <w:szCs w:val="28"/>
+        </w:rPr>
+        <w:tab/>
+      </w:r>
+      <w:r>
+        <w:rPr>
+          <w:rFonts w:hint="default"/>
+          <w:sz w:val="28"/>
+          <w:szCs w:val="28"/>
+          <w:lang w:val="en-US"/>
+        </w:rPr>
+        <w:t>x</w:t>
+      </w:r>
+      <w:r>
+        <w:rPr>
+          <w:rFonts w:hint="default"/>
+          <w:sz w:val="28"/>
+          <w:szCs w:val="28"/>
+          <w:lang w:val="en-US"/>
+        </w:rPr>
+        <w:fldChar w:fldCharType="end"/>
+      </w:r>
+      <w:r>
+        <w:rPr>
+          <w:rFonts w:hint="default"/>
+          <w:sz w:val="28"/>
+          <w:szCs w:val="28"/>
+          <w:lang w:val="en-US"/>
+        </w:rPr>
+        <w:t>x</w:t>
+      </w:r>
+    </w:p>
+    <w:p>
+      <w:pPr>
+        <w:pStyle w:val="13"/>
+        <w:tabs>
+          <w:tab w:val="right" w:leader="dot" w:pos="8306"/>
+        </w:tabs>
+        <w:ind w:left="0" w:leftChars="0" w:firstLine="140" w:firstLineChars="50"/>
+        <w:rPr>
+          <w:rFonts w:hint="default"/>
+          <w:sz w:val="28"/>
+          <w:szCs w:val="28"/>
+          <w:lang w:val="en-US"/>
+        </w:rPr>
+      </w:pPr>
+      <w:r>
+        <w:rPr>
+          <w:rFonts w:hint="default"/>
+          <w:sz w:val="28"/>
+          <w:szCs w:val="28"/>
+          <w:lang w:val="en-US"/>
+        </w:rPr>
+        <w:fldChar w:fldCharType="begin"/>
+      </w:r>
+      <w:r>
+        <w:rPr>
+          <w:rFonts w:hint="default"/>
+          <w:sz w:val="28"/>
+          <w:szCs w:val="28"/>
+          <w:lang w:val="en-US"/>
+        </w:rPr>
+        <w:instrText xml:space="preserve"> HYPERLINK \l _Toc30844 </w:instrText>
+      </w:r>
+      <w:r>
+        <w:rPr>
+          <w:rFonts w:hint="default"/>
+          <w:sz w:val="28"/>
+          <w:szCs w:val="28"/>
+          <w:lang w:val="en-US"/>
+        </w:rPr>
+        <w:fldChar w:fldCharType="separate"/>
+      </w:r>
+      <w:r>
+        <w:rPr>
+          <w:rFonts w:hint="default"/>
+          <w:sz w:val="28"/>
+          <w:szCs w:val="28"/>
+          <w:lang w:val="en-US"/>
+        </w:rPr>
+        <w:t>5</w:t>
+      </w:r>
+      <w:r>
+        <w:rPr>
+          <w:rFonts w:hint="default" w:ascii="Times New Roman" w:hAnsi="Times New Roman" w:cs="Times New Roman"/>
+          <w:sz w:val="28"/>
+          <w:szCs w:val="28"/>
+          <w:lang w:val="en-US"/>
+        </w:rPr>
+        <w:t>.</w:t>
+      </w:r>
+      <w:r>
+        <w:rPr>
+          <w:rFonts w:hint="default" w:cs="Times New Roman"/>
+          <w:sz w:val="28"/>
+          <w:szCs w:val="28"/>
+          <w:lang w:val="en-US"/>
+        </w:rPr>
+        <w:t>7</w:t>
+      </w:r>
+      <w:r>
+        <w:rPr>
+          <w:rFonts w:hint="default" w:ascii="Times New Roman" w:hAnsi="Times New Roman" w:cs="Times New Roman"/>
+          <w:sz w:val="28"/>
+          <w:szCs w:val="28"/>
+          <w:lang w:val="en-US"/>
+        </w:rPr>
+        <w:t xml:space="preserve"> </w:t>
+      </w:r>
+      <w:r>
+        <w:rPr>
+          <w:rFonts w:hint="default" w:cs="Times New Roman"/>
+          <w:bCs/>
+          <w:sz w:val="28"/>
+          <w:szCs w:val="28"/>
+          <w:lang w:val="en-US"/>
+        </w:rPr>
+        <w:t>Handle Delivery Exceptions</w:t>
+      </w:r>
+      <w:r>
+        <w:rPr>
+          <w:sz w:val="28"/>
+          <w:szCs w:val="28"/>
+        </w:rPr>
+        <w:tab/>
+      </w:r>
+      <w:r>
+        <w:rPr>
+          <w:rFonts w:hint="default"/>
+          <w:sz w:val="28"/>
+          <w:szCs w:val="28"/>
+          <w:lang w:val="en-US"/>
+        </w:rPr>
+        <w:t>x</w:t>
+      </w:r>
+      <w:r>
+        <w:rPr>
+          <w:rFonts w:hint="default"/>
+          <w:sz w:val="28"/>
+          <w:szCs w:val="28"/>
+          <w:lang w:val="en-US"/>
+        </w:rPr>
+        <w:fldChar w:fldCharType="end"/>
+      </w:r>
+      <w:r>
+        <w:rPr>
+          <w:rFonts w:hint="default"/>
+          <w:sz w:val="28"/>
+          <w:szCs w:val="28"/>
+          <w:lang w:val="en-US"/>
+        </w:rPr>
+        <w:t>x</w:t>
+      </w:r>
+    </w:p>
+    <w:p>
+      <w:pPr>
+        <w:pStyle w:val="13"/>
+        <w:tabs>
+          <w:tab w:val="right" w:leader="dot" w:pos="8306"/>
+        </w:tabs>
+        <w:ind w:left="0" w:leftChars="0" w:firstLine="140" w:firstLineChars="50"/>
+        <w:rPr>
+          <w:rFonts w:hint="default"/>
+          <w:sz w:val="28"/>
+          <w:szCs w:val="28"/>
+          <w:lang w:val="en-US"/>
+        </w:rPr>
+      </w:pPr>
+      <w:r>
+        <w:rPr>
+          <w:rFonts w:hint="default"/>
+          <w:sz w:val="28"/>
+          <w:szCs w:val="28"/>
+          <w:lang w:val="en-US"/>
+        </w:rPr>
+        <w:fldChar w:fldCharType="begin"/>
+      </w:r>
+      <w:r>
+        <w:rPr>
+          <w:rFonts w:hint="default"/>
+          <w:sz w:val="28"/>
+          <w:szCs w:val="28"/>
+          <w:lang w:val="en-US"/>
+        </w:rPr>
+        <w:instrText xml:space="preserve"> HYPERLINK \l _Toc4382 </w:instrText>
+      </w:r>
+      <w:r>
+        <w:rPr>
+          <w:rFonts w:hint="default"/>
+          <w:sz w:val="28"/>
+          <w:szCs w:val="28"/>
+          <w:lang w:val="en-US"/>
+        </w:rPr>
+        <w:fldChar w:fldCharType="separate"/>
+      </w:r>
+      <w:r>
+        <w:rPr>
+          <w:rFonts w:hint="default"/>
+          <w:sz w:val="28"/>
+          <w:szCs w:val="28"/>
+          <w:lang w:val="en-US"/>
+        </w:rPr>
+        <w:t>5</w:t>
+      </w:r>
+      <w:r>
+        <w:rPr>
+          <w:rFonts w:hint="default" w:ascii="Times New Roman" w:hAnsi="Times New Roman" w:cs="Times New Roman"/>
+          <w:sz w:val="28"/>
+          <w:szCs w:val="28"/>
+          <w:lang w:val="en-US"/>
+        </w:rPr>
+        <w:t>.</w:t>
+      </w:r>
+      <w:r>
+        <w:rPr>
+          <w:rFonts w:hint="default" w:cs="Times New Roman"/>
+          <w:sz w:val="28"/>
+          <w:szCs w:val="28"/>
+          <w:lang w:val="en-US"/>
+        </w:rPr>
+        <w:t>8</w:t>
+      </w:r>
+      <w:r>
+        <w:rPr>
+          <w:rFonts w:hint="default" w:ascii="Times New Roman" w:hAnsi="Times New Roman" w:cs="Times New Roman"/>
+          <w:sz w:val="28"/>
+          <w:szCs w:val="28"/>
+          <w:lang w:val="en-US"/>
+        </w:rPr>
+        <w:t xml:space="preserve"> </w:t>
+      </w:r>
+      <w:r>
+        <w:rPr>
+          <w:rFonts w:hint="default" w:cs="Times New Roman"/>
+          <w:bCs/>
+          <w:sz w:val="28"/>
+          <w:szCs w:val="28"/>
+          <w:lang w:val="en-US"/>
+        </w:rPr>
+        <w:t>Process Order Modifications</w:t>
+      </w:r>
+      <w:r>
+        <w:rPr>
+          <w:sz w:val="28"/>
+          <w:szCs w:val="28"/>
+        </w:rPr>
+        <w:tab/>
+      </w:r>
+      <w:r>
+        <w:rPr>
+          <w:rFonts w:hint="default"/>
+          <w:sz w:val="28"/>
+          <w:szCs w:val="28"/>
+          <w:lang w:val="en-US"/>
+        </w:rPr>
+        <w:t>x</w:t>
+      </w:r>
+      <w:r>
+        <w:rPr>
+          <w:rFonts w:hint="default"/>
+          <w:sz w:val="28"/>
+          <w:szCs w:val="28"/>
+          <w:lang w:val="en-US"/>
+        </w:rPr>
+        <w:fldChar w:fldCharType="end"/>
+      </w:r>
+      <w:r>
+        <w:rPr>
+          <w:rFonts w:hint="default"/>
+          <w:sz w:val="28"/>
+          <w:szCs w:val="28"/>
+          <w:lang w:val="en-US"/>
+        </w:rPr>
+        <w:t>x</w:t>
+      </w:r>
+    </w:p>
+    <w:p>
+      <w:pPr>
+        <w:pStyle w:val="13"/>
+        <w:tabs>
+          <w:tab w:val="right" w:leader="dot" w:pos="8306"/>
+        </w:tabs>
+        <w:ind w:left="0" w:leftChars="0" w:firstLine="140" w:firstLineChars="50"/>
+        <w:rPr>
+          <w:rFonts w:hint="default"/>
+          <w:sz w:val="28"/>
+          <w:szCs w:val="28"/>
+          <w:lang w:val="en-US"/>
+        </w:rPr>
+      </w:pPr>
+      <w:r>
+        <w:rPr>
+          <w:rFonts w:hint="default"/>
+          <w:sz w:val="28"/>
+          <w:szCs w:val="28"/>
+          <w:lang w:val="en-US"/>
+        </w:rPr>
+        <w:fldChar w:fldCharType="begin"/>
+      </w:r>
+      <w:r>
+        <w:rPr>
+          <w:rFonts w:hint="default"/>
+          <w:sz w:val="28"/>
+          <w:szCs w:val="28"/>
+          <w:lang w:val="en-US"/>
+        </w:rPr>
+        <w:instrText xml:space="preserve"> HYPERLINK \l _Toc22649 </w:instrText>
+      </w:r>
+      <w:r>
+        <w:rPr>
+          <w:rFonts w:hint="default"/>
+          <w:sz w:val="28"/>
+          <w:szCs w:val="28"/>
+          <w:lang w:val="en-US"/>
+        </w:rPr>
+        <w:fldChar w:fldCharType="separate"/>
+      </w:r>
+      <w:r>
+        <w:rPr>
+          <w:rFonts w:hint="default"/>
+          <w:sz w:val="28"/>
+          <w:szCs w:val="28"/>
+          <w:lang w:val="en-US"/>
+        </w:rPr>
+        <w:t>5</w:t>
+      </w:r>
+      <w:r>
+        <w:rPr>
+          <w:rFonts w:hint="default" w:ascii="Times New Roman" w:hAnsi="Times New Roman" w:cs="Times New Roman"/>
+          <w:sz w:val="28"/>
+          <w:szCs w:val="28"/>
+          <w:lang w:val="en-US"/>
+        </w:rPr>
+        <w:t>.</w:t>
+      </w:r>
+      <w:r>
+        <w:rPr>
+          <w:rFonts w:hint="default" w:cs="Times New Roman"/>
+          <w:sz w:val="28"/>
+          <w:szCs w:val="28"/>
+          <w:lang w:val="en-US"/>
+        </w:rPr>
+        <w:t>9</w:t>
+      </w:r>
+      <w:r>
+        <w:rPr>
+          <w:rFonts w:hint="default" w:ascii="Times New Roman" w:hAnsi="Times New Roman" w:cs="Times New Roman"/>
+          <w:sz w:val="28"/>
+          <w:szCs w:val="28"/>
+          <w:lang w:val="en-US"/>
+        </w:rPr>
+        <w:t xml:space="preserve"> </w:t>
+      </w:r>
+      <w:r>
+        <w:rPr>
+          <w:rFonts w:hint="default" w:cs="Times New Roman"/>
+          <w:bCs/>
+          <w:sz w:val="28"/>
+          <w:szCs w:val="28"/>
+          <w:lang w:val="en-US"/>
+        </w:rPr>
+        <w:t>Automated Invoice Generation</w:t>
+      </w:r>
+      <w:r>
+        <w:rPr>
+          <w:sz w:val="28"/>
+          <w:szCs w:val="28"/>
+        </w:rPr>
+        <w:tab/>
+      </w:r>
+      <w:r>
+        <w:rPr>
+          <w:rFonts w:hint="default"/>
+          <w:sz w:val="28"/>
+          <w:szCs w:val="28"/>
+          <w:lang w:val="en-US"/>
+        </w:rPr>
+        <w:t>x</w:t>
+      </w:r>
+      <w:r>
+        <w:rPr>
+          <w:rFonts w:hint="default"/>
+          <w:sz w:val="28"/>
+          <w:szCs w:val="28"/>
+          <w:lang w:val="en-US"/>
+        </w:rPr>
+        <w:fldChar w:fldCharType="end"/>
+      </w:r>
+      <w:r>
+        <w:rPr>
+          <w:rFonts w:hint="default"/>
+          <w:sz w:val="28"/>
+          <w:szCs w:val="28"/>
+          <w:lang w:val="en-US"/>
+        </w:rPr>
+        <w:t>x</w:t>
+      </w:r>
+    </w:p>
+    <w:p>
+      <w:pPr>
+        <w:pStyle w:val="13"/>
+        <w:tabs>
+          <w:tab w:val="right" w:leader="dot" w:pos="8306"/>
+        </w:tabs>
+        <w:ind w:left="0" w:leftChars="0" w:firstLine="140" w:firstLineChars="50"/>
+        <w:rPr>
+          <w:rFonts w:hint="default"/>
+          <w:lang w:val="en-US"/>
+        </w:rPr>
+      </w:pPr>
+      <w:r>
+        <w:rPr>
+          <w:rFonts w:hint="default"/>
+          <w:sz w:val="28"/>
+          <w:szCs w:val="28"/>
+          <w:lang w:val="en-US"/>
+        </w:rPr>
+        <w:fldChar w:fldCharType="begin"/>
+      </w:r>
+      <w:r>
+        <w:rPr>
+          <w:rFonts w:hint="default"/>
+          <w:sz w:val="28"/>
+          <w:szCs w:val="28"/>
+          <w:lang w:val="en-US"/>
+        </w:rPr>
+        <w:instrText xml:space="preserve"> HYPERLINK \l _Toc18135 </w:instrText>
+      </w:r>
+      <w:r>
+        <w:rPr>
+          <w:rFonts w:hint="default"/>
+          <w:sz w:val="28"/>
+          <w:szCs w:val="28"/>
+          <w:lang w:val="en-US"/>
+        </w:rPr>
+        <w:fldChar w:fldCharType="separate"/>
+      </w:r>
+      <w:r>
+        <w:rPr>
+          <w:rFonts w:hint="default"/>
+          <w:sz w:val="28"/>
+          <w:szCs w:val="28"/>
+          <w:lang w:val="en-US"/>
+        </w:rPr>
+        <w:t>5</w:t>
+      </w:r>
+      <w:r>
+        <w:rPr>
+          <w:rFonts w:hint="default" w:ascii="Times New Roman" w:hAnsi="Times New Roman" w:cs="Times New Roman"/>
+          <w:sz w:val="28"/>
+          <w:szCs w:val="28"/>
+          <w:lang w:val="en-US"/>
+        </w:rPr>
+        <w:t>.</w:t>
+      </w:r>
+      <w:r>
+        <w:rPr>
+          <w:rFonts w:hint="default" w:cs="Times New Roman"/>
+          <w:sz w:val="28"/>
+          <w:szCs w:val="28"/>
+          <w:lang w:val="en-US"/>
+        </w:rPr>
+        <w:t>10</w:t>
+      </w:r>
+      <w:r>
+        <w:rPr>
+          <w:rFonts w:hint="default" w:ascii="Times New Roman" w:hAnsi="Times New Roman" w:cs="Times New Roman"/>
+          <w:sz w:val="28"/>
+          <w:szCs w:val="28"/>
+          <w:lang w:val="en-US"/>
+        </w:rPr>
+        <w:t xml:space="preserve"> </w:t>
+      </w:r>
+      <w:r>
+        <w:rPr>
+          <w:rFonts w:hint="default" w:cs="Times New Roman"/>
+          <w:bCs/>
+          <w:sz w:val="28"/>
+          <w:szCs w:val="28"/>
+          <w:lang w:val="en-US"/>
+        </w:rPr>
+        <w:t>Payment Reconciliation</w:t>
+      </w:r>
+      <w:r>
+        <w:rPr>
+          <w:sz w:val="28"/>
+          <w:szCs w:val="28"/>
+        </w:rPr>
+        <w:tab/>
+      </w:r>
+      <w:r>
+        <w:rPr>
+          <w:rFonts w:hint="default"/>
+          <w:sz w:val="28"/>
+          <w:szCs w:val="28"/>
+          <w:lang w:val="en-US"/>
+        </w:rPr>
+        <w:t>x</w:t>
+      </w:r>
+      <w:r>
+        <w:rPr>
+          <w:rFonts w:hint="default"/>
+          <w:sz w:val="28"/>
+          <w:szCs w:val="28"/>
+          <w:lang w:val="en-US"/>
+        </w:rPr>
+        <w:fldChar w:fldCharType="end"/>
+      </w:r>
+      <w:r>
+        <w:rPr>
+          <w:rFonts w:hint="default"/>
+          <w:sz w:val="28"/>
+          <w:szCs w:val="28"/>
+          <w:lang w:val="en-US"/>
+        </w:rPr>
+        <w:t>x</w:t>
+      </w:r>
+    </w:p>
+    <w:p>
+      <w:pPr>
+        <w:pStyle w:val="13"/>
+        <w:tabs>
+          <w:tab w:val="right" w:leader="dot" w:pos="8306"/>
+        </w:tabs>
+        <w:ind w:left="0" w:leftChars="0" w:firstLine="140" w:firstLineChars="50"/>
+        <w:rPr>
+          <w:rFonts w:hint="default"/>
+          <w:sz w:val="28"/>
+          <w:szCs w:val="28"/>
+          <w:lang w:val="en-US"/>
+        </w:rPr>
+      </w:pPr>
     </w:p>
     <w:p>
       <w:pPr>
@@ -20333,12 +21176,6 @@
             <w:insideH w:val="single" w:color="auto" w:sz="4" w:space="0"/>
             <w:insideV w:val="single" w:color="auto" w:sz="4" w:space="0"/>
           </w:tblBorders>
-          <w:tblCellMar>
-            <w:top w:w="0" w:type="dxa"/>
-            <w:left w:w="108" w:type="dxa"/>
-            <w:bottom w:w="0" w:type="dxa"/>
-            <w:right w:w="108" w:type="dxa"/>
-          </w:tblCellMar>
         </w:tblPrEx>
         <w:trPr>
           <w:trHeight w:val="585" w:hRule="atLeast"/>
@@ -23225,6 +24062,605 @@
       <w:pPr>
         <w:rPr>
           <w:rFonts w:hint="default" w:ascii="Times New Roman" w:hAnsi="Times New Roman" w:cs="Times New Roman"/>
+          <w:lang w:val="en-US"/>
+        </w:rPr>
+      </w:pPr>
+    </w:p>
+    <w:p>
+      <w:pPr>
+        <w:pStyle w:val="2"/>
+        <w:bidi w:val="0"/>
+        <w:rPr>
+          <w:rFonts w:hint="default" w:cs="Times New Roman"/>
+          <w:lang w:val="en-US"/>
+        </w:rPr>
+      </w:pPr>
+      <w:r>
+        <w:rPr>
+          <w:rFonts w:hint="default" w:ascii="Times New Roman" w:hAnsi="Times New Roman" w:cs="Times New Roman"/>
+          <w:lang w:val="en-US"/>
+        </w:rPr>
+        <w:br w:type="textWrapping"/>
+      </w:r>
+      <w:r>
+        <w:rPr>
+          <w:rFonts w:hint="default" w:ascii="Times New Roman" w:hAnsi="Times New Roman" w:cs="Times New Roman"/>
+          <w:lang w:val="en-US"/>
+        </w:rPr>
+        <w:br w:type="textWrapping"/>
+      </w:r>
+      <w:r>
+        <w:rPr>
+          <w:rFonts w:hint="default" w:ascii="Times New Roman" w:hAnsi="Times New Roman" w:cs="Times New Roman"/>
+          <w:lang w:val="en-US"/>
+        </w:rPr>
+        <w:br w:type="textWrapping"/>
+      </w:r>
+      <w:r>
+        <w:rPr>
+          <w:rFonts w:hint="default" w:ascii="Times New Roman" w:hAnsi="Times New Roman" w:cs="Times New Roman"/>
+          <w:lang w:val="en-US"/>
+        </w:rPr>
+        <w:br w:type="textWrapping"/>
+      </w:r>
+      <w:r>
+        <w:rPr>
+          <w:rFonts w:hint="default" w:ascii="Times New Roman" w:hAnsi="Times New Roman" w:cs="Times New Roman"/>
+          <w:lang w:val="en-US"/>
+        </w:rPr>
+        <w:br w:type="textWrapping"/>
+      </w:r>
+      <w:r>
+        <w:rPr>
+          <w:rFonts w:hint="default" w:ascii="Times New Roman" w:hAnsi="Times New Roman" w:cs="Times New Roman"/>
+          <w:lang w:val="en-US"/>
+        </w:rPr>
+        <w:br w:type="textWrapping"/>
+      </w:r>
+      <w:r>
+        <w:rPr>
+          <w:rFonts w:hint="default" w:ascii="Times New Roman" w:hAnsi="Times New Roman" w:cs="Times New Roman"/>
+          <w:lang w:val="en-US"/>
+        </w:rPr>
+        <w:br w:type="textWrapping"/>
+      </w:r>
+      <w:r>
+        <w:rPr>
+          <w:rFonts w:hint="default" w:ascii="Times New Roman" w:hAnsi="Times New Roman" w:cs="Times New Roman"/>
+          <w:lang w:val="en-US"/>
+        </w:rPr>
+        <w:br w:type="textWrapping"/>
+      </w:r>
+      <w:r>
+        <w:rPr>
+          <w:rFonts w:hint="default" w:ascii="Times New Roman" w:hAnsi="Times New Roman" w:cs="Times New Roman"/>
+          <w:lang w:val="en-US"/>
+        </w:rPr>
+        <w:br w:type="textWrapping"/>
+      </w:r>
+      <w:r>
+        <w:rPr>
+          <w:rFonts w:hint="default" w:ascii="Times New Roman" w:hAnsi="Times New Roman" w:cs="Times New Roman"/>
+          <w:lang w:val="en-US"/>
+        </w:rPr>
+        <w:br w:type="textWrapping"/>
+      </w:r>
+      <w:r>
+        <w:rPr>
+          <w:rFonts w:hint="default" w:ascii="Times New Roman" w:hAnsi="Times New Roman" w:cs="Times New Roman"/>
+          <w:lang w:val="en-US"/>
+        </w:rPr>
+        <w:br w:type="textWrapping"/>
+      </w:r>
+      <w:r>
+        <w:rPr>
+          <w:rFonts w:hint="default" w:ascii="Times New Roman" w:hAnsi="Times New Roman" w:cs="Times New Roman"/>
+          <w:lang w:val="en-US"/>
+        </w:rPr>
+        <w:br w:type="textWrapping"/>
+      </w:r>
+      <w:r>
+        <w:rPr>
+          <w:rFonts w:hint="default" w:ascii="Times New Roman" w:hAnsi="Times New Roman" w:cs="Times New Roman"/>
+          <w:lang w:val="en-US"/>
+        </w:rPr>
+        <w:br w:type="textWrapping"/>
+      </w:r>
+      <w:r>
+        <w:rPr>
+          <w:rFonts w:hint="default" w:ascii="Times New Roman" w:hAnsi="Times New Roman" w:cs="Times New Roman"/>
+          <w:lang w:val="en-US"/>
+        </w:rPr>
+        <w:br w:type="textWrapping"/>
+      </w:r>
+      <w:r>
+        <w:rPr>
+          <w:rFonts w:hint="default" w:ascii="Times New Roman" w:hAnsi="Times New Roman" w:cs="Times New Roman"/>
+          <w:lang w:val="en-US"/>
+        </w:rPr>
+        <w:br w:type="textWrapping"/>
+      </w:r>
+      <w:r>
+        <w:rPr>
+          <w:rFonts w:hint="default" w:ascii="Times New Roman" w:hAnsi="Times New Roman" w:cs="Times New Roman"/>
+          <w:lang w:val="en-US"/>
+        </w:rPr>
+        <w:br w:type="textWrapping"/>
+      </w:r>
+      <w:r>
+        <w:rPr>
+          <w:rFonts w:hint="default" w:ascii="Times New Roman" w:hAnsi="Times New Roman" w:cs="Times New Roman"/>
+          <w:lang w:val="en-US"/>
+        </w:rPr>
+        <w:br w:type="textWrapping"/>
+      </w:r>
+      <w:r>
+        <w:rPr>
+          <w:rFonts w:hint="default" w:ascii="Times New Roman" w:hAnsi="Times New Roman" w:cs="Times New Roman"/>
+          <w:lang w:val="en-US"/>
+        </w:rPr>
+        <w:br w:type="textWrapping"/>
+      </w:r>
+      <w:r>
+        <w:rPr>
+          <w:rFonts w:hint="default" w:ascii="Times New Roman" w:hAnsi="Times New Roman" w:cs="Times New Roman"/>
+          <w:lang w:val="en-US"/>
+        </w:rPr>
+        <w:br w:type="textWrapping"/>
+      </w:r>
+      <w:r>
+        <w:rPr>
+          <w:rFonts w:hint="default" w:ascii="Times New Roman" w:hAnsi="Times New Roman" w:cs="Times New Roman"/>
+          <w:lang w:val="en-US"/>
+        </w:rPr>
+        <w:br w:type="textWrapping"/>
+      </w:r>
+      <w:r>
+        <w:rPr>
+          <w:rFonts w:hint="default" w:ascii="Times New Roman" w:hAnsi="Times New Roman" w:cs="Times New Roman"/>
+          <w:lang w:val="en-US"/>
+        </w:rPr>
+        <w:br w:type="textWrapping"/>
+      </w:r>
+      <w:r>
+        <w:rPr>
+          <w:rFonts w:hint="default" w:ascii="Times New Roman" w:hAnsi="Times New Roman" w:cs="Times New Roman"/>
+          <w:lang w:val="en-US"/>
+        </w:rPr>
+        <w:t xml:space="preserve">Part </w:t>
+      </w:r>
+      <w:r>
+        <w:rPr>
+          <w:rFonts w:hint="default" w:cs="Times New Roman"/>
+          <w:lang w:val="en-US"/>
+        </w:rPr>
+        <w:t>E</w:t>
+      </w:r>
+      <w:r>
+        <w:rPr>
+          <w:rFonts w:hint="default" w:ascii="Times New Roman" w:hAnsi="Times New Roman" w:cs="Times New Roman"/>
+          <w:lang w:val="en-US"/>
+        </w:rPr>
+        <w:t xml:space="preserve">: </w:t>
+      </w:r>
+      <w:r>
+        <w:rPr>
+          <w:rFonts w:hint="default" w:cs="Times New Roman"/>
+          <w:lang w:val="en-US"/>
+        </w:rPr>
+        <w:t>Workflow</w:t>
+      </w:r>
+    </w:p>
+    <w:p>
+      <w:pPr>
+        <w:pStyle w:val="3"/>
+        <w:bidi w:val="0"/>
+        <w:spacing w:line="240" w:lineRule="auto"/>
+        <w:ind w:left="400" w:leftChars="100" w:firstLine="0" w:firstLineChars="0"/>
+        <w:rPr>
+          <w:rFonts w:hint="default" w:cs="Times New Roman"/>
+          <w:lang w:val="en-US"/>
+        </w:rPr>
+      </w:pPr>
+      <w:r>
+        <w:rPr>
+          <w:rFonts w:hint="default" w:cs="Times New Roman"/>
+          <w:lang w:val="en-US"/>
+        </w:rPr>
+        <w:t>5</w:t>
+      </w:r>
+      <w:r>
+        <w:rPr>
+          <w:rFonts w:hint="default" w:ascii="Times New Roman" w:hAnsi="Times New Roman" w:cs="Times New Roman"/>
+          <w:lang w:val="en-US"/>
+        </w:rPr>
+        <w:t>.</w:t>
+      </w:r>
+      <w:r>
+        <w:rPr>
+          <w:rFonts w:hint="default" w:cs="Times New Roman"/>
+          <w:lang w:val="en-US"/>
+        </w:rPr>
+        <w:t>1</w:t>
+      </w:r>
+      <w:r>
+        <w:rPr>
+          <w:rFonts w:hint="default" w:ascii="Times New Roman" w:hAnsi="Times New Roman" w:cs="Times New Roman"/>
+          <w:lang w:val="en-US"/>
+        </w:rPr>
+        <w:t xml:space="preserve"> </w:t>
+      </w:r>
+      <w:r>
+        <w:rPr>
+          <w:rFonts w:hint="default" w:cs="Times New Roman"/>
+          <w:lang w:val="en-US"/>
+        </w:rPr>
+        <w:t>User and Access Management</w:t>
+      </w:r>
+    </w:p>
+    <w:p>
+      <w:pPr>
+        <w:rPr>
+          <w:rFonts w:hint="default" w:cs="Times New Roman"/>
+          <w:lang w:val="en-US"/>
+        </w:rPr>
+      </w:pPr>
+      <w:r>
+        <w:drawing>
+          <wp:anchor distT="0" distB="0" distL="114300" distR="114300" simplePos="0" relativeHeight="251662336" behindDoc="0" locked="0" layoutInCell="1" allowOverlap="1">
+            <wp:simplePos x="0" y="0"/>
+            <wp:positionH relativeFrom="column">
+              <wp:posOffset>720725</wp:posOffset>
+            </wp:positionH>
+            <wp:positionV relativeFrom="paragraph">
+              <wp:posOffset>0</wp:posOffset>
+            </wp:positionV>
+            <wp:extent cx="3832860" cy="5288280"/>
+            <wp:effectExtent l="0" t="0" r="7620" b="0"/>
+            <wp:wrapSquare wrapText="bothSides"/>
+            <wp:docPr id="3" name="Picture 2"/>
+            <wp:cNvGraphicFramePr>
+              <a:graphicFrameLocks xmlns:a="http://schemas.openxmlformats.org/drawingml/2006/main" noChangeAspect="1"/>
+            </wp:cNvGraphicFramePr>
+            <a:graphic xmlns:a="http://schemas.openxmlformats.org/drawingml/2006/main">
+              <a:graphicData uri="http://schemas.openxmlformats.org/drawingml/2006/picture">
+                <pic:pic xmlns:pic="http://schemas.openxmlformats.org/drawingml/2006/picture">
+                  <pic:nvPicPr>
+                    <pic:cNvPr id="3" name="Picture 2"/>
+                    <pic:cNvPicPr>
+                      <a:picLocks noChangeAspect="1"/>
+                    </pic:cNvPicPr>
+                  </pic:nvPicPr>
+                  <pic:blipFill>
+                    <a:blip r:embed="rId8"/>
+                    <a:stretch>
+                      <a:fillRect/>
+                    </a:stretch>
+                  </pic:blipFill>
+                  <pic:spPr>
+                    <a:xfrm>
+                      <a:off x="0" y="0"/>
+                      <a:ext cx="3832860" cy="5288280"/>
+                    </a:xfrm>
+                    <a:prstGeom prst="rect">
+                      <a:avLst/>
+                    </a:prstGeom>
+                    <a:noFill/>
+                    <a:ln>
+                      <a:noFill/>
+                    </a:ln>
+                  </pic:spPr>
+                </pic:pic>
+              </a:graphicData>
+            </a:graphic>
+          </wp:anchor>
+        </w:drawing>
+      </w:r>
+    </w:p>
+    <w:p>
+      <w:pPr>
+        <w:rPr>
+          <w:rFonts w:hint="default" w:cs="Times New Roman"/>
+          <w:lang w:val="en-US"/>
+        </w:rPr>
+      </w:pPr>
+    </w:p>
+    <w:p>
+      <w:pPr>
+        <w:rPr>
+          <w:rFonts w:hint="default" w:cs="Times New Roman"/>
+          <w:lang w:val="en-US"/>
+        </w:rPr>
+      </w:pPr>
+    </w:p>
+    <w:p>
+      <w:pPr>
+        <w:rPr>
+          <w:rFonts w:hint="default" w:cs="Times New Roman"/>
+          <w:lang w:val="en-US"/>
+        </w:rPr>
+      </w:pPr>
+    </w:p>
+    <w:p>
+      <w:pPr>
+        <w:rPr>
+          <w:rFonts w:hint="default" w:cs="Times New Roman"/>
+          <w:lang w:val="en-US"/>
+        </w:rPr>
+      </w:pPr>
+    </w:p>
+    <w:p>
+      <w:pPr>
+        <w:rPr>
+          <w:rFonts w:hint="default" w:cs="Times New Roman"/>
+          <w:lang w:val="en-US"/>
+        </w:rPr>
+      </w:pPr>
+    </w:p>
+    <w:p>
+      <w:pPr>
+        <w:rPr>
+          <w:rFonts w:hint="default" w:cs="Times New Roman"/>
+          <w:lang w:val="en-US"/>
+        </w:rPr>
+      </w:pPr>
+    </w:p>
+    <w:p>
+      <w:pPr>
+        <w:rPr>
+          <w:rFonts w:hint="default" w:cs="Times New Roman"/>
+          <w:lang w:val="en-US"/>
+        </w:rPr>
+      </w:pPr>
+    </w:p>
+    <w:p>
+      <w:pPr>
+        <w:rPr>
+          <w:rFonts w:hint="default" w:cs="Times New Roman"/>
+          <w:lang w:val="en-US"/>
+        </w:rPr>
+      </w:pPr>
+    </w:p>
+    <w:p>
+      <w:pPr>
+        <w:rPr>
+          <w:rFonts w:hint="default" w:cs="Times New Roman"/>
+          <w:lang w:val="en-US"/>
+        </w:rPr>
+      </w:pPr>
+    </w:p>
+    <w:p>
+      <w:pPr>
+        <w:rPr>
+          <w:rFonts w:hint="default" w:cs="Times New Roman"/>
+          <w:lang w:val="en-US"/>
+        </w:rPr>
+      </w:pPr>
+    </w:p>
+    <w:p>
+      <w:pPr>
+        <w:rPr>
+          <w:rFonts w:hint="default" w:cs="Times New Roman"/>
+          <w:lang w:val="en-US"/>
+        </w:rPr>
+      </w:pPr>
+    </w:p>
+    <w:p>
+      <w:pPr>
+        <w:rPr>
+          <w:rFonts w:hint="default" w:cs="Times New Roman"/>
+          <w:lang w:val="en-US"/>
+        </w:rPr>
+      </w:pPr>
+    </w:p>
+    <w:p>
+      <w:pPr>
+        <w:rPr>
+          <w:rFonts w:hint="default" w:cs="Times New Roman"/>
+          <w:lang w:val="en-US"/>
+        </w:rPr>
+      </w:pPr>
+    </w:p>
+    <w:p>
+      <w:pPr>
+        <w:rPr>
+          <w:rFonts w:hint="default" w:cs="Times New Roman"/>
+          <w:lang w:val="en-US"/>
+        </w:rPr>
+      </w:pPr>
+    </w:p>
+    <w:p>
+      <w:pPr>
+        <w:rPr>
+          <w:rFonts w:hint="default" w:cs="Times New Roman"/>
+          <w:lang w:val="en-US"/>
+        </w:rPr>
+      </w:pPr>
+    </w:p>
+    <w:p>
+      <w:pPr>
+        <w:rPr>
+          <w:rFonts w:hint="default" w:cs="Times New Roman"/>
+          <w:lang w:val="en-US"/>
+        </w:rPr>
+      </w:pPr>
+    </w:p>
+    <w:p>
+      <w:pPr>
+        <w:rPr>
+          <w:rFonts w:hint="default" w:cs="Times New Roman"/>
+          <w:lang w:val="en-US"/>
+        </w:rPr>
+      </w:pPr>
+    </w:p>
+    <w:p>
+      <w:pPr>
+        <w:jc w:val="center"/>
+        <w:rPr>
+          <w:rFonts w:hint="default" w:cs="Times New Roman"/>
+          <w:b/>
+          <w:bCs/>
+          <w:i/>
+          <w:iCs/>
+          <w:sz w:val="21"/>
+          <w:szCs w:val="21"/>
+          <w:lang w:val="en-US"/>
+        </w:rPr>
+      </w:pPr>
+    </w:p>
+    <w:p>
+      <w:pPr>
+        <w:jc w:val="center"/>
+        <w:rPr>
+          <w:rFonts w:hint="default" w:cs="Times New Roman"/>
+          <w:b/>
+          <w:bCs/>
+          <w:i/>
+          <w:iCs/>
+          <w:sz w:val="21"/>
+          <w:szCs w:val="21"/>
+          <w:lang w:val="en-US"/>
+        </w:rPr>
+      </w:pPr>
+      <w:r>
+        <w:rPr>
+          <w:rFonts w:hint="default" w:cs="Times New Roman"/>
+          <w:b/>
+          <w:bCs/>
+          <w:i/>
+          <w:iCs/>
+          <w:sz w:val="21"/>
+          <w:szCs w:val="21"/>
+          <w:lang w:val="en-US"/>
+        </w:rPr>
+        <w:t>Figure 1: Workflow of User and Access Management task</w:t>
+      </w:r>
+    </w:p>
+    <w:p>
+      <w:pPr>
+        <w:rPr>
+          <w:rFonts w:hint="default" w:cs="Times New Roman"/>
+          <w:lang w:val="en-US"/>
+        </w:rPr>
+      </w:pPr>
+    </w:p>
+    <w:p>
+      <w:pPr>
+        <w:rPr>
+          <w:rFonts w:hint="default" w:cs="Times New Roman"/>
+          <w:lang w:val="en-US"/>
+        </w:rPr>
+      </w:pPr>
+    </w:p>
+    <w:p>
+      <w:pPr>
+        <w:rPr>
+          <w:rFonts w:hint="default" w:cs="Times New Roman"/>
+          <w:lang w:val="en-US"/>
+        </w:rPr>
+      </w:pPr>
+    </w:p>
+    <w:p>
+      <w:pPr>
+        <w:rPr>
+          <w:rFonts w:hint="default" w:cs="Times New Roman"/>
+          <w:lang w:val="en-US"/>
+        </w:rPr>
+      </w:pPr>
+    </w:p>
+    <w:p>
+      <w:pPr>
+        <w:rPr>
+          <w:rFonts w:hint="default" w:cs="Times New Roman"/>
+          <w:lang w:val="en-US"/>
+        </w:rPr>
+      </w:pPr>
+    </w:p>
+    <w:p>
+      <w:pPr>
+        <w:rPr>
+          <w:rFonts w:hint="default"/>
+          <w:lang w:val="en-US"/>
+        </w:rPr>
+      </w:pPr>
+    </w:p>
+    <w:p>
+      <w:pPr>
+        <w:pStyle w:val="3"/>
+        <w:bidi w:val="0"/>
+        <w:spacing w:line="240" w:lineRule="auto"/>
+        <w:ind w:left="400" w:leftChars="100" w:firstLine="0" w:firstLineChars="0"/>
+        <w:rPr>
+          <w:rStyle w:val="15"/>
+          <w:rFonts w:hint="default" w:cs="Times New Roman"/>
+          <w:b/>
+          <w:bCs/>
+          <w:sz w:val="28"/>
+          <w:szCs w:val="28"/>
+          <w:lang w:val="en-US"/>
+        </w:rPr>
+      </w:pPr>
+      <w:r>
+        <w:rPr>
+          <w:rFonts w:hint="default" w:cs="Times New Roman"/>
+          <w:lang w:val="en-US"/>
+        </w:rPr>
+        <w:t>5</w:t>
+      </w:r>
+      <w:r>
+        <w:rPr>
+          <w:rFonts w:hint="default" w:ascii="Times New Roman" w:hAnsi="Times New Roman" w:cs="Times New Roman"/>
+          <w:lang w:val="en-US"/>
+        </w:rPr>
+        <w:t>.</w:t>
+      </w:r>
+      <w:r>
+        <w:rPr>
+          <w:rFonts w:hint="default" w:cs="Times New Roman"/>
+          <w:lang w:val="en-US"/>
+        </w:rPr>
+        <w:t>2</w:t>
+      </w:r>
+      <w:r>
+        <w:rPr>
+          <w:rFonts w:hint="default" w:ascii="Times New Roman" w:hAnsi="Times New Roman" w:cs="Times New Roman"/>
+          <w:lang w:val="en-US"/>
+        </w:rPr>
+        <w:t xml:space="preserve"> </w:t>
+      </w:r>
+      <w:r>
+        <w:rPr>
+          <w:rStyle w:val="15"/>
+          <w:rFonts w:hint="default" w:cs="Times New Roman"/>
+          <w:b/>
+          <w:bCs/>
+          <w:sz w:val="28"/>
+          <w:szCs w:val="28"/>
+          <w:lang w:val="en-US"/>
+        </w:rPr>
+        <w:t>Branch and Hub Setup</w:t>
+      </w:r>
+    </w:p>
+    <w:p>
+      <w:pPr>
+        <w:rPr>
+          <w:rFonts w:hint="default"/>
+          <w:lang w:val="en-US"/>
+        </w:rPr>
+      </w:pPr>
+    </w:p>
+    <w:p>
+      <w:pPr>
+        <w:rPr>
+          <w:rFonts w:hint="default"/>
+          <w:lang w:val="en-US"/>
+        </w:rPr>
+      </w:pPr>
+    </w:p>
+    <w:p>
+      <w:pPr>
+        <w:rPr>
+          <w:rFonts w:hint="default"/>
           <w:lang w:val="en-US"/>
         </w:rPr>
       </w:pPr>

--- a/Assignments/Assignment1/Team Report.docx
+++ b/Assignments/Assignment1/Team Report.docx
@@ -4064,7 +4064,7 @@
           <w:szCs w:val="28"/>
           <w:lang w:val="en-US"/>
         </w:rPr>
-        <w:t>x</w:t>
+        <w:fldChar w:fldCharType="end"/>
       </w:r>
       <w:r>
         <w:rPr>
@@ -4073,19 +4073,8 @@
           <w:szCs w:val="28"/>
           <w:lang w:val="en-US"/>
         </w:rPr>
-        <w:fldChar w:fldCharType="end"/>
-      </w:r>
-      <w:r>
-        <w:rPr>
-          <w:rFonts w:hint="default"/>
-          <w:sz w:val="28"/>
-          <w:szCs w:val="28"/>
-          <w:lang w:val="en-US"/>
-        </w:rPr>
-        <w:t>x</w:t>
-      </w:r>
-      <w:bookmarkStart w:id="24" w:name="_GoBack"/>
-      <w:bookmarkEnd w:id="24"/>
+        <w:t>28</w:t>
+      </w:r>
     </w:p>
     <w:p>
       <w:pPr>
@@ -4187,7 +4176,7 @@
           <w:szCs w:val="28"/>
           <w:lang w:val="en-US"/>
         </w:rPr>
-        <w:t>x</w:t>
+        <w:t>29</w:t>
       </w:r>
       <w:r>
         <w:rPr>
@@ -4197,15 +4186,6 @@
           <w:lang w:val="en-US"/>
         </w:rPr>
         <w:fldChar w:fldCharType="end"/>
-      </w:r>
-      <w:r>
-        <w:rPr>
-          <w:rFonts w:hint="default"/>
-          <w:sz w:val="28"/>
-          <w:szCs w:val="28"/>
-          <w:lang w:val="en-US"/>
-        </w:rPr>
-        <w:t>x</w:t>
       </w:r>
     </w:p>
     <w:p>
@@ -4309,7 +4289,7 @@
           <w:szCs w:val="28"/>
           <w:lang w:val="en-US"/>
         </w:rPr>
-        <w:t>x</w:t>
+        <w:fldChar w:fldCharType="end"/>
       </w:r>
       <w:r>
         <w:rPr>
@@ -4318,16 +4298,7 @@
           <w:szCs w:val="28"/>
           <w:lang w:val="en-US"/>
         </w:rPr>
-        <w:fldChar w:fldCharType="end"/>
-      </w:r>
-      <w:r>
-        <w:rPr>
-          <w:rFonts w:hint="default"/>
-          <w:sz w:val="28"/>
-          <w:szCs w:val="28"/>
-          <w:lang w:val="en-US"/>
-        </w:rPr>
-        <w:t>x</w:t>
+        <w:t>30</w:t>
       </w:r>
     </w:p>
     <w:p>
@@ -4431,7 +4402,7 @@
           <w:szCs w:val="28"/>
           <w:lang w:val="en-US"/>
         </w:rPr>
-        <w:t>x</w:t>
+        <w:t>3</w:t>
       </w:r>
       <w:r>
         <w:rPr>
@@ -4449,7 +4420,7 @@
           <w:szCs w:val="28"/>
           <w:lang w:val="en-US"/>
         </w:rPr>
-        <w:t>x</w:t>
+        <w:t>1</w:t>
       </w:r>
     </w:p>
     <w:p>
@@ -4553,7 +4524,7 @@
           <w:szCs w:val="28"/>
           <w:lang w:val="en-US"/>
         </w:rPr>
-        <w:t>x</w:t>
+        <w:t>3</w:t>
       </w:r>
       <w:r>
         <w:rPr>
@@ -4571,7 +4542,7 @@
           <w:szCs w:val="28"/>
           <w:lang w:val="en-US"/>
         </w:rPr>
-        <w:t>x</w:t>
+        <w:t>2</w:t>
       </w:r>
     </w:p>
     <w:p>
@@ -4675,7 +4646,7 @@
           <w:szCs w:val="28"/>
           <w:lang w:val="en-US"/>
         </w:rPr>
-        <w:t>x</w:t>
+        <w:t>33</w:t>
       </w:r>
       <w:r>
         <w:rPr>
@@ -4685,15 +4656,6 @@
           <w:lang w:val="en-US"/>
         </w:rPr>
         <w:fldChar w:fldCharType="end"/>
-      </w:r>
-      <w:r>
-        <w:rPr>
-          <w:rFonts w:hint="default"/>
-          <w:sz w:val="28"/>
-          <w:szCs w:val="28"/>
-          <w:lang w:val="en-US"/>
-        </w:rPr>
-        <w:t>x</w:t>
       </w:r>
     </w:p>
     <w:p>
@@ -4797,7 +4759,7 @@
           <w:szCs w:val="28"/>
           <w:lang w:val="en-US"/>
         </w:rPr>
-        <w:t>x</w:t>
+        <w:fldChar w:fldCharType="end"/>
       </w:r>
       <w:r>
         <w:rPr>
@@ -4806,16 +4768,7 @@
           <w:szCs w:val="28"/>
           <w:lang w:val="en-US"/>
         </w:rPr>
-        <w:fldChar w:fldCharType="end"/>
-      </w:r>
-      <w:r>
-        <w:rPr>
-          <w:rFonts w:hint="default"/>
-          <w:sz w:val="28"/>
-          <w:szCs w:val="28"/>
-          <w:lang w:val="en-US"/>
-        </w:rPr>
-        <w:t>x</w:t>
+        <w:t>34</w:t>
       </w:r>
     </w:p>
     <w:p>
@@ -4917,7 +4870,7 @@
           <w:szCs w:val="28"/>
           <w:lang w:val="en-US"/>
         </w:rPr>
-        <w:t>x</w:t>
+        <w:fldChar w:fldCharType="end"/>
       </w:r>
       <w:r>
         <w:rPr>
@@ -4926,16 +4879,7 @@
           <w:szCs w:val="28"/>
           <w:lang w:val="en-US"/>
         </w:rPr>
-        <w:fldChar w:fldCharType="end"/>
-      </w:r>
-      <w:r>
-        <w:rPr>
-          <w:rFonts w:hint="default"/>
-          <w:sz w:val="28"/>
-          <w:szCs w:val="28"/>
-          <w:lang w:val="en-US"/>
-        </w:rPr>
-        <w:t>x</w:t>
+        <w:t>35</w:t>
       </w:r>
     </w:p>
     <w:p>
@@ -16678,14 +16622,6 @@
       </w:tblGrid>
       <w:tr>
         <w:tblPrEx>
-          <w:tblBorders>
-            <w:top w:val="single" w:color="auto" w:sz="4" w:space="0"/>
-            <w:left w:val="single" w:color="auto" w:sz="4" w:space="0"/>
-            <w:bottom w:val="single" w:color="auto" w:sz="4" w:space="0"/>
-            <w:right w:val="single" w:color="auto" w:sz="4" w:space="0"/>
-            <w:insideH w:val="single" w:color="auto" w:sz="4" w:space="0"/>
-            <w:insideV w:val="single" w:color="auto" w:sz="4" w:space="0"/>
-          </w:tblBorders>
           <w:tblCellMar>
             <w:top w:w="0" w:type="dxa"/>
             <w:left w:w="108" w:type="dxa"/>
@@ -19694,14 +19630,6 @@
       </w:tblGrid>
       <w:tr>
         <w:tblPrEx>
-          <w:tblBorders>
-            <w:top w:val="single" w:color="auto" w:sz="4" w:space="0"/>
-            <w:left w:val="single" w:color="auto" w:sz="4" w:space="0"/>
-            <w:bottom w:val="single" w:color="auto" w:sz="4" w:space="0"/>
-            <w:right w:val="single" w:color="auto" w:sz="4" w:space="0"/>
-            <w:insideH w:val="single" w:color="auto" w:sz="4" w:space="0"/>
-            <w:insideV w:val="single" w:color="auto" w:sz="4" w:space="0"/>
-          </w:tblBorders>
           <w:tblCellMar>
             <w:top w:w="0" w:type="dxa"/>
             <w:left w:w="108" w:type="dxa"/>
@@ -21140,1565 +21068,6 @@
         <w:t>Automated Invoice Generation</w:t>
       </w:r>
       <w:bookmarkEnd w:id="22"/>
-    </w:p>
-    <w:tbl>
-      <w:tblPr>
-        <w:tblStyle w:val="11"/>
-        <w:tblW w:w="9192" w:type="dxa"/>
-        <w:tblInd w:w="-407" w:type="dxa"/>
-        <w:tblBorders>
-          <w:top w:val="single" w:color="auto" w:sz="4" w:space="0"/>
-          <w:left w:val="single" w:color="auto" w:sz="4" w:space="0"/>
-          <w:bottom w:val="single" w:color="auto" w:sz="4" w:space="0"/>
-          <w:right w:val="single" w:color="auto" w:sz="4" w:space="0"/>
-          <w:insideH w:val="single" w:color="auto" w:sz="4" w:space="0"/>
-          <w:insideV w:val="single" w:color="auto" w:sz="4" w:space="0"/>
-        </w:tblBorders>
-        <w:tblLayout w:type="autofit"/>
-        <w:tblCellMar>
-          <w:top w:w="0" w:type="dxa"/>
-          <w:left w:w="108" w:type="dxa"/>
-          <w:bottom w:w="0" w:type="dxa"/>
-          <w:right w:w="108" w:type="dxa"/>
-        </w:tblCellMar>
-      </w:tblPr>
-      <w:tblGrid>
-        <w:gridCol w:w="2160"/>
-        <w:gridCol w:w="7032"/>
-      </w:tblGrid>
-      <w:tr>
-        <w:tblPrEx>
-          <w:tblBorders>
-            <w:top w:val="single" w:color="auto" w:sz="4" w:space="0"/>
-            <w:left w:val="single" w:color="auto" w:sz="4" w:space="0"/>
-            <w:bottom w:val="single" w:color="auto" w:sz="4" w:space="0"/>
-            <w:right w:val="single" w:color="auto" w:sz="4" w:space="0"/>
-            <w:insideH w:val="single" w:color="auto" w:sz="4" w:space="0"/>
-            <w:insideV w:val="single" w:color="auto" w:sz="4" w:space="0"/>
-          </w:tblBorders>
-        </w:tblPrEx>
-        <w:trPr>
-          <w:trHeight w:val="585" w:hRule="atLeast"/>
-        </w:trPr>
-        <w:tc>
-          <w:tcPr>
-            <w:tcW w:w="9192" w:type="dxa"/>
-            <w:gridSpan w:val="2"/>
-            <w:shd w:val="clear" w:color="auto" w:fill="FBE6D6" w:themeFill="accent2" w:themeFillTint="32"/>
-            <w:vAlign w:val="center"/>
-          </w:tcPr>
-          <w:p>
-            <w:pPr>
-              <w:widowControl w:val="0"/>
-              <w:jc w:val="center"/>
-              <w:rPr>
-                <w:rFonts w:hint="default" w:ascii="Times New Roman" w:hAnsi="Times New Roman" w:cs="Times New Roman"/>
-                <w:vertAlign w:val="baseline"/>
-                <w:lang w:val="en-US"/>
-              </w:rPr>
-            </w:pPr>
-            <w:r>
-              <w:rPr>
-                <w:rFonts w:hint="default" w:ascii="Times New Roman" w:hAnsi="Times New Roman" w:cs="Times New Roman"/>
-                <w:sz w:val="32"/>
-                <w:szCs w:val="32"/>
-                <w:vertAlign w:val="baseline"/>
-                <w:lang w:val="en-US"/>
-              </w:rPr>
-              <w:t>Task:</w:t>
-            </w:r>
-            <w:r>
-              <w:rPr>
-                <w:rFonts w:hint="default" w:cs="Times New Roman"/>
-                <w:sz w:val="32"/>
-                <w:szCs w:val="32"/>
-                <w:vertAlign w:val="baseline"/>
-                <w:lang w:val="en-US"/>
-              </w:rPr>
-              <w:t xml:space="preserve"> Automated Invoice Generation</w:t>
-            </w:r>
-          </w:p>
-        </w:tc>
-      </w:tr>
-      <w:tr>
-        <w:tblPrEx>
-          <w:tblBorders>
-            <w:top w:val="single" w:color="auto" w:sz="4" w:space="0"/>
-            <w:left w:val="single" w:color="auto" w:sz="4" w:space="0"/>
-            <w:bottom w:val="single" w:color="auto" w:sz="4" w:space="0"/>
-            <w:right w:val="single" w:color="auto" w:sz="4" w:space="0"/>
-            <w:insideH w:val="single" w:color="auto" w:sz="4" w:space="0"/>
-            <w:insideV w:val="single" w:color="auto" w:sz="4" w:space="0"/>
-          </w:tblBorders>
-          <w:tblCellMar>
-            <w:top w:w="0" w:type="dxa"/>
-            <w:left w:w="108" w:type="dxa"/>
-            <w:bottom w:w="0" w:type="dxa"/>
-            <w:right w:w="108" w:type="dxa"/>
-          </w:tblCellMar>
-        </w:tblPrEx>
-        <w:trPr>
-          <w:trHeight w:val="427" w:hRule="atLeast"/>
-        </w:trPr>
-        <w:tc>
-          <w:tcPr>
-            <w:tcW w:w="2160" w:type="dxa"/>
-            <w:shd w:val="clear" w:color="auto" w:fill="FEF2CB" w:themeFill="accent3" w:themeFillTint="32"/>
-            <w:vAlign w:val="center"/>
-          </w:tcPr>
-          <w:p>
-            <w:pPr>
-              <w:widowControl w:val="0"/>
-              <w:jc w:val="center"/>
-              <w:rPr>
-                <w:rFonts w:hint="default" w:ascii="Times New Roman" w:hAnsi="Times New Roman" w:cs="Times New Roman"/>
-                <w:sz w:val="28"/>
-                <w:szCs w:val="28"/>
-                <w:vertAlign w:val="baseline"/>
-                <w:lang w:val="en-US"/>
-              </w:rPr>
-            </w:pPr>
-            <w:r>
-              <w:rPr>
-                <w:rFonts w:hint="default" w:ascii="Times New Roman" w:hAnsi="Times New Roman" w:cs="Times New Roman"/>
-                <w:sz w:val="28"/>
-                <w:szCs w:val="28"/>
-                <w:vertAlign w:val="baseline"/>
-                <w:lang w:val="en-US"/>
-              </w:rPr>
-              <w:t>Attribute</w:t>
-            </w:r>
-          </w:p>
-        </w:tc>
-        <w:tc>
-          <w:tcPr>
-            <w:tcW w:w="7032" w:type="dxa"/>
-            <w:shd w:val="clear" w:color="auto" w:fill="D4F4F1" w:themeFill="accent5" w:themeFillTint="32"/>
-            <w:vAlign w:val="center"/>
-          </w:tcPr>
-          <w:p>
-            <w:pPr>
-              <w:widowControl w:val="0"/>
-              <w:jc w:val="center"/>
-              <w:rPr>
-                <w:rFonts w:hint="default" w:ascii="Times New Roman" w:hAnsi="Times New Roman" w:cs="Times New Roman"/>
-                <w:sz w:val="28"/>
-                <w:szCs w:val="28"/>
-                <w:vertAlign w:val="baseline"/>
-                <w:lang w:val="en-US"/>
-              </w:rPr>
-            </w:pPr>
-            <w:r>
-              <w:rPr>
-                <w:rFonts w:hint="default" w:ascii="Times New Roman" w:hAnsi="Times New Roman" w:cs="Times New Roman"/>
-                <w:sz w:val="28"/>
-                <w:szCs w:val="28"/>
-                <w:vertAlign w:val="baseline"/>
-                <w:lang w:val="en-US"/>
-              </w:rPr>
-              <w:t>Description</w:t>
-            </w:r>
-          </w:p>
-        </w:tc>
-      </w:tr>
-      <w:tr>
-        <w:tblPrEx>
-          <w:tblBorders>
-            <w:top w:val="single" w:color="auto" w:sz="4" w:space="0"/>
-            <w:left w:val="single" w:color="auto" w:sz="4" w:space="0"/>
-            <w:bottom w:val="single" w:color="auto" w:sz="4" w:space="0"/>
-            <w:right w:val="single" w:color="auto" w:sz="4" w:space="0"/>
-            <w:insideH w:val="single" w:color="auto" w:sz="4" w:space="0"/>
-            <w:insideV w:val="single" w:color="auto" w:sz="4" w:space="0"/>
-          </w:tblBorders>
-          <w:tblCellMar>
-            <w:top w:w="0" w:type="dxa"/>
-            <w:left w:w="108" w:type="dxa"/>
-            <w:bottom w:w="0" w:type="dxa"/>
-            <w:right w:w="108" w:type="dxa"/>
-          </w:tblCellMar>
-        </w:tblPrEx>
-        <w:trPr>
-          <w:trHeight w:val="1947" w:hRule="atLeast"/>
-        </w:trPr>
-        <w:tc>
-          <w:tcPr>
-            <w:tcW w:w="2160" w:type="dxa"/>
-            <w:vAlign w:val="center"/>
-          </w:tcPr>
-          <w:p>
-            <w:pPr>
-              <w:widowControl w:val="0"/>
-              <w:jc w:val="left"/>
-              <w:rPr>
-                <w:rFonts w:hint="default" w:ascii="Times New Roman" w:hAnsi="Times New Roman" w:cs="Times New Roman"/>
-                <w:sz w:val="24"/>
-                <w:szCs w:val="24"/>
-                <w:vertAlign w:val="baseline"/>
-                <w:lang w:val="en-US"/>
-              </w:rPr>
-            </w:pPr>
-            <w:r>
-              <w:rPr>
-                <w:rFonts w:hint="default" w:ascii="Times New Roman" w:hAnsi="Times New Roman" w:cs="Times New Roman"/>
-                <w:sz w:val="24"/>
-                <w:szCs w:val="24"/>
-                <w:vertAlign w:val="baseline"/>
-                <w:lang w:val="en-US"/>
-              </w:rPr>
-              <w:t>Purposes</w:t>
-            </w:r>
-          </w:p>
-        </w:tc>
-        <w:tc>
-          <w:tcPr>
-            <w:tcW w:w="7032" w:type="dxa"/>
-            <w:vAlign w:val="center"/>
-          </w:tcPr>
-          <w:p>
-            <w:pPr>
-              <w:widowControl w:val="0"/>
-              <w:numPr>
-                <w:ilvl w:val="0"/>
-                <w:numId w:val="6"/>
-              </w:numPr>
-              <w:ind w:left="420" w:leftChars="0" w:hanging="420" w:firstLineChars="0"/>
-              <w:jc w:val="both"/>
-              <w:rPr>
-                <w:rFonts w:hint="default" w:ascii="Times New Roman" w:hAnsi="Times New Roman" w:cs="Times New Roman"/>
-                <w:sz w:val="24"/>
-                <w:szCs w:val="24"/>
-                <w:vertAlign w:val="baseline"/>
-                <w:lang w:val="en-US"/>
-              </w:rPr>
-            </w:pPr>
-            <w:r>
-              <w:rPr>
-                <w:rFonts w:hint="default" w:ascii="Times New Roman" w:hAnsi="Times New Roman" w:eastAsia="SimSun" w:cs="Times New Roman"/>
-                <w:sz w:val="24"/>
-                <w:szCs w:val="24"/>
-              </w:rPr>
-              <w:t>Calculate precise B2B shipping fees automatically upon delivery completion.</w:t>
-            </w:r>
-          </w:p>
-          <w:p>
-            <w:pPr>
-              <w:widowControl w:val="0"/>
-              <w:numPr>
-                <w:ilvl w:val="0"/>
-                <w:numId w:val="6"/>
-              </w:numPr>
-              <w:ind w:left="420" w:leftChars="0" w:hanging="420" w:firstLineChars="0"/>
-              <w:jc w:val="both"/>
-              <w:rPr>
-                <w:rFonts w:hint="default" w:ascii="Times New Roman" w:hAnsi="Times New Roman" w:cs="Times New Roman"/>
-                <w:sz w:val="24"/>
-                <w:szCs w:val="24"/>
-                <w:vertAlign w:val="baseline"/>
-                <w:lang w:val="en-US"/>
-              </w:rPr>
-            </w:pPr>
-            <w:r>
-              <w:rPr>
-                <w:rFonts w:hint="default" w:ascii="Times New Roman" w:hAnsi="Times New Roman" w:eastAsia="SimSun" w:cs="Times New Roman"/>
-                <w:sz w:val="24"/>
-                <w:szCs w:val="24"/>
-              </w:rPr>
-              <w:t>Generate digital electronic invoices based on contractual corporate pricing structures.</w:t>
-            </w:r>
-          </w:p>
-          <w:p>
-            <w:pPr>
-              <w:widowControl w:val="0"/>
-              <w:numPr>
-                <w:ilvl w:val="0"/>
-                <w:numId w:val="6"/>
-              </w:numPr>
-              <w:ind w:left="420" w:leftChars="0" w:hanging="420" w:firstLineChars="0"/>
-              <w:jc w:val="both"/>
-              <w:rPr>
-                <w:rFonts w:hint="default" w:ascii="Times New Roman" w:hAnsi="Times New Roman" w:cs="Times New Roman"/>
-                <w:sz w:val="24"/>
-                <w:szCs w:val="24"/>
-                <w:vertAlign w:val="baseline"/>
-                <w:lang w:val="en-US"/>
-              </w:rPr>
-            </w:pPr>
-            <w:r>
-              <w:rPr>
-                <w:rFonts w:hint="default" w:ascii="Times New Roman" w:hAnsi="Times New Roman" w:eastAsia="SimSun" w:cs="Times New Roman"/>
-                <w:sz w:val="24"/>
-                <w:szCs w:val="24"/>
-              </w:rPr>
-              <w:t>Reduce financial processing cycle times by eliminating manual data translation errors.</w:t>
-            </w:r>
-          </w:p>
-        </w:tc>
-      </w:tr>
-      <w:tr>
-        <w:tblPrEx>
-          <w:tblBorders>
-            <w:top w:val="single" w:color="auto" w:sz="4" w:space="0"/>
-            <w:left w:val="single" w:color="auto" w:sz="4" w:space="0"/>
-            <w:bottom w:val="single" w:color="auto" w:sz="4" w:space="0"/>
-            <w:right w:val="single" w:color="auto" w:sz="4" w:space="0"/>
-            <w:insideH w:val="single" w:color="auto" w:sz="4" w:space="0"/>
-            <w:insideV w:val="single" w:color="auto" w:sz="4" w:space="0"/>
-          </w:tblBorders>
-          <w:tblCellMar>
-            <w:top w:w="0" w:type="dxa"/>
-            <w:left w:w="108" w:type="dxa"/>
-            <w:bottom w:w="0" w:type="dxa"/>
-            <w:right w:w="108" w:type="dxa"/>
-          </w:tblCellMar>
-        </w:tblPrEx>
-        <w:trPr>
-          <w:trHeight w:val="1035" w:hRule="atLeast"/>
-        </w:trPr>
-        <w:tc>
-          <w:tcPr>
-            <w:tcW w:w="2160" w:type="dxa"/>
-            <w:vAlign w:val="center"/>
-          </w:tcPr>
-          <w:p>
-            <w:pPr>
-              <w:widowControl w:val="0"/>
-              <w:jc w:val="left"/>
-              <w:rPr>
-                <w:rFonts w:hint="default" w:ascii="Times New Roman" w:hAnsi="Times New Roman" w:cs="Times New Roman"/>
-                <w:vertAlign w:val="baseline"/>
-                <w:lang w:val="en-US"/>
-              </w:rPr>
-            </w:pPr>
-            <w:r>
-              <w:rPr>
-                <w:rFonts w:hint="default" w:ascii="Times New Roman" w:hAnsi="Times New Roman" w:cs="Times New Roman"/>
-                <w:sz w:val="24"/>
-                <w:szCs w:val="24"/>
-                <w:vertAlign w:val="baseline"/>
-                <w:lang w:val="en-US"/>
-              </w:rPr>
-              <w:t>Trigger/ Precondition</w:t>
-            </w:r>
-          </w:p>
-        </w:tc>
-        <w:tc>
-          <w:tcPr>
-            <w:tcW w:w="7032" w:type="dxa"/>
-            <w:vAlign w:val="center"/>
-          </w:tcPr>
-          <w:p>
-            <w:pPr>
-              <w:widowControl w:val="0"/>
-              <w:numPr>
-                <w:ilvl w:val="0"/>
-                <w:numId w:val="6"/>
-              </w:numPr>
-              <w:ind w:left="420" w:leftChars="0" w:hanging="420" w:firstLineChars="0"/>
-              <w:jc w:val="both"/>
-              <w:rPr>
-                <w:rFonts w:hint="default" w:ascii="Times New Roman" w:hAnsi="Times New Roman" w:cs="Times New Roman"/>
-                <w:sz w:val="24"/>
-                <w:szCs w:val="24"/>
-                <w:vertAlign w:val="baseline"/>
-              </w:rPr>
-            </w:pPr>
-            <w:r>
-              <w:rPr>
-                <w:rFonts w:hint="default" w:ascii="Times New Roman" w:hAnsi="Times New Roman" w:eastAsia="SimSun" w:cs="Times New Roman"/>
-                <w:sz w:val="24"/>
-                <w:szCs w:val="24"/>
-              </w:rPr>
-              <w:t>A driver successfully updates an order status to Delivered on the mobile application, or a dispatcher manually confirms a successful trip completion.</w:t>
-            </w:r>
-          </w:p>
-        </w:tc>
-      </w:tr>
-      <w:tr>
-        <w:tblPrEx>
-          <w:tblBorders>
-            <w:top w:val="single" w:color="auto" w:sz="4" w:space="0"/>
-            <w:left w:val="single" w:color="auto" w:sz="4" w:space="0"/>
-            <w:bottom w:val="single" w:color="auto" w:sz="4" w:space="0"/>
-            <w:right w:val="single" w:color="auto" w:sz="4" w:space="0"/>
-            <w:insideH w:val="single" w:color="auto" w:sz="4" w:space="0"/>
-            <w:insideV w:val="single" w:color="auto" w:sz="4" w:space="0"/>
-          </w:tblBorders>
-          <w:tblCellMar>
-            <w:top w:w="0" w:type="dxa"/>
-            <w:left w:w="108" w:type="dxa"/>
-            <w:bottom w:w="0" w:type="dxa"/>
-            <w:right w:w="108" w:type="dxa"/>
-          </w:tblCellMar>
-        </w:tblPrEx>
-        <w:trPr>
-          <w:trHeight w:val="709" w:hRule="atLeast"/>
-        </w:trPr>
-        <w:tc>
-          <w:tcPr>
-            <w:tcW w:w="2160" w:type="dxa"/>
-            <w:vAlign w:val="center"/>
-          </w:tcPr>
-          <w:p>
-            <w:pPr>
-              <w:widowControl w:val="0"/>
-              <w:jc w:val="left"/>
-              <w:rPr>
-                <w:rFonts w:hint="default" w:ascii="Times New Roman" w:hAnsi="Times New Roman" w:cs="Times New Roman"/>
-                <w:sz w:val="24"/>
-                <w:szCs w:val="24"/>
-                <w:vertAlign w:val="baseline"/>
-                <w:lang w:val="en-US"/>
-              </w:rPr>
-            </w:pPr>
-            <w:r>
-              <w:rPr>
-                <w:rFonts w:hint="default" w:ascii="Times New Roman" w:hAnsi="Times New Roman" w:cs="Times New Roman"/>
-                <w:sz w:val="24"/>
-                <w:szCs w:val="24"/>
-                <w:vertAlign w:val="baseline"/>
-                <w:lang w:val="en-US"/>
-              </w:rPr>
-              <w:t>Frequency</w:t>
-            </w:r>
-          </w:p>
-        </w:tc>
-        <w:tc>
-          <w:tcPr>
-            <w:tcW w:w="7032" w:type="dxa"/>
-            <w:vAlign w:val="center"/>
-          </w:tcPr>
-          <w:p>
-            <w:pPr>
-              <w:widowControl w:val="0"/>
-              <w:numPr>
-                <w:ilvl w:val="0"/>
-                <w:numId w:val="7"/>
-              </w:numPr>
-              <w:ind w:left="420" w:leftChars="0" w:hanging="420" w:firstLineChars="0"/>
-              <w:jc w:val="both"/>
-              <w:rPr>
-                <w:rFonts w:hint="default" w:ascii="Times New Roman" w:hAnsi="Times New Roman" w:cs="Times New Roman"/>
-                <w:sz w:val="24"/>
-                <w:szCs w:val="24"/>
-                <w:vertAlign w:val="baseline"/>
-              </w:rPr>
-            </w:pPr>
-            <w:r>
-              <w:rPr>
-                <w:rFonts w:hint="default" w:ascii="Times New Roman" w:hAnsi="Times New Roman" w:eastAsia="SimSun" w:cs="Times New Roman"/>
-                <w:sz w:val="24"/>
-                <w:szCs w:val="24"/>
-              </w:rPr>
-              <w:t>High, executing automatically in real time whenever an active logistics delivery cycle concludes.</w:t>
-            </w:r>
-          </w:p>
-        </w:tc>
-      </w:tr>
-      <w:tr>
-        <w:tblPrEx>
-          <w:tblBorders>
-            <w:top w:val="single" w:color="auto" w:sz="4" w:space="0"/>
-            <w:left w:val="single" w:color="auto" w:sz="4" w:space="0"/>
-            <w:bottom w:val="single" w:color="auto" w:sz="4" w:space="0"/>
-            <w:right w:val="single" w:color="auto" w:sz="4" w:space="0"/>
-            <w:insideH w:val="single" w:color="auto" w:sz="4" w:space="0"/>
-            <w:insideV w:val="single" w:color="auto" w:sz="4" w:space="0"/>
-          </w:tblBorders>
-          <w:tblCellMar>
-            <w:top w:w="0" w:type="dxa"/>
-            <w:left w:w="108" w:type="dxa"/>
-            <w:bottom w:w="0" w:type="dxa"/>
-            <w:right w:w="108" w:type="dxa"/>
-          </w:tblCellMar>
-        </w:tblPrEx>
-        <w:trPr>
-          <w:trHeight w:val="1049" w:hRule="atLeast"/>
-        </w:trPr>
-        <w:tc>
-          <w:tcPr>
-            <w:tcW w:w="2160" w:type="dxa"/>
-            <w:vAlign w:val="center"/>
-          </w:tcPr>
-          <w:p>
-            <w:pPr>
-              <w:widowControl w:val="0"/>
-              <w:jc w:val="left"/>
-              <w:rPr>
-                <w:rFonts w:hint="default" w:ascii="Times New Roman" w:hAnsi="Times New Roman" w:cs="Times New Roman"/>
-                <w:sz w:val="24"/>
-                <w:szCs w:val="24"/>
-                <w:vertAlign w:val="baseline"/>
-                <w:lang w:val="en-US"/>
-              </w:rPr>
-            </w:pPr>
-            <w:r>
-              <w:rPr>
-                <w:rFonts w:hint="default" w:ascii="Times New Roman" w:hAnsi="Times New Roman" w:cs="Times New Roman"/>
-                <w:sz w:val="24"/>
-                <w:szCs w:val="24"/>
-                <w:vertAlign w:val="baseline"/>
-                <w:lang w:val="en-US"/>
-              </w:rPr>
-              <w:t>Critical</w:t>
-            </w:r>
-          </w:p>
-        </w:tc>
-        <w:tc>
-          <w:tcPr>
-            <w:tcW w:w="7032" w:type="dxa"/>
-            <w:vAlign w:val="center"/>
-          </w:tcPr>
-          <w:p>
-            <w:pPr>
-              <w:widowControl w:val="0"/>
-              <w:numPr>
-                <w:ilvl w:val="0"/>
-                <w:numId w:val="12"/>
-              </w:numPr>
-              <w:ind w:left="420" w:leftChars="0" w:hanging="420" w:firstLineChars="0"/>
-              <w:jc w:val="both"/>
-              <w:rPr>
-                <w:rFonts w:hint="default" w:ascii="Times New Roman" w:hAnsi="Times New Roman" w:cs="Times New Roman"/>
-                <w:sz w:val="24"/>
-                <w:szCs w:val="24"/>
-                <w:vertAlign w:val="baseline"/>
-              </w:rPr>
-            </w:pPr>
-            <w:r>
-              <w:rPr>
-                <w:rFonts w:hint="default" w:ascii="Times New Roman" w:hAnsi="Times New Roman" w:eastAsia="SimSun" w:cs="Times New Roman"/>
-                <w:sz w:val="24"/>
-                <w:szCs w:val="24"/>
-              </w:rPr>
-              <w:t>Highly critical to guarantee transparent corporate billing, secure revenue streams, and maintain financial data integrity for auditing purposes.</w:t>
-            </w:r>
-          </w:p>
-        </w:tc>
-      </w:tr>
-      <w:tr>
-        <w:tblPrEx>
-          <w:tblBorders>
-            <w:top w:val="single" w:color="auto" w:sz="4" w:space="0"/>
-            <w:left w:val="single" w:color="auto" w:sz="4" w:space="0"/>
-            <w:bottom w:val="single" w:color="auto" w:sz="4" w:space="0"/>
-            <w:right w:val="single" w:color="auto" w:sz="4" w:space="0"/>
-            <w:insideH w:val="single" w:color="auto" w:sz="4" w:space="0"/>
-            <w:insideV w:val="single" w:color="auto" w:sz="4" w:space="0"/>
-          </w:tblBorders>
-          <w:tblCellMar>
-            <w:top w:w="0" w:type="dxa"/>
-            <w:left w:w="108" w:type="dxa"/>
-            <w:bottom w:w="0" w:type="dxa"/>
-            <w:right w:w="108" w:type="dxa"/>
-          </w:tblCellMar>
-        </w:tblPrEx>
-        <w:trPr>
-          <w:trHeight w:val="711" w:hRule="atLeast"/>
-        </w:trPr>
-        <w:tc>
-          <w:tcPr>
-            <w:tcW w:w="2160" w:type="dxa"/>
-            <w:vAlign w:val="center"/>
-          </w:tcPr>
-          <w:p>
-            <w:pPr>
-              <w:widowControl w:val="0"/>
-              <w:jc w:val="left"/>
-              <w:rPr>
-                <w:rFonts w:hint="default" w:ascii="Times New Roman" w:hAnsi="Times New Roman" w:cs="Times New Roman"/>
-                <w:sz w:val="24"/>
-                <w:szCs w:val="24"/>
-                <w:vertAlign w:val="baseline"/>
-                <w:lang w:val="en-US"/>
-              </w:rPr>
-            </w:pPr>
-            <w:r>
-              <w:rPr>
-                <w:rFonts w:hint="default" w:ascii="Times New Roman" w:hAnsi="Times New Roman" w:cs="Times New Roman"/>
-                <w:sz w:val="24"/>
-                <w:szCs w:val="24"/>
-                <w:vertAlign w:val="baseline"/>
-                <w:lang w:val="en-US"/>
-              </w:rPr>
-              <w:t>Work Area</w:t>
-            </w:r>
-          </w:p>
-        </w:tc>
-        <w:tc>
-          <w:tcPr>
-            <w:tcW w:w="7032" w:type="dxa"/>
-            <w:vAlign w:val="center"/>
-          </w:tcPr>
-          <w:p>
-            <w:pPr>
-              <w:widowControl w:val="0"/>
-              <w:numPr>
-                <w:ilvl w:val="0"/>
-                <w:numId w:val="8"/>
-              </w:numPr>
-              <w:ind w:left="420" w:leftChars="0" w:hanging="420" w:firstLineChars="0"/>
-              <w:jc w:val="both"/>
-              <w:rPr>
-                <w:rFonts w:hint="default" w:ascii="Times New Roman" w:hAnsi="Times New Roman" w:cs="Times New Roman"/>
-                <w:sz w:val="24"/>
-                <w:szCs w:val="24"/>
-                <w:vertAlign w:val="baseline"/>
-              </w:rPr>
-            </w:pPr>
-            <w:r>
-              <w:rPr>
-                <w:rFonts w:hint="default" w:ascii="Times New Roman" w:hAnsi="Times New Roman" w:eastAsia="SimSun" w:cs="Times New Roman"/>
-                <w:sz w:val="24"/>
-                <w:szCs w:val="24"/>
-              </w:rPr>
-              <w:t>Financial Accounting Portal</w:t>
-            </w:r>
-            <w:r>
-              <w:rPr>
-                <w:rFonts w:hint="default" w:ascii="Times New Roman" w:hAnsi="Times New Roman" w:eastAsia="SimSun" w:cs="Times New Roman"/>
-                <w:sz w:val="24"/>
-                <w:szCs w:val="24"/>
-                <w:lang w:val="en-US"/>
-              </w:rPr>
-              <w:t xml:space="preserve"> (</w:t>
-            </w:r>
-            <w:r>
-              <w:rPr>
-                <w:rFonts w:hint="default" w:ascii="Times New Roman" w:hAnsi="Times New Roman" w:eastAsia="SimSun" w:cs="Times New Roman"/>
-                <w:sz w:val="24"/>
-                <w:szCs w:val="24"/>
-              </w:rPr>
-              <w:t>Automated Billing System</w:t>
-            </w:r>
-            <w:r>
-              <w:rPr>
-                <w:rFonts w:hint="default" w:ascii="Times New Roman" w:hAnsi="Times New Roman" w:eastAsia="SimSun" w:cs="Times New Roman"/>
-                <w:sz w:val="24"/>
-                <w:szCs w:val="24"/>
-                <w:lang w:val="en-US"/>
-              </w:rPr>
-              <w:t>).</w:t>
-            </w:r>
-          </w:p>
-        </w:tc>
-      </w:tr>
-      <w:tr>
-        <w:tblPrEx>
-          <w:tblBorders>
-            <w:top w:val="single" w:color="auto" w:sz="4" w:space="0"/>
-            <w:left w:val="single" w:color="auto" w:sz="4" w:space="0"/>
-            <w:bottom w:val="single" w:color="auto" w:sz="4" w:space="0"/>
-            <w:right w:val="single" w:color="auto" w:sz="4" w:space="0"/>
-            <w:insideH w:val="single" w:color="auto" w:sz="4" w:space="0"/>
-            <w:insideV w:val="single" w:color="auto" w:sz="4" w:space="0"/>
-          </w:tblBorders>
-          <w:tblCellMar>
-            <w:top w:w="0" w:type="dxa"/>
-            <w:left w:w="108" w:type="dxa"/>
-            <w:bottom w:w="0" w:type="dxa"/>
-            <w:right w:w="108" w:type="dxa"/>
-          </w:tblCellMar>
-        </w:tblPrEx>
-        <w:trPr>
-          <w:trHeight w:val="525" w:hRule="atLeast"/>
-        </w:trPr>
-        <w:tc>
-          <w:tcPr>
-            <w:tcW w:w="2160" w:type="dxa"/>
-            <w:shd w:val="clear" w:color="auto" w:fill="FEF2CB" w:themeFill="accent3" w:themeFillTint="32"/>
-            <w:vAlign w:val="center"/>
-          </w:tcPr>
-          <w:p>
-            <w:pPr>
-              <w:widowControl w:val="0"/>
-              <w:jc w:val="center"/>
-              <w:rPr>
-                <w:rFonts w:hint="default" w:ascii="Times New Roman" w:hAnsi="Times New Roman" w:cs="Times New Roman"/>
-                <w:sz w:val="28"/>
-                <w:szCs w:val="28"/>
-                <w:vertAlign w:val="baseline"/>
-                <w:lang w:val="en-US"/>
-              </w:rPr>
-            </w:pPr>
-            <w:r>
-              <w:rPr>
-                <w:rFonts w:hint="default" w:ascii="Times New Roman" w:hAnsi="Times New Roman" w:cs="Times New Roman"/>
-                <w:sz w:val="28"/>
-                <w:szCs w:val="28"/>
-                <w:vertAlign w:val="baseline"/>
-                <w:lang w:val="en-US"/>
-              </w:rPr>
-              <w:t>Sub-Tasks</w:t>
-            </w:r>
-          </w:p>
-        </w:tc>
-        <w:tc>
-          <w:tcPr>
-            <w:tcW w:w="7032" w:type="dxa"/>
-            <w:shd w:val="clear" w:color="auto" w:fill="D4F4F1" w:themeFill="accent5" w:themeFillTint="32"/>
-            <w:vAlign w:val="center"/>
-          </w:tcPr>
-          <w:p>
-            <w:pPr>
-              <w:widowControl w:val="0"/>
-              <w:jc w:val="center"/>
-              <w:rPr>
-                <w:rFonts w:hint="default" w:ascii="Times New Roman" w:hAnsi="Times New Roman" w:cs="Times New Roman"/>
-                <w:sz w:val="28"/>
-                <w:szCs w:val="28"/>
-                <w:vertAlign w:val="baseline"/>
-                <w:lang w:val="en-US"/>
-              </w:rPr>
-            </w:pPr>
-            <w:r>
-              <w:rPr>
-                <w:rFonts w:hint="default" w:ascii="Times New Roman" w:hAnsi="Times New Roman" w:cs="Times New Roman"/>
-                <w:sz w:val="28"/>
-                <w:szCs w:val="28"/>
-                <w:vertAlign w:val="baseline"/>
-                <w:lang w:val="en-US"/>
-              </w:rPr>
-              <w:t>Example Solution (Funtional Requirement)</w:t>
-            </w:r>
-          </w:p>
-        </w:tc>
-      </w:tr>
-      <w:tr>
-        <w:tblPrEx>
-          <w:tblBorders>
-            <w:top w:val="single" w:color="auto" w:sz="4" w:space="0"/>
-            <w:left w:val="single" w:color="auto" w:sz="4" w:space="0"/>
-            <w:bottom w:val="single" w:color="auto" w:sz="4" w:space="0"/>
-            <w:right w:val="single" w:color="auto" w:sz="4" w:space="0"/>
-            <w:insideH w:val="single" w:color="auto" w:sz="4" w:space="0"/>
-            <w:insideV w:val="single" w:color="auto" w:sz="4" w:space="0"/>
-          </w:tblBorders>
-          <w:tblCellMar>
-            <w:top w:w="0" w:type="dxa"/>
-            <w:left w:w="108" w:type="dxa"/>
-            <w:bottom w:w="0" w:type="dxa"/>
-            <w:right w:w="108" w:type="dxa"/>
-          </w:tblCellMar>
-        </w:tblPrEx>
-        <w:trPr>
-          <w:trHeight w:val="1813" w:hRule="atLeast"/>
-        </w:trPr>
-        <w:tc>
-          <w:tcPr>
-            <w:tcW w:w="2160" w:type="dxa"/>
-            <w:shd w:val="clear" w:color="auto" w:fill="auto"/>
-            <w:vAlign w:val="center"/>
-          </w:tcPr>
-          <w:p>
-            <w:pPr>
-              <w:widowControl w:val="0"/>
-              <w:jc w:val="left"/>
-              <w:rPr>
-                <w:rFonts w:hint="default" w:ascii="Times New Roman" w:hAnsi="Times New Roman" w:cs="Times New Roman"/>
-                <w:sz w:val="28"/>
-                <w:szCs w:val="28"/>
-                <w:vertAlign w:val="baseline"/>
-                <w:lang w:val="en-US"/>
-              </w:rPr>
-            </w:pPr>
-            <w:r>
-              <w:rPr>
-                <w:rFonts w:hint="default" w:ascii="Times New Roman" w:hAnsi="Times New Roman" w:eastAsia="SimSun" w:cs="Times New Roman"/>
-                <w:sz w:val="24"/>
-                <w:szCs w:val="24"/>
-              </w:rPr>
-              <w:t>Extract Trip Performance Data</w:t>
-            </w:r>
-          </w:p>
-        </w:tc>
-        <w:tc>
-          <w:tcPr>
-            <w:tcW w:w="7032" w:type="dxa"/>
-            <w:shd w:val="clear" w:color="auto" w:fill="auto"/>
-            <w:vAlign w:val="center"/>
-          </w:tcPr>
-          <w:p>
-            <w:pPr>
-              <w:widowControl w:val="0"/>
-              <w:numPr>
-                <w:ilvl w:val="0"/>
-                <w:numId w:val="13"/>
-              </w:numPr>
-              <w:ind w:left="420" w:leftChars="0" w:hanging="420" w:firstLineChars="0"/>
-              <w:jc w:val="both"/>
-              <w:rPr>
-                <w:rFonts w:hint="default" w:ascii="Times New Roman" w:hAnsi="Times New Roman" w:eastAsia="SimSun" w:cs="Times New Roman"/>
-                <w:sz w:val="24"/>
-                <w:szCs w:val="24"/>
-              </w:rPr>
-            </w:pPr>
-            <w:r>
-              <w:rPr>
-                <w:rFonts w:hint="default" w:ascii="Times New Roman" w:hAnsi="Times New Roman" w:eastAsia="SimSun" w:cs="Times New Roman"/>
-                <w:sz w:val="24"/>
-                <w:szCs w:val="24"/>
-              </w:rPr>
-              <w:t>Automatically retrieve completed delivery metrics including total traveled distance logs, validated cargo weight values, and specific stop counts from the tracking database.</w:t>
-            </w:r>
-          </w:p>
-          <w:p>
-            <w:pPr>
-              <w:widowControl w:val="0"/>
-              <w:numPr>
-                <w:ilvl w:val="0"/>
-                <w:numId w:val="13"/>
-              </w:numPr>
-              <w:ind w:left="420" w:leftChars="0" w:hanging="420" w:firstLineChars="0"/>
-              <w:jc w:val="both"/>
-              <w:rPr>
-                <w:rFonts w:hint="default" w:ascii="Times New Roman" w:hAnsi="Times New Roman" w:eastAsia="SimSun" w:cs="Times New Roman"/>
-                <w:sz w:val="24"/>
-                <w:szCs w:val="24"/>
-                <w:lang w:val="en-US"/>
-              </w:rPr>
-            </w:pPr>
-            <w:r>
-              <w:rPr>
-                <w:rFonts w:hint="default" w:ascii="Times New Roman" w:hAnsi="Times New Roman" w:eastAsia="SimSun" w:cs="Times New Roman"/>
-                <w:sz w:val="24"/>
-                <w:szCs w:val="24"/>
-              </w:rPr>
-              <w:t>Link the extracted operational metrics directly to the corresponding corporate partner account profile.</w:t>
-            </w:r>
-          </w:p>
-        </w:tc>
-      </w:tr>
-      <w:tr>
-        <w:tblPrEx>
-          <w:tblBorders>
-            <w:top w:val="single" w:color="auto" w:sz="4" w:space="0"/>
-            <w:left w:val="single" w:color="auto" w:sz="4" w:space="0"/>
-            <w:bottom w:val="single" w:color="auto" w:sz="4" w:space="0"/>
-            <w:right w:val="single" w:color="auto" w:sz="4" w:space="0"/>
-            <w:insideH w:val="single" w:color="auto" w:sz="4" w:space="0"/>
-            <w:insideV w:val="single" w:color="auto" w:sz="4" w:space="0"/>
-          </w:tblBorders>
-          <w:tblCellMar>
-            <w:top w:w="0" w:type="dxa"/>
-            <w:left w:w="108" w:type="dxa"/>
-            <w:bottom w:w="0" w:type="dxa"/>
-            <w:right w:w="108" w:type="dxa"/>
-          </w:tblCellMar>
-        </w:tblPrEx>
-        <w:trPr>
-          <w:trHeight w:val="1825" w:hRule="atLeast"/>
-        </w:trPr>
-        <w:tc>
-          <w:tcPr>
-            <w:tcW w:w="2160" w:type="dxa"/>
-            <w:shd w:val="clear" w:color="auto" w:fill="auto"/>
-            <w:vAlign w:val="center"/>
-          </w:tcPr>
-          <w:p>
-            <w:pPr>
-              <w:widowControl w:val="0"/>
-              <w:jc w:val="left"/>
-              <w:rPr>
-                <w:rFonts w:hint="default" w:ascii="Times New Roman" w:hAnsi="Times New Roman" w:cs="Times New Roman"/>
-                <w:sz w:val="28"/>
-                <w:szCs w:val="28"/>
-                <w:vertAlign w:val="baseline"/>
-                <w:lang w:val="en-US"/>
-              </w:rPr>
-            </w:pPr>
-            <w:r>
-              <w:rPr>
-                <w:rFonts w:hint="default" w:ascii="Times New Roman" w:hAnsi="Times New Roman" w:eastAsia="SimSun" w:cs="Times New Roman"/>
-                <w:sz w:val="24"/>
-                <w:szCs w:val="24"/>
-              </w:rPr>
-              <w:t>Execute Cost Calculation</w:t>
-            </w:r>
-          </w:p>
-        </w:tc>
-        <w:tc>
-          <w:tcPr>
-            <w:tcW w:w="7032" w:type="dxa"/>
-            <w:shd w:val="clear" w:color="auto" w:fill="auto"/>
-            <w:vAlign w:val="center"/>
-          </w:tcPr>
-          <w:p>
-            <w:pPr>
-              <w:widowControl w:val="0"/>
-              <w:numPr>
-                <w:ilvl w:val="0"/>
-                <w:numId w:val="14"/>
-              </w:numPr>
-              <w:tabs>
-                <w:tab w:val="clear" w:pos="420"/>
-              </w:tabs>
-              <w:ind w:left="420" w:leftChars="0" w:hanging="420" w:firstLineChars="0"/>
-              <w:jc w:val="both"/>
-              <w:rPr>
-                <w:rFonts w:hint="default" w:ascii="Times New Roman" w:hAnsi="Times New Roman" w:eastAsia="SimSun" w:cs="Times New Roman"/>
-                <w:sz w:val="24"/>
-                <w:szCs w:val="24"/>
-                <w:lang w:val="en-US"/>
-              </w:rPr>
-            </w:pPr>
-            <w:r>
-              <w:rPr>
-                <w:rFonts w:hint="default" w:ascii="Times New Roman" w:hAnsi="Times New Roman" w:eastAsia="SimSun" w:cs="Times New Roman"/>
-                <w:sz w:val="24"/>
-                <w:szCs w:val="24"/>
-              </w:rPr>
-              <w:t>Compute baseline shipping fees dynamically by applying pre-negotiated corporate tariff matrix parameters stored within the client contract configuration.</w:t>
-            </w:r>
-          </w:p>
-          <w:p>
-            <w:pPr>
-              <w:widowControl w:val="0"/>
-              <w:numPr>
-                <w:ilvl w:val="0"/>
-                <w:numId w:val="14"/>
-              </w:numPr>
-              <w:tabs>
-                <w:tab w:val="clear" w:pos="420"/>
-              </w:tabs>
-              <w:ind w:left="420" w:leftChars="0" w:hanging="420" w:firstLineChars="0"/>
-              <w:jc w:val="both"/>
-              <w:rPr>
-                <w:rFonts w:hint="default" w:ascii="Times New Roman" w:hAnsi="Times New Roman" w:eastAsia="SimSun" w:cs="Times New Roman"/>
-                <w:sz w:val="24"/>
-                <w:szCs w:val="24"/>
-                <w:lang w:val="en-US"/>
-              </w:rPr>
-            </w:pPr>
-            <w:r>
-              <w:rPr>
-                <w:rFonts w:hint="default" w:ascii="Times New Roman" w:hAnsi="Times New Roman" w:eastAsia="SimSun" w:cs="Times New Roman"/>
-                <w:sz w:val="24"/>
-                <w:szCs w:val="24"/>
-              </w:rPr>
-              <w:t>Automatically incorporate authorized extra charges including toll road expenses, waiting time penalties, or special cold-chain handling premiums.</w:t>
-            </w:r>
-          </w:p>
-        </w:tc>
-      </w:tr>
-      <w:tr>
-        <w:tblPrEx>
-          <w:tblBorders>
-            <w:top w:val="single" w:color="auto" w:sz="4" w:space="0"/>
-            <w:left w:val="single" w:color="auto" w:sz="4" w:space="0"/>
-            <w:bottom w:val="single" w:color="auto" w:sz="4" w:space="0"/>
-            <w:right w:val="single" w:color="auto" w:sz="4" w:space="0"/>
-            <w:insideH w:val="single" w:color="auto" w:sz="4" w:space="0"/>
-            <w:insideV w:val="single" w:color="auto" w:sz="4" w:space="0"/>
-          </w:tblBorders>
-          <w:tblCellMar>
-            <w:top w:w="0" w:type="dxa"/>
-            <w:left w:w="108" w:type="dxa"/>
-            <w:bottom w:w="0" w:type="dxa"/>
-            <w:right w:w="108" w:type="dxa"/>
-          </w:tblCellMar>
-        </w:tblPrEx>
-        <w:trPr>
-          <w:trHeight w:val="1909" w:hRule="atLeast"/>
-        </w:trPr>
-        <w:tc>
-          <w:tcPr>
-            <w:tcW w:w="2160" w:type="dxa"/>
-            <w:shd w:val="clear" w:color="auto" w:fill="auto"/>
-            <w:vAlign w:val="center"/>
-          </w:tcPr>
-          <w:p>
-            <w:pPr>
-              <w:widowControl w:val="0"/>
-              <w:jc w:val="left"/>
-              <w:rPr>
-                <w:rFonts w:hint="default" w:ascii="Times New Roman" w:hAnsi="Times New Roman" w:cs="Times New Roman"/>
-                <w:sz w:val="24"/>
-                <w:szCs w:val="24"/>
-                <w:vertAlign w:val="baseline"/>
-                <w:lang w:val="en-US"/>
-              </w:rPr>
-            </w:pPr>
-            <w:r>
-              <w:rPr>
-                <w:rFonts w:hint="default" w:ascii="Times New Roman" w:hAnsi="Times New Roman" w:eastAsia="SimSun" w:cs="Times New Roman"/>
-                <w:sz w:val="24"/>
-                <w:szCs w:val="24"/>
-              </w:rPr>
-              <w:t>Compile Electronic Invoices</w:t>
-            </w:r>
-          </w:p>
-        </w:tc>
-        <w:tc>
-          <w:tcPr>
-            <w:tcW w:w="7032" w:type="dxa"/>
-            <w:shd w:val="clear" w:color="auto" w:fill="auto"/>
-            <w:vAlign w:val="center"/>
-          </w:tcPr>
-          <w:p>
-            <w:pPr>
-              <w:widowControl w:val="0"/>
-              <w:numPr>
-                <w:ilvl w:val="0"/>
-                <w:numId w:val="15"/>
-              </w:numPr>
-              <w:tabs>
-                <w:tab w:val="clear" w:pos="420"/>
-              </w:tabs>
-              <w:ind w:left="420" w:leftChars="0" w:hanging="420" w:firstLineChars="0"/>
-              <w:jc w:val="both"/>
-              <w:rPr>
-                <w:rFonts w:hint="default" w:ascii="Times New Roman" w:hAnsi="Times New Roman" w:eastAsia="SimSun" w:cs="Times New Roman"/>
-                <w:sz w:val="24"/>
-                <w:szCs w:val="24"/>
-              </w:rPr>
-            </w:pPr>
-            <w:r>
-              <w:rPr>
-                <w:rFonts w:hint="default" w:ascii="Times New Roman" w:hAnsi="Times New Roman" w:eastAsia="SimSun" w:cs="Times New Roman"/>
-                <w:sz w:val="24"/>
-                <w:szCs w:val="24"/>
-              </w:rPr>
-              <w:t>Generate standardized digital invoice files featuring unique billing reference numbers, itemized charge descriptions, tax calculations, and corporate payment deadlines.</w:t>
-            </w:r>
-          </w:p>
-          <w:p>
-            <w:pPr>
-              <w:widowControl w:val="0"/>
-              <w:numPr>
-                <w:ilvl w:val="0"/>
-                <w:numId w:val="15"/>
-              </w:numPr>
-              <w:tabs>
-                <w:tab w:val="clear" w:pos="420"/>
-              </w:tabs>
-              <w:ind w:left="420" w:leftChars="0" w:hanging="420" w:firstLineChars="0"/>
-              <w:jc w:val="both"/>
-              <w:rPr>
-                <w:rFonts w:hint="default" w:ascii="Times New Roman" w:hAnsi="Times New Roman" w:eastAsia="SimSun" w:cs="Times New Roman"/>
-                <w:sz w:val="24"/>
-                <w:szCs w:val="24"/>
-              </w:rPr>
-            </w:pPr>
-            <w:r>
-              <w:rPr>
-                <w:rFonts w:hint="default" w:ascii="Times New Roman" w:hAnsi="Times New Roman" w:eastAsia="SimSun" w:cs="Times New Roman"/>
-                <w:sz w:val="24"/>
-                <w:szCs w:val="24"/>
-              </w:rPr>
-              <w:t>Store the newly compiled electronic documents securely within the central financial ledger database in an unalterable format.</w:t>
-            </w:r>
-          </w:p>
-        </w:tc>
-      </w:tr>
-      <w:tr>
-        <w:tblPrEx>
-          <w:tblBorders>
-            <w:top w:val="single" w:color="auto" w:sz="4" w:space="0"/>
-            <w:left w:val="single" w:color="auto" w:sz="4" w:space="0"/>
-            <w:bottom w:val="single" w:color="auto" w:sz="4" w:space="0"/>
-            <w:right w:val="single" w:color="auto" w:sz="4" w:space="0"/>
-            <w:insideH w:val="single" w:color="auto" w:sz="4" w:space="0"/>
-            <w:insideV w:val="single" w:color="auto" w:sz="4" w:space="0"/>
-          </w:tblBorders>
-          <w:tblCellMar>
-            <w:top w:w="0" w:type="dxa"/>
-            <w:left w:w="108" w:type="dxa"/>
-            <w:bottom w:w="0" w:type="dxa"/>
-            <w:right w:w="108" w:type="dxa"/>
-          </w:tblCellMar>
-        </w:tblPrEx>
-        <w:trPr>
-          <w:trHeight w:val="2055" w:hRule="atLeast"/>
-        </w:trPr>
-        <w:tc>
-          <w:tcPr>
-            <w:tcW w:w="2160" w:type="dxa"/>
-            <w:shd w:val="clear" w:color="auto" w:fill="auto"/>
-            <w:vAlign w:val="center"/>
-          </w:tcPr>
-          <w:p>
-            <w:pPr>
-              <w:widowControl w:val="0"/>
-              <w:jc w:val="left"/>
-              <w:rPr>
-                <w:rFonts w:hint="default" w:ascii="Times New Roman" w:hAnsi="Times New Roman" w:cs="Times New Roman"/>
-                <w:sz w:val="24"/>
-                <w:szCs w:val="24"/>
-                <w:vertAlign w:val="baseline"/>
-                <w:lang w:val="en-US"/>
-              </w:rPr>
-            </w:pPr>
-            <w:r>
-              <w:rPr>
-                <w:rFonts w:hint="default" w:ascii="Times New Roman" w:hAnsi="Times New Roman" w:eastAsia="SimSun" w:cs="Times New Roman"/>
-                <w:sz w:val="24"/>
-                <w:szCs w:val="24"/>
-              </w:rPr>
-              <w:t>Publish Financial Summaries</w:t>
-            </w:r>
-          </w:p>
-        </w:tc>
-        <w:tc>
-          <w:tcPr>
-            <w:tcW w:w="7032" w:type="dxa"/>
-            <w:shd w:val="clear" w:color="auto" w:fill="auto"/>
-            <w:vAlign w:val="center"/>
-          </w:tcPr>
-          <w:p>
-            <w:pPr>
-              <w:widowControl w:val="0"/>
-              <w:numPr>
-                <w:ilvl w:val="0"/>
-                <w:numId w:val="16"/>
-              </w:numPr>
-              <w:tabs>
-                <w:tab w:val="clear" w:pos="420"/>
-              </w:tabs>
-              <w:ind w:left="420" w:leftChars="0" w:hanging="420" w:firstLineChars="0"/>
-              <w:jc w:val="both"/>
-              <w:rPr>
-                <w:rFonts w:hint="default" w:ascii="Times New Roman" w:hAnsi="Times New Roman" w:eastAsia="SimSun" w:cs="Times New Roman"/>
-                <w:sz w:val="24"/>
-                <w:szCs w:val="24"/>
-              </w:rPr>
-            </w:pPr>
-            <w:r>
-              <w:rPr>
-                <w:rFonts w:hint="default" w:ascii="Times New Roman" w:hAnsi="Times New Roman" w:eastAsia="SimSun" w:cs="Times New Roman"/>
-                <w:sz w:val="24"/>
-                <w:szCs w:val="24"/>
-              </w:rPr>
-              <w:t>Automatically push the generated electronic invoice files directly to the designated partner supermarket client portal for immediate review.</w:t>
-            </w:r>
-          </w:p>
-          <w:p>
-            <w:pPr>
-              <w:widowControl w:val="0"/>
-              <w:numPr>
-                <w:ilvl w:val="0"/>
-                <w:numId w:val="16"/>
-              </w:numPr>
-              <w:tabs>
-                <w:tab w:val="clear" w:pos="420"/>
-              </w:tabs>
-              <w:ind w:left="420" w:leftChars="0" w:hanging="420" w:firstLineChars="0"/>
-              <w:jc w:val="both"/>
-              <w:rPr>
-                <w:rFonts w:hint="default" w:ascii="Times New Roman" w:hAnsi="Times New Roman" w:eastAsia="SimSun" w:cs="Times New Roman"/>
-                <w:sz w:val="24"/>
-                <w:szCs w:val="24"/>
-              </w:rPr>
-            </w:pPr>
-            <w:r>
-              <w:rPr>
-                <w:rFonts w:hint="default" w:ascii="Times New Roman" w:hAnsi="Times New Roman" w:eastAsia="SimSun" w:cs="Times New Roman"/>
-                <w:sz w:val="24"/>
-                <w:szCs w:val="24"/>
-              </w:rPr>
-              <w:t>Send automated email notifications containing summary billing attachments to pre-configured corporate accounting contact addresses.</w:t>
-            </w:r>
-          </w:p>
-        </w:tc>
-      </w:tr>
-      <w:tr>
-        <w:tblPrEx>
-          <w:tblBorders>
-            <w:top w:val="single" w:color="auto" w:sz="4" w:space="0"/>
-            <w:left w:val="single" w:color="auto" w:sz="4" w:space="0"/>
-            <w:bottom w:val="single" w:color="auto" w:sz="4" w:space="0"/>
-            <w:right w:val="single" w:color="auto" w:sz="4" w:space="0"/>
-            <w:insideH w:val="single" w:color="auto" w:sz="4" w:space="0"/>
-            <w:insideV w:val="single" w:color="auto" w:sz="4" w:space="0"/>
-          </w:tblBorders>
-          <w:tblCellMar>
-            <w:top w:w="0" w:type="dxa"/>
-            <w:left w:w="108" w:type="dxa"/>
-            <w:bottom w:w="0" w:type="dxa"/>
-            <w:right w:w="108" w:type="dxa"/>
-          </w:tblCellMar>
-        </w:tblPrEx>
-        <w:trPr>
-          <w:trHeight w:val="525" w:hRule="atLeast"/>
-        </w:trPr>
-        <w:tc>
-          <w:tcPr>
-            <w:tcW w:w="2160" w:type="dxa"/>
-            <w:shd w:val="clear" w:color="auto" w:fill="FEF2CB" w:themeFill="accent3" w:themeFillTint="32"/>
-            <w:vAlign w:val="center"/>
-          </w:tcPr>
-          <w:p>
-            <w:pPr>
-              <w:widowControl w:val="0"/>
-              <w:jc w:val="center"/>
-              <w:rPr>
-                <w:rFonts w:hint="default" w:ascii="Times New Roman" w:hAnsi="Times New Roman" w:cs="Times New Roman"/>
-                <w:sz w:val="28"/>
-                <w:szCs w:val="28"/>
-                <w:vertAlign w:val="baseline"/>
-                <w:lang w:val="en-US"/>
-              </w:rPr>
-            </w:pPr>
-            <w:r>
-              <w:rPr>
-                <w:rFonts w:hint="default" w:ascii="Times New Roman" w:hAnsi="Times New Roman" w:cs="Times New Roman"/>
-                <w:sz w:val="28"/>
-                <w:szCs w:val="28"/>
-                <w:vertAlign w:val="baseline"/>
-                <w:lang w:val="en-US"/>
-              </w:rPr>
-              <w:t>Variant</w:t>
-            </w:r>
-          </w:p>
-        </w:tc>
-        <w:tc>
-          <w:tcPr>
-            <w:tcW w:w="7032" w:type="dxa"/>
-            <w:shd w:val="clear" w:color="auto" w:fill="D4F4F1" w:themeFill="accent5" w:themeFillTint="32"/>
-            <w:vAlign w:val="center"/>
-          </w:tcPr>
-          <w:p>
-            <w:pPr>
-              <w:widowControl w:val="0"/>
-              <w:jc w:val="center"/>
-              <w:rPr>
-                <w:rFonts w:hint="default" w:ascii="Times New Roman" w:hAnsi="Times New Roman" w:cs="Times New Roman" w:eastAsiaTheme="minorEastAsia"/>
-                <w:sz w:val="28"/>
-                <w:szCs w:val="28"/>
-                <w:vertAlign w:val="baseline"/>
-                <w:lang w:val="en-US" w:eastAsia="zh-CN" w:bidi="ar-SA"/>
-              </w:rPr>
-            </w:pPr>
-            <w:r>
-              <w:rPr>
-                <w:rFonts w:hint="default" w:ascii="Times New Roman" w:hAnsi="Times New Roman" w:cs="Times New Roman"/>
-                <w:sz w:val="28"/>
-                <w:szCs w:val="28"/>
-                <w:vertAlign w:val="baseline"/>
-                <w:lang w:val="en-US"/>
-              </w:rPr>
-              <w:t>Example Solution (Funtional Requirement)</w:t>
-            </w:r>
-          </w:p>
-        </w:tc>
-      </w:tr>
-      <w:tr>
-        <w:tblPrEx>
-          <w:tblBorders>
-            <w:top w:val="single" w:color="auto" w:sz="4" w:space="0"/>
-            <w:left w:val="single" w:color="auto" w:sz="4" w:space="0"/>
-            <w:bottom w:val="single" w:color="auto" w:sz="4" w:space="0"/>
-            <w:right w:val="single" w:color="auto" w:sz="4" w:space="0"/>
-            <w:insideH w:val="single" w:color="auto" w:sz="4" w:space="0"/>
-            <w:insideV w:val="single" w:color="auto" w:sz="4" w:space="0"/>
-          </w:tblBorders>
-          <w:tblCellMar>
-            <w:top w:w="0" w:type="dxa"/>
-            <w:left w:w="108" w:type="dxa"/>
-            <w:bottom w:w="0" w:type="dxa"/>
-            <w:right w:w="108" w:type="dxa"/>
-          </w:tblCellMar>
-        </w:tblPrEx>
-        <w:trPr>
-          <w:trHeight w:val="1273" w:hRule="atLeast"/>
-        </w:trPr>
-        <w:tc>
-          <w:tcPr>
-            <w:tcW w:w="2160" w:type="dxa"/>
-            <w:shd w:val="clear" w:color="auto" w:fill="auto"/>
-            <w:vAlign w:val="center"/>
-          </w:tcPr>
-          <w:p>
-            <w:pPr>
-              <w:widowControl w:val="0"/>
-              <w:jc w:val="left"/>
-              <w:rPr>
-                <w:rFonts w:hint="default" w:ascii="Times New Roman" w:hAnsi="Times New Roman" w:eastAsia="SimSun" w:cs="Times New Roman"/>
-                <w:sz w:val="24"/>
-                <w:szCs w:val="24"/>
-                <w:vertAlign w:val="baseline"/>
-                <w:lang w:val="en-US"/>
-              </w:rPr>
-            </w:pPr>
-            <w:r>
-              <w:rPr>
-                <w:rFonts w:hint="default" w:ascii="Times New Roman" w:hAnsi="Times New Roman" w:eastAsia="SimSun" w:cs="Times New Roman"/>
-                <w:sz w:val="24"/>
-                <w:szCs w:val="24"/>
-              </w:rPr>
-              <w:t>Consolidated Periodic Billing</w:t>
-            </w:r>
-          </w:p>
-        </w:tc>
-        <w:tc>
-          <w:tcPr>
-            <w:tcW w:w="7032" w:type="dxa"/>
-            <w:shd w:val="clear" w:color="auto" w:fill="auto"/>
-            <w:vAlign w:val="center"/>
-          </w:tcPr>
-          <w:p>
-            <w:pPr>
-              <w:widowControl w:val="0"/>
-              <w:numPr>
-                <w:ilvl w:val="0"/>
-                <w:numId w:val="17"/>
-              </w:numPr>
-              <w:ind w:left="420" w:leftChars="0" w:hanging="420" w:firstLineChars="0"/>
-              <w:jc w:val="both"/>
-              <w:rPr>
-                <w:rFonts w:hint="default" w:ascii="Times New Roman" w:hAnsi="Times New Roman" w:eastAsia="SimSun" w:cs="Times New Roman"/>
-                <w:sz w:val="24"/>
-                <w:szCs w:val="24"/>
-                <w:vertAlign w:val="baseline"/>
-                <w:lang w:val="en-US"/>
-              </w:rPr>
-            </w:pPr>
-            <w:r>
-              <w:rPr>
-                <w:rFonts w:hint="default" w:ascii="Times New Roman" w:hAnsi="Times New Roman" w:eastAsia="SimSun" w:cs="Times New Roman"/>
-                <w:sz w:val="24"/>
-                <w:szCs w:val="24"/>
-              </w:rPr>
-              <w:t>Instead of generating standalone invoices per delivery, the system aggregates all completed trip data for a specific supermarket chain over a weekly or monthly cycle to produce a single consolidated billing statement.</w:t>
-            </w:r>
-          </w:p>
-        </w:tc>
-      </w:tr>
-      <w:tr>
-        <w:tblPrEx>
-          <w:tblBorders>
-            <w:top w:val="single" w:color="auto" w:sz="4" w:space="0"/>
-            <w:left w:val="single" w:color="auto" w:sz="4" w:space="0"/>
-            <w:bottom w:val="single" w:color="auto" w:sz="4" w:space="0"/>
-            <w:right w:val="single" w:color="auto" w:sz="4" w:space="0"/>
-            <w:insideH w:val="single" w:color="auto" w:sz="4" w:space="0"/>
-            <w:insideV w:val="single" w:color="auto" w:sz="4" w:space="0"/>
-          </w:tblBorders>
-          <w:tblCellMar>
-            <w:top w:w="0" w:type="dxa"/>
-            <w:left w:w="108" w:type="dxa"/>
-            <w:bottom w:w="0" w:type="dxa"/>
-            <w:right w:w="108" w:type="dxa"/>
-          </w:tblCellMar>
-        </w:tblPrEx>
-        <w:trPr>
-          <w:trHeight w:val="1463" w:hRule="atLeast"/>
-        </w:trPr>
-        <w:tc>
-          <w:tcPr>
-            <w:tcW w:w="2160" w:type="dxa"/>
-            <w:shd w:val="clear" w:color="auto" w:fill="auto"/>
-            <w:vAlign w:val="center"/>
-          </w:tcPr>
-          <w:p>
-            <w:pPr>
-              <w:widowControl w:val="0"/>
-              <w:jc w:val="left"/>
-              <w:rPr>
-                <w:rFonts w:hint="default" w:ascii="Times New Roman" w:hAnsi="Times New Roman" w:eastAsia="SimSun" w:cs="Times New Roman"/>
-                <w:sz w:val="24"/>
-                <w:szCs w:val="24"/>
-                <w:vertAlign w:val="baseline"/>
-                <w:lang w:val="en-US"/>
-              </w:rPr>
-            </w:pPr>
-            <w:r>
-              <w:rPr>
-                <w:rFonts w:hint="default" w:ascii="Times New Roman" w:hAnsi="Times New Roman" w:eastAsia="SimSun" w:cs="Times New Roman"/>
-                <w:sz w:val="24"/>
-                <w:szCs w:val="24"/>
-              </w:rPr>
-              <w:t>Dynamic Currency Conversion</w:t>
-            </w:r>
-          </w:p>
-        </w:tc>
-        <w:tc>
-          <w:tcPr>
-            <w:tcW w:w="7032" w:type="dxa"/>
-            <w:shd w:val="clear" w:color="auto" w:fill="auto"/>
-            <w:vAlign w:val="center"/>
-          </w:tcPr>
-          <w:p>
-            <w:pPr>
-              <w:widowControl w:val="0"/>
-              <w:numPr>
-                <w:ilvl w:val="0"/>
-                <w:numId w:val="18"/>
-              </w:numPr>
-              <w:ind w:left="420" w:leftChars="0" w:hanging="420" w:firstLineChars="0"/>
-              <w:jc w:val="both"/>
-              <w:rPr>
-                <w:rFonts w:hint="default" w:ascii="Times New Roman" w:hAnsi="Times New Roman" w:eastAsia="SimSun" w:cs="Times New Roman"/>
-                <w:sz w:val="24"/>
-                <w:szCs w:val="24"/>
-                <w:vertAlign w:val="baseline"/>
-                <w:lang w:val="en-US"/>
-              </w:rPr>
-            </w:pPr>
-            <w:r>
-              <w:rPr>
-                <w:rFonts w:hint="default" w:ascii="Times New Roman" w:hAnsi="Times New Roman" w:eastAsia="SimSun" w:cs="Times New Roman"/>
-                <w:sz w:val="24"/>
-                <w:szCs w:val="24"/>
-              </w:rPr>
-              <w:t>The system automatically checks active international exchange rate registries to convert and display invoice totals in multiple supported currencies for multinational enterprise clients.</w:t>
-            </w:r>
-          </w:p>
-        </w:tc>
-      </w:tr>
-    </w:tbl>
-    <w:p>
-      <w:pPr>
-        <w:rPr>
-          <w:rStyle w:val="15"/>
-          <w:rFonts w:hint="default" w:cs="Times New Roman"/>
-          <w:sz w:val="28"/>
-          <w:szCs w:val="28"/>
-          <w:lang w:val="en-US"/>
-        </w:rPr>
-      </w:pPr>
-    </w:p>
-    <w:p>
-      <w:pPr>
-        <w:rPr>
-          <w:rStyle w:val="15"/>
-          <w:rFonts w:hint="default" w:cs="Times New Roman"/>
-          <w:sz w:val="28"/>
-          <w:szCs w:val="28"/>
-          <w:lang w:val="en-US"/>
-        </w:rPr>
-      </w:pPr>
-    </w:p>
-    <w:p>
-      <w:pPr>
-        <w:rPr>
-          <w:rStyle w:val="15"/>
-          <w:rFonts w:hint="default" w:cs="Times New Roman"/>
-          <w:sz w:val="28"/>
-          <w:szCs w:val="28"/>
-          <w:lang w:val="en-US"/>
-        </w:rPr>
-      </w:pPr>
-    </w:p>
-    <w:p>
-      <w:pPr>
-        <w:rPr>
-          <w:rStyle w:val="15"/>
-          <w:rFonts w:hint="default" w:cs="Times New Roman"/>
-          <w:sz w:val="28"/>
-          <w:szCs w:val="28"/>
-          <w:lang w:val="en-US"/>
-        </w:rPr>
-      </w:pPr>
-    </w:p>
-    <w:p>
-      <w:pPr>
-        <w:rPr>
-          <w:rStyle w:val="15"/>
-          <w:rFonts w:hint="default" w:cs="Times New Roman"/>
-          <w:sz w:val="28"/>
-          <w:szCs w:val="28"/>
-          <w:lang w:val="en-US"/>
-        </w:rPr>
-      </w:pPr>
-    </w:p>
-    <w:p>
-      <w:pPr>
-        <w:rPr>
-          <w:rStyle w:val="15"/>
-          <w:rFonts w:hint="default" w:cs="Times New Roman"/>
-          <w:sz w:val="28"/>
-          <w:szCs w:val="28"/>
-          <w:lang w:val="en-US"/>
-        </w:rPr>
-      </w:pPr>
-    </w:p>
-    <w:p>
-      <w:pPr>
-        <w:rPr>
-          <w:rStyle w:val="15"/>
-          <w:rFonts w:hint="default" w:cs="Times New Roman"/>
-          <w:sz w:val="28"/>
-          <w:szCs w:val="28"/>
-          <w:lang w:val="en-US"/>
-        </w:rPr>
-      </w:pPr>
-    </w:p>
-    <w:p>
-      <w:pPr>
-        <w:rPr>
-          <w:rStyle w:val="15"/>
-          <w:rFonts w:hint="default" w:cs="Times New Roman"/>
-          <w:sz w:val="28"/>
-          <w:szCs w:val="28"/>
-          <w:lang w:val="en-US"/>
-        </w:rPr>
-      </w:pPr>
-    </w:p>
-    <w:p>
-      <w:pPr>
-        <w:rPr>
-          <w:rStyle w:val="15"/>
-          <w:rFonts w:hint="default" w:cs="Times New Roman"/>
-          <w:sz w:val="28"/>
-          <w:szCs w:val="28"/>
-          <w:lang w:val="en-US"/>
-        </w:rPr>
-      </w:pPr>
-    </w:p>
-    <w:p>
-      <w:pPr>
-        <w:pStyle w:val="3"/>
-        <w:bidi w:val="0"/>
-        <w:spacing w:line="240" w:lineRule="auto"/>
-        <w:ind w:left="400" w:leftChars="100" w:firstLine="0" w:firstLineChars="0"/>
-        <w:rPr>
-          <w:rFonts w:hint="default" w:cs="Times New Roman"/>
-          <w:lang w:val="en-US"/>
-        </w:rPr>
-      </w:pPr>
-      <w:bookmarkStart w:id="23" w:name="_Toc18135"/>
-      <w:r>
-        <w:rPr>
-          <w:rFonts w:hint="default" w:cs="Times New Roman"/>
-          <w:lang w:val="en-US"/>
-        </w:rPr>
-        <w:t>4</w:t>
-      </w:r>
-      <w:r>
-        <w:rPr>
-          <w:rFonts w:hint="default" w:ascii="Times New Roman" w:hAnsi="Times New Roman" w:cs="Times New Roman"/>
-          <w:lang w:val="en-US"/>
-        </w:rPr>
-        <w:t>.</w:t>
-      </w:r>
-      <w:r>
-        <w:rPr>
-          <w:rFonts w:hint="default" w:cs="Times New Roman"/>
-          <w:lang w:val="en-US"/>
-        </w:rPr>
-        <w:t>10</w:t>
-      </w:r>
-      <w:r>
-        <w:rPr>
-          <w:rFonts w:hint="default" w:ascii="Times New Roman" w:hAnsi="Times New Roman" w:cs="Times New Roman"/>
-          <w:lang w:val="en-US"/>
-        </w:rPr>
-        <w:t xml:space="preserve"> </w:t>
-      </w:r>
-      <w:r>
-        <w:rPr>
-          <w:rStyle w:val="15"/>
-          <w:rFonts w:hint="default" w:cs="Times New Roman"/>
-          <w:b/>
-          <w:bCs/>
-          <w:sz w:val="28"/>
-          <w:szCs w:val="28"/>
-          <w:lang w:val="en-US"/>
-        </w:rPr>
-        <w:t>Payment Reconciliation</w:t>
-      </w:r>
-      <w:bookmarkEnd w:id="23"/>
     </w:p>
     <w:tbl>
       <w:tblPr>
@@ -22780,7 +21149,7 @@
                 <w:vertAlign w:val="baseline"/>
                 <w:lang w:val="en-US"/>
               </w:rPr>
-              <w:t xml:space="preserve"> Payment Reconciliation</w:t>
+              <w:t xml:space="preserve"> Automated Invoice Generation</w:t>
             </w:r>
           </w:p>
         </w:tc>
@@ -22943,7 +21312,7 @@
                 <w:sz w:val="24"/>
                 <w:szCs w:val="24"/>
               </w:rPr>
-              <w:t>Establish automated cross-referencing between internal billing invoices and external financial transaction logs.</w:t>
+              <w:t>Calculate precise B2B shipping fees automatically upon delivery completion.</w:t>
             </w:r>
           </w:p>
           <w:p>
@@ -22969,7 +21338,7 @@
                 <w:sz w:val="24"/>
                 <w:szCs w:val="24"/>
               </w:rPr>
-              <w:t>Detect and flag balance discrepancies or settlement errors immediately to protect corporate revenue.</w:t>
+              <w:t>Generate digital electronic invoices based on contractual corporate pricing structures.</w:t>
             </w:r>
           </w:p>
           <w:p>
@@ -22995,7 +21364,7 @@
                 <w:sz w:val="24"/>
                 <w:szCs w:val="24"/>
               </w:rPr>
-              <w:t>Update order accounting payment records automatically to reflect accurate operational cash flows.</w:t>
+              <w:t>Reduce financial processing cycle times by eliminating manual data translation errors.</w:t>
             </w:r>
           </w:p>
         </w:tc>
@@ -23074,7 +21443,7 @@
                 <w:sz w:val="24"/>
                 <w:szCs w:val="24"/>
               </w:rPr>
-              <w:t>External bank statements or transaction files are uploaded into the platform, a scheduled reconciliation batch cycle triggers, or an accountant initiates a manual audit review.</w:t>
+              <w:t>A driver successfully updates an order status to Delivered on the mobile application, or a dispatcher manually confirms a successful trip completion.</w:t>
             </w:r>
           </w:p>
         </w:tc>
@@ -23155,7 +21524,7 @@
                 <w:sz w:val="24"/>
                 <w:szCs w:val="24"/>
               </w:rPr>
-              <w:t>Periodic to continuous, typically executing automatically at the end of each business day or weekly operational cycle.</w:t>
+              <w:t>High, executing automatically in real time whenever an active logistics delivery cycle concludes.</w:t>
             </w:r>
           </w:p>
         </w:tc>
@@ -23236,7 +21605,7 @@
                 <w:sz w:val="24"/>
                 <w:szCs w:val="24"/>
               </w:rPr>
-              <w:t>Highly critical to eliminate manual financial auditing mistakes, prevent cash leakage, and provide clean financial statement tracking for enterprise auditing.</w:t>
+              <w:t>Highly critical to guarantee transparent corporate billing, secure revenue streams, and maintain financial data integrity for auditing purposes.</w:t>
             </w:r>
           </w:p>
         </w:tc>
@@ -23317,7 +21686,33 @@
                 <w:sz w:val="24"/>
                 <w:szCs w:val="24"/>
               </w:rPr>
-              <w:t>Accountant Audit Dashboard / Financial Management Center</w:t>
+              <w:t>Financial Accounting Portal</w:t>
+            </w:r>
+            <w:r>
+              <w:rPr>
+                <w:rFonts w:hint="default" w:ascii="Times New Roman" w:hAnsi="Times New Roman" w:eastAsia="SimSun" w:cs="Times New Roman"/>
+                <w:sz w:val="24"/>
+                <w:szCs w:val="24"/>
+                <w:lang w:val="en-US"/>
+              </w:rPr>
+              <w:t xml:space="preserve"> (</w:t>
+            </w:r>
+            <w:r>
+              <w:rPr>
+                <w:rFonts w:hint="default" w:ascii="Times New Roman" w:hAnsi="Times New Roman" w:eastAsia="SimSun" w:cs="Times New Roman"/>
+                <w:sz w:val="24"/>
+                <w:szCs w:val="24"/>
+              </w:rPr>
+              <w:t>Automated Billing System</w:t>
+            </w:r>
+            <w:r>
+              <w:rPr>
+                <w:rFonts w:hint="default" w:ascii="Times New Roman" w:hAnsi="Times New Roman" w:eastAsia="SimSun" w:cs="Times New Roman"/>
+                <w:sz w:val="24"/>
+                <w:szCs w:val="24"/>
+                <w:lang w:val="en-US"/>
+              </w:rPr>
+              <w:t>).</w:t>
             </w:r>
           </w:p>
         </w:tc>
@@ -23447,7 +21842,7 @@
                 <w:sz w:val="24"/>
                 <w:szCs w:val="24"/>
               </w:rPr>
-              <w:t>Ingest Transaction Logs</w:t>
+              <w:t>Extract Trip Performance Data</w:t>
             </w:r>
           </w:p>
         </w:tc>
@@ -23478,7 +21873,7 @@
                 <w:sz w:val="24"/>
                 <w:szCs w:val="24"/>
               </w:rPr>
-              <w:t>Provide secure data channels to import electronic payment statements and digital banking files containing transaction dates, payment references, and values.</w:t>
+              <w:t>Automatically retrieve completed delivery metrics including total traveled distance logs, validated cargo weight values, and specific stop counts from the tracking database.</w:t>
             </w:r>
           </w:p>
           <w:p>
@@ -23503,7 +21898,7 @@
                 <w:sz w:val="24"/>
                 <w:szCs w:val="24"/>
               </w:rPr>
-              <w:t>Parse incoming financial records automatically to extract data fields while keeping secure encryption controls active.</w:t>
+              <w:t>Link the extracted operational metrics directly to the corresponding corporate partner account profile.</w:t>
             </w:r>
           </w:p>
         </w:tc>
@@ -23552,7 +21947,7 @@
                 <w:sz w:val="24"/>
                 <w:szCs w:val="24"/>
               </w:rPr>
-              <w:t>Execute Matching Rules</w:t>
+              <w:t>Execute Cost Calculation</w:t>
             </w:r>
           </w:p>
         </w:tc>
@@ -23587,7 +21982,35 @@
                 <w:sz w:val="24"/>
                 <w:szCs w:val="24"/>
               </w:rPr>
-              <w:t>Run internal matching heuristics to compare statement transactions against outstanding electronic invoices using unique order codes and billing total values.Automatically change the invoice payment profile state to Settled the moment a perfect financial data match is confirmed by the system.</w:t>
+              <w:t>Compute baseline shipping fees dynamically by applying pre-negotiated corporate tariff matrix parameters stored within the client contract configuration.</w:t>
+            </w:r>
+          </w:p>
+          <w:p>
+            <w:pPr>
+              <w:widowControl w:val="0"/>
+              <w:numPr>
+                <w:ilvl w:val="0"/>
+                <w:numId w:val="14"/>
+              </w:numPr>
+              <w:tabs>
+                <w:tab w:val="clear" w:pos="420"/>
+              </w:tabs>
+              <w:ind w:left="420" w:leftChars="0" w:hanging="420" w:firstLineChars="0"/>
+              <w:jc w:val="both"/>
+              <w:rPr>
+                <w:rFonts w:hint="default" w:ascii="Times New Roman" w:hAnsi="Times New Roman" w:eastAsia="SimSun" w:cs="Times New Roman"/>
+                <w:sz w:val="24"/>
+                <w:szCs w:val="24"/>
+                <w:lang w:val="en-US"/>
+              </w:rPr>
+            </w:pPr>
+            <w:r>
+              <w:rPr>
+                <w:rFonts w:hint="default" w:ascii="Times New Roman" w:hAnsi="Times New Roman" w:eastAsia="SimSun" w:cs="Times New Roman"/>
+                <w:sz w:val="24"/>
+                <w:szCs w:val="24"/>
+              </w:rPr>
+              <w:t>Automatically incorporate authorized extra charges including toll road expenses, waiting time penalties, or special cold-chain handling premiums.</w:t>
             </w:r>
           </w:p>
         </w:tc>
@@ -23636,7 +22059,7 @@
                 <w:sz w:val="24"/>
                 <w:szCs w:val="24"/>
               </w:rPr>
-              <w:t>Flag Discrepancies</w:t>
+              <w:t>Compile Electronic Invoices</w:t>
             </w:r>
           </w:p>
         </w:tc>
@@ -23670,7 +22093,7 @@
                 <w:sz w:val="24"/>
                 <w:szCs w:val="24"/>
               </w:rPr>
-              <w:t>Automatically filter and redirect unmatched records, partial payments, or overpaid invoices into a dedicated system exception queue for administrative review.</w:t>
+              <w:t>Generate standardized digital invoice files featuring unique billing reference numbers, itemized charge descriptions, tax calculations, and corporate payment deadlines.</w:t>
             </w:r>
           </w:p>
           <w:p>
@@ -23697,7 +22120,7 @@
                 <w:sz w:val="24"/>
                 <w:szCs w:val="24"/>
               </w:rPr>
-              <w:t>Highlight flagged discrepancies on the accountant dashboard with high-priority visual markers alongside calculated deficit amounts.</w:t>
+              <w:t>Store the newly compiled electronic documents securely within the central financial ledger database in an unalterable format.</w:t>
             </w:r>
           </w:p>
         </w:tc>
@@ -23746,7 +22169,7 @@
                 <w:sz w:val="24"/>
                 <w:szCs w:val="24"/>
               </w:rPr>
-              <w:t>Generate Audit Summaries</w:t>
+              <w:t>Publish Financial Summaries</w:t>
             </w:r>
           </w:p>
         </w:tc>
@@ -23780,7 +22203,7 @@
                 <w:sz w:val="24"/>
                 <w:szCs w:val="24"/>
               </w:rPr>
-              <w:t>Compile comprehensive daily reconciliation reports detailing total invoice totals, confirmed deposits, remaining outstanding balances, and active dispute metrics.</w:t>
+              <w:t>Automatically push the generated electronic invoice files directly to the designated partner supermarket client portal for immediate review.</w:t>
             </w:r>
           </w:p>
           <w:p>
@@ -23807,7 +22230,7 @@
                 <w:sz w:val="24"/>
                 <w:szCs w:val="24"/>
               </w:rPr>
-              <w:t>Export financial reconciliation summaries into standardized unalterable data files to assist with corporate tax or internal accounting compliance.</w:t>
+              <w:t>Send automated email notifications containing summary billing attachments to pre-configured corporate accounting contact addresses.</w:t>
             </w:r>
           </w:p>
         </w:tc>
@@ -23937,7 +22360,7 @@
                 <w:sz w:val="24"/>
                 <w:szCs w:val="24"/>
               </w:rPr>
-              <w:t>Direct Banking API Link</w:t>
+              <w:t>Consolidated Periodic Billing</w:t>
             </w:r>
           </w:p>
         </w:tc>
@@ -23970,7 +22393,7 @@
                 <w:sz w:val="24"/>
                 <w:szCs w:val="24"/>
               </w:rPr>
-              <w:t>The system utilizes secure real-time bank application programming interfaces to fetch transaction feeds directly as they happen, executing immediate instant matching actions instead of relying on manual file uploads.</w:t>
+              <w:t>Instead of generating standalone invoices per delivery, the system aggregates all completed trip data for a specific supermarket chain over a weekly or monthly cycle to produce a single consolidated billing statement.</w:t>
             </w:r>
           </w:p>
         </w:tc>
@@ -24019,7 +22442,7 @@
                 <w:sz w:val="24"/>
                 <w:szCs w:val="24"/>
               </w:rPr>
-              <w:t>Automated Dispute Resolution</w:t>
+              <w:t>Dynamic Currency Conversion</w:t>
             </w:r>
           </w:p>
         </w:tc>
@@ -24052,7 +22475,7 @@
                 <w:sz w:val="24"/>
                 <w:szCs w:val="24"/>
               </w:rPr>
-              <w:t>For minor, acceptable payment variations within predefined financial tolerance thresholds, the system automatically posts balancing adjustments to clear the ledger while logging the deviation for history checks.</w:t>
+              <w:t>The system automatically checks active international exchange rate registries to convert and display invoice totals in multiple supported currencies for multinational enterprise clients.</w:t>
             </w:r>
           </w:p>
         </w:tc>
@@ -24061,195 +22484,101 @@
     <w:p>
       <w:pPr>
         <w:rPr>
-          <w:rFonts w:hint="default" w:ascii="Times New Roman" w:hAnsi="Times New Roman" w:cs="Times New Roman"/>
-          <w:lang w:val="en-US"/>
-        </w:rPr>
-      </w:pPr>
-    </w:p>
-    <w:p>
-      <w:pPr>
-        <w:pStyle w:val="2"/>
-        <w:bidi w:val="0"/>
-        <w:rPr>
-          <w:rFonts w:hint="default" w:cs="Times New Roman"/>
-          <w:lang w:val="en-US"/>
-        </w:rPr>
-      </w:pPr>
-      <w:r>
-        <w:rPr>
-          <w:rFonts w:hint="default" w:ascii="Times New Roman" w:hAnsi="Times New Roman" w:cs="Times New Roman"/>
-          <w:lang w:val="en-US"/>
-        </w:rPr>
-        <w:br w:type="textWrapping"/>
-      </w:r>
-      <w:r>
-        <w:rPr>
-          <w:rFonts w:hint="default" w:ascii="Times New Roman" w:hAnsi="Times New Roman" w:cs="Times New Roman"/>
-          <w:lang w:val="en-US"/>
-        </w:rPr>
-        <w:br w:type="textWrapping"/>
-      </w:r>
-      <w:r>
-        <w:rPr>
-          <w:rFonts w:hint="default" w:ascii="Times New Roman" w:hAnsi="Times New Roman" w:cs="Times New Roman"/>
-          <w:lang w:val="en-US"/>
-        </w:rPr>
-        <w:br w:type="textWrapping"/>
-      </w:r>
-      <w:r>
-        <w:rPr>
-          <w:rFonts w:hint="default" w:ascii="Times New Roman" w:hAnsi="Times New Roman" w:cs="Times New Roman"/>
-          <w:lang w:val="en-US"/>
-        </w:rPr>
-        <w:br w:type="textWrapping"/>
-      </w:r>
-      <w:r>
-        <w:rPr>
-          <w:rFonts w:hint="default" w:ascii="Times New Roman" w:hAnsi="Times New Roman" w:cs="Times New Roman"/>
-          <w:lang w:val="en-US"/>
-        </w:rPr>
-        <w:br w:type="textWrapping"/>
-      </w:r>
-      <w:r>
-        <w:rPr>
-          <w:rFonts w:hint="default" w:ascii="Times New Roman" w:hAnsi="Times New Roman" w:cs="Times New Roman"/>
-          <w:lang w:val="en-US"/>
-        </w:rPr>
-        <w:br w:type="textWrapping"/>
-      </w:r>
-      <w:r>
-        <w:rPr>
-          <w:rFonts w:hint="default" w:ascii="Times New Roman" w:hAnsi="Times New Roman" w:cs="Times New Roman"/>
-          <w:lang w:val="en-US"/>
-        </w:rPr>
-        <w:br w:type="textWrapping"/>
-      </w:r>
-      <w:r>
-        <w:rPr>
-          <w:rFonts w:hint="default" w:ascii="Times New Roman" w:hAnsi="Times New Roman" w:cs="Times New Roman"/>
-          <w:lang w:val="en-US"/>
-        </w:rPr>
-        <w:br w:type="textWrapping"/>
-      </w:r>
-      <w:r>
-        <w:rPr>
-          <w:rFonts w:hint="default" w:ascii="Times New Roman" w:hAnsi="Times New Roman" w:cs="Times New Roman"/>
-          <w:lang w:val="en-US"/>
-        </w:rPr>
-        <w:br w:type="textWrapping"/>
-      </w:r>
-      <w:r>
-        <w:rPr>
-          <w:rFonts w:hint="default" w:ascii="Times New Roman" w:hAnsi="Times New Roman" w:cs="Times New Roman"/>
-          <w:lang w:val="en-US"/>
-        </w:rPr>
-        <w:br w:type="textWrapping"/>
-      </w:r>
-      <w:r>
-        <w:rPr>
-          <w:rFonts w:hint="default" w:ascii="Times New Roman" w:hAnsi="Times New Roman" w:cs="Times New Roman"/>
-          <w:lang w:val="en-US"/>
-        </w:rPr>
-        <w:br w:type="textWrapping"/>
-      </w:r>
-      <w:r>
-        <w:rPr>
-          <w:rFonts w:hint="default" w:ascii="Times New Roman" w:hAnsi="Times New Roman" w:cs="Times New Roman"/>
-          <w:lang w:val="en-US"/>
-        </w:rPr>
-        <w:br w:type="textWrapping"/>
-      </w:r>
-      <w:r>
-        <w:rPr>
-          <w:rFonts w:hint="default" w:ascii="Times New Roman" w:hAnsi="Times New Roman" w:cs="Times New Roman"/>
-          <w:lang w:val="en-US"/>
-        </w:rPr>
-        <w:br w:type="textWrapping"/>
-      </w:r>
-      <w:r>
-        <w:rPr>
-          <w:rFonts w:hint="default" w:ascii="Times New Roman" w:hAnsi="Times New Roman" w:cs="Times New Roman"/>
-          <w:lang w:val="en-US"/>
-        </w:rPr>
-        <w:br w:type="textWrapping"/>
-      </w:r>
-      <w:r>
-        <w:rPr>
-          <w:rFonts w:hint="default" w:ascii="Times New Roman" w:hAnsi="Times New Roman" w:cs="Times New Roman"/>
-          <w:lang w:val="en-US"/>
-        </w:rPr>
-        <w:br w:type="textWrapping"/>
-      </w:r>
-      <w:r>
-        <w:rPr>
-          <w:rFonts w:hint="default" w:ascii="Times New Roman" w:hAnsi="Times New Roman" w:cs="Times New Roman"/>
-          <w:lang w:val="en-US"/>
-        </w:rPr>
-        <w:br w:type="textWrapping"/>
-      </w:r>
-      <w:r>
-        <w:rPr>
-          <w:rFonts w:hint="default" w:ascii="Times New Roman" w:hAnsi="Times New Roman" w:cs="Times New Roman"/>
-          <w:lang w:val="en-US"/>
-        </w:rPr>
-        <w:br w:type="textWrapping"/>
-      </w:r>
-      <w:r>
-        <w:rPr>
-          <w:rFonts w:hint="default" w:ascii="Times New Roman" w:hAnsi="Times New Roman" w:cs="Times New Roman"/>
-          <w:lang w:val="en-US"/>
-        </w:rPr>
-        <w:br w:type="textWrapping"/>
-      </w:r>
-      <w:r>
-        <w:rPr>
-          <w:rFonts w:hint="default" w:ascii="Times New Roman" w:hAnsi="Times New Roman" w:cs="Times New Roman"/>
-          <w:lang w:val="en-US"/>
-        </w:rPr>
-        <w:br w:type="textWrapping"/>
-      </w:r>
-      <w:r>
-        <w:rPr>
-          <w:rFonts w:hint="default" w:ascii="Times New Roman" w:hAnsi="Times New Roman" w:cs="Times New Roman"/>
-          <w:lang w:val="en-US"/>
-        </w:rPr>
-        <w:br w:type="textWrapping"/>
-      </w:r>
-      <w:r>
-        <w:rPr>
-          <w:rFonts w:hint="default" w:ascii="Times New Roman" w:hAnsi="Times New Roman" w:cs="Times New Roman"/>
-          <w:lang w:val="en-US"/>
-        </w:rPr>
-        <w:br w:type="textWrapping"/>
-      </w:r>
-      <w:r>
-        <w:rPr>
-          <w:rFonts w:hint="default" w:ascii="Times New Roman" w:hAnsi="Times New Roman" w:cs="Times New Roman"/>
-          <w:lang w:val="en-US"/>
-        </w:rPr>
-        <w:t xml:space="preserve">Part </w:t>
-      </w:r>
-      <w:r>
-        <w:rPr>
-          <w:rFonts w:hint="default" w:cs="Times New Roman"/>
-          <w:lang w:val="en-US"/>
-        </w:rPr>
-        <w:t>E</w:t>
-      </w:r>
-      <w:r>
-        <w:rPr>
-          <w:rFonts w:hint="default" w:ascii="Times New Roman" w:hAnsi="Times New Roman" w:cs="Times New Roman"/>
-          <w:lang w:val="en-US"/>
-        </w:rPr>
-        <w:t xml:space="preserve">: </w:t>
-      </w:r>
-      <w:r>
-        <w:rPr>
-          <w:rFonts w:hint="default" w:cs="Times New Roman"/>
-          <w:lang w:val="en-US"/>
-        </w:rPr>
-        <w:t>Workflow</w:t>
-      </w:r>
+          <w:rStyle w:val="15"/>
+          <w:rFonts w:hint="default" w:cs="Times New Roman"/>
+          <w:sz w:val="28"/>
+          <w:szCs w:val="28"/>
+          <w:lang w:val="en-US"/>
+        </w:rPr>
+      </w:pPr>
+    </w:p>
+    <w:p>
+      <w:pPr>
+        <w:rPr>
+          <w:rStyle w:val="15"/>
+          <w:rFonts w:hint="default" w:cs="Times New Roman"/>
+          <w:sz w:val="28"/>
+          <w:szCs w:val="28"/>
+          <w:lang w:val="en-US"/>
+        </w:rPr>
+      </w:pPr>
+    </w:p>
+    <w:p>
+      <w:pPr>
+        <w:rPr>
+          <w:rStyle w:val="15"/>
+          <w:rFonts w:hint="default" w:cs="Times New Roman"/>
+          <w:sz w:val="28"/>
+          <w:szCs w:val="28"/>
+          <w:lang w:val="en-US"/>
+        </w:rPr>
+      </w:pPr>
+    </w:p>
+    <w:p>
+      <w:pPr>
+        <w:rPr>
+          <w:rStyle w:val="15"/>
+          <w:rFonts w:hint="default" w:cs="Times New Roman"/>
+          <w:sz w:val="28"/>
+          <w:szCs w:val="28"/>
+          <w:lang w:val="en-US"/>
+        </w:rPr>
+      </w:pPr>
+    </w:p>
+    <w:p>
+      <w:pPr>
+        <w:rPr>
+          <w:rStyle w:val="15"/>
+          <w:rFonts w:hint="default" w:cs="Times New Roman"/>
+          <w:sz w:val="28"/>
+          <w:szCs w:val="28"/>
+          <w:lang w:val="en-US"/>
+        </w:rPr>
+      </w:pPr>
+    </w:p>
+    <w:p>
+      <w:pPr>
+        <w:rPr>
+          <w:rStyle w:val="15"/>
+          <w:rFonts w:hint="default" w:cs="Times New Roman"/>
+          <w:sz w:val="28"/>
+          <w:szCs w:val="28"/>
+          <w:lang w:val="en-US"/>
+        </w:rPr>
+      </w:pPr>
+    </w:p>
+    <w:p>
+      <w:pPr>
+        <w:rPr>
+          <w:rStyle w:val="15"/>
+          <w:rFonts w:hint="default" w:cs="Times New Roman"/>
+          <w:sz w:val="28"/>
+          <w:szCs w:val="28"/>
+          <w:lang w:val="en-US"/>
+        </w:rPr>
+      </w:pPr>
+    </w:p>
+    <w:p>
+      <w:pPr>
+        <w:rPr>
+          <w:rStyle w:val="15"/>
+          <w:rFonts w:hint="default" w:cs="Times New Roman"/>
+          <w:sz w:val="28"/>
+          <w:szCs w:val="28"/>
+          <w:lang w:val="en-US"/>
+        </w:rPr>
+      </w:pPr>
+    </w:p>
+    <w:p>
+      <w:pPr>
+        <w:rPr>
+          <w:rStyle w:val="15"/>
+          <w:rFonts w:hint="default" w:cs="Times New Roman"/>
+          <w:sz w:val="28"/>
+          <w:szCs w:val="28"/>
+          <w:lang w:val="en-US"/>
+        </w:rPr>
+      </w:pPr>
     </w:p>
     <w:p>
       <w:pPr>
@@ -24262,6 +22591,1611 @@
           <w:lang w:val="en-US"/>
         </w:rPr>
       </w:pPr>
+      <w:bookmarkStart w:id="23" w:name="_Toc18135"/>
+      <w:r>
+        <w:rPr>
+          <w:rFonts w:hint="default" w:cs="Times New Roman"/>
+          <w:lang w:val="en-US"/>
+        </w:rPr>
+        <w:t>4</w:t>
+      </w:r>
+      <w:r>
+        <w:rPr>
+          <w:rFonts w:hint="default" w:ascii="Times New Roman" w:hAnsi="Times New Roman" w:cs="Times New Roman"/>
+          <w:lang w:val="en-US"/>
+        </w:rPr>
+        <w:t>.</w:t>
+      </w:r>
+      <w:r>
+        <w:rPr>
+          <w:rFonts w:hint="default" w:cs="Times New Roman"/>
+          <w:lang w:val="en-US"/>
+        </w:rPr>
+        <w:t>10</w:t>
+      </w:r>
+      <w:r>
+        <w:rPr>
+          <w:rFonts w:hint="default" w:ascii="Times New Roman" w:hAnsi="Times New Roman" w:cs="Times New Roman"/>
+          <w:lang w:val="en-US"/>
+        </w:rPr>
+        <w:t xml:space="preserve"> </w:t>
+      </w:r>
+      <w:r>
+        <w:rPr>
+          <w:rStyle w:val="15"/>
+          <w:rFonts w:hint="default" w:cs="Times New Roman"/>
+          <w:b/>
+          <w:bCs/>
+          <w:sz w:val="28"/>
+          <w:szCs w:val="28"/>
+          <w:lang w:val="en-US"/>
+        </w:rPr>
+        <w:t>Payment Reconciliation</w:t>
+      </w:r>
+      <w:bookmarkEnd w:id="23"/>
+    </w:p>
+    <w:tbl>
+      <w:tblPr>
+        <w:tblStyle w:val="11"/>
+        <w:tblW w:w="9192" w:type="dxa"/>
+        <w:tblInd w:w="-407" w:type="dxa"/>
+        <w:tblBorders>
+          <w:top w:val="single" w:color="auto" w:sz="4" w:space="0"/>
+          <w:left w:val="single" w:color="auto" w:sz="4" w:space="0"/>
+          <w:bottom w:val="single" w:color="auto" w:sz="4" w:space="0"/>
+          <w:right w:val="single" w:color="auto" w:sz="4" w:space="0"/>
+          <w:insideH w:val="single" w:color="auto" w:sz="4" w:space="0"/>
+          <w:insideV w:val="single" w:color="auto" w:sz="4" w:space="0"/>
+        </w:tblBorders>
+        <w:tblLayout w:type="autofit"/>
+        <w:tblCellMar>
+          <w:top w:w="0" w:type="dxa"/>
+          <w:left w:w="108" w:type="dxa"/>
+          <w:bottom w:w="0" w:type="dxa"/>
+          <w:right w:w="108" w:type="dxa"/>
+        </w:tblCellMar>
+      </w:tblPr>
+      <w:tblGrid>
+        <w:gridCol w:w="2160"/>
+        <w:gridCol w:w="7032"/>
+      </w:tblGrid>
+      <w:tr>
+        <w:tblPrEx>
+          <w:tblBorders>
+            <w:top w:val="single" w:color="auto" w:sz="4" w:space="0"/>
+            <w:left w:val="single" w:color="auto" w:sz="4" w:space="0"/>
+            <w:bottom w:val="single" w:color="auto" w:sz="4" w:space="0"/>
+            <w:right w:val="single" w:color="auto" w:sz="4" w:space="0"/>
+            <w:insideH w:val="single" w:color="auto" w:sz="4" w:space="0"/>
+            <w:insideV w:val="single" w:color="auto" w:sz="4" w:space="0"/>
+          </w:tblBorders>
+          <w:tblCellMar>
+            <w:top w:w="0" w:type="dxa"/>
+            <w:left w:w="108" w:type="dxa"/>
+            <w:bottom w:w="0" w:type="dxa"/>
+            <w:right w:w="108" w:type="dxa"/>
+          </w:tblCellMar>
+        </w:tblPrEx>
+        <w:trPr>
+          <w:trHeight w:val="585" w:hRule="atLeast"/>
+        </w:trPr>
+        <w:tc>
+          <w:tcPr>
+            <w:tcW w:w="9192" w:type="dxa"/>
+            <w:gridSpan w:val="2"/>
+            <w:shd w:val="clear" w:color="auto" w:fill="FBE6D6" w:themeFill="accent2" w:themeFillTint="32"/>
+            <w:vAlign w:val="center"/>
+          </w:tcPr>
+          <w:p>
+            <w:pPr>
+              <w:widowControl w:val="0"/>
+              <w:jc w:val="center"/>
+              <w:rPr>
+                <w:rFonts w:hint="default" w:ascii="Times New Roman" w:hAnsi="Times New Roman" w:cs="Times New Roman"/>
+                <w:vertAlign w:val="baseline"/>
+                <w:lang w:val="en-US"/>
+              </w:rPr>
+            </w:pPr>
+            <w:r>
+              <w:rPr>
+                <w:rFonts w:hint="default" w:ascii="Times New Roman" w:hAnsi="Times New Roman" w:cs="Times New Roman"/>
+                <w:sz w:val="32"/>
+                <w:szCs w:val="32"/>
+                <w:vertAlign w:val="baseline"/>
+                <w:lang w:val="en-US"/>
+              </w:rPr>
+              <w:t>Task:</w:t>
+            </w:r>
+            <w:r>
+              <w:rPr>
+                <w:rFonts w:hint="default" w:cs="Times New Roman"/>
+                <w:sz w:val="32"/>
+                <w:szCs w:val="32"/>
+                <w:vertAlign w:val="baseline"/>
+                <w:lang w:val="en-US"/>
+              </w:rPr>
+              <w:t xml:space="preserve"> Payment Reconciliation</w:t>
+            </w:r>
+          </w:p>
+        </w:tc>
+      </w:tr>
+      <w:tr>
+        <w:tblPrEx>
+          <w:tblBorders>
+            <w:top w:val="single" w:color="auto" w:sz="4" w:space="0"/>
+            <w:left w:val="single" w:color="auto" w:sz="4" w:space="0"/>
+            <w:bottom w:val="single" w:color="auto" w:sz="4" w:space="0"/>
+            <w:right w:val="single" w:color="auto" w:sz="4" w:space="0"/>
+            <w:insideH w:val="single" w:color="auto" w:sz="4" w:space="0"/>
+            <w:insideV w:val="single" w:color="auto" w:sz="4" w:space="0"/>
+          </w:tblBorders>
+          <w:tblCellMar>
+            <w:top w:w="0" w:type="dxa"/>
+            <w:left w:w="108" w:type="dxa"/>
+            <w:bottom w:w="0" w:type="dxa"/>
+            <w:right w:w="108" w:type="dxa"/>
+          </w:tblCellMar>
+        </w:tblPrEx>
+        <w:trPr>
+          <w:trHeight w:val="427" w:hRule="atLeast"/>
+        </w:trPr>
+        <w:tc>
+          <w:tcPr>
+            <w:tcW w:w="2160" w:type="dxa"/>
+            <w:shd w:val="clear" w:color="auto" w:fill="FEF2CB" w:themeFill="accent3" w:themeFillTint="32"/>
+            <w:vAlign w:val="center"/>
+          </w:tcPr>
+          <w:p>
+            <w:pPr>
+              <w:widowControl w:val="0"/>
+              <w:jc w:val="center"/>
+              <w:rPr>
+                <w:rFonts w:hint="default" w:ascii="Times New Roman" w:hAnsi="Times New Roman" w:cs="Times New Roman"/>
+                <w:sz w:val="28"/>
+                <w:szCs w:val="28"/>
+                <w:vertAlign w:val="baseline"/>
+                <w:lang w:val="en-US"/>
+              </w:rPr>
+            </w:pPr>
+            <w:r>
+              <w:rPr>
+                <w:rFonts w:hint="default" w:ascii="Times New Roman" w:hAnsi="Times New Roman" w:cs="Times New Roman"/>
+                <w:sz w:val="28"/>
+                <w:szCs w:val="28"/>
+                <w:vertAlign w:val="baseline"/>
+                <w:lang w:val="en-US"/>
+              </w:rPr>
+              <w:t>Attribute</w:t>
+            </w:r>
+          </w:p>
+        </w:tc>
+        <w:tc>
+          <w:tcPr>
+            <w:tcW w:w="7032" w:type="dxa"/>
+            <w:shd w:val="clear" w:color="auto" w:fill="D4F4F1" w:themeFill="accent5" w:themeFillTint="32"/>
+            <w:vAlign w:val="center"/>
+          </w:tcPr>
+          <w:p>
+            <w:pPr>
+              <w:widowControl w:val="0"/>
+              <w:jc w:val="center"/>
+              <w:rPr>
+                <w:rFonts w:hint="default" w:ascii="Times New Roman" w:hAnsi="Times New Roman" w:cs="Times New Roman"/>
+                <w:sz w:val="28"/>
+                <w:szCs w:val="28"/>
+                <w:vertAlign w:val="baseline"/>
+                <w:lang w:val="en-US"/>
+              </w:rPr>
+            </w:pPr>
+            <w:r>
+              <w:rPr>
+                <w:rFonts w:hint="default" w:ascii="Times New Roman" w:hAnsi="Times New Roman" w:cs="Times New Roman"/>
+                <w:sz w:val="28"/>
+                <w:szCs w:val="28"/>
+                <w:vertAlign w:val="baseline"/>
+                <w:lang w:val="en-US"/>
+              </w:rPr>
+              <w:t>Description</w:t>
+            </w:r>
+          </w:p>
+        </w:tc>
+      </w:tr>
+      <w:tr>
+        <w:tblPrEx>
+          <w:tblBorders>
+            <w:top w:val="single" w:color="auto" w:sz="4" w:space="0"/>
+            <w:left w:val="single" w:color="auto" w:sz="4" w:space="0"/>
+            <w:bottom w:val="single" w:color="auto" w:sz="4" w:space="0"/>
+            <w:right w:val="single" w:color="auto" w:sz="4" w:space="0"/>
+            <w:insideH w:val="single" w:color="auto" w:sz="4" w:space="0"/>
+            <w:insideV w:val="single" w:color="auto" w:sz="4" w:space="0"/>
+          </w:tblBorders>
+          <w:tblCellMar>
+            <w:top w:w="0" w:type="dxa"/>
+            <w:left w:w="108" w:type="dxa"/>
+            <w:bottom w:w="0" w:type="dxa"/>
+            <w:right w:w="108" w:type="dxa"/>
+          </w:tblCellMar>
+        </w:tblPrEx>
+        <w:trPr>
+          <w:trHeight w:val="1947" w:hRule="atLeast"/>
+        </w:trPr>
+        <w:tc>
+          <w:tcPr>
+            <w:tcW w:w="2160" w:type="dxa"/>
+            <w:vAlign w:val="center"/>
+          </w:tcPr>
+          <w:p>
+            <w:pPr>
+              <w:widowControl w:val="0"/>
+              <w:jc w:val="left"/>
+              <w:rPr>
+                <w:rFonts w:hint="default" w:ascii="Times New Roman" w:hAnsi="Times New Roman" w:cs="Times New Roman"/>
+                <w:sz w:val="24"/>
+                <w:szCs w:val="24"/>
+                <w:vertAlign w:val="baseline"/>
+                <w:lang w:val="en-US"/>
+              </w:rPr>
+            </w:pPr>
+            <w:r>
+              <w:rPr>
+                <w:rFonts w:hint="default" w:ascii="Times New Roman" w:hAnsi="Times New Roman" w:cs="Times New Roman"/>
+                <w:sz w:val="24"/>
+                <w:szCs w:val="24"/>
+                <w:vertAlign w:val="baseline"/>
+                <w:lang w:val="en-US"/>
+              </w:rPr>
+              <w:t>Purposes</w:t>
+            </w:r>
+          </w:p>
+        </w:tc>
+        <w:tc>
+          <w:tcPr>
+            <w:tcW w:w="7032" w:type="dxa"/>
+            <w:vAlign w:val="center"/>
+          </w:tcPr>
+          <w:p>
+            <w:pPr>
+              <w:widowControl w:val="0"/>
+              <w:numPr>
+                <w:ilvl w:val="0"/>
+                <w:numId w:val="6"/>
+              </w:numPr>
+              <w:ind w:left="420" w:leftChars="0" w:hanging="420" w:firstLineChars="0"/>
+              <w:jc w:val="both"/>
+              <w:rPr>
+                <w:rFonts w:hint="default" w:ascii="Times New Roman" w:hAnsi="Times New Roman" w:cs="Times New Roman"/>
+                <w:sz w:val="24"/>
+                <w:szCs w:val="24"/>
+                <w:vertAlign w:val="baseline"/>
+                <w:lang w:val="en-US"/>
+              </w:rPr>
+            </w:pPr>
+            <w:r>
+              <w:rPr>
+                <w:rFonts w:hint="default" w:ascii="Times New Roman" w:hAnsi="Times New Roman" w:eastAsia="SimSun" w:cs="Times New Roman"/>
+                <w:sz w:val="24"/>
+                <w:szCs w:val="24"/>
+              </w:rPr>
+              <w:t>Establish automated cross-referencing between internal billing invoices and external financial transaction logs.</w:t>
+            </w:r>
+          </w:p>
+          <w:p>
+            <w:pPr>
+              <w:widowControl w:val="0"/>
+              <w:numPr>
+                <w:ilvl w:val="0"/>
+                <w:numId w:val="6"/>
+              </w:numPr>
+              <w:ind w:left="420" w:leftChars="0" w:hanging="420" w:firstLineChars="0"/>
+              <w:jc w:val="both"/>
+              <w:rPr>
+                <w:rFonts w:hint="default" w:ascii="Times New Roman" w:hAnsi="Times New Roman" w:cs="Times New Roman"/>
+                <w:sz w:val="24"/>
+                <w:szCs w:val="24"/>
+                <w:vertAlign w:val="baseline"/>
+                <w:lang w:val="en-US"/>
+              </w:rPr>
+            </w:pPr>
+            <w:r>
+              <w:rPr>
+                <w:rFonts w:hint="default" w:ascii="Times New Roman" w:hAnsi="Times New Roman" w:eastAsia="SimSun" w:cs="Times New Roman"/>
+                <w:sz w:val="24"/>
+                <w:szCs w:val="24"/>
+              </w:rPr>
+              <w:t>Detect and flag balance discrepancies or settlement errors immediately to protect corporate revenue.</w:t>
+            </w:r>
+          </w:p>
+          <w:p>
+            <w:pPr>
+              <w:widowControl w:val="0"/>
+              <w:numPr>
+                <w:ilvl w:val="0"/>
+                <w:numId w:val="6"/>
+              </w:numPr>
+              <w:ind w:left="420" w:leftChars="0" w:hanging="420" w:firstLineChars="0"/>
+              <w:jc w:val="both"/>
+              <w:rPr>
+                <w:rFonts w:hint="default" w:ascii="Times New Roman" w:hAnsi="Times New Roman" w:cs="Times New Roman"/>
+                <w:sz w:val="24"/>
+                <w:szCs w:val="24"/>
+                <w:vertAlign w:val="baseline"/>
+                <w:lang w:val="en-US"/>
+              </w:rPr>
+            </w:pPr>
+            <w:r>
+              <w:rPr>
+                <w:rFonts w:hint="default" w:ascii="Times New Roman" w:hAnsi="Times New Roman" w:eastAsia="SimSun" w:cs="Times New Roman"/>
+                <w:sz w:val="24"/>
+                <w:szCs w:val="24"/>
+              </w:rPr>
+              <w:t>Update order accounting payment records automatically to reflect accurate operational cash flows.</w:t>
+            </w:r>
+          </w:p>
+        </w:tc>
+      </w:tr>
+      <w:tr>
+        <w:tblPrEx>
+          <w:tblBorders>
+            <w:top w:val="single" w:color="auto" w:sz="4" w:space="0"/>
+            <w:left w:val="single" w:color="auto" w:sz="4" w:space="0"/>
+            <w:bottom w:val="single" w:color="auto" w:sz="4" w:space="0"/>
+            <w:right w:val="single" w:color="auto" w:sz="4" w:space="0"/>
+            <w:insideH w:val="single" w:color="auto" w:sz="4" w:space="0"/>
+            <w:insideV w:val="single" w:color="auto" w:sz="4" w:space="0"/>
+          </w:tblBorders>
+          <w:tblCellMar>
+            <w:top w:w="0" w:type="dxa"/>
+            <w:left w:w="108" w:type="dxa"/>
+            <w:bottom w:w="0" w:type="dxa"/>
+            <w:right w:w="108" w:type="dxa"/>
+          </w:tblCellMar>
+        </w:tblPrEx>
+        <w:trPr>
+          <w:trHeight w:val="1035" w:hRule="atLeast"/>
+        </w:trPr>
+        <w:tc>
+          <w:tcPr>
+            <w:tcW w:w="2160" w:type="dxa"/>
+            <w:vAlign w:val="center"/>
+          </w:tcPr>
+          <w:p>
+            <w:pPr>
+              <w:widowControl w:val="0"/>
+              <w:jc w:val="left"/>
+              <w:rPr>
+                <w:rFonts w:hint="default" w:ascii="Times New Roman" w:hAnsi="Times New Roman" w:cs="Times New Roman"/>
+                <w:vertAlign w:val="baseline"/>
+                <w:lang w:val="en-US"/>
+              </w:rPr>
+            </w:pPr>
+            <w:r>
+              <w:rPr>
+                <w:rFonts w:hint="default" w:ascii="Times New Roman" w:hAnsi="Times New Roman" w:cs="Times New Roman"/>
+                <w:sz w:val="24"/>
+                <w:szCs w:val="24"/>
+                <w:vertAlign w:val="baseline"/>
+                <w:lang w:val="en-US"/>
+              </w:rPr>
+              <w:t>Trigger/ Precondition</w:t>
+            </w:r>
+          </w:p>
+        </w:tc>
+        <w:tc>
+          <w:tcPr>
+            <w:tcW w:w="7032" w:type="dxa"/>
+            <w:vAlign w:val="center"/>
+          </w:tcPr>
+          <w:p>
+            <w:pPr>
+              <w:widowControl w:val="0"/>
+              <w:numPr>
+                <w:ilvl w:val="0"/>
+                <w:numId w:val="6"/>
+              </w:numPr>
+              <w:ind w:left="420" w:leftChars="0" w:hanging="420" w:firstLineChars="0"/>
+              <w:jc w:val="both"/>
+              <w:rPr>
+                <w:rFonts w:hint="default" w:ascii="Times New Roman" w:hAnsi="Times New Roman" w:cs="Times New Roman"/>
+                <w:sz w:val="24"/>
+                <w:szCs w:val="24"/>
+                <w:vertAlign w:val="baseline"/>
+              </w:rPr>
+            </w:pPr>
+            <w:r>
+              <w:rPr>
+                <w:rFonts w:hint="default" w:ascii="Times New Roman" w:hAnsi="Times New Roman" w:eastAsia="SimSun" w:cs="Times New Roman"/>
+                <w:sz w:val="24"/>
+                <w:szCs w:val="24"/>
+              </w:rPr>
+              <w:t>External bank statements or transaction files are uploaded into the platform, a scheduled reconciliation batch cycle triggers, or an accountant initiates a manual audit review.</w:t>
+            </w:r>
+          </w:p>
+        </w:tc>
+      </w:tr>
+      <w:tr>
+        <w:tblPrEx>
+          <w:tblBorders>
+            <w:top w:val="single" w:color="auto" w:sz="4" w:space="0"/>
+            <w:left w:val="single" w:color="auto" w:sz="4" w:space="0"/>
+            <w:bottom w:val="single" w:color="auto" w:sz="4" w:space="0"/>
+            <w:right w:val="single" w:color="auto" w:sz="4" w:space="0"/>
+            <w:insideH w:val="single" w:color="auto" w:sz="4" w:space="0"/>
+            <w:insideV w:val="single" w:color="auto" w:sz="4" w:space="0"/>
+          </w:tblBorders>
+          <w:tblCellMar>
+            <w:top w:w="0" w:type="dxa"/>
+            <w:left w:w="108" w:type="dxa"/>
+            <w:bottom w:w="0" w:type="dxa"/>
+            <w:right w:w="108" w:type="dxa"/>
+          </w:tblCellMar>
+        </w:tblPrEx>
+        <w:trPr>
+          <w:trHeight w:val="709" w:hRule="atLeast"/>
+        </w:trPr>
+        <w:tc>
+          <w:tcPr>
+            <w:tcW w:w="2160" w:type="dxa"/>
+            <w:vAlign w:val="center"/>
+          </w:tcPr>
+          <w:p>
+            <w:pPr>
+              <w:widowControl w:val="0"/>
+              <w:jc w:val="left"/>
+              <w:rPr>
+                <w:rFonts w:hint="default" w:ascii="Times New Roman" w:hAnsi="Times New Roman" w:cs="Times New Roman"/>
+                <w:sz w:val="24"/>
+                <w:szCs w:val="24"/>
+                <w:vertAlign w:val="baseline"/>
+                <w:lang w:val="en-US"/>
+              </w:rPr>
+            </w:pPr>
+            <w:r>
+              <w:rPr>
+                <w:rFonts w:hint="default" w:ascii="Times New Roman" w:hAnsi="Times New Roman" w:cs="Times New Roman"/>
+                <w:sz w:val="24"/>
+                <w:szCs w:val="24"/>
+                <w:vertAlign w:val="baseline"/>
+                <w:lang w:val="en-US"/>
+              </w:rPr>
+              <w:t>Frequency</w:t>
+            </w:r>
+          </w:p>
+        </w:tc>
+        <w:tc>
+          <w:tcPr>
+            <w:tcW w:w="7032" w:type="dxa"/>
+            <w:vAlign w:val="center"/>
+          </w:tcPr>
+          <w:p>
+            <w:pPr>
+              <w:widowControl w:val="0"/>
+              <w:numPr>
+                <w:ilvl w:val="0"/>
+                <w:numId w:val="7"/>
+              </w:numPr>
+              <w:ind w:left="420" w:leftChars="0" w:hanging="420" w:firstLineChars="0"/>
+              <w:jc w:val="both"/>
+              <w:rPr>
+                <w:rFonts w:hint="default" w:ascii="Times New Roman" w:hAnsi="Times New Roman" w:cs="Times New Roman"/>
+                <w:sz w:val="24"/>
+                <w:szCs w:val="24"/>
+                <w:vertAlign w:val="baseline"/>
+              </w:rPr>
+            </w:pPr>
+            <w:r>
+              <w:rPr>
+                <w:rFonts w:hint="default" w:ascii="Times New Roman" w:hAnsi="Times New Roman" w:eastAsia="SimSun" w:cs="Times New Roman"/>
+                <w:sz w:val="24"/>
+                <w:szCs w:val="24"/>
+              </w:rPr>
+              <w:t>Periodic to continuous, typically executing automatically at the end of each business day or weekly operational cycle.</w:t>
+            </w:r>
+          </w:p>
+        </w:tc>
+      </w:tr>
+      <w:tr>
+        <w:tblPrEx>
+          <w:tblBorders>
+            <w:top w:val="single" w:color="auto" w:sz="4" w:space="0"/>
+            <w:left w:val="single" w:color="auto" w:sz="4" w:space="0"/>
+            <w:bottom w:val="single" w:color="auto" w:sz="4" w:space="0"/>
+            <w:right w:val="single" w:color="auto" w:sz="4" w:space="0"/>
+            <w:insideH w:val="single" w:color="auto" w:sz="4" w:space="0"/>
+            <w:insideV w:val="single" w:color="auto" w:sz="4" w:space="0"/>
+          </w:tblBorders>
+          <w:tblCellMar>
+            <w:top w:w="0" w:type="dxa"/>
+            <w:left w:w="108" w:type="dxa"/>
+            <w:bottom w:w="0" w:type="dxa"/>
+            <w:right w:w="108" w:type="dxa"/>
+          </w:tblCellMar>
+        </w:tblPrEx>
+        <w:trPr>
+          <w:trHeight w:val="1049" w:hRule="atLeast"/>
+        </w:trPr>
+        <w:tc>
+          <w:tcPr>
+            <w:tcW w:w="2160" w:type="dxa"/>
+            <w:vAlign w:val="center"/>
+          </w:tcPr>
+          <w:p>
+            <w:pPr>
+              <w:widowControl w:val="0"/>
+              <w:jc w:val="left"/>
+              <w:rPr>
+                <w:rFonts w:hint="default" w:ascii="Times New Roman" w:hAnsi="Times New Roman" w:cs="Times New Roman"/>
+                <w:sz w:val="24"/>
+                <w:szCs w:val="24"/>
+                <w:vertAlign w:val="baseline"/>
+                <w:lang w:val="en-US"/>
+              </w:rPr>
+            </w:pPr>
+            <w:r>
+              <w:rPr>
+                <w:rFonts w:hint="default" w:ascii="Times New Roman" w:hAnsi="Times New Roman" w:cs="Times New Roman"/>
+                <w:sz w:val="24"/>
+                <w:szCs w:val="24"/>
+                <w:vertAlign w:val="baseline"/>
+                <w:lang w:val="en-US"/>
+              </w:rPr>
+              <w:t>Critical</w:t>
+            </w:r>
+          </w:p>
+        </w:tc>
+        <w:tc>
+          <w:tcPr>
+            <w:tcW w:w="7032" w:type="dxa"/>
+            <w:vAlign w:val="center"/>
+          </w:tcPr>
+          <w:p>
+            <w:pPr>
+              <w:widowControl w:val="0"/>
+              <w:numPr>
+                <w:ilvl w:val="0"/>
+                <w:numId w:val="12"/>
+              </w:numPr>
+              <w:ind w:left="420" w:leftChars="0" w:hanging="420" w:firstLineChars="0"/>
+              <w:jc w:val="both"/>
+              <w:rPr>
+                <w:rFonts w:hint="default" w:ascii="Times New Roman" w:hAnsi="Times New Roman" w:cs="Times New Roman"/>
+                <w:sz w:val="24"/>
+                <w:szCs w:val="24"/>
+                <w:vertAlign w:val="baseline"/>
+              </w:rPr>
+            </w:pPr>
+            <w:r>
+              <w:rPr>
+                <w:rFonts w:hint="default" w:ascii="Times New Roman" w:hAnsi="Times New Roman" w:eastAsia="SimSun" w:cs="Times New Roman"/>
+                <w:sz w:val="24"/>
+                <w:szCs w:val="24"/>
+              </w:rPr>
+              <w:t>Highly critical to eliminate manual financial auditing mistakes, prevent cash leakage, and provide clean financial statement tracking for enterprise auditing.</w:t>
+            </w:r>
+          </w:p>
+        </w:tc>
+      </w:tr>
+      <w:tr>
+        <w:tblPrEx>
+          <w:tblBorders>
+            <w:top w:val="single" w:color="auto" w:sz="4" w:space="0"/>
+            <w:left w:val="single" w:color="auto" w:sz="4" w:space="0"/>
+            <w:bottom w:val="single" w:color="auto" w:sz="4" w:space="0"/>
+            <w:right w:val="single" w:color="auto" w:sz="4" w:space="0"/>
+            <w:insideH w:val="single" w:color="auto" w:sz="4" w:space="0"/>
+            <w:insideV w:val="single" w:color="auto" w:sz="4" w:space="0"/>
+          </w:tblBorders>
+          <w:tblCellMar>
+            <w:top w:w="0" w:type="dxa"/>
+            <w:left w:w="108" w:type="dxa"/>
+            <w:bottom w:w="0" w:type="dxa"/>
+            <w:right w:w="108" w:type="dxa"/>
+          </w:tblCellMar>
+        </w:tblPrEx>
+        <w:trPr>
+          <w:trHeight w:val="711" w:hRule="atLeast"/>
+        </w:trPr>
+        <w:tc>
+          <w:tcPr>
+            <w:tcW w:w="2160" w:type="dxa"/>
+            <w:vAlign w:val="center"/>
+          </w:tcPr>
+          <w:p>
+            <w:pPr>
+              <w:widowControl w:val="0"/>
+              <w:jc w:val="left"/>
+              <w:rPr>
+                <w:rFonts w:hint="default" w:ascii="Times New Roman" w:hAnsi="Times New Roman" w:cs="Times New Roman"/>
+                <w:sz w:val="24"/>
+                <w:szCs w:val="24"/>
+                <w:vertAlign w:val="baseline"/>
+                <w:lang w:val="en-US"/>
+              </w:rPr>
+            </w:pPr>
+            <w:r>
+              <w:rPr>
+                <w:rFonts w:hint="default" w:ascii="Times New Roman" w:hAnsi="Times New Roman" w:cs="Times New Roman"/>
+                <w:sz w:val="24"/>
+                <w:szCs w:val="24"/>
+                <w:vertAlign w:val="baseline"/>
+                <w:lang w:val="en-US"/>
+              </w:rPr>
+              <w:t>Work Area</w:t>
+            </w:r>
+          </w:p>
+        </w:tc>
+        <w:tc>
+          <w:tcPr>
+            <w:tcW w:w="7032" w:type="dxa"/>
+            <w:vAlign w:val="center"/>
+          </w:tcPr>
+          <w:p>
+            <w:pPr>
+              <w:widowControl w:val="0"/>
+              <w:numPr>
+                <w:ilvl w:val="0"/>
+                <w:numId w:val="8"/>
+              </w:numPr>
+              <w:ind w:left="420" w:leftChars="0" w:hanging="420" w:firstLineChars="0"/>
+              <w:jc w:val="both"/>
+              <w:rPr>
+                <w:rFonts w:hint="default" w:ascii="Times New Roman" w:hAnsi="Times New Roman" w:cs="Times New Roman"/>
+                <w:sz w:val="24"/>
+                <w:szCs w:val="24"/>
+                <w:vertAlign w:val="baseline"/>
+              </w:rPr>
+            </w:pPr>
+            <w:r>
+              <w:rPr>
+                <w:rFonts w:hint="default" w:ascii="Times New Roman" w:hAnsi="Times New Roman" w:eastAsia="SimSun" w:cs="Times New Roman"/>
+                <w:sz w:val="24"/>
+                <w:szCs w:val="24"/>
+              </w:rPr>
+              <w:t>Accountant Audit Dashboard / Financial Management Center</w:t>
+            </w:r>
+          </w:p>
+        </w:tc>
+      </w:tr>
+      <w:tr>
+        <w:tblPrEx>
+          <w:tblBorders>
+            <w:top w:val="single" w:color="auto" w:sz="4" w:space="0"/>
+            <w:left w:val="single" w:color="auto" w:sz="4" w:space="0"/>
+            <w:bottom w:val="single" w:color="auto" w:sz="4" w:space="0"/>
+            <w:right w:val="single" w:color="auto" w:sz="4" w:space="0"/>
+            <w:insideH w:val="single" w:color="auto" w:sz="4" w:space="0"/>
+            <w:insideV w:val="single" w:color="auto" w:sz="4" w:space="0"/>
+          </w:tblBorders>
+          <w:tblCellMar>
+            <w:top w:w="0" w:type="dxa"/>
+            <w:left w:w="108" w:type="dxa"/>
+            <w:bottom w:w="0" w:type="dxa"/>
+            <w:right w:w="108" w:type="dxa"/>
+          </w:tblCellMar>
+        </w:tblPrEx>
+        <w:trPr>
+          <w:trHeight w:val="525" w:hRule="atLeast"/>
+        </w:trPr>
+        <w:tc>
+          <w:tcPr>
+            <w:tcW w:w="2160" w:type="dxa"/>
+            <w:shd w:val="clear" w:color="auto" w:fill="FEF2CB" w:themeFill="accent3" w:themeFillTint="32"/>
+            <w:vAlign w:val="center"/>
+          </w:tcPr>
+          <w:p>
+            <w:pPr>
+              <w:widowControl w:val="0"/>
+              <w:jc w:val="center"/>
+              <w:rPr>
+                <w:rFonts w:hint="default" w:ascii="Times New Roman" w:hAnsi="Times New Roman" w:cs="Times New Roman"/>
+                <w:sz w:val="28"/>
+                <w:szCs w:val="28"/>
+                <w:vertAlign w:val="baseline"/>
+                <w:lang w:val="en-US"/>
+              </w:rPr>
+            </w:pPr>
+            <w:r>
+              <w:rPr>
+                <w:rFonts w:hint="default" w:ascii="Times New Roman" w:hAnsi="Times New Roman" w:cs="Times New Roman"/>
+                <w:sz w:val="28"/>
+                <w:szCs w:val="28"/>
+                <w:vertAlign w:val="baseline"/>
+                <w:lang w:val="en-US"/>
+              </w:rPr>
+              <w:t>Sub-Tasks</w:t>
+            </w:r>
+          </w:p>
+        </w:tc>
+        <w:tc>
+          <w:tcPr>
+            <w:tcW w:w="7032" w:type="dxa"/>
+            <w:shd w:val="clear" w:color="auto" w:fill="D4F4F1" w:themeFill="accent5" w:themeFillTint="32"/>
+            <w:vAlign w:val="center"/>
+          </w:tcPr>
+          <w:p>
+            <w:pPr>
+              <w:widowControl w:val="0"/>
+              <w:jc w:val="center"/>
+              <w:rPr>
+                <w:rFonts w:hint="default" w:ascii="Times New Roman" w:hAnsi="Times New Roman" w:cs="Times New Roman"/>
+                <w:sz w:val="28"/>
+                <w:szCs w:val="28"/>
+                <w:vertAlign w:val="baseline"/>
+                <w:lang w:val="en-US"/>
+              </w:rPr>
+            </w:pPr>
+            <w:r>
+              <w:rPr>
+                <w:rFonts w:hint="default" w:ascii="Times New Roman" w:hAnsi="Times New Roman" w:cs="Times New Roman"/>
+                <w:sz w:val="28"/>
+                <w:szCs w:val="28"/>
+                <w:vertAlign w:val="baseline"/>
+                <w:lang w:val="en-US"/>
+              </w:rPr>
+              <w:t>Example Solution (Funtional Requirement)</w:t>
+            </w:r>
+          </w:p>
+        </w:tc>
+      </w:tr>
+      <w:tr>
+        <w:tblPrEx>
+          <w:tblBorders>
+            <w:top w:val="single" w:color="auto" w:sz="4" w:space="0"/>
+            <w:left w:val="single" w:color="auto" w:sz="4" w:space="0"/>
+            <w:bottom w:val="single" w:color="auto" w:sz="4" w:space="0"/>
+            <w:right w:val="single" w:color="auto" w:sz="4" w:space="0"/>
+            <w:insideH w:val="single" w:color="auto" w:sz="4" w:space="0"/>
+            <w:insideV w:val="single" w:color="auto" w:sz="4" w:space="0"/>
+          </w:tblBorders>
+          <w:tblCellMar>
+            <w:top w:w="0" w:type="dxa"/>
+            <w:left w:w="108" w:type="dxa"/>
+            <w:bottom w:w="0" w:type="dxa"/>
+            <w:right w:w="108" w:type="dxa"/>
+          </w:tblCellMar>
+        </w:tblPrEx>
+        <w:trPr>
+          <w:trHeight w:val="1813" w:hRule="atLeast"/>
+        </w:trPr>
+        <w:tc>
+          <w:tcPr>
+            <w:tcW w:w="2160" w:type="dxa"/>
+            <w:shd w:val="clear" w:color="auto" w:fill="auto"/>
+            <w:vAlign w:val="center"/>
+          </w:tcPr>
+          <w:p>
+            <w:pPr>
+              <w:widowControl w:val="0"/>
+              <w:jc w:val="left"/>
+              <w:rPr>
+                <w:rFonts w:hint="default" w:ascii="Times New Roman" w:hAnsi="Times New Roman" w:cs="Times New Roman"/>
+                <w:sz w:val="28"/>
+                <w:szCs w:val="28"/>
+                <w:vertAlign w:val="baseline"/>
+                <w:lang w:val="en-US"/>
+              </w:rPr>
+            </w:pPr>
+            <w:r>
+              <w:rPr>
+                <w:rFonts w:hint="default" w:ascii="Times New Roman" w:hAnsi="Times New Roman" w:eastAsia="SimSun" w:cs="Times New Roman"/>
+                <w:sz w:val="24"/>
+                <w:szCs w:val="24"/>
+              </w:rPr>
+              <w:t>Ingest Transaction Logs</w:t>
+            </w:r>
+          </w:p>
+        </w:tc>
+        <w:tc>
+          <w:tcPr>
+            <w:tcW w:w="7032" w:type="dxa"/>
+            <w:shd w:val="clear" w:color="auto" w:fill="auto"/>
+            <w:vAlign w:val="center"/>
+          </w:tcPr>
+          <w:p>
+            <w:pPr>
+              <w:widowControl w:val="0"/>
+              <w:numPr>
+                <w:ilvl w:val="0"/>
+                <w:numId w:val="13"/>
+              </w:numPr>
+              <w:ind w:left="420" w:leftChars="0" w:hanging="420" w:firstLineChars="0"/>
+              <w:jc w:val="both"/>
+              <w:rPr>
+                <w:rFonts w:hint="default" w:ascii="Times New Roman" w:hAnsi="Times New Roman" w:eastAsia="SimSun" w:cs="Times New Roman"/>
+                <w:sz w:val="24"/>
+                <w:szCs w:val="24"/>
+              </w:rPr>
+            </w:pPr>
+            <w:r>
+              <w:rPr>
+                <w:rFonts w:hint="default" w:ascii="Times New Roman" w:hAnsi="Times New Roman" w:eastAsia="SimSun" w:cs="Times New Roman"/>
+                <w:sz w:val="24"/>
+                <w:szCs w:val="24"/>
+              </w:rPr>
+              <w:t>Provide secure data channels to import electronic payment statements and digital banking files containing transaction dates, payment references, and values.</w:t>
+            </w:r>
+          </w:p>
+          <w:p>
+            <w:pPr>
+              <w:widowControl w:val="0"/>
+              <w:numPr>
+                <w:ilvl w:val="0"/>
+                <w:numId w:val="13"/>
+              </w:numPr>
+              <w:ind w:left="420" w:leftChars="0" w:hanging="420" w:firstLineChars="0"/>
+              <w:jc w:val="both"/>
+              <w:rPr>
+                <w:rFonts w:hint="default" w:ascii="Times New Roman" w:hAnsi="Times New Roman" w:eastAsia="SimSun" w:cs="Times New Roman"/>
+                <w:sz w:val="24"/>
+                <w:szCs w:val="24"/>
+                <w:lang w:val="en-US"/>
+              </w:rPr>
+            </w:pPr>
+            <w:r>
+              <w:rPr>
+                <w:rFonts w:hint="default" w:ascii="Times New Roman" w:hAnsi="Times New Roman" w:eastAsia="SimSun" w:cs="Times New Roman"/>
+                <w:sz w:val="24"/>
+                <w:szCs w:val="24"/>
+              </w:rPr>
+              <w:t>Parse incoming financial records automatically to extract data fields while keeping secure encryption controls active.</w:t>
+            </w:r>
+          </w:p>
+        </w:tc>
+      </w:tr>
+      <w:tr>
+        <w:tblPrEx>
+          <w:tblBorders>
+            <w:top w:val="single" w:color="auto" w:sz="4" w:space="0"/>
+            <w:left w:val="single" w:color="auto" w:sz="4" w:space="0"/>
+            <w:bottom w:val="single" w:color="auto" w:sz="4" w:space="0"/>
+            <w:right w:val="single" w:color="auto" w:sz="4" w:space="0"/>
+            <w:insideH w:val="single" w:color="auto" w:sz="4" w:space="0"/>
+            <w:insideV w:val="single" w:color="auto" w:sz="4" w:space="0"/>
+          </w:tblBorders>
+          <w:tblCellMar>
+            <w:top w:w="0" w:type="dxa"/>
+            <w:left w:w="108" w:type="dxa"/>
+            <w:bottom w:w="0" w:type="dxa"/>
+            <w:right w:w="108" w:type="dxa"/>
+          </w:tblCellMar>
+        </w:tblPrEx>
+        <w:trPr>
+          <w:trHeight w:val="1825" w:hRule="atLeast"/>
+        </w:trPr>
+        <w:tc>
+          <w:tcPr>
+            <w:tcW w:w="2160" w:type="dxa"/>
+            <w:shd w:val="clear" w:color="auto" w:fill="auto"/>
+            <w:vAlign w:val="center"/>
+          </w:tcPr>
+          <w:p>
+            <w:pPr>
+              <w:widowControl w:val="0"/>
+              <w:jc w:val="left"/>
+              <w:rPr>
+                <w:rFonts w:hint="default" w:ascii="Times New Roman" w:hAnsi="Times New Roman" w:cs="Times New Roman"/>
+                <w:sz w:val="28"/>
+                <w:szCs w:val="28"/>
+                <w:vertAlign w:val="baseline"/>
+                <w:lang w:val="en-US"/>
+              </w:rPr>
+            </w:pPr>
+            <w:r>
+              <w:rPr>
+                <w:rFonts w:hint="default" w:ascii="Times New Roman" w:hAnsi="Times New Roman" w:eastAsia="SimSun" w:cs="Times New Roman"/>
+                <w:sz w:val="24"/>
+                <w:szCs w:val="24"/>
+              </w:rPr>
+              <w:t>Execute Matching Rules</w:t>
+            </w:r>
+          </w:p>
+        </w:tc>
+        <w:tc>
+          <w:tcPr>
+            <w:tcW w:w="7032" w:type="dxa"/>
+            <w:shd w:val="clear" w:color="auto" w:fill="auto"/>
+            <w:vAlign w:val="center"/>
+          </w:tcPr>
+          <w:p>
+            <w:pPr>
+              <w:widowControl w:val="0"/>
+              <w:numPr>
+                <w:ilvl w:val="0"/>
+                <w:numId w:val="14"/>
+              </w:numPr>
+              <w:tabs>
+                <w:tab w:val="clear" w:pos="420"/>
+              </w:tabs>
+              <w:ind w:left="420" w:leftChars="0" w:hanging="420" w:firstLineChars="0"/>
+              <w:jc w:val="both"/>
+              <w:rPr>
+                <w:rFonts w:hint="default" w:ascii="Times New Roman" w:hAnsi="Times New Roman" w:eastAsia="SimSun" w:cs="Times New Roman"/>
+                <w:sz w:val="24"/>
+                <w:szCs w:val="24"/>
+                <w:lang w:val="en-US"/>
+              </w:rPr>
+            </w:pPr>
+            <w:r>
+              <w:rPr>
+                <w:rFonts w:hint="default" w:ascii="Times New Roman" w:hAnsi="Times New Roman" w:eastAsia="SimSun" w:cs="Times New Roman"/>
+                <w:sz w:val="24"/>
+                <w:szCs w:val="24"/>
+              </w:rPr>
+              <w:t>Run internal matching heuristics to compare statement transactions against outstanding electronic invoices using unique order codes and billing total values.Automatically change the invoice payment profile state to Settled the moment a perfect financial data match is confirmed by the system.</w:t>
+            </w:r>
+          </w:p>
+        </w:tc>
+      </w:tr>
+      <w:tr>
+        <w:tblPrEx>
+          <w:tblBorders>
+            <w:top w:val="single" w:color="auto" w:sz="4" w:space="0"/>
+            <w:left w:val="single" w:color="auto" w:sz="4" w:space="0"/>
+            <w:bottom w:val="single" w:color="auto" w:sz="4" w:space="0"/>
+            <w:right w:val="single" w:color="auto" w:sz="4" w:space="0"/>
+            <w:insideH w:val="single" w:color="auto" w:sz="4" w:space="0"/>
+            <w:insideV w:val="single" w:color="auto" w:sz="4" w:space="0"/>
+          </w:tblBorders>
+          <w:tblCellMar>
+            <w:top w:w="0" w:type="dxa"/>
+            <w:left w:w="108" w:type="dxa"/>
+            <w:bottom w:w="0" w:type="dxa"/>
+            <w:right w:w="108" w:type="dxa"/>
+          </w:tblCellMar>
+        </w:tblPrEx>
+        <w:trPr>
+          <w:trHeight w:val="1909" w:hRule="atLeast"/>
+        </w:trPr>
+        <w:tc>
+          <w:tcPr>
+            <w:tcW w:w="2160" w:type="dxa"/>
+            <w:shd w:val="clear" w:color="auto" w:fill="auto"/>
+            <w:vAlign w:val="center"/>
+          </w:tcPr>
+          <w:p>
+            <w:pPr>
+              <w:widowControl w:val="0"/>
+              <w:jc w:val="left"/>
+              <w:rPr>
+                <w:rFonts w:hint="default" w:ascii="Times New Roman" w:hAnsi="Times New Roman" w:cs="Times New Roman"/>
+                <w:sz w:val="24"/>
+                <w:szCs w:val="24"/>
+                <w:vertAlign w:val="baseline"/>
+                <w:lang w:val="en-US"/>
+              </w:rPr>
+            </w:pPr>
+            <w:r>
+              <w:rPr>
+                <w:rFonts w:hint="default" w:ascii="Times New Roman" w:hAnsi="Times New Roman" w:eastAsia="SimSun" w:cs="Times New Roman"/>
+                <w:sz w:val="24"/>
+                <w:szCs w:val="24"/>
+              </w:rPr>
+              <w:t>Flag Discrepancies</w:t>
+            </w:r>
+          </w:p>
+        </w:tc>
+        <w:tc>
+          <w:tcPr>
+            <w:tcW w:w="7032" w:type="dxa"/>
+            <w:shd w:val="clear" w:color="auto" w:fill="auto"/>
+            <w:vAlign w:val="center"/>
+          </w:tcPr>
+          <w:p>
+            <w:pPr>
+              <w:widowControl w:val="0"/>
+              <w:numPr>
+                <w:ilvl w:val="0"/>
+                <w:numId w:val="15"/>
+              </w:numPr>
+              <w:tabs>
+                <w:tab w:val="clear" w:pos="420"/>
+              </w:tabs>
+              <w:ind w:left="420" w:leftChars="0" w:hanging="420" w:firstLineChars="0"/>
+              <w:jc w:val="both"/>
+              <w:rPr>
+                <w:rFonts w:hint="default" w:ascii="Times New Roman" w:hAnsi="Times New Roman" w:eastAsia="SimSun" w:cs="Times New Roman"/>
+                <w:sz w:val="24"/>
+                <w:szCs w:val="24"/>
+              </w:rPr>
+            </w:pPr>
+            <w:r>
+              <w:rPr>
+                <w:rFonts w:hint="default" w:ascii="Times New Roman" w:hAnsi="Times New Roman" w:eastAsia="SimSun" w:cs="Times New Roman"/>
+                <w:sz w:val="24"/>
+                <w:szCs w:val="24"/>
+              </w:rPr>
+              <w:t>Automatically filter and redirect unmatched records, partial payments, or overpaid invoices into a dedicated system exception queue for administrative review.</w:t>
+            </w:r>
+          </w:p>
+          <w:p>
+            <w:pPr>
+              <w:widowControl w:val="0"/>
+              <w:numPr>
+                <w:ilvl w:val="0"/>
+                <w:numId w:val="15"/>
+              </w:numPr>
+              <w:tabs>
+                <w:tab w:val="clear" w:pos="420"/>
+              </w:tabs>
+              <w:ind w:left="420" w:leftChars="0" w:hanging="420" w:firstLineChars="0"/>
+              <w:jc w:val="both"/>
+              <w:rPr>
+                <w:rFonts w:hint="default" w:ascii="Times New Roman" w:hAnsi="Times New Roman" w:eastAsia="SimSun" w:cs="Times New Roman"/>
+                <w:sz w:val="24"/>
+                <w:szCs w:val="24"/>
+              </w:rPr>
+            </w:pPr>
+            <w:r>
+              <w:rPr>
+                <w:rFonts w:hint="default" w:ascii="Times New Roman" w:hAnsi="Times New Roman" w:eastAsia="SimSun" w:cs="Times New Roman"/>
+                <w:sz w:val="24"/>
+                <w:szCs w:val="24"/>
+              </w:rPr>
+              <w:t>Highlight flagged discrepancies on the accountant dashboard with high-priority visual markers alongside calculated deficit amounts.</w:t>
+            </w:r>
+          </w:p>
+        </w:tc>
+      </w:tr>
+      <w:tr>
+        <w:tblPrEx>
+          <w:tblBorders>
+            <w:top w:val="single" w:color="auto" w:sz="4" w:space="0"/>
+            <w:left w:val="single" w:color="auto" w:sz="4" w:space="0"/>
+            <w:bottom w:val="single" w:color="auto" w:sz="4" w:space="0"/>
+            <w:right w:val="single" w:color="auto" w:sz="4" w:space="0"/>
+            <w:insideH w:val="single" w:color="auto" w:sz="4" w:space="0"/>
+            <w:insideV w:val="single" w:color="auto" w:sz="4" w:space="0"/>
+          </w:tblBorders>
+          <w:tblCellMar>
+            <w:top w:w="0" w:type="dxa"/>
+            <w:left w:w="108" w:type="dxa"/>
+            <w:bottom w:w="0" w:type="dxa"/>
+            <w:right w:w="108" w:type="dxa"/>
+          </w:tblCellMar>
+        </w:tblPrEx>
+        <w:trPr>
+          <w:trHeight w:val="2055" w:hRule="atLeast"/>
+        </w:trPr>
+        <w:tc>
+          <w:tcPr>
+            <w:tcW w:w="2160" w:type="dxa"/>
+            <w:shd w:val="clear" w:color="auto" w:fill="auto"/>
+            <w:vAlign w:val="center"/>
+          </w:tcPr>
+          <w:p>
+            <w:pPr>
+              <w:widowControl w:val="0"/>
+              <w:jc w:val="left"/>
+              <w:rPr>
+                <w:rFonts w:hint="default" w:ascii="Times New Roman" w:hAnsi="Times New Roman" w:cs="Times New Roman"/>
+                <w:sz w:val="24"/>
+                <w:szCs w:val="24"/>
+                <w:vertAlign w:val="baseline"/>
+                <w:lang w:val="en-US"/>
+              </w:rPr>
+            </w:pPr>
+            <w:r>
+              <w:rPr>
+                <w:rFonts w:hint="default" w:ascii="Times New Roman" w:hAnsi="Times New Roman" w:eastAsia="SimSun" w:cs="Times New Roman"/>
+                <w:sz w:val="24"/>
+                <w:szCs w:val="24"/>
+              </w:rPr>
+              <w:t>Generate Audit Summaries</w:t>
+            </w:r>
+          </w:p>
+        </w:tc>
+        <w:tc>
+          <w:tcPr>
+            <w:tcW w:w="7032" w:type="dxa"/>
+            <w:shd w:val="clear" w:color="auto" w:fill="auto"/>
+            <w:vAlign w:val="center"/>
+          </w:tcPr>
+          <w:p>
+            <w:pPr>
+              <w:widowControl w:val="0"/>
+              <w:numPr>
+                <w:ilvl w:val="0"/>
+                <w:numId w:val="16"/>
+              </w:numPr>
+              <w:tabs>
+                <w:tab w:val="clear" w:pos="420"/>
+              </w:tabs>
+              <w:ind w:left="420" w:leftChars="0" w:hanging="420" w:firstLineChars="0"/>
+              <w:jc w:val="both"/>
+              <w:rPr>
+                <w:rFonts w:hint="default" w:ascii="Times New Roman" w:hAnsi="Times New Roman" w:eastAsia="SimSun" w:cs="Times New Roman"/>
+                <w:sz w:val="24"/>
+                <w:szCs w:val="24"/>
+              </w:rPr>
+            </w:pPr>
+            <w:r>
+              <w:rPr>
+                <w:rFonts w:hint="default" w:ascii="Times New Roman" w:hAnsi="Times New Roman" w:eastAsia="SimSun" w:cs="Times New Roman"/>
+                <w:sz w:val="24"/>
+                <w:szCs w:val="24"/>
+              </w:rPr>
+              <w:t>Compile comprehensive daily reconciliation reports detailing total invoice totals, confirmed deposits, remaining outstanding balances, and active dispute metrics.</w:t>
+            </w:r>
+          </w:p>
+          <w:p>
+            <w:pPr>
+              <w:widowControl w:val="0"/>
+              <w:numPr>
+                <w:ilvl w:val="0"/>
+                <w:numId w:val="16"/>
+              </w:numPr>
+              <w:tabs>
+                <w:tab w:val="clear" w:pos="420"/>
+              </w:tabs>
+              <w:ind w:left="420" w:leftChars="0" w:hanging="420" w:firstLineChars="0"/>
+              <w:jc w:val="both"/>
+              <w:rPr>
+                <w:rFonts w:hint="default" w:ascii="Times New Roman" w:hAnsi="Times New Roman" w:eastAsia="SimSun" w:cs="Times New Roman"/>
+                <w:sz w:val="24"/>
+                <w:szCs w:val="24"/>
+              </w:rPr>
+            </w:pPr>
+            <w:r>
+              <w:rPr>
+                <w:rFonts w:hint="default" w:ascii="Times New Roman" w:hAnsi="Times New Roman" w:eastAsia="SimSun" w:cs="Times New Roman"/>
+                <w:sz w:val="24"/>
+                <w:szCs w:val="24"/>
+              </w:rPr>
+              <w:t>Export financial reconciliation summaries into standardized unalterable data files to assist with corporate tax or internal accounting compliance.</w:t>
+            </w:r>
+          </w:p>
+        </w:tc>
+      </w:tr>
+      <w:tr>
+        <w:tblPrEx>
+          <w:tblBorders>
+            <w:top w:val="single" w:color="auto" w:sz="4" w:space="0"/>
+            <w:left w:val="single" w:color="auto" w:sz="4" w:space="0"/>
+            <w:bottom w:val="single" w:color="auto" w:sz="4" w:space="0"/>
+            <w:right w:val="single" w:color="auto" w:sz="4" w:space="0"/>
+            <w:insideH w:val="single" w:color="auto" w:sz="4" w:space="0"/>
+            <w:insideV w:val="single" w:color="auto" w:sz="4" w:space="0"/>
+          </w:tblBorders>
+          <w:tblCellMar>
+            <w:top w:w="0" w:type="dxa"/>
+            <w:left w:w="108" w:type="dxa"/>
+            <w:bottom w:w="0" w:type="dxa"/>
+            <w:right w:w="108" w:type="dxa"/>
+          </w:tblCellMar>
+        </w:tblPrEx>
+        <w:trPr>
+          <w:trHeight w:val="525" w:hRule="atLeast"/>
+        </w:trPr>
+        <w:tc>
+          <w:tcPr>
+            <w:tcW w:w="2160" w:type="dxa"/>
+            <w:shd w:val="clear" w:color="auto" w:fill="FEF2CB" w:themeFill="accent3" w:themeFillTint="32"/>
+            <w:vAlign w:val="center"/>
+          </w:tcPr>
+          <w:p>
+            <w:pPr>
+              <w:widowControl w:val="0"/>
+              <w:jc w:val="center"/>
+              <w:rPr>
+                <w:rFonts w:hint="default" w:ascii="Times New Roman" w:hAnsi="Times New Roman" w:cs="Times New Roman"/>
+                <w:sz w:val="28"/>
+                <w:szCs w:val="28"/>
+                <w:vertAlign w:val="baseline"/>
+                <w:lang w:val="en-US"/>
+              </w:rPr>
+            </w:pPr>
+            <w:r>
+              <w:rPr>
+                <w:rFonts w:hint="default" w:ascii="Times New Roman" w:hAnsi="Times New Roman" w:cs="Times New Roman"/>
+                <w:sz w:val="28"/>
+                <w:szCs w:val="28"/>
+                <w:vertAlign w:val="baseline"/>
+                <w:lang w:val="en-US"/>
+              </w:rPr>
+              <w:t>Variant</w:t>
+            </w:r>
+          </w:p>
+        </w:tc>
+        <w:tc>
+          <w:tcPr>
+            <w:tcW w:w="7032" w:type="dxa"/>
+            <w:shd w:val="clear" w:color="auto" w:fill="D4F4F1" w:themeFill="accent5" w:themeFillTint="32"/>
+            <w:vAlign w:val="center"/>
+          </w:tcPr>
+          <w:p>
+            <w:pPr>
+              <w:widowControl w:val="0"/>
+              <w:jc w:val="center"/>
+              <w:rPr>
+                <w:rFonts w:hint="default" w:ascii="Times New Roman" w:hAnsi="Times New Roman" w:cs="Times New Roman" w:eastAsiaTheme="minorEastAsia"/>
+                <w:sz w:val="28"/>
+                <w:szCs w:val="28"/>
+                <w:vertAlign w:val="baseline"/>
+                <w:lang w:val="en-US" w:eastAsia="zh-CN" w:bidi="ar-SA"/>
+              </w:rPr>
+            </w:pPr>
+            <w:r>
+              <w:rPr>
+                <w:rFonts w:hint="default" w:ascii="Times New Roman" w:hAnsi="Times New Roman" w:cs="Times New Roman"/>
+                <w:sz w:val="28"/>
+                <w:szCs w:val="28"/>
+                <w:vertAlign w:val="baseline"/>
+                <w:lang w:val="en-US"/>
+              </w:rPr>
+              <w:t>Example Solution (Funtional Requirement)</w:t>
+            </w:r>
+          </w:p>
+        </w:tc>
+      </w:tr>
+      <w:tr>
+        <w:tblPrEx>
+          <w:tblBorders>
+            <w:top w:val="single" w:color="auto" w:sz="4" w:space="0"/>
+            <w:left w:val="single" w:color="auto" w:sz="4" w:space="0"/>
+            <w:bottom w:val="single" w:color="auto" w:sz="4" w:space="0"/>
+            <w:right w:val="single" w:color="auto" w:sz="4" w:space="0"/>
+            <w:insideH w:val="single" w:color="auto" w:sz="4" w:space="0"/>
+            <w:insideV w:val="single" w:color="auto" w:sz="4" w:space="0"/>
+          </w:tblBorders>
+          <w:tblCellMar>
+            <w:top w:w="0" w:type="dxa"/>
+            <w:left w:w="108" w:type="dxa"/>
+            <w:bottom w:w="0" w:type="dxa"/>
+            <w:right w:w="108" w:type="dxa"/>
+          </w:tblCellMar>
+        </w:tblPrEx>
+        <w:trPr>
+          <w:trHeight w:val="1273" w:hRule="atLeast"/>
+        </w:trPr>
+        <w:tc>
+          <w:tcPr>
+            <w:tcW w:w="2160" w:type="dxa"/>
+            <w:shd w:val="clear" w:color="auto" w:fill="auto"/>
+            <w:vAlign w:val="center"/>
+          </w:tcPr>
+          <w:p>
+            <w:pPr>
+              <w:widowControl w:val="0"/>
+              <w:jc w:val="left"/>
+              <w:rPr>
+                <w:rFonts w:hint="default" w:ascii="Times New Roman" w:hAnsi="Times New Roman" w:eastAsia="SimSun" w:cs="Times New Roman"/>
+                <w:sz w:val="24"/>
+                <w:szCs w:val="24"/>
+                <w:vertAlign w:val="baseline"/>
+                <w:lang w:val="en-US"/>
+              </w:rPr>
+            </w:pPr>
+            <w:r>
+              <w:rPr>
+                <w:rFonts w:hint="default" w:ascii="Times New Roman" w:hAnsi="Times New Roman" w:eastAsia="SimSun" w:cs="Times New Roman"/>
+                <w:sz w:val="24"/>
+                <w:szCs w:val="24"/>
+              </w:rPr>
+              <w:t>Direct Banking API Link</w:t>
+            </w:r>
+          </w:p>
+        </w:tc>
+        <w:tc>
+          <w:tcPr>
+            <w:tcW w:w="7032" w:type="dxa"/>
+            <w:shd w:val="clear" w:color="auto" w:fill="auto"/>
+            <w:vAlign w:val="center"/>
+          </w:tcPr>
+          <w:p>
+            <w:pPr>
+              <w:widowControl w:val="0"/>
+              <w:numPr>
+                <w:ilvl w:val="0"/>
+                <w:numId w:val="17"/>
+              </w:numPr>
+              <w:ind w:left="420" w:leftChars="0" w:hanging="420" w:firstLineChars="0"/>
+              <w:jc w:val="both"/>
+              <w:rPr>
+                <w:rFonts w:hint="default" w:ascii="Times New Roman" w:hAnsi="Times New Roman" w:eastAsia="SimSun" w:cs="Times New Roman"/>
+                <w:sz w:val="24"/>
+                <w:szCs w:val="24"/>
+                <w:vertAlign w:val="baseline"/>
+                <w:lang w:val="en-US"/>
+              </w:rPr>
+            </w:pPr>
+            <w:r>
+              <w:rPr>
+                <w:rFonts w:hint="default" w:ascii="Times New Roman" w:hAnsi="Times New Roman" w:eastAsia="SimSun" w:cs="Times New Roman"/>
+                <w:sz w:val="24"/>
+                <w:szCs w:val="24"/>
+              </w:rPr>
+              <w:t>The system utilizes secure real-time bank application programming interfaces to fetch transaction feeds directly as they happen, executing immediate instant matching actions instead of relying on manual file uploads.</w:t>
+            </w:r>
+          </w:p>
+        </w:tc>
+      </w:tr>
+      <w:tr>
+        <w:tblPrEx>
+          <w:tblBorders>
+            <w:top w:val="single" w:color="auto" w:sz="4" w:space="0"/>
+            <w:left w:val="single" w:color="auto" w:sz="4" w:space="0"/>
+            <w:bottom w:val="single" w:color="auto" w:sz="4" w:space="0"/>
+            <w:right w:val="single" w:color="auto" w:sz="4" w:space="0"/>
+            <w:insideH w:val="single" w:color="auto" w:sz="4" w:space="0"/>
+            <w:insideV w:val="single" w:color="auto" w:sz="4" w:space="0"/>
+          </w:tblBorders>
+          <w:tblCellMar>
+            <w:top w:w="0" w:type="dxa"/>
+            <w:left w:w="108" w:type="dxa"/>
+            <w:bottom w:w="0" w:type="dxa"/>
+            <w:right w:w="108" w:type="dxa"/>
+          </w:tblCellMar>
+        </w:tblPrEx>
+        <w:trPr>
+          <w:trHeight w:val="1463" w:hRule="atLeast"/>
+        </w:trPr>
+        <w:tc>
+          <w:tcPr>
+            <w:tcW w:w="2160" w:type="dxa"/>
+            <w:shd w:val="clear" w:color="auto" w:fill="auto"/>
+            <w:vAlign w:val="center"/>
+          </w:tcPr>
+          <w:p>
+            <w:pPr>
+              <w:widowControl w:val="0"/>
+              <w:jc w:val="left"/>
+              <w:rPr>
+                <w:rFonts w:hint="default" w:ascii="Times New Roman" w:hAnsi="Times New Roman" w:eastAsia="SimSun" w:cs="Times New Roman"/>
+                <w:sz w:val="24"/>
+                <w:szCs w:val="24"/>
+                <w:vertAlign w:val="baseline"/>
+                <w:lang w:val="en-US"/>
+              </w:rPr>
+            </w:pPr>
+            <w:r>
+              <w:rPr>
+                <w:rFonts w:hint="default" w:ascii="Times New Roman" w:hAnsi="Times New Roman" w:eastAsia="SimSun" w:cs="Times New Roman"/>
+                <w:sz w:val="24"/>
+                <w:szCs w:val="24"/>
+              </w:rPr>
+              <w:t>Automated Dispute Resolution</w:t>
+            </w:r>
+          </w:p>
+        </w:tc>
+        <w:tc>
+          <w:tcPr>
+            <w:tcW w:w="7032" w:type="dxa"/>
+            <w:shd w:val="clear" w:color="auto" w:fill="auto"/>
+            <w:vAlign w:val="center"/>
+          </w:tcPr>
+          <w:p>
+            <w:pPr>
+              <w:widowControl w:val="0"/>
+              <w:numPr>
+                <w:ilvl w:val="0"/>
+                <w:numId w:val="18"/>
+              </w:numPr>
+              <w:ind w:left="420" w:leftChars="0" w:hanging="420" w:firstLineChars="0"/>
+              <w:jc w:val="both"/>
+              <w:rPr>
+                <w:rFonts w:hint="default" w:ascii="Times New Roman" w:hAnsi="Times New Roman" w:eastAsia="SimSun" w:cs="Times New Roman"/>
+                <w:sz w:val="24"/>
+                <w:szCs w:val="24"/>
+                <w:vertAlign w:val="baseline"/>
+                <w:lang w:val="en-US"/>
+              </w:rPr>
+            </w:pPr>
+            <w:r>
+              <w:rPr>
+                <w:rFonts w:hint="default" w:ascii="Times New Roman" w:hAnsi="Times New Roman" w:eastAsia="SimSun" w:cs="Times New Roman"/>
+                <w:sz w:val="24"/>
+                <w:szCs w:val="24"/>
+              </w:rPr>
+              <w:t>For minor, acceptable payment variations within predefined financial tolerance thresholds, the system automatically posts balancing adjustments to clear the ledger while logging the deviation for history checks.</w:t>
+            </w:r>
+          </w:p>
+        </w:tc>
+      </w:tr>
+    </w:tbl>
+    <w:p>
+      <w:pPr>
+        <w:rPr>
+          <w:rFonts w:hint="default" w:ascii="Times New Roman" w:hAnsi="Times New Roman" w:cs="Times New Roman"/>
+          <w:lang w:val="en-US"/>
+        </w:rPr>
+      </w:pPr>
+    </w:p>
+    <w:p>
+      <w:pPr>
+        <w:pStyle w:val="2"/>
+        <w:bidi w:val="0"/>
+        <w:rPr>
+          <w:rFonts w:hint="default" w:cs="Times New Roman"/>
+          <w:lang w:val="en-US"/>
+        </w:rPr>
+      </w:pPr>
+      <w:r>
+        <w:rPr>
+          <w:rFonts w:hint="default" w:ascii="Times New Roman" w:hAnsi="Times New Roman" w:cs="Times New Roman"/>
+          <w:lang w:val="en-US"/>
+        </w:rPr>
+        <w:br w:type="textWrapping"/>
+      </w:r>
+      <w:r>
+        <w:rPr>
+          <w:rFonts w:hint="default" w:ascii="Times New Roman" w:hAnsi="Times New Roman" w:cs="Times New Roman"/>
+          <w:lang w:val="en-US"/>
+        </w:rPr>
+        <w:br w:type="textWrapping"/>
+      </w:r>
+      <w:r>
+        <w:rPr>
+          <w:rFonts w:hint="default" w:ascii="Times New Roman" w:hAnsi="Times New Roman" w:cs="Times New Roman"/>
+          <w:lang w:val="en-US"/>
+        </w:rPr>
+        <w:br w:type="textWrapping"/>
+      </w:r>
+      <w:r>
+        <w:rPr>
+          <w:rFonts w:hint="default" w:ascii="Times New Roman" w:hAnsi="Times New Roman" w:cs="Times New Roman"/>
+          <w:lang w:val="en-US"/>
+        </w:rPr>
+        <w:br w:type="textWrapping"/>
+      </w:r>
+      <w:r>
+        <w:rPr>
+          <w:rFonts w:hint="default" w:ascii="Times New Roman" w:hAnsi="Times New Roman" w:cs="Times New Roman"/>
+          <w:lang w:val="en-US"/>
+        </w:rPr>
+        <w:br w:type="textWrapping"/>
+      </w:r>
+      <w:r>
+        <w:rPr>
+          <w:rFonts w:hint="default" w:ascii="Times New Roman" w:hAnsi="Times New Roman" w:cs="Times New Roman"/>
+          <w:lang w:val="en-US"/>
+        </w:rPr>
+        <w:br w:type="textWrapping"/>
+      </w:r>
+      <w:r>
+        <w:rPr>
+          <w:rFonts w:hint="default" w:ascii="Times New Roman" w:hAnsi="Times New Roman" w:cs="Times New Roman"/>
+          <w:lang w:val="en-US"/>
+        </w:rPr>
+        <w:br w:type="textWrapping"/>
+      </w:r>
+      <w:r>
+        <w:rPr>
+          <w:rFonts w:hint="default" w:ascii="Times New Roman" w:hAnsi="Times New Roman" w:cs="Times New Roman"/>
+          <w:lang w:val="en-US"/>
+        </w:rPr>
+        <w:br w:type="textWrapping"/>
+      </w:r>
+      <w:r>
+        <w:rPr>
+          <w:rFonts w:hint="default" w:ascii="Times New Roman" w:hAnsi="Times New Roman" w:cs="Times New Roman"/>
+          <w:lang w:val="en-US"/>
+        </w:rPr>
+        <w:br w:type="textWrapping"/>
+      </w:r>
+      <w:r>
+        <w:rPr>
+          <w:rFonts w:hint="default" w:ascii="Times New Roman" w:hAnsi="Times New Roman" w:cs="Times New Roman"/>
+          <w:lang w:val="en-US"/>
+        </w:rPr>
+        <w:br w:type="textWrapping"/>
+      </w:r>
+      <w:r>
+        <w:rPr>
+          <w:rFonts w:hint="default" w:ascii="Times New Roman" w:hAnsi="Times New Roman" w:cs="Times New Roman"/>
+          <w:lang w:val="en-US"/>
+        </w:rPr>
+        <w:br w:type="textWrapping"/>
+      </w:r>
+      <w:r>
+        <w:rPr>
+          <w:rFonts w:hint="default" w:ascii="Times New Roman" w:hAnsi="Times New Roman" w:cs="Times New Roman"/>
+          <w:lang w:val="en-US"/>
+        </w:rPr>
+        <w:br w:type="textWrapping"/>
+      </w:r>
+      <w:r>
+        <w:rPr>
+          <w:rFonts w:hint="default" w:ascii="Times New Roman" w:hAnsi="Times New Roman" w:cs="Times New Roman"/>
+          <w:lang w:val="en-US"/>
+        </w:rPr>
+        <w:br w:type="textWrapping"/>
+      </w:r>
+      <w:r>
+        <w:rPr>
+          <w:rFonts w:hint="default" w:ascii="Times New Roman" w:hAnsi="Times New Roman" w:cs="Times New Roman"/>
+          <w:lang w:val="en-US"/>
+        </w:rPr>
+        <w:br w:type="textWrapping"/>
+      </w:r>
+      <w:r>
+        <w:rPr>
+          <w:rFonts w:hint="default" w:ascii="Times New Roman" w:hAnsi="Times New Roman" w:cs="Times New Roman"/>
+          <w:lang w:val="en-US"/>
+        </w:rPr>
+        <w:br w:type="textWrapping"/>
+      </w:r>
+      <w:r>
+        <w:rPr>
+          <w:rFonts w:hint="default" w:ascii="Times New Roman" w:hAnsi="Times New Roman" w:cs="Times New Roman"/>
+          <w:lang w:val="en-US"/>
+        </w:rPr>
+        <w:br w:type="textWrapping"/>
+      </w:r>
+      <w:r>
+        <w:rPr>
+          <w:rFonts w:hint="default" w:ascii="Times New Roman" w:hAnsi="Times New Roman" w:cs="Times New Roman"/>
+          <w:lang w:val="en-US"/>
+        </w:rPr>
+        <w:br w:type="textWrapping"/>
+      </w:r>
+      <w:r>
+        <w:rPr>
+          <w:rFonts w:hint="default" w:ascii="Times New Roman" w:hAnsi="Times New Roman" w:cs="Times New Roman"/>
+          <w:lang w:val="en-US"/>
+        </w:rPr>
+        <w:br w:type="textWrapping"/>
+      </w:r>
+      <w:r>
+        <w:rPr>
+          <w:rFonts w:hint="default" w:ascii="Times New Roman" w:hAnsi="Times New Roman" w:cs="Times New Roman"/>
+          <w:lang w:val="en-US"/>
+        </w:rPr>
+        <w:br w:type="textWrapping"/>
+      </w:r>
+      <w:r>
+        <w:rPr>
+          <w:rFonts w:hint="default" w:ascii="Times New Roman" w:hAnsi="Times New Roman" w:cs="Times New Roman"/>
+          <w:lang w:val="en-US"/>
+        </w:rPr>
+        <w:br w:type="textWrapping"/>
+      </w:r>
+      <w:r>
+        <w:rPr>
+          <w:rFonts w:hint="default" w:ascii="Times New Roman" w:hAnsi="Times New Roman" w:cs="Times New Roman"/>
+          <w:lang w:val="en-US"/>
+        </w:rPr>
+        <w:br w:type="textWrapping"/>
+      </w:r>
+      <w:r>
+        <w:rPr>
+          <w:rFonts w:hint="default" w:ascii="Times New Roman" w:hAnsi="Times New Roman" w:cs="Times New Roman"/>
+          <w:lang w:val="en-US"/>
+        </w:rPr>
+        <w:t xml:space="preserve">Part </w:t>
+      </w:r>
+      <w:r>
+        <w:rPr>
+          <w:rFonts w:hint="default" w:cs="Times New Roman"/>
+          <w:lang w:val="en-US"/>
+        </w:rPr>
+        <w:t>E</w:t>
+      </w:r>
+      <w:r>
+        <w:rPr>
+          <w:rFonts w:hint="default" w:ascii="Times New Roman" w:hAnsi="Times New Roman" w:cs="Times New Roman"/>
+          <w:lang w:val="en-US"/>
+        </w:rPr>
+        <w:t xml:space="preserve">: </w:t>
+      </w:r>
+      <w:r>
+        <w:rPr>
+          <w:rFonts w:hint="default" w:cs="Times New Roman"/>
+          <w:lang w:val="en-US"/>
+        </w:rPr>
+        <w:t>Workflow</w:t>
+      </w:r>
+    </w:p>
+    <w:p>
+      <w:pPr>
+        <w:pStyle w:val="3"/>
+        <w:bidi w:val="0"/>
+        <w:spacing w:line="240" w:lineRule="auto"/>
+        <w:ind w:left="400" w:leftChars="100" w:firstLine="0" w:firstLineChars="0"/>
+        <w:rPr>
+          <w:rFonts w:hint="default" w:cs="Times New Roman"/>
+          <w:lang w:val="en-US"/>
+        </w:rPr>
+      </w:pPr>
       <w:r>
         <w:rPr>
           <w:rFonts w:hint="default" w:cs="Times New Roman"/>
@@ -24310,15 +24244,15 @@
           <wp:anchor distT="0" distB="0" distL="114300" distR="114300" simplePos="0" relativeHeight="251662336" behindDoc="0" locked="0" layoutInCell="1" allowOverlap="1">
             <wp:simplePos x="0" y="0"/>
             <wp:positionH relativeFrom="column">
-              <wp:posOffset>720725</wp:posOffset>
+              <wp:posOffset>697865</wp:posOffset>
             </wp:positionH>
             <wp:positionV relativeFrom="paragraph">
               <wp:posOffset>0</wp:posOffset>
             </wp:positionV>
-            <wp:extent cx="3832860" cy="5288280"/>
+            <wp:extent cx="3878580" cy="5242560"/>
             <wp:effectExtent l="0" t="0" r="7620" b="0"/>
             <wp:wrapSquare wrapText="bothSides"/>
-            <wp:docPr id="3" name="Picture 2"/>
+            <wp:docPr id="1" name="Picture 1"/>
             <wp:cNvGraphicFramePr>
               <a:graphicFrameLocks xmlns:a="http://schemas.openxmlformats.org/drawingml/2006/main" noChangeAspect="1"/>
             </wp:cNvGraphicFramePr>
@@ -24326,7 +24260,7 @@
               <a:graphicData uri="http://schemas.openxmlformats.org/drawingml/2006/picture">
                 <pic:pic xmlns:pic="http://schemas.openxmlformats.org/drawingml/2006/picture">
                   <pic:nvPicPr>
-                    <pic:cNvPr id="3" name="Picture 2"/>
+                    <pic:cNvPr id="1" name="Picture 1"/>
                     <pic:cNvPicPr>
                       <a:picLocks noChangeAspect="1"/>
                     </pic:cNvPicPr>
@@ -24340,7 +24274,7 @@
                   <pic:spPr>
                     <a:xfrm>
                       <a:off x="0" y="0"/>
-                      <a:ext cx="3832860" cy="5288280"/>
+                      <a:ext cx="3878580" cy="5242560"/>
                     </a:xfrm>
                     <a:prstGeom prst="rect">
                       <a:avLst/>
@@ -24533,7 +24467,7 @@
           <w:szCs w:val="21"/>
           <w:lang w:val="en-US"/>
         </w:rPr>
-        <w:t>Figure 1: Workflow of User and Access Management task</w:t>
+        <w:t>Figure 1: Workflow of User and Access Management Task</w:t>
       </w:r>
     </w:p>
     <w:p>
@@ -24644,10 +24578,1491 @@
     <w:p>
       <w:pPr>
         <w:rPr>
+          <w:rStyle w:val="15"/>
+          <w:rFonts w:hint="default" w:cs="Times New Roman"/>
+          <w:b/>
+          <w:bCs/>
+          <w:sz w:val="28"/>
+          <w:szCs w:val="28"/>
+          <w:lang w:val="en-US"/>
+        </w:rPr>
+      </w:pPr>
+      <w:r>
+        <w:drawing>
+          <wp:anchor distT="0" distB="0" distL="114300" distR="114300" simplePos="0" relativeHeight="251663360" behindDoc="0" locked="0" layoutInCell="1" allowOverlap="1">
+            <wp:simplePos x="0" y="0"/>
+            <wp:positionH relativeFrom="column">
+              <wp:posOffset>1033145</wp:posOffset>
+            </wp:positionH>
+            <wp:positionV relativeFrom="paragraph">
+              <wp:posOffset>12065</wp:posOffset>
+            </wp:positionV>
+            <wp:extent cx="3208020" cy="5341620"/>
+            <wp:effectExtent l="0" t="0" r="7620" b="7620"/>
+            <wp:wrapSquare wrapText="bothSides"/>
+            <wp:docPr id="6" name="Picture 3"/>
+            <wp:cNvGraphicFramePr>
+              <a:graphicFrameLocks xmlns:a="http://schemas.openxmlformats.org/drawingml/2006/main" noChangeAspect="1"/>
+            </wp:cNvGraphicFramePr>
+            <a:graphic xmlns:a="http://schemas.openxmlformats.org/drawingml/2006/main">
+              <a:graphicData uri="http://schemas.openxmlformats.org/drawingml/2006/picture">
+                <pic:pic xmlns:pic="http://schemas.openxmlformats.org/drawingml/2006/picture">
+                  <pic:nvPicPr>
+                    <pic:cNvPr id="6" name="Picture 3"/>
+                    <pic:cNvPicPr>
+                      <a:picLocks noChangeAspect="1"/>
+                    </pic:cNvPicPr>
+                  </pic:nvPicPr>
+                  <pic:blipFill>
+                    <a:blip r:embed="rId9"/>
+                    <a:stretch>
+                      <a:fillRect/>
+                    </a:stretch>
+                  </pic:blipFill>
+                  <pic:spPr>
+                    <a:xfrm>
+                      <a:off x="0" y="0"/>
+                      <a:ext cx="3208020" cy="5341620"/>
+                    </a:xfrm>
+                    <a:prstGeom prst="rect">
+                      <a:avLst/>
+                    </a:prstGeom>
+                    <a:noFill/>
+                    <a:ln>
+                      <a:noFill/>
+                    </a:ln>
+                  </pic:spPr>
+                </pic:pic>
+              </a:graphicData>
+            </a:graphic>
+          </wp:anchor>
+        </w:drawing>
+      </w:r>
+    </w:p>
+    <w:p>
+      <w:pPr>
+        <w:rPr>
+          <w:rStyle w:val="15"/>
+          <w:rFonts w:hint="default" w:cs="Times New Roman"/>
+          <w:b/>
+          <w:bCs/>
+          <w:sz w:val="28"/>
+          <w:szCs w:val="28"/>
+          <w:lang w:val="en-US"/>
+        </w:rPr>
+      </w:pPr>
+    </w:p>
+    <w:p>
+      <w:pPr>
+        <w:rPr>
+          <w:rStyle w:val="15"/>
+          <w:rFonts w:hint="default" w:cs="Times New Roman"/>
+          <w:b/>
+          <w:bCs/>
+          <w:sz w:val="28"/>
+          <w:szCs w:val="28"/>
+          <w:lang w:val="en-US"/>
+        </w:rPr>
+      </w:pPr>
+    </w:p>
+    <w:p>
+      <w:pPr>
+        <w:rPr>
+          <w:rStyle w:val="15"/>
+          <w:rFonts w:hint="default" w:cs="Times New Roman"/>
+          <w:b/>
+          <w:bCs/>
+          <w:sz w:val="28"/>
+          <w:szCs w:val="28"/>
+          <w:lang w:val="en-US"/>
+        </w:rPr>
+      </w:pPr>
+    </w:p>
+    <w:p>
+      <w:pPr>
+        <w:rPr>
+          <w:rStyle w:val="15"/>
+          <w:rFonts w:hint="default" w:cs="Times New Roman"/>
+          <w:b/>
+          <w:bCs/>
+          <w:sz w:val="28"/>
+          <w:szCs w:val="28"/>
+          <w:lang w:val="en-US"/>
+        </w:rPr>
+      </w:pPr>
+    </w:p>
+    <w:p>
+      <w:pPr>
+        <w:rPr>
+          <w:rStyle w:val="15"/>
+          <w:rFonts w:hint="default" w:cs="Times New Roman"/>
+          <w:b/>
+          <w:bCs/>
+          <w:sz w:val="28"/>
+          <w:szCs w:val="28"/>
+          <w:lang w:val="en-US"/>
+        </w:rPr>
+      </w:pPr>
+    </w:p>
+    <w:p>
+      <w:pPr>
+        <w:rPr>
+          <w:rStyle w:val="15"/>
+          <w:rFonts w:hint="default" w:cs="Times New Roman"/>
+          <w:b/>
+          <w:bCs/>
+          <w:sz w:val="28"/>
+          <w:szCs w:val="28"/>
+          <w:lang w:val="en-US"/>
+        </w:rPr>
+      </w:pPr>
+    </w:p>
+    <w:p>
+      <w:pPr>
+        <w:rPr>
+          <w:rStyle w:val="15"/>
+          <w:rFonts w:hint="default" w:cs="Times New Roman"/>
+          <w:b/>
+          <w:bCs/>
+          <w:sz w:val="28"/>
+          <w:szCs w:val="28"/>
+          <w:lang w:val="en-US"/>
+        </w:rPr>
+      </w:pPr>
+    </w:p>
+    <w:p>
+      <w:pPr>
+        <w:rPr>
+          <w:rStyle w:val="15"/>
+          <w:rFonts w:hint="default" w:cs="Times New Roman"/>
+          <w:b/>
+          <w:bCs/>
+          <w:sz w:val="28"/>
+          <w:szCs w:val="28"/>
+          <w:lang w:val="en-US"/>
+        </w:rPr>
+      </w:pPr>
+    </w:p>
+    <w:p>
+      <w:pPr>
+        <w:rPr>
+          <w:rStyle w:val="15"/>
+          <w:rFonts w:hint="default" w:cs="Times New Roman"/>
+          <w:b/>
+          <w:bCs/>
+          <w:sz w:val="28"/>
+          <w:szCs w:val="28"/>
+          <w:lang w:val="en-US"/>
+        </w:rPr>
+      </w:pPr>
+    </w:p>
+    <w:p>
+      <w:pPr>
+        <w:rPr>
+          <w:rStyle w:val="15"/>
+          <w:rFonts w:hint="default" w:cs="Times New Roman"/>
+          <w:b/>
+          <w:bCs/>
+          <w:sz w:val="28"/>
+          <w:szCs w:val="28"/>
+          <w:lang w:val="en-US"/>
+        </w:rPr>
+      </w:pPr>
+    </w:p>
+    <w:p>
+      <w:pPr>
+        <w:rPr>
+          <w:rStyle w:val="15"/>
+          <w:rFonts w:hint="default" w:cs="Times New Roman"/>
+          <w:b/>
+          <w:bCs/>
+          <w:sz w:val="28"/>
+          <w:szCs w:val="28"/>
+          <w:lang w:val="en-US"/>
+        </w:rPr>
+      </w:pPr>
+    </w:p>
+    <w:p>
+      <w:pPr>
+        <w:rPr>
+          <w:rStyle w:val="15"/>
+          <w:rFonts w:hint="default" w:cs="Times New Roman"/>
+          <w:b/>
+          <w:bCs/>
+          <w:sz w:val="28"/>
+          <w:szCs w:val="28"/>
+          <w:lang w:val="en-US"/>
+        </w:rPr>
+      </w:pPr>
+    </w:p>
+    <w:p>
+      <w:pPr>
+        <w:rPr>
+          <w:rStyle w:val="15"/>
+          <w:rFonts w:hint="default" w:cs="Times New Roman"/>
+          <w:b/>
+          <w:bCs/>
+          <w:sz w:val="28"/>
+          <w:szCs w:val="28"/>
+          <w:lang w:val="en-US"/>
+        </w:rPr>
+      </w:pPr>
+    </w:p>
+    <w:p>
+      <w:pPr>
+        <w:rPr>
+          <w:rStyle w:val="15"/>
+          <w:rFonts w:hint="default" w:cs="Times New Roman"/>
+          <w:b/>
+          <w:bCs/>
+          <w:sz w:val="28"/>
+          <w:szCs w:val="28"/>
+          <w:lang w:val="en-US"/>
+        </w:rPr>
+      </w:pPr>
+    </w:p>
+    <w:p>
+      <w:pPr>
+        <w:rPr>
+          <w:rStyle w:val="15"/>
+          <w:rFonts w:hint="default" w:cs="Times New Roman"/>
+          <w:b/>
+          <w:bCs/>
+          <w:sz w:val="28"/>
+          <w:szCs w:val="28"/>
+          <w:lang w:val="en-US"/>
+        </w:rPr>
+      </w:pPr>
+    </w:p>
+    <w:p>
+      <w:pPr>
+        <w:rPr>
+          <w:rStyle w:val="15"/>
+          <w:rFonts w:hint="default" w:cs="Times New Roman"/>
+          <w:b/>
+          <w:bCs/>
+          <w:sz w:val="28"/>
+          <w:szCs w:val="28"/>
+          <w:lang w:val="en-US"/>
+        </w:rPr>
+      </w:pPr>
+    </w:p>
+    <w:p>
+      <w:pPr>
+        <w:rPr>
+          <w:rStyle w:val="15"/>
+          <w:rFonts w:hint="default" w:cs="Times New Roman"/>
+          <w:b/>
+          <w:bCs/>
+          <w:sz w:val="28"/>
+          <w:szCs w:val="28"/>
+          <w:lang w:val="en-US"/>
+        </w:rPr>
+      </w:pPr>
+    </w:p>
+    <w:p>
+      <w:pPr>
+        <w:rPr>
+          <w:rStyle w:val="15"/>
+          <w:rFonts w:hint="default" w:cs="Times New Roman"/>
+          <w:b/>
+          <w:bCs/>
+          <w:sz w:val="28"/>
+          <w:szCs w:val="28"/>
+          <w:lang w:val="en-US"/>
+        </w:rPr>
+      </w:pPr>
+    </w:p>
+    <w:p>
+      <w:pPr>
+        <w:rPr>
+          <w:rStyle w:val="15"/>
+          <w:rFonts w:hint="default" w:cs="Times New Roman"/>
+          <w:b/>
+          <w:bCs/>
+          <w:sz w:val="28"/>
+          <w:szCs w:val="28"/>
+          <w:lang w:val="en-US"/>
+        </w:rPr>
+      </w:pPr>
+    </w:p>
+    <w:p>
+      <w:pPr>
+        <w:rPr>
+          <w:rStyle w:val="15"/>
+          <w:rFonts w:hint="default" w:cs="Times New Roman"/>
+          <w:b/>
+          <w:bCs/>
+          <w:sz w:val="28"/>
+          <w:szCs w:val="28"/>
+          <w:lang w:val="en-US"/>
+        </w:rPr>
+      </w:pPr>
+    </w:p>
+    <w:p>
+      <w:pPr>
+        <w:rPr>
+          <w:rStyle w:val="15"/>
+          <w:rFonts w:hint="default" w:cs="Times New Roman"/>
+          <w:b/>
+          <w:bCs/>
+          <w:sz w:val="28"/>
+          <w:szCs w:val="28"/>
+          <w:lang w:val="en-US"/>
+        </w:rPr>
+      </w:pPr>
+    </w:p>
+    <w:p>
+      <w:pPr>
+        <w:rPr>
+          <w:rStyle w:val="15"/>
+          <w:rFonts w:hint="default" w:cs="Times New Roman"/>
+          <w:b/>
+          <w:bCs/>
+          <w:sz w:val="28"/>
+          <w:szCs w:val="28"/>
+          <w:lang w:val="en-US"/>
+        </w:rPr>
+      </w:pPr>
+    </w:p>
+    <w:p>
+      <w:pPr>
+        <w:rPr>
+          <w:rStyle w:val="15"/>
+          <w:rFonts w:hint="default" w:cs="Times New Roman"/>
+          <w:b/>
+          <w:bCs/>
+          <w:sz w:val="28"/>
+          <w:szCs w:val="28"/>
+          <w:lang w:val="en-US"/>
+        </w:rPr>
+      </w:pPr>
+    </w:p>
+    <w:p>
+      <w:pPr>
+        <w:rPr>
+          <w:rStyle w:val="15"/>
+          <w:rFonts w:hint="default" w:cs="Times New Roman"/>
+          <w:b/>
+          <w:bCs/>
+          <w:sz w:val="28"/>
+          <w:szCs w:val="28"/>
+          <w:lang w:val="en-US"/>
+        </w:rPr>
+      </w:pPr>
+    </w:p>
+    <w:p>
+      <w:pPr>
+        <w:rPr>
+          <w:rStyle w:val="15"/>
+          <w:rFonts w:hint="default" w:cs="Times New Roman"/>
+          <w:b/>
+          <w:bCs/>
+          <w:sz w:val="28"/>
+          <w:szCs w:val="28"/>
+          <w:lang w:val="en-US"/>
+        </w:rPr>
+      </w:pPr>
+    </w:p>
+    <w:p>
+      <w:pPr>
+        <w:jc w:val="center"/>
+        <w:rPr>
+          <w:rFonts w:hint="default" w:cs="Times New Roman"/>
+          <w:b/>
+          <w:bCs/>
+          <w:i/>
+          <w:iCs/>
+          <w:sz w:val="21"/>
+          <w:szCs w:val="21"/>
+          <w:lang w:val="en-US"/>
+        </w:rPr>
+      </w:pPr>
+    </w:p>
+    <w:p>
+      <w:pPr>
+        <w:jc w:val="center"/>
+        <w:rPr>
+          <w:rFonts w:hint="default" w:cs="Times New Roman"/>
+          <w:b/>
+          <w:bCs/>
+          <w:i/>
+          <w:iCs/>
+          <w:sz w:val="21"/>
+          <w:szCs w:val="21"/>
+          <w:lang w:val="en-US"/>
+        </w:rPr>
+      </w:pPr>
+      <w:r>
+        <w:rPr>
+          <w:rFonts w:hint="default" w:cs="Times New Roman"/>
+          <w:b/>
+          <w:bCs/>
+          <w:i/>
+          <w:iCs/>
+          <w:sz w:val="21"/>
+          <w:szCs w:val="21"/>
+          <w:lang w:val="en-US"/>
+        </w:rPr>
+        <w:t>Figure 2: Workflow of Branch and Hub Setup Task</w:t>
+      </w:r>
+    </w:p>
+    <w:p>
+      <w:pPr>
+        <w:rPr>
+          <w:rStyle w:val="15"/>
+          <w:rFonts w:hint="default" w:cs="Times New Roman"/>
+          <w:b/>
+          <w:bCs/>
+          <w:sz w:val="28"/>
+          <w:szCs w:val="28"/>
+          <w:lang w:val="en-US"/>
+        </w:rPr>
+      </w:pPr>
+    </w:p>
+    <w:p>
+      <w:pPr>
+        <w:rPr>
+          <w:rStyle w:val="15"/>
+          <w:rFonts w:hint="default" w:cs="Times New Roman"/>
+          <w:b/>
+          <w:bCs/>
+          <w:sz w:val="28"/>
+          <w:szCs w:val="28"/>
+          <w:lang w:val="en-US"/>
+        </w:rPr>
+      </w:pPr>
+    </w:p>
+    <w:p>
+      <w:pPr>
+        <w:rPr>
+          <w:rStyle w:val="15"/>
+          <w:rFonts w:hint="default" w:cs="Times New Roman"/>
+          <w:b/>
+          <w:bCs/>
+          <w:sz w:val="28"/>
+          <w:szCs w:val="28"/>
+          <w:lang w:val="en-US"/>
+        </w:rPr>
+      </w:pPr>
+    </w:p>
+    <w:p>
+      <w:pPr>
+        <w:rPr>
+          <w:rStyle w:val="15"/>
+          <w:rFonts w:hint="default" w:cs="Times New Roman"/>
+          <w:b/>
+          <w:bCs/>
+          <w:sz w:val="28"/>
+          <w:szCs w:val="28"/>
+          <w:lang w:val="en-US"/>
+        </w:rPr>
+      </w:pPr>
+    </w:p>
+    <w:p>
+      <w:pPr>
+        <w:rPr>
+          <w:rStyle w:val="15"/>
+          <w:rFonts w:hint="default" w:cs="Times New Roman"/>
+          <w:b/>
+          <w:bCs/>
+          <w:sz w:val="28"/>
+          <w:szCs w:val="28"/>
+          <w:lang w:val="en-US"/>
+        </w:rPr>
+      </w:pPr>
+    </w:p>
+    <w:p>
+      <w:pPr>
+        <w:rPr>
+          <w:rStyle w:val="15"/>
+          <w:rFonts w:hint="default" w:cs="Times New Roman"/>
+          <w:b/>
+          <w:bCs/>
+          <w:sz w:val="28"/>
+          <w:szCs w:val="28"/>
+          <w:lang w:val="en-US"/>
+        </w:rPr>
+      </w:pPr>
+    </w:p>
+    <w:p>
+      <w:pPr>
+        <w:rPr>
+          <w:rStyle w:val="15"/>
+          <w:rFonts w:hint="default" w:cs="Times New Roman"/>
+          <w:b/>
+          <w:bCs/>
+          <w:sz w:val="28"/>
+          <w:szCs w:val="28"/>
+          <w:lang w:val="en-US"/>
+        </w:rPr>
+      </w:pPr>
+    </w:p>
+    <w:p>
+      <w:pPr>
+        <w:rPr>
+          <w:rStyle w:val="15"/>
+          <w:rFonts w:hint="default" w:cs="Times New Roman"/>
+          <w:b/>
+          <w:bCs/>
+          <w:sz w:val="28"/>
+          <w:szCs w:val="28"/>
+          <w:lang w:val="en-US"/>
+        </w:rPr>
+      </w:pPr>
+    </w:p>
+    <w:p>
+      <w:pPr>
+        <w:rPr>
+          <w:rStyle w:val="15"/>
+          <w:rFonts w:hint="default" w:cs="Times New Roman"/>
+          <w:b/>
+          <w:bCs/>
+          <w:sz w:val="28"/>
+          <w:szCs w:val="28"/>
+          <w:lang w:val="en-US"/>
+        </w:rPr>
+      </w:pPr>
+    </w:p>
+    <w:p>
+      <w:pPr>
+        <w:rPr>
+          <w:rStyle w:val="15"/>
+          <w:rFonts w:hint="default" w:cs="Times New Roman"/>
+          <w:b/>
+          <w:bCs/>
+          <w:sz w:val="28"/>
+          <w:szCs w:val="28"/>
+          <w:lang w:val="en-US"/>
+        </w:rPr>
+      </w:pPr>
+    </w:p>
+    <w:p>
+      <w:pPr>
+        <w:rPr>
+          <w:rStyle w:val="15"/>
+          <w:rFonts w:hint="default" w:cs="Times New Roman"/>
+          <w:b/>
+          <w:bCs/>
+          <w:sz w:val="28"/>
+          <w:szCs w:val="28"/>
+          <w:lang w:val="en-US"/>
+        </w:rPr>
+      </w:pPr>
+    </w:p>
+    <w:p>
+      <w:pPr>
+        <w:pStyle w:val="3"/>
+        <w:bidi w:val="0"/>
+        <w:spacing w:line="240" w:lineRule="auto"/>
+        <w:ind w:left="400" w:leftChars="100" w:firstLine="0" w:firstLineChars="0"/>
+        <w:rPr>
+          <w:rFonts w:hint="default" w:cs="Times New Roman"/>
+          <w:lang w:val="en-US"/>
+        </w:rPr>
+      </w:pPr>
+      <w:r>
+        <w:rPr>
+          <w:rFonts w:hint="default" w:cs="Times New Roman"/>
+          <w:lang w:val="en-US"/>
+        </w:rPr>
+        <w:t>5</w:t>
+      </w:r>
+      <w:r>
+        <w:rPr>
+          <w:rFonts w:hint="default" w:ascii="Times New Roman" w:hAnsi="Times New Roman" w:cs="Times New Roman"/>
+          <w:lang w:val="en-US"/>
+        </w:rPr>
+        <w:t>.</w:t>
+      </w:r>
+      <w:r>
+        <w:rPr>
+          <w:rFonts w:hint="default" w:cs="Times New Roman"/>
+          <w:lang w:val="en-US"/>
+        </w:rPr>
+        <w:t>3</w:t>
+      </w:r>
+      <w:r>
+        <w:rPr>
+          <w:rFonts w:hint="default" w:ascii="Times New Roman" w:hAnsi="Times New Roman" w:cs="Times New Roman"/>
+          <w:lang w:val="en-US"/>
+        </w:rPr>
+        <w:t xml:space="preserve"> </w:t>
+      </w:r>
+      <w:r>
+        <w:rPr>
+          <w:rFonts w:hint="default" w:cs="Times New Roman"/>
+          <w:lang w:val="en-US"/>
+        </w:rPr>
+        <w:t>Fleet Asset Management</w:t>
+      </w:r>
+    </w:p>
+    <w:p>
+      <w:pPr>
+        <w:rPr>
           <w:rFonts w:hint="default"/>
           <w:lang w:val="en-US"/>
         </w:rPr>
       </w:pPr>
+      <w:r>
+        <w:drawing>
+          <wp:anchor distT="0" distB="0" distL="114300" distR="114300" simplePos="0" relativeHeight="251664384" behindDoc="0" locked="0" layoutInCell="1" allowOverlap="1">
+            <wp:simplePos x="0" y="0"/>
+            <wp:positionH relativeFrom="column">
+              <wp:posOffset>1261745</wp:posOffset>
+            </wp:positionH>
+            <wp:positionV relativeFrom="paragraph">
+              <wp:posOffset>27305</wp:posOffset>
+            </wp:positionV>
+            <wp:extent cx="2750820" cy="4884420"/>
+            <wp:effectExtent l="0" t="0" r="7620" b="7620"/>
+            <wp:wrapSquare wrapText="bothSides"/>
+            <wp:docPr id="8" name="Picture 5"/>
+            <wp:cNvGraphicFramePr>
+              <a:graphicFrameLocks xmlns:a="http://schemas.openxmlformats.org/drawingml/2006/main" noChangeAspect="1"/>
+            </wp:cNvGraphicFramePr>
+            <a:graphic xmlns:a="http://schemas.openxmlformats.org/drawingml/2006/main">
+              <a:graphicData uri="http://schemas.openxmlformats.org/drawingml/2006/picture">
+                <pic:pic xmlns:pic="http://schemas.openxmlformats.org/drawingml/2006/picture">
+                  <pic:nvPicPr>
+                    <pic:cNvPr id="8" name="Picture 5"/>
+                    <pic:cNvPicPr>
+                      <a:picLocks noChangeAspect="1"/>
+                    </pic:cNvPicPr>
+                  </pic:nvPicPr>
+                  <pic:blipFill>
+                    <a:blip r:embed="rId10"/>
+                    <a:stretch>
+                      <a:fillRect/>
+                    </a:stretch>
+                  </pic:blipFill>
+                  <pic:spPr>
+                    <a:xfrm>
+                      <a:off x="0" y="0"/>
+                      <a:ext cx="2750820" cy="4884420"/>
+                    </a:xfrm>
+                    <a:prstGeom prst="rect">
+                      <a:avLst/>
+                    </a:prstGeom>
+                    <a:noFill/>
+                    <a:ln>
+                      <a:noFill/>
+                    </a:ln>
+                  </pic:spPr>
+                </pic:pic>
+              </a:graphicData>
+            </a:graphic>
+          </wp:anchor>
+        </w:drawing>
+      </w:r>
+    </w:p>
+    <w:p>
+      <w:pPr>
+        <w:rPr>
+          <w:rFonts w:hint="default" w:cs="Times New Roman"/>
+          <w:lang w:val="en-US"/>
+        </w:rPr>
+      </w:pPr>
+    </w:p>
+    <w:p>
+      <w:pPr>
+        <w:rPr>
+          <w:rFonts w:hint="default" w:cs="Times New Roman"/>
+          <w:lang w:val="en-US"/>
+        </w:rPr>
+      </w:pPr>
+    </w:p>
+    <w:p>
+      <w:pPr>
+        <w:rPr>
+          <w:rFonts w:hint="default" w:cs="Times New Roman"/>
+          <w:lang w:val="en-US"/>
+        </w:rPr>
+      </w:pPr>
+    </w:p>
+    <w:p>
+      <w:pPr>
+        <w:rPr>
+          <w:rFonts w:hint="default" w:cs="Times New Roman"/>
+          <w:lang w:val="en-US"/>
+        </w:rPr>
+      </w:pPr>
+    </w:p>
+    <w:p>
+      <w:pPr>
+        <w:rPr>
+          <w:rFonts w:hint="default" w:cs="Times New Roman"/>
+          <w:lang w:val="en-US"/>
+        </w:rPr>
+      </w:pPr>
+    </w:p>
+    <w:p>
+      <w:pPr>
+        <w:rPr>
+          <w:rFonts w:hint="default" w:cs="Times New Roman"/>
+          <w:lang w:val="en-US"/>
+        </w:rPr>
+      </w:pPr>
+    </w:p>
+    <w:p>
+      <w:pPr>
+        <w:rPr>
+          <w:rFonts w:hint="default" w:cs="Times New Roman"/>
+          <w:lang w:val="en-US"/>
+        </w:rPr>
+      </w:pPr>
+    </w:p>
+    <w:p>
+      <w:pPr>
+        <w:rPr>
+          <w:rFonts w:hint="default" w:cs="Times New Roman"/>
+          <w:lang w:val="en-US"/>
+        </w:rPr>
+      </w:pPr>
+    </w:p>
+    <w:p>
+      <w:pPr>
+        <w:rPr>
+          <w:rFonts w:hint="default" w:cs="Times New Roman"/>
+          <w:lang w:val="en-US"/>
+        </w:rPr>
+      </w:pPr>
+    </w:p>
+    <w:p>
+      <w:pPr>
+        <w:rPr>
+          <w:rFonts w:hint="default" w:cs="Times New Roman"/>
+          <w:lang w:val="en-US"/>
+        </w:rPr>
+      </w:pPr>
+    </w:p>
+    <w:p>
+      <w:pPr>
+        <w:rPr>
+          <w:rFonts w:hint="default" w:cs="Times New Roman"/>
+          <w:lang w:val="en-US"/>
+        </w:rPr>
+      </w:pPr>
+    </w:p>
+    <w:p>
+      <w:pPr>
+        <w:rPr>
+          <w:rFonts w:hint="default" w:cs="Times New Roman"/>
+          <w:lang w:val="en-US"/>
+        </w:rPr>
+      </w:pPr>
+    </w:p>
+    <w:p>
+      <w:pPr>
+        <w:rPr>
+          <w:rFonts w:hint="default" w:cs="Times New Roman"/>
+          <w:lang w:val="en-US"/>
+        </w:rPr>
+      </w:pPr>
+    </w:p>
+    <w:p>
+      <w:pPr>
+        <w:rPr>
+          <w:rFonts w:hint="default" w:cs="Times New Roman"/>
+          <w:lang w:val="en-US"/>
+        </w:rPr>
+      </w:pPr>
+    </w:p>
+    <w:p>
+      <w:pPr>
+        <w:rPr>
+          <w:rFonts w:hint="default" w:cs="Times New Roman"/>
+          <w:lang w:val="en-US"/>
+        </w:rPr>
+      </w:pPr>
+    </w:p>
+    <w:p>
+      <w:pPr>
+        <w:jc w:val="center"/>
+        <w:rPr>
+          <w:rFonts w:hint="default" w:cs="Times New Roman"/>
+          <w:b/>
+          <w:bCs/>
+          <w:i/>
+          <w:iCs/>
+          <w:sz w:val="21"/>
+          <w:szCs w:val="21"/>
+          <w:lang w:val="en-US"/>
+        </w:rPr>
+      </w:pPr>
+      <w:r>
+        <w:rPr>
+          <w:rFonts w:hint="default" w:cs="Times New Roman"/>
+          <w:lang w:val="en-US"/>
+        </w:rPr>
+        <w:br w:type="textWrapping"/>
+      </w:r>
+      <w:r>
+        <w:rPr>
+          <w:rFonts w:hint="default" w:cs="Times New Roman"/>
+          <w:b/>
+          <w:bCs/>
+          <w:i/>
+          <w:iCs/>
+          <w:sz w:val="21"/>
+          <w:szCs w:val="21"/>
+          <w:lang w:val="en-US"/>
+        </w:rPr>
+        <w:t>Figure 3: Fleet Asset Management Workflow</w:t>
+      </w:r>
+    </w:p>
+    <w:p>
+      <w:pPr>
+        <w:jc w:val="center"/>
+        <w:rPr>
+          <w:rFonts w:hint="default" w:cs="Times New Roman"/>
+          <w:b/>
+          <w:bCs/>
+          <w:i/>
+          <w:iCs/>
+          <w:sz w:val="21"/>
+          <w:szCs w:val="21"/>
+          <w:lang w:val="en-US"/>
+        </w:rPr>
+      </w:pPr>
+    </w:p>
+    <w:p>
+      <w:pPr>
+        <w:jc w:val="center"/>
+        <w:rPr>
+          <w:rFonts w:hint="default" w:cs="Times New Roman"/>
+          <w:b/>
+          <w:bCs/>
+          <w:i/>
+          <w:iCs/>
+          <w:sz w:val="21"/>
+          <w:szCs w:val="21"/>
+          <w:lang w:val="en-US"/>
+        </w:rPr>
+      </w:pPr>
+    </w:p>
+    <w:p>
+      <w:pPr>
+        <w:jc w:val="center"/>
+        <w:rPr>
+          <w:rFonts w:hint="default" w:cs="Times New Roman"/>
+          <w:b/>
+          <w:bCs/>
+          <w:i/>
+          <w:iCs/>
+          <w:sz w:val="21"/>
+          <w:szCs w:val="21"/>
+          <w:lang w:val="en-US"/>
+        </w:rPr>
+      </w:pPr>
+    </w:p>
+    <w:p>
+      <w:pPr>
+        <w:jc w:val="center"/>
+        <w:rPr>
+          <w:rFonts w:hint="default" w:cs="Times New Roman"/>
+          <w:b/>
+          <w:bCs/>
+          <w:i/>
+          <w:iCs/>
+          <w:sz w:val="21"/>
+          <w:szCs w:val="21"/>
+          <w:lang w:val="en-US"/>
+        </w:rPr>
+      </w:pPr>
+    </w:p>
+    <w:p>
+      <w:pPr>
+        <w:jc w:val="center"/>
+        <w:rPr>
+          <w:rFonts w:hint="default" w:cs="Times New Roman"/>
+          <w:b/>
+          <w:bCs/>
+          <w:i/>
+          <w:iCs/>
+          <w:sz w:val="21"/>
+          <w:szCs w:val="21"/>
+          <w:lang w:val="en-US"/>
+        </w:rPr>
+      </w:pPr>
+    </w:p>
+    <w:p>
+      <w:pPr>
+        <w:jc w:val="center"/>
+        <w:rPr>
+          <w:rFonts w:hint="default" w:cs="Times New Roman"/>
+          <w:b/>
+          <w:bCs/>
+          <w:i/>
+          <w:iCs/>
+          <w:sz w:val="21"/>
+          <w:szCs w:val="21"/>
+          <w:lang w:val="en-US"/>
+        </w:rPr>
+      </w:pPr>
+    </w:p>
+    <w:p>
+      <w:pPr>
+        <w:jc w:val="center"/>
+        <w:rPr>
+          <w:rFonts w:hint="default" w:cs="Times New Roman"/>
+          <w:b/>
+          <w:bCs/>
+          <w:i/>
+          <w:iCs/>
+          <w:sz w:val="21"/>
+          <w:szCs w:val="21"/>
+          <w:lang w:val="en-US"/>
+        </w:rPr>
+      </w:pPr>
+    </w:p>
+    <w:p>
+      <w:pPr>
+        <w:jc w:val="center"/>
+        <w:rPr>
+          <w:rFonts w:hint="default" w:cs="Times New Roman"/>
+          <w:b/>
+          <w:bCs/>
+          <w:i/>
+          <w:iCs/>
+          <w:sz w:val="21"/>
+          <w:szCs w:val="21"/>
+          <w:lang w:val="en-US"/>
+        </w:rPr>
+      </w:pPr>
+    </w:p>
+    <w:p>
+      <w:pPr>
+        <w:jc w:val="center"/>
+        <w:rPr>
+          <w:rFonts w:hint="default" w:cs="Times New Roman"/>
+          <w:b/>
+          <w:bCs/>
+          <w:i/>
+          <w:iCs/>
+          <w:sz w:val="21"/>
+          <w:szCs w:val="21"/>
+          <w:lang w:val="en-US"/>
+        </w:rPr>
+      </w:pPr>
+    </w:p>
+    <w:p>
+      <w:pPr>
+        <w:jc w:val="center"/>
+        <w:rPr>
+          <w:rFonts w:hint="default" w:cs="Times New Roman"/>
+          <w:b/>
+          <w:bCs/>
+          <w:i/>
+          <w:iCs/>
+          <w:sz w:val="21"/>
+          <w:szCs w:val="21"/>
+          <w:lang w:val="en-US"/>
+        </w:rPr>
+      </w:pPr>
+    </w:p>
+    <w:p>
+      <w:pPr>
+        <w:jc w:val="center"/>
+        <w:rPr>
+          <w:rFonts w:hint="default" w:cs="Times New Roman"/>
+          <w:b/>
+          <w:bCs/>
+          <w:i/>
+          <w:iCs/>
+          <w:sz w:val="21"/>
+          <w:szCs w:val="21"/>
+          <w:lang w:val="en-US"/>
+        </w:rPr>
+      </w:pPr>
+    </w:p>
+    <w:p>
+      <w:pPr>
+        <w:jc w:val="center"/>
+        <w:rPr>
+          <w:rFonts w:hint="default" w:cs="Times New Roman"/>
+          <w:b/>
+          <w:bCs/>
+          <w:i/>
+          <w:iCs/>
+          <w:sz w:val="21"/>
+          <w:szCs w:val="21"/>
+          <w:lang w:val="en-US"/>
+        </w:rPr>
+      </w:pPr>
+    </w:p>
+    <w:p>
+      <w:pPr>
+        <w:jc w:val="center"/>
+        <w:rPr>
+          <w:rFonts w:hint="default" w:cs="Times New Roman"/>
+          <w:b/>
+          <w:bCs/>
+          <w:i/>
+          <w:iCs/>
+          <w:sz w:val="21"/>
+          <w:szCs w:val="21"/>
+          <w:lang w:val="en-US"/>
+        </w:rPr>
+      </w:pPr>
+    </w:p>
+    <w:p>
+      <w:pPr>
+        <w:jc w:val="center"/>
+        <w:rPr>
+          <w:rFonts w:hint="default" w:cs="Times New Roman"/>
+          <w:b/>
+          <w:bCs/>
+          <w:i/>
+          <w:iCs/>
+          <w:sz w:val="21"/>
+          <w:szCs w:val="21"/>
+          <w:lang w:val="en-US"/>
+        </w:rPr>
+      </w:pPr>
+    </w:p>
+    <w:p>
+      <w:pPr>
+        <w:jc w:val="center"/>
+        <w:rPr>
+          <w:rFonts w:hint="default" w:cs="Times New Roman"/>
+          <w:b/>
+          <w:bCs/>
+          <w:i/>
+          <w:iCs/>
+          <w:sz w:val="21"/>
+          <w:szCs w:val="21"/>
+          <w:lang w:val="en-US"/>
+        </w:rPr>
+      </w:pPr>
+    </w:p>
+    <w:p>
+      <w:pPr>
+        <w:jc w:val="center"/>
+        <w:rPr>
+          <w:rFonts w:hint="default" w:cs="Times New Roman"/>
+          <w:b/>
+          <w:bCs/>
+          <w:i/>
+          <w:iCs/>
+          <w:sz w:val="21"/>
+          <w:szCs w:val="21"/>
+          <w:lang w:val="en-US"/>
+        </w:rPr>
+      </w:pPr>
+    </w:p>
+    <w:p>
+      <w:pPr>
+        <w:jc w:val="both"/>
+        <w:rPr>
+          <w:rFonts w:hint="default" w:cs="Times New Roman"/>
+          <w:b/>
+          <w:bCs/>
+          <w:i/>
+          <w:iCs/>
+          <w:sz w:val="21"/>
+          <w:szCs w:val="21"/>
+          <w:lang w:val="en-US"/>
+        </w:rPr>
+      </w:pPr>
+    </w:p>
+    <w:p>
+      <w:pPr>
+        <w:jc w:val="both"/>
+        <w:rPr>
+          <w:rFonts w:hint="default" w:cs="Times New Roman"/>
+          <w:b/>
+          <w:bCs/>
+          <w:i/>
+          <w:iCs/>
+          <w:sz w:val="21"/>
+          <w:szCs w:val="21"/>
+          <w:lang w:val="en-US"/>
+        </w:rPr>
+      </w:pPr>
+    </w:p>
+    <w:p>
+      <w:pPr>
+        <w:pStyle w:val="3"/>
+        <w:bidi w:val="0"/>
+        <w:spacing w:line="240" w:lineRule="auto"/>
+        <w:ind w:left="400" w:leftChars="100" w:firstLine="0" w:firstLineChars="0"/>
+        <w:rPr>
+          <w:rFonts w:hint="default" w:cs="Times New Roman"/>
+          <w:lang w:val="en-US"/>
+        </w:rPr>
+      </w:pPr>
+      <w:r>
+        <w:rPr>
+          <w:rFonts w:hint="default" w:cs="Times New Roman"/>
+          <w:lang w:val="en-US"/>
+        </w:rPr>
+        <w:t>5</w:t>
+      </w:r>
+      <w:r>
+        <w:rPr>
+          <w:rFonts w:hint="default" w:ascii="Times New Roman" w:hAnsi="Times New Roman" w:cs="Times New Roman"/>
+          <w:lang w:val="en-US"/>
+        </w:rPr>
+        <w:t>.</w:t>
+      </w:r>
+      <w:r>
+        <w:rPr>
+          <w:rFonts w:hint="default" w:cs="Times New Roman"/>
+          <w:lang w:val="en-US"/>
+        </w:rPr>
+        <w:t>4</w:t>
+      </w:r>
+      <w:r>
+        <w:rPr>
+          <w:rFonts w:hint="default" w:ascii="Times New Roman" w:hAnsi="Times New Roman" w:cs="Times New Roman"/>
+          <w:lang w:val="en-US"/>
+        </w:rPr>
+        <w:t xml:space="preserve"> </w:t>
+      </w:r>
+      <w:r>
+        <w:rPr>
+          <w:rFonts w:hint="default" w:cs="Times New Roman"/>
+          <w:lang w:val="en-US"/>
+        </w:rPr>
+        <w:t>Order Management</w:t>
+      </w:r>
+    </w:p>
+    <w:p>
+      <w:pPr>
+        <w:rPr>
+          <w:rFonts w:hint="default" w:cs="Times New Roman"/>
+          <w:lang w:val="en-US"/>
+        </w:rPr>
+      </w:pPr>
+      <w:r>
+        <w:drawing>
+          <wp:anchor distT="0" distB="0" distL="114300" distR="114300" simplePos="0" relativeHeight="251665408" behindDoc="1" locked="0" layoutInCell="1" allowOverlap="1">
+            <wp:simplePos x="0" y="0"/>
+            <wp:positionH relativeFrom="column">
+              <wp:posOffset>1196975</wp:posOffset>
+            </wp:positionH>
+            <wp:positionV relativeFrom="paragraph">
+              <wp:posOffset>12065</wp:posOffset>
+            </wp:positionV>
+            <wp:extent cx="2880360" cy="4953000"/>
+            <wp:effectExtent l="0" t="0" r="0" b="0"/>
+            <wp:wrapTight wrapText="bothSides">
+              <wp:wrapPolygon>
+                <wp:start x="0" y="0"/>
+                <wp:lineTo x="0" y="21534"/>
+                <wp:lineTo x="21486" y="21534"/>
+                <wp:lineTo x="21486" y="0"/>
+                <wp:lineTo x="0" y="0"/>
+              </wp:wrapPolygon>
+            </wp:wrapTight>
+            <wp:docPr id="9" name="Picture 6"/>
+            <wp:cNvGraphicFramePr>
+              <a:graphicFrameLocks xmlns:a="http://schemas.openxmlformats.org/drawingml/2006/main" noChangeAspect="1"/>
+            </wp:cNvGraphicFramePr>
+            <a:graphic xmlns:a="http://schemas.openxmlformats.org/drawingml/2006/main">
+              <a:graphicData uri="http://schemas.openxmlformats.org/drawingml/2006/picture">
+                <pic:pic xmlns:pic="http://schemas.openxmlformats.org/drawingml/2006/picture">
+                  <pic:nvPicPr>
+                    <pic:cNvPr id="9" name="Picture 6"/>
+                    <pic:cNvPicPr>
+                      <a:picLocks noChangeAspect="1"/>
+                    </pic:cNvPicPr>
+                  </pic:nvPicPr>
+                  <pic:blipFill>
+                    <a:blip r:embed="rId11"/>
+                    <a:stretch>
+                      <a:fillRect/>
+                    </a:stretch>
+                  </pic:blipFill>
+                  <pic:spPr>
+                    <a:xfrm>
+                      <a:off x="0" y="0"/>
+                      <a:ext cx="2880360" cy="4953000"/>
+                    </a:xfrm>
+                    <a:prstGeom prst="rect">
+                      <a:avLst/>
+                    </a:prstGeom>
+                    <a:noFill/>
+                    <a:ln>
+                      <a:noFill/>
+                    </a:ln>
+                  </pic:spPr>
+                </pic:pic>
+              </a:graphicData>
+            </a:graphic>
+          </wp:anchor>
+        </w:drawing>
+      </w:r>
+    </w:p>
+    <w:p>
+      <w:pPr>
+        <w:rPr>
+          <w:rFonts w:hint="default" w:cs="Times New Roman"/>
+          <w:lang w:val="en-US"/>
+        </w:rPr>
+      </w:pPr>
+    </w:p>
+    <w:p>
+      <w:pPr>
+        <w:rPr>
+          <w:rFonts w:hint="default" w:cs="Times New Roman"/>
+          <w:lang w:val="en-US"/>
+        </w:rPr>
+      </w:pPr>
+    </w:p>
+    <w:p>
+      <w:pPr>
+        <w:rPr>
+          <w:rFonts w:hint="default" w:cs="Times New Roman"/>
+          <w:lang w:val="en-US"/>
+        </w:rPr>
+      </w:pPr>
+    </w:p>
+    <w:p>
+      <w:pPr>
+        <w:rPr>
+          <w:rFonts w:hint="default" w:cs="Times New Roman"/>
+          <w:lang w:val="en-US"/>
+        </w:rPr>
+      </w:pPr>
+    </w:p>
+    <w:p>
+      <w:pPr>
+        <w:rPr>
+          <w:rFonts w:hint="default" w:cs="Times New Roman"/>
+          <w:lang w:val="en-US"/>
+        </w:rPr>
+      </w:pPr>
+    </w:p>
+    <w:p>
+      <w:pPr>
+        <w:rPr>
+          <w:rFonts w:hint="default" w:cs="Times New Roman"/>
+          <w:lang w:val="en-US"/>
+        </w:rPr>
+      </w:pPr>
+    </w:p>
+    <w:p>
+      <w:pPr>
+        <w:rPr>
+          <w:rFonts w:hint="default" w:cs="Times New Roman"/>
+          <w:lang w:val="en-US"/>
+        </w:rPr>
+      </w:pPr>
+    </w:p>
+    <w:p>
+      <w:pPr>
+        <w:rPr>
+          <w:rFonts w:hint="default" w:cs="Times New Roman"/>
+          <w:lang w:val="en-US"/>
+        </w:rPr>
+      </w:pPr>
+    </w:p>
+    <w:p>
+      <w:pPr>
+        <w:rPr>
+          <w:rFonts w:hint="default" w:cs="Times New Roman"/>
+          <w:lang w:val="en-US"/>
+        </w:rPr>
+      </w:pPr>
+    </w:p>
+    <w:p>
+      <w:pPr>
+        <w:rPr>
+          <w:rFonts w:hint="default" w:cs="Times New Roman"/>
+          <w:lang w:val="en-US"/>
+        </w:rPr>
+      </w:pPr>
+    </w:p>
+    <w:p>
+      <w:pPr>
+        <w:rPr>
+          <w:rFonts w:hint="default" w:cs="Times New Roman"/>
+          <w:lang w:val="en-US"/>
+        </w:rPr>
+      </w:pPr>
+    </w:p>
+    <w:p>
+      <w:pPr>
+        <w:rPr>
+          <w:rFonts w:hint="default" w:cs="Times New Roman"/>
+          <w:lang w:val="en-US"/>
+        </w:rPr>
+      </w:pPr>
+    </w:p>
+    <w:p>
+      <w:pPr>
+        <w:rPr>
+          <w:rFonts w:hint="default" w:cs="Times New Roman"/>
+          <w:lang w:val="en-US"/>
+        </w:rPr>
+      </w:pPr>
+    </w:p>
+    <w:p>
+      <w:pPr>
+        <w:rPr>
+          <w:rFonts w:hint="default" w:cs="Times New Roman"/>
+          <w:lang w:val="en-US"/>
+        </w:rPr>
+      </w:pPr>
+    </w:p>
+    <w:p>
+      <w:pPr>
+        <w:rPr>
+          <w:rFonts w:hint="default" w:cs="Times New Roman"/>
+          <w:lang w:val="en-US"/>
+        </w:rPr>
+      </w:pPr>
+    </w:p>
+    <w:p>
+      <w:pPr>
+        <w:rPr>
+          <w:rFonts w:hint="default" w:cs="Times New Roman"/>
+          <w:lang w:val="en-US"/>
+        </w:rPr>
+      </w:pPr>
+    </w:p>
+    <w:p>
+      <w:pPr>
+        <w:jc w:val="center"/>
+        <w:rPr>
+          <w:rFonts w:hint="default" w:cs="Times New Roman"/>
+          <w:lang w:val="en-US"/>
+        </w:rPr>
+      </w:pPr>
+      <w:r>
+        <w:rPr>
+          <w:rFonts w:hint="default" w:cs="Times New Roman"/>
+          <w:b/>
+          <w:bCs/>
+          <w:i/>
+          <w:iCs/>
+          <w:sz w:val="21"/>
+          <w:szCs w:val="21"/>
+          <w:lang w:val="en-US"/>
+        </w:rPr>
+        <w:t>Figure 4: Order Management Workflow</w:t>
+      </w:r>
+    </w:p>
+    <w:p>
+      <w:pPr>
+        <w:rPr>
+          <w:rFonts w:hint="default" w:cs="Times New Roman"/>
+          <w:lang w:val="en-US"/>
+        </w:rPr>
+      </w:pPr>
+    </w:p>
+    <w:p>
+      <w:pPr>
+        <w:rPr>
+          <w:rFonts w:hint="default" w:cs="Times New Roman"/>
+          <w:lang w:val="en-US"/>
+        </w:rPr>
+      </w:pPr>
+    </w:p>
+    <w:p>
+      <w:pPr>
+        <w:rPr>
+          <w:rFonts w:hint="default" w:cs="Times New Roman"/>
+          <w:lang w:val="en-US"/>
+        </w:rPr>
+      </w:pPr>
+    </w:p>
+    <w:p>
+      <w:pPr>
+        <w:rPr>
+          <w:rFonts w:hint="default" w:cs="Times New Roman"/>
+          <w:lang w:val="en-US"/>
+        </w:rPr>
+      </w:pPr>
+    </w:p>
+    <w:p>
+      <w:pPr>
+        <w:rPr>
+          <w:rFonts w:hint="default" w:cs="Times New Roman"/>
+          <w:lang w:val="en-US"/>
+        </w:rPr>
+      </w:pPr>
+    </w:p>
+    <w:p>
+      <w:pPr>
+        <w:rPr>
+          <w:rFonts w:hint="default" w:cs="Times New Roman"/>
+          <w:lang w:val="en-US"/>
+        </w:rPr>
+      </w:pPr>
+    </w:p>
+    <w:p>
+      <w:pPr>
+        <w:rPr>
+          <w:rFonts w:hint="default" w:cs="Times New Roman"/>
+          <w:lang w:val="en-US"/>
+        </w:rPr>
+      </w:pPr>
+    </w:p>
+    <w:p>
+      <w:pPr>
+        <w:rPr>
+          <w:rFonts w:hint="default" w:cs="Times New Roman"/>
+          <w:lang w:val="en-US"/>
+        </w:rPr>
+      </w:pPr>
+    </w:p>
+    <w:p>
+      <w:pPr>
+        <w:rPr>
+          <w:rFonts w:hint="default" w:cs="Times New Roman"/>
+          <w:lang w:val="en-US"/>
+        </w:rPr>
+      </w:pPr>
+    </w:p>
+    <w:p>
+      <w:pPr>
+        <w:pStyle w:val="3"/>
+        <w:bidi w:val="0"/>
+        <w:spacing w:line="240" w:lineRule="auto"/>
+        <w:ind w:left="400" w:leftChars="100" w:firstLine="0" w:firstLineChars="0"/>
+        <w:rPr>
+          <w:rFonts w:hint="default" w:cs="Times New Roman"/>
+          <w:lang w:val="en-US"/>
+        </w:rPr>
+      </w:pPr>
+      <w:r>
+        <w:rPr>
+          <w:rFonts w:hint="default" w:cs="Times New Roman"/>
+          <w:lang w:val="en-US"/>
+        </w:rPr>
+        <w:t>5</w:t>
+      </w:r>
+      <w:r>
+        <w:rPr>
+          <w:rFonts w:hint="default" w:ascii="Times New Roman" w:hAnsi="Times New Roman" w:cs="Times New Roman"/>
+          <w:lang w:val="en-US"/>
+        </w:rPr>
+        <w:t>.</w:t>
+      </w:r>
+      <w:r>
+        <w:rPr>
+          <w:rFonts w:hint="default" w:cs="Times New Roman"/>
+          <w:lang w:val="en-US"/>
+        </w:rPr>
+        <w:t>5</w:t>
+      </w:r>
+      <w:r>
+        <w:rPr>
+          <w:rFonts w:hint="default" w:ascii="Times New Roman" w:hAnsi="Times New Roman" w:cs="Times New Roman"/>
+          <w:lang w:val="en-US"/>
+        </w:rPr>
+        <w:t xml:space="preserve"> </w:t>
+      </w:r>
+      <w:r>
+        <w:rPr>
+          <w:rFonts w:hint="default" w:cs="Times New Roman"/>
+          <w:lang w:val="en-US"/>
+        </w:rPr>
+        <w:t>Shipment Scheduling and Dispatch</w:t>
+      </w:r>
     </w:p>
     <w:p>
       <w:pPr>
@@ -24656,6 +26071,1682 @@
           <w:lang w:val="en-US"/>
         </w:rPr>
       </w:pPr>
+      <w:r>
+        <w:rPr>
+          <w:rFonts w:hint="default" w:ascii="Times New Roman" w:hAnsi="Times New Roman" w:eastAsia="SimSun" w:cs="Times New Roman"/>
+          <w:i w:val="0"/>
+          <w:iCs w:val="0"/>
+          <w:color w:val="000000"/>
+          <w:sz w:val="24"/>
+          <w:szCs w:val="24"/>
+          <w:u w:val="none"/>
+          <w:vertAlign w:val="baseline"/>
+        </w:rPr>
+        <w:drawing>
+          <wp:anchor distT="0" distB="0" distL="114300" distR="114300" simplePos="0" relativeHeight="251666432" behindDoc="0" locked="0" layoutInCell="1" allowOverlap="1">
+            <wp:simplePos x="0" y="0"/>
+            <wp:positionH relativeFrom="column">
+              <wp:posOffset>703580</wp:posOffset>
+            </wp:positionH>
+            <wp:positionV relativeFrom="paragraph">
+              <wp:posOffset>12065</wp:posOffset>
+            </wp:positionV>
+            <wp:extent cx="3867150" cy="5133975"/>
+            <wp:effectExtent l="0" t="0" r="3810" b="1905"/>
+            <wp:wrapSquare wrapText="bothSides"/>
+            <wp:docPr id="10" name="Picture 7" descr="IMG_256"/>
+            <wp:cNvGraphicFramePr>
+              <a:graphicFrameLocks xmlns:a="http://schemas.openxmlformats.org/drawingml/2006/main" noChangeAspect="1"/>
+            </wp:cNvGraphicFramePr>
+            <a:graphic xmlns:a="http://schemas.openxmlformats.org/drawingml/2006/main">
+              <a:graphicData uri="http://schemas.openxmlformats.org/drawingml/2006/picture">
+                <pic:pic xmlns:pic="http://schemas.openxmlformats.org/drawingml/2006/picture">
+                  <pic:nvPicPr>
+                    <pic:cNvPr id="10" name="Picture 7" descr="IMG_256"/>
+                    <pic:cNvPicPr>
+                      <a:picLocks noChangeAspect="1"/>
+                    </pic:cNvPicPr>
+                  </pic:nvPicPr>
+                  <pic:blipFill>
+                    <a:blip r:embed="rId12"/>
+                    <a:stretch>
+                      <a:fillRect/>
+                    </a:stretch>
+                  </pic:blipFill>
+                  <pic:spPr>
+                    <a:xfrm>
+                      <a:off x="0" y="0"/>
+                      <a:ext cx="3867150" cy="5133975"/>
+                    </a:xfrm>
+                    <a:prstGeom prst="rect">
+                      <a:avLst/>
+                    </a:prstGeom>
+                    <a:noFill/>
+                    <a:ln w="9525">
+                      <a:noFill/>
+                    </a:ln>
+                  </pic:spPr>
+                </pic:pic>
+              </a:graphicData>
+            </a:graphic>
+          </wp:anchor>
+        </w:drawing>
+      </w:r>
+    </w:p>
+    <w:p>
+      <w:pPr>
+        <w:rPr>
+          <w:rFonts w:hint="default" w:cs="Times New Roman"/>
+          <w:lang w:val="en-US"/>
+        </w:rPr>
+      </w:pPr>
+    </w:p>
+    <w:p>
+      <w:pPr>
+        <w:rPr>
+          <w:rFonts w:hint="default" w:cs="Times New Roman"/>
+          <w:lang w:val="en-US"/>
+        </w:rPr>
+      </w:pPr>
+    </w:p>
+    <w:p>
+      <w:pPr>
+        <w:rPr>
+          <w:rFonts w:hint="default" w:cs="Times New Roman"/>
+          <w:lang w:val="en-US"/>
+        </w:rPr>
+      </w:pPr>
+    </w:p>
+    <w:p>
+      <w:pPr>
+        <w:rPr>
+          <w:rFonts w:hint="default" w:cs="Times New Roman"/>
+          <w:lang w:val="en-US"/>
+        </w:rPr>
+      </w:pPr>
+    </w:p>
+    <w:p>
+      <w:pPr>
+        <w:rPr>
+          <w:rFonts w:hint="default" w:cs="Times New Roman"/>
+          <w:lang w:val="en-US"/>
+        </w:rPr>
+      </w:pPr>
+    </w:p>
+    <w:p>
+      <w:pPr>
+        <w:rPr>
+          <w:rFonts w:hint="default" w:cs="Times New Roman"/>
+          <w:lang w:val="en-US"/>
+        </w:rPr>
+      </w:pPr>
+    </w:p>
+    <w:p>
+      <w:pPr>
+        <w:rPr>
+          <w:rFonts w:hint="default" w:cs="Times New Roman"/>
+          <w:lang w:val="en-US"/>
+        </w:rPr>
+      </w:pPr>
+    </w:p>
+    <w:p>
+      <w:pPr>
+        <w:rPr>
+          <w:rFonts w:hint="default" w:cs="Times New Roman"/>
+          <w:lang w:val="en-US"/>
+        </w:rPr>
+      </w:pPr>
+    </w:p>
+    <w:p>
+      <w:pPr>
+        <w:rPr>
+          <w:rFonts w:hint="default" w:cs="Times New Roman"/>
+          <w:lang w:val="en-US"/>
+        </w:rPr>
+      </w:pPr>
+    </w:p>
+    <w:p>
+      <w:pPr>
+        <w:rPr>
+          <w:rFonts w:hint="default" w:cs="Times New Roman"/>
+          <w:lang w:val="en-US"/>
+        </w:rPr>
+      </w:pPr>
+    </w:p>
+    <w:p>
+      <w:pPr>
+        <w:rPr>
+          <w:rFonts w:hint="default" w:cs="Times New Roman"/>
+          <w:lang w:val="en-US"/>
+        </w:rPr>
+      </w:pPr>
+    </w:p>
+    <w:p>
+      <w:pPr>
+        <w:rPr>
+          <w:rFonts w:hint="default" w:cs="Times New Roman"/>
+          <w:lang w:val="en-US"/>
+        </w:rPr>
+      </w:pPr>
+    </w:p>
+    <w:p>
+      <w:pPr>
+        <w:rPr>
+          <w:rFonts w:hint="default" w:cs="Times New Roman"/>
+          <w:lang w:val="en-US"/>
+        </w:rPr>
+      </w:pPr>
+    </w:p>
+    <w:p>
+      <w:pPr>
+        <w:rPr>
+          <w:rFonts w:hint="default" w:cs="Times New Roman"/>
+          <w:lang w:val="en-US"/>
+        </w:rPr>
+      </w:pPr>
+    </w:p>
+    <w:p>
+      <w:pPr>
+        <w:rPr>
+          <w:rFonts w:hint="default" w:cs="Times New Roman"/>
+          <w:lang w:val="en-US"/>
+        </w:rPr>
+      </w:pPr>
+    </w:p>
+    <w:p>
+      <w:pPr>
+        <w:rPr>
+          <w:rFonts w:hint="default" w:cs="Times New Roman"/>
+          <w:lang w:val="en-US"/>
+        </w:rPr>
+      </w:pPr>
+    </w:p>
+    <w:p>
+      <w:pPr>
+        <w:rPr>
+          <w:rFonts w:hint="default" w:cs="Times New Roman"/>
+          <w:lang w:val="en-US"/>
+        </w:rPr>
+      </w:pPr>
+    </w:p>
+    <w:p>
+      <w:pPr>
+        <w:jc w:val="center"/>
+        <w:rPr>
+          <w:rFonts w:hint="default" w:cs="Times New Roman"/>
+          <w:lang w:val="en-US"/>
+        </w:rPr>
+      </w:pPr>
+      <w:r>
+        <w:rPr>
+          <w:rFonts w:hint="default" w:cs="Times New Roman"/>
+          <w:b/>
+          <w:bCs/>
+          <w:i/>
+          <w:iCs/>
+          <w:sz w:val="21"/>
+          <w:szCs w:val="21"/>
+          <w:lang w:val="en-US"/>
+        </w:rPr>
+        <w:t>Figure 5: Shipment Scheduling and Dispatch Workflow</w:t>
+      </w:r>
+    </w:p>
+    <w:p>
+      <w:pPr>
+        <w:rPr>
+          <w:rFonts w:hint="default" w:cs="Times New Roman"/>
+          <w:lang w:val="en-US"/>
+        </w:rPr>
+      </w:pPr>
+    </w:p>
+    <w:p>
+      <w:pPr>
+        <w:rPr>
+          <w:rFonts w:hint="default" w:cs="Times New Roman"/>
+          <w:lang w:val="en-US"/>
+        </w:rPr>
+      </w:pPr>
+    </w:p>
+    <w:p>
+      <w:pPr>
+        <w:rPr>
+          <w:rFonts w:hint="default" w:cs="Times New Roman"/>
+          <w:lang w:val="en-US"/>
+        </w:rPr>
+      </w:pPr>
+    </w:p>
+    <w:p>
+      <w:pPr>
+        <w:rPr>
+          <w:rFonts w:hint="default" w:cs="Times New Roman"/>
+          <w:lang w:val="en-US"/>
+        </w:rPr>
+      </w:pPr>
+    </w:p>
+    <w:p>
+      <w:pPr>
+        <w:rPr>
+          <w:rFonts w:hint="default" w:cs="Times New Roman"/>
+          <w:lang w:val="en-US"/>
+        </w:rPr>
+      </w:pPr>
+    </w:p>
+    <w:p>
+      <w:pPr>
+        <w:rPr>
+          <w:rFonts w:hint="default" w:cs="Times New Roman"/>
+          <w:lang w:val="en-US"/>
+        </w:rPr>
+      </w:pPr>
+    </w:p>
+    <w:p>
+      <w:pPr>
+        <w:rPr>
+          <w:rFonts w:hint="default" w:cs="Times New Roman"/>
+          <w:lang w:val="en-US"/>
+        </w:rPr>
+      </w:pPr>
+    </w:p>
+    <w:p>
+      <w:pPr>
+        <w:rPr>
+          <w:rFonts w:hint="default" w:cs="Times New Roman"/>
+          <w:lang w:val="en-US"/>
+        </w:rPr>
+      </w:pPr>
+    </w:p>
+    <w:p>
+      <w:pPr>
+        <w:rPr>
+          <w:rFonts w:hint="default" w:cs="Times New Roman"/>
+          <w:lang w:val="en-US"/>
+        </w:rPr>
+      </w:pPr>
+    </w:p>
+    <w:p>
+      <w:pPr>
+        <w:rPr>
+          <w:rFonts w:hint="default" w:cs="Times New Roman"/>
+          <w:lang w:val="en-US"/>
+        </w:rPr>
+      </w:pPr>
+    </w:p>
+    <w:p>
+      <w:pPr>
+        <w:pStyle w:val="3"/>
+        <w:bidi w:val="0"/>
+        <w:spacing w:line="240" w:lineRule="auto"/>
+        <w:ind w:left="400" w:leftChars="100" w:firstLine="0" w:firstLineChars="0"/>
+        <w:rPr>
+          <w:rFonts w:hint="default" w:cs="Times New Roman"/>
+          <w:lang w:val="en-US"/>
+        </w:rPr>
+      </w:pPr>
+      <w:r>
+        <w:rPr>
+          <w:rFonts w:hint="default" w:cs="Times New Roman"/>
+          <w:lang w:val="en-US"/>
+        </w:rPr>
+        <w:t>5</w:t>
+      </w:r>
+      <w:r>
+        <w:rPr>
+          <w:rFonts w:hint="default" w:ascii="Times New Roman" w:hAnsi="Times New Roman" w:cs="Times New Roman"/>
+          <w:lang w:val="en-US"/>
+        </w:rPr>
+        <w:t>.</w:t>
+      </w:r>
+      <w:r>
+        <w:rPr>
+          <w:rFonts w:hint="default" w:cs="Times New Roman"/>
+          <w:lang w:val="en-US"/>
+        </w:rPr>
+        <w:t>6</w:t>
+      </w:r>
+      <w:r>
+        <w:rPr>
+          <w:rFonts w:hint="default" w:ascii="Times New Roman" w:hAnsi="Times New Roman" w:cs="Times New Roman"/>
+          <w:lang w:val="en-US"/>
+        </w:rPr>
+        <w:t xml:space="preserve"> </w:t>
+      </w:r>
+      <w:r>
+        <w:rPr>
+          <w:rFonts w:hint="default" w:cs="Times New Roman"/>
+          <w:lang w:val="en-US"/>
+        </w:rPr>
+        <w:t>Real-Time Transit Tracking</w:t>
+      </w:r>
+    </w:p>
+    <w:p>
+      <w:pPr>
+        <w:rPr>
+          <w:rFonts w:hint="default" w:cs="Times New Roman"/>
+          <w:lang w:val="en-US"/>
+        </w:rPr>
+      </w:pPr>
+      <w:r>
+        <w:drawing>
+          <wp:anchor distT="0" distB="0" distL="114300" distR="114300" simplePos="0" relativeHeight="251667456" behindDoc="1" locked="0" layoutInCell="1" allowOverlap="1">
+            <wp:simplePos x="0" y="0"/>
+            <wp:positionH relativeFrom="column">
+              <wp:posOffset>1356995</wp:posOffset>
+            </wp:positionH>
+            <wp:positionV relativeFrom="paragraph">
+              <wp:posOffset>0</wp:posOffset>
+            </wp:positionV>
+            <wp:extent cx="2560320" cy="4411980"/>
+            <wp:effectExtent l="0" t="0" r="0" b="7620"/>
+            <wp:wrapTight wrapText="bothSides">
+              <wp:wrapPolygon>
+                <wp:start x="0" y="0"/>
+                <wp:lineTo x="0" y="21563"/>
+                <wp:lineTo x="21471" y="21563"/>
+                <wp:lineTo x="21471" y="0"/>
+                <wp:lineTo x="0" y="0"/>
+              </wp:wrapPolygon>
+            </wp:wrapTight>
+            <wp:docPr id="11" name="Picture 8"/>
+            <wp:cNvGraphicFramePr>
+              <a:graphicFrameLocks xmlns:a="http://schemas.openxmlformats.org/drawingml/2006/main" noChangeAspect="1"/>
+            </wp:cNvGraphicFramePr>
+            <a:graphic xmlns:a="http://schemas.openxmlformats.org/drawingml/2006/main">
+              <a:graphicData uri="http://schemas.openxmlformats.org/drawingml/2006/picture">
+                <pic:pic xmlns:pic="http://schemas.openxmlformats.org/drawingml/2006/picture">
+                  <pic:nvPicPr>
+                    <pic:cNvPr id="11" name="Picture 8"/>
+                    <pic:cNvPicPr>
+                      <a:picLocks noChangeAspect="1"/>
+                    </pic:cNvPicPr>
+                  </pic:nvPicPr>
+                  <pic:blipFill>
+                    <a:blip r:embed="rId13"/>
+                    <a:stretch>
+                      <a:fillRect/>
+                    </a:stretch>
+                  </pic:blipFill>
+                  <pic:spPr>
+                    <a:xfrm>
+                      <a:off x="0" y="0"/>
+                      <a:ext cx="2560320" cy="4411980"/>
+                    </a:xfrm>
+                    <a:prstGeom prst="rect">
+                      <a:avLst/>
+                    </a:prstGeom>
+                    <a:noFill/>
+                    <a:ln>
+                      <a:noFill/>
+                    </a:ln>
+                  </pic:spPr>
+                </pic:pic>
+              </a:graphicData>
+            </a:graphic>
+          </wp:anchor>
+        </w:drawing>
+      </w:r>
+    </w:p>
+    <w:p>
+      <w:pPr>
+        <w:rPr>
+          <w:rFonts w:hint="default" w:cs="Times New Roman"/>
+          <w:lang w:val="en-US"/>
+        </w:rPr>
+      </w:pPr>
+    </w:p>
+    <w:p>
+      <w:pPr>
+        <w:rPr>
+          <w:rFonts w:hint="default" w:cs="Times New Roman"/>
+          <w:lang w:val="en-US"/>
+        </w:rPr>
+      </w:pPr>
+    </w:p>
+    <w:p>
+      <w:pPr>
+        <w:rPr>
+          <w:rFonts w:hint="default" w:cs="Times New Roman"/>
+          <w:lang w:val="en-US"/>
+        </w:rPr>
+      </w:pPr>
+    </w:p>
+    <w:p>
+      <w:pPr>
+        <w:rPr>
+          <w:rFonts w:hint="default" w:cs="Times New Roman"/>
+          <w:lang w:val="en-US"/>
+        </w:rPr>
+      </w:pPr>
+    </w:p>
+    <w:p>
+      <w:pPr>
+        <w:rPr>
+          <w:rFonts w:hint="default" w:cs="Times New Roman"/>
+          <w:lang w:val="en-US"/>
+        </w:rPr>
+      </w:pPr>
+    </w:p>
+    <w:p>
+      <w:pPr>
+        <w:rPr>
+          <w:rFonts w:hint="default" w:cs="Times New Roman"/>
+          <w:lang w:val="en-US"/>
+        </w:rPr>
+      </w:pPr>
+    </w:p>
+    <w:p>
+      <w:pPr>
+        <w:rPr>
+          <w:rFonts w:hint="default" w:cs="Times New Roman"/>
+          <w:lang w:val="en-US"/>
+        </w:rPr>
+      </w:pPr>
+    </w:p>
+    <w:p>
+      <w:pPr>
+        <w:rPr>
+          <w:rFonts w:hint="default" w:cs="Times New Roman"/>
+          <w:lang w:val="en-US"/>
+        </w:rPr>
+      </w:pPr>
+    </w:p>
+    <w:p>
+      <w:pPr>
+        <w:rPr>
+          <w:rFonts w:hint="default" w:cs="Times New Roman"/>
+          <w:lang w:val="en-US"/>
+        </w:rPr>
+      </w:pPr>
+    </w:p>
+    <w:p>
+      <w:pPr>
+        <w:rPr>
+          <w:rFonts w:hint="default" w:cs="Times New Roman"/>
+          <w:lang w:val="en-US"/>
+        </w:rPr>
+      </w:pPr>
+    </w:p>
+    <w:p>
+      <w:pPr>
+        <w:rPr>
+          <w:rFonts w:hint="default" w:cs="Times New Roman"/>
+          <w:lang w:val="en-US"/>
+        </w:rPr>
+      </w:pPr>
+    </w:p>
+    <w:p>
+      <w:pPr>
+        <w:rPr>
+          <w:rFonts w:hint="default" w:cs="Times New Roman"/>
+          <w:lang w:val="en-US"/>
+        </w:rPr>
+      </w:pPr>
+    </w:p>
+    <w:p>
+      <w:pPr>
+        <w:rPr>
+          <w:rFonts w:hint="default" w:cs="Times New Roman"/>
+          <w:lang w:val="en-US"/>
+        </w:rPr>
+      </w:pPr>
+    </w:p>
+    <w:p>
+      <w:pPr>
+        <w:rPr>
+          <w:rFonts w:hint="default" w:cs="Times New Roman"/>
+          <w:lang w:val="en-US"/>
+        </w:rPr>
+      </w:pPr>
+    </w:p>
+    <w:p>
+      <w:pPr>
+        <w:jc w:val="center"/>
+        <w:rPr>
+          <w:rFonts w:hint="default" w:cs="Times New Roman"/>
+          <w:b/>
+          <w:bCs/>
+          <w:i/>
+          <w:iCs/>
+          <w:sz w:val="21"/>
+          <w:szCs w:val="21"/>
+          <w:lang w:val="en-US"/>
+        </w:rPr>
+      </w:pPr>
+    </w:p>
+    <w:p>
+      <w:pPr>
+        <w:jc w:val="center"/>
+        <w:rPr>
+          <w:rFonts w:hint="default" w:cs="Times New Roman"/>
+          <w:lang w:val="en-US"/>
+        </w:rPr>
+      </w:pPr>
+      <w:r>
+        <w:rPr>
+          <w:rFonts w:hint="default" w:cs="Times New Roman"/>
+          <w:b/>
+          <w:bCs/>
+          <w:i/>
+          <w:iCs/>
+          <w:sz w:val="21"/>
+          <w:szCs w:val="21"/>
+          <w:lang w:val="en-US"/>
+        </w:rPr>
+        <w:t>Figure 6: Real-Time Transit Tracking Workflow</w:t>
+      </w:r>
+    </w:p>
+    <w:p>
+      <w:pPr>
+        <w:rPr>
+          <w:rFonts w:hint="default" w:cs="Times New Roman"/>
+          <w:lang w:val="en-US"/>
+        </w:rPr>
+      </w:pPr>
+    </w:p>
+    <w:p>
+      <w:pPr>
+        <w:rPr>
+          <w:rFonts w:hint="default" w:cs="Times New Roman"/>
+          <w:lang w:val="en-US"/>
+        </w:rPr>
+      </w:pPr>
+    </w:p>
+    <w:p>
+      <w:pPr>
+        <w:rPr>
+          <w:rFonts w:hint="default" w:cs="Times New Roman"/>
+          <w:lang w:val="en-US"/>
+        </w:rPr>
+      </w:pPr>
+    </w:p>
+    <w:p>
+      <w:pPr>
+        <w:rPr>
+          <w:rFonts w:hint="default" w:cs="Times New Roman"/>
+          <w:lang w:val="en-US"/>
+        </w:rPr>
+      </w:pPr>
+    </w:p>
+    <w:p>
+      <w:pPr>
+        <w:rPr>
+          <w:rFonts w:hint="default" w:cs="Times New Roman"/>
+          <w:lang w:val="en-US"/>
+        </w:rPr>
+      </w:pPr>
+    </w:p>
+    <w:p>
+      <w:pPr>
+        <w:rPr>
+          <w:rFonts w:hint="default" w:cs="Times New Roman"/>
+          <w:lang w:val="en-US"/>
+        </w:rPr>
+      </w:pPr>
+    </w:p>
+    <w:p>
+      <w:pPr>
+        <w:rPr>
+          <w:rFonts w:hint="default" w:cs="Times New Roman"/>
+          <w:lang w:val="en-US"/>
+        </w:rPr>
+      </w:pPr>
+    </w:p>
+    <w:p>
+      <w:pPr>
+        <w:rPr>
+          <w:rFonts w:hint="default" w:cs="Times New Roman"/>
+          <w:lang w:val="en-US"/>
+        </w:rPr>
+      </w:pPr>
+    </w:p>
+    <w:p>
+      <w:pPr>
+        <w:rPr>
+          <w:rFonts w:hint="default" w:cs="Times New Roman"/>
+          <w:lang w:val="en-US"/>
+        </w:rPr>
+      </w:pPr>
+    </w:p>
+    <w:p>
+      <w:pPr>
+        <w:rPr>
+          <w:rFonts w:hint="default" w:cs="Times New Roman"/>
+          <w:lang w:val="en-US"/>
+        </w:rPr>
+      </w:pPr>
+    </w:p>
+    <w:p>
+      <w:pPr>
+        <w:rPr>
+          <w:rFonts w:hint="default" w:cs="Times New Roman"/>
+          <w:lang w:val="en-US"/>
+        </w:rPr>
+      </w:pPr>
+    </w:p>
+    <w:p>
+      <w:pPr>
+        <w:pStyle w:val="3"/>
+        <w:bidi w:val="0"/>
+        <w:spacing w:line="240" w:lineRule="auto"/>
+        <w:ind w:left="400" w:leftChars="100" w:firstLine="0" w:firstLineChars="0"/>
+        <w:rPr>
+          <w:rFonts w:hint="default" w:cs="Times New Roman"/>
+          <w:lang w:val="en-US"/>
+        </w:rPr>
+      </w:pPr>
+      <w:r>
+        <w:rPr>
+          <w:rFonts w:hint="default" w:cs="Times New Roman"/>
+          <w:lang w:val="en-US"/>
+        </w:rPr>
+        <w:t>5</w:t>
+      </w:r>
+      <w:r>
+        <w:rPr>
+          <w:rFonts w:hint="default" w:ascii="Times New Roman" w:hAnsi="Times New Roman" w:cs="Times New Roman"/>
+          <w:lang w:val="en-US"/>
+        </w:rPr>
+        <w:t>.</w:t>
+      </w:r>
+      <w:r>
+        <w:rPr>
+          <w:rFonts w:hint="default" w:cs="Times New Roman"/>
+          <w:lang w:val="en-US"/>
+        </w:rPr>
+        <w:t>7</w:t>
+      </w:r>
+      <w:r>
+        <w:rPr>
+          <w:rFonts w:hint="default" w:ascii="Times New Roman" w:hAnsi="Times New Roman" w:cs="Times New Roman"/>
+          <w:lang w:val="en-US"/>
+        </w:rPr>
+        <w:t xml:space="preserve"> </w:t>
+      </w:r>
+      <w:r>
+        <w:rPr>
+          <w:rFonts w:hint="default" w:cs="Times New Roman"/>
+          <w:lang w:val="en-US"/>
+        </w:rPr>
+        <w:t>Handle Delivery Exceptions</w:t>
+      </w:r>
+    </w:p>
+    <w:p>
+      <w:pPr>
+        <w:rPr>
+          <w:rFonts w:hint="default" w:cs="Times New Roman"/>
+          <w:lang w:val="en-US"/>
+        </w:rPr>
+      </w:pPr>
+      <w:r>
+        <w:drawing>
+          <wp:anchor distT="0" distB="0" distL="114300" distR="114300" simplePos="0" relativeHeight="251668480" behindDoc="1" locked="0" layoutInCell="1" allowOverlap="1">
+            <wp:simplePos x="0" y="0"/>
+            <wp:positionH relativeFrom="column">
+              <wp:posOffset>1086485</wp:posOffset>
+            </wp:positionH>
+            <wp:positionV relativeFrom="paragraph">
+              <wp:posOffset>0</wp:posOffset>
+            </wp:positionV>
+            <wp:extent cx="3101340" cy="4892040"/>
+            <wp:effectExtent l="0" t="0" r="7620" b="0"/>
+            <wp:wrapTight wrapText="bothSides">
+              <wp:wrapPolygon>
+                <wp:start x="0" y="0"/>
+                <wp:lineTo x="0" y="21533"/>
+                <wp:lineTo x="21547" y="21533"/>
+                <wp:lineTo x="21547" y="0"/>
+                <wp:lineTo x="0" y="0"/>
+              </wp:wrapPolygon>
+            </wp:wrapTight>
+            <wp:docPr id="13" name="Picture 10"/>
+            <wp:cNvGraphicFramePr>
+              <a:graphicFrameLocks xmlns:a="http://schemas.openxmlformats.org/drawingml/2006/main" noChangeAspect="1"/>
+            </wp:cNvGraphicFramePr>
+            <a:graphic xmlns:a="http://schemas.openxmlformats.org/drawingml/2006/main">
+              <a:graphicData uri="http://schemas.openxmlformats.org/drawingml/2006/picture">
+                <pic:pic xmlns:pic="http://schemas.openxmlformats.org/drawingml/2006/picture">
+                  <pic:nvPicPr>
+                    <pic:cNvPr id="13" name="Picture 10"/>
+                    <pic:cNvPicPr>
+                      <a:picLocks noChangeAspect="1"/>
+                    </pic:cNvPicPr>
+                  </pic:nvPicPr>
+                  <pic:blipFill>
+                    <a:blip r:embed="rId14"/>
+                    <a:stretch>
+                      <a:fillRect/>
+                    </a:stretch>
+                  </pic:blipFill>
+                  <pic:spPr>
+                    <a:xfrm>
+                      <a:off x="0" y="0"/>
+                      <a:ext cx="3101340" cy="4892040"/>
+                    </a:xfrm>
+                    <a:prstGeom prst="rect">
+                      <a:avLst/>
+                    </a:prstGeom>
+                    <a:noFill/>
+                    <a:ln>
+                      <a:noFill/>
+                    </a:ln>
+                  </pic:spPr>
+                </pic:pic>
+              </a:graphicData>
+            </a:graphic>
+          </wp:anchor>
+        </w:drawing>
+      </w:r>
+    </w:p>
+    <w:p>
+      <w:pPr>
+        <w:rPr>
+          <w:rFonts w:hint="default" w:cs="Times New Roman"/>
+          <w:lang w:val="en-US"/>
+        </w:rPr>
+      </w:pPr>
+    </w:p>
+    <w:p>
+      <w:pPr>
+        <w:rPr>
+          <w:rFonts w:hint="default" w:cs="Times New Roman"/>
+          <w:lang w:val="en-US"/>
+        </w:rPr>
+      </w:pPr>
+    </w:p>
+    <w:p>
+      <w:pPr>
+        <w:rPr>
+          <w:rFonts w:hint="default" w:cs="Times New Roman"/>
+          <w:lang w:val="en-US"/>
+        </w:rPr>
+      </w:pPr>
+    </w:p>
+    <w:p>
+      <w:pPr>
+        <w:rPr>
+          <w:rFonts w:hint="default" w:cs="Times New Roman"/>
+          <w:lang w:val="en-US"/>
+        </w:rPr>
+      </w:pPr>
+    </w:p>
+    <w:p>
+      <w:pPr>
+        <w:rPr>
+          <w:rFonts w:hint="default" w:cs="Times New Roman"/>
+          <w:lang w:val="en-US"/>
+        </w:rPr>
+      </w:pPr>
+    </w:p>
+    <w:p>
+      <w:pPr>
+        <w:rPr>
+          <w:rFonts w:hint="default" w:cs="Times New Roman"/>
+          <w:lang w:val="en-US"/>
+        </w:rPr>
+      </w:pPr>
+    </w:p>
+    <w:p>
+      <w:pPr>
+        <w:rPr>
+          <w:rFonts w:hint="default" w:cs="Times New Roman"/>
+          <w:lang w:val="en-US"/>
+        </w:rPr>
+      </w:pPr>
+    </w:p>
+    <w:p>
+      <w:pPr>
+        <w:rPr>
+          <w:rFonts w:hint="default" w:cs="Times New Roman"/>
+          <w:lang w:val="en-US"/>
+        </w:rPr>
+      </w:pPr>
+    </w:p>
+    <w:p>
+      <w:pPr>
+        <w:rPr>
+          <w:rFonts w:hint="default" w:cs="Times New Roman"/>
+          <w:lang w:val="en-US"/>
+        </w:rPr>
+      </w:pPr>
+    </w:p>
+    <w:p>
+      <w:pPr>
+        <w:rPr>
+          <w:rFonts w:hint="default" w:cs="Times New Roman"/>
+          <w:lang w:val="en-US"/>
+        </w:rPr>
+      </w:pPr>
+    </w:p>
+    <w:p>
+      <w:pPr>
+        <w:rPr>
+          <w:rFonts w:hint="default" w:cs="Times New Roman"/>
+          <w:lang w:val="en-US"/>
+        </w:rPr>
+      </w:pPr>
+    </w:p>
+    <w:p>
+      <w:pPr>
+        <w:rPr>
+          <w:rFonts w:hint="default" w:cs="Times New Roman"/>
+          <w:lang w:val="en-US"/>
+        </w:rPr>
+      </w:pPr>
+    </w:p>
+    <w:p>
+      <w:pPr>
+        <w:rPr>
+          <w:rFonts w:hint="default" w:cs="Times New Roman"/>
+          <w:lang w:val="en-US"/>
+        </w:rPr>
+      </w:pPr>
+    </w:p>
+    <w:p>
+      <w:pPr>
+        <w:rPr>
+          <w:rFonts w:hint="default" w:cs="Times New Roman"/>
+          <w:lang w:val="en-US"/>
+        </w:rPr>
+      </w:pPr>
+    </w:p>
+    <w:p>
+      <w:pPr>
+        <w:rPr>
+          <w:rFonts w:hint="default" w:cs="Times New Roman"/>
+          <w:lang w:val="en-US"/>
+        </w:rPr>
+      </w:pPr>
+    </w:p>
+    <w:p>
+      <w:pPr>
+        <w:rPr>
+          <w:rFonts w:hint="default" w:cs="Times New Roman"/>
+          <w:lang w:val="en-US"/>
+        </w:rPr>
+      </w:pPr>
+    </w:p>
+    <w:p>
+      <w:pPr>
+        <w:jc w:val="center"/>
+        <w:rPr>
+          <w:rFonts w:hint="default" w:cs="Times New Roman"/>
+          <w:lang w:val="en-US"/>
+        </w:rPr>
+      </w:pPr>
+      <w:r>
+        <w:rPr>
+          <w:rFonts w:hint="default" w:cs="Times New Roman"/>
+          <w:b/>
+          <w:bCs/>
+          <w:i/>
+          <w:iCs/>
+          <w:sz w:val="21"/>
+          <w:szCs w:val="21"/>
+          <w:lang w:val="en-US"/>
+        </w:rPr>
+        <w:t>Figure 7: Handle Delivery Exceptions Workflow</w:t>
+      </w:r>
+    </w:p>
+    <w:p>
+      <w:pPr>
+        <w:rPr>
+          <w:rFonts w:hint="default" w:cs="Times New Roman"/>
+          <w:lang w:val="en-US"/>
+        </w:rPr>
+      </w:pPr>
+    </w:p>
+    <w:p>
+      <w:pPr>
+        <w:rPr>
+          <w:rFonts w:hint="default" w:cs="Times New Roman"/>
+          <w:lang w:val="en-US"/>
+        </w:rPr>
+      </w:pPr>
+    </w:p>
+    <w:p>
+      <w:pPr>
+        <w:rPr>
+          <w:rFonts w:hint="default" w:cs="Times New Roman"/>
+          <w:lang w:val="en-US"/>
+        </w:rPr>
+      </w:pPr>
+    </w:p>
+    <w:p>
+      <w:pPr>
+        <w:rPr>
+          <w:rFonts w:hint="default" w:cs="Times New Roman"/>
+          <w:lang w:val="en-US"/>
+        </w:rPr>
+      </w:pPr>
+    </w:p>
+    <w:p>
+      <w:pPr>
+        <w:rPr>
+          <w:rFonts w:hint="default" w:cs="Times New Roman"/>
+          <w:lang w:val="en-US"/>
+        </w:rPr>
+      </w:pPr>
+    </w:p>
+    <w:p>
+      <w:pPr>
+        <w:rPr>
+          <w:rFonts w:hint="default" w:cs="Times New Roman"/>
+          <w:lang w:val="en-US"/>
+        </w:rPr>
+      </w:pPr>
+    </w:p>
+    <w:p>
+      <w:pPr>
+        <w:rPr>
+          <w:rFonts w:hint="default" w:cs="Times New Roman"/>
+          <w:lang w:val="en-US"/>
+        </w:rPr>
+      </w:pPr>
+    </w:p>
+    <w:p>
+      <w:pPr>
+        <w:rPr>
+          <w:rFonts w:hint="default" w:cs="Times New Roman"/>
+          <w:lang w:val="en-US"/>
+        </w:rPr>
+      </w:pPr>
+    </w:p>
+    <w:p>
+      <w:pPr>
+        <w:rPr>
+          <w:rFonts w:hint="default" w:cs="Times New Roman"/>
+          <w:lang w:val="en-US"/>
+        </w:rPr>
+      </w:pPr>
+    </w:p>
+    <w:p>
+      <w:pPr>
+        <w:pStyle w:val="3"/>
+        <w:bidi w:val="0"/>
+        <w:spacing w:line="240" w:lineRule="auto"/>
+        <w:ind w:left="400" w:leftChars="100" w:firstLine="0" w:firstLineChars="0"/>
+        <w:rPr>
+          <w:rFonts w:hint="default" w:cs="Times New Roman"/>
+          <w:lang w:val="en-US"/>
+        </w:rPr>
+      </w:pPr>
+      <w:r>
+        <w:rPr>
+          <w:rFonts w:hint="default" w:cs="Times New Roman"/>
+          <w:lang w:val="en-US"/>
+        </w:rPr>
+        <w:t>5</w:t>
+      </w:r>
+      <w:r>
+        <w:rPr>
+          <w:rFonts w:hint="default" w:ascii="Times New Roman" w:hAnsi="Times New Roman" w:cs="Times New Roman"/>
+          <w:lang w:val="en-US"/>
+        </w:rPr>
+        <w:t>.</w:t>
+      </w:r>
+      <w:r>
+        <w:rPr>
+          <w:rFonts w:hint="default" w:cs="Times New Roman"/>
+          <w:lang w:val="en-US"/>
+        </w:rPr>
+        <w:t>8</w:t>
+      </w:r>
+      <w:r>
+        <w:rPr>
+          <w:rFonts w:hint="default" w:ascii="Times New Roman" w:hAnsi="Times New Roman" w:cs="Times New Roman"/>
+          <w:lang w:val="en-US"/>
+        </w:rPr>
+        <w:t xml:space="preserve"> </w:t>
+      </w:r>
+      <w:r>
+        <w:rPr>
+          <w:rFonts w:hint="default" w:cs="Times New Roman"/>
+          <w:lang w:val="en-US"/>
+        </w:rPr>
+        <w:t>Process Order Modifications</w:t>
+      </w:r>
+    </w:p>
+    <w:p>
+      <w:pPr>
+        <w:rPr>
+          <w:rFonts w:hint="default" w:cs="Times New Roman"/>
+          <w:lang w:val="en-US"/>
+        </w:rPr>
+      </w:pPr>
+      <w:r>
+        <w:drawing>
+          <wp:anchor distT="0" distB="0" distL="114300" distR="114300" simplePos="0" relativeHeight="251669504" behindDoc="0" locked="0" layoutInCell="1" allowOverlap="1">
+            <wp:simplePos x="0" y="0"/>
+            <wp:positionH relativeFrom="column">
+              <wp:posOffset>1078865</wp:posOffset>
+            </wp:positionH>
+            <wp:positionV relativeFrom="paragraph">
+              <wp:posOffset>0</wp:posOffset>
+            </wp:positionV>
+            <wp:extent cx="3116580" cy="4937760"/>
+            <wp:effectExtent l="0" t="0" r="7620" b="0"/>
+            <wp:wrapSquare wrapText="bothSides"/>
+            <wp:docPr id="3" name="Picture 1"/>
+            <wp:cNvGraphicFramePr>
+              <a:graphicFrameLocks xmlns:a="http://schemas.openxmlformats.org/drawingml/2006/main" noChangeAspect="1"/>
+            </wp:cNvGraphicFramePr>
+            <a:graphic xmlns:a="http://schemas.openxmlformats.org/drawingml/2006/main">
+              <a:graphicData uri="http://schemas.openxmlformats.org/drawingml/2006/picture">
+                <pic:pic xmlns:pic="http://schemas.openxmlformats.org/drawingml/2006/picture">
+                  <pic:nvPicPr>
+                    <pic:cNvPr id="3" name="Picture 1"/>
+                    <pic:cNvPicPr>
+                      <a:picLocks noChangeAspect="1"/>
+                    </pic:cNvPicPr>
+                  </pic:nvPicPr>
+                  <pic:blipFill>
+                    <a:blip r:embed="rId15"/>
+                    <a:stretch>
+                      <a:fillRect/>
+                    </a:stretch>
+                  </pic:blipFill>
+                  <pic:spPr>
+                    <a:xfrm>
+                      <a:off x="0" y="0"/>
+                      <a:ext cx="3116580" cy="4937760"/>
+                    </a:xfrm>
+                    <a:prstGeom prst="rect">
+                      <a:avLst/>
+                    </a:prstGeom>
+                    <a:noFill/>
+                    <a:ln>
+                      <a:noFill/>
+                    </a:ln>
+                  </pic:spPr>
+                </pic:pic>
+              </a:graphicData>
+            </a:graphic>
+          </wp:anchor>
+        </w:drawing>
+      </w:r>
+    </w:p>
+    <w:p>
+      <w:pPr>
+        <w:rPr>
+          <w:rFonts w:hint="default" w:cs="Times New Roman"/>
+          <w:lang w:val="en-US"/>
+        </w:rPr>
+      </w:pPr>
+    </w:p>
+    <w:p>
+      <w:pPr>
+        <w:rPr>
+          <w:rFonts w:hint="default" w:cs="Times New Roman"/>
+          <w:lang w:val="en-US"/>
+        </w:rPr>
+      </w:pPr>
+    </w:p>
+    <w:p>
+      <w:pPr>
+        <w:rPr>
+          <w:rFonts w:hint="default" w:cs="Times New Roman"/>
+          <w:lang w:val="en-US"/>
+        </w:rPr>
+      </w:pPr>
+    </w:p>
+    <w:p>
+      <w:pPr>
+        <w:rPr>
+          <w:rFonts w:hint="default" w:cs="Times New Roman"/>
+          <w:lang w:val="en-US"/>
+        </w:rPr>
+      </w:pPr>
+    </w:p>
+    <w:p>
+      <w:pPr>
+        <w:rPr>
+          <w:rFonts w:hint="default" w:cs="Times New Roman"/>
+          <w:lang w:val="en-US"/>
+        </w:rPr>
+      </w:pPr>
+    </w:p>
+    <w:p>
+      <w:pPr>
+        <w:rPr>
+          <w:rFonts w:hint="default" w:cs="Times New Roman"/>
+          <w:lang w:val="en-US"/>
+        </w:rPr>
+      </w:pPr>
+    </w:p>
+    <w:p>
+      <w:pPr>
+        <w:rPr>
+          <w:rFonts w:hint="default" w:cs="Times New Roman"/>
+          <w:lang w:val="en-US"/>
+        </w:rPr>
+      </w:pPr>
+    </w:p>
+    <w:p>
+      <w:pPr>
+        <w:rPr>
+          <w:rFonts w:hint="default" w:cs="Times New Roman"/>
+          <w:lang w:val="en-US"/>
+        </w:rPr>
+      </w:pPr>
+    </w:p>
+    <w:p>
+      <w:pPr>
+        <w:rPr>
+          <w:rFonts w:hint="default" w:cs="Times New Roman"/>
+          <w:lang w:val="en-US"/>
+        </w:rPr>
+      </w:pPr>
+    </w:p>
+    <w:p>
+      <w:pPr>
+        <w:rPr>
+          <w:rFonts w:hint="default" w:cs="Times New Roman"/>
+          <w:lang w:val="en-US"/>
+        </w:rPr>
+      </w:pPr>
+    </w:p>
+    <w:p>
+      <w:pPr>
+        <w:rPr>
+          <w:rFonts w:hint="default" w:cs="Times New Roman"/>
+          <w:lang w:val="en-US"/>
+        </w:rPr>
+      </w:pPr>
+    </w:p>
+    <w:p>
+      <w:pPr>
+        <w:rPr>
+          <w:rFonts w:hint="default" w:cs="Times New Roman"/>
+          <w:lang w:val="en-US"/>
+        </w:rPr>
+      </w:pPr>
+    </w:p>
+    <w:p>
+      <w:pPr>
+        <w:rPr>
+          <w:rFonts w:hint="default" w:cs="Times New Roman"/>
+          <w:lang w:val="en-US"/>
+        </w:rPr>
+      </w:pPr>
+    </w:p>
+    <w:p>
+      <w:pPr>
+        <w:rPr>
+          <w:rFonts w:hint="default" w:cs="Times New Roman"/>
+          <w:lang w:val="en-US"/>
+        </w:rPr>
+      </w:pPr>
+    </w:p>
+    <w:p>
+      <w:pPr>
+        <w:rPr>
+          <w:rFonts w:hint="default" w:cs="Times New Roman"/>
+          <w:lang w:val="en-US"/>
+        </w:rPr>
+      </w:pPr>
+    </w:p>
+    <w:p>
+      <w:pPr>
+        <w:rPr>
+          <w:rFonts w:hint="default" w:cs="Times New Roman"/>
+          <w:lang w:val="en-US"/>
+        </w:rPr>
+      </w:pPr>
+    </w:p>
+    <w:p>
+      <w:pPr>
+        <w:jc w:val="center"/>
+        <w:rPr>
+          <w:rFonts w:hint="default" w:cs="Times New Roman"/>
+          <w:lang w:val="en-US"/>
+        </w:rPr>
+      </w:pPr>
+      <w:r>
+        <w:rPr>
+          <w:rFonts w:hint="default" w:cs="Times New Roman"/>
+          <w:b/>
+          <w:bCs/>
+          <w:i/>
+          <w:iCs/>
+          <w:sz w:val="21"/>
+          <w:szCs w:val="21"/>
+          <w:lang w:val="en-US"/>
+        </w:rPr>
+        <w:t>Figure 8: Process Order Modifications Workflow</w:t>
+      </w:r>
+    </w:p>
+    <w:p>
+      <w:pPr>
+        <w:rPr>
+          <w:rFonts w:hint="default" w:cs="Times New Roman"/>
+          <w:lang w:val="en-US"/>
+        </w:rPr>
+      </w:pPr>
+    </w:p>
+    <w:p>
+      <w:pPr>
+        <w:rPr>
+          <w:rFonts w:hint="default" w:cs="Times New Roman"/>
+          <w:lang w:val="en-US"/>
+        </w:rPr>
+      </w:pPr>
+    </w:p>
+    <w:p>
+      <w:pPr>
+        <w:rPr>
+          <w:rFonts w:hint="default" w:cs="Times New Roman"/>
+          <w:lang w:val="en-US"/>
+        </w:rPr>
+      </w:pPr>
+    </w:p>
+    <w:p>
+      <w:pPr>
+        <w:rPr>
+          <w:rFonts w:hint="default" w:cs="Times New Roman"/>
+          <w:lang w:val="en-US"/>
+        </w:rPr>
+      </w:pPr>
+    </w:p>
+    <w:p>
+      <w:pPr>
+        <w:rPr>
+          <w:rFonts w:hint="default" w:cs="Times New Roman"/>
+          <w:lang w:val="en-US"/>
+        </w:rPr>
+      </w:pPr>
+    </w:p>
+    <w:p>
+      <w:pPr>
+        <w:rPr>
+          <w:rFonts w:hint="default" w:cs="Times New Roman"/>
+          <w:lang w:val="en-US"/>
+        </w:rPr>
+      </w:pPr>
+    </w:p>
+    <w:p>
+      <w:pPr>
+        <w:rPr>
+          <w:rFonts w:hint="default" w:cs="Times New Roman"/>
+          <w:lang w:val="en-US"/>
+        </w:rPr>
+      </w:pPr>
+    </w:p>
+    <w:p>
+      <w:pPr>
+        <w:pStyle w:val="3"/>
+        <w:bidi w:val="0"/>
+        <w:spacing w:line="240" w:lineRule="auto"/>
+        <w:ind w:left="400" w:leftChars="100" w:firstLine="0" w:firstLineChars="0"/>
+        <w:rPr>
+          <w:rFonts w:hint="default" w:cs="Times New Roman"/>
+          <w:lang w:val="en-US"/>
+        </w:rPr>
+      </w:pPr>
+      <w:r>
+        <w:rPr>
+          <w:rFonts w:hint="default" w:cs="Times New Roman"/>
+          <w:lang w:val="en-US"/>
+        </w:rPr>
+        <w:br w:type="textWrapping"/>
+      </w:r>
+      <w:r>
+        <w:rPr>
+          <w:rFonts w:hint="default" w:cs="Times New Roman"/>
+          <w:lang w:val="en-US"/>
+        </w:rPr>
+        <w:br w:type="textWrapping"/>
+      </w:r>
+      <w:r>
+        <w:rPr>
+          <w:rFonts w:hint="default" w:cs="Times New Roman"/>
+          <w:lang w:val="en-US"/>
+        </w:rPr>
+        <w:br w:type="textWrapping"/>
+      </w:r>
+      <w:r>
+        <w:rPr>
+          <w:rFonts w:hint="default" w:cs="Times New Roman"/>
+          <w:lang w:val="en-US"/>
+        </w:rPr>
+        <w:t>5</w:t>
+      </w:r>
+      <w:r>
+        <w:rPr>
+          <w:rFonts w:hint="default" w:ascii="Times New Roman" w:hAnsi="Times New Roman" w:cs="Times New Roman"/>
+          <w:lang w:val="en-US"/>
+        </w:rPr>
+        <w:t>.</w:t>
+      </w:r>
+      <w:r>
+        <w:rPr>
+          <w:rFonts w:hint="default" w:cs="Times New Roman"/>
+          <w:lang w:val="en-US"/>
+        </w:rPr>
+        <w:t>9</w:t>
+      </w:r>
+      <w:r>
+        <w:rPr>
+          <w:rFonts w:hint="default" w:ascii="Times New Roman" w:hAnsi="Times New Roman" w:cs="Times New Roman"/>
+          <w:lang w:val="en-US"/>
+        </w:rPr>
+        <w:t xml:space="preserve"> </w:t>
+      </w:r>
+      <w:r>
+        <w:rPr>
+          <w:rFonts w:hint="default" w:cs="Times New Roman"/>
+          <w:lang w:val="en-US"/>
+        </w:rPr>
+        <w:t>Automated Invoice Generation</w:t>
+      </w:r>
+    </w:p>
+    <w:p>
+      <w:pPr>
+        <w:jc w:val="center"/>
+        <w:rPr>
+          <w:rFonts w:hint="default" w:cs="Times New Roman"/>
+          <w:b/>
+          <w:bCs/>
+          <w:i/>
+          <w:iCs/>
+          <w:sz w:val="21"/>
+          <w:szCs w:val="21"/>
+          <w:lang w:val="en-US"/>
+        </w:rPr>
+      </w:pPr>
+      <w:r>
+        <w:rPr>
+          <w:rFonts w:hint="default" w:ascii="Times New Roman" w:hAnsi="Times New Roman" w:eastAsia="SimSun" w:cs="Times New Roman"/>
+          <w:b/>
+          <w:bCs/>
+          <w:i/>
+          <w:iCs/>
+          <w:color w:val="000000"/>
+          <w:sz w:val="21"/>
+          <w:szCs w:val="21"/>
+          <w:u w:val="none"/>
+          <w:bdr w:val="none" w:color="auto" w:sz="0" w:space="0"/>
+          <w:vertAlign w:val="baseline"/>
+        </w:rPr>
+        <w:drawing>
+          <wp:anchor distT="0" distB="0" distL="114300" distR="114300" simplePos="0" relativeHeight="251670528" behindDoc="0" locked="0" layoutInCell="1" allowOverlap="1">
+            <wp:simplePos x="0" y="0"/>
+            <wp:positionH relativeFrom="column">
+              <wp:posOffset>317500</wp:posOffset>
+            </wp:positionH>
+            <wp:positionV relativeFrom="paragraph">
+              <wp:posOffset>0</wp:posOffset>
+            </wp:positionV>
+            <wp:extent cx="4638675" cy="3219450"/>
+            <wp:effectExtent l="0" t="0" r="9525" b="11430"/>
+            <wp:wrapSquare wrapText="bothSides"/>
+            <wp:docPr id="7" name="Picture 2" descr="IMG_256"/>
+            <wp:cNvGraphicFramePr>
+              <a:graphicFrameLocks xmlns:a="http://schemas.openxmlformats.org/drawingml/2006/main" noChangeAspect="1"/>
+            </wp:cNvGraphicFramePr>
+            <a:graphic xmlns:a="http://schemas.openxmlformats.org/drawingml/2006/main">
+              <a:graphicData uri="http://schemas.openxmlformats.org/drawingml/2006/picture">
+                <pic:pic xmlns:pic="http://schemas.openxmlformats.org/drawingml/2006/picture">
+                  <pic:nvPicPr>
+                    <pic:cNvPr id="7" name="Picture 2" descr="IMG_256"/>
+                    <pic:cNvPicPr>
+                      <a:picLocks noChangeAspect="1"/>
+                    </pic:cNvPicPr>
+                  </pic:nvPicPr>
+                  <pic:blipFill>
+                    <a:blip r:embed="rId16"/>
+                    <a:stretch>
+                      <a:fillRect/>
+                    </a:stretch>
+                  </pic:blipFill>
+                  <pic:spPr>
+                    <a:xfrm>
+                      <a:off x="0" y="0"/>
+                      <a:ext cx="4638675" cy="3219450"/>
+                    </a:xfrm>
+                    <a:prstGeom prst="rect">
+                      <a:avLst/>
+                    </a:prstGeom>
+                    <a:noFill/>
+                    <a:ln w="9525">
+                      <a:noFill/>
+                    </a:ln>
+                  </pic:spPr>
+                </pic:pic>
+              </a:graphicData>
+            </a:graphic>
+          </wp:anchor>
+        </w:drawing>
+      </w:r>
+      <w:r>
+        <w:rPr>
+          <w:rFonts w:hint="default" w:cs="Times New Roman"/>
+          <w:b/>
+          <w:bCs/>
+          <w:i/>
+          <w:iCs/>
+          <w:sz w:val="21"/>
+          <w:szCs w:val="21"/>
+          <w:lang w:val="en-US"/>
+        </w:rPr>
+        <w:t>Figure 9: Automated Invoice Genration Workflow</w:t>
+      </w:r>
+    </w:p>
+    <w:p>
+      <w:pPr>
+        <w:rPr>
+          <w:rFonts w:hint="default" w:cs="Times New Roman"/>
+          <w:lang w:val="en-US"/>
+        </w:rPr>
+      </w:pPr>
+    </w:p>
+    <w:p>
+      <w:pPr>
+        <w:rPr>
+          <w:rFonts w:hint="default" w:cs="Times New Roman"/>
+          <w:lang w:val="en-US"/>
+        </w:rPr>
+      </w:pPr>
+    </w:p>
+    <w:p>
+      <w:pPr>
+        <w:rPr>
+          <w:rFonts w:hint="default" w:cs="Times New Roman"/>
+          <w:lang w:val="en-US"/>
+        </w:rPr>
+      </w:pPr>
+    </w:p>
+    <w:p>
+      <w:pPr>
+        <w:rPr>
+          <w:rFonts w:hint="default" w:cs="Times New Roman"/>
+          <w:lang w:val="en-US"/>
+        </w:rPr>
+      </w:pPr>
+    </w:p>
+    <w:p>
+      <w:pPr>
+        <w:rPr>
+          <w:rFonts w:hint="default" w:cs="Times New Roman"/>
+          <w:lang w:val="en-US"/>
+        </w:rPr>
+      </w:pPr>
+    </w:p>
+    <w:p>
+      <w:pPr>
+        <w:rPr>
+          <w:rFonts w:hint="default" w:cs="Times New Roman"/>
+          <w:lang w:val="en-US"/>
+        </w:rPr>
+      </w:pPr>
+    </w:p>
+    <w:p>
+      <w:pPr>
+        <w:rPr>
+          <w:rFonts w:hint="default" w:cs="Times New Roman"/>
+          <w:lang w:val="en-US"/>
+        </w:rPr>
+      </w:pPr>
+    </w:p>
+    <w:p>
+      <w:pPr>
+        <w:rPr>
+          <w:rFonts w:hint="default" w:cs="Times New Roman"/>
+          <w:lang w:val="en-US"/>
+        </w:rPr>
+      </w:pPr>
+    </w:p>
+    <w:p>
+      <w:pPr>
+        <w:rPr>
+          <w:rFonts w:hint="default" w:cs="Times New Roman"/>
+          <w:lang w:val="en-US"/>
+        </w:rPr>
+      </w:pPr>
+    </w:p>
+    <w:p>
+      <w:pPr>
+        <w:rPr>
+          <w:rFonts w:hint="default" w:cs="Times New Roman"/>
+          <w:lang w:val="en-US"/>
+        </w:rPr>
+      </w:pPr>
+    </w:p>
+    <w:p>
+      <w:pPr>
+        <w:rPr>
+          <w:rFonts w:hint="default" w:cs="Times New Roman"/>
+          <w:lang w:val="en-US"/>
+        </w:rPr>
+      </w:pPr>
+    </w:p>
+    <w:p>
+      <w:pPr>
+        <w:rPr>
+          <w:rFonts w:hint="default" w:cs="Times New Roman"/>
+          <w:lang w:val="en-US"/>
+        </w:rPr>
+      </w:pPr>
+    </w:p>
+    <w:p>
+      <w:pPr>
+        <w:rPr>
+          <w:rFonts w:hint="default" w:cs="Times New Roman"/>
+          <w:lang w:val="en-US"/>
+        </w:rPr>
+      </w:pPr>
+    </w:p>
+    <w:p>
+      <w:pPr>
+        <w:rPr>
+          <w:rFonts w:hint="default" w:cs="Times New Roman"/>
+          <w:lang w:val="en-US"/>
+        </w:rPr>
+      </w:pPr>
+    </w:p>
+    <w:p>
+      <w:pPr>
+        <w:rPr>
+          <w:rFonts w:hint="default" w:cs="Times New Roman"/>
+          <w:lang w:val="en-US"/>
+        </w:rPr>
+      </w:pPr>
+    </w:p>
+    <w:p>
+      <w:pPr>
+        <w:pStyle w:val="3"/>
+        <w:bidi w:val="0"/>
+        <w:spacing w:line="240" w:lineRule="auto"/>
+        <w:ind w:left="400" w:leftChars="100" w:firstLine="0" w:firstLineChars="0"/>
+        <w:rPr>
+          <w:rFonts w:hint="default" w:cs="Times New Roman"/>
+          <w:lang w:val="en-US"/>
+        </w:rPr>
+      </w:pPr>
+      <w:r>
+        <w:drawing>
+          <wp:anchor distT="0" distB="0" distL="114300" distR="114300" simplePos="0" relativeHeight="251671552" behindDoc="0" locked="0" layoutInCell="1" allowOverlap="1">
+            <wp:simplePos x="0" y="0"/>
+            <wp:positionH relativeFrom="column">
+              <wp:posOffset>1094105</wp:posOffset>
+            </wp:positionH>
+            <wp:positionV relativeFrom="paragraph">
+              <wp:posOffset>434340</wp:posOffset>
+            </wp:positionV>
+            <wp:extent cx="3086100" cy="4884420"/>
+            <wp:effectExtent l="0" t="0" r="7620" b="7620"/>
+            <wp:wrapSquare wrapText="bothSides"/>
+            <wp:docPr id="12" name="Picture 3"/>
+            <wp:cNvGraphicFramePr>
+              <a:graphicFrameLocks xmlns:a="http://schemas.openxmlformats.org/drawingml/2006/main" noChangeAspect="1"/>
+            </wp:cNvGraphicFramePr>
+            <a:graphic xmlns:a="http://schemas.openxmlformats.org/drawingml/2006/main">
+              <a:graphicData uri="http://schemas.openxmlformats.org/drawingml/2006/picture">
+                <pic:pic xmlns:pic="http://schemas.openxmlformats.org/drawingml/2006/picture">
+                  <pic:nvPicPr>
+                    <pic:cNvPr id="12" name="Picture 3"/>
+                    <pic:cNvPicPr>
+                      <a:picLocks noChangeAspect="1"/>
+                    </pic:cNvPicPr>
+                  </pic:nvPicPr>
+                  <pic:blipFill>
+                    <a:blip r:embed="rId17"/>
+                    <a:stretch>
+                      <a:fillRect/>
+                    </a:stretch>
+                  </pic:blipFill>
+                  <pic:spPr>
+                    <a:xfrm>
+                      <a:off x="0" y="0"/>
+                      <a:ext cx="3086100" cy="4884420"/>
+                    </a:xfrm>
+                    <a:prstGeom prst="rect">
+                      <a:avLst/>
+                    </a:prstGeom>
+                    <a:noFill/>
+                    <a:ln>
+                      <a:noFill/>
+                    </a:ln>
+                  </pic:spPr>
+                </pic:pic>
+              </a:graphicData>
+            </a:graphic>
+          </wp:anchor>
+        </w:drawing>
+      </w:r>
+      <w:r>
+        <w:rPr>
+          <w:rFonts w:hint="default" w:cs="Times New Roman"/>
+          <w:lang w:val="en-US"/>
+        </w:rPr>
+        <w:t>5</w:t>
+      </w:r>
+      <w:r>
+        <w:rPr>
+          <w:rFonts w:hint="default" w:ascii="Times New Roman" w:hAnsi="Times New Roman" w:cs="Times New Roman"/>
+          <w:lang w:val="en-US"/>
+        </w:rPr>
+        <w:t>.</w:t>
+      </w:r>
+      <w:r>
+        <w:rPr>
+          <w:rFonts w:hint="default" w:cs="Times New Roman"/>
+          <w:lang w:val="en-US"/>
+        </w:rPr>
+        <w:t>10</w:t>
+      </w:r>
+      <w:r>
+        <w:rPr>
+          <w:rFonts w:hint="default" w:ascii="Times New Roman" w:hAnsi="Times New Roman" w:cs="Times New Roman"/>
+          <w:lang w:val="en-US"/>
+        </w:rPr>
+        <w:t xml:space="preserve"> </w:t>
+      </w:r>
+      <w:r>
+        <w:rPr>
+          <w:rFonts w:hint="default" w:cs="Times New Roman"/>
+          <w:lang w:val="en-US"/>
+        </w:rPr>
+        <w:t>Payment Reconciliation</w:t>
+      </w:r>
     </w:p>
     <w:p>
       <w:pPr>
@@ -24668,14 +27759,6 @@
     <w:p>
       <w:pPr>
         <w:rPr>
-          <w:rFonts w:hint="default" w:ascii="Times New Roman" w:hAnsi="Times New Roman" w:cs="Times New Roman"/>
-          <w:lang w:val="en-US"/>
-        </w:rPr>
-      </w:pPr>
-    </w:p>
-    <w:p>
-      <w:pPr>
-        <w:rPr>
           <w:rFonts w:hint="default"/>
           <w:lang w:val="en-US"/>
         </w:rPr>
@@ -24708,26 +27791,136 @@
     <w:p>
       <w:pPr>
         <w:rPr>
-          <w:rFonts w:hint="default" w:cs="Times New Roman"/>
-          <w:lang w:val="en-US"/>
-        </w:rPr>
-      </w:pPr>
-    </w:p>
-    <w:p>
-      <w:pPr>
-        <w:rPr>
-          <w:rFonts w:hint="default" w:cs="Times New Roman"/>
-          <w:lang w:val="en-US"/>
-        </w:rPr>
-      </w:pPr>
-    </w:p>
-    <w:p>
-      <w:pPr>
-        <w:rPr>
-          <w:rFonts w:hint="default" w:cs="Times New Roman"/>
-          <w:lang w:val="en-US"/>
-        </w:rPr>
-      </w:pPr>
+          <w:rFonts w:hint="default"/>
+          <w:lang w:val="en-US"/>
+        </w:rPr>
+      </w:pPr>
+    </w:p>
+    <w:p>
+      <w:pPr>
+        <w:rPr>
+          <w:rFonts w:hint="default"/>
+          <w:lang w:val="en-US"/>
+        </w:rPr>
+      </w:pPr>
+    </w:p>
+    <w:p>
+      <w:pPr>
+        <w:rPr>
+          <w:rFonts w:hint="default"/>
+          <w:lang w:val="en-US"/>
+        </w:rPr>
+      </w:pPr>
+    </w:p>
+    <w:p>
+      <w:pPr>
+        <w:rPr>
+          <w:rFonts w:hint="default"/>
+          <w:lang w:val="en-US"/>
+        </w:rPr>
+      </w:pPr>
+    </w:p>
+    <w:p>
+      <w:pPr>
+        <w:rPr>
+          <w:rFonts w:hint="default"/>
+          <w:lang w:val="en-US"/>
+        </w:rPr>
+      </w:pPr>
+    </w:p>
+    <w:p>
+      <w:pPr>
+        <w:rPr>
+          <w:rFonts w:hint="default"/>
+          <w:lang w:val="en-US"/>
+        </w:rPr>
+      </w:pPr>
+    </w:p>
+    <w:p>
+      <w:pPr>
+        <w:rPr>
+          <w:rFonts w:hint="default" w:ascii="Times New Roman" w:hAnsi="Times New Roman" w:cs="Times New Roman"/>
+          <w:lang w:val="en-US"/>
+        </w:rPr>
+      </w:pPr>
+    </w:p>
+    <w:p>
+      <w:pPr>
+        <w:rPr>
+          <w:rFonts w:hint="default"/>
+          <w:lang w:val="en-US"/>
+        </w:rPr>
+      </w:pPr>
+    </w:p>
+    <w:p>
+      <w:pPr>
+        <w:rPr>
+          <w:rFonts w:hint="default"/>
+          <w:lang w:val="en-US"/>
+        </w:rPr>
+      </w:pPr>
+    </w:p>
+    <w:p>
+      <w:pPr>
+        <w:rPr>
+          <w:rFonts w:hint="default"/>
+          <w:lang w:val="en-US"/>
+        </w:rPr>
+      </w:pPr>
+    </w:p>
+    <w:p>
+      <w:pPr>
+        <w:rPr>
+          <w:rFonts w:hint="default"/>
+          <w:lang w:val="en-US"/>
+        </w:rPr>
+      </w:pPr>
+    </w:p>
+    <w:p>
+      <w:pPr>
+        <w:rPr>
+          <w:rFonts w:hint="default" w:cs="Times New Roman"/>
+          <w:lang w:val="en-US"/>
+        </w:rPr>
+      </w:pPr>
+    </w:p>
+    <w:p>
+      <w:pPr>
+        <w:jc w:val="center"/>
+        <w:rPr>
+          <w:rFonts w:hint="default" w:cs="Times New Roman"/>
+          <w:b/>
+          <w:bCs/>
+          <w:i/>
+          <w:iCs/>
+          <w:sz w:val="21"/>
+          <w:szCs w:val="21"/>
+          <w:lang w:val="en-US"/>
+        </w:rPr>
+      </w:pPr>
+      <w:r>
+        <w:rPr>
+          <w:rFonts w:hint="default" w:cs="Times New Roman"/>
+          <w:b/>
+          <w:bCs/>
+          <w:i/>
+          <w:iCs/>
+          <w:sz w:val="21"/>
+          <w:szCs w:val="21"/>
+          <w:lang w:val="en-US"/>
+        </w:rPr>
+        <w:t>Figure 10: Payment Reconciliation Workflow</w:t>
+      </w:r>
+    </w:p>
+    <w:p>
+      <w:pPr>
+        <w:rPr>
+          <w:rFonts w:hint="default" w:cs="Times New Roman"/>
+          <w:lang w:val="en-US"/>
+        </w:rPr>
+      </w:pPr>
+      <w:bookmarkStart w:id="24" w:name="_GoBack"/>
+      <w:bookmarkEnd w:id="24"/>
     </w:p>
     <w:p>
       <w:pPr>

--- a/Assignments/Assignment1/Team Report.docx
+++ b/Assignments/Assignment1/Team Report.docx
@@ -4884,6 +4884,118 @@
     </w:p>
     <w:p>
       <w:pPr>
+        <w:pStyle w:val="12"/>
+        <w:tabs>
+          <w:tab w:val="right" w:leader="dot" w:pos="8306"/>
+        </w:tabs>
+        <w:ind w:left="0" w:leftChars="0" w:firstLine="0" w:firstLineChars="0"/>
+        <w:rPr>
+          <w:rFonts w:hint="default"/>
+          <w:sz w:val="28"/>
+          <w:szCs w:val="28"/>
+          <w:lang w:val="en-US"/>
+        </w:rPr>
+      </w:pPr>
+      <w:r>
+        <w:rPr>
+          <w:rFonts w:hint="default"/>
+          <w:sz w:val="28"/>
+          <w:szCs w:val="28"/>
+          <w:lang w:val="en-US"/>
+        </w:rPr>
+        <w:fldChar w:fldCharType="begin"/>
+      </w:r>
+      <w:r>
+        <w:rPr>
+          <w:rFonts w:hint="default"/>
+          <w:sz w:val="28"/>
+          <w:szCs w:val="28"/>
+          <w:lang w:val="en-US"/>
+        </w:rPr>
+        <w:instrText xml:space="preserve"> HYPERLINK \l _Toc21461 </w:instrText>
+      </w:r>
+      <w:r>
+        <w:rPr>
+          <w:rFonts w:hint="default"/>
+          <w:sz w:val="28"/>
+          <w:szCs w:val="28"/>
+          <w:lang w:val="en-US"/>
+        </w:rPr>
+        <w:fldChar w:fldCharType="separate"/>
+      </w:r>
+      <w:r>
+        <w:rPr>
+          <w:rFonts w:hint="default" w:ascii="Times New Roman" w:hAnsi="Times New Roman" w:cs="Times New Roman"/>
+          <w:sz w:val="28"/>
+          <w:szCs w:val="28"/>
+          <w:lang w:val="en-US"/>
+        </w:rPr>
+        <w:t xml:space="preserve">Part </w:t>
+      </w:r>
+      <w:r>
+        <w:rPr>
+          <w:rFonts w:hint="default" w:cs="Times New Roman"/>
+          <w:sz w:val="28"/>
+          <w:szCs w:val="28"/>
+          <w:lang w:val="en-US"/>
+        </w:rPr>
+        <w:t>F</w:t>
+      </w:r>
+      <w:r>
+        <w:rPr>
+          <w:rFonts w:hint="default" w:ascii="Times New Roman" w:hAnsi="Times New Roman" w:cs="Times New Roman"/>
+          <w:sz w:val="28"/>
+          <w:szCs w:val="28"/>
+          <w:lang w:val="en-US"/>
+        </w:rPr>
+        <w:t xml:space="preserve">: </w:t>
+      </w:r>
+      <w:r>
+        <w:rPr>
+          <w:rFonts w:hint="default" w:cs="Times New Roman"/>
+          <w:sz w:val="28"/>
+          <w:szCs w:val="28"/>
+          <w:lang w:val="en-US"/>
+        </w:rPr>
+        <w:t>Data Model</w:t>
+      </w:r>
+      <w:r>
+        <w:rPr>
+          <w:sz w:val="28"/>
+          <w:szCs w:val="28"/>
+        </w:rPr>
+        <w:tab/>
+      </w:r>
+      <w:r>
+        <w:rPr>
+          <w:rFonts w:hint="default"/>
+          <w:sz w:val="28"/>
+          <w:szCs w:val="28"/>
+          <w:lang w:val="en-US"/>
+        </w:rPr>
+        <w:t>3</w:t>
+      </w:r>
+      <w:r>
+        <w:rPr>
+          <w:rFonts w:hint="default"/>
+          <w:sz w:val="28"/>
+          <w:szCs w:val="28"/>
+          <w:lang w:val="en-US"/>
+        </w:rPr>
+        <w:fldChar w:fldCharType="end"/>
+      </w:r>
+      <w:r>
+        <w:rPr>
+          <w:rFonts w:hint="default"/>
+          <w:sz w:val="28"/>
+          <w:szCs w:val="28"/>
+          <w:lang w:val="en-US"/>
+        </w:rPr>
+        <w:t>6</w:t>
+      </w:r>
+    </w:p>
+    <w:p>
+      <w:pPr>
         <w:pStyle w:val="13"/>
         <w:tabs>
           <w:tab w:val="right" w:leader="dot" w:pos="8306"/>
@@ -4896,6 +5008,338 @@
           <w:lang w:val="en-US"/>
         </w:rPr>
       </w:pPr>
+      <w:r>
+        <w:rPr>
+          <w:rFonts w:hint="default"/>
+          <w:sz w:val="28"/>
+          <w:szCs w:val="28"/>
+          <w:lang w:val="en-US"/>
+        </w:rPr>
+        <w:fldChar w:fldCharType="begin"/>
+      </w:r>
+      <w:r>
+        <w:rPr>
+          <w:rFonts w:hint="default"/>
+          <w:sz w:val="28"/>
+          <w:szCs w:val="28"/>
+          <w:lang w:val="en-US"/>
+        </w:rPr>
+        <w:instrText xml:space="preserve"> HYPERLINK \l _Toc18135 </w:instrText>
+      </w:r>
+      <w:r>
+        <w:rPr>
+          <w:rFonts w:hint="default"/>
+          <w:sz w:val="28"/>
+          <w:szCs w:val="28"/>
+          <w:lang w:val="en-US"/>
+        </w:rPr>
+        <w:fldChar w:fldCharType="separate"/>
+      </w:r>
+      <w:r>
+        <w:rPr>
+          <w:rFonts w:hint="default"/>
+          <w:sz w:val="28"/>
+          <w:szCs w:val="28"/>
+          <w:lang w:val="en-US"/>
+        </w:rPr>
+        <w:t>6</w:t>
+      </w:r>
+      <w:r>
+        <w:rPr>
+          <w:rFonts w:hint="default" w:ascii="Times New Roman" w:hAnsi="Times New Roman" w:cs="Times New Roman"/>
+          <w:sz w:val="28"/>
+          <w:szCs w:val="28"/>
+          <w:lang w:val="en-US"/>
+        </w:rPr>
+        <w:t>.</w:t>
+      </w:r>
+      <w:r>
+        <w:rPr>
+          <w:rFonts w:hint="default" w:cs="Times New Roman"/>
+          <w:sz w:val="28"/>
+          <w:szCs w:val="28"/>
+          <w:lang w:val="en-US"/>
+        </w:rPr>
+        <w:t>1</w:t>
+      </w:r>
+      <w:r>
+        <w:rPr>
+          <w:rFonts w:hint="default" w:ascii="Times New Roman" w:hAnsi="Times New Roman" w:cs="Times New Roman"/>
+          <w:sz w:val="28"/>
+          <w:szCs w:val="28"/>
+          <w:lang w:val="en-US"/>
+        </w:rPr>
+        <w:t xml:space="preserve"> </w:t>
+      </w:r>
+      <w:r>
+        <w:rPr>
+          <w:rFonts w:hint="default" w:cs="Times New Roman"/>
+          <w:sz w:val="28"/>
+          <w:szCs w:val="28"/>
+          <w:lang w:val="en-US"/>
+        </w:rPr>
+        <w:t>Conceptual Data Model</w:t>
+      </w:r>
+      <w:r>
+        <w:rPr>
+          <w:sz w:val="28"/>
+          <w:szCs w:val="28"/>
+        </w:rPr>
+        <w:tab/>
+      </w:r>
+      <w:r>
+        <w:rPr>
+          <w:rFonts w:hint="default"/>
+          <w:sz w:val="28"/>
+          <w:szCs w:val="28"/>
+          <w:lang w:val="en-US"/>
+        </w:rPr>
+        <w:fldChar w:fldCharType="end"/>
+      </w:r>
+      <w:r>
+        <w:rPr>
+          <w:rFonts w:hint="default"/>
+          <w:sz w:val="28"/>
+          <w:szCs w:val="28"/>
+          <w:lang w:val="en-US"/>
+        </w:rPr>
+        <w:t>xx</w:t>
+      </w:r>
+    </w:p>
+    <w:p>
+      <w:pPr>
+        <w:pStyle w:val="13"/>
+        <w:tabs>
+          <w:tab w:val="right" w:leader="dot" w:pos="8306"/>
+        </w:tabs>
+        <w:ind w:left="0" w:leftChars="0" w:firstLine="140" w:firstLineChars="50"/>
+        <w:rPr>
+          <w:rFonts w:hint="default"/>
+          <w:sz w:val="28"/>
+          <w:szCs w:val="28"/>
+          <w:lang w:val="en-US"/>
+        </w:rPr>
+      </w:pPr>
+      <w:r>
+        <w:rPr>
+          <w:rFonts w:hint="default"/>
+          <w:sz w:val="28"/>
+          <w:szCs w:val="28"/>
+          <w:lang w:val="en-US"/>
+        </w:rPr>
+        <w:fldChar w:fldCharType="begin"/>
+      </w:r>
+      <w:r>
+        <w:rPr>
+          <w:rFonts w:hint="default"/>
+          <w:sz w:val="28"/>
+          <w:szCs w:val="28"/>
+          <w:lang w:val="en-US"/>
+        </w:rPr>
+        <w:instrText xml:space="preserve"> HYPERLINK \l _Toc18135 </w:instrText>
+      </w:r>
+      <w:r>
+        <w:rPr>
+          <w:rFonts w:hint="default"/>
+          <w:sz w:val="28"/>
+          <w:szCs w:val="28"/>
+          <w:lang w:val="en-US"/>
+        </w:rPr>
+        <w:fldChar w:fldCharType="separate"/>
+      </w:r>
+      <w:r>
+        <w:rPr>
+          <w:rFonts w:hint="default"/>
+          <w:sz w:val="28"/>
+          <w:szCs w:val="28"/>
+          <w:lang w:val="en-US"/>
+        </w:rPr>
+        <w:t>6</w:t>
+      </w:r>
+      <w:r>
+        <w:rPr>
+          <w:rFonts w:hint="default" w:ascii="Times New Roman" w:hAnsi="Times New Roman" w:cs="Times New Roman"/>
+          <w:sz w:val="28"/>
+          <w:szCs w:val="28"/>
+          <w:lang w:val="en-US"/>
+        </w:rPr>
+        <w:t>.</w:t>
+      </w:r>
+      <w:r>
+        <w:rPr>
+          <w:rFonts w:hint="default" w:cs="Times New Roman"/>
+          <w:sz w:val="28"/>
+          <w:szCs w:val="28"/>
+          <w:lang w:val="en-US"/>
+        </w:rPr>
+        <w:t>2</w:t>
+      </w:r>
+      <w:r>
+        <w:rPr>
+          <w:rFonts w:hint="default" w:ascii="Times New Roman" w:hAnsi="Times New Roman" w:cs="Times New Roman"/>
+          <w:sz w:val="28"/>
+          <w:szCs w:val="28"/>
+          <w:lang w:val="en-US"/>
+        </w:rPr>
+        <w:t xml:space="preserve"> </w:t>
+      </w:r>
+      <w:r>
+        <w:rPr>
+          <w:rFonts w:hint="default" w:cs="Times New Roman"/>
+          <w:sz w:val="28"/>
+          <w:szCs w:val="28"/>
+          <w:lang w:val="en-US"/>
+        </w:rPr>
+        <w:t>Logical Data Model and Entity Relationship Diagram</w:t>
+      </w:r>
+      <w:r>
+        <w:rPr>
+          <w:sz w:val="28"/>
+          <w:szCs w:val="28"/>
+        </w:rPr>
+        <w:tab/>
+      </w:r>
+      <w:r>
+        <w:rPr>
+          <w:rFonts w:hint="default"/>
+          <w:sz w:val="28"/>
+          <w:szCs w:val="28"/>
+          <w:lang w:val="en-US"/>
+        </w:rPr>
+        <w:fldChar w:fldCharType="end"/>
+      </w:r>
+      <w:r>
+        <w:rPr>
+          <w:rFonts w:hint="default"/>
+          <w:sz w:val="28"/>
+          <w:szCs w:val="28"/>
+          <w:lang w:val="en-US"/>
+        </w:rPr>
+        <w:t>xx</w:t>
+      </w:r>
+    </w:p>
+    <w:p>
+      <w:pPr>
+        <w:pStyle w:val="13"/>
+        <w:tabs>
+          <w:tab w:val="right" w:leader="dot" w:pos="8306"/>
+        </w:tabs>
+        <w:ind w:left="0" w:leftChars="0" w:firstLine="140" w:firstLineChars="50"/>
+        <w:rPr>
+          <w:rFonts w:hint="default"/>
+          <w:sz w:val="28"/>
+          <w:szCs w:val="28"/>
+          <w:lang w:val="en-US"/>
+        </w:rPr>
+      </w:pPr>
+      <w:r>
+        <w:rPr>
+          <w:rFonts w:hint="default"/>
+          <w:sz w:val="28"/>
+          <w:szCs w:val="28"/>
+          <w:lang w:val="en-US"/>
+        </w:rPr>
+        <w:fldChar w:fldCharType="begin"/>
+      </w:r>
+      <w:r>
+        <w:rPr>
+          <w:rFonts w:hint="default"/>
+          <w:sz w:val="28"/>
+          <w:szCs w:val="28"/>
+          <w:lang w:val="en-US"/>
+        </w:rPr>
+        <w:instrText xml:space="preserve"> HYPERLINK \l _Toc18135 </w:instrText>
+      </w:r>
+      <w:r>
+        <w:rPr>
+          <w:rFonts w:hint="default"/>
+          <w:sz w:val="28"/>
+          <w:szCs w:val="28"/>
+          <w:lang w:val="en-US"/>
+        </w:rPr>
+        <w:fldChar w:fldCharType="separate"/>
+      </w:r>
+      <w:r>
+        <w:rPr>
+          <w:rFonts w:hint="default"/>
+          <w:sz w:val="28"/>
+          <w:szCs w:val="28"/>
+          <w:lang w:val="en-US"/>
+        </w:rPr>
+        <w:t>6</w:t>
+      </w:r>
+      <w:r>
+        <w:rPr>
+          <w:rFonts w:hint="default" w:ascii="Times New Roman" w:hAnsi="Times New Roman" w:cs="Times New Roman"/>
+          <w:sz w:val="28"/>
+          <w:szCs w:val="28"/>
+          <w:lang w:val="en-US"/>
+        </w:rPr>
+        <w:t>.</w:t>
+      </w:r>
+      <w:r>
+        <w:rPr>
+          <w:rFonts w:hint="default" w:cs="Times New Roman"/>
+          <w:sz w:val="28"/>
+          <w:szCs w:val="28"/>
+          <w:lang w:val="en-US"/>
+        </w:rPr>
+        <w:t>3</w:t>
+      </w:r>
+      <w:r>
+        <w:rPr>
+          <w:rFonts w:hint="default" w:ascii="Times New Roman" w:hAnsi="Times New Roman" w:cs="Times New Roman"/>
+          <w:sz w:val="28"/>
+          <w:szCs w:val="28"/>
+          <w:lang w:val="en-US"/>
+        </w:rPr>
+        <w:t xml:space="preserve"> </w:t>
+      </w:r>
+      <w:r>
+        <w:rPr>
+          <w:rFonts w:hint="default" w:cs="Times New Roman"/>
+          <w:sz w:val="28"/>
+          <w:szCs w:val="28"/>
+          <w:lang w:val="en-US"/>
+        </w:rPr>
+        <w:t>Physical</w:t>
+      </w:r>
+      <w:bookmarkStart w:id="24" w:name="_GoBack"/>
+      <w:bookmarkEnd w:id="24"/>
+      <w:r>
+        <w:rPr>
+          <w:rFonts w:hint="default" w:cs="Times New Roman"/>
+          <w:sz w:val="28"/>
+          <w:szCs w:val="28"/>
+          <w:lang w:val="en-US"/>
+        </w:rPr>
+        <w:t xml:space="preserve"> Data Model</w:t>
+      </w:r>
+      <w:r>
+        <w:rPr>
+          <w:sz w:val="28"/>
+          <w:szCs w:val="28"/>
+        </w:rPr>
+        <w:tab/>
+      </w:r>
+      <w:r>
+        <w:rPr>
+          <w:rFonts w:hint="default"/>
+          <w:sz w:val="28"/>
+          <w:szCs w:val="28"/>
+          <w:lang w:val="en-US"/>
+        </w:rPr>
+        <w:fldChar w:fldCharType="end"/>
+      </w:r>
+      <w:r>
+        <w:rPr>
+          <w:rFonts w:hint="default"/>
+          <w:sz w:val="28"/>
+          <w:szCs w:val="28"/>
+          <w:lang w:val="en-US"/>
+        </w:rPr>
+        <w:t>xx</w:t>
+      </w:r>
     </w:p>
     <w:p>
       <w:pPr>
@@ -16622,6 +17066,14 @@
       </w:tblGrid>
       <w:tr>
         <w:tblPrEx>
+          <w:tblBorders>
+            <w:top w:val="single" w:color="auto" w:sz="4" w:space="0"/>
+            <w:left w:val="single" w:color="auto" w:sz="4" w:space="0"/>
+            <w:bottom w:val="single" w:color="auto" w:sz="4" w:space="0"/>
+            <w:right w:val="single" w:color="auto" w:sz="4" w:space="0"/>
+            <w:insideH w:val="single" w:color="auto" w:sz="4" w:space="0"/>
+            <w:insideV w:val="single" w:color="auto" w:sz="4" w:space="0"/>
+          </w:tblBorders>
           <w:tblCellMar>
             <w:top w:w="0" w:type="dxa"/>
             <w:left w:w="108" w:type="dxa"/>
@@ -19630,6 +20082,14 @@
       </w:tblGrid>
       <w:tr>
         <w:tblPrEx>
+          <w:tblBorders>
+            <w:top w:val="single" w:color="auto" w:sz="4" w:space="0"/>
+            <w:left w:val="single" w:color="auto" w:sz="4" w:space="0"/>
+            <w:bottom w:val="single" w:color="auto" w:sz="4" w:space="0"/>
+            <w:right w:val="single" w:color="auto" w:sz="4" w:space="0"/>
+            <w:insideH w:val="single" w:color="auto" w:sz="4" w:space="0"/>
+            <w:insideV w:val="single" w:color="auto" w:sz="4" w:space="0"/>
+          </w:tblBorders>
           <w:tblCellMar>
             <w:top w:w="0" w:type="dxa"/>
             <w:left w:w="108" w:type="dxa"/>
@@ -27463,7 +27923,6 @@
           <w:sz w:val="21"/>
           <w:szCs w:val="21"/>
           <w:u w:val="none"/>
-          <w:bdr w:val="none" w:color="auto" w:sz="0" w:space="0"/>
           <w:vertAlign w:val="baseline"/>
         </w:rPr>
         <w:drawing>
@@ -27919,8 +28378,6 @@
           <w:lang w:val="en-US"/>
         </w:rPr>
       </w:pPr>
-      <w:bookmarkStart w:id="24" w:name="_GoBack"/>
-      <w:bookmarkEnd w:id="24"/>
     </w:p>
     <w:p>
       <w:pPr>
@@ -27985,6 +28442,58 @@
           <w:lang w:val="en-US"/>
         </w:rPr>
       </w:pPr>
+      <w:r>
+        <w:rPr>
+          <w:rFonts w:hint="default"/>
+          <w:lang w:val="en-US"/>
+        </w:rPr>
+        <w:br w:type="textWrapping"/>
+      </w:r>
+      <w:r>
+        <w:rPr>
+          <w:rFonts w:hint="default"/>
+          <w:lang w:val="en-US"/>
+        </w:rPr>
+        <w:br w:type="textWrapping"/>
+      </w:r>
+    </w:p>
+    <w:p>
+      <w:pPr>
+        <w:pStyle w:val="2"/>
+        <w:bidi w:val="0"/>
+        <w:rPr>
+          <w:rFonts w:hint="default" w:ascii="Times New Roman" w:hAnsi="Times New Roman" w:cs="Times New Roman"/>
+          <w:lang w:val="en-US"/>
+        </w:rPr>
+      </w:pPr>
+      <w:r>
+        <w:rPr>
+          <w:rFonts w:hint="default" w:ascii="Times New Roman" w:hAnsi="Times New Roman" w:cs="Times New Roman"/>
+          <w:lang w:val="en-US"/>
+        </w:rPr>
+        <w:t xml:space="preserve">Part </w:t>
+      </w:r>
+      <w:r>
+        <w:rPr>
+          <w:rFonts w:hint="default" w:cs="Times New Roman"/>
+          <w:lang w:val="en-US"/>
+        </w:rPr>
+        <w:t>F</w:t>
+      </w:r>
+      <w:r>
+        <w:rPr>
+          <w:rFonts w:hint="default" w:ascii="Times New Roman" w:hAnsi="Times New Roman" w:cs="Times New Roman"/>
+          <w:lang w:val="en-US"/>
+        </w:rPr>
+        <w:t xml:space="preserve">: </w:t>
+      </w:r>
+      <w:r>
+        <w:rPr>
+          <w:rFonts w:hint="default" w:cs="Times New Roman"/>
+          <w:lang w:val="en-US"/>
+        </w:rPr>
+        <w:t>Data Model</w:t>
+      </w:r>
     </w:p>
     <w:p>
       <w:pPr>

--- a/Assignments/Assignment1/Team Report.docx
+++ b/Assignments/Assignment1/Team Report.docx
@@ -5103,7 +5103,7 @@
           <w:szCs w:val="28"/>
           <w:lang w:val="en-US"/>
         </w:rPr>
-        <w:t>xx</w:t>
+        <w:t>36</w:t>
       </w:r>
     </w:p>
     <w:p>
@@ -5302,18 +5302,7 @@
           <w:szCs w:val="28"/>
           <w:lang w:val="en-US"/>
         </w:rPr>
-        <w:t>Physical</w:t>
-      </w:r>
-      <w:bookmarkStart w:id="24" w:name="_GoBack"/>
-      <w:bookmarkEnd w:id="24"/>
-      <w:r>
-        <w:rPr>
-          <w:rFonts w:hint="default" w:cs="Times New Roman"/>
-          <w:sz w:val="28"/>
-          <w:szCs w:val="28"/>
-          <w:lang w:val="en-US"/>
-        </w:rPr>
-        <w:t xml:space="preserve"> Data Model</w:t>
+        <w:t>Physical Data Model</w:t>
       </w:r>
       <w:r>
         <w:rPr>
@@ -28462,7 +28451,7 @@
         <w:pStyle w:val="2"/>
         <w:bidi w:val="0"/>
         <w:rPr>
-          <w:rFonts w:hint="default" w:ascii="Times New Roman" w:hAnsi="Times New Roman" w:cs="Times New Roman"/>
+          <w:rFonts w:hint="default" w:cs="Times New Roman"/>
           <w:lang w:val="en-US"/>
         </w:rPr>
       </w:pPr>
@@ -28493,6 +28482,50 @@
           <w:lang w:val="en-US"/>
         </w:rPr>
         <w:t>Data Model</w:t>
+      </w:r>
+    </w:p>
+    <w:p>
+      <w:pPr>
+        <w:jc w:val="both"/>
+        <w:rPr>
+          <w:rFonts w:hint="default" w:ascii="Times New Roman" w:hAnsi="Times New Roman" w:cs="Times New Roman"/>
+          <w:b w:val="0"/>
+          <w:bCs w:val="0"/>
+          <w:sz w:val="24"/>
+          <w:szCs w:val="24"/>
+          <w:lang w:val="en-US"/>
+        </w:rPr>
+      </w:pPr>
+      <w:r>
+        <w:rPr>
+          <w:rFonts w:hint="default" w:ascii="Times New Roman" w:hAnsi="Times New Roman" w:eastAsia="SimSun" w:cs="Times New Roman"/>
+          <w:b w:val="0"/>
+          <w:bCs w:val="0"/>
+          <w:sz w:val="24"/>
+          <w:szCs w:val="24"/>
+        </w:rPr>
+        <w:t>After the detailed specification of operational workflow, this part highlights the structural foundation of the Smart Fleet Management platform through comprehensive Data Models. While previous workflows map the dynamic behavioral logic and chronological step-by-step processing of logistics events, the Data Model formalizes how critical operational entities are structured, stored, and integrated within the centralized database architecture. Therefore, a rigorous data design is paramount to guaranteeing data integrity, eliminating informational redundancy, and ensuring high-throughput transaction processing for ABC-Trans</w:t>
+      </w:r>
+      <w:r>
+        <w:rPr>
+          <w:rFonts w:hint="default" w:ascii="Times New Roman" w:hAnsi="Times New Roman" w:eastAsia="SimSun" w:cs="Times New Roman"/>
+          <w:b w:val="0"/>
+          <w:bCs w:val="0"/>
+          <w:sz w:val="24"/>
+          <w:szCs w:val="24"/>
+          <w:lang w:val="en-US"/>
+        </w:rPr>
+        <w:t>'</w:t>
+      </w:r>
+      <w:r>
+        <w:rPr>
+          <w:rFonts w:hint="default" w:ascii="Times New Roman" w:hAnsi="Times New Roman" w:eastAsia="SimSun" w:cs="Times New Roman"/>
+          <w:b w:val="0"/>
+          <w:bCs w:val="0"/>
+          <w:sz w:val="24"/>
+          <w:szCs w:val="24"/>
+        </w:rPr>
+        <w:t xml:space="preserve"> complex supply chain operations.</w:t>
       </w:r>
     </w:p>
     <w:p>
@@ -28500,6 +28533,2608 @@
         <w:pStyle w:val="3"/>
         <w:bidi w:val="0"/>
         <w:spacing w:line="240" w:lineRule="auto"/>
+        <w:ind w:left="400" w:leftChars="100" w:firstLine="0" w:firstLineChars="0"/>
+        <w:rPr>
+          <w:rFonts w:hint="default" w:cs="Times New Roman"/>
+          <w:lang w:val="en-US"/>
+        </w:rPr>
+      </w:pPr>
+      <w:r>
+        <w:rPr>
+          <w:rFonts w:hint="default" w:cs="Times New Roman"/>
+          <w:lang w:val="en-US"/>
+        </w:rPr>
+        <w:t>6</w:t>
+      </w:r>
+      <w:r>
+        <w:rPr>
+          <w:rFonts w:hint="default" w:ascii="Times New Roman" w:hAnsi="Times New Roman" w:cs="Times New Roman"/>
+          <w:lang w:val="en-US"/>
+        </w:rPr>
+        <w:t>.</w:t>
+      </w:r>
+      <w:r>
+        <w:rPr>
+          <w:rFonts w:hint="default" w:cs="Times New Roman"/>
+          <w:lang w:val="en-US"/>
+        </w:rPr>
+        <w:t>1</w:t>
+      </w:r>
+      <w:r>
+        <w:rPr>
+          <w:rFonts w:hint="default" w:ascii="Times New Roman" w:hAnsi="Times New Roman" w:cs="Times New Roman"/>
+          <w:lang w:val="en-US"/>
+        </w:rPr>
+        <w:t xml:space="preserve"> </w:t>
+      </w:r>
+      <w:r>
+        <w:rPr>
+          <w:rFonts w:hint="default" w:cs="Times New Roman"/>
+          <w:lang w:val="en-US"/>
+        </w:rPr>
+        <w:t>Conceptual Data Model</w:t>
+      </w:r>
+    </w:p>
+    <w:p>
+      <w:pPr>
+        <w:jc w:val="center"/>
+      </w:pPr>
+      <w:r>
+        <w:drawing>
+          <wp:inline distT="0" distB="0" distL="114300" distR="114300">
+            <wp:extent cx="4465320" cy="3779520"/>
+            <wp:effectExtent l="0" t="0" r="0" b="0"/>
+            <wp:docPr id="16" name="Picture 2"/>
+            <wp:cNvGraphicFramePr>
+              <a:graphicFrameLocks xmlns:a="http://schemas.openxmlformats.org/drawingml/2006/main" noChangeAspect="1"/>
+            </wp:cNvGraphicFramePr>
+            <a:graphic xmlns:a="http://schemas.openxmlformats.org/drawingml/2006/main">
+              <a:graphicData uri="http://schemas.openxmlformats.org/drawingml/2006/picture">
+                <pic:pic xmlns:pic="http://schemas.openxmlformats.org/drawingml/2006/picture">
+                  <pic:nvPicPr>
+                    <pic:cNvPr id="16" name="Picture 2"/>
+                    <pic:cNvPicPr>
+                      <a:picLocks noChangeAspect="1"/>
+                    </pic:cNvPicPr>
+                  </pic:nvPicPr>
+                  <pic:blipFill>
+                    <a:blip r:embed="rId18"/>
+                    <a:stretch>
+                      <a:fillRect/>
+                    </a:stretch>
+                  </pic:blipFill>
+                  <pic:spPr>
+                    <a:xfrm>
+                      <a:off x="0" y="0"/>
+                      <a:ext cx="4465320" cy="3779520"/>
+                    </a:xfrm>
+                    <a:prstGeom prst="rect">
+                      <a:avLst/>
+                    </a:prstGeom>
+                    <a:noFill/>
+                    <a:ln>
+                      <a:noFill/>
+                    </a:ln>
+                  </pic:spPr>
+                </pic:pic>
+              </a:graphicData>
+            </a:graphic>
+          </wp:inline>
+        </w:drawing>
+      </w:r>
+    </w:p>
+    <w:p>
+      <w:pPr>
+        <w:jc w:val="center"/>
+        <w:rPr>
+          <w:rFonts w:hint="default"/>
+          <w:b/>
+          <w:bCs/>
+          <w:i/>
+          <w:iCs/>
+          <w:sz w:val="21"/>
+          <w:szCs w:val="21"/>
+          <w:lang w:val="en-US"/>
+        </w:rPr>
+      </w:pPr>
+      <w:r>
+        <w:rPr>
+          <w:rFonts w:hint="default"/>
+          <w:b/>
+          <w:bCs/>
+          <w:i/>
+          <w:iCs/>
+          <w:sz w:val="21"/>
+          <w:szCs w:val="21"/>
+          <w:lang w:val="en-US"/>
+        </w:rPr>
+        <w:t>Figure 11: Conceptual Data Model</w:t>
+      </w:r>
+    </w:p>
+    <w:p>
+      <w:pPr>
+        <w:jc w:val="center"/>
+        <w:rPr>
+          <w:rFonts w:hint="default"/>
+          <w:b/>
+          <w:bCs/>
+          <w:i/>
+          <w:iCs/>
+          <w:sz w:val="21"/>
+          <w:szCs w:val="21"/>
+          <w:lang w:val="en-US"/>
+        </w:rPr>
+      </w:pPr>
+    </w:p>
+    <w:p>
+      <w:pPr>
+        <w:ind w:left="400" w:leftChars="100" w:firstLine="0" w:firstLineChars="0"/>
+        <w:jc w:val="both"/>
+        <w:rPr>
+          <w:rFonts w:hint="default" w:ascii="Times New Roman" w:hAnsi="Times New Roman" w:eastAsia="SimSun" w:cs="Times New Roman"/>
+          <w:b w:val="0"/>
+          <w:bCs w:val="0"/>
+          <w:i w:val="0"/>
+          <w:iCs w:val="0"/>
+          <w:sz w:val="24"/>
+          <w:szCs w:val="24"/>
+          <w:lang w:val="en-US"/>
+        </w:rPr>
+      </w:pPr>
+      <w:r>
+        <w:rPr>
+          <w:rFonts w:hint="default" w:ascii="Times New Roman" w:hAnsi="Times New Roman" w:cs="Times New Roman"/>
+          <w:b w:val="0"/>
+          <w:bCs w:val="0"/>
+          <w:i w:val="0"/>
+          <w:iCs w:val="0"/>
+          <w:sz w:val="24"/>
+          <w:szCs w:val="24"/>
+          <w:lang w:val="en-US"/>
+        </w:rPr>
+        <w:t xml:space="preserve">The following </w:t>
+      </w:r>
+      <w:r>
+        <w:rPr>
+          <w:rFonts w:hint="default" w:ascii="Times New Roman" w:hAnsi="Times New Roman" w:eastAsia="SimSun" w:cs="Times New Roman"/>
+          <w:b w:val="0"/>
+          <w:bCs w:val="0"/>
+          <w:i w:val="0"/>
+          <w:iCs w:val="0"/>
+          <w:sz w:val="24"/>
+          <w:szCs w:val="24"/>
+        </w:rPr>
+        <w:t xml:space="preserve">structural principles outline how the core entities within </w:t>
+      </w:r>
+      <w:r>
+        <w:rPr>
+          <w:rFonts w:hint="default" w:ascii="Times New Roman" w:hAnsi="Times New Roman" w:eastAsia="SimSun" w:cs="Times New Roman"/>
+          <w:b w:val="0"/>
+          <w:bCs w:val="0"/>
+          <w:i w:val="0"/>
+          <w:iCs w:val="0"/>
+          <w:sz w:val="24"/>
+          <w:szCs w:val="24"/>
+          <w:lang w:val="en-US"/>
+        </w:rPr>
+        <w:t>Figure 11</w:t>
+      </w:r>
+      <w:r>
+        <w:rPr>
+          <w:rFonts w:hint="default" w:ascii="Times New Roman" w:hAnsi="Times New Roman" w:eastAsia="SimSun" w:cs="Times New Roman"/>
+          <w:b w:val="0"/>
+          <w:bCs w:val="0"/>
+          <w:i w:val="0"/>
+          <w:iCs w:val="0"/>
+          <w:sz w:val="24"/>
+          <w:szCs w:val="24"/>
+        </w:rPr>
+        <w:t xml:space="preserve"> interact and maintain data relationship integrity</w:t>
+      </w:r>
+      <w:r>
+        <w:rPr>
+          <w:rFonts w:hint="default" w:ascii="Times New Roman" w:hAnsi="Times New Roman" w:eastAsia="SimSun" w:cs="Times New Roman"/>
+          <w:b w:val="0"/>
+          <w:bCs w:val="0"/>
+          <w:i w:val="0"/>
+          <w:iCs w:val="0"/>
+          <w:sz w:val="24"/>
+          <w:szCs w:val="24"/>
+          <w:lang w:val="en-US"/>
+        </w:rPr>
+        <w:t>:</w:t>
+      </w:r>
+    </w:p>
+    <w:p>
+      <w:pPr>
+        <w:numPr>
+          <w:ilvl w:val="0"/>
+          <w:numId w:val="19"/>
+        </w:numPr>
+        <w:tabs>
+          <w:tab w:val="clear" w:pos="420"/>
+        </w:tabs>
+        <w:ind w:left="1200" w:leftChars="0" w:hanging="420" w:firstLineChars="0"/>
+        <w:jc w:val="both"/>
+        <w:rPr>
+          <w:rFonts w:hint="default" w:ascii="Times New Roman" w:hAnsi="Times New Roman" w:eastAsia="SimSun" w:cs="Times New Roman"/>
+          <w:b w:val="0"/>
+          <w:bCs w:val="0"/>
+          <w:i w:val="0"/>
+          <w:iCs w:val="0"/>
+          <w:sz w:val="24"/>
+          <w:szCs w:val="24"/>
+          <w:lang w:val="en-US"/>
+        </w:rPr>
+      </w:pPr>
+      <w:r>
+        <w:rPr>
+          <w:rFonts w:hint="default" w:ascii="Times New Roman" w:hAnsi="Times New Roman" w:eastAsia="SimSun" w:cs="Times New Roman"/>
+          <w:b w:val="0"/>
+          <w:bCs w:val="0"/>
+          <w:i w:val="0"/>
+          <w:iCs w:val="0"/>
+          <w:sz w:val="24"/>
+          <w:szCs w:val="24"/>
+          <w:lang w:val="en-US"/>
+        </w:rPr>
+        <w:t>USER to VEHICLE Relatioship (manages):</w:t>
+      </w:r>
+    </w:p>
+    <w:p>
+      <w:pPr>
+        <w:numPr>
+          <w:ilvl w:val="0"/>
+          <w:numId w:val="20"/>
+        </w:numPr>
+        <w:tabs>
+          <w:tab w:val="clear" w:pos="420"/>
+        </w:tabs>
+        <w:ind w:left="1600" w:leftChars="0" w:hanging="420" w:firstLineChars="0"/>
+        <w:jc w:val="both"/>
+        <w:rPr>
+          <w:rFonts w:hint="default" w:ascii="Times New Roman" w:hAnsi="Times New Roman" w:eastAsia="SimSun" w:cs="Times New Roman"/>
+          <w:b w:val="0"/>
+          <w:bCs w:val="0"/>
+          <w:i w:val="0"/>
+          <w:iCs w:val="0"/>
+          <w:sz w:val="24"/>
+          <w:szCs w:val="24"/>
+          <w:lang w:val="en-US"/>
+        </w:rPr>
+      </w:pPr>
+      <w:r>
+        <w:rPr>
+          <w:rFonts w:hint="default" w:ascii="Times New Roman" w:hAnsi="Times New Roman" w:eastAsia="SimSun" w:cs="Times New Roman"/>
+          <w:b w:val="0"/>
+          <w:bCs w:val="0"/>
+          <w:i w:val="0"/>
+          <w:iCs w:val="0"/>
+          <w:sz w:val="24"/>
+          <w:szCs w:val="24"/>
+          <w:lang w:val="en-US"/>
+        </w:rPr>
+        <w:t>Relationship Type: One-to-Many (1:N)</w:t>
+      </w:r>
+    </w:p>
+    <w:p>
+      <w:pPr>
+        <w:numPr>
+          <w:ilvl w:val="0"/>
+          <w:numId w:val="20"/>
+        </w:numPr>
+        <w:tabs>
+          <w:tab w:val="clear" w:pos="420"/>
+        </w:tabs>
+        <w:ind w:left="1600" w:leftChars="0" w:hanging="420" w:firstLineChars="0"/>
+        <w:jc w:val="both"/>
+        <w:rPr>
+          <w:rFonts w:hint="default" w:ascii="Times New Roman" w:hAnsi="Times New Roman" w:eastAsia="SimSun" w:cs="Times New Roman"/>
+          <w:sz w:val="24"/>
+          <w:szCs w:val="24"/>
+        </w:rPr>
+      </w:pPr>
+      <w:r>
+        <w:rPr>
+          <w:rFonts w:hint="default" w:ascii="Times New Roman" w:hAnsi="Times New Roman" w:eastAsia="SimSun" w:cs="Times New Roman"/>
+          <w:b w:val="0"/>
+          <w:bCs w:val="0"/>
+          <w:i w:val="0"/>
+          <w:iCs w:val="0"/>
+          <w:sz w:val="24"/>
+          <w:szCs w:val="24"/>
+          <w:lang w:val="en-US"/>
+        </w:rPr>
+        <w:t xml:space="preserve">Business Logic: </w:t>
+      </w:r>
+      <w:r>
+        <w:rPr>
+          <w:rFonts w:hint="default" w:ascii="Times New Roman" w:hAnsi="Times New Roman" w:eastAsia="SimSun" w:cs="Times New Roman"/>
+          <w:sz w:val="24"/>
+          <w:szCs w:val="24"/>
+        </w:rPr>
+        <w:t>A fleet manager monitors multiple transport assets</w:t>
+      </w:r>
+      <w:r>
+        <w:rPr>
+          <w:rFonts w:hint="default" w:ascii="Times New Roman" w:hAnsi="Times New Roman" w:eastAsia="SimSun" w:cs="Times New Roman"/>
+          <w:sz w:val="24"/>
+          <w:szCs w:val="24"/>
+          <w:lang w:val="en-US"/>
+        </w:rPr>
+        <w:t xml:space="preserve"> during</w:t>
+      </w:r>
+      <w:r>
+        <w:rPr>
+          <w:rFonts w:hint="default" w:ascii="Times New Roman" w:hAnsi="Times New Roman" w:eastAsia="SimSun" w:cs="Times New Roman"/>
+          <w:sz w:val="24"/>
+          <w:szCs w:val="24"/>
+        </w:rPr>
+        <w:t xml:space="preserve"> each truck must be assigned to exactly one specific manager to ensure clear accountability.</w:t>
+      </w:r>
+    </w:p>
+    <w:p>
+      <w:pPr>
+        <w:numPr>
+          <w:ilvl w:val="0"/>
+          <w:numId w:val="20"/>
+        </w:numPr>
+        <w:tabs>
+          <w:tab w:val="clear" w:pos="420"/>
+        </w:tabs>
+        <w:ind w:left="1600" w:leftChars="0" w:hanging="420" w:firstLineChars="0"/>
+        <w:jc w:val="both"/>
+        <w:rPr>
+          <w:rFonts w:hint="default" w:ascii="Times New Roman" w:hAnsi="Times New Roman" w:eastAsia="SimSun" w:cs="Times New Roman"/>
+          <w:b w:val="0"/>
+          <w:bCs w:val="0"/>
+          <w:sz w:val="24"/>
+          <w:szCs w:val="24"/>
+          <w:lang w:val="en-US"/>
+        </w:rPr>
+      </w:pPr>
+      <w:r>
+        <w:rPr>
+          <w:rFonts w:hint="default" w:ascii="Times New Roman" w:hAnsi="Times New Roman" w:eastAsia="SimSun" w:cs="Times New Roman"/>
+          <w:sz w:val="24"/>
+          <w:szCs w:val="24"/>
+          <w:lang w:val="en-US"/>
+        </w:rPr>
+        <w:t xml:space="preserve">Data Constraints: </w:t>
+      </w:r>
+      <w:r>
+        <w:rPr>
+          <w:rFonts w:hint="default" w:ascii="Times New Roman" w:hAnsi="Times New Roman" w:eastAsia="SimSun" w:cs="Times New Roman"/>
+          <w:b w:val="0"/>
+          <w:bCs w:val="0"/>
+          <w:sz w:val="24"/>
+          <w:szCs w:val="24"/>
+          <w:lang w:val="en-US"/>
+        </w:rPr>
+        <w:t xml:space="preserve">The "||" </w:t>
+      </w:r>
+      <w:r>
+        <w:rPr>
+          <w:rFonts w:hint="default" w:ascii="Times New Roman" w:hAnsi="Times New Roman" w:eastAsia="SimSun" w:cs="Times New Roman"/>
+          <w:b w:val="0"/>
+          <w:bCs w:val="0"/>
+          <w:sz w:val="24"/>
+          <w:szCs w:val="24"/>
+        </w:rPr>
+        <w:t xml:space="preserve">symbol on the </w:t>
+      </w:r>
+      <w:r>
+        <w:rPr>
+          <w:rStyle w:val="9"/>
+          <w:rFonts w:hint="default" w:ascii="Times New Roman" w:hAnsi="Times New Roman" w:eastAsia="SimSun" w:cs="Times New Roman"/>
+          <w:b/>
+          <w:bCs/>
+          <w:i/>
+          <w:iCs/>
+          <w:sz w:val="24"/>
+          <w:szCs w:val="24"/>
+        </w:rPr>
+        <w:t>USER</w:t>
+      </w:r>
+      <w:r>
+        <w:rPr>
+          <w:rFonts w:hint="default" w:ascii="Times New Roman" w:hAnsi="Times New Roman" w:eastAsia="SimSun" w:cs="Times New Roman"/>
+          <w:b w:val="0"/>
+          <w:bCs w:val="0"/>
+          <w:sz w:val="24"/>
+          <w:szCs w:val="24"/>
+        </w:rPr>
+        <w:t xml:space="preserve"> side represents a Mandatory One constraint, meaning a vehicle cannot exist without an assigned manager.</w:t>
+      </w:r>
+      <w:r>
+        <w:rPr>
+          <w:rFonts w:hint="default" w:ascii="Times New Roman" w:hAnsi="Times New Roman" w:eastAsia="SimSun" w:cs="Times New Roman"/>
+          <w:b w:val="0"/>
+          <w:bCs w:val="0"/>
+          <w:sz w:val="24"/>
+          <w:szCs w:val="24"/>
+          <w:lang w:val="en-US"/>
+        </w:rPr>
+        <w:t xml:space="preserve"> Besides that,</w:t>
+      </w:r>
+      <w:r>
+        <w:rPr>
+          <w:rFonts w:hint="default" w:ascii="Times New Roman" w:hAnsi="Times New Roman" w:eastAsia="SimSun" w:cs="Times New Roman"/>
+          <w:b w:val="0"/>
+          <w:bCs w:val="0"/>
+          <w:sz w:val="24"/>
+          <w:szCs w:val="24"/>
+        </w:rPr>
+        <w:t xml:space="preserve"> </w:t>
+      </w:r>
+      <w:r>
+        <w:rPr>
+          <w:rFonts w:hint="default" w:ascii="Times New Roman" w:hAnsi="Times New Roman" w:eastAsia="SimSun" w:cs="Times New Roman"/>
+          <w:b w:val="0"/>
+          <w:bCs w:val="0"/>
+          <w:sz w:val="24"/>
+          <w:szCs w:val="24"/>
+          <w:lang w:val="en-US"/>
+        </w:rPr>
+        <w:t>t</w:t>
+      </w:r>
+      <w:r>
+        <w:rPr>
+          <w:rFonts w:hint="default" w:ascii="Times New Roman" w:hAnsi="Times New Roman" w:eastAsia="SimSun" w:cs="Times New Roman"/>
+          <w:b w:val="0"/>
+          <w:bCs w:val="0"/>
+          <w:sz w:val="24"/>
+          <w:szCs w:val="24"/>
+        </w:rPr>
+        <w:t xml:space="preserve">he </w:t>
+      </w:r>
+      <w:r>
+        <w:rPr>
+          <w:rFonts w:hint="default" w:ascii="Times New Roman" w:hAnsi="Times New Roman" w:eastAsia="SimSun" w:cs="Times New Roman"/>
+          <w:b w:val="0"/>
+          <w:bCs w:val="0"/>
+          <w:sz w:val="24"/>
+          <w:szCs w:val="24"/>
+          <w:lang w:val="en-US"/>
+        </w:rPr>
+        <w:t>"o{"</w:t>
+      </w:r>
+      <w:r>
+        <w:rPr>
+          <w:rFonts w:hint="default" w:ascii="Times New Roman" w:hAnsi="Times New Roman" w:eastAsia="SimSun" w:cs="Times New Roman"/>
+          <w:b w:val="0"/>
+          <w:bCs w:val="0"/>
+          <w:sz w:val="24"/>
+          <w:szCs w:val="24"/>
+        </w:rPr>
+        <w:t xml:space="preserve"> symbol on the </w:t>
+      </w:r>
+      <w:r>
+        <w:rPr>
+          <w:rStyle w:val="9"/>
+          <w:rFonts w:hint="default" w:ascii="Times New Roman" w:hAnsi="Times New Roman" w:eastAsia="SimSun" w:cs="Times New Roman"/>
+          <w:b/>
+          <w:bCs/>
+          <w:i/>
+          <w:iCs/>
+          <w:sz w:val="24"/>
+          <w:szCs w:val="24"/>
+        </w:rPr>
+        <w:t>VEHICLE</w:t>
+      </w:r>
+      <w:r>
+        <w:rPr>
+          <w:rFonts w:hint="default" w:ascii="Times New Roman" w:hAnsi="Times New Roman" w:eastAsia="SimSun" w:cs="Times New Roman"/>
+          <w:b w:val="0"/>
+          <w:bCs w:val="0"/>
+          <w:sz w:val="24"/>
+          <w:szCs w:val="24"/>
+        </w:rPr>
+        <w:t xml:space="preserve"> side represents an Optional Many constraint, allowing a new manager to have zero vehicles initially but gradually take control of a large fleet over time.</w:t>
+      </w:r>
+    </w:p>
+    <w:p>
+      <w:pPr>
+        <w:numPr>
+          <w:ilvl w:val="0"/>
+          <w:numId w:val="19"/>
+        </w:numPr>
+        <w:tabs>
+          <w:tab w:val="clear" w:pos="420"/>
+        </w:tabs>
+        <w:ind w:left="1200" w:leftChars="0" w:hanging="420" w:firstLineChars="0"/>
+        <w:jc w:val="both"/>
+        <w:rPr>
+          <w:rFonts w:hint="default" w:ascii="Times New Roman" w:hAnsi="Times New Roman" w:eastAsia="SimSun" w:cs="Times New Roman"/>
+          <w:b w:val="0"/>
+          <w:bCs w:val="0"/>
+          <w:i w:val="0"/>
+          <w:iCs w:val="0"/>
+          <w:sz w:val="24"/>
+          <w:szCs w:val="24"/>
+          <w:lang w:val="en-US"/>
+        </w:rPr>
+      </w:pPr>
+      <w:r>
+        <w:rPr>
+          <w:rFonts w:hint="default" w:ascii="Times New Roman" w:hAnsi="Times New Roman" w:eastAsia="SimSun" w:cs="Times New Roman"/>
+          <w:b w:val="0"/>
+          <w:bCs w:val="0"/>
+          <w:i w:val="0"/>
+          <w:iCs w:val="0"/>
+          <w:sz w:val="24"/>
+          <w:szCs w:val="24"/>
+          <w:lang w:val="en-US"/>
+        </w:rPr>
+        <w:t>USER to ORDER Relatioship (processes):</w:t>
+      </w:r>
+    </w:p>
+    <w:p>
+      <w:pPr>
+        <w:numPr>
+          <w:ilvl w:val="0"/>
+          <w:numId w:val="20"/>
+        </w:numPr>
+        <w:tabs>
+          <w:tab w:val="clear" w:pos="420"/>
+        </w:tabs>
+        <w:ind w:left="1600" w:leftChars="0" w:hanging="420" w:firstLineChars="0"/>
+        <w:jc w:val="both"/>
+        <w:rPr>
+          <w:rFonts w:hint="default" w:ascii="Times New Roman" w:hAnsi="Times New Roman" w:eastAsia="SimSun" w:cs="Times New Roman"/>
+          <w:b w:val="0"/>
+          <w:bCs w:val="0"/>
+          <w:i w:val="0"/>
+          <w:iCs w:val="0"/>
+          <w:sz w:val="24"/>
+          <w:szCs w:val="24"/>
+          <w:lang w:val="en-US"/>
+        </w:rPr>
+  